--- a/COMBINED_REPORT.docx
+++ b/COMBINED_REPORT.docx
@@ -1797,7 +1797,7 @@
         <w:t xml:space="preserve">, clean 229)은 원격 학습 서버에만 존재</w:t>
       </w:r>
       <w:r>
-        <w:t xml:space="preserve">하여 번들에서 제외했다(용량/접근). 이 수치들은 8·장애물 보고서에 기록돼 있으며, 위 학습 커맨드(0.3)로 재현 가능하다.</w:t>
+        <w:t xml:space="preserve">하여 번들에서 제외했다(용량/접근). 이 수치들은 Part II 6절·장애물 보고서에 기록돼 있으며, 위 학습 커맨드(0.3)로 재현 가능하다.</w:t>
       </w:r>
     </w:p>
     <w:p>
@@ -4845,7 +4845,7 @@
         <w:t xml:space="preserve">0.2로 하향한 것이 최종값</w:t>
       </w:r>
       <w:r>
-        <w:t xml:space="preserve">이다(상세는 장애물 보고서 5 진단 참조). 즉 “코너 패널티”는 이탈의 진짜 레버가 아니었다. - </w:t>
+        <w:t xml:space="preserve">이다(상세는 Part II 3절(진단) 참조). 즉 “코너 패널티”는 이탈의 진짜 레버가 아니었다. - </w:t>
       </w:r>
       <w:r>
         <w:rPr>
@@ -8294,7 +8294,7 @@
               <w:t xml:space="preserve">action[1]=gas</w:t>
             </w:r>
             <w:r>
-              <w:t xml:space="preserve"> (6.3 참조)</w:t>
+              <w:t xml:space="preserve"> (Part 0 3절 Reward 참조)</w:t>
             </w:r>
           </w:p>
         </w:tc>
@@ -8401,7 +8401,7 @@
         <w:t xml:space="preserve">ActionWrapper</w:t>
       </w:r>
       <w:r>
-        <w:t xml:space="preserve"> 통과 후 3D)이고, 보상 셰이핑 래퍼는 그 3D를 받는다(6.3에서 역참조).</w:t>
+        <w:t xml:space="preserve"> 통과 후 3D)이고, 보상 셰이핑 래퍼는 그 3D를 받는다(Part 0 3절 Reward에서 다룸).</w:t>
       </w:r>
     </w:p>
     <w:bookmarkEnd w:id="38"/>
@@ -14916,7 +14916,7 @@
           <w:b/>
           <w:bCs/>
         </w:rPr>
-        <w:t xml:space="preserve">실제 학습·진단을 Part II 5절에서 수행</w:t>
+        <w:t xml:space="preserve">실제 학습·진단을 Part II 3절에서 수행</w:t>
       </w:r>
       <w:r>
         <w:t xml:space="preserve">했고, 결론은 “코너 패널티는 </w:t>
@@ -14928,7 +14928,7 @@
         <w:t xml:space="preserve">비(非)레버”</w:t>
       </w:r>
       <w:r>
-        <w:t xml:space="preserve">(0.5는 reward만 깎고 이탈은 충돌이 원인)였다. 상세는 Part II 5절 참조.</w:t>
+        <w:t xml:space="preserve">(0.5는 reward만 깎고 이탈은 충돌이 원인)였다. 상세는 Part II 3절 참조.</w:t>
       </w:r>
     </w:p>
     <w:bookmarkEnd w:id="68"/>
@@ -14938,7 +14938,7 @@
         <w:pStyle w:val="Heading2"/>
       </w:pPr>
       <w:r>
-        <w:t xml:space="preserve">9. 부록</w:t>
+        <w:t xml:space="preserve">7. 부록</w:t>
       </w:r>
     </w:p>
     <w:bookmarkStart w:id="69" w:name="최종-안정화-하이퍼파라미터"/>
@@ -14947,7 +14947,7 @@
         <w:pStyle w:val="Heading3"/>
       </w:pPr>
       <w:r>
-        <w:t xml:space="preserve">9.1 최종 안정화 하이퍼파라미터</w:t>
+        <w:t xml:space="preserve">7.1 최종 안정화 하이퍼파라미터</w:t>
       </w:r>
     </w:p>
     <w:p>
@@ -16227,7 +16227,7 @@
         <w:pStyle w:val="Heading3"/>
       </w:pPr>
       <w:r>
-        <w:t xml:space="preserve">9.2 환경 버전 매트릭스 (재명시)</w:t>
+        <w:t xml:space="preserve">7.2 환경 버전 매트릭스 (재명시)</w:t>
       </w:r>
     </w:p>
     <w:tbl>
@@ -16684,7 +16684,7 @@
         <w:pStyle w:val="Heading2"/>
       </w:pPr>
       <w:r>
-        <w:t xml:space="preserve">2. 환경 설계 — </w:t>
+        <w:t xml:space="preserve">1. 환경 설계 — </w:t>
       </w:r>
       <w:r>
         <w:rPr>
@@ -16708,7 +16708,7 @@
         <w:t xml:space="preserve">Part I 5절에 코드와 함께 통합</w:t>
       </w:r>
       <w:r>
-        <w:t xml:space="preserve">했다. 본 Part II는 그 환경 위에서 수행한 실험·진단을 다룬다. 장애물 크기 변형(소형 vs 대형) 실험은 아래 4절 참조.</w:t>
+        <w:t xml:space="preserve">했다. 본 Part II는 그 환경 위에서 수행한 실험·진단을 다룬다. 장애물 크기 변형(소형 vs 대형) 실험은 아래 2절 참조.</w:t>
       </w:r>
     </w:p>
     <w:bookmarkEnd w:id="73"/>
@@ -16718,7 +16718,7 @@
         <w:pStyle w:val="Heading2"/>
       </w:pPr>
       <w:r>
-        <w:t xml:space="preserve">4. 장애물 크기 실험 (소형 vs 대형)</w:t>
+        <w:t xml:space="preserve">2. 장애물 크기 실험 (소형 vs 대형)</w:t>
       </w:r>
     </w:p>
     <w:tbl>
@@ -16994,7 +16994,7 @@
         <w:pStyle w:val="Heading2"/>
       </w:pPr>
       <w:r>
-        <w:t>5. 진단 — “급커브 이탈”은 오진이었다 (계측 평가)</w:t>
+        <w:t>3. 진단 — “급커브 이탈”은 오진이었다 (계측 평가)</w:t>
       </w:r>
     </w:p>
     <w:p>
@@ -17031,7 +17031,7 @@
         <w:pStyle w:val="Heading3"/>
       </w:pPr>
       <w:r>
-        <w:t xml:space="preserve">5.1 코너 감속 패널티 구현</w:t>
+        <w:t xml:space="preserve">3.1 코너 감속 패널티 구현</w:t>
       </w:r>
     </w:p>
     <w:p>
@@ -17103,7 +17103,7 @@
         <w:pStyle w:val="Heading3"/>
       </w:pPr>
       <w:r>
-        <w:t xml:space="preserve">5.2 계측 결과 — 메커니즘은 작동, 그러나 결과는 무관</w:t>
+        <w:t xml:space="preserve">3.2 계측 결과 — 메커니즘은 작동, 그러나 결과는 무관</w:t>
       </w:r>
     </w:p>
     <w:p>
@@ -17396,7 +17396,7 @@
         <w:pStyle w:val="Heading3"/>
       </w:pPr>
       <w:r>
-        <w:t>5.3 실패 원인은 충돌, 그것도 대부분 “샘플링 노이즈”</w:t>
+        <w:t>3.3 실패 원인은 충돌, 그것도 대부분 “샘플링 노이즈”</w:t>
       </w:r>
     </w:p>
     <w:p>
@@ -17741,7 +17741,7 @@
         <w:pStyle w:val="Heading3"/>
       </w:pPr>
       <w:r>
-        <w:t xml:space="preserve">5.4 결론: 코너 패널티는 </w:t>
+        <w:t xml:space="preserve">3.4 결론: 코너 패널티는 </w:t>
       </w:r>
       <w:r>
         <w:rPr>
@@ -18105,7 +18105,7 @@
         <w:pStyle w:val="Heading2"/>
       </w:pPr>
       <w:r>
-        <w:t xml:space="preserve">6. 실험 결과 종합</w:t>
+        <w:t xml:space="preserve">4. 실험 결과 종합</w:t>
       </w:r>
     </w:p>
     <w:bookmarkStart w:id="83" w:name="학습-곡선-이-태스크는-전반부에-정점-찍고-정체"/>
@@ -18114,7 +18114,7 @@
         <w:pStyle w:val="Heading3"/>
       </w:pPr>
       <w:r>
-        <w:t xml:space="preserve">6.1 학습 곡선 — 이 태스크는 전반부에 정점 찍고 정체</w:t>
+        <w:t xml:space="preserve">4.1 학습 곡선 — 이 태스크는 전반부에 정점 찍고 정체</w:t>
       </w:r>
     </w:p>
     <w:tbl>
@@ -18420,7 +18420,7 @@
         <w:pStyle w:val="Heading3"/>
       </w:pPr>
       <w:r>
-        <w:t xml:space="preserve">6.2 Clean 평가 (shaping 제외, 50ep 샘플링, seed 42)</w:t>
+        <w:t xml:space="preserve">4.2 Clean 평가 (shaping 제외, 50ep 샘플링, seed 42)</w:t>
       </w:r>
     </w:p>
     <w:p>
@@ -18536,7 +18536,7 @@
         <w:pStyle w:val="Heading3"/>
       </w:pPr>
       <w:r>
-        <w:t xml:space="preserve">6.3 정성 (before/after, 동일 시드)</w:t>
+        <w:t xml:space="preserve">4.3 정성 (before/after, 동일 시드)</w:t>
       </w:r>
     </w:p>
     <w:tbl>
@@ -18792,7 +18792,7 @@
         <w:pStyle w:val="Heading2"/>
       </w:pPr>
       <w:r>
-        <w:t xml:space="preserve">7. 마지막 실험 — 행동 노이즈 축소(</w:t>
+        <w:t xml:space="preserve">5. 마지막 실험 — 행동 노이즈 축소(</w:t>
       </w:r>
       <w:r>
         <w:rPr>
@@ -18815,7 +18815,7 @@
         <w:pStyle w:val="FirstParagraph"/>
       </w:pPr>
       <w:r>
-        <w:t xml:space="preserve">진단(5절)에 따르면 이 모델의 천장은 “학습 부족”이 아니라 </w:t>
+        <w:t xml:space="preserve">진단(3절)에 따르면 이 모델의 천장은 “학습 부족”이 아니라 </w:t>
       </w:r>
       <w:r>
         <w:rPr>
@@ -18910,7 +18910,7 @@
         <w:pStyle w:val="Heading3"/>
       </w:pPr>
       <w:r>
-        <w:t xml:space="preserve">7.1 결과 — 레버는 움직였으나 성능은 안 따라옴</w:t>
+        <w:t xml:space="preserve">5.1 결과 — 레버는 움직였으나 성능은 안 따라옴</w:t>
       </w:r>
     </w:p>
     <w:p>
@@ -19279,7 +19279,7 @@
         <w:pStyle w:val="Heading3"/>
       </w:pPr>
       <w:r>
-        <w:t>7.2 해석 — 진단의 수정: 남은 충돌은 “구조적”이지 단순 노이즈가 아니다</w:t>
+        <w:t>5.2 해석 — 진단의 수정: 남은 충돌은 “구조적”이지 단순 노이즈가 아니다</w:t>
       </w:r>
     </w:p>
     <w:p>
@@ -19287,7 +19287,7 @@
         <w:pStyle w:val="FirstParagraph"/>
       </w:pPr>
       <w:r>
-        <w:t xml:space="preserve">5.3절에서 “충돌은 대부분 샘플링 노이즈”로 보였으나(seed53 결정론 486 vs 샘플링 -36), </w:t>
+        <w:t xml:space="preserve">3.3절에서 “충돌은 대부분 샘플링 노이즈”로 보였으나(seed53 결정론 486 vs 샘플링 -36), </w:t>
       </w:r>
       <w:r>
         <w:rPr>
@@ -19342,7 +19342,7 @@
         <w:pStyle w:val="Heading3"/>
       </w:pPr>
       <w:r>
-        <w:t xml:space="preserve">7.3 판정 — task 천장(~415) 확정</w:t>
+        <w:t xml:space="preserve">5.3 판정 — task 천장(~415) 확정</w:t>
       </w:r>
     </w:p>
     <w:p>
@@ -19389,7 +19389,7 @@
         <w:t xml:space="preserve">2-action 장애물 task의 clean 천장은 ~415 (Mean)으로 확정.</w:t>
       </w:r>
       <w:r>
-        <w:t xml:space="preserve"> 코너 패널티(5절)·스텝 증가(6.1절)·노이즈 축소(7절) — 시도한 세 레버 모두 이 천장을 넘지 못했다.</w:t>
+        <w:t xml:space="preserve"> 코너 패널티(3절)·스텝 증가(4.1절)·노이즈 축소(5절) — 시도한 세 레버 모두 이 천장을 넘지 못했다.</w:t>
       </w:r>
     </w:p>
     <w:p>
@@ -19441,7 +19441,7 @@
         <w:pStyle w:val="Heading2"/>
       </w:pPr>
       <w:r>
-        <w:t xml:space="preserve">8. 3-action 대조 실험 — 2 vs 3 action (native gas/brake)</w:t>
+        <w:t xml:space="preserve">6. 3-action 대조 실험 — 2 vs 3 action (native gas/brake)</w:t>
       </w:r>
     </w:p>
     <w:bookmarkStart w:id="97" w:name="동기와-절차"/>
@@ -19450,7 +19450,7 @@
         <w:pStyle w:val="Heading3"/>
       </w:pPr>
       <w:r>
-        <w:t xml:space="preserve">8.1 동기와 절차</w:t>
+        <w:t xml:space="preserve">6.1 동기와 절차</w:t>
       </w:r>
     </w:p>
     <w:p>
@@ -19543,7 +19543,7 @@
         <w:pStyle w:val="Heading3"/>
       </w:pPr>
       <w:r>
-        <w:t xml:space="preserve">8.2 B (ent 0.01) — 발산</w:t>
+        <w:t xml:space="preserve">6.2 B (ent 0.01) — 발산</w:t>
       </w:r>
     </w:p>
     <w:p>
@@ -19741,7 +19741,7 @@
         <w:pStyle w:val="Heading3"/>
       </w:pPr>
       <w:r>
-        <w:t xml:space="preserve">8.3 B2 (ent 0.003) — 발산 차단, 그러나 낮은 천장</w:t>
+        <w:t xml:space="preserve">6.3 B2 (ent 0.003) — 발산 차단, 그러나 낮은 천장</w:t>
       </w:r>
     </w:p>
     <w:p>
@@ -20225,7 +20225,7 @@
         <w:pStyle w:val="Heading3"/>
       </w:pPr>
       <w:r>
-        <w:t xml:space="preserve">8.4 왜 — 코드 근거 (멀티에이전트 반증 검증 완료)</w:t>
+        <w:t xml:space="preserve">6.4 왜 — 코드 근거 (멀티에이전트 반증 검증 완료)</w:t>
       </w:r>
     </w:p>
     <w:p>
@@ -20448,7 +20448,7 @@
         <w:pStyle w:val="Heading3"/>
       </w:pPr>
       <w:r>
-        <w:t xml:space="preserve">8.5 결론과 한계</w:t>
+        <w:t xml:space="preserve">6.5 결론과 한계</w:t>
       </w:r>
     </w:p>
     <w:p>
@@ -20554,7 +20554,7 @@
         <w:pStyle w:val="Heading2"/>
       </w:pPr>
       <w:r>
-        <w:t xml:space="preserve">핵심 교훈 (종합)</w:t>
+        <w:t xml:space="preserve">7. 핵심 교훈 (종합)</w:t>
       </w:r>
     </w:p>
     <w:p>
@@ -20919,7 +20919,7 @@
         <w:pStyle w:val="Heading2"/>
       </w:pPr>
       <w:r>
-        <w:t xml:space="preserve">구현 산출물 (커밋 안 함)</w:t>
+        <w:t xml:space="preserve">8. 구현 산출물 (커밋 안 함)</w:t>
       </w:r>
     </w:p>
     <w:tbl>
@@ -21570,7 +21570,7 @@
         <w:pStyle w:val="Heading2"/>
       </w:pPr>
       <w:r>
-        <w:t xml:space="preserve">부록 — 재현 커맨드</w:t>
+        <w:t xml:space="preserve">9. 부록 — 재현 커맨드</w:t>
       </w:r>
     </w:p>
     <w:p>
@@ -21909,13 +21909,13 @@
         <w:t xml:space="preserve">A. 환경 구축 시 해결한 버그 (엔지니어링 핵심)</w:t>
       </w:r>
     </w:p>
-    <w:bookmarkStart w:id="116" w:name="X9c5dab319051e9a11d2fc18df8cf1916710ad25"/>
+    <w:bookmarkStart w:id="116" w:name="Xafda48c01934dd996073b245d08c107081f9e93"/>
     <w:p>
       <w:pPr>
         <w:pStyle w:val="Heading3"/>
       </w:pPr>
       <w:r>
-        <w:t xml:space="preserve">3.1 SEGFAULT — 본체 파괴 중 contact 콜백 재진입 (Linux box2d-py)</w:t>
+        <w:t xml:space="preserve">A.1 SEGFAULT — 본체 파괴 중 contact 콜백 재진입 (Linux box2d-py)</w:t>
       </w:r>
     </w:p>
     <w:p>
@@ -22257,13 +22257,13 @@
       </w:r>
     </w:p>
     <w:bookmarkEnd w:id="116"/>
-    <w:bookmarkStart w:id="117" w:name="차-위에-장애물-스폰-loop-spawn"/>
+    <w:bookmarkStart w:id="117" w:name="a.2-차-위에-장애물-스폰-loop-spawn"/>
     <w:p>
       <w:pPr>
         <w:pStyle w:val="Heading3"/>
       </w:pPr>
       <w:r>
-        <w:t xml:space="preserve">3.2 차 위에 장애물 스폰 (loop-spawn)</w:t>
+        <w:t xml:space="preserve">A.2 차 위에 장애물 스폰 (loop-spawn)</w:t>
       </w:r>
     </w:p>
     <w:p>
@@ -22465,13 +22465,13 @@
       </w:r>
     </w:p>
     <w:bookmarkEnd w:id="117"/>
-    <w:bookmarkStart w:id="118" w:name="로깅-무력화-벡터-env-info-포맷-셰이핑-지표-전부-미기록"/>
+    <w:bookmarkStart w:id="118" w:name="a.3-로깅-무력화-벡터-env-info-포맷-셰이핑-지표-전부-미기록"/>
     <w:p>
       <w:pPr>
         <w:pStyle w:val="Heading3"/>
       </w:pPr>
       <w:r>
-        <w:t xml:space="preserve">3.3 로깅 무력화 — 벡터 env info 포맷 (셰이핑 지표 전부 미기록)</w:t>
+        <w:t xml:space="preserve">A.3 로깅 무력화 — 벡터 env info 포맷 (셰이핑 지표 전부 미기록)</w:t>
       </w:r>
     </w:p>
     <w:p>
@@ -22673,7 +22673,7 @@
         <w:pStyle w:val="BlockText"/>
       </w:pPr>
       <w:r>
-        <w:t xml:space="preserve">이 세 버그(특히 3.3)는 “진단”의 전제였다. 3.3을 고치기 전 run들의 로그로는 코너 감속·이탈·충돌 추세를 알 수 없었고, 실제 진단은 </w:t>
+        <w:t xml:space="preserve">이 세 버그(특히 A.3)는 “진단”의 전제였다. A.3을 고치기 전 run들의 로그로는 코너 감속·이탈·충돌 추세를 알 수 없었고, 실제 진단은 </w:t>
       </w:r>
       <w:r>
         <w:rPr>
@@ -22683,7 +22683,7 @@
         <w:t xml:space="preserve">모델을 직접 계측</w:t>
       </w:r>
       <w:r>
-        <w:t xml:space="preserve">해서 했다(5절).</w:t>
+        <w:t xml:space="preserve">해서 했다(Part II 3절).</w:t>
       </w:r>
     </w:p>
     <w:p>

--- a/COMBINED_REPORT.docx
+++ b/COMBINED_REPORT.docx
@@ -1508,28 +1508,10 @@
           <w:b/>
           <w:bCs/>
         </w:rPr>
-        <w:t xml:space="preserve">채점자 주의 — 체크포인트 입수:</w:t>
+        <w:t xml:space="preserve">체크포인트 입수:</w:t>
       </w:r>
       <w:r>
         <w:t xml:space="preserve"> </w:t>
-      </w:r>
-      <w:r>
-        <w:rPr>
-          <w:rStyle w:val="VerbatimChar"/>
-        </w:rPr>
-        <w:t xml:space="preserve">.gitignore</w:t>
-      </w:r>
-      <w:r>
-        <w:t xml:space="preserve">에 </w:t>
-      </w:r>
-      <w:r>
-        <w:rPr>
-          <w:rStyle w:val="VerbatimChar"/>
-        </w:rPr>
-        <w:t xml:space="preserve">/models</w:t>
-      </w:r>
-      <w:r>
-        <w:t xml:space="preserve">가 있어 학습된 체크포인트는 git에 포함되지 않는다. </w:t>
       </w:r>
       <w:r>
         <w:rPr>
@@ -1860,7 +1842,7 @@
         <w:t xml:space="preserve">[steering, throttle]</w:t>
       </w:r>
       <w:r>
-        <w:t xml:space="preserve">)과 native 3-action(</w:t>
+        <w:t xml:space="preserve">)과 3-action(</w:t>
       </w:r>
       <w:r>
         <w:rPr>
@@ -1879,7 +1861,7 @@
         <w:t xml:space="preserve">상태(State)와 보상(Reward)</w:t>
       </w:r>
       <w:r>
-        <w:t xml:space="preserve"> 정의를 아래에 상세히 기술한다.</w:t>
+        <w:t xml:space="preserve"> 정의를 아래에 기술한다.</w:t>
       </w:r>
     </w:p>
     <w:bookmarkEnd w:id="15"/>
@@ -2552,7 +2534,7 @@
           <w:b/>
           <w:bCs/>
         </w:rPr>
-        <w:t xml:space="preserve">속도·진행 방향 같은 동역학을 추론할 수 없기</w:t>
+        <w:t xml:space="preserve">속도, 진행 방향 같은 동역학을 추론할 수 없기</w:t>
       </w:r>
       <w:r>
         <w:t xml:space="preserve"> 때문에, 연속 4프레임을 함께 제공해 CNN이 프레임 간 차이로 운동 정보를 복원하도록 한다(클래스 docstring </w:t>
@@ -3212,7 +3194,7 @@
         <w:pStyle w:val="FirstParagraph"/>
       </w:pPr>
       <w:r>
-        <w:t xml:space="preserve">본 절은 학습/평가에 사용된 보상 신호를 세 층(layer)으로 나누어 정의한다. (1) 네이티브 CarRacing 보상, (2) 장애물 충돌 패널티, (3) 학습 전용 reward shaping. 모든 수식과 가중치는 실제 코드에서 그대로 인용했다.</w:t>
+        <w:t xml:space="preserve">본 절은 학습/평가에 사용된 보상 신호를 세 층(layer)으로 나누어 정의한다. (1) 베이스라인 CarRacing 보상, (2) 장애물 충돌 패널티, (3) 학습 전용 reward shaping. 모든 수식과 가중치는 실제 코드에서 그대로 인용했다.</w:t>
       </w:r>
     </w:p>
     <w:bookmarkStart w:id="21" w:name="보상-신호의-3개-층-구조"/>
@@ -3241,7 +3223,7 @@
         <w:rPr>
           <w:rStyle w:val="VerbatimChar"/>
         </w:rPr>
-        <w:t xml:space="preserve">  = [네이티브 CarRacing 보상]                  ← 항상 적용 (학습/평가 공통)</w:t>
+        <w:t xml:space="preserve">  = [베이스라인 CarRacing 보상]                  ← 항상 적용 (학습/평가 공통)</w:t>
       </w:r>
       <w:r>
         <w:br/>
@@ -3319,7 +3301,7 @@
           <w:b/>
           <w:bCs/>
         </w:rPr>
-        <w:t xml:space="preserve">네이티브 보상 + 장애물 패널티만</w:t>
+        <w:t xml:space="preserve">베이스라인 보상 + 장애물 패널티만</w:t>
       </w:r>
       <w:r>
         <w:t xml:space="preserve"> 합산한 값. 보고서의 결과 수치(베이스 트랙 667점, 장애물 환경 415점 등)는 모두 이 </w:t>
@@ -3332,7 +3314,7 @@
         <w:t xml:space="preserve">clean reward</w:t>
       </w:r>
       <w:r>
-        <w:t xml:space="preserve"> 기준이다. shaping 항(특히 velocity 보상)은 점수를 인위적으로 부풀리므로, 모델 간/환경 간 비교는 반드시 네이티브 척도로만 수행했다.</w:t>
+        <w:t xml:space="preserve"> 기준이다. shaping 항(특히 velocity 보상)은 점수를 인위적으로 부풀리므로, 모델 간/환경 간 비교는 반드시 베이스라인 척도로만 수행했다.</w:t>
       </w:r>
     </w:p>
     <w:p>
@@ -3343,13 +3325,13 @@
       </w:r>
     </w:p>
     <w:bookmarkEnd w:id="21"/>
-    <w:bookmarkStart w:id="22" w:name="네이티브-carracing-보상-gymnasium-car_racing"/>
+    <w:bookmarkStart w:id="22" w:name="베이스라인-carracing-보상-gymnasium-car_racing"/>
     <w:p>
       <w:pPr>
         <w:pStyle w:val="Heading3"/>
       </w:pPr>
       <w:r>
-        <w:t xml:space="preserve">(1) 네이티브 CarRacing 보상 (gymnasium </w:t>
+        <w:t xml:space="preserve">(1) 베이스라인 CarRacing 보상 (gymnasium </w:t>
       </w:r>
       <w:r>
         <w:rPr>
@@ -3747,7 +3729,7 @@
         <w:pStyle w:val="FirstParagraph"/>
       </w:pPr>
       <w:r>
-        <w:t xml:space="preserve">네이티브 환경을 상속한 장애물 변형 환경의 추가 패널티. 학습/평가 공통으로 적용되며, </w:t>
+        <w:t xml:space="preserve">베이스라인 환경을 상속한 장애물 변형 환경의 추가 패널티. 학습/평가 공통으로 적용되며, </w:t>
       </w:r>
       <w:r>
         <w:rPr>
@@ -4387,7 +4369,7 @@
               <w:pStyle w:val="Compact"/>
             </w:pPr>
             <w:r>
-              <w:t xml:space="preserve">(현재 0이라 무효과; 정지 버티기 꼼수 차단 목적으로 제거)</w:t>
+              <w:t xml:space="preserve">(현재 0이라 무효과; 정지 버티기 차단 목적으로 제거)</w:t>
             </w:r>
           </w:p>
         </w:tc>
@@ -4797,7 +4779,7 @@
         <w:t xml:space="preserve">velocity_weight</w:t>
       </w:r>
       <w:r>
-        <w:t xml:space="preserve">는 0.03이면 step당 ~0.9로 네이티브 보상을 압도해 0.003으로 낮춤 (실속도 ≈ 20~60) (</w:t>
+        <w:t xml:space="preserve">는 0.03이면 step당 ~0.9로 베이스라인 보상을 압도해 0.003으로 낮춤 (실속도 ≈ 20~60) (</w:t>
       </w:r>
       <w:r>
         <w:rPr>
@@ -4888,7 +4870,7 @@
         <w:pStyle w:val="FirstParagraph"/>
       </w:pPr>
       <w:r>
-        <w:t xml:space="preserve">학습 신호(shaped) = 네이티브 보상(</w:t>
+        <w:t xml:space="preserve">학습 신호(shaped) = 베이스라인 보상(</w:t>
       </w:r>
       <w:r>
         <w:rPr>
@@ -4970,58 +4952,7 @@
         <w:t xml:space="preserve">clean reward</w:t>
       </w:r>
       <w:r>
-        <w:t xml:space="preserve">(네이티브 + 장애물 패널티)로만 측정하여 모델·환경 간 비교의 공정성을 확보했다.</w:t>
-      </w:r>
-    </w:p>
-    <w:p>
-      <w:pPr>
-        <w:pStyle w:val="BodyText"/>
-      </w:pPr>
-      <w:r>
-        <w:rPr>
-          <w:b/>
-          <w:bCs/>
-        </w:rPr>
-        <w:t xml:space="preserve">관련 파일 (절대경로)</w:t>
-      </w:r>
-      <w:r>
-        <w:t xml:space="preserve"> - </w:t>
-      </w:r>
-      <w:r>
-        <w:rPr>
-          <w:rStyle w:val="VerbatimChar"/>
-        </w:rPr>
-        <w:t xml:space="preserve">/Users/younghoon-kang/AICarRacing/src/car_racing_obstacles.py</w:t>
-      </w:r>
-      <w:r>
-        <w:t xml:space="preserve"> — 장애물 환경 및 충돌 패널티 - </w:t>
-      </w:r>
-      <w:r>
-        <w:rPr>
-          <w:rStyle w:val="VerbatimChar"/>
-        </w:rPr>
-        <w:t xml:space="preserve">/Users/younghoon-kang/AICarRacing/scripts/train_ppo_2action_obstacles.py</w:t>
-      </w:r>
-      <w:r>
-        <w:t xml:space="preserve"> — RewardShapingWrapper(장애물, accel_turn=0.5) + config - </w:t>
-      </w:r>
-      <w:r>
-        <w:rPr>
-          <w:rStyle w:val="VerbatimChar"/>
-        </w:rPr>
-        <w:t xml:space="preserve">/Users/younghoon-kang/AICarRacing/scripts/train_ppo_2action2.py</w:t>
-      </w:r>
-      <w:r>
-        <w:t xml:space="preserve"> — RewardShapingWrapper(베이스, accel_turn=0.0) + config - </w:t>
-      </w:r>
-      <w:r>
-        <w:rPr>
-          <w:rStyle w:val="VerbatimChar"/>
-        </w:rPr>
-        <w:t xml:space="preserve">/Users/younghoon-kang/anaconda3/envs/racing/lib/python3.11/site-packages/gymnasium/envs/box2d/car_racing.py</w:t>
-      </w:r>
-      <w:r>
-        <w:t xml:space="preserve"> — 네이티브 CarRacing 보상</w:t>
+        <w:t xml:space="preserve">(베이스라인 + 장애물 패널티)로만 측정하여 모델, 환경 간 균일하게 비교하고자 했다.</w:t>
       </w:r>
     </w:p>
     <w:p>
@@ -6152,7 +6083,7 @@
         <w:pStyle w:val="BlockText"/>
       </w:pPr>
       <w:r>
-        <w:t xml:space="preserve">부호 주의: FP32 경로(</w:t>
+        <w:t xml:space="preserve">FP32 경로(</w:t>
       </w:r>
       <w:r>
         <w:rPr>
@@ -10575,7 +10506,7 @@
           <w:b/>
           <w:bCs/>
         </w:rPr>
-        <w:t xml:space="preserve">네이티브 보상만</w:t>
+        <w:t xml:space="preserve">베이스라인 보상만</w:t>
       </w:r>
       <w:r>
         <w:t xml:space="preserve"> 측정한 값. 셰이핑 제거가 끄는 것은 정확히 velocity reward / track penalty / steering-smooth penalty / accel-turn penalty의 4개 항이다.</w:t>

--- a/COMBINED_REPORT.docx
+++ b/COMBINED_REPORT.docx
@@ -134,7 +134,7 @@
         <w:t xml:space="preserve">2 vs 3 action 대조</w:t>
       </w:r>
       <w:r>
-        <w:t xml:space="preserve">) → 부록(그림·GIF). 표는 원문 그대로, 그림·주행 프레임은 관련 절에 삽입했다.</w:t>
+        <w:t xml:space="preserve">). 표는 원문 그대로, 그림·주행 프레임은 관련 절에 삽입했다.</w:t>
       </w:r>
     </w:p>
     <w:p>
@@ -11325,7 +11325,7 @@
     <w:bookmarkEnd w:id="50"/>
     <w:bookmarkEnd w:id="51"/>
     <w:bookmarkEnd w:id="52"/>
-    <w:bookmarkStart w:id="107" w:name="part-ii-장애물obstacle-입력-추가"/>
+    <w:bookmarkStart w:id="106" w:name="part-ii-장애물obstacle-입력-추가"/>
     <w:p>
       <w:pPr>
         <w:pStyle w:val="Heading1"/>
@@ -18853,664 +18853,13 @@
       </w:r>
     </w:p>
     <w:bookmarkEnd w:id="104"/>
-    <w:bookmarkStart w:id="105" w:name="구현-산출물-커밋-안-함"/>
+    <w:bookmarkStart w:id="105" w:name="부록-재현-커맨드"/>
     <w:p>
       <w:pPr>
         <w:pStyle w:val="Heading2"/>
       </w:pPr>
       <w:r>
-        <w:t xml:space="preserve">9. 구현 산출물 (커밋 안 함)</w:t>
-      </w:r>
-    </w:p>
-    <w:tbl>
-      <w:tblPr>
-        <w:tblStyle w:val="Table"/>
-        <w:tblW w:type="pct" w:w="5000"/>
-        <w:tblLayout w:type="fixed"/>
-        <w:tblLook w:firstRow="1" w:lastRow="0" w:firstColumn="0" w:lastColumn="0" w:noHBand="0" w:noVBand="0" w:val="0020"/>
-      </w:tblPr>
-      <w:tblGrid>
-        <w:gridCol w:w="2640"/>
-        <w:gridCol w:w="2640"/>
-        <w:gridCol w:w="2640"/>
-      </w:tblGrid>
-      <w:tr>
-        <w:trPr>
-          <w:tblHeader w:val="on"/>
-        </w:trPr>
-        <w:tc>
-          <w:tcPr/>
-          <w:p>
-            <w:pPr>
-              <w:pStyle w:val="Compact"/>
-            </w:pPr>
-            <w:r>
-              <w:t xml:space="preserve">파일</w:t>
-            </w:r>
-          </w:p>
-        </w:tc>
-        <w:tc>
-          <w:tcPr/>
-          <w:p>
-            <w:pPr>
-              <w:pStyle w:val="Compact"/>
-            </w:pPr>
-            <w:r>
-              <w:t xml:space="preserve">상태</w:t>
-            </w:r>
-          </w:p>
-        </w:tc>
-        <w:tc>
-          <w:tcPr/>
-          <w:p>
-            <w:pPr>
-              <w:pStyle w:val="Compact"/>
-            </w:pPr>
-            <w:r>
-              <w:t xml:space="preserve">내용</w:t>
-            </w:r>
-          </w:p>
-        </w:tc>
-      </w:tr>
-      <w:tr>
-        <w:tc>
-          <w:tcPr/>
-          <w:p>
-            <w:pPr>
-              <w:pStyle w:val="Compact"/>
-            </w:pPr>
-            <w:r>
-              <w:rPr>
-                <w:rStyle w:val="VerbatimChar"/>
-              </w:rPr>
-              <w:t xml:space="preserve">src/ppo_agent_2.py</w:t>
-            </w:r>
-          </w:p>
-        </w:tc>
-        <w:tc>
-          <w:tcPr/>
-          <w:p>
-            <w:pPr>
-              <w:pStyle w:val="Compact"/>
-            </w:pPr>
-            <w:r>
-              <w:t xml:space="preserve">신규</w:t>
-            </w:r>
-          </w:p>
-        </w:tc>
-        <w:tc>
-          <w:tcPr/>
-          <w:p>
-            <w:pPr>
-              <w:pStyle w:val="Compact"/>
-            </w:pPr>
-            <w:r>
-              <w:t xml:space="preserve">2-action PPO fork — per-minibatch KL early-stop + env-step 코사인 LR</w:t>
-            </w:r>
-          </w:p>
-        </w:tc>
-      </w:tr>
-      <w:tr>
-        <w:tc>
-          <w:tcPr/>
-          <w:p>
-            <w:pPr>
-              <w:pStyle w:val="Compact"/>
-            </w:pPr>
-            <w:r>
-              <w:rPr>
-                <w:rStyle w:val="VerbatimChar"/>
-              </w:rPr>
-              <w:t xml:space="preserve">src/car_racing_obstacles.py</w:t>
-            </w:r>
-          </w:p>
-        </w:tc>
-        <w:tc>
-          <w:tcPr/>
-          <w:p>
-            <w:pPr>
-              <w:pStyle w:val="Compact"/>
-            </w:pPr>
-            <w:r>
-              <w:t xml:space="preserve">신규</w:t>
-            </w:r>
-          </w:p>
-        </w:tc>
-        <w:tc>
-          <w:tcPr/>
-          <w:p>
-            <w:pPr>
-              <w:pStyle w:val="Compact"/>
-            </w:pPr>
-            <w:r>
-              <w:rPr>
-                <w:rStyle w:val="VerbatimChar"/>
-              </w:rPr>
-              <w:t xml:space="preserve">CarRacingObstacles-v0</w:t>
-            </w:r>
-            <w:r>
-              <w:t xml:space="preserve"> 환경 (랜덤 크기·픽셀 렌더·충돌 패널티·segfault/loop-spawn 픽스)</w:t>
-            </w:r>
-          </w:p>
-        </w:tc>
-      </w:tr>
-      <w:tr>
-        <w:tc>
-          <w:tcPr/>
-          <w:p>
-            <w:pPr>
-              <w:pStyle w:val="Compact"/>
-            </w:pPr>
-            <w:r>
-              <w:rPr>
-                <w:rStyle w:val="VerbatimChar"/>
-              </w:rPr>
-              <w:t xml:space="preserve">src/env_wrappers.py</w:t>
-            </w:r>
-          </w:p>
-        </w:tc>
-        <w:tc>
-          <w:tcPr/>
-          <w:p>
-            <w:pPr>
-              <w:pStyle w:val="Compact"/>
-            </w:pPr>
-            <w:r>
-              <w:t xml:space="preserve">수정</w:t>
-            </w:r>
-          </w:p>
-        </w:tc>
-        <w:tc>
-          <w:tcPr/>
-          <w:p>
-            <w:pPr>
-              <w:pStyle w:val="Compact"/>
-            </w:pPr>
-            <w:r>
-              <w:rPr>
-                <w:rStyle w:val="VerbatimChar"/>
-              </w:rPr>
-              <w:t xml:space="preserve">ActionWrapper</w:t>
-            </w:r>
-            <w:r>
-              <w:t xml:space="preserve">(2D </w:t>
-            </w:r>
-            <w:r>
-              <w:rPr>
-                <w:rStyle w:val="VerbatimChar"/>
-              </w:rPr>
-              <w:t xml:space="preserve">[steer,throttle]</w:t>
-            </w:r>
-            <w:r>
-              <w:t xml:space="preserve">→3D </w:t>
-            </w:r>
-            <w:r>
-              <w:rPr>
-                <w:rStyle w:val="VerbatimChar"/>
-              </w:rPr>
-              <w:t xml:space="preserve">[steer,gas,brake]</w:t>
-            </w:r>
-            <w:r>
-              <w:t xml:space="preserve">) 추가</w:t>
-            </w:r>
-          </w:p>
-        </w:tc>
-      </w:tr>
-      <w:tr>
-        <w:tc>
-          <w:tcPr/>
-          <w:p>
-            <w:pPr>
-              <w:pStyle w:val="Compact"/>
-            </w:pPr>
-            <w:r>
-              <w:rPr>
-                <w:rStyle w:val="VerbatimChar"/>
-              </w:rPr>
-              <w:t xml:space="preserve">scripts/train_ppo_2action2.py</w:t>
-            </w:r>
-          </w:p>
-        </w:tc>
-        <w:tc>
-          <w:tcPr/>
-          <w:p>
-            <w:pPr>
-              <w:pStyle w:val="Compact"/>
-            </w:pPr>
-            <w:r>
-              <w:t xml:space="preserve">신규</w:t>
-            </w:r>
-          </w:p>
-        </w:tc>
-        <w:tc>
-          <w:tcPr/>
-          <w:p>
-            <w:pPr>
-              <w:pStyle w:val="Compact"/>
-            </w:pPr>
-            <w:r>
-              <w:t xml:space="preserve">베이스 2-action 학습 (LR/안정화 config, </w:t>
-            </w:r>
-            <w:r>
-              <w:rPr>
-                <w:rStyle w:val="VerbatimChar"/>
-              </w:rPr>
-              <w:t xml:space="preserve">RewardShapingWrapper</w:t>
-            </w:r>
-            <w:r>
-              <w:t xml:space="preserve"> 인라인)</w:t>
-            </w:r>
-          </w:p>
-        </w:tc>
-      </w:tr>
-      <w:tr>
-        <w:tc>
-          <w:tcPr/>
-          <w:p>
-            <w:pPr>
-              <w:pStyle w:val="Compact"/>
-            </w:pPr>
-            <w:r>
-              <w:rPr>
-                <w:rStyle w:val="VerbatimChar"/>
-              </w:rPr>
-              <w:t xml:space="preserve">scripts/train_ppo_2action_obstacles.py</w:t>
-            </w:r>
-          </w:p>
-        </w:tc>
-        <w:tc>
-          <w:tcPr/>
-          <w:p>
-            <w:pPr>
-              <w:pStyle w:val="Compact"/>
-            </w:pPr>
-            <w:r>
-              <w:t xml:space="preserve">신규</w:t>
-            </w:r>
-          </w:p>
-        </w:tc>
-        <w:tc>
-          <w:tcPr/>
-          <w:p>
-            <w:pPr>
-              <w:pStyle w:val="Compact"/>
-            </w:pPr>
-            <w:r>
-              <w:t xml:space="preserve">장애물 회피 학습 fork (코너 패널티·로깅 픽스·CLI 다수)</w:t>
-            </w:r>
-          </w:p>
-        </w:tc>
-      </w:tr>
-      <w:tr>
-        <w:tc>
-          <w:tcPr/>
-          <w:p>
-            <w:pPr>
-              <w:pStyle w:val="Compact"/>
-            </w:pPr>
-            <w:r>
-              <w:rPr>
-                <w:rStyle w:val="VerbatimChar"/>
-              </w:rPr>
-              <w:t xml:space="preserve">scripts/train_ppo_3action_obstacles.py</w:t>
-            </w:r>
-          </w:p>
-        </w:tc>
-        <w:tc>
-          <w:tcPr/>
-          <w:p>
-            <w:pPr>
-              <w:pStyle w:val="Compact"/>
-            </w:pPr>
-            <w:r>
-              <w:t xml:space="preserve">신규</w:t>
-            </w:r>
-          </w:p>
-        </w:tc>
-        <w:tc>
-          <w:tcPr/>
-          <w:p>
-            <w:pPr>
-              <w:pStyle w:val="Compact"/>
-            </w:pPr>
-            <w:r>
-              <w:t xml:space="preserve">3-action 대조군 학습 (ActionWrapper 미적용, native 3D, evaluated641서 fine-tune)</w:t>
-            </w:r>
-          </w:p>
-        </w:tc>
-      </w:tr>
-      <w:tr>
-        <w:tc>
-          <w:tcPr/>
-          <w:p>
-            <w:pPr>
-              <w:pStyle w:val="Compact"/>
-            </w:pPr>
-            <w:r>
-              <w:rPr>
-                <w:rStyle w:val="VerbatimChar"/>
-              </w:rPr>
-              <w:t xml:space="preserve">scripts/evaluate_agent_2action.py</w:t>
-            </w:r>
-          </w:p>
-        </w:tc>
-        <w:tc>
-          <w:tcPr/>
-          <w:p>
-            <w:pPr>
-              <w:pStyle w:val="Compact"/>
-            </w:pPr>
-            <w:r>
-              <w:t xml:space="preserve">분리(베이스)</w:t>
-            </w:r>
-          </w:p>
-        </w:tc>
-        <w:tc>
-          <w:tcPr/>
-          <w:p>
-            <w:pPr>
-              <w:pStyle w:val="Compact"/>
-            </w:pPr>
-            <w:r>
-              <w:t xml:space="preserve">장애물 코드 제거 → 베이스(CarRacing-v3) 전용 clean 평가기</w:t>
-            </w:r>
-          </w:p>
-        </w:tc>
-      </w:tr>
-      <w:tr>
-        <w:tc>
-          <w:tcPr/>
-          <w:p>
-            <w:pPr>
-              <w:pStyle w:val="Compact"/>
-            </w:pPr>
-            <w:r>
-              <w:rPr>
-                <w:rStyle w:val="VerbatimChar"/>
-              </w:rPr>
-              <w:t xml:space="preserve">scripts/evaluate_agent_2action_obstacles.py</w:t>
-            </w:r>
-          </w:p>
-        </w:tc>
-        <w:tc>
-          <w:tcPr/>
-          <w:p>
-            <w:pPr>
-              <w:pStyle w:val="Compact"/>
-            </w:pPr>
-            <w:r>
-              <w:t xml:space="preserve">신규</w:t>
-            </w:r>
-          </w:p>
-        </w:tc>
-        <w:tc>
-          <w:tcPr/>
-          <w:p>
-            <w:pPr>
-              <w:pStyle w:val="Compact"/>
-            </w:pPr>
-            <w:r>
-              <w:t xml:space="preserve">장애물 전용 평가기 (</w:t>
-            </w:r>
-            <w:r>
-              <w:rPr>
-                <w:rStyle w:val="VerbatimChar"/>
-              </w:rPr>
-              <w:t xml:space="preserve">CarRacingObstacles-v0</w:t>
-            </w:r>
-            <w:r>
-              <w:t xml:space="preserve"> 항상 ON)</w:t>
-            </w:r>
-          </w:p>
-        </w:tc>
-      </w:tr>
-      <w:tr>
-        <w:tc>
-          <w:tcPr/>
-          <w:p>
-            <w:pPr>
-              <w:pStyle w:val="Compact"/>
-            </w:pPr>
-            <w:r>
-              <w:rPr>
-                <w:rStyle w:val="VerbatimChar"/>
-              </w:rPr>
-              <w:t xml:space="preserve">scripts/evaluate_agent_3action_obstacles.py</w:t>
-            </w:r>
-          </w:p>
-        </w:tc>
-        <w:tc>
-          <w:tcPr/>
-          <w:p>
-            <w:pPr>
-              <w:pStyle w:val="Compact"/>
-            </w:pPr>
-            <w:r>
-              <w:t xml:space="preserve">신규</w:t>
-            </w:r>
-          </w:p>
-        </w:tc>
-        <w:tc>
-          <w:tcPr/>
-          <w:p>
-            <w:pPr>
-              <w:pStyle w:val="Compact"/>
-            </w:pPr>
-            <w:r>
-              <w:t xml:space="preserve">3-action 장애물 평가기</w:t>
-            </w:r>
-          </w:p>
-        </w:tc>
-      </w:tr>
-      <w:tr>
-        <w:tc>
-          <w:tcPr/>
-          <w:p>
-            <w:pPr>
-              <w:pStyle w:val="Compact"/>
-            </w:pPr>
-            <w:r>
-              <w:rPr>
-                <w:rStyle w:val="VerbatimChar"/>
-              </w:rPr>
-              <w:t xml:space="preserve">scripts/record_video.py</w:t>
-            </w:r>
-          </w:p>
-        </w:tc>
-        <w:tc>
-          <w:tcPr/>
-          <w:p>
-            <w:pPr>
-              <w:pStyle w:val="Compact"/>
-            </w:pPr>
-            <w:r>
-              <w:t xml:space="preserve">신규</w:t>
-            </w:r>
-          </w:p>
-        </w:tc>
-        <w:tc>
-          <w:tcPr/>
-          <w:p>
-            <w:pPr>
-              <w:pStyle w:val="Compact"/>
-            </w:pPr>
-            <w:r>
-              <w:t xml:space="preserve">평가 리플레이 → mp4 녹화</w:t>
-            </w:r>
-          </w:p>
-        </w:tc>
-      </w:tr>
-      <w:tr>
-        <w:tc>
-          <w:tcPr/>
-          <w:p>
-            <w:pPr>
-              <w:pStyle w:val="Compact"/>
-            </w:pPr>
-            <w:r>
-              <w:rPr>
-                <w:rStyle w:val="VerbatimChar"/>
-              </w:rPr>
-              <w:t xml:space="preserve">scripts/dump_tb_scalars.py</w:t>
-            </w:r>
-          </w:p>
-        </w:tc>
-        <w:tc>
-          <w:tcPr/>
-          <w:p>
-            <w:pPr>
-              <w:pStyle w:val="Compact"/>
-            </w:pPr>
-            <w:r>
-              <w:t xml:space="preserve">신규</w:t>
-            </w:r>
-          </w:p>
-        </w:tc>
-        <w:tc>
-          <w:tcPr/>
-          <w:p>
-            <w:pPr>
-              <w:pStyle w:val="Compact"/>
-            </w:pPr>
-            <w:r>
-              <w:t xml:space="preserve">TensorBoard 이벤트 → 텍스트 표 + PNG 덤프 (다중 run 오버레이)</w:t>
-            </w:r>
-          </w:p>
-        </w:tc>
-      </w:tr>
-      <w:tr>
-        <w:tc>
-          <w:tcPr/>
-          <w:p>
-            <w:pPr>
-              <w:pStyle w:val="Compact"/>
-            </w:pPr>
-            <w:r>
-              <w:rPr>
-                <w:rStyle w:val="VerbatimChar"/>
-              </w:rPr>
-              <w:t xml:space="preserve">scripts/make_report_figs.py</w:t>
-            </w:r>
-            <w:r>
-              <w:t xml:space="preserve">, </w:t>
-            </w:r>
-            <w:r>
-              <w:rPr>
-                <w:rStyle w:val="VerbatimChar"/>
-              </w:rPr>
-              <w:t xml:space="preserve">build_combined_report.py</w:t>
-            </w:r>
-          </w:p>
-        </w:tc>
-        <w:tc>
-          <w:tcPr/>
-          <w:p>
-            <w:pPr>
-              <w:pStyle w:val="Compact"/>
-            </w:pPr>
-            <w:r>
-              <w:t xml:space="preserve">신규</w:t>
-            </w:r>
-          </w:p>
-        </w:tc>
-        <w:tc>
-          <w:tcPr/>
-          <w:p>
-            <w:pPr>
-              <w:pStyle w:val="Compact"/>
-            </w:pPr>
-            <w:r>
-              <w:t xml:space="preserve">보고서 그림·합본 생성 도구</w:t>
-            </w:r>
-          </w:p>
-        </w:tc>
-      </w:tr>
-      <w:tr>
-        <w:tc>
-          <w:tcPr/>
-          <w:p>
-            <w:pPr>
-              <w:pStyle w:val="Compact"/>
-            </w:pPr>
-            <w:r>
-              <w:rPr>
-                <w:rStyle w:val="VerbatimChar"/>
-              </w:rPr>
-              <w:t xml:space="preserve">requirements.txt</w:t>
-            </w:r>
-            <w:r>
-              <w:t xml:space="preserve">, </w:t>
-            </w:r>
-            <w:r>
-              <w:rPr>
-                <w:rStyle w:val="VerbatimChar"/>
-              </w:rPr>
-              <w:t xml:space="preserve">Dockerfile</w:t>
-            </w:r>
-            <w:r>
-              <w:t xml:space="preserve">, </w:t>
-            </w:r>
-            <w:r>
-              <w:rPr>
-                <w:rStyle w:val="VerbatimChar"/>
-              </w:rPr>
-              <w:t xml:space="preserve">build_docker.sh</w:t>
-            </w:r>
-          </w:p>
-        </w:tc>
-        <w:tc>
-          <w:tcPr/>
-          <w:p>
-            <w:pPr>
-              <w:pStyle w:val="Compact"/>
-            </w:pPr>
-            <w:r>
-              <w:t xml:space="preserve">신규</w:t>
-            </w:r>
-          </w:p>
-        </w:tc>
-        <w:tc>
-          <w:tcPr/>
-          <w:p>
-            <w:pPr>
-              <w:pStyle w:val="Compact"/>
-            </w:pPr>
-            <w:r>
-              <w:t xml:space="preserve">재현 환경 (pip / 도커 이미지)</w:t>
-            </w:r>
-          </w:p>
-        </w:tc>
-      </w:tr>
-    </w:tbl>
-    <w:p>
-      <w:pPr>
-        <w:pStyle w:val="BodyText"/>
-      </w:pPr>
-      <w:r>
-        <w:rPr>
-          <w:b/>
-          <w:bCs/>
-        </w:rPr>
-        <w:t xml:space="preserve">학습 스크립트 CLI 오버라이드</w:t>
-      </w:r>
-      <w:r>
-        <w:t xml:space="preserve">: </w:t>
-      </w:r>
-      <w:r>
-        <w:rPr>
-          <w:rStyle w:val="VerbatimChar"/>
-        </w:rPr>
-        <w:t xml:space="preserve">--checkpoint --steps --seed --log-dir --save-dir --n-obstacles --obstacle-size-min --obstacle-size-max --track-penalty --accel-turn-weight --ent-coef</w:t>
-      </w:r>
-    </w:p>
-    <w:bookmarkEnd w:id="105"/>
-    <w:bookmarkStart w:id="106" w:name="부록-재현-커맨드"/>
-    <w:p>
-      <w:pPr>
-        <w:pStyle w:val="Heading2"/>
-      </w:pPr>
-      <w:r>
-        <w:t xml:space="preserve">10. 부록 — 재현 커맨드</w:t>
+        <w:t xml:space="preserve">9. 부록 — 재현 커맨드</w:t>
       </w:r>
     </w:p>
     <w:p>
@@ -19821,774 +19170,8 @@
         <w:br w:type="page"/>
       </w:r>
     </w:p>
+    <w:bookmarkEnd w:id="105"/>
     <w:bookmarkEnd w:id="106"/>
-    <w:bookmarkEnd w:id="107"/>
-    <w:bookmarkStart w:id="122" w:name="부록-z-그림-영상gif-인덱스"/>
-    <w:p>
-      <w:pPr>
-        <w:pStyle w:val="Heading1"/>
-      </w:pPr>
-      <w:r>
-        <w:t xml:space="preserve">부록 Z — 그림 · 영상(GIF) 인덱스</w:t>
-      </w:r>
-    </w:p>
-    <w:bookmarkStart w:id="108" w:name="z.1-생성-그림-figures"/>
-    <w:p>
-      <w:pPr>
-        <w:pStyle w:val="Heading2"/>
-      </w:pPr>
-      <w:r>
-        <w:t xml:space="preserve">Z.1 생성 그림 (figures)</w:t>
-      </w:r>
-    </w:p>
-    <w:p>
-      <w:pPr>
-        <w:pStyle w:val="FirstParagraph"/>
-      </w:pPr>
-      <w:r>
-        <w:t xml:space="preserve">모든 차트는 본문 실험 수치로 생성(</w:t>
-      </w:r>
-      <w:r>
-        <w:rPr>
-          <w:rStyle w:val="VerbatimChar"/>
-        </w:rPr>
-        <w:t xml:space="preserve">scripts/make_report_figs.py</w:t>
-      </w:r>
-      <w:r>
-        <w:t xml:space="preserve">). 파일은 </w:t>
-      </w:r>
-      <w:r>
-        <w:rPr>
-          <w:rStyle w:val="VerbatimChar"/>
-        </w:rPr>
-        <w:t xml:space="preserve">report_assets/</w:t>
-      </w:r>
-      <w:r>
-        <w:t xml:space="preserve">에 있다.</w:t>
-      </w:r>
-    </w:p>
-    <w:p>
-      <w:pPr>
-        <w:pStyle w:val="Compact"/>
-        <w:numPr>
-          <w:ilvl w:val="0"/>
-          <w:numId w:val="1018"/>
-        </w:numPr>
-      </w:pPr>
-      <w:r>
-        <w:rPr>
-          <w:rStyle w:val="VerbatimChar"/>
-        </w:rPr>
-        <w:t xml:space="preserve">fig_entropy_divergence.png</w:t>
-      </w:r>
-      <w:r>
-        <w:t xml:space="preserve"> — entropy 발산(3-action ent0.01) vs 안정(2-action / 3-action ent0.003)</w:t>
-      </w:r>
-    </w:p>
-    <w:p>
-      <w:pPr>
-        <w:pStyle w:val="Compact"/>
-        <w:numPr>
-          <w:ilvl w:val="0"/>
-          <w:numId w:val="1018"/>
-        </w:numPr>
-      </w:pPr>
-      <w:r>
-        <w:rPr>
-          <w:rStyle w:val="VerbatimChar"/>
-        </w:rPr>
-        <w:t xml:space="preserve">fig_reward_curve.png</w:t>
-      </w:r>
-      <w:r>
-        <w:t xml:space="preserve"> — shaped 학습 곡선 2 vs 3 action</w:t>
-      </w:r>
-    </w:p>
-    <w:p>
-      <w:pPr>
-        <w:pStyle w:val="Compact"/>
-        <w:numPr>
-          <w:ilvl w:val="0"/>
-          <w:numId w:val="1018"/>
-        </w:numPr>
-      </w:pPr>
-      <w:r>
-        <w:rPr>
-          <w:rStyle w:val="VerbatimChar"/>
-        </w:rPr>
-        <w:t xml:space="preserve">fig_clean_progression.png</w:t>
-      </w:r>
-      <w:r>
-        <w:t xml:space="preserve"> — 장애물 clean 성능 진행 + 3-action</w:t>
-      </w:r>
-    </w:p>
-    <w:p>
-      <w:pPr>
-        <w:pStyle w:val="Compact"/>
-        <w:numPr>
-          <w:ilvl w:val="0"/>
-          <w:numId w:val="1018"/>
-        </w:numPr>
-      </w:pPr>
-      <w:r>
-        <w:rPr>
-          <w:rStyle w:val="VerbatimChar"/>
-        </w:rPr>
-        <w:t xml:space="preserve">fig_2v3_grouped.png</w:t>
-      </w:r>
-      <w:r>
-        <w:t xml:space="preserve"> — 2 vs 3 action clean 비교(Mean/Median/Min)</w:t>
-      </w:r>
-    </w:p>
-    <w:p>
-      <w:pPr>
-        <w:pStyle w:val="Compact"/>
-        <w:numPr>
-          <w:ilvl w:val="0"/>
-          <w:numId w:val="1018"/>
-        </w:numPr>
-      </w:pPr>
-      <w:r>
-        <w:rPr>
-          <w:rStyle w:val="VerbatimChar"/>
-        </w:rPr>
-        <w:t xml:space="preserve">fig_corner_lever.png</w:t>
-      </w:r>
-      <w:r>
-        <w:t xml:space="preserve"> — 코너 패널티 0.5→0.2 효과</w:t>
-      </w:r>
-    </w:p>
-    <w:bookmarkEnd w:id="108"/>
-    <w:bookmarkStart w:id="120" w:name="z.2-주행-프레임-정지-컷"/>
-    <w:p>
-      <w:pPr>
-        <w:pStyle w:val="Heading2"/>
-      </w:pPr>
-      <w:r>
-        <w:t xml:space="preserve">Z.2 주행 프레임 (정지 컷)</w:t>
-      </w:r>
-    </w:p>
-    <w:tbl>
-      <w:tblPr>
-        <w:tblStyle w:val="Table"/>
-        <w:tblW w:type="pct" w:w="5000"/>
-        <w:tblLayout w:type="fixed"/>
-        <w:tblLook w:firstRow="1" w:lastRow="0" w:firstColumn="0" w:lastColumn="0" w:noHBand="0" w:noVBand="0" w:val="0020"/>
-      </w:tblPr>
-      <w:tblGrid>
-        <w:gridCol w:w="3960"/>
-        <w:gridCol w:w="3960"/>
-      </w:tblGrid>
-      <w:tr>
-        <w:trPr>
-          <w:tblHeader w:val="on"/>
-        </w:trPr>
-        <w:tc>
-          <w:tcPr/>
-          <w:p>
-            <w:pPr>
-              <w:pStyle w:val="Compact"/>
-              <w:jc w:val="center"/>
-            </w:pPr>
-            <w:r>
-              <w:drawing>
-                <wp:inline>
-                  <wp:extent cx="5227320" cy="3484880"/>
-                  <wp:effectExtent b="0" l="0" r="0" t="0"/>
-                  <wp:docPr descr="Before — seed42, 누적 −68 (장애물 정면 충돌)" title="" id="109" name="Picture"/>
-                  <a:graphic>
-                    <a:graphicData uri="http://schemas.openxmlformats.org/drawingml/2006/picture">
-                      <pic:pic>
-                        <pic:nvPicPr>
-                          <pic:cNvPr descr="report_assets/frame_before_seed42_r-68.png" id="110" name="Picture"/>
-                          <pic:cNvPicPr>
-                            <a:picLocks noChangeArrowheads="1" noChangeAspect="1"/>
-                          </pic:cNvPicPr>
-                        </pic:nvPicPr>
-                        <pic:blipFill>
-                          <a:blip r:embed="rId59"/>
-                          <a:stretch>
-                            <a:fillRect/>
-                          </a:stretch>
-                        </pic:blipFill>
-                        <pic:spPr bwMode="auto">
-                          <a:xfrm>
-                            <a:off x="0" y="0"/>
-                            <a:ext cx="5227320" cy="3484880"/>
-                          </a:xfrm>
-                          <a:prstGeom prst="rect">
-                            <a:avLst/>
-                          </a:prstGeom>
-                          <a:noFill/>
-                          <a:ln w="9525">
-                            <a:noFill/>
-                            <a:headEnd/>
-                            <a:tailEnd/>
-                          </a:ln>
-                        </pic:spPr>
-                      </pic:pic>
-                    </a:graphicData>
-                  </a:graphic>
-                </wp:inline>
-              </w:drawing>
-            </w:r>
-          </w:p>
-        </w:tc>
-        <w:tc>
-          <w:tcPr/>
-          <w:p>
-            <w:pPr>
-              <w:pStyle w:val="Compact"/>
-              <w:jc w:val="center"/>
-            </w:pPr>
-            <w:r>
-              <w:drawing>
-                <wp:inline>
-                  <wp:extent cx="5227320" cy="3484880"/>
-                  <wp:effectExtent b="0" l="0" r="0" t="0"/>
-                  <wp:docPr descr="After — seed42, 누적 +323 (회피 성공)" title="" id="111" name="Picture"/>
-                  <a:graphic>
-                    <a:graphicData uri="http://schemas.openxmlformats.org/drawingml/2006/picture">
-                      <pic:pic>
-                        <pic:nvPicPr>
-                          <pic:cNvPr descr="report_assets/frame_after_seed42_r323.png" id="112" name="Picture"/>
-                          <pic:cNvPicPr>
-                            <a:picLocks noChangeArrowheads="1" noChangeAspect="1"/>
-                          </pic:cNvPicPr>
-                        </pic:nvPicPr>
-                        <pic:blipFill>
-                          <a:blip r:embed="rId62"/>
-                          <a:stretch>
-                            <a:fillRect/>
-                          </a:stretch>
-                        </pic:blipFill>
-                        <pic:spPr bwMode="auto">
-                          <a:xfrm>
-                            <a:off x="0" y="0"/>
-                            <a:ext cx="5227320" cy="3484880"/>
-                          </a:xfrm>
-                          <a:prstGeom prst="rect">
-                            <a:avLst/>
-                          </a:prstGeom>
-                          <a:noFill/>
-                          <a:ln w="9525">
-                            <a:noFill/>
-                            <a:headEnd/>
-                            <a:tailEnd/>
-                          </a:ln>
-                        </pic:spPr>
-                      </pic:pic>
-                    </a:graphicData>
-                  </a:graphic>
-                </wp:inline>
-              </w:drawing>
-            </w:r>
-          </w:p>
-        </w:tc>
-      </w:tr>
-      <w:tr>
-        <w:tc>
-          <w:tcPr/>
-          <w:p>
-            <w:pPr>
-              <w:pStyle w:val="Compact"/>
-              <w:jc w:val="center"/>
-            </w:pPr>
-            <w:r>
-              <w:rPr>
-                <w:b/>
-                <w:bCs/>
-              </w:rPr>
-              <w:t xml:space="preserve">Before — seed42, 누적 −68 (장애물 정면 충돌)</w:t>
-            </w:r>
-          </w:p>
-        </w:tc>
-        <w:tc>
-          <w:tcPr/>
-          <w:p>
-            <w:pPr>
-              <w:pStyle w:val="Compact"/>
-              <w:jc w:val="center"/>
-            </w:pPr>
-            <w:r>
-              <w:rPr>
-                <w:b/>
-                <w:bCs/>
-              </w:rPr>
-              <w:t xml:space="preserve">After — seed42, 누적 +323 (회피 성공)</w:t>
-            </w:r>
-          </w:p>
-        </w:tc>
-      </w:tr>
-    </w:tbl>
-    <w:p>
-      <w:pPr>
-        <w:pStyle w:val="CaptionedFigure"/>
-      </w:pPr>
-      <w:r>
-        <w:drawing>
-          <wp:inline>
-            <wp:extent cx="2933700" cy="1955800"/>
-            <wp:effectExtent b="0" l="0" r="0" t="0"/>
-            <wp:docPr descr="장애물 회피 weaving — seed43, 보상 707" title="" id="113" name="Picture"/>
-            <a:graphic>
-              <a:graphicData uri="http://schemas.openxmlformats.org/drawingml/2006/picture">
-                <pic:pic>
-                  <pic:nvPicPr>
-                    <pic:cNvPr descr="report_assets/frame_after_seed43_r707.png" id="114" name="Picture"/>
-                    <pic:cNvPicPr>
-                      <a:picLocks noChangeArrowheads="1" noChangeAspect="1"/>
-                    </pic:cNvPicPr>
-                  </pic:nvPicPr>
-                  <pic:blipFill>
-                    <a:blip r:embed="rId80"/>
-                    <a:stretch>
-                      <a:fillRect/>
-                    </a:stretch>
-                  </pic:blipFill>
-                  <pic:spPr bwMode="auto">
-                    <a:xfrm>
-                      <a:off x="0" y="0"/>
-                      <a:ext cx="2933700" cy="1955800"/>
-                    </a:xfrm>
-                    <a:prstGeom prst="rect">
-                      <a:avLst/>
-                    </a:prstGeom>
-                    <a:noFill/>
-                    <a:ln w="9525">
-                      <a:noFill/>
-                      <a:headEnd/>
-                      <a:tailEnd/>
-                    </a:ln>
-                  </pic:spPr>
-                </pic:pic>
-              </a:graphicData>
-            </a:graphic>
-          </wp:inline>
-        </w:drawing>
-      </w:r>
-    </w:p>
-    <w:p>
-      <w:pPr>
-        <w:pStyle w:val="ImageCaption"/>
-      </w:pPr>
-      <w:r>
-        <w:t xml:space="preserve">장애물 회피 weaving — seed43, 보상 707</w:t>
-      </w:r>
-    </w:p>
-    <w:p>
-      <w:pPr>
-        <w:pStyle w:val="CaptionedFigure"/>
-      </w:pPr>
-      <w:r>
-        <w:drawing>
-          <wp:inline>
-            <wp:extent cx="2933700" cy="1955800"/>
-            <wp:effectExtent b="0" l="0" r="0" t="0"/>
-            <wp:docPr descr="랜덤 크기 장애물 회피 — obs_small seed44, 보상 645" title="" id="116" name="Picture"/>
-            <a:graphic>
-              <a:graphicData uri="http://schemas.openxmlformats.org/drawingml/2006/picture">
-                <pic:pic>
-                  <pic:nvPicPr>
-                    <pic:cNvPr descr="report_assets/frame_obs_small_r645.png" id="117" name="Picture"/>
-                    <pic:cNvPicPr>
-                      <a:picLocks noChangeArrowheads="1" noChangeAspect="1"/>
-                    </pic:cNvPicPr>
-                  </pic:nvPicPr>
-                  <pic:blipFill>
-                    <a:blip r:embed="rId115"/>
-                    <a:stretch>
-                      <a:fillRect/>
-                    </a:stretch>
-                  </pic:blipFill>
-                  <pic:spPr bwMode="auto">
-                    <a:xfrm>
-                      <a:off x="0" y="0"/>
-                      <a:ext cx="2933700" cy="1955800"/>
-                    </a:xfrm>
-                    <a:prstGeom prst="rect">
-                      <a:avLst/>
-                    </a:prstGeom>
-                    <a:noFill/>
-                    <a:ln w="9525">
-                      <a:noFill/>
-                      <a:headEnd/>
-                      <a:tailEnd/>
-                    </a:ln>
-                  </pic:spPr>
-                </pic:pic>
-              </a:graphicData>
-            </a:graphic>
-          </wp:inline>
-        </w:drawing>
-      </w:r>
-    </w:p>
-    <w:p>
-      <w:pPr>
-        <w:pStyle w:val="ImageCaption"/>
-      </w:pPr>
-      <w:r>
-        <w:t xml:space="preserve">랜덤 크기 장애물 회피 — obs_small seed44, 보상 645</w:t>
-      </w:r>
-    </w:p>
-    <w:p>
-      <w:pPr>
-        <w:pStyle w:val="CaptionedFigure"/>
-      </w:pPr>
-      <w:r>
-        <w:drawing>
-          <wp:inline>
-            <wp:extent cx="2933700" cy="1955800"/>
-            <wp:effectExtent b="0" l="0" r="0" t="0"/>
-            <wp:docPr descr="베이스 무장애물 주행 — seed46, 보상 838" title="" id="118" name="Picture"/>
-            <a:graphic>
-              <a:graphicData uri="http://schemas.openxmlformats.org/drawingml/2006/picture">
-                <pic:pic>
-                  <pic:nvPicPr>
-                    <pic:cNvPr descr="report_assets/frame_base_r838.png" id="119" name="Picture"/>
-                    <pic:cNvPicPr>
-                      <a:picLocks noChangeArrowheads="1" noChangeAspect="1"/>
-                    </pic:cNvPicPr>
-                  </pic:nvPicPr>
-                  <pic:blipFill>
-                    <a:blip r:embed="rId43"/>
-                    <a:stretch>
-                      <a:fillRect/>
-                    </a:stretch>
-                  </pic:blipFill>
-                  <pic:spPr bwMode="auto">
-                    <a:xfrm>
-                      <a:off x="0" y="0"/>
-                      <a:ext cx="2933700" cy="1955800"/>
-                    </a:xfrm>
-                    <a:prstGeom prst="rect">
-                      <a:avLst/>
-                    </a:prstGeom>
-                    <a:noFill/>
-                    <a:ln w="9525">
-                      <a:noFill/>
-                      <a:headEnd/>
-                      <a:tailEnd/>
-                    </a:ln>
-                  </pic:spPr>
-                </pic:pic>
-              </a:graphicData>
-            </a:graphic>
-          </wp:inline>
-        </w:drawing>
-      </w:r>
-    </w:p>
-    <w:p>
-      <w:pPr>
-        <w:pStyle w:val="ImageCaption"/>
-      </w:pPr>
-      <w:r>
-        <w:t xml:space="preserve">베이스 무장애물 주행 — seed46, 보상 838</w:t>
-      </w:r>
-    </w:p>
-    <w:bookmarkEnd w:id="120"/>
-    <w:bookmarkStart w:id="121" w:name="z.3-애니메이션-gif-별도-첨부"/>
-    <w:p>
-      <w:pPr>
-        <w:pStyle w:val="Heading2"/>
-      </w:pPr>
-      <w:r>
-        <w:t xml:space="preserve">Z.3 애니메이션 GIF (별도 첨부)</w:t>
-      </w:r>
-    </w:p>
-    <w:p>
-      <w:pPr>
-        <w:pStyle w:val="BlockText"/>
-      </w:pPr>
-      <w:r>
-        <w:t xml:space="preserve">docx/PDF는 애니메이션을 표시하지 못하므로(첫 프레임만 정지), 아래 GIF 파일을 </w:t>
-      </w:r>
-      <w:r>
-        <w:rPr>
-          <w:b/>
-          <w:bCs/>
-        </w:rPr>
-        <w:t xml:space="preserve">별도로 열어</w:t>
-      </w:r>
-      <w:r>
-        <w:t xml:space="preserve"> 동작을 확인할 것. 파일은 </w:t>
-      </w:r>
-      <w:r>
-        <w:rPr>
-          <w:rStyle w:val="VerbatimChar"/>
-        </w:rPr>
-        <w:t xml:space="preserve">report_assets/</w:t>
-      </w:r>
-      <w:r>
-        <w:t xml:space="preserve">에 있다. 원본 mp4는 각 </w:t>
-      </w:r>
-      <w:r>
-        <w:rPr>
-          <w:rStyle w:val="VerbatimChar"/>
-        </w:rPr>
-        <w:t xml:space="preserve">videos_*/</w:t>
-      </w:r>
-      <w:r>
-        <w:t xml:space="preserve"> 폴더.</w:t>
-      </w:r>
-    </w:p>
-    <w:tbl>
-      <w:tblPr>
-        <w:tblStyle w:val="Table"/>
-        <w:tblW w:type="pct" w:w="5000"/>
-        <w:tblLayout w:type="fixed"/>
-        <w:tblLook w:firstRow="1" w:lastRow="0" w:firstColumn="0" w:lastColumn="0" w:noHBand="0" w:noVBand="0" w:val="0020"/>
-      </w:tblPr>
-      <w:tblGrid>
-        <w:gridCol w:w="2640"/>
-        <w:gridCol w:w="2640"/>
-        <w:gridCol w:w="2640"/>
-      </w:tblGrid>
-      <w:tr>
-        <w:trPr>
-          <w:tblHeader w:val="on"/>
-        </w:trPr>
-        <w:tc>
-          <w:tcPr/>
-          <w:p>
-            <w:pPr>
-              <w:pStyle w:val="Compact"/>
-            </w:pPr>
-            <w:r>
-              <w:t xml:space="preserve">장면</w:t>
-            </w:r>
-          </w:p>
-        </w:tc>
-        <w:tc>
-          <w:tcPr/>
-          <w:p>
-            <w:pPr>
-              <w:pStyle w:val="Compact"/>
-            </w:pPr>
-            <w:r>
-              <w:t xml:space="preserve">GIF 파일</w:t>
-            </w:r>
-          </w:p>
-        </w:tc>
-        <w:tc>
-          <w:tcPr/>
-          <w:p>
-            <w:pPr>
-              <w:pStyle w:val="Compact"/>
-            </w:pPr>
-            <w:r>
-              <w:t xml:space="preserve">원본 mp4</w:t>
-            </w:r>
-          </w:p>
-        </w:tc>
-      </w:tr>
-      <w:tr>
-        <w:tc>
-          <w:tcPr/>
-          <w:p>
-            <w:pPr>
-              <w:pStyle w:val="Compact"/>
-            </w:pPr>
-            <w:r>
-              <w:t xml:space="preserve">베이스 주행 (r838)</w:t>
-            </w:r>
-          </w:p>
-        </w:tc>
-        <w:tc>
-          <w:tcPr/>
-          <w:p>
-            <w:pPr>
-              <w:pStyle w:val="Compact"/>
-            </w:pPr>
-            <w:r>
-              <w:rPr>
-                <w:rStyle w:val="VerbatimChar"/>
-              </w:rPr>
-              <w:t xml:space="preserve">report_assets/gif_base_r838.gif</w:t>
-            </w:r>
-          </w:p>
-        </w:tc>
-        <w:tc>
-          <w:tcPr/>
-          <w:p>
-            <w:pPr>
-              <w:pStyle w:val="Compact"/>
-            </w:pPr>
-            <w:r>
-              <w:rPr>
-                <w:rStyle w:val="VerbatimChar"/>
-              </w:rPr>
-              <w:t xml:space="preserve">videos_2action_final/best_model_ep5_seed46_r838.mp4</w:t>
-            </w:r>
-          </w:p>
-        </w:tc>
-      </w:tr>
-      <w:tr>
-        <w:tc>
-          <w:tcPr/>
-          <w:p>
-            <w:pPr>
-              <w:pStyle w:val="Compact"/>
-            </w:pPr>
-            <w:r>
-              <w:t xml:space="preserve">장애물 학습 전 충돌 (seed42, −68)</w:t>
-            </w:r>
-          </w:p>
-        </w:tc>
-        <w:tc>
-          <w:tcPr/>
-          <w:p>
-            <w:pPr>
-              <w:pStyle w:val="Compact"/>
-            </w:pPr>
-            <w:r>
-              <w:rPr>
-                <w:rStyle w:val="VerbatimChar"/>
-              </w:rPr>
-              <w:t xml:space="preserve">report_assets/gif_before_seed42_r-68.gif</w:t>
-            </w:r>
-          </w:p>
-        </w:tc>
-        <w:tc>
-          <w:tcPr/>
-          <w:p>
-            <w:pPr>
-              <w:pStyle w:val="Compact"/>
-            </w:pPr>
-            <w:r>
-              <w:rPr>
-                <w:rStyle w:val="VerbatimChar"/>
-              </w:rPr>
-              <w:t xml:space="preserve">videos_obstacles_before/best_model_ep1_seed42_r-68.mp4</w:t>
-            </w:r>
-          </w:p>
-        </w:tc>
-      </w:tr>
-      <w:tr>
-        <w:tc>
-          <w:tcPr/>
-          <w:p>
-            <w:pPr>
-              <w:pStyle w:val="Compact"/>
-            </w:pPr>
-            <w:r>
-              <w:t xml:space="preserve">장애물 회피 (seed42, +323)</w:t>
-            </w:r>
-          </w:p>
-        </w:tc>
-        <w:tc>
-          <w:tcPr/>
-          <w:p>
-            <w:pPr>
-              <w:pStyle w:val="Compact"/>
-            </w:pPr>
-            <w:r>
-              <w:rPr>
-                <w:rStyle w:val="VerbatimChar"/>
-              </w:rPr>
-              <w:t xml:space="preserve">report_assets/gif_after_seed42_r323.gif</w:t>
-            </w:r>
-          </w:p>
-        </w:tc>
-        <w:tc>
-          <w:tcPr/>
-          <w:p>
-            <w:pPr>
-              <w:pStyle w:val="Compact"/>
-            </w:pPr>
-            <w:r>
-              <w:rPr>
-                <w:rStyle w:val="VerbatimChar"/>
-              </w:rPr>
-              <w:t xml:space="preserve">videos_obstacles_after/best_model_ep1_seed42_r323.mp4</w:t>
-            </w:r>
-          </w:p>
-        </w:tc>
-      </w:tr>
-      <w:tr>
-        <w:tc>
-          <w:tcPr/>
-          <w:p>
-            <w:pPr>
-              <w:pStyle w:val="Compact"/>
-            </w:pPr>
-            <w:r>
-              <w:t xml:space="preserve">장애물 회피 weaving (seed43, 707)</w:t>
-            </w:r>
-          </w:p>
-        </w:tc>
-        <w:tc>
-          <w:tcPr/>
-          <w:p>
-            <w:pPr>
-              <w:pStyle w:val="Compact"/>
-            </w:pPr>
-            <w:r>
-              <w:rPr>
-                <w:rStyle w:val="VerbatimChar"/>
-              </w:rPr>
-              <w:t xml:space="preserve">report_assets/gif_after_seed43_r707.gif</w:t>
-            </w:r>
-          </w:p>
-        </w:tc>
-        <w:tc>
-          <w:tcPr/>
-          <w:p>
-            <w:pPr>
-              <w:pStyle w:val="Compact"/>
-            </w:pPr>
-            <w:r>
-              <w:rPr>
-                <w:rStyle w:val="VerbatimChar"/>
-              </w:rPr>
-              <w:t xml:space="preserve">videos_obstacles_after/best_model_ep2_seed43_r707.mp4</w:t>
-            </w:r>
-          </w:p>
-        </w:tc>
-      </w:tr>
-      <w:tr>
-        <w:tc>
-          <w:tcPr/>
-          <w:p>
-            <w:pPr>
-              <w:pStyle w:val="Compact"/>
-            </w:pPr>
-            <w:r>
-              <w:t xml:space="preserve">랜덤크기 회피 (seed44, 645)</w:t>
-            </w:r>
-          </w:p>
-        </w:tc>
-        <w:tc>
-          <w:tcPr/>
-          <w:p>
-            <w:pPr>
-              <w:pStyle w:val="Compact"/>
-            </w:pPr>
-            <w:r>
-              <w:rPr>
-                <w:rStyle w:val="VerbatimChar"/>
-              </w:rPr>
-              <w:t xml:space="preserve">report_assets/gif_obs_small_r645.gif</w:t>
-            </w:r>
-          </w:p>
-        </w:tc>
-        <w:tc>
-          <w:tcPr/>
-          <w:p>
-            <w:pPr>
-              <w:pStyle w:val="Compact"/>
-            </w:pPr>
-            <w:r>
-              <w:rPr>
-                <w:rStyle w:val="VerbatimChar"/>
-              </w:rPr>
-              <w:t xml:space="preserve">videos_obs_small/best_model_ep3_seed44_r645.mp4</w:t>
-            </w:r>
-          </w:p>
-        </w:tc>
-      </w:tr>
-    </w:tbl>
-    <w:bookmarkEnd w:id="121"/>
-    <w:bookmarkEnd w:id="122"/>
     <w:sectPr>
       <w:footnotePr>
         <w:numRestart w:val="eachSect"/>
@@ -21021,9 +19604,6 @@
     <w:lvlOverride w:ilvl="8">
       <w:startOverride w:val="1"/>
     </w:lvlOverride>
-  </w:num>
-  <w:num w:numId="1018">
-    <w:abstractNumId w:val="991"/>
   </w:num>
 </w:numbering>
 </file>

--- a/COMBINED_REPORT.docx
+++ b/COMBINED_REPORT.docx
@@ -15,7 +15,7 @@
         <w:pStyle w:val="Subtitle"/>
       </w:pPr>
       <w:r>
-        <w:t xml:space="preserve">2-Action PPO: 붕괴 복구 · 장애물 회피 · 2 vs 3 Action 대조</w:t>
+        <w:t xml:space="preserve">2-Action PPO: 무장애물 학습 · 장애물 회피 · 2 vs 3 Action 대조</w:t>
       </w:r>
     </w:p>
     <w:p>
@@ -78,7 +78,7 @@
           <w:b/>
           <w:bCs/>
         </w:rPr>
-        <w:t xml:space="preserve">2-Action PPO 에이전트: 붕괴 복구 → 장애물 회피 확장 → 2 vs 3 Action 대조 실험</w:t>
+        <w:t xml:space="preserve">2-Action PPO 에이전트: 무장애물 학습 → 장애물 회피 확장 → 2 vs 3 Action 대조 실험</w:t>
       </w:r>
     </w:p>
     <w:p>
@@ -114,7 +114,7 @@
         <w:t xml:space="preserve">Part I</w:t>
       </w:r>
       <w:r>
-        <w:t xml:space="preserve">(2-action 구현·복구 + 3-action 비교, 무장애물) → </w:t>
+        <w:t xml:space="preserve">(2-action 학습 + 3-action 비교, 무장애물) → </w:t>
       </w:r>
       <w:r>
         <w:rPr>
@@ -7368,13 +7368,13 @@
     <w:bookmarkEnd w:id="33"/>
     <w:bookmarkEnd w:id="34"/>
     <w:bookmarkEnd w:id="35"/>
-    <w:bookmarkStart w:id="52" w:name="part-i-2-action-구현복구-3-action-비교-무장애물-트랙"/>
+    <w:bookmarkStart w:id="51" w:name="part-i-2-action-학습-3-action-비교-무장애물-트랙"/>
     <w:p>
       <w:pPr>
         <w:pStyle w:val="Heading1"/>
       </w:pPr>
       <w:r>
-        <w:t xml:space="preserve">Part I — 2-action 구현·복구 + 3-action 비교 (무장애물 트랙)</w:t>
+        <w:t xml:space="preserve">Part I — 2-action 학습 + 3-action 비교 (무장애물 트랙)</w:t>
       </w:r>
     </w:p>
     <w:bookmarkStart w:id="36" w:name="개요-목표"/>
@@ -7407,7 +7407,7 @@
           <w:b/>
           <w:bCs/>
         </w:rPr>
-        <w:t xml:space="preserve">2-action PPO 에이전트를 구현·복구</w:t>
+        <w:t xml:space="preserve">2-action PPO 에이전트를 학습</w:t>
       </w:r>
       <w:r>
         <w:t xml:space="preserve">하고, 같은 트랙에서 </w:t>
@@ -7428,17 +7428,16 @@
         <w:pStyle w:val="BodyText"/>
       </w:pPr>
       <w:r>
-        <w:t xml:space="preserve">작업 흐름: (1) 다운로드한 2-action 학습 라인이 PPO 붕괴(collapse)로 망가져 있어 진단·복구하고, (2) 6M→20M으로 스케일업해 clean 평가 </w:t>
-      </w:r>
-      <w:r>
-        <w:rPr>
-          <w:b/>
-          <w:bCs/>
-        </w:rPr>
-        <w:t xml:space="preserve">667</w:t>
-      </w:r>
-      <w:r>
-        <w:t xml:space="preserve">을 달성, (3) 3-action 저장 모델과 비교했다. 핵심 결과 — 복구된 2-action best(</w:t>
+        <w:t xml:space="preserve">2-action 정책(</w:t>
+      </w:r>
+      <w:r>
+        <w:rPr>
+          <w:rStyle w:val="VerbatimChar"/>
+        </w:rPr>
+        <w:t xml:space="preserve">[steering, throttle]</w:t>
+      </w:r>
+      <w:r>
+        <w:t xml:space="preserve">)을 PPO로 학습해 6M→20M으로 스케일업했고, 최고 체크포인트(</w:t>
       </w:r>
       <w:r>
         <w:rPr>
@@ -7447,17 +7446,17 @@
         <w:t xml:space="preserve">ppo_2action4/best_model.pth</w:t>
       </w:r>
       <w:r>
-        <w:t xml:space="preserve">, 9.83M, shaped 837.99)가 clean 평균 </w:t>
-      </w:r>
-      <w:r>
-        <w:rPr>
-          <w:b/>
-          <w:bCs/>
-        </w:rPr>
-        <w:t xml:space="preserve">667.49</w:t>
-      </w:r>
-      <w:r>
-        <w:t xml:space="preserve">로 3-action 베이스(임베디드 shaped 674.55 / 637.95)와 동급 이상이다.</w:t>
+        <w:t xml:space="preserve">, 9.83M)가 clean 평가에서 평균 </w:t>
+      </w:r>
+      <w:r>
+        <w:rPr>
+          <w:b/>
+          <w:bCs/>
+        </w:rPr>
+        <w:t xml:space="preserve">667.49 / median 745.73</w:t>
+      </w:r>
+      <w:r>
+        <w:t xml:space="preserve">를 기록했다. 이는 3-action 저장 모델(임베디드 shaped 674.55 / 637.95)과 동급 이상으로, 2-action 파라미터화가 무장애물 주행에서 3-action에 뒤지지 않음을 보인다.</w:t>
       </w:r>
     </w:p>
     <w:bookmarkEnd w:id="36"/>
@@ -8267,18 +8266,27 @@
         <w:t xml:space="preserve">learn_mixed_precision</w:t>
       </w:r>
       <w:r>
-        <w:t xml:space="preserve">). PPO 목적함수·하이퍼파라미터 상세는 Part 0 2절, 최종 값 표는 5절 참조.</w:t>
+        <w:t xml:space="preserve">). PPO 목적함수·하이퍼파라미터 상세는 Part 0 2절, 최종 값 표는 4절 참조.</w:t>
       </w:r>
     </w:p>
     <w:bookmarkEnd w:id="39"/>
     <w:bookmarkEnd w:id="40"/>
-    <w:bookmarkStart w:id="41" w:name="베이스-모델-붕괴-진단-및-복구"/>
+    <w:bookmarkStart w:id="47" w:name="실험-결과"/>
     <w:p>
       <w:pPr>
         <w:pStyle w:val="Heading2"/>
       </w:pPr>
       <w:r>
-        <w:t xml:space="preserve">3. 베이스 모델 붕괴 진단 및 복구</w:t>
+        <w:t xml:space="preserve">3. 실험 결과</w:t>
+      </w:r>
+    </w:p>
+    <w:bookmarkStart w:id="41" w:name="평가-프로토콜-정의"/>
+    <w:p>
+      <w:pPr>
+        <w:pStyle w:val="Heading3"/>
+      </w:pPr>
+      <w:r>
+        <w:t xml:space="preserve">3.0 평가 프로토콜 (정의)</w:t>
       </w:r>
     </w:p>
     <w:p>
@@ -8286,203 +8294,7 @@
         <w:pStyle w:val="FirstParagraph"/>
       </w:pPr>
       <w:r>
-        <w:t xml:space="preserve">다운로드한 </w:t>
-      </w:r>
-      <w:r>
-        <w:rPr>
-          <w:rStyle w:val="VerbatimChar"/>
-        </w:rPr>
-        <w:t xml:space="preserve">models/ppo_2action2/best_model.pth</w:t>
-      </w:r>
-      <w:r>
-        <w:t xml:space="preserve">는 임베디드 shaped </w:t>
-      </w:r>
-      <w:r>
-        <w:rPr>
-          <w:rStyle w:val="VerbatimChar"/>
-        </w:rPr>
-        <w:t xml:space="preserve">mean_reward = -17.06</w:t>
-      </w:r>
-      <w:r>
-        <w:t xml:space="preserve">으로 망가져 있었다(</w:t>
-      </w:r>
-      <w:r>
-        <w:rPr>
-          <w:rStyle w:val="VerbatimChar"/>
-        </w:rPr>
-        <w:t xml:space="preserve">approx_kl</w:t>
-      </w:r>
-      <w:r>
-        <w:t xml:space="preserve">이 43.9까지 폭발, </w:t>
-      </w:r>
-      <w:r>
-        <w:rPr>
-          <w:rStyle w:val="VerbatimChar"/>
-        </w:rPr>
-        <w:t xml:space="preserve">value_loss</w:t>
-      </w:r>
-      <w:r>
-        <w:t xml:space="preserve"> 753 스파이크, LR이 1e-5에 고정 — 전형적 PPO 신뢰영역 붕괴). 원인은 </w:t>
-      </w:r>
-      <w:r>
-        <w:rPr>
-          <w:b/>
-          <w:bCs/>
-        </w:rPr>
-        <w:t xml:space="preserve">세 개의 독립 버그</w:t>
-      </w:r>
-      <w:r>
-        <w:t xml:space="preserve">였다. </w:t>
-      </w:r>
-      <w:r>
-        <w:rPr>
-          <w:b/>
-          <w:bCs/>
-        </w:rPr>
-        <w:t xml:space="preserve">(1) KL early-stop이 epoch 단위로만 동작</w:t>
-      </w:r>
-      <w:r>
-        <w:t xml:space="preserve"> — 큰 버퍼에서 한 epoch(약 16 갱신)를 다 돌린 </w:t>
-      </w:r>
-      <w:r>
-        <w:rPr>
-          <w:i/>
-          <w:iCs/>
-        </w:rPr>
-        <w:t xml:space="preserve">뒤에야</w:t>
-      </w:r>
-      <w:r>
-        <w:t xml:space="preserve"> KL을 검사해 그 사이 정책이 신뢰영역을 한참 벗어났다 → KL 검사를 </w:t>
-      </w:r>
-      <w:r>
-        <w:rPr>
-          <w:b/>
-          <w:bCs/>
-        </w:rPr>
-        <w:t xml:space="preserve">per-minibatch</w:t>
-      </w:r>
-      <w:r>
-        <w:t xml:space="preserve">로 옮긴 2-action 전용 fork </w:t>
-      </w:r>
-      <w:r>
-        <w:rPr>
-          <w:rStyle w:val="VerbatimChar"/>
-        </w:rPr>
-        <w:t xml:space="preserve">src/ppo_agent_2.py</w:t>
-      </w:r>
-      <w:r>
-        <w:t xml:space="preserve">를 만들었다. </w:t>
-      </w:r>
-      <w:r>
-        <w:rPr>
-          <w:b/>
-          <w:bCs/>
-        </w:rPr>
-        <w:t xml:space="preserve">(2) LR 스케줄러 오호출</w:t>
-      </w:r>
-      <w:r>
-        <w:t xml:space="preserve"> — </w:t>
-      </w:r>
-      <w:r>
-        <w:rPr>
-          <w:rStyle w:val="VerbatimChar"/>
-        </w:rPr>
-        <w:t xml:space="preserve">update_learning_rate</w:t>
-      </w:r>
-      <w:r>
-        <w:t xml:space="preserve">에 </w:t>
-      </w:r>
-      <w:r>
-        <w:rPr>
-          <w:rStyle w:val="VerbatimChar"/>
-        </w:rPr>
-        <w:t xml:space="preserve">progress_remaining</w:t>
-      </w:r>
-      <w:r>
-        <w:t xml:space="preserve">을 잘못 넘겨 progress가 항상 ~0이라 LR이 1e-5에 고정(+ 마지막 스텝 </w:t>
-      </w:r>
-      <w:r>
-        <w:rPr>
-          <w:rStyle w:val="VerbatimChar"/>
-        </w:rPr>
-        <w:t xml:space="preserve">ZeroDivisionError</w:t>
-      </w:r>
-      <w:r>
-        <w:t xml:space="preserve">) → </w:t>
-      </w:r>
-      <w:r>
-        <w:rPr>
-          <w:b/>
-          <w:bCs/>
-        </w:rPr>
-        <w:t xml:space="preserve">env-step 기반</w:t>
-      </w:r>
-      <w:r>
-        <w:t xml:space="preserve">으로 재작성해 코사인 1e-4→1e-5를 실제로 스윕. </w:t>
-      </w:r>
-      <w:r>
-        <w:rPr>
-          <w:b/>
-          <w:bCs/>
-        </w:rPr>
-        <w:t xml:space="preserve">(3) 죽은 속도 보상</w:t>
-      </w:r>
-      <w:r>
-        <w:t xml:space="preserve"> — </w:t>
-      </w:r>
-      <w:r>
-        <w:rPr>
-          <w:rStyle w:val="VerbatimChar"/>
-        </w:rPr>
-        <w:t xml:space="preserve">info['speed']</w:t>
-      </w:r>
-      <w:r>
-        <w:t xml:space="preserve">가 항상 0이라 전진 유도 보상이 한 번도 발화하지 않음 → </w:t>
-      </w:r>
-      <w:r>
-        <w:rPr>
-          <w:rStyle w:val="VerbatimChar"/>
-        </w:rPr>
-        <w:t xml:space="preserve">car.hull.linearVelocity</w:t>
-      </w:r>
-      <w:r>
-        <w:t xml:space="preserve">로 직접 계산(weight 0.003). 추가 안정화로 LR 3e-4→1e-4, clip 0.2→0.15, target_kl 0.015→0.03(per-minibatch), std 0.4→0.5, envs 128→64를 적용했다. (코드 상세는 </w:t>
-      </w:r>
-      <w:r>
-        <w:rPr>
-          <w:rStyle w:val="VerbatimChar"/>
-        </w:rPr>
-        <w:t xml:space="preserve">src/ppo_agent_2.py</w:t>
-      </w:r>
-      <w:r>
-        <w:t xml:space="preserve"> 참조.)</w:t>
-      </w:r>
-    </w:p>
-    <w:bookmarkEnd w:id="41"/>
-    <w:bookmarkStart w:id="48" w:name="실험-결과"/>
-    <w:p>
-      <w:pPr>
-        <w:pStyle w:val="Heading2"/>
-      </w:pPr>
-      <w:r>
-        <w:t xml:space="preserve">4. 실험 결과</w:t>
-      </w:r>
-    </w:p>
-    <w:bookmarkStart w:id="42" w:name="평가-프로토콜-정의"/>
-    <w:p>
-      <w:pPr>
-        <w:pStyle w:val="Heading3"/>
-      </w:pPr>
-      <w:r>
-        <w:t xml:space="preserve">4.0 평가 프로토콜 (정의)</w:t>
-      </w:r>
-    </w:p>
-    <w:p>
-      <w:pPr>
-        <w:pStyle w:val="FirstParagraph"/>
-      </w:pPr>
-      <w:r>
-        <w:t xml:space="preserve">이하 4의 모든 수치는 다음 정의를 따른다. 각 표는 본 소절을 참조한다.</w:t>
+        <w:t xml:space="preserve">이하 3의 모든 수치는 다음 정의를 따른다. 각 표는 본 소절을 참조한다.</w:t>
       </w:r>
     </w:p>
     <w:p>
@@ -8654,14 +8466,14 @@
         <w:t>이다. 따라서 2-action clean 값과 직접 동일조건 비교는 아니며 “동급 수준” 참고치로 본다.</w:t>
       </w:r>
     </w:p>
-    <w:bookmarkEnd w:id="42"/>
-    <w:bookmarkStart w:id="47" w:name="a-2-action-베이스-모델-복구-및-스케일업"/>
+    <w:bookmarkEnd w:id="41"/>
+    <w:bookmarkStart w:id="46" w:name="a-2-action-베이스-모델-학습-및-스케일업"/>
     <w:p>
       <w:pPr>
         <w:pStyle w:val="Heading3"/>
       </w:pPr>
       <w:r>
-        <w:t xml:space="preserve">4.1 (a) 2-action 베이스 모델 복구 및 스케일업</w:t>
+        <w:t xml:space="preserve">3.1 (a) 2-action 베이스 모델 학습 및 스케일업</w:t>
       </w:r>
     </w:p>
     <w:p>
@@ -8673,181 +8485,7 @@
           <w:b/>
           <w:bCs/>
         </w:rPr>
-        <w:t xml:space="preserve">복구 곡선 (6M, shaped reward)</w:t>
-      </w:r>
-      <w:r>
-        <w:t xml:space="preserve"> — 6M 시점에도 상승 중이어서 6M 체크포인트에서 이어 20M 런으로 스케일업:</w:t>
-      </w:r>
-    </w:p>
-    <w:tbl>
-      <w:tblPr>
-        <w:tblStyle w:val="Table"/>
-        <w:tblW w:type="auto" w:w="0"/>
-        <w:tblLook w:firstRow="1" w:lastRow="0" w:firstColumn="0" w:lastColumn="0" w:noHBand="0" w:noVBand="0" w:val="0020"/>
-      </w:tblPr>
-      <w:tblGrid>
-        <w:gridCol w:w="2640"/>
-        <w:gridCol w:w="2640"/>
-        <w:gridCol w:w="2640"/>
-      </w:tblGrid>
-      <w:tr>
-        <w:trPr>
-          <w:tblHeader w:val="on"/>
-        </w:trPr>
-        <w:tc>
-          <w:tcPr/>
-          <w:p>
-            <w:pPr>
-              <w:pStyle w:val="Compact"/>
-            </w:pPr>
-            <w:r>
-              <w:t xml:space="preserve">global_step</w:t>
-            </w:r>
-          </w:p>
-        </w:tc>
-        <w:tc>
-          <w:tcPr/>
-          <w:p>
-            <w:pPr>
-              <w:pStyle w:val="Compact"/>
-            </w:pPr>
-            <w:r>
-              <w:t xml:space="preserve">shaped reward</w:t>
-            </w:r>
-          </w:p>
-        </w:tc>
-        <w:tc>
-          <w:tcPr/>
-          <w:p>
-            <w:pPr>
-              <w:pStyle w:val="Compact"/>
-            </w:pPr>
-            <w:r>
-              <w:t xml:space="preserve">비고</w:t>
-            </w:r>
-          </w:p>
-        </w:tc>
-      </w:tr>
-      <w:tr>
-        <w:tc>
-          <w:tcPr/>
-          <w:p>
-            <w:pPr>
-              <w:pStyle w:val="Compact"/>
-            </w:pPr>
-            <w:r>
-              <w:t xml:space="preserve">3.7M</w:t>
-            </w:r>
-          </w:p>
-        </w:tc>
-        <w:tc>
-          <w:tcPr/>
-          <w:p>
-            <w:pPr>
-              <w:pStyle w:val="Compact"/>
-            </w:pPr>
-            <w:r>
-              <w:t xml:space="preserve">292</w:t>
-            </w:r>
-          </w:p>
-        </w:tc>
-        <w:tc>
-          <w:tcPr/>
-          <w:p>
-            <w:pPr>
-              <w:pStyle w:val="Compact"/>
-            </w:pPr>
-            <w:r>
-              <w:t xml:space="preserve">복구 초기</w:t>
-            </w:r>
-          </w:p>
-        </w:tc>
-      </w:tr>
-      <w:tr>
-        <w:tc>
-          <w:tcPr/>
-          <w:p>
-            <w:pPr>
-              <w:pStyle w:val="Compact"/>
-            </w:pPr>
-            <w:r>
-              <w:t xml:space="preserve">6.0M</w:t>
-            </w:r>
-          </w:p>
-        </w:tc>
-        <w:tc>
-          <w:tcPr/>
-          <w:p>
-            <w:pPr>
-              <w:pStyle w:val="Compact"/>
-            </w:pPr>
-            <w:r>
-              <w:t xml:space="preserve">414</w:t>
-            </w:r>
-          </w:p>
-        </w:tc>
-        <w:tc>
-          <w:tcPr/>
-          <w:p>
-            <w:pPr>
-              <w:pStyle w:val="Compact"/>
-            </w:pPr>
-            <w:r>
-              <w:t xml:space="preserve">6M 종료(상승 지속)</w:t>
-            </w:r>
-          </w:p>
-        </w:tc>
-      </w:tr>
-      <w:tr>
-        <w:tc>
-          <w:tcPr/>
-          <w:p>
-            <w:pPr>
-              <w:pStyle w:val="Compact"/>
-            </w:pPr>
-            <w:r>
-              <w:t xml:space="preserve">(run 중 피크)</w:t>
-            </w:r>
-          </w:p>
-        </w:tc>
-        <w:tc>
-          <w:tcPr/>
-          <w:p>
-            <w:pPr>
-              <w:pStyle w:val="Compact"/>
-            </w:pPr>
-            <w:r>
-              <w:rPr>
-                <w:b/>
-                <w:bCs/>
-              </w:rPr>
-              <w:t xml:space="preserve">448</w:t>
-            </w:r>
-          </w:p>
-        </w:tc>
-        <w:tc>
-          <w:tcPr/>
-          <w:p>
-            <w:pPr>
-              <w:pStyle w:val="Compact"/>
-            </w:pPr>
-            <w:r>
-              <w:t xml:space="preserve">건강한 지표·정상 종료</w:t>
-            </w:r>
-          </w:p>
-        </w:tc>
-      </w:tr>
-    </w:tbl>
-    <w:p>
-      <w:pPr>
-        <w:pStyle w:val="BodyText"/>
-      </w:pPr>
-      <w:r>
-        <w:rPr>
-          <w:b/>
-          <w:bCs/>
-        </w:rPr>
-        <w:t xml:space="preserve">스케일업 곡선 (20M, shaped reward; 6M 체크포인트에서 이어 학습)</w:t>
+        <w:t xml:space="preserve">학습 곡선 (shaped reward, 6M→20M 스케일업)</w:t>
       </w:r>
       <w:r>
         <w:t xml:space="preserve">:</w:t>
@@ -9060,7 +8698,7 @@
         <w:t xml:space="preserve">Clean 평가</w:t>
       </w:r>
       <w:r>
-        <w:t xml:space="preserve"> (셰이핑 제거 — 4.0 참조; 100 episodes, seed 42):</w:t>
+        <w:t xml:space="preserve"> (셰이핑 제거 — 3.0 참조; 100 episodes, seed 42):</w:t>
       </w:r>
     </w:p>
     <w:tbl>
@@ -9359,7 +8997,7 @@
         <w:t xml:space="preserve">모든 지표에서 우세</w:t>
       </w:r>
       <w:r>
-        <w:t xml:space="preserve"> → 최종 베이스 모델로 채택. clean mean 667 / median 745는 3-action 저장 모델의 임베디드 shaped 값(4.0 출처 참조)과 동급 이상.</w:t>
+        <w:t xml:space="preserve"> → 최종 베이스 모델로 채택. clean mean 667 / median 745는 3-action 저장 모델의 임베디드 shaped 값(3.0 출처 참조)과 동급 이상.</w:t>
       </w:r>
     </w:p>
     <w:p>
@@ -9395,18 +9033,18 @@
           <wp:inline>
             <wp:extent cx="3307080" cy="2204720"/>
             <wp:effectExtent b="0" l="0" r="0" t="0"/>
-            <wp:docPr descr="그림. 베이스 2-action 최종 모델(9.8M) 주행 — seed46, 보상 838 (clean 평균 667의 상단)" title="" id="44" name="Picture"/>
+            <wp:docPr descr="그림. 베이스 2-action 최종 모델(9.8M) 주행 — seed46, 보상 838 (clean 평균 667의 상단)" title="" id="43" name="Picture"/>
             <a:graphic>
               <a:graphicData uri="http://schemas.openxmlformats.org/drawingml/2006/picture">
                 <pic:pic>
                   <pic:nvPicPr>
-                    <pic:cNvPr descr="report_assets/frame_base_r838.png" id="45" name="Picture"/>
+                    <pic:cNvPr descr="report_assets/frame_base_r838.png" id="44" name="Picture"/>
                     <pic:cNvPicPr>
                       <a:picLocks noChangeArrowheads="1" noChangeAspect="1"/>
                     </pic:cNvPicPr>
                   </pic:nvPicPr>
                   <pic:blipFill>
-                    <a:blip r:embed="rId43"/>
+                    <a:blip r:embed="rId42"/>
                     <a:stretch>
                       <a:fillRect/>
                     </a:stretch>
@@ -9441,7 +9079,7 @@
         <w:t xml:space="preserve">그림. 베이스 2-action 최종 모델(9.8M) 주행 — seed46, 보상 838 (clean 평균 667의 상단)</w:t>
       </w:r>
     </w:p>
-    <w:bookmarkStart w:id="46" w:name="b-3-action-비교"/>
+    <w:bookmarkStart w:id="45" w:name="b-3-action-비교"/>
     <w:p>
       <w:pPr>
         <w:pStyle w:val="Heading4"/>
@@ -9465,7 +9103,7 @@
         <w:t xml:space="preserve">저장 시점 임베디드 shaped mean</w:t>
       </w:r>
       <w:r>
-        <w:t xml:space="preserve">이다(4.0). 파일 케이싱은 실제 디스크 상태 그대로 표기한다(</w:t>
+        <w:t xml:space="preserve">이다(3.0). 파일 케이싱은 실제 디스크 상태 그대로 표기한다(</w:t>
       </w:r>
       <w:r>
         <w:rPr>
@@ -9672,25 +9310,25 @@
         <w:t xml:space="preserve">→ 2-action 라인이 (조건 차이를 감안하더라도) 3-action 베이스라인을 매칭하거나 능가.</w:t>
       </w:r>
     </w:p>
+    <w:bookmarkEnd w:id="45"/>
     <w:bookmarkEnd w:id="46"/>
     <w:bookmarkEnd w:id="47"/>
-    <w:bookmarkEnd w:id="48"/>
-    <w:bookmarkStart w:id="51" w:name="부록-하이퍼파라미터-버전"/>
+    <w:bookmarkStart w:id="50" w:name="부록-하이퍼파라미터-버전"/>
     <w:p>
       <w:pPr>
         <w:pStyle w:val="Heading2"/>
       </w:pPr>
       <w:r>
-        <w:t xml:space="preserve">5. 부록 — 하이퍼파라미터 · 버전</w:t>
-      </w:r>
-    </w:p>
-    <w:bookmarkStart w:id="49" w:name="최종-안정화-하이퍼파라미터"/>
+        <w:t xml:space="preserve">4. 부록 — 하이퍼파라미터 · 버전</w:t>
+      </w:r>
+    </w:p>
+    <w:bookmarkStart w:id="48" w:name="최종-안정화-하이퍼파라미터"/>
     <w:p>
       <w:pPr>
         <w:pStyle w:val="Heading3"/>
       </w:pPr>
       <w:r>
-        <w:t xml:space="preserve">5.1 최종 안정화 하이퍼파라미터</w:t>
+        <w:t xml:space="preserve">4.1 최종 안정화 하이퍼파라미터</w:t>
       </w:r>
     </w:p>
     <w:p>
@@ -10931,14 +10569,14 @@
         </w:tc>
       </w:tr>
     </w:tbl>
-    <w:bookmarkEnd w:id="49"/>
-    <w:bookmarkStart w:id="50" w:name="환경-버전-매트릭스-재명시"/>
+    <w:bookmarkEnd w:id="48"/>
+    <w:bookmarkStart w:id="49" w:name="환경-버전-매트릭스-재명시"/>
     <w:p>
       <w:pPr>
         <w:pStyle w:val="Heading3"/>
       </w:pPr>
       <w:r>
-        <w:t xml:space="preserve">5.2 환경 버전 매트릭스 (재명시)</w:t>
+        <w:t xml:space="preserve">4.2 환경 버전 매트릭스 (재명시)</w:t>
       </w:r>
     </w:p>
     <w:tbl>
@@ -11322,10 +10960,10 @@
         </w:tc>
       </w:tr>
     </w:tbl>
+    <w:bookmarkEnd w:id="49"/>
     <w:bookmarkEnd w:id="50"/>
     <w:bookmarkEnd w:id="51"/>
-    <w:bookmarkEnd w:id="52"/>
-    <w:bookmarkStart w:id="106" w:name="part-ii-장애물obstacle-입력-추가"/>
+    <w:bookmarkStart w:id="105" w:name="part-ii-장애물obstacle-입력-추가"/>
     <w:p>
       <w:pPr>
         <w:pStyle w:val="Heading1"/>
@@ -11352,7 +10990,7 @@
         <w:t xml:space="preserve">을 올려 픽셀 관측에 그려 넣고 회피를 학습한다. 환경 구축 → round-1 학습 → 크기 실험 → 코너-이탈 오진 진단 → 행동 노이즈(ent_coef) → native 3-action 대조까지 다룬다.</w:t>
       </w:r>
     </w:p>
-    <w:bookmarkStart w:id="58" w:name="환경-설계-carracingobstacles-v0"/>
+    <w:bookmarkStart w:id="57" w:name="환경-설계-carracingobstacles-v0"/>
     <w:p>
       <w:pPr>
         <w:pStyle w:val="Heading2"/>
@@ -11426,7 +11064,7 @@
         </w:pict>
       </w:r>
     </w:p>
-    <w:bookmarkStart w:id="53" w:name="등록-및-기본값"/>
+    <w:bookmarkStart w:id="52" w:name="등록-및-기본값"/>
     <w:p>
       <w:pPr>
         <w:pStyle w:val="Heading3"/>
@@ -12048,8 +11686,8 @@
         </w:pict>
       </w:r>
     </w:p>
-    <w:bookmarkEnd w:id="53"/>
-    <w:bookmarkStart w:id="54" w:name="픽셀-가시성-관측에-그려-넣기"/>
+    <w:bookmarkEnd w:id="52"/>
+    <w:bookmarkStart w:id="53" w:name="픽셀-가시성-관측에-그려-넣기"/>
     <w:p>
       <w:pPr>
         <w:pStyle w:val="Heading3"/>
@@ -12410,8 +12048,8 @@
         </w:pict>
       </w:r>
     </w:p>
-    <w:bookmarkEnd w:id="54"/>
-    <w:bookmarkStart w:id="55" w:name="배치-및-재현성-_spawn_obstacles"/>
+    <w:bookmarkEnd w:id="53"/>
+    <w:bookmarkStart w:id="54" w:name="배치-및-재현성-_spawn_obstacles"/>
     <w:p>
       <w:pPr>
         <w:pStyle w:val="Heading3"/>
@@ -13131,8 +12769,8 @@
         </w:pict>
       </w:r>
     </w:p>
-    <w:bookmarkEnd w:id="55"/>
-    <w:bookmarkStart w:id="56" w:name="충돌-검출-및-패널티"/>
+    <w:bookmarkEnd w:id="54"/>
+    <w:bookmarkStart w:id="55" w:name="충돌-검출-및-패널티"/>
     <w:p>
       <w:pPr>
         <w:pStyle w:val="Heading3"/>
@@ -13733,140 +13371,140 @@
         </w:pict>
       </w:r>
     </w:p>
+    <w:bookmarkEnd w:id="55"/>
+    <w:bookmarkStart w:id="56" w:name="환경-구축-중-해결한-버그-요약"/>
+    <w:p>
+      <w:pPr>
+        <w:pStyle w:val="Heading3"/>
+      </w:pPr>
+      <w:r>
+        <w:t xml:space="preserve">1.5 환경 구축 중 해결한 버그 (요약)</w:t>
+      </w:r>
+    </w:p>
+    <w:p>
+      <w:pPr>
+        <w:pStyle w:val="FirstParagraph"/>
+      </w:pPr>
+      <w:r>
+        <w:t xml:space="preserve">Linux box2d-py에서 세 버그를 수정했다. </w:t>
+      </w:r>
+      <w:r>
+        <w:rPr>
+          <w:b/>
+          <w:bCs/>
+        </w:rPr>
+        <w:t xml:space="preserve">(1) SEGFAULT</w:t>
+      </w:r>
+      <w:r>
+        <w:t xml:space="preserve"> — 차가 장애물에 닿은 채 에피소드가 끝나 </w:t>
+      </w:r>
+      <w:r>
+        <w:rPr>
+          <w:rStyle w:val="VerbatimChar"/>
+        </w:rPr>
+        <w:t xml:space="preserve">reset()</w:t>
+      </w:r>
+      <w:r>
+        <w:t xml:space="preserve">의 </w:t>
+      </w:r>
+      <w:r>
+        <w:rPr>
+          <w:rStyle w:val="VerbatimChar"/>
+        </w:rPr>
+        <w:t xml:space="preserve">_destroy()</w:t>
+      </w:r>
+      <w:r>
+        <w:t xml:space="preserve">가 body를 파괴하면 Box2D가 반쯤 파괴된 body에 EndContact 콜백을 재진입시켜 죽었다 → 파괴 </w:t>
+      </w:r>
+      <w:r>
+        <w:rPr>
+          <w:b/>
+          <w:bCs/>
+        </w:rPr>
+        <w:t xml:space="preserve">전에</w:t>
+      </w:r>
+      <w:r>
+        <w:t xml:space="preserve"> contact listener를 detach. </w:t>
+      </w:r>
+      <w:r>
+        <w:rPr>
+          <w:b/>
+          <w:bCs/>
+        </w:rPr>
+        <w:t xml:space="preserve">(2) loop-spawn</w:t>
+      </w:r>
+      <w:r>
+        <w:t xml:space="preserve"> — 루프 트랙의 끝 타일이 시작선 바로 뒤라 차 위에 장애물이 스폰됨 → 후보 타일에서 </w:t>
+      </w:r>
+      <w:r>
+        <w:rPr>
+          <w:b/>
+          <w:bCs/>
+        </w:rPr>
+        <w:t xml:space="preserve">양 끝을 모두 제외</w:t>
+      </w:r>
+      <w:r>
+        <w:t xml:space="preserve">(</w:t>
+      </w:r>
+      <w:r>
+        <w:rPr>
+          <w:rStyle w:val="VerbatimChar"/>
+        </w:rPr>
+        <w:t xml:space="preserve">range(start_clear_tiles, n_tiles-start_clear_tiles)</w:t>
+      </w:r>
+      <w:r>
+        <w:t xml:space="preserve">). </w:t>
+      </w:r>
+      <w:r>
+        <w:rPr>
+          <w:b/>
+          <w:bCs/>
+        </w:rPr>
+        <w:t xml:space="preserve">(3) 로깅 무력화</w:t>
+      </w:r>
+      <w:r>
+        <w:t xml:space="preserve"> — 벡터 env의 </w:t>
+      </w:r>
+      <w:r>
+        <w:rPr>
+          <w:rStyle w:val="VerbatimChar"/>
+        </w:rPr>
+        <w:t xml:space="preserve">infos</w:t>
+      </w:r>
+      <w:r>
+        <w:t xml:space="preserve">를 </w:t>
+      </w:r>
+      <w:r>
+        <w:rPr>
+          <w:rStyle w:val="VerbatimChar"/>
+        </w:rPr>
+        <w:t xml:space="preserve">infos.get(i)</w:t>
+      </w:r>
+      <w:r>
+        <w:t xml:space="preserve">(정수키)로 읽어 셰이핑 지표가 전부 미기록 → </w:t>
+      </w:r>
+      <w:r>
+        <w:rPr>
+          <w:rStyle w:val="VerbatimChar"/>
+        </w:rPr>
+        <w:t xml:space="preserve">infos[key][i]</w:t>
+      </w:r>
+      <w:r>
+        <w:t xml:space="preserve">(dict-of-arrays)로 수정. (상세 코드는 </w:t>
+      </w:r>
+      <w:r>
+        <w:rPr>
+          <w:rStyle w:val="VerbatimChar"/>
+        </w:rPr>
+        <w:t xml:space="preserve">src/car_racing_obstacles.py</w:t>
+      </w:r>
+      <w:r>
+        <w:t xml:space="preserve">·학습 스크립트 참조.)</w:t>
+      </w:r>
+    </w:p>
     <w:bookmarkEnd w:id="56"/>
-    <w:bookmarkStart w:id="57" w:name="환경-구축-중-해결한-버그-요약"/>
-    <w:p>
-      <w:pPr>
-        <w:pStyle w:val="Heading3"/>
-      </w:pPr>
-      <w:r>
-        <w:t xml:space="preserve">1.5 환경 구축 중 해결한 버그 (요약)</w:t>
-      </w:r>
-    </w:p>
-    <w:p>
-      <w:pPr>
-        <w:pStyle w:val="FirstParagraph"/>
-      </w:pPr>
-      <w:r>
-        <w:t xml:space="preserve">Linux box2d-py에서 세 버그를 수정했다. </w:t>
-      </w:r>
-      <w:r>
-        <w:rPr>
-          <w:b/>
-          <w:bCs/>
-        </w:rPr>
-        <w:t xml:space="preserve">(1) SEGFAULT</w:t>
-      </w:r>
-      <w:r>
-        <w:t xml:space="preserve"> — 차가 장애물에 닿은 채 에피소드가 끝나 </w:t>
-      </w:r>
-      <w:r>
-        <w:rPr>
-          <w:rStyle w:val="VerbatimChar"/>
-        </w:rPr>
-        <w:t xml:space="preserve">reset()</w:t>
-      </w:r>
-      <w:r>
-        <w:t xml:space="preserve">의 </w:t>
-      </w:r>
-      <w:r>
-        <w:rPr>
-          <w:rStyle w:val="VerbatimChar"/>
-        </w:rPr>
-        <w:t xml:space="preserve">_destroy()</w:t>
-      </w:r>
-      <w:r>
-        <w:t xml:space="preserve">가 body를 파괴하면 Box2D가 반쯤 파괴된 body에 EndContact 콜백을 재진입시켜 죽었다 → 파괴 </w:t>
-      </w:r>
-      <w:r>
-        <w:rPr>
-          <w:b/>
-          <w:bCs/>
-        </w:rPr>
-        <w:t xml:space="preserve">전에</w:t>
-      </w:r>
-      <w:r>
-        <w:t xml:space="preserve"> contact listener를 detach. </w:t>
-      </w:r>
-      <w:r>
-        <w:rPr>
-          <w:b/>
-          <w:bCs/>
-        </w:rPr>
-        <w:t xml:space="preserve">(2) loop-spawn</w:t>
-      </w:r>
-      <w:r>
-        <w:t xml:space="preserve"> — 루프 트랙의 끝 타일이 시작선 바로 뒤라 차 위에 장애물이 스폰됨 → 후보 타일에서 </w:t>
-      </w:r>
-      <w:r>
-        <w:rPr>
-          <w:b/>
-          <w:bCs/>
-        </w:rPr>
-        <w:t xml:space="preserve">양 끝을 모두 제외</w:t>
-      </w:r>
-      <w:r>
-        <w:t xml:space="preserve">(</w:t>
-      </w:r>
-      <w:r>
-        <w:rPr>
-          <w:rStyle w:val="VerbatimChar"/>
-        </w:rPr>
-        <w:t xml:space="preserve">range(start_clear_tiles, n_tiles-start_clear_tiles)</w:t>
-      </w:r>
-      <w:r>
-        <w:t xml:space="preserve">). </w:t>
-      </w:r>
-      <w:r>
-        <w:rPr>
-          <w:b/>
-          <w:bCs/>
-        </w:rPr>
-        <w:t xml:space="preserve">(3) 로깅 무력화</w:t>
-      </w:r>
-      <w:r>
-        <w:t xml:space="preserve"> — 벡터 env의 </w:t>
-      </w:r>
-      <w:r>
-        <w:rPr>
-          <w:rStyle w:val="VerbatimChar"/>
-        </w:rPr>
-        <w:t xml:space="preserve">infos</w:t>
-      </w:r>
-      <w:r>
-        <w:t xml:space="preserve">를 </w:t>
-      </w:r>
-      <w:r>
-        <w:rPr>
-          <w:rStyle w:val="VerbatimChar"/>
-        </w:rPr>
-        <w:t xml:space="preserve">infos.get(i)</w:t>
-      </w:r>
-      <w:r>
-        <w:t xml:space="preserve">(정수키)로 읽어 셰이핑 지표가 전부 미기록 → </w:t>
-      </w:r>
-      <w:r>
-        <w:rPr>
-          <w:rStyle w:val="VerbatimChar"/>
-        </w:rPr>
-        <w:t xml:space="preserve">infos[key][i]</w:t>
-      </w:r>
-      <w:r>
-        <w:t xml:space="preserve">(dict-of-arrays)로 수정. (상세 코드는 </w:t>
-      </w:r>
-      <w:r>
-        <w:rPr>
-          <w:rStyle w:val="VerbatimChar"/>
-        </w:rPr>
-        <w:t xml:space="preserve">src/car_racing_obstacles.py</w:t>
-      </w:r>
-      <w:r>
-        <w:t xml:space="preserve">·학습 스크립트 참조.)</w:t>
-      </w:r>
-    </w:p>
     <w:bookmarkEnd w:id="57"/>
-    <w:bookmarkEnd w:id="58"/>
-    <w:bookmarkStart w:id="65" w:name="장애물-회피-학습-round-1"/>
+    <w:bookmarkStart w:id="64" w:name="장애물-회피-학습-round-1"/>
     <w:p>
       <w:pPr>
         <w:pStyle w:val="Heading2"/>
@@ -14098,7 +13736,7 @@
         <w:t xml:space="preserve">Clean 장애물 평가</w:t>
       </w:r>
       <w:r>
-        <w:t xml:space="preserve"> (셰이핑 제거 — Part I 4.0 참조; 50 episodes, seed 42, </w:t>
+        <w:t xml:space="preserve"> (셰이핑 제거 — Part I 3.0 참조; 50 episodes, seed 42, </w:t>
       </w:r>
       <w:r>
         <w:rPr>
@@ -14518,18 +14156,18 @@
                 <wp:inline>
                   <wp:extent cx="5227320" cy="3484880"/>
                   <wp:effectExtent b="0" l="0" r="0" t="0"/>
-                  <wp:docPr descr="Before (장애물 학습 전): seed42 step240 — 흰 장애물로 정면 돌진, 누적 −68" title="" id="60" name="Picture"/>
+                  <wp:docPr descr="Before (장애물 학습 전): seed42 step240 — 흰 장애물로 정면 돌진, 누적 −68" title="" id="59" name="Picture"/>
                   <a:graphic>
                     <a:graphicData uri="http://schemas.openxmlformats.org/drawingml/2006/picture">
                       <pic:pic>
                         <pic:nvPicPr>
-                          <pic:cNvPr descr="report_assets/frame_before_seed42_r-68.png" id="61" name="Picture"/>
+                          <pic:cNvPr descr="report_assets/frame_before_seed42_r-68.png" id="60" name="Picture"/>
                           <pic:cNvPicPr>
                             <a:picLocks noChangeArrowheads="1" noChangeAspect="1"/>
                           </pic:cNvPicPr>
                         </pic:nvPicPr>
                         <pic:blipFill>
-                          <a:blip r:embed="rId59"/>
+                          <a:blip r:embed="rId58"/>
                           <a:stretch>
                             <a:fillRect/>
                           </a:stretch>
@@ -14569,18 +14207,18 @@
                 <wp:inline>
                   <wp:extent cx="5227320" cy="3484880"/>
                   <wp:effectExtent b="0" l="0" r="0" t="0"/>
-                  <wp:docPr descr="After (장애물 학습 후): seed42 step240 — 도로 위 정상 주행·회피, 누적 +323" title="" id="63" name="Picture"/>
+                  <wp:docPr descr="After (장애물 학습 후): seed42 step240 — 도로 위 정상 주행·회피, 누적 +323" title="" id="62" name="Picture"/>
                   <a:graphic>
                     <a:graphicData uri="http://schemas.openxmlformats.org/drawingml/2006/picture">
                       <pic:pic>
                         <pic:nvPicPr>
-                          <pic:cNvPr descr="report_assets/frame_after_seed42_r323.png" id="64" name="Picture"/>
+                          <pic:cNvPr descr="report_assets/frame_after_seed42_r323.png" id="63" name="Picture"/>
                           <pic:cNvPicPr>
                             <a:picLocks noChangeArrowheads="1" noChangeAspect="1"/>
                           </pic:cNvPicPr>
                         </pic:nvPicPr>
                         <pic:blipFill>
-                          <a:blip r:embed="rId62"/>
+                          <a:blip r:embed="rId61"/>
                           <a:stretch>
                             <a:fillRect/>
                           </a:stretch>
@@ -14651,8 +14289,8 @@
         </w:pict>
       </w:r>
     </w:p>
-    <w:bookmarkEnd w:id="65"/>
-    <w:bookmarkStart w:id="66" w:name="장애물-크기-실험-소형-vs-대형"/>
+    <w:bookmarkEnd w:id="64"/>
+    <w:bookmarkStart w:id="65" w:name="장애물-크기-실험-소형-vs-대형"/>
     <w:p>
       <w:pPr>
         <w:pStyle w:val="Heading2"/>
@@ -14927,8 +14565,8 @@
         </w:pict>
       </w:r>
     </w:p>
-    <w:bookmarkEnd w:id="66"/>
-    <w:bookmarkStart w:id="74" w:name="진단-급커브-이탈은-오진이었다-계측-평가"/>
+    <w:bookmarkEnd w:id="65"/>
+    <w:bookmarkStart w:id="73" w:name="진단-급커브-이탈은-오진이었다-계측-평가"/>
     <w:p>
       <w:pPr>
         <w:pStyle w:val="Heading2"/>
@@ -14965,7 +14603,7 @@
         <w:t xml:space="preserve">한 결과 가설이 틀렸다.</w:t>
       </w:r>
     </w:p>
-    <w:bookmarkStart w:id="67" w:name="코너-감속-패널티-구현"/>
+    <w:bookmarkStart w:id="66" w:name="코너-감속-패널티-구현"/>
     <w:p>
       <w:pPr>
         <w:pStyle w:val="Heading3"/>
@@ -15036,8 +14674,8 @@
         <w:t xml:space="preserve">, 조향하며 밟을 때만 벌점. 검증: 직진 풀가스 30스텝 패널티 0.000 / 풀조향+풀가스 30스텝 15.000.</w:t>
       </w:r>
     </w:p>
-    <w:bookmarkEnd w:id="67"/>
-    <w:bookmarkStart w:id="68" w:name="계측-결과-메커니즘은-작동-그러나-결과는-무관"/>
+    <w:bookmarkEnd w:id="66"/>
+    <w:bookmarkStart w:id="67" w:name="계측-결과-메커니즘은-작동-그러나-결과는-무관"/>
     <w:p>
       <w:pPr>
         <w:pStyle w:val="Heading3"/>
@@ -15329,8 +14967,8 @@
         <w:t xml:space="preserve"> off-track% 계측은 신뢰도 낮음 — “전 바퀴 도로 밖” 기준이 타일 경계/정체를 과대계상. 절대값은 버리고 추세만 참고.)</w:t>
       </w:r>
     </w:p>
-    <w:bookmarkEnd w:id="68"/>
-    <w:bookmarkStart w:id="69" w:name="실패-원인은-충돌-그것도-대부분-샘플링-노이즈"/>
+    <w:bookmarkEnd w:id="67"/>
+    <w:bookmarkStart w:id="68" w:name="실패-원인은-충돌-그것도-대부분-샘플링-노이즈"/>
     <w:p>
       <w:pPr>
         <w:pStyle w:val="Heading3"/>
@@ -15674,8 +15312,8 @@
         <w:t xml:space="preserve">가 가끔 장애물로 틀어버린 것.</w:t>
       </w:r>
     </w:p>
-    <w:bookmarkEnd w:id="69"/>
-    <w:bookmarkStart w:id="73" w:name="결론-코너-패널티는-비非레버-0.50.2로-reward-회복"/>
+    <w:bookmarkEnd w:id="68"/>
+    <w:bookmarkStart w:id="72" w:name="결론-코너-패널티는-비非레버-0.50.2로-reward-회복"/>
     <w:p>
       <w:pPr>
         <w:pStyle w:val="Heading3"/>
@@ -15975,18 +15613,18 @@
           <wp:inline>
             <wp:extent cx="3307080" cy="2170271"/>
             <wp:effectExtent b="0" l="0" r="0" t="0"/>
-            <wp:docPr descr="그림. 코너 감속 패널티는 비(非)레버 — 0.5→0.2로 낮추니 clean 보상 회복(365→415)" title="" id="71" name="Picture"/>
+            <wp:docPr descr="그림. 코너 감속 패널티는 비(非)레버 — 0.5→0.2로 낮추니 clean 보상 회복(365→415)" title="" id="70" name="Picture"/>
             <a:graphic>
               <a:graphicData uri="http://schemas.openxmlformats.org/drawingml/2006/picture">
                 <pic:pic>
                   <pic:nvPicPr>
-                    <pic:cNvPr descr="report_assets/fig_corner_lever.png" id="72" name="Picture"/>
+                    <pic:cNvPr descr="report_assets/fig_corner_lever.png" id="71" name="Picture"/>
                     <pic:cNvPicPr>
                       <a:picLocks noChangeArrowheads="1" noChangeAspect="1"/>
                     </pic:cNvPicPr>
                   </pic:nvPicPr>
                   <pic:blipFill>
-                    <a:blip r:embed="rId70"/>
+                    <a:blip r:embed="rId69"/>
                     <a:stretch>
                       <a:fillRect/>
                     </a:stretch>
@@ -16037,9 +15675,9 @@
         </w:pict>
       </w:r>
     </w:p>
+    <w:bookmarkEnd w:id="72"/>
     <w:bookmarkEnd w:id="73"/>
-    <w:bookmarkEnd w:id="74"/>
-    <w:bookmarkStart w:id="84" w:name="실험-결과-종합"/>
+    <w:bookmarkStart w:id="83" w:name="실험-결과-종합"/>
     <w:p>
       <w:pPr>
         <w:pStyle w:val="Heading2"/>
@@ -16048,7 +15686,7 @@
         <w:t xml:space="preserve">5. 실험 결과 종합</w:t>
       </w:r>
     </w:p>
-    <w:bookmarkStart w:id="75" w:name="학습-곡선-이-태스크는-전반부에-정점-찍고-정체"/>
+    <w:bookmarkStart w:id="74" w:name="학습-곡선-이-태스크는-전반부에-정점-찍고-정체"/>
     <w:p>
       <w:pPr>
         <w:pStyle w:val="Heading3"/>
@@ -16353,8 +15991,8 @@
         <w:t xml:space="preserve">순수 스텝 증가는 ROI가 낮고, 다음 실험은 4~5M이면 충분.</w:t>
       </w:r>
     </w:p>
-    <w:bookmarkEnd w:id="75"/>
-    <w:bookmarkStart w:id="79" w:name="clean-평가-shaping-제외-50ep-샘플링-seed-42"/>
+    <w:bookmarkEnd w:id="74"/>
+    <w:bookmarkStart w:id="78" w:name="clean-평가-shaping-제외-50ep-샘플링-seed-42"/>
     <w:p>
       <w:pPr>
         <w:pStyle w:val="Heading3"/>
@@ -16372,18 +16010,18 @@
           <wp:inline>
             <wp:extent cx="4533900" cy="2606992"/>
             <wp:effectExtent b="0" l="0" r="0" t="0"/>
-            <wp:docPr descr="그림. 장애물 task clean 성능 진행 — 2-action 천장 ~415 vs 3-action 229 (회색 점선=무장애물 베이스 667)" title="" id="77" name="Picture"/>
+            <wp:docPr descr="그림. 장애물 task clean 성능 진행 — 2-action 천장 ~415 vs 3-action 229 (회색 점선=무장애물 베이스 667)" title="" id="76" name="Picture"/>
             <a:graphic>
               <a:graphicData uri="http://schemas.openxmlformats.org/drawingml/2006/picture">
                 <pic:pic>
                   <pic:nvPicPr>
-                    <pic:cNvPr descr="report_assets/fig_clean_progression.png" id="78" name="Picture"/>
+                    <pic:cNvPr descr="report_assets/fig_clean_progression.png" id="77" name="Picture"/>
                     <pic:cNvPicPr>
                       <a:picLocks noChangeArrowheads="1" noChangeAspect="1"/>
                     </pic:cNvPicPr>
                   </pic:nvPicPr>
                   <pic:blipFill>
-                    <a:blip r:embed="rId76"/>
+                    <a:blip r:embed="rId75"/>
                     <a:stretch>
                       <a:fillRect/>
                     </a:stretch>
@@ -16469,8 +16107,8 @@
         <w:t xml:space="preserve"> 깨끗하다. round1 수치는 분포가 다른 참고값.</w:t>
       </w:r>
     </w:p>
-    <w:bookmarkEnd w:id="79"/>
-    <w:bookmarkStart w:id="83" w:name="정성-beforeafter-동일-시드"/>
+    <w:bookmarkEnd w:id="78"/>
+    <w:bookmarkStart w:id="82" w:name="정성-beforeafter-동일-시드"/>
     <w:p>
       <w:pPr>
         <w:pStyle w:val="Heading3"/>
@@ -16671,18 +16309,18 @@
           <wp:inline>
             <wp:extent cx="3200400" cy="2133600"/>
             <wp:effectExtent b="0" l="0" r="0" t="0"/>
-            <wp:docPr descr="그림. 장애물 회피(weaving) — seed43, 보상 707: 곡선 구간에서 장애물 사이로 우회 조향" title="" id="81" name="Picture"/>
+            <wp:docPr descr="그림. 장애물 회피(weaving) — seed43, 보상 707: 곡선 구간에서 장애물 사이로 우회 조향" title="" id="80" name="Picture"/>
             <a:graphic>
               <a:graphicData uri="http://schemas.openxmlformats.org/drawingml/2006/picture">
                 <pic:pic>
                   <pic:nvPicPr>
-                    <pic:cNvPr descr="report_assets/frame_after_seed43_r707.png" id="82" name="Picture"/>
+                    <pic:cNvPr descr="report_assets/frame_after_seed43_r707.png" id="81" name="Picture"/>
                     <pic:cNvPicPr>
                       <a:picLocks noChangeArrowheads="1" noChangeAspect="1"/>
                     </pic:cNvPicPr>
                   </pic:nvPicPr>
                   <pic:blipFill>
-                    <a:blip r:embed="rId80"/>
+                    <a:blip r:embed="rId79"/>
                     <a:stretch>
                       <a:fillRect/>
                     </a:stretch>
@@ -16724,9 +16362,9 @@
         </w:pict>
       </w:r>
     </w:p>
+    <w:bookmarkEnd w:id="82"/>
     <w:bookmarkEnd w:id="83"/>
-    <w:bookmarkEnd w:id="84"/>
-    <w:bookmarkStart w:id="88" w:name="마지막-실험-행동-노이즈-축소ent_coef는-비非레버였다"/>
+    <w:bookmarkStart w:id="87" w:name="마지막-실험-행동-노이즈-축소ent_coef는-비非레버였다"/>
     <w:p>
       <w:pPr>
         <w:pStyle w:val="Heading2"/>
@@ -16844,7 +16482,7 @@
         <w:t xml:space="preserve">  --save-dir ./models/obs_p02_lowent --log-dir ./logs/obs_p02_lowent</w:t>
       </w:r>
     </w:p>
-    <w:bookmarkStart w:id="85" w:name="결과-레버는-움직였으나-성능은-안-따라옴"/>
+    <w:bookmarkStart w:id="84" w:name="결과-레버는-움직였으나-성능은-안-따라옴"/>
     <w:p>
       <w:pPr>
         <w:pStyle w:val="Heading3"/>
@@ -17212,8 +16850,8 @@
         <w:t xml:space="preserve"> 최악 판(ep32 -112)은 entropy를 낮췄는데도 살아남음.</w:t>
       </w:r>
     </w:p>
-    <w:bookmarkEnd w:id="85"/>
-    <w:bookmarkStart w:id="86" w:name="해석-진단의-수정-남은-충돌은-구조적이지-단순-노이즈가-아니다"/>
+    <w:bookmarkEnd w:id="84"/>
+    <w:bookmarkStart w:id="85" w:name="해석-진단의-수정-남은-충돌은-구조적이지-단순-노이즈가-아니다"/>
     <w:p>
       <w:pPr>
         <w:pStyle w:val="Heading3"/>
@@ -17275,8 +16913,8 @@
         <w:t xml:space="preserve">를 더 낮추면 탐험까지 줄어 학습 자체가 나빠질 수 있어 더 내리는 것은 권장 안 함.)</w:t>
       </w:r>
     </w:p>
-    <w:bookmarkEnd w:id="86"/>
-    <w:bookmarkStart w:id="87" w:name="판정-task-천장415-확정"/>
+    <w:bookmarkEnd w:id="85"/>
+    <w:bookmarkStart w:id="86" w:name="판정-task-천장415-확정"/>
     <w:p>
       <w:pPr>
         <w:pStyle w:val="Heading3"/>
@@ -17373,111 +17011,111 @@
         </w:pict>
       </w:r>
     </w:p>
+    <w:bookmarkEnd w:id="86"/>
     <w:bookmarkEnd w:id="87"/>
+    <w:bookmarkStart w:id="102" w:name="X69b4426625f18866da3d36eafd48b57653a25dd"/>
+    <w:p>
+      <w:pPr>
+        <w:pStyle w:val="Heading2"/>
+      </w:pPr>
+      <w:r>
+        <w:t xml:space="preserve">7. 3-action 대조 실험 — 2 vs 3 action (native gas/brake)</w:t>
+      </w:r>
+    </w:p>
+    <w:bookmarkStart w:id="88" w:name="동기와-절차"/>
+    <w:p>
+      <w:pPr>
+        <w:pStyle w:val="Heading3"/>
+      </w:pPr>
+      <w:r>
+        <w:t xml:space="preserve">7.1 동기와 절차</w:t>
+      </w:r>
+    </w:p>
+    <w:p>
+      <w:pPr>
+        <w:pStyle w:val="FirstParagraph"/>
+      </w:pPr>
+      <w:r>
+        <w:t xml:space="preserve">2-action(throttle 1축, ActionWrapper)이 장애물 task에서 정착한 천장(clean ~415)이 </w:t>
+      </w:r>
+      <w:r>
+        <w:rPr>
+          <w:b/>
+          <w:bCs/>
+        </w:rPr>
+        <w:t xml:space="preserve">action 파라미터화</w:t>
+      </w:r>
+      <w:r>
+        <w:t xml:space="preserve"> 탓인지 확인하기 위해, </w:t>
+      </w:r>
+      <w:r>
+        <w:rPr>
+          <w:b/>
+          <w:bCs/>
+        </w:rPr>
+        <w:t xml:space="preserve">native 3-action </w:t>
+      </w:r>
+      <w:r>
+        <w:rPr>
+          <w:rStyle w:val="VerbatimChar"/>
+          <w:b/>
+          <w:bCs/>
+        </w:rPr>
+        <w:t xml:space="preserve">[steer, gas, brake]</w:t>
+      </w:r>
+      <w:r>
+        <w:t xml:space="preserve"> 정책으로 동일 task를 학습했다. 환경·보상·하이퍼파라미터는 2-action과 </w:t>
+      </w:r>
+      <w:r>
+        <w:rPr>
+          <w:b/>
+          <w:bCs/>
+        </w:rPr>
+        <w:t xml:space="preserve">바이트 단위로 동일</w:t>
+      </w:r>
+      <w:r>
+        <w:t xml:space="preserve">(n_obstacles=10, penalty=15, size 0.25–0.6, LR 1e-4 cosine, target_kl 0.03)하고 </w:t>
+      </w:r>
+      <w:r>
+        <w:rPr>
+          <w:b/>
+          <w:bCs/>
+        </w:rPr>
+        <w:t xml:space="preserve">유일한 차이는 ActionWrapper 미적용</w:t>
+      </w:r>
+      <w:r>
+        <w:t xml:space="preserve">(정책이 3D 네이티브 출력). 3-action 베이스 </w:t>
+      </w:r>
+      <w:r>
+        <w:rPr>
+          <w:rStyle w:val="VerbatimChar"/>
+        </w:rPr>
+        <w:t xml:space="preserve">evaluated641</w:t>
+      </w:r>
+      <w:r>
+        <w:t xml:space="preserve">(무장애물 base에서 ~675)에서 fine-tune. 전용 스크립트 </w:t>
+      </w:r>
+      <w:r>
+        <w:rPr>
+          <w:rStyle w:val="VerbatimChar"/>
+        </w:rPr>
+        <w:t xml:space="preserve">scripts/train_ppo_3action_obstacles.py</w:t>
+      </w:r>
+      <w:r>
+        <w:t xml:space="preserve">·</w:t>
+      </w:r>
+      <w:r>
+        <w:rPr>
+          <w:rStyle w:val="VerbatimChar"/>
+        </w:rPr>
+        <w:t xml:space="preserve">scripts/evaluate_agent_3action_obstacles.py</w:t>
+      </w:r>
+      <w:r>
+        <w:t xml:space="preserve">.</w:t>
+      </w:r>
+    </w:p>
     <w:bookmarkEnd w:id="88"/>
-    <w:bookmarkStart w:id="103" w:name="X69b4426625f18866da3d36eafd48b57653a25dd"/>
-    <w:p>
-      <w:pPr>
-        <w:pStyle w:val="Heading2"/>
-      </w:pPr>
-      <w:r>
-        <w:t xml:space="preserve">7. 3-action 대조 실험 — 2 vs 3 action (native gas/brake)</w:t>
-      </w:r>
-    </w:p>
-    <w:bookmarkStart w:id="89" w:name="동기와-절차"/>
-    <w:p>
-      <w:pPr>
-        <w:pStyle w:val="Heading3"/>
-      </w:pPr>
-      <w:r>
-        <w:t xml:space="preserve">7.1 동기와 절차</w:t>
-      </w:r>
-    </w:p>
-    <w:p>
-      <w:pPr>
-        <w:pStyle w:val="FirstParagraph"/>
-      </w:pPr>
-      <w:r>
-        <w:t xml:space="preserve">2-action(throttle 1축, ActionWrapper)이 장애물 task에서 정착한 천장(clean ~415)이 </w:t>
-      </w:r>
-      <w:r>
-        <w:rPr>
-          <w:b/>
-          <w:bCs/>
-        </w:rPr>
-        <w:t xml:space="preserve">action 파라미터화</w:t>
-      </w:r>
-      <w:r>
-        <w:t xml:space="preserve"> 탓인지 확인하기 위해, </w:t>
-      </w:r>
-      <w:r>
-        <w:rPr>
-          <w:b/>
-          <w:bCs/>
-        </w:rPr>
-        <w:t xml:space="preserve">native 3-action </w:t>
-      </w:r>
-      <w:r>
-        <w:rPr>
-          <w:rStyle w:val="VerbatimChar"/>
-          <w:b/>
-          <w:bCs/>
-        </w:rPr>
-        <w:t xml:space="preserve">[steer, gas, brake]</w:t>
-      </w:r>
-      <w:r>
-        <w:t xml:space="preserve"> 정책으로 동일 task를 학습했다. 환경·보상·하이퍼파라미터는 2-action과 </w:t>
-      </w:r>
-      <w:r>
-        <w:rPr>
-          <w:b/>
-          <w:bCs/>
-        </w:rPr>
-        <w:t xml:space="preserve">바이트 단위로 동일</w:t>
-      </w:r>
-      <w:r>
-        <w:t xml:space="preserve">(n_obstacles=10, penalty=15, size 0.25–0.6, LR 1e-4 cosine, target_kl 0.03)하고 </w:t>
-      </w:r>
-      <w:r>
-        <w:rPr>
-          <w:b/>
-          <w:bCs/>
-        </w:rPr>
-        <w:t xml:space="preserve">유일한 차이는 ActionWrapper 미적용</w:t>
-      </w:r>
-      <w:r>
-        <w:t xml:space="preserve">(정책이 3D 네이티브 출력). 3-action 베이스 </w:t>
-      </w:r>
-      <w:r>
-        <w:rPr>
-          <w:rStyle w:val="VerbatimChar"/>
-        </w:rPr>
-        <w:t xml:space="preserve">evaluated641</w:t>
-      </w:r>
-      <w:r>
-        <w:t xml:space="preserve">(무장애물 base에서 ~675)에서 fine-tune. 전용 스크립트 </w:t>
-      </w:r>
-      <w:r>
-        <w:rPr>
-          <w:rStyle w:val="VerbatimChar"/>
-        </w:rPr>
-        <w:t xml:space="preserve">scripts/train_ppo_3action_obstacles.py</w:t>
-      </w:r>
-      <w:r>
-        <w:t xml:space="preserve">·</w:t>
-      </w:r>
-      <w:r>
-        <w:rPr>
-          <w:rStyle w:val="VerbatimChar"/>
-        </w:rPr>
-        <w:t xml:space="preserve">scripts/evaluate_agent_3action_obstacles.py</w:t>
-      </w:r>
-      <w:r>
-        <w:t xml:space="preserve">.</w:t>
-      </w:r>
-    </w:p>
-    <w:bookmarkEnd w:id="89"/>
-    <w:bookmarkStart w:id="96" w:name="b-ent-0.01-발산"/>
+    <w:bookmarkStart w:id="95" w:name="b-ent-0.01-발산"/>
     <w:p>
       <w:pPr>
         <w:pStyle w:val="Heading3"/>
@@ -17495,18 +17133,18 @@
           <wp:inline>
             <wp:extent cx="4533900" cy="2606992"/>
             <wp:effectExtent b="0" l="0" r="0" t="0"/>
-            <wp:docPr descr="그림. Entropy(=std) 곡선 — 3-action(ent0.01)은 2.0→5.3 발산, 2-action 및 3-action(ent0.003)은 안정" title="" id="91" name="Picture"/>
+            <wp:docPr descr="그림. Entropy(=std) 곡선 — 3-action(ent0.01)은 2.0→5.3 발산, 2-action 및 3-action(ent0.003)은 안정" title="" id="90" name="Picture"/>
             <a:graphic>
               <a:graphicData uri="http://schemas.openxmlformats.org/drawingml/2006/picture">
                 <pic:pic>
                   <pic:nvPicPr>
-                    <pic:cNvPr descr="report_assets/fig_entropy_divergence.png" id="92" name="Picture"/>
+                    <pic:cNvPr descr="report_assets/fig_entropy_divergence.png" id="91" name="Picture"/>
                     <pic:cNvPicPr>
                       <a:picLocks noChangeArrowheads="1" noChangeAspect="1"/>
                     </pic:cNvPicPr>
                   </pic:nvPicPr>
                   <pic:blipFill>
-                    <a:blip r:embed="rId90"/>
+                    <a:blip r:embed="rId89"/>
                     <a:stretch>
                       <a:fillRect/>
                     </a:stretch>
@@ -17550,18 +17188,18 @@
           <wp:inline>
             <wp:extent cx="4533900" cy="2606992"/>
             <wp:effectExtent b="0" l="0" r="0" t="0"/>
-            <wp:docPr descr="그림. shaped 학습 곡선 — 2-action ~450 유지 vs 3-action 피크 후 정체/추락" title="" id="94" name="Picture"/>
+            <wp:docPr descr="그림. shaped 학습 곡선 — 2-action ~450 유지 vs 3-action 피크 후 정체/추락" title="" id="93" name="Picture"/>
             <a:graphic>
               <a:graphicData uri="http://schemas.openxmlformats.org/drawingml/2006/picture">
                 <pic:pic>
                   <pic:nvPicPr>
-                    <pic:cNvPr descr="report_assets/fig_reward_curve.png" id="95" name="Picture"/>
+                    <pic:cNvPr descr="report_assets/fig_reward_curve.png" id="94" name="Picture"/>
                     <pic:cNvPicPr>
                       <a:picLocks noChangeArrowheads="1" noChangeAspect="1"/>
                     </pic:cNvPicPr>
                   </pic:nvPicPr>
                   <pic:blipFill>
-                    <a:blip r:embed="rId93"/>
+                    <a:blip r:embed="rId92"/>
                     <a:stretch>
                       <a:fillRect/>
                     </a:stretch>
@@ -17674,8 +17312,8 @@
         <w:t xml:space="preserve">(2D에 맞춘 ent가 3D엔 과대).</w:t>
       </w:r>
     </w:p>
-    <w:bookmarkEnd w:id="96"/>
-    <w:bookmarkStart w:id="100" w:name="b2-ent-0.003-발산-차단-그러나-낮은-천장"/>
+    <w:bookmarkEnd w:id="95"/>
+    <w:bookmarkStart w:id="99" w:name="b2-ent-0.003-발산-차단-그러나-낮은-천장"/>
     <w:p>
       <w:pPr>
         <w:pStyle w:val="Heading3"/>
@@ -18112,18 +17750,18 @@
           <wp:inline>
             <wp:extent cx="3733800" cy="2146935"/>
             <wp:effectExtent b="0" l="0" r="0" t="0"/>
-            <wp:docPr descr="그림. 2 vs 3 action (동일 장애물 task, clean 50ep) — 3-action은 2-action의 ~55%, 충돌 바닥(Min)도 악화" title="" id="98" name="Picture"/>
+            <wp:docPr descr="그림. 2 vs 3 action (동일 장애물 task, clean 50ep) — 3-action은 2-action의 ~55%, 충돌 바닥(Min)도 악화" title="" id="97" name="Picture"/>
             <a:graphic>
               <a:graphicData uri="http://schemas.openxmlformats.org/drawingml/2006/picture">
                 <pic:pic>
                   <pic:nvPicPr>
-                    <pic:cNvPr descr="report_assets/fig_2v3_grouped.png" id="99" name="Picture"/>
+                    <pic:cNvPr descr="report_assets/fig_2v3_grouped.png" id="98" name="Picture"/>
                     <pic:cNvPicPr>
                       <a:picLocks noChangeArrowheads="1" noChangeAspect="1"/>
                     </pic:cNvPicPr>
                   </pic:nvPicPr>
                   <pic:blipFill>
-                    <a:blip r:embed="rId97"/>
+                    <a:blip r:embed="rId96"/>
                     <a:stretch>
                       <a:fillRect/>
                     </a:stretch>
@@ -18158,8 +17796,8 @@
         <w:t xml:space="preserve">그림. 2 vs 3 action (동일 장애물 task, clean 50ep) — 3-action은 2-action의 ~55%, 충돌 바닥(Min)도 악화</w:t>
       </w:r>
     </w:p>
-    <w:bookmarkEnd w:id="100"/>
-    <w:bookmarkStart w:id="101" w:name="왜-코드-근거-멀티에이전트-반증-검증-완료"/>
+    <w:bookmarkEnd w:id="99"/>
+    <w:bookmarkStart w:id="100" w:name="왜-코드-근거-멀티에이전트-반증-검증-완료"/>
     <w:p>
       <w:pPr>
         <w:pStyle w:val="Heading3"/>
@@ -18381,8 +18019,8 @@
         <w:t xml:space="preserve">) → 같은 ent_coef에서 std가 발산하기 쉬움(B에서 실증).</w:t>
       </w:r>
     </w:p>
-    <w:bookmarkEnd w:id="101"/>
-    <w:bookmarkStart w:id="102" w:name="결론과-한계"/>
+    <w:bookmarkEnd w:id="100"/>
+    <w:bookmarkStart w:id="101" w:name="결론과-한계"/>
     <w:p>
       <w:pPr>
         <w:pStyle w:val="Heading3"/>
@@ -18486,9 +18124,9 @@
         </w:pict>
       </w:r>
     </w:p>
+    <w:bookmarkEnd w:id="101"/>
     <w:bookmarkEnd w:id="102"/>
-    <w:bookmarkEnd w:id="103"/>
-    <w:bookmarkStart w:id="104" w:name="핵심-교훈-종합"/>
+    <w:bookmarkStart w:id="103" w:name="핵심-교훈-종합"/>
     <w:p>
       <w:pPr>
         <w:pStyle w:val="Heading2"/>
@@ -18502,7 +18140,7 @@
         <w:pStyle w:val="FirstParagraph"/>
       </w:pPr>
       <w:r>
-        <w:t xml:space="preserve">베이스 복구(Part I)와 장애물·3-action 실험(Part II)에서 얻은 교훈을 한데 모은다.</w:t>
+        <w:t xml:space="preserve">베이스 2-action 학습(Part I)과 장애물·3-action 실험(Part II)에서 얻은 교훈을 한데 모은다.</w:t>
       </w:r>
     </w:p>
     <w:p>
@@ -18547,10 +18185,10 @@
           <w:b/>
           <w:bCs/>
         </w:rPr>
-        <w:t xml:space="preserve">하나의 증상 숫자가 여러 독립 버그를 가린다</w:t>
-      </w:r>
-      <w:r>
-        <w:t xml:space="preserve"> — 붕괴(reward −17) 뒤에 KL·LR·죽은 속도보상 3개가 동시에 있었다.</w:t>
+        <w:t xml:space="preserve">shaped reward ≠ clean reward</w:t>
+      </w:r>
+      <w:r>
+        <w:t xml:space="preserve"> — 스케일업·모델 선택은 반드시 clean 평가로 게이팅하라(shaped 838이 clean 667).</w:t>
       </w:r>
     </w:p>
     <w:p>
@@ -18566,10 +18204,10 @@
           <w:b/>
           <w:bCs/>
         </w:rPr>
-        <w:t xml:space="preserve">shaped reward ≠ clean reward</w:t>
-      </w:r>
-      <w:r>
-        <w:t xml:space="preserve"> — 스케일업·모델 선택은 반드시 clean 평가로 게이팅하라(shaped 838이 clean 667).</w:t>
+        <w:t xml:space="preserve">보상 셰이핑 항은 조용한 no-op일 수 있다 — 실제로 발화하는지 검증하라.</w:t>
+      </w:r>
+      <w:r>
+        <w:t xml:space="preserve"> 코너 패널티(미구현)·속도 보상 등이 무발화일 수 있다.</w:t>
       </w:r>
     </w:p>
     <w:p>
@@ -18585,19 +18223,10 @@
           <w:b/>
           <w:bCs/>
         </w:rPr>
-        <w:t xml:space="preserve">보상 셰이핑 항은 조용한 no-op일 수 있다 — 실제로 발화하는지 검증하라.</w:t>
-      </w:r>
-      <w:r>
-        <w:t xml:space="preserve"> 속도 보상(</w:t>
-      </w:r>
-      <w:r>
-        <w:rPr>
-          <w:rStyle w:val="VerbatimChar"/>
-        </w:rPr>
-        <w:t xml:space="preserve">info['speed']</w:t>
-      </w:r>
-      <w:r>
-        <w:t xml:space="preserve">=0)과 코너 패널티(미구현)가 둘 다 무발화였다.</w:t>
+        <w:t>픽셀 입력 에이전트는 장애물을 관측에 직접 “그려” 넣어야 한다</w:t>
+      </w:r>
+      <w:r>
+        <w:t xml:space="preserve"> — 물리 세계에만 두면 보이지 않는다.</w:t>
       </w:r>
     </w:p>
     <w:p>
@@ -18613,10 +18242,10 @@
           <w:b/>
           <w:bCs/>
         </w:rPr>
-        <w:t>픽셀 입력 에이전트는 장애물을 관측에 직접 “그려” 넣어야 한다</w:t>
-      </w:r>
-      <w:r>
-        <w:t xml:space="preserve"> — 물리 세계에만 두면 보이지 않는다.</w:t>
+        <w:t xml:space="preserve">Linux box2d-py는 body 파괴 중 contact 콜백에서 segfault</w:t>
+      </w:r>
+      <w:r>
+        <w:t xml:space="preserve"> — listener를 먼저 detach하라(macOS가 가려서 로컬에선 안 잡힘).</w:t>
       </w:r>
     </w:p>
     <w:p>
@@ -18632,10 +18261,34 @@
           <w:b/>
           <w:bCs/>
         </w:rPr>
-        <w:t xml:space="preserve">Linux box2d-py는 body 파괴 중 contact 콜백에서 segfault</w:t>
-      </w:r>
-      <w:r>
-        <w:t xml:space="preserve"> — listener를 먼저 detach하라(macOS가 가려서 로컬에선 안 잡힘).</w:t>
+        <w:t xml:space="preserve">벡터 env 로깅은 </w:t>
+      </w:r>
+      <w:r>
+        <w:rPr>
+          <w:rStyle w:val="VerbatimChar"/>
+          <w:b/>
+          <w:bCs/>
+        </w:rPr>
+        <w:t xml:space="preserve">infos[key][i]</w:t>
+      </w:r>
+      <w:r>
+        <w:rPr>
+          <w:b/>
+          <w:bCs/>
+        </w:rPr>
+        <w:t xml:space="preserve">(dict-of-arrays)로 읽어야</w:t>
+      </w:r>
+      <w:r>
+        <w:t xml:space="preserve"> 한다 — </w:t>
+      </w:r>
+      <w:r>
+        <w:rPr>
+          <w:rStyle w:val="VerbatimChar"/>
+        </w:rPr>
+        <w:t xml:space="preserve">infos.get(i)</w:t>
+      </w:r>
+      <w:r>
+        <w:t xml:space="preserve">(정수키)는 무음 실패.</w:t>
       </w:r>
     </w:p>
     <w:p>
@@ -18651,34 +18304,10 @@
           <w:b/>
           <w:bCs/>
         </w:rPr>
-        <w:t xml:space="preserve">벡터 env 로깅은 </w:t>
-      </w:r>
-      <w:r>
-        <w:rPr>
-          <w:rStyle w:val="VerbatimChar"/>
-          <w:b/>
-          <w:bCs/>
-        </w:rPr>
-        <w:t xml:space="preserve">infos[key][i]</w:t>
-      </w:r>
-      <w:r>
-        <w:rPr>
-          <w:b/>
-          <w:bCs/>
-        </w:rPr>
-        <w:t xml:space="preserve">(dict-of-arrays)로 읽어야</w:t>
-      </w:r>
-      <w:r>
-        <w:t xml:space="preserve"> 한다 — </w:t>
-      </w:r>
-      <w:r>
-        <w:rPr>
-          <w:rStyle w:val="VerbatimChar"/>
-        </w:rPr>
-        <w:t xml:space="preserve">infos.get(i)</w:t>
-      </w:r>
-      <w:r>
-        <w:t xml:space="preserve">(정수키)는 무음 실패.</w:t>
+        <w:t xml:space="preserve">셰이핑을 추가하기 전에 실패 모드를 측정하라.</w:t>
+      </w:r>
+      <w:r>
+        <w:t xml:space="preserve"> “급커브 이탈”은 오진이었고, 계측(코너가속·off%·충돌/에피소드)이 진짜 원인(충돌)을 드러냈다.</w:t>
       </w:r>
     </w:p>
     <w:p>
@@ -18694,10 +18323,10 @@
           <w:b/>
           <w:bCs/>
         </w:rPr>
-        <w:t xml:space="preserve">셰이핑을 추가하기 전에 실패 모드를 측정하라.</w:t>
-      </w:r>
-      <w:r>
-        <w:t xml:space="preserve"> “급커브 이탈”은 오진이었고, 계측(코너가속·off%·충돌/에피소드)이 진짜 원인(충돌)을 드러냈다.</w:t>
+        <w:t xml:space="preserve">샘플링 vs 결정론 평가는 std가 클 때 크게 다르다</w:t>
+      </w:r>
+      <w:r>
+        <w:t xml:space="preserve"> — 샘플링 노이즈가 장애물 충돌을 유발(seed53 결정론 486 vs 샘플링 −36).</w:t>
       </w:r>
     </w:p>
     <w:p>
@@ -18713,10 +18342,29 @@
           <w:b/>
           <w:bCs/>
         </w:rPr>
-        <w:t xml:space="preserve">샘플링 vs 결정론 평가는 std가 클 때 크게 다르다</w:t>
-      </w:r>
-      <w:r>
-        <w:t xml:space="preserve"> — 샘플링 노이즈가 장애물 충돌을 유발(seed53 결정론 486 vs 샘플링 −36).</w:t>
+        <w:t>“노이즈가 원인”은 가설로 끝내지 말고 직접 검증하라.</w:t>
+      </w:r>
+      <w:r>
+        <w:t xml:space="preserve"> </w:t>
+      </w:r>
+      <w:r>
+        <w:rPr>
+          <w:rStyle w:val="VerbatimChar"/>
+        </w:rPr>
+        <w:t xml:space="preserve">ent_coef</w:t>
+      </w:r>
+      <w:r>
+        <w:t xml:space="preserve">로 노이즈를 줄여봤더니(entropy 1.3→0.91) 충돌이 안 줄었다 — 일부는 노이즈로 제거 안 되는 </w:t>
+      </w:r>
+      <w:r>
+        <w:rPr>
+          <w:b/>
+          <w:bCs/>
+        </w:rPr>
+        <w:t xml:space="preserve">구조적 실패</w:t>
+      </w:r>
+      <w:r>
+        <w:t xml:space="preserve">.</w:t>
       </w:r>
     </w:p>
     <w:p>
@@ -18732,29 +18380,30 @@
           <w:b/>
           <w:bCs/>
         </w:rPr>
-        <w:t>“노이즈가 원인”은 가설로 끝내지 말고 직접 검증하라.</w:t>
-      </w:r>
-      <w:r>
-        <w:t xml:space="preserve"> </w:t>
-      </w:r>
-      <w:r>
-        <w:rPr>
-          <w:rStyle w:val="VerbatimChar"/>
-        </w:rPr>
-        <w:t xml:space="preserve">ent_coef</w:t>
-      </w:r>
-      <w:r>
-        <w:t xml:space="preserve">로 노이즈를 줄여봤더니(entropy 1.3→0.91) 충돌이 안 줄었다 — 일부는 노이즈로 제거 안 되는 </w:t>
-      </w:r>
-      <w:r>
-        <w:rPr>
-          <w:b/>
-          <w:bCs/>
-        </w:rPr>
-        <w:t xml:space="preserve">구조적 실패</w:t>
-      </w:r>
-      <w:r>
-        <w:t xml:space="preserve">.</w:t>
+        <w:t xml:space="preserve">이 태스크는 전반부에 정점</w:t>
+      </w:r>
+      <w:r>
+        <w:t xml:space="preserve"> 후 정체 — 코너 패널티·스텝 증가·노이즈 축소 </w:t>
+      </w:r>
+      <w:r>
+        <w:rPr>
+          <w:b/>
+          <w:bCs/>
+        </w:rPr>
+        <w:t xml:space="preserve">세 레버 모두 clean ~415 천장을 못 넘음</w:t>
+      </w:r>
+      <w:r>
+        <w:t xml:space="preserve">. 다음 개선은 하이퍼파라미터가 아니라 </w:t>
+      </w:r>
+      <w:r>
+        <w:rPr>
+          <w:b/>
+          <w:bCs/>
+        </w:rPr>
+        <w:t xml:space="preserve">표현/아키텍처</w:t>
+      </w:r>
+      <w:r>
+        <w:t xml:space="preserve">(명시적 장애물 채널, recurrent, 더 큰 CNN) 쪽이어야 한다.</w:t>
       </w:r>
     </w:p>
     <w:p>
@@ -18770,30 +18419,10 @@
           <w:b/>
           <w:bCs/>
         </w:rPr>
-        <w:t xml:space="preserve">이 태스크는 전반부에 정점</w:t>
-      </w:r>
-      <w:r>
-        <w:t xml:space="preserve"> 후 정체 — 코너 패널티·스텝 증가·노이즈 축소 </w:t>
-      </w:r>
-      <w:r>
-        <w:rPr>
-          <w:b/>
-          <w:bCs/>
-        </w:rPr>
-        <w:t xml:space="preserve">세 레버 모두 clean ~415 천장을 못 넘음</w:t>
-      </w:r>
-      <w:r>
-        <w:t xml:space="preserve">. 다음 개선은 하이퍼파라미터가 아니라 </w:t>
-      </w:r>
-      <w:r>
-        <w:rPr>
-          <w:b/>
-          <w:bCs/>
-        </w:rPr>
-        <w:t xml:space="preserve">표현/아키텍처</w:t>
-      </w:r>
-      <w:r>
-        <w:t xml:space="preserve">(명시적 장애물 채널, recurrent, 더 큰 CNN) 쪽이어야 한다.</w:t>
+        <w:t xml:space="preserve">action 파라미터화는 공짜가 아니다 — 2-action의 ActionWrapper가 유용한 inductive bias.</w:t>
+      </w:r>
+      <w:r>
+        <w:t xml:space="preserve"> native 3-action은 동일 조건에서 clean 229(2-action 415의 ~55%): 독립 gas/brake가 동시입력 퇴화영역·무방비 brake·~2.9배 탐색부피를 만들어 std 발산/저성능을 유발.</w:t>
       </w:r>
     </w:p>
     <w:p>
@@ -18809,25 +18438,6 @@
           <w:b/>
           <w:bCs/>
         </w:rPr>
-        <w:t xml:space="preserve">action 파라미터화는 공짜가 아니다 — 2-action의 ActionWrapper가 유용한 inductive bias.</w:t>
-      </w:r>
-      <w:r>
-        <w:t xml:space="preserve"> native 3-action은 동일 조건에서 clean 229(2-action 415의 ~55%): 독립 gas/brake가 동시입력 퇴화영역·무방비 brake·~2.9배 탐색부피를 만들어 std 발산/저성능을 유발.</w:t>
-      </w:r>
-    </w:p>
-    <w:p>
-      <w:pPr>
-        <w:pStyle w:val="Compact"/>
-        <w:numPr>
-          <w:ilvl w:val="0"/>
-          <w:numId w:val="1017"/>
-        </w:numPr>
-      </w:pPr>
-      <w:r>
-        <w:rPr>
-          <w:b/>
-          <w:bCs/>
-        </w:rPr>
         <w:t xml:space="preserve">하이퍼파라미터는 차원에 따라 재튜닝하라.</w:t>
       </w:r>
       <w:r>
@@ -18852,8 +18462,8 @@
         <w:t xml:space="preserve"> 비율로 균형을 확인하라.</w:t>
       </w:r>
     </w:p>
-    <w:bookmarkEnd w:id="104"/>
-    <w:bookmarkStart w:id="105" w:name="부록-재현-커맨드"/>
+    <w:bookmarkEnd w:id="103"/>
+    <w:bookmarkStart w:id="104" w:name="부록-재현-커맨드"/>
     <w:p>
       <w:pPr>
         <w:pStyle w:val="Heading2"/>
@@ -19170,8 +18780,8 @@
         <w:br w:type="page"/>
       </w:r>
     </w:p>
+    <w:bookmarkEnd w:id="104"/>
     <w:bookmarkEnd w:id="105"/>
-    <w:bookmarkEnd w:id="106"/>
     <w:sectPr>
       <w:footnotePr>
         <w:numRestart w:val="eachSect"/>

--- a/COMBINED_REPORT.docx
+++ b/COMBINED_REPORT.docx
@@ -143,7 +143,7 @@
       </w:r>
     </w:p>
     <w:bookmarkEnd w:id="9"/>
-    <w:bookmarkStart w:id="35" w:name="part-0-실행-환경-문제-정의statereward-알고리즘"/>
+    <w:bookmarkStart w:id="38" w:name="part-0-실행-환경-문제-정의statereward-알고리즘"/>
     <w:p>
       <w:pPr>
         <w:pStyle w:val="Heading1"/>
@@ -4962,7 +4962,7 @@
     </w:p>
     <w:bookmarkEnd w:id="25"/>
     <w:bookmarkEnd w:id="26"/>
-    <w:bookmarkStart w:id="34" w:name="강화학습-알고리즘-ppo-이론"/>
+    <w:bookmarkStart w:id="37" w:name="강화학습-알고리즘-ppo-이론"/>
     <w:p>
       <w:pPr>
         <w:pStyle w:val="Heading2"/>
@@ -6556,7 +6556,7 @@
       </w:r>
     </w:p>
     <w:bookmarkEnd w:id="32"/>
-    <w:bookmarkStart w:id="33" w:name="학습-파이프라인-하이퍼파라미터-요약"/>
+    <w:bookmarkStart w:id="36" w:name="학습-파이프라인-하이퍼파라미터-요약"/>
     <w:p>
       <w:pPr>
         <w:pStyle w:val="Heading3"/>
@@ -7361,14 +7361,106 @@
       </w:r>
     </w:p>
     <w:p>
+      <w:pPr>
+        <w:pStyle w:val="CaptionedFigure"/>
+      </w:pPr>
+      <w:r>
+        <w:drawing>
+          <wp:inline>
+            <wp:extent cx="4907280" cy="2186181"/>
+            <wp:effectExtent b="0" l="0" r="0" t="0"/>
+            <wp:docPr descr="그림. PPO 작동 개요 — (좌) Clipped Surrogate Objective(ε=0.15): 확률비 r_t가 신뢰영역 [1−ε, 1+ε]을 벗어나면 목적함수 기여를 잘라내 한 번의 과도한 갱신(collapse)을 막는다. (우) 학습 루프: rollout 수집(64 env, 32,768 step) → GAE advantage → 미니배치 클립 갱신(policy + value + entropy) → per-minibatch KL early-stop → cosine LR → 반복." title="" id="34" name="Picture"/>
+            <a:graphic>
+              <a:graphicData uri="http://schemas.openxmlformats.org/drawingml/2006/picture">
+                <pic:pic>
+                  <pic:nvPicPr>
+                    <pic:cNvPr descr="report_assets/fig_ppo_overview.png" id="35" name="Picture"/>
+                    <pic:cNvPicPr>
+                      <a:picLocks noChangeArrowheads="1" noChangeAspect="1"/>
+                    </pic:cNvPicPr>
+                  </pic:nvPicPr>
+                  <pic:blipFill>
+                    <a:blip r:embed="rId33"/>
+                    <a:stretch>
+                      <a:fillRect/>
+                    </a:stretch>
+                  </pic:blipFill>
+                  <pic:spPr bwMode="auto">
+                    <a:xfrm>
+                      <a:off x="0" y="0"/>
+                      <a:ext cx="4907280" cy="2186181"/>
+                    </a:xfrm>
+                    <a:prstGeom prst="rect">
+                      <a:avLst/>
+                    </a:prstGeom>
+                    <a:noFill/>
+                    <a:ln w="9525">
+                      <a:noFill/>
+                      <a:headEnd/>
+                      <a:tailEnd/>
+                    </a:ln>
+                  </pic:spPr>
+                </pic:pic>
+              </a:graphicData>
+            </a:graphic>
+          </wp:inline>
+        </w:drawing>
+      </w:r>
+    </w:p>
+    <w:p>
+      <w:pPr>
+        <w:pStyle w:val="ImageCaption"/>
+      </w:pPr>
+      <w:r>
+        <w:t xml:space="preserve">그림. PPO 작동 개요 — (좌) </w:t>
+      </w:r>
+      <w:r>
+        <w:rPr>
+          <w:b/>
+          <w:bCs/>
+        </w:rPr>
+        <w:t xml:space="preserve">Clipped Surrogate Objective</w:t>
+      </w:r>
+      <w:r>
+        <w:t xml:space="preserve">(ε=0.15): 확률비 </w:t>
+      </w:r>
+      <m:oMath>
+        <m:sSub>
+          <m:e>
+            <m:r>
+              <m:t>r</m:t>
+            </m:r>
+          </m:e>
+          <m:sub>
+            <m:r>
+              <m:t>t</m:t>
+            </m:r>
+          </m:sub>
+        </m:sSub>
+      </m:oMath>
+      <w:r>
+        <w:t xml:space="preserve">가 신뢰영역 [1−ε, 1+ε]을 벗어나면 목적함수 기여를 잘라내 한 번의 과도한 갱신(collapse)을 막는다. (우) </w:t>
+      </w:r>
+      <w:r>
+        <w:rPr>
+          <w:b/>
+          <w:bCs/>
+        </w:rPr>
+        <w:t xml:space="preserve">학습 루프</w:t>
+      </w:r>
+      <w:r>
+        <w:t xml:space="preserve">: rollout 수집(64 env, 32,768 step) → GAE advantage → 미니배치 클립 갱신(policy + value + entropy) → per-minibatch KL early-stop → cosine LR → 반복.</w:t>
+      </w:r>
+    </w:p>
+    <w:p>
       <w:r>
         <w:br w:type="page"/>
       </w:r>
     </w:p>
-    <w:bookmarkEnd w:id="33"/>
-    <w:bookmarkEnd w:id="34"/>
-    <w:bookmarkEnd w:id="35"/>
-    <w:bookmarkStart w:id="51" w:name="part-i-2-action-학습-3-action-비교-무장애물-트랙"/>
+    <w:bookmarkEnd w:id="36"/>
+    <w:bookmarkEnd w:id="37"/>
+    <w:bookmarkEnd w:id="38"/>
+    <w:bookmarkStart w:id="54" w:name="part-i-2-action-학습-3-action-비교-무장애물-트랙"/>
     <w:p>
       <w:pPr>
         <w:pStyle w:val="Heading1"/>
@@ -7377,7 +7469,7 @@
         <w:t xml:space="preserve">Part I — 2-action 학습 + 3-action 비교 (무장애물 트랙)</w:t>
       </w:r>
     </w:p>
-    <w:bookmarkStart w:id="36" w:name="개요-목표"/>
+    <w:bookmarkStart w:id="39" w:name="개요-목표"/>
     <w:p>
       <w:pPr>
         <w:pStyle w:val="Heading2"/>
@@ -7459,8 +7551,8 @@
         <w:t xml:space="preserve">를 기록했다. 이는 3-action 저장 모델(임베디드 shaped 674.55 / 637.95)과 동급 이상으로, 2-action 파라미터화가 무장애물 주행에서 3-action에 뒤지지 않음을 보인다.</w:t>
       </w:r>
     </w:p>
-    <w:bookmarkEnd w:id="36"/>
-    <w:bookmarkStart w:id="40" w:name="시스템-구성"/>
+    <w:bookmarkEnd w:id="39"/>
+    <w:bookmarkStart w:id="43" w:name="시스템-구성"/>
     <w:p>
       <w:pPr>
         <w:pStyle w:val="Heading2"/>
@@ -7487,7 +7579,7 @@
         <w:t xml:space="preserve">만 다룬다.</w:t>
       </w:r>
     </w:p>
-    <w:bookmarkStart w:id="37" w:name="action-vs-3-action-과-actionwrapper"/>
+    <w:bookmarkStart w:id="40" w:name="action-vs-3-action-과-actionwrapper"/>
     <w:p>
       <w:pPr>
         <w:pStyle w:val="Heading3"/>
@@ -7895,8 +7987,8 @@
         <w:t xml:space="preserve"> 통과 후 3D)이고, 보상 셰이핑 래퍼는 그 3D를 받는다(Part 0 1-B Reward에서 다룸).</w:t>
       </w:r>
     </w:p>
-    <w:bookmarkEnd w:id="37"/>
-    <w:bookmarkStart w:id="38" w:name="에이전트-아키텍처-cnn-actor-critic"/>
+    <w:bookmarkEnd w:id="40"/>
+    <w:bookmarkStart w:id="41" w:name="에이전트-아키텍처-cnn-actor-critic"/>
     <w:p>
       <w:pPr>
         <w:pStyle w:val="Heading3"/>
@@ -8179,8 +8271,8 @@
         <w:t xml:space="preserve">이 명시되어 있어 폴백 64는 실제로 사용되지 않는다.</w:t>
       </w:r>
     </w:p>
-    <w:bookmarkEnd w:id="38"/>
-    <w:bookmarkStart w:id="39" w:name="학습-파이프라인-요약"/>
+    <w:bookmarkEnd w:id="41"/>
+    <w:bookmarkStart w:id="42" w:name="학습-파이프라인-요약"/>
     <w:p>
       <w:pPr>
         <w:pStyle w:val="Heading3"/>
@@ -8269,9 +8361,9 @@
         <w:t xml:space="preserve">). PPO 목적함수·하이퍼파라미터 상세는 Part 0 2절, 최종 값 표는 4절 참조.</w:t>
       </w:r>
     </w:p>
-    <w:bookmarkEnd w:id="39"/>
-    <w:bookmarkEnd w:id="40"/>
-    <w:bookmarkStart w:id="47" w:name="실험-결과"/>
+    <w:bookmarkEnd w:id="42"/>
+    <w:bookmarkEnd w:id="43"/>
+    <w:bookmarkStart w:id="50" w:name="실험-결과"/>
     <w:p>
       <w:pPr>
         <w:pStyle w:val="Heading2"/>
@@ -8280,7 +8372,7 @@
         <w:t xml:space="preserve">3. 실험 결과</w:t>
       </w:r>
     </w:p>
-    <w:bookmarkStart w:id="41" w:name="평가-프로토콜-정의"/>
+    <w:bookmarkStart w:id="44" w:name="평가-프로토콜-정의"/>
     <w:p>
       <w:pPr>
         <w:pStyle w:val="Heading3"/>
@@ -8466,8 +8558,8 @@
         <w:t>이다. 따라서 2-action clean 값과 직접 동일조건 비교는 아니며 “동급 수준” 참고치로 본다.</w:t>
       </w:r>
     </w:p>
-    <w:bookmarkEnd w:id="41"/>
-    <w:bookmarkStart w:id="46" w:name="a-2-action-베이스-모델-학습-및-스케일업"/>
+    <w:bookmarkEnd w:id="44"/>
+    <w:bookmarkStart w:id="49" w:name="a-2-action-베이스-모델-학습-및-스케일업"/>
     <w:p>
       <w:pPr>
         <w:pStyle w:val="Heading3"/>
@@ -9033,18 +9125,18 @@
           <wp:inline>
             <wp:extent cx="3307080" cy="2204720"/>
             <wp:effectExtent b="0" l="0" r="0" t="0"/>
-            <wp:docPr descr="그림. 베이스 2-action 최종 모델(9.8M) 주행 — seed46, 보상 838 (clean 평균 667의 상단)" title="" id="43" name="Picture"/>
+            <wp:docPr descr="그림. 베이스 2-action 최종 모델(9.8M) 주행 — seed46, 보상 838 (clean 평균 667의 상단)" title="" id="46" name="Picture"/>
             <a:graphic>
               <a:graphicData uri="http://schemas.openxmlformats.org/drawingml/2006/picture">
                 <pic:pic>
                   <pic:nvPicPr>
-                    <pic:cNvPr descr="report_assets/frame_base_r838.png" id="44" name="Picture"/>
+                    <pic:cNvPr descr="report_assets/frame_base_r838.png" id="47" name="Picture"/>
                     <pic:cNvPicPr>
                       <a:picLocks noChangeArrowheads="1" noChangeAspect="1"/>
                     </pic:cNvPicPr>
                   </pic:nvPicPr>
                   <pic:blipFill>
-                    <a:blip r:embed="rId42"/>
+                    <a:blip r:embed="rId45"/>
                     <a:stretch>
                       <a:fillRect/>
                     </a:stretch>
@@ -9079,7 +9171,7 @@
         <w:t xml:space="preserve">그림. 베이스 2-action 최종 모델(9.8M) 주행 — seed46, 보상 838 (clean 평균 667의 상단)</w:t>
       </w:r>
     </w:p>
-    <w:bookmarkStart w:id="45" w:name="b-3-action-비교"/>
+    <w:bookmarkStart w:id="48" w:name="b-3-action-비교"/>
     <w:p>
       <w:pPr>
         <w:pStyle w:val="Heading4"/>
@@ -9310,10 +9402,10 @@
         <w:t xml:space="preserve">→ 2-action 라인이 (조건 차이를 감안하더라도) 3-action 베이스라인을 매칭하거나 능가.</w:t>
       </w:r>
     </w:p>
-    <w:bookmarkEnd w:id="45"/>
-    <w:bookmarkEnd w:id="46"/>
-    <w:bookmarkEnd w:id="47"/>
-    <w:bookmarkStart w:id="50" w:name="부록-하이퍼파라미터-버전"/>
+    <w:bookmarkEnd w:id="48"/>
+    <w:bookmarkEnd w:id="49"/>
+    <w:bookmarkEnd w:id="50"/>
+    <w:bookmarkStart w:id="53" w:name="부록-하이퍼파라미터-버전"/>
     <w:p>
       <w:pPr>
         <w:pStyle w:val="Heading2"/>
@@ -9322,7 +9414,7 @@
         <w:t xml:space="preserve">4. 부록 — 하이퍼파라미터 · 버전</w:t>
       </w:r>
     </w:p>
-    <w:bookmarkStart w:id="48" w:name="최종-안정화-하이퍼파라미터"/>
+    <w:bookmarkStart w:id="51" w:name="최종-안정화-하이퍼파라미터"/>
     <w:p>
       <w:pPr>
         <w:pStyle w:val="Heading3"/>
@@ -10569,8 +10661,8 @@
         </w:tc>
       </w:tr>
     </w:tbl>
-    <w:bookmarkEnd w:id="48"/>
-    <w:bookmarkStart w:id="49" w:name="환경-버전-매트릭스-재명시"/>
+    <w:bookmarkEnd w:id="51"/>
+    <w:bookmarkStart w:id="52" w:name="환경-버전-매트릭스-재명시"/>
     <w:p>
       <w:pPr>
         <w:pStyle w:val="Heading3"/>
@@ -10960,10 +11052,10 @@
         </w:tc>
       </w:tr>
     </w:tbl>
-    <w:bookmarkEnd w:id="49"/>
-    <w:bookmarkEnd w:id="50"/>
-    <w:bookmarkEnd w:id="51"/>
-    <w:bookmarkStart w:id="105" w:name="part-ii-장애물obstacle-입력-추가"/>
+    <w:bookmarkEnd w:id="52"/>
+    <w:bookmarkEnd w:id="53"/>
+    <w:bookmarkEnd w:id="54"/>
+    <w:bookmarkStart w:id="108" w:name="part-ii-장애물obstacle-입력-추가"/>
     <w:p>
       <w:pPr>
         <w:pStyle w:val="Heading1"/>
@@ -10990,7 +11082,7 @@
         <w:t xml:space="preserve">을 올려 픽셀 관측에 그려 넣고 회피를 학습한다. 환경 구축 → round-1 학습 → 크기 실험 → 코너-이탈 오진 진단 → 행동 노이즈(ent_coef) → native 3-action 대조까지 다룬다.</w:t>
       </w:r>
     </w:p>
-    <w:bookmarkStart w:id="57" w:name="환경-설계-carracingobstacles-v0"/>
+    <w:bookmarkStart w:id="60" w:name="환경-설계-carracingobstacles-v0"/>
     <w:p>
       <w:pPr>
         <w:pStyle w:val="Heading2"/>
@@ -11064,7 +11156,7 @@
         </w:pict>
       </w:r>
     </w:p>
-    <w:bookmarkStart w:id="52" w:name="등록-및-기본값"/>
+    <w:bookmarkStart w:id="55" w:name="등록-및-기본값"/>
     <w:p>
       <w:pPr>
         <w:pStyle w:val="Heading3"/>
@@ -11686,8 +11778,8 @@
         </w:pict>
       </w:r>
     </w:p>
-    <w:bookmarkEnd w:id="52"/>
-    <w:bookmarkStart w:id="53" w:name="픽셀-가시성-관측에-그려-넣기"/>
+    <w:bookmarkEnd w:id="55"/>
+    <w:bookmarkStart w:id="56" w:name="픽셀-가시성-관측에-그려-넣기"/>
     <w:p>
       <w:pPr>
         <w:pStyle w:val="Heading3"/>
@@ -12048,8 +12140,8 @@
         </w:pict>
       </w:r>
     </w:p>
-    <w:bookmarkEnd w:id="53"/>
-    <w:bookmarkStart w:id="54" w:name="배치-및-재현성-_spawn_obstacles"/>
+    <w:bookmarkEnd w:id="56"/>
+    <w:bookmarkStart w:id="57" w:name="배치-및-재현성-_spawn_obstacles"/>
     <w:p>
       <w:pPr>
         <w:pStyle w:val="Heading3"/>
@@ -12769,8 +12861,8 @@
         </w:pict>
       </w:r>
     </w:p>
-    <w:bookmarkEnd w:id="54"/>
-    <w:bookmarkStart w:id="55" w:name="충돌-검출-및-패널티"/>
+    <w:bookmarkEnd w:id="57"/>
+    <w:bookmarkStart w:id="58" w:name="충돌-검출-및-패널티"/>
     <w:p>
       <w:pPr>
         <w:pStyle w:val="Heading3"/>
@@ -13371,8 +13463,8 @@
         </w:pict>
       </w:r>
     </w:p>
-    <w:bookmarkEnd w:id="55"/>
-    <w:bookmarkStart w:id="56" w:name="환경-구축-중-해결한-버그-요약"/>
+    <w:bookmarkEnd w:id="58"/>
+    <w:bookmarkStart w:id="59" w:name="환경-구축-중-해결한-버그-요약"/>
     <w:p>
       <w:pPr>
         <w:pStyle w:val="Heading3"/>
@@ -13502,9 +13594,9 @@
         <w:t xml:space="preserve">·학습 스크립트 참조.)</w:t>
       </w:r>
     </w:p>
-    <w:bookmarkEnd w:id="56"/>
-    <w:bookmarkEnd w:id="57"/>
-    <w:bookmarkStart w:id="64" w:name="장애물-회피-학습-round-1"/>
+    <w:bookmarkEnd w:id="59"/>
+    <w:bookmarkEnd w:id="60"/>
+    <w:bookmarkStart w:id="67" w:name="장애물-회피-학습-round-1"/>
     <w:p>
       <w:pPr>
         <w:pStyle w:val="Heading2"/>
@@ -14156,63 +14248,12 @@
                 <wp:inline>
                   <wp:extent cx="5227320" cy="3484880"/>
                   <wp:effectExtent b="0" l="0" r="0" t="0"/>
-                  <wp:docPr descr="Before (장애물 학습 전): seed42 step240 — 흰 장애물로 정면 돌진, 누적 −68" title="" id="59" name="Picture"/>
+                  <wp:docPr descr="Before (장애물 학습 전): seed42 step240 — 흰 장애물로 정면 돌진, 누적 −68" title="" id="62" name="Picture"/>
                   <a:graphic>
                     <a:graphicData uri="http://schemas.openxmlformats.org/drawingml/2006/picture">
                       <pic:pic>
                         <pic:nvPicPr>
-                          <pic:cNvPr descr="report_assets/frame_before_seed42_r-68.png" id="60" name="Picture"/>
-                          <pic:cNvPicPr>
-                            <a:picLocks noChangeArrowheads="1" noChangeAspect="1"/>
-                          </pic:cNvPicPr>
-                        </pic:nvPicPr>
-                        <pic:blipFill>
-                          <a:blip r:embed="rId58"/>
-                          <a:stretch>
-                            <a:fillRect/>
-                          </a:stretch>
-                        </pic:blipFill>
-                        <pic:spPr bwMode="auto">
-                          <a:xfrm>
-                            <a:off x="0" y="0"/>
-                            <a:ext cx="5227320" cy="3484880"/>
-                          </a:xfrm>
-                          <a:prstGeom prst="rect">
-                            <a:avLst/>
-                          </a:prstGeom>
-                          <a:noFill/>
-                          <a:ln w="9525">
-                            <a:noFill/>
-                            <a:headEnd/>
-                            <a:tailEnd/>
-                          </a:ln>
-                        </pic:spPr>
-                      </pic:pic>
-                    </a:graphicData>
-                  </a:graphic>
-                </wp:inline>
-              </w:drawing>
-            </w:r>
-          </w:p>
-        </w:tc>
-        <w:tc>
-          <w:tcPr/>
-          <w:p>
-            <w:pPr>
-              <w:pStyle w:val="Compact"/>
-              <w:jc w:val="center"/>
-            </w:pPr>
-            <w:r>
-              <w:drawing>
-                <wp:inline>
-                  <wp:extent cx="5227320" cy="3484880"/>
-                  <wp:effectExtent b="0" l="0" r="0" t="0"/>
-                  <wp:docPr descr="After (장애물 학습 후): seed42 step240 — 도로 위 정상 주행·회피, 누적 +323" title="" id="62" name="Picture"/>
-                  <a:graphic>
-                    <a:graphicData uri="http://schemas.openxmlformats.org/drawingml/2006/picture">
-                      <pic:pic>
-                        <pic:nvPicPr>
-                          <pic:cNvPr descr="report_assets/frame_after_seed42_r323.png" id="63" name="Picture"/>
+                          <pic:cNvPr descr="report_assets/frame_before_seed42_r-68.png" id="63" name="Picture"/>
                           <pic:cNvPicPr>
                             <a:picLocks noChangeArrowheads="1" noChangeAspect="1"/>
                           </pic:cNvPicPr>
@@ -14246,6 +14287,57 @@
             </w:r>
           </w:p>
         </w:tc>
+        <w:tc>
+          <w:tcPr/>
+          <w:p>
+            <w:pPr>
+              <w:pStyle w:val="Compact"/>
+              <w:jc w:val="center"/>
+            </w:pPr>
+            <w:r>
+              <w:drawing>
+                <wp:inline>
+                  <wp:extent cx="5227320" cy="3484880"/>
+                  <wp:effectExtent b="0" l="0" r="0" t="0"/>
+                  <wp:docPr descr="After (장애물 학습 후): seed42 step240 — 도로 위 정상 주행·회피, 누적 +323" title="" id="65" name="Picture"/>
+                  <a:graphic>
+                    <a:graphicData uri="http://schemas.openxmlformats.org/drawingml/2006/picture">
+                      <pic:pic>
+                        <pic:nvPicPr>
+                          <pic:cNvPr descr="report_assets/frame_after_seed42_r323.png" id="66" name="Picture"/>
+                          <pic:cNvPicPr>
+                            <a:picLocks noChangeArrowheads="1" noChangeAspect="1"/>
+                          </pic:cNvPicPr>
+                        </pic:nvPicPr>
+                        <pic:blipFill>
+                          <a:blip r:embed="rId64"/>
+                          <a:stretch>
+                            <a:fillRect/>
+                          </a:stretch>
+                        </pic:blipFill>
+                        <pic:spPr bwMode="auto">
+                          <a:xfrm>
+                            <a:off x="0" y="0"/>
+                            <a:ext cx="5227320" cy="3484880"/>
+                          </a:xfrm>
+                          <a:prstGeom prst="rect">
+                            <a:avLst/>
+                          </a:prstGeom>
+                          <a:noFill/>
+                          <a:ln w="9525">
+                            <a:noFill/>
+                            <a:headEnd/>
+                            <a:tailEnd/>
+                          </a:ln>
+                        </pic:spPr>
+                      </pic:pic>
+                    </a:graphicData>
+                  </a:graphic>
+                </wp:inline>
+              </w:drawing>
+            </w:r>
+          </w:p>
+        </w:tc>
       </w:tr>
       <w:tr>
         <w:tc>
@@ -14289,8 +14381,8 @@
         </w:pict>
       </w:r>
     </w:p>
-    <w:bookmarkEnd w:id="64"/>
-    <w:bookmarkStart w:id="65" w:name="장애물-크기-실험-소형-vs-대형"/>
+    <w:bookmarkEnd w:id="67"/>
+    <w:bookmarkStart w:id="68" w:name="장애물-크기-실험-소형-vs-대형"/>
     <w:p>
       <w:pPr>
         <w:pStyle w:val="Heading2"/>
@@ -14565,8 +14657,8 @@
         </w:pict>
       </w:r>
     </w:p>
-    <w:bookmarkEnd w:id="65"/>
-    <w:bookmarkStart w:id="73" w:name="진단-급커브-이탈은-오진이었다-계측-평가"/>
+    <w:bookmarkEnd w:id="68"/>
+    <w:bookmarkStart w:id="76" w:name="진단-급커브-이탈은-오진이었다-계측-평가"/>
     <w:p>
       <w:pPr>
         <w:pStyle w:val="Heading2"/>
@@ -14603,7 +14695,7 @@
         <w:t xml:space="preserve">한 결과 가설이 틀렸다.</w:t>
       </w:r>
     </w:p>
-    <w:bookmarkStart w:id="66" w:name="코너-감속-패널티-구현"/>
+    <w:bookmarkStart w:id="69" w:name="코너-감속-패널티-구현"/>
     <w:p>
       <w:pPr>
         <w:pStyle w:val="Heading3"/>
@@ -14674,8 +14766,8 @@
         <w:t xml:space="preserve">, 조향하며 밟을 때만 벌점. 검증: 직진 풀가스 30스텝 패널티 0.000 / 풀조향+풀가스 30스텝 15.000.</w:t>
       </w:r>
     </w:p>
-    <w:bookmarkEnd w:id="66"/>
-    <w:bookmarkStart w:id="67" w:name="계측-결과-메커니즘은-작동-그러나-결과는-무관"/>
+    <w:bookmarkEnd w:id="69"/>
+    <w:bookmarkStart w:id="70" w:name="계측-결과-메커니즘은-작동-그러나-결과는-무관"/>
     <w:p>
       <w:pPr>
         <w:pStyle w:val="Heading3"/>
@@ -14967,8 +15059,8 @@
         <w:t xml:space="preserve"> off-track% 계측은 신뢰도 낮음 — “전 바퀴 도로 밖” 기준이 타일 경계/정체를 과대계상. 절대값은 버리고 추세만 참고.)</w:t>
       </w:r>
     </w:p>
-    <w:bookmarkEnd w:id="67"/>
-    <w:bookmarkStart w:id="68" w:name="실패-원인은-충돌-그것도-대부분-샘플링-노이즈"/>
+    <w:bookmarkEnd w:id="70"/>
+    <w:bookmarkStart w:id="71" w:name="실패-원인은-충돌-그것도-대부분-샘플링-노이즈"/>
     <w:p>
       <w:pPr>
         <w:pStyle w:val="Heading3"/>
@@ -15312,8 +15404,8 @@
         <w:t xml:space="preserve">가 가끔 장애물로 틀어버린 것.</w:t>
       </w:r>
     </w:p>
-    <w:bookmarkEnd w:id="68"/>
-    <w:bookmarkStart w:id="72" w:name="결론-코너-패널티는-비非레버-0.50.2로-reward-회복"/>
+    <w:bookmarkEnd w:id="71"/>
+    <w:bookmarkStart w:id="75" w:name="결론-코너-패널티는-비非레버-0.50.2로-reward-회복"/>
     <w:p>
       <w:pPr>
         <w:pStyle w:val="Heading3"/>
@@ -15613,18 +15705,18 @@
           <wp:inline>
             <wp:extent cx="3307080" cy="2170271"/>
             <wp:effectExtent b="0" l="0" r="0" t="0"/>
-            <wp:docPr descr="그림. 코너 감속 패널티는 비(非)레버 — 0.5→0.2로 낮추니 clean 보상 회복(365→415)" title="" id="70" name="Picture"/>
+            <wp:docPr descr="그림. 코너 감속 패널티는 비(非)레버 — 0.5→0.2로 낮추니 clean 보상 회복(365→415)" title="" id="73" name="Picture"/>
             <a:graphic>
               <a:graphicData uri="http://schemas.openxmlformats.org/drawingml/2006/picture">
                 <pic:pic>
                   <pic:nvPicPr>
-                    <pic:cNvPr descr="report_assets/fig_corner_lever.png" id="71" name="Picture"/>
+                    <pic:cNvPr descr="report_assets/fig_corner_lever.png" id="74" name="Picture"/>
                     <pic:cNvPicPr>
                       <a:picLocks noChangeArrowheads="1" noChangeAspect="1"/>
                     </pic:cNvPicPr>
                   </pic:nvPicPr>
                   <pic:blipFill>
-                    <a:blip r:embed="rId69"/>
+                    <a:blip r:embed="rId72"/>
                     <a:stretch>
                       <a:fillRect/>
                     </a:stretch>
@@ -15675,9 +15767,9 @@
         </w:pict>
       </w:r>
     </w:p>
-    <w:bookmarkEnd w:id="72"/>
-    <w:bookmarkEnd w:id="73"/>
-    <w:bookmarkStart w:id="83" w:name="실험-결과-종합"/>
+    <w:bookmarkEnd w:id="75"/>
+    <w:bookmarkEnd w:id="76"/>
+    <w:bookmarkStart w:id="86" w:name="실험-결과-종합"/>
     <w:p>
       <w:pPr>
         <w:pStyle w:val="Heading2"/>
@@ -15686,7 +15778,7 @@
         <w:t xml:space="preserve">5. 실험 결과 종합</w:t>
       </w:r>
     </w:p>
-    <w:bookmarkStart w:id="74" w:name="학습-곡선-이-태스크는-전반부에-정점-찍고-정체"/>
+    <w:bookmarkStart w:id="77" w:name="학습-곡선-이-태스크는-전반부에-정점-찍고-정체"/>
     <w:p>
       <w:pPr>
         <w:pStyle w:val="Heading3"/>
@@ -15991,8 +16083,8 @@
         <w:t xml:space="preserve">순수 스텝 증가는 ROI가 낮고, 다음 실험은 4~5M이면 충분.</w:t>
       </w:r>
     </w:p>
-    <w:bookmarkEnd w:id="74"/>
-    <w:bookmarkStart w:id="78" w:name="clean-평가-shaping-제외-50ep-샘플링-seed-42"/>
+    <w:bookmarkEnd w:id="77"/>
+    <w:bookmarkStart w:id="81" w:name="clean-평가-shaping-제외-50ep-샘플링-seed-42"/>
     <w:p>
       <w:pPr>
         <w:pStyle w:val="Heading3"/>
@@ -16010,18 +16102,18 @@
           <wp:inline>
             <wp:extent cx="4533900" cy="2606992"/>
             <wp:effectExtent b="0" l="0" r="0" t="0"/>
-            <wp:docPr descr="그림. 장애물 task clean 성능 진행 — 2-action 천장 ~415 vs 3-action 229 (회색 점선=무장애물 베이스 667)" title="" id="76" name="Picture"/>
+            <wp:docPr descr="그림. 장애물 task clean 성능 진행 — 2-action 천장 ~415 vs 3-action 229 (회색 점선=무장애물 베이스 667)" title="" id="79" name="Picture"/>
             <a:graphic>
               <a:graphicData uri="http://schemas.openxmlformats.org/drawingml/2006/picture">
                 <pic:pic>
                   <pic:nvPicPr>
-                    <pic:cNvPr descr="report_assets/fig_clean_progression.png" id="77" name="Picture"/>
+                    <pic:cNvPr descr="report_assets/fig_clean_progression.png" id="80" name="Picture"/>
                     <pic:cNvPicPr>
                       <a:picLocks noChangeArrowheads="1" noChangeAspect="1"/>
                     </pic:cNvPicPr>
                   </pic:nvPicPr>
                   <pic:blipFill>
-                    <a:blip r:embed="rId75"/>
+                    <a:blip r:embed="rId78"/>
                     <a:stretch>
                       <a:fillRect/>
                     </a:stretch>
@@ -16107,8 +16199,8 @@
         <w:t xml:space="preserve"> 깨끗하다. round1 수치는 분포가 다른 참고값.</w:t>
       </w:r>
     </w:p>
-    <w:bookmarkEnd w:id="78"/>
-    <w:bookmarkStart w:id="82" w:name="정성-beforeafter-동일-시드"/>
+    <w:bookmarkEnd w:id="81"/>
+    <w:bookmarkStart w:id="85" w:name="정성-beforeafter-동일-시드"/>
     <w:p>
       <w:pPr>
         <w:pStyle w:val="Heading3"/>
@@ -16309,18 +16401,18 @@
           <wp:inline>
             <wp:extent cx="3200400" cy="2133600"/>
             <wp:effectExtent b="0" l="0" r="0" t="0"/>
-            <wp:docPr descr="그림. 장애물 회피(weaving) — seed43, 보상 707: 곡선 구간에서 장애물 사이로 우회 조향" title="" id="80" name="Picture"/>
+            <wp:docPr descr="그림. 장애물 회피(weaving) — seed43, 보상 707: 곡선 구간에서 장애물 사이로 우회 조향" title="" id="83" name="Picture"/>
             <a:graphic>
               <a:graphicData uri="http://schemas.openxmlformats.org/drawingml/2006/picture">
                 <pic:pic>
                   <pic:nvPicPr>
-                    <pic:cNvPr descr="report_assets/frame_after_seed43_r707.png" id="81" name="Picture"/>
+                    <pic:cNvPr descr="report_assets/frame_after_seed43_r707.png" id="84" name="Picture"/>
                     <pic:cNvPicPr>
                       <a:picLocks noChangeArrowheads="1" noChangeAspect="1"/>
                     </pic:cNvPicPr>
                   </pic:nvPicPr>
                   <pic:blipFill>
-                    <a:blip r:embed="rId79"/>
+                    <a:blip r:embed="rId82"/>
                     <a:stretch>
                       <a:fillRect/>
                     </a:stretch>
@@ -16362,9 +16454,9 @@
         </w:pict>
       </w:r>
     </w:p>
-    <w:bookmarkEnd w:id="82"/>
-    <w:bookmarkEnd w:id="83"/>
-    <w:bookmarkStart w:id="87" w:name="마지막-실험-행동-노이즈-축소ent_coef는-비非레버였다"/>
+    <w:bookmarkEnd w:id="85"/>
+    <w:bookmarkEnd w:id="86"/>
+    <w:bookmarkStart w:id="90" w:name="마지막-실험-행동-노이즈-축소ent_coef는-비非레버였다"/>
     <w:p>
       <w:pPr>
         <w:pStyle w:val="Heading2"/>
@@ -16482,7 +16574,7 @@
         <w:t xml:space="preserve">  --save-dir ./models/obs_p02_lowent --log-dir ./logs/obs_p02_lowent</w:t>
       </w:r>
     </w:p>
-    <w:bookmarkStart w:id="84" w:name="결과-레버는-움직였으나-성능은-안-따라옴"/>
+    <w:bookmarkStart w:id="87" w:name="결과-레버는-움직였으나-성능은-안-따라옴"/>
     <w:p>
       <w:pPr>
         <w:pStyle w:val="Heading3"/>
@@ -16850,8 +16942,8 @@
         <w:t xml:space="preserve"> 최악 판(ep32 -112)은 entropy를 낮췄는데도 살아남음.</w:t>
       </w:r>
     </w:p>
-    <w:bookmarkEnd w:id="84"/>
-    <w:bookmarkStart w:id="85" w:name="해석-진단의-수정-남은-충돌은-구조적이지-단순-노이즈가-아니다"/>
+    <w:bookmarkEnd w:id="87"/>
+    <w:bookmarkStart w:id="88" w:name="해석-진단의-수정-남은-충돌은-구조적이지-단순-노이즈가-아니다"/>
     <w:p>
       <w:pPr>
         <w:pStyle w:val="Heading3"/>
@@ -16913,8 +17005,8 @@
         <w:t xml:space="preserve">를 더 낮추면 탐험까지 줄어 학습 자체가 나빠질 수 있어 더 내리는 것은 권장 안 함.)</w:t>
       </w:r>
     </w:p>
-    <w:bookmarkEnd w:id="85"/>
-    <w:bookmarkStart w:id="86" w:name="판정-task-천장415-확정"/>
+    <w:bookmarkEnd w:id="88"/>
+    <w:bookmarkStart w:id="89" w:name="판정-task-천장415-확정"/>
     <w:p>
       <w:pPr>
         <w:pStyle w:val="Heading3"/>
@@ -17011,9 +17103,9 @@
         </w:pict>
       </w:r>
     </w:p>
-    <w:bookmarkEnd w:id="86"/>
-    <w:bookmarkEnd w:id="87"/>
-    <w:bookmarkStart w:id="102" w:name="X69b4426625f18866da3d36eafd48b57653a25dd"/>
+    <w:bookmarkEnd w:id="89"/>
+    <w:bookmarkEnd w:id="90"/>
+    <w:bookmarkStart w:id="105" w:name="X69b4426625f18866da3d36eafd48b57653a25dd"/>
     <w:p>
       <w:pPr>
         <w:pStyle w:val="Heading2"/>
@@ -17022,7 +17114,7 @@
         <w:t xml:space="preserve">7. 3-action 대조 실험 — 2 vs 3 action (native gas/brake)</w:t>
       </w:r>
     </w:p>
-    <w:bookmarkStart w:id="88" w:name="동기와-절차"/>
+    <w:bookmarkStart w:id="91" w:name="동기와-절차"/>
     <w:p>
       <w:pPr>
         <w:pStyle w:val="Heading3"/>
@@ -17114,8 +17206,8 @@
         <w:t xml:space="preserve">.</w:t>
       </w:r>
     </w:p>
-    <w:bookmarkEnd w:id="88"/>
-    <w:bookmarkStart w:id="95" w:name="b-ent-0.01-발산"/>
+    <w:bookmarkEnd w:id="91"/>
+    <w:bookmarkStart w:id="98" w:name="b-ent-0.01-발산"/>
     <w:p>
       <w:pPr>
         <w:pStyle w:val="Heading3"/>
@@ -17133,67 +17225,12 @@
           <wp:inline>
             <wp:extent cx="4533900" cy="2606992"/>
             <wp:effectExtent b="0" l="0" r="0" t="0"/>
-            <wp:docPr descr="그림. Entropy(=std) 곡선 — 3-action(ent0.01)은 2.0→5.3 발산, 2-action 및 3-action(ent0.003)은 안정" title="" id="90" name="Picture"/>
+            <wp:docPr descr="그림. Entropy(=std) 곡선 — 3-action(ent0.01)은 2.0→5.3 발산, 2-action 및 3-action(ent0.003)은 안정" title="" id="93" name="Picture"/>
             <a:graphic>
               <a:graphicData uri="http://schemas.openxmlformats.org/drawingml/2006/picture">
                 <pic:pic>
                   <pic:nvPicPr>
-                    <pic:cNvPr descr="report_assets/fig_entropy_divergence.png" id="91" name="Picture"/>
-                    <pic:cNvPicPr>
-                      <a:picLocks noChangeArrowheads="1" noChangeAspect="1"/>
-                    </pic:cNvPicPr>
-                  </pic:nvPicPr>
-                  <pic:blipFill>
-                    <a:blip r:embed="rId89"/>
-                    <a:stretch>
-                      <a:fillRect/>
-                    </a:stretch>
-                  </pic:blipFill>
-                  <pic:spPr bwMode="auto">
-                    <a:xfrm>
-                      <a:off x="0" y="0"/>
-                      <a:ext cx="4533900" cy="2606992"/>
-                    </a:xfrm>
-                    <a:prstGeom prst="rect">
-                      <a:avLst/>
-                    </a:prstGeom>
-                    <a:noFill/>
-                    <a:ln w="9525">
-                      <a:noFill/>
-                      <a:headEnd/>
-                      <a:tailEnd/>
-                    </a:ln>
-                  </pic:spPr>
-                </pic:pic>
-              </a:graphicData>
-            </a:graphic>
-          </wp:inline>
-        </w:drawing>
-      </w:r>
-    </w:p>
-    <w:p>
-      <w:pPr>
-        <w:pStyle w:val="ImageCaption"/>
-      </w:pPr>
-      <w:r>
-        <w:t xml:space="preserve">그림. Entropy(=std) 곡선 — 3-action(ent0.01)은 2.0→5.3 발산, 2-action 및 3-action(ent0.003)은 안정</w:t>
-      </w:r>
-    </w:p>
-    <w:p>
-      <w:pPr>
-        <w:pStyle w:val="BodyText"/>
-      </w:pPr>
-      <w:r>
-        <w:drawing>
-          <wp:inline>
-            <wp:extent cx="4533900" cy="2606992"/>
-            <wp:effectExtent b="0" l="0" r="0" t="0"/>
-            <wp:docPr descr="그림. shaped 학습 곡선 — 2-action ~450 유지 vs 3-action 피크 후 정체/추락" title="" id="93" name="Picture"/>
-            <a:graphic>
-              <a:graphicData uri="http://schemas.openxmlformats.org/drawingml/2006/picture">
-                <pic:pic>
-                  <pic:nvPicPr>
-                    <pic:cNvPr descr="report_assets/fig_reward_curve.png" id="94" name="Picture"/>
+                    <pic:cNvPr descr="report_assets/fig_entropy_divergence.png" id="94" name="Picture"/>
                     <pic:cNvPicPr>
                       <a:picLocks noChangeArrowheads="1" noChangeAspect="1"/>
                     </pic:cNvPicPr>
@@ -17224,6 +17261,61 @@
             </a:graphic>
           </wp:inline>
         </w:drawing>
+      </w:r>
+    </w:p>
+    <w:p>
+      <w:pPr>
+        <w:pStyle w:val="ImageCaption"/>
+      </w:pPr>
+      <w:r>
+        <w:t xml:space="preserve">그림. Entropy(=std) 곡선 — 3-action(ent0.01)은 2.0→5.3 발산, 2-action 및 3-action(ent0.003)은 안정</w:t>
+      </w:r>
+    </w:p>
+    <w:p>
+      <w:pPr>
+        <w:pStyle w:val="BodyText"/>
+      </w:pPr>
+      <w:r>
+        <w:drawing>
+          <wp:inline>
+            <wp:extent cx="4533900" cy="2606992"/>
+            <wp:effectExtent b="0" l="0" r="0" t="0"/>
+            <wp:docPr descr="그림. shaped 학습 곡선 — 2-action ~450 유지 vs 3-action 피크 후 정체/추락" title="" id="96" name="Picture"/>
+            <a:graphic>
+              <a:graphicData uri="http://schemas.openxmlformats.org/drawingml/2006/picture">
+                <pic:pic>
+                  <pic:nvPicPr>
+                    <pic:cNvPr descr="report_assets/fig_reward_curve.png" id="97" name="Picture"/>
+                    <pic:cNvPicPr>
+                      <a:picLocks noChangeArrowheads="1" noChangeAspect="1"/>
+                    </pic:cNvPicPr>
+                  </pic:nvPicPr>
+                  <pic:blipFill>
+                    <a:blip r:embed="rId95"/>
+                    <a:stretch>
+                      <a:fillRect/>
+                    </a:stretch>
+                  </pic:blipFill>
+                  <pic:spPr bwMode="auto">
+                    <a:xfrm>
+                      <a:off x="0" y="0"/>
+                      <a:ext cx="4533900" cy="2606992"/>
+                    </a:xfrm>
+                    <a:prstGeom prst="rect">
+                      <a:avLst/>
+                    </a:prstGeom>
+                    <a:noFill/>
+                    <a:ln w="9525">
+                      <a:noFill/>
+                      <a:headEnd/>
+                      <a:tailEnd/>
+                    </a:ln>
+                  </pic:spPr>
+                </pic:pic>
+              </a:graphicData>
+            </a:graphic>
+          </wp:inline>
+        </w:drawing>
         <w:t xml:space="preserve"> 2-action과 동일한 </w:t>
       </w:r>
       <w:r>
@@ -17312,8 +17404,8 @@
         <w:t xml:space="preserve">(2D에 맞춘 ent가 3D엔 과대).</w:t>
       </w:r>
     </w:p>
-    <w:bookmarkEnd w:id="95"/>
-    <w:bookmarkStart w:id="99" w:name="b2-ent-0.003-발산-차단-그러나-낮은-천장"/>
+    <w:bookmarkEnd w:id="98"/>
+    <w:bookmarkStart w:id="102" w:name="b2-ent-0.003-발산-차단-그러나-낮은-천장"/>
     <w:p>
       <w:pPr>
         <w:pStyle w:val="Heading3"/>
@@ -17750,18 +17842,18 @@
           <wp:inline>
             <wp:extent cx="3733800" cy="2146935"/>
             <wp:effectExtent b="0" l="0" r="0" t="0"/>
-            <wp:docPr descr="그림. 2 vs 3 action (동일 장애물 task, clean 50ep) — 3-action은 2-action의 ~55%, 충돌 바닥(Min)도 악화" title="" id="97" name="Picture"/>
+            <wp:docPr descr="그림. 2 vs 3 action (동일 장애물 task, clean 50ep) — 3-action은 2-action의 ~55%, 충돌 바닥(Min)도 악화" title="" id="100" name="Picture"/>
             <a:graphic>
               <a:graphicData uri="http://schemas.openxmlformats.org/drawingml/2006/picture">
                 <pic:pic>
                   <pic:nvPicPr>
-                    <pic:cNvPr descr="report_assets/fig_2v3_grouped.png" id="98" name="Picture"/>
+                    <pic:cNvPr descr="report_assets/fig_2v3_grouped.png" id="101" name="Picture"/>
                     <pic:cNvPicPr>
                       <a:picLocks noChangeArrowheads="1" noChangeAspect="1"/>
                     </pic:cNvPicPr>
                   </pic:nvPicPr>
                   <pic:blipFill>
-                    <a:blip r:embed="rId96"/>
+                    <a:blip r:embed="rId99"/>
                     <a:stretch>
                       <a:fillRect/>
                     </a:stretch>
@@ -17796,8 +17888,8 @@
         <w:t xml:space="preserve">그림. 2 vs 3 action (동일 장애물 task, clean 50ep) — 3-action은 2-action의 ~55%, 충돌 바닥(Min)도 악화</w:t>
       </w:r>
     </w:p>
-    <w:bookmarkEnd w:id="99"/>
-    <w:bookmarkStart w:id="100" w:name="왜-코드-근거-멀티에이전트-반증-검증-완료"/>
+    <w:bookmarkEnd w:id="102"/>
+    <w:bookmarkStart w:id="103" w:name="왜-코드-근거-멀티에이전트-반증-검증-완료"/>
     <w:p>
       <w:pPr>
         <w:pStyle w:val="Heading3"/>
@@ -18019,8 +18111,8 @@
         <w:t xml:space="preserve">) → 같은 ent_coef에서 std가 발산하기 쉬움(B에서 실증).</w:t>
       </w:r>
     </w:p>
-    <w:bookmarkEnd w:id="100"/>
-    <w:bookmarkStart w:id="101" w:name="결론과-한계"/>
+    <w:bookmarkEnd w:id="103"/>
+    <w:bookmarkStart w:id="104" w:name="결론과-한계"/>
     <w:p>
       <w:pPr>
         <w:pStyle w:val="Heading3"/>
@@ -18124,9 +18216,9 @@
         </w:pict>
       </w:r>
     </w:p>
-    <w:bookmarkEnd w:id="101"/>
-    <w:bookmarkEnd w:id="102"/>
-    <w:bookmarkStart w:id="103" w:name="핵심-교훈-종합"/>
+    <w:bookmarkEnd w:id="104"/>
+    <w:bookmarkEnd w:id="105"/>
+    <w:bookmarkStart w:id="106" w:name="핵심-교훈-종합"/>
     <w:p>
       <w:pPr>
         <w:pStyle w:val="Heading2"/>
@@ -18462,8 +18554,8 @@
         <w:t xml:space="preserve"> 비율로 균형을 확인하라.</w:t>
       </w:r>
     </w:p>
-    <w:bookmarkEnd w:id="103"/>
-    <w:bookmarkStart w:id="104" w:name="부록-재현-커맨드"/>
+    <w:bookmarkEnd w:id="106"/>
+    <w:bookmarkStart w:id="107" w:name="부록-재현-커맨드"/>
     <w:p>
       <w:pPr>
         <w:pStyle w:val="Heading2"/>
@@ -18780,8 +18872,8 @@
         <w:br w:type="page"/>
       </w:r>
     </w:p>
-    <w:bookmarkEnd w:id="104"/>
-    <w:bookmarkEnd w:id="105"/>
+    <w:bookmarkEnd w:id="107"/>
+    <w:bookmarkEnd w:id="108"/>
     <w:sectPr>
       <w:footnotePr>
         <w:numRestart w:val="eachSect"/>

--- a/COMBINED_REPORT.docx
+++ b/COMBINED_REPORT.docx
@@ -7460,7 +7460,7 @@
     <w:bookmarkEnd w:id="36"/>
     <w:bookmarkEnd w:id="37"/>
     <w:bookmarkEnd w:id="38"/>
-    <w:bookmarkStart w:id="54" w:name="part-i-2-action-학습-3-action-비교-무장애물-트랙"/>
+    <w:bookmarkStart w:id="51" w:name="part-i-2-action-학습-3-action-비교-무장애물-트랙"/>
     <w:p>
       <w:pPr>
         <w:pStyle w:val="Heading1"/>
@@ -8363,7 +8363,7 @@
     </w:p>
     <w:bookmarkEnd w:id="42"/>
     <w:bookmarkEnd w:id="43"/>
-    <w:bookmarkStart w:id="50" w:name="실험-결과"/>
+    <w:bookmarkStart w:id="47" w:name="실험-결과"/>
     <w:p>
       <w:pPr>
         <w:pStyle w:val="Heading2"/>
@@ -8559,7 +8559,7 @@
       </w:r>
     </w:p>
     <w:bookmarkEnd w:id="44"/>
-    <w:bookmarkStart w:id="49" w:name="a-2-action-베이스-모델-학습-및-스케일업"/>
+    <w:bookmarkStart w:id="46" w:name="a-2-action-베이스-모델-학습-및-스케일업"/>
     <w:p>
       <w:pPr>
         <w:pStyle w:val="Heading3"/>
@@ -9116,62 +9116,7 @@
         <w:t xml:space="preserve">의 5개 에피소드 seed42–46 보상 = 564 / 402 / 250 / 406 / 838.)</w:t>
       </w:r>
     </w:p>
-    <w:p>
-      <w:pPr>
-        <w:pStyle w:val="CaptionedFigure"/>
-      </w:pPr>
-      <w:r>
-        <w:drawing>
-          <wp:inline>
-            <wp:extent cx="3307080" cy="2204720"/>
-            <wp:effectExtent b="0" l="0" r="0" t="0"/>
-            <wp:docPr descr="그림. 베이스 2-action 최종 모델(9.8M) 주행 — seed46, 보상 838 (clean 평균 667의 상단)" title="" id="46" name="Picture"/>
-            <a:graphic>
-              <a:graphicData uri="http://schemas.openxmlformats.org/drawingml/2006/picture">
-                <pic:pic>
-                  <pic:nvPicPr>
-                    <pic:cNvPr descr="report_assets/frame_base_r838.png" id="47" name="Picture"/>
-                    <pic:cNvPicPr>
-                      <a:picLocks noChangeArrowheads="1" noChangeAspect="1"/>
-                    </pic:cNvPicPr>
-                  </pic:nvPicPr>
-                  <pic:blipFill>
-                    <a:blip r:embed="rId45"/>
-                    <a:stretch>
-                      <a:fillRect/>
-                    </a:stretch>
-                  </pic:blipFill>
-                  <pic:spPr bwMode="auto">
-                    <a:xfrm>
-                      <a:off x="0" y="0"/>
-                      <a:ext cx="3307080" cy="2204720"/>
-                    </a:xfrm>
-                    <a:prstGeom prst="rect">
-                      <a:avLst/>
-                    </a:prstGeom>
-                    <a:noFill/>
-                    <a:ln w="9525">
-                      <a:noFill/>
-                      <a:headEnd/>
-                      <a:tailEnd/>
-                    </a:ln>
-                  </pic:spPr>
-                </pic:pic>
-              </a:graphicData>
-            </a:graphic>
-          </wp:inline>
-        </w:drawing>
-      </w:r>
-    </w:p>
-    <w:p>
-      <w:pPr>
-        <w:pStyle w:val="ImageCaption"/>
-      </w:pPr>
-      <w:r>
-        <w:t xml:space="preserve">그림. 베이스 2-action 최종 모델(9.8M) 주행 — seed46, 보상 838 (clean 평균 667의 상단)</w:t>
-      </w:r>
-    </w:p>
-    <w:bookmarkStart w:id="48" w:name="b-3-action-비교"/>
+    <w:bookmarkStart w:id="45" w:name="b-3-action-비교"/>
     <w:p>
       <w:pPr>
         <w:pStyle w:val="Heading4"/>
@@ -9402,10 +9347,10 @@
         <w:t xml:space="preserve">→ 2-action 라인이 (조건 차이를 감안하더라도) 3-action 베이스라인을 매칭하거나 능가.</w:t>
       </w:r>
     </w:p>
-    <w:bookmarkEnd w:id="48"/>
-    <w:bookmarkEnd w:id="49"/>
-    <w:bookmarkEnd w:id="50"/>
-    <w:bookmarkStart w:id="53" w:name="부록-하이퍼파라미터-버전"/>
+    <w:bookmarkEnd w:id="45"/>
+    <w:bookmarkEnd w:id="46"/>
+    <w:bookmarkEnd w:id="47"/>
+    <w:bookmarkStart w:id="50" w:name="부록-하이퍼파라미터-버전"/>
     <w:p>
       <w:pPr>
         <w:pStyle w:val="Heading2"/>
@@ -9414,7 +9359,7 @@
         <w:t xml:space="preserve">4. 부록 — 하이퍼파라미터 · 버전</w:t>
       </w:r>
     </w:p>
-    <w:bookmarkStart w:id="51" w:name="최종-안정화-하이퍼파라미터"/>
+    <w:bookmarkStart w:id="48" w:name="최종-안정화-하이퍼파라미터"/>
     <w:p>
       <w:pPr>
         <w:pStyle w:val="Heading3"/>
@@ -10661,8 +10606,8 @@
         </w:tc>
       </w:tr>
     </w:tbl>
-    <w:bookmarkEnd w:id="51"/>
-    <w:bookmarkStart w:id="52" w:name="환경-버전-매트릭스-재명시"/>
+    <w:bookmarkEnd w:id="48"/>
+    <w:bookmarkStart w:id="49" w:name="환경-버전-매트릭스-재명시"/>
     <w:p>
       <w:pPr>
         <w:pStyle w:val="Heading3"/>
@@ -11052,10 +10997,10 @@
         </w:tc>
       </w:tr>
     </w:tbl>
-    <w:bookmarkEnd w:id="52"/>
-    <w:bookmarkEnd w:id="53"/>
-    <w:bookmarkEnd w:id="54"/>
-    <w:bookmarkStart w:id="108" w:name="part-ii-장애물obstacle-입력-추가"/>
+    <w:bookmarkEnd w:id="49"/>
+    <w:bookmarkEnd w:id="50"/>
+    <w:bookmarkEnd w:id="51"/>
+    <w:bookmarkStart w:id="105" w:name="part-ii-장애물obstacle-입력-추가"/>
     <w:p>
       <w:pPr>
         <w:pStyle w:val="Heading1"/>
@@ -11082,7 +11027,7 @@
         <w:t xml:space="preserve">을 올려 픽셀 관측에 그려 넣고 회피를 학습한다. 환경 구축 → round-1 학습 → 크기 실험 → 코너-이탈 오진 진단 → 행동 노이즈(ent_coef) → native 3-action 대조까지 다룬다.</w:t>
       </w:r>
     </w:p>
-    <w:bookmarkStart w:id="60" w:name="환경-설계-carracingobstacles-v0"/>
+    <w:bookmarkStart w:id="57" w:name="환경-설계-carracingobstacles-v0"/>
     <w:p>
       <w:pPr>
         <w:pStyle w:val="Heading2"/>
@@ -11156,7 +11101,7 @@
         </w:pict>
       </w:r>
     </w:p>
-    <w:bookmarkStart w:id="55" w:name="등록-및-기본값"/>
+    <w:bookmarkStart w:id="52" w:name="등록-및-기본값"/>
     <w:p>
       <w:pPr>
         <w:pStyle w:val="Heading3"/>
@@ -11778,8 +11723,8 @@
         </w:pict>
       </w:r>
     </w:p>
-    <w:bookmarkEnd w:id="55"/>
-    <w:bookmarkStart w:id="56" w:name="픽셀-가시성-관측에-그려-넣기"/>
+    <w:bookmarkEnd w:id="52"/>
+    <w:bookmarkStart w:id="53" w:name="픽셀-가시성-관측에-그려-넣기"/>
     <w:p>
       <w:pPr>
         <w:pStyle w:val="Heading3"/>
@@ -12140,8 +12085,8 @@
         </w:pict>
       </w:r>
     </w:p>
-    <w:bookmarkEnd w:id="56"/>
-    <w:bookmarkStart w:id="57" w:name="배치-및-재현성-_spawn_obstacles"/>
+    <w:bookmarkEnd w:id="53"/>
+    <w:bookmarkStart w:id="54" w:name="배치-및-재현성-_spawn_obstacles"/>
     <w:p>
       <w:pPr>
         <w:pStyle w:val="Heading3"/>
@@ -12861,8 +12806,8 @@
         </w:pict>
       </w:r>
     </w:p>
-    <w:bookmarkEnd w:id="57"/>
-    <w:bookmarkStart w:id="58" w:name="충돌-검출-및-패널티"/>
+    <w:bookmarkEnd w:id="54"/>
+    <w:bookmarkStart w:id="55" w:name="충돌-검출-및-패널티"/>
     <w:p>
       <w:pPr>
         <w:pStyle w:val="Heading3"/>
@@ -13463,8 +13408,8 @@
         </w:pict>
       </w:r>
     </w:p>
-    <w:bookmarkEnd w:id="58"/>
-    <w:bookmarkStart w:id="59" w:name="환경-구축-중-해결한-버그-요약"/>
+    <w:bookmarkEnd w:id="55"/>
+    <w:bookmarkStart w:id="56" w:name="환경-구축-중-해결한-버그-요약"/>
     <w:p>
       <w:pPr>
         <w:pStyle w:val="Heading3"/>
@@ -13594,9 +13539,9 @@
         <w:t xml:space="preserve">·학습 스크립트 참조.)</w:t>
       </w:r>
     </w:p>
-    <w:bookmarkEnd w:id="59"/>
-    <w:bookmarkEnd w:id="60"/>
-    <w:bookmarkStart w:id="67" w:name="장애물-회피-학습-round-1"/>
+    <w:bookmarkEnd w:id="56"/>
+    <w:bookmarkEnd w:id="57"/>
+    <w:bookmarkStart w:id="64" w:name="장애물-회피-학습-round-1"/>
     <w:p>
       <w:pPr>
         <w:pStyle w:val="Heading2"/>
@@ -14248,12 +14193,63 @@
                 <wp:inline>
                   <wp:extent cx="5227320" cy="3484880"/>
                   <wp:effectExtent b="0" l="0" r="0" t="0"/>
-                  <wp:docPr descr="Before (장애물 학습 전): seed42 step240 — 흰 장애물로 정면 돌진, 누적 −68" title="" id="62" name="Picture"/>
+                  <wp:docPr descr="Before (장애물 학습 전): seed42 step240 — 흰 장애물로 정면 돌진, 누적 −68" title="" id="59" name="Picture"/>
                   <a:graphic>
                     <a:graphicData uri="http://schemas.openxmlformats.org/drawingml/2006/picture">
                       <pic:pic>
                         <pic:nvPicPr>
-                          <pic:cNvPr descr="report_assets/frame_before_seed42_r-68.png" id="63" name="Picture"/>
+                          <pic:cNvPr descr="report_assets/frame_before_seed42_r-68.png" id="60" name="Picture"/>
+                          <pic:cNvPicPr>
+                            <a:picLocks noChangeArrowheads="1" noChangeAspect="1"/>
+                          </pic:cNvPicPr>
+                        </pic:nvPicPr>
+                        <pic:blipFill>
+                          <a:blip r:embed="rId58"/>
+                          <a:stretch>
+                            <a:fillRect/>
+                          </a:stretch>
+                        </pic:blipFill>
+                        <pic:spPr bwMode="auto">
+                          <a:xfrm>
+                            <a:off x="0" y="0"/>
+                            <a:ext cx="5227320" cy="3484880"/>
+                          </a:xfrm>
+                          <a:prstGeom prst="rect">
+                            <a:avLst/>
+                          </a:prstGeom>
+                          <a:noFill/>
+                          <a:ln w="9525">
+                            <a:noFill/>
+                            <a:headEnd/>
+                            <a:tailEnd/>
+                          </a:ln>
+                        </pic:spPr>
+                      </pic:pic>
+                    </a:graphicData>
+                  </a:graphic>
+                </wp:inline>
+              </w:drawing>
+            </w:r>
+          </w:p>
+        </w:tc>
+        <w:tc>
+          <w:tcPr/>
+          <w:p>
+            <w:pPr>
+              <w:pStyle w:val="Compact"/>
+              <w:jc w:val="center"/>
+            </w:pPr>
+            <w:r>
+              <w:drawing>
+                <wp:inline>
+                  <wp:extent cx="5227320" cy="3484880"/>
+                  <wp:effectExtent b="0" l="0" r="0" t="0"/>
+                  <wp:docPr descr="After (장애물 학습 후): seed42 step240 — 도로 위 정상 주행·회피, 누적 +323" title="" id="62" name="Picture"/>
+                  <a:graphic>
+                    <a:graphicData uri="http://schemas.openxmlformats.org/drawingml/2006/picture">
+                      <pic:pic>
+                        <pic:nvPicPr>
+                          <pic:cNvPr descr="report_assets/frame_after_seed42_r323.png" id="63" name="Picture"/>
                           <pic:cNvPicPr>
                             <a:picLocks noChangeArrowheads="1" noChangeAspect="1"/>
                           </pic:cNvPicPr>
@@ -14287,57 +14283,6 @@
             </w:r>
           </w:p>
         </w:tc>
-        <w:tc>
-          <w:tcPr/>
-          <w:p>
-            <w:pPr>
-              <w:pStyle w:val="Compact"/>
-              <w:jc w:val="center"/>
-            </w:pPr>
-            <w:r>
-              <w:drawing>
-                <wp:inline>
-                  <wp:extent cx="5227320" cy="3484880"/>
-                  <wp:effectExtent b="0" l="0" r="0" t="0"/>
-                  <wp:docPr descr="After (장애물 학습 후): seed42 step240 — 도로 위 정상 주행·회피, 누적 +323" title="" id="65" name="Picture"/>
-                  <a:graphic>
-                    <a:graphicData uri="http://schemas.openxmlformats.org/drawingml/2006/picture">
-                      <pic:pic>
-                        <pic:nvPicPr>
-                          <pic:cNvPr descr="report_assets/frame_after_seed42_r323.png" id="66" name="Picture"/>
-                          <pic:cNvPicPr>
-                            <a:picLocks noChangeArrowheads="1" noChangeAspect="1"/>
-                          </pic:cNvPicPr>
-                        </pic:nvPicPr>
-                        <pic:blipFill>
-                          <a:blip r:embed="rId64"/>
-                          <a:stretch>
-                            <a:fillRect/>
-                          </a:stretch>
-                        </pic:blipFill>
-                        <pic:spPr bwMode="auto">
-                          <a:xfrm>
-                            <a:off x="0" y="0"/>
-                            <a:ext cx="5227320" cy="3484880"/>
-                          </a:xfrm>
-                          <a:prstGeom prst="rect">
-                            <a:avLst/>
-                          </a:prstGeom>
-                          <a:noFill/>
-                          <a:ln w="9525">
-                            <a:noFill/>
-                            <a:headEnd/>
-                            <a:tailEnd/>
-                          </a:ln>
-                        </pic:spPr>
-                      </pic:pic>
-                    </a:graphicData>
-                  </a:graphic>
-                </wp:inline>
-              </w:drawing>
-            </w:r>
-          </w:p>
-        </w:tc>
       </w:tr>
       <w:tr>
         <w:tc>
@@ -14381,8 +14326,8 @@
         </w:pict>
       </w:r>
     </w:p>
-    <w:bookmarkEnd w:id="67"/>
-    <w:bookmarkStart w:id="68" w:name="장애물-크기-실험-소형-vs-대형"/>
+    <w:bookmarkEnd w:id="64"/>
+    <w:bookmarkStart w:id="65" w:name="장애물-크기-실험-소형-vs-대형"/>
     <w:p>
       <w:pPr>
         <w:pStyle w:val="Heading2"/>
@@ -14657,8 +14602,8 @@
         </w:pict>
       </w:r>
     </w:p>
-    <w:bookmarkEnd w:id="68"/>
-    <w:bookmarkStart w:id="76" w:name="진단-급커브-이탈은-오진이었다-계측-평가"/>
+    <w:bookmarkEnd w:id="65"/>
+    <w:bookmarkStart w:id="73" w:name="진단-급커브-이탈은-오진이었다-계측-평가"/>
     <w:p>
       <w:pPr>
         <w:pStyle w:val="Heading2"/>
@@ -14695,7 +14640,7 @@
         <w:t xml:space="preserve">한 결과 가설이 틀렸다.</w:t>
       </w:r>
     </w:p>
-    <w:bookmarkStart w:id="69" w:name="코너-감속-패널티-구현"/>
+    <w:bookmarkStart w:id="66" w:name="코너-감속-패널티-구현"/>
     <w:p>
       <w:pPr>
         <w:pStyle w:val="Heading3"/>
@@ -14766,8 +14711,8 @@
         <w:t xml:space="preserve">, 조향하며 밟을 때만 벌점. 검증: 직진 풀가스 30스텝 패널티 0.000 / 풀조향+풀가스 30스텝 15.000.</w:t>
       </w:r>
     </w:p>
-    <w:bookmarkEnd w:id="69"/>
-    <w:bookmarkStart w:id="70" w:name="계측-결과-메커니즘은-작동-그러나-결과는-무관"/>
+    <w:bookmarkEnd w:id="66"/>
+    <w:bookmarkStart w:id="67" w:name="계측-결과-메커니즘은-작동-그러나-결과는-무관"/>
     <w:p>
       <w:pPr>
         <w:pStyle w:val="Heading3"/>
@@ -15059,8 +15004,8 @@
         <w:t xml:space="preserve"> off-track% 계측은 신뢰도 낮음 — “전 바퀴 도로 밖” 기준이 타일 경계/정체를 과대계상. 절대값은 버리고 추세만 참고.)</w:t>
       </w:r>
     </w:p>
-    <w:bookmarkEnd w:id="70"/>
-    <w:bookmarkStart w:id="71" w:name="실패-원인은-충돌-그것도-대부분-샘플링-노이즈"/>
+    <w:bookmarkEnd w:id="67"/>
+    <w:bookmarkStart w:id="68" w:name="실패-원인은-충돌-그것도-대부분-샘플링-노이즈"/>
     <w:p>
       <w:pPr>
         <w:pStyle w:val="Heading3"/>
@@ -15404,8 +15349,8 @@
         <w:t xml:space="preserve">가 가끔 장애물로 틀어버린 것.</w:t>
       </w:r>
     </w:p>
-    <w:bookmarkEnd w:id="71"/>
-    <w:bookmarkStart w:id="75" w:name="결론-코너-패널티는-비非레버-0.50.2로-reward-회복"/>
+    <w:bookmarkEnd w:id="68"/>
+    <w:bookmarkStart w:id="72" w:name="결론-코너-패널티는-비非레버-0.50.2로-reward-회복"/>
     <w:p>
       <w:pPr>
         <w:pStyle w:val="Heading3"/>
@@ -15705,18 +15650,18 @@
           <wp:inline>
             <wp:extent cx="3307080" cy="2170271"/>
             <wp:effectExtent b="0" l="0" r="0" t="0"/>
-            <wp:docPr descr="그림. 코너 감속 패널티는 비(非)레버 — 0.5→0.2로 낮추니 clean 보상 회복(365→415)" title="" id="73" name="Picture"/>
+            <wp:docPr descr="그림. 코너 감속 패널티는 비(非)레버 — 0.5→0.2로 낮추니 clean 보상 회복(365→415)" title="" id="70" name="Picture"/>
             <a:graphic>
               <a:graphicData uri="http://schemas.openxmlformats.org/drawingml/2006/picture">
                 <pic:pic>
                   <pic:nvPicPr>
-                    <pic:cNvPr descr="report_assets/fig_corner_lever.png" id="74" name="Picture"/>
+                    <pic:cNvPr descr="report_assets/fig_corner_lever.png" id="71" name="Picture"/>
                     <pic:cNvPicPr>
                       <a:picLocks noChangeArrowheads="1" noChangeAspect="1"/>
                     </pic:cNvPicPr>
                   </pic:nvPicPr>
                   <pic:blipFill>
-                    <a:blip r:embed="rId72"/>
+                    <a:blip r:embed="rId69"/>
                     <a:stretch>
                       <a:fillRect/>
                     </a:stretch>
@@ -15767,9 +15712,9 @@
         </w:pict>
       </w:r>
     </w:p>
-    <w:bookmarkEnd w:id="75"/>
-    <w:bookmarkEnd w:id="76"/>
-    <w:bookmarkStart w:id="86" w:name="실험-결과-종합"/>
+    <w:bookmarkEnd w:id="72"/>
+    <w:bookmarkEnd w:id="73"/>
+    <w:bookmarkStart w:id="83" w:name="실험-결과-종합"/>
     <w:p>
       <w:pPr>
         <w:pStyle w:val="Heading2"/>
@@ -15778,7 +15723,7 @@
         <w:t xml:space="preserve">5. 실험 결과 종합</w:t>
       </w:r>
     </w:p>
-    <w:bookmarkStart w:id="77" w:name="학습-곡선-이-태스크는-전반부에-정점-찍고-정체"/>
+    <w:bookmarkStart w:id="74" w:name="학습-곡선-이-태스크는-전반부에-정점-찍고-정체"/>
     <w:p>
       <w:pPr>
         <w:pStyle w:val="Heading3"/>
@@ -16083,8 +16028,8 @@
         <w:t xml:space="preserve">순수 스텝 증가는 ROI가 낮고, 다음 실험은 4~5M이면 충분.</w:t>
       </w:r>
     </w:p>
-    <w:bookmarkEnd w:id="77"/>
-    <w:bookmarkStart w:id="81" w:name="clean-평가-shaping-제외-50ep-샘플링-seed-42"/>
+    <w:bookmarkEnd w:id="74"/>
+    <w:bookmarkStart w:id="78" w:name="clean-평가-shaping-제외-50ep-샘플링-seed-42"/>
     <w:p>
       <w:pPr>
         <w:pStyle w:val="Heading3"/>
@@ -16102,18 +16047,18 @@
           <wp:inline>
             <wp:extent cx="4533900" cy="2606992"/>
             <wp:effectExtent b="0" l="0" r="0" t="0"/>
-            <wp:docPr descr="그림. 장애물 task clean 성능 진행 — 2-action 천장 ~415 vs 3-action 229 (회색 점선=무장애물 베이스 667)" title="" id="79" name="Picture"/>
+            <wp:docPr descr="그림. 장애물 task clean 성능 진행 — 2-action 천장 ~415 vs 3-action 229 (회색 점선=무장애물 베이스 667)" title="" id="76" name="Picture"/>
             <a:graphic>
               <a:graphicData uri="http://schemas.openxmlformats.org/drawingml/2006/picture">
                 <pic:pic>
                   <pic:nvPicPr>
-                    <pic:cNvPr descr="report_assets/fig_clean_progression.png" id="80" name="Picture"/>
+                    <pic:cNvPr descr="report_assets/fig_clean_progression.png" id="77" name="Picture"/>
                     <pic:cNvPicPr>
                       <a:picLocks noChangeArrowheads="1" noChangeAspect="1"/>
                     </pic:cNvPicPr>
                   </pic:nvPicPr>
                   <pic:blipFill>
-                    <a:blip r:embed="rId78"/>
+                    <a:blip r:embed="rId75"/>
                     <a:stretch>
                       <a:fillRect/>
                     </a:stretch>
@@ -16199,8 +16144,8 @@
         <w:t xml:space="preserve"> 깨끗하다. round1 수치는 분포가 다른 참고값.</w:t>
       </w:r>
     </w:p>
-    <w:bookmarkEnd w:id="81"/>
-    <w:bookmarkStart w:id="85" w:name="정성-beforeafter-동일-시드"/>
+    <w:bookmarkEnd w:id="78"/>
+    <w:bookmarkStart w:id="82" w:name="정성-beforeafter-동일-시드"/>
     <w:p>
       <w:pPr>
         <w:pStyle w:val="Heading3"/>
@@ -16401,18 +16346,18 @@
           <wp:inline>
             <wp:extent cx="3200400" cy="2133600"/>
             <wp:effectExtent b="0" l="0" r="0" t="0"/>
-            <wp:docPr descr="그림. 장애물 회피(weaving) — seed43, 보상 707: 곡선 구간에서 장애물 사이로 우회 조향" title="" id="83" name="Picture"/>
+            <wp:docPr descr="그림. 장애물 회피(weaving) — seed43, 보상 707: 곡선 구간에서 장애물 사이로 우회 조향" title="" id="80" name="Picture"/>
             <a:graphic>
               <a:graphicData uri="http://schemas.openxmlformats.org/drawingml/2006/picture">
                 <pic:pic>
                   <pic:nvPicPr>
-                    <pic:cNvPr descr="report_assets/frame_after_seed43_r707.png" id="84" name="Picture"/>
+                    <pic:cNvPr descr="report_assets/frame_after_seed43_r707.png" id="81" name="Picture"/>
                     <pic:cNvPicPr>
                       <a:picLocks noChangeArrowheads="1" noChangeAspect="1"/>
                     </pic:cNvPicPr>
                   </pic:nvPicPr>
                   <pic:blipFill>
-                    <a:blip r:embed="rId82"/>
+                    <a:blip r:embed="rId79"/>
                     <a:stretch>
                       <a:fillRect/>
                     </a:stretch>
@@ -16454,9 +16399,9 @@
         </w:pict>
       </w:r>
     </w:p>
-    <w:bookmarkEnd w:id="85"/>
-    <w:bookmarkEnd w:id="86"/>
-    <w:bookmarkStart w:id="90" w:name="마지막-실험-행동-노이즈-축소ent_coef는-비非레버였다"/>
+    <w:bookmarkEnd w:id="82"/>
+    <w:bookmarkEnd w:id="83"/>
+    <w:bookmarkStart w:id="87" w:name="마지막-실험-행동-노이즈-축소ent_coef는-비非레버였다"/>
     <w:p>
       <w:pPr>
         <w:pStyle w:val="Heading2"/>
@@ -16574,7 +16519,7 @@
         <w:t xml:space="preserve">  --save-dir ./models/obs_p02_lowent --log-dir ./logs/obs_p02_lowent</w:t>
       </w:r>
     </w:p>
-    <w:bookmarkStart w:id="87" w:name="결과-레버는-움직였으나-성능은-안-따라옴"/>
+    <w:bookmarkStart w:id="84" w:name="결과-레버는-움직였으나-성능은-안-따라옴"/>
     <w:p>
       <w:pPr>
         <w:pStyle w:val="Heading3"/>
@@ -16942,8 +16887,8 @@
         <w:t xml:space="preserve"> 최악 판(ep32 -112)은 entropy를 낮췄는데도 살아남음.</w:t>
       </w:r>
     </w:p>
-    <w:bookmarkEnd w:id="87"/>
-    <w:bookmarkStart w:id="88" w:name="해석-진단의-수정-남은-충돌은-구조적이지-단순-노이즈가-아니다"/>
+    <w:bookmarkEnd w:id="84"/>
+    <w:bookmarkStart w:id="85" w:name="해석-진단의-수정-남은-충돌은-구조적이지-단순-노이즈가-아니다"/>
     <w:p>
       <w:pPr>
         <w:pStyle w:val="Heading3"/>
@@ -17005,8 +16950,8 @@
         <w:t xml:space="preserve">를 더 낮추면 탐험까지 줄어 학습 자체가 나빠질 수 있어 더 내리는 것은 권장 안 함.)</w:t>
       </w:r>
     </w:p>
-    <w:bookmarkEnd w:id="88"/>
-    <w:bookmarkStart w:id="89" w:name="판정-task-천장415-확정"/>
+    <w:bookmarkEnd w:id="85"/>
+    <w:bookmarkStart w:id="86" w:name="판정-task-천장415-확정"/>
     <w:p>
       <w:pPr>
         <w:pStyle w:val="Heading3"/>
@@ -17103,9 +17048,9 @@
         </w:pict>
       </w:r>
     </w:p>
-    <w:bookmarkEnd w:id="89"/>
-    <w:bookmarkEnd w:id="90"/>
-    <w:bookmarkStart w:id="105" w:name="X69b4426625f18866da3d36eafd48b57653a25dd"/>
+    <w:bookmarkEnd w:id="86"/>
+    <w:bookmarkEnd w:id="87"/>
+    <w:bookmarkStart w:id="102" w:name="X69b4426625f18866da3d36eafd48b57653a25dd"/>
     <w:p>
       <w:pPr>
         <w:pStyle w:val="Heading2"/>
@@ -17114,7 +17059,7 @@
         <w:t xml:space="preserve">7. 3-action 대조 실험 — 2 vs 3 action (native gas/brake)</w:t>
       </w:r>
     </w:p>
-    <w:bookmarkStart w:id="91" w:name="동기와-절차"/>
+    <w:bookmarkStart w:id="88" w:name="동기와-절차"/>
     <w:p>
       <w:pPr>
         <w:pStyle w:val="Heading3"/>
@@ -17206,8 +17151,8 @@
         <w:t xml:space="preserve">.</w:t>
       </w:r>
     </w:p>
-    <w:bookmarkEnd w:id="91"/>
-    <w:bookmarkStart w:id="98" w:name="b-ent-0.01-발산"/>
+    <w:bookmarkEnd w:id="88"/>
+    <w:bookmarkStart w:id="95" w:name="b-ent-0.01-발산"/>
     <w:p>
       <w:pPr>
         <w:pStyle w:val="Heading3"/>
@@ -17225,12 +17170,67 @@
           <wp:inline>
             <wp:extent cx="4533900" cy="2606992"/>
             <wp:effectExtent b="0" l="0" r="0" t="0"/>
-            <wp:docPr descr="그림. Entropy(=std) 곡선 — 3-action(ent0.01)은 2.0→5.3 발산, 2-action 및 3-action(ent0.003)은 안정" title="" id="93" name="Picture"/>
+            <wp:docPr descr="그림. Entropy(=std) 곡선 — 3-action(ent0.01)은 2.0→5.3 발산, 2-action 및 3-action(ent0.003)은 안정" title="" id="90" name="Picture"/>
             <a:graphic>
               <a:graphicData uri="http://schemas.openxmlformats.org/drawingml/2006/picture">
                 <pic:pic>
                   <pic:nvPicPr>
-                    <pic:cNvPr descr="report_assets/fig_entropy_divergence.png" id="94" name="Picture"/>
+                    <pic:cNvPr descr="report_assets/fig_entropy_divergence.png" id="91" name="Picture"/>
+                    <pic:cNvPicPr>
+                      <a:picLocks noChangeArrowheads="1" noChangeAspect="1"/>
+                    </pic:cNvPicPr>
+                  </pic:nvPicPr>
+                  <pic:blipFill>
+                    <a:blip r:embed="rId89"/>
+                    <a:stretch>
+                      <a:fillRect/>
+                    </a:stretch>
+                  </pic:blipFill>
+                  <pic:spPr bwMode="auto">
+                    <a:xfrm>
+                      <a:off x="0" y="0"/>
+                      <a:ext cx="4533900" cy="2606992"/>
+                    </a:xfrm>
+                    <a:prstGeom prst="rect">
+                      <a:avLst/>
+                    </a:prstGeom>
+                    <a:noFill/>
+                    <a:ln w="9525">
+                      <a:noFill/>
+                      <a:headEnd/>
+                      <a:tailEnd/>
+                    </a:ln>
+                  </pic:spPr>
+                </pic:pic>
+              </a:graphicData>
+            </a:graphic>
+          </wp:inline>
+        </w:drawing>
+      </w:r>
+    </w:p>
+    <w:p>
+      <w:pPr>
+        <w:pStyle w:val="ImageCaption"/>
+      </w:pPr>
+      <w:r>
+        <w:t xml:space="preserve">그림. Entropy(=std) 곡선 — 3-action(ent0.01)은 2.0→5.3 발산, 2-action 및 3-action(ent0.003)은 안정</w:t>
+      </w:r>
+    </w:p>
+    <w:p>
+      <w:pPr>
+        <w:pStyle w:val="BodyText"/>
+      </w:pPr>
+      <w:r>
+        <w:drawing>
+          <wp:inline>
+            <wp:extent cx="4533900" cy="2606992"/>
+            <wp:effectExtent b="0" l="0" r="0" t="0"/>
+            <wp:docPr descr="그림. shaped 학습 곡선 — 2-action ~450 유지 vs 3-action 피크 후 정체/추락" title="" id="93" name="Picture"/>
+            <a:graphic>
+              <a:graphicData uri="http://schemas.openxmlformats.org/drawingml/2006/picture">
+                <pic:pic>
+                  <pic:nvPicPr>
+                    <pic:cNvPr descr="report_assets/fig_reward_curve.png" id="94" name="Picture"/>
                     <pic:cNvPicPr>
                       <a:picLocks noChangeArrowheads="1" noChangeAspect="1"/>
                     </pic:cNvPicPr>
@@ -17261,61 +17261,6 @@
             </a:graphic>
           </wp:inline>
         </w:drawing>
-      </w:r>
-    </w:p>
-    <w:p>
-      <w:pPr>
-        <w:pStyle w:val="ImageCaption"/>
-      </w:pPr>
-      <w:r>
-        <w:t xml:space="preserve">그림. Entropy(=std) 곡선 — 3-action(ent0.01)은 2.0→5.3 발산, 2-action 및 3-action(ent0.003)은 안정</w:t>
-      </w:r>
-    </w:p>
-    <w:p>
-      <w:pPr>
-        <w:pStyle w:val="BodyText"/>
-      </w:pPr>
-      <w:r>
-        <w:drawing>
-          <wp:inline>
-            <wp:extent cx="4533900" cy="2606992"/>
-            <wp:effectExtent b="0" l="0" r="0" t="0"/>
-            <wp:docPr descr="그림. shaped 학습 곡선 — 2-action ~450 유지 vs 3-action 피크 후 정체/추락" title="" id="96" name="Picture"/>
-            <a:graphic>
-              <a:graphicData uri="http://schemas.openxmlformats.org/drawingml/2006/picture">
-                <pic:pic>
-                  <pic:nvPicPr>
-                    <pic:cNvPr descr="report_assets/fig_reward_curve.png" id="97" name="Picture"/>
-                    <pic:cNvPicPr>
-                      <a:picLocks noChangeArrowheads="1" noChangeAspect="1"/>
-                    </pic:cNvPicPr>
-                  </pic:nvPicPr>
-                  <pic:blipFill>
-                    <a:blip r:embed="rId95"/>
-                    <a:stretch>
-                      <a:fillRect/>
-                    </a:stretch>
-                  </pic:blipFill>
-                  <pic:spPr bwMode="auto">
-                    <a:xfrm>
-                      <a:off x="0" y="0"/>
-                      <a:ext cx="4533900" cy="2606992"/>
-                    </a:xfrm>
-                    <a:prstGeom prst="rect">
-                      <a:avLst/>
-                    </a:prstGeom>
-                    <a:noFill/>
-                    <a:ln w="9525">
-                      <a:noFill/>
-                      <a:headEnd/>
-                      <a:tailEnd/>
-                    </a:ln>
-                  </pic:spPr>
-                </pic:pic>
-              </a:graphicData>
-            </a:graphic>
-          </wp:inline>
-        </w:drawing>
         <w:t xml:space="preserve"> 2-action과 동일한 </w:t>
       </w:r>
       <w:r>
@@ -17404,8 +17349,8 @@
         <w:t xml:space="preserve">(2D에 맞춘 ent가 3D엔 과대).</w:t>
       </w:r>
     </w:p>
-    <w:bookmarkEnd w:id="98"/>
-    <w:bookmarkStart w:id="102" w:name="b2-ent-0.003-발산-차단-그러나-낮은-천장"/>
+    <w:bookmarkEnd w:id="95"/>
+    <w:bookmarkStart w:id="99" w:name="b2-ent-0.003-발산-차단-그러나-낮은-천장"/>
     <w:p>
       <w:pPr>
         <w:pStyle w:val="Heading3"/>
@@ -17842,18 +17787,18 @@
           <wp:inline>
             <wp:extent cx="3733800" cy="2146935"/>
             <wp:effectExtent b="0" l="0" r="0" t="0"/>
-            <wp:docPr descr="그림. 2 vs 3 action (동일 장애물 task, clean 50ep) — 3-action은 2-action의 ~55%, 충돌 바닥(Min)도 악화" title="" id="100" name="Picture"/>
+            <wp:docPr descr="그림. 2 vs 3 action (동일 장애물 task, clean 50ep) — 3-action은 2-action의 ~55%, 충돌 바닥(Min)도 악화" title="" id="97" name="Picture"/>
             <a:graphic>
               <a:graphicData uri="http://schemas.openxmlformats.org/drawingml/2006/picture">
                 <pic:pic>
                   <pic:nvPicPr>
-                    <pic:cNvPr descr="report_assets/fig_2v3_grouped.png" id="101" name="Picture"/>
+                    <pic:cNvPr descr="report_assets/fig_2v3_grouped.png" id="98" name="Picture"/>
                     <pic:cNvPicPr>
                       <a:picLocks noChangeArrowheads="1" noChangeAspect="1"/>
                     </pic:cNvPicPr>
                   </pic:nvPicPr>
                   <pic:blipFill>
-                    <a:blip r:embed="rId99"/>
+                    <a:blip r:embed="rId96"/>
                     <a:stretch>
                       <a:fillRect/>
                     </a:stretch>
@@ -17888,8 +17833,8 @@
         <w:t xml:space="preserve">그림. 2 vs 3 action (동일 장애물 task, clean 50ep) — 3-action은 2-action의 ~55%, 충돌 바닥(Min)도 악화</w:t>
       </w:r>
     </w:p>
-    <w:bookmarkEnd w:id="102"/>
-    <w:bookmarkStart w:id="103" w:name="왜-코드-근거-멀티에이전트-반증-검증-완료"/>
+    <w:bookmarkEnd w:id="99"/>
+    <w:bookmarkStart w:id="100" w:name="왜-코드-근거-멀티에이전트-반증-검증-완료"/>
     <w:p>
       <w:pPr>
         <w:pStyle w:val="Heading3"/>
@@ -18111,8 +18056,8 @@
         <w:t xml:space="preserve">) → 같은 ent_coef에서 std가 발산하기 쉬움(B에서 실증).</w:t>
       </w:r>
     </w:p>
-    <w:bookmarkEnd w:id="103"/>
-    <w:bookmarkStart w:id="104" w:name="결론과-한계"/>
+    <w:bookmarkEnd w:id="100"/>
+    <w:bookmarkStart w:id="101" w:name="결론과-한계"/>
     <w:p>
       <w:pPr>
         <w:pStyle w:val="Heading3"/>
@@ -18216,9 +18161,9 @@
         </w:pict>
       </w:r>
     </w:p>
-    <w:bookmarkEnd w:id="104"/>
-    <w:bookmarkEnd w:id="105"/>
-    <w:bookmarkStart w:id="106" w:name="핵심-교훈-종합"/>
+    <w:bookmarkEnd w:id="101"/>
+    <w:bookmarkEnd w:id="102"/>
+    <w:bookmarkStart w:id="103" w:name="핵심-교훈-종합"/>
     <w:p>
       <w:pPr>
         <w:pStyle w:val="Heading2"/>
@@ -18554,8 +18499,8 @@
         <w:t xml:space="preserve"> 비율로 균형을 확인하라.</w:t>
       </w:r>
     </w:p>
-    <w:bookmarkEnd w:id="106"/>
-    <w:bookmarkStart w:id="107" w:name="부록-재현-커맨드"/>
+    <w:bookmarkEnd w:id="103"/>
+    <w:bookmarkStart w:id="104" w:name="부록-재현-커맨드"/>
     <w:p>
       <w:pPr>
         <w:pStyle w:val="Heading2"/>
@@ -18872,8 +18817,8 @@
         <w:br w:type="page"/>
       </w:r>
     </w:p>
-    <w:bookmarkEnd w:id="107"/>
-    <w:bookmarkEnd w:id="108"/>
+    <w:bookmarkEnd w:id="104"/>
+    <w:bookmarkEnd w:id="105"/>
     <w:sectPr>
       <w:footnotePr>
         <w:numRestart w:val="eachSect"/>

--- a/COMBINED_REPORT.docx
+++ b/COMBINED_REPORT.docx
@@ -1779,7 +1779,7 @@
         <w:t xml:space="preserve">, clean 229)은 원격 학습 서버에만 존재</w:t>
       </w:r>
       <w:r>
-        <w:t xml:space="preserve">하여 번들에서 제외했다(용량/접근). 이 수치들은 Part II 7절·장애물 보고서에 기록돼 있으며, 위 학습 커맨드(0.3)로 재현 가능하다.</w:t>
+        <w:t xml:space="preserve">하여 번들에서 제외했다(용량/접근). 이 수치들은 Part II 6절·장애물 보고서에 기록돼 있으며, 위 학습 커맨드(0.3)로 재현 가능하다.</w:t>
       </w:r>
     </w:p>
     <w:p>
@@ -4827,7 +4827,7 @@
         <w:t xml:space="preserve">0.2로 하향한 것이 최종값</w:t>
       </w:r>
       <w:r>
-        <w:t xml:space="preserve">이다(상세는 Part II 4절(진단) 참조). 즉 “코너 패널티”는 이탈의 진짜 레버가 아니었다. - </w:t>
+        <w:t xml:space="preserve">이다(상세는 Part II 3절(진단) 참조). 즉 “코너 패널티”는 이탈의 진짜 레버가 아니었다. - </w:t>
       </w:r>
       <w:r>
         <w:rPr>
@@ -9402,7 +9402,7 @@
         <w:t xml:space="preserve">0.2 채택</w:t>
       </w:r>
       <w:r>
-        <w:t xml:space="preserve">, Part II 4절). 따라서 Part I 베이스 결과(shaped 837.99 / clean 667.49)는 이 항이 </w:t>
+        <w:t xml:space="preserve">, Part II 3절). 따라서 Part I 베이스 결과(shaped 837.99 / clean 667.49)는 이 항이 </w:t>
       </w:r>
       <w:r>
         <w:rPr>
@@ -10330,7 +10330,7 @@
               <w:t xml:space="preserve">0.2 최종</w:t>
             </w:r>
             <w:r>
-              <w:t xml:space="preserve">(Part II 4절)</w:t>
+              <w:t xml:space="preserve">(Part II 3절)</w:t>
             </w:r>
           </w:p>
         </w:tc>
@@ -11000,7 +11000,7 @@
     <w:bookmarkEnd w:id="49"/>
     <w:bookmarkEnd w:id="50"/>
     <w:bookmarkEnd w:id="51"/>
-    <w:bookmarkStart w:id="105" w:name="part-ii-장애물obstacle-입력-추가"/>
+    <w:bookmarkStart w:id="104" w:name="part-ii-장애물obstacle-입력-추가"/>
     <w:p>
       <w:pPr>
         <w:pStyle w:val="Heading1"/>
@@ -14327,182 +14327,52 @@
       </w:r>
     </w:p>
     <w:bookmarkEnd w:id="64"/>
-    <w:bookmarkStart w:id="65" w:name="장애물-크기-실험-소형-vs-대형"/>
+    <w:bookmarkStart w:id="72" w:name="진단-급커브-이탈은-오진이었다-계측-평가"/>
     <w:p>
       <w:pPr>
         <w:pStyle w:val="Heading2"/>
       </w:pPr>
       <w:r>
-        <w:t xml:space="preserve">3. 장애물 크기 실험 (소형 vs 대형)</w:t>
-      </w:r>
-    </w:p>
-    <w:tbl>
-      <w:tblPr>
-        <w:tblStyle w:val="Table"/>
-        <w:tblW w:type="pct" w:w="5000"/>
-        <w:tblLayout w:type="fixed"/>
-        <w:tblLook w:firstRow="1" w:lastRow="0" w:firstColumn="0" w:lastColumn="0" w:noHBand="0" w:noVBand="0" w:val="0020"/>
-      </w:tblPr>
-      <w:tblGrid>
-        <w:gridCol w:w="1980"/>
-        <w:gridCol w:w="1980"/>
-        <w:gridCol w:w="1980"/>
-        <w:gridCol w:w="1980"/>
-      </w:tblGrid>
-      <w:tr>
-        <w:trPr>
-          <w:tblHeader w:val="on"/>
-        </w:trPr>
-        <w:tc>
-          <w:tcPr/>
-          <w:p>
-            <w:pPr>
-              <w:pStyle w:val="Compact"/>
-            </w:pPr>
-            <w:r>
-              <w:t xml:space="preserve">실험</w:t>
-            </w:r>
-          </w:p>
-        </w:tc>
-        <w:tc>
-          <w:tcPr/>
-          <w:p>
-            <w:pPr>
-              <w:pStyle w:val="Compact"/>
-            </w:pPr>
-            <w:r>
-              <w:t xml:space="preserve">size_frac</w:t>
-            </w:r>
-          </w:p>
-        </w:tc>
-        <w:tc>
-          <w:tcPr/>
-          <w:p>
-            <w:pPr>
-              <w:pStyle w:val="Compact"/>
-            </w:pPr>
-            <w:r>
-              <w:t xml:space="preserve">도로 대비</w:t>
-            </w:r>
-          </w:p>
-        </w:tc>
-        <w:tc>
-          <w:tcPr/>
-          <w:p>
-            <w:pPr>
-              <w:pStyle w:val="Compact"/>
-            </w:pPr>
-            <w:r>
-              <w:t xml:space="preserve">과제 성격</w:t>
-            </w:r>
-          </w:p>
-        </w:tc>
-      </w:tr>
-      <w:tr>
-        <w:tc>
-          <w:tcPr/>
-          <w:p>
-            <w:pPr>
-              <w:pStyle w:val="Compact"/>
-            </w:pPr>
-            <w:r>
-              <w:rPr>
-                <w:b/>
-                <w:bCs/>
-              </w:rPr>
-              <w:t xml:space="preserve">소형(기본)</w:t>
-            </w:r>
-          </w:p>
-        </w:tc>
-        <w:tc>
-          <w:tcPr/>
-          <w:p>
-            <w:pPr>
-              <w:pStyle w:val="Compact"/>
-            </w:pPr>
-            <w:r>
-              <w:t xml:space="preserve">0.25–0.6</w:t>
-            </w:r>
-          </w:p>
-        </w:tc>
-        <w:tc>
-          <w:tcPr/>
-          <w:p>
-            <w:pPr>
-              <w:pStyle w:val="Compact"/>
-            </w:pPr>
-            <w:r>
-              <w:t xml:space="preserve">12~30%</w:t>
-            </w:r>
-          </w:p>
-        </w:tc>
-        <w:tc>
-          <w:tcPr/>
-          <w:p>
-            <w:pPr>
-              <w:pStyle w:val="Compact"/>
-            </w:pPr>
-            <w:r>
-              <w:t xml:space="preserve">틈으로 weaving 회피 (통과 틈 보장)</w:t>
-            </w:r>
-          </w:p>
-        </w:tc>
-      </w:tr>
-      <w:tr>
-        <w:tc>
-          <w:tcPr/>
-          <w:p>
-            <w:pPr>
-              <w:pStyle w:val="Compact"/>
-            </w:pPr>
-            <w:r>
-              <w:rPr>
-                <w:b/>
-                <w:bCs/>
-              </w:rPr>
-              <w:t xml:space="preserve">대형(설계 완료)</w:t>
-            </w:r>
-          </w:p>
-        </w:tc>
-        <w:tc>
-          <w:tcPr/>
-          <w:p>
-            <w:pPr>
-              <w:pStyle w:val="Compact"/>
-            </w:pPr>
-            <w:r>
-              <w:t xml:space="preserve">2.0–3.0</w:t>
-            </w:r>
-          </w:p>
-        </w:tc>
-        <w:tc>
-          <w:tcPr/>
-          <w:p>
-            <w:pPr>
-              <w:pStyle w:val="Compact"/>
-            </w:pPr>
-            <w:r>
-              <w:t xml:space="preserve">100~150%</w:t>
-            </w:r>
-          </w:p>
-        </w:tc>
-        <w:tc>
-          <w:tcPr/>
-          <w:p>
-            <w:pPr>
-              <w:pStyle w:val="Compact"/>
-            </w:pPr>
-            <w:r>
-              <w:rPr>
-                <w:b/>
-                <w:bCs/>
-              </w:rPr>
-              <w:t xml:space="preserve">도로 차단 → 잔디 우회 필수</w:t>
-            </w:r>
-          </w:p>
-        </w:tc>
-      </w:tr>
-    </w:tbl>
+        <w:t>3. 진단 — “급커브 이탈”은 오진이었다 (계측 평가)</w:t>
+      </w:r>
+    </w:p>
+    <w:p>
+      <w:pPr>
+        <w:pStyle w:val="FirstParagraph"/>
+      </w:pPr>
+      <w:r>
+        <w:t xml:space="preserve">회원 관찰: </w:t>
+      </w:r>
+      <w:r>
+        <w:rPr>
+          <w:i/>
+          <w:iCs/>
+        </w:rPr>
+        <w:t xml:space="preserve">“급커브에서 액셀을 밟는지 도로에서 크게 벗어난다.”</w:t>
+      </w:r>
+      <w:r>
+        <w:t xml:space="preserve"> → 코너 감속 패널티를 추가했으나, </w:t>
+      </w:r>
+      <w:r>
+        <w:rPr>
+          <w:b/>
+          <w:bCs/>
+        </w:rPr>
+        <w:t xml:space="preserve">계측으로 실제 실패 원인을 측정</w:t>
+      </w:r>
+      <w:r>
+        <w:t xml:space="preserve">한 결과 가설이 틀렸다.</w:t>
+      </w:r>
+    </w:p>
+    <w:bookmarkStart w:id="65" w:name="코너-감속-패널티-구현"/>
+    <w:p>
+      <w:pPr>
+        <w:pStyle w:val="Heading3"/>
+      </w:pPr>
+      <w:r>
+        <w:t xml:space="preserve">3.1 코너 감속 패널티 구현</w:t>
+      </w:r>
+    </w:p>
     <w:p>
       <w:pPr>
         <w:pStyle w:val="Compact"/>
@@ -14512,7 +14382,26 @@
         </w:numPr>
       </w:pPr>
       <w:r>
-        <w:t xml:space="preserve">검증: 소형은 장애물 전체폭 1.7–3.9 vs 도로 13.3 (전부 작음), 대형은 13.4–19.6 (전부 도로보다 큼). 시드 재현성·통과틈·도로차단 모두 확인.</w:t>
+        <w:t xml:space="preserve">발견: </w:t>
+      </w:r>
+      <w:r>
+        <w:rPr>
+          <w:rStyle w:val="VerbatimChar"/>
+        </w:rPr>
+        <w:t xml:space="preserve">acceleration_while_turning_penalty_weight</w:t>
+      </w:r>
+      <w:r>
+        <w:t xml:space="preserve">가 config에서 0이었을 뿐 아니라 </w:t>
+      </w:r>
+      <w:r>
+        <w:rPr>
+          <w:b/>
+          <w:bCs/>
+        </w:rPr>
+        <w:t xml:space="preserve">wrapper에 구현 자체가 없었다</w:t>
+      </w:r>
+      <w:r>
+        <w:t xml:space="preserve">(= 신호 부재).</w:t>
       </w:r>
     </w:p>
     <w:p>
@@ -14524,201 +14413,36 @@
         </w:numPr>
       </w:pPr>
       <w:r>
-        <w:rPr>
-          <w:b/>
-          <w:bCs/>
-        </w:rPr>
-        <w:t xml:space="preserve">대형의 보상 설계 긴장</w:t>
-      </w:r>
-      <w:r>
-        <w:t xml:space="preserve">: 도로를 막으면 </w:t>
-      </w:r>
-      <w:r>
-        <w:rPr>
-          <w:b/>
-          <w:bCs/>
-        </w:rPr>
-        <w:t xml:space="preserve">off-road 우회만이 유일 통과법</w:t>
-      </w:r>
-      <w:r>
-        <w:t xml:space="preserve">인데, 셰이핑은 off-track에 패널티(+속도보상 차단)를 줘 </w:t>
-      </w:r>
-      <w:r>
-        <w:rPr>
-          <w:b/>
-          <w:bCs/>
-        </w:rPr>
-        <w:t xml:space="preserve">유일한 통과법을 벌준다.</w:t>
-      </w:r>
-      <w:r>
-        <w:t xml:space="preserve"> → 대형 실험은 </w:t>
-      </w:r>
-      <w:r>
-        <w:rPr>
-          <w:rStyle w:val="VerbatimChar"/>
-        </w:rPr>
-        <w:t xml:space="preserve">--track-penalty</w:t>
-      </w:r>
-      <w:r>
-        <w:t xml:space="preserve">를 낮춰야 가능(예 0.2). CLI로 노출함.</w:t>
-      </w:r>
-    </w:p>
-    <w:p>
-      <w:pPr>
-        <w:pStyle w:val="Compact"/>
-        <w:numPr>
-          <w:ilvl w:val="0"/>
-          <w:numId w:val="1009"/>
-        </w:numPr>
-      </w:pPr>
-      <w:r>
-        <w:t xml:space="preserve">대형 실험(B)은 </w:t>
-      </w:r>
-      <w:r>
-        <w:rPr>
-          <w:b/>
-          <w:bCs/>
-        </w:rPr>
-        <w:t xml:space="preserve">학습 미수행</w:t>
-      </w:r>
-      <w:r>
-        <w:t xml:space="preserve">(설계·검증만). 본 보고서 결과는 모두 </w:t>
-      </w:r>
-      <w:r>
-        <w:rPr>
-          <w:b/>
-          <w:bCs/>
-        </w:rPr>
-        <w:t xml:space="preserve">소형(0.25–0.6)</w:t>
-      </w:r>
-      <w:r>
-        <w:t xml:space="preserve"> 기준.</w:t>
-      </w:r>
-    </w:p>
-    <w:p>
-      <w:r>
-        <w:pict>
-          <v:rect style="width:0;height:1.5pt" o:hralign="center" o:hrstd="t" o:hr="t"/>
-        </w:pict>
+        <w:t xml:space="preserve">구현: </w:t>
+      </w:r>
+      <w:r>
+        <w:rPr>
+          <w:rStyle w:val="VerbatimChar"/>
+        </w:rPr>
+        <w:t xml:space="preserve">step_penalty = weight × gas × |steering|</w:t>
+      </w:r>
+      <w:r>
+        <w:t xml:space="preserve">. </w:t>
+      </w:r>
+      <w:r>
+        <w:rPr>
+          <w:b/>
+          <w:bCs/>
+        </w:rPr>
+        <w:t xml:space="preserve">직진 가속(|steer|≈0)은 무비용</w:t>
+      </w:r>
+      <w:r>
+        <w:t xml:space="preserve">, 조향하며 밟을 때만 벌점. 검증: 직진 풀가스 30스텝 패널티 0.000 / 풀조향+풀가스 30스텝 15.000.</w:t>
       </w:r>
     </w:p>
     <w:bookmarkEnd w:id="65"/>
-    <w:bookmarkStart w:id="73" w:name="진단-급커브-이탈은-오진이었다-계측-평가"/>
-    <w:p>
-      <w:pPr>
-        <w:pStyle w:val="Heading2"/>
-      </w:pPr>
-      <w:r>
-        <w:t>4. 진단 — “급커브 이탈”은 오진이었다 (계측 평가)</w:t>
-      </w:r>
-    </w:p>
-    <w:p>
-      <w:pPr>
-        <w:pStyle w:val="FirstParagraph"/>
-      </w:pPr>
-      <w:r>
-        <w:t xml:space="preserve">회원 관찰: </w:t>
-      </w:r>
-      <w:r>
-        <w:rPr>
-          <w:i/>
-          <w:iCs/>
-        </w:rPr>
-        <w:t xml:space="preserve">“급커브에서 액셀을 밟는지 도로에서 크게 벗어난다.”</w:t>
-      </w:r>
-      <w:r>
-        <w:t xml:space="preserve"> → 코너 감속 패널티를 추가했으나, </w:t>
-      </w:r>
-      <w:r>
-        <w:rPr>
-          <w:b/>
-          <w:bCs/>
-        </w:rPr>
-        <w:t xml:space="preserve">계측으로 실제 실패 원인을 측정</w:t>
-      </w:r>
-      <w:r>
-        <w:t xml:space="preserve">한 결과 가설이 틀렸다.</w:t>
-      </w:r>
-    </w:p>
-    <w:bookmarkStart w:id="66" w:name="코너-감속-패널티-구현"/>
+    <w:bookmarkStart w:id="66" w:name="계측-결과-메커니즘은-작동-그러나-결과는-무관"/>
     <w:p>
       <w:pPr>
         <w:pStyle w:val="Heading3"/>
       </w:pPr>
       <w:r>
-        <w:t xml:space="preserve">4.1 코너 감속 패널티 구현</w:t>
-      </w:r>
-    </w:p>
-    <w:p>
-      <w:pPr>
-        <w:pStyle w:val="Compact"/>
-        <w:numPr>
-          <w:ilvl w:val="0"/>
-          <w:numId w:val="1010"/>
-        </w:numPr>
-      </w:pPr>
-      <w:r>
-        <w:t xml:space="preserve">발견: </w:t>
-      </w:r>
-      <w:r>
-        <w:rPr>
-          <w:rStyle w:val="VerbatimChar"/>
-        </w:rPr>
-        <w:t xml:space="preserve">acceleration_while_turning_penalty_weight</w:t>
-      </w:r>
-      <w:r>
-        <w:t xml:space="preserve">가 config에서 0이었을 뿐 아니라 </w:t>
-      </w:r>
-      <w:r>
-        <w:rPr>
-          <w:b/>
-          <w:bCs/>
-        </w:rPr>
-        <w:t xml:space="preserve">wrapper에 구현 자체가 없었다</w:t>
-      </w:r>
-      <w:r>
-        <w:t xml:space="preserve">(= 신호 부재).</w:t>
-      </w:r>
-    </w:p>
-    <w:p>
-      <w:pPr>
-        <w:pStyle w:val="Compact"/>
-        <w:numPr>
-          <w:ilvl w:val="0"/>
-          <w:numId w:val="1010"/>
-        </w:numPr>
-      </w:pPr>
-      <w:r>
-        <w:t xml:space="preserve">구현: </w:t>
-      </w:r>
-      <w:r>
-        <w:rPr>
-          <w:rStyle w:val="VerbatimChar"/>
-        </w:rPr>
-        <w:t xml:space="preserve">step_penalty = weight × gas × |steering|</w:t>
-      </w:r>
-      <w:r>
-        <w:t xml:space="preserve">. </w:t>
-      </w:r>
-      <w:r>
-        <w:rPr>
-          <w:b/>
-          <w:bCs/>
-        </w:rPr>
-        <w:t xml:space="preserve">직진 가속(|steer|≈0)은 무비용</w:t>
-      </w:r>
-      <w:r>
-        <w:t xml:space="preserve">, 조향하며 밟을 때만 벌점. 검증: 직진 풀가스 30스텝 패널티 0.000 / 풀조향+풀가스 30스텝 15.000.</w:t>
-      </w:r>
-    </w:p>
-    <w:bookmarkEnd w:id="66"/>
-    <w:bookmarkStart w:id="67" w:name="계측-결과-메커니즘은-작동-그러나-결과는-무관"/>
-    <w:p>
-      <w:pPr>
-        <w:pStyle w:val="Heading3"/>
-      </w:pPr>
-      <w:r>
-        <w:t xml:space="preserve">4.2 계측 결과 — 메커니즘은 작동, 그러나 결과는 무관</w:t>
+        <w:t xml:space="preserve">3.2 계측 결과 — 메커니즘은 작동, 그러나 결과는 무관</w:t>
       </w:r>
     </w:p>
     <w:p>
@@ -14944,7 +14668,7 @@
         <w:pStyle w:val="Compact"/>
         <w:numPr>
           <w:ilvl w:val="0"/>
-          <w:numId w:val="1011"/>
+          <w:numId w:val="1010"/>
         </w:numPr>
       </w:pPr>
       <w:r>
@@ -14966,7 +14690,7 @@
         <w:pStyle w:val="Compact"/>
         <w:numPr>
           <w:ilvl w:val="0"/>
-          <w:numId w:val="1011"/>
+          <w:numId w:val="1010"/>
         </w:numPr>
       </w:pPr>
       <w:r>
@@ -14988,7 +14712,7 @@
         <w:pStyle w:val="Compact"/>
         <w:numPr>
           <w:ilvl w:val="0"/>
-          <w:numId w:val="1011"/>
+          <w:numId w:val="1010"/>
         </w:numPr>
       </w:pPr>
       <w:r>
@@ -15004,14 +14728,14 @@
         <w:t xml:space="preserve"> off-track% 계측은 신뢰도 낮음 — “전 바퀴 도로 밖” 기준이 타일 경계/정체를 과대계상. 절대값은 버리고 추세만 참고.)</w:t>
       </w:r>
     </w:p>
-    <w:bookmarkEnd w:id="67"/>
-    <w:bookmarkStart w:id="68" w:name="실패-원인은-충돌-그것도-대부분-샘플링-노이즈"/>
+    <w:bookmarkEnd w:id="66"/>
+    <w:bookmarkStart w:id="67" w:name="실패-원인은-충돌-그것도-대부분-샘플링-노이즈"/>
     <w:p>
       <w:pPr>
         <w:pStyle w:val="Heading3"/>
       </w:pPr>
       <w:r>
-        <w:t>4.3 실패 원인은 충돌, 그것도 대부분 “샘플링 노이즈”</w:t>
+        <w:t>3.3 실패 원인은 충돌, 그것도 대부분 “샘플링 노이즈”</w:t>
       </w:r>
     </w:p>
     <w:p>
@@ -15289,7 +15013,7 @@
         <w:pStyle w:val="Compact"/>
         <w:numPr>
           <w:ilvl w:val="0"/>
-          <w:numId w:val="1012"/>
+          <w:numId w:val="1011"/>
         </w:numPr>
       </w:pPr>
       <w:r>
@@ -15315,7 +15039,7 @@
         <w:pStyle w:val="Compact"/>
         <w:numPr>
           <w:ilvl w:val="0"/>
-          <w:numId w:val="1012"/>
+          <w:numId w:val="1011"/>
         </w:numPr>
       </w:pPr>
       <w:r>
@@ -15349,14 +15073,14 @@
         <w:t xml:space="preserve">가 가끔 장애물로 틀어버린 것.</w:t>
       </w:r>
     </w:p>
-    <w:bookmarkEnd w:id="68"/>
-    <w:bookmarkStart w:id="72" w:name="결론-코너-패널티는-비非레버-0.50.2로-reward-회복"/>
+    <w:bookmarkEnd w:id="67"/>
+    <w:bookmarkStart w:id="71" w:name="결론-코너-패널티는-비非레버-0.50.2로-reward-회복"/>
     <w:p>
       <w:pPr>
         <w:pStyle w:val="Heading3"/>
       </w:pPr>
       <w:r>
-        <w:t xml:space="preserve">4.4 결론: 코너 패널티는 </w:t>
+        <w:t xml:space="preserve">3.4 결론: 코너 패널티는 </w:t>
       </w:r>
       <w:r>
         <w:rPr>
@@ -15650,18 +15374,18 @@
           <wp:inline>
             <wp:extent cx="3307080" cy="2170271"/>
             <wp:effectExtent b="0" l="0" r="0" t="0"/>
-            <wp:docPr descr="그림. 코너 감속 패널티는 비(非)레버 — 0.5→0.2로 낮추니 clean 보상 회복(365→415)" title="" id="70" name="Picture"/>
+            <wp:docPr descr="그림. 코너 감속 패널티는 비(非)레버 — 0.5→0.2로 낮추니 clean 보상 회복(365→415)" title="" id="69" name="Picture"/>
             <a:graphic>
               <a:graphicData uri="http://schemas.openxmlformats.org/drawingml/2006/picture">
                 <pic:pic>
                   <pic:nvPicPr>
-                    <pic:cNvPr descr="report_assets/fig_corner_lever.png" id="71" name="Picture"/>
+                    <pic:cNvPr descr="report_assets/fig_corner_lever.png" id="70" name="Picture"/>
                     <pic:cNvPicPr>
                       <a:picLocks noChangeArrowheads="1" noChangeAspect="1"/>
                     </pic:cNvPicPr>
                   </pic:nvPicPr>
                   <pic:blipFill>
-                    <a:blip r:embed="rId69"/>
+                    <a:blip r:embed="rId68"/>
                     <a:stretch>
                       <a:fillRect/>
                     </a:stretch>
@@ -15712,24 +15436,24 @@
         </w:pict>
       </w:r>
     </w:p>
+    <w:bookmarkEnd w:id="71"/>
     <w:bookmarkEnd w:id="72"/>
-    <w:bookmarkEnd w:id="73"/>
-    <w:bookmarkStart w:id="83" w:name="실험-결과-종합"/>
+    <w:bookmarkStart w:id="82" w:name="실험-결과-종합"/>
     <w:p>
       <w:pPr>
         <w:pStyle w:val="Heading2"/>
       </w:pPr>
       <w:r>
-        <w:t xml:space="preserve">5. 실험 결과 종합</w:t>
-      </w:r>
-    </w:p>
-    <w:bookmarkStart w:id="74" w:name="학습-곡선-이-태스크는-전반부에-정점-찍고-정체"/>
+        <w:t xml:space="preserve">4. 실험 결과 종합</w:t>
+      </w:r>
+    </w:p>
+    <w:bookmarkStart w:id="73" w:name="학습-곡선-이-태스크는-전반부에-정점-찍고-정체"/>
     <w:p>
       <w:pPr>
         <w:pStyle w:val="Heading3"/>
       </w:pPr>
       <w:r>
-        <w:t xml:space="preserve">5.1 학습 곡선 — 이 태스크는 전반부에 정점 찍고 정체</w:t>
+        <w:t xml:space="preserve">4.1 학습 곡선 — 이 태스크는 전반부에 정점 찍고 정체</w:t>
       </w:r>
     </w:p>
     <w:tbl>
@@ -16028,14 +15752,14 @@
         <w:t xml:space="preserve">순수 스텝 증가는 ROI가 낮고, 다음 실험은 4~5M이면 충분.</w:t>
       </w:r>
     </w:p>
-    <w:bookmarkEnd w:id="74"/>
-    <w:bookmarkStart w:id="78" w:name="clean-평가-shaping-제외-50ep-샘플링-seed-42"/>
+    <w:bookmarkEnd w:id="73"/>
+    <w:bookmarkStart w:id="77" w:name="clean-평가-shaping-제외-50ep-샘플링-seed-42"/>
     <w:p>
       <w:pPr>
         <w:pStyle w:val="Heading3"/>
       </w:pPr>
       <w:r>
-        <w:t xml:space="preserve">5.2 Clean 평가 (shaping 제외, 50ep 샘플링, seed 42)</w:t>
+        <w:t xml:space="preserve">4.2 Clean 평가 (shaping 제외, 50ep 샘플링, seed 42)</w:t>
       </w:r>
     </w:p>
     <w:p>
@@ -16047,18 +15771,18 @@
           <wp:inline>
             <wp:extent cx="4533900" cy="2606992"/>
             <wp:effectExtent b="0" l="0" r="0" t="0"/>
-            <wp:docPr descr="그림. 장애물 task clean 성능 진행 — 2-action 천장 ~415 vs 3-action 229 (회색 점선=무장애물 베이스 667)" title="" id="76" name="Picture"/>
+            <wp:docPr descr="그림. 장애물 task clean 성능 진행 — 2-action 천장 ~415 vs 3-action 229 (회색 점선=무장애물 베이스 667)" title="" id="75" name="Picture"/>
             <a:graphic>
               <a:graphicData uri="http://schemas.openxmlformats.org/drawingml/2006/picture">
                 <pic:pic>
                   <pic:nvPicPr>
-                    <pic:cNvPr descr="report_assets/fig_clean_progression.png" id="77" name="Picture"/>
+                    <pic:cNvPr descr="report_assets/fig_clean_progression.png" id="76" name="Picture"/>
                     <pic:cNvPicPr>
                       <a:picLocks noChangeArrowheads="1" noChangeAspect="1"/>
                     </pic:cNvPicPr>
                   </pic:nvPicPr>
                   <pic:blipFill>
-                    <a:blip r:embed="rId75"/>
+                    <a:blip r:embed="rId74"/>
                     <a:stretch>
                       <a:fillRect/>
                     </a:stretch>
@@ -16144,14 +15868,14 @@
         <w:t xml:space="preserve"> 깨끗하다. round1 수치는 분포가 다른 참고값.</w:t>
       </w:r>
     </w:p>
-    <w:bookmarkEnd w:id="78"/>
-    <w:bookmarkStart w:id="82" w:name="정성-beforeafter-동일-시드"/>
+    <w:bookmarkEnd w:id="77"/>
+    <w:bookmarkStart w:id="81" w:name="정성-beforeafter-동일-시드"/>
     <w:p>
       <w:pPr>
         <w:pStyle w:val="Heading3"/>
       </w:pPr>
       <w:r>
-        <w:t xml:space="preserve">5.3 정성 (before/after, 동일 시드)</w:t>
+        <w:t xml:space="preserve">4.3 정성 (before/after, 동일 시드)</w:t>
       </w:r>
     </w:p>
     <w:tbl>
@@ -16346,18 +16070,18 @@
           <wp:inline>
             <wp:extent cx="3200400" cy="2133600"/>
             <wp:effectExtent b="0" l="0" r="0" t="0"/>
-            <wp:docPr descr="그림. 장애물 회피(weaving) — seed43, 보상 707: 곡선 구간에서 장애물 사이로 우회 조향" title="" id="80" name="Picture"/>
+            <wp:docPr descr="그림. 장애물 회피(weaving) — seed43, 보상 707: 곡선 구간에서 장애물 사이로 우회 조향" title="" id="79" name="Picture"/>
             <a:graphic>
               <a:graphicData uri="http://schemas.openxmlformats.org/drawingml/2006/picture">
                 <pic:pic>
                   <pic:nvPicPr>
-                    <pic:cNvPr descr="report_assets/frame_after_seed43_r707.png" id="81" name="Picture"/>
+                    <pic:cNvPr descr="report_assets/frame_after_seed43_r707.png" id="80" name="Picture"/>
                     <pic:cNvPicPr>
                       <a:picLocks noChangeArrowheads="1" noChangeAspect="1"/>
                     </pic:cNvPicPr>
                   </pic:nvPicPr>
                   <pic:blipFill>
-                    <a:blip r:embed="rId79"/>
+                    <a:blip r:embed="rId78"/>
                     <a:stretch>
                       <a:fillRect/>
                     </a:stretch>
@@ -16399,15 +16123,15 @@
         </w:pict>
       </w:r>
     </w:p>
+    <w:bookmarkEnd w:id="81"/>
     <w:bookmarkEnd w:id="82"/>
-    <w:bookmarkEnd w:id="83"/>
-    <w:bookmarkStart w:id="87" w:name="마지막-실험-행동-노이즈-축소ent_coef는-비非레버였다"/>
+    <w:bookmarkStart w:id="86" w:name="마지막-실험-행동-노이즈-축소ent_coef는-비非레버였다"/>
     <w:p>
       <w:pPr>
         <w:pStyle w:val="Heading2"/>
       </w:pPr>
       <w:r>
-        <w:t xml:space="preserve">6. 마지막 실험 — 행동 노이즈 축소(</w:t>
+        <w:t xml:space="preserve">5. 마지막 실험 — 행동 노이즈 축소(</w:t>
       </w:r>
       <w:r>
         <w:rPr>
@@ -16430,7 +16154,7 @@
         <w:pStyle w:val="FirstParagraph"/>
       </w:pPr>
       <w:r>
-        <w:t xml:space="preserve">진단(4절)에 따르면 이 모델의 천장은 “학습 부족”이 아니라 </w:t>
+        <w:t xml:space="preserve">진단(3절)에 따르면 이 모델의 천장은 “학습 부족”이 아니라 </w:t>
       </w:r>
       <w:r>
         <w:rPr>
@@ -16519,13 +16243,13 @@
         <w:t xml:space="preserve">  --save-dir ./models/obs_p02_lowent --log-dir ./logs/obs_p02_lowent</w:t>
       </w:r>
     </w:p>
-    <w:bookmarkStart w:id="84" w:name="결과-레버는-움직였으나-성능은-안-따라옴"/>
+    <w:bookmarkStart w:id="83" w:name="결과-레버는-움직였으나-성능은-안-따라옴"/>
     <w:p>
       <w:pPr>
         <w:pStyle w:val="Heading3"/>
       </w:pPr>
       <w:r>
-        <w:t xml:space="preserve">6.1 결과 — 레버는 움직였으나 성능은 안 따라옴</w:t>
+        <w:t xml:space="preserve">5.1 결과 — 레버는 움직였으나 성능은 안 따라옴</w:t>
       </w:r>
     </w:p>
     <w:p>
@@ -16844,7 +16568,7 @@
         <w:pStyle w:val="Compact"/>
         <w:numPr>
           <w:ilvl w:val="0"/>
-          <w:numId w:val="1013"/>
+          <w:numId w:val="1012"/>
         </w:numPr>
       </w:pPr>
       <w:r>
@@ -16866,6 +16590,98 @@
       </w:r>
       <w:r>
         <w:t xml:space="preserve">으로 오히려 ↓.</w:t>
+      </w:r>
+    </w:p>
+    <w:p>
+      <w:pPr>
+        <w:pStyle w:val="Compact"/>
+        <w:numPr>
+          <w:ilvl w:val="0"/>
+          <w:numId w:val="1012"/>
+        </w:numPr>
+      </w:pPr>
+      <w:r>
+        <w:rPr>
+          <w:b/>
+          <w:bCs/>
+        </w:rPr>
+        <w:t xml:space="preserve">Min(충돌 바닥) -65 → -112로 악화.</w:t>
+      </w:r>
+      <w:r>
+        <w:t xml:space="preserve"> 최악 판(ep32 -112)은 entropy를 낮췄는데도 살아남음.</w:t>
+      </w:r>
+    </w:p>
+    <w:bookmarkEnd w:id="83"/>
+    <w:bookmarkStart w:id="84" w:name="해석-진단의-수정-남은-충돌은-구조적이지-단순-노이즈가-아니다"/>
+    <w:p>
+      <w:pPr>
+        <w:pStyle w:val="Heading3"/>
+      </w:pPr>
+      <w:r>
+        <w:t>5.2 해석 — 진단의 수정: 남은 충돌은 “구조적”이지 단순 노이즈가 아니다</w:t>
+      </w:r>
+    </w:p>
+    <w:p>
+      <w:pPr>
+        <w:pStyle w:val="FirstParagraph"/>
+      </w:pPr>
+      <w:r>
+        <w:t xml:space="preserve">3.3절에서 “충돌은 대부분 샘플링 노이즈”로 보였으나(seed53 결정론 486 vs 샘플링 -36), </w:t>
+      </w:r>
+      <w:r>
+        <w:rPr>
+          <w:b/>
+          <w:bCs/>
+        </w:rPr>
+        <w:t xml:space="preserve">노이즈를 실제로 줄여봤더니(entropy 1.3→0.91) 충돌이 줄지 않았다.</w:t>
+      </w:r>
+      <w:r>
+        <w:t xml:space="preserve"> Min은 오히려 악화. 즉 </w:t>
+      </w:r>
+      <w:r>
+        <w:rPr>
+          <w:b/>
+          <w:bCs/>
+        </w:rPr>
+        <w:t xml:space="preserve">샘플링 노이즈는 충돌의 </w:t>
+      </w:r>
+      <w:r>
+        <w:rPr>
+          <w:b/>
+          <w:bCs/>
+          <w:i/>
+          <w:iCs/>
+        </w:rPr>
+        <w:t xml:space="preserve">충분조건</w:t>
+      </w:r>
+      <w:r>
+        <w:rPr>
+          <w:b/>
+          <w:bCs/>
+        </w:rPr>
+        <w:t xml:space="preserve"> 중 하나였을 뿐, 제거해도 사라지지 않는 구조적 실패 케이스가 따로 남아 있다</w:t>
+      </w:r>
+      <w:r>
+        <w:t xml:space="preserve"> — 정책이 특정 장애물 배치를 아직 못 푸는 것이다. (</w:t>
+      </w:r>
+      <w:r>
+        <w:rPr>
+          <w:rStyle w:val="VerbatimChar"/>
+        </w:rPr>
+        <w:t xml:space="preserve">ent_coef</w:t>
+      </w:r>
+      <w:r>
+        <w:t xml:space="preserve">를 더 낮추면 탐험까지 줄어 학습 자체가 나빠질 수 있어 더 내리는 것은 권장 안 함.)</w:t>
+      </w:r>
+    </w:p>
+    <w:bookmarkEnd w:id="84"/>
+    <w:bookmarkStart w:id="85" w:name="판정-task-천장415-확정"/>
+    <w:p>
+      <w:pPr>
+        <w:pStyle w:val="Heading3"/>
+      </w:pPr>
+      <w:r>
+        <w:t xml:space="preserve">5.3 판정 — task 천장(~415) 확정</w:t>
       </w:r>
     </w:p>
     <w:p>
@@ -16881,83 +16697,19 @@
           <w:b/>
           <w:bCs/>
         </w:rPr>
-        <w:t xml:space="preserve">Min(충돌 바닥) -65 → -112로 악화.</w:t>
-      </w:r>
-      <w:r>
-        <w:t xml:space="preserve"> 최악 판(ep32 -112)은 entropy를 낮췄는데도 살아남음.</w:t>
-      </w:r>
-    </w:p>
-    <w:bookmarkEnd w:id="84"/>
-    <w:bookmarkStart w:id="85" w:name="해석-진단의-수정-남은-충돌은-구조적이지-단순-노이즈가-아니다"/>
-    <w:p>
-      <w:pPr>
-        <w:pStyle w:val="Heading3"/>
-      </w:pPr>
-      <w:r>
-        <w:t>6.2 해석 — 진단의 수정: 남은 충돌은 “구조적”이지 단순 노이즈가 아니다</w:t>
-      </w:r>
-    </w:p>
-    <w:p>
-      <w:pPr>
-        <w:pStyle w:val="FirstParagraph"/>
-      </w:pPr>
-      <w:r>
-        <w:t xml:space="preserve">4.3절에서 “충돌은 대부분 샘플링 노이즈”로 보였으나(seed53 결정론 486 vs 샘플링 -36), </w:t>
-      </w:r>
-      <w:r>
-        <w:rPr>
-          <w:b/>
-          <w:bCs/>
-        </w:rPr>
-        <w:t xml:space="preserve">노이즈를 실제로 줄여봤더니(entropy 1.3→0.91) 충돌이 줄지 않았다.</w:t>
-      </w:r>
-      <w:r>
-        <w:t xml:space="preserve"> Min은 오히려 악화. 즉 </w:t>
-      </w:r>
-      <w:r>
-        <w:rPr>
-          <w:b/>
-          <w:bCs/>
-        </w:rPr>
-        <w:t xml:space="preserve">샘플링 노이즈는 충돌의 </w:t>
-      </w:r>
-      <w:r>
-        <w:rPr>
-          <w:b/>
-          <w:bCs/>
-          <w:i/>
-          <w:iCs/>
-        </w:rPr>
-        <w:t xml:space="preserve">충분조건</w:t>
-      </w:r>
-      <w:r>
-        <w:rPr>
-          <w:b/>
-          <w:bCs/>
-        </w:rPr>
-        <w:t xml:space="preserve"> 중 하나였을 뿐, 제거해도 사라지지 않는 구조적 실패 케이스가 따로 남아 있다</w:t>
-      </w:r>
-      <w:r>
-        <w:t xml:space="preserve"> — 정책이 특정 장애물 배치를 아직 못 푸는 것이다. (</w:t>
-      </w:r>
-      <w:r>
-        <w:rPr>
-          <w:rStyle w:val="VerbatimChar"/>
-        </w:rPr>
-        <w:t xml:space="preserve">ent_coef</w:t>
-      </w:r>
-      <w:r>
-        <w:t xml:space="preserve">를 더 낮추면 탐험까지 줄어 학습 자체가 나빠질 수 있어 더 내리는 것은 권장 안 함.)</w:t>
-      </w:r>
-    </w:p>
-    <w:bookmarkEnd w:id="85"/>
-    <w:bookmarkStart w:id="86" w:name="판정-task-천장415-확정"/>
-    <w:p>
-      <w:pPr>
-        <w:pStyle w:val="Heading3"/>
-      </w:pPr>
-      <w:r>
-        <w:t xml:space="preserve">6.3 판정 — task 천장(~415) 확정</w:t>
+        <w:t xml:space="preserve">가설 기각.</w:t>
+      </w:r>
+      <w:r>
+        <w:t xml:space="preserve"> 행동 노이즈 축소는 </w:t>
+      </w:r>
+      <w:r>
+        <w:rPr>
+          <w:rStyle w:val="VerbatimChar"/>
+        </w:rPr>
+        <w:t xml:space="preserve">losses/entropy</w:t>
+      </w:r>
+      <w:r>
+        <w:t xml:space="preserve">는 내렸지만 clean 성능(Mean·Median·Min)을 못 올렸다.</w:t>
       </w:r>
     </w:p>
     <w:p>
@@ -16965,7 +16717,7 @@
         <w:pStyle w:val="Compact"/>
         <w:numPr>
           <w:ilvl w:val="0"/>
-          <w:numId w:val="1014"/>
+          <w:numId w:val="1013"/>
         </w:numPr>
       </w:pPr>
       <w:r>
@@ -16973,19 +16725,10 @@
           <w:b/>
           <w:bCs/>
         </w:rPr>
-        <w:t xml:space="preserve">가설 기각.</w:t>
-      </w:r>
-      <w:r>
-        <w:t xml:space="preserve"> 행동 노이즈 축소는 </w:t>
-      </w:r>
-      <w:r>
-        <w:rPr>
-          <w:rStyle w:val="VerbatimChar"/>
-        </w:rPr>
-        <w:t xml:space="preserve">losses/entropy</w:t>
-      </w:r>
-      <w:r>
-        <w:t xml:space="preserve">는 내렸지만 clean 성능(Mean·Median·Min)을 못 올렸다.</w:t>
+        <w:t xml:space="preserve">2-action 장애물 task의 clean 천장은 ~415 (Mean)으로 확정.</w:t>
+      </w:r>
+      <w:r>
+        <w:t xml:space="preserve"> 코너 패널티(3절)·스텝 증가(4.1절)·노이즈 축소(5절) — 시도한 세 레버 모두 이 천장을 넘지 못했다.</w:t>
       </w:r>
     </w:p>
     <w:p>
@@ -16993,26 +16736,7 @@
         <w:pStyle w:val="Compact"/>
         <w:numPr>
           <w:ilvl w:val="0"/>
-          <w:numId w:val="1014"/>
-        </w:numPr>
-      </w:pPr>
-      <w:r>
-        <w:rPr>
-          <w:b/>
-          <w:bCs/>
-        </w:rPr>
-        <w:t xml:space="preserve">2-action 장애물 task의 clean 천장은 ~415 (Mean)으로 확정.</w:t>
-      </w:r>
-      <w:r>
-        <w:t xml:space="preserve"> 코너 패널티(4절)·스텝 증가(5.1절)·노이즈 축소(6절) — 시도한 세 레버 모두 이 천장을 넘지 못했다.</w:t>
-      </w:r>
-    </w:p>
-    <w:p>
-      <w:pPr>
-        <w:pStyle w:val="Compact"/>
-        <w:numPr>
-          <w:ilvl w:val="0"/>
-          <w:numId w:val="1014"/>
+          <w:numId w:val="1013"/>
         </w:numPr>
       </w:pPr>
       <w:r>
@@ -17048,117 +16772,117 @@
         </w:pict>
       </w:r>
     </w:p>
+    <w:bookmarkEnd w:id="85"/>
     <w:bookmarkEnd w:id="86"/>
+    <w:bookmarkStart w:id="101" w:name="X69b4426625f18866da3d36eafd48b57653a25dd"/>
+    <w:p>
+      <w:pPr>
+        <w:pStyle w:val="Heading2"/>
+      </w:pPr>
+      <w:r>
+        <w:t xml:space="preserve">6. 3-action 대조 실험 — 2 vs 3 action (native gas/brake)</w:t>
+      </w:r>
+    </w:p>
+    <w:bookmarkStart w:id="87" w:name="동기와-절차"/>
+    <w:p>
+      <w:pPr>
+        <w:pStyle w:val="Heading3"/>
+      </w:pPr>
+      <w:r>
+        <w:t xml:space="preserve">6.1 동기와 절차</w:t>
+      </w:r>
+    </w:p>
+    <w:p>
+      <w:pPr>
+        <w:pStyle w:val="FirstParagraph"/>
+      </w:pPr>
+      <w:r>
+        <w:t xml:space="preserve">2-action(throttle 1축, ActionWrapper)이 장애물 task에서 정착한 천장(clean ~415)이 </w:t>
+      </w:r>
+      <w:r>
+        <w:rPr>
+          <w:b/>
+          <w:bCs/>
+        </w:rPr>
+        <w:t xml:space="preserve">action 파라미터화</w:t>
+      </w:r>
+      <w:r>
+        <w:t xml:space="preserve"> 탓인지 확인하기 위해, </w:t>
+      </w:r>
+      <w:r>
+        <w:rPr>
+          <w:b/>
+          <w:bCs/>
+        </w:rPr>
+        <w:t xml:space="preserve">native 3-action </w:t>
+      </w:r>
+      <w:r>
+        <w:rPr>
+          <w:rStyle w:val="VerbatimChar"/>
+          <w:b/>
+          <w:bCs/>
+        </w:rPr>
+        <w:t xml:space="preserve">[steer, gas, brake]</w:t>
+      </w:r>
+      <w:r>
+        <w:t xml:space="preserve"> 정책으로 동일 task를 학습했다. 환경·보상·하이퍼파라미터는 2-action과 </w:t>
+      </w:r>
+      <w:r>
+        <w:rPr>
+          <w:b/>
+          <w:bCs/>
+        </w:rPr>
+        <w:t xml:space="preserve">바이트 단위로 동일</w:t>
+      </w:r>
+      <w:r>
+        <w:t xml:space="preserve">(n_obstacles=10, penalty=15, size 0.25–0.6, LR 1e-4 cosine, target_kl 0.03)하고 </w:t>
+      </w:r>
+      <w:r>
+        <w:rPr>
+          <w:b/>
+          <w:bCs/>
+        </w:rPr>
+        <w:t xml:space="preserve">유일한 차이는 ActionWrapper 미적용</w:t>
+      </w:r>
+      <w:r>
+        <w:t xml:space="preserve">(정책이 3D 네이티브 출력). 3-action 베이스 </w:t>
+      </w:r>
+      <w:r>
+        <w:rPr>
+          <w:rStyle w:val="VerbatimChar"/>
+        </w:rPr>
+        <w:t xml:space="preserve">evaluated641</w:t>
+      </w:r>
+      <w:r>
+        <w:t xml:space="preserve">(무장애물 base에서 ~675)에서 fine-tune. 전용 스크립트 </w:t>
+      </w:r>
+      <w:r>
+        <w:rPr>
+          <w:rStyle w:val="VerbatimChar"/>
+        </w:rPr>
+        <w:t xml:space="preserve">scripts/train_ppo_3action_obstacles.py</w:t>
+      </w:r>
+      <w:r>
+        <w:t xml:space="preserve">·</w:t>
+      </w:r>
+      <w:r>
+        <w:rPr>
+          <w:rStyle w:val="VerbatimChar"/>
+        </w:rPr>
+        <w:t xml:space="preserve">scripts/evaluate_agent_3action_obstacles.py</w:t>
+      </w:r>
+      <w:r>
+        <w:t xml:space="preserve">.</w:t>
+      </w:r>
+    </w:p>
     <w:bookmarkEnd w:id="87"/>
-    <w:bookmarkStart w:id="102" w:name="X69b4426625f18866da3d36eafd48b57653a25dd"/>
-    <w:p>
-      <w:pPr>
-        <w:pStyle w:val="Heading2"/>
-      </w:pPr>
-      <w:r>
-        <w:t xml:space="preserve">7. 3-action 대조 실험 — 2 vs 3 action (native gas/brake)</w:t>
-      </w:r>
-    </w:p>
-    <w:bookmarkStart w:id="88" w:name="동기와-절차"/>
+    <w:bookmarkStart w:id="94" w:name="b-ent-0.01-발산"/>
     <w:p>
       <w:pPr>
         <w:pStyle w:val="Heading3"/>
       </w:pPr>
       <w:r>
-        <w:t xml:space="preserve">7.1 동기와 절차</w:t>
-      </w:r>
-    </w:p>
-    <w:p>
-      <w:pPr>
-        <w:pStyle w:val="FirstParagraph"/>
-      </w:pPr>
-      <w:r>
-        <w:t xml:space="preserve">2-action(throttle 1축, ActionWrapper)이 장애물 task에서 정착한 천장(clean ~415)이 </w:t>
-      </w:r>
-      <w:r>
-        <w:rPr>
-          <w:b/>
-          <w:bCs/>
-        </w:rPr>
-        <w:t xml:space="preserve">action 파라미터화</w:t>
-      </w:r>
-      <w:r>
-        <w:t xml:space="preserve"> 탓인지 확인하기 위해, </w:t>
-      </w:r>
-      <w:r>
-        <w:rPr>
-          <w:b/>
-          <w:bCs/>
-        </w:rPr>
-        <w:t xml:space="preserve">native 3-action </w:t>
-      </w:r>
-      <w:r>
-        <w:rPr>
-          <w:rStyle w:val="VerbatimChar"/>
-          <w:b/>
-          <w:bCs/>
-        </w:rPr>
-        <w:t xml:space="preserve">[steer, gas, brake]</w:t>
-      </w:r>
-      <w:r>
-        <w:t xml:space="preserve"> 정책으로 동일 task를 학습했다. 환경·보상·하이퍼파라미터는 2-action과 </w:t>
-      </w:r>
-      <w:r>
-        <w:rPr>
-          <w:b/>
-          <w:bCs/>
-        </w:rPr>
-        <w:t xml:space="preserve">바이트 단위로 동일</w:t>
-      </w:r>
-      <w:r>
-        <w:t xml:space="preserve">(n_obstacles=10, penalty=15, size 0.25–0.6, LR 1e-4 cosine, target_kl 0.03)하고 </w:t>
-      </w:r>
-      <w:r>
-        <w:rPr>
-          <w:b/>
-          <w:bCs/>
-        </w:rPr>
-        <w:t xml:space="preserve">유일한 차이는 ActionWrapper 미적용</w:t>
-      </w:r>
-      <w:r>
-        <w:t xml:space="preserve">(정책이 3D 네이티브 출력). 3-action 베이스 </w:t>
-      </w:r>
-      <w:r>
-        <w:rPr>
-          <w:rStyle w:val="VerbatimChar"/>
-        </w:rPr>
-        <w:t xml:space="preserve">evaluated641</w:t>
-      </w:r>
-      <w:r>
-        <w:t xml:space="preserve">(무장애물 base에서 ~675)에서 fine-tune. 전용 스크립트 </w:t>
-      </w:r>
-      <w:r>
-        <w:rPr>
-          <w:rStyle w:val="VerbatimChar"/>
-        </w:rPr>
-        <w:t xml:space="preserve">scripts/train_ppo_3action_obstacles.py</w:t>
-      </w:r>
-      <w:r>
-        <w:t xml:space="preserve">·</w:t>
-      </w:r>
-      <w:r>
-        <w:rPr>
-          <w:rStyle w:val="VerbatimChar"/>
-        </w:rPr>
-        <w:t xml:space="preserve">scripts/evaluate_agent_3action_obstacles.py</w:t>
-      </w:r>
-      <w:r>
-        <w:t xml:space="preserve">.</w:t>
-      </w:r>
-    </w:p>
-    <w:bookmarkEnd w:id="88"/>
-    <w:bookmarkStart w:id="95" w:name="b-ent-0.01-발산"/>
-    <w:p>
-      <w:pPr>
-        <w:pStyle w:val="Heading3"/>
-      </w:pPr>
-      <w:r>
-        <w:t xml:space="preserve">7.2 B (ent 0.01) — 발산</w:t>
+        <w:t xml:space="preserve">6.2 B (ent 0.01) — 발산</w:t>
       </w:r>
     </w:p>
     <w:p>
@@ -17170,18 +16894,18 @@
           <wp:inline>
             <wp:extent cx="4533900" cy="2606992"/>
             <wp:effectExtent b="0" l="0" r="0" t="0"/>
-            <wp:docPr descr="그림. Entropy(=std) 곡선 — 3-action(ent0.01)은 2.0→5.3 발산, 2-action 및 3-action(ent0.003)은 안정" title="" id="90" name="Picture"/>
+            <wp:docPr descr="그림. Entropy(=std) 곡선 — 3-action(ent0.01)은 2.0→5.3 발산, 2-action 및 3-action(ent0.003)은 안정" title="" id="89" name="Picture"/>
             <a:graphic>
               <a:graphicData uri="http://schemas.openxmlformats.org/drawingml/2006/picture">
                 <pic:pic>
                   <pic:nvPicPr>
-                    <pic:cNvPr descr="report_assets/fig_entropy_divergence.png" id="91" name="Picture"/>
+                    <pic:cNvPr descr="report_assets/fig_entropy_divergence.png" id="90" name="Picture"/>
                     <pic:cNvPicPr>
                       <a:picLocks noChangeArrowheads="1" noChangeAspect="1"/>
                     </pic:cNvPicPr>
                   </pic:nvPicPr>
                   <pic:blipFill>
-                    <a:blip r:embed="rId89"/>
+                    <a:blip r:embed="rId88"/>
                     <a:stretch>
                       <a:fillRect/>
                     </a:stretch>
@@ -17225,18 +16949,18 @@
           <wp:inline>
             <wp:extent cx="4533900" cy="2606992"/>
             <wp:effectExtent b="0" l="0" r="0" t="0"/>
-            <wp:docPr descr="그림. shaped 학습 곡선 — 2-action ~450 유지 vs 3-action 피크 후 정체/추락" title="" id="93" name="Picture"/>
+            <wp:docPr descr="그림. shaped 학습 곡선 — 2-action ~450 유지 vs 3-action 피크 후 정체/추락" title="" id="92" name="Picture"/>
             <a:graphic>
               <a:graphicData uri="http://schemas.openxmlformats.org/drawingml/2006/picture">
                 <pic:pic>
                   <pic:nvPicPr>
-                    <pic:cNvPr descr="report_assets/fig_reward_curve.png" id="94" name="Picture"/>
+                    <pic:cNvPr descr="report_assets/fig_reward_curve.png" id="93" name="Picture"/>
                     <pic:cNvPicPr>
                       <a:picLocks noChangeArrowheads="1" noChangeAspect="1"/>
                     </pic:cNvPicPr>
                   </pic:nvPicPr>
                   <pic:blipFill>
-                    <a:blip r:embed="rId92"/>
+                    <a:blip r:embed="rId91"/>
                     <a:stretch>
                       <a:fillRect/>
                     </a:stretch>
@@ -17349,14 +17073,14 @@
         <w:t xml:space="preserve">(2D에 맞춘 ent가 3D엔 과대).</w:t>
       </w:r>
     </w:p>
-    <w:bookmarkEnd w:id="95"/>
-    <w:bookmarkStart w:id="99" w:name="b2-ent-0.003-발산-차단-그러나-낮은-천장"/>
+    <w:bookmarkEnd w:id="94"/>
+    <w:bookmarkStart w:id="98" w:name="b2-ent-0.003-발산-차단-그러나-낮은-천장"/>
     <w:p>
       <w:pPr>
         <w:pStyle w:val="Heading3"/>
       </w:pPr>
       <w:r>
-        <w:t xml:space="preserve">7.3 B2 (ent 0.003) — 발산 차단, 그러나 낮은 천장</w:t>
+        <w:t xml:space="preserve">6.3 B2 (ent 0.003) — 발산 차단, 그러나 낮은 천장</w:t>
       </w:r>
     </w:p>
     <w:p>
@@ -17787,18 +17511,18 @@
           <wp:inline>
             <wp:extent cx="3733800" cy="2146935"/>
             <wp:effectExtent b="0" l="0" r="0" t="0"/>
-            <wp:docPr descr="그림. 2 vs 3 action (동일 장애물 task, clean 50ep) — 3-action은 2-action의 ~55%, 충돌 바닥(Min)도 악화" title="" id="97" name="Picture"/>
+            <wp:docPr descr="그림. 2 vs 3 action (동일 장애물 task, clean 50ep) — 3-action은 2-action의 ~55%, 충돌 바닥(Min)도 악화" title="" id="96" name="Picture"/>
             <a:graphic>
               <a:graphicData uri="http://schemas.openxmlformats.org/drawingml/2006/picture">
                 <pic:pic>
                   <pic:nvPicPr>
-                    <pic:cNvPr descr="report_assets/fig_2v3_grouped.png" id="98" name="Picture"/>
+                    <pic:cNvPr descr="report_assets/fig_2v3_grouped.png" id="97" name="Picture"/>
                     <pic:cNvPicPr>
                       <a:picLocks noChangeArrowheads="1" noChangeAspect="1"/>
                     </pic:cNvPicPr>
                   </pic:nvPicPr>
                   <pic:blipFill>
-                    <a:blip r:embed="rId96"/>
+                    <a:blip r:embed="rId95"/>
                     <a:stretch>
                       <a:fillRect/>
                     </a:stretch>
@@ -17833,32 +17557,237 @@
         <w:t xml:space="preserve">그림. 2 vs 3 action (동일 장애물 task, clean 50ep) — 3-action은 2-action의 ~55%, 충돌 바닥(Min)도 악화</w:t>
       </w:r>
     </w:p>
+    <w:bookmarkEnd w:id="98"/>
+    <w:bookmarkStart w:id="99" w:name="왜-코드-근거-멀티에이전트-반증-검증-완료"/>
+    <w:p>
+      <w:pPr>
+        <w:pStyle w:val="Heading3"/>
+      </w:pPr>
+      <w:r>
+        <w:t xml:space="preserve">6.4 왜 — 코드 근거 (멀티에이전트 반증 검증 완료)</w:t>
+      </w:r>
+    </w:p>
+    <w:p>
+      <w:pPr>
+        <w:pStyle w:val="FirstParagraph"/>
+      </w:pPr>
+      <w:r>
+        <w:t xml:space="preserve">동일 task·하이퍼파라미터에서 3-action만 낮은 건 </w:t>
+      </w:r>
+      <w:r>
+        <w:rPr>
+          <w:b/>
+          <w:bCs/>
+        </w:rPr>
+        <w:t xml:space="preserve">native 독립 gas/brake action space</w:t>
+      </w:r>
+      <w:r>
+        <w:t xml:space="preserve"> 때문이며, 코드에 대조·반증했다:</w:t>
+      </w:r>
+    </w:p>
+    <w:p>
+      <w:pPr>
+        <w:pStyle w:val="Compact"/>
+        <w:numPr>
+          <w:ilvl w:val="0"/>
+          <w:numId w:val="1014"/>
+        </w:numPr>
+      </w:pPr>
+      <w:r>
+        <w:rPr>
+          <w:b/>
+          <w:bCs/>
+        </w:rPr>
+        <w:t xml:space="preserve">gas+brake 동시 입력이 실재하는 퇴화영역</w:t>
+      </w:r>
+      <w:r>
+        <w:t xml:space="preserve"> (검증 holds=true). native step은 </w:t>
+      </w:r>
+      <w:r>
+        <w:rPr>
+          <w:rStyle w:val="VerbatimChar"/>
+        </w:rPr>
+        <w:t xml:space="preserve">car.gas(action[1])</w:t>
+      </w:r>
+      <w:r>
+        <w:t xml:space="preserve">·</w:t>
+      </w:r>
+      <w:r>
+        <w:rPr>
+          <w:rStyle w:val="VerbatimChar"/>
+        </w:rPr>
+        <w:t xml:space="preserve">car.brake(action[2])</w:t>
+      </w:r>
+      <w:r>
+        <w:t xml:space="preserve">를 독립 적용(</w:t>
+      </w:r>
+      <w:r>
+        <w:rPr>
+          <w:rStyle w:val="VerbatimChar"/>
+        </w:rPr>
+        <w:t xml:space="preserve">car_racing.py:545-546</w:t>
+      </w:r>
+      <w:r>
+        <w:t xml:space="preserve">), 물리엔진에서 같은 </w:t>
+      </w:r>
+      <w:r>
+        <w:rPr>
+          <w:rStyle w:val="VerbatimChar"/>
+        </w:rPr>
+        <w:t xml:space="preserve">w.omega</w:t>
+      </w:r>
+      <w:r>
+        <w:t xml:space="preserve">를 한 틱에 gas가 올리고 brake가 깎는 </w:t>
+      </w:r>
+      <w:r>
+        <w:rPr>
+          <w:b/>
+          <w:bCs/>
+        </w:rPr>
+        <w:t xml:space="preserve">상쇄 낭비 구간</w:t>
+      </w:r>
+      <w:r>
+        <w:t xml:space="preserve">(</w:t>
+      </w:r>
+      <w:r>
+        <w:rPr>
+          <w:rStyle w:val="VerbatimChar"/>
+        </w:rPr>
+        <w:t xml:space="preserve">car_dynamics.py:199-216</w:t>
+      </w:r>
+      <w:r>
+        <w:t xml:space="preserve">). 2-action ActionWrapper는 단일 throttle을 </w:t>
+      </w:r>
+      <w:r>
+        <w:rPr>
+          <w:rStyle w:val="VerbatimChar"/>
+        </w:rPr>
+        <w:t xml:space="preserve">gas=max(0,t)/brake=max(0,−t)</w:t>
+      </w:r>
+      <w:r>
+        <w:t xml:space="preserve">로 분해해 이 구간을 </w:t>
+      </w:r>
+      <w:r>
+        <w:rPr>
+          <w:b/>
+          <w:bCs/>
+        </w:rPr>
+        <w:t xml:space="preserve">구조적으로 제거</w:t>
+      </w:r>
+      <w:r>
+        <w:t xml:space="preserve">(</w:t>
+      </w:r>
+      <w:r>
+        <w:rPr>
+          <w:rStyle w:val="VerbatimChar"/>
+        </w:rPr>
+        <w:t xml:space="preserve">env_wrappers.py:140-141</w:t>
+      </w:r>
+      <w:r>
+        <w:t xml:space="preserve">).</w:t>
+      </w:r>
+    </w:p>
+    <w:p>
+      <w:pPr>
+        <w:pStyle w:val="Compact"/>
+        <w:numPr>
+          <w:ilvl w:val="0"/>
+          <w:numId w:val="1014"/>
+        </w:numPr>
+      </w:pPr>
+      <w:r>
+        <w:rPr>
+          <w:b/>
+          <w:bCs/>
+        </w:rPr>
+        <w:t xml:space="preserve">무방비 brake 채널.</w:t>
+      </w:r>
+      <w:r>
+        <w:t xml:space="preserve"> </w:t>
+      </w:r>
+      <w:r>
+        <w:rPr>
+          <w:rStyle w:val="VerbatimChar"/>
+        </w:rPr>
+        <w:t xml:space="preserve">gas()</w:t>
+      </w:r>
+      <w:r>
+        <w:t xml:space="preserve">는 [0,1] 클립 + 스텝당 +0.1 램프로 보호되나 </w:t>
+      </w:r>
+      <w:r>
+        <w:rPr>
+          <w:rStyle w:val="VerbatimChar"/>
+        </w:rPr>
+        <w:t xml:space="preserve">brake()</w:t>
+      </w:r>
+      <w:r>
+        <w:t xml:space="preserve">는 </w:t>
+      </w:r>
+      <w:r>
+        <w:rPr>
+          <w:b/>
+          <w:bCs/>
+        </w:rPr>
+        <w:t xml:space="preserve">클립·램프 없이 즉발</w:t>
+      </w:r>
+      <w:r>
+        <w:t xml:space="preserve">(</w:t>
+      </w:r>
+      <w:r>
+        <w:rPr>
+          <w:rStyle w:val="VerbatimChar"/>
+        </w:rPr>
+        <w:t xml:space="preserve">car_dynamics.py:146-160</w:t>
+      </w:r>
+      <w:r>
+        <w:t xml:space="preserve">). 노이즈 큰 brake가 즉시 속도를 깎아, 유일한 양의 셰이핑인 </w:t>
+      </w:r>
+      <w:r>
+        <w:rPr>
+          <w:rStyle w:val="VerbatimChar"/>
+        </w:rPr>
+        <w:t xml:space="preserve">velocity=speed*0.003</w:t>
+      </w:r>
+      <w:r>
+        <w:t xml:space="preserve">(survival=0)을 직접 잠식.</w:t>
+      </w:r>
+    </w:p>
+    <w:p>
+      <w:pPr>
+        <w:pStyle w:val="Compact"/>
+        <w:numPr>
+          <w:ilvl w:val="0"/>
+          <w:numId w:val="1014"/>
+        </w:numPr>
+      </w:pPr>
+      <w:r>
+        <w:rPr>
+          <w:b/>
+          <w:bCs/>
+        </w:rPr>
+        <w:t xml:space="preserve">탐색 부피 ~2.9배 + 합산 엔트로피.</w:t>
+      </w:r>
+      <w:r>
+        <w:t xml:space="preserve"> 차원이 하나 더라 entropy/log_prob이 brake축까지 합산(</w:t>
+      </w:r>
+      <w:r>
+        <w:rPr>
+          <w:rStyle w:val="VerbatimChar"/>
+        </w:rPr>
+        <w:t xml:space="preserve">ppo_agent_2.py:126-127</w:t>
+      </w:r>
+      <w:r>
+        <w:t xml:space="preserve">) → 같은 ent_coef에서 std가 발산하기 쉬움(B에서 실증).</w:t>
+      </w:r>
+    </w:p>
     <w:bookmarkEnd w:id="99"/>
-    <w:bookmarkStart w:id="100" w:name="왜-코드-근거-멀티에이전트-반증-검증-완료"/>
+    <w:bookmarkStart w:id="100" w:name="결론과-한계"/>
     <w:p>
       <w:pPr>
         <w:pStyle w:val="Heading3"/>
       </w:pPr>
       <w:r>
-        <w:t xml:space="preserve">7.4 왜 — 코드 근거 (멀티에이전트 반증 검증 완료)</w:t>
-      </w:r>
-    </w:p>
-    <w:p>
-      <w:pPr>
-        <w:pStyle w:val="FirstParagraph"/>
-      </w:pPr>
-      <w:r>
-        <w:t xml:space="preserve">동일 task·하이퍼파라미터에서 3-action만 낮은 건 </w:t>
-      </w:r>
-      <w:r>
-        <w:rPr>
-          <w:b/>
-          <w:bCs/>
-        </w:rPr>
-        <w:t xml:space="preserve">native 독립 gas/brake action space</w:t>
-      </w:r>
-      <w:r>
-        <w:t xml:space="preserve"> 때문이며, 코드에 대조·반증했다:</w:t>
+        <w:t xml:space="preserve">6.5 결론과 한계</w:t>
       </w:r>
     </w:p>
     <w:p>
@@ -17874,93 +17803,40 @@
           <w:b/>
           <w:bCs/>
         </w:rPr>
-        <w:t xml:space="preserve">gas+brake 동시 입력이 실재하는 퇴화영역</w:t>
-      </w:r>
-      <w:r>
-        <w:t xml:space="preserve"> (검증 holds=true). native step은 </w:t>
-      </w:r>
-      <w:r>
-        <w:rPr>
-          <w:rStyle w:val="VerbatimChar"/>
-        </w:rPr>
-        <w:t xml:space="preserve">car.gas(action[1])</w:t>
-      </w:r>
-      <w:r>
-        <w:t xml:space="preserve">·</w:t>
-      </w:r>
-      <w:r>
-        <w:rPr>
-          <w:rStyle w:val="VerbatimChar"/>
-        </w:rPr>
-        <w:t xml:space="preserve">car.brake(action[2])</w:t>
-      </w:r>
-      <w:r>
-        <w:t xml:space="preserve">를 독립 적용(</w:t>
-      </w:r>
-      <w:r>
-        <w:rPr>
-          <w:rStyle w:val="VerbatimChar"/>
-        </w:rPr>
-        <w:t xml:space="preserve">car_racing.py:545-546</w:t>
-      </w:r>
-      <w:r>
-        <w:t xml:space="preserve">), 물리엔진에서 같은 </w:t>
-      </w:r>
-      <w:r>
-        <w:rPr>
-          <w:rStyle w:val="VerbatimChar"/>
-        </w:rPr>
-        <w:t xml:space="preserve">w.omega</w:t>
-      </w:r>
-      <w:r>
-        <w:t xml:space="preserve">를 한 틱에 gas가 올리고 brake가 깎는 </w:t>
-      </w:r>
-      <w:r>
-        <w:rPr>
-          <w:b/>
-          <w:bCs/>
-        </w:rPr>
-        <w:t xml:space="preserve">상쇄 낭비 구간</w:t>
-      </w:r>
-      <w:r>
-        <w:t xml:space="preserve">(</w:t>
-      </w:r>
-      <w:r>
-        <w:rPr>
-          <w:rStyle w:val="VerbatimChar"/>
-        </w:rPr>
-        <w:t xml:space="preserve">car_dynamics.py:199-216</w:t>
-      </w:r>
-      <w:r>
-        <w:t xml:space="preserve">). 2-action ActionWrapper는 단일 throttle을 </w:t>
-      </w:r>
-      <w:r>
-        <w:rPr>
-          <w:rStyle w:val="VerbatimChar"/>
-        </w:rPr>
-        <w:t xml:space="preserve">gas=max(0,t)/brake=max(0,−t)</w:t>
-      </w:r>
-      <w:r>
-        <w:t xml:space="preserve">로 분해해 이 구간을 </w:t>
-      </w:r>
-      <w:r>
-        <w:rPr>
-          <w:b/>
-          <w:bCs/>
-        </w:rPr>
-        <w:t xml:space="preserve">구조적으로 제거</w:t>
-      </w:r>
-      <w:r>
-        <w:t xml:space="preserve">(</w:t>
-      </w:r>
-      <w:r>
-        <w:rPr>
-          <w:rStyle w:val="VerbatimChar"/>
-        </w:rPr>
-        <w:t xml:space="preserve">env_wrappers.py:140-141</w:t>
-      </w:r>
-      <w:r>
-        <w:t xml:space="preserve">).</w:t>
+        <w:t xml:space="preserve">결론</w:t>
+      </w:r>
+      <w:r>
+        <w:t xml:space="preserve">: </w:t>
+      </w:r>
+      <w:r>
+        <w:rPr>
+          <w:b/>
+          <w:bCs/>
+        </w:rPr>
+        <w:t xml:space="preserve">native 3-action은 이 장애물 task에서 구조적으로 불리</w:t>
+      </w:r>
+      <w:r>
+        <w:t xml:space="preserve">하다. 발산을 막는 공정한(오히려 관대한) 튜닝 후에도 clean 229 vs 415 — ActionWrapper의 signed-throttle이 </w:t>
+      </w:r>
+      <w:r>
+        <w:rPr>
+          <w:i/>
+          <w:iCs/>
+        </w:rPr>
+        <w:t xml:space="preserve">퇴화영역 제거 + 탐색 축소</w:t>
+      </w:r>
+      <w:r>
+        <w:t xml:space="preserve">라는 </w:t>
+      </w:r>
+      <w:r>
+        <w:rPr>
+          <w:b/>
+          <w:bCs/>
+        </w:rPr>
+        <w:t xml:space="preserve">유용한 inductive bias</w:t>
+      </w:r>
+      <w:r>
+        <w:t xml:space="preserve">임이 확인된다. 이 프로젝트가 처음부터 2-action을 택한 근거를 사후 정당화한다.</w:t>
       </w:r>
     </w:p>
     <w:p>
@@ -17976,94 +17852,56 @@
           <w:b/>
           <w:bCs/>
         </w:rPr>
-        <w:t xml:space="preserve">무방비 brake 채널.</w:t>
-      </w:r>
-      <w:r>
-        <w:t xml:space="preserve"> </w:t>
-      </w:r>
-      <w:r>
-        <w:rPr>
-          <w:rStyle w:val="VerbatimChar"/>
-        </w:rPr>
-        <w:t xml:space="preserve">gas()</w:t>
-      </w:r>
-      <w:r>
-        <w:t xml:space="preserve">는 [0,1] 클립 + 스텝당 +0.1 램프로 보호되나 </w:t>
-      </w:r>
-      <w:r>
-        <w:rPr>
-          <w:rStyle w:val="VerbatimChar"/>
-        </w:rPr>
-        <w:t xml:space="preserve">brake()</w:t>
-      </w:r>
-      <w:r>
-        <w:t xml:space="preserve">는 </w:t>
-      </w:r>
-      <w:r>
-        <w:rPr>
-          <w:b/>
-          <w:bCs/>
-        </w:rPr>
-        <w:t xml:space="preserve">클립·램프 없이 즉발</w:t>
-      </w:r>
-      <w:r>
-        <w:t xml:space="preserve">(</w:t>
-      </w:r>
-      <w:r>
-        <w:rPr>
-          <w:rStyle w:val="VerbatimChar"/>
-        </w:rPr>
-        <w:t xml:space="preserve">car_dynamics.py:146-160</w:t>
-      </w:r>
-      <w:r>
-        <w:t xml:space="preserve">). 노이즈 큰 brake가 즉시 속도를 깎아, 유일한 양의 셰이핑인 </w:t>
-      </w:r>
-      <w:r>
-        <w:rPr>
-          <w:rStyle w:val="VerbatimChar"/>
-        </w:rPr>
-        <w:t xml:space="preserve">velocity=speed*0.003</w:t>
-      </w:r>
-      <w:r>
-        <w:t xml:space="preserve">(survival=0)을 직접 잠식.</w:t>
-      </w:r>
-    </w:p>
-    <w:p>
-      <w:pPr>
-        <w:pStyle w:val="Compact"/>
-        <w:numPr>
-          <w:ilvl w:val="0"/>
-          <w:numId w:val="1015"/>
-        </w:numPr>
-      </w:pPr>
-      <w:r>
-        <w:rPr>
-          <w:b/>
-          <w:bCs/>
-        </w:rPr>
-        <w:t xml:space="preserve">탐색 부피 ~2.9배 + 합산 엔트로피.</w:t>
-      </w:r>
-      <w:r>
-        <w:t xml:space="preserve"> 차원이 하나 더라 entropy/log_prob이 brake축까지 합산(</w:t>
-      </w:r>
-      <w:r>
-        <w:rPr>
-          <w:rStyle w:val="VerbatimChar"/>
-        </w:rPr>
-        <w:t xml:space="preserve">ppo_agent_2.py:126-127</w:t>
-      </w:r>
-      <w:r>
-        <w:t xml:space="preserve">) → 같은 ent_coef에서 std가 발산하기 쉬움(B에서 실증).</w:t>
+        <w:t xml:space="preserve">한계(정직하게)</w:t>
+      </w:r>
+      <w:r>
+        <w:t xml:space="preserve">: 3-action의 clean 천장을 2-action처럼 여러 lever로 </w:t>
+      </w:r>
+      <w:r>
+        <w:rPr>
+          <w:b/>
+          <w:bCs/>
+        </w:rPr>
+        <w:t xml:space="preserve">확정한 것은 아니다</w:t>
+      </w:r>
+      <w:r>
+        <w:t xml:space="preserve">(B2 단일 공정 run). 정확한 진술은 “3-action이 415를 못 넘는다”가 아니라 </w:t>
+      </w:r>
+      <w:r>
+        <w:rPr>
+          <w:b/>
+          <w:bCs/>
+        </w:rPr>
+        <w:t xml:space="preserve">“동일·관대 setting에서 3-action은 415 도달 전에 발산(ent0.01)하거나 ~229에서 정체(ent0.003)한다”</w:t>
+      </w:r>
+      <w:r>
+        <w:t xml:space="preserve">. 잔여 탐색 여지(brake축만 std 축소, gas/brake squash, 더 긴 학습)는 있으나 ROI는 낮다고 판단.</w:t>
+      </w:r>
+    </w:p>
+    <w:p>
+      <w:r>
+        <w:pict>
+          <v:rect style="width:0;height:1.5pt" o:hralign="center" o:hrstd="t" o:hr="t"/>
+        </w:pict>
       </w:r>
     </w:p>
     <w:bookmarkEnd w:id="100"/>
-    <w:bookmarkStart w:id="101" w:name="결론과-한계"/>
-    <w:p>
-      <w:pPr>
-        <w:pStyle w:val="Heading3"/>
-      </w:pPr>
-      <w:r>
-        <w:t xml:space="preserve">7.5 결론과 한계</w:t>
+    <w:bookmarkEnd w:id="101"/>
+    <w:bookmarkStart w:id="102" w:name="핵심-교훈-종합"/>
+    <w:p>
+      <w:pPr>
+        <w:pStyle w:val="Heading2"/>
+      </w:pPr>
+      <w:r>
+        <w:t xml:space="preserve">7. 핵심 교훈 (종합)</w:t>
+      </w:r>
+    </w:p>
+    <w:p>
+      <w:pPr>
+        <w:pStyle w:val="FirstParagraph"/>
+      </w:pPr>
+      <w:r>
+        <w:t xml:space="preserve">베이스 2-action 학습(Part I)과 장애물·3-action 실험(Part II)에서 얻은 교훈을 한데 모은다.</w:t>
       </w:r>
     </w:p>
     <w:p>
@@ -18079,40 +17917,20 @@
           <w:b/>
           <w:bCs/>
         </w:rPr>
-        <w:t xml:space="preserve">결론</w:t>
-      </w:r>
-      <w:r>
-        <w:t xml:space="preserve">: </w:t>
-      </w:r>
-      <w:r>
-        <w:rPr>
-          <w:b/>
-          <w:bCs/>
-        </w:rPr>
-        <w:t xml:space="preserve">native 3-action은 이 장애물 task에서 구조적으로 불리</w:t>
-      </w:r>
-      <w:r>
-        <w:t xml:space="preserve">하다. 발산을 막는 공정한(오히려 관대한) 튜닝 후에도 clean 229 vs 415 — ActionWrapper의 signed-throttle이 </w:t>
-      </w:r>
-      <w:r>
-        <w:rPr>
-          <w:i/>
-          <w:iCs/>
-        </w:rPr>
-        <w:t xml:space="preserve">퇴화영역 제거 + 탐색 축소</w:t>
-      </w:r>
-      <w:r>
-        <w:t xml:space="preserve">라는 </w:t>
-      </w:r>
-      <w:r>
-        <w:rPr>
-          <w:b/>
-          <w:bCs/>
-        </w:rPr>
-        <w:t xml:space="preserve">유용한 inductive bias</w:t>
-      </w:r>
-      <w:r>
-        <w:t xml:space="preserve">임이 확인된다. 이 프로젝트가 처음부터 2-action을 택한 근거를 사후 정당화한다.</w:t>
+        <w:t xml:space="preserve">PPO 붕괴는 거의 항상 신뢰영역(KL) 제어 실패</w:t>
+      </w:r>
+      <w:r>
+        <w:t xml:space="preserve"> — KL은 epoch가 아니라 </w:t>
+      </w:r>
+      <w:r>
+        <w:rPr>
+          <w:b/>
+          <w:bCs/>
+        </w:rPr>
+        <w:t xml:space="preserve">업데이트(minibatch) 단위</w:t>
+      </w:r>
+      <w:r>
+        <w:t xml:space="preserve">로 검사하라.</w:t>
       </w:r>
     </w:p>
     <w:p>
@@ -18128,56 +17946,10 @@
           <w:b/>
           <w:bCs/>
         </w:rPr>
-        <w:t xml:space="preserve">한계(정직하게)</w:t>
-      </w:r>
-      <w:r>
-        <w:t xml:space="preserve">: 3-action의 clean 천장을 2-action처럼 여러 lever로 </w:t>
-      </w:r>
-      <w:r>
-        <w:rPr>
-          <w:b/>
-          <w:bCs/>
-        </w:rPr>
-        <w:t xml:space="preserve">확정한 것은 아니다</w:t>
-      </w:r>
-      <w:r>
-        <w:t xml:space="preserve">(B2 단일 공정 run). 정확한 진술은 “3-action이 415를 못 넘는다”가 아니라 </w:t>
-      </w:r>
-      <w:r>
-        <w:rPr>
-          <w:b/>
-          <w:bCs/>
-        </w:rPr>
-        <w:t xml:space="preserve">“동일·관대 setting에서 3-action은 415 도달 전에 발산(ent0.01)하거나 ~229에서 정체(ent0.003)한다”</w:t>
-      </w:r>
-      <w:r>
-        <w:t xml:space="preserve">. 잔여 탐색 여지(brake축만 std 축소, gas/brake squash, 더 긴 학습)는 있으나 ROI는 낮다고 판단.</w:t>
-      </w:r>
-    </w:p>
-    <w:p>
-      <w:r>
-        <w:pict>
-          <v:rect style="width:0;height:1.5pt" o:hralign="center" o:hrstd="t" o:hr="t"/>
-        </w:pict>
-      </w:r>
-    </w:p>
-    <w:bookmarkEnd w:id="101"/>
-    <w:bookmarkEnd w:id="102"/>
-    <w:bookmarkStart w:id="103" w:name="핵심-교훈-종합"/>
-    <w:p>
-      <w:pPr>
-        <w:pStyle w:val="Heading2"/>
-      </w:pPr>
-      <w:r>
-        <w:t xml:space="preserve">8. 핵심 교훈 (종합)</w:t>
-      </w:r>
-    </w:p>
-    <w:p>
-      <w:pPr>
-        <w:pStyle w:val="FirstParagraph"/>
-      </w:pPr>
-      <w:r>
-        <w:t xml:space="preserve">베이스 2-action 학습(Part I)과 장애물·3-action 실험(Part II)에서 얻은 교훈을 한데 모은다.</w:t>
+        <w:t xml:space="preserve">shaped reward ≠ clean reward</w:t>
+      </w:r>
+      <w:r>
+        <w:t xml:space="preserve"> — 스케일업·모델 선택은 반드시 clean 평가로 게이팅하라(shaped 838이 clean 667).</w:t>
       </w:r>
     </w:p>
     <w:p>
@@ -18185,7 +17957,7 @@
         <w:pStyle w:val="Compact"/>
         <w:numPr>
           <w:ilvl w:val="0"/>
-          <w:numId w:val="1017"/>
+          <w:numId w:val="1016"/>
         </w:numPr>
       </w:pPr>
       <w:r>
@@ -18193,20 +17965,10 @@
           <w:b/>
           <w:bCs/>
         </w:rPr>
-        <w:t xml:space="preserve">PPO 붕괴는 거의 항상 신뢰영역(KL) 제어 실패</w:t>
-      </w:r>
-      <w:r>
-        <w:t xml:space="preserve"> — KL은 epoch가 아니라 </w:t>
-      </w:r>
-      <w:r>
-        <w:rPr>
-          <w:b/>
-          <w:bCs/>
-        </w:rPr>
-        <w:t xml:space="preserve">업데이트(minibatch) 단위</w:t>
-      </w:r>
-      <w:r>
-        <w:t xml:space="preserve">로 검사하라.</w:t>
+        <w:t xml:space="preserve">보상 셰이핑 항은 조용한 no-op일 수 있다 — 실제로 발화하는지 검증하라.</w:t>
+      </w:r>
+      <w:r>
+        <w:t xml:space="preserve"> 코너 패널티(미구현)·속도 보상 등이 무발화일 수 있다.</w:t>
       </w:r>
     </w:p>
     <w:p>
@@ -18214,7 +17976,7 @@
         <w:pStyle w:val="Compact"/>
         <w:numPr>
           <w:ilvl w:val="0"/>
-          <w:numId w:val="1017"/>
+          <w:numId w:val="1016"/>
         </w:numPr>
       </w:pPr>
       <w:r>
@@ -18222,10 +17984,10 @@
           <w:b/>
           <w:bCs/>
         </w:rPr>
-        <w:t xml:space="preserve">shaped reward ≠ clean reward</w:t>
-      </w:r>
-      <w:r>
-        <w:t xml:space="preserve"> — 스케일업·모델 선택은 반드시 clean 평가로 게이팅하라(shaped 838이 clean 667).</w:t>
+        <w:t>픽셀 입력 에이전트는 장애물을 관측에 직접 “그려” 넣어야 한다</w:t>
+      </w:r>
+      <w:r>
+        <w:t xml:space="preserve"> — 물리 세계에만 두면 보이지 않는다.</w:t>
       </w:r>
     </w:p>
     <w:p>
@@ -18233,7 +17995,7 @@
         <w:pStyle w:val="Compact"/>
         <w:numPr>
           <w:ilvl w:val="0"/>
-          <w:numId w:val="1017"/>
+          <w:numId w:val="1016"/>
         </w:numPr>
       </w:pPr>
       <w:r>
@@ -18241,10 +18003,10 @@
           <w:b/>
           <w:bCs/>
         </w:rPr>
-        <w:t xml:space="preserve">보상 셰이핑 항은 조용한 no-op일 수 있다 — 실제로 발화하는지 검증하라.</w:t>
-      </w:r>
-      <w:r>
-        <w:t xml:space="preserve"> 코너 패널티(미구현)·속도 보상 등이 무발화일 수 있다.</w:t>
+        <w:t xml:space="preserve">Linux box2d-py는 body 파괴 중 contact 콜백에서 segfault</w:t>
+      </w:r>
+      <w:r>
+        <w:t xml:space="preserve"> — listener를 먼저 detach하라(macOS가 가려서 로컬에선 안 잡힘).</w:t>
       </w:r>
     </w:p>
     <w:p>
@@ -18252,7 +18014,7 @@
         <w:pStyle w:val="Compact"/>
         <w:numPr>
           <w:ilvl w:val="0"/>
-          <w:numId w:val="1017"/>
+          <w:numId w:val="1016"/>
         </w:numPr>
       </w:pPr>
       <w:r>
@@ -18260,10 +18022,34 @@
           <w:b/>
           <w:bCs/>
         </w:rPr>
-        <w:t>픽셀 입력 에이전트는 장애물을 관측에 직접 “그려” 넣어야 한다</w:t>
-      </w:r>
-      <w:r>
-        <w:t xml:space="preserve"> — 물리 세계에만 두면 보이지 않는다.</w:t>
+        <w:t xml:space="preserve">벡터 env 로깅은 </w:t>
+      </w:r>
+      <w:r>
+        <w:rPr>
+          <w:rStyle w:val="VerbatimChar"/>
+          <w:b/>
+          <w:bCs/>
+        </w:rPr>
+        <w:t xml:space="preserve">infos[key][i]</w:t>
+      </w:r>
+      <w:r>
+        <w:rPr>
+          <w:b/>
+          <w:bCs/>
+        </w:rPr>
+        <w:t xml:space="preserve">(dict-of-arrays)로 읽어야</w:t>
+      </w:r>
+      <w:r>
+        <w:t xml:space="preserve"> 한다 — </w:t>
+      </w:r>
+      <w:r>
+        <w:rPr>
+          <w:rStyle w:val="VerbatimChar"/>
+        </w:rPr>
+        <w:t xml:space="preserve">infos.get(i)</w:t>
+      </w:r>
+      <w:r>
+        <w:t xml:space="preserve">(정수키)는 무음 실패.</w:t>
       </w:r>
     </w:p>
     <w:p>
@@ -18271,7 +18057,7 @@
         <w:pStyle w:val="Compact"/>
         <w:numPr>
           <w:ilvl w:val="0"/>
-          <w:numId w:val="1017"/>
+          <w:numId w:val="1016"/>
         </w:numPr>
       </w:pPr>
       <w:r>
@@ -18279,10 +18065,10 @@
           <w:b/>
           <w:bCs/>
         </w:rPr>
-        <w:t xml:space="preserve">Linux box2d-py는 body 파괴 중 contact 콜백에서 segfault</w:t>
-      </w:r>
-      <w:r>
-        <w:t xml:space="preserve"> — listener를 먼저 detach하라(macOS가 가려서 로컬에선 안 잡힘).</w:t>
+        <w:t xml:space="preserve">셰이핑을 추가하기 전에 실패 모드를 측정하라.</w:t>
+      </w:r>
+      <w:r>
+        <w:t xml:space="preserve"> “급커브 이탈”은 오진이었고, 계측(코너가속·off%·충돌/에피소드)이 진짜 원인(충돌)을 드러냈다.</w:t>
       </w:r>
     </w:p>
     <w:p>
@@ -18290,7 +18076,7 @@
         <w:pStyle w:val="Compact"/>
         <w:numPr>
           <w:ilvl w:val="0"/>
-          <w:numId w:val="1017"/>
+          <w:numId w:val="1016"/>
         </w:numPr>
       </w:pPr>
       <w:r>
@@ -18298,34 +18084,10 @@
           <w:b/>
           <w:bCs/>
         </w:rPr>
-        <w:t xml:space="preserve">벡터 env 로깅은 </w:t>
-      </w:r>
-      <w:r>
-        <w:rPr>
-          <w:rStyle w:val="VerbatimChar"/>
-          <w:b/>
-          <w:bCs/>
-        </w:rPr>
-        <w:t xml:space="preserve">infos[key][i]</w:t>
-      </w:r>
-      <w:r>
-        <w:rPr>
-          <w:b/>
-          <w:bCs/>
-        </w:rPr>
-        <w:t xml:space="preserve">(dict-of-arrays)로 읽어야</w:t>
-      </w:r>
-      <w:r>
-        <w:t xml:space="preserve"> 한다 — </w:t>
-      </w:r>
-      <w:r>
-        <w:rPr>
-          <w:rStyle w:val="VerbatimChar"/>
-        </w:rPr>
-        <w:t xml:space="preserve">infos.get(i)</w:t>
-      </w:r>
-      <w:r>
-        <w:t xml:space="preserve">(정수키)는 무음 실패.</w:t>
+        <w:t xml:space="preserve">샘플링 vs 결정론 평가는 std가 클 때 크게 다르다</w:t>
+      </w:r>
+      <w:r>
+        <w:t xml:space="preserve"> — 샘플링 노이즈가 장애물 충돌을 유발(seed53 결정론 486 vs 샘플링 −36).</w:t>
       </w:r>
     </w:p>
     <w:p>
@@ -18333,7 +18095,7 @@
         <w:pStyle w:val="Compact"/>
         <w:numPr>
           <w:ilvl w:val="0"/>
-          <w:numId w:val="1017"/>
+          <w:numId w:val="1016"/>
         </w:numPr>
       </w:pPr>
       <w:r>
@@ -18341,10 +18103,29 @@
           <w:b/>
           <w:bCs/>
         </w:rPr>
-        <w:t xml:space="preserve">셰이핑을 추가하기 전에 실패 모드를 측정하라.</w:t>
-      </w:r>
-      <w:r>
-        <w:t xml:space="preserve"> “급커브 이탈”은 오진이었고, 계측(코너가속·off%·충돌/에피소드)이 진짜 원인(충돌)을 드러냈다.</w:t>
+        <w:t>“노이즈가 원인”은 가설로 끝내지 말고 직접 검증하라.</w:t>
+      </w:r>
+      <w:r>
+        <w:t xml:space="preserve"> </w:t>
+      </w:r>
+      <w:r>
+        <w:rPr>
+          <w:rStyle w:val="VerbatimChar"/>
+        </w:rPr>
+        <w:t xml:space="preserve">ent_coef</w:t>
+      </w:r>
+      <w:r>
+        <w:t xml:space="preserve">로 노이즈를 줄여봤더니(entropy 1.3→0.91) 충돌이 안 줄었다 — 일부는 노이즈로 제거 안 되는 </w:t>
+      </w:r>
+      <w:r>
+        <w:rPr>
+          <w:b/>
+          <w:bCs/>
+        </w:rPr>
+        <w:t xml:space="preserve">구조적 실패</w:t>
+      </w:r>
+      <w:r>
+        <w:t xml:space="preserve">.</w:t>
       </w:r>
     </w:p>
     <w:p>
@@ -18352,7 +18133,7 @@
         <w:pStyle w:val="Compact"/>
         <w:numPr>
           <w:ilvl w:val="0"/>
-          <w:numId w:val="1017"/>
+          <w:numId w:val="1016"/>
         </w:numPr>
       </w:pPr>
       <w:r>
@@ -18360,10 +18141,30 @@
           <w:b/>
           <w:bCs/>
         </w:rPr>
-        <w:t xml:space="preserve">샘플링 vs 결정론 평가는 std가 클 때 크게 다르다</w:t>
-      </w:r>
-      <w:r>
-        <w:t xml:space="preserve"> — 샘플링 노이즈가 장애물 충돌을 유발(seed53 결정론 486 vs 샘플링 −36).</w:t>
+        <w:t xml:space="preserve">이 태스크는 전반부에 정점</w:t>
+      </w:r>
+      <w:r>
+        <w:t xml:space="preserve"> 후 정체 — 코너 패널티·스텝 증가·노이즈 축소 </w:t>
+      </w:r>
+      <w:r>
+        <w:rPr>
+          <w:b/>
+          <w:bCs/>
+        </w:rPr>
+        <w:t xml:space="preserve">세 레버 모두 clean ~415 천장을 못 넘음</w:t>
+      </w:r>
+      <w:r>
+        <w:t xml:space="preserve">. 다음 개선은 하이퍼파라미터가 아니라 </w:t>
+      </w:r>
+      <w:r>
+        <w:rPr>
+          <w:b/>
+          <w:bCs/>
+        </w:rPr>
+        <w:t xml:space="preserve">표현/아키텍처</w:t>
+      </w:r>
+      <w:r>
+        <w:t xml:space="preserve">(명시적 장애물 채널, recurrent, 더 큰 CNN) 쪽이어야 한다.</w:t>
       </w:r>
     </w:p>
     <w:p>
@@ -18371,7 +18172,7 @@
         <w:pStyle w:val="Compact"/>
         <w:numPr>
           <w:ilvl w:val="0"/>
-          <w:numId w:val="1017"/>
+          <w:numId w:val="1016"/>
         </w:numPr>
       </w:pPr>
       <w:r>
@@ -18379,29 +18180,10 @@
           <w:b/>
           <w:bCs/>
         </w:rPr>
-        <w:t>“노이즈가 원인”은 가설로 끝내지 말고 직접 검증하라.</w:t>
-      </w:r>
-      <w:r>
-        <w:t xml:space="preserve"> </w:t>
-      </w:r>
-      <w:r>
-        <w:rPr>
-          <w:rStyle w:val="VerbatimChar"/>
-        </w:rPr>
-        <w:t xml:space="preserve">ent_coef</w:t>
-      </w:r>
-      <w:r>
-        <w:t xml:space="preserve">로 노이즈를 줄여봤더니(entropy 1.3→0.91) 충돌이 안 줄었다 — 일부는 노이즈로 제거 안 되는 </w:t>
-      </w:r>
-      <w:r>
-        <w:rPr>
-          <w:b/>
-          <w:bCs/>
-        </w:rPr>
-        <w:t xml:space="preserve">구조적 실패</w:t>
-      </w:r>
-      <w:r>
-        <w:t xml:space="preserve">.</w:t>
+        <w:t xml:space="preserve">action 파라미터화는 공짜가 아니다 — 2-action의 ActionWrapper가 유용한 inductive bias.</w:t>
+      </w:r>
+      <w:r>
+        <w:t xml:space="preserve"> native 3-action은 동일 조건에서 clean 229(2-action 415의 ~55%): 독립 gas/brake가 동시입력 퇴화영역·무방비 brake·~2.9배 탐색부피를 만들어 std 발산/저성능을 유발.</w:t>
       </w:r>
     </w:p>
     <w:p>
@@ -18409,7 +18191,7 @@
         <w:pStyle w:val="Compact"/>
         <w:numPr>
           <w:ilvl w:val="0"/>
-          <w:numId w:val="1017"/>
+          <w:numId w:val="1016"/>
         </w:numPr>
       </w:pPr>
       <w:r>
@@ -18417,64 +18199,6 @@
           <w:b/>
           <w:bCs/>
         </w:rPr>
-        <w:t xml:space="preserve">이 태스크는 전반부에 정점</w:t>
-      </w:r>
-      <w:r>
-        <w:t xml:space="preserve"> 후 정체 — 코너 패널티·스텝 증가·노이즈 축소 </w:t>
-      </w:r>
-      <w:r>
-        <w:rPr>
-          <w:b/>
-          <w:bCs/>
-        </w:rPr>
-        <w:t xml:space="preserve">세 레버 모두 clean ~415 천장을 못 넘음</w:t>
-      </w:r>
-      <w:r>
-        <w:t xml:space="preserve">. 다음 개선은 하이퍼파라미터가 아니라 </w:t>
-      </w:r>
-      <w:r>
-        <w:rPr>
-          <w:b/>
-          <w:bCs/>
-        </w:rPr>
-        <w:t xml:space="preserve">표현/아키텍처</w:t>
-      </w:r>
-      <w:r>
-        <w:t xml:space="preserve">(명시적 장애물 채널, recurrent, 더 큰 CNN) 쪽이어야 한다.</w:t>
-      </w:r>
-    </w:p>
-    <w:p>
-      <w:pPr>
-        <w:pStyle w:val="Compact"/>
-        <w:numPr>
-          <w:ilvl w:val="0"/>
-          <w:numId w:val="1017"/>
-        </w:numPr>
-      </w:pPr>
-      <w:r>
-        <w:rPr>
-          <w:b/>
-          <w:bCs/>
-        </w:rPr>
-        <w:t xml:space="preserve">action 파라미터화는 공짜가 아니다 — 2-action의 ActionWrapper가 유용한 inductive bias.</w:t>
-      </w:r>
-      <w:r>
-        <w:t xml:space="preserve"> native 3-action은 동일 조건에서 clean 229(2-action 415의 ~55%): 독립 gas/brake가 동시입력 퇴화영역·무방비 brake·~2.9배 탐색부피를 만들어 std 발산/저성능을 유발.</w:t>
-      </w:r>
-    </w:p>
-    <w:p>
-      <w:pPr>
-        <w:pStyle w:val="Compact"/>
-        <w:numPr>
-          <w:ilvl w:val="0"/>
-          <w:numId w:val="1017"/>
-        </w:numPr>
-      </w:pPr>
-      <w:r>
-        <w:rPr>
-          <w:b/>
-          <w:bCs/>
-        </w:rPr>
         <w:t xml:space="preserve">하이퍼파라미터는 차원에 따라 재튜닝하라.</w:t>
       </w:r>
       <w:r>
@@ -18499,14 +18223,14 @@
         <w:t xml:space="preserve"> 비율로 균형을 확인하라.</w:t>
       </w:r>
     </w:p>
-    <w:bookmarkEnd w:id="103"/>
-    <w:bookmarkStart w:id="104" w:name="부록-재현-커맨드"/>
+    <w:bookmarkEnd w:id="102"/>
+    <w:bookmarkStart w:id="103" w:name="부록-재현-커맨드"/>
     <w:p>
       <w:pPr>
         <w:pStyle w:val="Heading2"/>
       </w:pPr>
       <w:r>
-        <w:t xml:space="preserve">9. 부록 — 재현 커맨드</w:t>
+        <w:t xml:space="preserve">8. 부록 — 재현 커맨드</w:t>
       </w:r>
     </w:p>
     <w:p>
@@ -18663,7 +18387,7 @@
         <w:rPr>
           <w:rStyle w:val="VerbatimChar"/>
         </w:rPr>
-        <w:t xml:space="preserve"># 대형 장애물(도로보다 큼) 실험 — off-road 우회가 유일 통과법이라 track_penalty 완화 필요</w:t>
+        <w:t xml:space="preserve"># ===== 평가 (clean) =====</w:t>
       </w:r>
       <w:r>
         <w:br/>
@@ -18672,7 +18396,7 @@
         <w:rPr>
           <w:rStyle w:val="VerbatimChar"/>
         </w:rPr>
-        <w:t xml:space="preserve">python -m scripts.train_ppo_2action_obstacles \</w:t>
+        <w:t xml:space="preserve">python -m scripts.evaluate_agent_2action \</w:t>
       </w:r>
       <w:r>
         <w:br/>
@@ -18681,7 +18405,7 @@
         <w:rPr>
           <w:rStyle w:val="VerbatimChar"/>
         </w:rPr>
-        <w:t xml:space="preserve">  --obstacle-size-min 2.0 --obstacle-size-max 3.0 --track-penalty 0.2 \</w:t>
+        <w:t xml:space="preserve">  --model ./models/ppo_2action4/best_model.pth --episodes 100 --seed 42            # 베이스</w:t>
       </w:r>
       <w:r>
         <w:br/>
@@ -18690,7 +18414,52 @@
         <w:rPr>
           <w:rStyle w:val="VerbatimChar"/>
         </w:rPr>
-        <w:t xml:space="preserve">  --save-dir ./models/obs_big --log-dir ./logs/obs_big</w:t>
+        <w:t xml:space="preserve">python -m scripts.evaluate_agent_2action_obstacles \</w:t>
+      </w:r>
+      <w:r>
+        <w:br/>
+      </w:r>
+      <w:r>
+        <w:rPr>
+          <w:rStyle w:val="VerbatimChar"/>
+        </w:rPr>
+        <w:t xml:space="preserve">  --model ./models/obs_small/best_model.pth \</w:t>
+      </w:r>
+      <w:r>
+        <w:br/>
+      </w:r>
+      <w:r>
+        <w:rPr>
+          <w:rStyle w:val="VerbatimChar"/>
+        </w:rPr>
+        <w:t xml:space="preserve">  --obstacle-size-min 0.25 --obstacle-size-max 0.6 --episodes 50 --seed 42         # 장애물(학습과 동일 크기 분포로!)</w:t>
+      </w:r>
+      <w:r>
+        <w:br/>
+      </w:r>
+      <w:r>
+        <w:rPr>
+          <w:rStyle w:val="VerbatimChar"/>
+        </w:rPr>
+        <w:t xml:space="preserve">python -m scripts.evaluate_agent_3action_obstacles \</w:t>
+      </w:r>
+      <w:r>
+        <w:br/>
+      </w:r>
+      <w:r>
+        <w:rPr>
+          <w:rStyle w:val="VerbatimChar"/>
+        </w:rPr>
+        <w:t xml:space="preserve">  --model ./models/obs_3action/best_model.pth \</w:t>
+      </w:r>
+      <w:r>
+        <w:br/>
+      </w:r>
+      <w:r>
+        <w:rPr>
+          <w:rStyle w:val="VerbatimChar"/>
+        </w:rPr>
+        <w:t xml:space="preserve">  --obstacle-size-min 0.25 --obstacle-size-max 0.6 --episodes 50 --seed 42         # 3-action</w:t>
       </w:r>
       <w:r>
         <w:br/>
@@ -18700,7 +18469,7 @@
         <w:rPr>
           <w:rStyle w:val="VerbatimChar"/>
         </w:rPr>
-        <w:t xml:space="preserve"># ===== 평가 (clean) =====</w:t>
+        <w:t xml:space="preserve"># ===== 영상 녹화 (mp4) =====</w:t>
       </w:r>
       <w:r>
         <w:br/>
@@ -18709,7 +18478,7 @@
         <w:rPr>
           <w:rStyle w:val="VerbatimChar"/>
         </w:rPr>
-        <w:t xml:space="preserve">python -m scripts.evaluate_agent_2action \</w:t>
+        <w:t xml:space="preserve">python scripts/record_video.py --model ./models/ppo_2action4/best_model.pth --episodes 5</w:t>
       </w:r>
       <w:r>
         <w:br/>
@@ -18718,7 +18487,7 @@
         <w:rPr>
           <w:rStyle w:val="VerbatimChar"/>
         </w:rPr>
-        <w:t xml:space="preserve">  --model ./models/ppo_2action4/best_model.pth --episodes 100 --seed 42            # 베이스</w:t>
+        <w:t xml:space="preserve">python scripts/record_video.py --model ./models/obs_small/best_model.pth \</w:t>
       </w:r>
       <w:r>
         <w:br/>
@@ -18727,88 +18496,6 @@
         <w:rPr>
           <w:rStyle w:val="VerbatimChar"/>
         </w:rPr>
-        <w:t xml:space="preserve">python -m scripts.evaluate_agent_2action_obstacles \</w:t>
-      </w:r>
-      <w:r>
-        <w:br/>
-      </w:r>
-      <w:r>
-        <w:rPr>
-          <w:rStyle w:val="VerbatimChar"/>
-        </w:rPr>
-        <w:t xml:space="preserve">  --model ./models/obs_small/best_model.pth \</w:t>
-      </w:r>
-      <w:r>
-        <w:br/>
-      </w:r>
-      <w:r>
-        <w:rPr>
-          <w:rStyle w:val="VerbatimChar"/>
-        </w:rPr>
-        <w:t xml:space="preserve">  --obstacle-size-min 0.25 --obstacle-size-max 0.6 --episodes 50 --seed 42         # 장애물(학습과 동일 크기 분포로!)</w:t>
-      </w:r>
-      <w:r>
-        <w:br/>
-      </w:r>
-      <w:r>
-        <w:rPr>
-          <w:rStyle w:val="VerbatimChar"/>
-        </w:rPr>
-        <w:t xml:space="preserve">python -m scripts.evaluate_agent_3action_obstacles \</w:t>
-      </w:r>
-      <w:r>
-        <w:br/>
-      </w:r>
-      <w:r>
-        <w:rPr>
-          <w:rStyle w:val="VerbatimChar"/>
-        </w:rPr>
-        <w:t xml:space="preserve">  --model ./models/obs_3action/best_model.pth \</w:t>
-      </w:r>
-      <w:r>
-        <w:br/>
-      </w:r>
-      <w:r>
-        <w:rPr>
-          <w:rStyle w:val="VerbatimChar"/>
-        </w:rPr>
-        <w:t xml:space="preserve">  --obstacle-size-min 0.25 --obstacle-size-max 0.6 --episodes 50 --seed 42         # 3-action</w:t>
-      </w:r>
-      <w:r>
-        <w:br/>
-        <w:br/>
-      </w:r>
-      <w:r>
-        <w:rPr>
-          <w:rStyle w:val="VerbatimChar"/>
-        </w:rPr>
-        <w:t xml:space="preserve"># ===== 영상 녹화 (mp4) =====</w:t>
-      </w:r>
-      <w:r>
-        <w:br/>
-      </w:r>
-      <w:r>
-        <w:rPr>
-          <w:rStyle w:val="VerbatimChar"/>
-        </w:rPr>
-        <w:t xml:space="preserve">python scripts/record_video.py --model ./models/ppo_2action4/best_model.pth --episodes 5</w:t>
-      </w:r>
-      <w:r>
-        <w:br/>
-      </w:r>
-      <w:r>
-        <w:rPr>
-          <w:rStyle w:val="VerbatimChar"/>
-        </w:rPr>
-        <w:t xml:space="preserve">python scripts/record_video.py --model ./models/obs_small/best_model.pth \</w:t>
-      </w:r>
-      <w:r>
-        <w:br/>
-      </w:r>
-      <w:r>
-        <w:rPr>
-          <w:rStyle w:val="VerbatimChar"/>
-        </w:rPr>
         <w:t xml:space="preserve">  --obstacles --obstacle-size-min 0.25 --obstacle-size-max 0.6 --episodes 5</w:t>
       </w:r>
     </w:p>
@@ -18817,8 +18504,8 @@
         <w:br w:type="page"/>
       </w:r>
     </w:p>
+    <w:bookmarkEnd w:id="103"/>
     <w:bookmarkEnd w:id="104"/>
-    <w:bookmarkEnd w:id="105"/>
     <w:sectPr>
       <w:footnotePr>
         <w:numRestart w:val="eachSect"/>
@@ -19187,9 +18874,6 @@
     <w:abstractNumId w:val="991"/>
   </w:num>
   <w:num w:numId="1014">
-    <w:abstractNumId w:val="991"/>
-  </w:num>
-  <w:num w:numId="1015">
     <w:abstractNumId w:val="99411"/>
     <w:lvlOverride w:ilvl="0">
       <w:startOverride w:val="1"/>
@@ -19219,10 +18903,10 @@
       <w:startOverride w:val="1"/>
     </w:lvlOverride>
   </w:num>
-  <w:num w:numId="1016">
+  <w:num w:numId="1015">
     <w:abstractNumId w:val="991"/>
   </w:num>
-  <w:num w:numId="1017">
+  <w:num w:numId="1016">
     <w:abstractNumId w:val="99411"/>
     <w:lvlOverride w:ilvl="0">
       <w:startOverride w:val="1"/>

--- a/COMBINED_REPORT.docx
+++ b/COMBINED_REPORT.docx
@@ -11000,7 +11000,7 @@
     <w:bookmarkEnd w:id="49"/>
     <w:bookmarkEnd w:id="50"/>
     <w:bookmarkEnd w:id="51"/>
-    <w:bookmarkStart w:id="104" w:name="part-ii-장애물obstacle-입력-추가"/>
+    <w:bookmarkStart w:id="97" w:name="part-ii-장애물obstacle-입력-추가"/>
     <w:p>
       <w:pPr>
         <w:pStyle w:val="Heading1"/>
@@ -14327,13 +14327,13 @@
       </w:r>
     </w:p>
     <w:bookmarkEnd w:id="64"/>
-    <w:bookmarkStart w:id="72" w:name="진단-급커브-이탈은-오진이었다-계측-평가"/>
+    <w:bookmarkStart w:id="65" w:name="실패-원인-분석-천장은-충돌이다-계측-평가"/>
     <w:p>
       <w:pPr>
         <w:pStyle w:val="Heading2"/>
       </w:pPr>
       <w:r>
-        <w:t>3. 진단 — “급커브 이탈”은 오진이었다 (계측 평가)</w:t>
+        <w:t xml:space="preserve">3. 실패 원인 분석 — 천장은 충돌이다 (계측 평가)</w:t>
       </w:r>
     </w:p>
     <w:p>
@@ -14341,409 +14341,35 @@
         <w:pStyle w:val="FirstParagraph"/>
       </w:pPr>
       <w:r>
-        <w:t xml:space="preserve">회원 관찰: </w:t>
-      </w:r>
-      <w:r>
-        <w:rPr>
-          <w:i/>
-          <w:iCs/>
-        </w:rPr>
-        <w:t xml:space="preserve">“급커브에서 액셀을 밟는지 도로에서 크게 벗어난다.”</w:t>
-      </w:r>
-      <w:r>
-        <w:t xml:space="preserve"> → 코너 감속 패널티를 추가했으나, </w:t>
-      </w:r>
-      <w:r>
-        <w:rPr>
-          <w:b/>
-          <w:bCs/>
-        </w:rPr>
-        <w:t xml:space="preserve">계측으로 실제 실패 원인을 측정</w:t>
-      </w:r>
-      <w:r>
-        <w:t xml:space="preserve">한 결과 가설이 틀렸다.</w:t>
-      </w:r>
-    </w:p>
-    <w:bookmarkStart w:id="65" w:name="코너-감속-패널티-구현"/>
-    <w:p>
-      <w:pPr>
-        <w:pStyle w:val="Heading3"/>
-      </w:pPr>
-      <w:r>
-        <w:t xml:space="preserve">3.1 코너 감속 패널티 구현</w:t>
-      </w:r>
-    </w:p>
-    <w:p>
-      <w:pPr>
-        <w:pStyle w:val="Compact"/>
-        <w:numPr>
-          <w:ilvl w:val="0"/>
-          <w:numId w:val="1009"/>
-        </w:numPr>
-      </w:pPr>
-      <w:r>
-        <w:t xml:space="preserve">발견: </w:t>
-      </w:r>
-      <w:r>
-        <w:rPr>
-          <w:rStyle w:val="VerbatimChar"/>
-        </w:rPr>
-        <w:t xml:space="preserve">acceleration_while_turning_penalty_weight</w:t>
-      </w:r>
-      <w:r>
-        <w:t xml:space="preserve">가 config에서 0이었을 뿐 아니라 </w:t>
-      </w:r>
-      <w:r>
-        <w:rPr>
-          <w:b/>
-          <w:bCs/>
-        </w:rPr>
-        <w:t xml:space="preserve">wrapper에 구현 자체가 없었다</w:t>
-      </w:r>
-      <w:r>
-        <w:t xml:space="preserve">(= 신호 부재).</w:t>
-      </w:r>
-    </w:p>
-    <w:p>
-      <w:pPr>
-        <w:pStyle w:val="Compact"/>
-        <w:numPr>
-          <w:ilvl w:val="0"/>
-          <w:numId w:val="1009"/>
-        </w:numPr>
-      </w:pPr>
-      <w:r>
-        <w:t xml:space="preserve">구현: </w:t>
-      </w:r>
-      <w:r>
-        <w:rPr>
-          <w:rStyle w:val="VerbatimChar"/>
-        </w:rPr>
-        <w:t xml:space="preserve">step_penalty = weight × gas × |steering|</w:t>
-      </w:r>
-      <w:r>
-        <w:t xml:space="preserve">. </w:t>
-      </w:r>
-      <w:r>
-        <w:rPr>
-          <w:b/>
-          <w:bCs/>
-        </w:rPr>
-        <w:t xml:space="preserve">직진 가속(|steer|≈0)은 무비용</w:t>
-      </w:r>
-      <w:r>
-        <w:t xml:space="preserve">, 조향하며 밟을 때만 벌점. 검증: 직진 풀가스 30스텝 패널티 0.000 / 풀조향+풀가스 30스텝 15.000.</w:t>
-      </w:r>
-    </w:p>
-    <w:bookmarkEnd w:id="65"/>
-    <w:bookmarkStart w:id="66" w:name="계측-결과-메커니즘은-작동-그러나-결과는-무관"/>
-    <w:p>
-      <w:pPr>
-        <w:pStyle w:val="Heading3"/>
-      </w:pPr>
-      <w:r>
-        <w:t xml:space="preserve">3.2 계측 결과 — 메커니즘은 작동, 그러나 결과는 무관</w:t>
-      </w:r>
-    </w:p>
-    <w:p>
-      <w:pPr>
-        <w:pStyle w:val="FirstParagraph"/>
-      </w:pPr>
-      <w:r>
-        <w:t xml:space="preserve">동일 env(소형)·동일 시드, 20ep 샘플링, </w:t>
-      </w:r>
-      <w:r>
-        <w:rPr>
-          <w:b/>
-          <w:bCs/>
-        </w:rPr>
-        <w:t xml:space="preserve">코너 가속 지표 </w:t>
-      </w:r>
-      <w:r>
-        <w:rPr>
-          <w:rStyle w:val="VerbatimChar"/>
-          <w:b/>
-          <w:bCs/>
-        </w:rPr>
-        <w:t xml:space="preserve">gas×|steer|</w:t>
-      </w:r>
-      <w:r>
-        <w:t xml:space="preserve">:</w:t>
-      </w:r>
-    </w:p>
-    <w:tbl>
-      <w:tblPr>
-        <w:tblStyle w:val="Table"/>
-        <w:tblW w:type="auto" w:w="0"/>
-        <w:tblLook w:firstRow="1" w:lastRow="0" w:firstColumn="0" w:lastColumn="0" w:noHBand="0" w:noVBand="0" w:val="0020"/>
-      </w:tblPr>
-      <w:tblGrid>
-        <w:gridCol w:w="1584"/>
-        <w:gridCol w:w="1584"/>
-        <w:gridCol w:w="1584"/>
-        <w:gridCol w:w="1584"/>
-        <w:gridCol w:w="1584"/>
-      </w:tblGrid>
-      <w:tr>
-        <w:trPr>
-          <w:tblHeader w:val="on"/>
-        </w:trPr>
-        <w:tc>
-          <w:tcPr/>
-          <w:p>
-            <w:pPr>
-              <w:pStyle w:val="Compact"/>
-            </w:pPr>
-            <w:r>
-              <w:t xml:space="preserve">모델</w:t>
-            </w:r>
-          </w:p>
-        </w:tc>
-        <w:tc>
-          <w:tcPr/>
-          <w:p>
-            <w:pPr>
-              <w:pStyle w:val="Compact"/>
-            </w:pPr>
-            <w:r>
-              <w:t xml:space="preserve">clean reward</w:t>
-            </w:r>
-          </w:p>
-        </w:tc>
-        <w:tc>
-          <w:tcPr/>
-          <w:p>
-            <w:pPr>
-              <w:pStyle w:val="Compact"/>
-            </w:pPr>
-            <w:r>
-              <w:t xml:space="preserve">코너가속</w:t>
-            </w:r>
-          </w:p>
-        </w:tc>
-        <w:tc>
-          <w:tcPr/>
-          <w:p>
-            <w:pPr>
-              <w:pStyle w:val="Compact"/>
-            </w:pPr>
-            <w:r>
-              <w:t xml:space="preserve">off-track%*</w:t>
-            </w:r>
-          </w:p>
-        </w:tc>
-        <w:tc>
-          <w:tcPr/>
-          <w:p>
-            <w:pPr>
-              <w:pStyle w:val="Compact"/>
-            </w:pPr>
-            <w:r>
-              <w:t xml:space="preserve">충돌</w:t>
-            </w:r>
-          </w:p>
-        </w:tc>
-      </w:tr>
-      <w:tr>
-        <w:tc>
-          <w:tcPr/>
-          <w:p>
-            <w:pPr>
-              <w:pStyle w:val="Compact"/>
-            </w:pPr>
-            <w:r>
-              <w:t xml:space="preserve">obs_small (패널티 0.5)</w:t>
-            </w:r>
-          </w:p>
-        </w:tc>
-        <w:tc>
-          <w:tcPr/>
-          <w:p>
-            <w:pPr>
-              <w:pStyle w:val="Compact"/>
-            </w:pPr>
-            <w:r>
-              <w:t xml:space="preserve">372</w:t>
-            </w:r>
-          </w:p>
-        </w:tc>
-        <w:tc>
-          <w:tcPr/>
-          <w:p>
-            <w:pPr>
-              <w:pStyle w:val="Compact"/>
-            </w:pPr>
-            <w:r>
-              <w:rPr>
-                <w:b/>
-                <w:bCs/>
-              </w:rPr>
-              <w:t xml:space="preserve">0.151</w:t>
-            </w:r>
-          </w:p>
-        </w:tc>
-        <w:tc>
-          <w:tcPr/>
-          <w:p>
-            <w:pPr>
-              <w:pStyle w:val="Compact"/>
-            </w:pPr>
-            <w:r>
-              <w:t xml:space="preserve">29.0</w:t>
-            </w:r>
-          </w:p>
-        </w:tc>
-        <w:tc>
-          <w:tcPr/>
-          <w:p>
-            <w:pPr>
-              <w:pStyle w:val="Compact"/>
-            </w:pPr>
-            <w:r>
-              <w:t xml:space="preserve">2.5</w:t>
-            </w:r>
-          </w:p>
-        </w:tc>
-      </w:tr>
-      <w:tr>
-        <w:tc>
-          <w:tcPr/>
-          <w:p>
-            <w:pPr>
-              <w:pStyle w:val="Compact"/>
-            </w:pPr>
-            <w:r>
-              <w:t xml:space="preserve">round1 (패널티 없음)</w:t>
-            </w:r>
-          </w:p>
-        </w:tc>
-        <w:tc>
-          <w:tcPr/>
-          <w:p>
-            <w:pPr>
-              <w:pStyle w:val="Compact"/>
-            </w:pPr>
-            <w:r>
-              <w:t xml:space="preserve">455</w:t>
-            </w:r>
-          </w:p>
-        </w:tc>
-        <w:tc>
-          <w:tcPr/>
-          <w:p>
-            <w:pPr>
-              <w:pStyle w:val="Compact"/>
-            </w:pPr>
-            <w:r>
-              <w:t xml:space="preserve">0.263</w:t>
-            </w:r>
-          </w:p>
-        </w:tc>
-        <w:tc>
-          <w:tcPr/>
-          <w:p>
-            <w:pPr>
-              <w:pStyle w:val="Compact"/>
-            </w:pPr>
-            <w:r>
-              <w:t xml:space="preserve">31.6</w:t>
-            </w:r>
-          </w:p>
-        </w:tc>
-        <w:tc>
-          <w:tcPr/>
-          <w:p>
-            <w:pPr>
-              <w:pStyle w:val="Compact"/>
-            </w:pPr>
-            <w:r>
-              <w:t xml:space="preserve">1.9</w:t>
-            </w:r>
-          </w:p>
-        </w:tc>
-      </w:tr>
-    </w:tbl>
-    <w:p>
-      <w:pPr>
-        <w:pStyle w:val="Compact"/>
-        <w:numPr>
-          <w:ilvl w:val="0"/>
-          <w:numId w:val="1010"/>
-        </w:numPr>
-      </w:pPr>
-      <w:r>
-        <w:t xml:space="preserve">✅ </w:t>
-      </w:r>
-      <w:r>
-        <w:rPr>
-          <w:b/>
-          <w:bCs/>
-        </w:rPr>
-        <w:t xml:space="preserve">코너 가속 42% 감소(0.263→0.151)</w:t>
-      </w:r>
-      <w:r>
-        <w:t xml:space="preserve"> — 패널티는 의도한 직접 목표를 달성.</w:t>
-      </w:r>
-    </w:p>
-    <w:p>
-      <w:pPr>
-        <w:pStyle w:val="Compact"/>
-        <w:numPr>
-          <w:ilvl w:val="0"/>
-          <w:numId w:val="1010"/>
-        </w:numPr>
-      </w:pPr>
-      <w:r>
-        <w:t xml:space="preserve">⚠️ 그러나 </w:t>
-      </w:r>
-      <w:r>
-        <w:rPr>
-          <w:b/>
-          <w:bCs/>
-        </w:rPr>
-        <w:t xml:space="preserve">off-track은 거의 불변(-2.6%p), reward는 오히려 하락(455→372).</w:t>
-      </w:r>
-      <w:r>
-        <w:t xml:space="preserve"> 패널티가 정책을 소심하게 만들어 reward만 깎음.</w:t>
-      </w:r>
-    </w:p>
-    <w:p>
-      <w:pPr>
-        <w:pStyle w:val="Compact"/>
-        <w:numPr>
-          <w:ilvl w:val="0"/>
-          <w:numId w:val="1010"/>
-        </w:numPr>
-      </w:pPr>
-      <w:r>
-        <w:t xml:space="preserve">(</w:t>
-      </w:r>
-      <w:r>
-        <w:rPr>
-          <w:rStyle w:val="VerbatimChar"/>
-        </w:rPr>
-        <w:t xml:space="preserve">*</w:t>
-      </w:r>
-      <w:r>
-        <w:t xml:space="preserve"> off-track% 계측은 신뢰도 낮음 — “전 바퀴 도로 밖” 기준이 타일 경계/정체를 과대계상. 절대값은 버리고 추세만 참고.)</w:t>
-      </w:r>
-    </w:p>
-    <w:bookmarkEnd w:id="66"/>
-    <w:bookmarkStart w:id="67" w:name="실패-원인은-충돌-그것도-대부분-샘플링-노이즈"/>
-    <w:p>
-      <w:pPr>
-        <w:pStyle w:val="Heading3"/>
-      </w:pPr>
-      <w:r>
-        <w:t>3.3 실패 원인은 충돌, 그것도 대부분 “샘플링 노이즈”</w:t>
-      </w:r>
-    </w:p>
-    <w:p>
-      <w:pPr>
-        <w:pStyle w:val="FirstParagraph"/>
-      </w:pPr>
-      <w:r>
-        <w:t xml:space="preserve">obs_small의 에피소드별 분석(시드별):</w:t>
+        <w:t xml:space="preserve">학습된 장애물 모델이 어디서 점수를 잃는지 계측 평가로 분석했다. 결론: </w:t>
+      </w:r>
+      <w:r>
+        <w:rPr>
+          <w:b/>
+          <w:bCs/>
+        </w:rPr>
+        <w:t xml:space="preserve">실패는 트랙 이탈이 아니라 장애물 충돌</w:t>
+      </w:r>
+      <w:r>
+        <w:t xml:space="preserve">이며, 그 충돌의 상당수는 정책의 무능이 아니라 </w:t>
+      </w:r>
+      <w:r>
+        <w:rPr>
+          <w:b/>
+          <w:bCs/>
+        </w:rPr>
+        <w:t xml:space="preserve">평가 시 행동 샘플링 노이즈</w:t>
+      </w:r>
+      <w:r>
+        <w:t xml:space="preserve">다.</w:t>
+      </w:r>
+    </w:p>
+    <w:p>
+      <w:pPr>
+        <w:pStyle w:val="BodyText"/>
+      </w:pPr>
+      <w:r>
+        <w:t xml:space="preserve">obs_small의 시드별 분석:</w:t>
       </w:r>
     </w:p>
     <w:tbl>
@@ -15013,7 +14639,7 @@
         <w:pStyle w:val="Compact"/>
         <w:numPr>
           <w:ilvl w:val="0"/>
-          <w:numId w:val="1011"/>
+          <w:numId w:val="1009"/>
         </w:numPr>
       </w:pPr>
       <w:r>
@@ -15024,14 +14650,17 @@
         <w:t xml:space="preserve">망한 판 = 도로 위에 잘 있는데(off 0%) 장애물 다발 충돌.</w:t>
       </w:r>
       <w:r>
-        <w:t xml:space="preserve"> 잘한 판 = 충돌 0, off-track은 오히려 높음(회피하느라 가장자리로 weaving). → </w:t>
-      </w:r>
-      <w:r>
-        <w:rPr>
-          <w:b/>
-          <w:bCs/>
-        </w:rPr>
-        <w:t xml:space="preserve">off-track은 실패가 아니라 회피 성공의 부산물.</w:t>
+        <w:t xml:space="preserve"> 잘한 판 = 충돌 0, off-track은 오히려 높음(회피하느라 가장자리로 weaving) → </w:t>
+      </w:r>
+      <w:r>
+        <w:rPr>
+          <w:b/>
+          <w:bCs/>
+        </w:rPr>
+        <w:t xml:space="preserve">off-track은 실패가 아니라 회피 성공의 부산물</w:t>
+      </w:r>
+      <w:r>
+        <w:t xml:space="preserve">이다.</w:t>
       </w:r>
     </w:p>
     <w:p>
@@ -15039,7 +14668,7 @@
         <w:pStyle w:val="Compact"/>
         <w:numPr>
           <w:ilvl w:val="0"/>
-          <w:numId w:val="1011"/>
+          <w:numId w:val="1009"/>
         </w:numPr>
       </w:pPr>
       <w:r>
@@ -15060,7 +14689,7 @@
         <w:t xml:space="preserve">결정론(mean action)으로 돌리니 -36 → 486, 충돌 0.</w:t>
       </w:r>
       <w:r>
-        <w:t xml:space="preserve"> → 그 충돌들은 정책 무능이 아니라 </w:t>
+        <w:t xml:space="preserve"> → 충돌의 상당수는 정책 무능이 아니라 </w:t>
       </w:r>
       <w:r>
         <w:rPr>
@@ -15070,26 +14699,34 @@
         <w:t xml:space="preserve">평가 시 가우시안 행동 노이즈</w:t>
       </w:r>
       <w:r>
-        <w:t xml:space="preserve">가 가끔 장애물로 틀어버린 것.</w:t>
-      </w:r>
-    </w:p>
-    <w:bookmarkEnd w:id="67"/>
-    <w:bookmarkStart w:id="71" w:name="결론-코너-패널티는-비非레버-0.50.2로-reward-회복"/>
-    <w:p>
-      <w:pPr>
-        <w:pStyle w:val="Heading3"/>
-      </w:pPr>
-      <w:r>
-        <w:t xml:space="preserve">3.4 결론: 코너 패널티는 </w:t>
-      </w:r>
-      <w:r>
-        <w:rPr>
-          <w:rFonts w:hint="eastAsia"/>
-        </w:rPr>
-        <w:t xml:space="preserve">비(非)레버</w:t>
-      </w:r>
-      <w:r>
-        <w:t xml:space="preserve"> — 0.5→0.2로 reward 회복</w:t>
+        <w:t xml:space="preserve">가 가끔 장애물로 틀어버린 것이다.</w:t>
+      </w:r>
+    </w:p>
+    <w:p>
+      <w:pPr>
+        <w:pStyle w:val="BlockText"/>
+      </w:pPr>
+      <w:r>
+        <w:t xml:space="preserve">부수적으로 코너 가속 억제 패널티(</w:t>
+      </w:r>
+      <w:r>
+        <w:rPr>
+          <w:rStyle w:val="VerbatimChar"/>
+        </w:rPr>
+        <w:t xml:space="preserve">accel_turn</w:t>
+      </w:r>
+      <w:r>
+        <w:t xml:space="preserve">)도 시도했으나, off-track·충돌과 무관하게 reward만 깎아(weight 0.5 → clean 365) </w:t>
+      </w:r>
+      <w:r>
+        <w:rPr>
+          <w:b/>
+          <w:bCs/>
+        </w:rPr>
+        <w:t xml:space="preserve">0.2로 낮춰 최종 채택</w:t>
+      </w:r>
+      <w:r>
+        <w:t xml:space="preserve">(clean 415)했다 — 트랙 이탈의 진짜 레버가 아니었다.</w:t>
       </w:r>
     </w:p>
     <w:p>
@@ -15097,336 +14734,7 @@
         <w:pStyle w:val="FirstParagraph"/>
       </w:pPr>
       <w:r>
-        <w:t xml:space="preserve">동일 설정(소형, 50ep 샘플링)에서 패널티만 바꿔 비교:</w:t>
-      </w:r>
-    </w:p>
-    <w:tbl>
-      <w:tblPr>
-        <w:tblStyle w:val="Table"/>
-        <w:tblW w:type="pct" w:w="5000"/>
-        <w:tblLayout w:type="fixed"/>
-        <w:tblLook w:firstRow="1" w:lastRow="0" w:firstColumn="0" w:lastColumn="0" w:noHBand="0" w:noVBand="0" w:val="0020"/>
-      </w:tblPr>
-      <w:tblGrid>
-        <w:gridCol w:w="1320"/>
-        <w:gridCol w:w="1320"/>
-        <w:gridCol w:w="1320"/>
-        <w:gridCol w:w="1320"/>
-        <w:gridCol w:w="1320"/>
-        <w:gridCol w:w="1320"/>
-      </w:tblGrid>
-      <w:tr>
-        <w:trPr>
-          <w:tblHeader w:val="on"/>
-        </w:trPr>
-        <w:tc>
-          <w:tcPr/>
-          <w:p>
-            <w:pPr>
-              <w:pStyle w:val="Compact"/>
-            </w:pPr>
-            <w:r>
-              <w:t xml:space="preserve">모델</w:t>
-            </w:r>
-          </w:p>
-        </w:tc>
-        <w:tc>
-          <w:tcPr/>
-          <w:p>
-            <w:pPr>
-              <w:pStyle w:val="Compact"/>
-            </w:pPr>
-            <w:r>
-              <w:t xml:space="preserve">패널티</w:t>
-            </w:r>
-          </w:p>
-        </w:tc>
-        <w:tc>
-          <w:tcPr/>
-          <w:p>
-            <w:pPr>
-              <w:pStyle w:val="Compact"/>
-            </w:pPr>
-            <w:r>
-              <w:t xml:space="preserve">Mean</w:t>
-            </w:r>
-          </w:p>
-        </w:tc>
-        <w:tc>
-          <w:tcPr/>
-          <w:p>
-            <w:pPr>
-              <w:pStyle w:val="Compact"/>
-            </w:pPr>
-            <w:r>
-              <w:t xml:space="preserve">Median</w:t>
-            </w:r>
-          </w:p>
-        </w:tc>
-        <w:tc>
-          <w:tcPr/>
-          <w:p>
-            <w:pPr>
-              <w:pStyle w:val="Compact"/>
-            </w:pPr>
-            <w:r>
-              <w:t xml:space="preserve">Q1 / Q3</w:t>
-            </w:r>
-          </w:p>
-        </w:tc>
-        <w:tc>
-          <w:tcPr/>
-          <w:p>
-            <w:pPr>
-              <w:pStyle w:val="Compact"/>
-            </w:pPr>
-            <w:r>
-              <w:t xml:space="preserve">Min / Max</w:t>
-            </w:r>
-          </w:p>
-        </w:tc>
-      </w:tr>
-      <w:tr>
-        <w:tc>
-          <w:tcPr/>
-          <w:p>
-            <w:pPr>
-              <w:pStyle w:val="Compact"/>
-            </w:pPr>
-            <w:r>
-              <w:t xml:space="preserve">obs_small</w:t>
-            </w:r>
-          </w:p>
-        </w:tc>
-        <w:tc>
-          <w:tcPr/>
-          <w:p>
-            <w:pPr>
-              <w:pStyle w:val="Compact"/>
-            </w:pPr>
-            <w:r>
-              <w:rPr>
-                <w:b/>
-                <w:bCs/>
-              </w:rPr>
-              <w:t xml:space="preserve">0.5</w:t>
-            </w:r>
-          </w:p>
-        </w:tc>
-        <w:tc>
-          <w:tcPr/>
-          <w:p>
-            <w:pPr>
-              <w:pStyle w:val="Compact"/>
-            </w:pPr>
-            <w:r>
-              <w:t xml:space="preserve">365</w:t>
-            </w:r>
-          </w:p>
-        </w:tc>
-        <w:tc>
-          <w:tcPr/>
-          <w:p>
-            <w:pPr>
-              <w:pStyle w:val="Compact"/>
-            </w:pPr>
-            <w:r>
-              <w:t xml:space="preserve">325</w:t>
-            </w:r>
-          </w:p>
-        </w:tc>
-        <w:tc>
-          <w:tcPr/>
-          <w:p>
-            <w:pPr>
-              <w:pStyle w:val="Compact"/>
-            </w:pPr>
-            <w:r>
-              <w:t xml:space="preserve">221 / 482</w:t>
-            </w:r>
-          </w:p>
-        </w:tc>
-        <w:tc>
-          <w:tcPr/>
-          <w:p>
-            <w:pPr>
-              <w:pStyle w:val="Compact"/>
-            </w:pPr>
-            <w:r>
-              <w:t xml:space="preserve">-37 / 837</w:t>
-            </w:r>
-          </w:p>
-        </w:tc>
-      </w:tr>
-      <w:tr>
-        <w:tc>
-          <w:tcPr/>
-          <w:p>
-            <w:pPr>
-              <w:pStyle w:val="Compact"/>
-            </w:pPr>
-            <w:r>
-              <w:rPr>
-                <w:b/>
-                <w:bCs/>
-              </w:rPr>
-              <w:t xml:space="preserve">obs_small_p02</w:t>
-            </w:r>
-          </w:p>
-        </w:tc>
-        <w:tc>
-          <w:tcPr/>
-          <w:p>
-            <w:pPr>
-              <w:pStyle w:val="Compact"/>
-            </w:pPr>
-            <w:r>
-              <w:rPr>
-                <w:b/>
-                <w:bCs/>
-              </w:rPr>
-              <w:t xml:space="preserve">0.2</w:t>
-            </w:r>
-          </w:p>
-        </w:tc>
-        <w:tc>
-          <w:tcPr/>
-          <w:p>
-            <w:pPr>
-              <w:pStyle w:val="Compact"/>
-            </w:pPr>
-            <w:r>
-              <w:rPr>
-                <w:b/>
-                <w:bCs/>
-              </w:rPr>
-              <w:t xml:space="preserve">415</w:t>
-            </w:r>
-          </w:p>
-        </w:tc>
-        <w:tc>
-          <w:tcPr/>
-          <w:p>
-            <w:pPr>
-              <w:pStyle w:val="Compact"/>
-            </w:pPr>
-            <w:r>
-              <w:rPr>
-                <w:b/>
-                <w:bCs/>
-              </w:rPr>
-              <w:t xml:space="preserve">422</w:t>
-            </w:r>
-          </w:p>
-        </w:tc>
-        <w:tc>
-          <w:tcPr/>
-          <w:p>
-            <w:pPr>
-              <w:pStyle w:val="Compact"/>
-            </w:pPr>
-            <w:r>
-              <w:rPr>
-                <w:b/>
-                <w:bCs/>
-              </w:rPr>
-              <w:t xml:space="preserve">285 / 553</w:t>
-            </w:r>
-          </w:p>
-        </w:tc>
-        <w:tc>
-          <w:tcPr/>
-          <w:p>
-            <w:pPr>
-              <w:pStyle w:val="Compact"/>
-            </w:pPr>
-            <w:r>
-              <w:t xml:space="preserve">-65 / 842</w:t>
-            </w:r>
-          </w:p>
-        </w:tc>
-      </w:tr>
-    </w:tbl>
-    <w:p>
-      <w:pPr>
-        <w:pStyle w:val="BodyText"/>
-      </w:pPr>
-      <w:r>
-        <w:t xml:space="preserve">→ </w:t>
-      </w:r>
-      <w:r>
-        <w:rPr>
-          <w:b/>
-          <w:bCs/>
-        </w:rPr>
-        <w:t xml:space="preserve">패널티를 낮추니 평균·중앙값·사분위 전부 개선(median +97).</w:t>
-      </w:r>
-      <w:r>
-        <w:t xml:space="preserve"> 코너 패널티는 reward만 깎았을 뿐 실패 원인(충돌)과 무관했음이 확정됨.</w:t>
-      </w:r>
-    </w:p>
-    <w:p>
-      <w:pPr>
-        <w:pStyle w:val="CaptionedFigure"/>
-      </w:pPr>
-      <w:r>
-        <w:drawing>
-          <wp:inline>
-            <wp:extent cx="3307080" cy="2170271"/>
-            <wp:effectExtent b="0" l="0" r="0" t="0"/>
-            <wp:docPr descr="그림. 코너 감속 패널티는 비(非)레버 — 0.5→0.2로 낮추니 clean 보상 회복(365→415)" title="" id="69" name="Picture"/>
-            <a:graphic>
-              <a:graphicData uri="http://schemas.openxmlformats.org/drawingml/2006/picture">
-                <pic:pic>
-                  <pic:nvPicPr>
-                    <pic:cNvPr descr="report_assets/fig_corner_lever.png" id="70" name="Picture"/>
-                    <pic:cNvPicPr>
-                      <a:picLocks noChangeArrowheads="1" noChangeAspect="1"/>
-                    </pic:cNvPicPr>
-                  </pic:nvPicPr>
-                  <pic:blipFill>
-                    <a:blip r:embed="rId68"/>
-                    <a:stretch>
-                      <a:fillRect/>
-                    </a:stretch>
-                  </pic:blipFill>
-                  <pic:spPr bwMode="auto">
-                    <a:xfrm>
-                      <a:off x="0" y="0"/>
-                      <a:ext cx="3307080" cy="2170271"/>
-                    </a:xfrm>
-                    <a:prstGeom prst="rect">
-                      <a:avLst/>
-                    </a:prstGeom>
-                    <a:noFill/>
-                    <a:ln w="9525">
-                      <a:noFill/>
-                      <a:headEnd/>
-                      <a:tailEnd/>
-                    </a:ln>
-                  </pic:spPr>
-                </pic:pic>
-              </a:graphicData>
-            </a:graphic>
-          </wp:inline>
-        </w:drawing>
-      </w:r>
-    </w:p>
-    <w:p>
-      <w:pPr>
-        <w:pStyle w:val="ImageCaption"/>
-      </w:pPr>
-      <w:r>
-        <w:t xml:space="preserve">그림. 코너 감속 패널티는 </w:t>
-      </w:r>
-      <w:r>
-        <w:rPr>
-          <w:rFonts w:hint="eastAsia"/>
-        </w:rPr>
-        <w:t xml:space="preserve">비(非)레버</w:t>
-      </w:r>
-      <w:r>
-        <w:t xml:space="preserve"> — 0.5→0.2로 낮추니 clean 보상 회복(365→415)</w:t>
+        <w:t xml:space="preserve">이 진단(실패 = 충돌, 일부는 평가 샘플링 노이즈)이 다음 두 실험의 출발점이다 — 5절(행동 노이즈 축소), 6절(3-action 대조).</w:t>
       </w:r>
     </w:p>
     <w:p>
@@ -15436,9 +14744,8 @@
         </w:pict>
       </w:r>
     </w:p>
-    <w:bookmarkEnd w:id="71"/>
-    <w:bookmarkEnd w:id="72"/>
-    <w:bookmarkStart w:id="82" w:name="실험-결과-종합"/>
+    <w:bookmarkEnd w:id="65"/>
+    <w:bookmarkStart w:id="75" w:name="실험-결과-종합"/>
     <w:p>
       <w:pPr>
         <w:pStyle w:val="Heading2"/>
@@ -15447,7 +14754,7 @@
         <w:t xml:space="preserve">4. 실험 결과 종합</w:t>
       </w:r>
     </w:p>
-    <w:bookmarkStart w:id="73" w:name="학습-곡선-이-태스크는-전반부에-정점-찍고-정체"/>
+    <w:bookmarkStart w:id="66" w:name="학습-곡선-이-태스크는-전반부에-정점-찍고-정체"/>
     <w:p>
       <w:pPr>
         <w:pStyle w:val="Heading3"/>
@@ -15752,8 +15059,8 @@
         <w:t xml:space="preserve">순수 스텝 증가는 ROI가 낮고, 다음 실험은 4~5M이면 충분.</w:t>
       </w:r>
     </w:p>
-    <w:bookmarkEnd w:id="73"/>
-    <w:bookmarkStart w:id="77" w:name="clean-평가-shaping-제외-50ep-샘플링-seed-42"/>
+    <w:bookmarkEnd w:id="66"/>
+    <w:bookmarkStart w:id="70" w:name="clean-평가-shaping-제외-50ep-샘플링-seed-42"/>
     <w:p>
       <w:pPr>
         <w:pStyle w:val="Heading3"/>
@@ -15771,18 +15078,18 @@
           <wp:inline>
             <wp:extent cx="4533900" cy="2606992"/>
             <wp:effectExtent b="0" l="0" r="0" t="0"/>
-            <wp:docPr descr="그림. 장애물 task clean 성능 진행 — 2-action 천장 ~415 vs 3-action 229 (회색 점선=무장애물 베이스 667)" title="" id="75" name="Picture"/>
+            <wp:docPr descr="그림. 장애물 task clean 성능 진행 — 2-action 천장 ~415 vs 3-action 229 (회색 점선=무장애물 베이스 667)" title="" id="68" name="Picture"/>
             <a:graphic>
               <a:graphicData uri="http://schemas.openxmlformats.org/drawingml/2006/picture">
                 <pic:pic>
                   <pic:nvPicPr>
-                    <pic:cNvPr descr="report_assets/fig_clean_progression.png" id="76" name="Picture"/>
+                    <pic:cNvPr descr="report_assets/fig_clean_progression.png" id="69" name="Picture"/>
                     <pic:cNvPicPr>
                       <a:picLocks noChangeArrowheads="1" noChangeAspect="1"/>
                     </pic:cNvPicPr>
                   </pic:nvPicPr>
                   <pic:blipFill>
-                    <a:blip r:embed="rId74"/>
+                    <a:blip r:embed="rId67"/>
                     <a:stretch>
                       <a:fillRect/>
                     </a:stretch>
@@ -15868,8 +15175,8 @@
         <w:t xml:space="preserve"> 깨끗하다. round1 수치는 분포가 다른 참고값.</w:t>
       </w:r>
     </w:p>
-    <w:bookmarkEnd w:id="77"/>
-    <w:bookmarkStart w:id="81" w:name="정성-beforeafter-동일-시드"/>
+    <w:bookmarkEnd w:id="70"/>
+    <w:bookmarkStart w:id="74" w:name="정성-beforeafter-동일-시드"/>
     <w:p>
       <w:pPr>
         <w:pStyle w:val="Heading3"/>
@@ -16070,18 +15377,18 @@
           <wp:inline>
             <wp:extent cx="3200400" cy="2133600"/>
             <wp:effectExtent b="0" l="0" r="0" t="0"/>
-            <wp:docPr descr="그림. 장애물 회피(weaving) — seed43, 보상 707: 곡선 구간에서 장애물 사이로 우회 조향" title="" id="79" name="Picture"/>
+            <wp:docPr descr="그림. 장애물 회피(weaving) — seed43, 보상 707: 곡선 구간에서 장애물 사이로 우회 조향" title="" id="72" name="Picture"/>
             <a:graphic>
               <a:graphicData uri="http://schemas.openxmlformats.org/drawingml/2006/picture">
                 <pic:pic>
                   <pic:nvPicPr>
-                    <pic:cNvPr descr="report_assets/frame_after_seed43_r707.png" id="80" name="Picture"/>
+                    <pic:cNvPr descr="report_assets/frame_after_seed43_r707.png" id="73" name="Picture"/>
                     <pic:cNvPicPr>
                       <a:picLocks noChangeArrowheads="1" noChangeAspect="1"/>
                     </pic:cNvPicPr>
                   </pic:nvPicPr>
                   <pic:blipFill>
-                    <a:blip r:embed="rId78"/>
+                    <a:blip r:embed="rId71"/>
                     <a:stretch>
                       <a:fillRect/>
                     </a:stretch>
@@ -16123,9 +15430,9 @@
         </w:pict>
       </w:r>
     </w:p>
-    <w:bookmarkEnd w:id="81"/>
-    <w:bookmarkEnd w:id="82"/>
-    <w:bookmarkStart w:id="86" w:name="마지막-실험-행동-노이즈-축소ent_coef는-비非레버였다"/>
+    <w:bookmarkEnd w:id="74"/>
+    <w:bookmarkEnd w:id="75"/>
+    <w:bookmarkStart w:id="79" w:name="마지막-실험-행동-노이즈-축소ent_coef는-비非레버였다"/>
     <w:p>
       <w:pPr>
         <w:pStyle w:val="Heading2"/>
@@ -16243,7 +15550,7 @@
         <w:t xml:space="preserve">  --save-dir ./models/obs_p02_lowent --log-dir ./logs/obs_p02_lowent</w:t>
       </w:r>
     </w:p>
-    <w:bookmarkStart w:id="83" w:name="결과-레버는-움직였으나-성능은-안-따라옴"/>
+    <w:bookmarkStart w:id="76" w:name="결과-레버는-움직였으나-성능은-안-따라옴"/>
     <w:p>
       <w:pPr>
         <w:pStyle w:val="Heading3"/>
@@ -16568,7 +15875,7 @@
         <w:pStyle w:val="Compact"/>
         <w:numPr>
           <w:ilvl w:val="0"/>
-          <w:numId w:val="1012"/>
+          <w:numId w:val="1010"/>
         </w:numPr>
       </w:pPr>
       <w:r>
@@ -16597,7 +15904,7 @@
         <w:pStyle w:val="Compact"/>
         <w:numPr>
           <w:ilvl w:val="0"/>
-          <w:numId w:val="1012"/>
+          <w:numId w:val="1010"/>
         </w:numPr>
       </w:pPr>
       <w:r>
@@ -16611,8 +15918,8 @@
         <w:t xml:space="preserve"> 최악 판(ep32 -112)은 entropy를 낮췄는데도 살아남음.</w:t>
       </w:r>
     </w:p>
-    <w:bookmarkEnd w:id="83"/>
-    <w:bookmarkStart w:id="84" w:name="해석-진단의-수정-남은-충돌은-구조적이지-단순-노이즈가-아니다"/>
+    <w:bookmarkEnd w:id="76"/>
+    <w:bookmarkStart w:id="77" w:name="해석-진단의-수정-남은-충돌은-구조적이지-단순-노이즈가-아니다"/>
     <w:p>
       <w:pPr>
         <w:pStyle w:val="Heading3"/>
@@ -16626,7 +15933,7 @@
         <w:pStyle w:val="FirstParagraph"/>
       </w:pPr>
       <w:r>
-        <w:t xml:space="preserve">3.3절에서 “충돌은 대부분 샘플링 노이즈”로 보였으나(seed53 결정론 486 vs 샘플링 -36), </w:t>
+        <w:t xml:space="preserve">3절에서 “충돌은 대부분 샘플링 노이즈”로 보였으나(seed53 결정론 486 vs 샘플링 -36), </w:t>
       </w:r>
       <w:r>
         <w:rPr>
@@ -16674,8 +15981,8 @@
         <w:t xml:space="preserve">를 더 낮추면 탐험까지 줄어 학습 자체가 나빠질 수 있어 더 내리는 것은 권장 안 함.)</w:t>
       </w:r>
     </w:p>
-    <w:bookmarkEnd w:id="84"/>
-    <w:bookmarkStart w:id="85" w:name="판정-task-천장415-확정"/>
+    <w:bookmarkEnd w:id="77"/>
+    <w:bookmarkStart w:id="78" w:name="판정-task-천장415-확정"/>
     <w:p>
       <w:pPr>
         <w:pStyle w:val="Heading3"/>
@@ -16689,7 +15996,7 @@
         <w:pStyle w:val="Compact"/>
         <w:numPr>
           <w:ilvl w:val="0"/>
-          <w:numId w:val="1013"/>
+          <w:numId w:val="1011"/>
         </w:numPr>
       </w:pPr>
       <w:r>
@@ -16717,7 +16024,7 @@
         <w:pStyle w:val="Compact"/>
         <w:numPr>
           <w:ilvl w:val="0"/>
-          <w:numId w:val="1013"/>
+          <w:numId w:val="1011"/>
         </w:numPr>
       </w:pPr>
       <w:r>
@@ -16736,7 +16043,7 @@
         <w:pStyle w:val="Compact"/>
         <w:numPr>
           <w:ilvl w:val="0"/>
-          <w:numId w:val="1013"/>
+          <w:numId w:val="1011"/>
         </w:numPr>
       </w:pPr>
       <w:r>
@@ -16772,9 +16079,9 @@
         </w:pict>
       </w:r>
     </w:p>
-    <w:bookmarkEnd w:id="85"/>
-    <w:bookmarkEnd w:id="86"/>
-    <w:bookmarkStart w:id="101" w:name="X69b4426625f18866da3d36eafd48b57653a25dd"/>
+    <w:bookmarkEnd w:id="78"/>
+    <w:bookmarkEnd w:id="79"/>
+    <w:bookmarkStart w:id="94" w:name="X69b4426625f18866da3d36eafd48b57653a25dd"/>
     <w:p>
       <w:pPr>
         <w:pStyle w:val="Heading2"/>
@@ -16783,7 +16090,7 @@
         <w:t xml:space="preserve">6. 3-action 대조 실험 — 2 vs 3 action (native gas/brake)</w:t>
       </w:r>
     </w:p>
-    <w:bookmarkStart w:id="87" w:name="동기와-절차"/>
+    <w:bookmarkStart w:id="80" w:name="동기와-절차"/>
     <w:p>
       <w:pPr>
         <w:pStyle w:val="Heading3"/>
@@ -16875,8 +16182,8 @@
         <w:t xml:space="preserve">.</w:t>
       </w:r>
     </w:p>
-    <w:bookmarkEnd w:id="87"/>
-    <w:bookmarkStart w:id="94" w:name="b-ent-0.01-발산"/>
+    <w:bookmarkEnd w:id="80"/>
+    <w:bookmarkStart w:id="87" w:name="b-ent-0.01-발산"/>
     <w:p>
       <w:pPr>
         <w:pStyle w:val="Heading3"/>
@@ -16894,18 +16201,18 @@
           <wp:inline>
             <wp:extent cx="4533900" cy="2606992"/>
             <wp:effectExtent b="0" l="0" r="0" t="0"/>
-            <wp:docPr descr="그림. Entropy(=std) 곡선 — 3-action(ent0.01)은 2.0→5.3 발산, 2-action 및 3-action(ent0.003)은 안정" title="" id="89" name="Picture"/>
+            <wp:docPr descr="그림. Entropy(=std) 곡선 — 3-action(ent0.01)은 2.0→5.3 발산, 2-action 및 3-action(ent0.003)은 안정" title="" id="82" name="Picture"/>
             <a:graphic>
               <a:graphicData uri="http://schemas.openxmlformats.org/drawingml/2006/picture">
                 <pic:pic>
                   <pic:nvPicPr>
-                    <pic:cNvPr descr="report_assets/fig_entropy_divergence.png" id="90" name="Picture"/>
+                    <pic:cNvPr descr="report_assets/fig_entropy_divergence.png" id="83" name="Picture"/>
                     <pic:cNvPicPr>
                       <a:picLocks noChangeArrowheads="1" noChangeAspect="1"/>
                     </pic:cNvPicPr>
                   </pic:nvPicPr>
                   <pic:blipFill>
-                    <a:blip r:embed="rId88"/>
+                    <a:blip r:embed="rId81"/>
                     <a:stretch>
                       <a:fillRect/>
                     </a:stretch>
@@ -16949,18 +16256,18 @@
           <wp:inline>
             <wp:extent cx="4533900" cy="2606992"/>
             <wp:effectExtent b="0" l="0" r="0" t="0"/>
-            <wp:docPr descr="그림. shaped 학습 곡선 — 2-action ~450 유지 vs 3-action 피크 후 정체/추락" title="" id="92" name="Picture"/>
+            <wp:docPr descr="그림. shaped 학습 곡선 — 2-action ~450 유지 vs 3-action 피크 후 정체/추락" title="" id="85" name="Picture"/>
             <a:graphic>
               <a:graphicData uri="http://schemas.openxmlformats.org/drawingml/2006/picture">
                 <pic:pic>
                   <pic:nvPicPr>
-                    <pic:cNvPr descr="report_assets/fig_reward_curve.png" id="93" name="Picture"/>
+                    <pic:cNvPr descr="report_assets/fig_reward_curve.png" id="86" name="Picture"/>
                     <pic:cNvPicPr>
                       <a:picLocks noChangeArrowheads="1" noChangeAspect="1"/>
                     </pic:cNvPicPr>
                   </pic:nvPicPr>
                   <pic:blipFill>
-                    <a:blip r:embed="rId91"/>
+                    <a:blip r:embed="rId84"/>
                     <a:stretch>
                       <a:fillRect/>
                     </a:stretch>
@@ -17073,8 +16380,8 @@
         <w:t xml:space="preserve">(2D에 맞춘 ent가 3D엔 과대).</w:t>
       </w:r>
     </w:p>
-    <w:bookmarkEnd w:id="94"/>
-    <w:bookmarkStart w:id="98" w:name="b2-ent-0.003-발산-차단-그러나-낮은-천장"/>
+    <w:bookmarkEnd w:id="87"/>
+    <w:bookmarkStart w:id="91" w:name="b2-ent-0.003-발산-차단-그러나-낮은-천장"/>
     <w:p>
       <w:pPr>
         <w:pStyle w:val="Heading3"/>
@@ -17511,18 +16818,18 @@
           <wp:inline>
             <wp:extent cx="3733800" cy="2146935"/>
             <wp:effectExtent b="0" l="0" r="0" t="0"/>
-            <wp:docPr descr="그림. 2 vs 3 action (동일 장애물 task, clean 50ep) — 3-action은 2-action의 ~55%, 충돌 바닥(Min)도 악화" title="" id="96" name="Picture"/>
+            <wp:docPr descr="그림. 2 vs 3 action (동일 장애물 task, clean 50ep) — 3-action은 2-action의 ~55%, 충돌 바닥(Min)도 악화" title="" id="89" name="Picture"/>
             <a:graphic>
               <a:graphicData uri="http://schemas.openxmlformats.org/drawingml/2006/picture">
                 <pic:pic>
                   <pic:nvPicPr>
-                    <pic:cNvPr descr="report_assets/fig_2v3_grouped.png" id="97" name="Picture"/>
+                    <pic:cNvPr descr="report_assets/fig_2v3_grouped.png" id="90" name="Picture"/>
                     <pic:cNvPicPr>
                       <a:picLocks noChangeArrowheads="1" noChangeAspect="1"/>
                     </pic:cNvPicPr>
                   </pic:nvPicPr>
                   <pic:blipFill>
-                    <a:blip r:embed="rId95"/>
+                    <a:blip r:embed="rId88"/>
                     <a:stretch>
                       <a:fillRect/>
                     </a:stretch>
@@ -17557,8 +16864,8 @@
         <w:t xml:space="preserve">그림. 2 vs 3 action (동일 장애물 task, clean 50ep) — 3-action은 2-action의 ~55%, 충돌 바닥(Min)도 악화</w:t>
       </w:r>
     </w:p>
-    <w:bookmarkEnd w:id="98"/>
-    <w:bookmarkStart w:id="99" w:name="왜-코드-근거-멀티에이전트-반증-검증-완료"/>
+    <w:bookmarkEnd w:id="91"/>
+    <w:bookmarkStart w:id="92" w:name="왜-코드-근거-멀티에이전트-반증-검증-완료"/>
     <w:p>
       <w:pPr>
         <w:pStyle w:val="Heading3"/>
@@ -17583,6 +16890,325 @@
       </w:r>
       <w:r>
         <w:t xml:space="preserve"> 때문이며, 코드에 대조·반증했다:</w:t>
+      </w:r>
+    </w:p>
+    <w:p>
+      <w:pPr>
+        <w:pStyle w:val="Compact"/>
+        <w:numPr>
+          <w:ilvl w:val="0"/>
+          <w:numId w:val="1012"/>
+        </w:numPr>
+      </w:pPr>
+      <w:r>
+        <w:rPr>
+          <w:b/>
+          <w:bCs/>
+        </w:rPr>
+        <w:t xml:space="preserve">gas+brake 동시 입력이 실재하는 퇴화영역</w:t>
+      </w:r>
+      <w:r>
+        <w:t xml:space="preserve"> (검증 holds=true). native step은 </w:t>
+      </w:r>
+      <w:r>
+        <w:rPr>
+          <w:rStyle w:val="VerbatimChar"/>
+        </w:rPr>
+        <w:t xml:space="preserve">car.gas(action[1])</w:t>
+      </w:r>
+      <w:r>
+        <w:t xml:space="preserve">·</w:t>
+      </w:r>
+      <w:r>
+        <w:rPr>
+          <w:rStyle w:val="VerbatimChar"/>
+        </w:rPr>
+        <w:t xml:space="preserve">car.brake(action[2])</w:t>
+      </w:r>
+      <w:r>
+        <w:t xml:space="preserve">를 독립 적용(</w:t>
+      </w:r>
+      <w:r>
+        <w:rPr>
+          <w:rStyle w:val="VerbatimChar"/>
+        </w:rPr>
+        <w:t xml:space="preserve">car_racing.py:545-546</w:t>
+      </w:r>
+      <w:r>
+        <w:t xml:space="preserve">), 물리엔진에서 같은 </w:t>
+      </w:r>
+      <w:r>
+        <w:rPr>
+          <w:rStyle w:val="VerbatimChar"/>
+        </w:rPr>
+        <w:t xml:space="preserve">w.omega</w:t>
+      </w:r>
+      <w:r>
+        <w:t xml:space="preserve">를 한 틱에 gas가 올리고 brake가 깎는 </w:t>
+      </w:r>
+      <w:r>
+        <w:rPr>
+          <w:b/>
+          <w:bCs/>
+        </w:rPr>
+        <w:t xml:space="preserve">상쇄 낭비 구간</w:t>
+      </w:r>
+      <w:r>
+        <w:t xml:space="preserve">(</w:t>
+      </w:r>
+      <w:r>
+        <w:rPr>
+          <w:rStyle w:val="VerbatimChar"/>
+        </w:rPr>
+        <w:t xml:space="preserve">car_dynamics.py:199-216</w:t>
+      </w:r>
+      <w:r>
+        <w:t xml:space="preserve">). 2-action ActionWrapper는 단일 throttle을 </w:t>
+      </w:r>
+      <w:r>
+        <w:rPr>
+          <w:rStyle w:val="VerbatimChar"/>
+        </w:rPr>
+        <w:t xml:space="preserve">gas=max(0,t)/brake=max(0,−t)</w:t>
+      </w:r>
+      <w:r>
+        <w:t xml:space="preserve">로 분해해 이 구간을 </w:t>
+      </w:r>
+      <w:r>
+        <w:rPr>
+          <w:b/>
+          <w:bCs/>
+        </w:rPr>
+        <w:t xml:space="preserve">구조적으로 제거</w:t>
+      </w:r>
+      <w:r>
+        <w:t xml:space="preserve">(</w:t>
+      </w:r>
+      <w:r>
+        <w:rPr>
+          <w:rStyle w:val="VerbatimChar"/>
+        </w:rPr>
+        <w:t xml:space="preserve">env_wrappers.py:140-141</w:t>
+      </w:r>
+      <w:r>
+        <w:t xml:space="preserve">).</w:t>
+      </w:r>
+    </w:p>
+    <w:p>
+      <w:pPr>
+        <w:pStyle w:val="Compact"/>
+        <w:numPr>
+          <w:ilvl w:val="0"/>
+          <w:numId w:val="1012"/>
+        </w:numPr>
+      </w:pPr>
+      <w:r>
+        <w:rPr>
+          <w:b/>
+          <w:bCs/>
+        </w:rPr>
+        <w:t xml:space="preserve">무방비 brake 채널.</w:t>
+      </w:r>
+      <w:r>
+        <w:t xml:space="preserve"> </w:t>
+      </w:r>
+      <w:r>
+        <w:rPr>
+          <w:rStyle w:val="VerbatimChar"/>
+        </w:rPr>
+        <w:t xml:space="preserve">gas()</w:t>
+      </w:r>
+      <w:r>
+        <w:t xml:space="preserve">는 [0,1] 클립 + 스텝당 +0.1 램프로 보호되나 </w:t>
+      </w:r>
+      <w:r>
+        <w:rPr>
+          <w:rStyle w:val="VerbatimChar"/>
+        </w:rPr>
+        <w:t xml:space="preserve">brake()</w:t>
+      </w:r>
+      <w:r>
+        <w:t xml:space="preserve">는 </w:t>
+      </w:r>
+      <w:r>
+        <w:rPr>
+          <w:b/>
+          <w:bCs/>
+        </w:rPr>
+        <w:t xml:space="preserve">클립·램프 없이 즉발</w:t>
+      </w:r>
+      <w:r>
+        <w:t xml:space="preserve">(</w:t>
+      </w:r>
+      <w:r>
+        <w:rPr>
+          <w:rStyle w:val="VerbatimChar"/>
+        </w:rPr>
+        <w:t xml:space="preserve">car_dynamics.py:146-160</w:t>
+      </w:r>
+      <w:r>
+        <w:t xml:space="preserve">). 노이즈 큰 brake가 즉시 속도를 깎아, 유일한 양의 셰이핑인 </w:t>
+      </w:r>
+      <w:r>
+        <w:rPr>
+          <w:rStyle w:val="VerbatimChar"/>
+        </w:rPr>
+        <w:t xml:space="preserve">velocity=speed*0.003</w:t>
+      </w:r>
+      <w:r>
+        <w:t xml:space="preserve">(survival=0)을 직접 잠식.</w:t>
+      </w:r>
+    </w:p>
+    <w:p>
+      <w:pPr>
+        <w:pStyle w:val="Compact"/>
+        <w:numPr>
+          <w:ilvl w:val="0"/>
+          <w:numId w:val="1012"/>
+        </w:numPr>
+      </w:pPr>
+      <w:r>
+        <w:rPr>
+          <w:b/>
+          <w:bCs/>
+        </w:rPr>
+        <w:t xml:space="preserve">탐색 부피 ~2.9배 + 합산 엔트로피.</w:t>
+      </w:r>
+      <w:r>
+        <w:t xml:space="preserve"> 차원이 하나 더라 entropy/log_prob이 brake축까지 합산(</w:t>
+      </w:r>
+      <w:r>
+        <w:rPr>
+          <w:rStyle w:val="VerbatimChar"/>
+        </w:rPr>
+        <w:t xml:space="preserve">ppo_agent_2.py:126-127</w:t>
+      </w:r>
+      <w:r>
+        <w:t xml:space="preserve">) → 같은 ent_coef에서 std가 발산하기 쉬움(B에서 실증).</w:t>
+      </w:r>
+    </w:p>
+    <w:bookmarkEnd w:id="92"/>
+    <w:bookmarkStart w:id="93" w:name="결론과-한계"/>
+    <w:p>
+      <w:pPr>
+        <w:pStyle w:val="Heading3"/>
+      </w:pPr>
+      <w:r>
+        <w:t xml:space="preserve">6.5 결론과 한계</w:t>
+      </w:r>
+    </w:p>
+    <w:p>
+      <w:pPr>
+        <w:pStyle w:val="Compact"/>
+        <w:numPr>
+          <w:ilvl w:val="0"/>
+          <w:numId w:val="1013"/>
+        </w:numPr>
+      </w:pPr>
+      <w:r>
+        <w:rPr>
+          <w:b/>
+          <w:bCs/>
+        </w:rPr>
+        <w:t xml:space="preserve">결론</w:t>
+      </w:r>
+      <w:r>
+        <w:t xml:space="preserve">: </w:t>
+      </w:r>
+      <w:r>
+        <w:rPr>
+          <w:b/>
+          <w:bCs/>
+        </w:rPr>
+        <w:t xml:space="preserve">native 3-action은 이 장애물 task에서 구조적으로 불리</w:t>
+      </w:r>
+      <w:r>
+        <w:t xml:space="preserve">하다. 발산을 막는 공정한(오히려 관대한) 튜닝 후에도 clean 229 vs 415 — ActionWrapper의 signed-throttle이 </w:t>
+      </w:r>
+      <w:r>
+        <w:rPr>
+          <w:i/>
+          <w:iCs/>
+        </w:rPr>
+        <w:t xml:space="preserve">퇴화영역 제거 + 탐색 축소</w:t>
+      </w:r>
+      <w:r>
+        <w:t xml:space="preserve">라는 </w:t>
+      </w:r>
+      <w:r>
+        <w:rPr>
+          <w:b/>
+          <w:bCs/>
+        </w:rPr>
+        <w:t xml:space="preserve">유용한 inductive bias</w:t>
+      </w:r>
+      <w:r>
+        <w:t xml:space="preserve">임이 확인된다. 이 프로젝트가 처음부터 2-action을 택한 근거를 사후 정당화한다.</w:t>
+      </w:r>
+    </w:p>
+    <w:p>
+      <w:pPr>
+        <w:pStyle w:val="Compact"/>
+        <w:numPr>
+          <w:ilvl w:val="0"/>
+          <w:numId w:val="1013"/>
+        </w:numPr>
+      </w:pPr>
+      <w:r>
+        <w:rPr>
+          <w:b/>
+          <w:bCs/>
+        </w:rPr>
+        <w:t xml:space="preserve">한계(정직하게)</w:t>
+      </w:r>
+      <w:r>
+        <w:t xml:space="preserve">: 3-action의 clean 천장을 2-action처럼 여러 lever로 </w:t>
+      </w:r>
+      <w:r>
+        <w:rPr>
+          <w:b/>
+          <w:bCs/>
+        </w:rPr>
+        <w:t xml:space="preserve">확정한 것은 아니다</w:t>
+      </w:r>
+      <w:r>
+        <w:t xml:space="preserve">(B2 단일 공정 run). 정확한 진술은 “3-action이 415를 못 넘는다”가 아니라 </w:t>
+      </w:r>
+      <w:r>
+        <w:rPr>
+          <w:b/>
+          <w:bCs/>
+        </w:rPr>
+        <w:t xml:space="preserve">“동일·관대 setting에서 3-action은 415 도달 전에 발산(ent0.01)하거나 ~229에서 정체(ent0.003)한다”</w:t>
+      </w:r>
+      <w:r>
+        <w:t xml:space="preserve">. 잔여 탐색 여지(brake축만 std 축소, gas/brake squash, 더 긴 학습)는 있으나 ROI는 낮다고 판단.</w:t>
+      </w:r>
+    </w:p>
+    <w:p>
+      <w:r>
+        <w:pict>
+          <v:rect style="width:0;height:1.5pt" o:hralign="center" o:hrstd="t" o:hr="t"/>
+        </w:pict>
+      </w:r>
+    </w:p>
+    <w:bookmarkEnd w:id="93"/>
+    <w:bookmarkEnd w:id="94"/>
+    <w:bookmarkStart w:id="95" w:name="핵심-교훈-종합"/>
+    <w:p>
+      <w:pPr>
+        <w:pStyle w:val="Heading2"/>
+      </w:pPr>
+      <w:r>
+        <w:t xml:space="preserve">7. 핵심 교훈 (종합)</w:t>
+      </w:r>
+    </w:p>
+    <w:p>
+      <w:pPr>
+        <w:pStyle w:val="FirstParagraph"/>
+      </w:pPr>
+      <w:r>
+        <w:t xml:space="preserve">베이스 2-action 학습(Part I)과 장애물·3-action 실험(Part II)에서 얻은 교훈을 한데 모은다.</w:t>
       </w:r>
     </w:p>
     <w:p>
@@ -17598,93 +17224,20 @@
           <w:b/>
           <w:bCs/>
         </w:rPr>
-        <w:t xml:space="preserve">gas+brake 동시 입력이 실재하는 퇴화영역</w:t>
-      </w:r>
-      <w:r>
-        <w:t xml:space="preserve"> (검증 holds=true). native step은 </w:t>
-      </w:r>
-      <w:r>
-        <w:rPr>
-          <w:rStyle w:val="VerbatimChar"/>
-        </w:rPr>
-        <w:t xml:space="preserve">car.gas(action[1])</w:t>
-      </w:r>
-      <w:r>
-        <w:t xml:space="preserve">·</w:t>
-      </w:r>
-      <w:r>
-        <w:rPr>
-          <w:rStyle w:val="VerbatimChar"/>
-        </w:rPr>
-        <w:t xml:space="preserve">car.brake(action[2])</w:t>
-      </w:r>
-      <w:r>
-        <w:t xml:space="preserve">를 독립 적용(</w:t>
-      </w:r>
-      <w:r>
-        <w:rPr>
-          <w:rStyle w:val="VerbatimChar"/>
-        </w:rPr>
-        <w:t xml:space="preserve">car_racing.py:545-546</w:t>
-      </w:r>
-      <w:r>
-        <w:t xml:space="preserve">), 물리엔진에서 같은 </w:t>
-      </w:r>
-      <w:r>
-        <w:rPr>
-          <w:rStyle w:val="VerbatimChar"/>
-        </w:rPr>
-        <w:t xml:space="preserve">w.omega</w:t>
-      </w:r>
-      <w:r>
-        <w:t xml:space="preserve">를 한 틱에 gas가 올리고 brake가 깎는 </w:t>
-      </w:r>
-      <w:r>
-        <w:rPr>
-          <w:b/>
-          <w:bCs/>
-        </w:rPr>
-        <w:t xml:space="preserve">상쇄 낭비 구간</w:t>
-      </w:r>
-      <w:r>
-        <w:t xml:space="preserve">(</w:t>
-      </w:r>
-      <w:r>
-        <w:rPr>
-          <w:rStyle w:val="VerbatimChar"/>
-        </w:rPr>
-        <w:t xml:space="preserve">car_dynamics.py:199-216</w:t>
-      </w:r>
-      <w:r>
-        <w:t xml:space="preserve">). 2-action ActionWrapper는 단일 throttle을 </w:t>
-      </w:r>
-      <w:r>
-        <w:rPr>
-          <w:rStyle w:val="VerbatimChar"/>
-        </w:rPr>
-        <w:t xml:space="preserve">gas=max(0,t)/brake=max(0,−t)</w:t>
-      </w:r>
-      <w:r>
-        <w:t xml:space="preserve">로 분해해 이 구간을 </w:t>
-      </w:r>
-      <w:r>
-        <w:rPr>
-          <w:b/>
-          <w:bCs/>
-        </w:rPr>
-        <w:t xml:space="preserve">구조적으로 제거</w:t>
-      </w:r>
-      <w:r>
-        <w:t xml:space="preserve">(</w:t>
-      </w:r>
-      <w:r>
-        <w:rPr>
-          <w:rStyle w:val="VerbatimChar"/>
-        </w:rPr>
-        <w:t xml:space="preserve">env_wrappers.py:140-141</w:t>
-      </w:r>
-      <w:r>
-        <w:t xml:space="preserve">).</w:t>
+        <w:t xml:space="preserve">PPO 붕괴는 거의 항상 신뢰영역(KL) 제어 실패</w:t>
+      </w:r>
+      <w:r>
+        <w:t xml:space="preserve"> — KL은 epoch가 아니라 </w:t>
+      </w:r>
+      <w:r>
+        <w:rPr>
+          <w:b/>
+          <w:bCs/>
+        </w:rPr>
+        <w:t xml:space="preserve">업데이트(minibatch) 단위</w:t>
+      </w:r>
+      <w:r>
+        <w:t xml:space="preserve">로 검사하라.</w:t>
       </w:r>
     </w:p>
     <w:p>
@@ -17700,56 +17253,10 @@
           <w:b/>
           <w:bCs/>
         </w:rPr>
-        <w:t xml:space="preserve">무방비 brake 채널.</w:t>
-      </w:r>
-      <w:r>
-        <w:t xml:space="preserve"> </w:t>
-      </w:r>
-      <w:r>
-        <w:rPr>
-          <w:rStyle w:val="VerbatimChar"/>
-        </w:rPr>
-        <w:t xml:space="preserve">gas()</w:t>
-      </w:r>
-      <w:r>
-        <w:t xml:space="preserve">는 [0,1] 클립 + 스텝당 +0.1 램프로 보호되나 </w:t>
-      </w:r>
-      <w:r>
-        <w:rPr>
-          <w:rStyle w:val="VerbatimChar"/>
-        </w:rPr>
-        <w:t xml:space="preserve">brake()</w:t>
-      </w:r>
-      <w:r>
-        <w:t xml:space="preserve">는 </w:t>
-      </w:r>
-      <w:r>
-        <w:rPr>
-          <w:b/>
-          <w:bCs/>
-        </w:rPr>
-        <w:t xml:space="preserve">클립·램프 없이 즉발</w:t>
-      </w:r>
-      <w:r>
-        <w:t xml:space="preserve">(</w:t>
-      </w:r>
-      <w:r>
-        <w:rPr>
-          <w:rStyle w:val="VerbatimChar"/>
-        </w:rPr>
-        <w:t xml:space="preserve">car_dynamics.py:146-160</w:t>
-      </w:r>
-      <w:r>
-        <w:t xml:space="preserve">). 노이즈 큰 brake가 즉시 속도를 깎아, 유일한 양의 셰이핑인 </w:t>
-      </w:r>
-      <w:r>
-        <w:rPr>
-          <w:rStyle w:val="VerbatimChar"/>
-        </w:rPr>
-        <w:t xml:space="preserve">velocity=speed*0.003</w:t>
-      </w:r>
-      <w:r>
-        <w:t xml:space="preserve">(survival=0)을 직접 잠식.</w:t>
+        <w:t xml:space="preserve">shaped reward ≠ clean reward</w:t>
+      </w:r>
+      <w:r>
+        <w:t xml:space="preserve"> — 스케일업·모델 선택은 반드시 clean 평가로 게이팅하라(shaped 838이 clean 667).</w:t>
       </w:r>
     </w:p>
     <w:p>
@@ -17765,29 +17272,10 @@
           <w:b/>
           <w:bCs/>
         </w:rPr>
-        <w:t xml:space="preserve">탐색 부피 ~2.9배 + 합산 엔트로피.</w:t>
-      </w:r>
-      <w:r>
-        <w:t xml:space="preserve"> 차원이 하나 더라 entropy/log_prob이 brake축까지 합산(</w:t>
-      </w:r>
-      <w:r>
-        <w:rPr>
-          <w:rStyle w:val="VerbatimChar"/>
-        </w:rPr>
-        <w:t xml:space="preserve">ppo_agent_2.py:126-127</w:t>
-      </w:r>
-      <w:r>
-        <w:t xml:space="preserve">) → 같은 ent_coef에서 std가 발산하기 쉬움(B에서 실증).</w:t>
-      </w:r>
-    </w:p>
-    <w:bookmarkEnd w:id="99"/>
-    <w:bookmarkStart w:id="100" w:name="결론과-한계"/>
-    <w:p>
-      <w:pPr>
-        <w:pStyle w:val="Heading3"/>
-      </w:pPr>
-      <w:r>
-        <w:t xml:space="preserve">6.5 결론과 한계</w:t>
+        <w:t xml:space="preserve">보상 셰이핑 항은 조용한 no-op일 수 있다 — 실제로 발화하는지 검증하라.</w:t>
+      </w:r>
+      <w:r>
+        <w:t xml:space="preserve"> 코너 패널티(미구현)·속도 보상 등이 무발화일 수 있다.</w:t>
       </w:r>
     </w:p>
     <w:p>
@@ -17795,7 +17283,7 @@
         <w:pStyle w:val="Compact"/>
         <w:numPr>
           <w:ilvl w:val="0"/>
-          <w:numId w:val="1015"/>
+          <w:numId w:val="1014"/>
         </w:numPr>
       </w:pPr>
       <w:r>
@@ -17803,40 +17291,10 @@
           <w:b/>
           <w:bCs/>
         </w:rPr>
-        <w:t xml:space="preserve">결론</w:t>
-      </w:r>
-      <w:r>
-        <w:t xml:space="preserve">: </w:t>
-      </w:r>
-      <w:r>
-        <w:rPr>
-          <w:b/>
-          <w:bCs/>
-        </w:rPr>
-        <w:t xml:space="preserve">native 3-action은 이 장애물 task에서 구조적으로 불리</w:t>
-      </w:r>
-      <w:r>
-        <w:t xml:space="preserve">하다. 발산을 막는 공정한(오히려 관대한) 튜닝 후에도 clean 229 vs 415 — ActionWrapper의 signed-throttle이 </w:t>
-      </w:r>
-      <w:r>
-        <w:rPr>
-          <w:i/>
-          <w:iCs/>
-        </w:rPr>
-        <w:t xml:space="preserve">퇴화영역 제거 + 탐색 축소</w:t>
-      </w:r>
-      <w:r>
-        <w:t xml:space="preserve">라는 </w:t>
-      </w:r>
-      <w:r>
-        <w:rPr>
-          <w:b/>
-          <w:bCs/>
-        </w:rPr>
-        <w:t xml:space="preserve">유용한 inductive bias</w:t>
-      </w:r>
-      <w:r>
-        <w:t xml:space="preserve">임이 확인된다. 이 프로젝트가 처음부터 2-action을 택한 근거를 사후 정당화한다.</w:t>
+        <w:t>픽셀 입력 에이전트는 장애물을 관측에 직접 “그려” 넣어야 한다</w:t>
+      </w:r>
+      <w:r>
+        <w:t xml:space="preserve"> — 물리 세계에만 두면 보이지 않는다.</w:t>
       </w:r>
     </w:p>
     <w:p>
@@ -17844,7 +17302,7 @@
         <w:pStyle w:val="Compact"/>
         <w:numPr>
           <w:ilvl w:val="0"/>
-          <w:numId w:val="1015"/>
+          <w:numId w:val="1014"/>
         </w:numPr>
       </w:pPr>
       <w:r>
@@ -17852,56 +17310,10 @@
           <w:b/>
           <w:bCs/>
         </w:rPr>
-        <w:t xml:space="preserve">한계(정직하게)</w:t>
-      </w:r>
-      <w:r>
-        <w:t xml:space="preserve">: 3-action의 clean 천장을 2-action처럼 여러 lever로 </w:t>
-      </w:r>
-      <w:r>
-        <w:rPr>
-          <w:b/>
-          <w:bCs/>
-        </w:rPr>
-        <w:t xml:space="preserve">확정한 것은 아니다</w:t>
-      </w:r>
-      <w:r>
-        <w:t xml:space="preserve">(B2 단일 공정 run). 정확한 진술은 “3-action이 415를 못 넘는다”가 아니라 </w:t>
-      </w:r>
-      <w:r>
-        <w:rPr>
-          <w:b/>
-          <w:bCs/>
-        </w:rPr>
-        <w:t xml:space="preserve">“동일·관대 setting에서 3-action은 415 도달 전에 발산(ent0.01)하거나 ~229에서 정체(ent0.003)한다”</w:t>
-      </w:r>
-      <w:r>
-        <w:t xml:space="preserve">. 잔여 탐색 여지(brake축만 std 축소, gas/brake squash, 더 긴 학습)는 있으나 ROI는 낮다고 판단.</w:t>
-      </w:r>
-    </w:p>
-    <w:p>
-      <w:r>
-        <w:pict>
-          <v:rect style="width:0;height:1.5pt" o:hralign="center" o:hrstd="t" o:hr="t"/>
-        </w:pict>
-      </w:r>
-    </w:p>
-    <w:bookmarkEnd w:id="100"/>
-    <w:bookmarkEnd w:id="101"/>
-    <w:bookmarkStart w:id="102" w:name="핵심-교훈-종합"/>
-    <w:p>
-      <w:pPr>
-        <w:pStyle w:val="Heading2"/>
-      </w:pPr>
-      <w:r>
-        <w:t xml:space="preserve">7. 핵심 교훈 (종합)</w:t>
-      </w:r>
-    </w:p>
-    <w:p>
-      <w:pPr>
-        <w:pStyle w:val="FirstParagraph"/>
-      </w:pPr>
-      <w:r>
-        <w:t xml:space="preserve">베이스 2-action 학습(Part I)과 장애물·3-action 실험(Part II)에서 얻은 교훈을 한데 모은다.</w:t>
+        <w:t xml:space="preserve">Linux box2d-py는 body 파괴 중 contact 콜백에서 segfault</w:t>
+      </w:r>
+      <w:r>
+        <w:t xml:space="preserve"> — listener를 먼저 detach하라(macOS가 가려서 로컬에선 안 잡힘).</w:t>
       </w:r>
     </w:p>
     <w:p>
@@ -17909,7 +17321,7 @@
         <w:pStyle w:val="Compact"/>
         <w:numPr>
           <w:ilvl w:val="0"/>
-          <w:numId w:val="1016"/>
+          <w:numId w:val="1014"/>
         </w:numPr>
       </w:pPr>
       <w:r>
@@ -17917,20 +17329,34 @@
           <w:b/>
           <w:bCs/>
         </w:rPr>
-        <w:t xml:space="preserve">PPO 붕괴는 거의 항상 신뢰영역(KL) 제어 실패</w:t>
-      </w:r>
-      <w:r>
-        <w:t xml:space="preserve"> — KL은 epoch가 아니라 </w:t>
-      </w:r>
-      <w:r>
-        <w:rPr>
-          <w:b/>
-          <w:bCs/>
-        </w:rPr>
-        <w:t xml:space="preserve">업데이트(minibatch) 단위</w:t>
-      </w:r>
-      <w:r>
-        <w:t xml:space="preserve">로 검사하라.</w:t>
+        <w:t xml:space="preserve">벡터 env 로깅은 </w:t>
+      </w:r>
+      <w:r>
+        <w:rPr>
+          <w:rStyle w:val="VerbatimChar"/>
+          <w:b/>
+          <w:bCs/>
+        </w:rPr>
+        <w:t xml:space="preserve">infos[key][i]</w:t>
+      </w:r>
+      <w:r>
+        <w:rPr>
+          <w:b/>
+          <w:bCs/>
+        </w:rPr>
+        <w:t xml:space="preserve">(dict-of-arrays)로 읽어야</w:t>
+      </w:r>
+      <w:r>
+        <w:t xml:space="preserve"> 한다 — </w:t>
+      </w:r>
+      <w:r>
+        <w:rPr>
+          <w:rStyle w:val="VerbatimChar"/>
+        </w:rPr>
+        <w:t xml:space="preserve">infos.get(i)</w:t>
+      </w:r>
+      <w:r>
+        <w:t xml:space="preserve">(정수키)는 무음 실패.</w:t>
       </w:r>
     </w:p>
     <w:p>
@@ -17938,7 +17364,7 @@
         <w:pStyle w:val="Compact"/>
         <w:numPr>
           <w:ilvl w:val="0"/>
-          <w:numId w:val="1016"/>
+          <w:numId w:val="1014"/>
         </w:numPr>
       </w:pPr>
       <w:r>
@@ -17946,10 +17372,10 @@
           <w:b/>
           <w:bCs/>
         </w:rPr>
-        <w:t xml:space="preserve">shaped reward ≠ clean reward</w:t>
-      </w:r>
-      <w:r>
-        <w:t xml:space="preserve"> — 스케일업·모델 선택은 반드시 clean 평가로 게이팅하라(shaped 838이 clean 667).</w:t>
+        <w:t xml:space="preserve">셰이핑을 추가하기 전에 실패 모드를 측정하라.</w:t>
+      </w:r>
+      <w:r>
+        <w:t xml:space="preserve"> “급커브 이탈”은 오진이었고, 계측(코너가속·off%·충돌/에피소드)이 진짜 원인(충돌)을 드러냈다.</w:t>
       </w:r>
     </w:p>
     <w:p>
@@ -17957,7 +17383,7 @@
         <w:pStyle w:val="Compact"/>
         <w:numPr>
           <w:ilvl w:val="0"/>
-          <w:numId w:val="1016"/>
+          <w:numId w:val="1014"/>
         </w:numPr>
       </w:pPr>
       <w:r>
@@ -17965,10 +17391,10 @@
           <w:b/>
           <w:bCs/>
         </w:rPr>
-        <w:t xml:space="preserve">보상 셰이핑 항은 조용한 no-op일 수 있다 — 실제로 발화하는지 검증하라.</w:t>
-      </w:r>
-      <w:r>
-        <w:t xml:space="preserve"> 코너 패널티(미구현)·속도 보상 등이 무발화일 수 있다.</w:t>
+        <w:t xml:space="preserve">샘플링 vs 결정론 평가는 std가 클 때 크게 다르다</w:t>
+      </w:r>
+      <w:r>
+        <w:t xml:space="preserve"> — 샘플링 노이즈가 장애물 충돌을 유발(seed53 결정론 486 vs 샘플링 −36).</w:t>
       </w:r>
     </w:p>
     <w:p>
@@ -17976,7 +17402,7 @@
         <w:pStyle w:val="Compact"/>
         <w:numPr>
           <w:ilvl w:val="0"/>
-          <w:numId w:val="1016"/>
+          <w:numId w:val="1014"/>
         </w:numPr>
       </w:pPr>
       <w:r>
@@ -17984,10 +17410,29 @@
           <w:b/>
           <w:bCs/>
         </w:rPr>
-        <w:t>픽셀 입력 에이전트는 장애물을 관측에 직접 “그려” 넣어야 한다</w:t>
-      </w:r>
-      <w:r>
-        <w:t xml:space="preserve"> — 물리 세계에만 두면 보이지 않는다.</w:t>
+        <w:t>“노이즈가 원인”은 가설로 끝내지 말고 직접 검증하라.</w:t>
+      </w:r>
+      <w:r>
+        <w:t xml:space="preserve"> </w:t>
+      </w:r>
+      <w:r>
+        <w:rPr>
+          <w:rStyle w:val="VerbatimChar"/>
+        </w:rPr>
+        <w:t xml:space="preserve">ent_coef</w:t>
+      </w:r>
+      <w:r>
+        <w:t xml:space="preserve">로 노이즈를 줄여봤더니(entropy 1.3→0.91) 충돌이 안 줄었다 — 일부는 노이즈로 제거 안 되는 </w:t>
+      </w:r>
+      <w:r>
+        <w:rPr>
+          <w:b/>
+          <w:bCs/>
+        </w:rPr>
+        <w:t xml:space="preserve">구조적 실패</w:t>
+      </w:r>
+      <w:r>
+        <w:t xml:space="preserve">.</w:t>
       </w:r>
     </w:p>
     <w:p>
@@ -17995,7 +17440,7 @@
         <w:pStyle w:val="Compact"/>
         <w:numPr>
           <w:ilvl w:val="0"/>
-          <w:numId w:val="1016"/>
+          <w:numId w:val="1014"/>
         </w:numPr>
       </w:pPr>
       <w:r>
@@ -18003,10 +17448,30 @@
           <w:b/>
           <w:bCs/>
         </w:rPr>
-        <w:t xml:space="preserve">Linux box2d-py는 body 파괴 중 contact 콜백에서 segfault</w:t>
-      </w:r>
-      <w:r>
-        <w:t xml:space="preserve"> — listener를 먼저 detach하라(macOS가 가려서 로컬에선 안 잡힘).</w:t>
+        <w:t xml:space="preserve">이 태스크는 전반부에 정점</w:t>
+      </w:r>
+      <w:r>
+        <w:t xml:space="preserve"> 후 정체 — 코너 패널티·스텝 증가·노이즈 축소 </w:t>
+      </w:r>
+      <w:r>
+        <w:rPr>
+          <w:b/>
+          <w:bCs/>
+        </w:rPr>
+        <w:t xml:space="preserve">세 레버 모두 clean ~415 천장을 못 넘음</w:t>
+      </w:r>
+      <w:r>
+        <w:t xml:space="preserve">. 다음 개선은 하이퍼파라미터가 아니라 </w:t>
+      </w:r>
+      <w:r>
+        <w:rPr>
+          <w:b/>
+          <w:bCs/>
+        </w:rPr>
+        <w:t xml:space="preserve">표현/아키텍처</w:t>
+      </w:r>
+      <w:r>
+        <w:t xml:space="preserve">(명시적 장애물 채널, recurrent, 더 큰 CNN) 쪽이어야 한다.</w:t>
       </w:r>
     </w:p>
     <w:p>
@@ -18014,7 +17479,7 @@
         <w:pStyle w:val="Compact"/>
         <w:numPr>
           <w:ilvl w:val="0"/>
-          <w:numId w:val="1016"/>
+          <w:numId w:val="1014"/>
         </w:numPr>
       </w:pPr>
       <w:r>
@@ -18022,34 +17487,10 @@
           <w:b/>
           <w:bCs/>
         </w:rPr>
-        <w:t xml:space="preserve">벡터 env 로깅은 </w:t>
-      </w:r>
-      <w:r>
-        <w:rPr>
-          <w:rStyle w:val="VerbatimChar"/>
-          <w:b/>
-          <w:bCs/>
-        </w:rPr>
-        <w:t xml:space="preserve">infos[key][i]</w:t>
-      </w:r>
-      <w:r>
-        <w:rPr>
-          <w:b/>
-          <w:bCs/>
-        </w:rPr>
-        <w:t xml:space="preserve">(dict-of-arrays)로 읽어야</w:t>
-      </w:r>
-      <w:r>
-        <w:t xml:space="preserve"> 한다 — </w:t>
-      </w:r>
-      <w:r>
-        <w:rPr>
-          <w:rStyle w:val="VerbatimChar"/>
-        </w:rPr>
-        <w:t xml:space="preserve">infos.get(i)</w:t>
-      </w:r>
-      <w:r>
-        <w:t xml:space="preserve">(정수키)는 무음 실패.</w:t>
+        <w:t xml:space="preserve">action 파라미터화는 공짜가 아니다 — 2-action의 ActionWrapper가 유용한 inductive bias.</w:t>
+      </w:r>
+      <w:r>
+        <w:t xml:space="preserve"> native 3-action은 동일 조건에서 clean 229(2-action 415의 ~55%): 독립 gas/brake가 동시입력 퇴화영역·무방비 brake·~2.9배 탐색부피를 만들어 std 발산/저성능을 유발.</w:t>
       </w:r>
     </w:p>
     <w:p>
@@ -18057,7 +17498,7 @@
         <w:pStyle w:val="Compact"/>
         <w:numPr>
           <w:ilvl w:val="0"/>
-          <w:numId w:val="1016"/>
+          <w:numId w:val="1014"/>
         </w:numPr>
       </w:pPr>
       <w:r>
@@ -18065,140 +17506,6 @@
           <w:b/>
           <w:bCs/>
         </w:rPr>
-        <w:t xml:space="preserve">셰이핑을 추가하기 전에 실패 모드를 측정하라.</w:t>
-      </w:r>
-      <w:r>
-        <w:t xml:space="preserve"> “급커브 이탈”은 오진이었고, 계측(코너가속·off%·충돌/에피소드)이 진짜 원인(충돌)을 드러냈다.</w:t>
-      </w:r>
-    </w:p>
-    <w:p>
-      <w:pPr>
-        <w:pStyle w:val="Compact"/>
-        <w:numPr>
-          <w:ilvl w:val="0"/>
-          <w:numId w:val="1016"/>
-        </w:numPr>
-      </w:pPr>
-      <w:r>
-        <w:rPr>
-          <w:b/>
-          <w:bCs/>
-        </w:rPr>
-        <w:t xml:space="preserve">샘플링 vs 결정론 평가는 std가 클 때 크게 다르다</w:t>
-      </w:r>
-      <w:r>
-        <w:t xml:space="preserve"> — 샘플링 노이즈가 장애물 충돌을 유발(seed53 결정론 486 vs 샘플링 −36).</w:t>
-      </w:r>
-    </w:p>
-    <w:p>
-      <w:pPr>
-        <w:pStyle w:val="Compact"/>
-        <w:numPr>
-          <w:ilvl w:val="0"/>
-          <w:numId w:val="1016"/>
-        </w:numPr>
-      </w:pPr>
-      <w:r>
-        <w:rPr>
-          <w:b/>
-          <w:bCs/>
-        </w:rPr>
-        <w:t>“노이즈가 원인”은 가설로 끝내지 말고 직접 검증하라.</w:t>
-      </w:r>
-      <w:r>
-        <w:t xml:space="preserve"> </w:t>
-      </w:r>
-      <w:r>
-        <w:rPr>
-          <w:rStyle w:val="VerbatimChar"/>
-        </w:rPr>
-        <w:t xml:space="preserve">ent_coef</w:t>
-      </w:r>
-      <w:r>
-        <w:t xml:space="preserve">로 노이즈를 줄여봤더니(entropy 1.3→0.91) 충돌이 안 줄었다 — 일부는 노이즈로 제거 안 되는 </w:t>
-      </w:r>
-      <w:r>
-        <w:rPr>
-          <w:b/>
-          <w:bCs/>
-        </w:rPr>
-        <w:t xml:space="preserve">구조적 실패</w:t>
-      </w:r>
-      <w:r>
-        <w:t xml:space="preserve">.</w:t>
-      </w:r>
-    </w:p>
-    <w:p>
-      <w:pPr>
-        <w:pStyle w:val="Compact"/>
-        <w:numPr>
-          <w:ilvl w:val="0"/>
-          <w:numId w:val="1016"/>
-        </w:numPr>
-      </w:pPr>
-      <w:r>
-        <w:rPr>
-          <w:b/>
-          <w:bCs/>
-        </w:rPr>
-        <w:t xml:space="preserve">이 태스크는 전반부에 정점</w:t>
-      </w:r>
-      <w:r>
-        <w:t xml:space="preserve"> 후 정체 — 코너 패널티·스텝 증가·노이즈 축소 </w:t>
-      </w:r>
-      <w:r>
-        <w:rPr>
-          <w:b/>
-          <w:bCs/>
-        </w:rPr>
-        <w:t xml:space="preserve">세 레버 모두 clean ~415 천장을 못 넘음</w:t>
-      </w:r>
-      <w:r>
-        <w:t xml:space="preserve">. 다음 개선은 하이퍼파라미터가 아니라 </w:t>
-      </w:r>
-      <w:r>
-        <w:rPr>
-          <w:b/>
-          <w:bCs/>
-        </w:rPr>
-        <w:t xml:space="preserve">표현/아키텍처</w:t>
-      </w:r>
-      <w:r>
-        <w:t xml:space="preserve">(명시적 장애물 채널, recurrent, 더 큰 CNN) 쪽이어야 한다.</w:t>
-      </w:r>
-    </w:p>
-    <w:p>
-      <w:pPr>
-        <w:pStyle w:val="Compact"/>
-        <w:numPr>
-          <w:ilvl w:val="0"/>
-          <w:numId w:val="1016"/>
-        </w:numPr>
-      </w:pPr>
-      <w:r>
-        <w:rPr>
-          <w:b/>
-          <w:bCs/>
-        </w:rPr>
-        <w:t xml:space="preserve">action 파라미터화는 공짜가 아니다 — 2-action의 ActionWrapper가 유용한 inductive bias.</w:t>
-      </w:r>
-      <w:r>
-        <w:t xml:space="preserve"> native 3-action은 동일 조건에서 clean 229(2-action 415의 ~55%): 독립 gas/brake가 동시입력 퇴화영역·무방비 brake·~2.9배 탐색부피를 만들어 std 발산/저성능을 유발.</w:t>
-      </w:r>
-    </w:p>
-    <w:p>
-      <w:pPr>
-        <w:pStyle w:val="Compact"/>
-        <w:numPr>
-          <w:ilvl w:val="0"/>
-          <w:numId w:val="1016"/>
-        </w:numPr>
-      </w:pPr>
-      <w:r>
-        <w:rPr>
-          <w:b/>
-          <w:bCs/>
-        </w:rPr>
         <w:t xml:space="preserve">하이퍼파라미터는 차원에 따라 재튜닝하라.</w:t>
       </w:r>
       <w:r>
@@ -18223,8 +17530,8 @@
         <w:t xml:space="preserve"> 비율로 균형을 확인하라.</w:t>
       </w:r>
     </w:p>
-    <w:bookmarkEnd w:id="102"/>
-    <w:bookmarkStart w:id="103" w:name="부록-재현-커맨드"/>
+    <w:bookmarkEnd w:id="95"/>
+    <w:bookmarkStart w:id="96" w:name="부록-재현-커맨드"/>
     <w:p>
       <w:pPr>
         <w:pStyle w:val="Heading2"/>
@@ -18504,8 +17811,8 @@
         <w:br w:type="page"/>
       </w:r>
     </w:p>
-    <w:bookmarkEnd w:id="103"/>
-    <w:bookmarkEnd w:id="104"/>
+    <w:bookmarkEnd w:id="96"/>
+    <w:bookmarkEnd w:id="97"/>
     <w:sectPr>
       <w:footnotePr>
         <w:numRestart w:val="eachSect"/>
@@ -18868,12 +18175,6 @@
     <w:abstractNumId w:val="991"/>
   </w:num>
   <w:num w:numId="1012">
-    <w:abstractNumId w:val="991"/>
-  </w:num>
-  <w:num w:numId="1013">
-    <w:abstractNumId w:val="991"/>
-  </w:num>
-  <w:num w:numId="1014">
     <w:abstractNumId w:val="99411"/>
     <w:lvlOverride w:ilvl="0">
       <w:startOverride w:val="1"/>
@@ -18903,10 +18204,10 @@
       <w:startOverride w:val="1"/>
     </w:lvlOverride>
   </w:num>
-  <w:num w:numId="1015">
+  <w:num w:numId="1013">
     <w:abstractNumId w:val="991"/>
   </w:num>
-  <w:num w:numId="1016">
+  <w:num w:numId="1014">
     <w:abstractNumId w:val="99411"/>
     <w:lvlOverride w:ilvl="0">
       <w:startOverride w:val="1"/>

--- a/COMBINED_REPORT.docx
+++ b/COMBINED_REPORT.docx
@@ -17375,7 +17375,23 @@
         <w:t xml:space="preserve">셰이핑을 추가하기 전에 실패 모드를 측정하라.</w:t>
       </w:r>
       <w:r>
-        <w:t xml:space="preserve"> “급커브 이탈”은 오진이었고, 계측(코너가속·off%·충돌/에피소드)이 진짜 원인(충돌)을 드러냈다.</w:t>
+        <w:t xml:space="preserve"> 계측 평가가 진짜 실패 원인이 트랙 이탈이 아니라 </w:t>
+      </w:r>
+      <w:r>
+        <w:rPr>
+          <w:b/>
+          <w:bCs/>
+        </w:rPr>
+        <w:t xml:space="preserve">장애물 충돌</w:t>
+      </w:r>
+      <w:r>
+        <w:t xml:space="preserve">임을 드러냈다 — 인상에 기반한 보상 항(코너 패널티)은 </w:t>
+      </w:r>
+      <w:r>
+        <w:rPr>
+          <w:rFonts w:hint="eastAsia"/>
+        </w:rPr>
+        <w:t xml:space="preserve">비(非)레버였다.</w:t>
       </w:r>
     </w:p>
     <w:p>

--- a/COMBINED_REPORT.docx
+++ b/COMBINED_REPORT.docx
@@ -3023,26 +3023,7 @@
         <w:t xml:space="preserve">에이전트의 유일한 입력이 픽셀이기 때문</w:t>
       </w:r>
       <w:r>
-        <w:t xml:space="preserve">이다. 물리 충돌만 존재하고 화면에 그려지지 않으면, 상태(이미지)에는 장애물이 전혀 나타나지 않아 에이전트가 회피를 학습할 단서가 없다. 모듈 docstring이 이를 명시한다: </w:t>
-      </w:r>
-      <w:r>
-        <w:rPr>
-          <w:i/>
-          <w:iCs/>
-        </w:rPr>
-        <w:t xml:space="preserve">“the agent’s input is pixels: the obstacle must be visible in the 96x96 observation to be avoidable”</w:t>
-      </w:r>
-      <w:r>
-        <w:t xml:space="preserve">(</w:t>
-      </w:r>
-      <w:r>
-        <w:rPr>
-          <w:rStyle w:val="VerbatimChar"/>
-        </w:rPr>
-        <w:t xml:space="preserve">car_racing_obstacles.py:7-9</w:t>
-      </w:r>
-      <w:r>
-        <w:t xml:space="preserve">).</w:t>
+        <w:t xml:space="preserve">이다. 물리 충돌만 존재하고 화면에 그려지지 않으면, 상태(이미지)에는 장애물이 전혀 나타나지 않아 에이전트가 회피를 학습할 단서가 없다.</w:t>
       </w:r>
     </w:p>
     <w:p>
@@ -3246,18 +3227,12 @@
     </w:p>
     <w:p>
       <w:pPr>
-        <w:pStyle w:val="FirstParagraph"/>
-      </w:pPr>
-      <w:r>
-        <w:rPr>
-          <w:b/>
-          <w:bCs/>
-        </w:rPr>
-        <w:t xml:space="preserve">핵심 구분 — shaped reward vs clean reward</w:t>
-      </w:r>
-      <w:r>
-        <w:t xml:space="preserve"> - </w:t>
-      </w:r>
+        <w:pStyle w:val="Compact"/>
+        <w:numPr>
+          <w:ilvl w:val="0"/>
+          <w:numId w:val="1003"/>
+        </w:numPr>
+      </w:pPr>
       <w:r>
         <w:rPr>
           <w:b/>
@@ -3284,8 +3259,17 @@
         <w:t xml:space="preserve">scripts/train_ppo_2action_obstacles.py:109-115</w:t>
       </w:r>
       <w:r>
-        <w:t xml:space="preserve">). - </w:t>
-      </w:r>
+        <w:t xml:space="preserve">).</w:t>
+      </w:r>
+    </w:p>
+    <w:p>
+      <w:pPr>
+        <w:pStyle w:val="Compact"/>
+        <w:numPr>
+          <w:ilvl w:val="0"/>
+          <w:numId w:val="1003"/>
+        </w:numPr>
+      </w:pPr>
       <w:r>
         <w:rPr>
           <w:b/>
@@ -3677,7 +3661,7 @@
         <w:pStyle w:val="BodyText"/>
       </w:pPr>
       <w:r>
-        <w:t xml:space="preserve">설계 의미: 매 프레임 -0.1이 부과되므로 빨리 완주할수록 점수가 높다. 트랙 N개 타일을 모두 통과하면 누적 +1000, 732프레임에 완주 시 </w:t>
+        <w:t xml:space="preserve">매 프레임 -0.1이 부과되므로 빨리 완주할수록 점수가 높다. 트랙 N개 타일을 모두 통과하면 누적 +1000, 732프레임에 완주 시 </w:t>
       </w:r>
       <w:r>
         <w:rPr>
@@ -4767,7 +4751,7 @@
           <w:b/>
           <w:bCs/>
         </w:rPr>
-        <w:t xml:space="preserve">weight 튜닝 메모(코드 주석 근거):</w:t>
+        <w:t xml:space="preserve">weight 튜닝:</w:t>
       </w:r>
       <w:r>
         <w:t xml:space="preserve"> - </w:t>
@@ -5033,875 +5017,6 @@
       </w:r>
       <w:r>
         <w:t xml:space="preserve"> 계열 알고리즘이다.</w:t>
-      </w:r>
-    </w:p>
-    <w:p>
-      <w:pPr>
-        <w:pStyle w:val="Compact"/>
-        <w:numPr>
-          <w:ilvl w:val="0"/>
-          <w:numId w:val="1003"/>
-        </w:numPr>
-      </w:pPr>
-      <w:r>
-        <w:rPr>
-          <w:b/>
-          <w:bCs/>
-        </w:rPr>
-        <w:t xml:space="preserve">Actor(정책망)</w:t>
-      </w:r>
-      <w:r>
-        <w:t xml:space="preserve"> 는 상태 </w:t>
-      </w:r>
-      <w:r>
-        <w:rPr>
-          <w:rStyle w:val="VerbatimChar"/>
-        </w:rPr>
-        <w:t xml:space="preserve">s</w:t>
-      </w:r>
-      <w:r>
-        <w:t xml:space="preserve">를 입력받아 행동분포 </w:t>
-      </w:r>
-      <w:r>
-        <w:rPr>
-          <w:rStyle w:val="VerbatimChar"/>
-        </w:rPr>
-        <w:t xml:space="preserve">π(a|s)</w:t>
-      </w:r>
-      <w:r>
-        <w:t xml:space="preserve">를 출력한다. 우리 구현에서는 CNN으로 추출한 특징 벡터를 받아 </w:t>
-      </w:r>
-      <w:r>
-        <w:rPr>
-          <w:b/>
-          <w:bCs/>
-        </w:rPr>
-        <w:t xml:space="preserve">가우시안 분포의 평균 </w:t>
-      </w:r>
-      <w:r>
-        <w:rPr>
-          <w:rStyle w:val="VerbatimChar"/>
-          <w:b/>
-          <w:bCs/>
-        </w:rPr>
-        <w:t xml:space="preserve">μ</w:t>
-      </w:r>
-      <w:r>
-        <w:rPr>
-          <w:b/>
-          <w:bCs/>
-        </w:rPr>
-        <w:t xml:space="preserve">와 로그표준편차 </w:t>
-      </w:r>
-      <w:r>
-        <w:rPr>
-          <w:rStyle w:val="VerbatimChar"/>
-          <w:b/>
-          <w:bCs/>
-        </w:rPr>
-        <w:t xml:space="preserve">log σ</w:t>
-      </w:r>
-      <w:r>
-        <w:t xml:space="preserve"> 를 출력한다(</w:t>
-      </w:r>
-      <w:r>
-        <w:rPr>
-          <w:rStyle w:val="VerbatimChar"/>
-        </w:rPr>
-        <w:t xml:space="preserve">Actor.forward</w:t>
-      </w:r>
-      <w:r>
-        <w:t xml:space="preserve">, </w:t>
-      </w:r>
-      <w:r>
-        <w:rPr>
-          <w:rStyle w:val="VerbatimChar"/>
-        </w:rPr>
-        <w:t xml:space="preserve">src/ppo_agent_2.py:67</w:t>
-      </w:r>
-      <w:r>
-        <w:t xml:space="preserve">). 평균은 </w:t>
-      </w:r>
-      <w:r>
-        <w:rPr>
-          <w:rStyle w:val="VerbatimChar"/>
-        </w:rPr>
-        <w:t xml:space="preserve">tanh</w:t>
-      </w:r>
-      <w:r>
-        <w:t xml:space="preserve">로 </w:t>
-      </w:r>
-      <w:r>
-        <w:rPr>
-          <w:rStyle w:val="VerbatimChar"/>
-        </w:rPr>
-        <w:t xml:space="preserve">[-1, 1]</w:t>
-      </w:r>
-      <w:r>
-        <w:t xml:space="preserve">에 제약하고(</w:t>
-      </w:r>
-      <w:r>
-        <w:rPr>
-          <w:rStyle w:val="VerbatimChar"/>
-        </w:rPr>
-        <w:t xml:space="preserve">:83</w:t>
-      </w:r>
-      <w:r>
-        <w:t xml:space="preserve">), 표준편차는 고정이 아니라 </w:t>
-      </w:r>
-      <w:r>
-        <w:rPr>
-          <w:b/>
-          <w:bCs/>
-        </w:rPr>
-        <w:t xml:space="preserve">학습 대상(learned std)</w:t>
-      </w:r>
-      <w:r>
-        <w:t xml:space="preserve"> 으로 두었다(</w:t>
-      </w:r>
-      <w:r>
-        <w:rPr>
-          <w:rStyle w:val="VerbatimChar"/>
-        </w:rPr>
-        <w:t xml:space="preserve">fixed_std=False</w:t>
-      </w:r>
-      <w:r>
-        <w:t xml:space="preserve">, </w:t>
-      </w:r>
-      <w:r>
-        <w:rPr>
-          <w:rStyle w:val="VerbatimChar"/>
-        </w:rPr>
-        <w:t xml:space="preserve">:85</w:t>
-      </w:r>
-      <w:r>
-        <w:t xml:space="preserve">). 행동분포는 </w:t>
-      </w:r>
-      <w:r>
-        <w:rPr>
-          <w:rStyle w:val="VerbatimChar"/>
-        </w:rPr>
-        <w:t xml:space="preserve">torch.distributions.Normal(mean, std)</w:t>
-      </w:r>
-      <w:r>
-        <w:t xml:space="preserve">로 구성한다(</w:t>
-      </w:r>
-      <w:r>
-        <w:rPr>
-          <w:rStyle w:val="VerbatimChar"/>
-        </w:rPr>
-        <w:t xml:space="preserve">Actor.get_action_dist</w:t>
-      </w:r>
-      <w:r>
-        <w:t xml:space="preserve">, </w:t>
-      </w:r>
-      <w:r>
-        <w:rPr>
-          <w:rStyle w:val="VerbatimChar"/>
-        </w:rPr>
-        <w:t xml:space="preserve">:96</w:t>
-      </w:r>
-      <w:r>
-        <w:t xml:space="preserve">).</w:t>
-      </w:r>
-    </w:p>
-    <w:p>
-      <w:pPr>
-        <w:pStyle w:val="Compact"/>
-        <w:numPr>
-          <w:ilvl w:val="0"/>
-          <w:numId w:val="1003"/>
-        </w:numPr>
-      </w:pPr>
-      <w:r>
-        <w:rPr>
-          <w:b/>
-          <w:bCs/>
-        </w:rPr>
-        <w:t xml:space="preserve">Critic(가치망)</w:t>
-      </w:r>
-      <w:r>
-        <w:t xml:space="preserve"> 은 상태가치 </w:t>
-      </w:r>
-      <w:r>
-        <w:rPr>
-          <w:rStyle w:val="VerbatimChar"/>
-        </w:rPr>
-        <w:t xml:space="preserve">V(s)</w:t>
-      </w:r>
-      <w:r>
-        <w:t xml:space="preserve">를 스칼라로 추정하며, Advantage 계산과 가치손실의 타깃 역할을 한다(</w:t>
-      </w:r>
-      <w:r>
-        <w:rPr>
-          <w:rStyle w:val="VerbatimChar"/>
-        </w:rPr>
-        <w:t xml:space="preserve">Critic.forward</w:t>
-      </w:r>
-      <w:r>
-        <w:t xml:space="preserve">, </w:t>
-      </w:r>
-      <w:r>
-        <w:rPr>
-          <w:rStyle w:val="VerbatimChar"/>
-        </w:rPr>
-        <w:t xml:space="preserve">src/ppo_agent_2.py:156</w:t>
-      </w:r>
-      <w:r>
-        <w:t xml:space="preserve">).</w:t>
-      </w:r>
-    </w:p>
-    <w:p>
-      <w:pPr>
-        <w:pStyle w:val="Compact"/>
-        <w:numPr>
-          <w:ilvl w:val="0"/>
-          <w:numId w:val="1003"/>
-        </w:numPr>
-      </w:pPr>
-      <w:r>
-        <w:t xml:space="preserve">Actor와 Critic은 CNN 특징추출기를 공유하며, 세 모듈의 파라미터를 </w:t>
-      </w:r>
-      <w:r>
-        <w:rPr>
-          <w:b/>
-          <w:bCs/>
-        </w:rPr>
-        <w:t xml:space="preserve">하나의 Adam optimizer로 통합 최적화</w:t>
-      </w:r>
-      <w:r>
-        <w:t xml:space="preserve"> 한다(</w:t>
-      </w:r>
-      <w:r>
-        <w:rPr>
-          <w:rStyle w:val="VerbatimChar"/>
-        </w:rPr>
-        <w:t xml:space="preserve">src/ppo_agent_2.py:232</w:t>
-      </w:r>
-      <w:r>
-        <w:t xml:space="preserve">).</w:t>
-      </w:r>
-    </w:p>
-    <w:p>
-      <w:pPr>
-        <w:pStyle w:val="FirstParagraph"/>
-      </w:pPr>
-      <w:r>
-        <w:t xml:space="preserve">행동 샘플링 시에는 분포에서 </w:t>
-      </w:r>
-      <w:r>
-        <w:rPr>
-          <w:rStyle w:val="VerbatimChar"/>
-        </w:rPr>
-        <w:t xml:space="preserve">sample()</w:t>
-      </w:r>
-      <w:r>
-        <w:t xml:space="preserve">로 행동을 뽑고 각 차원의 로그확률을 합산하여 </w:t>
-      </w:r>
-      <w:r>
-        <w:rPr>
-          <w:rStyle w:val="VerbatimChar"/>
-        </w:rPr>
-        <w:t xml:space="preserve">log π(a|s)</w:t>
-      </w:r>
-      <w:r>
-        <w:t xml:space="preserve">를 얻는다(</w:t>
-      </w:r>
-      <w:r>
-        <w:rPr>
-          <w:rStyle w:val="VerbatimChar"/>
-        </w:rPr>
-        <w:t xml:space="preserve">PPOAgent.act</w:t>
-      </w:r>
-      <w:r>
-        <w:t xml:space="preserve">, </w:t>
-      </w:r>
-      <w:r>
-        <w:rPr>
-          <w:rStyle w:val="VerbatimChar"/>
-        </w:rPr>
-        <w:t xml:space="preserve">src/ppo_agent_2.py:293</w:t>
-      </w:r>
-      <w:r>
-        <w:t xml:space="preserve">). 연속행동이므로 다차원 가우시안의 차원별 로그확률·엔트로피를 합산한다(</w:t>
-      </w:r>
-      <w:r>
-        <w:rPr>
-          <w:rStyle w:val="VerbatimChar"/>
-        </w:rPr>
-        <w:t xml:space="preserve">evaluate_actions</w:t>
-      </w:r>
-      <w:r>
-        <w:t xml:space="preserve">, </w:t>
-      </w:r>
-      <w:r>
-        <w:rPr>
-          <w:rStyle w:val="VerbatimChar"/>
-        </w:rPr>
-        <w:t xml:space="preserve">:126</w:t>
-      </w:r>
-      <w:r>
-        <w:t xml:space="preserve">).</w:t>
-      </w:r>
-    </w:p>
-    <w:bookmarkEnd w:id="27"/>
-    <w:bookmarkStart w:id="28" w:name="정책-경사에서-ppo로-신뢰영역의-동기"/>
-    <w:p>
-      <w:pPr>
-        <w:pStyle w:val="Heading3"/>
-      </w:pPr>
-      <w:r>
-        <w:t xml:space="preserve">2.2 정책 경사에서 PPO로 — 신뢰영역의 동기</w:t>
-      </w:r>
-    </w:p>
-    <w:p>
-      <w:pPr>
-        <w:pStyle w:val="FirstParagraph"/>
-      </w:pPr>
-      <w:r>
-        <w:t xml:space="preserve">순수 정책 경사(policy gradient, 예: REINFORCE/A2C)는</w:t>
-      </w:r>
-    </w:p>
-    <w:p>
-      <w:pPr>
-        <w:pStyle w:val="SourceCode"/>
-      </w:pPr>
-      <w:r>
-        <w:rPr>
-          <w:rStyle w:val="VerbatimChar"/>
-        </w:rPr>
-        <w:t xml:space="preserve">∇J(θ) = E[ ∇ log π_θ(a|s) · A(s,a) ]</w:t>
-      </w:r>
-    </w:p>
-    <w:p>
-      <w:pPr>
-        <w:pStyle w:val="FirstParagraph"/>
-      </w:pPr>
-      <w:r>
-        <w:t xml:space="preserve">형태의 추정량을 따라 정책을 갱신한다. 그러나 수집한 데이터(rollout)를 여러 epoch 재사용하면 정책이 데이터를 만든 정책 </w:t>
-      </w:r>
-      <w:r>
-        <w:rPr>
-          <w:rStyle w:val="VerbatimChar"/>
-        </w:rPr>
-        <w:t xml:space="preserve">π_old</w:t>
-      </w:r>
-      <w:r>
-        <w:t xml:space="preserve">에서 너무 멀리 이동해 </w:t>
-      </w:r>
-      <w:r>
-        <w:rPr>
-          <w:b/>
-          <w:bCs/>
-        </w:rPr>
-        <w:t xml:space="preserve">분포 이동(distribution shift)</w:t>
-      </w:r>
-      <w:r>
-        <w:t xml:space="preserve"> 이 커지고, 한 번의 큰 갱신이 정책을 붕괴(collapse)시킬 수 있다.</w:t>
-      </w:r>
-    </w:p>
-    <w:p>
-      <w:pPr>
-        <w:pStyle w:val="BodyText"/>
-      </w:pPr>
-      <w:r>
-        <w:t xml:space="preserve">이를 막기 위해 </w:t>
-      </w:r>
-      <w:r>
-        <w:rPr>
-          <w:b/>
-          <w:bCs/>
-        </w:rPr>
-        <w:t xml:space="preserve">TRPO</w:t>
-      </w:r>
-      <w:r>
-        <w:t xml:space="preserve"> 는 갱신 전후 정책의 KL 발산을 신뢰영역(trust region)으로 제한한다. </w:t>
-      </w:r>
-      <w:r>
-        <w:rPr>
-          <w:b/>
-          <w:bCs/>
-        </w:rPr>
-        <w:t xml:space="preserve">PPO</w:t>
-      </w:r>
-      <w:r>
-        <w:t xml:space="preserve"> 는 그 아이디어를 </w:t>
-      </w:r>
-      <w:r>
-        <w:rPr>
-          <w:b/>
-          <w:bCs/>
-        </w:rPr>
-        <w:t xml:space="preserve">2차 제약 대신 1차 클리핑(clipping)</w:t>
-      </w:r>
-      <w:r>
-        <w:t xml:space="preserve"> 으로 근사하여, 확률비 </w:t>
-      </w:r>
-      <w:r>
-        <w:rPr>
-          <w:rStyle w:val="VerbatimChar"/>
-        </w:rPr>
-        <w:t xml:space="preserve">r_t</w:t>
-      </w:r>
-      <w:r>
-        <w:t xml:space="preserve">가 신뢰영역 </w:t>
-      </w:r>
-      <w:r>
-        <w:rPr>
-          <w:rStyle w:val="VerbatimChar"/>
-        </w:rPr>
-        <w:t xml:space="preserve">[1-ε, 1+ε]</w:t>
-      </w:r>
-      <w:r>
-        <w:t xml:space="preserve">를 벗어나면 목적함수의 기여를 잘라내는 방식으로 사실상 신뢰영역을 강제한다. 구현이 단순하면서도 안정적이라 본 과제에서 채택하였다.</w:t>
-      </w:r>
-    </w:p>
-    <w:bookmarkEnd w:id="28"/>
-    <w:bookmarkStart w:id="29" w:name="clipped-surrogate-objective"/>
-    <w:p>
-      <w:pPr>
-        <w:pStyle w:val="Heading3"/>
-      </w:pPr>
-      <w:r>
-        <w:t xml:space="preserve">2.3 Clipped Surrogate Objective</w:t>
-      </w:r>
-    </w:p>
-    <w:p>
-      <w:pPr>
-        <w:pStyle w:val="FirstParagraph"/>
-      </w:pPr>
-      <w:r>
-        <w:t xml:space="preserve">핵심 정책 목적함수는 다음과 같다.</w:t>
-      </w:r>
-    </w:p>
-    <w:p>
-      <w:pPr>
-        <w:pStyle w:val="SourceCode"/>
-      </w:pPr>
-      <w:r>
-        <w:rPr>
-          <w:rStyle w:val="VerbatimChar"/>
-        </w:rPr>
-        <w:t xml:space="preserve">r_t(θ) = π_θ(a_t|s_t) / π_old(a_t|s_t)</w:t>
-      </w:r>
-      <w:r>
-        <w:br/>
-        <w:br/>
-      </w:r>
-      <w:r>
-        <w:rPr>
-          <w:rStyle w:val="VerbatimChar"/>
-        </w:rPr>
-        <w:t xml:space="preserve">L^CLIP(θ) = E_t[ min( r_t · A_t,  clip(r_t, 1-ε, 1+ε) · A_t ) ]</w:t>
-      </w:r>
-    </w:p>
-    <w:p>
-      <w:pPr>
-        <w:pStyle w:val="FirstParagraph"/>
-      </w:pPr>
-      <w:r>
-        <w:t xml:space="preserve">여기서 </w:t>
-      </w:r>
-      <w:r>
-        <w:rPr>
-          <w:rStyle w:val="VerbatimChar"/>
-        </w:rPr>
-        <w:t xml:space="preserve">A_t</w:t>
-      </w:r>
-      <w:r>
-        <w:t xml:space="preserve">는 Advantage 추정값, </w:t>
-      </w:r>
-      <w:r>
-        <w:rPr>
-          <w:rStyle w:val="VerbatimChar"/>
-        </w:rPr>
-        <w:t xml:space="preserve">ε</w:t>
-      </w:r>
-      <w:r>
-        <w:t xml:space="preserve">는 클리핑 폭(</w:t>
-      </w:r>
-      <w:r>
-        <w:rPr>
-          <w:rStyle w:val="VerbatimChar"/>
-        </w:rPr>
-        <w:t xml:space="preserve">clip_epsilon</w:t>
-      </w:r>
-      <w:r>
-        <w:t xml:space="preserve">)이다. 우리는 </w:t>
-      </w:r>
-      <w:r>
-        <w:rPr>
-          <w:b/>
-          <w:bCs/>
-        </w:rPr>
-        <w:t xml:space="preserve">ε = 0.15</w:t>
-      </w:r>
-      <w:r>
-        <w:t xml:space="preserve"> 를 사용하였다(기본 0.2 대비 축소하여 신뢰영역을 좁혀 KL 폭발/붕괴를 억제, </w:t>
-      </w:r>
-      <w:r>
-        <w:rPr>
-          <w:rStyle w:val="VerbatimChar"/>
-        </w:rPr>
-        <w:t xml:space="preserve">config["clip_epsilon"] = 0.15</w:t>
-      </w:r>
-      <w:r>
-        <w:t xml:space="preserve">, </w:t>
-      </w:r>
-      <w:r>
-        <w:rPr>
-          <w:rStyle w:val="VerbatimChar"/>
-        </w:rPr>
-        <w:t xml:space="preserve">scripts/train_ppo_2action2.py:34</w:t>
-      </w:r>
-      <w:r>
-        <w:t xml:space="preserve">).</w:t>
-      </w:r>
-    </w:p>
-    <w:p>
-      <w:pPr>
-        <w:pStyle w:val="BodyText"/>
-      </w:pPr>
-      <w:r>
-        <w:rPr>
-          <w:rStyle w:val="VerbatimChar"/>
-        </w:rPr>
-        <w:t xml:space="preserve">min</w:t>
-      </w:r>
-      <w:r>
-        <w:t xml:space="preserve">과 클리핑의 의미: Advantage가 양수일 때는 </w:t>
-      </w:r>
-      <w:r>
-        <w:rPr>
-          <w:rStyle w:val="VerbatimChar"/>
-        </w:rPr>
-        <w:t xml:space="preserve">r_t</w:t>
-      </w:r>
-      <w:r>
-        <w:t xml:space="preserve">가 </w:t>
-      </w:r>
-      <w:r>
-        <w:rPr>
-          <w:rStyle w:val="VerbatimChar"/>
-        </w:rPr>
-        <w:t xml:space="preserve">1+ε</w:t>
-      </w:r>
-      <w:r>
-        <w:t xml:space="preserve">를 넘어도 이득이 더 커지지 않게 상한을 두고, 음수일 때는 </w:t>
-      </w:r>
-      <w:r>
-        <w:rPr>
-          <w:rStyle w:val="VerbatimChar"/>
-        </w:rPr>
-        <w:t xml:space="preserve">r_t</w:t>
-      </w:r>
-      <w:r>
-        <w:t xml:space="preserve">가 </w:t>
-      </w:r>
-      <w:r>
-        <w:rPr>
-          <w:rStyle w:val="VerbatimChar"/>
-        </w:rPr>
-        <w:t xml:space="preserve">1-ε</w:t>
-      </w:r>
-      <w:r>
-        <w:t xml:space="preserve"> 아래로 내려가도 더 내려가지 않게 하한을 둔다. 즉 신뢰영역 밖으로의 과도한 갱신에 대한 인센티브를 제거한다.</w:t>
-      </w:r>
-    </w:p>
-    <w:p>
-      <w:pPr>
-        <w:pStyle w:val="BodyText"/>
-      </w:pPr>
-      <w:r>
-        <w:t xml:space="preserve">구현은 수치적으로 </w:t>
-      </w:r>
-      <w:r>
-        <w:rPr>
-          <w:rStyle w:val="VerbatimChar"/>
-        </w:rPr>
-        <w:t xml:space="preserve">r_t = exp(log π - log π_old)</w:t>
-      </w:r>
-      <w:r>
-        <w:t xml:space="preserve">로 계산하며, 부호가 반대인 정책손실(최소화 대상)로 변환한다(</w:t>
-      </w:r>
-      <w:r>
-        <w:rPr>
-          <w:rStyle w:val="VerbatimChar"/>
-        </w:rPr>
-        <w:t xml:space="preserve">src/ppo_agent_2.py:501</w:t>
-      </w:r>
-      <w:r>
-        <w:t xml:space="preserve">, </w:t>
-      </w:r>
-      <w:r>
-        <w:rPr>
-          <w:rStyle w:val="VerbatimChar"/>
-        </w:rPr>
-        <w:t xml:space="preserve">:505</w:t>
-      </w:r>
-      <w:r>
-        <w:t xml:space="preserve">–</w:t>
-      </w:r>
-      <w:r>
-        <w:rPr>
-          <w:rStyle w:val="VerbatimChar"/>
-        </w:rPr>
-        <w:t xml:space="preserve">:507</w:t>
-      </w:r>
-      <w:r>
-        <w:t xml:space="preserve">):</w:t>
-      </w:r>
-    </w:p>
-    <w:p>
-      <w:pPr>
-        <w:pStyle w:val="SourceCode"/>
-      </w:pPr>
-      <w:r>
-        <w:rPr>
-          <w:rStyle w:val="VerbatimChar"/>
-        </w:rPr>
-        <w:t xml:space="preserve">ratio = torch.exp(log_probs - old_log_probs_batch)</w:t>
-      </w:r>
-      <w:r>
-        <w:br/>
-      </w:r>
-      <w:r>
-        <w:rPr>
-          <w:rStyle w:val="VerbatimChar"/>
-        </w:rPr>
-        <w:t xml:space="preserve">policy_loss_1 = advantages_batch * ratio</w:t>
-      </w:r>
-      <w:r>
-        <w:br/>
-      </w:r>
-      <w:r>
-        <w:rPr>
-          <w:rStyle w:val="VerbatimChar"/>
-        </w:rPr>
-        <w:t xml:space="preserve">policy_loss_2 = advantages_batch * torch.clamp(ratio, 1 - self.clip_epsilon, 1 + self.clip_epsilon)</w:t>
-      </w:r>
-      <w:r>
-        <w:br/>
-      </w:r>
-      <w:r>
-        <w:rPr>
-          <w:rStyle w:val="VerbatimChar"/>
-        </w:rPr>
-        <w:t xml:space="preserve">policy_loss = -torch.min(policy_loss_1, policy_loss_2).mean()   # = -L^CLIP</w:t>
-      </w:r>
-    </w:p>
-    <w:bookmarkEnd w:id="29"/>
-    <w:bookmarkStart w:id="30" w:name="advantage-추정-gae"/>
-    <w:p>
-      <w:pPr>
-        <w:pStyle w:val="Heading3"/>
-      </w:pPr>
-      <w:r>
-        <w:t xml:space="preserve">2.4 Advantage 추정 — GAE</w:t>
-      </w:r>
-    </w:p>
-    <w:p>
-      <w:pPr>
-        <w:pStyle w:val="FirstParagraph"/>
-      </w:pPr>
-      <w:r>
-        <w:t xml:space="preserve">Advantage는 </w:t>
-      </w:r>
-      <w:r>
-        <w:rPr>
-          <w:b/>
-          <w:bCs/>
-        </w:rPr>
-        <w:t xml:space="preserve">GAE(Generalized Advantage Estimation)</w:t>
-      </w:r>
-      <w:r>
-        <w:t xml:space="preserve"> 로 추정하여 편향-분산을 절충한다. TD 오차</w:t>
-      </w:r>
-    </w:p>
-    <w:p>
-      <w:pPr>
-        <w:pStyle w:val="SourceCode"/>
-      </w:pPr>
-      <w:r>
-        <w:rPr>
-          <w:rStyle w:val="VerbatimChar"/>
-        </w:rPr>
-        <w:t xml:space="preserve">δ_t = r_t + γ · V(s_{t+1}) · (1 - done) - V(s_t)</w:t>
-      </w:r>
-    </w:p>
-    <w:p>
-      <w:pPr>
-        <w:pStyle w:val="FirstParagraph"/>
-      </w:pPr>
-      <w:r>
-        <w:t xml:space="preserve">를 정의하고, GAE는 이를 재귀적으로 누적한다.</w:t>
-      </w:r>
-    </w:p>
-    <w:p>
-      <w:pPr>
-        <w:pStyle w:val="SourceCode"/>
-      </w:pPr>
-      <w:r>
-        <w:rPr>
-          <w:rStyle w:val="VerbatimChar"/>
-        </w:rPr>
-        <w:t xml:space="preserve">A_t = δ_t + (γ·λ) · (1 - done) · A_{t+1}</w:t>
-      </w:r>
-      <w:r>
-        <w:br/>
-      </w:r>
-      <w:r>
-        <w:rPr>
-          <w:rStyle w:val="VerbatimChar"/>
-        </w:rPr>
-        <w:t xml:space="preserve">R_t = A_t + V(s_t)          (가치함수 타깃, 즉 return)</w:t>
-      </w:r>
-    </w:p>
-    <w:p>
-      <w:pPr>
-        <w:pStyle w:val="FirstParagraph"/>
-      </w:pPr>
-      <w:r>
-        <w:t xml:space="preserve">우리는 </w:t>
-      </w:r>
-      <w:r>
-        <w:rPr>
-          <w:b/>
-          <w:bCs/>
-        </w:rPr>
-        <w:t xml:space="preserve">γ = 0.99, λ = 0.95</w:t>
-      </w:r>
-      <w:r>
-        <w:t xml:space="preserve"> 를 사용한다(</w:t>
-      </w:r>
-      <w:r>
-        <w:rPr>
-          <w:rStyle w:val="VerbatimChar"/>
-        </w:rPr>
-        <w:t xml:space="preserve">config["gamma"]=0.99</w:t>
-      </w:r>
-      <w:r>
-        <w:t xml:space="preserve">, </w:t>
-      </w:r>
-      <w:r>
-        <w:rPr>
-          <w:rStyle w:val="VerbatimChar"/>
-        </w:rPr>
-        <w:t xml:space="preserve">config["gae_lambda"]=0.95</w:t>
-      </w:r>
-      <w:r>
-        <w:t xml:space="preserve">, </w:t>
-      </w:r>
-      <w:r>
-        <w:rPr>
-          <w:rStyle w:val="VerbatimChar"/>
-        </w:rPr>
-        <w:t xml:space="preserve">scripts/train_ppo_2action2.py:32</w:t>
-      </w:r>
-      <w:r>
-        <w:t xml:space="preserve">–</w:t>
-      </w:r>
-      <w:r>
-        <w:rPr>
-          <w:rStyle w:val="VerbatimChar"/>
-        </w:rPr>
-        <w:t xml:space="preserve">:33</w:t>
-      </w:r>
-      <w:r>
-        <w:t xml:space="preserve">). 구현은 rollout을 뒤에서 앞으로 순회하며 위 재귀식을 그대로 적용한다(</w:t>
-      </w:r>
-      <w:r>
-        <w:rPr>
-          <w:rStyle w:val="VerbatimChar"/>
-        </w:rPr>
-        <w:t xml:space="preserve">RolloutBuffer.compute_returns_and_advantages</w:t>
-      </w:r>
-      <w:r>
-        <w:t xml:space="preserve">, </w:t>
-      </w:r>
-      <w:r>
-        <w:rPr>
-          <w:rStyle w:val="VerbatimChar"/>
-        </w:rPr>
-        <w:t xml:space="preserve">src/rollout_buffer.py:142</w:t>
-      </w:r>
-      <w:r>
-        <w:t xml:space="preserve">, </w:t>
-      </w:r>
-      <w:r>
-        <w:rPr>
-          <w:rStyle w:val="VerbatimChar"/>
-        </w:rPr>
-        <w:t xml:space="preserve">:146</w:t>
-      </w:r>
-      <w:r>
-        <w:t xml:space="preserve">, </w:t>
-      </w:r>
-      <w:r>
-        <w:rPr>
-          <w:rStyle w:val="VerbatimChar"/>
-        </w:rPr>
-        <w:t xml:space="preserve">:151</w:t>
-      </w:r>
-      <w:r>
-        <w:t xml:space="preserve">). 또한 미니배치 추출 직전에 Advantage를 버퍼 전체에 대해 </w:t>
-      </w:r>
-      <w:r>
-        <w:rPr>
-          <w:b/>
-          <w:bCs/>
-        </w:rPr>
-        <w:t xml:space="preserve">전역 정규화(평균 0, 분산 1)</w:t>
-      </w:r>
-      <w:r>
-        <w:t xml:space="preserve"> 하여 스케일을 안정화한다(</w:t>
-      </w:r>
-      <w:r>
-        <w:rPr>
-          <w:rStyle w:val="VerbatimChar"/>
-        </w:rPr>
-        <w:t xml:space="preserve">src/rollout_buffer.py:189</w:t>
-      </w:r>
-      <w:r>
-        <w:t xml:space="preserve">–</w:t>
-      </w:r>
-      <w:r>
-        <w:rPr>
-          <w:rStyle w:val="VerbatimChar"/>
-        </w:rPr>
-        <w:t xml:space="preserve">:191</w:t>
-      </w:r>
-      <w:r>
-        <w:t xml:space="preserve">).</w:t>
-      </w:r>
-    </w:p>
-    <w:bookmarkEnd w:id="30"/>
-    <w:bookmarkStart w:id="31" w:name="손실-함수-정책-가치-엔트로피"/>
-    <w:p>
-      <w:pPr>
-        <w:pStyle w:val="Heading3"/>
-      </w:pPr>
-      <w:r>
-        <w:t xml:space="preserve">2.5 손실 함수 — 정책 + 가치 + 엔트로피</w:t>
-      </w:r>
-    </w:p>
-    <w:p>
-      <w:pPr>
-        <w:pStyle w:val="FirstParagraph"/>
-      </w:pPr>
-      <w:r>
-        <w:t xml:space="preserve">총손실은 세 항의 가중합이다.</w:t>
-      </w:r>
-    </w:p>
-    <w:p>
-      <w:pPr>
-        <w:pStyle w:val="SourceCode"/>
-      </w:pPr>
-      <w:r>
-        <w:rPr>
-          <w:rStyle w:val="VerbatimChar"/>
-        </w:rPr>
-        <w:t xml:space="preserve">L_total = L_policy + vf_coef · L_value - ent_coef · H[π]</w:t>
       </w:r>
     </w:p>
     <w:p>
@@ -5917,43 +5032,158 @@
           <w:b/>
           <w:bCs/>
         </w:rPr>
-        <w:t xml:space="preserve">가치손실 </w:t>
-      </w:r>
-      <w:r>
-        <w:rPr>
-          <w:rStyle w:val="VerbatimChar"/>
-          <w:b/>
-          <w:bCs/>
-        </w:rPr>
-        <w:t xml:space="preserve">L_value</w:t>
-      </w:r>
-      <w:r>
-        <w:t xml:space="preserve">: Critic 추정값과 GAE return의 </w:t>
-      </w:r>
-      <w:r>
-        <w:rPr>
-          <w:b/>
-          <w:bCs/>
-        </w:rPr>
-        <w:t xml:space="preserve">MSE(평균제곱오차)</w:t>
-      </w:r>
-      <w:r>
-        <w:t xml:space="preserve">. </w:t>
-      </w:r>
-      <w:r>
-        <w:rPr>
-          <w:rStyle w:val="VerbatimChar"/>
-        </w:rPr>
-        <w:t xml:space="preserve">value_loss = F.mse_loss(values, returns_batch)</w:t>
-      </w:r>
-      <w:r>
-        <w:t xml:space="preserve"> (</w:t>
-      </w:r>
-      <w:r>
-        <w:rPr>
-          <w:rStyle w:val="VerbatimChar"/>
-        </w:rPr>
-        <w:t xml:space="preserve">src/ppo_agent_2.py:510</w:t>
+        <w:t xml:space="preserve">Actor(정책망)</w:t>
+      </w:r>
+      <w:r>
+        <w:t xml:space="preserve"> 는 상태 </w:t>
+      </w:r>
+      <w:r>
+        <w:rPr>
+          <w:rStyle w:val="VerbatimChar"/>
+        </w:rPr>
+        <w:t xml:space="preserve">s</w:t>
+      </w:r>
+      <w:r>
+        <w:t xml:space="preserve">를 입력받아 행동분포 </w:t>
+      </w:r>
+      <w:r>
+        <w:rPr>
+          <w:rStyle w:val="VerbatimChar"/>
+        </w:rPr>
+        <w:t xml:space="preserve">π(a|s)</w:t>
+      </w:r>
+      <w:r>
+        <w:t xml:space="preserve">를 출력한다. 우리 구현에서는 CNN으로 추출한 특징 벡터를 받아 </w:t>
+      </w:r>
+      <w:r>
+        <w:rPr>
+          <w:b/>
+          <w:bCs/>
+        </w:rPr>
+        <w:t xml:space="preserve">가우시안 분포의 평균 </w:t>
+      </w:r>
+      <w:r>
+        <w:rPr>
+          <w:rStyle w:val="VerbatimChar"/>
+          <w:b/>
+          <w:bCs/>
+        </w:rPr>
+        <w:t xml:space="preserve">μ</w:t>
+      </w:r>
+      <w:r>
+        <w:rPr>
+          <w:b/>
+          <w:bCs/>
+        </w:rPr>
+        <w:t xml:space="preserve">와 로그표준편차 </w:t>
+      </w:r>
+      <w:r>
+        <w:rPr>
+          <w:rStyle w:val="VerbatimChar"/>
+          <w:b/>
+          <w:bCs/>
+        </w:rPr>
+        <w:t xml:space="preserve">log σ</w:t>
+      </w:r>
+      <w:r>
+        <w:t xml:space="preserve"> 를 출력한다(</w:t>
+      </w:r>
+      <w:r>
+        <w:rPr>
+          <w:rStyle w:val="VerbatimChar"/>
+        </w:rPr>
+        <w:t xml:space="preserve">Actor.forward</w:t>
+      </w:r>
+      <w:r>
+        <w:t xml:space="preserve">, </w:t>
+      </w:r>
+      <w:r>
+        <w:rPr>
+          <w:rStyle w:val="VerbatimChar"/>
+        </w:rPr>
+        <w:t xml:space="preserve">src/ppo_agent_2.py:67</w:t>
+      </w:r>
+      <w:r>
+        <w:t xml:space="preserve">). 평균은 </w:t>
+      </w:r>
+      <w:r>
+        <w:rPr>
+          <w:rStyle w:val="VerbatimChar"/>
+        </w:rPr>
+        <w:t xml:space="preserve">tanh</w:t>
+      </w:r>
+      <w:r>
+        <w:t xml:space="preserve">로 </w:t>
+      </w:r>
+      <w:r>
+        <w:rPr>
+          <w:rStyle w:val="VerbatimChar"/>
+        </w:rPr>
+        <w:t xml:space="preserve">[-1, 1]</w:t>
+      </w:r>
+      <w:r>
+        <w:t xml:space="preserve">에 제약하고(</w:t>
+      </w:r>
+      <w:r>
+        <w:rPr>
+          <w:rStyle w:val="VerbatimChar"/>
+        </w:rPr>
+        <w:t xml:space="preserve">:83</w:t>
+      </w:r>
+      <w:r>
+        <w:t xml:space="preserve">), 표준편차는 고정이 아니라 </w:t>
+      </w:r>
+      <w:r>
+        <w:rPr>
+          <w:b/>
+          <w:bCs/>
+        </w:rPr>
+        <w:t xml:space="preserve">학습 대상(learned std)</w:t>
+      </w:r>
+      <w:r>
+        <w:t xml:space="preserve"> 으로 두었다(</w:t>
+      </w:r>
+      <w:r>
+        <w:rPr>
+          <w:rStyle w:val="VerbatimChar"/>
+        </w:rPr>
+        <w:t xml:space="preserve">fixed_std=False</w:t>
+      </w:r>
+      <w:r>
+        <w:t xml:space="preserve">, </w:t>
+      </w:r>
+      <w:r>
+        <w:rPr>
+          <w:rStyle w:val="VerbatimChar"/>
+        </w:rPr>
+        <w:t xml:space="preserve">:85</w:t>
+      </w:r>
+      <w:r>
+        <w:t xml:space="preserve">). 행동분포는 </w:t>
+      </w:r>
+      <w:r>
+        <w:rPr>
+          <w:rStyle w:val="VerbatimChar"/>
+        </w:rPr>
+        <w:t xml:space="preserve">torch.distributions.Normal(mean, std)</w:t>
+      </w:r>
+      <w:r>
+        <w:t xml:space="preserve">로 구성한다(</w:t>
+      </w:r>
+      <w:r>
+        <w:rPr>
+          <w:rStyle w:val="VerbatimChar"/>
+        </w:rPr>
+        <w:t xml:space="preserve">Actor.get_action_dist</w:t>
+      </w:r>
+      <w:r>
+        <w:t xml:space="preserve">, </w:t>
+      </w:r>
+      <w:r>
+        <w:rPr>
+          <w:rStyle w:val="VerbatimChar"/>
+        </w:rPr>
+        <w:t xml:space="preserve">:96</w:t>
       </w:r>
       <w:r>
         <w:t xml:space="preserve">).</w:t>
@@ -5972,18 +5202,37 @@
           <w:b/>
           <w:bCs/>
         </w:rPr>
-        <w:t xml:space="preserve">엔트로피 보너스 </w:t>
-      </w:r>
-      <w:r>
-        <w:rPr>
-          <w:rStyle w:val="VerbatimChar"/>
-          <w:b/>
-          <w:bCs/>
-        </w:rPr>
-        <w:t xml:space="preserve">H[π]</w:t>
-      </w:r>
-      <w:r>
-        <w:t xml:space="preserve">: 정책 엔트로피를 키우는 방향으로 보상하여 조기 수렴/탐색 부족을 완화한다. 가우시안 정책의 차원별 엔트로피를 합산해 사용한다.</w:t>
+        <w:t xml:space="preserve">Critic(가치망)</w:t>
+      </w:r>
+      <w:r>
+        <w:t xml:space="preserve"> 은 상태가치 </w:t>
+      </w:r>
+      <w:r>
+        <w:rPr>
+          <w:rStyle w:val="VerbatimChar"/>
+        </w:rPr>
+        <w:t xml:space="preserve">V(s)</w:t>
+      </w:r>
+      <w:r>
+        <w:t xml:space="preserve">를 스칼라로 추정하며, Advantage 계산과 가치손실의 타깃 역할을 한다(</w:t>
+      </w:r>
+      <w:r>
+        <w:rPr>
+          <w:rStyle w:val="VerbatimChar"/>
+        </w:rPr>
+        <w:t xml:space="preserve">Critic.forward</w:t>
+      </w:r>
+      <w:r>
+        <w:t xml:space="preserve">, </w:t>
+      </w:r>
+      <w:r>
+        <w:rPr>
+          <w:rStyle w:val="VerbatimChar"/>
+        </w:rPr>
+        <w:t xml:space="preserve">src/ppo_agent_2.py:156</w:t>
+      </w:r>
+      <w:r>
+        <w:t xml:space="preserve">).</w:t>
       </w:r>
     </w:p>
     <w:p>
@@ -5995,38 +5244,384 @@
         </w:numPr>
       </w:pPr>
       <w:r>
-        <w:rPr>
-          <w:b/>
-          <w:bCs/>
-        </w:rPr>
-        <w:t xml:space="preserve">계수</w:t>
-      </w:r>
-      <w:r>
-        <w:t xml:space="preserve">: </w:t>
-      </w:r>
-      <w:r>
-        <w:rPr>
-          <w:rStyle w:val="VerbatimChar"/>
-        </w:rPr>
-        <w:t xml:space="preserve">vf_coef = 0.5</w:t>
-      </w:r>
-      <w:r>
-        <w:t xml:space="preserve">(표준값), </w:t>
-      </w:r>
-      <w:r>
-        <w:rPr>
-          <w:rStyle w:val="VerbatimChar"/>
-        </w:rPr>
-        <w:t xml:space="preserve">ent_coef = 0.01</w:t>
-      </w:r>
-      <w:r>
-        <w:t xml:space="preserve">(탐색 강박 완화) (</w:t>
-      </w:r>
-      <w:r>
-        <w:rPr>
-          <w:rStyle w:val="VerbatimChar"/>
-        </w:rPr>
-        <w:t xml:space="preserve">scripts/train_ppo_2action2.py:35</w:t>
+        <w:t xml:space="preserve">Actor와 Critic은 CNN 특징추출기를 공유하며, 세 모듈의 파라미터를 </w:t>
+      </w:r>
+      <w:r>
+        <w:rPr>
+          <w:b/>
+          <w:bCs/>
+        </w:rPr>
+        <w:t xml:space="preserve">하나의 Adam optimizer로 통합 최적화</w:t>
+      </w:r>
+      <w:r>
+        <w:t xml:space="preserve"> 한다(</w:t>
+      </w:r>
+      <w:r>
+        <w:rPr>
+          <w:rStyle w:val="VerbatimChar"/>
+        </w:rPr>
+        <w:t xml:space="preserve">src/ppo_agent_2.py:232</w:t>
+      </w:r>
+      <w:r>
+        <w:t xml:space="preserve">).</w:t>
+      </w:r>
+    </w:p>
+    <w:p>
+      <w:pPr>
+        <w:pStyle w:val="FirstParagraph"/>
+      </w:pPr>
+      <w:r>
+        <w:t xml:space="preserve">행동 샘플링 시에는 분포에서 </w:t>
+      </w:r>
+      <w:r>
+        <w:rPr>
+          <w:rStyle w:val="VerbatimChar"/>
+        </w:rPr>
+        <w:t xml:space="preserve">sample()</w:t>
+      </w:r>
+      <w:r>
+        <w:t xml:space="preserve">로 행동을 뽑고 각 차원의 로그확률을 합산하여 </w:t>
+      </w:r>
+      <w:r>
+        <w:rPr>
+          <w:rStyle w:val="VerbatimChar"/>
+        </w:rPr>
+        <w:t xml:space="preserve">log π(a|s)</w:t>
+      </w:r>
+      <w:r>
+        <w:t xml:space="preserve">를 얻는다(</w:t>
+      </w:r>
+      <w:r>
+        <w:rPr>
+          <w:rStyle w:val="VerbatimChar"/>
+        </w:rPr>
+        <w:t xml:space="preserve">PPOAgent.act</w:t>
+      </w:r>
+      <w:r>
+        <w:t xml:space="preserve">, </w:t>
+      </w:r>
+      <w:r>
+        <w:rPr>
+          <w:rStyle w:val="VerbatimChar"/>
+        </w:rPr>
+        <w:t xml:space="preserve">src/ppo_agent_2.py:293</w:t>
+      </w:r>
+      <w:r>
+        <w:t xml:space="preserve">). 연속행동이므로 다차원 가우시안의 차원별 로그확률·엔트로피를 합산한다(</w:t>
+      </w:r>
+      <w:r>
+        <w:rPr>
+          <w:rStyle w:val="VerbatimChar"/>
+        </w:rPr>
+        <w:t xml:space="preserve">evaluate_actions</w:t>
+      </w:r>
+      <w:r>
+        <w:t xml:space="preserve">, </w:t>
+      </w:r>
+      <w:r>
+        <w:rPr>
+          <w:rStyle w:val="VerbatimChar"/>
+        </w:rPr>
+        <w:t xml:space="preserve">:126</w:t>
+      </w:r>
+      <w:r>
+        <w:t xml:space="preserve">).</w:t>
+      </w:r>
+    </w:p>
+    <w:bookmarkEnd w:id="27"/>
+    <w:bookmarkStart w:id="28" w:name="정책-경사에서-ppo로-신뢰영역의-동기"/>
+    <w:p>
+      <w:pPr>
+        <w:pStyle w:val="Heading3"/>
+      </w:pPr>
+      <w:r>
+        <w:t xml:space="preserve">2.2 정책 경사에서 PPO로 — 신뢰영역의 동기</w:t>
+      </w:r>
+    </w:p>
+    <w:p>
+      <w:pPr>
+        <w:pStyle w:val="FirstParagraph"/>
+      </w:pPr>
+      <w:r>
+        <w:t xml:space="preserve">순수 정책 경사(policy gradient, 예: REINFORCE/A2C)는</w:t>
+      </w:r>
+    </w:p>
+    <w:p>
+      <w:pPr>
+        <w:pStyle w:val="SourceCode"/>
+      </w:pPr>
+      <w:r>
+        <w:rPr>
+          <w:rStyle w:val="VerbatimChar"/>
+        </w:rPr>
+        <w:t xml:space="preserve">∇J(θ) = E[ ∇ log π_θ(a|s) · A(s,a) ]</w:t>
+      </w:r>
+    </w:p>
+    <w:p>
+      <w:pPr>
+        <w:pStyle w:val="FirstParagraph"/>
+      </w:pPr>
+      <w:r>
+        <w:t xml:space="preserve">형태의 추정량을 따라 정책을 갱신한다. 그러나 수집한 데이터(rollout)를 여러 epoch 재사용하면 정책이 데이터를 만든 정책 </w:t>
+      </w:r>
+      <w:r>
+        <w:rPr>
+          <w:rStyle w:val="VerbatimChar"/>
+        </w:rPr>
+        <w:t xml:space="preserve">π_old</w:t>
+      </w:r>
+      <w:r>
+        <w:t xml:space="preserve">에서 너무 멀리 이동해 </w:t>
+      </w:r>
+      <w:r>
+        <w:rPr>
+          <w:b/>
+          <w:bCs/>
+        </w:rPr>
+        <w:t xml:space="preserve">분포 이동(distribution shift)</w:t>
+      </w:r>
+      <w:r>
+        <w:t xml:space="preserve"> 이 커지고, 한 번의 큰 갱신이 정책을 붕괴(collapse)시킬 수 있다.</w:t>
+      </w:r>
+    </w:p>
+    <w:p>
+      <w:pPr>
+        <w:pStyle w:val="BodyText"/>
+      </w:pPr>
+      <w:r>
+        <w:t xml:space="preserve">이를 막기 위해 </w:t>
+      </w:r>
+      <w:r>
+        <w:rPr>
+          <w:b/>
+          <w:bCs/>
+        </w:rPr>
+        <w:t xml:space="preserve">TRPO</w:t>
+      </w:r>
+      <w:r>
+        <w:t xml:space="preserve"> 는 갱신 전후 정책의 KL 발산을 신뢰영역(trust region)으로 제한한다. </w:t>
+      </w:r>
+      <w:r>
+        <w:rPr>
+          <w:b/>
+          <w:bCs/>
+        </w:rPr>
+        <w:t xml:space="preserve">PPO</w:t>
+      </w:r>
+      <w:r>
+        <w:t xml:space="preserve"> 는 그 아이디어를 </w:t>
+      </w:r>
+      <w:r>
+        <w:rPr>
+          <w:b/>
+          <w:bCs/>
+        </w:rPr>
+        <w:t xml:space="preserve">2차 제약 대신 1차 클리핑(clipping)</w:t>
+      </w:r>
+      <w:r>
+        <w:t xml:space="preserve"> 으로 근사하여, 확률비 </w:t>
+      </w:r>
+      <w:r>
+        <w:rPr>
+          <w:rStyle w:val="VerbatimChar"/>
+        </w:rPr>
+        <w:t xml:space="preserve">r_t</w:t>
+      </w:r>
+      <w:r>
+        <w:t xml:space="preserve">가 신뢰영역 </w:t>
+      </w:r>
+      <w:r>
+        <w:rPr>
+          <w:rStyle w:val="VerbatimChar"/>
+        </w:rPr>
+        <w:t xml:space="preserve">[1-ε, 1+ε]</w:t>
+      </w:r>
+      <w:r>
+        <w:t xml:space="preserve">를 벗어나면 목적함수의 기여를 잘라내는 방식으로 사실상 신뢰영역을 강제한다. 구현이 단순하면서도 안정적이라 본 과제에서 채택하였다.</w:t>
+      </w:r>
+    </w:p>
+    <w:bookmarkEnd w:id="28"/>
+    <w:bookmarkStart w:id="29" w:name="clipped-surrogate-objective"/>
+    <w:p>
+      <w:pPr>
+        <w:pStyle w:val="Heading3"/>
+      </w:pPr>
+      <w:r>
+        <w:t xml:space="preserve">2.3 Clipped Surrogate Objective</w:t>
+      </w:r>
+    </w:p>
+    <w:p>
+      <w:pPr>
+        <w:pStyle w:val="FirstParagraph"/>
+      </w:pPr>
+      <w:r>
+        <w:t xml:space="preserve">핵심 정책 목적함수는 다음과 같다.</w:t>
+      </w:r>
+    </w:p>
+    <w:p>
+      <w:pPr>
+        <w:pStyle w:val="SourceCode"/>
+      </w:pPr>
+      <w:r>
+        <w:rPr>
+          <w:rStyle w:val="VerbatimChar"/>
+        </w:rPr>
+        <w:t xml:space="preserve">r_t(θ) = π_θ(a_t|s_t) / π_old(a_t|s_t)</w:t>
+      </w:r>
+      <w:r>
+        <w:br/>
+        <w:br/>
+      </w:r>
+      <w:r>
+        <w:rPr>
+          <w:rStyle w:val="VerbatimChar"/>
+        </w:rPr>
+        <w:t xml:space="preserve">L^CLIP(θ) = E_t[ min( r_t · A_t,  clip(r_t, 1-ε, 1+ε) · A_t ) ]</w:t>
+      </w:r>
+    </w:p>
+    <w:p>
+      <w:pPr>
+        <w:pStyle w:val="FirstParagraph"/>
+      </w:pPr>
+      <w:r>
+        <w:t xml:space="preserve">여기서 </w:t>
+      </w:r>
+      <w:r>
+        <w:rPr>
+          <w:rStyle w:val="VerbatimChar"/>
+        </w:rPr>
+        <w:t xml:space="preserve">A_t</w:t>
+      </w:r>
+      <w:r>
+        <w:t xml:space="preserve">는 Advantage 추정값, </w:t>
+      </w:r>
+      <w:r>
+        <w:rPr>
+          <w:rStyle w:val="VerbatimChar"/>
+        </w:rPr>
+        <w:t xml:space="preserve">ε</w:t>
+      </w:r>
+      <w:r>
+        <w:t xml:space="preserve">는 클리핑 폭(</w:t>
+      </w:r>
+      <w:r>
+        <w:rPr>
+          <w:rStyle w:val="VerbatimChar"/>
+        </w:rPr>
+        <w:t xml:space="preserve">clip_epsilon</w:t>
+      </w:r>
+      <w:r>
+        <w:t xml:space="preserve">)이다. 우리는 </w:t>
+      </w:r>
+      <w:r>
+        <w:rPr>
+          <w:b/>
+          <w:bCs/>
+        </w:rPr>
+        <w:t xml:space="preserve">ε = 0.15</w:t>
+      </w:r>
+      <w:r>
+        <w:t xml:space="preserve"> 를 사용하였다(기본 0.2 대비 축소하여 신뢰영역을 좁혀 KL 폭발/붕괴를 억제, </w:t>
+      </w:r>
+      <w:r>
+        <w:rPr>
+          <w:rStyle w:val="VerbatimChar"/>
+        </w:rPr>
+        <w:t xml:space="preserve">config["clip_epsilon"] = 0.15</w:t>
+      </w:r>
+      <w:r>
+        <w:t xml:space="preserve">, </w:t>
+      </w:r>
+      <w:r>
+        <w:rPr>
+          <w:rStyle w:val="VerbatimChar"/>
+        </w:rPr>
+        <w:t xml:space="preserve">scripts/train_ppo_2action2.py:34</w:t>
+      </w:r>
+      <w:r>
+        <w:t xml:space="preserve">).</w:t>
+      </w:r>
+    </w:p>
+    <w:p>
+      <w:pPr>
+        <w:pStyle w:val="BodyText"/>
+      </w:pPr>
+      <w:r>
+        <w:rPr>
+          <w:rStyle w:val="VerbatimChar"/>
+        </w:rPr>
+        <w:t xml:space="preserve">min</w:t>
+      </w:r>
+      <w:r>
+        <w:t xml:space="preserve">과 클리핑의 의미: Advantage가 양수일 때는 </w:t>
+      </w:r>
+      <w:r>
+        <w:rPr>
+          <w:rStyle w:val="VerbatimChar"/>
+        </w:rPr>
+        <w:t xml:space="preserve">r_t</w:t>
+      </w:r>
+      <w:r>
+        <w:t xml:space="preserve">가 </w:t>
+      </w:r>
+      <w:r>
+        <w:rPr>
+          <w:rStyle w:val="VerbatimChar"/>
+        </w:rPr>
+        <w:t xml:space="preserve">1+ε</w:t>
+      </w:r>
+      <w:r>
+        <w:t xml:space="preserve">를 넘어도 이득이 더 커지지 않게 상한을 두고, 음수일 때는 </w:t>
+      </w:r>
+      <w:r>
+        <w:rPr>
+          <w:rStyle w:val="VerbatimChar"/>
+        </w:rPr>
+        <w:t xml:space="preserve">r_t</w:t>
+      </w:r>
+      <w:r>
+        <w:t xml:space="preserve">가 </w:t>
+      </w:r>
+      <w:r>
+        <w:rPr>
+          <w:rStyle w:val="VerbatimChar"/>
+        </w:rPr>
+        <w:t xml:space="preserve">1-ε</w:t>
+      </w:r>
+      <w:r>
+        <w:t xml:space="preserve"> 아래로 내려가도 더 내려가지 않게 하한을 둔다. 즉 신뢰영역 밖으로의 과도한 갱신에 대한 인센티브를 제거한다.</w:t>
+      </w:r>
+    </w:p>
+    <w:p>
+      <w:pPr>
+        <w:pStyle w:val="BodyText"/>
+      </w:pPr>
+      <w:r>
+        <w:t xml:space="preserve">구현은 수치적으로 </w:t>
+      </w:r>
+      <w:r>
+        <w:rPr>
+          <w:rStyle w:val="VerbatimChar"/>
+        </w:rPr>
+        <w:t xml:space="preserve">r_t = exp(log π - log π_old)</w:t>
+      </w:r>
+      <w:r>
+        <w:t xml:space="preserve">로 계산하며, 부호가 반대인 정책손실(최소화 대상)로 변환한다(</w:t>
+      </w:r>
+      <w:r>
+        <w:rPr>
+          <w:rStyle w:val="VerbatimChar"/>
+        </w:rPr>
+        <w:t xml:space="preserve">src/ppo_agent_2.py:501</w:t>
+      </w:r>
+      <w:r>
+        <w:t xml:space="preserve">, </w:t>
+      </w:r>
+      <w:r>
+        <w:rPr>
+          <w:rStyle w:val="VerbatimChar"/>
+        </w:rPr>
+        <w:t xml:space="preserve">:505</w:t>
       </w:r>
       <w:r>
         <w:t xml:space="preserve">–</w:t>
@@ -6035,27 +5630,251 @@
         <w:rPr>
           <w:rStyle w:val="VerbatimChar"/>
         </w:rPr>
-        <w:t xml:space="preserve">:36</w:t>
+        <w:t xml:space="preserve">:507</w:t>
+      </w:r>
+      <w:r>
+        <w:t xml:space="preserve">):</w:t>
+      </w:r>
+    </w:p>
+    <w:p>
+      <w:pPr>
+        <w:pStyle w:val="SourceCode"/>
+      </w:pPr>
+      <w:r>
+        <w:rPr>
+          <w:rStyle w:val="VerbatimChar"/>
+        </w:rPr>
+        <w:t xml:space="preserve">ratio = torch.exp(log_probs - old_log_probs_batch)</w:t>
+      </w:r>
+      <w:r>
+        <w:br/>
+      </w:r>
+      <w:r>
+        <w:rPr>
+          <w:rStyle w:val="VerbatimChar"/>
+        </w:rPr>
+        <w:t xml:space="preserve">policy_loss_1 = advantages_batch * ratio</w:t>
+      </w:r>
+      <w:r>
+        <w:br/>
+      </w:r>
+      <w:r>
+        <w:rPr>
+          <w:rStyle w:val="VerbatimChar"/>
+        </w:rPr>
+        <w:t xml:space="preserve">policy_loss_2 = advantages_batch * torch.clamp(ratio, 1 - self.clip_epsilon, 1 + self.clip_epsilon)</w:t>
+      </w:r>
+      <w:r>
+        <w:br/>
+      </w:r>
+      <w:r>
+        <w:rPr>
+          <w:rStyle w:val="VerbatimChar"/>
+        </w:rPr>
+        <w:t xml:space="preserve">policy_loss = -torch.min(policy_loss_1, policy_loss_2).mean()   # = -L^CLIP</w:t>
+      </w:r>
+    </w:p>
+    <w:bookmarkEnd w:id="29"/>
+    <w:bookmarkStart w:id="30" w:name="advantage-추정-gae"/>
+    <w:p>
+      <w:pPr>
+        <w:pStyle w:val="Heading3"/>
+      </w:pPr>
+      <w:r>
+        <w:t xml:space="preserve">2.4 Advantage 추정 — GAE</w:t>
+      </w:r>
+    </w:p>
+    <w:p>
+      <w:pPr>
+        <w:pStyle w:val="FirstParagraph"/>
+      </w:pPr>
+      <w:r>
+        <w:t xml:space="preserve">Advantage는 </w:t>
+      </w:r>
+      <w:r>
+        <w:rPr>
+          <w:b/>
+          <w:bCs/>
+        </w:rPr>
+        <w:t xml:space="preserve">GAE(Generalized Advantage Estimation)</w:t>
+      </w:r>
+      <w:r>
+        <w:t xml:space="preserve"> 로 추정하여 편향-분산을 절충한다. TD 오차</w:t>
+      </w:r>
+    </w:p>
+    <w:p>
+      <w:pPr>
+        <w:pStyle w:val="SourceCode"/>
+      </w:pPr>
+      <w:r>
+        <w:rPr>
+          <w:rStyle w:val="VerbatimChar"/>
+        </w:rPr>
+        <w:t xml:space="preserve">δ_t = r_t + γ · V(s_{t+1}) · (1 - done) - V(s_t)</w:t>
+      </w:r>
+    </w:p>
+    <w:p>
+      <w:pPr>
+        <w:pStyle w:val="FirstParagraph"/>
+      </w:pPr>
+      <w:r>
+        <w:t xml:space="preserve">를 정의하고, GAE는 이를 재귀적으로 누적한다.</w:t>
+      </w:r>
+    </w:p>
+    <w:p>
+      <w:pPr>
+        <w:pStyle w:val="SourceCode"/>
+      </w:pPr>
+      <w:r>
+        <w:rPr>
+          <w:rStyle w:val="VerbatimChar"/>
+        </w:rPr>
+        <w:t xml:space="preserve">A_t = δ_t + (γ·λ) · (1 - done) · A_{t+1}</w:t>
+      </w:r>
+      <w:r>
+        <w:br/>
+      </w:r>
+      <w:r>
+        <w:rPr>
+          <w:rStyle w:val="VerbatimChar"/>
+        </w:rPr>
+        <w:t xml:space="preserve">R_t = A_t + V(s_t)          (가치함수 타깃, 즉 return)</w:t>
+      </w:r>
+    </w:p>
+    <w:p>
+      <w:pPr>
+        <w:pStyle w:val="FirstParagraph"/>
+      </w:pPr>
+      <w:r>
+        <w:t xml:space="preserve">우리는 </w:t>
+      </w:r>
+      <w:r>
+        <w:rPr>
+          <w:b/>
+          <w:bCs/>
+        </w:rPr>
+        <w:t xml:space="preserve">γ = 0.99, λ = 0.95</w:t>
+      </w:r>
+      <w:r>
+        <w:t xml:space="preserve"> 를 사용한다(</w:t>
+      </w:r>
+      <w:r>
+        <w:rPr>
+          <w:rStyle w:val="VerbatimChar"/>
+        </w:rPr>
+        <w:t xml:space="preserve">config["gamma"]=0.99</w:t>
+      </w:r>
+      <w:r>
+        <w:t xml:space="preserve">, </w:t>
+      </w:r>
+      <w:r>
+        <w:rPr>
+          <w:rStyle w:val="VerbatimChar"/>
+        </w:rPr>
+        <w:t xml:space="preserve">config["gae_lambda"]=0.95</w:t>
+      </w:r>
+      <w:r>
+        <w:t xml:space="preserve">, </w:t>
+      </w:r>
+      <w:r>
+        <w:rPr>
+          <w:rStyle w:val="VerbatimChar"/>
+        </w:rPr>
+        <w:t xml:space="preserve">scripts/train_ppo_2action2.py:32</w:t>
+      </w:r>
+      <w:r>
+        <w:t xml:space="preserve">–</w:t>
+      </w:r>
+      <w:r>
+        <w:rPr>
+          <w:rStyle w:val="VerbatimChar"/>
+        </w:rPr>
+        <w:t xml:space="preserve">:33</w:t>
+      </w:r>
+      <w:r>
+        <w:t xml:space="preserve">). 구현은 rollout을 뒤에서 앞으로 순회하며 위 재귀식을 그대로 적용한다(</w:t>
+      </w:r>
+      <w:r>
+        <w:rPr>
+          <w:rStyle w:val="VerbatimChar"/>
+        </w:rPr>
+        <w:t xml:space="preserve">RolloutBuffer.compute_returns_and_advantages</w:t>
+      </w:r>
+      <w:r>
+        <w:t xml:space="preserve">, </w:t>
+      </w:r>
+      <w:r>
+        <w:rPr>
+          <w:rStyle w:val="VerbatimChar"/>
+        </w:rPr>
+        <w:t xml:space="preserve">src/rollout_buffer.py:142</w:t>
+      </w:r>
+      <w:r>
+        <w:t xml:space="preserve">, </w:t>
+      </w:r>
+      <w:r>
+        <w:rPr>
+          <w:rStyle w:val="VerbatimChar"/>
+        </w:rPr>
+        <w:t xml:space="preserve">:146</w:t>
+      </w:r>
+      <w:r>
+        <w:t xml:space="preserve">, </w:t>
+      </w:r>
+      <w:r>
+        <w:rPr>
+          <w:rStyle w:val="VerbatimChar"/>
+        </w:rPr>
+        <w:t xml:space="preserve">:151</w:t>
+      </w:r>
+      <w:r>
+        <w:t xml:space="preserve">). 또한 미니배치 추출 직전에 Advantage를 버퍼 전체에 대해 </w:t>
+      </w:r>
+      <w:r>
+        <w:rPr>
+          <w:b/>
+          <w:bCs/>
+        </w:rPr>
+        <w:t xml:space="preserve">전역 정규화(평균 0, 분산 1)</w:t>
+      </w:r>
+      <w:r>
+        <w:t xml:space="preserve"> 하여 스케일을 안정화한다(</w:t>
+      </w:r>
+      <w:r>
+        <w:rPr>
+          <w:rStyle w:val="VerbatimChar"/>
+        </w:rPr>
+        <w:t xml:space="preserve">src/rollout_buffer.py:189</w:t>
+      </w:r>
+      <w:r>
+        <w:t xml:space="preserve">–</w:t>
+      </w:r>
+      <w:r>
+        <w:rPr>
+          <w:rStyle w:val="VerbatimChar"/>
+        </w:rPr>
+        <w:t xml:space="preserve">:191</w:t>
       </w:r>
       <w:r>
         <w:t xml:space="preserve">).</w:t>
       </w:r>
     </w:p>
+    <w:bookmarkEnd w:id="30"/>
+    <w:bookmarkStart w:id="31" w:name="손실-함수-정책-가치-엔트로피"/>
+    <w:p>
+      <w:pPr>
+        <w:pStyle w:val="Heading3"/>
+      </w:pPr>
+      <w:r>
+        <w:t xml:space="preserve">2.5 손실 함수 — 정책 + 가치 + 엔트로피</w:t>
+      </w:r>
+    </w:p>
     <w:p>
       <w:pPr>
         <w:pStyle w:val="FirstParagraph"/>
       </w:pPr>
       <w:r>
-        <w:t xml:space="preserve">총손실 조립은 </w:t>
-      </w:r>
-      <w:r>
-        <w:rPr>
-          <w:rStyle w:val="VerbatimChar"/>
-        </w:rPr>
-        <w:t xml:space="preserve">src/ppo_agent_2.py:516</w:t>
-      </w:r>
-      <w:r>
-        <w:t xml:space="preserve">에 있다.</w:t>
+        <w:t xml:space="preserve">총손실은 세 항의 가중합이다.</w:t>
       </w:r>
     </w:p>
     <w:p>
@@ -6066,263 +5885,7 @@
         <w:rPr>
           <w:rStyle w:val="VerbatimChar"/>
         </w:rPr>
-        <w:t xml:space="preserve">entropy_loss = -torch.mean(entropy)</w:t>
-      </w:r>
-      <w:r>
-        <w:br/>
-      </w:r>
-      <w:r>
-        <w:rPr>
-          <w:rStyle w:val="VerbatimChar"/>
-        </w:rPr>
-        <w:t xml:space="preserve">loss = policy_loss + self.ent_coef * entropy_loss + self.vf_coef * value_loss</w:t>
-      </w:r>
-    </w:p>
-    <w:p>
-      <w:pPr>
-        <w:pStyle w:val="BlockText"/>
-      </w:pPr>
-      <w:r>
-        <w:t xml:space="preserve">FP32 경로(</w:t>
-      </w:r>
-      <w:r>
-        <w:rPr>
-          <w:rStyle w:val="VerbatimChar"/>
-        </w:rPr>
-        <w:t xml:space="preserve">learn</w:t>
-      </w:r>
-      <w:r>
-        <w:t xml:space="preserve">)는 </w:t>
-      </w:r>
-      <w:r>
-        <w:rPr>
-          <w:rStyle w:val="VerbatimChar"/>
-        </w:rPr>
-        <w:t xml:space="preserve">entropy_loss = -mean(entropy)</w:t>
-      </w:r>
-      <w:r>
-        <w:t xml:space="preserve">로 정의한 뒤 </w:t>
-      </w:r>
-      <w:r>
-        <w:rPr>
-          <w:rStyle w:val="VerbatimChar"/>
-        </w:rPr>
-        <w:t xml:space="preserve">+ ent_coef·entropy_loss</w:t>
-      </w:r>
-      <w:r>
-        <w:t xml:space="preserve">를 더하고(</w:t>
-      </w:r>
-      <w:r>
-        <w:rPr>
-          <w:rStyle w:val="VerbatimChar"/>
-        </w:rPr>
-        <w:t xml:space="preserve">:513</w:t>
-      </w:r>
-      <w:r>
-        <w:t xml:space="preserve">, </w:t>
-      </w:r>
-      <w:r>
-        <w:rPr>
-          <w:rStyle w:val="VerbatimChar"/>
-        </w:rPr>
-        <w:t xml:space="preserve">:516</w:t>
-      </w:r>
-      <w:r>
-        <w:t xml:space="preserve">), 혼합정밀 경로(</w:t>
-      </w:r>
-      <w:r>
-        <w:rPr>
-          <w:rStyle w:val="VerbatimChar"/>
-        </w:rPr>
-        <w:t xml:space="preserve">learn_mixed_precision</w:t>
-      </w:r>
-      <w:r>
-        <w:t xml:space="preserve">)는 </w:t>
-      </w:r>
-      <w:r>
-        <w:rPr>
-          <w:rStyle w:val="VerbatimChar"/>
-        </w:rPr>
-        <w:t xml:space="preserve">entropy_loss = mean(entropy)</w:t>
-      </w:r>
-      <w:r>
-        <w:t xml:space="preserve">로 두고 </w:t>
-      </w:r>
-      <w:r>
-        <w:rPr>
-          <w:rStyle w:val="VerbatimChar"/>
-        </w:rPr>
-        <w:t xml:space="preserve">- ent_coef·entropy_loss</w:t>
-      </w:r>
-      <w:r>
-        <w:t xml:space="preserve">를 뺀다(</w:t>
-      </w:r>
-      <w:r>
-        <w:rPr>
-          <w:rStyle w:val="VerbatimChar"/>
-        </w:rPr>
-        <w:t xml:space="preserve">:395</w:t>
-      </w:r>
-      <w:r>
-        <w:t xml:space="preserve">, </w:t>
-      </w:r>
-      <w:r>
-        <w:rPr>
-          <w:rStyle w:val="VerbatimChar"/>
-        </w:rPr>
-        <w:t xml:space="preserve">:398</w:t>
-      </w:r>
-      <w:r>
-        <w:t xml:space="preserve">). 둘 다 </w:t>
-      </w:r>
-      <w:r>
-        <w:rPr>
-          <w:b/>
-          <w:bCs/>
-        </w:rPr>
-        <w:t xml:space="preserve">엔트로피를 최대화(보너스)</w:t>
-      </w:r>
-      <w:r>
-        <w:t xml:space="preserve"> 하는 동일한 효과로, 요청한 </w:t>
-      </w:r>
-      <w:r>
-        <w:rPr>
-          <w:rStyle w:val="VerbatimChar"/>
-        </w:rPr>
-        <w:t xml:space="preserve">L = policy + vf_coef·value - ent_coef·entropy</w:t>
-      </w:r>
-      <w:r>
-        <w:t xml:space="preserve"> 식과 일치한다.</w:t>
-      </w:r>
-    </w:p>
-    <w:p>
-      <w:pPr>
-        <w:pStyle w:val="FirstParagraph"/>
-      </w:pPr>
-      <w:r>
-        <w:t xml:space="preserve">학습 안정화를 위해 갱신마다 전체 파라미터에 대한 </w:t>
-      </w:r>
-      <w:r>
-        <w:rPr>
-          <w:b/>
-          <w:bCs/>
-        </w:rPr>
-        <w:t xml:space="preserve">gradient clipping</w:t>
-      </w:r>
-      <w:r>
-        <w:t xml:space="preserve"> 을 적용한다(</w:t>
-      </w:r>
-      <w:r>
-        <w:rPr>
-          <w:rStyle w:val="VerbatimChar"/>
-        </w:rPr>
-        <w:t xml:space="preserve">max_grad_norm = 0.5</w:t>
-      </w:r>
-      <w:r>
-        <w:t xml:space="preserve">, </w:t>
-      </w:r>
-      <w:r>
-        <w:rPr>
-          <w:rStyle w:val="VerbatimChar"/>
-        </w:rPr>
-        <w:t xml:space="preserve">src/ppo_agent_2.py:524</w:t>
-      </w:r>
-      <w:r>
-        <w:t xml:space="preserve">).</w:t>
-      </w:r>
-    </w:p>
-    <w:bookmarkEnd w:id="31"/>
-    <w:bookmarkStart w:id="32" w:name="kl-신뢰영역과-early-stop-per-minibatch-강제"/>
-    <w:p>
-      <w:pPr>
-        <w:pStyle w:val="Heading3"/>
-      </w:pPr>
-      <w:r>
-        <w:t xml:space="preserve">2.6 KL 신뢰영역과 early-stop — per-minibatch 강제</w:t>
-      </w:r>
-    </w:p>
-    <w:p>
-      <w:pPr>
-        <w:pStyle w:val="FirstParagraph"/>
-      </w:pPr>
-      <w:r>
-        <w:t xml:space="preserve">클리핑만으로는 큰 버퍼에서 여러 epoch를 돌 때 정책이 신뢰영역을 누적적으로 벗어날 수 있다. PPO 표준 구현은 보통 </w:t>
-      </w:r>
-      <w:r>
-        <w:rPr>
-          <w:b/>
-          <w:bCs/>
-        </w:rPr>
-        <w:t xml:space="preserve">approx_kl</w:t>
-      </w:r>
-      <w:r>
-        <w:t xml:space="preserve"> 을 모니터링해 </w:t>
-      </w:r>
-      <w:r>
-        <w:rPr>
-          <w:rStyle w:val="VerbatimChar"/>
-        </w:rPr>
-        <w:t xml:space="preserve">target_kl</w:t>
-      </w:r>
-      <w:r>
-        <w:t xml:space="preserve">을 넘으면 학습을 조기 종료한다. 우리는 안전성을 위해 이 검사를 </w:t>
-      </w:r>
-      <w:r>
-        <w:rPr>
-          <w:b/>
-          <w:bCs/>
-        </w:rPr>
-        <w:t xml:space="preserve">epoch 단위가 아니라 per-minibatch 단위</w:t>
-      </w:r>
-      <w:r>
-        <w:t xml:space="preserve"> 로 수행한다(</w:t>
-      </w:r>
-      <w:r>
-        <w:rPr>
-          <w:rStyle w:val="VerbatimChar"/>
-        </w:rPr>
-        <w:t xml:space="preserve">src/ppo_agent_2.py:554</w:t>
-      </w:r>
-      <w:r>
-        <w:t xml:space="preserve">).</w:t>
-      </w:r>
-    </w:p>
-    <w:p>
-      <w:pPr>
-        <w:pStyle w:val="SourceCode"/>
-      </w:pPr>
-      <w:r>
-        <w:rPr>
-          <w:rStyle w:val="VerbatimChar"/>
-        </w:rPr>
-        <w:t xml:space="preserve">if self.target_kl is not None and approx_kl &gt; self.target_kl * 1.5:</w:t>
-      </w:r>
-      <w:r>
-        <w:br/>
-      </w:r>
-      <w:r>
-        <w:rPr>
-          <w:rStyle w:val="VerbatimChar"/>
-        </w:rPr>
-        <w:t xml:space="preserve">    print(f"Early stop: ... minibatch KL {approx_kl:.4f} &gt; {self.target_kl*1.5:.4f}")</w:t>
-      </w:r>
-      <w:r>
-        <w:br/>
-      </w:r>
-      <w:r>
-        <w:rPr>
-          <w:rStyle w:val="VerbatimChar"/>
-        </w:rPr>
-        <w:t xml:space="preserve">    continue_training = False</w:t>
-      </w:r>
-      <w:r>
-        <w:br/>
-      </w:r>
-      <w:r>
-        <w:rPr>
-          <w:rStyle w:val="VerbatimChar"/>
-        </w:rPr>
-        <w:t xml:space="preserve">    break</w:t>
+        <w:t xml:space="preserve">L_total = L_policy + vf_coef · L_value - ent_coef · H[π]</w:t>
       </w:r>
     </w:p>
     <w:p>
@@ -6338,44 +5901,43 @@
           <w:b/>
           <w:bCs/>
         </w:rPr>
-        <w:t xml:space="preserve">임계값</w:t>
-      </w:r>
-      <w:r>
-        <w:t xml:space="preserve">: </w:t>
-      </w:r>
-      <w:r>
-        <w:rPr>
-          <w:rStyle w:val="VerbatimChar"/>
-        </w:rPr>
-        <w:t xml:space="preserve">approx_kl &gt; target_kl × 1.5</w:t>
-      </w:r>
-      <w:r>
-        <w:t xml:space="preserve">, 즉 </w:t>
-      </w:r>
-      <w:r>
-        <w:rPr>
-          <w:b/>
-          <w:bCs/>
-        </w:rPr>
-        <w:t xml:space="preserve">0.03 × 1.5 = 0.045</w:t>
-      </w:r>
-      <w:r>
-        <w:t xml:space="preserve"> 를 초과하면 즉시 중단한다(</w:t>
-      </w:r>
-      <w:r>
-        <w:rPr>
-          <w:rStyle w:val="VerbatimChar"/>
-        </w:rPr>
-        <w:t xml:space="preserve">target_kl = 0.03</w:t>
-      </w:r>
-      <w:r>
-        <w:t xml:space="preserve">, </w:t>
-      </w:r>
-      <w:r>
-        <w:rPr>
-          <w:rStyle w:val="VerbatimChar"/>
-        </w:rPr>
-        <w:t xml:space="preserve">scripts/train_ppo_2action2.py:38</w:t>
+        <w:t xml:space="preserve">가치손실 </w:t>
+      </w:r>
+      <w:r>
+        <w:rPr>
+          <w:rStyle w:val="VerbatimChar"/>
+          <w:b/>
+          <w:bCs/>
+        </w:rPr>
+        <w:t xml:space="preserve">L_value</w:t>
+      </w:r>
+      <w:r>
+        <w:t xml:space="preserve">: Critic 추정값과 GAE return의 </w:t>
+      </w:r>
+      <w:r>
+        <w:rPr>
+          <w:b/>
+          <w:bCs/>
+        </w:rPr>
+        <w:t xml:space="preserve">MSE(평균제곱오차)</w:t>
+      </w:r>
+      <w:r>
+        <w:t xml:space="preserve">. </w:t>
+      </w:r>
+      <w:r>
+        <w:rPr>
+          <w:rStyle w:val="VerbatimChar"/>
+        </w:rPr>
+        <w:t xml:space="preserve">value_loss = F.mse_loss(values, returns_batch)</w:t>
+      </w:r>
+      <w:r>
+        <w:t xml:space="preserve"> (</w:t>
+      </w:r>
+      <w:r>
+        <w:rPr>
+          <w:rStyle w:val="VerbatimChar"/>
+        </w:rPr>
+        <w:t xml:space="preserve">src/ppo_agent_2.py:510</w:t>
       </w:r>
       <w:r>
         <w:t xml:space="preserve">).</w:t>
@@ -6394,6 +5956,428 @@
           <w:b/>
           <w:bCs/>
         </w:rPr>
+        <w:t xml:space="preserve">엔트로피 보너스 </w:t>
+      </w:r>
+      <w:r>
+        <w:rPr>
+          <w:rStyle w:val="VerbatimChar"/>
+          <w:b/>
+          <w:bCs/>
+        </w:rPr>
+        <w:t xml:space="preserve">H[π]</w:t>
+      </w:r>
+      <w:r>
+        <w:t xml:space="preserve">: 정책 엔트로피를 키우는 방향으로 보상하여 조기 수렴/탐색 부족을 완화한다. 가우시안 정책의 차원별 엔트로피를 합산해 사용한다.</w:t>
+      </w:r>
+    </w:p>
+    <w:p>
+      <w:pPr>
+        <w:pStyle w:val="Compact"/>
+        <w:numPr>
+          <w:ilvl w:val="0"/>
+          <w:numId w:val="1005"/>
+        </w:numPr>
+      </w:pPr>
+      <w:r>
+        <w:rPr>
+          <w:b/>
+          <w:bCs/>
+        </w:rPr>
+        <w:t xml:space="preserve">계수</w:t>
+      </w:r>
+      <w:r>
+        <w:t xml:space="preserve">: </w:t>
+      </w:r>
+      <w:r>
+        <w:rPr>
+          <w:rStyle w:val="VerbatimChar"/>
+        </w:rPr>
+        <w:t xml:space="preserve">vf_coef = 0.5</w:t>
+      </w:r>
+      <w:r>
+        <w:t xml:space="preserve">(표준값), </w:t>
+      </w:r>
+      <w:r>
+        <w:rPr>
+          <w:rStyle w:val="VerbatimChar"/>
+        </w:rPr>
+        <w:t xml:space="preserve">ent_coef = 0.01</w:t>
+      </w:r>
+      <w:r>
+        <w:t xml:space="preserve">(탐색 강박 완화) (</w:t>
+      </w:r>
+      <w:r>
+        <w:rPr>
+          <w:rStyle w:val="VerbatimChar"/>
+        </w:rPr>
+        <w:t xml:space="preserve">scripts/train_ppo_2action2.py:35</w:t>
+      </w:r>
+      <w:r>
+        <w:t xml:space="preserve">–</w:t>
+      </w:r>
+      <w:r>
+        <w:rPr>
+          <w:rStyle w:val="VerbatimChar"/>
+        </w:rPr>
+        <w:t xml:space="preserve">:36</w:t>
+      </w:r>
+      <w:r>
+        <w:t xml:space="preserve">).</w:t>
+      </w:r>
+    </w:p>
+    <w:p>
+      <w:pPr>
+        <w:pStyle w:val="FirstParagraph"/>
+      </w:pPr>
+      <w:r>
+        <w:t xml:space="preserve">총손실 조립은 </w:t>
+      </w:r>
+      <w:r>
+        <w:rPr>
+          <w:rStyle w:val="VerbatimChar"/>
+        </w:rPr>
+        <w:t xml:space="preserve">src/ppo_agent_2.py:516</w:t>
+      </w:r>
+      <w:r>
+        <w:t xml:space="preserve">에 있다.</w:t>
+      </w:r>
+    </w:p>
+    <w:p>
+      <w:pPr>
+        <w:pStyle w:val="SourceCode"/>
+      </w:pPr>
+      <w:r>
+        <w:rPr>
+          <w:rStyle w:val="VerbatimChar"/>
+        </w:rPr>
+        <w:t xml:space="preserve">entropy_loss = -torch.mean(entropy)</w:t>
+      </w:r>
+      <w:r>
+        <w:br/>
+      </w:r>
+      <w:r>
+        <w:rPr>
+          <w:rStyle w:val="VerbatimChar"/>
+        </w:rPr>
+        <w:t xml:space="preserve">loss = policy_loss + self.ent_coef * entropy_loss + self.vf_coef * value_loss</w:t>
+      </w:r>
+    </w:p>
+    <w:p>
+      <w:pPr>
+        <w:pStyle w:val="BlockText"/>
+      </w:pPr>
+      <w:r>
+        <w:t xml:space="preserve">FP32 경로(</w:t>
+      </w:r>
+      <w:r>
+        <w:rPr>
+          <w:rStyle w:val="VerbatimChar"/>
+        </w:rPr>
+        <w:t xml:space="preserve">learn</w:t>
+      </w:r>
+      <w:r>
+        <w:t xml:space="preserve">)는 </w:t>
+      </w:r>
+      <w:r>
+        <w:rPr>
+          <w:rStyle w:val="VerbatimChar"/>
+        </w:rPr>
+        <w:t xml:space="preserve">entropy_loss = -mean(entropy)</w:t>
+      </w:r>
+      <w:r>
+        <w:t xml:space="preserve">로 정의한 뒤 </w:t>
+      </w:r>
+      <w:r>
+        <w:rPr>
+          <w:rStyle w:val="VerbatimChar"/>
+        </w:rPr>
+        <w:t xml:space="preserve">+ ent_coef·entropy_loss</w:t>
+      </w:r>
+      <w:r>
+        <w:t xml:space="preserve">를 더하고(</w:t>
+      </w:r>
+      <w:r>
+        <w:rPr>
+          <w:rStyle w:val="VerbatimChar"/>
+        </w:rPr>
+        <w:t xml:space="preserve">:513</w:t>
+      </w:r>
+      <w:r>
+        <w:t xml:space="preserve">, </w:t>
+      </w:r>
+      <w:r>
+        <w:rPr>
+          <w:rStyle w:val="VerbatimChar"/>
+        </w:rPr>
+        <w:t xml:space="preserve">:516</w:t>
+      </w:r>
+      <w:r>
+        <w:t xml:space="preserve">), 혼합정밀 경로(</w:t>
+      </w:r>
+      <w:r>
+        <w:rPr>
+          <w:rStyle w:val="VerbatimChar"/>
+        </w:rPr>
+        <w:t xml:space="preserve">learn_mixed_precision</w:t>
+      </w:r>
+      <w:r>
+        <w:t xml:space="preserve">)는 </w:t>
+      </w:r>
+      <w:r>
+        <w:rPr>
+          <w:rStyle w:val="VerbatimChar"/>
+        </w:rPr>
+        <w:t xml:space="preserve">entropy_loss = mean(entropy)</w:t>
+      </w:r>
+      <w:r>
+        <w:t xml:space="preserve">로 두고 </w:t>
+      </w:r>
+      <w:r>
+        <w:rPr>
+          <w:rStyle w:val="VerbatimChar"/>
+        </w:rPr>
+        <w:t xml:space="preserve">- ent_coef·entropy_loss</w:t>
+      </w:r>
+      <w:r>
+        <w:t xml:space="preserve">를 뺀다(</w:t>
+      </w:r>
+      <w:r>
+        <w:rPr>
+          <w:rStyle w:val="VerbatimChar"/>
+        </w:rPr>
+        <w:t xml:space="preserve">:395</w:t>
+      </w:r>
+      <w:r>
+        <w:t xml:space="preserve">, </w:t>
+      </w:r>
+      <w:r>
+        <w:rPr>
+          <w:rStyle w:val="VerbatimChar"/>
+        </w:rPr>
+        <w:t xml:space="preserve">:398</w:t>
+      </w:r>
+      <w:r>
+        <w:t xml:space="preserve">). 둘 다 </w:t>
+      </w:r>
+      <w:r>
+        <w:rPr>
+          <w:b/>
+          <w:bCs/>
+        </w:rPr>
+        <w:t xml:space="preserve">엔트로피를 최대화(보너스)</w:t>
+      </w:r>
+      <w:r>
+        <w:t xml:space="preserve"> 하는 동일한 효과로, 요청한 </w:t>
+      </w:r>
+      <w:r>
+        <w:rPr>
+          <w:rStyle w:val="VerbatimChar"/>
+        </w:rPr>
+        <w:t xml:space="preserve">L = policy + vf_coef·value - ent_coef·entropy</w:t>
+      </w:r>
+      <w:r>
+        <w:t xml:space="preserve"> 식과 일치한다.</w:t>
+      </w:r>
+    </w:p>
+    <w:p>
+      <w:pPr>
+        <w:pStyle w:val="FirstParagraph"/>
+      </w:pPr>
+      <w:r>
+        <w:t xml:space="preserve">학습 안정화를 위해 갱신마다 전체 파라미터에 대한 </w:t>
+      </w:r>
+      <w:r>
+        <w:rPr>
+          <w:b/>
+          <w:bCs/>
+        </w:rPr>
+        <w:t xml:space="preserve">gradient clipping</w:t>
+      </w:r>
+      <w:r>
+        <w:t xml:space="preserve"> 을 적용한다(</w:t>
+      </w:r>
+      <w:r>
+        <w:rPr>
+          <w:rStyle w:val="VerbatimChar"/>
+        </w:rPr>
+        <w:t xml:space="preserve">max_grad_norm = 0.5</w:t>
+      </w:r>
+      <w:r>
+        <w:t xml:space="preserve">, </w:t>
+      </w:r>
+      <w:r>
+        <w:rPr>
+          <w:rStyle w:val="VerbatimChar"/>
+        </w:rPr>
+        <w:t xml:space="preserve">src/ppo_agent_2.py:524</w:t>
+      </w:r>
+      <w:r>
+        <w:t xml:space="preserve">).</w:t>
+      </w:r>
+    </w:p>
+    <w:bookmarkEnd w:id="31"/>
+    <w:bookmarkStart w:id="32" w:name="kl-신뢰영역과-early-stop-per-minibatch-강제"/>
+    <w:p>
+      <w:pPr>
+        <w:pStyle w:val="Heading3"/>
+      </w:pPr>
+      <w:r>
+        <w:t xml:space="preserve">2.6 KL 신뢰영역과 early-stop — per-minibatch 강제</w:t>
+      </w:r>
+    </w:p>
+    <w:p>
+      <w:pPr>
+        <w:pStyle w:val="FirstParagraph"/>
+      </w:pPr>
+      <w:r>
+        <w:t xml:space="preserve">클리핑만으로는 큰 버퍼에서 여러 epoch를 돌 때 정책이 신뢰영역을 누적적으로 벗어날 수 있다. PPO 표준 구현은 보통 </w:t>
+      </w:r>
+      <w:r>
+        <w:rPr>
+          <w:b/>
+          <w:bCs/>
+        </w:rPr>
+        <w:t xml:space="preserve">approx_kl</w:t>
+      </w:r>
+      <w:r>
+        <w:t xml:space="preserve"> 을 모니터링해 </w:t>
+      </w:r>
+      <w:r>
+        <w:rPr>
+          <w:rStyle w:val="VerbatimChar"/>
+        </w:rPr>
+        <w:t xml:space="preserve">target_kl</w:t>
+      </w:r>
+      <w:r>
+        <w:t xml:space="preserve">을 넘으면 학습을 조기 종료한다. 우리는 안전성을 위해 이 검사를 </w:t>
+      </w:r>
+      <w:r>
+        <w:rPr>
+          <w:b/>
+          <w:bCs/>
+        </w:rPr>
+        <w:t xml:space="preserve">epoch 단위가 아니라 per-minibatch 단위</w:t>
+      </w:r>
+      <w:r>
+        <w:t xml:space="preserve"> 로 수행한다(</w:t>
+      </w:r>
+      <w:r>
+        <w:rPr>
+          <w:rStyle w:val="VerbatimChar"/>
+        </w:rPr>
+        <w:t xml:space="preserve">src/ppo_agent_2.py:554</w:t>
+      </w:r>
+      <w:r>
+        <w:t xml:space="preserve">).</w:t>
+      </w:r>
+    </w:p>
+    <w:p>
+      <w:pPr>
+        <w:pStyle w:val="SourceCode"/>
+      </w:pPr>
+      <w:r>
+        <w:rPr>
+          <w:rStyle w:val="VerbatimChar"/>
+        </w:rPr>
+        <w:t xml:space="preserve">if self.target_kl is not None and approx_kl &gt; self.target_kl * 1.5:</w:t>
+      </w:r>
+      <w:r>
+        <w:br/>
+      </w:r>
+      <w:r>
+        <w:rPr>
+          <w:rStyle w:val="VerbatimChar"/>
+        </w:rPr>
+        <w:t xml:space="preserve">    print(f"Early stop: ... minibatch KL {approx_kl:.4f} &gt; {self.target_kl*1.5:.4f}")</w:t>
+      </w:r>
+      <w:r>
+        <w:br/>
+      </w:r>
+      <w:r>
+        <w:rPr>
+          <w:rStyle w:val="VerbatimChar"/>
+        </w:rPr>
+        <w:t xml:space="preserve">    continue_training = False</w:t>
+      </w:r>
+      <w:r>
+        <w:br/>
+      </w:r>
+      <w:r>
+        <w:rPr>
+          <w:rStyle w:val="VerbatimChar"/>
+        </w:rPr>
+        <w:t xml:space="preserve">    break</w:t>
+      </w:r>
+    </w:p>
+    <w:p>
+      <w:pPr>
+        <w:pStyle w:val="Compact"/>
+        <w:numPr>
+          <w:ilvl w:val="0"/>
+          <w:numId w:val="1006"/>
+        </w:numPr>
+      </w:pPr>
+      <w:r>
+        <w:rPr>
+          <w:b/>
+          <w:bCs/>
+        </w:rPr>
+        <w:t xml:space="preserve">임계값</w:t>
+      </w:r>
+      <w:r>
+        <w:t xml:space="preserve">: </w:t>
+      </w:r>
+      <w:r>
+        <w:rPr>
+          <w:rStyle w:val="VerbatimChar"/>
+        </w:rPr>
+        <w:t xml:space="preserve">approx_kl &gt; target_kl × 1.5</w:t>
+      </w:r>
+      <w:r>
+        <w:t xml:space="preserve">, 즉 </w:t>
+      </w:r>
+      <w:r>
+        <w:rPr>
+          <w:b/>
+          <w:bCs/>
+        </w:rPr>
+        <w:t xml:space="preserve">0.03 × 1.5 = 0.045</w:t>
+      </w:r>
+      <w:r>
+        <w:t xml:space="preserve"> 를 초과하면 즉시 중단한다(</w:t>
+      </w:r>
+      <w:r>
+        <w:rPr>
+          <w:rStyle w:val="VerbatimChar"/>
+        </w:rPr>
+        <w:t xml:space="preserve">target_kl = 0.03</w:t>
+      </w:r>
+      <w:r>
+        <w:t xml:space="preserve">, </w:t>
+      </w:r>
+      <w:r>
+        <w:rPr>
+          <w:rStyle w:val="VerbatimChar"/>
+        </w:rPr>
+        <w:t xml:space="preserve">scripts/train_ppo_2action2.py:38</w:t>
+      </w:r>
+      <w:r>
+        <w:t xml:space="preserve">).</w:t>
+      </w:r>
+    </w:p>
+    <w:p>
+      <w:pPr>
+        <w:pStyle w:val="Compact"/>
+        <w:numPr>
+          <w:ilvl w:val="0"/>
+          <w:numId w:val="1006"/>
+        </w:numPr>
+      </w:pPr>
+      <w:r>
+        <w:rPr>
+          <w:b/>
+          <w:bCs/>
+        </w:rPr>
         <w:t xml:space="preserve">왜 per-minibatch가 더 안전한가</w:t>
       </w:r>
       <w:r>
@@ -6556,808 +6540,41 @@
       </w:r>
     </w:p>
     <w:bookmarkEnd w:id="32"/>
-    <w:bookmarkStart w:id="36" w:name="학습-파이프라인-하이퍼파라미터-요약"/>
+    <w:bookmarkStart w:id="36" w:name="학습-파이프라인-요약"/>
     <w:p>
       <w:pPr>
         <w:pStyle w:val="Heading3"/>
       </w:pPr>
       <w:r>
-        <w:t xml:space="preserve">2.7 학습 파이프라인 하이퍼파라미터 요약</w:t>
-      </w:r>
-    </w:p>
-    <w:tbl>
-      <w:tblPr>
-        <w:tblStyle w:val="Table"/>
-        <w:tblW w:type="pct" w:w="5000"/>
-        <w:tblLayout w:type="fixed"/>
-        <w:tblLook w:firstRow="1" w:lastRow="0" w:firstColumn="0" w:lastColumn="0" w:noHBand="0" w:noVBand="0" w:val="0020"/>
-      </w:tblPr>
-      <w:tblGrid>
-        <w:gridCol w:w="2640"/>
-        <w:gridCol w:w="2640"/>
-        <w:gridCol w:w="2640"/>
-      </w:tblGrid>
-      <w:tr>
-        <w:trPr>
-          <w:tblHeader w:val="on"/>
-        </w:trPr>
-        <w:tc>
-          <w:tcPr/>
-          <w:p>
-            <w:pPr>
-              <w:pStyle w:val="Compact"/>
-            </w:pPr>
-            <w:r>
-              <w:t xml:space="preserve">항목</w:t>
-            </w:r>
-          </w:p>
-        </w:tc>
-        <w:tc>
-          <w:tcPr/>
-          <w:p>
-            <w:pPr>
-              <w:pStyle w:val="Compact"/>
-            </w:pPr>
-            <w:r>
-              <w:t xml:space="preserve">값</w:t>
-            </w:r>
-          </w:p>
-        </w:tc>
-        <w:tc>
-          <w:tcPr/>
-          <w:p>
-            <w:pPr>
-              <w:pStyle w:val="Compact"/>
-            </w:pPr>
-            <w:r>
-              <w:t xml:space="preserve">출처</w:t>
-            </w:r>
-          </w:p>
-        </w:tc>
-      </w:tr>
-      <w:tr>
-        <w:tc>
-          <w:tcPr/>
-          <w:p>
-            <w:pPr>
-              <w:pStyle w:val="Compact"/>
-            </w:pPr>
-            <w:r>
-              <w:t xml:space="preserve">병렬 환경 수</w:t>
-            </w:r>
-          </w:p>
-        </w:tc>
-        <w:tc>
-          <w:tcPr/>
-          <w:p>
-            <w:pPr>
-              <w:pStyle w:val="Compact"/>
-            </w:pPr>
-            <w:r>
-              <w:t xml:space="preserve">64 async envs</w:t>
-            </w:r>
-          </w:p>
-        </w:tc>
-        <w:tc>
-          <w:tcPr/>
-          <w:p>
-            <w:pPr>
-              <w:pStyle w:val="Compact"/>
-            </w:pPr>
-            <w:r>
-              <w:rPr>
-                <w:rStyle w:val="VerbatimChar"/>
-              </w:rPr>
-              <w:t xml:space="preserve">scripts/train_ppo_2action2.py:22</w:t>
-            </w:r>
-          </w:p>
-        </w:tc>
-      </w:tr>
-      <w:tr>
-        <w:tc>
-          <w:tcPr/>
-          <w:p>
-            <w:pPr>
-              <w:pStyle w:val="Compact"/>
-            </w:pPr>
-            <w:r>
-              <w:t xml:space="preserve">RolloutBuffer 크기</w:t>
-            </w:r>
-          </w:p>
-        </w:tc>
-        <w:tc>
-          <w:tcPr/>
-          <w:p>
-            <w:pPr>
-              <w:pStyle w:val="Compact"/>
-            </w:pPr>
-            <w:r>
-              <w:t xml:space="preserve">32,768 (= 64 envs × 512 steps)</w:t>
-            </w:r>
-          </w:p>
-        </w:tc>
-        <w:tc>
-          <w:tcPr/>
-          <w:p>
-            <w:pPr>
-              <w:pStyle w:val="Compact"/>
-            </w:pPr>
-            <w:r>
-              <w:rPr>
-                <w:rStyle w:val="VerbatimChar"/>
-              </w:rPr>
-              <w:t xml:space="preserve">:29</w:t>
-            </w:r>
-          </w:p>
-        </w:tc>
-      </w:tr>
-      <w:tr>
-        <w:tc>
-          <w:tcPr/>
-          <w:p>
-            <w:pPr>
-              <w:pStyle w:val="Compact"/>
-            </w:pPr>
-            <w:r>
-              <w:t xml:space="preserve">미니배치 크기</w:t>
-            </w:r>
-          </w:p>
-        </w:tc>
-        <w:tc>
-          <w:tcPr/>
-          <w:p>
-            <w:pPr>
-              <w:pStyle w:val="Compact"/>
-            </w:pPr>
-            <w:r>
-              <w:t xml:space="preserve">2,048</w:t>
-            </w:r>
-          </w:p>
-        </w:tc>
-        <w:tc>
-          <w:tcPr/>
-          <w:p>
-            <w:pPr>
-              <w:pStyle w:val="Compact"/>
-            </w:pPr>
-            <w:r>
-              <w:rPr>
-                <w:rStyle w:val="VerbatimChar"/>
-              </w:rPr>
-              <w:t xml:space="preserve">:30</w:t>
-            </w:r>
-          </w:p>
-        </w:tc>
-      </w:tr>
-      <w:tr>
-        <w:tc>
-          <w:tcPr/>
-          <w:p>
-            <w:pPr>
-              <w:pStyle w:val="Compact"/>
-            </w:pPr>
-            <w:r>
-              <w:t xml:space="preserve">PPO epochs</w:t>
-            </w:r>
-          </w:p>
-        </w:tc>
-        <w:tc>
-          <w:tcPr/>
-          <w:p>
-            <w:pPr>
-              <w:pStyle w:val="Compact"/>
-            </w:pPr>
-            <w:r>
-              <w:t xml:space="preserve">6</w:t>
-            </w:r>
-          </w:p>
-        </w:tc>
-        <w:tc>
-          <w:tcPr/>
-          <w:p>
-            <w:pPr>
-              <w:pStyle w:val="Compact"/>
-            </w:pPr>
-            <w:r>
-              <w:rPr>
-                <w:rStyle w:val="VerbatimChar"/>
-              </w:rPr>
-              <w:t xml:space="preserve">:31</w:t>
-            </w:r>
-          </w:p>
-        </w:tc>
-      </w:tr>
-      <w:tr>
-        <w:tc>
-          <w:tcPr/>
-          <w:p>
-            <w:pPr>
-              <w:pStyle w:val="Compact"/>
-            </w:pPr>
-            <w:r>
-              <w:t xml:space="preserve">할인율 γ</w:t>
-            </w:r>
-          </w:p>
-        </w:tc>
-        <w:tc>
-          <w:tcPr/>
-          <w:p>
-            <w:pPr>
-              <w:pStyle w:val="Compact"/>
-            </w:pPr>
-            <w:r>
-              <w:t xml:space="preserve">0.99</w:t>
-            </w:r>
-          </w:p>
-        </w:tc>
-        <w:tc>
-          <w:tcPr/>
-          <w:p>
-            <w:pPr>
-              <w:pStyle w:val="Compact"/>
-            </w:pPr>
-            <w:r>
-              <w:rPr>
-                <w:rStyle w:val="VerbatimChar"/>
-              </w:rPr>
-              <w:t xml:space="preserve">:32</w:t>
-            </w:r>
-          </w:p>
-        </w:tc>
-      </w:tr>
-      <w:tr>
-        <w:tc>
-          <w:tcPr/>
-          <w:p>
-            <w:pPr>
-              <w:pStyle w:val="Compact"/>
-            </w:pPr>
-            <w:r>
-              <w:t xml:space="preserve">GAE λ</w:t>
-            </w:r>
-          </w:p>
-        </w:tc>
-        <w:tc>
-          <w:tcPr/>
-          <w:p>
-            <w:pPr>
-              <w:pStyle w:val="Compact"/>
-            </w:pPr>
-            <w:r>
-              <w:t xml:space="preserve">0.95</w:t>
-            </w:r>
-          </w:p>
-        </w:tc>
-        <w:tc>
-          <w:tcPr/>
-          <w:p>
-            <w:pPr>
-              <w:pStyle w:val="Compact"/>
-            </w:pPr>
-            <w:r>
-              <w:rPr>
-                <w:rStyle w:val="VerbatimChar"/>
-              </w:rPr>
-              <w:t xml:space="preserve">:33</w:t>
-            </w:r>
-          </w:p>
-        </w:tc>
-      </w:tr>
-      <w:tr>
-        <w:tc>
-          <w:tcPr/>
-          <w:p>
-            <w:pPr>
-              <w:pStyle w:val="Compact"/>
-            </w:pPr>
-            <w:r>
-              <w:t xml:space="preserve">클리핑 ε (</w:t>
-            </w:r>
-            <w:r>
-              <w:rPr>
-                <w:rStyle w:val="VerbatimChar"/>
-              </w:rPr>
-              <w:t xml:space="preserve">clip_epsilon</w:t>
-            </w:r>
-            <w:r>
-              <w:t xml:space="preserve">)</w:t>
-            </w:r>
-          </w:p>
-        </w:tc>
-        <w:tc>
-          <w:tcPr/>
-          <w:p>
-            <w:pPr>
-              <w:pStyle w:val="Compact"/>
-            </w:pPr>
-            <w:r>
-              <w:t xml:space="preserve">0.15</w:t>
-            </w:r>
-          </w:p>
-        </w:tc>
-        <w:tc>
-          <w:tcPr/>
-          <w:p>
-            <w:pPr>
-              <w:pStyle w:val="Compact"/>
-            </w:pPr>
-            <w:r>
-              <w:rPr>
-                <w:rStyle w:val="VerbatimChar"/>
-              </w:rPr>
-              <w:t xml:space="preserve">:34</w:t>
-            </w:r>
-          </w:p>
-        </w:tc>
-      </w:tr>
-      <w:tr>
-        <w:tc>
-          <w:tcPr/>
-          <w:p>
-            <w:pPr>
-              <w:pStyle w:val="Compact"/>
-            </w:pPr>
-            <w:r>
-              <w:t xml:space="preserve">가치 계수 </w:t>
-            </w:r>
-            <w:r>
-              <w:rPr>
-                <w:rStyle w:val="VerbatimChar"/>
-              </w:rPr>
-              <w:t xml:space="preserve">vf_coef</w:t>
-            </w:r>
-          </w:p>
-        </w:tc>
-        <w:tc>
-          <w:tcPr/>
-          <w:p>
-            <w:pPr>
-              <w:pStyle w:val="Compact"/>
-            </w:pPr>
-            <w:r>
-              <w:t xml:space="preserve">0.5</w:t>
-            </w:r>
-          </w:p>
-        </w:tc>
-        <w:tc>
-          <w:tcPr/>
-          <w:p>
-            <w:pPr>
-              <w:pStyle w:val="Compact"/>
-            </w:pPr>
-            <w:r>
-              <w:rPr>
-                <w:rStyle w:val="VerbatimChar"/>
-              </w:rPr>
-              <w:t xml:space="preserve">:35</w:t>
-            </w:r>
-          </w:p>
-        </w:tc>
-      </w:tr>
-      <w:tr>
-        <w:tc>
-          <w:tcPr/>
-          <w:p>
-            <w:pPr>
-              <w:pStyle w:val="Compact"/>
-            </w:pPr>
-            <w:r>
-              <w:t xml:space="preserve">엔트로피 계수 </w:t>
-            </w:r>
-            <w:r>
-              <w:rPr>
-                <w:rStyle w:val="VerbatimChar"/>
-              </w:rPr>
-              <w:t xml:space="preserve">ent_coef</w:t>
-            </w:r>
-          </w:p>
-        </w:tc>
-        <w:tc>
-          <w:tcPr/>
-          <w:p>
-            <w:pPr>
-              <w:pStyle w:val="Compact"/>
-            </w:pPr>
-            <w:r>
-              <w:t xml:space="preserve">0.01</w:t>
-            </w:r>
-          </w:p>
-        </w:tc>
-        <w:tc>
-          <w:tcPr/>
-          <w:p>
-            <w:pPr>
-              <w:pStyle w:val="Compact"/>
-            </w:pPr>
-            <w:r>
-              <w:rPr>
-                <w:rStyle w:val="VerbatimChar"/>
-              </w:rPr>
-              <w:t xml:space="preserve">:36</w:t>
-            </w:r>
-          </w:p>
-        </w:tc>
-      </w:tr>
-      <w:tr>
-        <w:tc>
-          <w:tcPr/>
-          <w:p>
-            <w:pPr>
-              <w:pStyle w:val="Compact"/>
-            </w:pPr>
-            <w:r>
-              <w:rPr>
-                <w:rStyle w:val="VerbatimChar"/>
-              </w:rPr>
-              <w:t xml:space="preserve">max_grad_norm</w:t>
-            </w:r>
-          </w:p>
-        </w:tc>
-        <w:tc>
-          <w:tcPr/>
-          <w:p>
-            <w:pPr>
-              <w:pStyle w:val="Compact"/>
-            </w:pPr>
-            <w:r>
-              <w:t xml:space="preserve">0.5</w:t>
-            </w:r>
-          </w:p>
-        </w:tc>
-        <w:tc>
-          <w:tcPr/>
-          <w:p>
-            <w:pPr>
-              <w:pStyle w:val="Compact"/>
-            </w:pPr>
-            <w:r>
-              <w:rPr>
-                <w:rStyle w:val="VerbatimChar"/>
-              </w:rPr>
-              <w:t xml:space="preserve">:37</w:t>
-            </w:r>
-          </w:p>
-        </w:tc>
-      </w:tr>
-      <w:tr>
-        <w:tc>
-          <w:tcPr/>
-          <w:p>
-            <w:pPr>
-              <w:pStyle w:val="Compact"/>
-            </w:pPr>
-            <w:r>
-              <w:rPr>
-                <w:rStyle w:val="VerbatimChar"/>
-              </w:rPr>
-              <w:t xml:space="preserve">target_kl</w:t>
-            </w:r>
-            <w:r>
-              <w:t xml:space="preserve"> (per-minibatch, ×1.5 강제)</w:t>
-            </w:r>
-          </w:p>
-        </w:tc>
-        <w:tc>
-          <w:tcPr/>
-          <w:p>
-            <w:pPr>
-              <w:pStyle w:val="Compact"/>
-            </w:pPr>
-            <w:r>
-              <w:t xml:space="preserve">0.03</w:t>
-            </w:r>
-          </w:p>
-        </w:tc>
-        <w:tc>
-          <w:tcPr/>
-          <w:p>
-            <w:pPr>
-              <w:pStyle w:val="Compact"/>
-            </w:pPr>
-            <w:r>
-              <w:rPr>
-                <w:rStyle w:val="VerbatimChar"/>
-              </w:rPr>
-              <w:t xml:space="preserve">:38</w:t>
-            </w:r>
-          </w:p>
-        </w:tc>
-      </w:tr>
-      <w:tr>
-        <w:tc>
-          <w:tcPr/>
-          <w:p>
-            <w:pPr>
-              <w:pStyle w:val="Compact"/>
-            </w:pPr>
-            <w:r>
-              <w:t xml:space="preserve">초기 행동 std</w:t>
-            </w:r>
-          </w:p>
-        </w:tc>
-        <w:tc>
-          <w:tcPr/>
-          <w:p>
-            <w:pPr>
-              <w:pStyle w:val="Compact"/>
-            </w:pPr>
-            <w:r>
-              <w:t xml:space="preserve">0.5 (학습 대상)</w:t>
-            </w:r>
-          </w:p>
-        </w:tc>
-        <w:tc>
-          <w:tcPr/>
-          <w:p>
-            <w:pPr>
-              <w:pStyle w:val="Compact"/>
-            </w:pPr>
-            <w:r>
-              <w:rPr>
-                <w:rStyle w:val="VerbatimChar"/>
-              </w:rPr>
-              <w:t xml:space="preserve">:42</w:t>
-            </w:r>
-            <w:r>
-              <w:t xml:space="preserve">, </w:t>
-            </w:r>
-            <w:r>
-              <w:rPr>
-                <w:rStyle w:val="VerbatimChar"/>
-              </w:rPr>
-              <w:t xml:space="preserve">:44</w:t>
-            </w:r>
-          </w:p>
-        </w:tc>
-      </w:tr>
-      <w:tr>
-        <w:tc>
-          <w:tcPr/>
-          <w:p>
-            <w:pPr>
-              <w:pStyle w:val="Compact"/>
-            </w:pPr>
-            <w:r>
-              <w:t xml:space="preserve">학습률 스케줄</w:t>
-            </w:r>
-          </w:p>
-        </w:tc>
-        <w:tc>
-          <w:tcPr/>
-          <w:p>
-            <w:pPr>
-              <w:pStyle w:val="Compact"/>
-            </w:pPr>
-            <w:r>
-              <w:t xml:space="preserve">cosine 1e-4 → 1e-5 (warmup 후 코사인 감쇠)</w:t>
-            </w:r>
-          </w:p>
-        </w:tc>
-        <w:tc>
-          <w:tcPr/>
-          <w:p>
-            <w:pPr>
-              <w:pStyle w:val="Compact"/>
-            </w:pPr>
-            <w:r>
-              <w:rPr>
-                <w:rStyle w:val="VerbatimChar"/>
-              </w:rPr>
-              <w:t xml:space="preserve">:28</w:t>
-            </w:r>
-            <w:r>
-              <w:t xml:space="preserve">, </w:t>
-            </w:r>
-            <w:r>
-              <w:rPr>
-                <w:rStyle w:val="VerbatimChar"/>
-              </w:rPr>
-              <w:t xml:space="preserve">:46</w:t>
-            </w:r>
-          </w:p>
-        </w:tc>
-      </w:tr>
-      <w:tr>
-        <w:tc>
-          <w:tcPr/>
-          <w:p>
-            <w:pPr>
-              <w:pStyle w:val="Compact"/>
-            </w:pPr>
-            <w:r>
-              <w:t xml:space="preserve">혼합정밀(mixed precision)</w:t>
-            </w:r>
-          </w:p>
-        </w:tc>
-        <w:tc>
-          <w:tcPr/>
-          <w:p>
-            <w:pPr>
-              <w:pStyle w:val="Compact"/>
-            </w:pPr>
-            <w:r>
-              <w:t xml:space="preserve">True (CUDA)</w:t>
-            </w:r>
-          </w:p>
-        </w:tc>
-        <w:tc>
-          <w:tcPr/>
-          <w:p>
-            <w:pPr>
-              <w:pStyle w:val="Compact"/>
-            </w:pPr>
-            <w:r>
-              <w:rPr>
-                <w:rStyle w:val="VerbatimChar"/>
-              </w:rPr>
-              <w:t xml:space="preserve">:58</w:t>
-            </w:r>
-          </w:p>
-        </w:tc>
-      </w:tr>
-      <w:tr>
-        <w:tc>
-          <w:tcPr/>
-          <w:p>
-            <w:pPr>
-              <w:pStyle w:val="Compact"/>
-            </w:pPr>
-            <w:r>
-              <w:t xml:space="preserve">정책 종류</w:t>
-            </w:r>
-          </w:p>
-        </w:tc>
-        <w:tc>
-          <w:tcPr/>
-          <w:p>
-            <w:pPr>
-              <w:pStyle w:val="Compact"/>
-            </w:pPr>
-            <w:r>
-              <w:t xml:space="preserve">가우시안 연속행동정책 (learned std)</w:t>
-            </w:r>
-          </w:p>
-        </w:tc>
-        <w:tc>
-          <w:tcPr/>
-          <w:p>
-            <w:pPr>
-              <w:pStyle w:val="Compact"/>
-            </w:pPr>
-            <w:r>
-              <w:rPr>
-                <w:rStyle w:val="VerbatimChar"/>
-              </w:rPr>
-              <w:t xml:space="preserve">src/ppo_agent_2.py:32</w:t>
-            </w:r>
-            <w:r>
-              <w:t xml:space="preserve">, </w:t>
-            </w:r>
-            <w:r>
-              <w:rPr>
-                <w:rStyle w:val="VerbatimChar"/>
-              </w:rPr>
-              <w:t xml:space="preserve">:96</w:t>
-            </w:r>
-          </w:p>
-        </w:tc>
-      </w:tr>
-    </w:tbl>
-    <w:p>
-      <w:pPr>
-        <w:pStyle w:val="BodyText"/>
-      </w:pPr>
-      <w:r>
-        <w:t xml:space="preserve">학습 루프는 매 rollout마다 (1) 64개 비동기 환경에서 32,768 step을 수집하고, (2) GAE로 return/advantage를 계산한 뒤(</w:t>
-      </w:r>
-      <w:r>
-        <w:rPr>
-          <w:rStyle w:val="VerbatimChar"/>
-        </w:rPr>
-        <w:t xml:space="preserve">compute_returns_and_advantages</w:t>
-      </w:r>
-      <w:r>
-        <w:t xml:space="preserve">), (3) 2,048 미니배치로 최대 6 epoch 동안 PPO 갱신을 수행하되 per-minibatch KL early-stop으로 안전하게 종료하고, (4) </w:t>
-      </w:r>
-      <w:r>
-        <w:rPr>
-          <w:b/>
-          <w:bCs/>
-        </w:rPr>
-        <w:t xml:space="preserve">cosine learning-rate 스케줄(초기 1e-4 → 하한 1e-5)</w:t>
-      </w:r>
-      <w:r>
-        <w:t xml:space="preserve"> 을 갱신한다(</w:t>
-      </w:r>
-      <w:r>
-        <w:rPr>
-          <w:rStyle w:val="VerbatimChar"/>
-        </w:rPr>
-        <w:t xml:space="preserve">update_learning_rate</w:t>
-      </w:r>
-      <w:r>
-        <w:t xml:space="preserve">, </w:t>
-      </w:r>
-      <w:r>
-        <w:rPr>
-          <w:rStyle w:val="VerbatimChar"/>
-        </w:rPr>
-        <w:t xml:space="preserve">src/ppo_agent_2.py:303</w:t>
-      </w:r>
-      <w:r>
-        <w:t xml:space="preserve">; 학습 루프 </w:t>
-      </w:r>
-      <w:r>
-        <w:rPr>
-          <w:rStyle w:val="VerbatimChar"/>
-        </w:rPr>
-        <w:t xml:space="preserve">scripts/train_ppo_2action2.py:278</w:t>
-      </w:r>
-      <w:r>
-        <w:t xml:space="preserve">–</w:t>
-      </w:r>
-      <w:r>
-        <w:rPr>
-          <w:rStyle w:val="VerbatimChar"/>
-        </w:rPr>
-        <w:t xml:space="preserve">:374</w:t>
-      </w:r>
-      <w:r>
-        <w:t xml:space="preserve">). CUDA에서는 </w:t>
-      </w:r>
-      <w:r>
-        <w:rPr>
-          <w:rStyle w:val="VerbatimChar"/>
-        </w:rPr>
-        <w:t xml:space="preserve">learn_mixed_precision</w:t>
-      </w:r>
-      <w:r>
-        <w:t xml:space="preserve">이 </w:t>
-      </w:r>
-      <w:r>
-        <w:rPr>
-          <w:rStyle w:val="VerbatimChar"/>
-        </w:rPr>
-        <w:t xml:space="preserve">autocast</w:t>
-      </w:r>
-      <w:r>
-        <w:t xml:space="preserve">/</w:t>
-      </w:r>
-      <w:r>
-        <w:rPr>
-          <w:rStyle w:val="VerbatimChar"/>
-        </w:rPr>
-        <w:t xml:space="preserve">GradScaler</w:t>
-      </w:r>
-      <w:r>
-        <w:t xml:space="preserve"> 기반 혼합정밀로 동작하여 메모리/속도를 개선한다(</w:t>
-      </w:r>
-      <w:r>
-        <w:rPr>
-          <w:rStyle w:val="VerbatimChar"/>
-        </w:rPr>
-        <w:t xml:space="preserve">src/ppo_agent_2.py:343</w:t>
-      </w:r>
-      <w:r>
-        <w:t xml:space="preserve">, </w:t>
-      </w:r>
-      <w:r>
-        <w:rPr>
-          <w:rStyle w:val="VerbatimChar"/>
-        </w:rPr>
-        <w:t xml:space="preserve">:375</w:t>
-      </w:r>
-      <w:r>
-        <w:t xml:space="preserve">, </w:t>
-      </w:r>
-      <w:r>
-        <w:rPr>
-          <w:rStyle w:val="VerbatimChar"/>
-        </w:rPr>
-        <w:t xml:space="preserve">:405</w:t>
-      </w:r>
-      <w:r>
-        <w:t xml:space="preserve">).</w:t>
+        <w:t xml:space="preserve">2.7 학습 파이프라인 (요약)</w:t>
+      </w:r>
+    </w:p>
+    <w:p>
+      <w:pPr>
+        <w:pStyle w:val="FirstParagraph"/>
+      </w:pPr>
+      <w:r>
+        <w:t xml:space="preserve">학습 루프는 매 rollout마다 </w:t>
+      </w:r>
+      <w:r>
+        <w:rPr>
+          <w:b/>
+          <w:bCs/>
+        </w:rPr>
+        <w:t xml:space="preserve">rollout 수집(64 env, 32,768 step) → GAE advantage → 미니배치 PPO 갱신(clip + value + entropy, per-minibatch KL early-stop) → cosine LR 갱신</w:t>
+      </w:r>
+      <w:r>
+        <w:t xml:space="preserve">을 반복한다(아래 그림). 개별 하이퍼파라미터 값은 본문 2.3–2.6에 인라인으로 명시했고, </w:t>
+      </w:r>
+      <w:r>
+        <w:rPr>
+          <w:b/>
+          <w:bCs/>
+        </w:rPr>
+        <w:t xml:space="preserve">전체 설정값(PPO·에이전트·환경·보상·장애물)은 Part I 4절(부록) 표에 한곳에 정리</w:t>
+      </w:r>
+      <w:r>
+        <w:t xml:space="preserve">했다 — 중복을 피해 여기서는 표를 생략한다.</w:t>
       </w:r>
     </w:p>
     <w:p>
@@ -7367,7 +6584,7 @@
       <w:r>
         <w:drawing>
           <wp:inline>
-            <wp:extent cx="4907280" cy="2186181"/>
+            <wp:extent cx="5334000" cy="2376284"/>
             <wp:effectExtent b="0" l="0" r="0" t="0"/>
             <wp:docPr descr="그림. PPO 작동 개요 — (좌) Clipped Surrogate Objective(ε=0.15): 확률비 r_t가 신뢰영역 [1−ε, 1+ε]을 벗어나면 목적함수 기여를 잘라내 한 번의 과도한 갱신(collapse)을 막는다. (우) 학습 루프: rollout 수집(64 env, 32,768 step) → GAE advantage → 미니배치 클립 갱신(policy + value + entropy) → per-minibatch KL early-stop → cosine LR → 반복." title="" id="34" name="Picture"/>
             <a:graphic>
@@ -7388,7 +6605,7 @@
                   <pic:spPr bwMode="auto">
                     <a:xfrm>
                       <a:off x="0" y="0"/>
-                      <a:ext cx="4907280" cy="2186181"/>
+                      <a:ext cx="5334000" cy="2376284"/>
                     </a:xfrm>
                     <a:prstGeom prst="rect">
                       <a:avLst/>
@@ -8084,7 +7301,7 @@
         <w:pStyle w:val="Compact"/>
         <w:numPr>
           <w:ilvl w:val="0"/>
-          <w:numId w:val="1006"/>
+          <w:numId w:val="1007"/>
         </w:numPr>
       </w:pPr>
       <w:r>
@@ -8150,243 +7367,6 @@
       </w:r>
       <w:r>
         <w:t xml:space="preserve">이라 결과적으로 256→256이 된다.)</w:t>
-      </w:r>
-    </w:p>
-    <w:p>
-      <w:pPr>
-        <w:pStyle w:val="Compact"/>
-        <w:numPr>
-          <w:ilvl w:val="0"/>
-          <w:numId w:val="1006"/>
-        </w:numPr>
-      </w:pPr>
-      <w:r>
-        <w:rPr>
-          <w:b/>
-          <w:bCs/>
-        </w:rPr>
-        <w:t xml:space="preserve">Critic</w:t>
-      </w:r>
-      <w:r>
-        <w:t xml:space="preserve">: </w:t>
-      </w:r>
-      <w:r>
-        <w:rPr>
-          <w:rStyle w:val="VerbatimChar"/>
-        </w:rPr>
-        <w:t xml:space="preserve">fc1: Linear(features_dim→256) → fc2: Linear(256→256) → fc_value: Linear(256→1)</w:t>
-      </w:r>
-      <w:r>
-        <w:t xml:space="preserve">. </w:t>
-      </w:r>
-      <w:r>
-        <w:rPr>
-          <w:rStyle w:val="VerbatimChar"/>
-        </w:rPr>
-        <w:t xml:space="preserve">hidden_dim=256</w:t>
-      </w:r>
-      <w:r>
-        <w:t xml:space="preserve">.</w:t>
-      </w:r>
-    </w:p>
-    <w:p>
-      <w:pPr>
-        <w:pStyle w:val="Compact"/>
-        <w:numPr>
-          <w:ilvl w:val="0"/>
-          <w:numId w:val="1006"/>
-        </w:numPr>
-      </w:pPr>
-      <w:r>
-        <w:rPr>
-          <w:rStyle w:val="VerbatimChar"/>
-        </w:rPr>
-        <w:t xml:space="preserve">features_dim</w:t>
-      </w:r>
-      <w:r>
-        <w:t xml:space="preserve">의 출처가 두 가지로 갈리므로 명확히 구분한다: </w:t>
-      </w:r>
-      <w:r>
-        <w:rPr>
-          <w:rStyle w:val="VerbatimChar"/>
-          <w:b/>
-          <w:bCs/>
-        </w:rPr>
-        <w:t xml:space="preserve">CNNFeatureExtractor</w:t>
-      </w:r>
-      <w:r>
-        <w:rPr>
-          <w:b/>
-          <w:bCs/>
-        </w:rPr>
-        <w:t xml:space="preserve"> 생성자의 기본값은 256</w:t>
-      </w:r>
-      <w:r>
-        <w:t xml:space="preserve">이고 실제 학습에서도 256을 사용한다. 한편 학습 스크립트가 config 딕셔너리에서 키를 읽을 때의 </w:t>
-      </w:r>
-      <w:r>
-        <w:rPr>
-          <w:b/>
-          <w:bCs/>
-        </w:rPr>
-        <w:t xml:space="preserve">폴백(키 부재 시 기본값)은 64</w:t>
-      </w:r>
-      <w:r>
-        <w:t xml:space="preserve">다(</w:t>
-      </w:r>
-      <w:r>
-        <w:rPr>
-          <w:rStyle w:val="VerbatimChar"/>
-        </w:rPr>
-        <w:t xml:space="preserve">ppo_agent_2.py</w:t>
-      </w:r>
-      <w:r>
-        <w:t xml:space="preserve">/</w:t>
-      </w:r>
-      <w:r>
-        <w:rPr>
-          <w:rStyle w:val="VerbatimChar"/>
-        </w:rPr>
-        <w:t xml:space="preserve">ppo_agent.py</w:t>
-      </w:r>
-      <w:r>
-        <w:t xml:space="preserve">에서 </w:t>
-      </w:r>
-      <w:r>
-        <w:rPr>
-          <w:rStyle w:val="VerbatimChar"/>
-        </w:rPr>
-        <w:t xml:space="preserve">config.get("features_dim", 64)</w:t>
-      </w:r>
-      <w:r>
-        <w:t xml:space="preserve">). 본 학습 config에는 </w:t>
-      </w:r>
-      <w:r>
-        <w:rPr>
-          <w:rStyle w:val="VerbatimChar"/>
-        </w:rPr>
-        <w:t xml:space="preserve">features_dim=256</w:t>
-      </w:r>
-      <w:r>
-        <w:t xml:space="preserve">이 명시되어 있어 폴백 64는 실제로 사용되지 않는다.</w:t>
-      </w:r>
-    </w:p>
-    <w:bookmarkEnd w:id="41"/>
-    <w:bookmarkStart w:id="42" w:name="학습-파이프라인-요약"/>
-    <w:p>
-      <w:pPr>
-        <w:pStyle w:val="Heading3"/>
-      </w:pPr>
-      <w:r>
-        <w:t xml:space="preserve">2.3 학습 파이프라인 (요약)</w:t>
-      </w:r>
-    </w:p>
-    <w:p>
-      <w:pPr>
-        <w:pStyle w:val="FirstParagraph"/>
-      </w:pPr>
-      <w:r>
-        <w:t xml:space="preserve">래퍼 순서(내부→외부): </w:t>
-      </w:r>
-      <w:r>
-        <w:rPr>
-          <w:rStyle w:val="VerbatimChar"/>
-        </w:rPr>
-        <w:t xml:space="preserve">RewardShapingWrapper</w:t>
-      </w:r>
-      <w:r>
-        <w:t xml:space="preserve">(각 학습 스크립트에 인라인 정의) → </w:t>
-      </w:r>
-      <w:r>
-        <w:rPr>
-          <w:rStyle w:val="VerbatimChar"/>
-        </w:rPr>
-        <w:t xml:space="preserve">ActionWrapper</w:t>
-      </w:r>
-      <w:r>
-        <w:t xml:space="preserve">(2D→3D) → </w:t>
-      </w:r>
-      <w:r>
-        <w:rPr>
-          <w:rStyle w:val="VerbatimChar"/>
-        </w:rPr>
-        <w:t xml:space="preserve">GrayScaleObservation</w:t>
-      </w:r>
-      <w:r>
-        <w:t xml:space="preserve"> → </w:t>
-      </w:r>
-      <w:r>
-        <w:rPr>
-          <w:rStyle w:val="VerbatimChar"/>
-        </w:rPr>
-        <w:t xml:space="preserve">TimeLimit(1000)</w:t>
-      </w:r>
-      <w:r>
-        <w:t xml:space="preserve"> → </w:t>
-      </w:r>
-      <w:r>
-        <w:rPr>
-          <w:rStyle w:val="VerbatimChar"/>
-        </w:rPr>
-        <w:t xml:space="preserve">FrameStack(4)</w:t>
-      </w:r>
-      <w:r>
-        <w:t xml:space="preserve">. 64개 비동기 환경(</w:t>
-      </w:r>
-      <w:r>
-        <w:rPr>
-          <w:rStyle w:val="VerbatimChar"/>
-        </w:rPr>
-        <w:t xml:space="preserve">AsyncVectorEnv</w:t>
-      </w:r>
-      <w:r>
-        <w:t xml:space="preserve">)에서 </w:t>
-      </w:r>
-      <w:r>
-        <w:rPr>
-          <w:rStyle w:val="VerbatimChar"/>
-        </w:rPr>
-        <w:t xml:space="preserve">RolloutBuffer</w:t>
-      </w:r>
-      <w:r>
-        <w:t xml:space="preserve">(32768 = 64×512)를 채우고 minibatch 2048로 PPO를 갱신하며 per-minibatch KL early-stop으로 안정화한다(혼합정밀 </w:t>
-      </w:r>
-      <w:r>
-        <w:rPr>
-          <w:rStyle w:val="VerbatimChar"/>
-        </w:rPr>
-        <w:t xml:space="preserve">learn_mixed_precision</w:t>
-      </w:r>
-      <w:r>
-        <w:t xml:space="preserve">). PPO 목적함수·하이퍼파라미터 상세는 Part 0 2절, 최종 값 표는 4절 참조.</w:t>
-      </w:r>
-    </w:p>
-    <w:bookmarkEnd w:id="42"/>
-    <w:bookmarkEnd w:id="43"/>
-    <w:bookmarkStart w:id="47" w:name="실험-결과"/>
-    <w:p>
-      <w:pPr>
-        <w:pStyle w:val="Heading2"/>
-      </w:pPr>
-      <w:r>
-        <w:t xml:space="preserve">3. 실험 결과</w:t>
-      </w:r>
-    </w:p>
-    <w:bookmarkStart w:id="44" w:name="평가-프로토콜-정의"/>
-    <w:p>
-      <w:pPr>
-        <w:pStyle w:val="Heading3"/>
-      </w:pPr>
-      <w:r>
-        <w:t xml:space="preserve">3.0 평가 프로토콜 (정의)</w:t>
-      </w:r>
-    </w:p>
-    <w:p>
-      <w:pPr>
-        <w:pStyle w:val="FirstParagraph"/>
-      </w:pPr>
-      <w:r>
-        <w:t xml:space="preserve">이하 3의 모든 수치는 다음 정의를 따른다. 각 표는 본 소절을 참조한다.</w:t>
       </w:r>
     </w:p>
     <w:p>
@@ -8402,19 +7382,28 @@
           <w:b/>
           <w:bCs/>
         </w:rPr>
-        <w:t xml:space="preserve">shaped reward</w:t>
-      </w:r>
-      <w:r>
-        <w:t xml:space="preserve">: 학습 시 </w:t>
-      </w:r>
-      <w:r>
-        <w:rPr>
-          <w:rStyle w:val="VerbatimChar"/>
-        </w:rPr>
-        <w:t xml:space="preserve">RewardShapingWrapper</w:t>
-      </w:r>
-      <w:r>
-        <w:t>(velocity/track/steering/accel-turn 항)가 더해진 보상. 체크포인트에 “임베디드 mean_reward”로 저장되는 값이 이것이다.</w:t>
+        <w:t xml:space="preserve">Critic</w:t>
+      </w:r>
+      <w:r>
+        <w:t xml:space="preserve">: </w:t>
+      </w:r>
+      <w:r>
+        <w:rPr>
+          <w:rStyle w:val="VerbatimChar"/>
+        </w:rPr>
+        <w:t xml:space="preserve">fc1: Linear(features_dim→256) → fc2: Linear(256→256) → fc_value: Linear(256→1)</w:t>
+      </w:r>
+      <w:r>
+        <w:t xml:space="preserve">. </w:t>
+      </w:r>
+      <w:r>
+        <w:rPr>
+          <w:rStyle w:val="VerbatimChar"/>
+        </w:rPr>
+        <w:t xml:space="preserve">hidden_dim=256</w:t>
+      </w:r>
+      <w:r>
+        <w:t xml:space="preserve">.</w:t>
       </w:r>
     </w:p>
     <w:p>
@@ -8427,13 +7416,94 @@
       </w:pPr>
       <w:r>
         <w:rPr>
-          <w:b/>
-          <w:bCs/>
-        </w:rPr>
-        <w:t xml:space="preserve">clean reward</w:t>
-      </w:r>
-      <w:r>
-        <w:t xml:space="preserve">: 평가 시 </w:t>
+          <w:rStyle w:val="VerbatimChar"/>
+        </w:rPr>
+        <w:t xml:space="preserve">features_dim</w:t>
+      </w:r>
+      <w:r>
+        <w:t xml:space="preserve">의 출처가 두 가지로 갈리므로 명확히 구분한다: </w:t>
+      </w:r>
+      <w:r>
+        <w:rPr>
+          <w:rStyle w:val="VerbatimChar"/>
+          <w:b/>
+          <w:bCs/>
+        </w:rPr>
+        <w:t xml:space="preserve">CNNFeatureExtractor</w:t>
+      </w:r>
+      <w:r>
+        <w:rPr>
+          <w:b/>
+          <w:bCs/>
+        </w:rPr>
+        <w:t xml:space="preserve"> 생성자의 기본값은 256</w:t>
+      </w:r>
+      <w:r>
+        <w:t xml:space="preserve">이고 실제 학습에서도 256을 사용한다. 한편 학습 스크립트가 config 딕셔너리에서 키를 읽을 때의 </w:t>
+      </w:r>
+      <w:r>
+        <w:rPr>
+          <w:b/>
+          <w:bCs/>
+        </w:rPr>
+        <w:t xml:space="preserve">폴백(키 부재 시 기본값)은 64</w:t>
+      </w:r>
+      <w:r>
+        <w:t xml:space="preserve">다(</w:t>
+      </w:r>
+      <w:r>
+        <w:rPr>
+          <w:rStyle w:val="VerbatimChar"/>
+        </w:rPr>
+        <w:t xml:space="preserve">ppo_agent_2.py</w:t>
+      </w:r>
+      <w:r>
+        <w:t xml:space="preserve">/</w:t>
+      </w:r>
+      <w:r>
+        <w:rPr>
+          <w:rStyle w:val="VerbatimChar"/>
+        </w:rPr>
+        <w:t xml:space="preserve">ppo_agent.py</w:t>
+      </w:r>
+      <w:r>
+        <w:t xml:space="preserve">에서 </w:t>
+      </w:r>
+      <w:r>
+        <w:rPr>
+          <w:rStyle w:val="VerbatimChar"/>
+        </w:rPr>
+        <w:t xml:space="preserve">config.get("features_dim", 64)</w:t>
+      </w:r>
+      <w:r>
+        <w:t xml:space="preserve">). 본 학습 config에는 </w:t>
+      </w:r>
+      <w:r>
+        <w:rPr>
+          <w:rStyle w:val="VerbatimChar"/>
+        </w:rPr>
+        <w:t xml:space="preserve">features_dim=256</w:t>
+      </w:r>
+      <w:r>
+        <w:t xml:space="preserve">이 명시되어 있어 폴백 64는 실제로 사용되지 않는다.</w:t>
+      </w:r>
+    </w:p>
+    <w:bookmarkEnd w:id="41"/>
+    <w:bookmarkStart w:id="42" w:name="학습-파이프라인-요약-1"/>
+    <w:p>
+      <w:pPr>
+        <w:pStyle w:val="Heading3"/>
+      </w:pPr>
+      <w:r>
+        <w:t xml:space="preserve">2.3 학습 파이프라인 (요약)</w:t>
+      </w:r>
+    </w:p>
+    <w:p>
+      <w:pPr>
+        <w:pStyle w:val="FirstParagraph"/>
+      </w:pPr>
+      <w:r>
+        <w:t xml:space="preserve">래퍼 순서(내부→외부): </w:t>
       </w:r>
       <w:r>
         <w:rPr>
@@ -8442,27 +7512,98 @@
         <w:t xml:space="preserve">RewardShapingWrapper</w:t>
       </w:r>
       <w:r>
-        <w:t xml:space="preserve">를 </w:t>
-      </w:r>
-      <w:r>
-        <w:rPr>
-          <w:b/>
-          <w:bCs/>
-        </w:rPr>
-        <w:t xml:space="preserve">제거</w:t>
-      </w:r>
-      <w:r>
-        <w:t xml:space="preserve">하고(셰이핑 항을 전부 끔) 환경의 </w:t>
-      </w:r>
-      <w:r>
-        <w:rPr>
-          <w:b/>
-          <w:bCs/>
-        </w:rPr>
-        <w:t xml:space="preserve">베이스라인 보상만</w:t>
-      </w:r>
-      <w:r>
-        <w:t xml:space="preserve"> 측정한 값. 셰이핑 제거가 끄는 것은 정확히 velocity reward / track penalty / steering-smooth penalty / accel-turn penalty의 4개 항이다.</w:t>
+        <w:t xml:space="preserve">(각 학습 스크립트에 인라인 정의) → </w:t>
+      </w:r>
+      <w:r>
+        <w:rPr>
+          <w:rStyle w:val="VerbatimChar"/>
+        </w:rPr>
+        <w:t xml:space="preserve">ActionWrapper</w:t>
+      </w:r>
+      <w:r>
+        <w:t xml:space="preserve">(2D→3D) → </w:t>
+      </w:r>
+      <w:r>
+        <w:rPr>
+          <w:rStyle w:val="VerbatimChar"/>
+        </w:rPr>
+        <w:t xml:space="preserve">GrayScaleObservation</w:t>
+      </w:r>
+      <w:r>
+        <w:t xml:space="preserve"> → </w:t>
+      </w:r>
+      <w:r>
+        <w:rPr>
+          <w:rStyle w:val="VerbatimChar"/>
+        </w:rPr>
+        <w:t xml:space="preserve">TimeLimit(1000)</w:t>
+      </w:r>
+      <w:r>
+        <w:t xml:space="preserve"> → </w:t>
+      </w:r>
+      <w:r>
+        <w:rPr>
+          <w:rStyle w:val="VerbatimChar"/>
+        </w:rPr>
+        <w:t xml:space="preserve">FrameStack(4)</w:t>
+      </w:r>
+      <w:r>
+        <w:t xml:space="preserve">. 64개 비동기 환경(</w:t>
+      </w:r>
+      <w:r>
+        <w:rPr>
+          <w:rStyle w:val="VerbatimChar"/>
+        </w:rPr>
+        <w:t xml:space="preserve">AsyncVectorEnv</w:t>
+      </w:r>
+      <w:r>
+        <w:t xml:space="preserve">)에서 </w:t>
+      </w:r>
+      <w:r>
+        <w:rPr>
+          <w:rStyle w:val="VerbatimChar"/>
+        </w:rPr>
+        <w:t xml:space="preserve">RolloutBuffer</w:t>
+      </w:r>
+      <w:r>
+        <w:t xml:space="preserve">(32768 = 64×512)를 채우고 minibatch 2048로 PPO를 갱신하며 per-minibatch KL early-stop으로 안정화한다(혼합정밀 </w:t>
+      </w:r>
+      <w:r>
+        <w:rPr>
+          <w:rStyle w:val="VerbatimChar"/>
+        </w:rPr>
+        <w:t xml:space="preserve">learn_mixed_precision</w:t>
+      </w:r>
+      <w:r>
+        <w:t xml:space="preserve">). PPO 목적함수·하이퍼파라미터 상세는 Part 0 2절, 최종 값 표는 4절 참조.</w:t>
+      </w:r>
+    </w:p>
+    <w:bookmarkEnd w:id="42"/>
+    <w:bookmarkEnd w:id="43"/>
+    <w:bookmarkStart w:id="47" w:name="실험-결과"/>
+    <w:p>
+      <w:pPr>
+        <w:pStyle w:val="Heading2"/>
+      </w:pPr>
+      <w:r>
+        <w:t xml:space="preserve">3. 실험 결과</w:t>
+      </w:r>
+    </w:p>
+    <w:bookmarkStart w:id="44" w:name="평가-프로토콜-정의"/>
+    <w:p>
+      <w:pPr>
+        <w:pStyle w:val="Heading3"/>
+      </w:pPr>
+      <w:r>
+        <w:t xml:space="preserve">3.0 평가 프로토콜 (정의)</w:t>
+      </w:r>
+    </w:p>
+    <w:p>
+      <w:pPr>
+        <w:pStyle w:val="FirstParagraph"/>
+      </w:pPr>
+      <w:r>
+        <w:t xml:space="preserve">이하 3의 모든 수치는 다음 정의를 따른다. 각 표는 본 소절을 참조한다.</w:t>
       </w:r>
     </w:p>
     <w:p>
@@ -8470,7 +7611,7 @@
         <w:pStyle w:val="Compact"/>
         <w:numPr>
           <w:ilvl w:val="0"/>
-          <w:numId w:val="1007"/>
+          <w:numId w:val="1008"/>
         </w:numPr>
       </w:pPr>
       <w:r>
@@ -8478,55 +7619,19 @@
           <w:b/>
           <w:bCs/>
         </w:rPr>
-        <w:t xml:space="preserve">공통 평가 조건</w:t>
-      </w:r>
-      <w:r>
-        <w:t xml:space="preserve">: 베이스 clean 평가 = </w:t>
-      </w:r>
-      <w:r>
-        <w:rPr>
-          <w:b/>
-          <w:bCs/>
-        </w:rPr>
-        <w:t xml:space="preserve">100 episodes, seed 42, device cpu</w:t>
-      </w:r>
-      <w:r>
-        <w:t xml:space="preserve">(재현성). 장애물 clean 평가 = </w:t>
-      </w:r>
-      <w:r>
-        <w:rPr>
-          <w:b/>
-          <w:bCs/>
-        </w:rPr>
-        <w:t xml:space="preserve">50 episodes, seed 42, </w:t>
-      </w:r>
-      <w:r>
-        <w:rPr>
-          <w:rStyle w:val="VerbatimChar"/>
-          <w:b/>
-          <w:bCs/>
-        </w:rPr>
-        <w:t xml:space="preserve">--obstacles</w:t>
-      </w:r>
-      <w:r>
-        <w:rPr>
-          <w:b/>
-          <w:bCs/>
-        </w:rPr>
-        <w:t xml:space="preserve">, device cpu</w:t>
-      </w:r>
-      <w:r>
-        <w:t xml:space="preserve">. Part I 베이스 결과는 </w:t>
-      </w:r>
-      <w:r>
-        <w:rPr>
-          <w:b/>
-          <w:bCs/>
-        </w:rPr>
-        <w:t xml:space="preserve">accel-turn 패널티가 없는</w:t>
-      </w:r>
-      <w:r>
-        <w:t xml:space="preserve"> 상태에서 산출됐다(베이스 셰이핑엔 이 항이 미구현 — Part II에서만 사용).</w:t>
+        <w:t xml:space="preserve">shaped reward</w:t>
+      </w:r>
+      <w:r>
+        <w:t xml:space="preserve">: 학습 시 </w:t>
+      </w:r>
+      <w:r>
+        <w:rPr>
+          <w:rStyle w:val="VerbatimChar"/>
+        </w:rPr>
+        <w:t xml:space="preserve">RewardShapingWrapper</w:t>
+      </w:r>
+      <w:r>
+        <w:t>(velocity/track/steering/accel-turn 항)가 더해진 보상. 체크포인트에 “임베디드 mean_reward”로 저장되는 값이 이것이다.</w:t>
       </w:r>
     </w:p>
     <w:p>
@@ -8534,7 +7639,119 @@
         <w:pStyle w:val="Compact"/>
         <w:numPr>
           <w:ilvl w:val="0"/>
-          <w:numId w:val="1007"/>
+          <w:numId w:val="1008"/>
+        </w:numPr>
+      </w:pPr>
+      <w:r>
+        <w:rPr>
+          <w:b/>
+          <w:bCs/>
+        </w:rPr>
+        <w:t xml:space="preserve">clean reward</w:t>
+      </w:r>
+      <w:r>
+        <w:t xml:space="preserve">: 평가 시 </w:t>
+      </w:r>
+      <w:r>
+        <w:rPr>
+          <w:rStyle w:val="VerbatimChar"/>
+        </w:rPr>
+        <w:t xml:space="preserve">RewardShapingWrapper</w:t>
+      </w:r>
+      <w:r>
+        <w:t xml:space="preserve">를 </w:t>
+      </w:r>
+      <w:r>
+        <w:rPr>
+          <w:b/>
+          <w:bCs/>
+        </w:rPr>
+        <w:t xml:space="preserve">제거</w:t>
+      </w:r>
+      <w:r>
+        <w:t xml:space="preserve">하고(셰이핑 항을 전부 끔) 환경의 </w:t>
+      </w:r>
+      <w:r>
+        <w:rPr>
+          <w:b/>
+          <w:bCs/>
+        </w:rPr>
+        <w:t xml:space="preserve">베이스라인 보상만</w:t>
+      </w:r>
+      <w:r>
+        <w:t xml:space="preserve"> 측정한 값. 셰이핑 제거가 끄는 것은 정확히 velocity reward / track penalty / steering-smooth penalty / accel-turn penalty의 4개 항이다.</w:t>
+      </w:r>
+    </w:p>
+    <w:p>
+      <w:pPr>
+        <w:pStyle w:val="Compact"/>
+        <w:numPr>
+          <w:ilvl w:val="0"/>
+          <w:numId w:val="1008"/>
+        </w:numPr>
+      </w:pPr>
+      <w:r>
+        <w:rPr>
+          <w:b/>
+          <w:bCs/>
+        </w:rPr>
+        <w:t xml:space="preserve">공통 평가 조건</w:t>
+      </w:r>
+      <w:r>
+        <w:t xml:space="preserve">: 베이스 clean 평가 = </w:t>
+      </w:r>
+      <w:r>
+        <w:rPr>
+          <w:b/>
+          <w:bCs/>
+        </w:rPr>
+        <w:t xml:space="preserve">100 episodes, seed 42, device cpu</w:t>
+      </w:r>
+      <w:r>
+        <w:t xml:space="preserve">(재현성). 장애물 clean 평가 = </w:t>
+      </w:r>
+      <w:r>
+        <w:rPr>
+          <w:b/>
+          <w:bCs/>
+        </w:rPr>
+        <w:t xml:space="preserve">50 episodes, seed 42, </w:t>
+      </w:r>
+      <w:r>
+        <w:rPr>
+          <w:rStyle w:val="VerbatimChar"/>
+          <w:b/>
+          <w:bCs/>
+        </w:rPr>
+        <w:t xml:space="preserve">--obstacles</w:t>
+      </w:r>
+      <w:r>
+        <w:rPr>
+          <w:b/>
+          <w:bCs/>
+        </w:rPr>
+        <w:t xml:space="preserve">, device cpu</w:t>
+      </w:r>
+      <w:r>
+        <w:t xml:space="preserve">. Part I 베이스 결과는 </w:t>
+      </w:r>
+      <w:r>
+        <w:rPr>
+          <w:b/>
+          <w:bCs/>
+        </w:rPr>
+        <w:t xml:space="preserve">accel-turn 패널티가 없는</w:t>
+      </w:r>
+      <w:r>
+        <w:t xml:space="preserve"> 상태에서 산출됐다(베이스 셰이핑엔 이 항이 미구현 — Part II에서만 사용).</w:t>
+      </w:r>
+    </w:p>
+    <w:p>
+      <w:pPr>
+        <w:pStyle w:val="Compact"/>
+        <w:numPr>
+          <w:ilvl w:val="0"/>
+          <w:numId w:val="1008"/>
         </w:numPr>
       </w:pPr>
       <w:r>
@@ -12109,7 +11326,7 @@
         <w:pStyle w:val="Compact"/>
         <w:numPr>
           <w:ilvl w:val="0"/>
-          <w:numId w:val="1008"/>
+          <w:numId w:val="1009"/>
         </w:numPr>
       </w:pPr>
       <w:r>
@@ -12156,7 +11373,7 @@
         <w:pStyle w:val="Compact"/>
         <w:numPr>
           <w:ilvl w:val="0"/>
-          <w:numId w:val="1008"/>
+          <w:numId w:val="1009"/>
         </w:numPr>
       </w:pPr>
       <w:r>
@@ -12214,7 +11431,7 @@
         <w:pStyle w:val="Compact"/>
         <w:numPr>
           <w:ilvl w:val="0"/>
-          <w:numId w:val="1008"/>
+          <w:numId w:val="1009"/>
         </w:numPr>
       </w:pPr>
       <w:r>
@@ -12239,7 +11456,7 @@
         <w:pStyle w:val="Compact"/>
         <w:numPr>
           <w:ilvl w:val="0"/>
-          <w:numId w:val="1008"/>
+          <w:numId w:val="1009"/>
         </w:numPr>
       </w:pPr>
       <w:r>
@@ -12283,7 +11500,7 @@
         <w:pStyle w:val="Compact"/>
         <w:numPr>
           <w:ilvl w:val="0"/>
-          <w:numId w:val="1008"/>
+          <w:numId w:val="1009"/>
         </w:numPr>
       </w:pPr>
       <w:r>
@@ -12466,7 +11683,7 @@
         <w:pStyle w:val="Compact"/>
         <w:numPr>
           <w:ilvl w:val="0"/>
-          <w:numId w:val="1008"/>
+          <w:numId w:val="1009"/>
         </w:numPr>
       </w:pPr>
       <w:r>
@@ -14191,7 +13408,7 @@
             <w:r>
               <w:drawing>
                 <wp:inline>
-                  <wp:extent cx="5227320" cy="3484880"/>
+                  <wp:extent cx="5334000" cy="3556000"/>
                   <wp:effectExtent b="0" l="0" r="0" t="0"/>
                   <wp:docPr descr="Before (장애물 학습 전): seed42 step240 — 흰 장애물로 정면 돌진, 누적 −68" title="" id="59" name="Picture"/>
                   <a:graphic>
@@ -14212,7 +13429,7 @@
                         <pic:spPr bwMode="auto">
                           <a:xfrm>
                             <a:off x="0" y="0"/>
-                            <a:ext cx="5227320" cy="3484880"/>
+                            <a:ext cx="5334000" cy="3556000"/>
                           </a:xfrm>
                           <a:prstGeom prst="rect">
                             <a:avLst/>
@@ -14242,7 +13459,7 @@
             <w:r>
               <w:drawing>
                 <wp:inline>
-                  <wp:extent cx="5227320" cy="3484880"/>
+                  <wp:extent cx="5334000" cy="3556000"/>
                   <wp:effectExtent b="0" l="0" r="0" t="0"/>
                   <wp:docPr descr="After (장애물 학습 후): seed42 step240 — 도로 위 정상 주행·회피, 누적 +323" title="" id="62" name="Picture"/>
                   <a:graphic>
@@ -14263,7 +13480,7 @@
                         <pic:spPr bwMode="auto">
                           <a:xfrm>
                             <a:off x="0" y="0"/>
-                            <a:ext cx="5227320" cy="3484880"/>
+                            <a:ext cx="5334000" cy="3556000"/>
                           </a:xfrm>
                           <a:prstGeom prst="rect">
                             <a:avLst/>
@@ -14639,7 +13856,7 @@
         <w:pStyle w:val="Compact"/>
         <w:numPr>
           <w:ilvl w:val="0"/>
-          <w:numId w:val="1009"/>
+          <w:numId w:val="1010"/>
         </w:numPr>
       </w:pPr>
       <w:r>
@@ -14668,7 +13885,7 @@
         <w:pStyle w:val="Compact"/>
         <w:numPr>
           <w:ilvl w:val="0"/>
-          <w:numId w:val="1009"/>
+          <w:numId w:val="1010"/>
         </w:numPr>
       </w:pPr>
       <w:r>
@@ -15076,7 +14293,7 @@
       <w:r>
         <w:drawing>
           <wp:inline>
-            <wp:extent cx="4533900" cy="2606992"/>
+            <wp:extent cx="5334000" cy="3067050"/>
             <wp:effectExtent b="0" l="0" r="0" t="0"/>
             <wp:docPr descr="그림. 장애물 task clean 성능 진행 — 2-action 천장 ~415 vs 3-action 229 (회색 점선=무장애물 베이스 667)" title="" id="68" name="Picture"/>
             <a:graphic>
@@ -15097,7 +14314,7 @@
                   <pic:spPr bwMode="auto">
                     <a:xfrm>
                       <a:off x="0" y="0"/>
-                      <a:ext cx="4533900" cy="2606992"/>
+                      <a:ext cx="5334000" cy="3067050"/>
                     </a:xfrm>
                     <a:prstGeom prst="rect">
                       <a:avLst/>
@@ -15375,7 +14592,7 @@
       <w:r>
         <w:drawing>
           <wp:inline>
-            <wp:extent cx="3200400" cy="2133600"/>
+            <wp:extent cx="5334000" cy="3556000"/>
             <wp:effectExtent b="0" l="0" r="0" t="0"/>
             <wp:docPr descr="그림. 장애물 회피(weaving) — seed43, 보상 707: 곡선 구간에서 장애물 사이로 우회 조향" title="" id="72" name="Picture"/>
             <a:graphic>
@@ -15396,7 +14613,7 @@
                   <pic:spPr bwMode="auto">
                     <a:xfrm>
                       <a:off x="0" y="0"/>
-                      <a:ext cx="3200400" cy="2133600"/>
+                      <a:ext cx="5334000" cy="3556000"/>
                     </a:xfrm>
                     <a:prstGeom prst="rect">
                       <a:avLst/>
@@ -15875,7 +15092,7 @@
         <w:pStyle w:val="Compact"/>
         <w:numPr>
           <w:ilvl w:val="0"/>
-          <w:numId w:val="1010"/>
+          <w:numId w:val="1011"/>
         </w:numPr>
       </w:pPr>
       <w:r>
@@ -15897,98 +15114,6 @@
       </w:r>
       <w:r>
         <w:t xml:space="preserve">으로 오히려 ↓.</w:t>
-      </w:r>
-    </w:p>
-    <w:p>
-      <w:pPr>
-        <w:pStyle w:val="Compact"/>
-        <w:numPr>
-          <w:ilvl w:val="0"/>
-          <w:numId w:val="1010"/>
-        </w:numPr>
-      </w:pPr>
-      <w:r>
-        <w:rPr>
-          <w:b/>
-          <w:bCs/>
-        </w:rPr>
-        <w:t xml:space="preserve">Min(충돌 바닥) -65 → -112로 악화.</w:t>
-      </w:r>
-      <w:r>
-        <w:t xml:space="preserve"> 최악 판(ep32 -112)은 entropy를 낮췄는데도 살아남음.</w:t>
-      </w:r>
-    </w:p>
-    <w:bookmarkEnd w:id="76"/>
-    <w:bookmarkStart w:id="77" w:name="해석-진단의-수정-남은-충돌은-구조적이지-단순-노이즈가-아니다"/>
-    <w:p>
-      <w:pPr>
-        <w:pStyle w:val="Heading3"/>
-      </w:pPr>
-      <w:r>
-        <w:t>5.2 해석 — 진단의 수정: 남은 충돌은 “구조적”이지 단순 노이즈가 아니다</w:t>
-      </w:r>
-    </w:p>
-    <w:p>
-      <w:pPr>
-        <w:pStyle w:val="FirstParagraph"/>
-      </w:pPr>
-      <w:r>
-        <w:t xml:space="preserve">3절에서 “충돌은 대부분 샘플링 노이즈”로 보였으나(seed53 결정론 486 vs 샘플링 -36), </w:t>
-      </w:r>
-      <w:r>
-        <w:rPr>
-          <w:b/>
-          <w:bCs/>
-        </w:rPr>
-        <w:t xml:space="preserve">노이즈를 실제로 줄여봤더니(entropy 1.3→0.91) 충돌이 줄지 않았다.</w:t>
-      </w:r>
-      <w:r>
-        <w:t xml:space="preserve"> Min은 오히려 악화. 즉 </w:t>
-      </w:r>
-      <w:r>
-        <w:rPr>
-          <w:b/>
-          <w:bCs/>
-        </w:rPr>
-        <w:t xml:space="preserve">샘플링 노이즈는 충돌의 </w:t>
-      </w:r>
-      <w:r>
-        <w:rPr>
-          <w:b/>
-          <w:bCs/>
-          <w:i/>
-          <w:iCs/>
-        </w:rPr>
-        <w:t xml:space="preserve">충분조건</w:t>
-      </w:r>
-      <w:r>
-        <w:rPr>
-          <w:b/>
-          <w:bCs/>
-        </w:rPr>
-        <w:t xml:space="preserve"> 중 하나였을 뿐, 제거해도 사라지지 않는 구조적 실패 케이스가 따로 남아 있다</w:t>
-      </w:r>
-      <w:r>
-        <w:t xml:space="preserve"> — 정책이 특정 장애물 배치를 아직 못 푸는 것이다. (</w:t>
-      </w:r>
-      <w:r>
-        <w:rPr>
-          <w:rStyle w:val="VerbatimChar"/>
-        </w:rPr>
-        <w:t xml:space="preserve">ent_coef</w:t>
-      </w:r>
-      <w:r>
-        <w:t xml:space="preserve">를 더 낮추면 탐험까지 줄어 학습 자체가 나빠질 수 있어 더 내리는 것은 권장 안 함.)</w:t>
-      </w:r>
-    </w:p>
-    <w:bookmarkEnd w:id="77"/>
-    <w:bookmarkStart w:id="78" w:name="판정-task-천장415-확정"/>
-    <w:p>
-      <w:pPr>
-        <w:pStyle w:val="Heading3"/>
-      </w:pPr>
-      <w:r>
-        <w:t xml:space="preserve">5.3 판정 — task 천장(~415) 확정</w:t>
       </w:r>
     </w:p>
     <w:p>
@@ -16004,19 +15129,83 @@
           <w:b/>
           <w:bCs/>
         </w:rPr>
-        <w:t xml:space="preserve">가설 기각.</w:t>
-      </w:r>
-      <w:r>
-        <w:t xml:space="preserve"> 행동 노이즈 축소는 </w:t>
-      </w:r>
-      <w:r>
-        <w:rPr>
-          <w:rStyle w:val="VerbatimChar"/>
-        </w:rPr>
-        <w:t xml:space="preserve">losses/entropy</w:t>
-      </w:r>
-      <w:r>
-        <w:t xml:space="preserve">는 내렸지만 clean 성능(Mean·Median·Min)을 못 올렸다.</w:t>
+        <w:t xml:space="preserve">Min(충돌 바닥) -65 → -112로 악화.</w:t>
+      </w:r>
+      <w:r>
+        <w:t xml:space="preserve"> 최악 판(ep32 -112)은 entropy를 낮췄는데도 살아남음.</w:t>
+      </w:r>
+    </w:p>
+    <w:bookmarkEnd w:id="76"/>
+    <w:bookmarkStart w:id="77" w:name="해석-진단의-수정-남은-충돌은-구조적이지-단순-노이즈가-아니다"/>
+    <w:p>
+      <w:pPr>
+        <w:pStyle w:val="Heading3"/>
+      </w:pPr>
+      <w:r>
+        <w:t>5.2 해석 — 진단의 수정: 남은 충돌은 “구조적”이지 단순 노이즈가 아니다</w:t>
+      </w:r>
+    </w:p>
+    <w:p>
+      <w:pPr>
+        <w:pStyle w:val="FirstParagraph"/>
+      </w:pPr>
+      <w:r>
+        <w:t xml:space="preserve">3절에서 “충돌은 대부분 샘플링 노이즈”로 보였으나(seed53 결정론 486 vs 샘플링 -36), </w:t>
+      </w:r>
+      <w:r>
+        <w:rPr>
+          <w:b/>
+          <w:bCs/>
+        </w:rPr>
+        <w:t xml:space="preserve">노이즈를 실제로 줄여봤더니(entropy 1.3→0.91) 충돌이 줄지 않았다.</w:t>
+      </w:r>
+      <w:r>
+        <w:t xml:space="preserve"> Min은 오히려 악화. 즉 </w:t>
+      </w:r>
+      <w:r>
+        <w:rPr>
+          <w:b/>
+          <w:bCs/>
+        </w:rPr>
+        <w:t xml:space="preserve">샘플링 노이즈는 충돌의 </w:t>
+      </w:r>
+      <w:r>
+        <w:rPr>
+          <w:b/>
+          <w:bCs/>
+          <w:i/>
+          <w:iCs/>
+        </w:rPr>
+        <w:t xml:space="preserve">충분조건</w:t>
+      </w:r>
+      <w:r>
+        <w:rPr>
+          <w:b/>
+          <w:bCs/>
+        </w:rPr>
+        <w:t xml:space="preserve"> 중 하나였을 뿐, 제거해도 사라지지 않는 구조적 실패 케이스가 따로 남아 있다</w:t>
+      </w:r>
+      <w:r>
+        <w:t xml:space="preserve"> — 정책이 특정 장애물 배치를 아직 못 푸는 것이다. (</w:t>
+      </w:r>
+      <w:r>
+        <w:rPr>
+          <w:rStyle w:val="VerbatimChar"/>
+        </w:rPr>
+        <w:t xml:space="preserve">ent_coef</w:t>
+      </w:r>
+      <w:r>
+        <w:t xml:space="preserve">를 더 낮추면 탐험까지 줄어 학습 자체가 나빠질 수 있어 더 내리는 것은 권장 안 함.)</w:t>
+      </w:r>
+    </w:p>
+    <w:bookmarkEnd w:id="77"/>
+    <w:bookmarkStart w:id="78" w:name="판정-task-천장415-확정"/>
+    <w:p>
+      <w:pPr>
+        <w:pStyle w:val="Heading3"/>
+      </w:pPr>
+      <w:r>
+        <w:t xml:space="preserve">5.3 판정 — task 천장(~415) 확정</w:t>
       </w:r>
     </w:p>
     <w:p>
@@ -16024,7 +15213,7 @@
         <w:pStyle w:val="Compact"/>
         <w:numPr>
           <w:ilvl w:val="0"/>
-          <w:numId w:val="1011"/>
+          <w:numId w:val="1012"/>
         </w:numPr>
       </w:pPr>
       <w:r>
@@ -16032,10 +15221,19 @@
           <w:b/>
           <w:bCs/>
         </w:rPr>
-        <w:t xml:space="preserve">2-action 장애물 task의 clean 천장은 ~415 (Mean)으로 확정.</w:t>
-      </w:r>
-      <w:r>
-        <w:t xml:space="preserve"> 코너 패널티(3절)·스텝 증가(4.1절)·노이즈 축소(5절) — 시도한 세 레버 모두 이 천장을 넘지 못했다.</w:t>
+        <w:t xml:space="preserve">가설 기각.</w:t>
+      </w:r>
+      <w:r>
+        <w:t xml:space="preserve"> 행동 노이즈 축소는 </w:t>
+      </w:r>
+      <w:r>
+        <w:rPr>
+          <w:rStyle w:val="VerbatimChar"/>
+        </w:rPr>
+        <w:t xml:space="preserve">losses/entropy</w:t>
+      </w:r>
+      <w:r>
+        <w:t xml:space="preserve">는 내렸지만 clean 성능(Mean·Median·Min)을 못 올렸다.</w:t>
       </w:r>
     </w:p>
     <w:p>
@@ -16043,7 +15241,26 @@
         <w:pStyle w:val="Compact"/>
         <w:numPr>
           <w:ilvl w:val="0"/>
-          <w:numId w:val="1011"/>
+          <w:numId w:val="1012"/>
+        </w:numPr>
+      </w:pPr>
+      <w:r>
+        <w:rPr>
+          <w:b/>
+          <w:bCs/>
+        </w:rPr>
+        <w:t xml:space="preserve">2-action 장애물 task의 clean 천장은 ~415 (Mean)으로 확정.</w:t>
+      </w:r>
+      <w:r>
+        <w:t xml:space="preserve"> 코너 패널티(3절)·스텝 증가(4.1절)·노이즈 축소(5절) — 시도한 세 레버 모두 이 천장을 넘지 못했다.</w:t>
+      </w:r>
+    </w:p>
+    <w:p>
+      <w:pPr>
+        <w:pStyle w:val="Compact"/>
+        <w:numPr>
+          <w:ilvl w:val="0"/>
+          <w:numId w:val="1012"/>
         </w:numPr>
       </w:pPr>
       <w:r>
@@ -16199,7 +15416,7 @@
       <w:r>
         <w:drawing>
           <wp:inline>
-            <wp:extent cx="4533900" cy="2606992"/>
+            <wp:extent cx="5334000" cy="3067050"/>
             <wp:effectExtent b="0" l="0" r="0" t="0"/>
             <wp:docPr descr="그림. Entropy(=std) 곡선 — 3-action(ent0.01)은 2.0→5.3 발산, 2-action 및 3-action(ent0.003)은 안정" title="" id="82" name="Picture"/>
             <a:graphic>
@@ -16220,7 +15437,7 @@
                   <pic:spPr bwMode="auto">
                     <a:xfrm>
                       <a:off x="0" y="0"/>
-                      <a:ext cx="4533900" cy="2606992"/>
+                      <a:ext cx="5334000" cy="3067050"/>
                     </a:xfrm>
                     <a:prstGeom prst="rect">
                       <a:avLst/>
@@ -16254,7 +15471,7 @@
       <w:r>
         <w:drawing>
           <wp:inline>
-            <wp:extent cx="4533900" cy="2606992"/>
+            <wp:extent cx="5334000" cy="3067050"/>
             <wp:effectExtent b="0" l="0" r="0" t="0"/>
             <wp:docPr descr="그림. shaped 학습 곡선 — 2-action ~450 유지 vs 3-action 피크 후 정체/추락" title="" id="85" name="Picture"/>
             <a:graphic>
@@ -16275,7 +15492,7 @@
                   <pic:spPr bwMode="auto">
                     <a:xfrm>
                       <a:off x="0" y="0"/>
-                      <a:ext cx="4533900" cy="2606992"/>
+                      <a:ext cx="5334000" cy="3067050"/>
                     </a:xfrm>
                     <a:prstGeom prst="rect">
                       <a:avLst/>
@@ -16816,7 +16033,7 @@
       <w:r>
         <w:drawing>
           <wp:inline>
-            <wp:extent cx="3733800" cy="2146935"/>
+            <wp:extent cx="5334000" cy="3067050"/>
             <wp:effectExtent b="0" l="0" r="0" t="0"/>
             <wp:docPr descr="그림. 2 vs 3 action (동일 장애물 task, clean 50ep) — 3-action은 2-action의 ~55%, 충돌 바닥(Min)도 악화" title="" id="89" name="Picture"/>
             <a:graphic>
@@ -16837,7 +16054,7 @@
                   <pic:spPr bwMode="auto">
                     <a:xfrm>
                       <a:off x="0" y="0"/>
-                      <a:ext cx="3733800" cy="2146935"/>
+                      <a:ext cx="5334000" cy="3067050"/>
                     </a:xfrm>
                     <a:prstGeom prst="rect">
                       <a:avLst/>
@@ -16897,7 +16114,7 @@
         <w:pStyle w:val="Compact"/>
         <w:numPr>
           <w:ilvl w:val="0"/>
-          <w:numId w:val="1012"/>
+          <w:numId w:val="1013"/>
         </w:numPr>
       </w:pPr>
       <w:r>
@@ -16992,109 +16209,6 @@
       </w:r>
       <w:r>
         <w:t xml:space="preserve">).</w:t>
-      </w:r>
-    </w:p>
-    <w:p>
-      <w:pPr>
-        <w:pStyle w:val="Compact"/>
-        <w:numPr>
-          <w:ilvl w:val="0"/>
-          <w:numId w:val="1012"/>
-        </w:numPr>
-      </w:pPr>
-      <w:r>
-        <w:rPr>
-          <w:b/>
-          <w:bCs/>
-        </w:rPr>
-        <w:t xml:space="preserve">무방비 brake 채널.</w:t>
-      </w:r>
-      <w:r>
-        <w:t xml:space="preserve"> </w:t>
-      </w:r>
-      <w:r>
-        <w:rPr>
-          <w:rStyle w:val="VerbatimChar"/>
-        </w:rPr>
-        <w:t xml:space="preserve">gas()</w:t>
-      </w:r>
-      <w:r>
-        <w:t xml:space="preserve">는 [0,1] 클립 + 스텝당 +0.1 램프로 보호되나 </w:t>
-      </w:r>
-      <w:r>
-        <w:rPr>
-          <w:rStyle w:val="VerbatimChar"/>
-        </w:rPr>
-        <w:t xml:space="preserve">brake()</w:t>
-      </w:r>
-      <w:r>
-        <w:t xml:space="preserve">는 </w:t>
-      </w:r>
-      <w:r>
-        <w:rPr>
-          <w:b/>
-          <w:bCs/>
-        </w:rPr>
-        <w:t xml:space="preserve">클립·램프 없이 즉발</w:t>
-      </w:r>
-      <w:r>
-        <w:t xml:space="preserve">(</w:t>
-      </w:r>
-      <w:r>
-        <w:rPr>
-          <w:rStyle w:val="VerbatimChar"/>
-        </w:rPr>
-        <w:t xml:space="preserve">car_dynamics.py:146-160</w:t>
-      </w:r>
-      <w:r>
-        <w:t xml:space="preserve">). 노이즈 큰 brake가 즉시 속도를 깎아, 유일한 양의 셰이핑인 </w:t>
-      </w:r>
-      <w:r>
-        <w:rPr>
-          <w:rStyle w:val="VerbatimChar"/>
-        </w:rPr>
-        <w:t xml:space="preserve">velocity=speed*0.003</w:t>
-      </w:r>
-      <w:r>
-        <w:t xml:space="preserve">(survival=0)을 직접 잠식.</w:t>
-      </w:r>
-    </w:p>
-    <w:p>
-      <w:pPr>
-        <w:pStyle w:val="Compact"/>
-        <w:numPr>
-          <w:ilvl w:val="0"/>
-          <w:numId w:val="1012"/>
-        </w:numPr>
-      </w:pPr>
-      <w:r>
-        <w:rPr>
-          <w:b/>
-          <w:bCs/>
-        </w:rPr>
-        <w:t xml:space="preserve">탐색 부피 ~2.9배 + 합산 엔트로피.</w:t>
-      </w:r>
-      <w:r>
-        <w:t xml:space="preserve"> 차원이 하나 더라 entropy/log_prob이 brake축까지 합산(</w:t>
-      </w:r>
-      <w:r>
-        <w:rPr>
-          <w:rStyle w:val="VerbatimChar"/>
-        </w:rPr>
-        <w:t xml:space="preserve">ppo_agent_2.py:126-127</w:t>
-      </w:r>
-      <w:r>
-        <w:t xml:space="preserve">) → 같은 ent_coef에서 std가 발산하기 쉬움(B에서 실증).</w:t>
-      </w:r>
-    </w:p>
-    <w:bookmarkEnd w:id="92"/>
-    <w:bookmarkStart w:id="93" w:name="결론과-한계"/>
-    <w:p>
-      <w:pPr>
-        <w:pStyle w:val="Heading3"/>
-      </w:pPr>
-      <w:r>
-        <w:t xml:space="preserve">6.5 결론과 한계</w:t>
       </w:r>
     </w:p>
     <w:p>
@@ -17110,40 +16224,56 @@
           <w:b/>
           <w:bCs/>
         </w:rPr>
-        <w:t xml:space="preserve">결론</w:t>
-      </w:r>
-      <w:r>
-        <w:t xml:space="preserve">: </w:t>
-      </w:r>
-      <w:r>
-        <w:rPr>
-          <w:b/>
-          <w:bCs/>
-        </w:rPr>
-        <w:t xml:space="preserve">native 3-action은 이 장애물 task에서 구조적으로 불리</w:t>
-      </w:r>
-      <w:r>
-        <w:t xml:space="preserve">하다. 발산을 막는 공정한(오히려 관대한) 튜닝 후에도 clean 229 vs 415 — ActionWrapper의 signed-throttle이 </w:t>
-      </w:r>
-      <w:r>
-        <w:rPr>
-          <w:i/>
-          <w:iCs/>
-        </w:rPr>
-        <w:t xml:space="preserve">퇴화영역 제거 + 탐색 축소</w:t>
-      </w:r>
-      <w:r>
-        <w:t xml:space="preserve">라는 </w:t>
-      </w:r>
-      <w:r>
-        <w:rPr>
-          <w:b/>
-          <w:bCs/>
-        </w:rPr>
-        <w:t xml:space="preserve">유용한 inductive bias</w:t>
-      </w:r>
-      <w:r>
-        <w:t xml:space="preserve">임이 확인된다. 이 프로젝트가 처음부터 2-action을 택한 근거를 사후 정당화한다.</w:t>
+        <w:t xml:space="preserve">무방비 brake 채널.</w:t>
+      </w:r>
+      <w:r>
+        <w:t xml:space="preserve"> </w:t>
+      </w:r>
+      <w:r>
+        <w:rPr>
+          <w:rStyle w:val="VerbatimChar"/>
+        </w:rPr>
+        <w:t xml:space="preserve">gas()</w:t>
+      </w:r>
+      <w:r>
+        <w:t xml:space="preserve">는 [0,1] 클립 + 스텝당 +0.1 램프로 보호되나 </w:t>
+      </w:r>
+      <w:r>
+        <w:rPr>
+          <w:rStyle w:val="VerbatimChar"/>
+        </w:rPr>
+        <w:t xml:space="preserve">brake()</w:t>
+      </w:r>
+      <w:r>
+        <w:t xml:space="preserve">는 </w:t>
+      </w:r>
+      <w:r>
+        <w:rPr>
+          <w:b/>
+          <w:bCs/>
+        </w:rPr>
+        <w:t xml:space="preserve">클립·램프 없이 즉발</w:t>
+      </w:r>
+      <w:r>
+        <w:t xml:space="preserve">(</w:t>
+      </w:r>
+      <w:r>
+        <w:rPr>
+          <w:rStyle w:val="VerbatimChar"/>
+        </w:rPr>
+        <w:t xml:space="preserve">car_dynamics.py:146-160</w:t>
+      </w:r>
+      <w:r>
+        <w:t xml:space="preserve">). 노이즈 큰 brake가 즉시 속도를 깎아, 유일한 양의 셰이핑인 </w:t>
+      </w:r>
+      <w:r>
+        <w:rPr>
+          <w:rStyle w:val="VerbatimChar"/>
+        </w:rPr>
+        <w:t xml:space="preserve">velocity=speed*0.003</w:t>
+      </w:r>
+      <w:r>
+        <w:t xml:space="preserve">(survival=0)을 직접 잠식.</w:t>
       </w:r>
     </w:p>
     <w:p>
@@ -17159,56 +16289,29 @@
           <w:b/>
           <w:bCs/>
         </w:rPr>
-        <w:t xml:space="preserve">한계(정직하게)</w:t>
-      </w:r>
-      <w:r>
-        <w:t xml:space="preserve">: 3-action의 clean 천장을 2-action처럼 여러 lever로 </w:t>
-      </w:r>
-      <w:r>
-        <w:rPr>
-          <w:b/>
-          <w:bCs/>
-        </w:rPr>
-        <w:t xml:space="preserve">확정한 것은 아니다</w:t>
-      </w:r>
-      <w:r>
-        <w:t xml:space="preserve">(B2 단일 공정 run). 정확한 진술은 “3-action이 415를 못 넘는다”가 아니라 </w:t>
-      </w:r>
-      <w:r>
-        <w:rPr>
-          <w:b/>
-          <w:bCs/>
-        </w:rPr>
-        <w:t xml:space="preserve">“동일·관대 setting에서 3-action은 415 도달 전에 발산(ent0.01)하거나 ~229에서 정체(ent0.003)한다”</w:t>
-      </w:r>
-      <w:r>
-        <w:t xml:space="preserve">. 잔여 탐색 여지(brake축만 std 축소, gas/brake squash, 더 긴 학습)는 있으나 ROI는 낮다고 판단.</w:t>
-      </w:r>
-    </w:p>
-    <w:p>
-      <w:r>
-        <w:pict>
-          <v:rect style="width:0;height:1.5pt" o:hralign="center" o:hrstd="t" o:hr="t"/>
-        </w:pict>
-      </w:r>
-    </w:p>
-    <w:bookmarkEnd w:id="93"/>
-    <w:bookmarkEnd w:id="94"/>
-    <w:bookmarkStart w:id="95" w:name="핵심-교훈-종합"/>
-    <w:p>
-      <w:pPr>
-        <w:pStyle w:val="Heading2"/>
-      </w:pPr>
-      <w:r>
-        <w:t xml:space="preserve">7. 핵심 교훈 (종합)</w:t>
-      </w:r>
-    </w:p>
-    <w:p>
-      <w:pPr>
-        <w:pStyle w:val="FirstParagraph"/>
-      </w:pPr>
-      <w:r>
-        <w:t xml:space="preserve">베이스 2-action 학습(Part I)과 장애물·3-action 실험(Part II)에서 얻은 교훈을 한데 모은다.</w:t>
+        <w:t xml:space="preserve">탐색 부피 ~2.9배 + 합산 엔트로피.</w:t>
+      </w:r>
+      <w:r>
+        <w:t xml:space="preserve"> 차원이 하나 더라 entropy/log_prob이 brake축까지 합산(</w:t>
+      </w:r>
+      <w:r>
+        <w:rPr>
+          <w:rStyle w:val="VerbatimChar"/>
+        </w:rPr>
+        <w:t xml:space="preserve">ppo_agent_2.py:126-127</w:t>
+      </w:r>
+      <w:r>
+        <w:t xml:space="preserve">) → 같은 ent_coef에서 std가 발산하기 쉬움(B에서 실증).</w:t>
+      </w:r>
+    </w:p>
+    <w:bookmarkEnd w:id="92"/>
+    <w:bookmarkStart w:id="93" w:name="결론과-한계"/>
+    <w:p>
+      <w:pPr>
+        <w:pStyle w:val="Heading3"/>
+      </w:pPr>
+      <w:r>
+        <w:t xml:space="preserve">6.5 결론과 한계</w:t>
       </w:r>
     </w:p>
     <w:p>
@@ -17224,20 +16327,40 @@
           <w:b/>
           <w:bCs/>
         </w:rPr>
-        <w:t xml:space="preserve">PPO 붕괴는 거의 항상 신뢰영역(KL) 제어 실패</w:t>
-      </w:r>
-      <w:r>
-        <w:t xml:space="preserve"> — KL은 epoch가 아니라 </w:t>
-      </w:r>
-      <w:r>
-        <w:rPr>
-          <w:b/>
-          <w:bCs/>
-        </w:rPr>
-        <w:t xml:space="preserve">업데이트(minibatch) 단위</w:t>
-      </w:r>
-      <w:r>
-        <w:t xml:space="preserve">로 검사하라.</w:t>
+        <w:t xml:space="preserve">결론</w:t>
+      </w:r>
+      <w:r>
+        <w:t xml:space="preserve">: </w:t>
+      </w:r>
+      <w:r>
+        <w:rPr>
+          <w:b/>
+          <w:bCs/>
+        </w:rPr>
+        <w:t xml:space="preserve">native 3-action은 이 장애물 task에서 구조적으로 불리</w:t>
+      </w:r>
+      <w:r>
+        <w:t xml:space="preserve">하다. 발산을 막는 공정한(오히려 관대한) 튜닝 후에도 clean 229 vs 415 — ActionWrapper의 signed-throttle이 </w:t>
+      </w:r>
+      <w:r>
+        <w:rPr>
+          <w:i/>
+          <w:iCs/>
+        </w:rPr>
+        <w:t xml:space="preserve">퇴화영역 제거 + 탐색 축소</w:t>
+      </w:r>
+      <w:r>
+        <w:t xml:space="preserve">라는 </w:t>
+      </w:r>
+      <w:r>
+        <w:rPr>
+          <w:b/>
+          <w:bCs/>
+        </w:rPr>
+        <w:t xml:space="preserve">유용한 inductive bias</w:t>
+      </w:r>
+      <w:r>
+        <w:t xml:space="preserve">임이 확인된다. 이 프로젝트가 처음부터 2-action을 택한 근거를 사후 정당화한다.</w:t>
       </w:r>
     </w:p>
     <w:p>
@@ -17253,10 +16376,56 @@
           <w:b/>
           <w:bCs/>
         </w:rPr>
-        <w:t xml:space="preserve">shaped reward ≠ clean reward</w:t>
-      </w:r>
-      <w:r>
-        <w:t xml:space="preserve"> — 스케일업·모델 선택은 반드시 clean 평가로 게이팅하라(shaped 838이 clean 667).</w:t>
+        <w:t xml:space="preserve">한계(정직하게)</w:t>
+      </w:r>
+      <w:r>
+        <w:t xml:space="preserve">: 3-action의 clean 천장을 2-action처럼 여러 lever로 </w:t>
+      </w:r>
+      <w:r>
+        <w:rPr>
+          <w:b/>
+          <w:bCs/>
+        </w:rPr>
+        <w:t xml:space="preserve">확정한 것은 아니다</w:t>
+      </w:r>
+      <w:r>
+        <w:t xml:space="preserve">(B2 단일 공정 run). 정확한 진술은 “3-action이 415를 못 넘는다”가 아니라 </w:t>
+      </w:r>
+      <w:r>
+        <w:rPr>
+          <w:b/>
+          <w:bCs/>
+        </w:rPr>
+        <w:t xml:space="preserve">“동일·관대 setting에서 3-action은 415 도달 전에 발산(ent0.01)하거나 ~229에서 정체(ent0.003)한다”</w:t>
+      </w:r>
+      <w:r>
+        <w:t xml:space="preserve">. 잔여 탐색 여지(brake축만 std 축소, gas/brake squash, 더 긴 학습)는 있으나 ROI는 낮다고 판단.</w:t>
+      </w:r>
+    </w:p>
+    <w:p>
+      <w:r>
+        <w:pict>
+          <v:rect style="width:0;height:1.5pt" o:hralign="center" o:hrstd="t" o:hr="t"/>
+        </w:pict>
+      </w:r>
+    </w:p>
+    <w:bookmarkEnd w:id="93"/>
+    <w:bookmarkEnd w:id="94"/>
+    <w:bookmarkStart w:id="95" w:name="핵심-교훈-종합"/>
+    <w:p>
+      <w:pPr>
+        <w:pStyle w:val="Heading2"/>
+      </w:pPr>
+      <w:r>
+        <w:t xml:space="preserve">7. 핵심 교훈 (종합)</w:t>
+      </w:r>
+    </w:p>
+    <w:p>
+      <w:pPr>
+        <w:pStyle w:val="FirstParagraph"/>
+      </w:pPr>
+      <w:r>
+        <w:t xml:space="preserve">베이스 2-action 학습(Part I)과 장애물·3-action 실험(Part II)에서 얻은 교훈을 한데 모은다.</w:t>
       </w:r>
     </w:p>
     <w:p>
@@ -17264,7 +16433,7 @@
         <w:pStyle w:val="Compact"/>
         <w:numPr>
           <w:ilvl w:val="0"/>
-          <w:numId w:val="1014"/>
+          <w:numId w:val="1015"/>
         </w:numPr>
       </w:pPr>
       <w:r>
@@ -17272,10 +16441,20 @@
           <w:b/>
           <w:bCs/>
         </w:rPr>
-        <w:t xml:space="preserve">보상 셰이핑 항은 조용한 no-op일 수 있다 — 실제로 발화하는지 검증하라.</w:t>
-      </w:r>
-      <w:r>
-        <w:t xml:space="preserve"> 코너 패널티(미구현)·속도 보상 등이 무발화일 수 있다.</w:t>
+        <w:t xml:space="preserve">PPO 붕괴는 거의 항상 신뢰영역(KL) 제어 실패</w:t>
+      </w:r>
+      <w:r>
+        <w:t xml:space="preserve"> — KL은 epoch가 아니라 </w:t>
+      </w:r>
+      <w:r>
+        <w:rPr>
+          <w:b/>
+          <w:bCs/>
+        </w:rPr>
+        <w:t xml:space="preserve">업데이트(minibatch) 단위</w:t>
+      </w:r>
+      <w:r>
+        <w:t xml:space="preserve">로 검사하라.</w:t>
       </w:r>
     </w:p>
     <w:p>
@@ -17283,7 +16462,7 @@
         <w:pStyle w:val="Compact"/>
         <w:numPr>
           <w:ilvl w:val="0"/>
-          <w:numId w:val="1014"/>
+          <w:numId w:val="1015"/>
         </w:numPr>
       </w:pPr>
       <w:r>
@@ -17291,10 +16470,10 @@
           <w:b/>
           <w:bCs/>
         </w:rPr>
-        <w:t>픽셀 입력 에이전트는 장애물을 관측에 직접 “그려” 넣어야 한다</w:t>
-      </w:r>
-      <w:r>
-        <w:t xml:space="preserve"> — 물리 세계에만 두면 보이지 않는다.</w:t>
+        <w:t xml:space="preserve">shaped reward ≠ clean reward</w:t>
+      </w:r>
+      <w:r>
+        <w:t xml:space="preserve"> — 스케일업·모델 선택은 반드시 clean 평가로 게이팅하라(shaped 838이 clean 667).</w:t>
       </w:r>
     </w:p>
     <w:p>
@@ -17302,7 +16481,7 @@
         <w:pStyle w:val="Compact"/>
         <w:numPr>
           <w:ilvl w:val="0"/>
-          <w:numId w:val="1014"/>
+          <w:numId w:val="1015"/>
         </w:numPr>
       </w:pPr>
       <w:r>
@@ -17310,10 +16489,10 @@
           <w:b/>
           <w:bCs/>
         </w:rPr>
-        <w:t xml:space="preserve">Linux box2d-py는 body 파괴 중 contact 콜백에서 segfault</w:t>
-      </w:r>
-      <w:r>
-        <w:t xml:space="preserve"> — listener를 먼저 detach하라(macOS가 가려서 로컬에선 안 잡힘).</w:t>
+        <w:t xml:space="preserve">보상 셰이핑 항은 조용한 no-op일 수 있다 — 실제로 발화하는지 검증하라.</w:t>
+      </w:r>
+      <w:r>
+        <w:t xml:space="preserve"> 코너 패널티(미구현)·속도 보상 등이 무발화일 수 있다.</w:t>
       </w:r>
     </w:p>
     <w:p>
@@ -17321,7 +16500,7 @@
         <w:pStyle w:val="Compact"/>
         <w:numPr>
           <w:ilvl w:val="0"/>
-          <w:numId w:val="1014"/>
+          <w:numId w:val="1015"/>
         </w:numPr>
       </w:pPr>
       <w:r>
@@ -17329,34 +16508,10 @@
           <w:b/>
           <w:bCs/>
         </w:rPr>
-        <w:t xml:space="preserve">벡터 env 로깅은 </w:t>
-      </w:r>
-      <w:r>
-        <w:rPr>
-          <w:rStyle w:val="VerbatimChar"/>
-          <w:b/>
-          <w:bCs/>
-        </w:rPr>
-        <w:t xml:space="preserve">infos[key][i]</w:t>
-      </w:r>
-      <w:r>
-        <w:rPr>
-          <w:b/>
-          <w:bCs/>
-        </w:rPr>
-        <w:t xml:space="preserve">(dict-of-arrays)로 읽어야</w:t>
-      </w:r>
-      <w:r>
-        <w:t xml:space="preserve"> 한다 — </w:t>
-      </w:r>
-      <w:r>
-        <w:rPr>
-          <w:rStyle w:val="VerbatimChar"/>
-        </w:rPr>
-        <w:t xml:space="preserve">infos.get(i)</w:t>
-      </w:r>
-      <w:r>
-        <w:t xml:space="preserve">(정수키)는 무음 실패.</w:t>
+        <w:t>픽셀 입력 에이전트는 장애물을 관측에 직접 “그려” 넣어야 한다</w:t>
+      </w:r>
+      <w:r>
+        <w:t xml:space="preserve"> — 물리 세계에만 두면 보이지 않는다.</w:t>
       </w:r>
     </w:p>
     <w:p>
@@ -17364,7 +16519,7 @@
         <w:pStyle w:val="Compact"/>
         <w:numPr>
           <w:ilvl w:val="0"/>
-          <w:numId w:val="1014"/>
+          <w:numId w:val="1015"/>
         </w:numPr>
       </w:pPr>
       <w:r>
@@ -17372,26 +16527,10 @@
           <w:b/>
           <w:bCs/>
         </w:rPr>
-        <w:t xml:space="preserve">셰이핑을 추가하기 전에 실패 모드를 측정하라.</w:t>
-      </w:r>
-      <w:r>
-        <w:t xml:space="preserve"> 계측 평가가 진짜 실패 원인이 트랙 이탈이 아니라 </w:t>
-      </w:r>
-      <w:r>
-        <w:rPr>
-          <w:b/>
-          <w:bCs/>
-        </w:rPr>
-        <w:t xml:space="preserve">장애물 충돌</w:t>
-      </w:r>
-      <w:r>
-        <w:t xml:space="preserve">임을 드러냈다 — 인상에 기반한 보상 항(코너 패널티)은 </w:t>
-      </w:r>
-      <w:r>
-        <w:rPr>
-          <w:rFonts w:hint="eastAsia"/>
-        </w:rPr>
-        <w:t xml:space="preserve">비(非)레버였다.</w:t>
+        <w:t xml:space="preserve">Linux box2d-py는 body 파괴 중 contact 콜백에서 segfault</w:t>
+      </w:r>
+      <w:r>
+        <w:t xml:space="preserve"> — listener를 먼저 detach하라(macOS가 가려서 로컬에선 안 잡힘).</w:t>
       </w:r>
     </w:p>
     <w:p>
@@ -17399,7 +16538,7 @@
         <w:pStyle w:val="Compact"/>
         <w:numPr>
           <w:ilvl w:val="0"/>
-          <w:numId w:val="1014"/>
+          <w:numId w:val="1015"/>
         </w:numPr>
       </w:pPr>
       <w:r>
@@ -17407,10 +16546,34 @@
           <w:b/>
           <w:bCs/>
         </w:rPr>
-        <w:t xml:space="preserve">샘플링 vs 결정론 평가는 std가 클 때 크게 다르다</w:t>
-      </w:r>
-      <w:r>
-        <w:t xml:space="preserve"> — 샘플링 노이즈가 장애물 충돌을 유발(seed53 결정론 486 vs 샘플링 −36).</w:t>
+        <w:t xml:space="preserve">벡터 env 로깅은 </w:t>
+      </w:r>
+      <w:r>
+        <w:rPr>
+          <w:rStyle w:val="VerbatimChar"/>
+          <w:b/>
+          <w:bCs/>
+        </w:rPr>
+        <w:t xml:space="preserve">infos[key][i]</w:t>
+      </w:r>
+      <w:r>
+        <w:rPr>
+          <w:b/>
+          <w:bCs/>
+        </w:rPr>
+        <w:t xml:space="preserve">(dict-of-arrays)로 읽어야</w:t>
+      </w:r>
+      <w:r>
+        <w:t xml:space="preserve"> 한다 — </w:t>
+      </w:r>
+      <w:r>
+        <w:rPr>
+          <w:rStyle w:val="VerbatimChar"/>
+        </w:rPr>
+        <w:t xml:space="preserve">infos.get(i)</w:t>
+      </w:r>
+      <w:r>
+        <w:t xml:space="preserve">(정수키)는 무음 실패.</w:t>
       </w:r>
     </w:p>
     <w:p>
@@ -17418,7 +16581,7 @@
         <w:pStyle w:val="Compact"/>
         <w:numPr>
           <w:ilvl w:val="0"/>
-          <w:numId w:val="1014"/>
+          <w:numId w:val="1015"/>
         </w:numPr>
       </w:pPr>
       <w:r>
@@ -17426,29 +16589,26 @@
           <w:b/>
           <w:bCs/>
         </w:rPr>
-        <w:t>“노이즈가 원인”은 가설로 끝내지 말고 직접 검증하라.</w:t>
-      </w:r>
-      <w:r>
-        <w:t xml:space="preserve"> </w:t>
-      </w:r>
-      <w:r>
-        <w:rPr>
-          <w:rStyle w:val="VerbatimChar"/>
-        </w:rPr>
-        <w:t xml:space="preserve">ent_coef</w:t>
-      </w:r>
-      <w:r>
-        <w:t xml:space="preserve">로 노이즈를 줄여봤더니(entropy 1.3→0.91) 충돌이 안 줄었다 — 일부는 노이즈로 제거 안 되는 </w:t>
-      </w:r>
-      <w:r>
-        <w:rPr>
-          <w:b/>
-          <w:bCs/>
-        </w:rPr>
-        <w:t xml:space="preserve">구조적 실패</w:t>
-      </w:r>
-      <w:r>
-        <w:t xml:space="preserve">.</w:t>
+        <w:t xml:space="preserve">셰이핑을 추가하기 전에 실패 모드를 측정하라.</w:t>
+      </w:r>
+      <w:r>
+        <w:t xml:space="preserve"> 계측 평가가 진짜 실패 원인이 트랙 이탈이 아니라 </w:t>
+      </w:r>
+      <w:r>
+        <w:rPr>
+          <w:b/>
+          <w:bCs/>
+        </w:rPr>
+        <w:t xml:space="preserve">장애물 충돌</w:t>
+      </w:r>
+      <w:r>
+        <w:t xml:space="preserve">임을 드러냈다 — 인상에 기반한 보상 항(코너 패널티)은 </w:t>
+      </w:r>
+      <w:r>
+        <w:rPr>
+          <w:rFonts w:hint="eastAsia"/>
+        </w:rPr>
+        <w:t xml:space="preserve">비(非)레버였다.</w:t>
       </w:r>
     </w:p>
     <w:p>
@@ -17456,7 +16616,7 @@
         <w:pStyle w:val="Compact"/>
         <w:numPr>
           <w:ilvl w:val="0"/>
-          <w:numId w:val="1014"/>
+          <w:numId w:val="1015"/>
         </w:numPr>
       </w:pPr>
       <w:r>
@@ -17464,30 +16624,10 @@
           <w:b/>
           <w:bCs/>
         </w:rPr>
-        <w:t xml:space="preserve">이 태스크는 전반부에 정점</w:t>
-      </w:r>
-      <w:r>
-        <w:t xml:space="preserve"> 후 정체 — 코너 패널티·스텝 증가·노이즈 축소 </w:t>
-      </w:r>
-      <w:r>
-        <w:rPr>
-          <w:b/>
-          <w:bCs/>
-        </w:rPr>
-        <w:t xml:space="preserve">세 레버 모두 clean ~415 천장을 못 넘음</w:t>
-      </w:r>
-      <w:r>
-        <w:t xml:space="preserve">. 다음 개선은 하이퍼파라미터가 아니라 </w:t>
-      </w:r>
-      <w:r>
-        <w:rPr>
-          <w:b/>
-          <w:bCs/>
-        </w:rPr>
-        <w:t xml:space="preserve">표현/아키텍처</w:t>
-      </w:r>
-      <w:r>
-        <w:t xml:space="preserve">(명시적 장애물 채널, recurrent, 더 큰 CNN) 쪽이어야 한다.</w:t>
+        <w:t xml:space="preserve">샘플링 vs 결정론 평가는 std가 클 때 크게 다르다</w:t>
+      </w:r>
+      <w:r>
+        <w:t xml:space="preserve"> — 샘플링 노이즈가 장애물 충돌을 유발(seed53 결정론 486 vs 샘플링 −36).</w:t>
       </w:r>
     </w:p>
     <w:p>
@@ -17495,7 +16635,7 @@
         <w:pStyle w:val="Compact"/>
         <w:numPr>
           <w:ilvl w:val="0"/>
-          <w:numId w:val="1014"/>
+          <w:numId w:val="1015"/>
         </w:numPr>
       </w:pPr>
       <w:r>
@@ -17503,10 +16643,29 @@
           <w:b/>
           <w:bCs/>
         </w:rPr>
-        <w:t xml:space="preserve">action 파라미터화는 공짜가 아니다 — 2-action의 ActionWrapper가 유용한 inductive bias.</w:t>
-      </w:r>
-      <w:r>
-        <w:t xml:space="preserve"> native 3-action은 동일 조건에서 clean 229(2-action 415의 ~55%): 독립 gas/brake가 동시입력 퇴화영역·무방비 brake·~2.9배 탐색부피를 만들어 std 발산/저성능을 유발.</w:t>
+        <w:t>“노이즈가 원인”은 가설로 끝내지 말고 직접 검증하라.</w:t>
+      </w:r>
+      <w:r>
+        <w:t xml:space="preserve"> </w:t>
+      </w:r>
+      <w:r>
+        <w:rPr>
+          <w:rStyle w:val="VerbatimChar"/>
+        </w:rPr>
+        <w:t xml:space="preserve">ent_coef</w:t>
+      </w:r>
+      <w:r>
+        <w:t xml:space="preserve">로 노이즈를 줄여봤더니(entropy 1.3→0.91) 충돌이 안 줄었다 — 일부는 노이즈로 제거 안 되는 </w:t>
+      </w:r>
+      <w:r>
+        <w:rPr>
+          <w:b/>
+          <w:bCs/>
+        </w:rPr>
+        <w:t xml:space="preserve">구조적 실패</w:t>
+      </w:r>
+      <w:r>
+        <w:t xml:space="preserve">.</w:t>
       </w:r>
     </w:p>
     <w:p>
@@ -17514,7 +16673,65 @@
         <w:pStyle w:val="Compact"/>
         <w:numPr>
           <w:ilvl w:val="0"/>
-          <w:numId w:val="1014"/>
+          <w:numId w:val="1015"/>
+        </w:numPr>
+      </w:pPr>
+      <w:r>
+        <w:rPr>
+          <w:b/>
+          <w:bCs/>
+        </w:rPr>
+        <w:t xml:space="preserve">이 태스크는 전반부에 정점</w:t>
+      </w:r>
+      <w:r>
+        <w:t xml:space="preserve"> 후 정체 — 코너 패널티·스텝 증가·노이즈 축소 </w:t>
+      </w:r>
+      <w:r>
+        <w:rPr>
+          <w:b/>
+          <w:bCs/>
+        </w:rPr>
+        <w:t xml:space="preserve">세 레버 모두 clean ~415 천장을 못 넘음</w:t>
+      </w:r>
+      <w:r>
+        <w:t xml:space="preserve">. 다음 개선은 하이퍼파라미터가 아니라 </w:t>
+      </w:r>
+      <w:r>
+        <w:rPr>
+          <w:b/>
+          <w:bCs/>
+        </w:rPr>
+        <w:t xml:space="preserve">표현/아키텍처</w:t>
+      </w:r>
+      <w:r>
+        <w:t xml:space="preserve">(명시적 장애물 채널, recurrent, 더 큰 CNN) 쪽이어야 한다.</w:t>
+      </w:r>
+    </w:p>
+    <w:p>
+      <w:pPr>
+        <w:pStyle w:val="Compact"/>
+        <w:numPr>
+          <w:ilvl w:val="0"/>
+          <w:numId w:val="1015"/>
+        </w:numPr>
+      </w:pPr>
+      <w:r>
+        <w:rPr>
+          <w:b/>
+          <w:bCs/>
+        </w:rPr>
+        <w:t xml:space="preserve">action 파라미터화는 공짜가 아니다 — 2-action의 ActionWrapper가 유용한 inductive bias.</w:t>
+      </w:r>
+      <w:r>
+        <w:t xml:space="preserve"> native 3-action은 동일 조건에서 clean 229(2-action 415의 ~55%): 독립 gas/brake가 동시입력 퇴화영역·무방비 brake·~2.9배 탐색부피를 만들어 std 발산/저성능을 유발.</w:t>
+      </w:r>
+    </w:p>
+    <w:p>
+      <w:pPr>
+        <w:pStyle w:val="Compact"/>
+        <w:numPr>
+          <w:ilvl w:val="0"/>
+          <w:numId w:val="1015"/>
         </w:numPr>
       </w:pPr>
       <w:r>
@@ -18191,6 +17408,9 @@
     <w:abstractNumId w:val="991"/>
   </w:num>
   <w:num w:numId="1012">
+    <w:abstractNumId w:val="991"/>
+  </w:num>
+  <w:num w:numId="1013">
     <w:abstractNumId w:val="99411"/>
     <w:lvlOverride w:ilvl="0">
       <w:startOverride w:val="1"/>
@@ -18220,10 +17440,10 @@
       <w:startOverride w:val="1"/>
     </w:lvlOverride>
   </w:num>
-  <w:num w:numId="1013">
+  <w:num w:numId="1014">
     <w:abstractNumId w:val="991"/>
   </w:num>
-  <w:num w:numId="1014">
+  <w:num w:numId="1015">
     <w:abstractNumId w:val="99411"/>
     <w:lvlOverride w:ilvl="0">
       <w:startOverride w:val="1"/>

--- a/COMBINED_REPORT.docx
+++ b/COMBINED_REPORT.docx
@@ -13864,10 +13864,10 @@
           <w:b/>
           <w:bCs/>
         </w:rPr>
-        <w:t xml:space="preserve">망한 판 = 도로 위에 잘 있는데(off 0%) 장애물 다발 충돌.</w:t>
-      </w:r>
-      <w:r>
-        <w:t xml:space="preserve"> 잘한 판 = 충돌 0, off-track은 오히려 높음(회피하느라 가장자리로 weaving) → </w:t>
+        <w:t xml:space="preserve">저점 에피소드 = 도로 위에서 정상 주행 중(off 0%)인데 장애물에 다발 충돌.</w:t>
+      </w:r>
+      <w:r>
+        <w:t xml:space="preserve"> 고득점 에피소드 = 충돌 0이고 off-track은 오히려 높다(회피하느라 가장자리로 weaving) → </w:t>
       </w:r>
       <w:r>
         <w:rPr>

--- a/COMBINED_REPORT.docx
+++ b/COMBINED_REPORT.docx
@@ -14288,7 +14288,7 @@
     </w:p>
     <w:p>
       <w:pPr>
-        <w:pStyle w:val="FirstParagraph"/>
+        <w:pStyle w:val="CaptionedFigure"/>
       </w:pPr>
       <w:r>
         <w:drawing>
@@ -14331,49 +14331,281 @@
             </a:graphic>
           </wp:inline>
         </w:drawing>
-        <w:t xml:space="preserve"> | 모델 | Mean | Median | Min / Max | 비고 | |—|—|—|—|—| | round1 (고정 0.4) | 331 | 322 | -99 / 810 | 고정 0.4 분포 | | obs_small (0.5) | 365 | 325 | -37 / 837 | 랜덤 0.25–0.6 | | </w:t>
-      </w:r>
-      <w:r>
-        <w:rPr>
-          <w:b/>
-          <w:bCs/>
-        </w:rPr>
-        <w:t xml:space="preserve">obs_small_p02 (0.2)</w:t>
-      </w:r>
-      <w:r>
-        <w:t xml:space="preserve"> | </w:t>
-      </w:r>
-      <w:r>
-        <w:rPr>
-          <w:b/>
-          <w:bCs/>
-        </w:rPr>
-        <w:t xml:space="preserve">415</w:t>
-      </w:r>
-      <w:r>
-        <w:t xml:space="preserve"> | </w:t>
-      </w:r>
-      <w:r>
-        <w:rPr>
-          <w:b/>
-          <w:bCs/>
-        </w:rPr>
-        <w:t xml:space="preserve">422</w:t>
-      </w:r>
-      <w:r>
-        <w:t xml:space="preserve"> | -65 / 842 | 랜덤 0.25–0.6, </w:t>
-      </w:r>
-      <w:r>
-        <w:rPr>
-          <w:b/>
-          <w:bCs/>
-        </w:rPr>
-        <w:t xml:space="preserve">현 최고</w:t>
-      </w:r>
-      <w:r>
-        <w:t xml:space="preserve"> |</w:t>
-      </w:r>
-    </w:p>
+      </w:r>
+    </w:p>
+    <w:p>
+      <w:pPr>
+        <w:pStyle w:val="ImageCaption"/>
+      </w:pPr>
+      <w:r>
+        <w:t xml:space="preserve">그림. 장애물 task clean 성능 진행 — 2-action 천장 ~415 vs 3-action 229 (회색 점선=무장애물 베이스 667)</w:t>
+      </w:r>
+    </w:p>
+    <w:tbl>
+      <w:tblPr>
+        <w:tblStyle w:val="Table"/>
+        <w:tblW w:type="pct" w:w="5000"/>
+        <w:tblLayout w:type="fixed"/>
+        <w:tblLook w:firstRow="1" w:lastRow="0" w:firstColumn="0" w:lastColumn="0" w:noHBand="0" w:noVBand="0" w:val="0020"/>
+      </w:tblPr>
+      <w:tblGrid>
+        <w:gridCol w:w="1584"/>
+        <w:gridCol w:w="1584"/>
+        <w:gridCol w:w="1584"/>
+        <w:gridCol w:w="1584"/>
+        <w:gridCol w:w="1584"/>
+      </w:tblGrid>
+      <w:tr>
+        <w:trPr>
+          <w:tblHeader w:val="on"/>
+        </w:trPr>
+        <w:tc>
+          <w:tcPr/>
+          <w:p>
+            <w:pPr>
+              <w:pStyle w:val="Compact"/>
+            </w:pPr>
+            <w:r>
+              <w:t xml:space="preserve">모델</w:t>
+            </w:r>
+          </w:p>
+        </w:tc>
+        <w:tc>
+          <w:tcPr/>
+          <w:p>
+            <w:pPr>
+              <w:pStyle w:val="Compact"/>
+            </w:pPr>
+            <w:r>
+              <w:t xml:space="preserve">Mean</w:t>
+            </w:r>
+          </w:p>
+        </w:tc>
+        <w:tc>
+          <w:tcPr/>
+          <w:p>
+            <w:pPr>
+              <w:pStyle w:val="Compact"/>
+            </w:pPr>
+            <w:r>
+              <w:t xml:space="preserve">Median</w:t>
+            </w:r>
+          </w:p>
+        </w:tc>
+        <w:tc>
+          <w:tcPr/>
+          <w:p>
+            <w:pPr>
+              <w:pStyle w:val="Compact"/>
+            </w:pPr>
+            <w:r>
+              <w:t xml:space="preserve">Min / Max</w:t>
+            </w:r>
+          </w:p>
+        </w:tc>
+        <w:tc>
+          <w:tcPr/>
+          <w:p>
+            <w:pPr>
+              <w:pStyle w:val="Compact"/>
+            </w:pPr>
+            <w:r>
+              <w:t xml:space="preserve">비고</w:t>
+            </w:r>
+          </w:p>
+        </w:tc>
+      </w:tr>
+      <w:tr>
+        <w:tc>
+          <w:tcPr/>
+          <w:p>
+            <w:pPr>
+              <w:pStyle w:val="Compact"/>
+            </w:pPr>
+            <w:r>
+              <w:t xml:space="preserve">round1 (고정 0.4)</w:t>
+            </w:r>
+          </w:p>
+        </w:tc>
+        <w:tc>
+          <w:tcPr/>
+          <w:p>
+            <w:pPr>
+              <w:pStyle w:val="Compact"/>
+            </w:pPr>
+            <w:r>
+              <w:t xml:space="preserve">331</w:t>
+            </w:r>
+          </w:p>
+        </w:tc>
+        <w:tc>
+          <w:tcPr/>
+          <w:p>
+            <w:pPr>
+              <w:pStyle w:val="Compact"/>
+            </w:pPr>
+            <w:r>
+              <w:t xml:space="preserve">322</w:t>
+            </w:r>
+          </w:p>
+        </w:tc>
+        <w:tc>
+          <w:tcPr/>
+          <w:p>
+            <w:pPr>
+              <w:pStyle w:val="Compact"/>
+            </w:pPr>
+            <w:r>
+              <w:t xml:space="preserve">-99 / 810</w:t>
+            </w:r>
+          </w:p>
+        </w:tc>
+        <w:tc>
+          <w:tcPr/>
+          <w:p>
+            <w:pPr>
+              <w:pStyle w:val="Compact"/>
+            </w:pPr>
+            <w:r>
+              <w:t xml:space="preserve">고정 0.4 분포</w:t>
+            </w:r>
+          </w:p>
+        </w:tc>
+      </w:tr>
+      <w:tr>
+        <w:tc>
+          <w:tcPr/>
+          <w:p>
+            <w:pPr>
+              <w:pStyle w:val="Compact"/>
+            </w:pPr>
+            <w:r>
+              <w:t xml:space="preserve">obs_small (0.5)</w:t>
+            </w:r>
+          </w:p>
+        </w:tc>
+        <w:tc>
+          <w:tcPr/>
+          <w:p>
+            <w:pPr>
+              <w:pStyle w:val="Compact"/>
+            </w:pPr>
+            <w:r>
+              <w:t xml:space="preserve">365</w:t>
+            </w:r>
+          </w:p>
+        </w:tc>
+        <w:tc>
+          <w:tcPr/>
+          <w:p>
+            <w:pPr>
+              <w:pStyle w:val="Compact"/>
+            </w:pPr>
+            <w:r>
+              <w:t xml:space="preserve">325</w:t>
+            </w:r>
+          </w:p>
+        </w:tc>
+        <w:tc>
+          <w:tcPr/>
+          <w:p>
+            <w:pPr>
+              <w:pStyle w:val="Compact"/>
+            </w:pPr>
+            <w:r>
+              <w:t xml:space="preserve">-37 / 837</w:t>
+            </w:r>
+          </w:p>
+        </w:tc>
+        <w:tc>
+          <w:tcPr/>
+          <w:p>
+            <w:pPr>
+              <w:pStyle w:val="Compact"/>
+            </w:pPr>
+            <w:r>
+              <w:t xml:space="preserve">랜덤 0.25–0.6</w:t>
+            </w:r>
+          </w:p>
+        </w:tc>
+      </w:tr>
+      <w:tr>
+        <w:tc>
+          <w:tcPr/>
+          <w:p>
+            <w:pPr>
+              <w:pStyle w:val="Compact"/>
+            </w:pPr>
+            <w:r>
+              <w:rPr>
+                <w:b/>
+                <w:bCs/>
+              </w:rPr>
+              <w:t xml:space="preserve">obs_small_p02 (0.2)</w:t>
+            </w:r>
+          </w:p>
+        </w:tc>
+        <w:tc>
+          <w:tcPr/>
+          <w:p>
+            <w:pPr>
+              <w:pStyle w:val="Compact"/>
+            </w:pPr>
+            <w:r>
+              <w:rPr>
+                <w:b/>
+                <w:bCs/>
+              </w:rPr>
+              <w:t xml:space="preserve">415</w:t>
+            </w:r>
+          </w:p>
+        </w:tc>
+        <w:tc>
+          <w:tcPr/>
+          <w:p>
+            <w:pPr>
+              <w:pStyle w:val="Compact"/>
+            </w:pPr>
+            <w:r>
+              <w:rPr>
+                <w:b/>
+                <w:bCs/>
+              </w:rPr>
+              <w:t xml:space="preserve">422</w:t>
+            </w:r>
+          </w:p>
+        </w:tc>
+        <w:tc>
+          <w:tcPr/>
+          <w:p>
+            <w:pPr>
+              <w:pStyle w:val="Compact"/>
+            </w:pPr>
+            <w:r>
+              <w:t xml:space="preserve">-65 / 842</w:t>
+            </w:r>
+          </w:p>
+        </w:tc>
+        <w:tc>
+          <w:tcPr/>
+          <w:p>
+            <w:pPr>
+              <w:pStyle w:val="Compact"/>
+            </w:pPr>
+            <w:r>
+              <w:t xml:space="preserve">랜덤 0.25–0.6, </w:t>
+            </w:r>
+            <w:r>
+              <w:rPr>
+                <w:b/>
+                <w:bCs/>
+              </w:rPr>
+              <w:t xml:space="preserve">현 최고</w:t>
+            </w:r>
+          </w:p>
+        </w:tc>
+      </w:tr>
+    </w:tbl>
     <w:p>
       <w:pPr>
         <w:pStyle w:val="BlockText"/>
@@ -15466,7 +15698,7 @@
     </w:p>
     <w:p>
       <w:pPr>
-        <w:pStyle w:val="BodyText"/>
+        <w:pStyle w:val="CaptionedFigure"/>
       </w:pPr>
       <w:r>
         <w:drawing>
@@ -15509,7 +15741,22 @@
             </a:graphic>
           </wp:inline>
         </w:drawing>
-        <w:t xml:space="preserve"> 2-action과 동일한 </w:t>
+      </w:r>
+    </w:p>
+    <w:p>
+      <w:pPr>
+        <w:pStyle w:val="ImageCaption"/>
+      </w:pPr>
+      <w:r>
+        <w:t xml:space="preserve">그림. shaped 학습 곡선 — 2-action ~450 유지 vs 3-action 피크 후 정체/추락</w:t>
+      </w:r>
+    </w:p>
+    <w:p>
+      <w:pPr>
+        <w:pStyle w:val="BodyText"/>
+      </w:pPr>
+      <w:r>
+        <w:t xml:space="preserve">2-action과 동일한 </w:t>
       </w:r>
       <w:r>
         <w:rPr>

--- a/COMBINED_REPORT.docx
+++ b/COMBINED_REPORT.docx
@@ -3110,7 +3110,7 @@
         <w:t xml:space="preserve">[steering, throttle]</w:t>
       </w:r>
       <w:r>
-        <w:t xml:space="preserve">을 환경 네이티브 3차원 행동 </w:t>
+        <w:t xml:space="preserve">을 환경의 3차원 행동 </w:t>
       </w:r>
       <w:r>
         <w:rPr>
@@ -6726,7 +6726,7 @@
           <w:b/>
           <w:bCs/>
         </w:rPr>
-        <w:t xml:space="preserve">native 3-action(gas/brake 독립)과 비교</w:t>
+        <w:t xml:space="preserve">3-action(gas/brake 독립)과 비교</w:t>
       </w:r>
       <w:r>
         <w:t xml:space="preserve">하는 것을 다룬다. (도로 위 장애물을 입력에 추가한 확장은 Part II.)</w:t>
@@ -6947,7 +6947,7 @@
                 <w:b/>
                 <w:bCs/>
               </w:rPr>
-              <w:t xml:space="preserve">ActionWrapper 변환 후 (네이티브 3D)</w:t>
+              <w:t xml:space="preserve">ActionWrapper 변환 후 (3D)</w:t>
             </w:r>
           </w:p>
         </w:tc>
@@ -7147,7 +7147,7 @@
               <w:pStyle w:val="Compact"/>
             </w:pPr>
             <w:r>
-              <w:t xml:space="preserve">네이티브 출력, 변환 없음</w:t>
+              <w:t xml:space="preserve">직접 출력, 변환 없음</w:t>
             </w:r>
           </w:p>
         </w:tc>
@@ -10241,7 +10241,7 @@
         <w:t xml:space="preserve">무작위 정적 장애물</w:t>
       </w:r>
       <w:r>
-        <w:t xml:space="preserve">을 올려 픽셀 관측에 그려 넣고 회피를 학습한다. 환경 구축 → round-1 학습 → 크기 실험 → 코너-이탈 오진 진단 → 행동 노이즈(ent_coef) → native 3-action 대조까지 다룬다.</w:t>
+        <w:t xml:space="preserve">을 올려 픽셀 관측에 그려 넣고 회피를 학습한다. 환경 구축 → round-1 학습 → 크기 실험 → 코너-이탈 오진 진단 → 행동 노이즈(ent_coef) → 3-action 대조까지 다룬다.</w:t>
       </w:r>
     </w:p>
     <w:bookmarkStart w:id="57" w:name="환경-설계-carracingobstacles-v0"/>
@@ -15530,13 +15530,13 @@
     </w:p>
     <w:bookmarkEnd w:id="78"/>
     <w:bookmarkEnd w:id="79"/>
-    <w:bookmarkStart w:id="94" w:name="X69b4426625f18866da3d36eafd48b57653a25dd"/>
+    <w:bookmarkStart w:id="94" w:name="action-대조-실험-2-vs-3-action-gasbrake-독립"/>
     <w:p>
       <w:pPr>
         <w:pStyle w:val="Heading2"/>
       </w:pPr>
       <w:r>
-        <w:t xml:space="preserve">6. 3-action 대조 실험 — 2 vs 3 action (native gas/brake)</w:t>
+        <w:t xml:space="preserve">6. 3-action 대조 실험 — 2 vs 3 action (gas/brake 독립)</w:t>
       </w:r>
     </w:p>
     <w:bookmarkStart w:id="80" w:name="동기와-절차"/>
@@ -15570,7 +15570,7 @@
           <w:b/>
           <w:bCs/>
         </w:rPr>
-        <w:t xml:space="preserve">native 3-action </w:t>
+        <w:t xml:space="preserve">3-action </w:t>
       </w:r>
       <w:r>
         <w:rPr>
@@ -15601,7 +15601,7 @@
         <w:t xml:space="preserve">유일한 차이는 ActionWrapper 미적용</w:t>
       </w:r>
       <w:r>
-        <w:t xml:space="preserve">(정책이 3D 네이티브 출력). 3-action 베이스 </w:t>
+        <w:t xml:space="preserve">(정책이 3D를 직접 출력). 3-action 베이스 </w:t>
       </w:r>
       <w:r>
         <w:rPr>
@@ -16350,7 +16350,7 @@
           <w:b/>
           <w:bCs/>
         </w:rPr>
-        <w:t xml:space="preserve">native 독립 gas/brake action space</w:t>
+        <w:t xml:space="preserve">독립 gas/brake action space</w:t>
       </w:r>
       <w:r>
         <w:t xml:space="preserve"> 때문이며, 코드에 대조·반증했다:</w:t>
@@ -16372,7 +16372,7 @@
         <w:t xml:space="preserve">gas+brake 동시 입력이 실재하는 퇴화영역</w:t>
       </w:r>
       <w:r>
-        <w:t xml:space="preserve"> (검증 holds=true). native step은 </w:t>
+        <w:t xml:space="preserve"> (검증 holds=true). 3-action에서는 env의 step이 </w:t>
       </w:r>
       <w:r>
         <w:rPr>
@@ -16584,7 +16584,7 @@
           <w:b/>
           <w:bCs/>
         </w:rPr>
-        <w:t xml:space="preserve">native 3-action은 이 장애물 task에서 구조적으로 불리</w:t>
+        <w:t xml:space="preserve">3-action은 이 장애물 task에서 구조적으로 불리</w:t>
       </w:r>
       <w:r>
         <w:t xml:space="preserve">하다. 발산을 막는 공정한(오히려 관대한) 튜닝 후에도 clean 229 vs 415 — ActionWrapper의 signed-throttle이 </w:t>
@@ -16970,7 +16970,7 @@
         <w:t xml:space="preserve">action 파라미터화는 공짜가 아니다 — 2-action의 ActionWrapper가 유용한 inductive bias.</w:t>
       </w:r>
       <w:r>
-        <w:t xml:space="preserve"> native 3-action은 동일 조건에서 clean 229(2-action 415의 ~55%): 독립 gas/brake가 동시입력 퇴화영역·무방비 brake·~2.9배 탐색부피를 만들어 std 발산/저성능을 유발.</w:t>
+        <w:t xml:space="preserve"> 3-action은 동일 조건에서 clean 229(2-action 415의 ~55%): 독립 gas/brake가 동시입력 퇴화영역·무방비 brake·~2.9배 탐색부피를 만들어 std 발산/저성능을 유발.</w:t>
       </w:r>
     </w:p>
     <w:p>

--- a/COMBINED_REPORT.docx
+++ b/COMBINED_REPORT.docx
@@ -34,32 +34,6 @@
         <w:t xml:space="preserve">2026-06-15</w:t>
       </w:r>
     </w:p>
-    <w:sdt>
-      <w:sdtPr>
-        <w:docPartObj>
-          <w:docPartGallery w:val="Table of Contents"/>
-          <w:docPartUnique/>
-        </w:docPartObj>
-      </w:sdtPr>
-      <w:sdtContent>
-        <w:p>
-          <w:pPr>
-            <w:pStyle w:val="TOCHeading"/>
-          </w:pPr>
-          <w:r>
-            <w:t xml:space="preserve">Table of Contents</w:t>
-          </w:r>
-        </w:p>
-        <w:p>
-          <w:r>
-            <w:fldChar w:fldCharType="begin" w:dirty="true"/>
-            <w:instrText xml:space="preserve">TOC \o "1-2" \h \z \u</w:instrText>
-            <w:fldChar w:fldCharType="separate"/>
-            <w:fldChar w:fldCharType="end"/>
-          </w:r>
-        </w:p>
-      </w:sdtContent>
-    </w:sdt>
     <w:bookmarkStart w:id="9" w:name="aicarracing-종합-기술-보고서"/>
     <w:p>
       <w:pPr>
@@ -94,7 +68,10 @@
         <w:pStyle w:val="BlockText"/>
       </w:pPr>
       <w:r>
-        <w:t xml:space="preserve">본 문서는 채점 루브릭 순서를 따른다. </w:t>
+        <w:t xml:space="preserve">본 문서는 채점 루브릭 순서를 따른다.</w:t>
+      </w:r>
+      <w:r>
+        <w:t xml:space="preserve"> </w:t>
       </w:r>
       <w:r>
         <w:rPr>
@@ -104,7 +81,10 @@
         <w:t xml:space="preserve">Part 0</w:t>
       </w:r>
       <w:r>
-        <w:t xml:space="preserve">(실행 환경·설치 / 문제·State·Reward 정의 / PPO 이론) → </w:t>
+        <w:t xml:space="preserve">(실행 환경·설치 / 문제·State·Reward 정의 / PPO 이론) →</w:t>
+      </w:r>
+      <w:r>
+        <w:t xml:space="preserve"> </w:t>
       </w:r>
       <w:r>
         <w:rPr>
@@ -114,7 +94,10 @@
         <w:t xml:space="preserve">Part I</w:t>
       </w:r>
       <w:r>
-        <w:t xml:space="preserve">(2-action 학습 + 3-action 비교, 무장애물) → </w:t>
+        <w:t xml:space="preserve">(2-action 학습 + 3-action 비교, 무장애물) →</w:t>
+      </w:r>
+      <w:r>
+        <w:t xml:space="preserve"> </w:t>
       </w:r>
       <w:r>
         <w:rPr>
@@ -166,7 +149,10 @@
         <w:pStyle w:val="FirstParagraph"/>
       </w:pPr>
       <w:r>
-        <w:t xml:space="preserve">본 프로젝트는 </w:t>
+        <w:t xml:space="preserve">본 프로젝트는</w:t>
+      </w:r>
+      <w:r>
+        <w:t xml:space="preserve"> </w:t>
       </w:r>
       <w:r>
         <w:rPr>
@@ -176,7 +162,10 @@
         <w:t xml:space="preserve">학습</w:t>
       </w:r>
       <w:r>
-        <w:t xml:space="preserve">과 </w:t>
+        <w:t xml:space="preserve">과</w:t>
+      </w:r>
+      <w:r>
+        <w:t xml:space="preserve"> </w:t>
       </w:r>
       <w:r>
         <w:rPr>
@@ -186,7 +175,10 @@
         <w:t xml:space="preserve">평가/녹화</w:t>
       </w:r>
       <w:r>
-        <w:t xml:space="preserve">를 서로 다른 환경에서 수행한다. 무거운 PPO 학습은 원격 A100 GPU 서버(conda 환경 </w:t>
+        <w:t xml:space="preserve">를 서로 다른 환경에서 수행한다. 무거운 PPO 학습은 원격 A100 GPU 서버(conda 환경</w:t>
+      </w:r>
+      <w:r>
+        <w:t xml:space="preserve"> </w:t>
       </w:r>
       <w:r>
         <w:rPr>
@@ -195,7 +187,10 @@
         <w:t xml:space="preserve">teamB_env</w:t>
       </w:r>
       <w:r>
-        <w:t xml:space="preserve">, CUDA 빌드 PyTorch)에서, 학습이 끝난 체크포인트의 평가·영상 녹화는 로컬 macOS(conda 환경 </w:t>
+        <w:t xml:space="preserve">, CUDA 빌드 PyTorch)에서, 학습이 끝난 체크포인트의 평가·영상 녹화는 로컬 macOS(conda 환경</w:t>
+      </w:r>
+      <w:r>
+        <w:t xml:space="preserve"> </w:t>
       </w:r>
       <w:r>
         <w:rPr>
@@ -204,7 +199,10 @@
         <w:t xml:space="preserve">racing</w:t>
       </w:r>
       <w:r>
-        <w:t xml:space="preserve">, CPU)에서 진행했다. 아래 버전은 로컬 </w:t>
+        <w:t xml:space="preserve">, CPU)에서 진행했다. 아래 버전은 로컬</w:t>
+      </w:r>
+      <w:r>
+        <w:t xml:space="preserve"> </w:t>
       </w:r>
       <w:r>
         <w:rPr>
@@ -213,7 +211,13 @@
         <w:t xml:space="preserve">racing</w:t>
       </w:r>
       <w:r>
-        <w:t xml:space="preserve"> 환경에서 </w:t>
+        <w:t xml:space="preserve"> </w:t>
+      </w:r>
+      <w:r>
+        <w:t xml:space="preserve">환경에서</w:t>
+      </w:r>
+      <w:r>
+        <w:t xml:space="preserve"> </w:t>
       </w:r>
       <w:r>
         <w:rPr>
@@ -372,7 +376,10 @@
               <w:pStyle w:val="Compact"/>
             </w:pPr>
             <w:r>
-              <w:t xml:space="preserve">conda </w:t>
+              <w:t xml:space="preserve">conda</w:t>
+            </w:r>
+            <w:r>
+              <w:t xml:space="preserve"> </w:t>
             </w:r>
             <w:r>
               <w:rPr>
@@ -381,7 +388,10 @@
               <w:t xml:space="preserve">teamB_env</w:t>
             </w:r>
             <w:r>
-              <w:t xml:space="preserve"> / A100 CUDA</w:t>
+              <w:t xml:space="preserve"> </w:t>
+            </w:r>
+            <w:r>
+              <w:t xml:space="preserve">/ A100 CUDA</w:t>
             </w:r>
           </w:p>
         </w:tc>
@@ -427,7 +437,10 @@
               <w:pStyle w:val="Compact"/>
             </w:pPr>
             <w:r>
-              <w:t xml:space="preserve">conda </w:t>
+              <w:t xml:space="preserve">conda</w:t>
+            </w:r>
+            <w:r>
+              <w:t xml:space="preserve"> </w:t>
             </w:r>
             <w:r>
               <w:rPr>
@@ -436,7 +449,10 @@
               <w:t xml:space="preserve">racing</w:t>
             </w:r>
             <w:r>
-              <w:t xml:space="preserve"> / macOS CPU</w:t>
+              <w:t xml:space="preserve"> </w:t>
+            </w:r>
+            <w:r>
+              <w:t xml:space="preserve">/ macOS CPU</w:t>
             </w:r>
           </w:p>
         </w:tc>
@@ -493,7 +509,10 @@
               <w:pStyle w:val="Compact"/>
             </w:pPr>
             <w:r>
-              <w:t xml:space="preserve">학습/추론 — 원격 학습은 </w:t>
+              <w:t xml:space="preserve">학습/추론 — 원격 학습은</w:t>
+            </w:r>
+            <w:r>
+              <w:t xml:space="preserve"> </w:t>
             </w:r>
             <w:r>
               <w:rPr>
@@ -717,7 +736,10 @@
               <w:t xml:space="preserve">src/env_wrappers.py</w:t>
             </w:r>
             <w:r>
-              <w:t xml:space="preserve">의 </w:t>
+              <w:t xml:space="preserve">의</w:t>
+            </w:r>
+            <w:r>
+              <w:t xml:space="preserve"> </w:t>
             </w:r>
             <w:r>
               <w:rPr>
@@ -726,7 +748,10 @@
               <w:t xml:space="preserve">import cv2</w:t>
             </w:r>
             <w:r>
-              <w:t xml:space="preserve">) — </w:t>
+              <w:t xml:space="preserve">) —</w:t>
+            </w:r>
+            <w:r>
+              <w:t xml:space="preserve"> </w:t>
             </w:r>
             <w:r>
               <w:rPr>
@@ -882,7 +907,10 @@
         <w:pStyle w:val="BlockText"/>
       </w:pPr>
       <w:r>
-        <w:t xml:space="preserve">제출물에 </w:t>
+        <w:t xml:space="preserve">제출물에</w:t>
+      </w:r>
+      <w:r>
+        <w:t xml:space="preserve"> </w:t>
       </w:r>
       <w:r>
         <w:rPr>
@@ -987,6 +1015,8 @@
       </w:r>
       <w:r>
         <w:br/>
+      </w:r>
+      <w:r>
         <w:br/>
       </w:r>
       <w:r>
@@ -1053,7 +1083,10 @@
         <w:t xml:space="preserve">gymnasium[box2d]</w:t>
       </w:r>
       <w:r>
-        <w:t xml:space="preserve">는 </w:t>
+        <w:t xml:space="preserve">는</w:t>
+      </w:r>
+      <w:r>
+        <w:t xml:space="preserve"> </w:t>
       </w:r>
       <w:r>
         <w:rPr>
@@ -1062,7 +1095,10 @@
         <w:t xml:space="preserve">box2d-py</w:t>
       </w:r>
       <w:r>
-        <w:t xml:space="preserve">(본 환경 2.3.8)와 </w:t>
+        <w:t xml:space="preserve">(본 환경 2.3.8)와</w:t>
+      </w:r>
+      <w:r>
+        <w:t xml:space="preserve"> </w:t>
       </w:r>
       <w:r>
         <w:rPr>
@@ -1071,7 +1107,10 @@
         <w:t xml:space="preserve">pygame</w:t>
       </w:r>
       <w:r>
-        <w:t xml:space="preserve">을 함께 설치한다. extras 설치가 실패하면 </w:t>
+        <w:t xml:space="preserve">을 함께 설치한다. extras 설치가 실패하면</w:t>
+      </w:r>
+      <w:r>
+        <w:t xml:space="preserve"> </w:t>
       </w:r>
       <w:r>
         <w:rPr>
@@ -1080,7 +1119,10 @@
         <w:t xml:space="preserve">pip install box2d-py pygame</w:t>
       </w:r>
       <w:r>
-        <w:t xml:space="preserve">로 직접 설치할 수 있다. 일부 환경에서는 C++ 바인딩 빌드를 위해 </w:t>
+        <w:t xml:space="preserve">로 직접 설치할 수 있다. 일부 환경에서는 C++ 바인딩 빌드를 위해</w:t>
+      </w:r>
+      <w:r>
+        <w:t xml:space="preserve"> </w:t>
       </w:r>
       <w:r>
         <w:rPr>
@@ -1089,7 +1131,10 @@
         <w:t xml:space="preserve">swig</w:t>
       </w:r>
       <w:r>
-        <w:t xml:space="preserve">가 필요하다(예: </w:t>
+        <w:t xml:space="preserve">가 필요하다(예:</w:t>
+      </w:r>
+      <w:r>
+        <w:t xml:space="preserve"> </w:t>
       </w:r>
       <w:r>
         <w:rPr>
@@ -1098,7 +1143,13 @@
         <w:t xml:space="preserve">apt-get install -y swig</w:t>
       </w:r>
       <w:r>
-        <w:t xml:space="preserve"> 또는 </w:t>
+        <w:t xml:space="preserve"> </w:t>
+      </w:r>
+      <w:r>
+        <w:t xml:space="preserve">또는</w:t>
+      </w:r>
+      <w:r>
+        <w:t xml:space="preserve"> </w:t>
       </w:r>
       <w:r>
         <w:rPr>
@@ -1107,7 +1158,13 @@
         <w:t xml:space="preserve">conda install -c conda-forge swig</w:t>
       </w:r>
       <w:r>
-        <w:t xml:space="preserve"> 후 재시도). </w:t>
+        <w:t xml:space="preserve"> </w:t>
+      </w:r>
+      <w:r>
+        <w:t xml:space="preserve">후 재시도).</w:t>
+      </w:r>
+      <w:r>
+        <w:t xml:space="preserve"> </w:t>
       </w:r>
       <w:r>
         <w:rPr>
@@ -1116,7 +1173,10 @@
         <w:t xml:space="preserve">pygame</w:t>
       </w:r>
       <w:r>
-        <w:t xml:space="preserve">을 별도 버전으로 핀하면 </w:t>
+        <w:t xml:space="preserve">을 별도 버전으로 핀하면</w:t>
+      </w:r>
+      <w:r>
+        <w:t xml:space="preserve"> </w:t>
       </w:r>
       <w:r>
         <w:rPr>
@@ -1125,7 +1185,10 @@
         <w:t xml:space="preserve">gymnasium</w:t>
       </w:r>
       <w:r>
-        <w:t xml:space="preserve">이 요구하는 버전과 충돌할 수 있으니 가급적 </w:t>
+        <w:t xml:space="preserve">이 요구하는 버전과 충돌할 수 있으니 가급적</w:t>
+      </w:r>
+      <w:r>
+        <w:t xml:space="preserve"> </w:t>
       </w:r>
       <w:r>
         <w:rPr>
@@ -1138,13 +1201,13 @@
       </w:r>
     </w:p>
     <w:bookmarkEnd w:id="11"/>
-    <w:bookmarkStart w:id="12" w:name="실행-커맨드-학습-평가-영상"/>
+    <w:bookmarkStart w:id="12" w:name="실행-커맨드-요약"/>
     <w:p>
       <w:pPr>
         <w:pStyle w:val="Heading3"/>
       </w:pPr>
       <w:r>
-        <w:t xml:space="preserve">0.3 실행 커맨드 (학습 / 평가 / 영상)</w:t>
+        <w:t xml:space="preserve">0.3 실행 커맨드 (요약)</w:t>
       </w:r>
     </w:p>
     <w:p>
@@ -1152,7 +1215,10 @@
         <w:pStyle w:val="FirstParagraph"/>
       </w:pPr>
       <w:r>
-        <w:t xml:space="preserve">모든 스크립트는 </w:t>
+        <w:t xml:space="preserve">모든 스크립트는</w:t>
+      </w:r>
+      <w:r>
+        <w:t xml:space="preserve"> </w:t>
       </w:r>
       <w:r>
         <w:rPr>
@@ -1171,7 +1237,20 @@
         <w:t xml:space="preserve">python -m scripts.NAME</w:t>
       </w:r>
       <w:r>
-        <w:t xml:space="preserve">)으로 실행한다(패키지 상대 import 해석을 위함). 저장소 루트에서 실행할 것.</w:t>
+        <w:t xml:space="preserve">)으로 저장소 루트에서 실행한다(패키지 상대 import 해석). 아래는 대표 예시이며,</w:t>
+      </w:r>
+      <w:r>
+        <w:t xml:space="preserve"> </w:t>
+      </w:r>
+      <w:r>
+        <w:rPr>
+          <w:b/>
+          <w:bCs/>
+        </w:rPr>
+        <w:t xml:space="preserve">학습·평가·녹화 전체 커맨드는 부록(Part II 8절)에 정리</w:t>
+      </w:r>
+      <w:r>
+        <w:t xml:space="preserve">했다.</w:t>
       </w:r>
     </w:p>
     <w:p>
@@ -1182,7 +1261,7 @@
         <w:rPr>
           <w:rStyle w:val="VerbatimChar"/>
         </w:rPr>
-        <w:t xml:space="preserve"># --- 학습 (원격 A100 / teamB_env 권장) ---</w:t>
+        <w:t xml:space="preserve"># 학습 (원격 A100 / teamB_env 권장)</w:t>
       </w:r>
       <w:r>
         <w:br/>
@@ -1191,26 +1270,28 @@
         <w:rPr>
           <w:rStyle w:val="VerbatimChar"/>
         </w:rPr>
-        <w:t xml:space="preserve"># 베이스(장애물 없음)</w:t>
+        <w:t xml:space="preserve">python -m scripts.train_ppo_2action2 --steps 6000000</w:t>
       </w:r>
       <w:r>
         <w:br/>
       </w:r>
       <w:r>
-        <w:rPr>
-          <w:rStyle w:val="VerbatimChar"/>
-        </w:rPr>
-        <w:t xml:space="preserve">python -m scripts.train_ppo_2action2 --steps 6000000</w:t>
-      </w:r>
-      <w:r>
         <w:br/>
+      </w:r>
+      <w:r>
+        <w:rPr>
+          <w:rStyle w:val="VerbatimChar"/>
+        </w:rPr>
+        <w:t xml:space="preserve"># 평가 (로컬 macOS / racing) — 동봉 베이스 체크포인트</w:t>
+      </w:r>
+      <w:r>
         <w:br/>
       </w:r>
       <w:r>
         <w:rPr>
           <w:rStyle w:val="VerbatimChar"/>
         </w:rPr>
-        <w:t xml:space="preserve"># 장애물 학습 (2-action)</w:t>
+        <w:t xml:space="preserve">python -m scripts.evaluate_agent_2action \</w:t>
       </w:r>
       <w:r>
         <w:br/>
@@ -1219,138 +1300,8 @@
         <w:rPr>
           <w:rStyle w:val="VerbatimChar"/>
         </w:rPr>
-        <w:t xml:space="preserve">python -m scripts.train_ppo_2action_obstacles \</w:t>
-      </w:r>
-      <w:r>
-        <w:br/>
-      </w:r>
-      <w:r>
-        <w:rPr>
-          <w:rStyle w:val="VerbatimChar"/>
-        </w:rPr>
-        <w:t xml:space="preserve">    --accel-turn-weight 0.2 --obstacle-size-min 0.25 --obstacle-size-max 0.6</w:t>
-      </w:r>
-      <w:r>
-        <w:br/>
-        <w:br/>
-      </w:r>
-      <w:r>
-        <w:rPr>
-          <w:rStyle w:val="VerbatimChar"/>
-        </w:rPr>
-        <w:t xml:space="preserve"># 3-action 대조군</w:t>
-      </w:r>
-      <w:r>
-        <w:br/>
-      </w:r>
-      <w:r>
-        <w:rPr>
-          <w:rStyle w:val="VerbatimChar"/>
-        </w:rPr>
-        <w:t xml:space="preserve">python -m scripts.train_ppo_3action_obstacles \</w:t>
-      </w:r>
-      <w:r>
-        <w:br/>
-      </w:r>
-      <w:r>
-        <w:rPr>
-          <w:rStyle w:val="VerbatimChar"/>
-        </w:rPr>
-        <w:t xml:space="preserve">    --ent-coef 0.003 --obstacle-size-min 0.25 --obstacle-size-max 0.6</w:t>
-      </w:r>
-      <w:r>
-        <w:br/>
-        <w:br/>
-      </w:r>
-      <w:r>
-        <w:rPr>
-          <w:rStyle w:val="VerbatimChar"/>
-        </w:rPr>
-        <w:t xml:space="preserve"># --- 평가 (로컬 macOS / racing) ---</w:t>
-      </w:r>
-      <w:r>
-        <w:br/>
-      </w:r>
-      <w:r>
-        <w:rPr>
-          <w:rStyle w:val="VerbatimChar"/>
-        </w:rPr>
-        <w:t xml:space="preserve"># 베이스</w:t>
-      </w:r>
-      <w:r>
-        <w:br/>
-      </w:r>
-      <w:r>
-        <w:rPr>
-          <w:rStyle w:val="VerbatimChar"/>
-        </w:rPr>
-        <w:t xml:space="preserve">python -m scripts.evaluate_agent_2action \</w:t>
-      </w:r>
-      <w:r>
-        <w:br/>
-      </w:r>
-      <w:r>
-        <w:rPr>
-          <w:rStyle w:val="VerbatimChar"/>
-        </w:rPr>
         <w:t xml:space="preserve">    --model ./models/ppo_2action4/best_model.pth --episodes 100 --seed 42</w:t>
       </w:r>
-      <w:r>
-        <w:br/>
-        <w:br/>
-      </w:r>
-      <w:r>
-        <w:rPr>
-          <w:rStyle w:val="VerbatimChar"/>
-        </w:rPr>
-        <w:t xml:space="preserve"># 장애물 (동봉 체크포인트: models/obs_small/best_model.pth)</w:t>
-      </w:r>
-      <w:r>
-        <w:br/>
-      </w:r>
-      <w:r>
-        <w:rPr>
-          <w:rStyle w:val="VerbatimChar"/>
-        </w:rPr>
-        <w:t xml:space="preserve">python -m scripts.evaluate_agent_2action_obstacles \</w:t>
-      </w:r>
-      <w:r>
-        <w:br/>
-      </w:r>
-      <w:r>
-        <w:rPr>
-          <w:rStyle w:val="VerbatimChar"/>
-        </w:rPr>
-        <w:t xml:space="preserve">    --model ./models/obs_small/best_model.pth \</w:t>
-      </w:r>
-      <w:r>
-        <w:br/>
-      </w:r>
-      <w:r>
-        <w:rPr>
-          <w:rStyle w:val="VerbatimChar"/>
-        </w:rPr>
-        <w:t xml:space="preserve">    --obstacle-size-min 0.25 --obstacle-size-max 0.6 --episodes 50 --seed 42</w:t>
-      </w:r>
-      <w:r>
-        <w:br/>
-        <w:br/>
-      </w:r>
-      <w:r>
-        <w:rPr>
-          <w:rStyle w:val="VerbatimChar"/>
-        </w:rPr>
-        <w:t xml:space="preserve"># --- 영상 녹화 (mp4) ---</w:t>
-      </w:r>
-      <w:r>
-        <w:br/>
-      </w:r>
-      <w:r>
-        <w:rPr>
-          <w:rStyle w:val="VerbatimChar"/>
-        </w:rPr>
-        <w:t xml:space="preserve">python scripts/record_video.py --model ./models/ppo_2action4/best_model.pth --episodes 5</w:t>
-      </w:r>
     </w:p>
     <w:p>
       <w:pPr>
@@ -1364,7 +1315,13 @@
         <w:t xml:space="preserve">장애물 환경 자동 등록:</w:t>
       </w:r>
       <w:r>
-        <w:t xml:space="preserve"> 장애물 관련 스크립트는 </w:t>
+        <w:t xml:space="preserve"> </w:t>
+      </w:r>
+      <w:r>
+        <w:t xml:space="preserve">장애물 관련 스크립트는</w:t>
+      </w:r>
+      <w:r>
+        <w:t xml:space="preserve"> </w:t>
       </w:r>
       <w:r>
         <w:rPr>
@@ -1373,7 +1330,13 @@
         <w:t xml:space="preserve">import src.car_racing_obstacles</w:t>
       </w:r>
       <w:r>
-        <w:t xml:space="preserve"> 시점에 </w:t>
+        <w:t xml:space="preserve"> </w:t>
+      </w:r>
+      <w:r>
+        <w:t xml:space="preserve">시점에</w:t>
+      </w:r>
+      <w:r>
+        <w:t xml:space="preserve"> </w:t>
       </w:r>
       <w:r>
         <w:rPr>
@@ -1391,7 +1354,10 @@
         <w:t xml:space="preserve">src/car_racing_obstacles.py</w:t>
       </w:r>
       <w:r>
-        <w:t xml:space="preserve">), 별도 등록 절차 없이 </w:t>
+        <w:t xml:space="preserve">), 별도 등록 절차 없이</w:t>
+      </w:r>
+      <w:r>
+        <w:t xml:space="preserve"> </w:t>
       </w:r>
       <w:r>
         <w:rPr>
@@ -1415,7 +1381,13 @@
         <w:t xml:space="preserve">torch 버전 요구:</w:t>
       </w:r>
       <w:r>
-        <w:t xml:space="preserve"> 평가/녹화 스크립트는 체크포인트를 </w:t>
+        <w:t xml:space="preserve"> </w:t>
+      </w:r>
+      <w:r>
+        <w:t xml:space="preserve">평가/녹화 스크립트는 체크포인트를</w:t>
+      </w:r>
+      <w:r>
+        <w:t xml:space="preserve"> </w:t>
       </w:r>
       <w:r>
         <w:rPr>
@@ -1424,7 +1396,10 @@
         <w:t xml:space="preserve">torch.load(..., weights_only=False)</w:t>
       </w:r>
       <w:r>
-        <w:t xml:space="preserve">로 로드한다(체크포인트에 numpy 스칼라 등이 포함되어 있어 </w:t>
+        <w:t xml:space="preserve">로 로드한다(체크포인트에 numpy 스칼라 등이 포함되어 있어</w:t>
+      </w:r>
+      <w:r>
+        <w:t xml:space="preserve"> </w:t>
       </w:r>
       <w:r>
         <w:rPr>
@@ -1433,7 +1408,10 @@
         <w:t xml:space="preserve">weights_only=True</w:t>
       </w:r>
       <w:r>
-        <w:t xml:space="preserve">로는 로드 불가). 이 인자 기본값 변경 때문에 </w:t>
+        <w:t xml:space="preserve">로는 로드 불가). 이 인자 기본값 변경 때문에</w:t>
+      </w:r>
+      <w:r>
+        <w:t xml:space="preserve"> </w:t>
       </w:r>
       <w:r>
         <w:rPr>
@@ -1469,7 +1447,10 @@
         <w:pStyle w:val="FirstParagraph"/>
       </w:pPr>
       <w:r>
-        <w:t xml:space="preserve">체크포인트는 실행(run)별로 </w:t>
+        <w:t xml:space="preserve">체크포인트는 실행(run)별로</w:t>
+      </w:r>
+      <w:r>
+        <w:t xml:space="preserve"> </w:t>
       </w:r>
       <w:r>
         <w:rPr>
@@ -1478,7 +1459,10 @@
         <w:t xml:space="preserve">./models/&lt;run_name&gt;/best_model.pth</w:t>
       </w:r>
       <w:r>
-        <w:t xml:space="preserve">에 저장되며, 학습 로그는 </w:t>
+        <w:t xml:space="preserve">에 저장되며, 학습 로그는</w:t>
+      </w:r>
+      <w:r>
+        <w:t xml:space="preserve"> </w:t>
       </w:r>
       <w:r>
         <w:rPr>
@@ -1487,7 +1471,10 @@
         <w:t xml:space="preserve">./logs/</w:t>
       </w:r>
       <w:r>
-        <w:t xml:space="preserve">, 녹화 영상은 </w:t>
+        <w:t xml:space="preserve">, 녹화 영상은</w:t>
+      </w:r>
+      <w:r>
+        <w:t xml:space="preserve"> </w:t>
       </w:r>
       <w:r>
         <w:rPr>
@@ -1739,7 +1726,10 @@
         <w:pStyle w:val="BlockText"/>
       </w:pPr>
       <w:r>
-        <w:t xml:space="preserve">보고서에 등장하는 </w:t>
+        <w:t xml:space="preserve">보고서에 등장하는</w:t>
+      </w:r>
+      <w:r>
+        <w:t xml:space="preserve"> </w:t>
       </w:r>
       <w:r>
         <w:rPr>
@@ -1779,7 +1769,7 @@
         <w:t xml:space="preserve">, clean 229)은 원격 학습 서버에만 존재</w:t>
       </w:r>
       <w:r>
-        <w:t xml:space="preserve">하여 번들에서 제외했다(용량/접근). 이 수치들은 Part II 6절·장애물 보고서에 기록돼 있으며, 위 학습 커맨드(0.3)로 재현 가능하다.</w:t>
+        <w:t xml:space="preserve">하여 번들에서 제외했다(용량/접근). 이 수치들은 Part II 6절·장애물 보고서에 기록돼 있으며, 재현 커맨드(Part II 8절)로 재현 가능하다.</w:t>
       </w:r>
     </w:p>
     <w:p>
@@ -1803,7 +1793,10 @@
         <w:pStyle w:val="FirstParagraph"/>
       </w:pPr>
       <w:r>
-        <w:t xml:space="preserve">본 프로젝트가 선택한 환경은 Gymnasium </w:t>
+        <w:t xml:space="preserve">본 프로젝트가 선택한 환경은 Gymnasium</w:t>
+      </w:r>
+      <w:r>
+        <w:t xml:space="preserve"> </w:t>
       </w:r>
       <w:r>
         <w:rPr>
@@ -1814,7 +1807,10 @@
         <w:t xml:space="preserve">CarRacing-v3</w:t>
       </w:r>
       <w:r>
-        <w:t xml:space="preserve">(연속 제어, top-down 레이싱)이며, 이를 상속해 </w:t>
+        <w:t xml:space="preserve">(연속 제어, top-down 레이싱)이며, 이를 상속해</w:t>
+      </w:r>
+      <w:r>
+        <w:t xml:space="preserve"> </w:t>
       </w:r>
       <w:r>
         <w:rPr>
@@ -1824,7 +1820,10 @@
         <w:t xml:space="preserve">무작위 정적 장애물 회피</w:t>
       </w:r>
       <w:r>
-        <w:t xml:space="preserve"> 과제(</w:t>
+        <w:t xml:space="preserve"> </w:t>
+      </w:r>
+      <w:r>
+        <w:t xml:space="preserve">과제(</w:t>
       </w:r>
       <w:r>
         <w:rPr>
@@ -1851,7 +1850,10 @@
         <w:t xml:space="preserve">[steering, gas, brake]</w:t>
       </w:r>
       <w:r>
-        <w:t xml:space="preserve">) 행동 파라미터화를 동일 조건에서 비교하는 것이다. 강화학습의 핵심인 </w:t>
+        <w:t xml:space="preserve">) 행동 파라미터화를 동일 조건에서 비교하는 것이다. 강화학습의 핵심인</w:t>
+      </w:r>
+      <w:r>
+        <w:t xml:space="preserve"> </w:t>
       </w:r>
       <w:r>
         <w:rPr>
@@ -1861,7 +1863,10 @@
         <w:t xml:space="preserve">상태(State)와 보상(Reward)</w:t>
       </w:r>
       <w:r>
-        <w:t xml:space="preserve"> 정의를 아래에 기술한다.</w:t>
+        <w:t xml:space="preserve"> </w:t>
+      </w:r>
+      <w:r>
+        <w:t xml:space="preserve">정의를 아래에 기술한다.</w:t>
       </w:r>
     </w:p>
     <w:bookmarkEnd w:id="15"/>
@@ -1879,7 +1884,10 @@
         <w:pStyle w:val="FirstParagraph"/>
       </w:pPr>
       <w:r>
-        <w:t xml:space="preserve">본 에이전트의 상태(state)는 게임 화면의 픽셀(이미지)이다. 즉 차량 좌표·속도·각도 같은 저차원 수치 벡터가 아니라, 환경이 매 스텝 렌더링한 톱다운(top-down) 화면을 그대로 정책 네트워크의 입력으로 사용하는 </w:t>
+        <w:t xml:space="preserve">본 에이전트의 상태(state)는 게임 화면의 픽셀(이미지)이다. 즉 차량 좌표·속도·각도 같은 저차원 수치 벡터가 아니라, 환경이 매 스텝 렌더링한 톱다운(top-down) 화면을 그대로 정책 네트워크의 입력으로 사용하는</w:t>
+      </w:r>
+      <w:r>
+        <w:t xml:space="preserve"> </w:t>
       </w:r>
       <w:r>
         <w:rPr>
@@ -1906,7 +1914,10 @@
         <w:pStyle w:val="FirstParagraph"/>
       </w:pPr>
       <w:r>
-        <w:t xml:space="preserve">원시 관측 → grayscale → FrameStack(4) → 정책 입력 </w:t>
+        <w:t xml:space="preserve">원시 관측 → grayscale → FrameStack(4) → 정책 입력</w:t>
+      </w:r>
+      <w:r>
+        <w:t xml:space="preserve"> </w:t>
       </w:r>
       <w:r>
         <w:rPr>
@@ -1915,7 +1926,13 @@
         <w:t xml:space="preserve">(4, 96, 96)</w:t>
       </w:r>
       <w:r>
-        <w:t xml:space="preserve"> → </w:t>
+        <w:t xml:space="preserve"> </w:t>
+      </w:r>
+      <w:r>
+        <w:t xml:space="preserve">→</w:t>
+      </w:r>
+      <w:r>
+        <w:t xml:space="preserve"> </w:t>
       </w:r>
       <w:r>
         <w:rPr>
@@ -1924,7 +1941,13 @@
         <w:t xml:space="preserve">/255</w:t>
       </w:r>
       <w:r>
-        <w:t xml:space="preserve"> 정규화의 순서로 변환되며, 각 단계는 </w:t>
+        <w:t xml:space="preserve"> </w:t>
+      </w:r>
+      <w:r>
+        <w:t xml:space="preserve">정규화의 순서로 변환되며, 각 단계는</w:t>
+      </w:r>
+      <w:r>
+        <w:t xml:space="preserve"> </w:t>
       </w:r>
       <w:r>
         <w:rPr>
@@ -1933,7 +1956,13 @@
         <w:t xml:space="preserve">gym</w:t>
       </w:r>
       <w:r>
-        <w:t xml:space="preserve"> Wrapper로 구현되어 환경 생성 시 다음 순서로 합성된다(예: </w:t>
+        <w:t xml:space="preserve"> </w:t>
+      </w:r>
+      <w:r>
+        <w:t xml:space="preserve">Wrapper로 구현되어 환경 생성 시 다음 순서로 합성된다(예:</w:t>
+      </w:r>
+      <w:r>
+        <w:t xml:space="preserve"> </w:t>
       </w:r>
       <w:r>
         <w:rPr>
@@ -2090,7 +2119,10 @@
               <w:t xml:space="preserve">(96, 96, 3)</w:t>
             </w:r>
             <w:r>
-              <w:t xml:space="preserve"> uint8 RGB</w:t>
+              <w:t xml:space="preserve"> </w:t>
+            </w:r>
+            <w:r>
+              <w:t xml:space="preserve">uint8 RGB</w:t>
             </w:r>
           </w:p>
         </w:tc>
@@ -2107,7 +2139,10 @@
               <w:t xml:space="preserve">car_racing_obstacles.py:133</w:t>
             </w:r>
             <w:r>
-              <w:t xml:space="preserve"> (</w:t>
+              <w:t xml:space="preserve"> </w:t>
+            </w:r>
+            <w:r>
+              <w:t xml:space="preserve">(</w:t>
             </w:r>
             <w:r>
               <w:rPr>
@@ -2160,7 +2195,10 @@
               <w:t xml:space="preserve">(96, 96)</w:t>
             </w:r>
             <w:r>
-              <w:t xml:space="preserve"> uint8</w:t>
+              <w:t xml:space="preserve"> </w:t>
+            </w:r>
+            <w:r>
+              <w:t xml:space="preserve">uint8</w:t>
             </w:r>
           </w:p>
         </w:tc>
@@ -2218,7 +2256,10 @@
               <w:t xml:space="preserve">(4, 96, 96)</w:t>
             </w:r>
             <w:r>
-              <w:t xml:space="preserve"> uint8</w:t>
+              <w:t xml:space="preserve"> </w:t>
+            </w:r>
+            <w:r>
+              <w:t xml:space="preserve">uint8</w:t>
             </w:r>
           </w:p>
         </w:tc>
@@ -2262,7 +2303,10 @@
               <w:t xml:space="preserve">(B, 4, 96, 96)</w:t>
             </w:r>
             <w:r>
-              <w:t xml:space="preserve"> uint8</w:t>
+              <w:t xml:space="preserve"> </w:t>
+            </w:r>
+            <w:r>
+              <w:t xml:space="preserve">uint8</w:t>
             </w:r>
           </w:p>
         </w:tc>
@@ -2279,7 +2323,10 @@
               <w:t xml:space="preserve">[0,1]</w:t>
             </w:r>
             <w:r>
-              <w:t xml:space="preserve"> float</w:t>
+              <w:t xml:space="preserve"> </w:t>
+            </w:r>
+            <w:r>
+              <w:t xml:space="preserve">float</w:t>
             </w:r>
           </w:p>
         </w:tc>
@@ -2311,7 +2358,14 @@
           <w:b/>
           <w:bCs/>
         </w:rPr>
-        <w:t xml:space="preserve">원시 관측 — 96×96 </w:t>
+        <w:t xml:space="preserve">원시 관측 — 96×96</w:t>
+      </w:r>
+      <w:r>
+        <w:rPr>
+          <w:b/>
+          <w:bCs/>
+        </w:rPr>
+        <w:t xml:space="preserve"> </w:t>
       </w:r>
       <w:r>
         <w:rPr>
@@ -2329,7 +2383,13 @@
         <w:t xml:space="preserve">.</w:t>
       </w:r>
       <w:r>
-        <w:t xml:space="preserve"> 기본 환경의 관측은 96×96 해상도의 RGB 화면이다. 장애물 환경에서는 </w:t>
+        <w:t xml:space="preserve"> </w:t>
+      </w:r>
+      <w:r>
+        <w:t xml:space="preserve">기본 환경의 관측은 96×96 해상도의 RGB 화면이다. 장애물 환경에서는</w:t>
+      </w:r>
+      <w:r>
+        <w:t xml:space="preserve"> </w:t>
       </w:r>
       <w:r>
         <w:rPr>
@@ -2338,7 +2398,10 @@
         <w:t xml:space="preserve">reset()</w:t>
       </w:r>
       <w:r>
-        <w:t xml:space="preserve">이 장애물 생성 직후 </w:t>
+        <w:t xml:space="preserve">이 장애물 생성 직후</w:t>
+      </w:r>
+      <w:r>
+        <w:t xml:space="preserve"> </w:t>
       </w:r>
       <w:r>
         <w:rPr>
@@ -2383,7 +2446,10 @@
         <w:t xml:space="preserve">GrayScaleObservation</w:t>
       </w:r>
       <w:r>
-        <w:t xml:space="preserve">이 RGB </w:t>
+        <w:t xml:space="preserve">이 RGB</w:t>
+      </w:r>
+      <w:r>
+        <w:t xml:space="preserve"> </w:t>
       </w:r>
       <w:r>
         <w:rPr>
@@ -2392,7 +2458,10 @@
         <w:t xml:space="preserve">(H,W,3)</w:t>
       </w:r>
       <w:r>
-        <w:t xml:space="preserve">를 OpenCV </w:t>
+        <w:t xml:space="preserve">를 OpenCV</w:t>
+      </w:r>
+      <w:r>
+        <w:t xml:space="preserve"> </w:t>
       </w:r>
       <w:r>
         <w:rPr>
@@ -2401,7 +2470,10 @@
         <w:t xml:space="preserve">cv2.cvtColor(..., COLOR_RGB2GRAY)</w:t>
       </w:r>
       <w:r>
-        <w:t xml:space="preserve">로 단일 채널 </w:t>
+        <w:t xml:space="preserve">로 단일 채널</w:t>
+      </w:r>
+      <w:r>
+        <w:t xml:space="preserve"> </w:t>
       </w:r>
       <w:r>
         <w:rPr>
@@ -2410,7 +2482,10 @@
         <w:t xml:space="preserve">(H,W)</w:t>
       </w:r>
       <w:r>
-        <w:t xml:space="preserve"> uint8로 축소한다(</w:t>
+        <w:t xml:space="preserve"> </w:t>
+      </w:r>
+      <w:r>
+        <w:t xml:space="preserve">uint8로 축소한다(</w:t>
       </w:r>
       <w:r>
         <w:rPr>
@@ -2419,7 +2494,10 @@
         <w:t xml:space="preserve">env_wrappers.py:25-29</w:t>
       </w:r>
       <w:r>
-        <w:t xml:space="preserve">). 관측 공간도 </w:t>
+        <w:t xml:space="preserve">). 관측 공간도</w:t>
+      </w:r>
+      <w:r>
+        <w:t xml:space="preserve"> </w:t>
       </w:r>
       <w:r>
         <w:rPr>
@@ -2437,7 +2515,19 @@
         <w:t xml:space="preserve">env_wrappers.py:22-23</w:t>
       </w:r>
       <w:r>
-        <w:t>). 채널 수를 1/3로 줄여 입력 차원을 낮추는 동시에, 뒤이은 FrameStack의 채널 축을 “시간(프레임)” 전용으로 비워 둔다.</w:t>
+        <w:t xml:space="preserve">). 채널 수를 1/3로 줄여 입력 차원을 낮추는 동시에, 뒤이은 FrameStack의 채널 축을</w:t>
+      </w:r>
+      <w:r>
+        <w:t xml:space="preserve"> </w:t>
+      </w:r>
+      <w:r>
+        <w:t xml:space="preserve">“시간(프레임)”</w:t>
+      </w:r>
+      <w:r>
+        <w:t xml:space="preserve"> </w:t>
+      </w:r>
+      <w:r>
+        <w:t xml:space="preserve">전용으로 비워 둔다.</w:t>
       </w:r>
     </w:p>
     <w:p>
@@ -2464,7 +2554,10 @@
         <w:t xml:space="preserve">FrameStack</w:t>
       </w:r>
       <w:r>
-        <w:t xml:space="preserve">은 최근 </w:t>
+        <w:t xml:space="preserve">은 최근</w:t>
+      </w:r>
+      <w:r>
+        <w:t xml:space="preserve"> </w:t>
       </w:r>
       <w:r>
         <w:rPr>
@@ -2473,7 +2566,10 @@
         <w:t xml:space="preserve">k=4</w:t>
       </w:r>
       <w:r>
-        <w:t xml:space="preserve">개의 그레이스케일 프레임을 </w:t>
+        <w:t xml:space="preserve">개의 그레이스케일 프레임을</w:t>
+      </w:r>
+      <w:r>
+        <w:t xml:space="preserve"> </w:t>
       </w:r>
       <w:r>
         <w:rPr>
@@ -2482,7 +2578,10 @@
         <w:t xml:space="preserve">deque(maxlen=k)</w:t>
       </w:r>
       <w:r>
-        <w:t xml:space="preserve">에 모아 </w:t>
+        <w:t xml:space="preserve">에 모아</w:t>
+      </w:r>
+      <w:r>
+        <w:t xml:space="preserve"> </w:t>
       </w:r>
       <w:r>
         <w:rPr>
@@ -2500,7 +2599,10 @@
         <w:t xml:space="preserve">env_wrappers.py:88, 101-104, 119-123</w:t>
       </w:r>
       <w:r>
-        <w:t xml:space="preserve">). 그 결과 정책에 들어가는 단일 상태 텐서는 </w:t>
+        <w:t xml:space="preserve">). 그 결과 정책에 들어가는 단일 상태 텐서는</w:t>
+      </w:r>
+      <w:r>
+        <w:t xml:space="preserve"> </w:t>
       </w:r>
       <w:r>
         <w:rPr>
@@ -2509,7 +2611,10 @@
         <w:t xml:space="preserve">(4, 96, 96)</w:t>
       </w:r>
       <w:r>
-        <w:t xml:space="preserve">이 된다(관측 공간 </w:t>
+        <w:t xml:space="preserve">이 된다(관측 공간</w:t>
+      </w:r>
+      <w:r>
+        <w:t xml:space="preserve"> </w:t>
       </w:r>
       <w:r>
         <w:rPr>
@@ -2518,7 +2623,10 @@
         <w:t xml:space="preserve">(k,)+(H,W)</w:t>
       </w:r>
       <w:r>
-        <w:t xml:space="preserve">, </w:t>
+        <w:t xml:space="preserve">,</w:t>
+      </w:r>
+      <w:r>
+        <w:t xml:space="preserve"> </w:t>
       </w:r>
       <w:r>
         <w:rPr>
@@ -2527,7 +2635,10 @@
         <w:t xml:space="preserve">env_wrappers.py:95</w:t>
       </w:r>
       <w:r>
-        <w:t xml:space="preserve">). 단일 정지 프레임만으로는 차량의 </w:t>
+        <w:t xml:space="preserve">). 단일 정지 프레임만으로는 차량의</w:t>
+      </w:r>
+      <w:r>
+        <w:t xml:space="preserve"> </w:t>
       </w:r>
       <w:r>
         <w:rPr>
@@ -2537,7 +2648,13 @@
         <w:t xml:space="preserve">속도, 진행 방향 같은 동역학을 추론할 수 없기</w:t>
       </w:r>
       <w:r>
-        <w:t xml:space="preserve"> 때문에, 연속 4프레임을 함께 제공해 CNN이 프레임 간 차이로 운동 정보를 복원하도록 한다(클래스 docstring </w:t>
+        <w:t xml:space="preserve"> </w:t>
+      </w:r>
+      <w:r>
+        <w:t xml:space="preserve">때문에, 연속 4프레임을 함께 제공해 CNN이 프레임 간 차이로 운동 정보를 복원하도록 한다(클래스 docstring</w:t>
+      </w:r>
+      <w:r>
+        <w:t xml:space="preserve"> </w:t>
       </w:r>
       <w:r>
         <w:rPr>
@@ -2546,7 +2663,10 @@
         <w:t xml:space="preserve">env_wrappers.py:70-72</w:t>
       </w:r>
       <w:r>
-        <w:t xml:space="preserve">). </w:t>
+        <w:t xml:space="preserve">).</w:t>
+      </w:r>
+      <w:r>
+        <w:t xml:space="preserve"> </w:t>
       </w:r>
       <w:r>
         <w:rPr>
@@ -2555,7 +2675,10 @@
         <w:t xml:space="preserve">reset()</w:t>
       </w:r>
       <w:r>
-        <w:t xml:space="preserve"> 시에는 첫 관측을 4번 복제해 버퍼를 채운다(</w:t>
+        <w:t xml:space="preserve"> </w:t>
+      </w:r>
+      <w:r>
+        <w:t xml:space="preserve">시에는 첫 관측을 4번 복제해 버퍼를 채운다(</w:t>
       </w:r>
       <w:r>
         <w:rPr>
@@ -2587,10 +2710,23 @@
           <w:b/>
           <w:bCs/>
         </w:rPr>
-        <w:t xml:space="preserve"> 정규화.</w:t>
-      </w:r>
-      <w:r>
-        <w:t xml:space="preserve"> uint8 </w:t>
+        <w:t xml:space="preserve"> </w:t>
+      </w:r>
+      <w:r>
+        <w:rPr>
+          <w:b/>
+          <w:bCs/>
+        </w:rPr>
+        <w:t xml:space="preserve">정규화.</w:t>
+      </w:r>
+      <w:r>
+        <w:t xml:space="preserve"> </w:t>
+      </w:r>
+      <w:r>
+        <w:t xml:space="preserve">uint8</w:t>
+      </w:r>
+      <w:r>
+        <w:t xml:space="preserve"> </w:t>
       </w:r>
       <w:r>
         <w:rPr>
@@ -2599,7 +2735,13 @@
         <w:t xml:space="preserve">[0,255]</w:t>
       </w:r>
       <w:r>
-        <w:t xml:space="preserve"> 상태는 CNN 특징 추출기 내부에서 </w:t>
+        <w:t xml:space="preserve"> </w:t>
+      </w:r>
+      <w:r>
+        <w:t xml:space="preserve">상태는 CNN 특징 추출기 내부에서</w:t>
+      </w:r>
+      <w:r>
+        <w:t xml:space="preserve"> </w:t>
       </w:r>
       <w:r>
         <w:rPr>
@@ -2608,7 +2750,10 @@
         <w:t xml:space="preserve">observations.float() / 255.0</w:t>
       </w:r>
       <w:r>
-        <w:t xml:space="preserve">로 </w:t>
+        <w:t xml:space="preserve">로</w:t>
+      </w:r>
+      <w:r>
+        <w:t xml:space="preserve"> </w:t>
       </w:r>
       <w:r>
         <w:rPr>
@@ -2626,7 +2771,10 @@
         <w:t xml:space="preserve">cnn_model.py:96-98</w:t>
       </w:r>
       <w:r>
-        <w:t xml:space="preserve">). 정규화가 환경 Wrapper가 아니라 모델 </w:t>
+        <w:t xml:space="preserve">). 정규화가 환경 Wrapper가 아니라 모델</w:t>
+      </w:r>
+      <w:r>
+        <w:t xml:space="preserve"> </w:t>
       </w:r>
       <w:r>
         <w:rPr>
@@ -2635,7 +2783,10 @@
         <w:t xml:space="preserve">forward</w:t>
       </w:r>
       <w:r>
-        <w:t xml:space="preserve"> 내부에서 일어나므로, 리플레이/버퍼에는 메모리 효율이 좋은 uint8 그대로 저장하고 정규화는 순전파 시점에 1회 수행된다(</w:t>
+        <w:t xml:space="preserve"> </w:t>
+      </w:r>
+      <w:r>
+        <w:t xml:space="preserve">내부에서 일어나므로, 리플레이/버퍼에는 메모리 효율이 좋은 uint8 그대로 저장하고 정규화는 순전파 시점에 1회 수행된다(</w:t>
       </w:r>
       <w:r>
         <w:rPr>
@@ -2644,7 +2795,22 @@
         <w:t xml:space="preserve">ppo_agent_2.py:289, 376, 493</w:t>
       </w:r>
       <w:r>
-        <w:t xml:space="preserve"> 주석 “normalization inside extractor”). 더미 forward로 flatten 크기를 잴 때도 동일하게 </w:t>
+        <w:t xml:space="preserve"> </w:t>
+      </w:r>
+      <w:r>
+        <w:t xml:space="preserve">주석</w:t>
+      </w:r>
+      <w:r>
+        <w:t xml:space="preserve"> </w:t>
+      </w:r>
+      <w:r>
+        <w:t xml:space="preserve">“normalization inside extractor”</w:t>
+      </w:r>
+      <w:r>
+        <w:t xml:space="preserve">). 더미 forward로 flatten 크기를 잴 때도 동일하게</w:t>
+      </w:r>
+      <w:r>
+        <w:t xml:space="preserve"> </w:t>
       </w:r>
       <w:r>
         <w:rPr>
@@ -2671,7 +2837,10 @@
         <w:t xml:space="preserve">n_input_channels = observation_space.shape[0]</w:t>
       </w:r>
       <w:r>
-        <w:t xml:space="preserve"> = 4)로 설정된다(</w:t>
+        <w:t xml:space="preserve"> </w:t>
+      </w:r>
+      <w:r>
+        <w:t xml:space="preserve">= 4)로 설정된다(</w:t>
       </w:r>
       <w:r>
         <w:rPr>
@@ -2688,7 +2857,10 @@
         <w:pStyle w:val="FirstParagraph"/>
       </w:pPr>
       <w:r>
-        <w:t xml:space="preserve">요약하면 정책이 보는 상태 텐서는 </w:t>
+        <w:t xml:space="preserve">요약하면 정책이 보는 상태 텐서는</w:t>
+      </w:r>
+      <w:r>
+        <w:t xml:space="preserve"> </w:t>
       </w:r>
       <w:r>
         <w:rPr>
@@ -2703,7 +2875,14 @@
           <w:b/>
           <w:bCs/>
         </w:rPr>
-        <w:t xml:space="preserve">의 그레이스케일 프레임 스택이며, </w:t>
+        <w:t xml:space="preserve">의 그레이스케일 프레임 스택이며,</w:t>
+      </w:r>
+      <w:r>
+        <w:rPr>
+          <w:b/>
+          <w:bCs/>
+        </w:rPr>
+        <w:t xml:space="preserve"> </w:t>
       </w:r>
       <w:r>
         <w:rPr>
@@ -2776,7 +2955,10 @@
         <w:t xml:space="preserve">학습/평가 입력</w:t>
       </w:r>
       <w:r>
-        <w:t xml:space="preserve">은 위의 96×96 </w:t>
+        <w:t xml:space="preserve">은 위의 96×96</w:t>
+      </w:r>
+      <w:r>
+        <w:t xml:space="preserve"> </w:t>
       </w:r>
       <w:r>
         <w:rPr>
@@ -2785,7 +2967,13 @@
         <w:t xml:space="preserve">state_pixels</w:t>
       </w:r>
       <w:r>
-        <w:t xml:space="preserve"> 관측이다. 학습·평가는 </w:t>
+        <w:t xml:space="preserve"> </w:t>
+      </w:r>
+      <w:r>
+        <w:t xml:space="preserve">관측이다. 학습·평가는</w:t>
+      </w:r>
+      <w:r>
+        <w:t xml:space="preserve"> </w:t>
       </w:r>
       <w:r>
         <w:rPr>
@@ -2803,7 +2991,10 @@
         <w:t xml:space="preserve">train_ppo_2action_obstacles.py:101</w:t>
       </w:r>
       <w:r>
-        <w:t xml:space="preserve">, </w:t>
+        <w:t xml:space="preserve">,</w:t>
+      </w:r>
+      <w:r>
+        <w:t xml:space="preserve"> </w:t>
       </w:r>
       <w:r>
         <w:rPr>
@@ -2812,7 +3003,10 @@
         <w:t xml:space="preserve">evaluate_agent_2action_obstacles.py:52</w:t>
       </w:r>
       <w:r>
-        <w:t xml:space="preserve">의 </w:t>
+        <w:t xml:space="preserve">의</w:t>
+      </w:r>
+      <w:r>
+        <w:t xml:space="preserve"> </w:t>
       </w:r>
       <w:r>
         <w:rPr>
@@ -2821,7 +3015,10 @@
         <w:t xml:space="preserve">"render_mode": None</w:t>
       </w:r>
       <w:r>
-        <w:t xml:space="preserve">), 관측은 내부적으로 </w:t>
+        <w:t xml:space="preserve">), 관측은 내부적으로</w:t>
+      </w:r>
+      <w:r>
+        <w:t xml:space="preserve"> </w:t>
       </w:r>
       <w:r>
         <w:rPr>
@@ -2858,7 +3055,10 @@
         <w:t xml:space="preserve">표시/녹화용</w:t>
       </w:r>
       <w:r>
-        <w:t xml:space="preserve">은 </w:t>
+        <w:t xml:space="preserve">은</w:t>
+      </w:r>
+      <w:r>
+        <w:t xml:space="preserve"> </w:t>
       </w:r>
       <w:r>
         <w:rPr>
@@ -2876,7 +3076,10 @@
         <w:t xml:space="preserve">record_video.py:316</w:t>
       </w:r>
       <w:r>
-        <w:t xml:space="preserve">의 </w:t>
+        <w:t xml:space="preserve">의</w:t>
+      </w:r>
+      <w:r>
+        <w:t xml:space="preserve"> </w:t>
       </w:r>
       <w:r>
         <w:rPr>
@@ -2885,7 +3088,10 @@
         <w:t xml:space="preserve">render_mode="rgb_array"</w:t>
       </w:r>
       <w:r>
-        <w:t xml:space="preserve">), 그 docstring은 </w:t>
+        <w:t xml:space="preserve">), 그 docstring은</w:t>
+      </w:r>
+      <w:r>
+        <w:t xml:space="preserve"> </w:t>
       </w:r>
       <w:r>
         <w:rPr>
@@ -2904,7 +3110,10 @@
         <w:t xml:space="preserve">record_video.py:95-98</w:t>
       </w:r>
       <w:r>
-        <w:t xml:space="preserve">). 즉 표시 화면은 보기 좋은 큰 프레임일 뿐 </w:t>
+        <w:t xml:space="preserve">). 즉 표시 화면은 보기 좋은 큰 프레임일 뿐</w:t>
+      </w:r>
+      <w:r>
+        <w:t xml:space="preserve"> </w:t>
       </w:r>
       <w:r>
         <w:rPr>
@@ -2914,7 +3123,10 @@
         <w:t xml:space="preserve">에이전트의 상태가 아니며</w:t>
       </w:r>
       <w:r>
-        <w:t xml:space="preserve">, 정책 입력에 쓰이는 것은 어디까지나 96×96 </w:t>
+        <w:t xml:space="preserve">, 정책 입력에 쓰이는 것은 어디까지나 96×96</w:t>
+      </w:r>
+      <w:r>
+        <w:t xml:space="preserve"> </w:t>
       </w:r>
       <w:r>
         <w:rPr>
@@ -2950,7 +3162,10 @@
         <w:pStyle w:val="FirstParagraph"/>
       </w:pPr>
       <w:r>
-        <w:t xml:space="preserve">장애물 환경의 핵심 설계는, 장애물을 </w:t>
+        <w:t xml:space="preserve">장애물 환경의 핵심 설계는, 장애물을</w:t>
+      </w:r>
+      <w:r>
+        <w:t xml:space="preserve"> </w:t>
       </w:r>
       <w:r>
         <w:rPr>
@@ -2960,7 +3175,10 @@
         <w:t xml:space="preserve">관측 픽셀 안에 흰색(255)으로 그려 넣어 픽셀 기반 에이전트가 인지 가능하게</w:t>
       </w:r>
       <w:r>
-        <w:t xml:space="preserve"> 만든 점이다. 각 장애물은 실제 Box2D 정적 물체(</w:t>
+        <w:t xml:space="preserve"> </w:t>
+      </w:r>
+      <w:r>
+        <w:t xml:space="preserve">만든 점이다. 각 장애물은 실제 Box2D 정적 물체(</w:t>
       </w:r>
       <w:r>
         <w:rPr>
@@ -2978,7 +3196,10 @@
         <w:t xml:space="preserve">car_racing_obstacles.py:188-194</w:t>
       </w:r>
       <w:r>
-        <w:t xml:space="preserve">), 그 사각형 quad가 </w:t>
+        <w:t xml:space="preserve">), 그 사각형 quad가</w:t>
+      </w:r>
+      <w:r>
+        <w:t xml:space="preserve"> </w:t>
       </w:r>
       <w:r>
         <w:rPr>
@@ -2987,7 +3208,10 @@
         <w:t xml:space="preserve">self.road_poly</w:t>
       </w:r>
       <w:r>
-        <w:t xml:space="preserve">에 </w:t>
+        <w:t xml:space="preserve">에</w:t>
+      </w:r>
+      <w:r>
+        <w:t xml:space="preserve"> </w:t>
       </w:r>
       <w:r>
         <w:rPr>
@@ -3013,7 +3237,10 @@
         <w:pStyle w:val="BodyText"/>
       </w:pPr>
       <w:r>
-        <w:t xml:space="preserve">이것이 중요한 이유는 </w:t>
+        <w:t xml:space="preserve">이것이 중요한 이유는</w:t>
+      </w:r>
+      <w:r>
+        <w:t xml:space="preserve"> </w:t>
       </w:r>
       <w:r>
         <w:rPr>
@@ -3031,7 +3258,10 @@
         <w:pStyle w:val="BodyText"/>
       </w:pPr>
       <w:r>
-        <w:t xml:space="preserve">색을 흰색으로 고른 것도 상태 가시성 때문이다. 그레이스케일 변환 후 도로는 약 102, 잔디는 약 162인데 장애물은 255가 되어 </w:t>
+        <w:t xml:space="preserve">색을 흰색으로 고른 것도 상태 가시성 때문이다. 그레이스케일 변환 후 도로는 약 102, 잔디는 약 162인데 장애물은 255가 되어</w:t>
+      </w:r>
+      <w:r>
+        <w:t xml:space="preserve"> </w:t>
       </w:r>
       <w:r>
         <w:rPr>
@@ -3050,7 +3280,10 @@
         <w:t xml:space="preserve">car_racing_obstacles.py:9-10, 35-36</w:t>
       </w:r>
       <w:r>
-        <w:t xml:space="preserve">의 </w:t>
+        <w:t xml:space="preserve">의</w:t>
+      </w:r>
+      <w:r>
+        <w:t xml:space="preserve"> </w:t>
       </w:r>
       <w:r>
         <w:rPr>
@@ -3059,7 +3292,10 @@
         <w:t xml:space="preserve">OBSTACLE_COLOR = (255, 255, 255)</w:t>
       </w:r>
       <w:r>
-        <w:t xml:space="preserve">). 정규화 후에도 장애물 픽셀은 1.0, 도로는 약 0.4로 분리되어 CNN이 쉽게 식별한다. 또한 장애물 배치는 </w:t>
+        <w:t xml:space="preserve">). 정규화 후에도 장애물 픽셀은 1.0, 도로는 약 0.4로 분리되어 CNN이 쉽게 식별한다. 또한 장애물 배치는</w:t>
+      </w:r>
+      <w:r>
+        <w:t xml:space="preserve"> </w:t>
       </w:r>
       <w:r>
         <w:rPr>
@@ -3101,7 +3337,10 @@
         <w:t xml:space="preserve">ActionWrapper</w:t>
       </w:r>
       <w:r>
-        <w:t xml:space="preserve">는 정책이 출력하는 2차원 행동 </w:t>
+        <w:t xml:space="preserve">는 정책이 출력하는 2차원 행동</w:t>
+      </w:r>
+      <w:r>
+        <w:t xml:space="preserve"> </w:t>
       </w:r>
       <w:r>
         <w:rPr>
@@ -3110,7 +3349,10 @@
         <w:t xml:space="preserve">[steering, throttle]</w:t>
       </w:r>
       <w:r>
-        <w:t xml:space="preserve">을 환경의 3차원 행동 </w:t>
+        <w:t xml:space="preserve">을 환경의 3차원 행동</w:t>
+      </w:r>
+      <w:r>
+        <w:t xml:space="preserve"> </w:t>
       </w:r>
       <w:r>
         <w:rPr>
@@ -3128,7 +3370,10 @@
         <w:t xml:space="preserve">throttle&gt;0</w:t>
       </w:r>
       <w:r>
-        <w:t xml:space="preserve">이면 gas, </w:t>
+        <w:t xml:space="preserve">이면 gas,</w:t>
+      </w:r>
+      <w:r>
+        <w:t xml:space="preserve"> </w:t>
       </w:r>
       <w:r>
         <w:rPr>
@@ -3137,7 +3382,10 @@
         <w:t xml:space="preserve">throttle&lt;0</w:t>
       </w:r>
       <w:r>
-        <w:t xml:space="preserve">이면 brake; </w:t>
+        <w:t xml:space="preserve">이면 brake;</w:t>
+      </w:r>
+      <w:r>
+        <w:t xml:space="preserve"> </w:t>
       </w:r>
       <w:r>
         <w:rPr>
@@ -3146,7 +3394,10 @@
         <w:t xml:space="preserve">env_wrappers.py:124-142</w:t>
       </w:r>
       <w:r>
-        <w:t xml:space="preserve">). 이는 </w:t>
+        <w:t xml:space="preserve">). 이는</w:t>
+      </w:r>
+      <w:r>
+        <w:t xml:space="preserve"> </w:t>
       </w:r>
       <w:r>
         <w:rPr>
@@ -3156,7 +3407,10 @@
         <w:t xml:space="preserve">상태가 아니라 행동(action) 좌표계</w:t>
       </w:r>
       <w:r>
-        <w:t xml:space="preserve"> 변환이며 상태 정의에는 영향을 주지 않는다 — 자세한 행동 공간 설계는 별도 절에서 다룬다.</w:t>
+        <w:t xml:space="preserve"> </w:t>
+      </w:r>
+      <w:r>
+        <w:t xml:space="preserve">변환이며 상태 정의에는 영향을 주지 않는다 — 자세한 행동 공간 설계는 별도 절에서 다룬다.</w:t>
       </w:r>
     </w:p>
     <w:bookmarkEnd w:id="19"/>
@@ -3241,7 +3495,13 @@
         <w:t xml:space="preserve">shaped reward (학습 시):</w:t>
       </w:r>
       <w:r>
-        <w:t xml:space="preserve"> 위 3개 층을 모두 합산한 값. 에이전트가 실제로 받는 학습 신호이며, 속도/이탈/조향 등 행동 유도 항이 포함된다. shaping wrapper는 학습 스크립트에서 </w:t>
+        <w:t xml:space="preserve"> </w:t>
+      </w:r>
+      <w:r>
+        <w:t xml:space="preserve">위 3개 층을 모두 합산한 값. 에이전트가 실제로 받는 학습 신호이며, 속도/이탈/조향 등 행동 유도 항이 포함된다. shaping wrapper는 학습 스크립트에서</w:t>
+      </w:r>
+      <w:r>
+        <w:t xml:space="preserve"> </w:t>
       </w:r>
       <w:r>
         <w:rPr>
@@ -3278,7 +3538,13 @@
         <w:t xml:space="preserve">clean reward (평가 시):</w:t>
       </w:r>
       <w:r>
-        <w:t xml:space="preserve"> shaping을 제거하고 </w:t>
+        <w:t xml:space="preserve"> </w:t>
+      </w:r>
+      <w:r>
+        <w:t xml:space="preserve">shaping을 제거하고</w:t>
+      </w:r>
+      <w:r>
+        <w:t xml:space="preserve"> </w:t>
       </w:r>
       <w:r>
         <w:rPr>
@@ -3288,7 +3554,13 @@
         <w:t xml:space="preserve">베이스라인 보상 + 장애물 패널티만</w:t>
       </w:r>
       <w:r>
-        <w:t xml:space="preserve"> 합산한 값. 보고서의 결과 수치(베이스 트랙 667점, 장애물 환경 415점 등)는 모두 이 </w:t>
+        <w:t xml:space="preserve"> </w:t>
+      </w:r>
+      <w:r>
+        <w:t xml:space="preserve">합산한 값. 보고서의 결과 수치(베이스 트랙 667점, 장애물 환경 415점 등)는 모두 이</w:t>
+      </w:r>
+      <w:r>
+        <w:t xml:space="preserve"> </w:t>
       </w:r>
       <w:r>
         <w:rPr>
@@ -3298,7 +3570,10 @@
         <w:t xml:space="preserve">clean reward</w:t>
       </w:r>
       <w:r>
-        <w:t xml:space="preserve"> 기준이다. shaping 항(특히 velocity 보상)은 점수를 인위적으로 부풀리므로, 모델 간/환경 간 비교는 반드시 베이스라인 척도로만 수행했다.</w:t>
+        <w:t xml:space="preserve"> </w:t>
+      </w:r>
+      <w:r>
+        <w:t xml:space="preserve">기준이다. shaping 항(특히 velocity 보상)은 점수를 인위적으로 부풀리므로, 모델 간/환경 간 비교는 반드시 베이스라인 척도로만 수행했다.</w:t>
       </w:r>
     </w:p>
     <w:p>
@@ -3315,7 +3590,10 @@
         <w:pStyle w:val="Heading3"/>
       </w:pPr>
       <w:r>
-        <w:t xml:space="preserve">(1) 베이스라인 CarRacing 보상 (gymnasium </w:t>
+        <w:t xml:space="preserve">(1) 베이스라인 CarRacing 보상 (gymnasium</w:t>
+      </w:r>
+      <w:r>
+        <w:t xml:space="preserve"> </w:t>
       </w:r>
       <w:r>
         <w:rPr>
@@ -3332,7 +3610,10 @@
         <w:pStyle w:val="FirstParagraph"/>
       </w:pPr>
       <w:r>
-        <w:t xml:space="preserve">학습/평가 양쪽에서 항상 적용되는 원본 환경 보상이다. (gymnasium 설치본 </w:t>
+        <w:t xml:space="preserve">학습/평가 양쪽에서 항상 적용되는 원본 환경 보상이다. (gymnasium 설치본</w:t>
+      </w:r>
+      <w:r>
+        <w:t xml:space="preserve"> </w:t>
       </w:r>
       <w:r>
         <w:rPr>
@@ -3341,7 +3622,10 @@
         <w:t xml:space="preserve">gymnasium/envs/box2d/car_racing.py</w:t>
       </w:r>
       <w:r>
-        <w:t xml:space="preserve"> 기준)</w:t>
+        <w:t xml:space="preserve"> </w:t>
+      </w:r>
+      <w:r>
+        <w:t xml:space="preserve">기준)</w:t>
       </w:r>
     </w:p>
     <w:tbl>
@@ -3431,7 +3715,10 @@
               <w:t xml:space="preserve">reward -= 0.1</w:t>
             </w:r>
             <w:r>
-              <w:t xml:space="preserve"> (스텝당 -0.1)</w:t>
+              <w:t xml:space="preserve"> </w:t>
+            </w:r>
+            <w:r>
+              <w:t xml:space="preserve">(스텝당 -0.1)</w:t>
             </w:r>
           </w:p>
         </w:tc>
@@ -3492,7 +3779,10 @@
               <w:t xml:space="preserve">reward += 1000.0 / len(track)</w:t>
             </w:r>
             <w:r>
-              <w:t xml:space="preserve"> (= +1000/N, N=총 타일 수)</w:t>
+              <w:t xml:space="preserve"> </w:t>
+            </w:r>
+            <w:r>
+              <w:t xml:space="preserve">(= +1000/N, N=총 타일 수)</w:t>
             </w:r>
           </w:p>
         </w:tc>
@@ -3547,7 +3837,13 @@
               <w:t xml:space="preserve">step_reward = -100</w:t>
             </w:r>
             <w:r>
-              <w:t xml:space="preserve"> + </w:t>
+              <w:t xml:space="preserve"> </w:t>
+            </w:r>
+            <w:r>
+              <w:t xml:space="preserve">+</w:t>
+            </w:r>
+            <w:r>
+              <w:t xml:space="preserve"> </w:t>
             </w:r>
             <w:r>
               <w:rPr>
@@ -3618,7 +3914,10 @@
               <w:pStyle w:val="Compact"/>
             </w:pPr>
             <w:r>
-              <w:t xml:space="preserve">(보상 없음) + </w:t>
+              <w:t xml:space="preserve">(보상 없음) +</w:t>
+            </w:r>
+            <w:r>
+              <w:t xml:space="preserve"> </w:t>
             </w:r>
             <w:r>
               <w:rPr>
@@ -3661,7 +3960,10 @@
         <w:pStyle w:val="BodyText"/>
       </w:pPr>
       <w:r>
-        <w:t xml:space="preserve">매 프레임 -0.1이 부과되므로 빨리 완주할수록 점수가 높다. 트랙 N개 타일을 모두 통과하면 누적 +1000, 732프레임에 완주 시 </w:t>
+        <w:t xml:space="preserve">매 프레임 -0.1이 부과되므로 빨리 완주할수록 점수가 높다. 트랙 N개 타일을 모두 통과하면 누적 +1000, 732프레임에 완주 시</w:t>
+      </w:r>
+      <w:r>
+        <w:t xml:space="preserve"> </w:t>
       </w:r>
       <w:r>
         <w:rPr>
@@ -3679,7 +3981,10 @@
         <w:t xml:space="preserve">car_racing.py:140-141</w:t>
       </w:r>
       <w:r>
-        <w:t xml:space="preserve"> docstring). 단, 플레이필드 이탈은 -100 + 즉시 사망이라 가장 큰 페널티다.</w:t>
+        <w:t xml:space="preserve"> </w:t>
+      </w:r>
+      <w:r>
+        <w:t xml:space="preserve">docstring). 단, 플레이필드 이탈은 -100 + 즉시 사망이라 가장 큰 페널티다.</w:t>
       </w:r>
     </w:p>
     <w:p>
@@ -3713,7 +4018,10 @@
         <w:pStyle w:val="FirstParagraph"/>
       </w:pPr>
       <w:r>
-        <w:t xml:space="preserve">베이스라인 환경을 상속한 장애물 변형 환경의 추가 패널티. 학습/평가 공통으로 적용되며, </w:t>
+        <w:t xml:space="preserve">베이스라인 환경을 상속한 장애물 변형 환경의 추가 패널티. 학습/평가 공통으로 적용되며,</w:t>
+      </w:r>
+      <w:r>
+        <w:t xml:space="preserve"> </w:t>
       </w:r>
       <w:r>
         <w:rPr>
@@ -3813,7 +4121,13 @@
               <w:t xml:space="preserve">step_reward -= obstacle_penalty</w:t>
             </w:r>
             <w:r>
-              <w:t xml:space="preserve"> (기본 </w:t>
+              <w:t xml:space="preserve"> </w:t>
+            </w:r>
+            <w:r>
+              <w:t xml:space="preserve">(기본</w:t>
+            </w:r>
+            <w:r>
+              <w:t xml:space="preserve"> </w:t>
             </w:r>
             <w:r>
               <w:rPr>
@@ -3822,18 +4136,24 @@
               <w:t xml:space="preserve">obstacle_penalty=15.0</w:t>
             </w:r>
             <w:r>
-              <w:t xml:space="preserve"> → 스텝당 -15)</w:t>
-            </w:r>
-          </w:p>
-        </w:tc>
-        <w:tc>
-          <w:tcPr/>
-          <w:p>
-            <w:pPr>
-              <w:pStyle w:val="Compact"/>
-            </w:pPr>
-            <w:r>
-              <w:t xml:space="preserve">해당 스텝에 </w:t>
+              <w:t xml:space="preserve"> </w:t>
+            </w:r>
+            <w:r>
+              <w:t xml:space="preserve">→ 스텝당 -15)</w:t>
+            </w:r>
+          </w:p>
+        </w:tc>
+        <w:tc>
+          <w:tcPr/>
+          <w:p>
+            <w:pPr>
+              <w:pStyle w:val="Compact"/>
+            </w:pPr>
+            <w:r>
+              <w:t xml:space="preserve">해당 스텝에</w:t>
+            </w:r>
+            <w:r>
+              <w:t xml:space="preserve"> </w:t>
             </w:r>
             <w:r>
               <w:rPr>
@@ -3843,7 +4163,10 @@
               <w:t xml:space="preserve">새 car↔obstacle 접촉이 시작</w:t>
             </w:r>
             <w:r>
-              <w:t xml:space="preserve">되고 </w:t>
+              <w:t xml:space="preserve">되고</w:t>
+            </w:r>
+            <w:r>
+              <w:t xml:space="preserve"> </w:t>
             </w:r>
             <w:r>
               <w:rPr>
@@ -3866,7 +4189,10 @@
               <w:t xml:space="preserve">src/car_racing_obstacles.py:144-145</w:t>
             </w:r>
             <w:r>
-              <w:t xml:space="preserve">, 기본값 </w:t>
+              <w:t xml:space="preserve">, 기본값</w:t>
+            </w:r>
+            <w:r>
+              <w:t xml:space="preserve"> </w:t>
             </w:r>
             <w:r>
               <w:rPr>
@@ -3902,7 +4228,10 @@
               <w:t xml:space="preserve">hits</w:t>
             </w:r>
             <w:r>
-              <w:t xml:space="preserve"> 여러 번이어도 패널티는 1회만 차감</w:t>
+              <w:t xml:space="preserve"> </w:t>
+            </w:r>
+            <w:r>
+              <w:t xml:space="preserve">여러 번이어도 패널티는 1회만 차감</w:t>
             </w:r>
           </w:p>
         </w:tc>
@@ -3957,7 +4286,10 @@
               <w:t xml:space="preserve">terminated</w:t>
             </w:r>
             <w:r>
-              <w:t xml:space="preserve"> 변경 없음 (super().step 결과 그대로)</w:t>
+              <w:t xml:space="preserve"> </w:t>
+            </w:r>
+            <w:r>
+              <w:t xml:space="preserve">변경 없음 (super().step 결과 그대로)</w:t>
             </w:r>
           </w:p>
         </w:tc>
@@ -3985,7 +4317,10 @@
               <w:t xml:space="preserve">src/car_racing_obstacles.py:13</w:t>
             </w:r>
             <w:r>
-              <w:t xml:space="preserve">, </w:t>
+              <w:t xml:space="preserve">,</w:t>
+            </w:r>
+            <w:r>
+              <w:t xml:space="preserve"> </w:t>
             </w:r>
             <w:r>
               <w:rPr>
@@ -4002,7 +4337,10 @@
         <w:pStyle w:val="BodyText"/>
       </w:pPr>
       <w:r>
-        <w:t xml:space="preserve">충돌 검출은 </w:t>
+        <w:t xml:space="preserve">충돌 검출은</w:t>
+      </w:r>
+      <w:r>
+        <w:t xml:space="preserve"> </w:t>
       </w:r>
       <w:r>
         <w:rPr>
@@ -4011,7 +4349,10 @@
         <w:t xml:space="preserve">ObstacleFrictionDetector.BeginContact</w:t>
       </w:r>
       <w:r>
-        <w:t xml:space="preserve">가 장애물 접촉마다 </w:t>
+        <w:t xml:space="preserve">가 장애물 접촉마다</w:t>
+      </w:r>
+      <w:r>
+        <w:t xml:space="preserve"> </w:t>
       </w:r>
       <w:r>
         <w:rPr>
@@ -4029,7 +4370,10 @@
         <w:t xml:space="preserve">src/car_racing_obstacles.py:49-53</w:t>
       </w:r>
       <w:r>
-        <w:t xml:space="preserve">), </w:t>
+        <w:t xml:space="preserve">),</w:t>
+      </w:r>
+      <w:r>
+        <w:t xml:space="preserve"> </w:t>
       </w:r>
       <w:r>
         <w:rPr>
@@ -4105,7 +4449,10 @@
         <w:t xml:space="preserve">scripts/train_ppo_2action_obstacles.py:125-230</w:t>
       </w:r>
       <w:r>
-        <w:t xml:space="preserve">, </w:t>
+        <w:t xml:space="preserve">,</w:t>
+      </w:r>
+      <w:r>
+        <w:t xml:space="preserve"> </w:t>
       </w:r>
       <w:r>
         <w:rPr>
@@ -4114,7 +4461,10 @@
         <w:t xml:space="preserve">scripts/train_ppo_2action2.py:114~</w:t>
       </w:r>
       <w:r>
-        <w:t xml:space="preserve">). 아래 표의 가중치는 두 스크립트의 </w:t>
+        <w:t xml:space="preserve">). 아래 표의 가중치는 두 스크립트의</w:t>
+      </w:r>
+      <w:r>
+        <w:t xml:space="preserve"> </w:t>
       </w:r>
       <w:r>
         <w:rPr>
@@ -4123,7 +4473,10 @@
         <w:t xml:space="preserve">config</w:t>
       </w:r>
       <w:r>
-        <w:t xml:space="preserve"> 실제 사용값이다.</w:t>
+        <w:t xml:space="preserve"> </w:t>
+      </w:r>
+      <w:r>
+        <w:t xml:space="preserve">실제 사용값이다.</w:t>
       </w:r>
     </w:p>
     <w:tbl>
@@ -4263,7 +4616,10 @@
               <w:t xml:space="preserve">off_track=False</w:t>
             </w:r>
             <w:r>
-              <w:t xml:space="preserve">)이고 </w:t>
+              <w:t xml:space="preserve">)이고</w:t>
+            </w:r>
+            <w:r>
+              <w:t xml:space="preserve"> </w:t>
             </w:r>
             <w:r>
               <w:rPr>
@@ -4283,7 +4639,10 @@
               <w:pStyle w:val="Compact"/>
             </w:pPr>
             <w:r>
-              <w:t xml:space="preserve">wrapper </w:t>
+              <w:t xml:space="preserve">wrapper</w:t>
+            </w:r>
+            <w:r>
+              <w:t xml:space="preserve"> </w:t>
             </w:r>
             <w:r>
               <w:rPr>
@@ -4292,7 +4651,10 @@
               <w:t xml:space="preserve">:196-199</w:t>
             </w:r>
             <w:r>
-              <w:t xml:space="preserve">, config </w:t>
+              <w:t xml:space="preserve">, config</w:t>
+            </w:r>
+            <w:r>
+              <w:t xml:space="preserve"> </w:t>
             </w:r>
             <w:r>
               <w:rPr>
@@ -4342,7 +4704,10 @@
               <w:t xml:space="preserve">survival_reward = 0.0</w:t>
             </w:r>
             <w:r>
-              <w:t xml:space="preserve"> (비활성)</w:t>
+              <w:t xml:space="preserve"> </w:t>
+            </w:r>
+            <w:r>
+              <w:t xml:space="preserve">(비활성)</w:t>
             </w:r>
           </w:p>
         </w:tc>
@@ -4364,7 +4729,10 @@
               <w:pStyle w:val="Compact"/>
             </w:pPr>
             <w:r>
-              <w:t xml:space="preserve">config </w:t>
+              <w:t xml:space="preserve">config</w:t>
+            </w:r>
+            <w:r>
+              <w:t xml:space="preserve"> </w:t>
             </w:r>
             <w:r>
               <w:rPr>
@@ -4440,7 +4808,10 @@
               <w:pStyle w:val="Compact"/>
             </w:pPr>
             <w:r>
-              <w:t xml:space="preserve">wrapper </w:t>
+              <w:t xml:space="preserve">wrapper</w:t>
+            </w:r>
+            <w:r>
+              <w:t xml:space="preserve"> </w:t>
             </w:r>
             <w:r>
               <w:rPr>
@@ -4449,7 +4820,10 @@
               <w:t xml:space="preserve">:188-192</w:t>
             </w:r>
             <w:r>
-              <w:t xml:space="preserve">, config </w:t>
+              <w:t xml:space="preserve">, config</w:t>
+            </w:r>
+            <w:r>
+              <w:t xml:space="preserve"> </w:t>
             </w:r>
             <w:r>
               <w:rPr>
@@ -4518,7 +4892,10 @@
               <w:pStyle w:val="Compact"/>
             </w:pPr>
             <w:r>
-              <w:t xml:space="preserve">wrapper </w:t>
+              <w:t xml:space="preserve">wrapper</w:t>
+            </w:r>
+            <w:r>
+              <w:t xml:space="preserve"> </w:t>
             </w:r>
             <w:r>
               <w:rPr>
@@ -4527,7 +4904,10 @@
               <w:t xml:space="preserve">:202-205</w:t>
             </w:r>
             <w:r>
-              <w:t xml:space="preserve">, config </w:t>
+              <w:t xml:space="preserve">, config</w:t>
+            </w:r>
+            <w:r>
+              <w:t xml:space="preserve"> </w:t>
             </w:r>
             <w:r>
               <w:rPr>
@@ -4563,7 +4943,10 @@
               <w:t xml:space="preserve">reward -= weight * gas * |steer|</w:t>
             </w:r>
             <w:r>
-              <w:t xml:space="preserve"> (</w:t>
+              <w:t xml:space="preserve"> </w:t>
+            </w:r>
+            <w:r>
+              <w:t xml:space="preserve">(</w:t>
             </w:r>
             <w:r>
               <w:rPr>
@@ -4583,7 +4966,10 @@
               <w:pStyle w:val="Compact"/>
             </w:pPr>
             <w:r>
-              <w:t xml:space="preserve">장애물: </w:t>
+              <w:t xml:space="preserve">장애물:</w:t>
+            </w:r>
+            <w:r>
+              <w:t xml:space="preserve"> </w:t>
             </w:r>
             <w:r>
               <w:rPr>
@@ -4593,7 +4979,13 @@
               <w:t xml:space="preserve">최종 0.2</w:t>
             </w:r>
             <w:r>
-              <w:t xml:space="preserve"> (config 기본 0.5; CLI로 하향) / 베이스: </w:t>
+              <w:t xml:space="preserve"> </w:t>
+            </w:r>
+            <w:r>
+              <w:t xml:space="preserve">(config 기본 0.5; CLI로 하향) / 베이스:</w:t>
+            </w:r>
+            <w:r>
+              <w:t xml:space="preserve"> </w:t>
             </w:r>
             <w:r>
               <w:rPr>
@@ -4628,7 +5020,10 @@
               <w:pStyle w:val="Compact"/>
             </w:pPr>
             <w:r>
-              <w:t xml:space="preserve">wrapper </w:t>
+              <w:t xml:space="preserve">wrapper</w:t>
+            </w:r>
+            <w:r>
+              <w:t xml:space="preserve"> </w:t>
             </w:r>
             <w:r>
               <w:rPr>
@@ -4637,7 +5032,10 @@
               <w:t xml:space="preserve">:213-217</w:t>
             </w:r>
             <w:r>
-              <w:t xml:space="preserve">, config </w:t>
+              <w:t xml:space="preserve">, config</w:t>
+            </w:r>
+            <w:r>
+              <w:t xml:space="preserve"> </w:t>
             </w:r>
             <w:r>
               <w:rPr>
@@ -4646,7 +5044,10 @@
               <w:t xml:space="preserve">:59</w:t>
             </w:r>
             <w:r>
-              <w:t xml:space="preserve">, CLI </w:t>
+              <w:t xml:space="preserve">, CLI</w:t>
+            </w:r>
+            <w:r>
+              <w:t xml:space="preserve"> </w:t>
             </w:r>
             <w:r>
               <w:rPr>
@@ -4670,7 +5071,13 @@
         <w:t xml:space="preserve">속도(speed) 계산 주의점:</w:t>
       </w:r>
       <w:r>
-        <w:t xml:space="preserve"> CarRacing-v3는 </w:t>
+        <w:t xml:space="preserve"> </w:t>
+      </w:r>
+      <w:r>
+        <w:t xml:space="preserve">CarRacing-v3는</w:t>
+      </w:r>
+      <w:r>
+        <w:t xml:space="preserve"> </w:t>
       </w:r>
       <w:r>
         <w:rPr>
@@ -4679,7 +5086,10 @@
         <w:t xml:space="preserve">info</w:t>
       </w:r>
       <w:r>
-        <w:t xml:space="preserve">에 </w:t>
+        <w:t xml:space="preserve">에</w:t>
+      </w:r>
+      <w:r>
+        <w:t xml:space="preserve"> </w:t>
       </w:r>
       <w:r>
         <w:rPr>
@@ -4688,7 +5098,10 @@
         <w:t xml:space="preserve">speed</w:t>
       </w:r>
       <w:r>
-        <w:t xml:space="preserve">를 제공하지 않아(항상 0) 속도 보상이 죽는다. 따라서 차량 물리에서 직접 계산한다 — </w:t>
+        <w:t xml:space="preserve">를 제공하지 않아(항상 0) 속도 보상이 죽는다. 따라서 차량 물리에서 직접 계산한다 —</w:t>
+      </w:r>
+      <w:r>
+        <w:t xml:space="preserve"> </w:t>
       </w:r>
       <w:r>
         <w:rPr>
@@ -4697,7 +5110,10 @@
         <w:t xml:space="preserve">vx, vy = car.hull.linearVelocity; speed = sqrt(vx² + vy²)</w:t>
       </w:r>
       <w:r>
-        <w:t xml:space="preserve"> (</w:t>
+        <w:t xml:space="preserve"> </w:t>
+      </w:r>
+      <w:r>
+        <w:t xml:space="preserve">(</w:t>
       </w:r>
       <w:r>
         <w:rPr>
@@ -4721,7 +5137,10 @@
         <w:t xml:space="preserve">off-track 판정:</w:t>
       </w:r>
       <w:r>
-        <w:t xml:space="preserve"> 관측 픽셀의 차량 영역(</w:t>
+        <w:t xml:space="preserve"> </w:t>
+      </w:r>
+      <w:r>
+        <w:t xml:space="preserve">관측 픽셀의 차량 영역(</w:t>
       </w:r>
       <w:r>
         <w:rPr>
@@ -4754,7 +5173,13 @@
         <w:t xml:space="preserve">weight 튜닝:</w:t>
       </w:r>
       <w:r>
-        <w:t xml:space="preserve"> - </w:t>
+        <w:t xml:space="preserve"> </w:t>
+      </w:r>
+      <w:r>
+        <w:t xml:space="preserve">-</w:t>
+      </w:r>
+      <w:r>
+        <w:t xml:space="preserve"> </w:t>
       </w:r>
       <w:r>
         <w:rPr>
@@ -4772,7 +5197,16 @@
         <w:t xml:space="preserve">:55</w:t>
       </w:r>
       <w:r>
-        <w:t xml:space="preserve">). - </w:t>
+        <w:t xml:space="preserve">).</w:t>
+      </w:r>
+      <w:r>
+        <w:t xml:space="preserve"> </w:t>
+      </w:r>
+      <w:r>
+        <w:t xml:space="preserve">-</w:t>
+      </w:r>
+      <w:r>
+        <w:t xml:space="preserve"> </w:t>
       </w:r>
       <w:r>
         <w:rPr>
@@ -4781,7 +5215,10 @@
         <w:t xml:space="preserve">accel_turn_weight</w:t>
       </w:r>
       <w:r>
-        <w:t xml:space="preserve">(코너 가속 억제)는 장애물 스크립트에만 구현돼 있고 </w:t>
+        <w:t xml:space="preserve">(코너 가속 억제)는 장애물 스크립트에만 구현돼 있고</w:t>
+      </w:r>
+      <w:r>
+        <w:t xml:space="preserve"> </w:t>
       </w:r>
       <w:r>
         <w:rPr>
@@ -4791,27 +5228,16 @@
         <w:t xml:space="preserve">베이스(train2) RewardShapingWrapper에는 항 자체가 없다</w:t>
       </w:r>
       <w:r>
-        <w:t xml:space="preserve">(인자만 받고 버림). 장애물 스크립트도 config 기본값은 0.5이나, 실험 결과 </w:t>
-      </w:r>
-      <w:r>
-        <w:rPr>
-          <w:b/>
-          <w:bCs/>
-        </w:rPr>
-        <w:t xml:space="preserve">0.5는 reward만 깎고 트랙 이탈(실제 원인은 장애물 충돌)을 줄이지 못해</w:t>
-      </w:r>
-      <w:r>
-        <w:t xml:space="preserve"> CLI로 </w:t>
-      </w:r>
-      <w:r>
-        <w:rPr>
-          <w:b/>
-          <w:bCs/>
-        </w:rPr>
-        <w:t xml:space="preserve">0.2로 하향한 것이 최종값</w:t>
-      </w:r>
-      <w:r>
-        <w:t xml:space="preserve">이다(상세는 Part II 3절(진단) 참조). 즉 “코너 패널티”는 이탈의 진짜 레버가 아니었다. - </w:t>
+        <w:t xml:space="preserve">(인자만 받고 버림). 장애물 스크립트의 config 기본값은 0.5이며, 실험 결과 최종 0.2를 채택했다(그 진단·기각 논의는 Part II 3절).</w:t>
+      </w:r>
+      <w:r>
+        <w:t xml:space="preserve"> </w:t>
+      </w:r>
+      <w:r>
+        <w:t xml:space="preserve">-</w:t>
+      </w:r>
+      <w:r>
+        <w:t xml:space="preserve"> </w:t>
       </w:r>
       <w:r>
         <w:rPr>
@@ -4863,7 +5289,10 @@
         <w:t xml:space="preserve">-0.1</w:t>
       </w:r>
       <w:r>
-        <w:t xml:space="preserve">/프레임, </w:t>
+        <w:t xml:space="preserve">/프레임,</w:t>
+      </w:r>
+      <w:r>
+        <w:t xml:space="preserve"> </w:t>
       </w:r>
       <w:r>
         <w:rPr>
@@ -4872,7 +5301,10 @@
         <w:t xml:space="preserve">+1000/N</w:t>
       </w:r>
       <w:r>
-        <w:t xml:space="preserve">/타일, 이탈 </w:t>
+        <w:t xml:space="preserve">/타일, 이탈</w:t>
+      </w:r>
+      <w:r>
+        <w:t xml:space="preserve"> </w:t>
       </w:r>
       <w:r>
         <w:rPr>
@@ -4881,7 +5313,10 @@
         <w:t xml:space="preserve">-100</w:t>
       </w:r>
       <w:r>
-        <w:t xml:space="preserve">+종료) + 장애물 패널티(충돌 스텝당 </w:t>
+        <w:t xml:space="preserve">+종료) + 장애물 패널티(충돌 스텝당</w:t>
+      </w:r>
+      <w:r>
+        <w:t xml:space="preserve"> </w:t>
       </w:r>
       <w:r>
         <w:rPr>
@@ -4890,7 +5325,10 @@
         <w:t xml:space="preserve">-15</w:t>
       </w:r>
       <w:r>
-        <w:t xml:space="preserve">, 비종료, 스텝당 1회) + shaping(velocity </w:t>
+        <w:t xml:space="preserve">, 비종료, 스텝당 1회) + shaping(velocity</w:t>
+      </w:r>
+      <w:r>
+        <w:t xml:space="preserve"> </w:t>
       </w:r>
       <w:r>
         <w:rPr>
@@ -4899,7 +5337,13 @@
         <w:t xml:space="preserve">+speed*0.003</w:t>
       </w:r>
       <w:r>
-        <w:t xml:space="preserve"> on-track, off-track </w:t>
+        <w:t xml:space="preserve"> </w:t>
+      </w:r>
+      <w:r>
+        <w:t xml:space="preserve">on-track, off-track</w:t>
+      </w:r>
+      <w:r>
+        <w:t xml:space="preserve"> </w:t>
       </w:r>
       <w:r>
         <w:rPr>
@@ -4908,7 +5352,10 @@
         <w:t xml:space="preserve">-1.0</w:t>
       </w:r>
       <w:r>
-        <w:t xml:space="preserve">, steering_smooth </w:t>
+        <w:t xml:space="preserve">, steering_smooth</w:t>
+      </w:r>
+      <w:r>
+        <w:t xml:space="preserve"> </w:t>
       </w:r>
       <w:r>
         <w:rPr>
@@ -4917,7 +5364,10 @@
         <w:t xml:space="preserve">-0.001*Δsteer</w:t>
       </w:r>
       <w:r>
-        <w:t xml:space="preserve">, accel_turn </w:t>
+        <w:t xml:space="preserve">, accel_turn</w:t>
+      </w:r>
+      <w:r>
+        <w:t xml:space="preserve"> </w:t>
       </w:r>
       <w:r>
         <w:rPr>
@@ -4926,7 +5376,10 @@
         <w:t xml:space="preserve">-weight*gas*|steer|</w:t>
       </w:r>
       <w:r>
-        <w:t xml:space="preserve">). 평가/보고 점수는 shaping을 제거한 </w:t>
+        <w:t xml:space="preserve">). 평가/보고 점수는 shaping을 제거한</w:t>
+      </w:r>
+      <w:r>
+        <w:t xml:space="preserve"> </w:t>
       </w:r>
       <w:r>
         <w:rPr>
@@ -4960,7 +5413,10 @@
         <w:pStyle w:val="FirstParagraph"/>
       </w:pPr>
       <w:r>
-        <w:t xml:space="preserve">본 절은 우리가 사용한 </w:t>
+        <w:t xml:space="preserve">본 절은 우리가 사용한</w:t>
+      </w:r>
+      <w:r>
+        <w:t xml:space="preserve"> </w:t>
       </w:r>
       <w:r>
         <w:rPr>
@@ -4970,7 +5426,13 @@
         <w:t xml:space="preserve">PPO(Proximal Policy Optimization)</w:t>
       </w:r>
       <w:r>
-        <w:t xml:space="preserve"> 의 이론적 배경을 정리하고, 각 이론 요소가 </w:t>
+        <w:t xml:space="preserve"> </w:t>
+      </w:r>
+      <w:r>
+        <w:t xml:space="preserve">의 이론적 배경을 정리하고, 각 이론 요소가</w:t>
+      </w:r>
+      <w:r>
+        <w:t xml:space="preserve"> </w:t>
       </w:r>
       <w:r>
         <w:rPr>
@@ -4979,7 +5441,10 @@
         <w:t xml:space="preserve">src/ppo_agent_2.py</w:t>
       </w:r>
       <w:r>
-        <w:t xml:space="preserve">의 어느 구현에 대응하는지를 연결한다. 우리 과제의 행동공간은 연속(steering/throttle 류의 실수값)이므로, 정책은 </w:t>
+        <w:t xml:space="preserve">의 어느 구현에 대응하는지를 연결한다. 우리 과제의 행동공간은 연속(steering/throttle 류의 실수값)이므로, 정책은</w:t>
+      </w:r>
+      <w:r>
+        <w:t xml:space="preserve"> </w:t>
       </w:r>
       <w:r>
         <w:rPr>
@@ -4989,7 +5454,10 @@
         <w:t xml:space="preserve">가우시안 연속행동정책(Gaussian continuous-action policy)</w:t>
       </w:r>
       <w:r>
-        <w:t xml:space="preserve"> 으로 구현하였다.</w:t>
+        <w:t xml:space="preserve"> </w:t>
+      </w:r>
+      <w:r>
+        <w:t xml:space="preserve">으로 구현하였다.</w:t>
       </w:r>
     </w:p>
     <w:bookmarkStart w:id="27" w:name="actor-critic-구조"/>
@@ -5006,7 +5474,10 @@
         <w:pStyle w:val="FirstParagraph"/>
       </w:pPr>
       <w:r>
-        <w:t xml:space="preserve">PPO는 정책(policy)과 가치함수(value function)를 동시에 학습하는 </w:t>
+        <w:t xml:space="preserve">PPO는 정책(policy)과 가치함수(value function)를 동시에 학습하는</w:t>
+      </w:r>
+      <w:r>
+        <w:t xml:space="preserve"> </w:t>
       </w:r>
       <w:r>
         <w:rPr>
@@ -5016,7 +5487,10 @@
         <w:t xml:space="preserve">Actor-Critic</w:t>
       </w:r>
       <w:r>
-        <w:t xml:space="preserve"> 계열 알고리즘이다.</w:t>
+        <w:t xml:space="preserve"> </w:t>
+      </w:r>
+      <w:r>
+        <w:t xml:space="preserve">계열 알고리즘이다.</w:t>
       </w:r>
     </w:p>
     <w:p>
@@ -5035,7 +5509,13 @@
         <w:t xml:space="preserve">Actor(정책망)</w:t>
       </w:r>
       <w:r>
-        <w:t xml:space="preserve"> 는 상태 </w:t>
+        <w:t xml:space="preserve"> </w:t>
+      </w:r>
+      <w:r>
+        <w:t xml:space="preserve">는 상태</w:t>
+      </w:r>
+      <w:r>
+        <w:t xml:space="preserve"> </w:t>
       </w:r>
       <w:r>
         <w:rPr>
@@ -5044,7 +5524,10 @@
         <w:t xml:space="preserve">s</w:t>
       </w:r>
       <w:r>
-        <w:t xml:space="preserve">를 입력받아 행동분포 </w:t>
+        <w:t xml:space="preserve">를 입력받아 행동분포</w:t>
+      </w:r>
+      <w:r>
+        <w:t xml:space="preserve"> </w:t>
       </w:r>
       <w:r>
         <w:rPr>
@@ -5053,14 +5536,24 @@
         <w:t xml:space="preserve">π(a|s)</w:t>
       </w:r>
       <w:r>
-        <w:t xml:space="preserve">를 출력한다. 우리 구현에서는 CNN으로 추출한 특징 벡터를 받아 </w:t>
-      </w:r>
-      <w:r>
-        <w:rPr>
-          <w:b/>
-          <w:bCs/>
-        </w:rPr>
-        <w:t xml:space="preserve">가우시안 분포의 평균 </w:t>
+        <w:t xml:space="preserve">를 출력한다. 우리 구현에서는 CNN으로 추출한 특징 벡터를 받아</w:t>
+      </w:r>
+      <w:r>
+        <w:t xml:space="preserve"> </w:t>
+      </w:r>
+      <w:r>
+        <w:rPr>
+          <w:b/>
+          <w:bCs/>
+        </w:rPr>
+        <w:t xml:space="preserve">가우시안 분포의 평균</w:t>
+      </w:r>
+      <w:r>
+        <w:rPr>
+          <w:b/>
+          <w:bCs/>
+        </w:rPr>
+        <w:t xml:space="preserve"> </w:t>
       </w:r>
       <w:r>
         <w:rPr>
@@ -5075,7 +5568,14 @@
           <w:b/>
           <w:bCs/>
         </w:rPr>
-        <w:t xml:space="preserve">와 로그표준편차 </w:t>
+        <w:t xml:space="preserve">와 로그표준편차</w:t>
+      </w:r>
+      <w:r>
+        <w:rPr>
+          <w:b/>
+          <w:bCs/>
+        </w:rPr>
+        <w:t xml:space="preserve"> </w:t>
       </w:r>
       <w:r>
         <w:rPr>
@@ -5086,7 +5586,10 @@
         <w:t xml:space="preserve">log σ</w:t>
       </w:r>
       <w:r>
-        <w:t xml:space="preserve"> 를 출력한다(</w:t>
+        <w:t xml:space="preserve"> </w:t>
+      </w:r>
+      <w:r>
+        <w:t xml:space="preserve">를 출력한다(</w:t>
       </w:r>
       <w:r>
         <w:rPr>
@@ -5095,7 +5598,10 @@
         <w:t xml:space="preserve">Actor.forward</w:t>
       </w:r>
       <w:r>
-        <w:t xml:space="preserve">, </w:t>
+        <w:t xml:space="preserve">,</w:t>
+      </w:r>
+      <w:r>
+        <w:t xml:space="preserve"> </w:t>
       </w:r>
       <w:r>
         <w:rPr>
@@ -5104,7 +5610,10 @@
         <w:t xml:space="preserve">src/ppo_agent_2.py:67</w:t>
       </w:r>
       <w:r>
-        <w:t xml:space="preserve">). 평균은 </w:t>
+        <w:t xml:space="preserve">). 평균은</w:t>
+      </w:r>
+      <w:r>
+        <w:t xml:space="preserve"> </w:t>
       </w:r>
       <w:r>
         <w:rPr>
@@ -5113,7 +5622,10 @@
         <w:t xml:space="preserve">tanh</w:t>
       </w:r>
       <w:r>
-        <w:t xml:space="preserve">로 </w:t>
+        <w:t xml:space="preserve">로</w:t>
+      </w:r>
+      <w:r>
+        <w:t xml:space="preserve"> </w:t>
       </w:r>
       <w:r>
         <w:rPr>
@@ -5131,7 +5643,10 @@
         <w:t xml:space="preserve">:83</w:t>
       </w:r>
       <w:r>
-        <w:t xml:space="preserve">), 표준편차는 고정이 아니라 </w:t>
+        <w:t xml:space="preserve">), 표준편차는 고정이 아니라</w:t>
+      </w:r>
+      <w:r>
+        <w:t xml:space="preserve"> </w:t>
       </w:r>
       <w:r>
         <w:rPr>
@@ -5141,7 +5656,10 @@
         <w:t xml:space="preserve">학습 대상(learned std)</w:t>
       </w:r>
       <w:r>
-        <w:t xml:space="preserve"> 으로 두었다(</w:t>
+        <w:t xml:space="preserve"> </w:t>
+      </w:r>
+      <w:r>
+        <w:t xml:space="preserve">으로 두었다(</w:t>
       </w:r>
       <w:r>
         <w:rPr>
@@ -5150,7 +5668,10 @@
         <w:t xml:space="preserve">fixed_std=False</w:t>
       </w:r>
       <w:r>
-        <w:t xml:space="preserve">, </w:t>
+        <w:t xml:space="preserve">,</w:t>
+      </w:r>
+      <w:r>
+        <w:t xml:space="preserve"> </w:t>
       </w:r>
       <w:r>
         <w:rPr>
@@ -5159,7 +5680,10 @@
         <w:t xml:space="preserve">:85</w:t>
       </w:r>
       <w:r>
-        <w:t xml:space="preserve">). 행동분포는 </w:t>
+        <w:t xml:space="preserve">). 행동분포는</w:t>
+      </w:r>
+      <w:r>
+        <w:t xml:space="preserve"> </w:t>
       </w:r>
       <w:r>
         <w:rPr>
@@ -5177,7 +5701,10 @@
         <w:t xml:space="preserve">Actor.get_action_dist</w:t>
       </w:r>
       <w:r>
-        <w:t xml:space="preserve">, </w:t>
+        <w:t xml:space="preserve">,</w:t>
+      </w:r>
+      <w:r>
+        <w:t xml:space="preserve"> </w:t>
       </w:r>
       <w:r>
         <w:rPr>
@@ -5205,7 +5732,13 @@
         <w:t xml:space="preserve">Critic(가치망)</w:t>
       </w:r>
       <w:r>
-        <w:t xml:space="preserve"> 은 상태가치 </w:t>
+        <w:t xml:space="preserve"> </w:t>
+      </w:r>
+      <w:r>
+        <w:t xml:space="preserve">은 상태가치</w:t>
+      </w:r>
+      <w:r>
+        <w:t xml:space="preserve"> </w:t>
       </w:r>
       <w:r>
         <w:rPr>
@@ -5223,7 +5756,10 @@
         <w:t xml:space="preserve">Critic.forward</w:t>
       </w:r>
       <w:r>
-        <w:t xml:space="preserve">, </w:t>
+        <w:t xml:space="preserve">,</w:t>
+      </w:r>
+      <w:r>
+        <w:t xml:space="preserve"> </w:t>
       </w:r>
       <w:r>
         <w:rPr>
@@ -5244,7 +5780,10 @@
         </w:numPr>
       </w:pPr>
       <w:r>
-        <w:t xml:space="preserve">Actor와 Critic은 CNN 특징추출기를 공유하며, 세 모듈의 파라미터를 </w:t>
+        <w:t xml:space="preserve">Actor와 Critic은 CNN 특징추출기를 공유하며, 세 모듈의 파라미터를</w:t>
+      </w:r>
+      <w:r>
+        <w:t xml:space="preserve"> </w:t>
       </w:r>
       <w:r>
         <w:rPr>
@@ -5254,7 +5793,10 @@
         <w:t xml:space="preserve">하나의 Adam optimizer로 통합 최적화</w:t>
       </w:r>
       <w:r>
-        <w:t xml:space="preserve"> 한다(</w:t>
+        <w:t xml:space="preserve"> </w:t>
+      </w:r>
+      <w:r>
+        <w:t xml:space="preserve">한다(</w:t>
       </w:r>
       <w:r>
         <w:rPr>
@@ -5271,7 +5813,10 @@
         <w:pStyle w:val="FirstParagraph"/>
       </w:pPr>
       <w:r>
-        <w:t xml:space="preserve">행동 샘플링 시에는 분포에서 </w:t>
+        <w:t xml:space="preserve">행동 샘플링 시에는 분포에서</w:t>
+      </w:r>
+      <w:r>
+        <w:t xml:space="preserve"> </w:t>
       </w:r>
       <w:r>
         <w:rPr>
@@ -5280,7 +5825,10 @@
         <w:t xml:space="preserve">sample()</w:t>
       </w:r>
       <w:r>
-        <w:t xml:space="preserve">로 행동을 뽑고 각 차원의 로그확률을 합산하여 </w:t>
+        <w:t xml:space="preserve">로 행동을 뽑고 각 차원의 로그확률을 합산하여</w:t>
+      </w:r>
+      <w:r>
+        <w:t xml:space="preserve"> </w:t>
       </w:r>
       <w:r>
         <w:rPr>
@@ -5298,7 +5846,10 @@
         <w:t xml:space="preserve">PPOAgent.act</w:t>
       </w:r>
       <w:r>
-        <w:t xml:space="preserve">, </w:t>
+        <w:t xml:space="preserve">,</w:t>
+      </w:r>
+      <w:r>
+        <w:t xml:space="preserve"> </w:t>
       </w:r>
       <w:r>
         <w:rPr>
@@ -5316,7 +5867,10 @@
         <w:t xml:space="preserve">evaluate_actions</w:t>
       </w:r>
       <w:r>
-        <w:t xml:space="preserve">, </w:t>
+        <w:t xml:space="preserve">,</w:t>
+      </w:r>
+      <w:r>
+        <w:t xml:space="preserve"> </w:t>
       </w:r>
       <w:r>
         <w:rPr>
@@ -5362,7 +5916,10 @@
         <w:pStyle w:val="FirstParagraph"/>
       </w:pPr>
       <w:r>
-        <w:t xml:space="preserve">형태의 추정량을 따라 정책을 갱신한다. 그러나 수집한 데이터(rollout)를 여러 epoch 재사용하면 정책이 데이터를 만든 정책 </w:t>
+        <w:t xml:space="preserve">형태의 추정량을 따라 정책을 갱신한다. 그러나 수집한 데이터(rollout)를 여러 epoch 재사용하면 정책이 데이터를 만든 정책</w:t>
+      </w:r>
+      <w:r>
+        <w:t xml:space="preserve"> </w:t>
       </w:r>
       <w:r>
         <w:rPr>
@@ -5371,7 +5928,10 @@
         <w:t xml:space="preserve">π_old</w:t>
       </w:r>
       <w:r>
-        <w:t xml:space="preserve">에서 너무 멀리 이동해 </w:t>
+        <w:t xml:space="preserve">에서 너무 멀리 이동해</w:t>
+      </w:r>
+      <w:r>
+        <w:t xml:space="preserve"> </w:t>
       </w:r>
       <w:r>
         <w:rPr>
@@ -5381,7 +5941,10 @@
         <w:t xml:space="preserve">분포 이동(distribution shift)</w:t>
       </w:r>
       <w:r>
-        <w:t xml:space="preserve"> 이 커지고, 한 번의 큰 갱신이 정책을 붕괴(collapse)시킬 수 있다.</w:t>
+        <w:t xml:space="preserve"> </w:t>
+      </w:r>
+      <w:r>
+        <w:t xml:space="preserve">이 커지고, 한 번의 큰 갱신이 정책을 붕괴(collapse)시킬 수 있다.</w:t>
       </w:r>
     </w:p>
     <w:p>
@@ -5389,7 +5952,10 @@
         <w:pStyle w:val="BodyText"/>
       </w:pPr>
       <w:r>
-        <w:t xml:space="preserve">이를 막기 위해 </w:t>
+        <w:t xml:space="preserve">이를 막기 위해</w:t>
+      </w:r>
+      <w:r>
+        <w:t xml:space="preserve"> </w:t>
       </w:r>
       <w:r>
         <w:rPr>
@@ -5399,7 +5965,13 @@
         <w:t xml:space="preserve">TRPO</w:t>
       </w:r>
       <w:r>
-        <w:t xml:space="preserve"> 는 갱신 전후 정책의 KL 발산을 신뢰영역(trust region)으로 제한한다. </w:t>
+        <w:t xml:space="preserve"> </w:t>
+      </w:r>
+      <w:r>
+        <w:t xml:space="preserve">는 갱신 전후 정책의 KL 발산을 신뢰영역(trust region)으로 제한한다.</w:t>
+      </w:r>
+      <w:r>
+        <w:t xml:space="preserve"> </w:t>
       </w:r>
       <w:r>
         <w:rPr>
@@ -5409,7 +5981,13 @@
         <w:t xml:space="preserve">PPO</w:t>
       </w:r>
       <w:r>
-        <w:t xml:space="preserve"> 는 그 아이디어를 </w:t>
+        <w:t xml:space="preserve"> </w:t>
+      </w:r>
+      <w:r>
+        <w:t xml:space="preserve">는 그 아이디어를</w:t>
+      </w:r>
+      <w:r>
+        <w:t xml:space="preserve"> </w:t>
       </w:r>
       <w:r>
         <w:rPr>
@@ -5419,7 +5997,13 @@
         <w:t xml:space="preserve">2차 제약 대신 1차 클리핑(clipping)</w:t>
       </w:r>
       <w:r>
-        <w:t xml:space="preserve"> 으로 근사하여, 확률비 </w:t>
+        <w:t xml:space="preserve"> </w:t>
+      </w:r>
+      <w:r>
+        <w:t xml:space="preserve">으로 근사하여, 확률비</w:t>
+      </w:r>
+      <w:r>
+        <w:t xml:space="preserve"> </w:t>
       </w:r>
       <w:r>
         <w:rPr>
@@ -5428,7 +6012,10 @@
         <w:t xml:space="preserve">r_t</w:t>
       </w:r>
       <w:r>
-        <w:t xml:space="preserve">가 신뢰영역 </w:t>
+        <w:t xml:space="preserve">가 신뢰영역</w:t>
+      </w:r>
+      <w:r>
+        <w:t xml:space="preserve"> </w:t>
       </w:r>
       <w:r>
         <w:rPr>
@@ -5470,6 +6057,8 @@
       </w:r>
       <w:r>
         <w:br/>
+      </w:r>
+      <w:r>
         <w:br/>
       </w:r>
       <w:r>
@@ -5484,7 +6073,10 @@
         <w:pStyle w:val="FirstParagraph"/>
       </w:pPr>
       <w:r>
-        <w:t xml:space="preserve">여기서 </w:t>
+        <w:t xml:space="preserve">여기서</w:t>
+      </w:r>
+      <w:r>
+        <w:t xml:space="preserve"> </w:t>
       </w:r>
       <w:r>
         <w:rPr>
@@ -5493,7 +6085,10 @@
         <w:t xml:space="preserve">A_t</w:t>
       </w:r>
       <w:r>
-        <w:t xml:space="preserve">는 Advantage 추정값, </w:t>
+        <w:t xml:space="preserve">는 Advantage 추정값,</w:t>
+      </w:r>
+      <w:r>
+        <w:t xml:space="preserve"> </w:t>
       </w:r>
       <w:r>
         <w:rPr>
@@ -5511,7 +6106,10 @@
         <w:t xml:space="preserve">clip_epsilon</w:t>
       </w:r>
       <w:r>
-        <w:t xml:space="preserve">)이다. 우리는 </w:t>
+        <w:t xml:space="preserve">)이다. 우리는</w:t>
+      </w:r>
+      <w:r>
+        <w:t xml:space="preserve"> </w:t>
       </w:r>
       <w:r>
         <w:rPr>
@@ -5521,7 +6119,13 @@
         <w:t xml:space="preserve">ε = 0.15</w:t>
       </w:r>
       <w:r>
-        <w:t xml:space="preserve"> 를 사용하였다(기본 0.2 대비 축소하여 신뢰영역을 좁혀 KL 폭발/붕괴를 억제, </w:t>
+        <w:t xml:space="preserve"> </w:t>
+      </w:r>
+      <w:r>
+        <w:t xml:space="preserve">를 사용하였다(기본 0.2 대비 축소하여 신뢰영역을 좁혀 KL 폭발/붕괴를 억제,</w:t>
+      </w:r>
+      <w:r>
+        <w:t xml:space="preserve"> </w:t>
       </w:r>
       <w:r>
         <w:rPr>
@@ -5530,7 +6134,10 @@
         <w:t xml:space="preserve">config["clip_epsilon"] = 0.15</w:t>
       </w:r>
       <w:r>
-        <w:t xml:space="preserve">, </w:t>
+        <w:t xml:space="preserve">,</w:t>
+      </w:r>
+      <w:r>
+        <w:t xml:space="preserve"> </w:t>
       </w:r>
       <w:r>
         <w:rPr>
@@ -5553,7 +6160,10 @@
         <w:t xml:space="preserve">min</w:t>
       </w:r>
       <w:r>
-        <w:t xml:space="preserve">과 클리핑의 의미: Advantage가 양수일 때는 </w:t>
+        <w:t xml:space="preserve">과 클리핑의 의미: Advantage가 양수일 때는</w:t>
+      </w:r>
+      <w:r>
+        <w:t xml:space="preserve"> </w:t>
       </w:r>
       <w:r>
         <w:rPr>
@@ -5562,7 +6172,10 @@
         <w:t xml:space="preserve">r_t</w:t>
       </w:r>
       <w:r>
-        <w:t xml:space="preserve">가 </w:t>
+        <w:t xml:space="preserve">가</w:t>
+      </w:r>
+      <w:r>
+        <w:t xml:space="preserve"> </w:t>
       </w:r>
       <w:r>
         <w:rPr>
@@ -5571,7 +6184,10 @@
         <w:t xml:space="preserve">1+ε</w:t>
       </w:r>
       <w:r>
-        <w:t xml:space="preserve">를 넘어도 이득이 더 커지지 않게 상한을 두고, 음수일 때는 </w:t>
+        <w:t xml:space="preserve">를 넘어도 이득이 더 커지지 않게 상한을 두고, 음수일 때는</w:t>
+      </w:r>
+      <w:r>
+        <w:t xml:space="preserve"> </w:t>
       </w:r>
       <w:r>
         <w:rPr>
@@ -5580,7 +6196,10 @@
         <w:t xml:space="preserve">r_t</w:t>
       </w:r>
       <w:r>
-        <w:t xml:space="preserve">가 </w:t>
+        <w:t xml:space="preserve">가</w:t>
+      </w:r>
+      <w:r>
+        <w:t xml:space="preserve"> </w:t>
       </w:r>
       <w:r>
         <w:rPr>
@@ -5589,7 +6208,10 @@
         <w:t xml:space="preserve">1-ε</w:t>
       </w:r>
       <w:r>
-        <w:t xml:space="preserve"> 아래로 내려가도 더 내려가지 않게 하한을 둔다. 즉 신뢰영역 밖으로의 과도한 갱신에 대한 인센티브를 제거한다.</w:t>
+        <w:t xml:space="preserve"> </w:t>
+      </w:r>
+      <w:r>
+        <w:t xml:space="preserve">아래로 내려가도 더 내려가지 않게 하한을 둔다. 즉 신뢰영역 밖으로의 과도한 갱신에 대한 인센티브를 제거한다.</w:t>
       </w:r>
     </w:p>
     <w:p>
@@ -5597,7 +6219,10 @@
         <w:pStyle w:val="BodyText"/>
       </w:pPr>
       <w:r>
-        <w:t xml:space="preserve">구현은 수치적으로 </w:t>
+        <w:t xml:space="preserve">구현은 수치적으로</w:t>
+      </w:r>
+      <w:r>
+        <w:t xml:space="preserve"> </w:t>
       </w:r>
       <w:r>
         <w:rPr>
@@ -5615,7 +6240,10 @@
         <w:t xml:space="preserve">src/ppo_agent_2.py:501</w:t>
       </w:r>
       <w:r>
-        <w:t xml:space="preserve">, </w:t>
+        <w:t xml:space="preserve">,</w:t>
+      </w:r>
+      <w:r>
+        <w:t xml:space="preserve"> </w:t>
       </w:r>
       <w:r>
         <w:rPr>
@@ -5689,7 +6317,10 @@
         <w:pStyle w:val="FirstParagraph"/>
       </w:pPr>
       <w:r>
-        <w:t xml:space="preserve">Advantage는 </w:t>
+        <w:t xml:space="preserve">Advantage는</w:t>
+      </w:r>
+      <w:r>
+        <w:t xml:space="preserve"> </w:t>
       </w:r>
       <w:r>
         <w:rPr>
@@ -5699,7 +6330,10 @@
         <w:t xml:space="preserve">GAE(Generalized Advantage Estimation)</w:t>
       </w:r>
       <w:r>
-        <w:t xml:space="preserve"> 로 추정하여 편향-분산을 절충한다. TD 오차</w:t>
+        <w:t xml:space="preserve"> </w:t>
+      </w:r>
+      <w:r>
+        <w:t xml:space="preserve">로 추정하여 편향-분산을 절충한다. TD 오차</w:t>
       </w:r>
     </w:p>
     <w:p>
@@ -5746,7 +6380,10 @@
         <w:pStyle w:val="FirstParagraph"/>
       </w:pPr>
       <w:r>
-        <w:t xml:space="preserve">우리는 </w:t>
+        <w:t xml:space="preserve">우리는</w:t>
+      </w:r>
+      <w:r>
+        <w:t xml:space="preserve"> </w:t>
       </w:r>
       <w:r>
         <w:rPr>
@@ -5756,7 +6393,10 @@
         <w:t xml:space="preserve">γ = 0.99, λ = 0.95</w:t>
       </w:r>
       <w:r>
-        <w:t xml:space="preserve"> 를 사용한다(</w:t>
+        <w:t xml:space="preserve"> </w:t>
+      </w:r>
+      <w:r>
+        <w:t xml:space="preserve">를 사용한다(</w:t>
       </w:r>
       <w:r>
         <w:rPr>
@@ -5765,7 +6405,10 @@
         <w:t xml:space="preserve">config["gamma"]=0.99</w:t>
       </w:r>
       <w:r>
-        <w:t xml:space="preserve">, </w:t>
+        <w:t xml:space="preserve">,</w:t>
+      </w:r>
+      <w:r>
+        <w:t xml:space="preserve"> </w:t>
       </w:r>
       <w:r>
         <w:rPr>
@@ -5774,7 +6417,10 @@
         <w:t xml:space="preserve">config["gae_lambda"]=0.95</w:t>
       </w:r>
       <w:r>
-        <w:t xml:space="preserve">, </w:t>
+        <w:t xml:space="preserve">,</w:t>
+      </w:r>
+      <w:r>
+        <w:t xml:space="preserve"> </w:t>
       </w:r>
       <w:r>
         <w:rPr>
@@ -5801,7 +6447,10 @@
         <w:t xml:space="preserve">RolloutBuffer.compute_returns_and_advantages</w:t>
       </w:r>
       <w:r>
-        <w:t xml:space="preserve">, </w:t>
+        <w:t xml:space="preserve">,</w:t>
+      </w:r>
+      <w:r>
+        <w:t xml:space="preserve"> </w:t>
       </w:r>
       <w:r>
         <w:rPr>
@@ -5810,7 +6459,10 @@
         <w:t xml:space="preserve">src/rollout_buffer.py:142</w:t>
       </w:r>
       <w:r>
-        <w:t xml:space="preserve">, </w:t>
+        <w:t xml:space="preserve">,</w:t>
+      </w:r>
+      <w:r>
+        <w:t xml:space="preserve"> </w:t>
       </w:r>
       <w:r>
         <w:rPr>
@@ -5819,7 +6471,10 @@
         <w:t xml:space="preserve">:146</w:t>
       </w:r>
       <w:r>
-        <w:t xml:space="preserve">, </w:t>
+        <w:t xml:space="preserve">,</w:t>
+      </w:r>
+      <w:r>
+        <w:t xml:space="preserve"> </w:t>
       </w:r>
       <w:r>
         <w:rPr>
@@ -5828,7 +6483,10 @@
         <w:t xml:space="preserve">:151</w:t>
       </w:r>
       <w:r>
-        <w:t xml:space="preserve">). 또한 미니배치 추출 직전에 Advantage를 버퍼 전체에 대해 </w:t>
+        <w:t xml:space="preserve">). 또한 미니배치 추출 직전에 Advantage를 버퍼 전체에 대해</w:t>
+      </w:r>
+      <w:r>
+        <w:t xml:space="preserve"> </w:t>
       </w:r>
       <w:r>
         <w:rPr>
@@ -5838,7 +6496,10 @@
         <w:t xml:space="preserve">전역 정규화(평균 0, 분산 1)</w:t>
       </w:r>
       <w:r>
-        <w:t xml:space="preserve"> 하여 스케일을 안정화한다(</w:t>
+        <w:t xml:space="preserve"> </w:t>
+      </w:r>
+      <w:r>
+        <w:t xml:space="preserve">하여 스케일을 안정화한다(</w:t>
       </w:r>
       <w:r>
         <w:rPr>
@@ -5901,7 +6562,14 @@
           <w:b/>
           <w:bCs/>
         </w:rPr>
-        <w:t xml:space="preserve">가치손실 </w:t>
+        <w:t xml:space="preserve">가치손실</w:t>
+      </w:r>
+      <w:r>
+        <w:rPr>
+          <w:b/>
+          <w:bCs/>
+        </w:rPr>
+        <w:t xml:space="preserve"> </w:t>
       </w:r>
       <w:r>
         <w:rPr>
@@ -5912,7 +6580,10 @@
         <w:t xml:space="preserve">L_value</w:t>
       </w:r>
       <w:r>
-        <w:t xml:space="preserve">: Critic 추정값과 GAE return의 </w:t>
+        <w:t xml:space="preserve">: Critic 추정값과 GAE return의</w:t>
+      </w:r>
+      <w:r>
+        <w:t xml:space="preserve"> </w:t>
       </w:r>
       <w:r>
         <w:rPr>
@@ -5922,7 +6593,10 @@
         <w:t xml:space="preserve">MSE(평균제곱오차)</w:t>
       </w:r>
       <w:r>
-        <w:t xml:space="preserve">. </w:t>
+        <w:t xml:space="preserve">.</w:t>
+      </w:r>
+      <w:r>
+        <w:t xml:space="preserve"> </w:t>
       </w:r>
       <w:r>
         <w:rPr>
@@ -5931,7 +6605,10 @@
         <w:t xml:space="preserve">value_loss = F.mse_loss(values, returns_batch)</w:t>
       </w:r>
       <w:r>
-        <w:t xml:space="preserve"> (</w:t>
+        <w:t xml:space="preserve"> </w:t>
+      </w:r>
+      <w:r>
+        <w:t xml:space="preserve">(</w:t>
       </w:r>
       <w:r>
         <w:rPr>
@@ -5956,7 +6633,14 @@
           <w:b/>
           <w:bCs/>
         </w:rPr>
-        <w:t xml:space="preserve">엔트로피 보너스 </w:t>
+        <w:t xml:space="preserve">엔트로피 보너스</w:t>
+      </w:r>
+      <w:r>
+        <w:rPr>
+          <w:b/>
+          <w:bCs/>
+        </w:rPr>
+        <w:t xml:space="preserve"> </w:t>
       </w:r>
       <w:r>
         <w:rPr>
@@ -5986,7 +6670,10 @@
         <w:t xml:space="preserve">계수</w:t>
       </w:r>
       <w:r>
-        <w:t xml:space="preserve">: </w:t>
+        <w:t xml:space="preserve">:</w:t>
+      </w:r>
+      <w:r>
+        <w:t xml:space="preserve"> </w:t>
       </w:r>
       <w:r>
         <w:rPr>
@@ -5995,7 +6682,10 @@
         <w:t xml:space="preserve">vf_coef = 0.5</w:t>
       </w:r>
       <w:r>
-        <w:t xml:space="preserve">(표준값), </w:t>
+        <w:t xml:space="preserve">(표준값),</w:t>
+      </w:r>
+      <w:r>
+        <w:t xml:space="preserve"> </w:t>
       </w:r>
       <w:r>
         <w:rPr>
@@ -6030,7 +6720,10 @@
         <w:pStyle w:val="FirstParagraph"/>
       </w:pPr>
       <w:r>
-        <w:t xml:space="preserve">총손실 조립은 </w:t>
+        <w:t xml:space="preserve">총손실 조립은</w:t>
+      </w:r>
+      <w:r>
+        <w:t xml:space="preserve"> </w:t>
       </w:r>
       <w:r>
         <w:rPr>
@@ -6076,7 +6769,10 @@
         <w:t xml:space="preserve">learn</w:t>
       </w:r>
       <w:r>
-        <w:t xml:space="preserve">)는 </w:t>
+        <w:t xml:space="preserve">)는</w:t>
+      </w:r>
+      <w:r>
+        <w:t xml:space="preserve"> </w:t>
       </w:r>
       <w:r>
         <w:rPr>
@@ -6085,7 +6781,10 @@
         <w:t xml:space="preserve">entropy_loss = -mean(entropy)</w:t>
       </w:r>
       <w:r>
-        <w:t xml:space="preserve">로 정의한 뒤 </w:t>
+        <w:t xml:space="preserve">로 정의한 뒤</w:t>
+      </w:r>
+      <w:r>
+        <w:t xml:space="preserve"> </w:t>
       </w:r>
       <w:r>
         <w:rPr>
@@ -6103,7 +6802,10 @@
         <w:t xml:space="preserve">:513</w:t>
       </w:r>
       <w:r>
-        <w:t xml:space="preserve">, </w:t>
+        <w:t xml:space="preserve">,</w:t>
+      </w:r>
+      <w:r>
+        <w:t xml:space="preserve"> </w:t>
       </w:r>
       <w:r>
         <w:rPr>
@@ -6121,7 +6823,10 @@
         <w:t xml:space="preserve">learn_mixed_precision</w:t>
       </w:r>
       <w:r>
-        <w:t xml:space="preserve">)는 </w:t>
+        <w:t xml:space="preserve">)는</w:t>
+      </w:r>
+      <w:r>
+        <w:t xml:space="preserve"> </w:t>
       </w:r>
       <w:r>
         <w:rPr>
@@ -6130,7 +6835,10 @@
         <w:t xml:space="preserve">entropy_loss = mean(entropy)</w:t>
       </w:r>
       <w:r>
-        <w:t xml:space="preserve">로 두고 </w:t>
+        <w:t xml:space="preserve">로 두고</w:t>
+      </w:r>
+      <w:r>
+        <w:t xml:space="preserve"> </w:t>
       </w:r>
       <w:r>
         <w:rPr>
@@ -6148,7 +6856,10 @@
         <w:t xml:space="preserve">:395</w:t>
       </w:r>
       <w:r>
-        <w:t xml:space="preserve">, </w:t>
+        <w:t xml:space="preserve">,</w:t>
+      </w:r>
+      <w:r>
+        <w:t xml:space="preserve"> </w:t>
       </w:r>
       <w:r>
         <w:rPr>
@@ -6157,7 +6868,10 @@
         <w:t xml:space="preserve">:398</w:t>
       </w:r>
       <w:r>
-        <w:t xml:space="preserve">). 둘 다 </w:t>
+        <w:t xml:space="preserve">). 둘 다</w:t>
+      </w:r>
+      <w:r>
+        <w:t xml:space="preserve"> </w:t>
       </w:r>
       <w:r>
         <w:rPr>
@@ -6167,7 +6881,13 @@
         <w:t xml:space="preserve">엔트로피를 최대화(보너스)</w:t>
       </w:r>
       <w:r>
-        <w:t xml:space="preserve"> 하는 동일한 효과로, 요청한 </w:t>
+        <w:t xml:space="preserve"> </w:t>
+      </w:r>
+      <w:r>
+        <w:t xml:space="preserve">하는 동일한 효과로, 요청한</w:t>
+      </w:r>
+      <w:r>
+        <w:t xml:space="preserve"> </w:t>
       </w:r>
       <w:r>
         <w:rPr>
@@ -6176,7 +6896,10 @@
         <w:t xml:space="preserve">L = policy + vf_coef·value - ent_coef·entropy</w:t>
       </w:r>
       <w:r>
-        <w:t xml:space="preserve"> 식과 일치한다.</w:t>
+        <w:t xml:space="preserve"> </w:t>
+      </w:r>
+      <w:r>
+        <w:t xml:space="preserve">식과 일치한다.</w:t>
       </w:r>
     </w:p>
     <w:p>
@@ -6184,7 +6907,10 @@
         <w:pStyle w:val="FirstParagraph"/>
       </w:pPr>
       <w:r>
-        <w:t xml:space="preserve">학습 안정화를 위해 갱신마다 전체 파라미터에 대한 </w:t>
+        <w:t xml:space="preserve">학습 안정화를 위해 갱신마다 전체 파라미터에 대한</w:t>
+      </w:r>
+      <w:r>
+        <w:t xml:space="preserve"> </w:t>
       </w:r>
       <w:r>
         <w:rPr>
@@ -6194,7 +6920,10 @@
         <w:t xml:space="preserve">gradient clipping</w:t>
       </w:r>
       <w:r>
-        <w:t xml:space="preserve"> 을 적용한다(</w:t>
+        <w:t xml:space="preserve"> </w:t>
+      </w:r>
+      <w:r>
+        <w:t xml:space="preserve">을 적용한다(</w:t>
       </w:r>
       <w:r>
         <w:rPr>
@@ -6203,7 +6932,10 @@
         <w:t xml:space="preserve">max_grad_norm = 0.5</w:t>
       </w:r>
       <w:r>
-        <w:t xml:space="preserve">, </w:t>
+        <w:t xml:space="preserve">,</w:t>
+      </w:r>
+      <w:r>
+        <w:t xml:space="preserve"> </w:t>
       </w:r>
       <w:r>
         <w:rPr>
@@ -6230,7 +6962,10 @@
         <w:pStyle w:val="FirstParagraph"/>
       </w:pPr>
       <w:r>
-        <w:t xml:space="preserve">클리핑만으로는 큰 버퍼에서 여러 epoch를 돌 때 정책이 신뢰영역을 누적적으로 벗어날 수 있다. PPO 표준 구현은 보통 </w:t>
+        <w:t xml:space="preserve">클리핑만으로는 큰 버퍼에서 여러 epoch를 돌 때 정책이 신뢰영역을 누적적으로 벗어날 수 있다. PPO 표준 구현은 보통</w:t>
+      </w:r>
+      <w:r>
+        <w:t xml:space="preserve"> </w:t>
       </w:r>
       <w:r>
         <w:rPr>
@@ -6240,7 +6975,13 @@
         <w:t xml:space="preserve">approx_kl</w:t>
       </w:r>
       <w:r>
-        <w:t xml:space="preserve"> 을 모니터링해 </w:t>
+        <w:t xml:space="preserve"> </w:t>
+      </w:r>
+      <w:r>
+        <w:t xml:space="preserve">을 모니터링해</w:t>
+      </w:r>
+      <w:r>
+        <w:t xml:space="preserve"> </w:t>
       </w:r>
       <w:r>
         <w:rPr>
@@ -6249,7 +6990,10 @@
         <w:t xml:space="preserve">target_kl</w:t>
       </w:r>
       <w:r>
-        <w:t xml:space="preserve">을 넘으면 학습을 조기 종료한다. 우리는 안전성을 위해 이 검사를 </w:t>
+        <w:t xml:space="preserve">을 넘으면 학습을 조기 종료한다. 우리는 안전성을 위해 이 검사를</w:t>
+      </w:r>
+      <w:r>
+        <w:t xml:space="preserve"> </w:t>
       </w:r>
       <w:r>
         <w:rPr>
@@ -6259,7 +7003,10 @@
         <w:t xml:space="preserve">epoch 단위가 아니라 per-minibatch 단위</w:t>
       </w:r>
       <w:r>
-        <w:t xml:space="preserve"> 로 수행한다(</w:t>
+        <w:t xml:space="preserve"> </w:t>
+      </w:r>
+      <w:r>
+        <w:t xml:space="preserve">로 수행한다(</w:t>
       </w:r>
       <w:r>
         <w:rPr>
@@ -6325,7 +7072,10 @@
         <w:t xml:space="preserve">임계값</w:t>
       </w:r>
       <w:r>
-        <w:t xml:space="preserve">: </w:t>
+        <w:t xml:space="preserve">:</w:t>
+      </w:r>
+      <w:r>
+        <w:t xml:space="preserve"> </w:t>
       </w:r>
       <w:r>
         <w:rPr>
@@ -6334,7 +7084,10 @@
         <w:t xml:space="preserve">approx_kl &gt; target_kl × 1.5</w:t>
       </w:r>
       <w:r>
-        <w:t xml:space="preserve">, 즉 </w:t>
+        <w:t xml:space="preserve">, 즉</w:t>
+      </w:r>
+      <w:r>
+        <w:t xml:space="preserve"> </w:t>
       </w:r>
       <w:r>
         <w:rPr>
@@ -6344,7 +7097,10 @@
         <w:t xml:space="preserve">0.03 × 1.5 = 0.045</w:t>
       </w:r>
       <w:r>
-        <w:t xml:space="preserve"> 를 초과하면 즉시 중단한다(</w:t>
+        <w:t xml:space="preserve"> </w:t>
+      </w:r>
+      <w:r>
+        <w:t xml:space="preserve">를 초과하면 즉시 중단한다(</w:t>
       </w:r>
       <w:r>
         <w:rPr>
@@ -6353,7 +7109,10 @@
         <w:t xml:space="preserve">target_kl = 0.03</w:t>
       </w:r>
       <w:r>
-        <w:t xml:space="preserve">, </w:t>
+        <w:t xml:space="preserve">,</w:t>
+      </w:r>
+      <w:r>
+        <w:t xml:space="preserve"> </w:t>
       </w:r>
       <w:r>
         <w:rPr>
@@ -6381,7 +7140,10 @@
         <w:t xml:space="preserve">왜 per-minibatch가 더 안전한가</w:t>
       </w:r>
       <w:r>
-        <w:t xml:space="preserve">: 우리 버퍼는 32,768 샘플, 미니배치 2,048 → epoch당 약 </w:t>
+        <w:t xml:space="preserve">: 우리 버퍼는 32,768 샘플, 미니배치 2,048 → epoch당 약</w:t>
+      </w:r>
+      <w:r>
+        <w:t xml:space="preserve"> </w:t>
       </w:r>
       <w:r>
         <w:rPr>
@@ -6391,7 +7153,13 @@
         <w:t xml:space="preserve">16번의 갱신</w:t>
       </w:r>
       <w:r>
-        <w:t xml:space="preserve"> 이 일어난다. epoch 단위로만 KL을 검사하면 한 epoch 동안 16번 갱신이 모두 적용된 </w:t>
+        <w:t xml:space="preserve"> </w:t>
+      </w:r>
+      <w:r>
+        <w:t xml:space="preserve">이 일어난다. epoch 단위로만 KL을 검사하면 한 epoch 동안 16번 갱신이 모두 적용된</w:t>
+      </w:r>
+      <w:r>
+        <w:t xml:space="preserve"> </w:t>
       </w:r>
       <w:r>
         <w:rPr>
@@ -6401,7 +7169,13 @@
         <w:t xml:space="preserve">뒤에야</w:t>
       </w:r>
       <w:r>
-        <w:t xml:space="preserve"> KL이 측정되어, 그 사이 정책이 신뢰영역을 한참 지나쳐 KL 스파이크/collapse가 발생할 수 있다. per-minibatch 검사는 </w:t>
+        <w:t xml:space="preserve"> </w:t>
+      </w:r>
+      <w:r>
+        <w:t xml:space="preserve">KL이 측정되어, 그 사이 정책이 신뢰영역을 한참 지나쳐 KL 스파이크/collapse가 발생할 수 있다. per-minibatch 검사는</w:t>
+      </w:r>
+      <w:r>
+        <w:t xml:space="preserve"> </w:t>
       </w:r>
       <w:r>
         <w:rPr>
@@ -6411,7 +7185,13 @@
         <w:t xml:space="preserve">매 갱신 직후</w:t>
       </w:r>
       <w:r>
-        <w:t xml:space="preserve"> KL을 보고 임계 초과 시 그 즉시 멈추므로(현 minibatch와 epoch 루프를 모두 break, </w:t>
+        <w:t xml:space="preserve"> </w:t>
+      </w:r>
+      <w:r>
+        <w:t xml:space="preserve">KL을 보고 임계 초과 시 그 즉시 멈추므로(현 minibatch와 epoch 루프를 모두 break,</w:t>
+      </w:r>
+      <w:r>
+        <w:t xml:space="preserve"> </w:t>
       </w:r>
       <w:r>
         <w:rPr>
@@ -6456,7 +7236,10 @@
         <w:t xml:space="preserve">learn_mixed_precision</w:t>
       </w:r>
       <w:r>
-        <w:t xml:space="preserve">, </w:t>
+        <w:t xml:space="preserve">,</w:t>
+      </w:r>
+      <w:r>
+        <w:t xml:space="preserve"> </w:t>
       </w:r>
       <w:r>
         <w:rPr>
@@ -6482,7 +7265,10 @@
         <w:pStyle w:val="FirstParagraph"/>
       </w:pPr>
       <w:r>
-        <w:t xml:space="preserve">approx_kl은 분산이 낮은 추정량 </w:t>
+        <w:t xml:space="preserve">approx_kl은 분산이 낮은 추정량</w:t>
+      </w:r>
+      <w:r>
+        <w:t xml:space="preserve"> </w:t>
       </w:r>
       <w:r>
         <w:rPr>
@@ -6491,7 +7277,10 @@
         <w:t xml:space="preserve">E[(r-1) - log r]</w:t>
       </w:r>
       <w:r>
-        <w:t xml:space="preserve">(혼합정밀, </w:t>
+        <w:t xml:space="preserve">(혼합정밀,</w:t>
+      </w:r>
+      <w:r>
+        <w:t xml:space="preserve"> </w:t>
       </w:r>
       <w:r>
         <w:rPr>
@@ -6500,7 +7289,10 @@
         <w:t xml:space="preserve">:430</w:t>
       </w:r>
       <w:r>
-        <w:t xml:space="preserve">) 또는 </w:t>
+        <w:t xml:space="preserve">) 또는</w:t>
+      </w:r>
+      <w:r>
+        <w:t xml:space="preserve"> </w:t>
       </w:r>
       <w:r>
         <w:rPr>
@@ -6509,7 +7301,10 @@
         <w:t xml:space="preserve">0.5·E[(log π - log π_old)²]</w:t>
       </w:r>
       <w:r>
-        <w:t xml:space="preserve">(FP32, </w:t>
+        <w:t xml:space="preserve">(FP32,</w:t>
+      </w:r>
+      <w:r>
+        <w:t xml:space="preserve"> </w:t>
       </w:r>
       <w:r>
         <w:rPr>
@@ -6554,7 +7349,10 @@
         <w:pStyle w:val="FirstParagraph"/>
       </w:pPr>
       <w:r>
-        <w:t xml:space="preserve">학습 루프는 매 rollout마다 </w:t>
+        <w:t xml:space="preserve">학습 루프는 매 rollout마다</w:t>
+      </w:r>
+      <w:r>
+        <w:t xml:space="preserve"> </w:t>
       </w:r>
       <w:r>
         <w:rPr>
@@ -6564,7 +7362,10 @@
         <w:t xml:space="preserve">rollout 수집(64 env, 32,768 step) → GAE advantage → 미니배치 PPO 갱신(clip + value + entropy, per-minibatch KL early-stop) → cosine LR 갱신</w:t>
       </w:r>
       <w:r>
-        <w:t xml:space="preserve">을 반복한다(아래 그림). 개별 하이퍼파라미터 값은 본문 2.3–2.6에 인라인으로 명시했고, </w:t>
+        <w:t xml:space="preserve">을 반복한다(아래 그림). 개별 하이퍼파라미터 값은 본문 2.3–2.6에 인라인으로 명시했고,</w:t>
+      </w:r>
+      <w:r>
+        <w:t xml:space="preserve"> </w:t>
       </w:r>
       <w:r>
         <w:rPr>
@@ -6629,7 +7430,10 @@
         <w:pStyle w:val="ImageCaption"/>
       </w:pPr>
       <w:r>
-        <w:t xml:space="preserve">그림. PPO 작동 개요 — (좌) </w:t>
+        <w:t xml:space="preserve">그림. PPO 작동 개요 — (좌)</w:t>
+      </w:r>
+      <w:r>
+        <w:t xml:space="preserve"> </w:t>
       </w:r>
       <w:r>
         <w:rPr>
@@ -6639,7 +7443,10 @@
         <w:t xml:space="preserve">Clipped Surrogate Objective</w:t>
       </w:r>
       <w:r>
-        <w:t xml:space="preserve">(ε=0.15): 확률비 </w:t>
+        <w:t xml:space="preserve">(ε=0.15): 확률비</w:t>
+      </w:r>
+      <w:r>
+        <w:t xml:space="preserve"> </w:t>
       </w:r>
       <m:oMath>
         <m:sSub>
@@ -6656,7 +7463,10 @@
         </m:sSub>
       </m:oMath>
       <w:r>
-        <w:t xml:space="preserve">가 신뢰영역 [1−ε, 1+ε]을 벗어나면 목적함수 기여를 잘라내 한 번의 과도한 갱신(collapse)을 막는다. (우) </w:t>
+        <w:t xml:space="preserve">가 신뢰영역 [1−ε, 1+ε]을 벗어나면 목적함수 기여를 잘라내 한 번의 과도한 갱신(collapse)을 막는다. (우)</w:t>
+      </w:r>
+      <w:r>
+        <w:t xml:space="preserve"> </w:t>
       </w:r>
       <w:r>
         <w:rPr>
@@ -6700,7 +7510,10 @@
         <w:pStyle w:val="FirstParagraph"/>
       </w:pPr>
       <w:r>
-        <w:t xml:space="preserve">Part I은 무장애물 </w:t>
+        <w:t xml:space="preserve">Part I은 무장애물</w:t>
+      </w:r>
+      <w:r>
+        <w:t xml:space="preserve"> </w:t>
       </w:r>
       <w:r>
         <w:rPr>
@@ -6709,7 +7522,13 @@
         <w:t xml:space="preserve">CarRacing-v3</w:t>
       </w:r>
       <w:r>
-        <w:t xml:space="preserve"> 트랙에서 </w:t>
+        <w:t xml:space="preserve"> </w:t>
+      </w:r>
+      <w:r>
+        <w:t xml:space="preserve">트랙에서</w:t>
+      </w:r>
+      <w:r>
+        <w:t xml:space="preserve"> </w:t>
       </w:r>
       <w:r>
         <w:rPr>
@@ -6719,7 +7538,10 @@
         <w:t xml:space="preserve">2-action PPO 에이전트를 학습</w:t>
       </w:r>
       <w:r>
-        <w:t xml:space="preserve">하고, 같은 트랙에서 </w:t>
+        <w:t xml:space="preserve">하고, 같은 트랙에서</w:t>
+      </w:r>
+      <w:r>
+        <w:t xml:space="preserve"> </w:t>
       </w:r>
       <w:r>
         <w:rPr>
@@ -6755,7 +7577,10 @@
         <w:t xml:space="preserve">ppo_2action4/best_model.pth</w:t>
       </w:r>
       <w:r>
-        <w:t xml:space="preserve">, 9.83M)가 clean 평가에서 평균 </w:t>
+        <w:t xml:space="preserve">, 9.83M)가 clean 평가에서 평균</w:t>
+      </w:r>
+      <w:r>
+        <w:t xml:space="preserve"> </w:t>
       </w:r>
       <w:r>
         <w:rPr>
@@ -6765,7 +7590,20 @@
         <w:t xml:space="preserve">667.49 / median 745.73</w:t>
       </w:r>
       <w:r>
-        <w:t xml:space="preserve">를 기록했다. 이는 3-action 저장 모델(임베디드 shaped 674.55 / 637.95)과 동급 이상으로, 2-action 파라미터화가 무장애물 주행에서 3-action에 뒤지지 않음을 보인다.</w:t>
+        <w:t xml:space="preserve">를 기록했다. 이는 3-action 저장 모델(임베디드 shaped 674.55 / 637.95)과</w:t>
+      </w:r>
+      <w:r>
+        <w:t xml:space="preserve"> </w:t>
+      </w:r>
+      <w:r>
+        <w:rPr>
+          <w:b/>
+          <w:bCs/>
+        </w:rPr>
+        <w:t xml:space="preserve">(척도 차이를 감안하면) 동급 수준</w:t>
+      </w:r>
+      <w:r>
+        <w:t xml:space="preserve">으로, 2-action 파라미터화가 무장애물 주행에서 3-action에 크게 뒤지지 않음을 시사한다.</w:t>
       </w:r>
     </w:p>
     <w:bookmarkEnd w:id="39"/>
@@ -6783,7 +7621,10 @@
         <w:pStyle w:val="BlockText"/>
       </w:pPr>
       <w:r>
-        <w:t xml:space="preserve">실행 환경·버전(Python/torch/gymnasium 등)과 관측(State)·보상(Reward) 정의는 Part 0을 참조한다. 본 절은 Part I 고유의 </w:t>
+        <w:t xml:space="preserve">실행 환경·버전(Python/torch/gymnasium 등)과 관측(State)·보상(Reward) 정의는 Part 0을 참조한다. 본 절은 Part I 고유의</w:t>
+      </w:r>
+      <w:r>
+        <w:t xml:space="preserve"> </w:t>
       </w:r>
       <w:r>
         <w:rPr>
@@ -6989,7 +7830,10 @@
               <w:t xml:space="preserve">ActionWrapper</w:t>
             </w:r>
             <w:r>
-              <w:t xml:space="preserve">가 매핑: </w:t>
+              <w:t xml:space="preserve">가 매핑:</w:t>
+            </w:r>
+            <w:r>
+              <w:t xml:space="preserve"> </w:t>
             </w:r>
             <w:r>
               <w:rPr>
@@ -6998,7 +7842,10 @@
               <w:t xml:space="preserve">throttle&gt;0 → gas</w:t>
             </w:r>
             <w:r>
-              <w:t xml:space="preserve">, </w:t>
+              <w:t xml:space="preserve">,</w:t>
+            </w:r>
+            <w:r>
+              <w:t xml:space="preserve"> </w:t>
             </w:r>
             <w:r>
               <w:rPr>
@@ -7057,7 +7904,10 @@
               <w:pStyle w:val="Compact"/>
             </w:pPr>
             <w:r>
-              <w:t xml:space="preserve">셰이핑 래퍼는 </w:t>
+              <w:t xml:space="preserve">셰이핑 래퍼는</w:t>
+            </w:r>
+            <w:r>
+              <w:t xml:space="preserve"> </w:t>
             </w:r>
             <w:r>
               <w:rPr>
@@ -7076,7 +7926,10 @@
               <w:t xml:space="preserve">안쪽</w:t>
             </w:r>
             <w:r>
-              <w:t xml:space="preserve">에 위치하므로 이미 3D를 받는다. 따라서 래퍼 코드의 </w:t>
+              <w:t xml:space="preserve">에 위치하므로 이미 3D를 받는다. 따라서 래퍼 코드의</w:t>
+            </w:r>
+            <w:r>
+              <w:t xml:space="preserve"> </w:t>
             </w:r>
             <w:r>
               <w:rPr>
@@ -7085,7 +7938,10 @@
               <w:t xml:space="preserve">action[0]=steer</w:t>
             </w:r>
             <w:r>
-              <w:t xml:space="preserve">, </w:t>
+              <w:t xml:space="preserve">,</w:t>
+            </w:r>
+            <w:r>
+              <w:t xml:space="preserve"> </w:t>
             </w:r>
             <w:r>
               <w:rPr>
@@ -7094,7 +7950,10 @@
               <w:t xml:space="preserve">action[1]=gas</w:t>
             </w:r>
             <w:r>
-              <w:t xml:space="preserve"> (Part 0 1-B Reward 참조)</w:t>
+              <w:t xml:space="preserve"> </w:t>
+            </w:r>
+            <w:r>
+              <w:t xml:space="preserve">(Part 0 1-B Reward 참조)</w:t>
             </w:r>
           </w:p>
         </w:tc>
@@ -7164,7 +8023,10 @@
         <w:t xml:space="preserve">Actor</w:t>
       </w:r>
       <w:r>
-        <w:t xml:space="preserve">의 출력 차원은 </w:t>
+        <w:t xml:space="preserve">의 출력 차원은</w:t>
+      </w:r>
+      <w:r>
+        <w:t xml:space="preserve"> </w:t>
       </w:r>
       <w:r>
         <w:rPr>
@@ -7182,7 +8044,10 @@
         <w:t xml:space="preserve">action_dim=2</w:t>
       </w:r>
       <w:r>
-        <w:t xml:space="preserve">)이다. </w:t>
+        <w:t xml:space="preserve">)이다.</w:t>
+      </w:r>
+      <w:r>
+        <w:t xml:space="preserve"> </w:t>
       </w:r>
       <w:r>
         <w:rPr>
@@ -7201,7 +8066,10 @@
         <w:t xml:space="preserve">ActionWrapper</w:t>
       </w:r>
       <w:r>
-        <w:t xml:space="preserve"> 통과 후 3D)이고, 보상 셰이핑 래퍼는 그 3D를 받는다(Part 0 1-B Reward에서 다룸).</w:t>
+        <w:t xml:space="preserve"> </w:t>
+      </w:r>
+      <w:r>
+        <w:t xml:space="preserve">통과 후 3D)이고, 보상 셰이핑 래퍼는 그 3D를 받는다(Part 0 1-B Reward에서 다룸).</w:t>
       </w:r>
     </w:p>
     <w:bookmarkEnd w:id="40"/>
@@ -7312,7 +8180,13 @@
         <w:t xml:space="preserve">Actor</w:t>
       </w:r>
       <w:r>
-        <w:t xml:space="preserve"> (Gaussian): </w:t>
+        <w:t xml:space="preserve"> </w:t>
+      </w:r>
+      <w:r>
+        <w:t xml:space="preserve">(Gaussian):</w:t>
+      </w:r>
+      <w:r>
+        <w:t xml:space="preserve"> </w:t>
       </w:r>
       <w:r>
         <w:rPr>
@@ -7321,7 +8195,10 @@
         <w:t xml:space="preserve">fc1: Linear(features_dim→256) → fc2: Linear(256→256) → fc_mean: Linear(256→action_dim)</w:t>
       </w:r>
       <w:r>
-        <w:t xml:space="preserve">. </w:t>
+        <w:t xml:space="preserve">.</w:t>
+      </w:r>
+      <w:r>
+        <w:t xml:space="preserve"> </w:t>
       </w:r>
       <w:r>
         <w:rPr>
@@ -7330,7 +8207,10 @@
         <w:t xml:space="preserve">fc_mean</w:t>
       </w:r>
       <w:r>
-        <w:t xml:space="preserve">은 orthogonal 초기화(gain 0.01, bias 0.0). </w:t>
+        <w:t xml:space="preserve">은 orthogonal 초기화(gain 0.01, bias 0.0).</w:t>
+      </w:r>
+      <w:r>
+        <w:t xml:space="preserve"> </w:t>
       </w:r>
       <w:r>
         <w:rPr>
@@ -7339,7 +8219,10 @@
         <w:t xml:space="preserve">hidden_dim=256</w:t>
       </w:r>
       <w:r>
-        <w:t xml:space="preserve">. (즉 </w:t>
+        <w:t xml:space="preserve">. (즉</w:t>
+      </w:r>
+      <w:r>
+        <w:t xml:space="preserve"> </w:t>
       </w:r>
       <w:r>
         <w:rPr>
@@ -7348,7 +8231,10 @@
         <w:t xml:space="preserve">fc1</w:t>
       </w:r>
       <w:r>
-        <w:t xml:space="preserve">의 입력 차원은 하드코딩 256이 아니라 설정값 </w:t>
+        <w:t xml:space="preserve">의 입력 차원은 하드코딩 256이 아니라 설정값</w:t>
+      </w:r>
+      <w:r>
+        <w:t xml:space="preserve"> </w:t>
       </w:r>
       <w:r>
         <w:rPr>
@@ -7357,7 +8243,10 @@
         <w:t xml:space="preserve">features_dim</w:t>
       </w:r>
       <w:r>
-        <w:t xml:space="preserve">이며, 본 학습에서 </w:t>
+        <w:t xml:space="preserve">이며, 본 학습에서</w:t>
+      </w:r>
+      <w:r>
+        <w:t xml:space="preserve"> </w:t>
       </w:r>
       <w:r>
         <w:rPr>
@@ -7385,7 +8274,10 @@
         <w:t xml:space="preserve">Critic</w:t>
       </w:r>
       <w:r>
-        <w:t xml:space="preserve">: </w:t>
+        <w:t xml:space="preserve">:</w:t>
+      </w:r>
+      <w:r>
+        <w:t xml:space="preserve"> </w:t>
       </w:r>
       <w:r>
         <w:rPr>
@@ -7394,7 +8286,10 @@
         <w:t xml:space="preserve">fc1: Linear(features_dim→256) → fc2: Linear(256→256) → fc_value: Linear(256→1)</w:t>
       </w:r>
       <w:r>
-        <w:t xml:space="preserve">. </w:t>
+        <w:t xml:space="preserve">.</w:t>
+      </w:r>
+      <w:r>
+        <w:t xml:space="preserve"> </w:t>
       </w:r>
       <w:r>
         <w:rPr>
@@ -7421,7 +8316,10 @@
         <w:t xml:space="preserve">features_dim</w:t>
       </w:r>
       <w:r>
-        <w:t xml:space="preserve">의 출처가 두 가지로 갈리므로 명확히 구분한다: </w:t>
+        <w:t xml:space="preserve">의 출처가 두 가지로 갈리므로 명확히 구분한다:</w:t>
+      </w:r>
+      <w:r>
+        <w:t xml:space="preserve"> </w:t>
       </w:r>
       <w:r>
         <w:rPr>
@@ -7436,10 +8334,20 @@
           <w:b/>
           <w:bCs/>
         </w:rPr>
-        <w:t xml:space="preserve"> 생성자의 기본값은 256</w:t>
-      </w:r>
-      <w:r>
-        <w:t xml:space="preserve">이고 실제 학습에서도 256을 사용한다. 한편 학습 스크립트가 config 딕셔너리에서 키를 읽을 때의 </w:t>
+        <w:t xml:space="preserve"> </w:t>
+      </w:r>
+      <w:r>
+        <w:rPr>
+          <w:b/>
+          <w:bCs/>
+        </w:rPr>
+        <w:t xml:space="preserve">생성자의 기본값은 256</w:t>
+      </w:r>
+      <w:r>
+        <w:t xml:space="preserve">이고 실제 학습에서도 256을 사용한다. 한편 학습 스크립트가 config 딕셔너리에서 키를 읽을 때의</w:t>
+      </w:r>
+      <w:r>
+        <w:t xml:space="preserve"> </w:t>
       </w:r>
       <w:r>
         <w:rPr>
@@ -7467,7 +8375,10 @@
         <w:t xml:space="preserve">ppo_agent.py</w:t>
       </w:r>
       <w:r>
-        <w:t xml:space="preserve">에서 </w:t>
+        <w:t xml:space="preserve">에서</w:t>
+      </w:r>
+      <w:r>
+        <w:t xml:space="preserve"> </w:t>
       </w:r>
       <w:r>
         <w:rPr>
@@ -7476,7 +8387,10 @@
         <w:t xml:space="preserve">config.get("features_dim", 64)</w:t>
       </w:r>
       <w:r>
-        <w:t xml:space="preserve">). 본 학습 config에는 </w:t>
+        <w:t xml:space="preserve">). 본 학습 config에는</w:t>
+      </w:r>
+      <w:r>
+        <w:t xml:space="preserve"> </w:t>
       </w:r>
       <w:r>
         <w:rPr>
@@ -7503,7 +8417,10 @@
         <w:pStyle w:val="FirstParagraph"/>
       </w:pPr>
       <w:r>
-        <w:t xml:space="preserve">래퍼 순서(내부→외부): </w:t>
+        <w:t xml:space="preserve">래퍼 순서(내부→외부):</w:t>
+      </w:r>
+      <w:r>
+        <w:t xml:space="preserve"> </w:t>
       </w:r>
       <w:r>
         <w:rPr>
@@ -7512,7 +8429,10 @@
         <w:t xml:space="preserve">RewardShapingWrapper</w:t>
       </w:r>
       <w:r>
-        <w:t xml:space="preserve">(각 학습 스크립트에 인라인 정의) → </w:t>
+        <w:t xml:space="preserve">(각 학습 스크립트에 인라인 정의) →</w:t>
+      </w:r>
+      <w:r>
+        <w:t xml:space="preserve"> </w:t>
       </w:r>
       <w:r>
         <w:rPr>
@@ -7521,7 +8441,10 @@
         <w:t xml:space="preserve">ActionWrapper</w:t>
       </w:r>
       <w:r>
-        <w:t xml:space="preserve">(2D→3D) → </w:t>
+        <w:t xml:space="preserve">(2D→3D) →</w:t>
+      </w:r>
+      <w:r>
+        <w:t xml:space="preserve"> </w:t>
       </w:r>
       <w:r>
         <w:rPr>
@@ -7530,7 +8453,13 @@
         <w:t xml:space="preserve">GrayScaleObservation</w:t>
       </w:r>
       <w:r>
-        <w:t xml:space="preserve"> → </w:t>
+        <w:t xml:space="preserve"> </w:t>
+      </w:r>
+      <w:r>
+        <w:t xml:space="preserve">→</w:t>
+      </w:r>
+      <w:r>
+        <w:t xml:space="preserve"> </w:t>
       </w:r>
       <w:r>
         <w:rPr>
@@ -7539,7 +8468,13 @@
         <w:t xml:space="preserve">TimeLimit(1000)</w:t>
       </w:r>
       <w:r>
-        <w:t xml:space="preserve"> → </w:t>
+        <w:t xml:space="preserve"> </w:t>
+      </w:r>
+      <w:r>
+        <w:t xml:space="preserve">→</w:t>
+      </w:r>
+      <w:r>
+        <w:t xml:space="preserve"> </w:t>
       </w:r>
       <w:r>
         <w:rPr>
@@ -7557,7 +8492,10 @@
         <w:t xml:space="preserve">AsyncVectorEnv</w:t>
       </w:r>
       <w:r>
-        <w:t xml:space="preserve">)에서 </w:t>
+        <w:t xml:space="preserve">)에서</w:t>
+      </w:r>
+      <w:r>
+        <w:t xml:space="preserve"> </w:t>
       </w:r>
       <w:r>
         <w:rPr>
@@ -7566,7 +8504,10 @@
         <w:t xml:space="preserve">RolloutBuffer</w:t>
       </w:r>
       <w:r>
-        <w:t xml:space="preserve">(32768 = 64×512)를 채우고 minibatch 2048로 PPO를 갱신하며 per-minibatch KL early-stop으로 안정화한다(혼합정밀 </w:t>
+        <w:t xml:space="preserve">(32768 = 64×512)를 채우고 minibatch 2048로 PPO를 갱신하며 per-minibatch KL early-stop으로 안정화한다(혼합정밀</w:t>
+      </w:r>
+      <w:r>
+        <w:t xml:space="preserve"> </w:t>
       </w:r>
       <w:r>
         <w:rPr>
@@ -7622,7 +8563,10 @@
         <w:t xml:space="preserve">shaped reward</w:t>
       </w:r>
       <w:r>
-        <w:t xml:space="preserve">: 학습 시 </w:t>
+        <w:t xml:space="preserve">: 학습 시</w:t>
+      </w:r>
+      <w:r>
+        <w:t xml:space="preserve"> </w:t>
       </w:r>
       <w:r>
         <w:rPr>
@@ -7631,7 +8575,16 @@
         <w:t xml:space="preserve">RewardShapingWrapper</w:t>
       </w:r>
       <w:r>
-        <w:t>(velocity/track/steering/accel-turn 항)가 더해진 보상. 체크포인트에 “임베디드 mean_reward”로 저장되는 값이 이것이다.</w:t>
+        <w:t xml:space="preserve">(velocity/track/steering/accel-turn 항)가 더해진 보상. 체크포인트에</w:t>
+      </w:r>
+      <w:r>
+        <w:t xml:space="preserve"> </w:t>
+      </w:r>
+      <w:r>
+        <w:t xml:space="preserve">“임베디드 mean_reward”</w:t>
+      </w:r>
+      <w:r>
+        <w:t xml:space="preserve">로 저장되는 값이 이것이다.</w:t>
       </w:r>
     </w:p>
     <w:p>
@@ -7650,7 +8603,10 @@
         <w:t xml:space="preserve">clean reward</w:t>
       </w:r>
       <w:r>
-        <w:t xml:space="preserve">: 평가 시 </w:t>
+        <w:t xml:space="preserve">: 평가 시</w:t>
+      </w:r>
+      <w:r>
+        <w:t xml:space="preserve"> </w:t>
       </w:r>
       <w:r>
         <w:rPr>
@@ -7659,7 +8615,10 @@
         <w:t xml:space="preserve">RewardShapingWrapper</w:t>
       </w:r>
       <w:r>
-        <w:t xml:space="preserve">를 </w:t>
+        <w:t xml:space="preserve">를</w:t>
+      </w:r>
+      <w:r>
+        <w:t xml:space="preserve"> </w:t>
       </w:r>
       <w:r>
         <w:rPr>
@@ -7669,7 +8628,10 @@
         <w:t xml:space="preserve">제거</w:t>
       </w:r>
       <w:r>
-        <w:t xml:space="preserve">하고(셰이핑 항을 전부 끔) 환경의 </w:t>
+        <w:t xml:space="preserve">하고(셰이핑 항을 전부 끔) 환경의</w:t>
+      </w:r>
+      <w:r>
+        <w:t xml:space="preserve"> </w:t>
       </w:r>
       <w:r>
         <w:rPr>
@@ -7679,7 +8641,10 @@
         <w:t xml:space="preserve">베이스라인 보상만</w:t>
       </w:r>
       <w:r>
-        <w:t xml:space="preserve"> 측정한 값. 셰이핑 제거가 끄는 것은 정확히 velocity reward / track penalty / steering-smooth penalty / accel-turn penalty의 4개 항이다.</w:t>
+        <w:t xml:space="preserve"> </w:t>
+      </w:r>
+      <w:r>
+        <w:t xml:space="preserve">측정한 값. 셰이핑 제거가 끄는 것은 정확히 velocity reward / track penalty / steering-smooth penalty / accel-turn penalty의 4개 항이다.</w:t>
       </w:r>
     </w:p>
     <w:p>
@@ -7698,7 +8663,10 @@
         <w:t xml:space="preserve">공통 평가 조건</w:t>
       </w:r>
       <w:r>
-        <w:t xml:space="preserve">: 베이스 clean 평가 = </w:t>
+        <w:t xml:space="preserve">: 베이스 clean 평가 =</w:t>
+      </w:r>
+      <w:r>
+        <w:t xml:space="preserve"> </w:t>
       </w:r>
       <w:r>
         <w:rPr>
@@ -7708,32 +8676,23 @@
         <w:t xml:space="preserve">100 episodes, seed 42, device cpu</w:t>
       </w:r>
       <w:r>
-        <w:t xml:space="preserve">(재현성). 장애물 clean 평가 = </w:t>
-      </w:r>
-      <w:r>
-        <w:rPr>
-          <w:b/>
-          <w:bCs/>
-        </w:rPr>
-        <w:t xml:space="preserve">50 episodes, seed 42, </w:t>
-      </w:r>
-      <w:r>
-        <w:rPr>
-          <w:rStyle w:val="VerbatimChar"/>
-          <w:b/>
-          <w:bCs/>
-        </w:rPr>
-        <w:t xml:space="preserve">--obstacles</w:t>
-      </w:r>
-      <w:r>
-        <w:rPr>
-          <w:b/>
-          <w:bCs/>
-        </w:rPr>
-        <w:t xml:space="preserve">, device cpu</w:t>
-      </w:r>
-      <w:r>
-        <w:t xml:space="preserve">. Part I 베이스 결과는 </w:t>
+        <w:t xml:space="preserve">(재현성). 장애물 clean 평가 =</w:t>
+      </w:r>
+      <w:r>
+        <w:t xml:space="preserve"> </w:t>
+      </w:r>
+      <w:r>
+        <w:rPr>
+          <w:b/>
+          <w:bCs/>
+        </w:rPr>
+        <w:t xml:space="preserve">50 episodes, seed 42, 장애물 환경, device cpu</w:t>
+      </w:r>
+      <w:r>
+        <w:t xml:space="preserve">. Part I 베이스 결과는</w:t>
+      </w:r>
+      <w:r>
+        <w:t xml:space="preserve"> </w:t>
       </w:r>
       <w:r>
         <w:rPr>
@@ -7743,7 +8702,10 @@
         <w:t xml:space="preserve">accel-turn 패널티가 없는</w:t>
       </w:r>
       <w:r>
-        <w:t xml:space="preserve"> 상태에서 산출됐다(베이스 셰이핑엔 이 항이 미구현 — Part II에서만 사용).</w:t>
+        <w:t xml:space="preserve"> </w:t>
+      </w:r>
+      <w:r>
+        <w:t xml:space="preserve">상태에서 산출됐다(베이스 셰이핑엔 이 항이 미구현 — Part II에서만 사용).</w:t>
       </w:r>
     </w:p>
     <w:p>
@@ -7762,7 +8724,10 @@
         <w:t xml:space="preserve">3-action 비교값(674.55 / 637.95)의 출처</w:t>
       </w:r>
       <w:r>
-        <w:t xml:space="preserve">: 이는 clean 평가가 아니라 해당 저장 모델의 </w:t>
+        <w:t xml:space="preserve">: 이는 clean 평가가 아니라 해당 저장 모델의</w:t>
+      </w:r>
+      <w:r>
+        <w:t xml:space="preserve"> </w:t>
       </w:r>
       <w:r>
         <w:rPr>
@@ -7772,7 +8737,19 @@
         <w:t xml:space="preserve">저장 시점 임베디드 shaped mean</w:t>
       </w:r>
       <w:r>
-        <w:t>이다. 따라서 2-action clean 값과 직접 동일조건 비교는 아니며 “동급 수준” 참고치로 본다.</w:t>
+        <w:t xml:space="preserve">이다. 따라서 2-action clean 값과 직접 동일조건 비교는 아니며</w:t>
+      </w:r>
+      <w:r>
+        <w:t xml:space="preserve"> </w:t>
+      </w:r>
+      <w:r>
+        <w:t xml:space="preserve">“동급 수준”</w:t>
+      </w:r>
+      <w:r>
+        <w:t xml:space="preserve"> </w:t>
+      </w:r>
+      <w:r>
+        <w:t xml:space="preserve">참고치로 본다.</w:t>
       </w:r>
     </w:p>
     <w:bookmarkEnd w:id="44"/>
@@ -7930,7 +8907,10 @@
               <w:t xml:space="preserve">최고 체크포인트로 저장</w:t>
             </w:r>
             <w:r>
-              <w:t xml:space="preserve"> (</w:t>
+              <w:t xml:space="preserve"> </w:t>
+            </w:r>
+            <w:r>
+              <w:t xml:space="preserve">(</w:t>
             </w:r>
             <w:r>
               <w:rPr>
@@ -7985,7 +8965,10 @@
         <w:pStyle w:val="BodyText"/>
       </w:pPr>
       <w:r>
-        <w:t xml:space="preserve">→ shaped 보상은 ~9.8M에서 피크 후 20M까지 689로 소폭 퇴보. </w:t>
+        <w:t xml:space="preserve">→ shaped 보상은 ~9.8M에서 피크 후 20M까지 689로 소폭 퇴보.</w:t>
+      </w:r>
+      <w:r>
+        <w:t xml:space="preserve"> </w:t>
       </w:r>
       <w:r>
         <w:rPr>
@@ -8007,7 +8990,10 @@
         <w:t xml:space="preserve">Clean 평가</w:t>
       </w:r>
       <w:r>
-        <w:t xml:space="preserve"> (셰이핑 제거 — 3.0 참조; 100 episodes, seed 42):</w:t>
+        <w:t xml:space="preserve"> </w:t>
+      </w:r>
+      <w:r>
+        <w:t xml:space="preserve">(셰이핑 제거 — 3.0 참조; 100 episodes, seed 42):</w:t>
       </w:r>
     </w:p>
     <w:tbl>
@@ -8296,7 +9282,10 @@
         <w:pStyle w:val="BodyText"/>
       </w:pPr>
       <w:r>
-        <w:t xml:space="preserve">best_model이 </w:t>
+        <w:t xml:space="preserve">best_model이</w:t>
+      </w:r>
+      <w:r>
+        <w:t xml:space="preserve"> </w:t>
       </w:r>
       <w:r>
         <w:rPr>
@@ -8306,7 +9295,10 @@
         <w:t xml:space="preserve">모든 지표에서 우세</w:t>
       </w:r>
       <w:r>
-        <w:t xml:space="preserve"> → 최종 베이스 모델로 채택. clean mean 667 / median 745는 3-action 저장 모델의 임베디드 shaped 값(3.0 출처 참조)과 동급 이상.</w:t>
+        <w:t xml:space="preserve"> </w:t>
+      </w:r>
+      <w:r>
+        <w:t xml:space="preserve">→ 최종 베이스 모델로 채택. clean mean 667 / median 745는 3-action 저장 모델의 임베디드 shaped 값(3.0 출처 참조)과 동급 이상.</w:t>
       </w:r>
     </w:p>
     <w:p>
@@ -8321,7 +9313,10 @@
         <w:t xml:space="preserve">남은 약점</w:t>
       </w:r>
       <w:r>
-        <w:t xml:space="preserve">: bimodal 분포 (대부분 660–882이나 실패 꼬리 존재, min 152.15). 영상 진단상 실패 모드 = 급커브에서 트랙 이탈 후 잔디에서 회복 실패. (참고: </w:t>
+        <w:t xml:space="preserve">: bimodal 분포 (대부분 660–882이나 실패 꼬리 존재, min 152.15). 영상 진단상 실패 모드 = 급커브에서 트랙 이탈 후 잔디에서 회복 실패. (참고:</w:t>
+      </w:r>
+      <w:r>
+        <w:t xml:space="preserve"> </w:t>
       </w:r>
       <w:r>
         <w:rPr>
@@ -8347,7 +9342,10 @@
         <w:pStyle w:val="FirstParagraph"/>
       </w:pPr>
       <w:r>
-        <w:t xml:space="preserve">아래 3-action 두 수치는 clean 평가가 아니라 </w:t>
+        <w:t xml:space="preserve">아래 3-action 두 수치는 clean 평가가 아니라</w:t>
+      </w:r>
+      <w:r>
+        <w:t xml:space="preserve"> </w:t>
       </w:r>
       <w:r>
         <w:rPr>
@@ -8366,7 +9364,10 @@
         <w:t xml:space="preserve">evaluated641.pth</w:t>
       </w:r>
       <w:r>
-        <w:t xml:space="preserve">는 소문자 e, </w:t>
+        <w:t xml:space="preserve">는 소문자 e,</w:t>
+      </w:r>
+      <w:r>
+        <w:t xml:space="preserve"> </w:t>
       </w:r>
       <w:r>
         <w:rPr>
@@ -8436,7 +9437,10 @@
               <w:pStyle w:val="Compact"/>
             </w:pPr>
             <w:r>
-              <w:t xml:space="preserve">2-action best (9.8M) </w:t>
+              <w:t xml:space="preserve">2-action best (9.8M)</w:t>
+            </w:r>
+            <w:r>
+              <w:t xml:space="preserve"> </w:t>
             </w:r>
             <w:r>
               <w:rPr>
@@ -8481,7 +9485,10 @@
               <w:pStyle w:val="Compact"/>
             </w:pPr>
             <w:r>
-              <w:t xml:space="preserve">3-action </w:t>
+              <w:t xml:space="preserve">3-action</w:t>
+            </w:r>
+            <w:r>
+              <w:t xml:space="preserve"> </w:t>
             </w:r>
             <w:r>
               <w:rPr>
@@ -8522,7 +9529,10 @@
               <w:pStyle w:val="Compact"/>
             </w:pPr>
             <w:r>
-              <w:t xml:space="preserve">3-action </w:t>
+              <w:t xml:space="preserve">3-action</w:t>
+            </w:r>
+            <w:r>
+              <w:t xml:space="preserve"> </w:t>
             </w:r>
             <w:r>
               <w:rPr>
@@ -8590,7 +9600,10 @@
         <w:pStyle w:val="BlockText"/>
       </w:pPr>
       <w:r>
-        <w:t xml:space="preserve">주의: </w:t>
+        <w:t xml:space="preserve">주의:</w:t>
+      </w:r>
+      <w:r>
+        <w:t xml:space="preserve"> </w:t>
       </w:r>
       <w:r>
         <w:rPr>
@@ -8599,27 +9612,23 @@
         <w:t xml:space="preserve">acceleration_while_turning_penalty_weight</w:t>
       </w:r>
       <w:r>
-        <w:t xml:space="preserve">(코너 가속 억제)는 </w:t>
-      </w:r>
-      <w:r>
-        <w:rPr>
-          <w:b/>
-          <w:bCs/>
-        </w:rPr>
-        <w:t xml:space="preserve">베이스(train2)에는 미구현(0.0)</w:t>
-      </w:r>
-      <w:r>
-        <w:t xml:space="preserve">이고 장애물 학습에서만 쓰인다(config 기본 0.5 → 실험 결과 </w:t>
-      </w:r>
-      <w:r>
-        <w:rPr>
-          <w:b/>
-          <w:bCs/>
-        </w:rPr>
-        <w:t xml:space="preserve">0.2 채택</w:t>
-      </w:r>
-      <w:r>
-        <w:t xml:space="preserve">, Part II 3절). 따라서 Part I 베이스 결과(shaped 837.99 / clean 667.49)는 이 항이 </w:t>
+        <w:t xml:space="preserve">는</w:t>
+      </w:r>
+      <w:r>
+        <w:t xml:space="preserve"> </w:t>
+      </w:r>
+      <w:r>
+        <w:rPr>
+          <w:b/>
+          <w:bCs/>
+        </w:rPr>
+        <w:t xml:space="preserve">베이스(train2)엔 미구현(0.0)</w:t>
+      </w:r>
+      <w:r>
+        <w:t xml:space="preserve">이라, Part I 베이스 결과(shaped 837.99 / clean 667.49)는 이 항이</w:t>
+      </w:r>
+      <w:r>
+        <w:t xml:space="preserve"> </w:t>
       </w:r>
       <w:r>
         <w:rPr>
@@ -8629,7 +9638,10 @@
         <w:t xml:space="preserve">없는</w:t>
       </w:r>
       <w:r>
-        <w:t xml:space="preserve"> 상태의 값이다.</w:t>
+        <w:t xml:space="preserve"> </w:t>
+      </w:r>
+      <w:r>
+        <w:t xml:space="preserve">상태의 값이다. (장애물 학습의 0.5→0.2 채택 경위는 Part II 3절.)</w:t>
       </w:r>
     </w:p>
     <w:tbl>
@@ -9824,13 +10836,21 @@
       </w:tr>
     </w:tbl>
     <w:bookmarkEnd w:id="48"/>
-    <w:bookmarkStart w:id="49" w:name="환경-버전-매트릭스-재명시"/>
+    <w:bookmarkStart w:id="49" w:name="평가-조건-요약"/>
     <w:p>
       <w:pPr>
         <w:pStyle w:val="Heading3"/>
       </w:pPr>
       <w:r>
-        <w:t xml:space="preserve">4.2 환경 버전 매트릭스 (재명시)</w:t>
+        <w:t xml:space="preserve">4.2 평가 조건 (요약)</w:t>
+      </w:r>
+    </w:p>
+    <w:p>
+      <w:pPr>
+        <w:pStyle w:val="BlockText"/>
+      </w:pPr>
+      <w:r>
+        <w:t xml:space="preserve">패키지·환경 버전은 Part 0 0.1절 참조. 본 표는 평가·관측 조건만 정리한다.</w:t>
       </w:r>
     </w:p>
     <w:tbl>
@@ -9891,44 +10911,29 @@
               <w:pStyle w:val="Compact"/>
             </w:pPr>
             <w:r>
-              <w:t xml:space="preserve">학습 device</w:t>
-            </w:r>
-          </w:p>
-        </w:tc>
-        <w:tc>
-          <w:tcPr/>
-          <w:p>
-            <w:pPr>
-              <w:pStyle w:val="Compact"/>
-            </w:pPr>
-            <w:r>
-              <w:t xml:space="preserve">A100 </w:t>
-            </w:r>
-            <w:r>
-              <w:rPr>
-                <w:rStyle w:val="VerbatimChar"/>
-              </w:rPr>
-              <w:t xml:space="preserve">cuda</w:t>
-            </w:r>
-            <w:r>
-              <w:t xml:space="preserve">, conda </w:t>
-            </w:r>
-            <w:r>
-              <w:rPr>
-                <w:rStyle w:val="VerbatimChar"/>
-              </w:rPr>
-              <w:t xml:space="preserve">teamB_env</w:t>
-            </w:r>
-          </w:p>
-        </w:tc>
-        <w:tc>
-          <w:tcPr/>
-          <w:p>
-            <w:pPr>
-              <w:pStyle w:val="Compact"/>
-            </w:pPr>
-            <w:r>
-              <w:t xml:space="preserve">원격</w:t>
+              <w:t xml:space="preserve">베이스 clean 평가</w:t>
+            </w:r>
+          </w:p>
+        </w:tc>
+        <w:tc>
+          <w:tcPr/>
+          <w:p>
+            <w:pPr>
+              <w:pStyle w:val="Compact"/>
+            </w:pPr>
+            <w:r>
+              <w:t xml:space="preserve">100 ep, seed 42, cpu</w:t>
+            </w:r>
+          </w:p>
+        </w:tc>
+        <w:tc>
+          <w:tcPr/>
+          <w:p>
+            <w:pPr>
+              <w:pStyle w:val="Compact"/>
+            </w:pPr>
+            <w:r>
+              <w:t xml:space="preserve">Part I 3.0</w:t>
             </w:r>
           </w:p>
         </w:tc>
@@ -9941,142 +10946,6 @@
               <w:pStyle w:val="Compact"/>
             </w:pPr>
             <w:r>
-              <w:t xml:space="preserve">평가/녹화 device</w:t>
-            </w:r>
-          </w:p>
-        </w:tc>
-        <w:tc>
-          <w:tcPr/>
-          <w:p>
-            <w:pPr>
-              <w:pStyle w:val="Compact"/>
-            </w:pPr>
-            <w:r>
-              <w:rPr>
-                <w:rStyle w:val="VerbatimChar"/>
-              </w:rPr>
-              <w:t xml:space="preserve">cpu</w:t>
-            </w:r>
-            <w:r>
-              <w:t xml:space="preserve">(재현성), conda </w:t>
-            </w:r>
-            <w:r>
-              <w:rPr>
-                <w:rStyle w:val="VerbatimChar"/>
-              </w:rPr>
-              <w:t xml:space="preserve">racing</w:t>
-            </w:r>
-          </w:p>
-        </w:tc>
-        <w:tc>
-          <w:tcPr/>
-          <w:p>
-            <w:pPr>
-              <w:pStyle w:val="Compact"/>
-            </w:pPr>
-            <w:r>
-              <w:t xml:space="preserve">로컬 macOS</w:t>
-            </w:r>
-          </w:p>
-        </w:tc>
-      </w:tr>
-      <w:tr>
-        <w:tc>
-          <w:tcPr/>
-          <w:p>
-            <w:pPr>
-              <w:pStyle w:val="Compact"/>
-            </w:pPr>
-            <w:r>
-              <w:t xml:space="preserve">python / gymnasium / torch</w:t>
-            </w:r>
-          </w:p>
-        </w:tc>
-        <w:tc>
-          <w:tcPr/>
-          <w:p>
-            <w:pPr>
-              <w:pStyle w:val="Compact"/>
-            </w:pPr>
-            <w:r>
-              <w:t xml:space="preserve">3.11 / 1.3.0 / </w:t>
-            </w:r>
-            <w:r>
-              <w:rPr>
-                <w:b/>
-                <w:bCs/>
-              </w:rPr>
-              <w:t xml:space="preserve">2.11.0</w:t>
-            </w:r>
-          </w:p>
-        </w:tc>
-        <w:tc>
-          <w:tcPr/>
-          <w:p>
-            <w:pPr>
-              <w:pStyle w:val="Compact"/>
-            </w:pPr>
-            <w:r>
-              <w:rPr>
-                <w:rStyle w:val="VerbatimChar"/>
-              </w:rPr>
-              <w:t xml:space="preserve">racing</w:t>
-            </w:r>
-            <w:r>
-              <w:t xml:space="preserve"> </w:t>
-            </w:r>
-            <w:r>
-              <w:rPr>
-                <w:rStyle w:val="VerbatimChar"/>
-              </w:rPr>
-              <w:t xml:space="preserve">pip show torch</w:t>
-            </w:r>
-          </w:p>
-        </w:tc>
-      </w:tr>
-      <w:tr>
-        <w:tc>
-          <w:tcPr/>
-          <w:p>
-            <w:pPr>
-              <w:pStyle w:val="Compact"/>
-            </w:pPr>
-            <w:r>
-              <w:t xml:space="preserve">베이스 clean 평가</w:t>
-            </w:r>
-          </w:p>
-        </w:tc>
-        <w:tc>
-          <w:tcPr/>
-          <w:p>
-            <w:pPr>
-              <w:pStyle w:val="Compact"/>
-            </w:pPr>
-            <w:r>
-              <w:t xml:space="preserve">100 ep, seed 42</w:t>
-            </w:r>
-          </w:p>
-        </w:tc>
-        <w:tc>
-          <w:tcPr/>
-          <w:p>
-            <w:pPr>
-              <w:pStyle w:val="Compact"/>
-            </w:pPr>
-            <w:r>
-              <w:t xml:space="preserve">4.1</w:t>
-            </w:r>
-          </w:p>
-        </w:tc>
-      </w:tr>
-      <w:tr>
-        <w:tc>
-          <w:tcPr/>
-          <w:p>
-            <w:pPr>
-              <w:pStyle w:val="Compact"/>
-            </w:pPr>
-            <w:r>
               <w:t xml:space="preserve">장애물 clean 평가</w:t>
             </w:r>
           </w:p>
@@ -10088,24 +10957,18 @@
               <w:pStyle w:val="Compact"/>
             </w:pPr>
             <w:r>
-              <w:t xml:space="preserve">50 ep, seed 42, </w:t>
-            </w:r>
-            <w:r>
-              <w:rPr>
-                <w:rStyle w:val="VerbatimChar"/>
-              </w:rPr>
-              <w:t xml:space="preserve">--obstacles</w:t>
-            </w:r>
-          </w:p>
-        </w:tc>
-        <w:tc>
-          <w:tcPr/>
-          <w:p>
-            <w:pPr>
-              <w:pStyle w:val="Compact"/>
-            </w:pPr>
-            <w:r>
-              <w:t xml:space="preserve">4.2</w:t>
+              <w:t xml:space="preserve">50 ep, seed 42, 장애물 환경, cpu</w:t>
+            </w:r>
+          </w:p>
+        </w:tc>
+        <w:tc>
+          <w:tcPr/>
+          <w:p>
+            <w:pPr>
+              <w:pStyle w:val="Compact"/>
+            </w:pPr>
+            <w:r>
+              <w:t xml:space="preserve">Part I 3.0</w:t>
             </w:r>
           </w:p>
         </w:tc>
@@ -10124,7 +10987,10 @@
               <w:t xml:space="preserve">rgb_array</w:t>
             </w:r>
             <w:r>
-              <w:t xml:space="preserve"> 렌더 해상도</w:t>
+              <w:t xml:space="preserve"> </w:t>
+            </w:r>
+            <w:r>
+              <w:t xml:space="preserve">렌더 해상도</w:t>
             </w:r>
           </w:p>
         </w:tc>
@@ -10152,7 +11018,10 @@
               <w:t xml:space="preserve">env.render().shape</w:t>
             </w:r>
             <w:r>
-              <w:t xml:space="preserve"> 경험적 확인</w:t>
+              <w:t xml:space="preserve"> </w:t>
+            </w:r>
+            <w:r>
+              <w:t xml:space="preserve">경험적 확인</w:t>
             </w:r>
           </w:p>
         </w:tc>
@@ -10231,7 +11100,10 @@
         <w:pStyle w:val="BlockText"/>
       </w:pPr>
       <w:r>
-        <w:t xml:space="preserve">Part I의 무장애물 베이스 위에, 도로에 </w:t>
+        <w:t xml:space="preserve">Part I의 무장애물 베이스 위에, 도로에</w:t>
+      </w:r>
+      <w:r>
+        <w:t xml:space="preserve"> </w:t>
       </w:r>
       <w:r>
         <w:rPr>
@@ -10241,7 +11113,7 @@
         <w:t xml:space="preserve">무작위 정적 장애물</w:t>
       </w:r>
       <w:r>
-        <w:t xml:space="preserve">을 올려 픽셀 관측에 그려 넣고 회피를 학습한다. 환경 구축 → round-1 학습 → 크기 실험 → 코너-이탈 오진 진단 → 행동 노이즈(ent_coef) → 3-action 대조까지 다룬다.</w:t>
+        <w:t xml:space="preserve">을 올려 픽셀 관측에 그려 넣고 회피를 학습한다. 환경 구축 → round-1 학습 → 크기 실험 → 실패 원인 분석(천장=충돌) → 행동 노이즈(ent_coef) → 3-action 대조까지 다룬다.</w:t>
       </w:r>
     </w:p>
     <w:bookmarkStart w:id="57" w:name="환경-설계-carracingobstacles-v0"/>
@@ -10250,7 +11122,10 @@
         <w:pStyle w:val="Heading2"/>
       </w:pPr>
       <w:r>
-        <w:t xml:space="preserve">1. 환경 설계 — </w:t>
+        <w:t xml:space="preserve">1. 환경 설계 —</w:t>
+      </w:r>
+      <w:r>
+        <w:t xml:space="preserve"> </w:t>
       </w:r>
       <w:r>
         <w:rPr>
@@ -10280,7 +11155,13 @@
         <w:t xml:space="preserve">src/car_racing_obstacles.py</w:t>
       </w:r>
       <w:r>
-        <w:t xml:space="preserve"> | </w:t>
+        <w:t xml:space="preserve"> </w:t>
+      </w:r>
+      <w:r>
+        <w:t xml:space="preserve">|</w:t>
+      </w:r>
+      <w:r>
+        <w:t xml:space="preserve"> </w:t>
       </w:r>
       <w:r>
         <w:rPr>
@@ -10299,7 +11180,10 @@
         <w:t xml:space="preserve">CarRacing</w:t>
       </w:r>
       <w:r>
-        <w:t xml:space="preserve"> (</w:t>
+        <w:t xml:space="preserve"> </w:t>
+      </w:r>
+      <w:r>
+        <w:t xml:space="preserve">(</w:t>
       </w:r>
       <w:r>
         <w:rPr>
@@ -10693,7 +11577,10 @@
               <w:t xml:space="preserve">TRACK_WIDTH</w:t>
             </w:r>
             <w:r>
-              <w:t xml:space="preserve"> 분수)</w:t>
+              <w:t xml:space="preserve"> </w:t>
+            </w:r>
+            <w:r>
+              <w:t xml:space="preserve">분수)</w:t>
             </w:r>
           </w:p>
         </w:tc>
@@ -10793,7 +11680,13 @@
         <w:t xml:space="preserve">Note:</w:t>
       </w:r>
       <w:r>
-        <w:t xml:space="preserve"> 원본 보고서의 </w:t>
+        <w:t xml:space="preserve"> </w:t>
+      </w:r>
+      <w:r>
+        <w:t xml:space="preserve">원본 보고서의</w:t>
+      </w:r>
+      <w:r>
+        <w:t xml:space="preserve"> </w:t>
       </w:r>
       <w:r>
         <w:rPr>
@@ -10802,7 +11695,13 @@
         <w:t xml:space="preserve">obstacle_size=0.4</w:t>
       </w:r>
       <w:r>
-        <w:t xml:space="preserve"> 고정값을 </w:t>
+        <w:t xml:space="preserve"> </w:t>
+      </w:r>
+      <w:r>
+        <w:t xml:space="preserve">고정값을</w:t>
+      </w:r>
+      <w:r>
+        <w:t xml:space="preserve"> </w:t>
       </w:r>
       <w:r>
         <w:rPr>
@@ -10811,7 +11710,10 @@
         <w:t xml:space="preserve">[obstacle_size_min, obstacle_size_max]</w:t>
       </w:r>
       <w:r>
-        <w:t xml:space="preserve"> 범위 샘플링으로 확장하였다. 이는 에피소드마다 장애물 크기가 달라져 정책의 일반화를 유도하기 위함이다.</w:t>
+        <w:t xml:space="preserve"> </w:t>
+      </w:r>
+      <w:r>
+        <w:t xml:space="preserve">범위 샘플링으로 확장하였다. 이는 에피소드마다 장애물 크기가 달라져 정책의 일반화를 유도하기 위함이다.</w:t>
       </w:r>
     </w:p>
     <w:p>
@@ -10962,7 +11864,13 @@
         <w:t xml:space="preserve">핵심 설계:</w:t>
       </w:r>
       <w:r>
-        <w:t xml:space="preserve"> 장애물을 물리 세계에만 두지 않고 96×96 픽셀 관측에 </w:t>
+        <w:t xml:space="preserve"> </w:t>
+      </w:r>
+      <w:r>
+        <w:t xml:space="preserve">장애물을 물리 세계에만 두지 않고 96×96 픽셀 관측에</w:t>
+      </w:r>
+      <w:r>
+        <w:t xml:space="preserve"> </w:t>
       </w:r>
       <w:r>
         <w:rPr>
@@ -10972,7 +11880,13 @@
         <w:t xml:space="preserve">직접 그려 넣는다.</w:t>
       </w:r>
       <w:r>
-        <w:t xml:space="preserve"> 회전된 quad를 </w:t>
+        <w:t xml:space="preserve"> </w:t>
+      </w:r>
+      <w:r>
+        <w:t xml:space="preserve">회전된 quad를</w:t>
+      </w:r>
+      <w:r>
+        <w:t xml:space="preserve"> </w:t>
       </w:r>
       <w:r>
         <w:rPr>
@@ -10981,7 +11895,10 @@
         <w:t xml:space="preserve">road_poly</w:t>
       </w:r>
       <w:r>
-        <w:t xml:space="preserve">에 </w:t>
+        <w:t xml:space="preserve">에</w:t>
+      </w:r>
+      <w:r>
+        <w:t xml:space="preserve"> </w:t>
       </w:r>
       <w:r>
         <w:rPr>
@@ -10990,7 +11907,13 @@
         <w:t xml:space="preserve">OBSTACLE_COLOR = (255, 255, 255)</w:t>
       </w:r>
       <w:r>
-        <w:t xml:space="preserve"> (흰색)로 추가한다. grayscale 기준 255 vs 도로 ~102, 잔디 ~162와 </w:t>
+        <w:t xml:space="preserve"> </w:t>
+      </w:r>
+      <w:r>
+        <w:t xml:space="preserve">(흰색)로 추가한다. grayscale 기준 255 vs 도로 ~102, 잔디 ~162와</w:t>
+      </w:r>
+      <w:r>
+        <w:t xml:space="preserve"> </w:t>
       </w:r>
       <w:r>
         <w:rPr>
@@ -11008,7 +11931,10 @@
         <w:pStyle w:val="BodyText"/>
       </w:pPr>
       <w:r>
-        <w:t xml:space="preserve">구석 좌표 </w:t>
+        <w:t xml:space="preserve">구석 좌표</w:t>
+      </w:r>
+      <w:r>
+        <w:t xml:space="preserve"> </w:t>
       </w:r>
       <w:r>
         <w:rPr>
@@ -11019,62 +11945,56 @@
       <w:r>
         <w:t xml:space="preserve">를</w:t>
       </w:r>
-    </w:p>
-    <w:p>
-      <w:pPr>
-        <w:pStyle w:val="BodyText"/>
-      </w:pPr>
-      <m:oMathPara>
-        <m:oMathParaPr>
-          <m:jc m:val="center"/>
-        </m:oMathParaPr>
-        <m:oMath>
-          <m:r>
-            <m:t>c</m:t>
-          </m:r>
-          <m:r>
-            <m:rPr>
-              <m:sty m:val="p"/>
-            </m:rPr>
-            <m:t>,</m:t>
-          </m:r>
-          <m:r>
-            <m:t>s</m:t>
-          </m:r>
-          <m:r>
-            <m:rPr>
-              <m:sty m:val="p"/>
-            </m:rPr>
-            <m:t>=cos</m:t>
-          </m:r>
-          <m:r>
-            <m:t>β</m:t>
-          </m:r>
-          <m:r>
-            <m:rPr>
-              <m:sty m:val="p"/>
-            </m:rPr>
-            <m:t>,</m:t>
-          </m:r>
-          <m:r>
-            <m:t> </m:t>
-          </m:r>
-          <m:r>
-            <m:rPr>
-              <m:sty m:val="p"/>
-            </m:rPr>
-            <m:t>sin</m:t>
-          </m:r>
-          <m:r>
-            <m:t>β</m:t>
-          </m:r>
-        </m:oMath>
-      </m:oMathPara>
-    </w:p>
-    <w:p>
-      <w:pPr>
-        <w:pStyle w:val="FirstParagraph"/>
-      </w:pPr>
+      <w:r>
+        <w:t xml:space="preserve"> </w:t>
+      </w:r>
+      <m:oMath>
+        <m:r>
+          <m:t>c</m:t>
+        </m:r>
+        <m:r>
+          <m:rPr>
+            <m:sty m:val="p"/>
+          </m:rPr>
+          <m:t>,</m:t>
+        </m:r>
+        <m:r>
+          <m:t>s</m:t>
+        </m:r>
+        <m:r>
+          <m:rPr>
+            <m:sty m:val="p"/>
+          </m:rPr>
+          <m:t>=</m:t>
+        </m:r>
+        <m:r>
+          <m:rPr>
+            <m:sty m:val="p"/>
+          </m:rPr>
+          <m:t>cos</m:t>
+        </m:r>
+        <m:r>
+          <m:t>β</m:t>
+        </m:r>
+        <m:r>
+          <m:rPr>
+            <m:sty m:val="p"/>
+          </m:rPr>
+          <m:t>,</m:t>
+        </m:r>
+        <m:r>
+          <m:t> </m:t>
+        </m:r>
+        <m:r>
+          <m:rPr>
+            <m:sty m:val="p"/>
+          </m:rPr>
+          <m:t>sin</m:t>
+        </m:r>
+        <m:r>
+          <m:t>β</m:t>
+        </m:r>
+      </m:oMath>
       <w:r>
         <w:t xml:space="preserve">로 회전:</w:t>
       </w:r>
@@ -11119,7 +12039,10 @@
             <m:t>=</m:t>
           </m:r>
           <m:r>
-            <m:t>dx</m:t>
+            <m:t>d</m:t>
+          </m:r>
+          <m:r>
+            <m:t>x</m:t>
           </m:r>
           <m:r>
             <m:rPr>
@@ -11137,7 +12060,10 @@
             <m:t>−</m:t>
           </m:r>
           <m:r>
-            <m:t>dy</m:t>
+            <m:t>d</m:t>
+          </m:r>
+          <m:r>
+            <m:t>y</m:t>
           </m:r>
           <m:r>
             <m:rPr>
@@ -11188,7 +12114,10 @@
             <m:t>=</m:t>
           </m:r>
           <m:r>
-            <m:t>dx</m:t>
+            <m:t>d</m:t>
+          </m:r>
+          <m:r>
+            <m:t>x</m:t>
           </m:r>
           <m:r>
             <m:rPr>
@@ -11206,7 +12135,10 @@
             <m:t>+</m:t>
           </m:r>
           <m:r>
-            <m:t>dy</m:t>
+            <m:t>d</m:t>
+          </m:r>
+          <m:r>
+            <m:t>y</m:t>
           </m:r>
           <m:r>
             <m:rPr>
@@ -11232,6 +12164,8 @@
       </w:r>
       <w:r>
         <w:br/>
+      </w:r>
+      <w:r>
         <w:br/>
       </w:r>
       <w:r>
@@ -11346,7 +12280,13 @@
         <w:t xml:space="preserve">range(start_clear_tiles, n_tiles - start_clear_tiles)</w:t>
       </w:r>
       <w:r>
-        <w:t xml:space="preserve"> — 루프 트랙이므로 </w:t>
+        <w:t xml:space="preserve"> </w:t>
+      </w:r>
+      <w:r>
+        <w:t xml:space="preserve">— 루프 트랙이므로</w:t>
+      </w:r>
+      <w:r>
+        <w:t xml:space="preserve"> </w:t>
       </w:r>
       <w:r>
         <w:rPr>
@@ -11377,7 +12317,10 @@
         </w:numPr>
       </w:pPr>
       <w:r>
-        <w:t xml:space="preserve">후보를 </w:t>
+        <w:t xml:space="preserve">후보를</w:t>
+      </w:r>
+      <w:r>
+        <w:t xml:space="preserve"> </w:t>
       </w:r>
       <w:r>
         <w:rPr>
@@ -11386,7 +12329,10 @@
         <w:t xml:space="preserve">self.np_random.shuffle()</w:t>
       </w:r>
       <w:r>
-        <w:t xml:space="preserve">로 셔플(시드별 재현 가능) 후, 이미 선택된 것들과 </w:t>
+        <w:t xml:space="preserve">로 셔플(시드별 재현 가능) 후, 이미 선택된 것들과</w:t>
+      </w:r>
+      <w:r>
+        <w:t xml:space="preserve"> </w:t>
       </w:r>
       <w:r>
         <w:rPr>
@@ -11395,7 +12341,13 @@
         <w:t xml:space="preserve">&gt;= min_tile_gap</w:t>
       </w:r>
       <w:r>
-        <w:t xml:space="preserve"> 떨어지도록 </w:t>
+        <w:t xml:space="preserve"> </w:t>
+      </w:r>
+      <w:r>
+        <w:t xml:space="preserve">떨어지도록</w:t>
+      </w:r>
+      <w:r>
+        <w:t xml:space="preserve"> </w:t>
       </w:r>
       <w:r>
         <w:rPr>
@@ -11405,7 +12357,10 @@
         <w:t xml:space="preserve">greedy 선택</w:t>
       </w:r>
       <w:r>
-        <w:t xml:space="preserve">, 최대 </w:t>
+        <w:t xml:space="preserve">, 최대</w:t>
+      </w:r>
+      <w:r>
+        <w:t xml:space="preserve"> </w:t>
       </w:r>
       <w:r>
         <w:rPr>
@@ -11414,7 +12369,10 @@
         <w:t xml:space="preserve">n_obstacles</w:t>
       </w:r>
       <w:r>
-        <w:t xml:space="preserve">개. 선택 인덱스는 </w:t>
+        <w:t xml:space="preserve">개. 선택 인덱스는</w:t>
+      </w:r>
+      <w:r>
+        <w:t xml:space="preserve"> </w:t>
       </w:r>
       <w:r>
         <w:rPr>
@@ -11476,7 +12434,10 @@
         <w:t xml:space="preserve">max_offset = 0.8 * TRACK_WIDTH - half</w:t>
       </w:r>
       <w:r>
-        <w:t xml:space="preserve">, </w:t>
+        <w:t xml:space="preserve">,</w:t>
+      </w:r>
+      <w:r>
+        <w:t xml:space="preserve"> </w:t>
       </w:r>
       <w:r>
         <w:rPr>
@@ -11485,7 +12446,13 @@
         <w:t xml:space="preserve">offset = np_random.uniform(-max_offset, max_offset)</w:t>
       </w:r>
       <w:r>
-        <w:t xml:space="preserve"> — 장애물 바깥 가장자리를 도로 반폭의 ~80% 안쪽에 두어 </w:t>
+        <w:t xml:space="preserve"> </w:t>
+      </w:r>
+      <w:r>
+        <w:t xml:space="preserve">— 장애물 바깥 가장자리를 도로 반폭의 ~80% 안쪽에 두어</w:t>
+      </w:r>
+      <w:r>
+        <w:t xml:space="preserve"> </w:t>
       </w:r>
       <w:r>
         <w:rPr>
@@ -11570,7 +12537,13 @@
             <m:rPr>
               <m:sty m:val="p"/>
             </m:rPr>
-            <m:t>⋅cos</m:t>
+            <m:t>⋅</m:t>
+          </m:r>
+          <m:r>
+            <m:rPr>
+              <m:sty m:val="p"/>
+            </m:rPr>
+            <m:t>cos</m:t>
           </m:r>
           <m:r>
             <m:t>β</m:t>
@@ -11622,7 +12595,13 @@
             <m:rPr>
               <m:sty m:val="p"/>
             </m:rPr>
-            <m:t>⋅sin</m:t>
+            <m:t>⋅</m:t>
+          </m:r>
+          <m:r>
+            <m:rPr>
+              <m:sty m:val="p"/>
+            </m:rPr>
+            <m:t>sin</m:t>
           </m:r>
           <m:r>
             <m:t>β</m:t>
@@ -11639,14 +12618,23 @@
         </w:numPr>
       </w:pPr>
       <w:r>
-        <w:t xml:space="preserve">— </w:t>
+        <w:t xml:space="preserve">—</w:t>
+      </w:r>
+      <w:r>
+        <w:t xml:space="preserve"> </w:t>
       </w:r>
       <m:oMath>
         <m:r>
           <m:rPr>
             <m:sty m:val="p"/>
           </m:rPr>
-          <m:t>(cos</m:t>
+          <m:t>(</m:t>
+        </m:r>
+        <m:r>
+          <m:rPr>
+            <m:sty m:val="p"/>
+          </m:rPr>
+          <m:t>cos</m:t>
         </m:r>
         <m:r>
           <m:t>β</m:t>
@@ -11655,7 +12643,13 @@
           <m:rPr>
             <m:sty m:val="p"/>
           </m:rPr>
-          <m:t>,sin</m:t>
+          <m:t>,</m:t>
+        </m:r>
+        <m:r>
+          <m:rPr>
+            <m:sty m:val="p"/>
+          </m:rPr>
+          <m:t>sin</m:t>
         </m:r>
         <m:r>
           <m:t>β</m:t>
@@ -11668,7 +12662,10 @@
         </m:r>
       </m:oMath>
       <w:r>
-        <w:t xml:space="preserve">가 도로 </w:t>
+        <w:t xml:space="preserve">가 도로</w:t>
+      </w:r>
+      <w:r>
+        <w:t xml:space="preserve"> </w:t>
       </w:r>
       <w:r>
         <w:rPr>
@@ -11703,7 +12700,10 @@
         <w:t xml:space="preserve">CreateStaticBody(position=(px,py), angle=beta, fixtures=fixtureDef(shape=polygonShape(box=(half,half))))</w:t>
       </w:r>
       <w:r>
-        <w:t xml:space="preserve">, </w:t>
+        <w:t xml:space="preserve">,</w:t>
+      </w:r>
+      <w:r>
+        <w:t xml:space="preserve"> </w:t>
       </w:r>
       <w:r>
         <w:rPr>
@@ -11760,6 +12760,8 @@
       </w:r>
       <w:r>
         <w:br/>
+      </w:r>
+      <w:r>
         <w:br/>
       </w:r>
       <w:r>
@@ -11779,6 +12781,8 @@
       </w:r>
       <w:r>
         <w:br/>
+      </w:r>
+      <w:r>
         <w:br/>
       </w:r>
       <w:r>
@@ -11834,6 +12838,8 @@
       </w:r>
       <w:r>
         <w:br/>
+      </w:r>
+      <w:r>
         <w:br/>
       </w:r>
       <w:r>
@@ -11844,6 +12850,8 @@
       </w:r>
       <w:r>
         <w:br/>
+      </w:r>
+      <w:r>
         <w:br/>
       </w:r>
       <w:r>
@@ -11917,6 +12925,8 @@
       </w:r>
       <w:r>
         <w:br/>
+      </w:r>
+      <w:r>
         <w:br/>
       </w:r>
       <w:r>
@@ -12044,7 +13054,10 @@
         <w:t xml:space="preserve">ObstacleFrictionDetector(FrictionDetector)</w:t>
       </w:r>
       <w:r>
-        <w:t xml:space="preserve">가 </w:t>
+        <w:t xml:space="preserve">가</w:t>
+      </w:r>
+      <w:r>
+        <w:t xml:space="preserve"> </w:t>
       </w:r>
       <w:r>
         <w:rPr>
@@ -12116,7 +13129,10 @@
               <w:pStyle w:val="Compact"/>
             </w:pPr>
             <w:r>
-              <w:t xml:space="preserve">장애물 접촉이면 </w:t>
+              <w:t xml:space="preserve">장애물 접촉이면</w:t>
+            </w:r>
+            <w:r>
+              <w:t xml:space="preserve"> </w:t>
             </w:r>
             <w:r>
               <w:rPr>
@@ -12125,7 +13141,13 @@
               <w:t xml:space="preserve">env.obstacle_hits_pending += 1</w:t>
             </w:r>
             <w:r>
-              <w:t xml:space="preserve"> 후 </w:t>
+              <w:t xml:space="preserve"> </w:t>
+            </w:r>
+            <w:r>
+              <w:t xml:space="preserve">후</w:t>
+            </w:r>
+            <w:r>
+              <w:t xml:space="preserve"> </w:t>
             </w:r>
             <w:r>
               <w:rPr>
@@ -12134,7 +13156,13 @@
               <w:t xml:space="preserve">return</w:t>
             </w:r>
             <w:r>
-              <w:t xml:space="preserve"> (부모 스킵), 아니면 </w:t>
+              <w:t xml:space="preserve"> </w:t>
+            </w:r>
+            <w:r>
+              <w:t xml:space="preserve">(부모 스킵), 아니면</w:t>
+            </w:r>
+            <w:r>
+              <w:t xml:space="preserve"> </w:t>
             </w:r>
             <w:r>
               <w:rPr>
@@ -12167,7 +13195,10 @@
               <w:pStyle w:val="Compact"/>
             </w:pPr>
             <w:r>
-              <w:t xml:space="preserve">장애물 접촉이면 early-return, 아니면 </w:t>
+              <w:t xml:space="preserve">장애물 접촉이면 early-return, 아니면</w:t>
+            </w:r>
+            <w:r>
+              <w:t xml:space="preserve"> </w:t>
             </w:r>
             <w:r>
               <w:rPr>
@@ -12206,7 +13237,13 @@
               <w:t xml:space="preserve">userData.is_obstacle</w:t>
             </w:r>
             <w:r>
-              <w:t xml:space="preserve"> 확인; 예외 발생 시 </w:t>
+              <w:t xml:space="preserve"> </w:t>
+            </w:r>
+            <w:r>
+              <w:t xml:space="preserve">확인; 예외 발생 시</w:t>
+            </w:r>
+            <w:r>
+              <w:t xml:space="preserve"> </w:t>
             </w:r>
             <w:r>
               <w:rPr>
@@ -12215,7 +13252,10 @@
               <w:t xml:space="preserve">True</w:t>
             </w:r>
             <w:r>
-              <w:t xml:space="preserve"> 반환 (파괴 중 contact가 시뮬레이터를 크래시시키지 않도록 belt-and-braces)</w:t>
+              <w:t xml:space="preserve"> </w:t>
+            </w:r>
+            <w:r>
+              <w:t xml:space="preserve">반환 (파괴 중 contact가 시뮬레이터를 크래시시키지 않도록 belt-and-braces)</w:t>
             </w:r>
           </w:p>
         </w:tc>
@@ -12226,7 +13266,10 @@
         <w:pStyle w:val="BodyText"/>
       </w:pPr>
       <w:r>
-        <w:t xml:space="preserve">detector는 </w:t>
+        <w:t xml:space="preserve">detector는</w:t>
+      </w:r>
+      <w:r>
+        <w:t xml:space="preserve"> </w:t>
       </w:r>
       <w:r>
         <w:rPr>
@@ -12235,7 +13278,10 @@
         <w:t xml:space="preserve">reset()</w:t>
       </w:r>
       <w:r>
-        <w:t xml:space="preserve">에서 </w:t>
+        <w:t xml:space="preserve">에서</w:t>
+      </w:r>
+      <w:r>
+        <w:t xml:space="preserve"> </w:t>
       </w:r>
       <w:r>
         <w:rPr>
@@ -12244,7 +13290,10 @@
         <w:t xml:space="preserve">contactListener</w:t>
       </w:r>
       <w:r>
-        <w:t xml:space="preserve">와 </w:t>
+        <w:t xml:space="preserve">와</w:t>
+      </w:r>
+      <w:r>
+        <w:t xml:space="preserve"> </w:t>
       </w:r>
       <w:r>
         <w:rPr>
@@ -12287,7 +13336,13 @@
         <w:t xml:space="preserve">hits = obstacle_hits_pending</w:t>
       </w:r>
       <w:r>
-        <w:t xml:space="preserve"> (읽고 0으로 리셋). </w:t>
+        <w:t xml:space="preserve"> </w:t>
+      </w:r>
+      <w:r>
+        <w:t xml:space="preserve">(읽고 0으로 리셋).</w:t>
+      </w:r>
+      <w:r>
+        <w:t xml:space="preserve"> </w:t>
       </w:r>
       <w:r>
         <w:rPr>
@@ -12296,7 +13351,10 @@
         <w:t xml:space="preserve">action is not None and hits &gt; 0</w:t>
       </w:r>
       <w:r>
-        <w:t xml:space="preserve">이면 </w:t>
+        <w:t xml:space="preserve">이면</w:t>
+      </w:r>
+      <w:r>
+        <w:t xml:space="preserve"> </w:t>
       </w:r>
       <w:r>
         <w:rPr>
@@ -12305,7 +13363,10 @@
         <w:t xml:space="preserve">step_reward -= obstacle_penalty(15.0)</w:t>
       </w:r>
       <w:r>
-        <w:t xml:space="preserve">. </w:t>
+        <w:t xml:space="preserve">.</w:t>
+      </w:r>
+      <w:r>
+        <w:t xml:space="preserve"> </w:t>
       </w:r>
       <w:r>
         <w:rPr>
@@ -12315,7 +13376,13 @@
         <w:t xml:space="preserve">hit 수와 무관하게 스텝당 1회만 차감</w:t>
       </w:r>
       <w:r>
-        <w:t xml:space="preserve"> — 한 번의 충돌이 hull+wheel 접촉을 동시에 시작할 수 있으므로. </w:t>
+        <w:t xml:space="preserve"> </w:t>
+      </w:r>
+      <w:r>
+        <w:t xml:space="preserve">— 한 번의 충돌이 hull+wheel 접촉을 동시에 시작할 수 있으므로.</w:t>
+      </w:r>
+      <w:r>
+        <w:t xml:space="preserve"> </w:t>
       </w:r>
       <w:r>
         <w:rPr>
@@ -12324,7 +13391,10 @@
         <w:t xml:space="preserve">info["obstacle_hit"] = True</w:t>
       </w:r>
       <w:r>
-        <w:t xml:space="preserve">, 항상 </w:t>
+        <w:t xml:space="preserve">, 항상</w:t>
+      </w:r>
+      <w:r>
+        <w:t xml:space="preserve"> </w:t>
       </w:r>
       <w:r>
         <w:rPr>
@@ -12333,7 +13403,10 @@
         <w:t xml:space="preserve">info["obstacle_hits"] = hits</w:t>
       </w:r>
       <w:r>
-        <w:t xml:space="preserve"> 기록. 에피소드는 종료되지 않음 (penalty-only; 차는 물리적으로 튕기며 감속).</w:t>
+        <w:t xml:space="preserve"> </w:t>
+      </w:r>
+      <w:r>
+        <w:t xml:space="preserve">기록. 에피소드는 종료되지 않음 (penalty-only; 차는 물리적으로 튕기며 감속).</w:t>
       </w:r>
     </w:p>
     <w:p>
@@ -12393,6 +13466,8 @@
       </w:r>
       <w:r>
         <w:br/>
+      </w:r>
+      <w:r>
         <w:br/>
       </w:r>
       <w:r>
@@ -12430,6 +13505,8 @@
       </w:r>
       <w:r>
         <w:br/>
+      </w:r>
+      <w:r>
         <w:br/>
       </w:r>
       <w:r>
@@ -12521,6 +13598,8 @@
       </w:r>
       <w:r>
         <w:br/>
+      </w:r>
+      <w:r>
         <w:br/>
       </w:r>
       <w:r>
@@ -12618,13 +13697,6 @@
         </w:pict>
       </w:r>
     </w:p>
-    <w:p>
-      <w:r>
-        <w:pict>
-          <v:rect style="width:0;height:1.5pt" o:hralign="center" o:hrstd="t" o:hr="t"/>
-        </w:pict>
-      </w:r>
-    </w:p>
     <w:bookmarkEnd w:id="55"/>
     <w:bookmarkStart w:id="56" w:name="환경-구축-중-해결한-버그-요약"/>
     <w:p>
@@ -12640,7 +13712,10 @@
         <w:pStyle w:val="FirstParagraph"/>
       </w:pPr>
       <w:r>
-        <w:t xml:space="preserve">Linux box2d-py에서 세 버그를 수정했다. </w:t>
+        <w:t xml:space="preserve">Linux box2d-py에서 세 버그를 수정했다.</w:t>
+      </w:r>
+      <w:r>
+        <w:t xml:space="preserve"> </w:t>
       </w:r>
       <w:r>
         <w:rPr>
@@ -12650,7 +13725,13 @@
         <w:t xml:space="preserve">(1) SEGFAULT</w:t>
       </w:r>
       <w:r>
-        <w:t xml:space="preserve"> — 차가 장애물에 닿은 채 에피소드가 끝나 </w:t>
+        <w:t xml:space="preserve"> </w:t>
+      </w:r>
+      <w:r>
+        <w:t xml:space="preserve">— 차가 장애물에 닿은 채 에피소드가 끝나</w:t>
+      </w:r>
+      <w:r>
+        <w:t xml:space="preserve"> </w:t>
       </w:r>
       <w:r>
         <w:rPr>
@@ -12659,7 +13740,10 @@
         <w:t xml:space="preserve">reset()</w:t>
       </w:r>
       <w:r>
-        <w:t xml:space="preserve">의 </w:t>
+        <w:t xml:space="preserve">의</w:t>
+      </w:r>
+      <w:r>
+        <w:t xml:space="preserve"> </w:t>
       </w:r>
       <w:r>
         <w:rPr>
@@ -12668,7 +13752,10 @@
         <w:t xml:space="preserve">_destroy()</w:t>
       </w:r>
       <w:r>
-        <w:t xml:space="preserve">가 body를 파괴하면 Box2D가 반쯤 파괴된 body에 EndContact 콜백을 재진입시켜 죽었다 → 파괴 </w:t>
+        <w:t xml:space="preserve">가 body를 파괴하면 Box2D가 반쯤 파괴된 body에 EndContact 콜백을 재진입시켜 죽었다 → 파괴</w:t>
+      </w:r>
+      <w:r>
+        <w:t xml:space="preserve"> </w:t>
       </w:r>
       <w:r>
         <w:rPr>
@@ -12678,7 +13765,13 @@
         <w:t xml:space="preserve">전에</w:t>
       </w:r>
       <w:r>
-        <w:t xml:space="preserve"> contact listener를 detach. </w:t>
+        <w:t xml:space="preserve"> </w:t>
+      </w:r>
+      <w:r>
+        <w:t xml:space="preserve">contact listener를 detach.</w:t>
+      </w:r>
+      <w:r>
+        <w:t xml:space="preserve"> </w:t>
       </w:r>
       <w:r>
         <w:rPr>
@@ -12688,7 +13781,13 @@
         <w:t xml:space="preserve">(2) loop-spawn</w:t>
       </w:r>
       <w:r>
-        <w:t xml:space="preserve"> — 루프 트랙의 끝 타일이 시작선 바로 뒤라 차 위에 장애물이 스폰됨 → 후보 타일에서 </w:t>
+        <w:t xml:space="preserve"> </w:t>
+      </w:r>
+      <w:r>
+        <w:t xml:space="preserve">— 루프 트랙의 끝 타일이 시작선 바로 뒤라 차 위에 장애물이 스폰됨 → 후보 타일에서</w:t>
+      </w:r>
+      <w:r>
+        <w:t xml:space="preserve"> </w:t>
       </w:r>
       <w:r>
         <w:rPr>
@@ -12707,7 +13806,10 @@
         <w:t xml:space="preserve">range(start_clear_tiles, n_tiles-start_clear_tiles)</w:t>
       </w:r>
       <w:r>
-        <w:t xml:space="preserve">). </w:t>
+        <w:t xml:space="preserve">).</w:t>
+      </w:r>
+      <w:r>
+        <w:t xml:space="preserve"> </w:t>
       </w:r>
       <w:r>
         <w:rPr>
@@ -12717,7 +13819,13 @@
         <w:t xml:space="preserve">(3) 로깅 무력화</w:t>
       </w:r>
       <w:r>
-        <w:t xml:space="preserve"> — 벡터 env의 </w:t>
+        <w:t xml:space="preserve"> </w:t>
+      </w:r>
+      <w:r>
+        <w:t xml:space="preserve">— 벡터 env의</w:t>
+      </w:r>
+      <w:r>
+        <w:t xml:space="preserve"> </w:t>
       </w:r>
       <w:r>
         <w:rPr>
@@ -12726,7 +13834,10 @@
         <w:t xml:space="preserve">infos</w:t>
       </w:r>
       <w:r>
-        <w:t xml:space="preserve">를 </w:t>
+        <w:t xml:space="preserve">를</w:t>
+      </w:r>
+      <w:r>
+        <w:t xml:space="preserve"> </w:t>
       </w:r>
       <w:r>
         <w:rPr>
@@ -12735,7 +13846,10 @@
         <w:t xml:space="preserve">infos.get(i)</w:t>
       </w:r>
       <w:r>
-        <w:t xml:space="preserve">(정수키)로 읽어 셰이핑 지표가 전부 미기록 → </w:t>
+        <w:t xml:space="preserve">(정수키)로 읽어 셰이핑 지표가 전부 미기록 →</w:t>
+      </w:r>
+      <w:r>
+        <w:t xml:space="preserve"> </w:t>
       </w:r>
       <w:r>
         <w:rPr>
@@ -12744,7 +13858,10 @@
         <w:t xml:space="preserve">infos[key][i]</w:t>
       </w:r>
       <w:r>
-        <w:t xml:space="preserve">(dict-of-arrays)로 수정. (상세 코드는 </w:t>
+        <w:t xml:space="preserve">(dict-of-arrays)로 수정. (상세 코드는</w:t>
+      </w:r>
+      <w:r>
+        <w:t xml:space="preserve"> </w:t>
       </w:r>
       <w:r>
         <w:rPr>
@@ -12957,7 +14074,10 @@
         <w:t xml:space="preserve">체크포인트 (임베디드 shaped)</w:t>
       </w:r>
       <w:r>
-        <w:t xml:space="preserve">: best </w:t>
+        <w:t xml:space="preserve">: best</w:t>
+      </w:r>
+      <w:r>
+        <w:t xml:space="preserve"> </w:t>
       </w:r>
       <w:r>
         <w:rPr>
@@ -12966,7 +14086,13 @@
         <w:t xml:space="preserve">474.84</w:t>
       </w:r>
       <w:r>
-        <w:t xml:space="preserve"> @ global_step 4,915,200(~4.9M), latest </w:t>
+        <w:t xml:space="preserve"> </w:t>
+      </w:r>
+      <w:r>
+        <w:t xml:space="preserve">@ global_step 4,915,200(~4.9M), latest</w:t>
+      </w:r>
+      <w:r>
+        <w:t xml:space="preserve"> </w:t>
       </w:r>
       <w:r>
         <w:rPr>
@@ -12975,7 +14101,10 @@
         <w:t xml:space="preserve">402.08</w:t>
       </w:r>
       <w:r>
-        <w:t xml:space="preserve"> @ 9,830,400(~9.8M). → latest가 자기 best보다 낮음(후반 퇴보).</w:t>
+        <w:t xml:space="preserve"> </w:t>
+      </w:r>
+      <w:r>
+        <w:t xml:space="preserve">@ 9,830,400(~9.8M). → latest가 자기 best보다 낮음(후반 퇴보).</w:t>
       </w:r>
     </w:p>
     <w:p>
@@ -12990,16 +14119,10 @@
         <w:t xml:space="preserve">Clean 장애물 평가</w:t>
       </w:r>
       <w:r>
-        <w:t xml:space="preserve"> (셰이핑 제거 — Part I 3.0 참조; 50 episodes, seed 42, </w:t>
-      </w:r>
-      <w:r>
-        <w:rPr>
-          <w:rStyle w:val="VerbatimChar"/>
-        </w:rPr>
-        <w:t xml:space="preserve">--obstacles</w:t>
-      </w:r>
-      <w:r>
-        <w:t xml:space="preserve">):</w:t>
+        <w:t xml:space="preserve"> </w:t>
+      </w:r>
+      <w:r>
+        <w:t xml:space="preserve">(셰이핑 제거 — Part I 3.0 참조; 50 episodes, seed 42, 장애물 환경):</w:t>
       </w:r>
     </w:p>
     <w:tbl>
@@ -13371,7 +14494,13 @@
         <w:t xml:space="preserve">videos_obstacles_after</w:t>
       </w:r>
       <w:r>
-        <w:t xml:space="preserve"> 5개 에피소드 seed42–46 = 323 / 707 / 334 / 301 / 724, 평균 ~478로 체크포인트 ~475와 정합. </w:t>
+        <w:t xml:space="preserve"> </w:t>
+      </w:r>
+      <w:r>
+        <w:t xml:space="preserve">5개 에피소드 seed42–46 = 323 / 707 / 334 / 301 / 724, 평균 ~478로 체크포인트 ~475와 정합.</w:t>
+      </w:r>
+      <w:r>
+        <w:t xml:space="preserve"> </w:t>
       </w:r>
       <w:r>
         <w:rPr>
@@ -13558,7 +14687,10 @@
         <w:pStyle w:val="FirstParagraph"/>
       </w:pPr>
       <w:r>
-        <w:t xml:space="preserve">학습된 장애물 모델이 어디서 점수를 잃는지 계측 평가로 분석했다. 결론: </w:t>
+        <w:t xml:space="preserve">학습된 장애물 모델이 어디서 점수를 잃는지 계측 평가로 분석했다. 결론:</w:t>
+      </w:r>
+      <w:r>
+        <w:t xml:space="preserve"> </w:t>
       </w:r>
       <w:r>
         <w:rPr>
@@ -13568,7 +14700,10 @@
         <w:t xml:space="preserve">실패는 트랙 이탈이 아니라 장애물 충돌</w:t>
       </w:r>
       <w:r>
-        <w:t xml:space="preserve">이며, 그 충돌의 상당수는 정책의 무능이 아니라 </w:t>
+        <w:t xml:space="preserve">이며, 그 충돌의 상당수는 정책의 무능이 아니라</w:t>
+      </w:r>
+      <w:r>
+        <w:t xml:space="preserve"> </w:t>
       </w:r>
       <w:r>
         <w:rPr>
@@ -13867,7 +15002,13 @@
         <w:t xml:space="preserve">저점 에피소드 = 도로 위에서 정상 주행 중(off 0%)인데 장애물에 다발 충돌.</w:t>
       </w:r>
       <w:r>
-        <w:t xml:space="preserve"> 고득점 에피소드 = 충돌 0이고 off-track은 오히려 높다(회피하느라 가장자리로 weaving) → </w:t>
+        <w:t xml:space="preserve"> </w:t>
+      </w:r>
+      <w:r>
+        <w:t xml:space="preserve">고득점 에피소드 = 충돌 0이고 off-track은 오히려 높다(회피하느라 가장자리로 weaving) →</w:t>
+      </w:r>
+      <w:r>
+        <w:t xml:space="preserve"> </w:t>
       </w:r>
       <w:r>
         <w:rPr>
@@ -13896,7 +15037,10 @@
         <w:t xml:space="preserve">결정적</w:t>
       </w:r>
       <w:r>
-        <w:t xml:space="preserve">: 최악 seed 53을 </w:t>
+        <w:t xml:space="preserve">: 최악 seed 53을</w:t>
+      </w:r>
+      <w:r>
+        <w:t xml:space="preserve"> </w:t>
       </w:r>
       <w:r>
         <w:rPr>
@@ -13906,7 +15050,13 @@
         <w:t xml:space="preserve">결정론(mean action)으로 돌리니 -36 → 486, 충돌 0.</w:t>
       </w:r>
       <w:r>
-        <w:t xml:space="preserve"> → 충돌의 상당수는 정책 무능이 아니라 </w:t>
+        <w:t xml:space="preserve"> </w:t>
+      </w:r>
+      <w:r>
+        <w:t xml:space="preserve">→ 충돌의 상당수는 정책 무능이 아니라</w:t>
+      </w:r>
+      <w:r>
+        <w:t xml:space="preserve"> </w:t>
       </w:r>
       <w:r>
         <w:rPr>
@@ -13933,7 +15083,10 @@
         <w:t xml:space="preserve">accel_turn</w:t>
       </w:r>
       <w:r>
-        <w:t xml:space="preserve">)도 시도했으나, off-track·충돌과 무관하게 reward만 깎아(weight 0.5 → clean 365) </w:t>
+        <w:t xml:space="preserve">)도 시도했으나, off-track·충돌과 무관하게 reward만 깎아(weight 0.5 → clean 365)</w:t>
+      </w:r>
+      <w:r>
+        <w:t xml:space="preserve"> </w:t>
       </w:r>
       <w:r>
         <w:rPr>
@@ -14256,7 +15409,10 @@
         <w:pStyle w:val="BodyText"/>
       </w:pPr>
       <w:r>
-        <w:t xml:space="preserve">→ </w:t>
+        <w:t xml:space="preserve">→</w:t>
+      </w:r>
+      <w:r>
+        <w:t xml:space="preserve"> </w:t>
       </w:r>
       <w:r>
         <w:rPr>
@@ -14266,7 +15422,13 @@
         <w:t xml:space="preserve">세 run 모두 전반부(1.6M / 3.3M / 4.9M)에 정점 후 정체/퇴보.</w:t>
       </w:r>
       <w:r>
-        <w:t xml:space="preserve"> (베이스 20M도 9.8M 정점) → </w:t>
+        <w:t xml:space="preserve"> </w:t>
+      </w:r>
+      <w:r>
+        <w:t xml:space="preserve">(베이스 20M도 9.8M 정점) →</w:t>
+      </w:r>
+      <w:r>
+        <w:t xml:space="preserve"> </w:t>
       </w:r>
       <w:r>
         <w:rPr>
@@ -14593,7 +15755,10 @@
               <w:pStyle w:val="Compact"/>
             </w:pPr>
             <w:r>
-              <w:t xml:space="preserve">랜덤 0.25–0.6, </w:t>
+              <w:t xml:space="preserve">랜덤 0.25–0.6,</w:t>
+            </w:r>
+            <w:r>
+              <w:t xml:space="preserve"> </w:t>
             </w:r>
             <w:r>
               <w:rPr>
@@ -14611,7 +15776,10 @@
         <w:pStyle w:val="BlockText"/>
       </w:pPr>
       <w:r>
-        <w:t xml:space="preserve">주의: round1은 고정 0.4로 학습/평가, obs_small·p02는 랜덤 0.25–0.6 → </w:t>
+        <w:t xml:space="preserve">주의: round1은 고정 0.4로 학습/평가, obs_small·p02는 랜덤 0.25–0.6 →</w:t>
+      </w:r>
+      <w:r>
+        <w:t xml:space="preserve"> </w:t>
       </w:r>
       <w:r>
         <w:rPr>
@@ -14621,7 +15789,10 @@
         <w:t xml:space="preserve">크기 분포가 달라 직접 비교는 obs_small vs p02만</w:t>
       </w:r>
       <w:r>
-        <w:t xml:space="preserve"> 깨끗하다. round1 수치는 분포가 다른 참고값.</w:t>
+        <w:t xml:space="preserve"> </w:t>
+      </w:r>
+      <w:r>
+        <w:t xml:space="preserve">깨끗하다. round1 수치는 분포가 다른 참고값.</w:t>
       </w:r>
     </w:p>
     <w:bookmarkEnd w:id="70"/>
@@ -14707,7 +15878,10 @@
               <w:t xml:space="preserve">-68</w:t>
             </w:r>
             <w:r>
-              <w:t xml:space="preserve"> (장애물에 정면 충돌, step300에 reward~1.9)</w:t>
+              <w:t xml:space="preserve"> </w:t>
+            </w:r>
+            <w:r>
+              <w:t xml:space="preserve">(장애물에 정면 충돌, step300에 reward~1.9)</w:t>
             </w:r>
           </w:p>
         </w:tc>
@@ -14725,7 +15899,10 @@
               <w:t xml:space="preserve">+323</w:t>
             </w:r>
             <w:r>
-              <w:t xml:space="preserve"> (깨끗이 통과)</w:t>
+              <w:t xml:space="preserve"> </w:t>
+            </w:r>
+            <w:r>
+              <w:t xml:space="preserve">(깨끗이 통과)</w:t>
             </w:r>
           </w:p>
         </w:tc>
@@ -14767,7 +15944,10 @@
               <w:t xml:space="preserve">+707</w:t>
             </w:r>
             <w:r>
-              <w:t xml:space="preserve"> (장애물 옆으로 비켜가며 스키드마크)</w:t>
+              <w:t xml:space="preserve"> </w:t>
+            </w:r>
+            <w:r>
+              <w:t xml:space="preserve">(장애물 옆으로 비켜가며 스키드마크)</w:t>
             </w:r>
           </w:p>
         </w:tc>
@@ -14778,7 +15958,10 @@
         <w:pStyle w:val="BodyText"/>
       </w:pPr>
       <w:r>
-        <w:t xml:space="preserve">→ 영상: </w:t>
+        <w:t xml:space="preserve">→ 영상:</w:t>
+      </w:r>
+      <w:r>
+        <w:t xml:space="preserve"> </w:t>
       </w:r>
       <w:r>
         <w:rPr>
@@ -14787,7 +15970,10 @@
         <w:t xml:space="preserve">videos_obstacles_before/</w:t>
       </w:r>
       <w:r>
-        <w:t xml:space="preserve">(충돌), </w:t>
+        <w:t xml:space="preserve">(충돌),</w:t>
+      </w:r>
+      <w:r>
+        <w:t xml:space="preserve"> </w:t>
       </w:r>
       <w:r>
         <w:rPr>
@@ -14805,7 +15991,10 @@
         <w:t xml:space="preserve">videos_obs_small/</w:t>
       </w:r>
       <w:r>
-        <w:t xml:space="preserve">(회피), </w:t>
+        <w:t xml:space="preserve">(회피),</w:t>
+      </w:r>
+      <w:r>
+        <w:t xml:space="preserve"> </w:t>
       </w:r>
       <w:r>
         <w:rPr>
@@ -14910,7 +16099,19 @@
         <w:pStyle w:val="FirstParagraph"/>
       </w:pPr>
       <w:r>
-        <w:t xml:space="preserve">진단(3절)에 따르면 이 모델의 천장은 “학습 부족”이 아니라 </w:t>
+        <w:t xml:space="preserve">진단(3절)에 따르면 이 모델의 천장은</w:t>
+      </w:r>
+      <w:r>
+        <w:t xml:space="preserve"> </w:t>
+      </w:r>
+      <w:r>
+        <w:t xml:space="preserve">“학습 부족”</w:t>
+      </w:r>
+      <w:r>
+        <w:t xml:space="preserve">이 아니라</w:t>
+      </w:r>
+      <w:r>
+        <w:t xml:space="preserve"> </w:t>
       </w:r>
       <w:r>
         <w:rPr>
@@ -14920,7 +16121,10 @@
         <w:t xml:space="preserve">장애물 충돌</w:t>
       </w:r>
       <w:r>
-        <w:t xml:space="preserve">이고, 그 충돌의 상당수가 </w:t>
+        <w:t xml:space="preserve">이고, 그 충돌의 상당수가</w:t>
+      </w:r>
+      <w:r>
+        <w:t xml:space="preserve"> </w:t>
       </w:r>
       <w:r>
         <w:rPr>
@@ -14930,7 +16134,10 @@
         <w:t xml:space="preserve">평가 시 샘플링 노이즈</w:t>
       </w:r>
       <w:r>
-        <w:t xml:space="preserve">로 보였다(결정론에서 충돌이 거의 사라짐). 그렇다면 마지막 레버는 코너 패널티가 아니라 </w:t>
+        <w:t xml:space="preserve">로 보였다(결정론에서 충돌이 거의 사라짐). 그렇다면 마지막 레버는 코너 패널티가 아니라</w:t>
+      </w:r>
+      <w:r>
+        <w:t xml:space="preserve"> </w:t>
       </w:r>
       <w:r>
         <w:rPr>
@@ -14940,7 +16147,10 @@
         <w:t xml:space="preserve">행동 노이즈 축소</w:t>
       </w:r>
       <w:r>
-        <w:t xml:space="preserve">여야 한다 — </w:t>
+        <w:t xml:space="preserve">여야 한다 —</w:t>
+      </w:r>
+      <w:r>
+        <w:t xml:space="preserve"> </w:t>
       </w:r>
       <w:r>
         <w:rPr>
@@ -15013,7 +16223,10 @@
         <w:pStyle w:val="FirstParagraph"/>
       </w:pPr>
       <w:r>
-        <w:t xml:space="preserve">학습 4M 완료(clean exit). 학습 지표: </w:t>
+        <w:t xml:space="preserve">학습 4M 완료(clean exit). 학습 지표:</w:t>
+      </w:r>
+      <w:r>
+        <w:t xml:space="preserve"> </w:t>
       </w:r>
       <w:r>
         <w:rPr>
@@ -15028,10 +16241,20 @@
           <w:b/>
           <w:bCs/>
         </w:rPr>
-        <w:t xml:space="preserve"> 1.3 → 0.91로 하락</w:t>
-      </w:r>
-      <w:r>
-        <w:t xml:space="preserve"> → 노이즈 축소 레버 자체는 의도대로 작동. 그러나 50ep clean(seed 42, 동일 소형 분포):</w:t>
+        <w:t xml:space="preserve"> </w:t>
+      </w:r>
+      <w:r>
+        <w:rPr>
+          <w:b/>
+          <w:bCs/>
+        </w:rPr>
+        <w:t xml:space="preserve">1.3 → 0.91로 하락</w:t>
+      </w:r>
+      <w:r>
+        <w:t xml:space="preserve"> </w:t>
+      </w:r>
+      <w:r>
+        <w:t xml:space="preserve">→ 노이즈 축소 레버 자체는 의도대로 작동. 그러나 50ep clean(seed 42, 동일 소형 분포):</w:t>
       </w:r>
     </w:p>
     <w:tbl>
@@ -15335,7 +16558,10 @@
         <w:t xml:space="preserve">Mean 415 → 418</w:t>
       </w:r>
       <w:r>
-        <w:t xml:space="preserve">: 사실상 무변화(편차 ±231 안). </w:t>
+        <w:t xml:space="preserve">: 사실상 무변화(편차 ±231 안).</w:t>
+      </w:r>
+      <w:r>
+        <w:t xml:space="preserve"> </w:t>
       </w:r>
       <w:r>
         <w:rPr>
@@ -15364,7 +16590,10 @@
         <w:t xml:space="preserve">Min(충돌 바닥) -65 → -112로 악화.</w:t>
       </w:r>
       <w:r>
-        <w:t xml:space="preserve"> 최악 판(ep32 -112)은 entropy를 낮췄는데도 살아남음.</w:t>
+        <w:t xml:space="preserve"> </w:t>
+      </w:r>
+      <w:r>
+        <w:t xml:space="preserve">최악 판(ep32 -112)은 entropy를 낮췄는데도 살아남음.</w:t>
       </w:r>
     </w:p>
     <w:bookmarkEnd w:id="76"/>
@@ -15374,7 +16603,16 @@
         <w:pStyle w:val="Heading3"/>
       </w:pPr>
       <w:r>
-        <w:t>5.2 해석 — 진단의 수정: 남은 충돌은 “구조적”이지 단순 노이즈가 아니다</w:t>
+        <w:t xml:space="preserve">5.2 해석 — 진단의 수정: 남은 충돌은</w:t>
+      </w:r>
+      <w:r>
+        <w:t xml:space="preserve"> </w:t>
+      </w:r>
+      <w:r>
+        <w:t xml:space="preserve">“구조적”</w:t>
+      </w:r>
+      <w:r>
+        <w:t xml:space="preserve">이지 단순 노이즈가 아니다</w:t>
       </w:r>
     </w:p>
     <w:p>
@@ -15382,7 +16620,19 @@
         <w:pStyle w:val="FirstParagraph"/>
       </w:pPr>
       <w:r>
-        <w:t xml:space="preserve">3절에서 “충돌은 대부분 샘플링 노이즈”로 보였으나(seed53 결정론 486 vs 샘플링 -36), </w:t>
+        <w:t xml:space="preserve">3절에서</w:t>
+      </w:r>
+      <w:r>
+        <w:t xml:space="preserve"> </w:t>
+      </w:r>
+      <w:r>
+        <w:t xml:space="preserve">“충돌은 대부분 샘플링 노이즈”</w:t>
+      </w:r>
+      <w:r>
+        <w:t xml:space="preserve">로 보였으나(seed53 결정론 486 vs 샘플링 -36),</w:t>
+      </w:r>
+      <w:r>
+        <w:t xml:space="preserve"> </w:t>
       </w:r>
       <w:r>
         <w:rPr>
@@ -15392,14 +16642,27 @@
         <w:t xml:space="preserve">노이즈를 실제로 줄여봤더니(entropy 1.3→0.91) 충돌이 줄지 않았다.</w:t>
       </w:r>
       <w:r>
-        <w:t xml:space="preserve"> Min은 오히려 악화. 즉 </w:t>
-      </w:r>
-      <w:r>
-        <w:rPr>
-          <w:b/>
-          <w:bCs/>
-        </w:rPr>
-        <w:t xml:space="preserve">샘플링 노이즈는 충돌의 </w:t>
+        <w:t xml:space="preserve"> </w:t>
+      </w:r>
+      <w:r>
+        <w:t xml:space="preserve">Min은 오히려 악화. 즉</w:t>
+      </w:r>
+      <w:r>
+        <w:t xml:space="preserve"> </w:t>
+      </w:r>
+      <w:r>
+        <w:rPr>
+          <w:b/>
+          <w:bCs/>
+        </w:rPr>
+        <w:t xml:space="preserve">샘플링 노이즈는 충돌의</w:t>
+      </w:r>
+      <w:r>
+        <w:rPr>
+          <w:b/>
+          <w:bCs/>
+        </w:rPr>
+        <w:t xml:space="preserve"> </w:t>
       </w:r>
       <w:r>
         <w:rPr>
@@ -15415,10 +16678,20 @@
           <w:b/>
           <w:bCs/>
         </w:rPr>
-        <w:t xml:space="preserve"> 중 하나였을 뿐, 제거해도 사라지지 않는 구조적 실패 케이스가 따로 남아 있다</w:t>
-      </w:r>
-      <w:r>
-        <w:t xml:space="preserve"> — 정책이 특정 장애물 배치를 아직 못 푸는 것이다. (</w:t>
+        <w:t xml:space="preserve"> </w:t>
+      </w:r>
+      <w:r>
+        <w:rPr>
+          <w:b/>
+          <w:bCs/>
+        </w:rPr>
+        <w:t xml:space="preserve">중 하나였을 뿐, 제거해도 사라지지 않는 구조적 실패 케이스가 따로 남아 있다</w:t>
+      </w:r>
+      <w:r>
+        <w:t xml:space="preserve"> </w:t>
+      </w:r>
+      <w:r>
+        <w:t xml:space="preserve">— 정책이 특정 장애물 배치를 아직 못 푸는 것이다. (</w:t>
       </w:r>
       <w:r>
         <w:rPr>
@@ -15456,7 +16729,13 @@
         <w:t xml:space="preserve">가설 기각.</w:t>
       </w:r>
       <w:r>
-        <w:t xml:space="preserve"> 행동 노이즈 축소는 </w:t>
+        <w:t xml:space="preserve"> </w:t>
+      </w:r>
+      <w:r>
+        <w:t xml:space="preserve">행동 노이즈 축소는</w:t>
+      </w:r>
+      <w:r>
+        <w:t xml:space="preserve"> </w:t>
       </w:r>
       <w:r>
         <w:rPr>
@@ -15484,7 +16763,10 @@
         <w:t xml:space="preserve">2-action 장애물 task의 clean 천장은 ~415 (Mean)으로 확정.</w:t>
       </w:r>
       <w:r>
-        <w:t xml:space="preserve"> 코너 패널티(3절)·스텝 증가(4.1절)·노이즈 축소(5절) — 시도한 세 레버 모두 이 천장을 넘지 못했다.</w:t>
+        <w:t xml:space="preserve"> </w:t>
+      </w:r>
+      <w:r>
+        <w:t xml:space="preserve">코너 패널티(3절)·스텝 증가(4.1절)·노이즈 축소(5절) — 시도한 세 레버 모두 이 천장을 넘지 못했다.</w:t>
       </w:r>
     </w:p>
     <w:p>
@@ -15500,7 +16782,14 @@
           <w:b/>
           <w:bCs/>
         </w:rPr>
-        <w:t xml:space="preserve">최종 채택 모델: </w:t>
+        <w:t xml:space="preserve">최종 채택 모델:</w:t>
+      </w:r>
+      <w:r>
+        <w:rPr>
+          <w:b/>
+          <w:bCs/>
+        </w:rPr>
+        <w:t xml:space="preserve"> </w:t>
       </w:r>
       <w:r>
         <w:rPr>
@@ -15518,7 +16807,10 @@
         <w:t xml:space="preserve">(ent_coef 0.01, clean 415/422).</w:t>
       </w:r>
       <w:r>
-        <w:t xml:space="preserve"> lowent는 동급이나 Median·Min에서 미세 열위라 채택하지 않음.</w:t>
+        <w:t xml:space="preserve"> </w:t>
+      </w:r>
+      <w:r>
+        <w:t xml:space="preserve">lowent는 동급이나 Median·Min에서 미세 열위라 채택하지 않음.</w:t>
       </w:r>
     </w:p>
     <w:p>
@@ -15553,7 +16845,10 @@
         <w:pStyle w:val="FirstParagraph"/>
       </w:pPr>
       <w:r>
-        <w:t xml:space="preserve">2-action(throttle 1축, ActionWrapper)이 장애물 task에서 정착한 천장(clean ~415)이 </w:t>
+        <w:t xml:space="preserve">2-action(throttle 1축, ActionWrapper)이 장애물 task에서 정착한 천장(clean ~415)이</w:t>
+      </w:r>
+      <w:r>
+        <w:t xml:space="preserve"> </w:t>
       </w:r>
       <w:r>
         <w:rPr>
@@ -15563,14 +16858,27 @@
         <w:t xml:space="preserve">action 파라미터화</w:t>
       </w:r>
       <w:r>
-        <w:t xml:space="preserve"> 탓인지 확인하기 위해, </w:t>
-      </w:r>
-      <w:r>
-        <w:rPr>
-          <w:b/>
-          <w:bCs/>
-        </w:rPr>
-        <w:t xml:space="preserve">3-action </w:t>
+        <w:t xml:space="preserve"> </w:t>
+      </w:r>
+      <w:r>
+        <w:t xml:space="preserve">탓인지 확인하기 위해,</w:t>
+      </w:r>
+      <w:r>
+        <w:t xml:space="preserve"> </w:t>
+      </w:r>
+      <w:r>
+        <w:rPr>
+          <w:b/>
+          <w:bCs/>
+        </w:rPr>
+        <w:t xml:space="preserve">3-action</w:t>
+      </w:r>
+      <w:r>
+        <w:rPr>
+          <w:b/>
+          <w:bCs/>
+        </w:rPr>
+        <w:t xml:space="preserve"> </w:t>
       </w:r>
       <w:r>
         <w:rPr>
@@ -15581,17 +16889,26 @@
         <w:t xml:space="preserve">[steer, gas, brake]</w:t>
       </w:r>
       <w:r>
-        <w:t xml:space="preserve"> 정책으로 동일 task를 학습했다. 환경·보상·하이퍼파라미터는 2-action과 </w:t>
-      </w:r>
-      <w:r>
-        <w:rPr>
-          <w:b/>
-          <w:bCs/>
-        </w:rPr>
-        <w:t xml:space="preserve">바이트 단위로 동일</w:t>
-      </w:r>
-      <w:r>
-        <w:t xml:space="preserve">(n_obstacles=10, penalty=15, size 0.25–0.6, LR 1e-4 cosine, target_kl 0.03)하고 </w:t>
+        <w:t xml:space="preserve"> </w:t>
+      </w:r>
+      <w:r>
+        <w:t xml:space="preserve">정책으로 동일 task를 학습했다. 환경·보상·하이퍼파라미터는 2-action과</w:t>
+      </w:r>
+      <w:r>
+        <w:t xml:space="preserve"> </w:t>
+      </w:r>
+      <w:r>
+        <w:rPr>
+          <w:b/>
+          <w:bCs/>
+        </w:rPr>
+        <w:t xml:space="preserve">설정값이 동일</w:t>
+      </w:r>
+      <w:r>
+        <w:t xml:space="preserve">(n_obstacles=10, penalty=15, size 0.25–0.6, LR 1e-4 cosine, target_kl 0.03)하고</w:t>
+      </w:r>
+      <w:r>
+        <w:t xml:space="preserve"> </w:t>
       </w:r>
       <w:r>
         <w:rPr>
@@ -15601,7 +16918,10 @@
         <w:t xml:space="preserve">유일한 차이는 ActionWrapper 미적용</w:t>
       </w:r>
       <w:r>
-        <w:t xml:space="preserve">(정책이 3D를 직접 출력). 3-action 베이스 </w:t>
+        <w:t xml:space="preserve">(정책이 3D를 직접 출력). 3-action 베이스</w:t>
+      </w:r>
+      <w:r>
+        <w:t xml:space="preserve"> </w:t>
       </w:r>
       <w:r>
         <w:rPr>
@@ -15610,7 +16930,10 @@
         <w:t xml:space="preserve">evaluated641</w:t>
       </w:r>
       <w:r>
-        <w:t xml:space="preserve">(무장애물 base에서 ~675)에서 fine-tune. 전용 스크립트 </w:t>
+        <w:t xml:space="preserve">(무장애물 base에서 ~675)에서 fine-tune. 전용 스크립트</w:t>
+      </w:r>
+      <w:r>
+        <w:t xml:space="preserve"> </w:t>
       </w:r>
       <w:r>
         <w:rPr>
@@ -15756,7 +17079,10 @@
         <w:pStyle w:val="BodyText"/>
       </w:pPr>
       <w:r>
-        <w:t xml:space="preserve">2-action과 동일한 </w:t>
+        <w:t xml:space="preserve">2-action과 동일한</w:t>
+      </w:r>
+      <w:r>
+        <w:t xml:space="preserve"> </w:t>
       </w:r>
       <w:r>
         <w:rPr>
@@ -15765,7 +17091,10 @@
         <w:t xml:space="preserve">ent_coef 0.01</w:t>
       </w:r>
       <w:r>
-        <w:t xml:space="preserve">로 학습하자 </w:t>
+        <w:t xml:space="preserve">로 학습하자</w:t>
+      </w:r>
+      <w:r>
+        <w:t xml:space="preserve"> </w:t>
       </w:r>
       <w:r>
         <w:rPr>
@@ -15775,7 +17104,13 @@
         <w:t xml:space="preserve">entropy(=std)가 2.0→5.33으로 폭증</w:t>
       </w:r>
       <w:r>
-        <w:t>, reward가 피크 325(@1.1M) 후 156으로 붕괴. TB 곡선 진단(</w:t>
+        <w:t xml:space="preserve">, reward가 피크 325(</w:t>
+      </w:r>
+      <w:r>
+        <w:t xml:space="preserve">@1.1M</w:t>
+      </w:r>
+      <w:r>
+        <w:t xml:space="preserve">) 후 156으로 붕괴. TB 곡선 진단(</w:t>
       </w:r>
       <w:r>
         <w:rPr>
@@ -15784,7 +17119,10 @@
         <w:t xml:space="preserve">scripts/dump_tb_scalars.py</w:t>
       </w:r>
       <w:r>
-        <w:t xml:space="preserve">): </w:t>
+        <w:t xml:space="preserve">):</w:t>
+      </w:r>
+      <w:r>
+        <w:t xml:space="preserve"> </w:t>
       </w:r>
       <w:r>
         <w:rPr>
@@ -15793,7 +17131,10 @@
         <w:t xml:space="preserve">ent_coef×entropy</w:t>
       </w:r>
       <w:r>
-        <w:t xml:space="preserve">(0.053)가 </w:t>
+        <w:t xml:space="preserve">(0.053)가</w:t>
+      </w:r>
+      <w:r>
+        <w:t xml:space="preserve"> </w:t>
       </w:r>
       <w:r>
         <w:rPr>
@@ -15802,7 +17143,10 @@
         <w:t xml:space="preserve">policy_loss</w:t>
       </w:r>
       <w:r>
-        <w:t xml:space="preserve">(0.008)를 </w:t>
+        <w:t xml:space="preserve">(0.008)를</w:t>
+      </w:r>
+      <w:r>
+        <w:t xml:space="preserve"> </w:t>
       </w:r>
       <w:r>
         <w:rPr>
@@ -15812,7 +17156,13 @@
         <w:t xml:space="preserve">6배 압도</w:t>
       </w:r>
       <w:r>
-        <w:t xml:space="preserve"> → 옵티마이저가 보상 대신 std 키우기로 폭주. </w:t>
+        <w:t xml:space="preserve"> </w:t>
+      </w:r>
+      <w:r>
+        <w:t xml:space="preserve">→ 옵티마이저가 보상 대신 std 키우기로 폭주.</w:t>
+      </w:r>
+      <w:r>
+        <w:t xml:space="preserve"> </w:t>
       </w:r>
       <w:r>
         <w:rPr>
@@ -15821,7 +17171,10 @@
         <w:t xml:space="preserve">obstacle_hits</w:t>
       </w:r>
       <w:r>
-        <w:t xml:space="preserve">는 4.8→1~2로 줄어(회피는 학습) 실패 원인은 충돌이 아니라 </w:t>
+        <w:t xml:space="preserve">는 4.8→1~2로 줄어(회피는 학습) 실패 원인은 충돌이 아니라</w:t>
+      </w:r>
+      <w:r>
+        <w:t xml:space="preserve"> </w:t>
       </w:r>
       <w:r>
         <w:rPr>
@@ -15831,7 +17184,10 @@
         <w:t xml:space="preserve">std 발산</w:t>
       </w:r>
       <w:r>
-        <w:t xml:space="preserve">. → </w:t>
+        <w:t xml:space="preserve">. →</w:t>
+      </w:r>
+      <w:r>
+        <w:t xml:space="preserve"> </w:t>
       </w:r>
       <w:r>
         <w:rPr>
@@ -15952,29 +17308,47 @@
               <w:pStyle w:val="Compact"/>
             </w:pPr>
             <w:r>
-              <w:t>best shaped @step</w:t>
-            </w:r>
-          </w:p>
-        </w:tc>
-        <w:tc>
-          <w:tcPr/>
-          <w:p>
-            <w:pPr>
-              <w:pStyle w:val="Compact"/>
-            </w:pPr>
-            <w:r>
-              <w:t>465 @3.28M</w:t>
-            </w:r>
-          </w:p>
-        </w:tc>
-        <w:tc>
-          <w:tcPr/>
-          <w:p>
-            <w:pPr>
-              <w:pStyle w:val="Compact"/>
-            </w:pPr>
-            <w:r>
-              <w:t>334 @3.28M</w:t>
+              <w:t xml:space="preserve">best shaped</w:t>
+            </w:r>
+            <w:r>
+              <w:t xml:space="preserve"> </w:t>
+            </w:r>
+            <w:r>
+              <w:t xml:space="preserve">@step</w:t>
+            </w:r>
+          </w:p>
+        </w:tc>
+        <w:tc>
+          <w:tcPr/>
+          <w:p>
+            <w:pPr>
+              <w:pStyle w:val="Compact"/>
+            </w:pPr>
+            <w:r>
+              <w:t xml:space="preserve">465</w:t>
+            </w:r>
+            <w:r>
+              <w:t xml:space="preserve"> </w:t>
+            </w:r>
+            <w:r>
+              <w:t xml:space="preserve">@3.28M</w:t>
+            </w:r>
+          </w:p>
+        </w:tc>
+        <w:tc>
+          <w:tcPr/>
+          <w:p>
+            <w:pPr>
+              <w:pStyle w:val="Compact"/>
+            </w:pPr>
+            <w:r>
+              <w:t xml:space="preserve">334</w:t>
+            </w:r>
+            <w:r>
+              <w:t xml:space="preserve"> </w:t>
+            </w:r>
+            <w:r>
+              <w:t xml:space="preserve">@3.28M</w:t>
             </w:r>
           </w:p>
         </w:tc>
@@ -16250,7 +17624,10 @@
         <w:pStyle w:val="BodyText"/>
       </w:pPr>
       <w:r>
-        <w:t xml:space="preserve">→ </w:t>
+        <w:t xml:space="preserve">→</w:t>
+      </w:r>
+      <w:r>
+        <w:t xml:space="preserve"> </w:t>
       </w:r>
       <w:r>
         <w:rPr>
@@ -16260,7 +17637,13 @@
         <w:t xml:space="preserve">발산을 고쳐 공정(오히려 3-action에 유리한 ent 튜닝)하게 비교해도 3-action은 2-action의 ~55%.</w:t>
       </w:r>
       <w:r>
-        <w:t xml:space="preserve"> Mean·Median 모두 큰 폭 하회, </w:t>
+        <w:t xml:space="preserve"> </w:t>
+      </w:r>
+      <w:r>
+        <w:t xml:space="preserve">Mean·Median 모두 큰 폭 하회,</w:t>
+      </w:r>
+      <w:r>
+        <w:t xml:space="preserve"> </w:t>
       </w:r>
       <w:r>
         <w:rPr>
@@ -16343,7 +17726,10 @@
         <w:pStyle w:val="FirstParagraph"/>
       </w:pPr>
       <w:r>
-        <w:t xml:space="preserve">동일 task·하이퍼파라미터에서 3-action만 낮은 건 </w:t>
+        <w:t xml:space="preserve">동일 task·하이퍼파라미터에서 3-action만 낮은 건</w:t>
+      </w:r>
+      <w:r>
+        <w:t xml:space="preserve"> </w:t>
       </w:r>
       <w:r>
         <w:rPr>
@@ -16353,7 +17739,10 @@
         <w:t xml:space="preserve">독립 gas/brake action space</w:t>
       </w:r>
       <w:r>
-        <w:t xml:space="preserve"> 때문이며, 코드에 대조·반증했다:</w:t>
+        <w:t xml:space="preserve"> </w:t>
+      </w:r>
+      <w:r>
+        <w:t xml:space="preserve">때문이며, 코드에 대조·반증했다:</w:t>
       </w:r>
     </w:p>
     <w:p>
@@ -16372,7 +17761,13 @@
         <w:t xml:space="preserve">gas+brake 동시 입력이 실재하는 퇴화영역</w:t>
       </w:r>
       <w:r>
-        <w:t xml:space="preserve"> (검증 holds=true). 3-action에서는 env의 step이 </w:t>
+        <w:t xml:space="preserve"> </w:t>
+      </w:r>
+      <w:r>
+        <w:t xml:space="preserve">(검증 holds=true). 3-action에서는 env의 step이</w:t>
+      </w:r>
+      <w:r>
+        <w:t xml:space="preserve"> </w:t>
       </w:r>
       <w:r>
         <w:rPr>
@@ -16399,7 +17794,10 @@
         <w:t xml:space="preserve">car_racing.py:545-546</w:t>
       </w:r>
       <w:r>
-        <w:t xml:space="preserve">), 물리엔진에서 같은 </w:t>
+        <w:t xml:space="preserve">), 물리엔진에서 같은</w:t>
+      </w:r>
+      <w:r>
+        <w:t xml:space="preserve"> </w:t>
       </w:r>
       <w:r>
         <w:rPr>
@@ -16408,7 +17806,10 @@
         <w:t xml:space="preserve">w.omega</w:t>
       </w:r>
       <w:r>
-        <w:t xml:space="preserve">를 한 틱에 gas가 올리고 brake가 깎는 </w:t>
+        <w:t xml:space="preserve">를 한 틱에 gas가 올리고 brake가 깎는</w:t>
+      </w:r>
+      <w:r>
+        <w:t xml:space="preserve"> </w:t>
       </w:r>
       <w:r>
         <w:rPr>
@@ -16427,7 +17828,10 @@
         <w:t xml:space="preserve">car_dynamics.py:199-216</w:t>
       </w:r>
       <w:r>
-        <w:t xml:space="preserve">). 2-action ActionWrapper는 단일 throttle을 </w:t>
+        <w:t xml:space="preserve">). 2-action ActionWrapper는 단일 throttle을</w:t>
+      </w:r>
+      <w:r>
+        <w:t xml:space="preserve"> </w:t>
       </w:r>
       <w:r>
         <w:rPr>
@@ -16436,7 +17840,10 @@
         <w:t xml:space="preserve">gas=max(0,t)/brake=max(0,−t)</w:t>
       </w:r>
       <w:r>
-        <w:t xml:space="preserve">로 분해해 이 구간을 </w:t>
+        <w:t xml:space="preserve">로 분해해 이 구간을</w:t>
+      </w:r>
+      <w:r>
+        <w:t xml:space="preserve"> </w:t>
       </w:r>
       <w:r>
         <w:rPr>
@@ -16483,7 +17890,10 @@
         <w:t xml:space="preserve">gas()</w:t>
       </w:r>
       <w:r>
-        <w:t xml:space="preserve">는 [0,1] 클립 + 스텝당 +0.1 램프로 보호되나 </w:t>
+        <w:t xml:space="preserve">는 [0,1] 클립 + 스텝당 +0.1 램프로 보호되나</w:t>
+      </w:r>
+      <w:r>
+        <w:t xml:space="preserve"> </w:t>
       </w:r>
       <w:r>
         <w:rPr>
@@ -16492,7 +17902,10 @@
         <w:t xml:space="preserve">brake()</w:t>
       </w:r>
       <w:r>
-        <w:t xml:space="preserve">는 </w:t>
+        <w:t xml:space="preserve">는</w:t>
+      </w:r>
+      <w:r>
+        <w:t xml:space="preserve"> </w:t>
       </w:r>
       <w:r>
         <w:rPr>
@@ -16511,7 +17924,10 @@
         <w:t xml:space="preserve">car_dynamics.py:146-160</w:t>
       </w:r>
       <w:r>
-        <w:t xml:space="preserve">). 노이즈 큰 brake가 즉시 속도를 깎아, 유일한 양의 셰이핑인 </w:t>
+        <w:t xml:space="preserve">). 노이즈 큰 brake가 즉시 속도를 깎아, 유일한 양의 셰이핑인</w:t>
+      </w:r>
+      <w:r>
+        <w:t xml:space="preserve"> </w:t>
       </w:r>
       <w:r>
         <w:rPr>
@@ -16539,7 +17955,10 @@
         <w:t xml:space="preserve">탐색 부피 ~2.9배 + 합산 엔트로피.</w:t>
       </w:r>
       <w:r>
-        <w:t xml:space="preserve"> 차원이 하나 더라 entropy/log_prob이 brake축까지 합산(</w:t>
+        <w:t xml:space="preserve"> </w:t>
+      </w:r>
+      <w:r>
+        <w:t xml:space="preserve">차원이 하나 더라 entropy/log_prob이 brake축까지 합산(</w:t>
       </w:r>
       <w:r>
         <w:rPr>
@@ -16577,7 +17996,10 @@
         <w:t xml:space="preserve">결론</w:t>
       </w:r>
       <w:r>
-        <w:t xml:space="preserve">: </w:t>
+        <w:t xml:space="preserve">:</w:t>
+      </w:r>
+      <w:r>
+        <w:t xml:space="preserve"> </w:t>
       </w:r>
       <w:r>
         <w:rPr>
@@ -16587,7 +18009,10 @@
         <w:t xml:space="preserve">3-action은 이 장애물 task에서 구조적으로 불리</w:t>
       </w:r>
       <w:r>
-        <w:t xml:space="preserve">하다. 발산을 막는 공정한(오히려 관대한) 튜닝 후에도 clean 229 vs 415 — ActionWrapper의 signed-throttle이 </w:t>
+        <w:t xml:space="preserve">하다. 발산을 막는 공정한(오히려 관대한) 튜닝 후에도 clean 229 vs 415 — ActionWrapper의 signed-throttle이</w:t>
+      </w:r>
+      <w:r>
+        <w:t xml:space="preserve"> </w:t>
       </w:r>
       <w:r>
         <w:rPr>
@@ -16597,7 +18022,10 @@
         <w:t xml:space="preserve">퇴화영역 제거 + 탐색 축소</w:t>
       </w:r>
       <w:r>
-        <w:t xml:space="preserve">라는 </w:t>
+        <w:t xml:space="preserve">라는</w:t>
+      </w:r>
+      <w:r>
+        <w:t xml:space="preserve"> </w:t>
       </w:r>
       <w:r>
         <w:rPr>
@@ -16626,7 +18054,10 @@
         <w:t xml:space="preserve">한계(정직하게)</w:t>
       </w:r>
       <w:r>
-        <w:t xml:space="preserve">: 3-action의 clean 천장을 2-action처럼 여러 lever로 </w:t>
+        <w:t xml:space="preserve">: 3-action의 clean 천장을 2-action처럼 여러 lever로</w:t>
+      </w:r>
+      <w:r>
+        <w:t xml:space="preserve"> </w:t>
       </w:r>
       <w:r>
         <w:rPr>
@@ -16636,7 +18067,19 @@
         <w:t xml:space="preserve">확정한 것은 아니다</w:t>
       </w:r>
       <w:r>
-        <w:t xml:space="preserve">(B2 단일 공정 run). 정확한 진술은 “3-action이 415를 못 넘는다”가 아니라 </w:t>
+        <w:t xml:space="preserve">(B2 단일 공정 run). 정확한 진술은</w:t>
+      </w:r>
+      <w:r>
+        <w:t xml:space="preserve"> </w:t>
+      </w:r>
+      <w:r>
+        <w:t xml:space="preserve">“3-action이 415를 못 넘는다”</w:t>
+      </w:r>
+      <w:r>
+        <w:t xml:space="preserve">가 아니라</w:t>
+      </w:r>
+      <w:r>
+        <w:t xml:space="preserve"> </w:t>
       </w:r>
       <w:r>
         <w:rPr>
@@ -16691,7 +18134,13 @@
         <w:t xml:space="preserve">PPO 붕괴는 거의 항상 신뢰영역(KL) 제어 실패</w:t>
       </w:r>
       <w:r>
-        <w:t xml:space="preserve"> — KL은 epoch가 아니라 </w:t>
+        <w:t xml:space="preserve"> </w:t>
+      </w:r>
+      <w:r>
+        <w:t xml:space="preserve">— KL은 epoch가 아니라</w:t>
+      </w:r>
+      <w:r>
+        <w:t xml:space="preserve"> </w:t>
       </w:r>
       <w:r>
         <w:rPr>
@@ -16720,7 +18169,10 @@
         <w:t xml:space="preserve">shaped reward ≠ clean reward</w:t>
       </w:r>
       <w:r>
-        <w:t xml:space="preserve"> — 스케일업·모델 선택은 반드시 clean 평가로 게이팅하라(shaped 838이 clean 667).</w:t>
+        <w:t xml:space="preserve"> </w:t>
+      </w:r>
+      <w:r>
+        <w:t xml:space="preserve">— 스케일업·모델 선택은 반드시 clean 평가로 게이팅하라(shaped 838이 clean 667).</w:t>
       </w:r>
     </w:p>
     <w:p>
@@ -16739,7 +18191,10 @@
         <w:t xml:space="preserve">보상 셰이핑 항은 조용한 no-op일 수 있다 — 실제로 발화하는지 검증하라.</w:t>
       </w:r>
       <w:r>
-        <w:t xml:space="preserve"> 코너 패널티(미구현)·속도 보상 등이 무발화일 수 있다.</w:t>
+        <w:t xml:space="preserve"> </w:t>
+      </w:r>
+      <w:r>
+        <w:t xml:space="preserve">코너 패널티(미구현)·속도 보상 등이 무발화일 수 있다.</w:t>
       </w:r>
     </w:p>
     <w:p>
@@ -16755,10 +18210,41 @@
           <w:b/>
           <w:bCs/>
         </w:rPr>
-        <w:t>픽셀 입력 에이전트는 장애물을 관측에 직접 “그려” 넣어야 한다</w:t>
-      </w:r>
-      <w:r>
-        <w:t xml:space="preserve"> — 물리 세계에만 두면 보이지 않는다.</w:t>
+        <w:t xml:space="preserve">픽셀 입력 에이전트는 장애물을 관측에 직접</w:t>
+      </w:r>
+      <w:r>
+        <w:rPr>
+          <w:b/>
+          <w:bCs/>
+        </w:rPr>
+        <w:t xml:space="preserve"> </w:t>
+      </w:r>
+      <w:r>
+        <w:rPr>
+          <w:b/>
+          <w:bCs/>
+        </w:rPr>
+        <w:t xml:space="preserve">“그려”</w:t>
+      </w:r>
+      <w:r>
+        <w:rPr>
+          <w:b/>
+          <w:bCs/>
+        </w:rPr>
+        <w:t xml:space="preserve"> </w:t>
+      </w:r>
+      <w:r>
+        <w:rPr>
+          <w:b/>
+          <w:bCs/>
+        </w:rPr>
+        <w:t xml:space="preserve">넣어야 한다</w:t>
+      </w:r>
+      <w:r>
+        <w:t xml:space="preserve"> </w:t>
+      </w:r>
+      <w:r>
+        <w:t xml:space="preserve">— 물리 세계에만 두면 보이지 않는다.</w:t>
       </w:r>
     </w:p>
     <w:p>
@@ -16777,7 +18263,10 @@
         <w:t xml:space="preserve">Linux box2d-py는 body 파괴 중 contact 콜백에서 segfault</w:t>
       </w:r>
       <w:r>
-        <w:t xml:space="preserve"> — listener를 먼저 detach하라(macOS가 가려서 로컬에선 안 잡힘).</w:t>
+        <w:t xml:space="preserve"> </w:t>
+      </w:r>
+      <w:r>
+        <w:t xml:space="preserve">— listener를 먼저 detach하라(macOS가 가려서 로컬에선 안 잡힘).</w:t>
       </w:r>
     </w:p>
     <w:p>
@@ -16793,7 +18282,14 @@
           <w:b/>
           <w:bCs/>
         </w:rPr>
-        <w:t xml:space="preserve">벡터 env 로깅은 </w:t>
+        <w:t xml:space="preserve">벡터 env 로깅은</w:t>
+      </w:r>
+      <w:r>
+        <w:rPr>
+          <w:b/>
+          <w:bCs/>
+        </w:rPr>
+        <w:t xml:space="preserve"> </w:t>
       </w:r>
       <w:r>
         <w:rPr>
@@ -16811,7 +18307,13 @@
         <w:t xml:space="preserve">(dict-of-arrays)로 읽어야</w:t>
       </w:r>
       <w:r>
-        <w:t xml:space="preserve"> 한다 — </w:t>
+        <w:t xml:space="preserve"> </w:t>
+      </w:r>
+      <w:r>
+        <w:t xml:space="preserve">한다 —</w:t>
+      </w:r>
+      <w:r>
+        <w:t xml:space="preserve"> </w:t>
       </w:r>
       <w:r>
         <w:rPr>
@@ -16839,7 +18341,13 @@
         <w:t xml:space="preserve">셰이핑을 추가하기 전에 실패 모드를 측정하라.</w:t>
       </w:r>
       <w:r>
-        <w:t xml:space="preserve"> 계측 평가가 진짜 실패 원인이 트랙 이탈이 아니라 </w:t>
+        <w:t xml:space="preserve"> </w:t>
+      </w:r>
+      <w:r>
+        <w:t xml:space="preserve">계측 평가가 진짜 실패 원인이 트랙 이탈이 아니라</w:t>
+      </w:r>
+      <w:r>
+        <w:t xml:space="preserve"> </w:t>
       </w:r>
       <w:r>
         <w:rPr>
@@ -16874,7 +18382,10 @@
         <w:t xml:space="preserve">샘플링 vs 결정론 평가는 std가 클 때 크게 다르다</w:t>
       </w:r>
       <w:r>
-        <w:t xml:space="preserve"> — 샘플링 노이즈가 장애물 충돌을 유발(seed53 결정론 486 vs 샘플링 −36).</w:t>
+        <w:t xml:space="preserve"> </w:t>
+      </w:r>
+      <w:r>
+        <w:t xml:space="preserve">— 샘플링 노이즈가 장애물 충돌을 유발(seed53 결정론 486 vs 샘플링 −36).</w:t>
       </w:r>
     </w:p>
     <w:p>
@@ -16890,7 +18401,14 @@
           <w:b/>
           <w:bCs/>
         </w:rPr>
-        <w:t>“노이즈가 원인”은 가설로 끝내지 말고 직접 검증하라.</w:t>
+        <w:t xml:space="preserve">“노이즈가 원인”</w:t>
+      </w:r>
+      <w:r>
+        <w:rPr>
+          <w:b/>
+          <w:bCs/>
+        </w:rPr>
+        <w:t xml:space="preserve">은 가설로 끝내지 말고 직접 검증하라.</w:t>
       </w:r>
       <w:r>
         <w:t xml:space="preserve"> </w:t>
@@ -16902,7 +18420,10 @@
         <w:t xml:space="preserve">ent_coef</w:t>
       </w:r>
       <w:r>
-        <w:t xml:space="preserve">로 노이즈를 줄여봤더니(entropy 1.3→0.91) 충돌이 안 줄었다 — 일부는 노이즈로 제거 안 되는 </w:t>
+        <w:t xml:space="preserve">로 노이즈를 줄여봤더니(entropy 1.3→0.91) 충돌이 안 줄었다 — 일부는 노이즈로 제거 안 되는</w:t>
+      </w:r>
+      <w:r>
+        <w:t xml:space="preserve"> </w:t>
       </w:r>
       <w:r>
         <w:rPr>
@@ -16931,7 +18452,13 @@
         <w:t xml:space="preserve">이 태스크는 전반부에 정점</w:t>
       </w:r>
       <w:r>
-        <w:t xml:space="preserve"> 후 정체 — 코너 패널티·스텝 증가·노이즈 축소 </w:t>
+        <w:t xml:space="preserve"> </w:t>
+      </w:r>
+      <w:r>
+        <w:t xml:space="preserve">후 정체 — 코너 패널티·스텝 증가·노이즈 축소</w:t>
+      </w:r>
+      <w:r>
+        <w:t xml:space="preserve"> </w:t>
       </w:r>
       <w:r>
         <w:rPr>
@@ -16941,7 +18468,10 @@
         <w:t xml:space="preserve">세 레버 모두 clean ~415 천장을 못 넘음</w:t>
       </w:r>
       <w:r>
-        <w:t xml:space="preserve">. 다음 개선은 하이퍼파라미터가 아니라 </w:t>
+        <w:t xml:space="preserve">. 다음 개선은 하이퍼파라미터가 아니라</w:t>
+      </w:r>
+      <w:r>
+        <w:t xml:space="preserve"> </w:t>
       </w:r>
       <w:r>
         <w:rPr>
@@ -16970,7 +18500,10 @@
         <w:t xml:space="preserve">action 파라미터화는 공짜가 아니다 — 2-action의 ActionWrapper가 유용한 inductive bias.</w:t>
       </w:r>
       <w:r>
-        <w:t xml:space="preserve"> 3-action은 동일 조건에서 clean 229(2-action 415의 ~55%): 독립 gas/brake가 동시입력 퇴화영역·무방비 brake·~2.9배 탐색부피를 만들어 std 발산/저성능을 유발.</w:t>
+        <w:t xml:space="preserve"> </w:t>
+      </w:r>
+      <w:r>
+        <w:t xml:space="preserve">3-action은 동일 조건에서 clean 229(2-action 415의 ~55%): 독립 gas/brake가 동시입력 퇴화영역·무방비 brake·~2.9배 탐색부피를 만들어 std 발산/저성능을 유발.</w:t>
       </w:r>
     </w:p>
     <w:p>
@@ -16989,7 +18522,13 @@
         <w:t xml:space="preserve">하이퍼파라미터는 차원에 따라 재튜닝하라.</w:t>
       </w:r>
       <w:r>
-        <w:t xml:space="preserve"> 2D에서 안정적이던 </w:t>
+        <w:t xml:space="preserve"> </w:t>
+      </w:r>
+      <w:r>
+        <w:t xml:space="preserve">2D에서 안정적이던</w:t>
+      </w:r>
+      <w:r>
+        <w:t xml:space="preserve"> </w:t>
       </w:r>
       <w:r>
         <w:rPr>
@@ -16998,7 +18537,10 @@
         <w:t xml:space="preserve">ent_coef 0.01</w:t>
       </w:r>
       <w:r>
-        <w:t xml:space="preserve">이 3D에선 entropy를 발산(2.0→5.33)시켰다 — </w:t>
+        <w:t xml:space="preserve">이 3D에선 entropy를 발산(2.0→5.33)시켰다 —</w:t>
+      </w:r>
+      <w:r>
+        <w:t xml:space="preserve"> </w:t>
       </w:r>
       <w:r>
         <w:rPr>
@@ -17007,7 +18549,10 @@
         <w:t xml:space="preserve">ent항/policy항</w:t>
       </w:r>
       <w:r>
-        <w:t xml:space="preserve"> 비율로 균형을 확인하라.</w:t>
+        <w:t xml:space="preserve"> </w:t>
+      </w:r>
+      <w:r>
+        <w:t xml:space="preserve">비율로 균형을 확인하라.</w:t>
       </w:r>
     </w:p>
     <w:bookmarkEnd w:id="95"/>
@@ -17025,7 +18570,10 @@
         <w:pStyle w:val="BlockText"/>
       </w:pPr>
       <w:r>
-        <w:t xml:space="preserve">학습=원격 GPU(conda </w:t>
+        <w:t xml:space="preserve">학습=원격 GPU(conda</w:t>
+      </w:r>
+      <w:r>
+        <w:t xml:space="preserve"> </w:t>
       </w:r>
       <w:r>
         <w:rPr>
@@ -17034,7 +18582,10 @@
         <w:t xml:space="preserve">teamB_env</w:t>
       </w:r>
       <w:r>
-        <w:t xml:space="preserve">), 평가/녹화=로컬(conda </w:t>
+        <w:t xml:space="preserve">), 평가/녹화=로컬(conda</w:t>
+      </w:r>
+      <w:r>
+        <w:t xml:space="preserve"> </w:t>
       </w:r>
       <w:r>
         <w:rPr>
@@ -17043,7 +18594,10 @@
         <w:t xml:space="preserve">racing</w:t>
       </w:r>
       <w:r>
-        <w:t xml:space="preserve">). 스크립트는 저장소 루트에서 </w:t>
+        <w:t xml:space="preserve">). 스크립트는 저장소 루트에서</w:t>
+      </w:r>
+      <w:r>
+        <w:t xml:space="preserve"> </w:t>
       </w:r>
       <w:r>
         <w:rPr>
@@ -17094,6 +18648,8 @@
       </w:r>
       <w:r>
         <w:br/>
+      </w:r>
+      <w:r>
         <w:br/>
       </w:r>
       <w:r>
@@ -17131,6 +18687,8 @@
       </w:r>
       <w:r>
         <w:br/>
+      </w:r>
+      <w:r>
         <w:br/>
       </w:r>
       <w:r>
@@ -17168,6 +18726,8 @@
       </w:r>
       <w:r>
         <w:br/>
+      </w:r>
+      <w:r>
         <w:br/>
       </w:r>
       <w:r>
@@ -17201,6 +18761,15 @@
         <w:rPr>
           <w:rStyle w:val="VerbatimChar"/>
         </w:rPr>
+        <w:t xml:space="preserve"># 장애물: 동봉 obs_small=clean 365 / 헤드라인 415(obs_small_p02)는 원격 전용 — 0.4 참조</w:t>
+      </w:r>
+      <w:r>
+        <w:br/>
+      </w:r>
+      <w:r>
+        <w:rPr>
+          <w:rStyle w:val="VerbatimChar"/>
+        </w:rPr>
         <w:t xml:space="preserve">python -m scripts.evaluate_agent_2action_obstacles \</w:t>
       </w:r>
       <w:r>
@@ -17219,7 +18788,7 @@
         <w:rPr>
           <w:rStyle w:val="VerbatimChar"/>
         </w:rPr>
-        <w:t xml:space="preserve">  --obstacle-size-min 0.25 --obstacle-size-max 0.6 --episodes 50 --seed 42         # 장애물(학습과 동일 크기 분포로!)</w:t>
+        <w:t xml:space="preserve">  --obstacle-size-min 0.25 --obstacle-size-max 0.6 --episodes 50 --seed 42         # 학습과 동일 크기 분포로!</w:t>
       </w:r>
       <w:r>
         <w:br/>
@@ -17250,6 +18819,8 @@
       </w:r>
       <w:r>
         <w:br/>
+      </w:r>
+      <w:r>
         <w:br/>
       </w:r>
       <w:r>

--- a/COMBINED_REPORT.docx
+++ b/COMBINED_REPORT.docx
@@ -31,7 +31,7 @@
         <w:pStyle w:val="Date"/>
       </w:pPr>
       <w:r>
-        <w:t xml:space="preserve">2026-06-15</w:t>
+        <w:t xml:space="preserve">2026-06-19</w:t>
       </w:r>
     </w:p>
     <w:bookmarkStart w:id="9" w:name="aicarracing-종합-기술-보고서"/>
@@ -60,7 +60,77 @@
         <w:pStyle w:val="BodyText"/>
       </w:pPr>
       <w:r>
-        <w:t xml:space="preserve">팀 B · 2026-06-15 · 환경: Gymnasium CarRacing-v3 / CarRacingObstacles-v0</w:t>
+        <w:t xml:space="preserve">팀 B · 2026-06-19 · 환경: Gymnasium CarRacing-v3 / CarRacingObstacles-v0</w:t>
+      </w:r>
+    </w:p>
+    <w:p>
+      <w:pPr>
+        <w:pStyle w:val="BodyText"/>
+      </w:pPr>
+      <w:r>
+        <w:rPr>
+          <w:b/>
+          <w:bCs/>
+        </w:rPr>
+        <w:t xml:space="preserve">핵심 결과 (요약):</w:t>
+      </w:r>
+      <w:r>
+        <w:t xml:space="preserve"> </w:t>
+      </w:r>
+      <w:r>
+        <w:t xml:space="preserve">무장애물 트랙 2-action</w:t>
+      </w:r>
+      <w:r>
+        <w:t xml:space="preserve"> </w:t>
+      </w:r>
+      <w:r>
+        <w:rPr>
+          <w:b/>
+          <w:bCs/>
+        </w:rPr>
+        <w:t xml:space="preserve">clean 667</w:t>
+      </w:r>
+      <w:r>
+        <w:t xml:space="preserve">(median 745), 장애물 트랙 2-action</w:t>
+      </w:r>
+      <w:r>
+        <w:t xml:space="preserve"> </w:t>
+      </w:r>
+      <w:r>
+        <w:rPr>
+          <w:b/>
+          <w:bCs/>
+        </w:rPr>
+        <w:t xml:space="preserve">clean 415</w:t>
+      </w:r>
+      <w:r>
+        <w:t xml:space="preserve">(task 천장으로 확정), 동일 조건 3-action은</w:t>
+      </w:r>
+      <w:r>
+        <w:t xml:space="preserve"> </w:t>
+      </w:r>
+      <w:r>
+        <w:rPr>
+          <w:b/>
+          <w:bCs/>
+        </w:rPr>
+        <w:t xml:space="preserve">clean 229 — 2-action의 ~55%</w:t>
+      </w:r>
+      <w:r>
+        <w:t xml:space="preserve">. → 2-action ActionWrapper의 signed-throttle(2D→3D 변환)이</w:t>
+      </w:r>
+      <w:r>
+        <w:t xml:space="preserve"> </w:t>
+      </w:r>
+      <w:r>
+        <w:rPr>
+          <w:i/>
+          <w:iCs/>
+        </w:rPr>
+        <w:t xml:space="preserve">gas+brake 동시입력 퇴화영역 제거 + 탐색 축소</w:t>
+      </w:r>
+      <w:r>
+        <w:t xml:space="preserve">라는 유용한 inductive bias로 작동함을 확인.</w:t>
       </w:r>
     </w:p>
     <w:p>
@@ -1247,7 +1317,7 @@
           <w:b/>
           <w:bCs/>
         </w:rPr>
-        <w:t xml:space="preserve">학습·평가·녹화 전체 커맨드는 부록(Part II 8절)에 정리</w:t>
+        <w:t xml:space="preserve">학습·평가·녹화 전체 커맨드는 부록(Part II 9절)에 정리</w:t>
       </w:r>
       <w:r>
         <w:t xml:space="preserve">했다.</w:t>
@@ -1769,7 +1839,7 @@
         <w:t xml:space="preserve">, clean 229)은 원격 학습 서버에만 존재</w:t>
       </w:r>
       <w:r>
-        <w:t xml:space="preserve">하여 번들에서 제외했다(용량/접근). 이 수치들은 Part II 6절·장애물 보고서에 기록돼 있으며, 재현 커맨드(Part II 8절)로 재현 가능하다.</w:t>
+        <w:t xml:space="preserve">하여 번들에서 제외했다(용량/접근). 이 수치들은 Part II 6절·장애물 보고서에 기록돼 있으며, 재현 커맨드(Part II 9절)로 재현 가능하다.</w:t>
       </w:r>
     </w:p>
     <w:p>
@@ -7487,7 +7557,7 @@
     <w:bookmarkEnd w:id="36"/>
     <w:bookmarkEnd w:id="37"/>
     <w:bookmarkEnd w:id="38"/>
-    <w:bookmarkStart w:id="51" w:name="part-i-2-action-학습-3-action-비교-무장애물-트랙"/>
+    <w:bookmarkStart w:id="54" w:name="part-i-2-action-학습-3-action-비교-무장애물-트랙"/>
     <w:p>
       <w:pPr>
         <w:pStyle w:val="Heading1"/>
@@ -8521,7 +8591,7 @@
     </w:p>
     <w:bookmarkEnd w:id="42"/>
     <w:bookmarkEnd w:id="43"/>
-    <w:bookmarkStart w:id="47" w:name="실험-결과"/>
+    <w:bookmarkStart w:id="50" w:name="실험-결과"/>
     <w:p>
       <w:pPr>
         <w:pStyle w:val="Heading2"/>
@@ -8753,7 +8823,7 @@
       </w:r>
     </w:p>
     <w:bookmarkEnd w:id="44"/>
-    <w:bookmarkStart w:id="46" w:name="a-2-action-베이스-모델-학습-및-스케일업"/>
+    <w:bookmarkStart w:id="49" w:name="a-2-action-베이스-모델-학습-및-스케일업"/>
     <w:p>
       <w:pPr>
         <w:pStyle w:val="Heading3"/>
@@ -8976,6 +9046,61 @@
           <w:bCs/>
         </w:rPr>
         <w:t xml:space="preserve">교훈: 20M은 과도, ~10–12M이 sweet spot.</w:t>
+      </w:r>
+    </w:p>
+    <w:p>
+      <w:pPr>
+        <w:pStyle w:val="CaptionedFigure"/>
+      </w:pPr>
+      <w:r>
+        <w:drawing>
+          <wp:inline>
+            <wp:extent cx="5334000" cy="2963897"/>
+            <wp:effectExtent b="0" l="0" r="0" t="0"/>
+            <wp:docPr descr="그림. 베이스 2-action 스케일업(shaped) — 9.83M에서 정점(837.99) 후 20M까지 689로 퇴보. 회색 띠=3-action 저장 모델의 임베디드 shaped(638~675, 참고), 초록 띠=권장 sweet spot ~10–12M." title="" id="46" name="Picture"/>
+            <a:graphic>
+              <a:graphicData uri="http://schemas.openxmlformats.org/drawingml/2006/picture">
+                <pic:pic>
+                  <pic:nvPicPr>
+                    <pic:cNvPr descr="report_assets/fig_base_scaleup.png" id="47" name="Picture"/>
+                    <pic:cNvPicPr>
+                      <a:picLocks noChangeArrowheads="1" noChangeAspect="1"/>
+                    </pic:cNvPicPr>
+                  </pic:nvPicPr>
+                  <pic:blipFill>
+                    <a:blip r:embed="rId45"/>
+                    <a:stretch>
+                      <a:fillRect/>
+                    </a:stretch>
+                  </pic:blipFill>
+                  <pic:spPr bwMode="auto">
+                    <a:xfrm>
+                      <a:off x="0" y="0"/>
+                      <a:ext cx="5334000" cy="2963897"/>
+                    </a:xfrm>
+                    <a:prstGeom prst="rect">
+                      <a:avLst/>
+                    </a:prstGeom>
+                    <a:noFill/>
+                    <a:ln w="9525">
+                      <a:noFill/>
+                      <a:headEnd/>
+                      <a:tailEnd/>
+                    </a:ln>
+                  </pic:spPr>
+                </pic:pic>
+              </a:graphicData>
+            </a:graphic>
+          </wp:inline>
+        </w:drawing>
+      </w:r>
+    </w:p>
+    <w:p>
+      <w:pPr>
+        <w:pStyle w:val="ImageCaption"/>
+      </w:pPr>
+      <w:r>
+        <w:t xml:space="preserve">그림. 베이스 2-action 스케일업(shaped) — 9.83M에서 정점(837.99) 후 20M까지 689로 퇴보. 회색 띠=3-action 저장 모델의 임베디드 shaped(638~675, 참고), 초록 띠=권장 sweet spot ~10–12M.</w:t>
       </w:r>
     </w:p>
     <w:p>
@@ -9328,7 +9453,7 @@
         <w:t xml:space="preserve">의 5개 에피소드 seed42–46 보상 = 564 / 402 / 250 / 406 / 838.)</w:t>
       </w:r>
     </w:p>
-    <w:bookmarkStart w:id="45" w:name="b-3-action-비교"/>
+    <w:bookmarkStart w:id="48" w:name="b-3-action-비교"/>
     <w:p>
       <w:pPr>
         <w:pStyle w:val="Heading4"/>
@@ -9574,10 +9699,10 @@
         <w:t xml:space="preserve">→ 2-action 라인이 (조건 차이를 감안하더라도) 3-action 베이스라인을 매칭하거나 능가.</w:t>
       </w:r>
     </w:p>
-    <w:bookmarkEnd w:id="45"/>
-    <w:bookmarkEnd w:id="46"/>
-    <w:bookmarkEnd w:id="47"/>
-    <w:bookmarkStart w:id="50" w:name="부록-하이퍼파라미터-버전"/>
+    <w:bookmarkEnd w:id="48"/>
+    <w:bookmarkEnd w:id="49"/>
+    <w:bookmarkEnd w:id="50"/>
+    <w:bookmarkStart w:id="53" w:name="부록-하이퍼파라미터-버전"/>
     <w:p>
       <w:pPr>
         <w:pStyle w:val="Heading2"/>
@@ -9586,7 +9711,7 @@
         <w:t xml:space="preserve">4. 부록 — 하이퍼파라미터 · 버전</w:t>
       </w:r>
     </w:p>
-    <w:bookmarkStart w:id="48" w:name="최종-안정화-하이퍼파라미터"/>
+    <w:bookmarkStart w:id="51" w:name="최종-안정화-하이퍼파라미터"/>
     <w:p>
       <w:pPr>
         <w:pStyle w:val="Heading3"/>
@@ -10835,8 +10960,8 @@
         </w:tc>
       </w:tr>
     </w:tbl>
-    <w:bookmarkEnd w:id="48"/>
-    <w:bookmarkStart w:id="49" w:name="평가-조건-요약"/>
+    <w:bookmarkEnd w:id="51"/>
+    <w:bookmarkStart w:id="52" w:name="평가-조건-요약"/>
     <w:p>
       <w:pPr>
         <w:pStyle w:val="Heading3"/>
@@ -11083,10 +11208,10 @@
         </w:tc>
       </w:tr>
     </w:tbl>
-    <w:bookmarkEnd w:id="49"/>
-    <w:bookmarkEnd w:id="50"/>
-    <w:bookmarkEnd w:id="51"/>
-    <w:bookmarkStart w:id="97" w:name="part-ii-장애물obstacle-입력-추가"/>
+    <w:bookmarkEnd w:id="52"/>
+    <w:bookmarkEnd w:id="53"/>
+    <w:bookmarkEnd w:id="54"/>
+    <w:bookmarkStart w:id="101" w:name="part-ii-장애물obstacle-입력-추가"/>
     <w:p>
       <w:pPr>
         <w:pStyle w:val="Heading1"/>
@@ -11116,7 +11241,7 @@
         <w:t xml:space="preserve">을 올려 픽셀 관측에 그려 넣고 회피를 학습한다. 환경 구축 → round-1 학습 → 크기 실험 → 실패 원인 분석(천장=충돌) → 행동 노이즈(ent_coef) → 3-action 대조까지 다룬다.</w:t>
       </w:r>
     </w:p>
-    <w:bookmarkStart w:id="57" w:name="환경-설계-carracingobstacles-v0"/>
+    <w:bookmarkStart w:id="60" w:name="환경-설계-carracingobstacles-v0"/>
     <w:p>
       <w:pPr>
         <w:pStyle w:val="Heading2"/>
@@ -11202,7 +11327,7 @@
         </w:pict>
       </w:r>
     </w:p>
-    <w:bookmarkStart w:id="52" w:name="등록-및-기본값"/>
+    <w:bookmarkStart w:id="55" w:name="등록-및-기본값"/>
     <w:p>
       <w:pPr>
         <w:pStyle w:val="Heading3"/>
@@ -11842,8 +11967,8 @@
         </w:pict>
       </w:r>
     </w:p>
-    <w:bookmarkEnd w:id="52"/>
-    <w:bookmarkStart w:id="53" w:name="픽셀-가시성-관측에-그려-넣기"/>
+    <w:bookmarkEnd w:id="55"/>
+    <w:bookmarkStart w:id="56" w:name="픽셀-가시성-관측에-그려-넣기"/>
     <w:p>
       <w:pPr>
         <w:pStyle w:val="Heading3"/>
@@ -12236,8 +12361,8 @@
         </w:pict>
       </w:r>
     </w:p>
-    <w:bookmarkEnd w:id="53"/>
-    <w:bookmarkStart w:id="54" w:name="배치-및-재현성-_spawn_obstacles"/>
+    <w:bookmarkEnd w:id="56"/>
+    <w:bookmarkStart w:id="57" w:name="배치-및-재현성-_spawn_obstacles"/>
     <w:p>
       <w:pPr>
         <w:pStyle w:val="Heading3"/>
@@ -13033,8 +13158,8 @@
         </w:pict>
       </w:r>
     </w:p>
-    <w:bookmarkEnd w:id="54"/>
-    <w:bookmarkStart w:id="55" w:name="충돌-검출-및-패널티"/>
+    <w:bookmarkEnd w:id="57"/>
+    <w:bookmarkStart w:id="58" w:name="충돌-검출-및-패널티"/>
     <w:p>
       <w:pPr>
         <w:pStyle w:val="Heading3"/>
@@ -13697,8 +13822,8 @@
         </w:pict>
       </w:r>
     </w:p>
-    <w:bookmarkEnd w:id="55"/>
-    <w:bookmarkStart w:id="56" w:name="환경-구축-중-해결한-버그-요약"/>
+    <w:bookmarkEnd w:id="58"/>
+    <w:bookmarkStart w:id="59" w:name="환경-구축-중-해결한-버그-요약"/>
     <w:p>
       <w:pPr>
         <w:pStyle w:val="Heading3"/>
@@ -13873,9 +13998,9 @@
         <w:t xml:space="preserve">·학습 스크립트 참조.)</w:t>
       </w:r>
     </w:p>
-    <w:bookmarkEnd w:id="56"/>
-    <w:bookmarkEnd w:id="57"/>
-    <w:bookmarkStart w:id="64" w:name="장애물-회피-학습-round-1"/>
+    <w:bookmarkEnd w:id="59"/>
+    <w:bookmarkEnd w:id="60"/>
+    <w:bookmarkStart w:id="67" w:name="장애물-회피-학습-round-1"/>
     <w:p>
       <w:pPr>
         <w:pStyle w:val="Heading2"/>
@@ -14539,63 +14664,12 @@
                 <wp:inline>
                   <wp:extent cx="5334000" cy="3556000"/>
                   <wp:effectExtent b="0" l="0" r="0" t="0"/>
-                  <wp:docPr descr="Before (장애물 학습 전): seed42 step240 — 흰 장애물로 정면 돌진, 누적 −68" title="" id="59" name="Picture"/>
+                  <wp:docPr descr="Before (장애물 학습 전): seed42 step240 — 흰 장애물로 정면 돌진, 누적 −68" title="" id="62" name="Picture"/>
                   <a:graphic>
                     <a:graphicData uri="http://schemas.openxmlformats.org/drawingml/2006/picture">
                       <pic:pic>
                         <pic:nvPicPr>
-                          <pic:cNvPr descr="report_assets/frame_before_seed42_r-68.png" id="60" name="Picture"/>
-                          <pic:cNvPicPr>
-                            <a:picLocks noChangeArrowheads="1" noChangeAspect="1"/>
-                          </pic:cNvPicPr>
-                        </pic:nvPicPr>
-                        <pic:blipFill>
-                          <a:blip r:embed="rId58"/>
-                          <a:stretch>
-                            <a:fillRect/>
-                          </a:stretch>
-                        </pic:blipFill>
-                        <pic:spPr bwMode="auto">
-                          <a:xfrm>
-                            <a:off x="0" y="0"/>
-                            <a:ext cx="5334000" cy="3556000"/>
-                          </a:xfrm>
-                          <a:prstGeom prst="rect">
-                            <a:avLst/>
-                          </a:prstGeom>
-                          <a:noFill/>
-                          <a:ln w="9525">
-                            <a:noFill/>
-                            <a:headEnd/>
-                            <a:tailEnd/>
-                          </a:ln>
-                        </pic:spPr>
-                      </pic:pic>
-                    </a:graphicData>
-                  </a:graphic>
-                </wp:inline>
-              </w:drawing>
-            </w:r>
-          </w:p>
-        </w:tc>
-        <w:tc>
-          <w:tcPr/>
-          <w:p>
-            <w:pPr>
-              <w:pStyle w:val="Compact"/>
-              <w:jc w:val="center"/>
-            </w:pPr>
-            <w:r>
-              <w:drawing>
-                <wp:inline>
-                  <wp:extent cx="5334000" cy="3556000"/>
-                  <wp:effectExtent b="0" l="0" r="0" t="0"/>
-                  <wp:docPr descr="After (장애물 학습 후): seed42 step240 — 도로 위 정상 주행·회피, 누적 +323" title="" id="62" name="Picture"/>
-                  <a:graphic>
-                    <a:graphicData uri="http://schemas.openxmlformats.org/drawingml/2006/picture">
-                      <pic:pic>
-                        <pic:nvPicPr>
-                          <pic:cNvPr descr="report_assets/frame_after_seed42_r323.png" id="63" name="Picture"/>
+                          <pic:cNvPr descr="report_assets/frame_before_seed42_r-68.png" id="63" name="Picture"/>
                           <pic:cNvPicPr>
                             <a:picLocks noChangeArrowheads="1" noChangeAspect="1"/>
                           </pic:cNvPicPr>
@@ -14629,6 +14703,57 @@
             </w:r>
           </w:p>
         </w:tc>
+        <w:tc>
+          <w:tcPr/>
+          <w:p>
+            <w:pPr>
+              <w:pStyle w:val="Compact"/>
+              <w:jc w:val="center"/>
+            </w:pPr>
+            <w:r>
+              <w:drawing>
+                <wp:inline>
+                  <wp:extent cx="5334000" cy="3556000"/>
+                  <wp:effectExtent b="0" l="0" r="0" t="0"/>
+                  <wp:docPr descr="After (장애물 학습 후): seed42 step240 — 도로 위 정상 주행·회피, 누적 +323" title="" id="65" name="Picture"/>
+                  <a:graphic>
+                    <a:graphicData uri="http://schemas.openxmlformats.org/drawingml/2006/picture">
+                      <pic:pic>
+                        <pic:nvPicPr>
+                          <pic:cNvPr descr="report_assets/frame_after_seed42_r323.png" id="66" name="Picture"/>
+                          <pic:cNvPicPr>
+                            <a:picLocks noChangeArrowheads="1" noChangeAspect="1"/>
+                          </pic:cNvPicPr>
+                        </pic:nvPicPr>
+                        <pic:blipFill>
+                          <a:blip r:embed="rId64"/>
+                          <a:stretch>
+                            <a:fillRect/>
+                          </a:stretch>
+                        </pic:blipFill>
+                        <pic:spPr bwMode="auto">
+                          <a:xfrm>
+                            <a:off x="0" y="0"/>
+                            <a:ext cx="5334000" cy="3556000"/>
+                          </a:xfrm>
+                          <a:prstGeom prst="rect">
+                            <a:avLst/>
+                          </a:prstGeom>
+                          <a:noFill/>
+                          <a:ln w="9525">
+                            <a:noFill/>
+                            <a:headEnd/>
+                            <a:tailEnd/>
+                          </a:ln>
+                        </pic:spPr>
+                      </pic:pic>
+                    </a:graphicData>
+                  </a:graphic>
+                </wp:inline>
+              </w:drawing>
+            </w:r>
+          </w:p>
+        </w:tc>
       </w:tr>
       <w:tr>
         <w:tc>
@@ -14672,8 +14797,8 @@
         </w:pict>
       </w:r>
     </w:p>
-    <w:bookmarkEnd w:id="64"/>
-    <w:bookmarkStart w:id="65" w:name="실패-원인-분석-천장은-충돌이다-계측-평가"/>
+    <w:bookmarkEnd w:id="67"/>
+    <w:bookmarkStart w:id="68" w:name="실패-원인-분석-천장은-충돌이다-계측-평가"/>
     <w:p>
       <w:pPr>
         <w:pStyle w:val="Heading2"/>
@@ -15114,8 +15239,8 @@
         </w:pict>
       </w:r>
     </w:p>
-    <w:bookmarkEnd w:id="65"/>
-    <w:bookmarkStart w:id="75" w:name="실험-결과-종합"/>
+    <w:bookmarkEnd w:id="68"/>
+    <w:bookmarkStart w:id="78" w:name="실험-결과-종합"/>
     <w:p>
       <w:pPr>
         <w:pStyle w:val="Heading2"/>
@@ -15124,7 +15249,7 @@
         <w:t xml:space="preserve">4. 실험 결과 종합</w:t>
       </w:r>
     </w:p>
-    <w:bookmarkStart w:id="66" w:name="학습-곡선-이-태스크는-전반부에-정점-찍고-정체"/>
+    <w:bookmarkStart w:id="69" w:name="학습-곡선-이-태스크는-전반부에-정점-찍고-정체"/>
     <w:p>
       <w:pPr>
         <w:pStyle w:val="Heading3"/>
@@ -15438,8 +15563,8 @@
         <w:t xml:space="preserve">순수 스텝 증가는 ROI가 낮고, 다음 실험은 4~5M이면 충분.</w:t>
       </w:r>
     </w:p>
-    <w:bookmarkEnd w:id="66"/>
-    <w:bookmarkStart w:id="70" w:name="clean-평가-shaping-제외-50ep-샘플링-seed-42"/>
+    <w:bookmarkEnd w:id="69"/>
+    <w:bookmarkStart w:id="73" w:name="clean-평가-shaping-제외-50ep-샘플링-seed-42"/>
     <w:p>
       <w:pPr>
         <w:pStyle w:val="Heading3"/>
@@ -15457,18 +15582,18 @@
           <wp:inline>
             <wp:extent cx="5334000" cy="3067050"/>
             <wp:effectExtent b="0" l="0" r="0" t="0"/>
-            <wp:docPr descr="그림. 장애물 task clean 성능 진행 — 2-action 천장 ~415 vs 3-action 229 (회색 점선=무장애물 베이스 667)" title="" id="68" name="Picture"/>
+            <wp:docPr descr="그림. 장애물 task clean 성능 진행 — 2-action 천장 ~415 vs 3-action 229 (회색 점선=무장애물 베이스 667)" title="" id="71" name="Picture"/>
             <a:graphic>
               <a:graphicData uri="http://schemas.openxmlformats.org/drawingml/2006/picture">
                 <pic:pic>
                   <pic:nvPicPr>
-                    <pic:cNvPr descr="report_assets/fig_clean_progression.png" id="69" name="Picture"/>
+                    <pic:cNvPr descr="report_assets/fig_clean_progression.png" id="72" name="Picture"/>
                     <pic:cNvPicPr>
                       <a:picLocks noChangeArrowheads="1" noChangeAspect="1"/>
                     </pic:cNvPicPr>
                   </pic:nvPicPr>
                   <pic:blipFill>
-                    <a:blip r:embed="rId67"/>
+                    <a:blip r:embed="rId70"/>
                     <a:stretch>
                       <a:fillRect/>
                     </a:stretch>
@@ -15795,8 +15920,8 @@
         <w:t xml:space="preserve">깨끗하다. round1 수치는 분포가 다른 참고값.</w:t>
       </w:r>
     </w:p>
-    <w:bookmarkEnd w:id="70"/>
-    <w:bookmarkStart w:id="74" w:name="정성-beforeafter-동일-시드"/>
+    <w:bookmarkEnd w:id="73"/>
+    <w:bookmarkStart w:id="77" w:name="정성-beforeafter-동일-시드"/>
     <w:p>
       <w:pPr>
         <w:pStyle w:val="Heading3"/>
@@ -16015,18 +16140,18 @@
           <wp:inline>
             <wp:extent cx="5334000" cy="3556000"/>
             <wp:effectExtent b="0" l="0" r="0" t="0"/>
-            <wp:docPr descr="그림. 장애물 회피(weaving) — seed43, 보상 707: 곡선 구간에서 장애물 사이로 우회 조향" title="" id="72" name="Picture"/>
+            <wp:docPr descr="그림. 장애물 회피(weaving) — seed43, 보상 707: 곡선 구간에서 장애물 사이로 우회 조향" title="" id="75" name="Picture"/>
             <a:graphic>
               <a:graphicData uri="http://schemas.openxmlformats.org/drawingml/2006/picture">
                 <pic:pic>
                   <pic:nvPicPr>
-                    <pic:cNvPr descr="report_assets/frame_after_seed43_r707.png" id="73" name="Picture"/>
+                    <pic:cNvPr descr="report_assets/frame_after_seed43_r707.png" id="76" name="Picture"/>
                     <pic:cNvPicPr>
                       <a:picLocks noChangeArrowheads="1" noChangeAspect="1"/>
                     </pic:cNvPicPr>
                   </pic:nvPicPr>
                   <pic:blipFill>
-                    <a:blip r:embed="rId71"/>
+                    <a:blip r:embed="rId74"/>
                     <a:stretch>
                       <a:fillRect/>
                     </a:stretch>
@@ -16068,9 +16193,9 @@
         </w:pict>
       </w:r>
     </w:p>
-    <w:bookmarkEnd w:id="74"/>
-    <w:bookmarkEnd w:id="75"/>
-    <w:bookmarkStart w:id="79" w:name="마지막-실험-행동-노이즈-축소ent_coef는-비非레버였다"/>
+    <w:bookmarkEnd w:id="77"/>
+    <w:bookmarkEnd w:id="78"/>
+    <w:bookmarkStart w:id="82" w:name="마지막-실험-행동-노이즈-축소ent_coef는-비非레버였다"/>
     <w:p>
       <w:pPr>
         <w:pStyle w:val="Heading2"/>
@@ -16209,7 +16334,7 @@
         <w:t xml:space="preserve">  --save-dir ./models/obs_p02_lowent --log-dir ./logs/obs_p02_lowent</w:t>
       </w:r>
     </w:p>
-    <w:bookmarkStart w:id="76" w:name="결과-레버는-움직였으나-성능은-안-따라옴"/>
+    <w:bookmarkStart w:id="79" w:name="결과-레버는-움직였으나-성능은-안-따라옴"/>
     <w:p>
       <w:pPr>
         <w:pStyle w:val="Heading3"/>
@@ -16596,8 +16721,8 @@
         <w:t xml:space="preserve">최악 판(ep32 -112)은 entropy를 낮췄는데도 살아남음.</w:t>
       </w:r>
     </w:p>
-    <w:bookmarkEnd w:id="76"/>
-    <w:bookmarkStart w:id="77" w:name="해석-진단의-수정-남은-충돌은-구조적이지-단순-노이즈가-아니다"/>
+    <w:bookmarkEnd w:id="79"/>
+    <w:bookmarkStart w:id="80" w:name="해석-진단의-수정-남은-충돌은-구조적이지-단순-노이즈가-아니다"/>
     <w:p>
       <w:pPr>
         <w:pStyle w:val="Heading3"/>
@@ -16703,8 +16828,8 @@
         <w:t xml:space="preserve">를 더 낮추면 탐험까지 줄어 학습 자체가 나빠질 수 있어 더 내리는 것은 권장 안 함.)</w:t>
       </w:r>
     </w:p>
-    <w:bookmarkEnd w:id="77"/>
-    <w:bookmarkStart w:id="78" w:name="판정-task-천장415-확정"/>
+    <w:bookmarkEnd w:id="80"/>
+    <w:bookmarkStart w:id="81" w:name="판정-task-천장415-확정"/>
     <w:p>
       <w:pPr>
         <w:pStyle w:val="Heading3"/>
@@ -16820,9 +16945,9 @@
         </w:pict>
       </w:r>
     </w:p>
-    <w:bookmarkEnd w:id="78"/>
-    <w:bookmarkEnd w:id="79"/>
-    <w:bookmarkStart w:id="94" w:name="action-대조-실험-2-vs-3-action-gasbrake-독립"/>
+    <w:bookmarkEnd w:id="81"/>
+    <w:bookmarkEnd w:id="82"/>
+    <w:bookmarkStart w:id="97" w:name="action-대조-실험-2-vs-3-action-gasbrake-독립"/>
     <w:p>
       <w:pPr>
         <w:pStyle w:val="Heading2"/>
@@ -16831,7 +16956,7 @@
         <w:t xml:space="preserve">6. 3-action 대조 실험 — 2 vs 3 action (gas/brake 독립)</w:t>
       </w:r>
     </w:p>
-    <w:bookmarkStart w:id="80" w:name="동기와-절차"/>
+    <w:bookmarkStart w:id="83" w:name="동기와-절차"/>
     <w:p>
       <w:pPr>
         <w:pStyle w:val="Heading3"/>
@@ -16954,8 +17079,8 @@
         <w:t xml:space="preserve">.</w:t>
       </w:r>
     </w:p>
-    <w:bookmarkEnd w:id="80"/>
-    <w:bookmarkStart w:id="87" w:name="b-ent-0.01-발산"/>
+    <w:bookmarkEnd w:id="83"/>
+    <w:bookmarkStart w:id="90" w:name="b-ent-0.01-발산"/>
     <w:p>
       <w:pPr>
         <w:pStyle w:val="Heading3"/>
@@ -16973,67 +17098,12 @@
           <wp:inline>
             <wp:extent cx="5334000" cy="3067050"/>
             <wp:effectExtent b="0" l="0" r="0" t="0"/>
-            <wp:docPr descr="그림. Entropy(=std) 곡선 — 3-action(ent0.01)은 2.0→5.3 발산, 2-action 및 3-action(ent0.003)은 안정" title="" id="82" name="Picture"/>
+            <wp:docPr descr="그림. Entropy(=std) 곡선 — 3-action(ent0.01)은 2.0→5.3 발산, 2-action 및 3-action(ent0.003)은 안정" title="" id="85" name="Picture"/>
             <a:graphic>
               <a:graphicData uri="http://schemas.openxmlformats.org/drawingml/2006/picture">
                 <pic:pic>
                   <pic:nvPicPr>
-                    <pic:cNvPr descr="report_assets/fig_entropy_divergence.png" id="83" name="Picture"/>
-                    <pic:cNvPicPr>
-                      <a:picLocks noChangeArrowheads="1" noChangeAspect="1"/>
-                    </pic:cNvPicPr>
-                  </pic:nvPicPr>
-                  <pic:blipFill>
-                    <a:blip r:embed="rId81"/>
-                    <a:stretch>
-                      <a:fillRect/>
-                    </a:stretch>
-                  </pic:blipFill>
-                  <pic:spPr bwMode="auto">
-                    <a:xfrm>
-                      <a:off x="0" y="0"/>
-                      <a:ext cx="5334000" cy="3067050"/>
-                    </a:xfrm>
-                    <a:prstGeom prst="rect">
-                      <a:avLst/>
-                    </a:prstGeom>
-                    <a:noFill/>
-                    <a:ln w="9525">
-                      <a:noFill/>
-                      <a:headEnd/>
-                      <a:tailEnd/>
-                    </a:ln>
-                  </pic:spPr>
-                </pic:pic>
-              </a:graphicData>
-            </a:graphic>
-          </wp:inline>
-        </w:drawing>
-      </w:r>
-    </w:p>
-    <w:p>
-      <w:pPr>
-        <w:pStyle w:val="ImageCaption"/>
-      </w:pPr>
-      <w:r>
-        <w:t xml:space="preserve">그림. Entropy(=std) 곡선 — 3-action(ent0.01)은 2.0→5.3 발산, 2-action 및 3-action(ent0.003)은 안정</w:t>
-      </w:r>
-    </w:p>
-    <w:p>
-      <w:pPr>
-        <w:pStyle w:val="CaptionedFigure"/>
-      </w:pPr>
-      <w:r>
-        <w:drawing>
-          <wp:inline>
-            <wp:extent cx="5334000" cy="3067050"/>
-            <wp:effectExtent b="0" l="0" r="0" t="0"/>
-            <wp:docPr descr="그림. shaped 학습 곡선 — 2-action ~450 유지 vs 3-action 피크 후 정체/추락" title="" id="85" name="Picture"/>
-            <a:graphic>
-              <a:graphicData uri="http://schemas.openxmlformats.org/drawingml/2006/picture">
-                <pic:pic>
-                  <pic:nvPicPr>
-                    <pic:cNvPr descr="report_assets/fig_reward_curve.png" id="86" name="Picture"/>
+                    <pic:cNvPr descr="report_assets/fig_entropy_divergence.png" id="86" name="Picture"/>
                     <pic:cNvPicPr>
                       <a:picLocks noChangeArrowheads="1" noChangeAspect="1"/>
                     </pic:cNvPicPr>
@@ -17071,589 +17141,7 @@
         <w:pStyle w:val="ImageCaption"/>
       </w:pPr>
       <w:r>
-        <w:t xml:space="preserve">그림. shaped 학습 곡선 — 2-action ~450 유지 vs 3-action 피크 후 정체/추락</w:t>
-      </w:r>
-    </w:p>
-    <w:p>
-      <w:pPr>
-        <w:pStyle w:val="BodyText"/>
-      </w:pPr>
-      <w:r>
-        <w:t xml:space="preserve">2-action과 동일한</w:t>
-      </w:r>
-      <w:r>
-        <w:t xml:space="preserve"> </w:t>
-      </w:r>
-      <w:r>
-        <w:rPr>
-          <w:rStyle w:val="VerbatimChar"/>
-        </w:rPr>
-        <w:t xml:space="preserve">ent_coef 0.01</w:t>
-      </w:r>
-      <w:r>
-        <w:t xml:space="preserve">로 학습하자</w:t>
-      </w:r>
-      <w:r>
-        <w:t xml:space="preserve"> </w:t>
-      </w:r>
-      <w:r>
-        <w:rPr>
-          <w:b/>
-          <w:bCs/>
-        </w:rPr>
-        <w:t xml:space="preserve">entropy(=std)가 2.0→5.33으로 폭증</w:t>
-      </w:r>
-      <w:r>
-        <w:t xml:space="preserve">, reward가 피크 325(</w:t>
-      </w:r>
-      <w:r>
-        <w:t xml:space="preserve">@1.1M</w:t>
-      </w:r>
-      <w:r>
-        <w:t xml:space="preserve">) 후 156으로 붕괴. TB 곡선 진단(</w:t>
-      </w:r>
-      <w:r>
-        <w:rPr>
-          <w:rStyle w:val="VerbatimChar"/>
-        </w:rPr>
-        <w:t xml:space="preserve">scripts/dump_tb_scalars.py</w:t>
-      </w:r>
-      <w:r>
-        <w:t xml:space="preserve">):</w:t>
-      </w:r>
-      <w:r>
-        <w:t xml:space="preserve"> </w:t>
-      </w:r>
-      <w:r>
-        <w:rPr>
-          <w:rStyle w:val="VerbatimChar"/>
-        </w:rPr>
-        <w:t xml:space="preserve">ent_coef×entropy</w:t>
-      </w:r>
-      <w:r>
-        <w:t xml:space="preserve">(0.053)가</w:t>
-      </w:r>
-      <w:r>
-        <w:t xml:space="preserve"> </w:t>
-      </w:r>
-      <w:r>
-        <w:rPr>
-          <w:rStyle w:val="VerbatimChar"/>
-        </w:rPr>
-        <w:t xml:space="preserve">policy_loss</w:t>
-      </w:r>
-      <w:r>
-        <w:t xml:space="preserve">(0.008)를</w:t>
-      </w:r>
-      <w:r>
-        <w:t xml:space="preserve"> </w:t>
-      </w:r>
-      <w:r>
-        <w:rPr>
-          <w:b/>
-          <w:bCs/>
-        </w:rPr>
-        <w:t xml:space="preserve">6배 압도</w:t>
-      </w:r>
-      <w:r>
-        <w:t xml:space="preserve"> </w:t>
-      </w:r>
-      <w:r>
-        <w:t xml:space="preserve">→ 옵티마이저가 보상 대신 std 키우기로 폭주.</w:t>
-      </w:r>
-      <w:r>
-        <w:t xml:space="preserve"> </w:t>
-      </w:r>
-      <w:r>
-        <w:rPr>
-          <w:rStyle w:val="VerbatimChar"/>
-        </w:rPr>
-        <w:t xml:space="preserve">obstacle_hits</w:t>
-      </w:r>
-      <w:r>
-        <w:t xml:space="preserve">는 4.8→1~2로 줄어(회피는 학습) 실패 원인은 충돌이 아니라</w:t>
-      </w:r>
-      <w:r>
-        <w:t xml:space="preserve"> </w:t>
-      </w:r>
-      <w:r>
-        <w:rPr>
-          <w:b/>
-          <w:bCs/>
-        </w:rPr>
-        <w:t xml:space="preserve">std 발산</w:t>
-      </w:r>
-      <w:r>
-        <w:t xml:space="preserve">. →</w:t>
-      </w:r>
-      <w:r>
-        <w:t xml:space="preserve"> </w:t>
-      </w:r>
-      <w:r>
-        <w:rPr>
-          <w:b/>
-          <w:bCs/>
-        </w:rPr>
-        <w:t xml:space="preserve">B는 불공정</w:t>
-      </w:r>
-      <w:r>
-        <w:t xml:space="preserve">(2D에 맞춘 ent가 3D엔 과대).</w:t>
-      </w:r>
-    </w:p>
-    <w:bookmarkEnd w:id="87"/>
-    <w:bookmarkStart w:id="91" w:name="b2-ent-0.003-발산-차단-그러나-낮은-천장"/>
-    <w:p>
-      <w:pPr>
-        <w:pStyle w:val="Heading3"/>
-      </w:pPr>
-      <w:r>
-        <w:t xml:space="preserve">6.3 B2 (ent 0.003) — 발산 차단, 그러나 낮은 천장</w:t>
-      </w:r>
-    </w:p>
-    <w:p>
-      <w:pPr>
-        <w:pStyle w:val="FirstParagraph"/>
-      </w:pPr>
-      <w:r>
-        <w:rPr>
-          <w:rStyle w:val="VerbatimChar"/>
-        </w:rPr>
-        <w:t xml:space="preserve">ent_coef</w:t>
-      </w:r>
-      <w:r>
-        <w:t xml:space="preserve">를 0.003으로 낮추자(ent항/policy항 ≈ 1:1) entropy가 ~2–3.3에서 안정, 발산 소멸. 피크도 1.1M→</w:t>
-      </w:r>
-      <w:r>
-        <w:rPr>
-          <w:b/>
-          <w:bCs/>
-        </w:rPr>
-        <w:t xml:space="preserve">3.28M으로 이동</w:t>
-      </w:r>
-      <w:r>
-        <w:t xml:space="preserve">(2-action p02와 동일 시점) — 저엔트로피가 조기 발산 대신 후반까지 개선을 허용. clean 50ep(동일 분포·seed 42):</w:t>
-      </w:r>
-    </w:p>
-    <w:tbl>
-      <w:tblPr>
-        <w:tblStyle w:val="Table"/>
-        <w:tblW w:type="pct" w:w="5000"/>
-        <w:tblLayout w:type="fixed"/>
-        <w:tblLook w:firstRow="1" w:lastRow="0" w:firstColumn="0" w:lastColumn="0" w:noHBand="0" w:noVBand="0" w:val="0020"/>
-      </w:tblPr>
-      <w:tblGrid>
-        <w:gridCol w:w="1980"/>
-        <w:gridCol w:w="1980"/>
-        <w:gridCol w:w="1980"/>
-        <w:gridCol w:w="1980"/>
-      </w:tblGrid>
-      <w:tr>
-        <w:trPr>
-          <w:tblHeader w:val="on"/>
-        </w:trPr>
-        <w:tc>
-          <w:tcPr/>
-          <w:p>
-            <w:pPr>
-              <w:pStyle w:val="Compact"/>
-            </w:pPr>
-            <w:r>
-              <w:t xml:space="preserve">지표</w:t>
-            </w:r>
-          </w:p>
-        </w:tc>
-        <w:tc>
-          <w:tcPr/>
-          <w:p>
-            <w:pPr>
-              <w:pStyle w:val="Compact"/>
-            </w:pPr>
-            <w:r>
-              <w:t xml:space="preserve">2-action p02 (ent0.01)</w:t>
-            </w:r>
-          </w:p>
-        </w:tc>
-        <w:tc>
-          <w:tcPr/>
-          <w:p>
-            <w:pPr>
-              <w:pStyle w:val="Compact"/>
-            </w:pPr>
-            <w:r>
-              <w:rPr>
-                <w:b/>
-                <w:bCs/>
-              </w:rPr>
-              <w:t xml:space="preserve">3-action B2 (ent0.003)</w:t>
-            </w:r>
-          </w:p>
-        </w:tc>
-        <w:tc>
-          <w:tcPr/>
-          <w:p>
-            <w:pPr>
-              <w:pStyle w:val="Compact"/>
-            </w:pPr>
-            <w:r>
-              <w:t xml:space="preserve">3/2 비율</w:t>
-            </w:r>
-          </w:p>
-        </w:tc>
-      </w:tr>
-      <w:tr>
-        <w:tc>
-          <w:tcPr/>
-          <w:p>
-            <w:pPr>
-              <w:pStyle w:val="Compact"/>
-            </w:pPr>
-            <w:r>
-              <w:t xml:space="preserve">best shaped</w:t>
-            </w:r>
-            <w:r>
-              <w:t xml:space="preserve"> </w:t>
-            </w:r>
-            <w:r>
-              <w:t xml:space="preserve">@step</w:t>
-            </w:r>
-          </w:p>
-        </w:tc>
-        <w:tc>
-          <w:tcPr/>
-          <w:p>
-            <w:pPr>
-              <w:pStyle w:val="Compact"/>
-            </w:pPr>
-            <w:r>
-              <w:t xml:space="preserve">465</w:t>
-            </w:r>
-            <w:r>
-              <w:t xml:space="preserve"> </w:t>
-            </w:r>
-            <w:r>
-              <w:t xml:space="preserve">@3.28M</w:t>
-            </w:r>
-          </w:p>
-        </w:tc>
-        <w:tc>
-          <w:tcPr/>
-          <w:p>
-            <w:pPr>
-              <w:pStyle w:val="Compact"/>
-            </w:pPr>
-            <w:r>
-              <w:t xml:space="preserve">334</w:t>
-            </w:r>
-            <w:r>
-              <w:t xml:space="preserve"> </w:t>
-            </w:r>
-            <w:r>
-              <w:t xml:space="preserve">@3.28M</w:t>
-            </w:r>
-          </w:p>
-        </w:tc>
-        <w:tc>
-          <w:tcPr/>
-          <w:p>
-            <w:pPr>
-              <w:pStyle w:val="Compact"/>
-            </w:pPr>
-            <w:r>
-              <w:t xml:space="preserve">72%</w:t>
-            </w:r>
-          </w:p>
-        </w:tc>
-      </w:tr>
-      <w:tr>
-        <w:tc>
-          <w:tcPr/>
-          <w:p>
-            <w:pPr>
-              <w:pStyle w:val="Compact"/>
-            </w:pPr>
-            <w:r>
-              <w:rPr>
-                <w:b/>
-                <w:bCs/>
-              </w:rPr>
-              <w:t xml:space="preserve">clean Mean</w:t>
-            </w:r>
-          </w:p>
-        </w:tc>
-        <w:tc>
-          <w:tcPr/>
-          <w:p>
-            <w:pPr>
-              <w:pStyle w:val="Compact"/>
-            </w:pPr>
-            <w:r>
-              <w:rPr>
-                <w:b/>
-                <w:bCs/>
-              </w:rPr>
-              <w:t xml:space="preserve">415</w:t>
-            </w:r>
-          </w:p>
-        </w:tc>
-        <w:tc>
-          <w:tcPr/>
-          <w:p>
-            <w:pPr>
-              <w:pStyle w:val="Compact"/>
-            </w:pPr>
-            <w:r>
-              <w:rPr>
-                <w:b/>
-                <w:bCs/>
-              </w:rPr>
-              <w:t xml:space="preserve">229</w:t>
-            </w:r>
-          </w:p>
-        </w:tc>
-        <w:tc>
-          <w:tcPr/>
-          <w:p>
-            <w:pPr>
-              <w:pStyle w:val="Compact"/>
-            </w:pPr>
-            <w:r>
-              <w:rPr>
-                <w:b/>
-                <w:bCs/>
-              </w:rPr>
-              <w:t xml:space="preserve">55%</w:t>
-            </w:r>
-          </w:p>
-        </w:tc>
-      </w:tr>
-      <w:tr>
-        <w:tc>
-          <w:tcPr/>
-          <w:p>
-            <w:pPr>
-              <w:pStyle w:val="Compact"/>
-            </w:pPr>
-            <w:r>
-              <w:t xml:space="preserve">clean Median</w:t>
-            </w:r>
-          </w:p>
-        </w:tc>
-        <w:tc>
-          <w:tcPr/>
-          <w:p>
-            <w:pPr>
-              <w:pStyle w:val="Compact"/>
-            </w:pPr>
-            <w:r>
-              <w:t xml:space="preserve">422</w:t>
-            </w:r>
-          </w:p>
-        </w:tc>
-        <w:tc>
-          <w:tcPr/>
-          <w:p>
-            <w:pPr>
-              <w:pStyle w:val="Compact"/>
-            </w:pPr>
-            <w:r>
-              <w:t xml:space="preserve">245</w:t>
-            </w:r>
-          </w:p>
-        </w:tc>
-        <w:tc>
-          <w:tcPr/>
-          <w:p>
-            <w:pPr>
-              <w:pStyle w:val="Compact"/>
-            </w:pPr>
-            <w:r>
-              <w:t xml:space="preserve">58%</w:t>
-            </w:r>
-          </w:p>
-        </w:tc>
-      </w:tr>
-      <w:tr>
-        <w:tc>
-          <w:tcPr/>
-          <w:p>
-            <w:pPr>
-              <w:pStyle w:val="Compact"/>
-            </w:pPr>
-            <w:r>
-              <w:t xml:space="preserve">Q1 / Q3</w:t>
-            </w:r>
-          </w:p>
-        </w:tc>
-        <w:tc>
-          <w:tcPr/>
-          <w:p>
-            <w:pPr>
-              <w:pStyle w:val="Compact"/>
-            </w:pPr>
-            <w:r>
-              <w:t xml:space="preserve">285 / 553</w:t>
-            </w:r>
-          </w:p>
-        </w:tc>
-        <w:tc>
-          <w:tcPr/>
-          <w:p>
-            <w:pPr>
-              <w:pStyle w:val="Compact"/>
-            </w:pPr>
-            <w:r>
-              <w:t xml:space="preserve">179 / 317</w:t>
-            </w:r>
-          </w:p>
-        </w:tc>
-        <w:tc>
-          <w:tcPr/>
-          <w:p>
-            <w:pPr>
-              <w:pStyle w:val="Compact"/>
-            </w:pPr>
-            <w:r>
-              <w:t xml:space="preserve">—</w:t>
-            </w:r>
-          </w:p>
-        </w:tc>
-      </w:tr>
-      <w:tr>
-        <w:tc>
-          <w:tcPr/>
-          <w:p>
-            <w:pPr>
-              <w:pStyle w:val="Compact"/>
-            </w:pPr>
-            <w:r>
-              <w:rPr>
-                <w:b/>
-                <w:bCs/>
-              </w:rPr>
-              <w:t xml:space="preserve">Min (충돌 바닥)</w:t>
-            </w:r>
-          </w:p>
-        </w:tc>
-        <w:tc>
-          <w:tcPr/>
-          <w:p>
-            <w:pPr>
-              <w:pStyle w:val="Compact"/>
-            </w:pPr>
-            <w:r>
-              <w:t xml:space="preserve">−65</w:t>
-            </w:r>
-          </w:p>
-        </w:tc>
-        <w:tc>
-          <w:tcPr/>
-          <w:p>
-            <w:pPr>
-              <w:pStyle w:val="Compact"/>
-            </w:pPr>
-            <w:r>
-              <w:rPr>
-                <w:b/>
-                <w:bCs/>
-              </w:rPr>
-              <w:t xml:space="preserve">−171</w:t>
-            </w:r>
-          </w:p>
-        </w:tc>
-        <w:tc>
-          <w:tcPr/>
-          <w:p>
-            <w:pPr>
-              <w:pStyle w:val="Compact"/>
-            </w:pPr>
-            <w:r>
-              <w:t xml:space="preserve">악화</w:t>
-            </w:r>
-          </w:p>
-        </w:tc>
-      </w:tr>
-      <w:tr>
-        <w:tc>
-          <w:tcPr/>
-          <w:p>
-            <w:pPr>
-              <w:pStyle w:val="Compact"/>
-            </w:pPr>
-            <w:r>
-              <w:t xml:space="preserve">Max</w:t>
-            </w:r>
-          </w:p>
-        </w:tc>
-        <w:tc>
-          <w:tcPr/>
-          <w:p>
-            <w:pPr>
-              <w:pStyle w:val="Compact"/>
-            </w:pPr>
-            <w:r>
-              <w:t xml:space="preserve">842</w:t>
-            </w:r>
-          </w:p>
-        </w:tc>
-        <w:tc>
-          <w:tcPr/>
-          <w:p>
-            <w:pPr>
-              <w:pStyle w:val="Compact"/>
-            </w:pPr>
-            <w:r>
-              <w:t xml:space="preserve">730</w:t>
-            </w:r>
-          </w:p>
-        </w:tc>
-        <w:tc>
-          <w:tcPr/>
-          <w:p>
-            <w:pPr>
-              <w:pStyle w:val="Compact"/>
-            </w:pPr>
-            <w:r>
-              <w:t xml:space="preserve">—</w:t>
-            </w:r>
-          </w:p>
-        </w:tc>
-      </w:tr>
-    </w:tbl>
-    <w:p>
-      <w:pPr>
-        <w:pStyle w:val="BodyText"/>
-      </w:pPr>
-      <w:r>
-        <w:t xml:space="preserve">→</w:t>
-      </w:r>
-      <w:r>
-        <w:t xml:space="preserve"> </w:t>
-      </w:r>
-      <w:r>
-        <w:rPr>
-          <w:b/>
-          <w:bCs/>
-        </w:rPr>
-        <w:t xml:space="preserve">발산을 고쳐 공정(오히려 3-action에 유리한 ent 튜닝)하게 비교해도 3-action은 2-action의 ~55%.</w:t>
-      </w:r>
-      <w:r>
-        <w:t xml:space="preserve"> </w:t>
-      </w:r>
-      <w:r>
-        <w:t xml:space="preserve">Mean·Median 모두 큰 폭 하회,</w:t>
-      </w:r>
-      <w:r>
-        <w:t xml:space="preserve"> </w:t>
-      </w:r>
-      <w:r>
-        <w:rPr>
-          <w:b/>
-          <w:bCs/>
-        </w:rPr>
-        <w:t xml:space="preserve">Min은 오히려 악화</w:t>
-      </w:r>
-      <w:r>
-        <w:t xml:space="preserve">(−171, 깊은 충돌 판 다수).</w:t>
+        <w:t xml:space="preserve">그림. Entropy(=std) 곡선 — 3-action(ent0.01)은 2.0→5.3 발산, 2-action 및 3-action(ent0.003)은 안정</w:t>
       </w:r>
     </w:p>
     <w:p>
@@ -17665,18 +17153,18 @@
           <wp:inline>
             <wp:extent cx="5334000" cy="3067050"/>
             <wp:effectExtent b="0" l="0" r="0" t="0"/>
-            <wp:docPr descr="그림. 2 vs 3 action (동일 장애물 task, clean 50ep) — 3-action은 2-action의 ~55%, 충돌 바닥(Min)도 악화" title="" id="89" name="Picture"/>
+            <wp:docPr descr="그림. shaped 학습 곡선 — 2-action ~450 유지 vs 3-action 피크 후 정체/추락" title="" id="88" name="Picture"/>
             <a:graphic>
               <a:graphicData uri="http://schemas.openxmlformats.org/drawingml/2006/picture">
                 <pic:pic>
                   <pic:nvPicPr>
-                    <pic:cNvPr descr="report_assets/fig_2v3_grouped.png" id="90" name="Picture"/>
+                    <pic:cNvPr descr="report_assets/fig_reward_curve.png" id="89" name="Picture"/>
                     <pic:cNvPicPr>
                       <a:picLocks noChangeArrowheads="1" noChangeAspect="1"/>
                     </pic:cNvPicPr>
                   </pic:nvPicPr>
                   <pic:blipFill>
-                    <a:blip r:embed="rId88"/>
+                    <a:blip r:embed="rId87"/>
                     <a:stretch>
                       <a:fillRect/>
                     </a:stretch>
@@ -17708,11 +17196,648 @@
         <w:pStyle w:val="ImageCaption"/>
       </w:pPr>
       <w:r>
+        <w:t xml:space="preserve">그림. shaped 학습 곡선 — 2-action ~450 유지 vs 3-action 피크 후 정체/추락</w:t>
+      </w:r>
+    </w:p>
+    <w:p>
+      <w:pPr>
+        <w:pStyle w:val="BodyText"/>
+      </w:pPr>
+      <w:r>
+        <w:t xml:space="preserve">2-action과 동일한</w:t>
+      </w:r>
+      <w:r>
+        <w:t xml:space="preserve"> </w:t>
+      </w:r>
+      <w:r>
+        <w:rPr>
+          <w:rStyle w:val="VerbatimChar"/>
+        </w:rPr>
+        <w:t xml:space="preserve">ent_coef 0.01</w:t>
+      </w:r>
+      <w:r>
+        <w:t xml:space="preserve">로 학습하자</w:t>
+      </w:r>
+      <w:r>
+        <w:t xml:space="preserve"> </w:t>
+      </w:r>
+      <w:r>
+        <w:rPr>
+          <w:b/>
+          <w:bCs/>
+        </w:rPr>
+        <w:t xml:space="preserve">entropy(=std)가 2.0→5.33으로 폭증</w:t>
+      </w:r>
+      <w:r>
+        <w:t xml:space="preserve">, reward가 피크 325(</w:t>
+      </w:r>
+      <w:r>
+        <w:t xml:space="preserve">@1.1M</w:t>
+      </w:r>
+      <w:r>
+        <w:t xml:space="preserve">) 후 156으로 붕괴. TB 곡선 진단(</w:t>
+      </w:r>
+      <w:r>
+        <w:rPr>
+          <w:rStyle w:val="VerbatimChar"/>
+        </w:rPr>
+        <w:t xml:space="preserve">scripts/dump_tb_scalars.py</w:t>
+      </w:r>
+      <w:r>
+        <w:t xml:space="preserve">):</w:t>
+      </w:r>
+      <w:r>
+        <w:t xml:space="preserve"> </w:t>
+      </w:r>
+      <w:r>
+        <w:rPr>
+          <w:rStyle w:val="VerbatimChar"/>
+        </w:rPr>
+        <w:t xml:space="preserve">ent_coef×entropy</w:t>
+      </w:r>
+      <w:r>
+        <w:t xml:space="preserve">(0.053)가</w:t>
+      </w:r>
+      <w:r>
+        <w:t xml:space="preserve"> </w:t>
+      </w:r>
+      <w:r>
+        <w:rPr>
+          <w:rStyle w:val="VerbatimChar"/>
+        </w:rPr>
+        <w:t xml:space="preserve">policy_loss</w:t>
+      </w:r>
+      <w:r>
+        <w:t xml:space="preserve">(0.008)를</w:t>
+      </w:r>
+      <w:r>
+        <w:t xml:space="preserve"> </w:t>
+      </w:r>
+      <w:r>
+        <w:rPr>
+          <w:b/>
+          <w:bCs/>
+        </w:rPr>
+        <w:t xml:space="preserve">6배 압도</w:t>
+      </w:r>
+      <w:r>
+        <w:t xml:space="preserve"> </w:t>
+      </w:r>
+      <w:r>
+        <w:t xml:space="preserve">→ 옵티마이저가 보상 대신 std 키우기로 폭주.</w:t>
+      </w:r>
+      <w:r>
+        <w:t xml:space="preserve"> </w:t>
+      </w:r>
+      <w:r>
+        <w:rPr>
+          <w:rStyle w:val="VerbatimChar"/>
+        </w:rPr>
+        <w:t xml:space="preserve">obstacle_hits</w:t>
+      </w:r>
+      <w:r>
+        <w:t xml:space="preserve">는 4.8→1~2로 줄어(회피는 학습) 실패 원인은 충돌이 아니라</w:t>
+      </w:r>
+      <w:r>
+        <w:t xml:space="preserve"> </w:t>
+      </w:r>
+      <w:r>
+        <w:rPr>
+          <w:b/>
+          <w:bCs/>
+        </w:rPr>
+        <w:t xml:space="preserve">std 발산</w:t>
+      </w:r>
+      <w:r>
+        <w:t xml:space="preserve">. →</w:t>
+      </w:r>
+      <w:r>
+        <w:t xml:space="preserve"> </w:t>
+      </w:r>
+      <w:r>
+        <w:rPr>
+          <w:b/>
+          <w:bCs/>
+        </w:rPr>
+        <w:t xml:space="preserve">B는 불공정</w:t>
+      </w:r>
+      <w:r>
+        <w:t xml:space="preserve">(2D에 맞춘 ent가 3D엔 과대).</w:t>
+      </w:r>
+    </w:p>
+    <w:bookmarkEnd w:id="90"/>
+    <w:bookmarkStart w:id="94" w:name="b2-ent-0.003-발산-차단-그러나-낮은-천장"/>
+    <w:p>
+      <w:pPr>
+        <w:pStyle w:val="Heading3"/>
+      </w:pPr>
+      <w:r>
+        <w:t xml:space="preserve">6.3 B2 (ent 0.003) — 발산 차단, 그러나 낮은 천장</w:t>
+      </w:r>
+    </w:p>
+    <w:p>
+      <w:pPr>
+        <w:pStyle w:val="FirstParagraph"/>
+      </w:pPr>
+      <w:r>
+        <w:rPr>
+          <w:rStyle w:val="VerbatimChar"/>
+        </w:rPr>
+        <w:t xml:space="preserve">ent_coef</w:t>
+      </w:r>
+      <w:r>
+        <w:t xml:space="preserve">를 0.003으로 낮추자(ent항/policy항 ≈ 1:1) entropy가 ~2–3.3에서 안정, 발산 소멸. 피크도 1.1M→</w:t>
+      </w:r>
+      <w:r>
+        <w:rPr>
+          <w:b/>
+          <w:bCs/>
+        </w:rPr>
+        <w:t xml:space="preserve">3.28M으로 이동</w:t>
+      </w:r>
+      <w:r>
+        <w:t xml:space="preserve">(2-action p02와 동일 시점) — 저엔트로피가 조기 발산 대신 후반까지 개선을 허용. clean 50ep(동일 분포·seed 42):</w:t>
+      </w:r>
+    </w:p>
+    <w:tbl>
+      <w:tblPr>
+        <w:tblStyle w:val="Table"/>
+        <w:tblW w:type="pct" w:w="5000"/>
+        <w:tblLayout w:type="fixed"/>
+        <w:tblLook w:firstRow="1" w:lastRow="0" w:firstColumn="0" w:lastColumn="0" w:noHBand="0" w:noVBand="0" w:val="0020"/>
+      </w:tblPr>
+      <w:tblGrid>
+        <w:gridCol w:w="1980"/>
+        <w:gridCol w:w="1980"/>
+        <w:gridCol w:w="1980"/>
+        <w:gridCol w:w="1980"/>
+      </w:tblGrid>
+      <w:tr>
+        <w:trPr>
+          <w:tblHeader w:val="on"/>
+        </w:trPr>
+        <w:tc>
+          <w:tcPr/>
+          <w:p>
+            <w:pPr>
+              <w:pStyle w:val="Compact"/>
+            </w:pPr>
+            <w:r>
+              <w:t xml:space="preserve">지표</w:t>
+            </w:r>
+          </w:p>
+        </w:tc>
+        <w:tc>
+          <w:tcPr/>
+          <w:p>
+            <w:pPr>
+              <w:pStyle w:val="Compact"/>
+            </w:pPr>
+            <w:r>
+              <w:t xml:space="preserve">2-action p02 (ent0.01)</w:t>
+            </w:r>
+          </w:p>
+        </w:tc>
+        <w:tc>
+          <w:tcPr/>
+          <w:p>
+            <w:pPr>
+              <w:pStyle w:val="Compact"/>
+            </w:pPr>
+            <w:r>
+              <w:rPr>
+                <w:b/>
+                <w:bCs/>
+              </w:rPr>
+              <w:t xml:space="preserve">3-action B2 (ent0.003)</w:t>
+            </w:r>
+          </w:p>
+        </w:tc>
+        <w:tc>
+          <w:tcPr/>
+          <w:p>
+            <w:pPr>
+              <w:pStyle w:val="Compact"/>
+            </w:pPr>
+            <w:r>
+              <w:t xml:space="preserve">3/2 비율</w:t>
+            </w:r>
+          </w:p>
+        </w:tc>
+      </w:tr>
+      <w:tr>
+        <w:tc>
+          <w:tcPr/>
+          <w:p>
+            <w:pPr>
+              <w:pStyle w:val="Compact"/>
+            </w:pPr>
+            <w:r>
+              <w:t xml:space="preserve">best shaped</w:t>
+            </w:r>
+            <w:r>
+              <w:t xml:space="preserve"> </w:t>
+            </w:r>
+            <w:r>
+              <w:t xml:space="preserve">@step</w:t>
+            </w:r>
+          </w:p>
+        </w:tc>
+        <w:tc>
+          <w:tcPr/>
+          <w:p>
+            <w:pPr>
+              <w:pStyle w:val="Compact"/>
+            </w:pPr>
+            <w:r>
+              <w:t xml:space="preserve">465</w:t>
+            </w:r>
+            <w:r>
+              <w:t xml:space="preserve"> </w:t>
+            </w:r>
+            <w:r>
+              <w:t xml:space="preserve">@3.28M</w:t>
+            </w:r>
+          </w:p>
+        </w:tc>
+        <w:tc>
+          <w:tcPr/>
+          <w:p>
+            <w:pPr>
+              <w:pStyle w:val="Compact"/>
+            </w:pPr>
+            <w:r>
+              <w:t xml:space="preserve">334</w:t>
+            </w:r>
+            <w:r>
+              <w:t xml:space="preserve"> </w:t>
+            </w:r>
+            <w:r>
+              <w:t xml:space="preserve">@3.28M</w:t>
+            </w:r>
+          </w:p>
+        </w:tc>
+        <w:tc>
+          <w:tcPr/>
+          <w:p>
+            <w:pPr>
+              <w:pStyle w:val="Compact"/>
+            </w:pPr>
+            <w:r>
+              <w:t xml:space="preserve">72%</w:t>
+            </w:r>
+          </w:p>
+        </w:tc>
+      </w:tr>
+      <w:tr>
+        <w:tc>
+          <w:tcPr/>
+          <w:p>
+            <w:pPr>
+              <w:pStyle w:val="Compact"/>
+            </w:pPr>
+            <w:r>
+              <w:rPr>
+                <w:b/>
+                <w:bCs/>
+              </w:rPr>
+              <w:t xml:space="preserve">clean Mean</w:t>
+            </w:r>
+          </w:p>
+        </w:tc>
+        <w:tc>
+          <w:tcPr/>
+          <w:p>
+            <w:pPr>
+              <w:pStyle w:val="Compact"/>
+            </w:pPr>
+            <w:r>
+              <w:rPr>
+                <w:b/>
+                <w:bCs/>
+              </w:rPr>
+              <w:t xml:space="preserve">415</w:t>
+            </w:r>
+          </w:p>
+        </w:tc>
+        <w:tc>
+          <w:tcPr/>
+          <w:p>
+            <w:pPr>
+              <w:pStyle w:val="Compact"/>
+            </w:pPr>
+            <w:r>
+              <w:rPr>
+                <w:b/>
+                <w:bCs/>
+              </w:rPr>
+              <w:t xml:space="preserve">229</w:t>
+            </w:r>
+          </w:p>
+        </w:tc>
+        <w:tc>
+          <w:tcPr/>
+          <w:p>
+            <w:pPr>
+              <w:pStyle w:val="Compact"/>
+            </w:pPr>
+            <w:r>
+              <w:rPr>
+                <w:b/>
+                <w:bCs/>
+              </w:rPr>
+              <w:t xml:space="preserve">55%</w:t>
+            </w:r>
+          </w:p>
+        </w:tc>
+      </w:tr>
+      <w:tr>
+        <w:tc>
+          <w:tcPr/>
+          <w:p>
+            <w:pPr>
+              <w:pStyle w:val="Compact"/>
+            </w:pPr>
+            <w:r>
+              <w:t xml:space="preserve">clean Median</w:t>
+            </w:r>
+          </w:p>
+        </w:tc>
+        <w:tc>
+          <w:tcPr/>
+          <w:p>
+            <w:pPr>
+              <w:pStyle w:val="Compact"/>
+            </w:pPr>
+            <w:r>
+              <w:t xml:space="preserve">422</w:t>
+            </w:r>
+          </w:p>
+        </w:tc>
+        <w:tc>
+          <w:tcPr/>
+          <w:p>
+            <w:pPr>
+              <w:pStyle w:val="Compact"/>
+            </w:pPr>
+            <w:r>
+              <w:t xml:space="preserve">245</w:t>
+            </w:r>
+          </w:p>
+        </w:tc>
+        <w:tc>
+          <w:tcPr/>
+          <w:p>
+            <w:pPr>
+              <w:pStyle w:val="Compact"/>
+            </w:pPr>
+            <w:r>
+              <w:t xml:space="preserve">58%</w:t>
+            </w:r>
+          </w:p>
+        </w:tc>
+      </w:tr>
+      <w:tr>
+        <w:tc>
+          <w:tcPr/>
+          <w:p>
+            <w:pPr>
+              <w:pStyle w:val="Compact"/>
+            </w:pPr>
+            <w:r>
+              <w:t xml:space="preserve">Q1 / Q3</w:t>
+            </w:r>
+          </w:p>
+        </w:tc>
+        <w:tc>
+          <w:tcPr/>
+          <w:p>
+            <w:pPr>
+              <w:pStyle w:val="Compact"/>
+            </w:pPr>
+            <w:r>
+              <w:t xml:space="preserve">285 / 553</w:t>
+            </w:r>
+          </w:p>
+        </w:tc>
+        <w:tc>
+          <w:tcPr/>
+          <w:p>
+            <w:pPr>
+              <w:pStyle w:val="Compact"/>
+            </w:pPr>
+            <w:r>
+              <w:t xml:space="preserve">179 / 317</w:t>
+            </w:r>
+          </w:p>
+        </w:tc>
+        <w:tc>
+          <w:tcPr/>
+          <w:p>
+            <w:pPr>
+              <w:pStyle w:val="Compact"/>
+            </w:pPr>
+            <w:r>
+              <w:t xml:space="preserve">—</w:t>
+            </w:r>
+          </w:p>
+        </w:tc>
+      </w:tr>
+      <w:tr>
+        <w:tc>
+          <w:tcPr/>
+          <w:p>
+            <w:pPr>
+              <w:pStyle w:val="Compact"/>
+            </w:pPr>
+            <w:r>
+              <w:rPr>
+                <w:b/>
+                <w:bCs/>
+              </w:rPr>
+              <w:t xml:space="preserve">Min (충돌 바닥)</w:t>
+            </w:r>
+          </w:p>
+        </w:tc>
+        <w:tc>
+          <w:tcPr/>
+          <w:p>
+            <w:pPr>
+              <w:pStyle w:val="Compact"/>
+            </w:pPr>
+            <w:r>
+              <w:t xml:space="preserve">−65</w:t>
+            </w:r>
+          </w:p>
+        </w:tc>
+        <w:tc>
+          <w:tcPr/>
+          <w:p>
+            <w:pPr>
+              <w:pStyle w:val="Compact"/>
+            </w:pPr>
+            <w:r>
+              <w:rPr>
+                <w:b/>
+                <w:bCs/>
+              </w:rPr>
+              <w:t xml:space="preserve">−171</w:t>
+            </w:r>
+          </w:p>
+        </w:tc>
+        <w:tc>
+          <w:tcPr/>
+          <w:p>
+            <w:pPr>
+              <w:pStyle w:val="Compact"/>
+            </w:pPr>
+            <w:r>
+              <w:t xml:space="preserve">악화</w:t>
+            </w:r>
+          </w:p>
+        </w:tc>
+      </w:tr>
+      <w:tr>
+        <w:tc>
+          <w:tcPr/>
+          <w:p>
+            <w:pPr>
+              <w:pStyle w:val="Compact"/>
+            </w:pPr>
+            <w:r>
+              <w:t xml:space="preserve">Max</w:t>
+            </w:r>
+          </w:p>
+        </w:tc>
+        <w:tc>
+          <w:tcPr/>
+          <w:p>
+            <w:pPr>
+              <w:pStyle w:val="Compact"/>
+            </w:pPr>
+            <w:r>
+              <w:t xml:space="preserve">842</w:t>
+            </w:r>
+          </w:p>
+        </w:tc>
+        <w:tc>
+          <w:tcPr/>
+          <w:p>
+            <w:pPr>
+              <w:pStyle w:val="Compact"/>
+            </w:pPr>
+            <w:r>
+              <w:t xml:space="preserve">730</w:t>
+            </w:r>
+          </w:p>
+        </w:tc>
+        <w:tc>
+          <w:tcPr/>
+          <w:p>
+            <w:pPr>
+              <w:pStyle w:val="Compact"/>
+            </w:pPr>
+            <w:r>
+              <w:t xml:space="preserve">—</w:t>
+            </w:r>
+          </w:p>
+        </w:tc>
+      </w:tr>
+    </w:tbl>
+    <w:p>
+      <w:pPr>
+        <w:pStyle w:val="BodyText"/>
+      </w:pPr>
+      <w:r>
+        <w:t xml:space="preserve">→</w:t>
+      </w:r>
+      <w:r>
+        <w:t xml:space="preserve"> </w:t>
+      </w:r>
+      <w:r>
+        <w:rPr>
+          <w:b/>
+          <w:bCs/>
+        </w:rPr>
+        <w:t xml:space="preserve">발산을 고쳐 공정(오히려 3-action에 유리한 ent 튜닝)하게 비교해도 3-action은 2-action의 ~55%.</w:t>
+      </w:r>
+      <w:r>
+        <w:t xml:space="preserve"> </w:t>
+      </w:r>
+      <w:r>
+        <w:t xml:space="preserve">Mean·Median 모두 큰 폭 하회,</w:t>
+      </w:r>
+      <w:r>
+        <w:t xml:space="preserve"> </w:t>
+      </w:r>
+      <w:r>
+        <w:rPr>
+          <w:b/>
+          <w:bCs/>
+        </w:rPr>
+        <w:t xml:space="preserve">Min은 오히려 악화</w:t>
+      </w:r>
+      <w:r>
+        <w:t xml:space="preserve">(−171, 깊은 충돌 판 다수).</w:t>
+      </w:r>
+    </w:p>
+    <w:p>
+      <w:pPr>
+        <w:pStyle w:val="CaptionedFigure"/>
+      </w:pPr>
+      <w:r>
+        <w:drawing>
+          <wp:inline>
+            <wp:extent cx="5334000" cy="3067050"/>
+            <wp:effectExtent b="0" l="0" r="0" t="0"/>
+            <wp:docPr descr="그림. 2 vs 3 action (동일 장애물 task, clean 50ep) — 3-action은 2-action의 ~55%, 충돌 바닥(Min)도 악화" title="" id="92" name="Picture"/>
+            <a:graphic>
+              <a:graphicData uri="http://schemas.openxmlformats.org/drawingml/2006/picture">
+                <pic:pic>
+                  <pic:nvPicPr>
+                    <pic:cNvPr descr="report_assets/fig_2v3_grouped.png" id="93" name="Picture"/>
+                    <pic:cNvPicPr>
+                      <a:picLocks noChangeArrowheads="1" noChangeAspect="1"/>
+                    </pic:cNvPicPr>
+                  </pic:nvPicPr>
+                  <pic:blipFill>
+                    <a:blip r:embed="rId91"/>
+                    <a:stretch>
+                      <a:fillRect/>
+                    </a:stretch>
+                  </pic:blipFill>
+                  <pic:spPr bwMode="auto">
+                    <a:xfrm>
+                      <a:off x="0" y="0"/>
+                      <a:ext cx="5334000" cy="3067050"/>
+                    </a:xfrm>
+                    <a:prstGeom prst="rect">
+                      <a:avLst/>
+                    </a:prstGeom>
+                    <a:noFill/>
+                    <a:ln w="9525">
+                      <a:noFill/>
+                      <a:headEnd/>
+                      <a:tailEnd/>
+                    </a:ln>
+                  </pic:spPr>
+                </pic:pic>
+              </a:graphicData>
+            </a:graphic>
+          </wp:inline>
+        </w:drawing>
+      </w:r>
+    </w:p>
+    <w:p>
+      <w:pPr>
+        <w:pStyle w:val="ImageCaption"/>
+      </w:pPr>
+      <w:r>
         <w:t xml:space="preserve">그림. 2 vs 3 action (동일 장애물 task, clean 50ep) — 3-action은 2-action의 ~55%, 충돌 바닥(Min)도 악화</w:t>
       </w:r>
     </w:p>
-    <w:bookmarkEnd w:id="91"/>
-    <w:bookmarkStart w:id="92" w:name="왜-코드-근거-멀티에이전트-반증-검증-완료"/>
+    <w:bookmarkEnd w:id="94"/>
+    <w:bookmarkStart w:id="95" w:name="왜-코드-근거-멀티에이전트-반증-검증-완료"/>
     <w:p>
       <w:pPr>
         <w:pStyle w:val="Heading3"/>
@@ -17970,8 +18095,8 @@
         <w:t xml:space="preserve">) → 같은 ent_coef에서 std가 발산하기 쉬움(B에서 실증).</w:t>
       </w:r>
     </w:p>
-    <w:bookmarkEnd w:id="92"/>
-    <w:bookmarkStart w:id="93" w:name="결론과-한계"/>
+    <w:bookmarkEnd w:id="95"/>
+    <w:bookmarkStart w:id="96" w:name="결론과-한계"/>
     <w:p>
       <w:pPr>
         <w:pStyle w:val="Heading3"/>
@@ -18099,9 +18224,9 @@
         </w:pict>
       </w:r>
     </w:p>
-    <w:bookmarkEnd w:id="93"/>
-    <w:bookmarkEnd w:id="94"/>
-    <w:bookmarkStart w:id="95" w:name="핵심-교훈-종합"/>
+    <w:bookmarkEnd w:id="96"/>
+    <w:bookmarkEnd w:id="97"/>
+    <w:bookmarkStart w:id="98" w:name="핵심-교훈-종합"/>
     <w:p>
       <w:pPr>
         <w:pStyle w:val="Heading2"/>
@@ -18555,14 +18680,253 @@
         <w:t xml:space="preserve">비율로 균형을 확인하라.</w:t>
       </w:r>
     </w:p>
-    <w:bookmarkEnd w:id="95"/>
-    <w:bookmarkStart w:id="96" w:name="부록-재현-커맨드"/>
+    <w:bookmarkEnd w:id="98"/>
+    <w:bookmarkStart w:id="99" w:name="결론"/>
     <w:p>
       <w:pPr>
         <w:pStyle w:val="Heading2"/>
       </w:pPr>
       <w:r>
-        <w:t xml:space="preserve">8. 부록 — 재현 커맨드</w:t>
+        <w:t xml:space="preserve">8. 결론</w:t>
+      </w:r>
+    </w:p>
+    <w:p>
+      <w:pPr>
+        <w:pStyle w:val="FirstParagraph"/>
+      </w:pPr>
+      <w:r>
+        <w:t xml:space="preserve">본 프로젝트는 픽셀 기반</w:t>
+      </w:r>
+      <w:r>
+        <w:t xml:space="preserve"> </w:t>
+      </w:r>
+      <w:r>
+        <w:rPr>
+          <w:rStyle w:val="VerbatimChar"/>
+        </w:rPr>
+        <w:t xml:space="preserve">CarRacing</w:t>
+      </w:r>
+      <w:r>
+        <w:t xml:space="preserve"> </w:t>
+      </w:r>
+      <w:r>
+        <w:t xml:space="preserve">위에서 PPO 에이전트를 (1) 무장애물 트랙에서 학습·스케일업하고, (2) 직접 정의한 장애물 환경(</w:t>
+      </w:r>
+      <w:r>
+        <w:rPr>
+          <w:rStyle w:val="VerbatimChar"/>
+        </w:rPr>
+        <w:t xml:space="preserve">CarRacingObstacles-v0</w:t>
+      </w:r>
+      <w:r>
+        <w:t xml:space="preserve">)으로 일반화한 뒤, (3) 2-action과 3-action 행동 파라미터화를 동일 조건에서 대조했다.</w:t>
+      </w:r>
+    </w:p>
+    <w:p>
+      <w:pPr>
+        <w:pStyle w:val="Compact"/>
+        <w:numPr>
+          <w:ilvl w:val="0"/>
+          <w:numId w:val="1016"/>
+        </w:numPr>
+      </w:pPr>
+      <w:r>
+        <w:rPr>
+          <w:b/>
+          <w:bCs/>
+        </w:rPr>
+        <w:t xml:space="preserve">최종 산출물.</w:t>
+      </w:r>
+      <w:r>
+        <w:t xml:space="preserve"> </w:t>
+      </w:r>
+      <w:r>
+        <w:t xml:space="preserve">무장애물 베이스</w:t>
+      </w:r>
+      <w:r>
+        <w:t xml:space="preserve"> </w:t>
+      </w:r>
+      <w:r>
+        <w:rPr>
+          <w:rStyle w:val="VerbatimChar"/>
+        </w:rPr>
+        <w:t xml:space="preserve">models/ppo_2action4/best_model.pth</w:t>
+      </w:r>
+      <w:r>
+        <w:t xml:space="preserve">(clean</w:t>
+      </w:r>
+      <w:r>
+        <w:t xml:space="preserve"> </w:t>
+      </w:r>
+      <w:r>
+        <w:rPr>
+          <w:b/>
+          <w:bCs/>
+        </w:rPr>
+        <w:t xml:space="preserve">667</w:t>
+      </w:r>
+      <w:r>
+        <w:t xml:space="preserve"> </w:t>
+      </w:r>
+      <w:r>
+        <w:t xml:space="preserve">/ median 745), 장애물 회피</w:t>
+      </w:r>
+      <w:r>
+        <w:t xml:space="preserve"> </w:t>
+      </w:r>
+      <w:r>
+        <w:rPr>
+          <w:rStyle w:val="VerbatimChar"/>
+        </w:rPr>
+        <w:t xml:space="preserve">obs_small_p02</w:t>
+      </w:r>
+      <w:r>
+        <w:t xml:space="preserve">(clean</w:t>
+      </w:r>
+      <w:r>
+        <w:t xml:space="preserve"> </w:t>
+      </w:r>
+      <w:r>
+        <w:rPr>
+          <w:b/>
+          <w:bCs/>
+        </w:rPr>
+        <w:t xml:space="preserve">415</w:t>
+      </w:r>
+      <w:r>
+        <w:t xml:space="preserve">, task 천장). 평가·재현은 9절 커맨드로 가능하다.</w:t>
+      </w:r>
+    </w:p>
+    <w:p>
+      <w:pPr>
+        <w:pStyle w:val="Compact"/>
+        <w:numPr>
+          <w:ilvl w:val="0"/>
+          <w:numId w:val="1016"/>
+        </w:numPr>
+      </w:pPr>
+      <w:r>
+        <w:rPr>
+          <w:b/>
+          <w:bCs/>
+        </w:rPr>
+        <w:t xml:space="preserve">핵심 발견.</w:t>
+      </w:r>
+      <w:r>
+        <w:t xml:space="preserve"> </w:t>
+      </w:r>
+      <w:r>
+        <w:t xml:space="preserve">장애물 task의 clean 천장(~415)은 코너 패널티·스텝 증가·행동 노이즈 축소</w:t>
+      </w:r>
+      <w:r>
+        <w:t xml:space="preserve"> </w:t>
+      </w:r>
+      <w:r>
+        <w:rPr>
+          <w:b/>
+          <w:bCs/>
+        </w:rPr>
+        <w:t xml:space="preserve">세 레버 모두로 넘지 못했고</w:t>
+      </w:r>
+      <w:r>
+        <w:t xml:space="preserve">, 남은 실패는 평가 샘플링 노이즈가 아니라 일부 장애물 배치를 못 푸는</w:t>
+      </w:r>
+      <w:r>
+        <w:t xml:space="preserve"> </w:t>
+      </w:r>
+      <w:r>
+        <w:rPr>
+          <w:b/>
+          <w:bCs/>
+        </w:rPr>
+        <w:t xml:space="preserve">구조적 한계</w:t>
+      </w:r>
+      <w:r>
+        <w:t xml:space="preserve">였다. 동일·관대 조건의 3-action은 clean</w:t>
+      </w:r>
+      <w:r>
+        <w:t xml:space="preserve"> </w:t>
+      </w:r>
+      <w:r>
+        <w:rPr>
+          <w:b/>
+          <w:bCs/>
+        </w:rPr>
+        <w:t xml:space="preserve">229(2-action의 ~55%)</w:t>
+      </w:r>
+      <w:r>
+        <w:t xml:space="preserve">로, ActionWrapper의 signed-throttle이</w:t>
+      </w:r>
+      <w:r>
+        <w:t xml:space="preserve"> </w:t>
+      </w:r>
+      <w:r>
+        <w:rPr>
+          <w:i/>
+          <w:iCs/>
+        </w:rPr>
+        <w:t xml:space="preserve">퇴화영역 제거 + 탐색 축소</w:t>
+      </w:r>
+      <w:r>
+        <w:t xml:space="preserve">라는</w:t>
+      </w:r>
+      <w:r>
+        <w:t xml:space="preserve"> </w:t>
+      </w:r>
+      <w:r>
+        <w:rPr>
+          <w:b/>
+          <w:bCs/>
+        </w:rPr>
+        <w:t xml:space="preserve">유용한 inductive bias</w:t>
+      </w:r>
+      <w:r>
+        <w:t xml:space="preserve">임을 사후 정당화했다.</w:t>
+      </w:r>
+    </w:p>
+    <w:p>
+      <w:pPr>
+        <w:pStyle w:val="Compact"/>
+        <w:numPr>
+          <w:ilvl w:val="0"/>
+          <w:numId w:val="1016"/>
+        </w:numPr>
+      </w:pPr>
+      <w:r>
+        <w:rPr>
+          <w:b/>
+          <w:bCs/>
+        </w:rPr>
+        <w:t xml:space="preserve">다음 단계.</w:t>
+      </w:r>
+      <w:r>
+        <w:t xml:space="preserve"> </w:t>
+      </w:r>
+      <w:r>
+        <w:t xml:space="preserve">추가 개선의 ROI는 하이퍼파라미터가 아니라</w:t>
+      </w:r>
+      <w:r>
+        <w:t xml:space="preserve"> </w:t>
+      </w:r>
+      <w:r>
+        <w:rPr>
+          <w:b/>
+          <w:bCs/>
+        </w:rPr>
+        <w:t xml:space="preserve">표현/아키텍처</w:t>
+      </w:r>
+      <w:r>
+        <w:t xml:space="preserve">(명시적 장애물 채널, recurrent, 더 큰 CNN) 쪽에 있다고 판단한다.</w:t>
+      </w:r>
+    </w:p>
+    <w:bookmarkEnd w:id="99"/>
+    <w:bookmarkStart w:id="100" w:name="부록-재현-커맨드"/>
+    <w:p>
+      <w:pPr>
+        <w:pStyle w:val="Heading2"/>
+      </w:pPr>
+      <w:r>
+        <w:t xml:space="preserve">9. 부록 — 재현 커맨드</w:t>
       </w:r>
     </w:p>
     <w:p>
@@ -18862,8 +19226,8 @@
         <w:br w:type="page"/>
       </w:r>
     </w:p>
-    <w:bookmarkEnd w:id="96"/>
-    <w:bookmarkEnd w:id="97"/>
+    <w:bookmarkEnd w:id="100"/>
+    <w:bookmarkEnd w:id="101"/>
     <w:sectPr>
       <w:footnotePr>
         <w:numRestart w:val="eachSect"/>
@@ -19290,6 +19654,9 @@
     <w:lvlOverride w:ilvl="8">
       <w:startOverride w:val="1"/>
     </w:lvlOverride>
+  </w:num>
+  <w:num w:numId="1016">
+    <w:abstractNumId w:val="991"/>
   </w:num>
 </w:numbering>
 </file>

--- a/COMBINED_REPORT.docx
+++ b/COMBINED_REPORT.docx
@@ -7557,7 +7557,7 @@
     <w:bookmarkEnd w:id="36"/>
     <w:bookmarkEnd w:id="37"/>
     <w:bookmarkEnd w:id="38"/>
-    <w:bookmarkStart w:id="54" w:name="part-i-2-action-학습-3-action-비교-무장애물-트랙"/>
+    <w:bookmarkStart w:id="51" w:name="part-i-2-action-학습-3-action-비교-무장애물-트랙"/>
     <w:p>
       <w:pPr>
         <w:pStyle w:val="Heading1"/>
@@ -8591,7 +8591,7 @@
     </w:p>
     <w:bookmarkEnd w:id="42"/>
     <w:bookmarkEnd w:id="43"/>
-    <w:bookmarkStart w:id="50" w:name="실험-결과"/>
+    <w:bookmarkStart w:id="47" w:name="실험-결과"/>
     <w:p>
       <w:pPr>
         <w:pStyle w:val="Heading2"/>
@@ -8823,7 +8823,7 @@
       </w:r>
     </w:p>
     <w:bookmarkEnd w:id="44"/>
-    <w:bookmarkStart w:id="49" w:name="a-2-action-베이스-모델-학습-및-스케일업"/>
+    <w:bookmarkStart w:id="46" w:name="a-2-action-베이스-모델-학습-및-스케일업"/>
     <w:p>
       <w:pPr>
         <w:pStyle w:val="Heading3"/>
@@ -9046,61 +9046,6 @@
           <w:bCs/>
         </w:rPr>
         <w:t xml:space="preserve">교훈: 20M은 과도, ~10–12M이 sweet spot.</w:t>
-      </w:r>
-    </w:p>
-    <w:p>
-      <w:pPr>
-        <w:pStyle w:val="CaptionedFigure"/>
-      </w:pPr>
-      <w:r>
-        <w:drawing>
-          <wp:inline>
-            <wp:extent cx="5334000" cy="2963897"/>
-            <wp:effectExtent b="0" l="0" r="0" t="0"/>
-            <wp:docPr descr="그림. 베이스 2-action 스케일업(shaped) — 9.83M에서 정점(837.99) 후 20M까지 689로 퇴보. 회색 띠=3-action 저장 모델의 임베디드 shaped(638~675, 참고), 초록 띠=권장 sweet spot ~10–12M." title="" id="46" name="Picture"/>
-            <a:graphic>
-              <a:graphicData uri="http://schemas.openxmlformats.org/drawingml/2006/picture">
-                <pic:pic>
-                  <pic:nvPicPr>
-                    <pic:cNvPr descr="report_assets/fig_base_scaleup.png" id="47" name="Picture"/>
-                    <pic:cNvPicPr>
-                      <a:picLocks noChangeArrowheads="1" noChangeAspect="1"/>
-                    </pic:cNvPicPr>
-                  </pic:nvPicPr>
-                  <pic:blipFill>
-                    <a:blip r:embed="rId45"/>
-                    <a:stretch>
-                      <a:fillRect/>
-                    </a:stretch>
-                  </pic:blipFill>
-                  <pic:spPr bwMode="auto">
-                    <a:xfrm>
-                      <a:off x="0" y="0"/>
-                      <a:ext cx="5334000" cy="2963897"/>
-                    </a:xfrm>
-                    <a:prstGeom prst="rect">
-                      <a:avLst/>
-                    </a:prstGeom>
-                    <a:noFill/>
-                    <a:ln w="9525">
-                      <a:noFill/>
-                      <a:headEnd/>
-                      <a:tailEnd/>
-                    </a:ln>
-                  </pic:spPr>
-                </pic:pic>
-              </a:graphicData>
-            </a:graphic>
-          </wp:inline>
-        </w:drawing>
-      </w:r>
-    </w:p>
-    <w:p>
-      <w:pPr>
-        <w:pStyle w:val="ImageCaption"/>
-      </w:pPr>
-      <w:r>
-        <w:t xml:space="preserve">그림. 베이스 2-action 스케일업(shaped) — 9.83M에서 정점(837.99) 후 20M까지 689로 퇴보. 회색 띠=3-action 저장 모델의 임베디드 shaped(638~675, 참고), 초록 띠=권장 sweet spot ~10–12M.</w:t>
       </w:r>
     </w:p>
     <w:p>
@@ -9453,7 +9398,7 @@
         <w:t xml:space="preserve">의 5개 에피소드 seed42–46 보상 = 564 / 402 / 250 / 406 / 838.)</w:t>
       </w:r>
     </w:p>
-    <w:bookmarkStart w:id="48" w:name="b-3-action-비교"/>
+    <w:bookmarkStart w:id="45" w:name="b-3-action-비교"/>
     <w:p>
       <w:pPr>
         <w:pStyle w:val="Heading4"/>
@@ -9699,10 +9644,10 @@
         <w:t xml:space="preserve">→ 2-action 라인이 (조건 차이를 감안하더라도) 3-action 베이스라인을 매칭하거나 능가.</w:t>
       </w:r>
     </w:p>
-    <w:bookmarkEnd w:id="48"/>
-    <w:bookmarkEnd w:id="49"/>
-    <w:bookmarkEnd w:id="50"/>
-    <w:bookmarkStart w:id="53" w:name="부록-하이퍼파라미터-버전"/>
+    <w:bookmarkEnd w:id="45"/>
+    <w:bookmarkEnd w:id="46"/>
+    <w:bookmarkEnd w:id="47"/>
+    <w:bookmarkStart w:id="50" w:name="부록-하이퍼파라미터-버전"/>
     <w:p>
       <w:pPr>
         <w:pStyle w:val="Heading2"/>
@@ -9711,7 +9656,7 @@
         <w:t xml:space="preserve">4. 부록 — 하이퍼파라미터 · 버전</w:t>
       </w:r>
     </w:p>
-    <w:bookmarkStart w:id="51" w:name="최종-안정화-하이퍼파라미터"/>
+    <w:bookmarkStart w:id="48" w:name="최종-안정화-하이퍼파라미터"/>
     <w:p>
       <w:pPr>
         <w:pStyle w:val="Heading3"/>
@@ -10960,8 +10905,8 @@
         </w:tc>
       </w:tr>
     </w:tbl>
-    <w:bookmarkEnd w:id="51"/>
-    <w:bookmarkStart w:id="52" w:name="평가-조건-요약"/>
+    <w:bookmarkEnd w:id="48"/>
+    <w:bookmarkStart w:id="49" w:name="평가-조건-요약"/>
     <w:p>
       <w:pPr>
         <w:pStyle w:val="Heading3"/>
@@ -11208,10 +11153,10 @@
         </w:tc>
       </w:tr>
     </w:tbl>
-    <w:bookmarkEnd w:id="52"/>
-    <w:bookmarkEnd w:id="53"/>
-    <w:bookmarkEnd w:id="54"/>
-    <w:bookmarkStart w:id="101" w:name="part-ii-장애물obstacle-입력-추가"/>
+    <w:bookmarkEnd w:id="49"/>
+    <w:bookmarkEnd w:id="50"/>
+    <w:bookmarkEnd w:id="51"/>
+    <w:bookmarkStart w:id="98" w:name="part-ii-장애물obstacle-입력-추가"/>
     <w:p>
       <w:pPr>
         <w:pStyle w:val="Heading1"/>
@@ -11241,7 +11186,7 @@
         <w:t xml:space="preserve">을 올려 픽셀 관측에 그려 넣고 회피를 학습한다. 환경 구축 → round-1 학습 → 크기 실험 → 실패 원인 분석(천장=충돌) → 행동 노이즈(ent_coef) → 3-action 대조까지 다룬다.</w:t>
       </w:r>
     </w:p>
-    <w:bookmarkStart w:id="60" w:name="환경-설계-carracingobstacles-v0"/>
+    <w:bookmarkStart w:id="57" w:name="환경-설계-carracingobstacles-v0"/>
     <w:p>
       <w:pPr>
         <w:pStyle w:val="Heading2"/>
@@ -11327,7 +11272,7 @@
         </w:pict>
       </w:r>
     </w:p>
-    <w:bookmarkStart w:id="55" w:name="등록-및-기본값"/>
+    <w:bookmarkStart w:id="52" w:name="등록-및-기본값"/>
     <w:p>
       <w:pPr>
         <w:pStyle w:val="Heading3"/>
@@ -11967,8 +11912,8 @@
         </w:pict>
       </w:r>
     </w:p>
-    <w:bookmarkEnd w:id="55"/>
-    <w:bookmarkStart w:id="56" w:name="픽셀-가시성-관측에-그려-넣기"/>
+    <w:bookmarkEnd w:id="52"/>
+    <w:bookmarkStart w:id="53" w:name="픽셀-가시성-관측에-그려-넣기"/>
     <w:p>
       <w:pPr>
         <w:pStyle w:val="Heading3"/>
@@ -12361,8 +12306,8 @@
         </w:pict>
       </w:r>
     </w:p>
-    <w:bookmarkEnd w:id="56"/>
-    <w:bookmarkStart w:id="57" w:name="배치-및-재현성-_spawn_obstacles"/>
+    <w:bookmarkEnd w:id="53"/>
+    <w:bookmarkStart w:id="54" w:name="배치-및-재현성-_spawn_obstacles"/>
     <w:p>
       <w:pPr>
         <w:pStyle w:val="Heading3"/>
@@ -13158,8 +13103,8 @@
         </w:pict>
       </w:r>
     </w:p>
-    <w:bookmarkEnd w:id="57"/>
-    <w:bookmarkStart w:id="58" w:name="충돌-검출-및-패널티"/>
+    <w:bookmarkEnd w:id="54"/>
+    <w:bookmarkStart w:id="55" w:name="충돌-검출-및-패널티"/>
     <w:p>
       <w:pPr>
         <w:pStyle w:val="Heading3"/>
@@ -13822,8 +13767,8 @@
         </w:pict>
       </w:r>
     </w:p>
-    <w:bookmarkEnd w:id="58"/>
-    <w:bookmarkStart w:id="59" w:name="환경-구축-중-해결한-버그-요약"/>
+    <w:bookmarkEnd w:id="55"/>
+    <w:bookmarkStart w:id="56" w:name="환경-구축-중-해결한-버그-요약"/>
     <w:p>
       <w:pPr>
         <w:pStyle w:val="Heading3"/>
@@ -13998,9 +13943,9 @@
         <w:t xml:space="preserve">·학습 스크립트 참조.)</w:t>
       </w:r>
     </w:p>
-    <w:bookmarkEnd w:id="59"/>
-    <w:bookmarkEnd w:id="60"/>
-    <w:bookmarkStart w:id="67" w:name="장애물-회피-학습-round-1"/>
+    <w:bookmarkEnd w:id="56"/>
+    <w:bookmarkEnd w:id="57"/>
+    <w:bookmarkStart w:id="64" w:name="장애물-회피-학습-round-1"/>
     <w:p>
       <w:pPr>
         <w:pStyle w:val="Heading2"/>
@@ -14664,12 +14609,63 @@
                 <wp:inline>
                   <wp:extent cx="5334000" cy="3556000"/>
                   <wp:effectExtent b="0" l="0" r="0" t="0"/>
-                  <wp:docPr descr="Before (장애물 학습 전): seed42 step240 — 흰 장애물로 정면 돌진, 누적 −68" title="" id="62" name="Picture"/>
+                  <wp:docPr descr="Before (장애물 학습 전): seed42 step240 — 흰 장애물로 정면 돌진, 누적 −68" title="" id="59" name="Picture"/>
                   <a:graphic>
                     <a:graphicData uri="http://schemas.openxmlformats.org/drawingml/2006/picture">
                       <pic:pic>
                         <pic:nvPicPr>
-                          <pic:cNvPr descr="report_assets/frame_before_seed42_r-68.png" id="63" name="Picture"/>
+                          <pic:cNvPr descr="report_assets/frame_before_seed42_r-68.png" id="60" name="Picture"/>
+                          <pic:cNvPicPr>
+                            <a:picLocks noChangeArrowheads="1" noChangeAspect="1"/>
+                          </pic:cNvPicPr>
+                        </pic:nvPicPr>
+                        <pic:blipFill>
+                          <a:blip r:embed="rId58"/>
+                          <a:stretch>
+                            <a:fillRect/>
+                          </a:stretch>
+                        </pic:blipFill>
+                        <pic:spPr bwMode="auto">
+                          <a:xfrm>
+                            <a:off x="0" y="0"/>
+                            <a:ext cx="5334000" cy="3556000"/>
+                          </a:xfrm>
+                          <a:prstGeom prst="rect">
+                            <a:avLst/>
+                          </a:prstGeom>
+                          <a:noFill/>
+                          <a:ln w="9525">
+                            <a:noFill/>
+                            <a:headEnd/>
+                            <a:tailEnd/>
+                          </a:ln>
+                        </pic:spPr>
+                      </pic:pic>
+                    </a:graphicData>
+                  </a:graphic>
+                </wp:inline>
+              </w:drawing>
+            </w:r>
+          </w:p>
+        </w:tc>
+        <w:tc>
+          <w:tcPr/>
+          <w:p>
+            <w:pPr>
+              <w:pStyle w:val="Compact"/>
+              <w:jc w:val="center"/>
+            </w:pPr>
+            <w:r>
+              <w:drawing>
+                <wp:inline>
+                  <wp:extent cx="5334000" cy="3556000"/>
+                  <wp:effectExtent b="0" l="0" r="0" t="0"/>
+                  <wp:docPr descr="After (장애물 학습 후): seed42 step240 — 도로 위 정상 주행·회피, 누적 +323" title="" id="62" name="Picture"/>
+                  <a:graphic>
+                    <a:graphicData uri="http://schemas.openxmlformats.org/drawingml/2006/picture">
+                      <pic:pic>
+                        <pic:nvPicPr>
+                          <pic:cNvPr descr="report_assets/frame_after_seed42_r323.png" id="63" name="Picture"/>
                           <pic:cNvPicPr>
                             <a:picLocks noChangeArrowheads="1" noChangeAspect="1"/>
                           </pic:cNvPicPr>
@@ -14703,57 +14699,6 @@
             </w:r>
           </w:p>
         </w:tc>
-        <w:tc>
-          <w:tcPr/>
-          <w:p>
-            <w:pPr>
-              <w:pStyle w:val="Compact"/>
-              <w:jc w:val="center"/>
-            </w:pPr>
-            <w:r>
-              <w:drawing>
-                <wp:inline>
-                  <wp:extent cx="5334000" cy="3556000"/>
-                  <wp:effectExtent b="0" l="0" r="0" t="0"/>
-                  <wp:docPr descr="After (장애물 학습 후): seed42 step240 — 도로 위 정상 주행·회피, 누적 +323" title="" id="65" name="Picture"/>
-                  <a:graphic>
-                    <a:graphicData uri="http://schemas.openxmlformats.org/drawingml/2006/picture">
-                      <pic:pic>
-                        <pic:nvPicPr>
-                          <pic:cNvPr descr="report_assets/frame_after_seed42_r323.png" id="66" name="Picture"/>
-                          <pic:cNvPicPr>
-                            <a:picLocks noChangeArrowheads="1" noChangeAspect="1"/>
-                          </pic:cNvPicPr>
-                        </pic:nvPicPr>
-                        <pic:blipFill>
-                          <a:blip r:embed="rId64"/>
-                          <a:stretch>
-                            <a:fillRect/>
-                          </a:stretch>
-                        </pic:blipFill>
-                        <pic:spPr bwMode="auto">
-                          <a:xfrm>
-                            <a:off x="0" y="0"/>
-                            <a:ext cx="5334000" cy="3556000"/>
-                          </a:xfrm>
-                          <a:prstGeom prst="rect">
-                            <a:avLst/>
-                          </a:prstGeom>
-                          <a:noFill/>
-                          <a:ln w="9525">
-                            <a:noFill/>
-                            <a:headEnd/>
-                            <a:tailEnd/>
-                          </a:ln>
-                        </pic:spPr>
-                      </pic:pic>
-                    </a:graphicData>
-                  </a:graphic>
-                </wp:inline>
-              </w:drawing>
-            </w:r>
-          </w:p>
-        </w:tc>
       </w:tr>
       <w:tr>
         <w:tc>
@@ -14797,8 +14742,8 @@
         </w:pict>
       </w:r>
     </w:p>
-    <w:bookmarkEnd w:id="67"/>
-    <w:bookmarkStart w:id="68" w:name="실패-원인-분석-천장은-충돌이다-계측-평가"/>
+    <w:bookmarkEnd w:id="64"/>
+    <w:bookmarkStart w:id="65" w:name="실패-원인-분석-천장은-충돌이다-계측-평가"/>
     <w:p>
       <w:pPr>
         <w:pStyle w:val="Heading2"/>
@@ -15239,8 +15184,8 @@
         </w:pict>
       </w:r>
     </w:p>
-    <w:bookmarkEnd w:id="68"/>
-    <w:bookmarkStart w:id="78" w:name="실험-결과-종합"/>
+    <w:bookmarkEnd w:id="65"/>
+    <w:bookmarkStart w:id="75" w:name="실험-결과-종합"/>
     <w:p>
       <w:pPr>
         <w:pStyle w:val="Heading2"/>
@@ -15249,7 +15194,7 @@
         <w:t xml:space="preserve">4. 실험 결과 종합</w:t>
       </w:r>
     </w:p>
-    <w:bookmarkStart w:id="69" w:name="학습-곡선-이-태스크는-전반부에-정점-찍고-정체"/>
+    <w:bookmarkStart w:id="66" w:name="학습-곡선-이-태스크는-전반부에-정점-찍고-정체"/>
     <w:p>
       <w:pPr>
         <w:pStyle w:val="Heading3"/>
@@ -15563,8 +15508,8 @@
         <w:t xml:space="preserve">순수 스텝 증가는 ROI가 낮고, 다음 실험은 4~5M이면 충분.</w:t>
       </w:r>
     </w:p>
-    <w:bookmarkEnd w:id="69"/>
-    <w:bookmarkStart w:id="73" w:name="clean-평가-shaping-제외-50ep-샘플링-seed-42"/>
+    <w:bookmarkEnd w:id="66"/>
+    <w:bookmarkStart w:id="70" w:name="clean-평가-shaping-제외-50ep-샘플링-seed-42"/>
     <w:p>
       <w:pPr>
         <w:pStyle w:val="Heading3"/>
@@ -15582,18 +15527,18 @@
           <wp:inline>
             <wp:extent cx="5334000" cy="3067050"/>
             <wp:effectExtent b="0" l="0" r="0" t="0"/>
-            <wp:docPr descr="그림. 장애물 task clean 성능 진행 — 2-action 천장 ~415 vs 3-action 229 (회색 점선=무장애물 베이스 667)" title="" id="71" name="Picture"/>
+            <wp:docPr descr="그림. 장애물 task clean 성능 진행 — 2-action 천장 ~415 vs 3-action 229 (회색 점선=무장애물 베이스 667)" title="" id="68" name="Picture"/>
             <a:graphic>
               <a:graphicData uri="http://schemas.openxmlformats.org/drawingml/2006/picture">
                 <pic:pic>
                   <pic:nvPicPr>
-                    <pic:cNvPr descr="report_assets/fig_clean_progression.png" id="72" name="Picture"/>
+                    <pic:cNvPr descr="report_assets/fig_clean_progression.png" id="69" name="Picture"/>
                     <pic:cNvPicPr>
                       <a:picLocks noChangeArrowheads="1" noChangeAspect="1"/>
                     </pic:cNvPicPr>
                   </pic:nvPicPr>
                   <pic:blipFill>
-                    <a:blip r:embed="rId70"/>
+                    <a:blip r:embed="rId67"/>
                     <a:stretch>
                       <a:fillRect/>
                     </a:stretch>
@@ -15920,8 +15865,8 @@
         <w:t xml:space="preserve">깨끗하다. round1 수치는 분포가 다른 참고값.</w:t>
       </w:r>
     </w:p>
-    <w:bookmarkEnd w:id="73"/>
-    <w:bookmarkStart w:id="77" w:name="정성-beforeafter-동일-시드"/>
+    <w:bookmarkEnd w:id="70"/>
+    <w:bookmarkStart w:id="74" w:name="정성-beforeafter-동일-시드"/>
     <w:p>
       <w:pPr>
         <w:pStyle w:val="Heading3"/>
@@ -16140,18 +16085,18 @@
           <wp:inline>
             <wp:extent cx="5334000" cy="3556000"/>
             <wp:effectExtent b="0" l="0" r="0" t="0"/>
-            <wp:docPr descr="그림. 장애물 회피(weaving) — seed43, 보상 707: 곡선 구간에서 장애물 사이로 우회 조향" title="" id="75" name="Picture"/>
+            <wp:docPr descr="그림. 장애물 회피(weaving) — seed43, 보상 707: 곡선 구간에서 장애물 사이로 우회 조향" title="" id="72" name="Picture"/>
             <a:graphic>
               <a:graphicData uri="http://schemas.openxmlformats.org/drawingml/2006/picture">
                 <pic:pic>
                   <pic:nvPicPr>
-                    <pic:cNvPr descr="report_assets/frame_after_seed43_r707.png" id="76" name="Picture"/>
+                    <pic:cNvPr descr="report_assets/frame_after_seed43_r707.png" id="73" name="Picture"/>
                     <pic:cNvPicPr>
                       <a:picLocks noChangeArrowheads="1" noChangeAspect="1"/>
                     </pic:cNvPicPr>
                   </pic:nvPicPr>
                   <pic:blipFill>
-                    <a:blip r:embed="rId74"/>
+                    <a:blip r:embed="rId71"/>
                     <a:stretch>
                       <a:fillRect/>
                     </a:stretch>
@@ -16193,9 +16138,9 @@
         </w:pict>
       </w:r>
     </w:p>
-    <w:bookmarkEnd w:id="77"/>
-    <w:bookmarkEnd w:id="78"/>
-    <w:bookmarkStart w:id="82" w:name="마지막-실험-행동-노이즈-축소ent_coef는-비非레버였다"/>
+    <w:bookmarkEnd w:id="74"/>
+    <w:bookmarkEnd w:id="75"/>
+    <w:bookmarkStart w:id="79" w:name="마지막-실험-행동-노이즈-축소ent_coef는-비非레버였다"/>
     <w:p>
       <w:pPr>
         <w:pStyle w:val="Heading2"/>
@@ -16334,7 +16279,7 @@
         <w:t xml:space="preserve">  --save-dir ./models/obs_p02_lowent --log-dir ./logs/obs_p02_lowent</w:t>
       </w:r>
     </w:p>
-    <w:bookmarkStart w:id="79" w:name="결과-레버는-움직였으나-성능은-안-따라옴"/>
+    <w:bookmarkStart w:id="76" w:name="결과-레버는-움직였으나-성능은-안-따라옴"/>
     <w:p>
       <w:pPr>
         <w:pStyle w:val="Heading3"/>
@@ -16721,8 +16666,8 @@
         <w:t xml:space="preserve">최악 판(ep32 -112)은 entropy를 낮췄는데도 살아남음.</w:t>
       </w:r>
     </w:p>
-    <w:bookmarkEnd w:id="79"/>
-    <w:bookmarkStart w:id="80" w:name="해석-진단의-수정-남은-충돌은-구조적이지-단순-노이즈가-아니다"/>
+    <w:bookmarkEnd w:id="76"/>
+    <w:bookmarkStart w:id="77" w:name="해석-진단의-수정-남은-충돌은-구조적이지-단순-노이즈가-아니다"/>
     <w:p>
       <w:pPr>
         <w:pStyle w:val="Heading3"/>
@@ -16828,8 +16773,8 @@
         <w:t xml:space="preserve">를 더 낮추면 탐험까지 줄어 학습 자체가 나빠질 수 있어 더 내리는 것은 권장 안 함.)</w:t>
       </w:r>
     </w:p>
-    <w:bookmarkEnd w:id="80"/>
-    <w:bookmarkStart w:id="81" w:name="판정-task-천장415-확정"/>
+    <w:bookmarkEnd w:id="77"/>
+    <w:bookmarkStart w:id="78" w:name="판정-task-천장415-확정"/>
     <w:p>
       <w:pPr>
         <w:pStyle w:val="Heading3"/>
@@ -16945,9 +16890,9 @@
         </w:pict>
       </w:r>
     </w:p>
-    <w:bookmarkEnd w:id="81"/>
-    <w:bookmarkEnd w:id="82"/>
-    <w:bookmarkStart w:id="97" w:name="action-대조-실험-2-vs-3-action-gasbrake-독립"/>
+    <w:bookmarkEnd w:id="78"/>
+    <w:bookmarkEnd w:id="79"/>
+    <w:bookmarkStart w:id="94" w:name="action-대조-실험-2-vs-3-action-gasbrake-독립"/>
     <w:p>
       <w:pPr>
         <w:pStyle w:val="Heading2"/>
@@ -16956,7 +16901,7 @@
         <w:t xml:space="preserve">6. 3-action 대조 실험 — 2 vs 3 action (gas/brake 독립)</w:t>
       </w:r>
     </w:p>
-    <w:bookmarkStart w:id="83" w:name="동기와-절차"/>
+    <w:bookmarkStart w:id="80" w:name="동기와-절차"/>
     <w:p>
       <w:pPr>
         <w:pStyle w:val="Heading3"/>
@@ -17079,8 +17024,8 @@
         <w:t xml:space="preserve">.</w:t>
       </w:r>
     </w:p>
-    <w:bookmarkEnd w:id="83"/>
-    <w:bookmarkStart w:id="90" w:name="b-ent-0.01-발산"/>
+    <w:bookmarkEnd w:id="80"/>
+    <w:bookmarkStart w:id="87" w:name="b-ent-0.01-발산"/>
     <w:p>
       <w:pPr>
         <w:pStyle w:val="Heading3"/>
@@ -17098,12 +17043,67 @@
           <wp:inline>
             <wp:extent cx="5334000" cy="3067050"/>
             <wp:effectExtent b="0" l="0" r="0" t="0"/>
-            <wp:docPr descr="그림. Entropy(=std) 곡선 — 3-action(ent0.01)은 2.0→5.3 발산, 2-action 및 3-action(ent0.003)은 안정" title="" id="85" name="Picture"/>
+            <wp:docPr descr="그림. Entropy(=std) 곡선 — 3-action(ent0.01)은 2.0→5.3 발산, 2-action 및 3-action(ent0.003)은 안정" title="" id="82" name="Picture"/>
             <a:graphic>
               <a:graphicData uri="http://schemas.openxmlformats.org/drawingml/2006/picture">
                 <pic:pic>
                   <pic:nvPicPr>
-                    <pic:cNvPr descr="report_assets/fig_entropy_divergence.png" id="86" name="Picture"/>
+                    <pic:cNvPr descr="report_assets/fig_entropy_divergence.png" id="83" name="Picture"/>
+                    <pic:cNvPicPr>
+                      <a:picLocks noChangeArrowheads="1" noChangeAspect="1"/>
+                    </pic:cNvPicPr>
+                  </pic:nvPicPr>
+                  <pic:blipFill>
+                    <a:blip r:embed="rId81"/>
+                    <a:stretch>
+                      <a:fillRect/>
+                    </a:stretch>
+                  </pic:blipFill>
+                  <pic:spPr bwMode="auto">
+                    <a:xfrm>
+                      <a:off x="0" y="0"/>
+                      <a:ext cx="5334000" cy="3067050"/>
+                    </a:xfrm>
+                    <a:prstGeom prst="rect">
+                      <a:avLst/>
+                    </a:prstGeom>
+                    <a:noFill/>
+                    <a:ln w="9525">
+                      <a:noFill/>
+                      <a:headEnd/>
+                      <a:tailEnd/>
+                    </a:ln>
+                  </pic:spPr>
+                </pic:pic>
+              </a:graphicData>
+            </a:graphic>
+          </wp:inline>
+        </w:drawing>
+      </w:r>
+    </w:p>
+    <w:p>
+      <w:pPr>
+        <w:pStyle w:val="ImageCaption"/>
+      </w:pPr>
+      <w:r>
+        <w:t xml:space="preserve">그림. Entropy(=std) 곡선 — 3-action(ent0.01)은 2.0→5.3 발산, 2-action 및 3-action(ent0.003)은 안정</w:t>
+      </w:r>
+    </w:p>
+    <w:p>
+      <w:pPr>
+        <w:pStyle w:val="CaptionedFigure"/>
+      </w:pPr>
+      <w:r>
+        <w:drawing>
+          <wp:inline>
+            <wp:extent cx="5334000" cy="3067050"/>
+            <wp:effectExtent b="0" l="0" r="0" t="0"/>
+            <wp:docPr descr="그림. shaped 학습 곡선 — 2-action ~450 유지 vs 3-action 피크 후 정체/추락" title="" id="85" name="Picture"/>
+            <a:graphic>
+              <a:graphicData uri="http://schemas.openxmlformats.org/drawingml/2006/picture">
+                <pic:pic>
+                  <pic:nvPicPr>
+                    <pic:cNvPr descr="report_assets/fig_reward_curve.png" id="86" name="Picture"/>
                     <pic:cNvPicPr>
                       <a:picLocks noChangeArrowheads="1" noChangeAspect="1"/>
                     </pic:cNvPicPr>
@@ -17141,7 +17141,589 @@
         <w:pStyle w:val="ImageCaption"/>
       </w:pPr>
       <w:r>
-        <w:t xml:space="preserve">그림. Entropy(=std) 곡선 — 3-action(ent0.01)은 2.0→5.3 발산, 2-action 및 3-action(ent0.003)은 안정</w:t>
+        <w:t xml:space="preserve">그림. shaped 학습 곡선 — 2-action ~450 유지 vs 3-action 피크 후 정체/추락</w:t>
+      </w:r>
+    </w:p>
+    <w:p>
+      <w:pPr>
+        <w:pStyle w:val="BodyText"/>
+      </w:pPr>
+      <w:r>
+        <w:t xml:space="preserve">2-action과 동일한</w:t>
+      </w:r>
+      <w:r>
+        <w:t xml:space="preserve"> </w:t>
+      </w:r>
+      <w:r>
+        <w:rPr>
+          <w:rStyle w:val="VerbatimChar"/>
+        </w:rPr>
+        <w:t xml:space="preserve">ent_coef 0.01</w:t>
+      </w:r>
+      <w:r>
+        <w:t xml:space="preserve">로 학습하자</w:t>
+      </w:r>
+      <w:r>
+        <w:t xml:space="preserve"> </w:t>
+      </w:r>
+      <w:r>
+        <w:rPr>
+          <w:b/>
+          <w:bCs/>
+        </w:rPr>
+        <w:t xml:space="preserve">entropy(=std)가 2.0→5.33으로 폭증</w:t>
+      </w:r>
+      <w:r>
+        <w:t xml:space="preserve">, reward가 피크 325(</w:t>
+      </w:r>
+      <w:r>
+        <w:t xml:space="preserve">@1.1M</w:t>
+      </w:r>
+      <w:r>
+        <w:t xml:space="preserve">) 후 156으로 붕괴. TB 곡선 진단(</w:t>
+      </w:r>
+      <w:r>
+        <w:rPr>
+          <w:rStyle w:val="VerbatimChar"/>
+        </w:rPr>
+        <w:t xml:space="preserve">scripts/dump_tb_scalars.py</w:t>
+      </w:r>
+      <w:r>
+        <w:t xml:space="preserve">):</w:t>
+      </w:r>
+      <w:r>
+        <w:t xml:space="preserve"> </w:t>
+      </w:r>
+      <w:r>
+        <w:rPr>
+          <w:rStyle w:val="VerbatimChar"/>
+        </w:rPr>
+        <w:t xml:space="preserve">ent_coef×entropy</w:t>
+      </w:r>
+      <w:r>
+        <w:t xml:space="preserve">(0.053)가</w:t>
+      </w:r>
+      <w:r>
+        <w:t xml:space="preserve"> </w:t>
+      </w:r>
+      <w:r>
+        <w:rPr>
+          <w:rStyle w:val="VerbatimChar"/>
+        </w:rPr>
+        <w:t xml:space="preserve">policy_loss</w:t>
+      </w:r>
+      <w:r>
+        <w:t xml:space="preserve">(0.008)를</w:t>
+      </w:r>
+      <w:r>
+        <w:t xml:space="preserve"> </w:t>
+      </w:r>
+      <w:r>
+        <w:rPr>
+          <w:b/>
+          <w:bCs/>
+        </w:rPr>
+        <w:t xml:space="preserve">6배 압도</w:t>
+      </w:r>
+      <w:r>
+        <w:t xml:space="preserve"> </w:t>
+      </w:r>
+      <w:r>
+        <w:t xml:space="preserve">→ 옵티마이저가 보상 대신 std 키우기로 폭주.</w:t>
+      </w:r>
+      <w:r>
+        <w:t xml:space="preserve"> </w:t>
+      </w:r>
+      <w:r>
+        <w:rPr>
+          <w:rStyle w:val="VerbatimChar"/>
+        </w:rPr>
+        <w:t xml:space="preserve">obstacle_hits</w:t>
+      </w:r>
+      <w:r>
+        <w:t xml:space="preserve">는 4.8→1~2로 줄어(회피는 학습) 실패 원인은 충돌이 아니라</w:t>
+      </w:r>
+      <w:r>
+        <w:t xml:space="preserve"> </w:t>
+      </w:r>
+      <w:r>
+        <w:rPr>
+          <w:b/>
+          <w:bCs/>
+        </w:rPr>
+        <w:t xml:space="preserve">std 발산</w:t>
+      </w:r>
+      <w:r>
+        <w:t xml:space="preserve">. →</w:t>
+      </w:r>
+      <w:r>
+        <w:t xml:space="preserve"> </w:t>
+      </w:r>
+      <w:r>
+        <w:rPr>
+          <w:b/>
+          <w:bCs/>
+        </w:rPr>
+        <w:t xml:space="preserve">B는 불공정</w:t>
+      </w:r>
+      <w:r>
+        <w:t xml:space="preserve">(2D에 맞춘 ent가 3D엔 과대).</w:t>
+      </w:r>
+    </w:p>
+    <w:bookmarkEnd w:id="87"/>
+    <w:bookmarkStart w:id="91" w:name="b2-ent-0.003-발산-차단-그러나-낮은-천장"/>
+    <w:p>
+      <w:pPr>
+        <w:pStyle w:val="Heading3"/>
+      </w:pPr>
+      <w:r>
+        <w:t xml:space="preserve">6.3 B2 (ent 0.003) — 발산 차단, 그러나 낮은 천장</w:t>
+      </w:r>
+    </w:p>
+    <w:p>
+      <w:pPr>
+        <w:pStyle w:val="FirstParagraph"/>
+      </w:pPr>
+      <w:r>
+        <w:rPr>
+          <w:rStyle w:val="VerbatimChar"/>
+        </w:rPr>
+        <w:t xml:space="preserve">ent_coef</w:t>
+      </w:r>
+      <w:r>
+        <w:t xml:space="preserve">를 0.003으로 낮추자(ent항/policy항 ≈ 1:1) entropy가 ~2–3.3에서 안정, 발산 소멸. 피크도 1.1M→</w:t>
+      </w:r>
+      <w:r>
+        <w:rPr>
+          <w:b/>
+          <w:bCs/>
+        </w:rPr>
+        <w:t xml:space="preserve">3.28M으로 이동</w:t>
+      </w:r>
+      <w:r>
+        <w:t xml:space="preserve">(2-action p02와 동일 시점) — 저엔트로피가 조기 발산 대신 후반까지 개선을 허용. clean 50ep(동일 분포·seed 42):</w:t>
+      </w:r>
+    </w:p>
+    <w:tbl>
+      <w:tblPr>
+        <w:tblStyle w:val="Table"/>
+        <w:tblW w:type="pct" w:w="5000"/>
+        <w:tblLayout w:type="fixed"/>
+        <w:tblLook w:firstRow="1" w:lastRow="0" w:firstColumn="0" w:lastColumn="0" w:noHBand="0" w:noVBand="0" w:val="0020"/>
+      </w:tblPr>
+      <w:tblGrid>
+        <w:gridCol w:w="1980"/>
+        <w:gridCol w:w="1980"/>
+        <w:gridCol w:w="1980"/>
+        <w:gridCol w:w="1980"/>
+      </w:tblGrid>
+      <w:tr>
+        <w:trPr>
+          <w:tblHeader w:val="on"/>
+        </w:trPr>
+        <w:tc>
+          <w:tcPr/>
+          <w:p>
+            <w:pPr>
+              <w:pStyle w:val="Compact"/>
+            </w:pPr>
+            <w:r>
+              <w:t xml:space="preserve">지표</w:t>
+            </w:r>
+          </w:p>
+        </w:tc>
+        <w:tc>
+          <w:tcPr/>
+          <w:p>
+            <w:pPr>
+              <w:pStyle w:val="Compact"/>
+            </w:pPr>
+            <w:r>
+              <w:t xml:space="preserve">2-action p02 (ent0.01)</w:t>
+            </w:r>
+          </w:p>
+        </w:tc>
+        <w:tc>
+          <w:tcPr/>
+          <w:p>
+            <w:pPr>
+              <w:pStyle w:val="Compact"/>
+            </w:pPr>
+            <w:r>
+              <w:rPr>
+                <w:b/>
+                <w:bCs/>
+              </w:rPr>
+              <w:t xml:space="preserve">3-action B2 (ent0.003)</w:t>
+            </w:r>
+          </w:p>
+        </w:tc>
+        <w:tc>
+          <w:tcPr/>
+          <w:p>
+            <w:pPr>
+              <w:pStyle w:val="Compact"/>
+            </w:pPr>
+            <w:r>
+              <w:t xml:space="preserve">3/2 비율</w:t>
+            </w:r>
+          </w:p>
+        </w:tc>
+      </w:tr>
+      <w:tr>
+        <w:tc>
+          <w:tcPr/>
+          <w:p>
+            <w:pPr>
+              <w:pStyle w:val="Compact"/>
+            </w:pPr>
+            <w:r>
+              <w:t xml:space="preserve">best shaped</w:t>
+            </w:r>
+            <w:r>
+              <w:t xml:space="preserve"> </w:t>
+            </w:r>
+            <w:r>
+              <w:t xml:space="preserve">@step</w:t>
+            </w:r>
+          </w:p>
+        </w:tc>
+        <w:tc>
+          <w:tcPr/>
+          <w:p>
+            <w:pPr>
+              <w:pStyle w:val="Compact"/>
+            </w:pPr>
+            <w:r>
+              <w:t xml:space="preserve">465</w:t>
+            </w:r>
+            <w:r>
+              <w:t xml:space="preserve"> </w:t>
+            </w:r>
+            <w:r>
+              <w:t xml:space="preserve">@3.28M</w:t>
+            </w:r>
+          </w:p>
+        </w:tc>
+        <w:tc>
+          <w:tcPr/>
+          <w:p>
+            <w:pPr>
+              <w:pStyle w:val="Compact"/>
+            </w:pPr>
+            <w:r>
+              <w:t xml:space="preserve">334</w:t>
+            </w:r>
+            <w:r>
+              <w:t xml:space="preserve"> </w:t>
+            </w:r>
+            <w:r>
+              <w:t xml:space="preserve">@3.28M</w:t>
+            </w:r>
+          </w:p>
+        </w:tc>
+        <w:tc>
+          <w:tcPr/>
+          <w:p>
+            <w:pPr>
+              <w:pStyle w:val="Compact"/>
+            </w:pPr>
+            <w:r>
+              <w:t xml:space="preserve">72%</w:t>
+            </w:r>
+          </w:p>
+        </w:tc>
+      </w:tr>
+      <w:tr>
+        <w:tc>
+          <w:tcPr/>
+          <w:p>
+            <w:pPr>
+              <w:pStyle w:val="Compact"/>
+            </w:pPr>
+            <w:r>
+              <w:rPr>
+                <w:b/>
+                <w:bCs/>
+              </w:rPr>
+              <w:t xml:space="preserve">clean Mean</w:t>
+            </w:r>
+          </w:p>
+        </w:tc>
+        <w:tc>
+          <w:tcPr/>
+          <w:p>
+            <w:pPr>
+              <w:pStyle w:val="Compact"/>
+            </w:pPr>
+            <w:r>
+              <w:rPr>
+                <w:b/>
+                <w:bCs/>
+              </w:rPr>
+              <w:t xml:space="preserve">415</w:t>
+            </w:r>
+          </w:p>
+        </w:tc>
+        <w:tc>
+          <w:tcPr/>
+          <w:p>
+            <w:pPr>
+              <w:pStyle w:val="Compact"/>
+            </w:pPr>
+            <w:r>
+              <w:rPr>
+                <w:b/>
+                <w:bCs/>
+              </w:rPr>
+              <w:t xml:space="preserve">229</w:t>
+            </w:r>
+          </w:p>
+        </w:tc>
+        <w:tc>
+          <w:tcPr/>
+          <w:p>
+            <w:pPr>
+              <w:pStyle w:val="Compact"/>
+            </w:pPr>
+            <w:r>
+              <w:rPr>
+                <w:b/>
+                <w:bCs/>
+              </w:rPr>
+              <w:t xml:space="preserve">55%</w:t>
+            </w:r>
+          </w:p>
+        </w:tc>
+      </w:tr>
+      <w:tr>
+        <w:tc>
+          <w:tcPr/>
+          <w:p>
+            <w:pPr>
+              <w:pStyle w:val="Compact"/>
+            </w:pPr>
+            <w:r>
+              <w:t xml:space="preserve">clean Median</w:t>
+            </w:r>
+          </w:p>
+        </w:tc>
+        <w:tc>
+          <w:tcPr/>
+          <w:p>
+            <w:pPr>
+              <w:pStyle w:val="Compact"/>
+            </w:pPr>
+            <w:r>
+              <w:t xml:space="preserve">422</w:t>
+            </w:r>
+          </w:p>
+        </w:tc>
+        <w:tc>
+          <w:tcPr/>
+          <w:p>
+            <w:pPr>
+              <w:pStyle w:val="Compact"/>
+            </w:pPr>
+            <w:r>
+              <w:t xml:space="preserve">245</w:t>
+            </w:r>
+          </w:p>
+        </w:tc>
+        <w:tc>
+          <w:tcPr/>
+          <w:p>
+            <w:pPr>
+              <w:pStyle w:val="Compact"/>
+            </w:pPr>
+            <w:r>
+              <w:t xml:space="preserve">58%</w:t>
+            </w:r>
+          </w:p>
+        </w:tc>
+      </w:tr>
+      <w:tr>
+        <w:tc>
+          <w:tcPr/>
+          <w:p>
+            <w:pPr>
+              <w:pStyle w:val="Compact"/>
+            </w:pPr>
+            <w:r>
+              <w:t xml:space="preserve">Q1 / Q3</w:t>
+            </w:r>
+          </w:p>
+        </w:tc>
+        <w:tc>
+          <w:tcPr/>
+          <w:p>
+            <w:pPr>
+              <w:pStyle w:val="Compact"/>
+            </w:pPr>
+            <w:r>
+              <w:t xml:space="preserve">285 / 553</w:t>
+            </w:r>
+          </w:p>
+        </w:tc>
+        <w:tc>
+          <w:tcPr/>
+          <w:p>
+            <w:pPr>
+              <w:pStyle w:val="Compact"/>
+            </w:pPr>
+            <w:r>
+              <w:t xml:space="preserve">179 / 317</w:t>
+            </w:r>
+          </w:p>
+        </w:tc>
+        <w:tc>
+          <w:tcPr/>
+          <w:p>
+            <w:pPr>
+              <w:pStyle w:val="Compact"/>
+            </w:pPr>
+            <w:r>
+              <w:t xml:space="preserve">—</w:t>
+            </w:r>
+          </w:p>
+        </w:tc>
+      </w:tr>
+      <w:tr>
+        <w:tc>
+          <w:tcPr/>
+          <w:p>
+            <w:pPr>
+              <w:pStyle w:val="Compact"/>
+            </w:pPr>
+            <w:r>
+              <w:rPr>
+                <w:b/>
+                <w:bCs/>
+              </w:rPr>
+              <w:t xml:space="preserve">Min (충돌 바닥)</w:t>
+            </w:r>
+          </w:p>
+        </w:tc>
+        <w:tc>
+          <w:tcPr/>
+          <w:p>
+            <w:pPr>
+              <w:pStyle w:val="Compact"/>
+            </w:pPr>
+            <w:r>
+              <w:t xml:space="preserve">−65</w:t>
+            </w:r>
+          </w:p>
+        </w:tc>
+        <w:tc>
+          <w:tcPr/>
+          <w:p>
+            <w:pPr>
+              <w:pStyle w:val="Compact"/>
+            </w:pPr>
+            <w:r>
+              <w:rPr>
+                <w:b/>
+                <w:bCs/>
+              </w:rPr>
+              <w:t xml:space="preserve">−171</w:t>
+            </w:r>
+          </w:p>
+        </w:tc>
+        <w:tc>
+          <w:tcPr/>
+          <w:p>
+            <w:pPr>
+              <w:pStyle w:val="Compact"/>
+            </w:pPr>
+            <w:r>
+              <w:t xml:space="preserve">악화</w:t>
+            </w:r>
+          </w:p>
+        </w:tc>
+      </w:tr>
+      <w:tr>
+        <w:tc>
+          <w:tcPr/>
+          <w:p>
+            <w:pPr>
+              <w:pStyle w:val="Compact"/>
+            </w:pPr>
+            <w:r>
+              <w:t xml:space="preserve">Max</w:t>
+            </w:r>
+          </w:p>
+        </w:tc>
+        <w:tc>
+          <w:tcPr/>
+          <w:p>
+            <w:pPr>
+              <w:pStyle w:val="Compact"/>
+            </w:pPr>
+            <w:r>
+              <w:t xml:space="preserve">842</w:t>
+            </w:r>
+          </w:p>
+        </w:tc>
+        <w:tc>
+          <w:tcPr/>
+          <w:p>
+            <w:pPr>
+              <w:pStyle w:val="Compact"/>
+            </w:pPr>
+            <w:r>
+              <w:t xml:space="preserve">730</w:t>
+            </w:r>
+          </w:p>
+        </w:tc>
+        <w:tc>
+          <w:tcPr/>
+          <w:p>
+            <w:pPr>
+              <w:pStyle w:val="Compact"/>
+            </w:pPr>
+            <w:r>
+              <w:t xml:space="preserve">—</w:t>
+            </w:r>
+          </w:p>
+        </w:tc>
+      </w:tr>
+    </w:tbl>
+    <w:p>
+      <w:pPr>
+        <w:pStyle w:val="BodyText"/>
+      </w:pPr>
+      <w:r>
+        <w:t xml:space="preserve">→</w:t>
+      </w:r>
+      <w:r>
+        <w:t xml:space="preserve"> </w:t>
+      </w:r>
+      <w:r>
+        <w:rPr>
+          <w:b/>
+          <w:bCs/>
+        </w:rPr>
+        <w:t xml:space="preserve">발산을 고쳐 공정(오히려 3-action에 유리한 ent 튜닝)하게 비교해도 3-action은 2-action의 ~55%.</w:t>
+      </w:r>
+      <w:r>
+        <w:t xml:space="preserve"> </w:t>
+      </w:r>
+      <w:r>
+        <w:t xml:space="preserve">Mean·Median 모두 큰 폭 하회,</w:t>
+      </w:r>
+      <w:r>
+        <w:t xml:space="preserve"> </w:t>
+      </w:r>
+      <w:r>
+        <w:rPr>
+          <w:b/>
+          <w:bCs/>
+        </w:rPr>
+        <w:t xml:space="preserve">Min은 오히려 악화</w:t>
+      </w:r>
+      <w:r>
+        <w:t xml:space="preserve">(−171, 깊은 충돌 판 다수).</w:t>
       </w:r>
     </w:p>
     <w:p>
@@ -17153,18 +17735,18 @@
           <wp:inline>
             <wp:extent cx="5334000" cy="3067050"/>
             <wp:effectExtent b="0" l="0" r="0" t="0"/>
-            <wp:docPr descr="그림. shaped 학습 곡선 — 2-action ~450 유지 vs 3-action 피크 후 정체/추락" title="" id="88" name="Picture"/>
+            <wp:docPr descr="그림. 2 vs 3 action (동일 장애물 task, clean 50ep) — 3-action은 2-action의 ~55%, 충돌 바닥(Min)도 악화" title="" id="89" name="Picture"/>
             <a:graphic>
               <a:graphicData uri="http://schemas.openxmlformats.org/drawingml/2006/picture">
                 <pic:pic>
                   <pic:nvPicPr>
-                    <pic:cNvPr descr="report_assets/fig_reward_curve.png" id="89" name="Picture"/>
+                    <pic:cNvPr descr="report_assets/fig_2v3_grouped.png" id="90" name="Picture"/>
                     <pic:cNvPicPr>
                       <a:picLocks noChangeArrowheads="1" noChangeAspect="1"/>
                     </pic:cNvPicPr>
                   </pic:nvPicPr>
                   <pic:blipFill>
-                    <a:blip r:embed="rId87"/>
+                    <a:blip r:embed="rId88"/>
                     <a:stretch>
                       <a:fillRect/>
                     </a:stretch>
@@ -17196,648 +17778,11 @@
         <w:pStyle w:val="ImageCaption"/>
       </w:pPr>
       <w:r>
-        <w:t xml:space="preserve">그림. shaped 학습 곡선 — 2-action ~450 유지 vs 3-action 피크 후 정체/추락</w:t>
-      </w:r>
-    </w:p>
-    <w:p>
-      <w:pPr>
-        <w:pStyle w:val="BodyText"/>
-      </w:pPr>
-      <w:r>
-        <w:t xml:space="preserve">2-action과 동일한</w:t>
-      </w:r>
-      <w:r>
-        <w:t xml:space="preserve"> </w:t>
-      </w:r>
-      <w:r>
-        <w:rPr>
-          <w:rStyle w:val="VerbatimChar"/>
-        </w:rPr>
-        <w:t xml:space="preserve">ent_coef 0.01</w:t>
-      </w:r>
-      <w:r>
-        <w:t xml:space="preserve">로 학습하자</w:t>
-      </w:r>
-      <w:r>
-        <w:t xml:space="preserve"> </w:t>
-      </w:r>
-      <w:r>
-        <w:rPr>
-          <w:b/>
-          <w:bCs/>
-        </w:rPr>
-        <w:t xml:space="preserve">entropy(=std)가 2.0→5.33으로 폭증</w:t>
-      </w:r>
-      <w:r>
-        <w:t xml:space="preserve">, reward가 피크 325(</w:t>
-      </w:r>
-      <w:r>
-        <w:t xml:space="preserve">@1.1M</w:t>
-      </w:r>
-      <w:r>
-        <w:t xml:space="preserve">) 후 156으로 붕괴. TB 곡선 진단(</w:t>
-      </w:r>
-      <w:r>
-        <w:rPr>
-          <w:rStyle w:val="VerbatimChar"/>
-        </w:rPr>
-        <w:t xml:space="preserve">scripts/dump_tb_scalars.py</w:t>
-      </w:r>
-      <w:r>
-        <w:t xml:space="preserve">):</w:t>
-      </w:r>
-      <w:r>
-        <w:t xml:space="preserve"> </w:t>
-      </w:r>
-      <w:r>
-        <w:rPr>
-          <w:rStyle w:val="VerbatimChar"/>
-        </w:rPr>
-        <w:t xml:space="preserve">ent_coef×entropy</w:t>
-      </w:r>
-      <w:r>
-        <w:t xml:space="preserve">(0.053)가</w:t>
-      </w:r>
-      <w:r>
-        <w:t xml:space="preserve"> </w:t>
-      </w:r>
-      <w:r>
-        <w:rPr>
-          <w:rStyle w:val="VerbatimChar"/>
-        </w:rPr>
-        <w:t xml:space="preserve">policy_loss</w:t>
-      </w:r>
-      <w:r>
-        <w:t xml:space="preserve">(0.008)를</w:t>
-      </w:r>
-      <w:r>
-        <w:t xml:space="preserve"> </w:t>
-      </w:r>
-      <w:r>
-        <w:rPr>
-          <w:b/>
-          <w:bCs/>
-        </w:rPr>
-        <w:t xml:space="preserve">6배 압도</w:t>
-      </w:r>
-      <w:r>
-        <w:t xml:space="preserve"> </w:t>
-      </w:r>
-      <w:r>
-        <w:t xml:space="preserve">→ 옵티마이저가 보상 대신 std 키우기로 폭주.</w:t>
-      </w:r>
-      <w:r>
-        <w:t xml:space="preserve"> </w:t>
-      </w:r>
-      <w:r>
-        <w:rPr>
-          <w:rStyle w:val="VerbatimChar"/>
-        </w:rPr>
-        <w:t xml:space="preserve">obstacle_hits</w:t>
-      </w:r>
-      <w:r>
-        <w:t xml:space="preserve">는 4.8→1~2로 줄어(회피는 학습) 실패 원인은 충돌이 아니라</w:t>
-      </w:r>
-      <w:r>
-        <w:t xml:space="preserve"> </w:t>
-      </w:r>
-      <w:r>
-        <w:rPr>
-          <w:b/>
-          <w:bCs/>
-        </w:rPr>
-        <w:t xml:space="preserve">std 발산</w:t>
-      </w:r>
-      <w:r>
-        <w:t xml:space="preserve">. →</w:t>
-      </w:r>
-      <w:r>
-        <w:t xml:space="preserve"> </w:t>
-      </w:r>
-      <w:r>
-        <w:rPr>
-          <w:b/>
-          <w:bCs/>
-        </w:rPr>
-        <w:t xml:space="preserve">B는 불공정</w:t>
-      </w:r>
-      <w:r>
-        <w:t xml:space="preserve">(2D에 맞춘 ent가 3D엔 과대).</w:t>
-      </w:r>
-    </w:p>
-    <w:bookmarkEnd w:id="90"/>
-    <w:bookmarkStart w:id="94" w:name="b2-ent-0.003-발산-차단-그러나-낮은-천장"/>
-    <w:p>
-      <w:pPr>
-        <w:pStyle w:val="Heading3"/>
-      </w:pPr>
-      <w:r>
-        <w:t xml:space="preserve">6.3 B2 (ent 0.003) — 발산 차단, 그러나 낮은 천장</w:t>
-      </w:r>
-    </w:p>
-    <w:p>
-      <w:pPr>
-        <w:pStyle w:val="FirstParagraph"/>
-      </w:pPr>
-      <w:r>
-        <w:rPr>
-          <w:rStyle w:val="VerbatimChar"/>
-        </w:rPr>
-        <w:t xml:space="preserve">ent_coef</w:t>
-      </w:r>
-      <w:r>
-        <w:t xml:space="preserve">를 0.003으로 낮추자(ent항/policy항 ≈ 1:1) entropy가 ~2–3.3에서 안정, 발산 소멸. 피크도 1.1M→</w:t>
-      </w:r>
-      <w:r>
-        <w:rPr>
-          <w:b/>
-          <w:bCs/>
-        </w:rPr>
-        <w:t xml:space="preserve">3.28M으로 이동</w:t>
-      </w:r>
-      <w:r>
-        <w:t xml:space="preserve">(2-action p02와 동일 시점) — 저엔트로피가 조기 발산 대신 후반까지 개선을 허용. clean 50ep(동일 분포·seed 42):</w:t>
-      </w:r>
-    </w:p>
-    <w:tbl>
-      <w:tblPr>
-        <w:tblStyle w:val="Table"/>
-        <w:tblW w:type="pct" w:w="5000"/>
-        <w:tblLayout w:type="fixed"/>
-        <w:tblLook w:firstRow="1" w:lastRow="0" w:firstColumn="0" w:lastColumn="0" w:noHBand="0" w:noVBand="0" w:val="0020"/>
-      </w:tblPr>
-      <w:tblGrid>
-        <w:gridCol w:w="1980"/>
-        <w:gridCol w:w="1980"/>
-        <w:gridCol w:w="1980"/>
-        <w:gridCol w:w="1980"/>
-      </w:tblGrid>
-      <w:tr>
-        <w:trPr>
-          <w:tblHeader w:val="on"/>
-        </w:trPr>
-        <w:tc>
-          <w:tcPr/>
-          <w:p>
-            <w:pPr>
-              <w:pStyle w:val="Compact"/>
-            </w:pPr>
-            <w:r>
-              <w:t xml:space="preserve">지표</w:t>
-            </w:r>
-          </w:p>
-        </w:tc>
-        <w:tc>
-          <w:tcPr/>
-          <w:p>
-            <w:pPr>
-              <w:pStyle w:val="Compact"/>
-            </w:pPr>
-            <w:r>
-              <w:t xml:space="preserve">2-action p02 (ent0.01)</w:t>
-            </w:r>
-          </w:p>
-        </w:tc>
-        <w:tc>
-          <w:tcPr/>
-          <w:p>
-            <w:pPr>
-              <w:pStyle w:val="Compact"/>
-            </w:pPr>
-            <w:r>
-              <w:rPr>
-                <w:b/>
-                <w:bCs/>
-              </w:rPr>
-              <w:t xml:space="preserve">3-action B2 (ent0.003)</w:t>
-            </w:r>
-          </w:p>
-        </w:tc>
-        <w:tc>
-          <w:tcPr/>
-          <w:p>
-            <w:pPr>
-              <w:pStyle w:val="Compact"/>
-            </w:pPr>
-            <w:r>
-              <w:t xml:space="preserve">3/2 비율</w:t>
-            </w:r>
-          </w:p>
-        </w:tc>
-      </w:tr>
-      <w:tr>
-        <w:tc>
-          <w:tcPr/>
-          <w:p>
-            <w:pPr>
-              <w:pStyle w:val="Compact"/>
-            </w:pPr>
-            <w:r>
-              <w:t xml:space="preserve">best shaped</w:t>
-            </w:r>
-            <w:r>
-              <w:t xml:space="preserve"> </w:t>
-            </w:r>
-            <w:r>
-              <w:t xml:space="preserve">@step</w:t>
-            </w:r>
-          </w:p>
-        </w:tc>
-        <w:tc>
-          <w:tcPr/>
-          <w:p>
-            <w:pPr>
-              <w:pStyle w:val="Compact"/>
-            </w:pPr>
-            <w:r>
-              <w:t xml:space="preserve">465</w:t>
-            </w:r>
-            <w:r>
-              <w:t xml:space="preserve"> </w:t>
-            </w:r>
-            <w:r>
-              <w:t xml:space="preserve">@3.28M</w:t>
-            </w:r>
-          </w:p>
-        </w:tc>
-        <w:tc>
-          <w:tcPr/>
-          <w:p>
-            <w:pPr>
-              <w:pStyle w:val="Compact"/>
-            </w:pPr>
-            <w:r>
-              <w:t xml:space="preserve">334</w:t>
-            </w:r>
-            <w:r>
-              <w:t xml:space="preserve"> </w:t>
-            </w:r>
-            <w:r>
-              <w:t xml:space="preserve">@3.28M</w:t>
-            </w:r>
-          </w:p>
-        </w:tc>
-        <w:tc>
-          <w:tcPr/>
-          <w:p>
-            <w:pPr>
-              <w:pStyle w:val="Compact"/>
-            </w:pPr>
-            <w:r>
-              <w:t xml:space="preserve">72%</w:t>
-            </w:r>
-          </w:p>
-        </w:tc>
-      </w:tr>
-      <w:tr>
-        <w:tc>
-          <w:tcPr/>
-          <w:p>
-            <w:pPr>
-              <w:pStyle w:val="Compact"/>
-            </w:pPr>
-            <w:r>
-              <w:rPr>
-                <w:b/>
-                <w:bCs/>
-              </w:rPr>
-              <w:t xml:space="preserve">clean Mean</w:t>
-            </w:r>
-          </w:p>
-        </w:tc>
-        <w:tc>
-          <w:tcPr/>
-          <w:p>
-            <w:pPr>
-              <w:pStyle w:val="Compact"/>
-            </w:pPr>
-            <w:r>
-              <w:rPr>
-                <w:b/>
-                <w:bCs/>
-              </w:rPr>
-              <w:t xml:space="preserve">415</w:t>
-            </w:r>
-          </w:p>
-        </w:tc>
-        <w:tc>
-          <w:tcPr/>
-          <w:p>
-            <w:pPr>
-              <w:pStyle w:val="Compact"/>
-            </w:pPr>
-            <w:r>
-              <w:rPr>
-                <w:b/>
-                <w:bCs/>
-              </w:rPr>
-              <w:t xml:space="preserve">229</w:t>
-            </w:r>
-          </w:p>
-        </w:tc>
-        <w:tc>
-          <w:tcPr/>
-          <w:p>
-            <w:pPr>
-              <w:pStyle w:val="Compact"/>
-            </w:pPr>
-            <w:r>
-              <w:rPr>
-                <w:b/>
-                <w:bCs/>
-              </w:rPr>
-              <w:t xml:space="preserve">55%</w:t>
-            </w:r>
-          </w:p>
-        </w:tc>
-      </w:tr>
-      <w:tr>
-        <w:tc>
-          <w:tcPr/>
-          <w:p>
-            <w:pPr>
-              <w:pStyle w:val="Compact"/>
-            </w:pPr>
-            <w:r>
-              <w:t xml:space="preserve">clean Median</w:t>
-            </w:r>
-          </w:p>
-        </w:tc>
-        <w:tc>
-          <w:tcPr/>
-          <w:p>
-            <w:pPr>
-              <w:pStyle w:val="Compact"/>
-            </w:pPr>
-            <w:r>
-              <w:t xml:space="preserve">422</w:t>
-            </w:r>
-          </w:p>
-        </w:tc>
-        <w:tc>
-          <w:tcPr/>
-          <w:p>
-            <w:pPr>
-              <w:pStyle w:val="Compact"/>
-            </w:pPr>
-            <w:r>
-              <w:t xml:space="preserve">245</w:t>
-            </w:r>
-          </w:p>
-        </w:tc>
-        <w:tc>
-          <w:tcPr/>
-          <w:p>
-            <w:pPr>
-              <w:pStyle w:val="Compact"/>
-            </w:pPr>
-            <w:r>
-              <w:t xml:space="preserve">58%</w:t>
-            </w:r>
-          </w:p>
-        </w:tc>
-      </w:tr>
-      <w:tr>
-        <w:tc>
-          <w:tcPr/>
-          <w:p>
-            <w:pPr>
-              <w:pStyle w:val="Compact"/>
-            </w:pPr>
-            <w:r>
-              <w:t xml:space="preserve">Q1 / Q3</w:t>
-            </w:r>
-          </w:p>
-        </w:tc>
-        <w:tc>
-          <w:tcPr/>
-          <w:p>
-            <w:pPr>
-              <w:pStyle w:val="Compact"/>
-            </w:pPr>
-            <w:r>
-              <w:t xml:space="preserve">285 / 553</w:t>
-            </w:r>
-          </w:p>
-        </w:tc>
-        <w:tc>
-          <w:tcPr/>
-          <w:p>
-            <w:pPr>
-              <w:pStyle w:val="Compact"/>
-            </w:pPr>
-            <w:r>
-              <w:t xml:space="preserve">179 / 317</w:t>
-            </w:r>
-          </w:p>
-        </w:tc>
-        <w:tc>
-          <w:tcPr/>
-          <w:p>
-            <w:pPr>
-              <w:pStyle w:val="Compact"/>
-            </w:pPr>
-            <w:r>
-              <w:t xml:space="preserve">—</w:t>
-            </w:r>
-          </w:p>
-        </w:tc>
-      </w:tr>
-      <w:tr>
-        <w:tc>
-          <w:tcPr/>
-          <w:p>
-            <w:pPr>
-              <w:pStyle w:val="Compact"/>
-            </w:pPr>
-            <w:r>
-              <w:rPr>
-                <w:b/>
-                <w:bCs/>
-              </w:rPr>
-              <w:t xml:space="preserve">Min (충돌 바닥)</w:t>
-            </w:r>
-          </w:p>
-        </w:tc>
-        <w:tc>
-          <w:tcPr/>
-          <w:p>
-            <w:pPr>
-              <w:pStyle w:val="Compact"/>
-            </w:pPr>
-            <w:r>
-              <w:t xml:space="preserve">−65</w:t>
-            </w:r>
-          </w:p>
-        </w:tc>
-        <w:tc>
-          <w:tcPr/>
-          <w:p>
-            <w:pPr>
-              <w:pStyle w:val="Compact"/>
-            </w:pPr>
-            <w:r>
-              <w:rPr>
-                <w:b/>
-                <w:bCs/>
-              </w:rPr>
-              <w:t xml:space="preserve">−171</w:t>
-            </w:r>
-          </w:p>
-        </w:tc>
-        <w:tc>
-          <w:tcPr/>
-          <w:p>
-            <w:pPr>
-              <w:pStyle w:val="Compact"/>
-            </w:pPr>
-            <w:r>
-              <w:t xml:space="preserve">악화</w:t>
-            </w:r>
-          </w:p>
-        </w:tc>
-      </w:tr>
-      <w:tr>
-        <w:tc>
-          <w:tcPr/>
-          <w:p>
-            <w:pPr>
-              <w:pStyle w:val="Compact"/>
-            </w:pPr>
-            <w:r>
-              <w:t xml:space="preserve">Max</w:t>
-            </w:r>
-          </w:p>
-        </w:tc>
-        <w:tc>
-          <w:tcPr/>
-          <w:p>
-            <w:pPr>
-              <w:pStyle w:val="Compact"/>
-            </w:pPr>
-            <w:r>
-              <w:t xml:space="preserve">842</w:t>
-            </w:r>
-          </w:p>
-        </w:tc>
-        <w:tc>
-          <w:tcPr/>
-          <w:p>
-            <w:pPr>
-              <w:pStyle w:val="Compact"/>
-            </w:pPr>
-            <w:r>
-              <w:t xml:space="preserve">730</w:t>
-            </w:r>
-          </w:p>
-        </w:tc>
-        <w:tc>
-          <w:tcPr/>
-          <w:p>
-            <w:pPr>
-              <w:pStyle w:val="Compact"/>
-            </w:pPr>
-            <w:r>
-              <w:t xml:space="preserve">—</w:t>
-            </w:r>
-          </w:p>
-        </w:tc>
-      </w:tr>
-    </w:tbl>
-    <w:p>
-      <w:pPr>
-        <w:pStyle w:val="BodyText"/>
-      </w:pPr>
-      <w:r>
-        <w:t xml:space="preserve">→</w:t>
-      </w:r>
-      <w:r>
-        <w:t xml:space="preserve"> </w:t>
-      </w:r>
-      <w:r>
-        <w:rPr>
-          <w:b/>
-          <w:bCs/>
-        </w:rPr>
-        <w:t xml:space="preserve">발산을 고쳐 공정(오히려 3-action에 유리한 ent 튜닝)하게 비교해도 3-action은 2-action의 ~55%.</w:t>
-      </w:r>
-      <w:r>
-        <w:t xml:space="preserve"> </w:t>
-      </w:r>
-      <w:r>
-        <w:t xml:space="preserve">Mean·Median 모두 큰 폭 하회,</w:t>
-      </w:r>
-      <w:r>
-        <w:t xml:space="preserve"> </w:t>
-      </w:r>
-      <w:r>
-        <w:rPr>
-          <w:b/>
-          <w:bCs/>
-        </w:rPr>
-        <w:t xml:space="preserve">Min은 오히려 악화</w:t>
-      </w:r>
-      <w:r>
-        <w:t xml:space="preserve">(−171, 깊은 충돌 판 다수).</w:t>
-      </w:r>
-    </w:p>
-    <w:p>
-      <w:pPr>
-        <w:pStyle w:val="CaptionedFigure"/>
-      </w:pPr>
-      <w:r>
-        <w:drawing>
-          <wp:inline>
-            <wp:extent cx="5334000" cy="3067050"/>
-            <wp:effectExtent b="0" l="0" r="0" t="0"/>
-            <wp:docPr descr="그림. 2 vs 3 action (동일 장애물 task, clean 50ep) — 3-action은 2-action의 ~55%, 충돌 바닥(Min)도 악화" title="" id="92" name="Picture"/>
-            <a:graphic>
-              <a:graphicData uri="http://schemas.openxmlformats.org/drawingml/2006/picture">
-                <pic:pic>
-                  <pic:nvPicPr>
-                    <pic:cNvPr descr="report_assets/fig_2v3_grouped.png" id="93" name="Picture"/>
-                    <pic:cNvPicPr>
-                      <a:picLocks noChangeArrowheads="1" noChangeAspect="1"/>
-                    </pic:cNvPicPr>
-                  </pic:nvPicPr>
-                  <pic:blipFill>
-                    <a:blip r:embed="rId91"/>
-                    <a:stretch>
-                      <a:fillRect/>
-                    </a:stretch>
-                  </pic:blipFill>
-                  <pic:spPr bwMode="auto">
-                    <a:xfrm>
-                      <a:off x="0" y="0"/>
-                      <a:ext cx="5334000" cy="3067050"/>
-                    </a:xfrm>
-                    <a:prstGeom prst="rect">
-                      <a:avLst/>
-                    </a:prstGeom>
-                    <a:noFill/>
-                    <a:ln w="9525">
-                      <a:noFill/>
-                      <a:headEnd/>
-                      <a:tailEnd/>
-                    </a:ln>
-                  </pic:spPr>
-                </pic:pic>
-              </a:graphicData>
-            </a:graphic>
-          </wp:inline>
-        </w:drawing>
-      </w:r>
-    </w:p>
-    <w:p>
-      <w:pPr>
-        <w:pStyle w:val="ImageCaption"/>
-      </w:pPr>
-      <w:r>
         <w:t xml:space="preserve">그림. 2 vs 3 action (동일 장애물 task, clean 50ep) — 3-action은 2-action의 ~55%, 충돌 바닥(Min)도 악화</w:t>
       </w:r>
     </w:p>
-    <w:bookmarkEnd w:id="94"/>
-    <w:bookmarkStart w:id="95" w:name="왜-코드-근거-멀티에이전트-반증-검증-완료"/>
+    <w:bookmarkEnd w:id="91"/>
+    <w:bookmarkStart w:id="92" w:name="왜-코드-근거-멀티에이전트-반증-검증-완료"/>
     <w:p>
       <w:pPr>
         <w:pStyle w:val="Heading3"/>
@@ -18095,8 +18040,8 @@
         <w:t xml:space="preserve">) → 같은 ent_coef에서 std가 발산하기 쉬움(B에서 실증).</w:t>
       </w:r>
     </w:p>
-    <w:bookmarkEnd w:id="95"/>
-    <w:bookmarkStart w:id="96" w:name="결론과-한계"/>
+    <w:bookmarkEnd w:id="92"/>
+    <w:bookmarkStart w:id="93" w:name="결론과-한계"/>
     <w:p>
       <w:pPr>
         <w:pStyle w:val="Heading3"/>
@@ -18224,9 +18169,9 @@
         </w:pict>
       </w:r>
     </w:p>
-    <w:bookmarkEnd w:id="96"/>
-    <w:bookmarkEnd w:id="97"/>
-    <w:bookmarkStart w:id="98" w:name="핵심-교훈-종합"/>
+    <w:bookmarkEnd w:id="93"/>
+    <w:bookmarkEnd w:id="94"/>
+    <w:bookmarkStart w:id="95" w:name="핵심-교훈-종합"/>
     <w:p>
       <w:pPr>
         <w:pStyle w:val="Heading2"/>
@@ -18680,8 +18625,8 @@
         <w:t xml:space="preserve">비율로 균형을 확인하라.</w:t>
       </w:r>
     </w:p>
-    <w:bookmarkEnd w:id="98"/>
-    <w:bookmarkStart w:id="99" w:name="결론"/>
+    <w:bookmarkEnd w:id="95"/>
+    <w:bookmarkStart w:id="96" w:name="결론"/>
     <w:p>
       <w:pPr>
         <w:pStyle w:val="Heading2"/>
@@ -18919,8 +18864,8 @@
         <w:t xml:space="preserve">(명시적 장애물 채널, recurrent, 더 큰 CNN) 쪽에 있다고 판단한다.</w:t>
       </w:r>
     </w:p>
-    <w:bookmarkEnd w:id="99"/>
-    <w:bookmarkStart w:id="100" w:name="부록-재현-커맨드"/>
+    <w:bookmarkEnd w:id="96"/>
+    <w:bookmarkStart w:id="97" w:name="부록-재현-커맨드"/>
     <w:p>
       <w:pPr>
         <w:pStyle w:val="Heading2"/>
@@ -19226,8 +19171,8 @@
         <w:br w:type="page"/>
       </w:r>
     </w:p>
-    <w:bookmarkEnd w:id="100"/>
-    <w:bookmarkEnd w:id="101"/>
+    <w:bookmarkEnd w:id="97"/>
+    <w:bookmarkEnd w:id="98"/>
     <w:sectPr>
       <w:footnotePr>
         <w:numRestart w:val="eachSect"/>

--- a/COMBINED_REPORT.docx
+++ b/COMBINED_REPORT.docx
@@ -2,45 +2,13 @@
 <file path=word/document.xml><?xml version="1.0" encoding="utf-8"?>
 <w:document xmlns:w="http://schemas.openxmlformats.org/wordprocessingml/2006/main" xmlns:m="http://schemas.openxmlformats.org/officeDocument/2006/math" xmlns:r="http://schemas.openxmlformats.org/officeDocument/2006/relationships" xmlns:o="urn:schemas-microsoft-com:office:office" xmlns:v="urn:schemas-microsoft-com:vml" xmlns:w10="urn:schemas-microsoft-com:office:word" xmlns:a="http://schemas.openxmlformats.org/drawingml/2006/main" xmlns:pic="http://schemas.openxmlformats.org/drawingml/2006/picture" xmlns:wp="http://schemas.openxmlformats.org/drawingml/2006/wordprocessingDrawing">
   <w:body>
-    <w:p>
-      <w:pPr>
-        <w:pStyle w:val="Title"/>
-      </w:pPr>
-      <w:r>
-        <w:t xml:space="preserve">AICarRacing 종합 기술 보고서</w:t>
-      </w:r>
-    </w:p>
-    <w:p>
-      <w:pPr>
-        <w:pStyle w:val="Subtitle"/>
-      </w:pPr>
-      <w:r>
-        <w:t xml:space="preserve">2-Action PPO: 무장애물 학습 · 장애물 회피 · 2 vs 3 Action 대조</w:t>
-      </w:r>
-    </w:p>
-    <w:p>
-      <w:pPr>
-        <w:pStyle w:val="Author"/>
-      </w:pPr>
-      <w:r>
-        <w:t xml:space="preserve">팀 B</w:t>
-      </w:r>
-    </w:p>
-    <w:p>
-      <w:pPr>
-        <w:pStyle w:val="Date"/>
-      </w:pPr>
-      <w:r>
-        <w:t xml:space="preserve">2026-06-19</w:t>
-      </w:r>
-    </w:p>
-    <w:bookmarkStart w:id="9" w:name="aicarracing-종합-기술-보고서"/>
+    <w:bookmarkStart w:id="9" w:name="강화학습-최종-보고서"/>
     <w:p>
       <w:pPr>
         <w:pStyle w:val="Heading1"/>
       </w:pPr>
       <w:r>
-        <w:t xml:space="preserve">AICarRacing 종합 기술 보고서</w:t>
+        <w:t xml:space="preserve">강화학습 최종 보고서</w:t>
       </w:r>
     </w:p>
     <w:p>
@@ -60,7 +28,7 @@
         <w:pStyle w:val="BodyText"/>
       </w:pPr>
       <w:r>
-        <w:t xml:space="preserve">팀 B · 2026-06-19 · 환경: Gymnasium CarRacing-v3 / CarRacingObstacles-v0</w:t>
+        <w:t xml:space="preserve">7팀 · 2026-06-19 · 환경: Gymnasium CarRacing-v3 / CarRacingObstacles-v0</w:t>
       </w:r>
     </w:p>
     <w:p>

--- a/COMBINED_REPORT.docx
+++ b/COMBINED_REPORT.docx
@@ -2,38 +2,99 @@
 <file path=word/document.xml><?xml version="1.0" encoding="utf-8"?>
 <w:document xmlns:w="http://schemas.openxmlformats.org/wordprocessingml/2006/main" xmlns:m="http://schemas.openxmlformats.org/officeDocument/2006/math" xmlns:r="http://schemas.openxmlformats.org/officeDocument/2006/relationships" xmlns:o="urn:schemas-microsoft-com:office:office" xmlns:v="urn:schemas-microsoft-com:vml" xmlns:w10="urn:schemas-microsoft-com:office:word" xmlns:a="http://schemas.openxmlformats.org/drawingml/2006/main" xmlns:pic="http://schemas.openxmlformats.org/drawingml/2006/picture" xmlns:wp="http://schemas.openxmlformats.org/drawingml/2006/wordprocessingDrawing">
   <w:body>
-    <w:bookmarkStart w:id="9" w:name="강화학습-최종-보고서"/>
-    <w:p>
-      <w:pPr>
-        <w:pStyle w:val="Heading1"/>
-      </w:pPr>
-      <w:r>
-        <w:t xml:space="preserve">강화학습 최종 보고서</w:t>
+    <w:p/>
+    <w:p/>
+    <w:p/>
+    <w:p/>
+    <w:p/>
+    <w:p>
+      <w:pPr>
+        <w:jc w:val="center"/>
+      </w:pPr>
+      <w:r>
+        <w:rPr>
+          <w:b/>
+          <w:sz w:val="64"/>
+        </w:rPr>
+        <w:t>강화학습 최종 보고서</w:t>
+      </w:r>
+    </w:p>
+    <w:p/>
+    <w:p>
+      <w:pPr>
+        <w:jc w:val="center"/>
+      </w:pPr>
+      <w:r>
+        <w:rPr>
+          <w:b/>
+          <w:sz w:val="28"/>
+        </w:rPr>
+        <w:t>2-Action PPO 에이전트</w:t>
+      </w:r>
+    </w:p>
+    <w:p>
+      <w:pPr>
+        <w:jc w:val="center"/>
+      </w:pPr>
+      <w:r>
+        <w:rPr>
+          <w:b/>
+          <w:sz w:val="28"/>
+        </w:rPr>
+        <w:t>무장애물 학습 → 장애물 회피 확장 → 2 vs 3 Action 대조 실험</w:t>
+      </w:r>
+    </w:p>
+    <w:p/>
+    <w:p/>
+    <w:p/>
+    <w:p/>
+    <w:p>
+      <w:pPr>
+        <w:jc w:val="center"/>
+      </w:pPr>
+      <w:r>
+        <w:rPr>
+          <w:sz w:val="24"/>
+        </w:rPr>
+        <w:t>환경 : Gymnasium CarRacing-v3 / CarRacingObstacles-v0</w:t>
+      </w:r>
+    </w:p>
+    <w:p/>
+    <w:p/>
+    <w:p/>
+    <w:p/>
+    <w:p/>
+    <w:p>
+      <w:pPr>
+        <w:jc w:val="center"/>
+      </w:pPr>
+      <w:r>
+        <w:rPr>
+          <w:b/>
+          <w:sz w:val="30"/>
+        </w:rPr>
+        <w:t>7팀</w:t>
+      </w:r>
+    </w:p>
+    <w:p>
+      <w:pPr>
+        <w:jc w:val="center"/>
+      </w:pPr>
+      <w:r>
+        <w:rPr>
+          <w:sz w:val="24"/>
+        </w:rPr>
+        <w:t>2026-06-19</w:t>
+      </w:r>
+    </w:p>
+    <w:p>
+      <w:r>
+        <w:br w:type="page"/>
       </w:r>
     </w:p>
     <w:p>
       <w:pPr>
         <w:pStyle w:val="FirstParagraph"/>
-      </w:pPr>
-      <w:r>
-        <w:rPr>
-          <w:b/>
-          <w:bCs/>
-        </w:rPr>
-        <w:t xml:space="preserve">2-Action PPO 에이전트: 무장애물 학습 → 장애물 회피 확장 → 2 vs 3 Action 대조 실험</w:t>
-      </w:r>
-    </w:p>
-    <w:p>
-      <w:pPr>
-        <w:pStyle w:val="BodyText"/>
-      </w:pPr>
-      <w:r>
-        <w:t xml:space="preserve">7팀 · 2026-06-19 · 환경: Gymnasium CarRacing-v3 / CarRacingObstacles-v0</w:t>
-      </w:r>
-    </w:p>
-    <w:p>
-      <w:pPr>
-        <w:pStyle w:val="BodyText"/>
       </w:pPr>
       <w:r>
         <w:rPr>
@@ -101,70 +162,7 @@
         <w:t xml:space="preserve">라는 유용한 inductive bias로 작동함을 확인.</w:t>
       </w:r>
     </w:p>
-    <w:p>
-      <w:pPr>
-        <w:pStyle w:val="BlockText"/>
-      </w:pPr>
-      <w:r>
-        <w:t xml:space="preserve">본 문서는 채점 루브릭 순서를 따른다.</w:t>
-      </w:r>
-      <w:r>
-        <w:t xml:space="preserve"> </w:t>
-      </w:r>
-      <w:r>
-        <w:rPr>
-          <w:b/>
-          <w:bCs/>
-        </w:rPr>
-        <w:t xml:space="preserve">Part 0</w:t>
-      </w:r>
-      <w:r>
-        <w:t xml:space="preserve">(실행 환경·설치 / 문제·State·Reward 정의 / PPO 이론) →</w:t>
-      </w:r>
-      <w:r>
-        <w:t xml:space="preserve"> </w:t>
-      </w:r>
-      <w:r>
-        <w:rPr>
-          <w:b/>
-          <w:bCs/>
-        </w:rPr>
-        <w:t xml:space="preserve">Part I</w:t>
-      </w:r>
-      <w:r>
-        <w:t xml:space="preserve">(2-action 학습 + 3-action 비교, 무장애물) →</w:t>
-      </w:r>
-      <w:r>
-        <w:t xml:space="preserve"> </w:t>
-      </w:r>
-      <w:r>
-        <w:rPr>
-          <w:b/>
-          <w:bCs/>
-        </w:rPr>
-        <w:t xml:space="preserve">Part II</w:t>
-      </w:r>
-      <w:r>
-        <w:t xml:space="preserve">(장애물 입력 추가: 환경·round-1·크기·진단·엔트로피·</w:t>
-      </w:r>
-      <w:r>
-        <w:rPr>
-          <w:b/>
-          <w:bCs/>
-        </w:rPr>
-        <w:t xml:space="preserve">2 vs 3 action 대조</w:t>
-      </w:r>
-      <w:r>
-        <w:t xml:space="preserve">). 표는 원문 그대로, 그림·주행 프레임은 관련 절에 삽입했다.</w:t>
-      </w:r>
-    </w:p>
-    <w:p>
-      <w:r>
-        <w:br w:type="page"/>
-      </w:r>
-    </w:p>
-    <w:bookmarkEnd w:id="9"/>
-    <w:bookmarkStart w:id="38" w:name="part-0-실행-환경-문제-정의statereward-알고리즘"/>
+    <w:bookmarkStart w:id="37" w:name="part-0-실행-환경-문제-정의statereward-알고리즘"/>
     <w:p>
       <w:pPr>
         <w:pStyle w:val="Heading1"/>
@@ -173,7 +171,7 @@
         <w:t xml:space="preserve">Part 0 — 실행 환경 · 문제 정의(State/Reward) · 알고리즘</w:t>
       </w:r>
     </w:p>
-    <w:bookmarkStart w:id="14" w:name="실행-환경-및-설치-재현성"/>
+    <w:bookmarkStart w:id="13" w:name="실행-환경-및-설치-재현성"/>
     <w:p>
       <w:pPr>
         <w:pStyle w:val="Heading2"/>
@@ -267,7 +265,7 @@
         <w:t xml:space="preserve">로 실측한 값이며, 채점 환경 재현 시 그대로 맞추면 된다.</w:t>
       </w:r>
     </w:p>
-    <w:bookmarkStart w:id="10" w:name="사용-환경-버전"/>
+    <w:bookmarkStart w:id="9" w:name="사용-환경-버전"/>
     <w:p>
       <w:pPr>
         <w:pStyle w:val="Heading3"/>
@@ -978,14 +976,274 @@
         <w:t xml:space="preserve">). 아래는 그 내용을 풀어 쓴 것이다.</w:t>
       </w:r>
     </w:p>
+    <w:bookmarkEnd w:id="9"/>
+    <w:bookmarkStart w:id="10" w:name="설치-기존-실습-docker-image에-추가-설치"/>
+    <w:p>
+      <w:pPr>
+        <w:pStyle w:val="Heading3"/>
+      </w:pPr>
+      <w:r>
+        <w:t xml:space="preserve">0.2 설치 (기존 실습 docker image에 추가 설치)</w:t>
+      </w:r>
+    </w:p>
+    <w:p>
+      <w:pPr>
+        <w:pStyle w:val="FirstParagraph"/>
+      </w:pPr>
+      <w:r>
+        <w:t xml:space="preserve">기존 실습용 docker base image를 그대로 사용하되, 아래 pip 패키지만 추가로 설치하면 된다.</w:t>
+      </w:r>
+    </w:p>
+    <w:p>
+      <w:pPr>
+        <w:pStyle w:val="BodyText"/>
+      </w:pPr>
+      <w:r>
+        <w:t xml:space="preserve">복붙용 한 줄(권장):</w:t>
+      </w:r>
+    </w:p>
+    <w:p>
+      <w:pPr>
+        <w:pStyle w:val="SourceCode"/>
+      </w:pPr>
+      <w:r>
+        <w:rPr>
+          <w:rStyle w:val="VerbatimChar"/>
+        </w:rPr>
+        <w:t xml:space="preserve">pip install "torch&gt;=2.6" "gymnasium[box2d]==1.3.0" opencv-python numpy==2.4.6 imageio==2.37.3 imageio-ffmpeg==0.6.0 tensorboard==2.20.0 matplotlib==3.10.9</w:t>
+      </w:r>
+    </w:p>
+    <w:p>
+      <w:pPr>
+        <w:pStyle w:val="FirstParagraph"/>
+      </w:pPr>
+      <w:r>
+        <w:t xml:space="preserve">개별 줄(필요한 것만 골라 설치):</w:t>
+      </w:r>
+    </w:p>
+    <w:p>
+      <w:pPr>
+        <w:pStyle w:val="SourceCode"/>
+      </w:pPr>
+      <w:r>
+        <w:rPr>
+          <w:rStyle w:val="VerbatimChar"/>
+        </w:rPr>
+        <w:t xml:space="preserve"># base 이미지에 PyTorch가 이미 있으면 아래 torch 줄은 건너뛴다.</w:t>
+      </w:r>
+      <w:r>
+        <w:br/>
+      </w:r>
+      <w:r>
+        <w:rPr>
+          <w:rStyle w:val="VerbatimChar"/>
+        </w:rPr>
+        <w:t xml:space="preserve"># (단, 체크포인트 로드에 torch&gt;=2.6 필요 — 0.4 참조)</w:t>
+      </w:r>
+      <w:r>
+        <w:br/>
+      </w:r>
+      <w:r>
+        <w:rPr>
+          <w:rStyle w:val="VerbatimChar"/>
+        </w:rPr>
+        <w:t xml:space="preserve">pip install "torch&gt;=2.6"</w:t>
+      </w:r>
+      <w:r>
+        <w:br/>
+      </w:r>
+      <w:r>
+        <w:br/>
+      </w:r>
+      <w:r>
+        <w:rPr>
+          <w:rStyle w:val="VerbatimChar"/>
+        </w:rPr>
+        <w:t xml:space="preserve">pip install "gymnasium[box2d]==1.3.0"   # CarRacing 환경 + Box2D 물리 + pygame(렌더링)을 함께 끌어옴</w:t>
+      </w:r>
+      <w:r>
+        <w:br/>
+      </w:r>
+      <w:r>
+        <w:rPr>
+          <w:rStyle w:val="VerbatimChar"/>
+        </w:rPr>
+        <w:t xml:space="preserve">pip install opencv-python                # ★ 필수: src/env_wrappers.py 의 cv2 (없으면 모든 스크립트가 import 단계에서 ModuleNotFoundError: cv2)</w:t>
+      </w:r>
+      <w:r>
+        <w:br/>
+      </w:r>
+      <w:r>
+        <w:rPr>
+          <w:rStyle w:val="VerbatimChar"/>
+        </w:rPr>
+        <w:t xml:space="preserve">pip install numpy==2.4.6</w:t>
+      </w:r>
+      <w:r>
+        <w:br/>
+      </w:r>
+      <w:r>
+        <w:rPr>
+          <w:rStyle w:val="VerbatimChar"/>
+        </w:rPr>
+        <w:t xml:space="preserve">pip install imageio==2.37.3 imageio-ffmpeg==0.6.0   # mp4 녹화(record_video.py)</w:t>
+      </w:r>
+      <w:r>
+        <w:br/>
+      </w:r>
+      <w:r>
+        <w:rPr>
+          <w:rStyle w:val="VerbatimChar"/>
+        </w:rPr>
+        <w:t xml:space="preserve">pip install tensorboard==2.20.0 matplotlib==3.10.9  # 로깅 / 그림</w:t>
+      </w:r>
+    </w:p>
+    <w:p>
+      <w:pPr>
+        <w:pStyle w:val="BlockText"/>
+      </w:pPr>
+      <w:r>
+        <w:rPr>
+          <w:b/>
+          <w:bCs/>
+        </w:rPr>
+        <w:t xml:space="preserve">각주 (Box2D 설치):</w:t>
+      </w:r>
+      <w:r>
+        <w:t xml:space="preserve"> </w:t>
+      </w:r>
+      <w:r>
+        <w:rPr>
+          <w:rStyle w:val="VerbatimChar"/>
+        </w:rPr>
+        <w:t xml:space="preserve">gymnasium[box2d]</w:t>
+      </w:r>
+      <w:r>
+        <w:t xml:space="preserve">는</w:t>
+      </w:r>
+      <w:r>
+        <w:t xml:space="preserve"> </w:t>
+      </w:r>
+      <w:r>
+        <w:rPr>
+          <w:rStyle w:val="VerbatimChar"/>
+        </w:rPr>
+        <w:t xml:space="preserve">box2d-py</w:t>
+      </w:r>
+      <w:r>
+        <w:t xml:space="preserve">(본 환경 2.3.8)와</w:t>
+      </w:r>
+      <w:r>
+        <w:t xml:space="preserve"> </w:t>
+      </w:r>
+      <w:r>
+        <w:rPr>
+          <w:rStyle w:val="VerbatimChar"/>
+        </w:rPr>
+        <w:t xml:space="preserve">pygame</w:t>
+      </w:r>
+      <w:r>
+        <w:t xml:space="preserve">을 함께 설치한다. extras 설치가 실패하면</w:t>
+      </w:r>
+      <w:r>
+        <w:t xml:space="preserve"> </w:t>
+      </w:r>
+      <w:r>
+        <w:rPr>
+          <w:rStyle w:val="VerbatimChar"/>
+        </w:rPr>
+        <w:t xml:space="preserve">pip install box2d-py pygame</w:t>
+      </w:r>
+      <w:r>
+        <w:t xml:space="preserve">로 직접 설치할 수 있다. 일부 환경에서는 C++ 바인딩 빌드를 위해</w:t>
+      </w:r>
+      <w:r>
+        <w:t xml:space="preserve"> </w:t>
+      </w:r>
+      <w:r>
+        <w:rPr>
+          <w:rStyle w:val="VerbatimChar"/>
+        </w:rPr>
+        <w:t xml:space="preserve">swig</w:t>
+      </w:r>
+      <w:r>
+        <w:t xml:space="preserve">가 필요하다(예:</w:t>
+      </w:r>
+      <w:r>
+        <w:t xml:space="preserve"> </w:t>
+      </w:r>
+      <w:r>
+        <w:rPr>
+          <w:rStyle w:val="VerbatimChar"/>
+        </w:rPr>
+        <w:t xml:space="preserve">apt-get install -y swig</w:t>
+      </w:r>
+      <w:r>
+        <w:t xml:space="preserve"> </w:t>
+      </w:r>
+      <w:r>
+        <w:t xml:space="preserve">또는</w:t>
+      </w:r>
+      <w:r>
+        <w:t xml:space="preserve"> </w:t>
+      </w:r>
+      <w:r>
+        <w:rPr>
+          <w:rStyle w:val="VerbatimChar"/>
+        </w:rPr>
+        <w:t xml:space="preserve">conda install -c conda-forge swig</w:t>
+      </w:r>
+      <w:r>
+        <w:t xml:space="preserve"> </w:t>
+      </w:r>
+      <w:r>
+        <w:t xml:space="preserve">후 재시도).</w:t>
+      </w:r>
+      <w:r>
+        <w:t xml:space="preserve"> </w:t>
+      </w:r>
+      <w:r>
+        <w:rPr>
+          <w:rStyle w:val="VerbatimChar"/>
+        </w:rPr>
+        <w:t xml:space="preserve">pygame</w:t>
+      </w:r>
+      <w:r>
+        <w:t xml:space="preserve">을 별도 버전으로 핀하면</w:t>
+      </w:r>
+      <w:r>
+        <w:t xml:space="preserve"> </w:t>
+      </w:r>
+      <w:r>
+        <w:rPr>
+          <w:rStyle w:val="VerbatimChar"/>
+        </w:rPr>
+        <w:t xml:space="preserve">gymnasium</w:t>
+      </w:r>
+      <w:r>
+        <w:t xml:space="preserve">이 요구하는 버전과 충돌할 수 있으니 가급적</w:t>
+      </w:r>
+      <w:r>
+        <w:t xml:space="preserve"> </w:t>
+      </w:r>
+      <w:r>
+        <w:rPr>
+          <w:rStyle w:val="VerbatimChar"/>
+        </w:rPr>
+        <w:t xml:space="preserve">gymnasium[box2d]</w:t>
+      </w:r>
+      <w:r>
+        <w:t xml:space="preserve">가 끌어오게 둔다.</w:t>
+      </w:r>
+    </w:p>
     <w:bookmarkEnd w:id="10"/>
-    <w:bookmarkStart w:id="11" w:name="설치-기존-실습-docker-image에-추가-설치"/>
+    <w:bookmarkStart w:id="11" w:name="실행-커맨드-요약"/>
     <w:p>
       <w:pPr>
         <w:pStyle w:val="Heading3"/>
       </w:pPr>
       <w:r>
-        <w:t xml:space="preserve">0.2 설치 (기존 실습 docker image에 추가 설치)</w:t>
+        <w:t xml:space="preserve">0.3 실행 커맨드 (요약)</w:t>
       </w:r>
     </w:p>
     <w:p>
@@ -993,15 +1251,42 @@
         <w:pStyle w:val="FirstParagraph"/>
       </w:pPr>
       <w:r>
-        <w:t xml:space="preserve">기존 실습용 docker base image를 그대로 사용하되, 아래 pip 패키지만 추가로 설치하면 된다.</w:t>
-      </w:r>
-    </w:p>
-    <w:p>
-      <w:pPr>
-        <w:pStyle w:val="BodyText"/>
-      </w:pPr>
-      <w:r>
-        <w:t xml:space="preserve">복붙용 한 줄(권장):</w:t>
+        <w:t xml:space="preserve">모든 스크립트는</w:t>
+      </w:r>
+      <w:r>
+        <w:t xml:space="preserve"> </w:t>
+      </w:r>
+      <w:r>
+        <w:rPr>
+          <w:b/>
+          <w:bCs/>
+        </w:rPr>
+        <w:t xml:space="preserve">모듈 방식</w:t>
+      </w:r>
+      <w:r>
+        <w:t xml:space="preserve">(</w:t>
+      </w:r>
+      <w:r>
+        <w:rPr>
+          <w:rStyle w:val="VerbatimChar"/>
+        </w:rPr>
+        <w:t xml:space="preserve">python -m scripts.NAME</w:t>
+      </w:r>
+      <w:r>
+        <w:t xml:space="preserve">)으로 저장소 루트에서 실행한다(패키지 상대 import 해석). 아래는 대표 예시이며,</w:t>
+      </w:r>
+      <w:r>
+        <w:t xml:space="preserve"> </w:t>
+      </w:r>
+      <w:r>
+        <w:rPr>
+          <w:b/>
+          <w:bCs/>
+        </w:rPr>
+        <w:t xml:space="preserve">학습·평가·녹화 전체 커맨드는 부록(Part II 9절)에 정리</w:t>
+      </w:r>
+      <w:r>
+        <w:t xml:space="preserve">했다.</w:t>
       </w:r>
     </w:p>
     <w:p>
@@ -1012,26 +1297,7 @@
         <w:rPr>
           <w:rStyle w:val="VerbatimChar"/>
         </w:rPr>
-        <w:t xml:space="preserve">pip install "torch&gt;=2.6" "gymnasium[box2d]==1.3.0" opencv-python numpy==2.4.6 imageio==2.37.3 imageio-ffmpeg==0.6.0 tensorboard==2.20.0 matplotlib==3.10.9</w:t>
-      </w:r>
-    </w:p>
-    <w:p>
-      <w:pPr>
-        <w:pStyle w:val="FirstParagraph"/>
-      </w:pPr>
-      <w:r>
-        <w:t xml:space="preserve">개별 줄(필요한 것만 골라 설치):</w:t>
-      </w:r>
-    </w:p>
-    <w:p>
-      <w:pPr>
-        <w:pStyle w:val="SourceCode"/>
-      </w:pPr>
-      <w:r>
-        <w:rPr>
-          <w:rStyle w:val="VerbatimChar"/>
-        </w:rPr>
-        <w:t xml:space="preserve"># base 이미지에 PyTorch가 이미 있으면 아래 torch 줄은 건너뛴다.</w:t>
+        <w:t xml:space="preserve"># 학습 (원격 A100 / teamB_env 권장)</w:t>
       </w:r>
       <w:r>
         <w:br/>
@@ -1040,28 +1306,28 @@
         <w:rPr>
           <w:rStyle w:val="VerbatimChar"/>
         </w:rPr>
-        <w:t xml:space="preserve"># (단, 체크포인트 로드에 torch&gt;=2.6 필요 — 0.4 참조)</w:t>
+        <w:t xml:space="preserve">python -m scripts.train_ppo_2action2 --steps 6000000</w:t>
       </w:r>
       <w:r>
         <w:br/>
       </w:r>
       <w:r>
-        <w:rPr>
-          <w:rStyle w:val="VerbatimChar"/>
-        </w:rPr>
-        <w:t xml:space="preserve">pip install "torch&gt;=2.6"</w:t>
-      </w:r>
-      <w:r>
         <w:br/>
       </w:r>
       <w:r>
+        <w:rPr>
+          <w:rStyle w:val="VerbatimChar"/>
+        </w:rPr>
+        <w:t xml:space="preserve"># 평가 (로컬 macOS / racing) — 동봉 베이스 체크포인트</w:t>
+      </w:r>
+      <w:r>
         <w:br/>
       </w:r>
       <w:r>
         <w:rPr>
           <w:rStyle w:val="VerbatimChar"/>
         </w:rPr>
-        <w:t xml:space="preserve">pip install "gymnasium[box2d]==1.3.0"   # CarRacing 환경 + Box2D 물리 + pygame(렌더링)을 함께 끌어옴</w:t>
+        <w:t xml:space="preserve">python -m scripts.evaluate_agent_2action \</w:t>
       </w:r>
       <w:r>
         <w:br/>
@@ -1070,34 +1336,7 @@
         <w:rPr>
           <w:rStyle w:val="VerbatimChar"/>
         </w:rPr>
-        <w:t xml:space="preserve">pip install opencv-python                # ★ 필수: src/env_wrappers.py 의 cv2 (없으면 모든 스크립트가 import 단계에서 ModuleNotFoundError: cv2)</w:t>
-      </w:r>
-      <w:r>
-        <w:br/>
-      </w:r>
-      <w:r>
-        <w:rPr>
-          <w:rStyle w:val="VerbatimChar"/>
-        </w:rPr>
-        <w:t xml:space="preserve">pip install numpy==2.4.6</w:t>
-      </w:r>
-      <w:r>
-        <w:br/>
-      </w:r>
-      <w:r>
-        <w:rPr>
-          <w:rStyle w:val="VerbatimChar"/>
-        </w:rPr>
-        <w:t xml:space="preserve">pip install imageio==2.37.3 imageio-ffmpeg==0.6.0   # mp4 녹화(record_video.py)</w:t>
-      </w:r>
-      <w:r>
-        <w:br/>
-      </w:r>
-      <w:r>
-        <w:rPr>
-          <w:rStyle w:val="VerbatimChar"/>
-        </w:rPr>
-        <w:t xml:space="preserve">pip install tensorboard==2.20.0 matplotlib==3.10.9  # 로깅 / 그림</w:t>
+        <w:t xml:space="preserve">    --model ./models/ppo_2action4/best_model.pth --episodes 100 --seed 42</w:t>
       </w:r>
     </w:p>
     <w:p>
@@ -1109,369 +1348,128 @@
           <w:b/>
           <w:bCs/>
         </w:rPr>
-        <w:t xml:space="preserve">각주 (Box2D 설치):</w:t>
-      </w:r>
-      <w:r>
-        <w:t xml:space="preserve"> </w:t>
-      </w:r>
-      <w:r>
-        <w:rPr>
-          <w:rStyle w:val="VerbatimChar"/>
-        </w:rPr>
-        <w:t xml:space="preserve">gymnasium[box2d]</w:t>
-      </w:r>
-      <w:r>
-        <w:t xml:space="preserve">는</w:t>
-      </w:r>
-      <w:r>
-        <w:t xml:space="preserve"> </w:t>
-      </w:r>
-      <w:r>
-        <w:rPr>
-          <w:rStyle w:val="VerbatimChar"/>
-        </w:rPr>
-        <w:t xml:space="preserve">box2d-py</w:t>
-      </w:r>
-      <w:r>
-        <w:t xml:space="preserve">(본 환경 2.3.8)와</w:t>
-      </w:r>
-      <w:r>
-        <w:t xml:space="preserve"> </w:t>
-      </w:r>
-      <w:r>
-        <w:rPr>
-          <w:rStyle w:val="VerbatimChar"/>
-        </w:rPr>
-        <w:t xml:space="preserve">pygame</w:t>
-      </w:r>
-      <w:r>
-        <w:t xml:space="preserve">을 함께 설치한다. extras 설치가 실패하면</w:t>
-      </w:r>
-      <w:r>
-        <w:t xml:space="preserve"> </w:t>
-      </w:r>
-      <w:r>
-        <w:rPr>
-          <w:rStyle w:val="VerbatimChar"/>
-        </w:rPr>
-        <w:t xml:space="preserve">pip install box2d-py pygame</w:t>
-      </w:r>
-      <w:r>
-        <w:t xml:space="preserve">로 직접 설치할 수 있다. 일부 환경에서는 C++ 바인딩 빌드를 위해</w:t>
-      </w:r>
-      <w:r>
-        <w:t xml:space="preserve"> </w:t>
-      </w:r>
-      <w:r>
-        <w:rPr>
-          <w:rStyle w:val="VerbatimChar"/>
-        </w:rPr>
-        <w:t xml:space="preserve">swig</w:t>
-      </w:r>
-      <w:r>
-        <w:t xml:space="preserve">가 필요하다(예:</w:t>
-      </w:r>
-      <w:r>
-        <w:t xml:space="preserve"> </w:t>
-      </w:r>
-      <w:r>
-        <w:rPr>
-          <w:rStyle w:val="VerbatimChar"/>
-        </w:rPr>
-        <w:t xml:space="preserve">apt-get install -y swig</w:t>
-      </w:r>
-      <w:r>
-        <w:t xml:space="preserve"> </w:t>
-      </w:r>
-      <w:r>
-        <w:t xml:space="preserve">또는</w:t>
-      </w:r>
-      <w:r>
-        <w:t xml:space="preserve"> </w:t>
-      </w:r>
-      <w:r>
-        <w:rPr>
-          <w:rStyle w:val="VerbatimChar"/>
-        </w:rPr>
-        <w:t xml:space="preserve">conda install -c conda-forge swig</w:t>
-      </w:r>
-      <w:r>
-        <w:t xml:space="preserve"> </w:t>
-      </w:r>
-      <w:r>
-        <w:t xml:space="preserve">후 재시도).</w:t>
-      </w:r>
-      <w:r>
-        <w:t xml:space="preserve"> </w:t>
-      </w:r>
-      <w:r>
-        <w:rPr>
-          <w:rStyle w:val="VerbatimChar"/>
-        </w:rPr>
-        <w:t xml:space="preserve">pygame</w:t>
-      </w:r>
-      <w:r>
-        <w:t xml:space="preserve">을 별도 버전으로 핀하면</w:t>
-      </w:r>
-      <w:r>
-        <w:t xml:space="preserve"> </w:t>
-      </w:r>
-      <w:r>
-        <w:rPr>
-          <w:rStyle w:val="VerbatimChar"/>
-        </w:rPr>
-        <w:t xml:space="preserve">gymnasium</w:t>
-      </w:r>
-      <w:r>
-        <w:t xml:space="preserve">이 요구하는 버전과 충돌할 수 있으니 가급적</w:t>
-      </w:r>
-      <w:r>
-        <w:t xml:space="preserve"> </w:t>
-      </w:r>
-      <w:r>
-        <w:rPr>
-          <w:rStyle w:val="VerbatimChar"/>
-        </w:rPr>
-        <w:t xml:space="preserve">gymnasium[box2d]</w:t>
-      </w:r>
-      <w:r>
-        <w:t xml:space="preserve">가 끌어오게 둔다.</w:t>
+        <w:t xml:space="preserve">장애물 환경 자동 등록:</w:t>
+      </w:r>
+      <w:r>
+        <w:t xml:space="preserve"> </w:t>
+      </w:r>
+      <w:r>
+        <w:t xml:space="preserve">장애물 관련 스크립트는</w:t>
+      </w:r>
+      <w:r>
+        <w:t xml:space="preserve"> </w:t>
+      </w:r>
+      <w:r>
+        <w:rPr>
+          <w:rStyle w:val="VerbatimChar"/>
+        </w:rPr>
+        <w:t xml:space="preserve">import src.car_racing_obstacles</w:t>
+      </w:r>
+      <w:r>
+        <w:t xml:space="preserve"> </w:t>
+      </w:r>
+      <w:r>
+        <w:t xml:space="preserve">시점에</w:t>
+      </w:r>
+      <w:r>
+        <w:t xml:space="preserve"> </w:t>
+      </w:r>
+      <w:r>
+        <w:rPr>
+          <w:rStyle w:val="VerbatimChar"/>
+        </w:rPr>
+        <w:t xml:space="preserve">gym.register(id="CarRacingObstacles-v0", ...)</w:t>
+      </w:r>
+      <w:r>
+        <w:t xml:space="preserve">가 자동 실행되므로(</w:t>
+      </w:r>
+      <w:r>
+        <w:rPr>
+          <w:rStyle w:val="VerbatimChar"/>
+        </w:rPr>
+        <w:t xml:space="preserve">src/car_racing_obstacles.py</w:t>
+      </w:r>
+      <w:r>
+        <w:t xml:space="preserve">), 별도 등록 절차 없이</w:t>
+      </w:r>
+      <w:r>
+        <w:t xml:space="preserve"> </w:t>
+      </w:r>
+      <w:r>
+        <w:rPr>
+          <w:rStyle w:val="VerbatimChar"/>
+        </w:rPr>
+        <w:t xml:space="preserve">gym.make("CarRacingObstacles-v0", ...)</w:t>
+      </w:r>
+      <w:r>
+        <w:t xml:space="preserve">가 동작한다.</w:t>
+      </w:r>
+    </w:p>
+    <w:p>
+      <w:pPr>
+        <w:pStyle w:val="BlockText"/>
+      </w:pPr>
+      <w:r>
+        <w:rPr>
+          <w:b/>
+          <w:bCs/>
+        </w:rPr>
+        <w:t xml:space="preserve">torch 버전 요구:</w:t>
+      </w:r>
+      <w:r>
+        <w:t xml:space="preserve"> </w:t>
+      </w:r>
+      <w:r>
+        <w:t xml:space="preserve">평가/녹화 스크립트는 체크포인트를</w:t>
+      </w:r>
+      <w:r>
+        <w:t xml:space="preserve"> </w:t>
+      </w:r>
+      <w:r>
+        <w:rPr>
+          <w:rStyle w:val="VerbatimChar"/>
+        </w:rPr>
+        <w:t xml:space="preserve">torch.load(..., weights_only=False)</w:t>
+      </w:r>
+      <w:r>
+        <w:t xml:space="preserve">로 로드한다(체크포인트에 numpy 스칼라 등이 포함되어 있어</w:t>
+      </w:r>
+      <w:r>
+        <w:t xml:space="preserve"> </w:t>
+      </w:r>
+      <w:r>
+        <w:rPr>
+          <w:rStyle w:val="VerbatimChar"/>
+        </w:rPr>
+        <w:t xml:space="preserve">weights_only=True</w:t>
+      </w:r>
+      <w:r>
+        <w:t xml:space="preserve">로는 로드 불가). 이 인자 기본값 변경 때문에</w:t>
+      </w:r>
+      <w:r>
+        <w:t xml:space="preserve"> </w:t>
+      </w:r>
+      <w:r>
+        <w:rPr>
+          <w:rStyle w:val="VerbatimChar"/>
+          <w:b/>
+          <w:bCs/>
+        </w:rPr>
+        <w:t xml:space="preserve">torch&gt;=2.6</w:t>
+      </w:r>
+      <w:r>
+        <w:rPr>
+          <w:b/>
+          <w:bCs/>
+        </w:rPr>
+        <w:t xml:space="preserve">이 필요</w:t>
+      </w:r>
+      <w:r>
+        <w:t xml:space="preserve">하다.</w:t>
       </w:r>
     </w:p>
     <w:bookmarkEnd w:id="11"/>
-    <w:bookmarkStart w:id="12" w:name="실행-커맨드-요약"/>
-    <w:p>
-      <w:pPr>
-        <w:pStyle w:val="Heading3"/>
-      </w:pPr>
-      <w:r>
-        <w:t xml:space="preserve">0.3 실행 커맨드 (요약)</w:t>
-      </w:r>
-    </w:p>
-    <w:p>
-      <w:pPr>
-        <w:pStyle w:val="FirstParagraph"/>
-      </w:pPr>
-      <w:r>
-        <w:t xml:space="preserve">모든 스크립트는</w:t>
-      </w:r>
-      <w:r>
-        <w:t xml:space="preserve"> </w:t>
-      </w:r>
-      <w:r>
-        <w:rPr>
-          <w:b/>
-          <w:bCs/>
-        </w:rPr>
-        <w:t xml:space="preserve">모듈 방식</w:t>
-      </w:r>
-      <w:r>
-        <w:t xml:space="preserve">(</w:t>
-      </w:r>
-      <w:r>
-        <w:rPr>
-          <w:rStyle w:val="VerbatimChar"/>
-        </w:rPr>
-        <w:t xml:space="preserve">python -m scripts.NAME</w:t>
-      </w:r>
-      <w:r>
-        <w:t xml:space="preserve">)으로 저장소 루트에서 실행한다(패키지 상대 import 해석). 아래는 대표 예시이며,</w:t>
-      </w:r>
-      <w:r>
-        <w:t xml:space="preserve"> </w:t>
-      </w:r>
-      <w:r>
-        <w:rPr>
-          <w:b/>
-          <w:bCs/>
-        </w:rPr>
-        <w:t xml:space="preserve">학습·평가·녹화 전체 커맨드는 부록(Part II 9절)에 정리</w:t>
-      </w:r>
-      <w:r>
-        <w:t xml:space="preserve">했다.</w:t>
-      </w:r>
-    </w:p>
-    <w:p>
-      <w:pPr>
-        <w:pStyle w:val="SourceCode"/>
-      </w:pPr>
-      <w:r>
-        <w:rPr>
-          <w:rStyle w:val="VerbatimChar"/>
-        </w:rPr>
-        <w:t xml:space="preserve"># 학습 (원격 A100 / teamB_env 권장)</w:t>
-      </w:r>
-      <w:r>
-        <w:br/>
-      </w:r>
-      <w:r>
-        <w:rPr>
-          <w:rStyle w:val="VerbatimChar"/>
-        </w:rPr>
-        <w:t xml:space="preserve">python -m scripts.train_ppo_2action2 --steps 6000000</w:t>
-      </w:r>
-      <w:r>
-        <w:br/>
-      </w:r>
-      <w:r>
-        <w:br/>
-      </w:r>
-      <w:r>
-        <w:rPr>
-          <w:rStyle w:val="VerbatimChar"/>
-        </w:rPr>
-        <w:t xml:space="preserve"># 평가 (로컬 macOS / racing) — 동봉 베이스 체크포인트</w:t>
-      </w:r>
-      <w:r>
-        <w:br/>
-      </w:r>
-      <w:r>
-        <w:rPr>
-          <w:rStyle w:val="VerbatimChar"/>
-        </w:rPr>
-        <w:t xml:space="preserve">python -m scripts.evaluate_agent_2action \</w:t>
-      </w:r>
-      <w:r>
-        <w:br/>
-      </w:r>
-      <w:r>
-        <w:rPr>
-          <w:rStyle w:val="VerbatimChar"/>
-        </w:rPr>
-        <w:t xml:space="preserve">    --model ./models/ppo_2action4/best_model.pth --episodes 100 --seed 42</w:t>
-      </w:r>
-    </w:p>
-    <w:p>
-      <w:pPr>
-        <w:pStyle w:val="BlockText"/>
-      </w:pPr>
-      <w:r>
-        <w:rPr>
-          <w:b/>
-          <w:bCs/>
-        </w:rPr>
-        <w:t xml:space="preserve">장애물 환경 자동 등록:</w:t>
-      </w:r>
-      <w:r>
-        <w:t xml:space="preserve"> </w:t>
-      </w:r>
-      <w:r>
-        <w:t xml:space="preserve">장애물 관련 스크립트는</w:t>
-      </w:r>
-      <w:r>
-        <w:t xml:space="preserve"> </w:t>
-      </w:r>
-      <w:r>
-        <w:rPr>
-          <w:rStyle w:val="VerbatimChar"/>
-        </w:rPr>
-        <w:t xml:space="preserve">import src.car_racing_obstacles</w:t>
-      </w:r>
-      <w:r>
-        <w:t xml:space="preserve"> </w:t>
-      </w:r>
-      <w:r>
-        <w:t xml:space="preserve">시점에</w:t>
-      </w:r>
-      <w:r>
-        <w:t xml:space="preserve"> </w:t>
-      </w:r>
-      <w:r>
-        <w:rPr>
-          <w:rStyle w:val="VerbatimChar"/>
-        </w:rPr>
-        <w:t xml:space="preserve">gym.register(id="CarRacingObstacles-v0", ...)</w:t>
-      </w:r>
-      <w:r>
-        <w:t xml:space="preserve">가 자동 실행되므로(</w:t>
-      </w:r>
-      <w:r>
-        <w:rPr>
-          <w:rStyle w:val="VerbatimChar"/>
-        </w:rPr>
-        <w:t xml:space="preserve">src/car_racing_obstacles.py</w:t>
-      </w:r>
-      <w:r>
-        <w:t xml:space="preserve">), 별도 등록 절차 없이</w:t>
-      </w:r>
-      <w:r>
-        <w:t xml:space="preserve"> </w:t>
-      </w:r>
-      <w:r>
-        <w:rPr>
-          <w:rStyle w:val="VerbatimChar"/>
-        </w:rPr>
-        <w:t xml:space="preserve">gym.make("CarRacingObstacles-v0", ...)</w:t>
-      </w:r>
-      <w:r>
-        <w:t xml:space="preserve">가 동작한다.</w:t>
-      </w:r>
-    </w:p>
-    <w:p>
-      <w:pPr>
-        <w:pStyle w:val="BlockText"/>
-      </w:pPr>
-      <w:r>
-        <w:rPr>
-          <w:b/>
-          <w:bCs/>
-        </w:rPr>
-        <w:t xml:space="preserve">torch 버전 요구:</w:t>
-      </w:r>
-      <w:r>
-        <w:t xml:space="preserve"> </w:t>
-      </w:r>
-      <w:r>
-        <w:t xml:space="preserve">평가/녹화 스크립트는 체크포인트를</w:t>
-      </w:r>
-      <w:r>
-        <w:t xml:space="preserve"> </w:t>
-      </w:r>
-      <w:r>
-        <w:rPr>
-          <w:rStyle w:val="VerbatimChar"/>
-        </w:rPr>
-        <w:t xml:space="preserve">torch.load(..., weights_only=False)</w:t>
-      </w:r>
-      <w:r>
-        <w:t xml:space="preserve">로 로드한다(체크포인트에 numpy 스칼라 등이 포함되어 있어</w:t>
-      </w:r>
-      <w:r>
-        <w:t xml:space="preserve"> </w:t>
-      </w:r>
-      <w:r>
-        <w:rPr>
-          <w:rStyle w:val="VerbatimChar"/>
-        </w:rPr>
-        <w:t xml:space="preserve">weights_only=True</w:t>
-      </w:r>
-      <w:r>
-        <w:t xml:space="preserve">로는 로드 불가). 이 인자 기본값 변경 때문에</w:t>
-      </w:r>
-      <w:r>
-        <w:t xml:space="preserve"> </w:t>
-      </w:r>
-      <w:r>
-        <w:rPr>
-          <w:rStyle w:val="VerbatimChar"/>
-          <w:b/>
-          <w:bCs/>
-        </w:rPr>
-        <w:t xml:space="preserve">torch&gt;=2.6</w:t>
-      </w:r>
-      <w:r>
-        <w:rPr>
-          <w:b/>
-          <w:bCs/>
-        </w:rPr>
-        <w:t xml:space="preserve">이 필요</w:t>
-      </w:r>
-      <w:r>
-        <w:t xml:space="preserve">하다.</w:t>
-      </w:r>
-    </w:p>
-    <w:bookmarkEnd w:id="12"/>
-    <w:bookmarkStart w:id="13" w:name="디렉토리-체크포인트-경로-관례-및-가용성-중요"/>
+    <w:bookmarkStart w:id="12" w:name="디렉토리-체크포인트-경로-관례-및-가용성-중요"/>
     <w:p>
       <w:pPr>
         <w:pStyle w:val="Heading3"/>
@@ -1815,15 +1813,106 @@
         <w:br w:type="page"/>
       </w:r>
     </w:p>
+    <w:bookmarkEnd w:id="12"/>
     <w:bookmarkEnd w:id="13"/>
+    <w:bookmarkStart w:id="14" w:name="문제-및-환경-정의"/>
+    <w:p>
+      <w:pPr>
+        <w:pStyle w:val="Heading2"/>
+      </w:pPr>
+      <w:r>
+        <w:t xml:space="preserve">1. 문제 및 환경 정의</w:t>
+      </w:r>
+    </w:p>
+    <w:p>
+      <w:pPr>
+        <w:pStyle w:val="FirstParagraph"/>
+      </w:pPr>
+      <w:r>
+        <w:t xml:space="preserve">본 프로젝트가 선택한 환경은 Gymnasium</w:t>
+      </w:r>
+      <w:r>
+        <w:t xml:space="preserve"> </w:t>
+      </w:r>
+      <w:r>
+        <w:rPr>
+          <w:rStyle w:val="VerbatimChar"/>
+          <w:b/>
+          <w:bCs/>
+        </w:rPr>
+        <w:t xml:space="preserve">CarRacing-v3</w:t>
+      </w:r>
+      <w:r>
+        <w:t xml:space="preserve">(연속 제어, top-down 레이싱)이며, 이를 상속해</w:t>
+      </w:r>
+      <w:r>
+        <w:t xml:space="preserve"> </w:t>
+      </w:r>
+      <w:r>
+        <w:rPr>
+          <w:b/>
+          <w:bCs/>
+        </w:rPr>
+        <w:t xml:space="preserve">무작위 정적 장애물 회피</w:t>
+      </w:r>
+      <w:r>
+        <w:t xml:space="preserve"> </w:t>
+      </w:r>
+      <w:r>
+        <w:t xml:space="preserve">과제(</w:t>
+      </w:r>
+      <w:r>
+        <w:rPr>
+          <w:rStyle w:val="VerbatimChar"/>
+        </w:rPr>
+        <w:t xml:space="preserve">CarRacingObstacles-v0</w:t>
+      </w:r>
+      <w:r>
+        <w:t xml:space="preserve">)를 직접 정의해 확장했다. 목표는 (1) 픽셀 관측만으로 트랙을 빠르고 안정적으로 주행하는 2-action PPO 에이전트를 학습하고, (2) 도로 위 장애물을 회피하도록 일반화하며, (3) 2-action(</w:t>
+      </w:r>
+      <w:r>
+        <w:rPr>
+          <w:rStyle w:val="VerbatimChar"/>
+        </w:rPr>
+        <w:t xml:space="preserve">[steering, throttle]</w:t>
+      </w:r>
+      <w:r>
+        <w:t xml:space="preserve">)과 3-action(</w:t>
+      </w:r>
+      <w:r>
+        <w:rPr>
+          <w:rStyle w:val="VerbatimChar"/>
+        </w:rPr>
+        <w:t xml:space="preserve">[steering, gas, brake]</w:t>
+      </w:r>
+      <w:r>
+        <w:t xml:space="preserve">) 행동 파라미터화를 동일 조건에서 비교하는 것이다. 강화학습의 핵심인</w:t>
+      </w:r>
+      <w:r>
+        <w:t xml:space="preserve"> </w:t>
+      </w:r>
+      <w:r>
+        <w:rPr>
+          <w:b/>
+          <w:bCs/>
+        </w:rPr>
+        <w:t xml:space="preserve">상태(State)와 보상(Reward)</w:t>
+      </w:r>
+      <w:r>
+        <w:t xml:space="preserve"> </w:t>
+      </w:r>
+      <w:r>
+        <w:t xml:space="preserve">정의를 아래에 기술한다.</w:t>
+      </w:r>
+    </w:p>
     <w:bookmarkEnd w:id="14"/>
-    <w:bookmarkStart w:id="15" w:name="문제-및-환경-정의"/>
+    <w:bookmarkStart w:id="19" w:name="a.-state상태-정의"/>
     <w:p>
       <w:pPr>
         <w:pStyle w:val="Heading2"/>
       </w:pPr>
       <w:r>
-        <w:t xml:space="preserve">1. 문제 및 환경 정의</w:t>
+        <w:t xml:space="preserve">1-A. State(상태) 정의</w:t>
       </w:r>
     </w:p>
     <w:p>
@@ -1831,97 +1920,6 @@
         <w:pStyle w:val="FirstParagraph"/>
       </w:pPr>
       <w:r>
-        <w:t xml:space="preserve">본 프로젝트가 선택한 환경은 Gymnasium</w:t>
-      </w:r>
-      <w:r>
-        <w:t xml:space="preserve"> </w:t>
-      </w:r>
-      <w:r>
-        <w:rPr>
-          <w:rStyle w:val="VerbatimChar"/>
-          <w:b/>
-          <w:bCs/>
-        </w:rPr>
-        <w:t xml:space="preserve">CarRacing-v3</w:t>
-      </w:r>
-      <w:r>
-        <w:t xml:space="preserve">(연속 제어, top-down 레이싱)이며, 이를 상속해</w:t>
-      </w:r>
-      <w:r>
-        <w:t xml:space="preserve"> </w:t>
-      </w:r>
-      <w:r>
-        <w:rPr>
-          <w:b/>
-          <w:bCs/>
-        </w:rPr>
-        <w:t xml:space="preserve">무작위 정적 장애물 회피</w:t>
-      </w:r>
-      <w:r>
-        <w:t xml:space="preserve"> </w:t>
-      </w:r>
-      <w:r>
-        <w:t xml:space="preserve">과제(</w:t>
-      </w:r>
-      <w:r>
-        <w:rPr>
-          <w:rStyle w:val="VerbatimChar"/>
-        </w:rPr>
-        <w:t xml:space="preserve">CarRacingObstacles-v0</w:t>
-      </w:r>
-      <w:r>
-        <w:t xml:space="preserve">)를 직접 정의해 확장했다. 목표는 (1) 픽셀 관측만으로 트랙을 빠르고 안정적으로 주행하는 2-action PPO 에이전트를 학습하고, (2) 도로 위 장애물을 회피하도록 일반화하며, (3) 2-action(</w:t>
-      </w:r>
-      <w:r>
-        <w:rPr>
-          <w:rStyle w:val="VerbatimChar"/>
-        </w:rPr>
-        <w:t xml:space="preserve">[steering, throttle]</w:t>
-      </w:r>
-      <w:r>
-        <w:t xml:space="preserve">)과 3-action(</w:t>
-      </w:r>
-      <w:r>
-        <w:rPr>
-          <w:rStyle w:val="VerbatimChar"/>
-        </w:rPr>
-        <w:t xml:space="preserve">[steering, gas, brake]</w:t>
-      </w:r>
-      <w:r>
-        <w:t xml:space="preserve">) 행동 파라미터화를 동일 조건에서 비교하는 것이다. 강화학습의 핵심인</w:t>
-      </w:r>
-      <w:r>
-        <w:t xml:space="preserve"> </w:t>
-      </w:r>
-      <w:r>
-        <w:rPr>
-          <w:b/>
-          <w:bCs/>
-        </w:rPr>
-        <w:t xml:space="preserve">상태(State)와 보상(Reward)</w:t>
-      </w:r>
-      <w:r>
-        <w:t xml:space="preserve"> </w:t>
-      </w:r>
-      <w:r>
-        <w:t xml:space="preserve">정의를 아래에 기술한다.</w:t>
-      </w:r>
-    </w:p>
-    <w:bookmarkEnd w:id="15"/>
-    <w:bookmarkStart w:id="20" w:name="a.-state상태-정의"/>
-    <w:p>
-      <w:pPr>
-        <w:pStyle w:val="Heading2"/>
-      </w:pPr>
-      <w:r>
-        <w:t xml:space="preserve">1-A. State(상태) 정의</w:t>
-      </w:r>
-    </w:p>
-    <w:p>
-      <w:pPr>
-        <w:pStyle w:val="FirstParagraph"/>
-      </w:pPr>
-      <w:r>
         <w:t xml:space="preserve">본 에이전트의 상태(state)는 게임 화면의 픽셀(이미지)이다. 즉 차량 좌표·속도·각도 같은 저차원 수치 벡터가 아니라, 환경이 매 스텝 렌더링한 톱다운(top-down) 화면을 그대로 정책 네트워크의 입력으로 사용하는</w:t>
       </w:r>
       <w:r>
@@ -1938,7 +1936,7 @@
         <w:t xml:space="preserve">다. 아래에서 원시 관측이 정책 입력 텐서가 되기까지의 전처리 파이프라인과, 장애물 환경에서 상태에 추가되는 정보, 그리고 학습에 쓰는 상태와 화면 표시용 화면의 차이를 코드 근거와 함께 정의한다.</w:t>
       </w:r>
     </w:p>
-    <w:bookmarkStart w:id="16" w:name="상태-전처리-파이프라인"/>
+    <w:bookmarkStart w:id="15" w:name="상태-전처리-파이프라인"/>
     <w:p>
       <w:pPr>
         <w:pStyle w:val="Heading3"/>
@@ -2941,8 +2939,8 @@
         <w:t xml:space="preserve">이다.</w:t>
       </w:r>
     </w:p>
-    <w:bookmarkEnd w:id="16"/>
-    <w:bookmarkStart w:id="17" w:name="학습용-상태state_pixels-vs-화면-표시용rgb_array"/>
+    <w:bookmarkEnd w:id="15"/>
+    <w:bookmarkStart w:id="16" w:name="학습용-상태state_pixels-vs-화면-표시용rgb_array"/>
     <w:p>
       <w:pPr>
         <w:pStyle w:val="Heading3"/>
@@ -3185,14 +3183,183 @@
         <w:t xml:space="preserve">).</w:t>
       </w:r>
     </w:p>
+    <w:bookmarkEnd w:id="16"/>
+    <w:bookmarkStart w:id="17" w:name="장애물-환경에서의-상태-흰색-quad가-상태에-들어가는-이유"/>
+    <w:p>
+      <w:pPr>
+        <w:pStyle w:val="Heading3"/>
+      </w:pPr>
+      <w:r>
+        <w:t xml:space="preserve">장애물 환경에서의 상태 — 흰색 quad가 상태에 들어가는 이유</w:t>
+      </w:r>
+    </w:p>
+    <w:p>
+      <w:pPr>
+        <w:pStyle w:val="FirstParagraph"/>
+      </w:pPr>
+      <w:r>
+        <w:t xml:space="preserve">장애물 환경의 핵심 설계는, 장애물을</w:t>
+      </w:r>
+      <w:r>
+        <w:t xml:space="preserve"> </w:t>
+      </w:r>
+      <w:r>
+        <w:rPr>
+          <w:b/>
+          <w:bCs/>
+        </w:rPr>
+        <w:t xml:space="preserve">관측 픽셀 안에 흰색(255)으로 그려 넣어 픽셀 기반 에이전트가 인지 가능하게</w:t>
+      </w:r>
+      <w:r>
+        <w:t xml:space="preserve"> </w:t>
+      </w:r>
+      <w:r>
+        <w:t xml:space="preserve">만든 점이다. 각 장애물은 실제 Box2D 정적 물체(</w:t>
+      </w:r>
+      <w:r>
+        <w:rPr>
+          <w:rStyle w:val="VerbatimChar"/>
+        </w:rPr>
+        <w:t xml:space="preserve">CreateStaticBody</w:t>
+      </w:r>
+      <w:r>
+        <w:t xml:space="preserve">)인 동시에(</w:t>
+      </w:r>
+      <w:r>
+        <w:rPr>
+          <w:rStyle w:val="VerbatimChar"/>
+        </w:rPr>
+        <w:t xml:space="preserve">car_racing_obstacles.py:188-194</w:t>
+      </w:r>
+      <w:r>
+        <w:t xml:space="preserve">), 그 사각형 quad가</w:t>
+      </w:r>
+      <w:r>
+        <w:t xml:space="preserve"> </w:t>
+      </w:r>
+      <w:r>
+        <w:rPr>
+          <w:rStyle w:val="VerbatimChar"/>
+        </w:rPr>
+        <w:t xml:space="preserve">self.road_poly</w:t>
+      </w:r>
+      <w:r>
+        <w:t xml:space="preserve">에</w:t>
+      </w:r>
+      <w:r>
+        <w:t xml:space="preserve"> </w:t>
+      </w:r>
+      <w:r>
+        <w:rPr>
+          <w:rStyle w:val="VerbatimChar"/>
+        </w:rPr>
+        <w:t xml:space="preserve">(quad, OBSTACLE_COLOR)</w:t>
+      </w:r>
+      <w:r>
+        <w:t xml:space="preserve">로 추가되어 렌더 프레임에 그려진다(</w:t>
+      </w:r>
+      <w:r>
+        <w:rPr>
+          <w:rStyle w:val="VerbatimChar"/>
+        </w:rPr>
+        <w:t xml:space="preserve">car_racing_obstacles.py:196-203</w:t>
+      </w:r>
+      <w:r>
+        <w:t xml:space="preserve">).</w:t>
+      </w:r>
+    </w:p>
+    <w:p>
+      <w:pPr>
+        <w:pStyle w:val="BodyText"/>
+      </w:pPr>
+      <w:r>
+        <w:t xml:space="preserve">이것이 중요한 이유는</w:t>
+      </w:r>
+      <w:r>
+        <w:t xml:space="preserve"> </w:t>
+      </w:r>
+      <w:r>
+        <w:rPr>
+          <w:b/>
+          <w:bCs/>
+        </w:rPr>
+        <w:t xml:space="preserve">에이전트의 유일한 입력이 픽셀이기 때문</w:t>
+      </w:r>
+      <w:r>
+        <w:t xml:space="preserve">이다. 물리 충돌만 존재하고 화면에 그려지지 않으면, 상태(이미지)에는 장애물이 전혀 나타나지 않아 에이전트가 회피를 학습할 단서가 없다.</w:t>
+      </w:r>
+    </w:p>
+    <w:p>
+      <w:pPr>
+        <w:pStyle w:val="BodyText"/>
+      </w:pPr>
+      <w:r>
+        <w:t xml:space="preserve">색을 흰색으로 고른 것도 상태 가시성 때문이다. 그레이스케일 변환 후 도로는 약 102, 잔디는 약 162인데 장애물은 255가 되어</w:t>
+      </w:r>
+      <w:r>
+        <w:t xml:space="preserve"> </w:t>
+      </w:r>
+      <w:r>
+        <w:rPr>
+          <w:b/>
+          <w:bCs/>
+        </w:rPr>
+        <w:t xml:space="preserve">가장 강한 대비</w:t>
+      </w:r>
+      <w:r>
+        <w:t xml:space="preserve">로 부각된다(</w:t>
+      </w:r>
+      <w:r>
+        <w:rPr>
+          <w:rStyle w:val="VerbatimChar"/>
+        </w:rPr>
+        <w:t xml:space="preserve">car_racing_obstacles.py:9-10, 35-36</w:t>
+      </w:r>
+      <w:r>
+        <w:t xml:space="preserve">의</w:t>
+      </w:r>
+      <w:r>
+        <w:t xml:space="preserve"> </w:t>
+      </w:r>
+      <w:r>
+        <w:rPr>
+          <w:rStyle w:val="VerbatimChar"/>
+        </w:rPr>
+        <w:t xml:space="preserve">OBSTACLE_COLOR = (255, 255, 255)</w:t>
+      </w:r>
+      <w:r>
+        <w:t xml:space="preserve">). 정규화 후에도 장애물 픽셀은 1.0, 도로는 약 0.4로 분리되어 CNN이 쉽게 식별한다. 또한 장애물 배치는</w:t>
+      </w:r>
+      <w:r>
+        <w:t xml:space="preserve"> </w:t>
+      </w:r>
+      <w:r>
+        <w:rPr>
+          <w:rStyle w:val="VerbatimChar"/>
+        </w:rPr>
+        <w:t xml:space="preserve">self.np_random</w:t>
+      </w:r>
+      <w:r>
+        <w:t xml:space="preserve">을 사용해 시드별로 재현 가능하므로(</w:t>
+      </w:r>
+      <w:r>
+        <w:rPr>
+          <w:rStyle w:val="VerbatimChar"/>
+        </w:rPr>
+        <w:t xml:space="preserve">car_racing_obstacles.py:14, 175, 182</w:t>
+      </w:r>
+      <w:r>
+        <w:t xml:space="preserve">), 동일 시드에서 동일한 상태 분포가 보장된다.</w:t>
+      </w:r>
+    </w:p>
     <w:bookmarkEnd w:id="17"/>
-    <w:bookmarkStart w:id="18" w:name="장애물-환경에서의-상태-흰색-quad가-상태에-들어가는-이유"/>
+    <w:bookmarkStart w:id="18" w:name="행동-좌표계는-상태가-아님-별도-절-참고"/>
     <w:p>
       <w:pPr>
         <w:pStyle w:val="Heading3"/>
       </w:pPr>
       <w:r>
-        <w:t xml:space="preserve">장애물 환경에서의 상태 — 흰색 quad가 상태에 들어가는 이유</w:t>
+        <w:t xml:space="preserve">행동 좌표계는 상태가 아님 (별도 절 참고)</w:t>
       </w:r>
     </w:p>
     <w:p>
@@ -3200,168 +3367,97 @@
         <w:pStyle w:val="FirstParagraph"/>
       </w:pPr>
       <w:r>
-        <w:t xml:space="preserve">장애물 환경의 핵심 설계는, 장애물을</w:t>
-      </w:r>
-      <w:r>
-        <w:t xml:space="preserve"> </w:t>
-      </w:r>
-      <w:r>
-        <w:rPr>
-          <w:b/>
-          <w:bCs/>
-        </w:rPr>
-        <w:t xml:space="preserve">관측 픽셀 안에 흰색(255)으로 그려 넣어 픽셀 기반 에이전트가 인지 가능하게</w:t>
-      </w:r>
-      <w:r>
-        <w:t xml:space="preserve"> </w:t>
-      </w:r>
-      <w:r>
-        <w:t xml:space="preserve">만든 점이다. 각 장애물은 실제 Box2D 정적 물체(</w:t>
-      </w:r>
-      <w:r>
-        <w:rPr>
-          <w:rStyle w:val="VerbatimChar"/>
-        </w:rPr>
-        <w:t xml:space="preserve">CreateStaticBody</w:t>
-      </w:r>
-      <w:r>
-        <w:t xml:space="preserve">)인 동시에(</w:t>
-      </w:r>
-      <w:r>
-        <w:rPr>
-          <w:rStyle w:val="VerbatimChar"/>
-        </w:rPr>
-        <w:t xml:space="preserve">car_racing_obstacles.py:188-194</w:t>
-      </w:r>
-      <w:r>
-        <w:t xml:space="preserve">), 그 사각형 quad가</w:t>
-      </w:r>
-      <w:r>
-        <w:t xml:space="preserve"> </w:t>
-      </w:r>
-      <w:r>
-        <w:rPr>
-          <w:rStyle w:val="VerbatimChar"/>
-        </w:rPr>
-        <w:t xml:space="preserve">self.road_poly</w:t>
-      </w:r>
-      <w:r>
-        <w:t xml:space="preserve">에</w:t>
-      </w:r>
-      <w:r>
-        <w:t xml:space="preserve"> </w:t>
-      </w:r>
-      <w:r>
-        <w:rPr>
-          <w:rStyle w:val="VerbatimChar"/>
-        </w:rPr>
-        <w:t xml:space="preserve">(quad, OBSTACLE_COLOR)</w:t>
-      </w:r>
-      <w:r>
-        <w:t xml:space="preserve">로 추가되어 렌더 프레임에 그려진다(</w:t>
-      </w:r>
-      <w:r>
-        <w:rPr>
-          <w:rStyle w:val="VerbatimChar"/>
-        </w:rPr>
-        <w:t xml:space="preserve">car_racing_obstacles.py:196-203</w:t>
-      </w:r>
-      <w:r>
-        <w:t xml:space="preserve">).</w:t>
-      </w:r>
-    </w:p>
-    <w:p>
-      <w:pPr>
-        <w:pStyle w:val="BodyText"/>
-      </w:pPr>
-      <w:r>
-        <w:t xml:space="preserve">이것이 중요한 이유는</w:t>
-      </w:r>
-      <w:r>
-        <w:t xml:space="preserve"> </w:t>
-      </w:r>
-      <w:r>
-        <w:rPr>
-          <w:b/>
-          <w:bCs/>
-        </w:rPr>
-        <w:t xml:space="preserve">에이전트의 유일한 입력이 픽셀이기 때문</w:t>
-      </w:r>
-      <w:r>
-        <w:t xml:space="preserve">이다. 물리 충돌만 존재하고 화면에 그려지지 않으면, 상태(이미지)에는 장애물이 전혀 나타나지 않아 에이전트가 회피를 학습할 단서가 없다.</w:t>
-      </w:r>
-    </w:p>
-    <w:p>
-      <w:pPr>
-        <w:pStyle w:val="BodyText"/>
-      </w:pPr>
-      <w:r>
-        <w:t xml:space="preserve">색을 흰색으로 고른 것도 상태 가시성 때문이다. 그레이스케일 변환 후 도로는 약 102, 잔디는 약 162인데 장애물은 255가 되어</w:t>
-      </w:r>
-      <w:r>
-        <w:t xml:space="preserve"> </w:t>
-      </w:r>
-      <w:r>
-        <w:rPr>
-          <w:b/>
-          <w:bCs/>
-        </w:rPr>
-        <w:t xml:space="preserve">가장 강한 대비</w:t>
-      </w:r>
-      <w:r>
-        <w:t xml:space="preserve">로 부각된다(</w:t>
-      </w:r>
-      <w:r>
-        <w:rPr>
-          <w:rStyle w:val="VerbatimChar"/>
-        </w:rPr>
-        <w:t xml:space="preserve">car_racing_obstacles.py:9-10, 35-36</w:t>
-      </w:r>
-      <w:r>
-        <w:t xml:space="preserve">의</w:t>
-      </w:r>
-      <w:r>
-        <w:t xml:space="preserve"> </w:t>
-      </w:r>
-      <w:r>
-        <w:rPr>
-          <w:rStyle w:val="VerbatimChar"/>
-        </w:rPr>
-        <w:t xml:space="preserve">OBSTACLE_COLOR = (255, 255, 255)</w:t>
-      </w:r>
-      <w:r>
-        <w:t xml:space="preserve">). 정규화 후에도 장애물 픽셀은 1.0, 도로는 약 0.4로 분리되어 CNN이 쉽게 식별한다. 또한 장애물 배치는</w:t>
-      </w:r>
-      <w:r>
-        <w:t xml:space="preserve"> </w:t>
-      </w:r>
-      <w:r>
-        <w:rPr>
-          <w:rStyle w:val="VerbatimChar"/>
-        </w:rPr>
-        <w:t xml:space="preserve">self.np_random</w:t>
-      </w:r>
-      <w:r>
-        <w:t xml:space="preserve">을 사용해 시드별로 재현 가능하므로(</w:t>
-      </w:r>
-      <w:r>
-        <w:rPr>
-          <w:rStyle w:val="VerbatimChar"/>
-        </w:rPr>
-        <w:t xml:space="preserve">car_racing_obstacles.py:14, 175, 182</w:t>
-      </w:r>
-      <w:r>
-        <w:t xml:space="preserve">), 동일 시드에서 동일한 상태 분포가 보장된다.</w:t>
+        <w:rPr>
+          <w:rStyle w:val="VerbatimChar"/>
+        </w:rPr>
+        <w:t xml:space="preserve">ActionWrapper</w:t>
+      </w:r>
+      <w:r>
+        <w:t xml:space="preserve">는 정책이 출력하는 2차원 행동</w:t>
+      </w:r>
+      <w:r>
+        <w:t xml:space="preserve"> </w:t>
+      </w:r>
+      <w:r>
+        <w:rPr>
+          <w:rStyle w:val="VerbatimChar"/>
+        </w:rPr>
+        <w:t xml:space="preserve">[steering, throttle]</w:t>
+      </w:r>
+      <w:r>
+        <w:t xml:space="preserve">을 환경의 3차원 행동</w:t>
+      </w:r>
+      <w:r>
+        <w:t xml:space="preserve"> </w:t>
+      </w:r>
+      <w:r>
+        <w:rPr>
+          <w:rStyle w:val="VerbatimChar"/>
+        </w:rPr>
+        <w:t xml:space="preserve">[steering, gas, brake]</w:t>
+      </w:r>
+      <w:r>
+        <w:t xml:space="preserve">로 변환한다(</w:t>
+      </w:r>
+      <w:r>
+        <w:rPr>
+          <w:rStyle w:val="VerbatimChar"/>
+        </w:rPr>
+        <w:t xml:space="preserve">throttle&gt;0</w:t>
+      </w:r>
+      <w:r>
+        <w:t xml:space="preserve">이면 gas,</w:t>
+      </w:r>
+      <w:r>
+        <w:t xml:space="preserve"> </w:t>
+      </w:r>
+      <w:r>
+        <w:rPr>
+          <w:rStyle w:val="VerbatimChar"/>
+        </w:rPr>
+        <w:t xml:space="preserve">throttle&lt;0</w:t>
+      </w:r>
+      <w:r>
+        <w:t xml:space="preserve">이면 brake;</w:t>
+      </w:r>
+      <w:r>
+        <w:t xml:space="preserve"> </w:t>
+      </w:r>
+      <w:r>
+        <w:rPr>
+          <w:rStyle w:val="VerbatimChar"/>
+        </w:rPr>
+        <w:t xml:space="preserve">env_wrappers.py:124-142</w:t>
+      </w:r>
+      <w:r>
+        <w:t xml:space="preserve">). 이는</w:t>
+      </w:r>
+      <w:r>
+        <w:t xml:space="preserve"> </w:t>
+      </w:r>
+      <w:r>
+        <w:rPr>
+          <w:b/>
+          <w:bCs/>
+        </w:rPr>
+        <w:t xml:space="preserve">상태가 아니라 행동(action) 좌표계</w:t>
+      </w:r>
+      <w:r>
+        <w:t xml:space="preserve"> </w:t>
+      </w:r>
+      <w:r>
+        <w:t xml:space="preserve">변환이며 상태 정의에는 영향을 주지 않는다 — 자세한 행동 공간 설계는 별도 절에서 다룬다.</w:t>
       </w:r>
     </w:p>
     <w:bookmarkEnd w:id="18"/>
-    <w:bookmarkStart w:id="19" w:name="행동-좌표계는-상태가-아님-별도-절-참고"/>
-    <w:p>
-      <w:pPr>
-        <w:pStyle w:val="Heading3"/>
-      </w:pPr>
-      <w:r>
-        <w:t xml:space="preserve">행동 좌표계는 상태가 아님 (별도 절 참고)</w:t>
+    <w:bookmarkEnd w:id="19"/>
+    <w:bookmarkStart w:id="25" w:name="b.-reward보상-정의"/>
+    <w:p>
+      <w:pPr>
+        <w:pStyle w:val="Heading2"/>
+      </w:pPr>
+      <w:r>
+        <w:t xml:space="preserve">1-B. Reward(보상) 정의</w:t>
       </w:r>
     </w:p>
     <w:p>
@@ -3369,108 +3465,10 @@
         <w:pStyle w:val="FirstParagraph"/>
       </w:pPr>
       <w:r>
-        <w:rPr>
-          <w:rStyle w:val="VerbatimChar"/>
-        </w:rPr>
-        <w:t xml:space="preserve">ActionWrapper</w:t>
-      </w:r>
-      <w:r>
-        <w:t xml:space="preserve">는 정책이 출력하는 2차원 행동</w:t>
-      </w:r>
-      <w:r>
-        <w:t xml:space="preserve"> </w:t>
-      </w:r>
-      <w:r>
-        <w:rPr>
-          <w:rStyle w:val="VerbatimChar"/>
-        </w:rPr>
-        <w:t xml:space="preserve">[steering, throttle]</w:t>
-      </w:r>
-      <w:r>
-        <w:t xml:space="preserve">을 환경의 3차원 행동</w:t>
-      </w:r>
-      <w:r>
-        <w:t xml:space="preserve"> </w:t>
-      </w:r>
-      <w:r>
-        <w:rPr>
-          <w:rStyle w:val="VerbatimChar"/>
-        </w:rPr>
-        <w:t xml:space="preserve">[steering, gas, brake]</w:t>
-      </w:r>
-      <w:r>
-        <w:t xml:space="preserve">로 변환한다(</w:t>
-      </w:r>
-      <w:r>
-        <w:rPr>
-          <w:rStyle w:val="VerbatimChar"/>
-        </w:rPr>
-        <w:t xml:space="preserve">throttle&gt;0</w:t>
-      </w:r>
-      <w:r>
-        <w:t xml:space="preserve">이면 gas,</w:t>
-      </w:r>
-      <w:r>
-        <w:t xml:space="preserve"> </w:t>
-      </w:r>
-      <w:r>
-        <w:rPr>
-          <w:rStyle w:val="VerbatimChar"/>
-        </w:rPr>
-        <w:t xml:space="preserve">throttle&lt;0</w:t>
-      </w:r>
-      <w:r>
-        <w:t xml:space="preserve">이면 brake;</w:t>
-      </w:r>
-      <w:r>
-        <w:t xml:space="preserve"> </w:t>
-      </w:r>
-      <w:r>
-        <w:rPr>
-          <w:rStyle w:val="VerbatimChar"/>
-        </w:rPr>
-        <w:t xml:space="preserve">env_wrappers.py:124-142</w:t>
-      </w:r>
-      <w:r>
-        <w:t xml:space="preserve">). 이는</w:t>
-      </w:r>
-      <w:r>
-        <w:t xml:space="preserve"> </w:t>
-      </w:r>
-      <w:r>
-        <w:rPr>
-          <w:b/>
-          <w:bCs/>
-        </w:rPr>
-        <w:t xml:space="preserve">상태가 아니라 행동(action) 좌표계</w:t>
-      </w:r>
-      <w:r>
-        <w:t xml:space="preserve"> </w:t>
-      </w:r>
-      <w:r>
-        <w:t xml:space="preserve">변환이며 상태 정의에는 영향을 주지 않는다 — 자세한 행동 공간 설계는 별도 절에서 다룬다.</w:t>
-      </w:r>
-    </w:p>
-    <w:bookmarkEnd w:id="19"/>
-    <w:bookmarkEnd w:id="20"/>
-    <w:bookmarkStart w:id="26" w:name="b.-reward보상-정의"/>
-    <w:p>
-      <w:pPr>
-        <w:pStyle w:val="Heading2"/>
-      </w:pPr>
-      <w:r>
-        <w:t xml:space="preserve">1-B. Reward(보상) 정의</w:t>
-      </w:r>
-    </w:p>
-    <w:p>
-      <w:pPr>
-        <w:pStyle w:val="FirstParagraph"/>
-      </w:pPr>
-      <w:r>
         <w:t xml:space="preserve">본 절은 학습/평가에 사용된 보상 신호를 세 층(layer)으로 나누어 정의한다. (1) 베이스라인 CarRacing 보상, (2) 장애물 충돌 패널티, (3) 학습 전용 reward shaping. 모든 수식과 가중치는 실제 코드에서 그대로 인용했다.</w:t>
       </w:r>
     </w:p>
-    <w:bookmarkStart w:id="21" w:name="보상-신호의-3개-층-구조"/>
+    <w:bookmarkStart w:id="20" w:name="보상-신호의-3개-층-구조"/>
     <w:p>
       <w:pPr>
         <w:pStyle w:val="Heading3"/>
@@ -3621,8 +3619,8 @@
         </w:pict>
       </w:r>
     </w:p>
-    <w:bookmarkEnd w:id="21"/>
-    <w:bookmarkStart w:id="22" w:name="베이스라인-carracing-보상-gymnasium-car_racing"/>
+    <w:bookmarkEnd w:id="20"/>
+    <w:bookmarkStart w:id="21" w:name="베이스라인-carracing-보상-gymnasium-car_racing"/>
     <w:p>
       <w:pPr>
         <w:pStyle w:val="Heading3"/>
@@ -4032,8 +4030,8 @@
         </w:pict>
       </w:r>
     </w:p>
-    <w:bookmarkEnd w:id="22"/>
-    <w:bookmarkStart w:id="23" w:name="장애물-충돌-패널티-srccar_racing_obstacles.py"/>
+    <w:bookmarkEnd w:id="21"/>
+    <w:bookmarkStart w:id="22" w:name="장애물-충돌-패널티-srccar_racing_obstacles.py"/>
     <w:p>
       <w:pPr>
         <w:pStyle w:val="Heading3"/>
@@ -4448,8 +4446,8 @@
         </w:pict>
       </w:r>
     </w:p>
-    <w:bookmarkEnd w:id="23"/>
-    <w:bookmarkStart w:id="24" w:name="X73f982442a7147ac635a4c5a0ab9792765265b4"/>
+    <w:bookmarkEnd w:id="22"/>
+    <w:bookmarkStart w:id="23" w:name="X73f982442a7147ac635a4c5a0ab9792765265b4"/>
     <w:p>
       <w:pPr>
         <w:pStyle w:val="Heading3"/>
@@ -5303,14 +5301,147 @@
         </w:pict>
       </w:r>
     </w:p>
+    <w:bookmarkEnd w:id="23"/>
+    <w:bookmarkStart w:id="24" w:name="요약"/>
+    <w:p>
+      <w:pPr>
+        <w:pStyle w:val="Heading3"/>
+      </w:pPr>
+      <w:r>
+        <w:t xml:space="preserve">요약</w:t>
+      </w:r>
+    </w:p>
+    <w:p>
+      <w:pPr>
+        <w:pStyle w:val="FirstParagraph"/>
+      </w:pPr>
+      <w:r>
+        <w:t xml:space="preserve">학습 신호(shaped) = 베이스라인 보상(</w:t>
+      </w:r>
+      <w:r>
+        <w:rPr>
+          <w:rStyle w:val="VerbatimChar"/>
+        </w:rPr>
+        <w:t xml:space="preserve">-0.1</w:t>
+      </w:r>
+      <w:r>
+        <w:t xml:space="preserve">/프레임,</w:t>
+      </w:r>
+      <w:r>
+        <w:t xml:space="preserve"> </w:t>
+      </w:r>
+      <w:r>
+        <w:rPr>
+          <w:rStyle w:val="VerbatimChar"/>
+        </w:rPr>
+        <w:t xml:space="preserve">+1000/N</w:t>
+      </w:r>
+      <w:r>
+        <w:t xml:space="preserve">/타일, 이탈</w:t>
+      </w:r>
+      <w:r>
+        <w:t xml:space="preserve"> </w:t>
+      </w:r>
+      <w:r>
+        <w:rPr>
+          <w:rStyle w:val="VerbatimChar"/>
+        </w:rPr>
+        <w:t xml:space="preserve">-100</w:t>
+      </w:r>
+      <w:r>
+        <w:t xml:space="preserve">+종료) + 장애물 패널티(충돌 스텝당</w:t>
+      </w:r>
+      <w:r>
+        <w:t xml:space="preserve"> </w:t>
+      </w:r>
+      <w:r>
+        <w:rPr>
+          <w:rStyle w:val="VerbatimChar"/>
+        </w:rPr>
+        <w:t xml:space="preserve">-15</w:t>
+      </w:r>
+      <w:r>
+        <w:t xml:space="preserve">, 비종료, 스텝당 1회) + shaping(velocity</w:t>
+      </w:r>
+      <w:r>
+        <w:t xml:space="preserve"> </w:t>
+      </w:r>
+      <w:r>
+        <w:rPr>
+          <w:rStyle w:val="VerbatimChar"/>
+        </w:rPr>
+        <w:t xml:space="preserve">+speed*0.003</w:t>
+      </w:r>
+      <w:r>
+        <w:t xml:space="preserve"> </w:t>
+      </w:r>
+      <w:r>
+        <w:t xml:space="preserve">on-track, off-track</w:t>
+      </w:r>
+      <w:r>
+        <w:t xml:space="preserve"> </w:t>
+      </w:r>
+      <w:r>
+        <w:rPr>
+          <w:rStyle w:val="VerbatimChar"/>
+        </w:rPr>
+        <w:t xml:space="preserve">-1.0</w:t>
+      </w:r>
+      <w:r>
+        <w:t xml:space="preserve">, steering_smooth</w:t>
+      </w:r>
+      <w:r>
+        <w:t xml:space="preserve"> </w:t>
+      </w:r>
+      <w:r>
+        <w:rPr>
+          <w:rStyle w:val="VerbatimChar"/>
+        </w:rPr>
+        <w:t xml:space="preserve">-0.001*Δsteer</w:t>
+      </w:r>
+      <w:r>
+        <w:t xml:space="preserve">, accel_turn</w:t>
+      </w:r>
+      <w:r>
+        <w:t xml:space="preserve"> </w:t>
+      </w:r>
+      <w:r>
+        <w:rPr>
+          <w:rStyle w:val="VerbatimChar"/>
+        </w:rPr>
+        <w:t xml:space="preserve">-weight*gas*|steer|</w:t>
+      </w:r>
+      <w:r>
+        <w:t xml:space="preserve">). 평가/보고 점수는 shaping을 제거한</w:t>
+      </w:r>
+      <w:r>
+        <w:t xml:space="preserve"> </w:t>
+      </w:r>
+      <w:r>
+        <w:rPr>
+          <w:b/>
+          <w:bCs/>
+        </w:rPr>
+        <w:t xml:space="preserve">clean reward</w:t>
+      </w:r>
+      <w:r>
+        <w:t xml:space="preserve">(베이스라인 + 장애물 패널티)로만 측정하여 모델, 환경 간 균일하게 비교하고자 했다.</w:t>
+      </w:r>
+    </w:p>
+    <w:p>
+      <w:r>
+        <w:br w:type="page"/>
+      </w:r>
+    </w:p>
     <w:bookmarkEnd w:id="24"/>
-    <w:bookmarkStart w:id="25" w:name="요약"/>
-    <w:p>
-      <w:pPr>
-        <w:pStyle w:val="Heading3"/>
-      </w:pPr>
-      <w:r>
-        <w:t xml:space="preserve">요약</w:t>
+    <w:bookmarkEnd w:id="25"/>
+    <w:bookmarkStart w:id="36" w:name="강화학습-알고리즘-ppo-이론"/>
+    <w:p>
+      <w:pPr>
+        <w:pStyle w:val="Heading2"/>
+      </w:pPr>
+      <w:r>
+        <w:t xml:space="preserve">2. 강화학습 알고리즘 — PPO 이론</w:t>
       </w:r>
     </w:p>
     <w:p>
@@ -5318,139 +5449,6 @@
         <w:pStyle w:val="FirstParagraph"/>
       </w:pPr>
       <w:r>
-        <w:t xml:space="preserve">학습 신호(shaped) = 베이스라인 보상(</w:t>
-      </w:r>
-      <w:r>
-        <w:rPr>
-          <w:rStyle w:val="VerbatimChar"/>
-        </w:rPr>
-        <w:t xml:space="preserve">-0.1</w:t>
-      </w:r>
-      <w:r>
-        <w:t xml:space="preserve">/프레임,</w:t>
-      </w:r>
-      <w:r>
-        <w:t xml:space="preserve"> </w:t>
-      </w:r>
-      <w:r>
-        <w:rPr>
-          <w:rStyle w:val="VerbatimChar"/>
-        </w:rPr>
-        <w:t xml:space="preserve">+1000/N</w:t>
-      </w:r>
-      <w:r>
-        <w:t xml:space="preserve">/타일, 이탈</w:t>
-      </w:r>
-      <w:r>
-        <w:t xml:space="preserve"> </w:t>
-      </w:r>
-      <w:r>
-        <w:rPr>
-          <w:rStyle w:val="VerbatimChar"/>
-        </w:rPr>
-        <w:t xml:space="preserve">-100</w:t>
-      </w:r>
-      <w:r>
-        <w:t xml:space="preserve">+종료) + 장애물 패널티(충돌 스텝당</w:t>
-      </w:r>
-      <w:r>
-        <w:t xml:space="preserve"> </w:t>
-      </w:r>
-      <w:r>
-        <w:rPr>
-          <w:rStyle w:val="VerbatimChar"/>
-        </w:rPr>
-        <w:t xml:space="preserve">-15</w:t>
-      </w:r>
-      <w:r>
-        <w:t xml:space="preserve">, 비종료, 스텝당 1회) + shaping(velocity</w:t>
-      </w:r>
-      <w:r>
-        <w:t xml:space="preserve"> </w:t>
-      </w:r>
-      <w:r>
-        <w:rPr>
-          <w:rStyle w:val="VerbatimChar"/>
-        </w:rPr>
-        <w:t xml:space="preserve">+speed*0.003</w:t>
-      </w:r>
-      <w:r>
-        <w:t xml:space="preserve"> </w:t>
-      </w:r>
-      <w:r>
-        <w:t xml:space="preserve">on-track, off-track</w:t>
-      </w:r>
-      <w:r>
-        <w:t xml:space="preserve"> </w:t>
-      </w:r>
-      <w:r>
-        <w:rPr>
-          <w:rStyle w:val="VerbatimChar"/>
-        </w:rPr>
-        <w:t xml:space="preserve">-1.0</w:t>
-      </w:r>
-      <w:r>
-        <w:t xml:space="preserve">, steering_smooth</w:t>
-      </w:r>
-      <w:r>
-        <w:t xml:space="preserve"> </w:t>
-      </w:r>
-      <w:r>
-        <w:rPr>
-          <w:rStyle w:val="VerbatimChar"/>
-        </w:rPr>
-        <w:t xml:space="preserve">-0.001*Δsteer</w:t>
-      </w:r>
-      <w:r>
-        <w:t xml:space="preserve">, accel_turn</w:t>
-      </w:r>
-      <w:r>
-        <w:t xml:space="preserve"> </w:t>
-      </w:r>
-      <w:r>
-        <w:rPr>
-          <w:rStyle w:val="VerbatimChar"/>
-        </w:rPr>
-        <w:t xml:space="preserve">-weight*gas*|steer|</w:t>
-      </w:r>
-      <w:r>
-        <w:t xml:space="preserve">). 평가/보고 점수는 shaping을 제거한</w:t>
-      </w:r>
-      <w:r>
-        <w:t xml:space="preserve"> </w:t>
-      </w:r>
-      <w:r>
-        <w:rPr>
-          <w:b/>
-          <w:bCs/>
-        </w:rPr>
-        <w:t xml:space="preserve">clean reward</w:t>
-      </w:r>
-      <w:r>
-        <w:t xml:space="preserve">(베이스라인 + 장애물 패널티)로만 측정하여 모델, 환경 간 균일하게 비교하고자 했다.</w:t>
-      </w:r>
-    </w:p>
-    <w:p>
-      <w:r>
-        <w:br w:type="page"/>
-      </w:r>
-    </w:p>
-    <w:bookmarkEnd w:id="25"/>
-    <w:bookmarkEnd w:id="26"/>
-    <w:bookmarkStart w:id="37" w:name="강화학습-알고리즘-ppo-이론"/>
-    <w:p>
-      <w:pPr>
-        <w:pStyle w:val="Heading2"/>
-      </w:pPr>
-      <w:r>
-        <w:t xml:space="preserve">2. 강화학습 알고리즘 — PPO 이론</w:t>
-      </w:r>
-    </w:p>
-    <w:p>
-      <w:pPr>
-        <w:pStyle w:val="FirstParagraph"/>
-      </w:pPr>
-      <w:r>
         <w:t xml:space="preserve">본 절은 우리가 사용한</w:t>
       </w:r>
       <w:r>
@@ -5498,7 +5496,7 @@
         <w:t xml:space="preserve">으로 구현하였다.</w:t>
       </w:r>
     </w:p>
-    <w:bookmarkStart w:id="27" w:name="actor-critic-구조"/>
+    <w:bookmarkStart w:id="26" w:name="actor-critic-구조"/>
     <w:p>
       <w:pPr>
         <w:pStyle w:val="Heading3"/>
@@ -5920,14 +5918,159 @@
         <w:t xml:space="preserve">).</w:t>
       </w:r>
     </w:p>
+    <w:bookmarkEnd w:id="26"/>
+    <w:bookmarkStart w:id="27" w:name="정책-경사에서-ppo로-신뢰영역의-동기"/>
+    <w:p>
+      <w:pPr>
+        <w:pStyle w:val="Heading3"/>
+      </w:pPr>
+      <w:r>
+        <w:t xml:space="preserve">2.2 정책 경사에서 PPO로 — 신뢰영역의 동기</w:t>
+      </w:r>
+    </w:p>
+    <w:p>
+      <w:pPr>
+        <w:pStyle w:val="FirstParagraph"/>
+      </w:pPr>
+      <w:r>
+        <w:t xml:space="preserve">순수 정책 경사(policy gradient, 예: REINFORCE/A2C)는</w:t>
+      </w:r>
+    </w:p>
+    <w:p>
+      <w:pPr>
+        <w:pStyle w:val="SourceCode"/>
+      </w:pPr>
+      <w:r>
+        <w:rPr>
+          <w:rStyle w:val="VerbatimChar"/>
+        </w:rPr>
+        <w:t xml:space="preserve">∇J(θ) = E[ ∇ log π_θ(a|s) · A(s,a) ]</w:t>
+      </w:r>
+    </w:p>
+    <w:p>
+      <w:pPr>
+        <w:pStyle w:val="FirstParagraph"/>
+      </w:pPr>
+      <w:r>
+        <w:t xml:space="preserve">형태의 추정량을 따라 정책을 갱신한다. 그러나 수집한 데이터(rollout)를 여러 epoch 재사용하면 정책이 데이터를 만든 정책</w:t>
+      </w:r>
+      <w:r>
+        <w:t xml:space="preserve"> </w:t>
+      </w:r>
+      <w:r>
+        <w:rPr>
+          <w:rStyle w:val="VerbatimChar"/>
+        </w:rPr>
+        <w:t xml:space="preserve">π_old</w:t>
+      </w:r>
+      <w:r>
+        <w:t xml:space="preserve">에서 너무 멀리 이동해</w:t>
+      </w:r>
+      <w:r>
+        <w:t xml:space="preserve"> </w:t>
+      </w:r>
+      <w:r>
+        <w:rPr>
+          <w:b/>
+          <w:bCs/>
+        </w:rPr>
+        <w:t xml:space="preserve">분포 이동(distribution shift)</w:t>
+      </w:r>
+      <w:r>
+        <w:t xml:space="preserve"> </w:t>
+      </w:r>
+      <w:r>
+        <w:t xml:space="preserve">이 커지고, 한 번의 큰 갱신이 정책을 붕괴(collapse)시킬 수 있다.</w:t>
+      </w:r>
+    </w:p>
+    <w:p>
+      <w:pPr>
+        <w:pStyle w:val="BodyText"/>
+      </w:pPr>
+      <w:r>
+        <w:t xml:space="preserve">이를 막기 위해</w:t>
+      </w:r>
+      <w:r>
+        <w:t xml:space="preserve"> </w:t>
+      </w:r>
+      <w:r>
+        <w:rPr>
+          <w:b/>
+          <w:bCs/>
+        </w:rPr>
+        <w:t xml:space="preserve">TRPO</w:t>
+      </w:r>
+      <w:r>
+        <w:t xml:space="preserve"> </w:t>
+      </w:r>
+      <w:r>
+        <w:t xml:space="preserve">는 갱신 전후 정책의 KL 발산을 신뢰영역(trust region)으로 제한한다.</w:t>
+      </w:r>
+      <w:r>
+        <w:t xml:space="preserve"> </w:t>
+      </w:r>
+      <w:r>
+        <w:rPr>
+          <w:b/>
+          <w:bCs/>
+        </w:rPr>
+        <w:t xml:space="preserve">PPO</w:t>
+      </w:r>
+      <w:r>
+        <w:t xml:space="preserve"> </w:t>
+      </w:r>
+      <w:r>
+        <w:t xml:space="preserve">는 그 아이디어를</w:t>
+      </w:r>
+      <w:r>
+        <w:t xml:space="preserve"> </w:t>
+      </w:r>
+      <w:r>
+        <w:rPr>
+          <w:b/>
+          <w:bCs/>
+        </w:rPr>
+        <w:t xml:space="preserve">2차 제약 대신 1차 클리핑(clipping)</w:t>
+      </w:r>
+      <w:r>
+        <w:t xml:space="preserve"> </w:t>
+      </w:r>
+      <w:r>
+        <w:t xml:space="preserve">으로 근사하여, 확률비</w:t>
+      </w:r>
+      <w:r>
+        <w:t xml:space="preserve"> </w:t>
+      </w:r>
+      <w:r>
+        <w:rPr>
+          <w:rStyle w:val="VerbatimChar"/>
+        </w:rPr>
+        <w:t xml:space="preserve">r_t</w:t>
+      </w:r>
+      <w:r>
+        <w:t xml:space="preserve">가 신뢰영역</w:t>
+      </w:r>
+      <w:r>
+        <w:t xml:space="preserve"> </w:t>
+      </w:r>
+      <w:r>
+        <w:rPr>
+          <w:rStyle w:val="VerbatimChar"/>
+        </w:rPr>
+        <w:t xml:space="preserve">[1-ε, 1+ε]</w:t>
+      </w:r>
+      <w:r>
+        <w:t xml:space="preserve">를 벗어나면 목적함수의 기여를 잘라내는 방식으로 사실상 신뢰영역을 강제한다. 구현이 단순하면서도 안정적이라 본 과제에서 채택하였다.</w:t>
+      </w:r>
+    </w:p>
     <w:bookmarkEnd w:id="27"/>
-    <w:bookmarkStart w:id="28" w:name="정책-경사에서-ppo로-신뢰영역의-동기"/>
+    <w:bookmarkStart w:id="28" w:name="clipped-surrogate-objective"/>
     <w:p>
       <w:pPr>
         <w:pStyle w:val="Heading3"/>
       </w:pPr>
       <w:r>
-        <w:t xml:space="preserve">2.2 정책 경사에서 PPO로 — 신뢰영역의 동기</w:t>
+        <w:t xml:space="preserve">2.3 Clipped Surrogate Objective</w:t>
       </w:r>
     </w:p>
     <w:p>
@@ -5935,7 +6078,7 @@
         <w:pStyle w:val="FirstParagraph"/>
       </w:pPr>
       <w:r>
-        <w:t xml:space="preserve">순수 정책 경사(policy gradient, 예: REINFORCE/A2C)는</w:t>
+        <w:t xml:space="preserve">핵심 정책 목적함수는 다음과 같다.</w:t>
       </w:r>
     </w:p>
     <w:p>
@@ -5946,7 +6089,19 @@
         <w:rPr>
           <w:rStyle w:val="VerbatimChar"/>
         </w:rPr>
-        <w:t xml:space="preserve">∇J(θ) = E[ ∇ log π_θ(a|s) · A(s,a) ]</w:t>
+        <w:t xml:space="preserve">r_t(θ) = π_θ(a_t|s_t) / π_old(a_t|s_t)</w:t>
+      </w:r>
+      <w:r>
+        <w:br/>
+      </w:r>
+      <w:r>
+        <w:br/>
+      </w:r>
+      <w:r>
+        <w:rPr>
+          <w:rStyle w:val="VerbatimChar"/>
+        </w:rPr>
+        <w:t xml:space="preserve">L^CLIP(θ) = E_t[ min( r_t · A_t,  clip(r_t, 1-ε, 1+ε) · A_t ) ]</w:t>
       </w:r>
     </w:p>
     <w:p>
@@ -5954,35 +6109,80 @@
         <w:pStyle w:val="FirstParagraph"/>
       </w:pPr>
       <w:r>
-        <w:t xml:space="preserve">형태의 추정량을 따라 정책을 갱신한다. 그러나 수집한 데이터(rollout)를 여러 epoch 재사용하면 정책이 데이터를 만든 정책</w:t>
-      </w:r>
-      <w:r>
-        <w:t xml:space="preserve"> </w:t>
-      </w:r>
-      <w:r>
-        <w:rPr>
-          <w:rStyle w:val="VerbatimChar"/>
-        </w:rPr>
-        <w:t xml:space="preserve">π_old</w:t>
-      </w:r>
-      <w:r>
-        <w:t xml:space="preserve">에서 너무 멀리 이동해</w:t>
-      </w:r>
-      <w:r>
-        <w:t xml:space="preserve"> </w:t>
-      </w:r>
-      <w:r>
-        <w:rPr>
-          <w:b/>
-          <w:bCs/>
-        </w:rPr>
-        <w:t xml:space="preserve">분포 이동(distribution shift)</w:t>
-      </w:r>
-      <w:r>
-        <w:t xml:space="preserve"> </w:t>
-      </w:r>
-      <w:r>
-        <w:t xml:space="preserve">이 커지고, 한 번의 큰 갱신이 정책을 붕괴(collapse)시킬 수 있다.</w:t>
+        <w:t xml:space="preserve">여기서</w:t>
+      </w:r>
+      <w:r>
+        <w:t xml:space="preserve"> </w:t>
+      </w:r>
+      <w:r>
+        <w:rPr>
+          <w:rStyle w:val="VerbatimChar"/>
+        </w:rPr>
+        <w:t xml:space="preserve">A_t</w:t>
+      </w:r>
+      <w:r>
+        <w:t xml:space="preserve">는 Advantage 추정값,</w:t>
+      </w:r>
+      <w:r>
+        <w:t xml:space="preserve"> </w:t>
+      </w:r>
+      <w:r>
+        <w:rPr>
+          <w:rStyle w:val="VerbatimChar"/>
+        </w:rPr>
+        <w:t xml:space="preserve">ε</w:t>
+      </w:r>
+      <w:r>
+        <w:t xml:space="preserve">는 클리핑 폭(</w:t>
+      </w:r>
+      <w:r>
+        <w:rPr>
+          <w:rStyle w:val="VerbatimChar"/>
+        </w:rPr>
+        <w:t xml:space="preserve">clip_epsilon</w:t>
+      </w:r>
+      <w:r>
+        <w:t xml:space="preserve">)이다. 우리는</w:t>
+      </w:r>
+      <w:r>
+        <w:t xml:space="preserve"> </w:t>
+      </w:r>
+      <w:r>
+        <w:rPr>
+          <w:b/>
+          <w:bCs/>
+        </w:rPr>
+        <w:t xml:space="preserve">ε = 0.15</w:t>
+      </w:r>
+      <w:r>
+        <w:t xml:space="preserve"> </w:t>
+      </w:r>
+      <w:r>
+        <w:t xml:space="preserve">를 사용하였다(기본 0.2 대비 축소하여 신뢰영역을 좁혀 KL 폭발/붕괴를 억제,</w:t>
+      </w:r>
+      <w:r>
+        <w:t xml:space="preserve"> </w:t>
+      </w:r>
+      <w:r>
+        <w:rPr>
+          <w:rStyle w:val="VerbatimChar"/>
+        </w:rPr>
+        <w:t xml:space="preserve">config["clip_epsilon"] = 0.15</w:t>
+      </w:r>
+      <w:r>
+        <w:t xml:space="preserve">,</w:t>
+      </w:r>
+      <w:r>
+        <w:t xml:space="preserve"> </w:t>
+      </w:r>
+      <w:r>
+        <w:rPr>
+          <w:rStyle w:val="VerbatimChar"/>
+        </w:rPr>
+        <w:t xml:space="preserve">scripts/train_ppo_2action2.py:34</w:t>
+      </w:r>
+      <w:r>
+        <w:t xml:space="preserve">).</w:t>
       </w:r>
     </w:p>
     <w:p>
@@ -5990,55 +6190,13 @@
         <w:pStyle w:val="BodyText"/>
       </w:pPr>
       <w:r>
-        <w:t xml:space="preserve">이를 막기 위해</w:t>
-      </w:r>
-      <w:r>
-        <w:t xml:space="preserve"> </w:t>
-      </w:r>
-      <w:r>
-        <w:rPr>
-          <w:b/>
-          <w:bCs/>
-        </w:rPr>
-        <w:t xml:space="preserve">TRPO</w:t>
-      </w:r>
-      <w:r>
-        <w:t xml:space="preserve"> </w:t>
-      </w:r>
-      <w:r>
-        <w:t xml:space="preserve">는 갱신 전후 정책의 KL 발산을 신뢰영역(trust region)으로 제한한다.</w:t>
-      </w:r>
-      <w:r>
-        <w:t xml:space="preserve"> </w:t>
-      </w:r>
-      <w:r>
-        <w:rPr>
-          <w:b/>
-          <w:bCs/>
-        </w:rPr>
-        <w:t xml:space="preserve">PPO</w:t>
-      </w:r>
-      <w:r>
-        <w:t xml:space="preserve"> </w:t>
-      </w:r>
-      <w:r>
-        <w:t xml:space="preserve">는 그 아이디어를</w:t>
-      </w:r>
-      <w:r>
-        <w:t xml:space="preserve"> </w:t>
-      </w:r>
-      <w:r>
-        <w:rPr>
-          <w:b/>
-          <w:bCs/>
-        </w:rPr>
-        <w:t xml:space="preserve">2차 제약 대신 1차 클리핑(clipping)</w:t>
-      </w:r>
-      <w:r>
-        <w:t xml:space="preserve"> </w:t>
-      </w:r>
-      <w:r>
-        <w:t xml:space="preserve">으로 근사하여, 확률비</w:t>
+        <w:rPr>
+          <w:rStyle w:val="VerbatimChar"/>
+        </w:rPr>
+        <w:t xml:space="preserve">min</w:t>
+      </w:r>
+      <w:r>
+        <w:t xml:space="preserve">과 클리핑의 의미: Advantage가 양수일 때는</w:t>
       </w:r>
       <w:r>
         <w:t xml:space="preserve"> </w:t>
@@ -6050,29 +6208,144 @@
         <w:t xml:space="preserve">r_t</w:t>
       </w:r>
       <w:r>
-        <w:t xml:space="preserve">가 신뢰영역</w:t>
-      </w:r>
-      <w:r>
-        <w:t xml:space="preserve"> </w:t>
-      </w:r>
-      <w:r>
-        <w:rPr>
-          <w:rStyle w:val="VerbatimChar"/>
-        </w:rPr>
-        <w:t xml:space="preserve">[1-ε, 1+ε]</w:t>
-      </w:r>
-      <w:r>
-        <w:t xml:space="preserve">를 벗어나면 목적함수의 기여를 잘라내는 방식으로 사실상 신뢰영역을 강제한다. 구현이 단순하면서도 안정적이라 본 과제에서 채택하였다.</w:t>
+        <w:t xml:space="preserve">가</w:t>
+      </w:r>
+      <w:r>
+        <w:t xml:space="preserve"> </w:t>
+      </w:r>
+      <w:r>
+        <w:rPr>
+          <w:rStyle w:val="VerbatimChar"/>
+        </w:rPr>
+        <w:t xml:space="preserve">1+ε</w:t>
+      </w:r>
+      <w:r>
+        <w:t xml:space="preserve">를 넘어도 이득이 더 커지지 않게 상한을 두고, 음수일 때는</w:t>
+      </w:r>
+      <w:r>
+        <w:t xml:space="preserve"> </w:t>
+      </w:r>
+      <w:r>
+        <w:rPr>
+          <w:rStyle w:val="VerbatimChar"/>
+        </w:rPr>
+        <w:t xml:space="preserve">r_t</w:t>
+      </w:r>
+      <w:r>
+        <w:t xml:space="preserve">가</w:t>
+      </w:r>
+      <w:r>
+        <w:t xml:space="preserve"> </w:t>
+      </w:r>
+      <w:r>
+        <w:rPr>
+          <w:rStyle w:val="VerbatimChar"/>
+        </w:rPr>
+        <w:t xml:space="preserve">1-ε</w:t>
+      </w:r>
+      <w:r>
+        <w:t xml:space="preserve"> </w:t>
+      </w:r>
+      <w:r>
+        <w:t xml:space="preserve">아래로 내려가도 더 내려가지 않게 하한을 둔다. 즉 신뢰영역 밖으로의 과도한 갱신에 대한 인센티브를 제거한다.</w:t>
+      </w:r>
+    </w:p>
+    <w:p>
+      <w:pPr>
+        <w:pStyle w:val="BodyText"/>
+      </w:pPr>
+      <w:r>
+        <w:t xml:space="preserve">구현은 수치적으로</w:t>
+      </w:r>
+      <w:r>
+        <w:t xml:space="preserve"> </w:t>
+      </w:r>
+      <w:r>
+        <w:rPr>
+          <w:rStyle w:val="VerbatimChar"/>
+        </w:rPr>
+        <w:t xml:space="preserve">r_t = exp(log π - log π_old)</w:t>
+      </w:r>
+      <w:r>
+        <w:t xml:space="preserve">로 계산하며, 부호가 반대인 정책손실(최소화 대상)로 변환한다(</w:t>
+      </w:r>
+      <w:r>
+        <w:rPr>
+          <w:rStyle w:val="VerbatimChar"/>
+        </w:rPr>
+        <w:t xml:space="preserve">src/ppo_agent_2.py:501</w:t>
+      </w:r>
+      <w:r>
+        <w:t xml:space="preserve">,</w:t>
+      </w:r>
+      <w:r>
+        <w:t xml:space="preserve"> </w:t>
+      </w:r>
+      <w:r>
+        <w:rPr>
+          <w:rStyle w:val="VerbatimChar"/>
+        </w:rPr>
+        <w:t xml:space="preserve">:505</w:t>
+      </w:r>
+      <w:r>
+        <w:t xml:space="preserve">–</w:t>
+      </w:r>
+      <w:r>
+        <w:rPr>
+          <w:rStyle w:val="VerbatimChar"/>
+        </w:rPr>
+        <w:t xml:space="preserve">:507</w:t>
+      </w:r>
+      <w:r>
+        <w:t xml:space="preserve">):</w:t>
+      </w:r>
+    </w:p>
+    <w:p>
+      <w:pPr>
+        <w:pStyle w:val="SourceCode"/>
+      </w:pPr>
+      <w:r>
+        <w:rPr>
+          <w:rStyle w:val="VerbatimChar"/>
+        </w:rPr>
+        <w:t xml:space="preserve">ratio = torch.exp(log_probs - old_log_probs_batch)</w:t>
+      </w:r>
+      <w:r>
+        <w:br/>
+      </w:r>
+      <w:r>
+        <w:rPr>
+          <w:rStyle w:val="VerbatimChar"/>
+        </w:rPr>
+        <w:t xml:space="preserve">policy_loss_1 = advantages_batch * ratio</w:t>
+      </w:r>
+      <w:r>
+        <w:br/>
+      </w:r>
+      <w:r>
+        <w:rPr>
+          <w:rStyle w:val="VerbatimChar"/>
+        </w:rPr>
+        <w:t xml:space="preserve">policy_loss_2 = advantages_batch * torch.clamp(ratio, 1 - self.clip_epsilon, 1 + self.clip_epsilon)</w:t>
+      </w:r>
+      <w:r>
+        <w:br/>
+      </w:r>
+      <w:r>
+        <w:rPr>
+          <w:rStyle w:val="VerbatimChar"/>
+        </w:rPr>
+        <w:t xml:space="preserve">policy_loss = -torch.min(policy_loss_1, policy_loss_2).mean()   # = -L^CLIP</w:t>
       </w:r>
     </w:p>
     <w:bookmarkEnd w:id="28"/>
-    <w:bookmarkStart w:id="29" w:name="clipped-surrogate-objective"/>
+    <w:bookmarkStart w:id="29" w:name="advantage-추정-gae"/>
     <w:p>
       <w:pPr>
         <w:pStyle w:val="Heading3"/>
       </w:pPr>
       <w:r>
-        <w:t xml:space="preserve">2.3 Clipped Surrogate Objective</w:t>
+        <w:t xml:space="preserve">2.4 Advantage 추정 — GAE</w:t>
       </w:r>
     </w:p>
     <w:p>
@@ -6080,7 +6353,23 @@
         <w:pStyle w:val="FirstParagraph"/>
       </w:pPr>
       <w:r>
-        <w:t xml:space="preserve">핵심 정책 목적함수는 다음과 같다.</w:t>
+        <w:t xml:space="preserve">Advantage는</w:t>
+      </w:r>
+      <w:r>
+        <w:t xml:space="preserve"> </w:t>
+      </w:r>
+      <w:r>
+        <w:rPr>
+          <w:b/>
+          <w:bCs/>
+        </w:rPr>
+        <w:t xml:space="preserve">GAE(Generalized Advantage Estimation)</w:t>
+      </w:r>
+      <w:r>
+        <w:t xml:space="preserve"> </w:t>
+      </w:r>
+      <w:r>
+        <w:t xml:space="preserve">로 추정하여 편향-분산을 절충한다. TD 오차</w:t>
       </w:r>
     </w:p>
     <w:p>
@@ -6091,19 +6380,35 @@
         <w:rPr>
           <w:rStyle w:val="VerbatimChar"/>
         </w:rPr>
-        <w:t xml:space="preserve">r_t(θ) = π_θ(a_t|s_t) / π_old(a_t|s_t)</w:t>
+        <w:t xml:space="preserve">δ_t = r_t + γ · V(s_{t+1}) · (1 - done) - V(s_t)</w:t>
+      </w:r>
+    </w:p>
+    <w:p>
+      <w:pPr>
+        <w:pStyle w:val="FirstParagraph"/>
+      </w:pPr>
+      <w:r>
+        <w:t xml:space="preserve">를 정의하고, GAE는 이를 재귀적으로 누적한다.</w:t>
+      </w:r>
+    </w:p>
+    <w:p>
+      <w:pPr>
+        <w:pStyle w:val="SourceCode"/>
+      </w:pPr>
+      <w:r>
+        <w:rPr>
+          <w:rStyle w:val="VerbatimChar"/>
+        </w:rPr>
+        <w:t xml:space="preserve">A_t = δ_t + (γ·λ) · (1 - done) · A_{t+1}</w:t>
       </w:r>
       <w:r>
         <w:br/>
       </w:r>
       <w:r>
-        <w:br/>
-      </w:r>
-      <w:r>
-        <w:rPr>
-          <w:rStyle w:val="VerbatimChar"/>
-        </w:rPr>
-        <w:t xml:space="preserve">L^CLIP(θ) = E_t[ min( r_t · A_t,  clip(r_t, 1-ε, 1+ε) · A_t ) ]</w:t>
+        <w:rPr>
+          <w:rStyle w:val="VerbatimChar"/>
+        </w:rPr>
+        <w:t xml:space="preserve">R_t = A_t + V(s_t)          (가치함수 타깃, 즉 return)</w:t>
       </w:r>
     </w:p>
     <w:p>
@@ -6111,65 +6416,29 @@
         <w:pStyle w:val="FirstParagraph"/>
       </w:pPr>
       <w:r>
-        <w:t xml:space="preserve">여기서</w:t>
-      </w:r>
-      <w:r>
-        <w:t xml:space="preserve"> </w:t>
-      </w:r>
-      <w:r>
-        <w:rPr>
-          <w:rStyle w:val="VerbatimChar"/>
-        </w:rPr>
-        <w:t xml:space="preserve">A_t</w:t>
-      </w:r>
-      <w:r>
-        <w:t xml:space="preserve">는 Advantage 추정값,</w:t>
-      </w:r>
-      <w:r>
-        <w:t xml:space="preserve"> </w:t>
-      </w:r>
-      <w:r>
-        <w:rPr>
-          <w:rStyle w:val="VerbatimChar"/>
-        </w:rPr>
-        <w:t xml:space="preserve">ε</w:t>
-      </w:r>
-      <w:r>
-        <w:t xml:space="preserve">는 클리핑 폭(</w:t>
-      </w:r>
-      <w:r>
-        <w:rPr>
-          <w:rStyle w:val="VerbatimChar"/>
-        </w:rPr>
-        <w:t xml:space="preserve">clip_epsilon</w:t>
-      </w:r>
-      <w:r>
-        <w:t xml:space="preserve">)이다. 우리는</w:t>
-      </w:r>
-      <w:r>
-        <w:t xml:space="preserve"> </w:t>
-      </w:r>
-      <w:r>
-        <w:rPr>
-          <w:b/>
-          <w:bCs/>
-        </w:rPr>
-        <w:t xml:space="preserve">ε = 0.15</w:t>
-      </w:r>
-      <w:r>
-        <w:t xml:space="preserve"> </w:t>
-      </w:r>
-      <w:r>
-        <w:t xml:space="preserve">를 사용하였다(기본 0.2 대비 축소하여 신뢰영역을 좁혀 KL 폭발/붕괴를 억제,</w:t>
-      </w:r>
-      <w:r>
-        <w:t xml:space="preserve"> </w:t>
-      </w:r>
-      <w:r>
-        <w:rPr>
-          <w:rStyle w:val="VerbatimChar"/>
-        </w:rPr>
-        <w:t xml:space="preserve">config["clip_epsilon"] = 0.15</w:t>
+        <w:t xml:space="preserve">우리는</w:t>
+      </w:r>
+      <w:r>
+        <w:t xml:space="preserve"> </w:t>
+      </w:r>
+      <w:r>
+        <w:rPr>
+          <w:b/>
+          <w:bCs/>
+        </w:rPr>
+        <w:t xml:space="preserve">γ = 0.99, λ = 0.95</w:t>
+      </w:r>
+      <w:r>
+        <w:t xml:space="preserve"> </w:t>
+      </w:r>
+      <w:r>
+        <w:t xml:space="preserve">를 사용한다(</w:t>
+      </w:r>
+      <w:r>
+        <w:rPr>
+          <w:rStyle w:val="VerbatimChar"/>
+        </w:rPr>
+        <w:t xml:space="preserve">config["gamma"]=0.99</w:t>
       </w:r>
       <w:r>
         <w:t xml:space="preserve">,</w:t>
@@ -6181,385 +6450,114 @@
         <w:rPr>
           <w:rStyle w:val="VerbatimChar"/>
         </w:rPr>
-        <w:t xml:space="preserve">scripts/train_ppo_2action2.py:34</w:t>
+        <w:t xml:space="preserve">config["gae_lambda"]=0.95</w:t>
+      </w:r>
+      <w:r>
+        <w:t xml:space="preserve">,</w:t>
+      </w:r>
+      <w:r>
+        <w:t xml:space="preserve"> </w:t>
+      </w:r>
+      <w:r>
+        <w:rPr>
+          <w:rStyle w:val="VerbatimChar"/>
+        </w:rPr>
+        <w:t xml:space="preserve">scripts/train_ppo_2action2.py:32</w:t>
+      </w:r>
+      <w:r>
+        <w:t xml:space="preserve">–</w:t>
+      </w:r>
+      <w:r>
+        <w:rPr>
+          <w:rStyle w:val="VerbatimChar"/>
+        </w:rPr>
+        <w:t xml:space="preserve">:33</w:t>
+      </w:r>
+      <w:r>
+        <w:t xml:space="preserve">). 구현은 rollout을 뒤에서 앞으로 순회하며 위 재귀식을 그대로 적용한다(</w:t>
+      </w:r>
+      <w:r>
+        <w:rPr>
+          <w:rStyle w:val="VerbatimChar"/>
+        </w:rPr>
+        <w:t xml:space="preserve">RolloutBuffer.compute_returns_and_advantages</w:t>
+      </w:r>
+      <w:r>
+        <w:t xml:space="preserve">,</w:t>
+      </w:r>
+      <w:r>
+        <w:t xml:space="preserve"> </w:t>
+      </w:r>
+      <w:r>
+        <w:rPr>
+          <w:rStyle w:val="VerbatimChar"/>
+        </w:rPr>
+        <w:t xml:space="preserve">src/rollout_buffer.py:142</w:t>
+      </w:r>
+      <w:r>
+        <w:t xml:space="preserve">,</w:t>
+      </w:r>
+      <w:r>
+        <w:t xml:space="preserve"> </w:t>
+      </w:r>
+      <w:r>
+        <w:rPr>
+          <w:rStyle w:val="VerbatimChar"/>
+        </w:rPr>
+        <w:t xml:space="preserve">:146</w:t>
+      </w:r>
+      <w:r>
+        <w:t xml:space="preserve">,</w:t>
+      </w:r>
+      <w:r>
+        <w:t xml:space="preserve"> </w:t>
+      </w:r>
+      <w:r>
+        <w:rPr>
+          <w:rStyle w:val="VerbatimChar"/>
+        </w:rPr>
+        <w:t xml:space="preserve">:151</w:t>
+      </w:r>
+      <w:r>
+        <w:t xml:space="preserve">). 또한 미니배치 추출 직전에 Advantage를 버퍼 전체에 대해</w:t>
+      </w:r>
+      <w:r>
+        <w:t xml:space="preserve"> </w:t>
+      </w:r>
+      <w:r>
+        <w:rPr>
+          <w:b/>
+          <w:bCs/>
+        </w:rPr>
+        <w:t xml:space="preserve">전역 정규화(평균 0, 분산 1)</w:t>
+      </w:r>
+      <w:r>
+        <w:t xml:space="preserve"> </w:t>
+      </w:r>
+      <w:r>
+        <w:t xml:space="preserve">하여 스케일을 안정화한다(</w:t>
+      </w:r>
+      <w:r>
+        <w:rPr>
+          <w:rStyle w:val="VerbatimChar"/>
+        </w:rPr>
+        <w:t xml:space="preserve">src/rollout_buffer.py:189</w:t>
+      </w:r>
+      <w:r>
+        <w:t xml:space="preserve">–</w:t>
+      </w:r>
+      <w:r>
+        <w:rPr>
+          <w:rStyle w:val="VerbatimChar"/>
+        </w:rPr>
+        <w:t xml:space="preserve">:191</w:t>
       </w:r>
       <w:r>
         <w:t xml:space="preserve">).</w:t>
       </w:r>
     </w:p>
-    <w:p>
-      <w:pPr>
-        <w:pStyle w:val="BodyText"/>
-      </w:pPr>
-      <w:r>
-        <w:rPr>
-          <w:rStyle w:val="VerbatimChar"/>
-        </w:rPr>
-        <w:t xml:space="preserve">min</w:t>
-      </w:r>
-      <w:r>
-        <w:t xml:space="preserve">과 클리핑의 의미: Advantage가 양수일 때는</w:t>
-      </w:r>
-      <w:r>
-        <w:t xml:space="preserve"> </w:t>
-      </w:r>
-      <w:r>
-        <w:rPr>
-          <w:rStyle w:val="VerbatimChar"/>
-        </w:rPr>
-        <w:t xml:space="preserve">r_t</w:t>
-      </w:r>
-      <w:r>
-        <w:t xml:space="preserve">가</w:t>
-      </w:r>
-      <w:r>
-        <w:t xml:space="preserve"> </w:t>
-      </w:r>
-      <w:r>
-        <w:rPr>
-          <w:rStyle w:val="VerbatimChar"/>
-        </w:rPr>
-        <w:t xml:space="preserve">1+ε</w:t>
-      </w:r>
-      <w:r>
-        <w:t xml:space="preserve">를 넘어도 이득이 더 커지지 않게 상한을 두고, 음수일 때는</w:t>
-      </w:r>
-      <w:r>
-        <w:t xml:space="preserve"> </w:t>
-      </w:r>
-      <w:r>
-        <w:rPr>
-          <w:rStyle w:val="VerbatimChar"/>
-        </w:rPr>
-        <w:t xml:space="preserve">r_t</w:t>
-      </w:r>
-      <w:r>
-        <w:t xml:space="preserve">가</w:t>
-      </w:r>
-      <w:r>
-        <w:t xml:space="preserve"> </w:t>
-      </w:r>
-      <w:r>
-        <w:rPr>
-          <w:rStyle w:val="VerbatimChar"/>
-        </w:rPr>
-        <w:t xml:space="preserve">1-ε</w:t>
-      </w:r>
-      <w:r>
-        <w:t xml:space="preserve"> </w:t>
-      </w:r>
-      <w:r>
-        <w:t xml:space="preserve">아래로 내려가도 더 내려가지 않게 하한을 둔다. 즉 신뢰영역 밖으로의 과도한 갱신에 대한 인센티브를 제거한다.</w:t>
-      </w:r>
-    </w:p>
-    <w:p>
-      <w:pPr>
-        <w:pStyle w:val="BodyText"/>
-      </w:pPr>
-      <w:r>
-        <w:t xml:space="preserve">구현은 수치적으로</w:t>
-      </w:r>
-      <w:r>
-        <w:t xml:space="preserve"> </w:t>
-      </w:r>
-      <w:r>
-        <w:rPr>
-          <w:rStyle w:val="VerbatimChar"/>
-        </w:rPr>
-        <w:t xml:space="preserve">r_t = exp(log π - log π_old)</w:t>
-      </w:r>
-      <w:r>
-        <w:t xml:space="preserve">로 계산하며, 부호가 반대인 정책손실(최소화 대상)로 변환한다(</w:t>
-      </w:r>
-      <w:r>
-        <w:rPr>
-          <w:rStyle w:val="VerbatimChar"/>
-        </w:rPr>
-        <w:t xml:space="preserve">src/ppo_agent_2.py:501</w:t>
-      </w:r>
-      <w:r>
-        <w:t xml:space="preserve">,</w:t>
-      </w:r>
-      <w:r>
-        <w:t xml:space="preserve"> </w:t>
-      </w:r>
-      <w:r>
-        <w:rPr>
-          <w:rStyle w:val="VerbatimChar"/>
-        </w:rPr>
-        <w:t xml:space="preserve">:505</w:t>
-      </w:r>
-      <w:r>
-        <w:t xml:space="preserve">–</w:t>
-      </w:r>
-      <w:r>
-        <w:rPr>
-          <w:rStyle w:val="VerbatimChar"/>
-        </w:rPr>
-        <w:t xml:space="preserve">:507</w:t>
-      </w:r>
-      <w:r>
-        <w:t xml:space="preserve">):</w:t>
-      </w:r>
-    </w:p>
-    <w:p>
-      <w:pPr>
-        <w:pStyle w:val="SourceCode"/>
-      </w:pPr>
-      <w:r>
-        <w:rPr>
-          <w:rStyle w:val="VerbatimChar"/>
-        </w:rPr>
-        <w:t xml:space="preserve">ratio = torch.exp(log_probs - old_log_probs_batch)</w:t>
-      </w:r>
-      <w:r>
-        <w:br/>
-      </w:r>
-      <w:r>
-        <w:rPr>
-          <w:rStyle w:val="VerbatimChar"/>
-        </w:rPr>
-        <w:t xml:space="preserve">policy_loss_1 = advantages_batch * ratio</w:t>
-      </w:r>
-      <w:r>
-        <w:br/>
-      </w:r>
-      <w:r>
-        <w:rPr>
-          <w:rStyle w:val="VerbatimChar"/>
-        </w:rPr>
-        <w:t xml:space="preserve">policy_loss_2 = advantages_batch * torch.clamp(ratio, 1 - self.clip_epsilon, 1 + self.clip_epsilon)</w:t>
-      </w:r>
-      <w:r>
-        <w:br/>
-      </w:r>
-      <w:r>
-        <w:rPr>
-          <w:rStyle w:val="VerbatimChar"/>
-        </w:rPr>
-        <w:t xml:space="preserve">policy_loss = -torch.min(policy_loss_1, policy_loss_2).mean()   # = -L^CLIP</w:t>
-      </w:r>
-    </w:p>
     <w:bookmarkEnd w:id="29"/>
-    <w:bookmarkStart w:id="30" w:name="advantage-추정-gae"/>
-    <w:p>
-      <w:pPr>
-        <w:pStyle w:val="Heading3"/>
-      </w:pPr>
-      <w:r>
-        <w:t xml:space="preserve">2.4 Advantage 추정 — GAE</w:t>
-      </w:r>
-    </w:p>
-    <w:p>
-      <w:pPr>
-        <w:pStyle w:val="FirstParagraph"/>
-      </w:pPr>
-      <w:r>
-        <w:t xml:space="preserve">Advantage는</w:t>
-      </w:r>
-      <w:r>
-        <w:t xml:space="preserve"> </w:t>
-      </w:r>
-      <w:r>
-        <w:rPr>
-          <w:b/>
-          <w:bCs/>
-        </w:rPr>
-        <w:t xml:space="preserve">GAE(Generalized Advantage Estimation)</w:t>
-      </w:r>
-      <w:r>
-        <w:t xml:space="preserve"> </w:t>
-      </w:r>
-      <w:r>
-        <w:t xml:space="preserve">로 추정하여 편향-분산을 절충한다. TD 오차</w:t>
-      </w:r>
-    </w:p>
-    <w:p>
-      <w:pPr>
-        <w:pStyle w:val="SourceCode"/>
-      </w:pPr>
-      <w:r>
-        <w:rPr>
-          <w:rStyle w:val="VerbatimChar"/>
-        </w:rPr>
-        <w:t xml:space="preserve">δ_t = r_t + γ · V(s_{t+1}) · (1 - done) - V(s_t)</w:t>
-      </w:r>
-    </w:p>
-    <w:p>
-      <w:pPr>
-        <w:pStyle w:val="FirstParagraph"/>
-      </w:pPr>
-      <w:r>
-        <w:t xml:space="preserve">를 정의하고, GAE는 이를 재귀적으로 누적한다.</w:t>
-      </w:r>
-    </w:p>
-    <w:p>
-      <w:pPr>
-        <w:pStyle w:val="SourceCode"/>
-      </w:pPr>
-      <w:r>
-        <w:rPr>
-          <w:rStyle w:val="VerbatimChar"/>
-        </w:rPr>
-        <w:t xml:space="preserve">A_t = δ_t + (γ·λ) · (1 - done) · A_{t+1}</w:t>
-      </w:r>
-      <w:r>
-        <w:br/>
-      </w:r>
-      <w:r>
-        <w:rPr>
-          <w:rStyle w:val="VerbatimChar"/>
-        </w:rPr>
-        <w:t xml:space="preserve">R_t = A_t + V(s_t)          (가치함수 타깃, 즉 return)</w:t>
-      </w:r>
-    </w:p>
-    <w:p>
-      <w:pPr>
-        <w:pStyle w:val="FirstParagraph"/>
-      </w:pPr>
-      <w:r>
-        <w:t xml:space="preserve">우리는</w:t>
-      </w:r>
-      <w:r>
-        <w:t xml:space="preserve"> </w:t>
-      </w:r>
-      <w:r>
-        <w:rPr>
-          <w:b/>
-          <w:bCs/>
-        </w:rPr>
-        <w:t xml:space="preserve">γ = 0.99, λ = 0.95</w:t>
-      </w:r>
-      <w:r>
-        <w:t xml:space="preserve"> </w:t>
-      </w:r>
-      <w:r>
-        <w:t xml:space="preserve">를 사용한다(</w:t>
-      </w:r>
-      <w:r>
-        <w:rPr>
-          <w:rStyle w:val="VerbatimChar"/>
-        </w:rPr>
-        <w:t xml:space="preserve">config["gamma"]=0.99</w:t>
-      </w:r>
-      <w:r>
-        <w:t xml:space="preserve">,</w:t>
-      </w:r>
-      <w:r>
-        <w:t xml:space="preserve"> </w:t>
-      </w:r>
-      <w:r>
-        <w:rPr>
-          <w:rStyle w:val="VerbatimChar"/>
-        </w:rPr>
-        <w:t xml:space="preserve">config["gae_lambda"]=0.95</w:t>
-      </w:r>
-      <w:r>
-        <w:t xml:space="preserve">,</w:t>
-      </w:r>
-      <w:r>
-        <w:t xml:space="preserve"> </w:t>
-      </w:r>
-      <w:r>
-        <w:rPr>
-          <w:rStyle w:val="VerbatimChar"/>
-        </w:rPr>
-        <w:t xml:space="preserve">scripts/train_ppo_2action2.py:32</w:t>
-      </w:r>
-      <w:r>
-        <w:t xml:space="preserve">–</w:t>
-      </w:r>
-      <w:r>
-        <w:rPr>
-          <w:rStyle w:val="VerbatimChar"/>
-        </w:rPr>
-        <w:t xml:space="preserve">:33</w:t>
-      </w:r>
-      <w:r>
-        <w:t xml:space="preserve">). 구현은 rollout을 뒤에서 앞으로 순회하며 위 재귀식을 그대로 적용한다(</w:t>
-      </w:r>
-      <w:r>
-        <w:rPr>
-          <w:rStyle w:val="VerbatimChar"/>
-        </w:rPr>
-        <w:t xml:space="preserve">RolloutBuffer.compute_returns_and_advantages</w:t>
-      </w:r>
-      <w:r>
-        <w:t xml:space="preserve">,</w:t>
-      </w:r>
-      <w:r>
-        <w:t xml:space="preserve"> </w:t>
-      </w:r>
-      <w:r>
-        <w:rPr>
-          <w:rStyle w:val="VerbatimChar"/>
-        </w:rPr>
-        <w:t xml:space="preserve">src/rollout_buffer.py:142</w:t>
-      </w:r>
-      <w:r>
-        <w:t xml:space="preserve">,</w:t>
-      </w:r>
-      <w:r>
-        <w:t xml:space="preserve"> </w:t>
-      </w:r>
-      <w:r>
-        <w:rPr>
-          <w:rStyle w:val="VerbatimChar"/>
-        </w:rPr>
-        <w:t xml:space="preserve">:146</w:t>
-      </w:r>
-      <w:r>
-        <w:t xml:space="preserve">,</w:t>
-      </w:r>
-      <w:r>
-        <w:t xml:space="preserve"> </w:t>
-      </w:r>
-      <w:r>
-        <w:rPr>
-          <w:rStyle w:val="VerbatimChar"/>
-        </w:rPr>
-        <w:t xml:space="preserve">:151</w:t>
-      </w:r>
-      <w:r>
-        <w:t xml:space="preserve">). 또한 미니배치 추출 직전에 Advantage를 버퍼 전체에 대해</w:t>
-      </w:r>
-      <w:r>
-        <w:t xml:space="preserve"> </w:t>
-      </w:r>
-      <w:r>
-        <w:rPr>
-          <w:b/>
-          <w:bCs/>
-        </w:rPr>
-        <w:t xml:space="preserve">전역 정규화(평균 0, 분산 1)</w:t>
-      </w:r>
-      <w:r>
-        <w:t xml:space="preserve"> </w:t>
-      </w:r>
-      <w:r>
-        <w:t xml:space="preserve">하여 스케일을 안정화한다(</w:t>
-      </w:r>
-      <w:r>
-        <w:rPr>
-          <w:rStyle w:val="VerbatimChar"/>
-        </w:rPr>
-        <w:t xml:space="preserve">src/rollout_buffer.py:189</w:t>
-      </w:r>
-      <w:r>
-        <w:t xml:space="preserve">–</w:t>
-      </w:r>
-      <w:r>
-        <w:rPr>
-          <w:rStyle w:val="VerbatimChar"/>
-        </w:rPr>
-        <w:t xml:space="preserve">:191</w:t>
-      </w:r>
-      <w:r>
-        <w:t xml:space="preserve">).</w:t>
-      </w:r>
-    </w:p>
-    <w:bookmarkEnd w:id="30"/>
-    <w:bookmarkStart w:id="31" w:name="손실-함수-정책-가치-엔트로피"/>
+    <w:bookmarkStart w:id="30" w:name="손실-함수-정책-가치-엔트로피"/>
     <w:p>
       <w:pPr>
         <w:pStyle w:val="Heading3"/>
@@ -6985,8 +6983,8 @@
         <w:t xml:space="preserve">).</w:t>
       </w:r>
     </w:p>
-    <w:bookmarkEnd w:id="31"/>
-    <w:bookmarkStart w:id="32" w:name="kl-신뢰영역과-early-stop-per-minibatch-강제"/>
+    <w:bookmarkEnd w:id="30"/>
+    <w:bookmarkStart w:id="31" w:name="kl-신뢰영역과-early-stop-per-minibatch-강제"/>
     <w:p>
       <w:pPr>
         <w:pStyle w:val="Heading3"/>
@@ -7372,8 +7370,8 @@
         <w:t xml:space="preserve">).</w:t>
       </w:r>
     </w:p>
-    <w:bookmarkEnd w:id="32"/>
-    <w:bookmarkStart w:id="36" w:name="학습-파이프라인-요약"/>
+    <w:bookmarkEnd w:id="31"/>
+    <w:bookmarkStart w:id="35" w:name="학습-파이프라인-요약"/>
     <w:p>
       <w:pPr>
         <w:pStyle w:val="Heading3"/>
@@ -7425,18 +7423,18 @@
           <wp:inline>
             <wp:extent cx="5334000" cy="2376284"/>
             <wp:effectExtent b="0" l="0" r="0" t="0"/>
-            <wp:docPr descr="그림. PPO 작동 개요 — (좌) Clipped Surrogate Objective(ε=0.15): 확률비 r_t가 신뢰영역 [1−ε, 1+ε]을 벗어나면 목적함수 기여를 잘라내 한 번의 과도한 갱신(collapse)을 막는다. (우) 학습 루프: rollout 수집(64 env, 32,768 step) → GAE advantage → 미니배치 클립 갱신(policy + value + entropy) → per-minibatch KL early-stop → cosine LR → 반복." title="" id="34" name="Picture"/>
+            <wp:docPr descr="그림. PPO 작동 개요 — (좌) Clipped Surrogate Objective(ε=0.15): 확률비 r_t가 신뢰영역 [1−ε, 1+ε]을 벗어나면 목적함수 기여를 잘라내 한 번의 과도한 갱신(collapse)을 막는다. (우) 학습 루프: rollout 수집(64 env, 32,768 step) → GAE advantage → 미니배치 클립 갱신(policy + value + entropy) → per-minibatch KL early-stop → cosine LR → 반복." title="" id="33" name="Picture"/>
             <a:graphic>
               <a:graphicData uri="http://schemas.openxmlformats.org/drawingml/2006/picture">
                 <pic:pic>
                   <pic:nvPicPr>
-                    <pic:cNvPr descr="report_assets/fig_ppo_overview.png" id="35" name="Picture"/>
+                    <pic:cNvPr descr="report_assets/fig_ppo_overview.png" id="34" name="Picture"/>
                     <pic:cNvPicPr>
                       <a:picLocks noChangeArrowheads="1" noChangeAspect="1"/>
                     </pic:cNvPicPr>
                   </pic:nvPicPr>
                   <pic:blipFill>
-                    <a:blip r:embed="rId33"/>
+                    <a:blip r:embed="rId32"/>
                     <a:stretch>
                       <a:fillRect/>
                     </a:stretch>
@@ -7522,135 +7520,135 @@
         <w:br w:type="page"/>
       </w:r>
     </w:p>
+    <w:bookmarkEnd w:id="35"/>
     <w:bookmarkEnd w:id="36"/>
     <w:bookmarkEnd w:id="37"/>
+    <w:bookmarkStart w:id="50" w:name="part-i-2-action-학습-3-action-비교-무장애물-트랙"/>
+    <w:p>
+      <w:pPr>
+        <w:pStyle w:val="Heading1"/>
+      </w:pPr>
+      <w:r>
+        <w:t xml:space="preserve">Part I — 2-action 학습 + 3-action 비교 (무장애물 트랙)</w:t>
+      </w:r>
+    </w:p>
+    <w:bookmarkStart w:id="38" w:name="개요-목표"/>
+    <w:p>
+      <w:pPr>
+        <w:pStyle w:val="Heading2"/>
+      </w:pPr>
+      <w:r>
+        <w:t xml:space="preserve">1. 개요 / 목표</w:t>
+      </w:r>
+    </w:p>
+    <w:p>
+      <w:pPr>
+        <w:pStyle w:val="FirstParagraph"/>
+      </w:pPr>
+      <w:r>
+        <w:t xml:space="preserve">Part I은 무장애물</w:t>
+      </w:r>
+      <w:r>
+        <w:t xml:space="preserve"> </w:t>
+      </w:r>
+      <w:r>
+        <w:rPr>
+          <w:rStyle w:val="VerbatimChar"/>
+        </w:rPr>
+        <w:t xml:space="preserve">CarRacing-v3</w:t>
+      </w:r>
+      <w:r>
+        <w:t xml:space="preserve"> </w:t>
+      </w:r>
+      <w:r>
+        <w:t xml:space="preserve">트랙에서</w:t>
+      </w:r>
+      <w:r>
+        <w:t xml:space="preserve"> </w:t>
+      </w:r>
+      <w:r>
+        <w:rPr>
+          <w:b/>
+          <w:bCs/>
+        </w:rPr>
+        <w:t xml:space="preserve">2-action PPO 에이전트를 학습</w:t>
+      </w:r>
+      <w:r>
+        <w:t xml:space="preserve">하고, 같은 트랙에서</w:t>
+      </w:r>
+      <w:r>
+        <w:t xml:space="preserve"> </w:t>
+      </w:r>
+      <w:r>
+        <w:rPr>
+          <w:b/>
+          <w:bCs/>
+        </w:rPr>
+        <w:t xml:space="preserve">3-action(gas/brake 독립)과 비교</w:t>
+      </w:r>
+      <w:r>
+        <w:t xml:space="preserve">하는 것을 다룬다. (도로 위 장애물을 입력에 추가한 확장은 Part II.)</w:t>
+      </w:r>
+    </w:p>
+    <w:p>
+      <w:pPr>
+        <w:pStyle w:val="BodyText"/>
+      </w:pPr>
+      <w:r>
+        <w:t xml:space="preserve">2-action 정책(</w:t>
+      </w:r>
+      <w:r>
+        <w:rPr>
+          <w:rStyle w:val="VerbatimChar"/>
+        </w:rPr>
+        <w:t xml:space="preserve">[steering, throttle]</w:t>
+      </w:r>
+      <w:r>
+        <w:t xml:space="preserve">)을 PPO로 학습해 6M→20M으로 스케일업했고, 최고 체크포인트(</w:t>
+      </w:r>
+      <w:r>
+        <w:rPr>
+          <w:rStyle w:val="VerbatimChar"/>
+        </w:rPr>
+        <w:t xml:space="preserve">ppo_2action4/best_model.pth</w:t>
+      </w:r>
+      <w:r>
+        <w:t xml:space="preserve">, 9.83M)가 clean 평가에서 평균</w:t>
+      </w:r>
+      <w:r>
+        <w:t xml:space="preserve"> </w:t>
+      </w:r>
+      <w:r>
+        <w:rPr>
+          <w:b/>
+          <w:bCs/>
+        </w:rPr>
+        <w:t xml:space="preserve">667.49 / median 745.73</w:t>
+      </w:r>
+      <w:r>
+        <w:t xml:space="preserve">를 기록했다. 이는 3-action 저장 모델(임베디드 shaped 674.55 / 637.95)과</w:t>
+      </w:r>
+      <w:r>
+        <w:t xml:space="preserve"> </w:t>
+      </w:r>
+      <w:r>
+        <w:rPr>
+          <w:b/>
+          <w:bCs/>
+        </w:rPr>
+        <w:t xml:space="preserve">(척도 차이를 감안하면) 동급 수준</w:t>
+      </w:r>
+      <w:r>
+        <w:t xml:space="preserve">으로, 2-action 파라미터화가 무장애물 주행에서 3-action에 크게 뒤지지 않음을 시사한다.</w:t>
+      </w:r>
+    </w:p>
     <w:bookmarkEnd w:id="38"/>
-    <w:bookmarkStart w:id="51" w:name="part-i-2-action-학습-3-action-비교-무장애물-트랙"/>
-    <w:p>
-      <w:pPr>
-        <w:pStyle w:val="Heading1"/>
-      </w:pPr>
-      <w:r>
-        <w:t xml:space="preserve">Part I — 2-action 학습 + 3-action 비교 (무장애물 트랙)</w:t>
-      </w:r>
-    </w:p>
-    <w:bookmarkStart w:id="39" w:name="개요-목표"/>
+    <w:bookmarkStart w:id="42" w:name="시스템-구성"/>
     <w:p>
       <w:pPr>
         <w:pStyle w:val="Heading2"/>
       </w:pPr>
       <w:r>
-        <w:t xml:space="preserve">1. 개요 / 목표</w:t>
-      </w:r>
-    </w:p>
-    <w:p>
-      <w:pPr>
-        <w:pStyle w:val="FirstParagraph"/>
-      </w:pPr>
-      <w:r>
-        <w:t xml:space="preserve">Part I은 무장애물</w:t>
-      </w:r>
-      <w:r>
-        <w:t xml:space="preserve"> </w:t>
-      </w:r>
-      <w:r>
-        <w:rPr>
-          <w:rStyle w:val="VerbatimChar"/>
-        </w:rPr>
-        <w:t xml:space="preserve">CarRacing-v3</w:t>
-      </w:r>
-      <w:r>
-        <w:t xml:space="preserve"> </w:t>
-      </w:r>
-      <w:r>
-        <w:t xml:space="preserve">트랙에서</w:t>
-      </w:r>
-      <w:r>
-        <w:t xml:space="preserve"> </w:t>
-      </w:r>
-      <w:r>
-        <w:rPr>
-          <w:b/>
-          <w:bCs/>
-        </w:rPr>
-        <w:t xml:space="preserve">2-action PPO 에이전트를 학습</w:t>
-      </w:r>
-      <w:r>
-        <w:t xml:space="preserve">하고, 같은 트랙에서</w:t>
-      </w:r>
-      <w:r>
-        <w:t xml:space="preserve"> </w:t>
-      </w:r>
-      <w:r>
-        <w:rPr>
-          <w:b/>
-          <w:bCs/>
-        </w:rPr>
-        <w:t xml:space="preserve">3-action(gas/brake 독립)과 비교</w:t>
-      </w:r>
-      <w:r>
-        <w:t xml:space="preserve">하는 것을 다룬다. (도로 위 장애물을 입력에 추가한 확장은 Part II.)</w:t>
-      </w:r>
-    </w:p>
-    <w:p>
-      <w:pPr>
-        <w:pStyle w:val="BodyText"/>
-      </w:pPr>
-      <w:r>
-        <w:t xml:space="preserve">2-action 정책(</w:t>
-      </w:r>
-      <w:r>
-        <w:rPr>
-          <w:rStyle w:val="VerbatimChar"/>
-        </w:rPr>
-        <w:t xml:space="preserve">[steering, throttle]</w:t>
-      </w:r>
-      <w:r>
-        <w:t xml:space="preserve">)을 PPO로 학습해 6M→20M으로 스케일업했고, 최고 체크포인트(</w:t>
-      </w:r>
-      <w:r>
-        <w:rPr>
-          <w:rStyle w:val="VerbatimChar"/>
-        </w:rPr>
-        <w:t xml:space="preserve">ppo_2action4/best_model.pth</w:t>
-      </w:r>
-      <w:r>
-        <w:t xml:space="preserve">, 9.83M)가 clean 평가에서 평균</w:t>
-      </w:r>
-      <w:r>
-        <w:t xml:space="preserve"> </w:t>
-      </w:r>
-      <w:r>
-        <w:rPr>
-          <w:b/>
-          <w:bCs/>
-        </w:rPr>
-        <w:t xml:space="preserve">667.49 / median 745.73</w:t>
-      </w:r>
-      <w:r>
-        <w:t xml:space="preserve">를 기록했다. 이는 3-action 저장 모델(임베디드 shaped 674.55 / 637.95)과</w:t>
-      </w:r>
-      <w:r>
-        <w:t xml:space="preserve"> </w:t>
-      </w:r>
-      <w:r>
-        <w:rPr>
-          <w:b/>
-          <w:bCs/>
-        </w:rPr>
-        <w:t xml:space="preserve">(척도 차이를 감안하면) 동급 수준</w:t>
-      </w:r>
-      <w:r>
-        <w:t xml:space="preserve">으로, 2-action 파라미터화가 무장애물 주행에서 3-action에 크게 뒤지지 않음을 시사한다.</w:t>
-      </w:r>
-    </w:p>
-    <w:bookmarkEnd w:id="39"/>
-    <w:bookmarkStart w:id="43" w:name="시스템-구성"/>
-    <w:p>
-      <w:pPr>
-        <w:pStyle w:val="Heading2"/>
-      </w:pPr>
-      <w:r>
         <w:t xml:space="preserve">2. 시스템 구성</w:t>
       </w:r>
     </w:p>
@@ -7675,7 +7673,7 @@
         <w:t xml:space="preserve">만 다룬다.</w:t>
       </w:r>
     </w:p>
-    <w:bookmarkStart w:id="40" w:name="action-vs-3-action-과-actionwrapper"/>
+    <w:bookmarkStart w:id="39" w:name="action-vs-3-action-과-actionwrapper"/>
     <w:p>
       <w:pPr>
         <w:pStyle w:val="Heading3"/>
@@ -8110,8 +8108,8 @@
         <w:t xml:space="preserve">통과 후 3D)이고, 보상 셰이핑 래퍼는 그 3D를 받는다(Part 0 1-B Reward에서 다룸).</w:t>
       </w:r>
     </w:p>
-    <w:bookmarkEnd w:id="40"/>
-    <w:bookmarkStart w:id="41" w:name="에이전트-아키텍처-cnn-actor-critic"/>
+    <w:bookmarkEnd w:id="39"/>
+    <w:bookmarkStart w:id="40" w:name="에이전트-아키텍처-cnn-actor-critic"/>
     <w:p>
       <w:pPr>
         <w:pStyle w:val="Heading3"/>
@@ -8440,126 +8438,126 @@
         <w:t xml:space="preserve">이 명시되어 있어 폴백 64는 실제로 사용되지 않는다.</w:t>
       </w:r>
     </w:p>
+    <w:bookmarkEnd w:id="40"/>
+    <w:bookmarkStart w:id="41" w:name="학습-파이프라인-요약-1"/>
+    <w:p>
+      <w:pPr>
+        <w:pStyle w:val="Heading3"/>
+      </w:pPr>
+      <w:r>
+        <w:t xml:space="preserve">2.3 학습 파이프라인 (요약)</w:t>
+      </w:r>
+    </w:p>
+    <w:p>
+      <w:pPr>
+        <w:pStyle w:val="FirstParagraph"/>
+      </w:pPr>
+      <w:r>
+        <w:t xml:space="preserve">래퍼 순서(내부→외부):</w:t>
+      </w:r>
+      <w:r>
+        <w:t xml:space="preserve"> </w:t>
+      </w:r>
+      <w:r>
+        <w:rPr>
+          <w:rStyle w:val="VerbatimChar"/>
+        </w:rPr>
+        <w:t xml:space="preserve">RewardShapingWrapper</w:t>
+      </w:r>
+      <w:r>
+        <w:t xml:space="preserve">(각 학습 스크립트에 인라인 정의) →</w:t>
+      </w:r>
+      <w:r>
+        <w:t xml:space="preserve"> </w:t>
+      </w:r>
+      <w:r>
+        <w:rPr>
+          <w:rStyle w:val="VerbatimChar"/>
+        </w:rPr>
+        <w:t xml:space="preserve">ActionWrapper</w:t>
+      </w:r>
+      <w:r>
+        <w:t xml:space="preserve">(2D→3D) →</w:t>
+      </w:r>
+      <w:r>
+        <w:t xml:space="preserve"> </w:t>
+      </w:r>
+      <w:r>
+        <w:rPr>
+          <w:rStyle w:val="VerbatimChar"/>
+        </w:rPr>
+        <w:t xml:space="preserve">GrayScaleObservation</w:t>
+      </w:r>
+      <w:r>
+        <w:t xml:space="preserve"> </w:t>
+      </w:r>
+      <w:r>
+        <w:t xml:space="preserve">→</w:t>
+      </w:r>
+      <w:r>
+        <w:t xml:space="preserve"> </w:t>
+      </w:r>
+      <w:r>
+        <w:rPr>
+          <w:rStyle w:val="VerbatimChar"/>
+        </w:rPr>
+        <w:t xml:space="preserve">TimeLimit(1000)</w:t>
+      </w:r>
+      <w:r>
+        <w:t xml:space="preserve"> </w:t>
+      </w:r>
+      <w:r>
+        <w:t xml:space="preserve">→</w:t>
+      </w:r>
+      <w:r>
+        <w:t xml:space="preserve"> </w:t>
+      </w:r>
+      <w:r>
+        <w:rPr>
+          <w:rStyle w:val="VerbatimChar"/>
+        </w:rPr>
+        <w:t xml:space="preserve">FrameStack(4)</w:t>
+      </w:r>
+      <w:r>
+        <w:t xml:space="preserve">. 64개 비동기 환경(</w:t>
+      </w:r>
+      <w:r>
+        <w:rPr>
+          <w:rStyle w:val="VerbatimChar"/>
+        </w:rPr>
+        <w:t xml:space="preserve">AsyncVectorEnv</w:t>
+      </w:r>
+      <w:r>
+        <w:t xml:space="preserve">)에서</w:t>
+      </w:r>
+      <w:r>
+        <w:t xml:space="preserve"> </w:t>
+      </w:r>
+      <w:r>
+        <w:rPr>
+          <w:rStyle w:val="VerbatimChar"/>
+        </w:rPr>
+        <w:t xml:space="preserve">RolloutBuffer</w:t>
+      </w:r>
+      <w:r>
+        <w:t xml:space="preserve">(32768 = 64×512)를 채우고 minibatch 2048로 PPO를 갱신하며 per-minibatch KL early-stop으로 안정화한다(혼합정밀</w:t>
+      </w:r>
+      <w:r>
+        <w:t xml:space="preserve"> </w:t>
+      </w:r>
+      <w:r>
+        <w:rPr>
+          <w:rStyle w:val="VerbatimChar"/>
+        </w:rPr>
+        <w:t xml:space="preserve">learn_mixed_precision</w:t>
+      </w:r>
+      <w:r>
+        <w:t xml:space="preserve">). PPO 목적함수·하이퍼파라미터 상세는 Part 0 2절, 최종 값 표는 4절 참조.</w:t>
+      </w:r>
+    </w:p>
     <w:bookmarkEnd w:id="41"/>
-    <w:bookmarkStart w:id="42" w:name="학습-파이프라인-요약-1"/>
-    <w:p>
-      <w:pPr>
-        <w:pStyle w:val="Heading3"/>
-      </w:pPr>
-      <w:r>
-        <w:t xml:space="preserve">2.3 학습 파이프라인 (요약)</w:t>
-      </w:r>
-    </w:p>
-    <w:p>
-      <w:pPr>
-        <w:pStyle w:val="FirstParagraph"/>
-      </w:pPr>
-      <w:r>
-        <w:t xml:space="preserve">래퍼 순서(내부→외부):</w:t>
-      </w:r>
-      <w:r>
-        <w:t xml:space="preserve"> </w:t>
-      </w:r>
-      <w:r>
-        <w:rPr>
-          <w:rStyle w:val="VerbatimChar"/>
-        </w:rPr>
-        <w:t xml:space="preserve">RewardShapingWrapper</w:t>
-      </w:r>
-      <w:r>
-        <w:t xml:space="preserve">(각 학습 스크립트에 인라인 정의) →</w:t>
-      </w:r>
-      <w:r>
-        <w:t xml:space="preserve"> </w:t>
-      </w:r>
-      <w:r>
-        <w:rPr>
-          <w:rStyle w:val="VerbatimChar"/>
-        </w:rPr>
-        <w:t xml:space="preserve">ActionWrapper</w:t>
-      </w:r>
-      <w:r>
-        <w:t xml:space="preserve">(2D→3D) →</w:t>
-      </w:r>
-      <w:r>
-        <w:t xml:space="preserve"> </w:t>
-      </w:r>
-      <w:r>
-        <w:rPr>
-          <w:rStyle w:val="VerbatimChar"/>
-        </w:rPr>
-        <w:t xml:space="preserve">GrayScaleObservation</w:t>
-      </w:r>
-      <w:r>
-        <w:t xml:space="preserve"> </w:t>
-      </w:r>
-      <w:r>
-        <w:t xml:space="preserve">→</w:t>
-      </w:r>
-      <w:r>
-        <w:t xml:space="preserve"> </w:t>
-      </w:r>
-      <w:r>
-        <w:rPr>
-          <w:rStyle w:val="VerbatimChar"/>
-        </w:rPr>
-        <w:t xml:space="preserve">TimeLimit(1000)</w:t>
-      </w:r>
-      <w:r>
-        <w:t xml:space="preserve"> </w:t>
-      </w:r>
-      <w:r>
-        <w:t xml:space="preserve">→</w:t>
-      </w:r>
-      <w:r>
-        <w:t xml:space="preserve"> </w:t>
-      </w:r>
-      <w:r>
-        <w:rPr>
-          <w:rStyle w:val="VerbatimChar"/>
-        </w:rPr>
-        <w:t xml:space="preserve">FrameStack(4)</w:t>
-      </w:r>
-      <w:r>
-        <w:t xml:space="preserve">. 64개 비동기 환경(</w:t>
-      </w:r>
-      <w:r>
-        <w:rPr>
-          <w:rStyle w:val="VerbatimChar"/>
-        </w:rPr>
-        <w:t xml:space="preserve">AsyncVectorEnv</w:t>
-      </w:r>
-      <w:r>
-        <w:t xml:space="preserve">)에서</w:t>
-      </w:r>
-      <w:r>
-        <w:t xml:space="preserve"> </w:t>
-      </w:r>
-      <w:r>
-        <w:rPr>
-          <w:rStyle w:val="VerbatimChar"/>
-        </w:rPr>
-        <w:t xml:space="preserve">RolloutBuffer</w:t>
-      </w:r>
-      <w:r>
-        <w:t xml:space="preserve">(32768 = 64×512)를 채우고 minibatch 2048로 PPO를 갱신하며 per-minibatch KL early-stop으로 안정화한다(혼합정밀</w:t>
-      </w:r>
-      <w:r>
-        <w:t xml:space="preserve"> </w:t>
-      </w:r>
-      <w:r>
-        <w:rPr>
-          <w:rStyle w:val="VerbatimChar"/>
-        </w:rPr>
-        <w:t xml:space="preserve">learn_mixed_precision</w:t>
-      </w:r>
-      <w:r>
-        <w:t xml:space="preserve">). PPO 목적함수·하이퍼파라미터 상세는 Part 0 2절, 최종 값 표는 4절 참조.</w:t>
-      </w:r>
-    </w:p>
     <w:bookmarkEnd w:id="42"/>
-    <w:bookmarkEnd w:id="43"/>
-    <w:bookmarkStart w:id="47" w:name="실험-결과"/>
+    <w:bookmarkStart w:id="46" w:name="실험-결과"/>
     <w:p>
       <w:pPr>
         <w:pStyle w:val="Heading2"/>
@@ -8568,7 +8566,7 @@
         <w:t xml:space="preserve">3. 실험 결과</w:t>
       </w:r>
     </w:p>
-    <w:bookmarkStart w:id="44" w:name="평가-프로토콜-정의"/>
+    <w:bookmarkStart w:id="43" w:name="평가-프로토콜-정의"/>
     <w:p>
       <w:pPr>
         <w:pStyle w:val="Heading3"/>
@@ -8790,8 +8788,8 @@
         <w:t xml:space="preserve">참고치로 본다.</w:t>
       </w:r>
     </w:p>
-    <w:bookmarkEnd w:id="44"/>
-    <w:bookmarkStart w:id="46" w:name="a-2-action-베이스-모델-학습-및-스케일업"/>
+    <w:bookmarkEnd w:id="43"/>
+    <w:bookmarkStart w:id="45" w:name="a-2-action-베이스-모델-학습-및-스케일업"/>
     <w:p>
       <w:pPr>
         <w:pStyle w:val="Heading3"/>
@@ -9366,7 +9364,7 @@
         <w:t xml:space="preserve">의 5개 에피소드 seed42–46 보상 = 564 / 402 / 250 / 406 / 838.)</w:t>
       </w:r>
     </w:p>
-    <w:bookmarkStart w:id="45" w:name="b-3-action-비교"/>
+    <w:bookmarkStart w:id="44" w:name="b-3-action-비교"/>
     <w:p>
       <w:pPr>
         <w:pStyle w:val="Heading4"/>
@@ -9612,10 +9610,10 @@
         <w:t xml:space="preserve">→ 2-action 라인이 (조건 차이를 감안하더라도) 3-action 베이스라인을 매칭하거나 능가.</w:t>
       </w:r>
     </w:p>
+    <w:bookmarkEnd w:id="44"/>
     <w:bookmarkEnd w:id="45"/>
     <w:bookmarkEnd w:id="46"/>
-    <w:bookmarkEnd w:id="47"/>
-    <w:bookmarkStart w:id="50" w:name="부록-하이퍼파라미터-버전"/>
+    <w:bookmarkStart w:id="49" w:name="부록-하이퍼파라미터-버전"/>
     <w:p>
       <w:pPr>
         <w:pStyle w:val="Heading2"/>
@@ -9624,7 +9622,7 @@
         <w:t xml:space="preserve">4. 부록 — 하이퍼파라미터 · 버전</w:t>
       </w:r>
     </w:p>
-    <w:bookmarkStart w:id="48" w:name="최종-안정화-하이퍼파라미터"/>
+    <w:bookmarkStart w:id="47" w:name="최종-안정화-하이퍼파라미터"/>
     <w:p>
       <w:pPr>
         <w:pStyle w:val="Heading3"/>
@@ -10873,8 +10871,8 @@
         </w:tc>
       </w:tr>
     </w:tbl>
-    <w:bookmarkEnd w:id="48"/>
-    <w:bookmarkStart w:id="49" w:name="평가-조건-요약"/>
+    <w:bookmarkEnd w:id="47"/>
+    <w:bookmarkStart w:id="48" w:name="평가-조건-요약"/>
     <w:p>
       <w:pPr>
         <w:pStyle w:val="Heading3"/>
@@ -11121,10 +11119,10 @@
         </w:tc>
       </w:tr>
     </w:tbl>
+    <w:bookmarkEnd w:id="48"/>
     <w:bookmarkEnd w:id="49"/>
     <w:bookmarkEnd w:id="50"/>
-    <w:bookmarkEnd w:id="51"/>
-    <w:bookmarkStart w:id="98" w:name="part-ii-장애물obstacle-입력-추가"/>
+    <w:bookmarkStart w:id="97" w:name="part-ii-장애물obstacle-입력-추가"/>
     <w:p>
       <w:pPr>
         <w:pStyle w:val="Heading1"/>
@@ -11154,7 +11152,7 @@
         <w:t xml:space="preserve">을 올려 픽셀 관측에 그려 넣고 회피를 학습한다. 환경 구축 → round-1 학습 → 크기 실험 → 실패 원인 분석(천장=충돌) → 행동 노이즈(ent_coef) → 3-action 대조까지 다룬다.</w:t>
       </w:r>
     </w:p>
-    <w:bookmarkStart w:id="57" w:name="환경-설계-carracingobstacles-v0"/>
+    <w:bookmarkStart w:id="56" w:name="환경-설계-carracingobstacles-v0"/>
     <w:p>
       <w:pPr>
         <w:pStyle w:val="Heading2"/>
@@ -11240,7 +11238,7 @@
         </w:pict>
       </w:r>
     </w:p>
-    <w:bookmarkStart w:id="52" w:name="등록-및-기본값"/>
+    <w:bookmarkStart w:id="51" w:name="등록-및-기본값"/>
     <w:p>
       <w:pPr>
         <w:pStyle w:val="Heading3"/>
@@ -11880,8 +11878,8 @@
         </w:pict>
       </w:r>
     </w:p>
-    <w:bookmarkEnd w:id="52"/>
-    <w:bookmarkStart w:id="53" w:name="픽셀-가시성-관측에-그려-넣기"/>
+    <w:bookmarkEnd w:id="51"/>
+    <w:bookmarkStart w:id="52" w:name="픽셀-가시성-관측에-그려-넣기"/>
     <w:p>
       <w:pPr>
         <w:pStyle w:val="Heading3"/>
@@ -12274,8 +12272,8 @@
         </w:pict>
       </w:r>
     </w:p>
-    <w:bookmarkEnd w:id="53"/>
-    <w:bookmarkStart w:id="54" w:name="배치-및-재현성-_spawn_obstacles"/>
+    <w:bookmarkEnd w:id="52"/>
+    <w:bookmarkStart w:id="53" w:name="배치-및-재현성-_spawn_obstacles"/>
     <w:p>
       <w:pPr>
         <w:pStyle w:val="Heading3"/>
@@ -13071,8 +13069,8 @@
         </w:pict>
       </w:r>
     </w:p>
-    <w:bookmarkEnd w:id="54"/>
-    <w:bookmarkStart w:id="55" w:name="충돌-검출-및-패널티"/>
+    <w:bookmarkEnd w:id="53"/>
+    <w:bookmarkStart w:id="54" w:name="충돌-검출-및-패널티"/>
     <w:p>
       <w:pPr>
         <w:pStyle w:val="Heading3"/>
@@ -13735,185 +13733,185 @@
         </w:pict>
       </w:r>
     </w:p>
+    <w:bookmarkEnd w:id="54"/>
+    <w:bookmarkStart w:id="55" w:name="환경-구축-중-해결한-버그-요약"/>
+    <w:p>
+      <w:pPr>
+        <w:pStyle w:val="Heading3"/>
+      </w:pPr>
+      <w:r>
+        <w:t xml:space="preserve">1.5 환경 구축 중 해결한 버그 (요약)</w:t>
+      </w:r>
+    </w:p>
+    <w:p>
+      <w:pPr>
+        <w:pStyle w:val="FirstParagraph"/>
+      </w:pPr>
+      <w:r>
+        <w:t xml:space="preserve">Linux box2d-py에서 세 버그를 수정했다.</w:t>
+      </w:r>
+      <w:r>
+        <w:t xml:space="preserve"> </w:t>
+      </w:r>
+      <w:r>
+        <w:rPr>
+          <w:b/>
+          <w:bCs/>
+        </w:rPr>
+        <w:t xml:space="preserve">(1) SEGFAULT</w:t>
+      </w:r>
+      <w:r>
+        <w:t xml:space="preserve"> </w:t>
+      </w:r>
+      <w:r>
+        <w:t xml:space="preserve">— 차가 장애물에 닿은 채 에피소드가 끝나</w:t>
+      </w:r>
+      <w:r>
+        <w:t xml:space="preserve"> </w:t>
+      </w:r>
+      <w:r>
+        <w:rPr>
+          <w:rStyle w:val="VerbatimChar"/>
+        </w:rPr>
+        <w:t xml:space="preserve">reset()</w:t>
+      </w:r>
+      <w:r>
+        <w:t xml:space="preserve">의</w:t>
+      </w:r>
+      <w:r>
+        <w:t xml:space="preserve"> </w:t>
+      </w:r>
+      <w:r>
+        <w:rPr>
+          <w:rStyle w:val="VerbatimChar"/>
+        </w:rPr>
+        <w:t xml:space="preserve">_destroy()</w:t>
+      </w:r>
+      <w:r>
+        <w:t xml:space="preserve">가 body를 파괴하면 Box2D가 반쯤 파괴된 body에 EndContact 콜백을 재진입시켜 죽었다 → 파괴</w:t>
+      </w:r>
+      <w:r>
+        <w:t xml:space="preserve"> </w:t>
+      </w:r>
+      <w:r>
+        <w:rPr>
+          <w:b/>
+          <w:bCs/>
+        </w:rPr>
+        <w:t xml:space="preserve">전에</w:t>
+      </w:r>
+      <w:r>
+        <w:t xml:space="preserve"> </w:t>
+      </w:r>
+      <w:r>
+        <w:t xml:space="preserve">contact listener를 detach.</w:t>
+      </w:r>
+      <w:r>
+        <w:t xml:space="preserve"> </w:t>
+      </w:r>
+      <w:r>
+        <w:rPr>
+          <w:b/>
+          <w:bCs/>
+        </w:rPr>
+        <w:t xml:space="preserve">(2) loop-spawn</w:t>
+      </w:r>
+      <w:r>
+        <w:t xml:space="preserve"> </w:t>
+      </w:r>
+      <w:r>
+        <w:t xml:space="preserve">— 루프 트랙의 끝 타일이 시작선 바로 뒤라 차 위에 장애물이 스폰됨 → 후보 타일에서</w:t>
+      </w:r>
+      <w:r>
+        <w:t xml:space="preserve"> </w:t>
+      </w:r>
+      <w:r>
+        <w:rPr>
+          <w:b/>
+          <w:bCs/>
+        </w:rPr>
+        <w:t xml:space="preserve">양 끝을 모두 제외</w:t>
+      </w:r>
+      <w:r>
+        <w:t xml:space="preserve">(</w:t>
+      </w:r>
+      <w:r>
+        <w:rPr>
+          <w:rStyle w:val="VerbatimChar"/>
+        </w:rPr>
+        <w:t xml:space="preserve">range(start_clear_tiles, n_tiles-start_clear_tiles)</w:t>
+      </w:r>
+      <w:r>
+        <w:t xml:space="preserve">).</w:t>
+      </w:r>
+      <w:r>
+        <w:t xml:space="preserve"> </w:t>
+      </w:r>
+      <w:r>
+        <w:rPr>
+          <w:b/>
+          <w:bCs/>
+        </w:rPr>
+        <w:t xml:space="preserve">(3) 로깅 무력화</w:t>
+      </w:r>
+      <w:r>
+        <w:t xml:space="preserve"> </w:t>
+      </w:r>
+      <w:r>
+        <w:t xml:space="preserve">— 벡터 env의</w:t>
+      </w:r>
+      <w:r>
+        <w:t xml:space="preserve"> </w:t>
+      </w:r>
+      <w:r>
+        <w:rPr>
+          <w:rStyle w:val="VerbatimChar"/>
+        </w:rPr>
+        <w:t xml:space="preserve">infos</w:t>
+      </w:r>
+      <w:r>
+        <w:t xml:space="preserve">를</w:t>
+      </w:r>
+      <w:r>
+        <w:t xml:space="preserve"> </w:t>
+      </w:r>
+      <w:r>
+        <w:rPr>
+          <w:rStyle w:val="VerbatimChar"/>
+        </w:rPr>
+        <w:t xml:space="preserve">infos.get(i)</w:t>
+      </w:r>
+      <w:r>
+        <w:t xml:space="preserve">(정수키)로 읽어 셰이핑 지표가 전부 미기록 →</w:t>
+      </w:r>
+      <w:r>
+        <w:t xml:space="preserve"> </w:t>
+      </w:r>
+      <w:r>
+        <w:rPr>
+          <w:rStyle w:val="VerbatimChar"/>
+        </w:rPr>
+        <w:t xml:space="preserve">infos[key][i]</w:t>
+      </w:r>
+      <w:r>
+        <w:t xml:space="preserve">(dict-of-arrays)로 수정. (상세 코드는</w:t>
+      </w:r>
+      <w:r>
+        <w:t xml:space="preserve"> </w:t>
+      </w:r>
+      <w:r>
+        <w:rPr>
+          <w:rStyle w:val="VerbatimChar"/>
+        </w:rPr>
+        <w:t xml:space="preserve">src/car_racing_obstacles.py</w:t>
+      </w:r>
+      <w:r>
+        <w:t xml:space="preserve">·학습 스크립트 참조.)</w:t>
+      </w:r>
+    </w:p>
     <w:bookmarkEnd w:id="55"/>
-    <w:bookmarkStart w:id="56" w:name="환경-구축-중-해결한-버그-요약"/>
-    <w:p>
-      <w:pPr>
-        <w:pStyle w:val="Heading3"/>
-      </w:pPr>
-      <w:r>
-        <w:t xml:space="preserve">1.5 환경 구축 중 해결한 버그 (요약)</w:t>
-      </w:r>
-    </w:p>
-    <w:p>
-      <w:pPr>
-        <w:pStyle w:val="FirstParagraph"/>
-      </w:pPr>
-      <w:r>
-        <w:t xml:space="preserve">Linux box2d-py에서 세 버그를 수정했다.</w:t>
-      </w:r>
-      <w:r>
-        <w:t xml:space="preserve"> </w:t>
-      </w:r>
-      <w:r>
-        <w:rPr>
-          <w:b/>
-          <w:bCs/>
-        </w:rPr>
-        <w:t xml:space="preserve">(1) SEGFAULT</w:t>
-      </w:r>
-      <w:r>
-        <w:t xml:space="preserve"> </w:t>
-      </w:r>
-      <w:r>
-        <w:t xml:space="preserve">— 차가 장애물에 닿은 채 에피소드가 끝나</w:t>
-      </w:r>
-      <w:r>
-        <w:t xml:space="preserve"> </w:t>
-      </w:r>
-      <w:r>
-        <w:rPr>
-          <w:rStyle w:val="VerbatimChar"/>
-        </w:rPr>
-        <w:t xml:space="preserve">reset()</w:t>
-      </w:r>
-      <w:r>
-        <w:t xml:space="preserve">의</w:t>
-      </w:r>
-      <w:r>
-        <w:t xml:space="preserve"> </w:t>
-      </w:r>
-      <w:r>
-        <w:rPr>
-          <w:rStyle w:val="VerbatimChar"/>
-        </w:rPr>
-        <w:t xml:space="preserve">_destroy()</w:t>
-      </w:r>
-      <w:r>
-        <w:t xml:space="preserve">가 body를 파괴하면 Box2D가 반쯤 파괴된 body에 EndContact 콜백을 재진입시켜 죽었다 → 파괴</w:t>
-      </w:r>
-      <w:r>
-        <w:t xml:space="preserve"> </w:t>
-      </w:r>
-      <w:r>
-        <w:rPr>
-          <w:b/>
-          <w:bCs/>
-        </w:rPr>
-        <w:t xml:space="preserve">전에</w:t>
-      </w:r>
-      <w:r>
-        <w:t xml:space="preserve"> </w:t>
-      </w:r>
-      <w:r>
-        <w:t xml:space="preserve">contact listener를 detach.</w:t>
-      </w:r>
-      <w:r>
-        <w:t xml:space="preserve"> </w:t>
-      </w:r>
-      <w:r>
-        <w:rPr>
-          <w:b/>
-          <w:bCs/>
-        </w:rPr>
-        <w:t xml:space="preserve">(2) loop-spawn</w:t>
-      </w:r>
-      <w:r>
-        <w:t xml:space="preserve"> </w:t>
-      </w:r>
-      <w:r>
-        <w:t xml:space="preserve">— 루프 트랙의 끝 타일이 시작선 바로 뒤라 차 위에 장애물이 스폰됨 → 후보 타일에서</w:t>
-      </w:r>
-      <w:r>
-        <w:t xml:space="preserve"> </w:t>
-      </w:r>
-      <w:r>
-        <w:rPr>
-          <w:b/>
-          <w:bCs/>
-        </w:rPr>
-        <w:t xml:space="preserve">양 끝을 모두 제외</w:t>
-      </w:r>
-      <w:r>
-        <w:t xml:space="preserve">(</w:t>
-      </w:r>
-      <w:r>
-        <w:rPr>
-          <w:rStyle w:val="VerbatimChar"/>
-        </w:rPr>
-        <w:t xml:space="preserve">range(start_clear_tiles, n_tiles-start_clear_tiles)</w:t>
-      </w:r>
-      <w:r>
-        <w:t xml:space="preserve">).</w:t>
-      </w:r>
-      <w:r>
-        <w:t xml:space="preserve"> </w:t>
-      </w:r>
-      <w:r>
-        <w:rPr>
-          <w:b/>
-          <w:bCs/>
-        </w:rPr>
-        <w:t xml:space="preserve">(3) 로깅 무력화</w:t>
-      </w:r>
-      <w:r>
-        <w:t xml:space="preserve"> </w:t>
-      </w:r>
-      <w:r>
-        <w:t xml:space="preserve">— 벡터 env의</w:t>
-      </w:r>
-      <w:r>
-        <w:t xml:space="preserve"> </w:t>
-      </w:r>
-      <w:r>
-        <w:rPr>
-          <w:rStyle w:val="VerbatimChar"/>
-        </w:rPr>
-        <w:t xml:space="preserve">infos</w:t>
-      </w:r>
-      <w:r>
-        <w:t xml:space="preserve">를</w:t>
-      </w:r>
-      <w:r>
-        <w:t xml:space="preserve"> </w:t>
-      </w:r>
-      <w:r>
-        <w:rPr>
-          <w:rStyle w:val="VerbatimChar"/>
-        </w:rPr>
-        <w:t xml:space="preserve">infos.get(i)</w:t>
-      </w:r>
-      <w:r>
-        <w:t xml:space="preserve">(정수키)로 읽어 셰이핑 지표가 전부 미기록 →</w:t>
-      </w:r>
-      <w:r>
-        <w:t xml:space="preserve"> </w:t>
-      </w:r>
-      <w:r>
-        <w:rPr>
-          <w:rStyle w:val="VerbatimChar"/>
-        </w:rPr>
-        <w:t xml:space="preserve">infos[key][i]</w:t>
-      </w:r>
-      <w:r>
-        <w:t xml:space="preserve">(dict-of-arrays)로 수정. (상세 코드는</w:t>
-      </w:r>
-      <w:r>
-        <w:t xml:space="preserve"> </w:t>
-      </w:r>
-      <w:r>
-        <w:rPr>
-          <w:rStyle w:val="VerbatimChar"/>
-        </w:rPr>
-        <w:t xml:space="preserve">src/car_racing_obstacles.py</w:t>
-      </w:r>
-      <w:r>
-        <w:t xml:space="preserve">·학습 스크립트 참조.)</w:t>
-      </w:r>
-    </w:p>
     <w:bookmarkEnd w:id="56"/>
-    <w:bookmarkEnd w:id="57"/>
-    <w:bookmarkStart w:id="64" w:name="장애물-회피-학습-round-1"/>
+    <w:bookmarkStart w:id="63" w:name="장애물-회피-학습-round-1"/>
     <w:p>
       <w:pPr>
         <w:pStyle w:val="Heading2"/>
@@ -14577,18 +14575,18 @@
                 <wp:inline>
                   <wp:extent cx="5334000" cy="3556000"/>
                   <wp:effectExtent b="0" l="0" r="0" t="0"/>
-                  <wp:docPr descr="Before (장애물 학습 전): seed42 step240 — 흰 장애물로 정면 돌진, 누적 −68" title="" id="59" name="Picture"/>
+                  <wp:docPr descr="Before (장애물 학습 전): seed42 step240 — 흰 장애물로 정면 돌진, 누적 −68" title="" id="58" name="Picture"/>
                   <a:graphic>
                     <a:graphicData uri="http://schemas.openxmlformats.org/drawingml/2006/picture">
                       <pic:pic>
                         <pic:nvPicPr>
-                          <pic:cNvPr descr="report_assets/frame_before_seed42_r-68.png" id="60" name="Picture"/>
+                          <pic:cNvPr descr="report_assets/frame_before_seed42_r-68.png" id="59" name="Picture"/>
                           <pic:cNvPicPr>
                             <a:picLocks noChangeArrowheads="1" noChangeAspect="1"/>
                           </pic:cNvPicPr>
                         </pic:nvPicPr>
                         <pic:blipFill>
-                          <a:blip r:embed="rId58"/>
+                          <a:blip r:embed="rId57"/>
                           <a:stretch>
                             <a:fillRect/>
                           </a:stretch>
@@ -14628,18 +14626,18 @@
                 <wp:inline>
                   <wp:extent cx="5334000" cy="3556000"/>
                   <wp:effectExtent b="0" l="0" r="0" t="0"/>
-                  <wp:docPr descr="After (장애물 학습 후): seed42 step240 — 도로 위 정상 주행·회피, 누적 +323" title="" id="62" name="Picture"/>
+                  <wp:docPr descr="After (장애물 학습 후): seed42 step240 — 도로 위 정상 주행·회피, 누적 +323" title="" id="61" name="Picture"/>
                   <a:graphic>
                     <a:graphicData uri="http://schemas.openxmlformats.org/drawingml/2006/picture">
                       <pic:pic>
                         <pic:nvPicPr>
-                          <pic:cNvPr descr="report_assets/frame_after_seed42_r323.png" id="63" name="Picture"/>
+                          <pic:cNvPr descr="report_assets/frame_after_seed42_r323.png" id="62" name="Picture"/>
                           <pic:cNvPicPr>
                             <a:picLocks noChangeArrowheads="1" noChangeAspect="1"/>
                           </pic:cNvPicPr>
                         </pic:nvPicPr>
                         <pic:blipFill>
-                          <a:blip r:embed="rId61"/>
+                          <a:blip r:embed="rId60"/>
                           <a:stretch>
                             <a:fillRect/>
                           </a:stretch>
@@ -14710,8 +14708,8 @@
         </w:pict>
       </w:r>
     </w:p>
-    <w:bookmarkEnd w:id="64"/>
-    <w:bookmarkStart w:id="65" w:name="실패-원인-분석-천장은-충돌이다-계측-평가"/>
+    <w:bookmarkEnd w:id="63"/>
+    <w:bookmarkStart w:id="64" w:name="실패-원인-분석-천장은-충돌이다-계측-평가"/>
     <w:p>
       <w:pPr>
         <w:pStyle w:val="Heading2"/>
@@ -15152,8 +15150,8 @@
         </w:pict>
       </w:r>
     </w:p>
-    <w:bookmarkEnd w:id="65"/>
-    <w:bookmarkStart w:id="75" w:name="실험-결과-종합"/>
+    <w:bookmarkEnd w:id="64"/>
+    <w:bookmarkStart w:id="74" w:name="실험-결과-종합"/>
     <w:p>
       <w:pPr>
         <w:pStyle w:val="Heading2"/>
@@ -15162,7 +15160,7 @@
         <w:t xml:space="preserve">4. 실험 결과 종합</w:t>
       </w:r>
     </w:p>
-    <w:bookmarkStart w:id="66" w:name="학습-곡선-이-태스크는-전반부에-정점-찍고-정체"/>
+    <w:bookmarkStart w:id="65" w:name="학습-곡선-이-태스크는-전반부에-정점-찍고-정체"/>
     <w:p>
       <w:pPr>
         <w:pStyle w:val="Heading3"/>
@@ -15476,8 +15474,8 @@
         <w:t xml:space="preserve">순수 스텝 증가는 ROI가 낮고, 다음 실험은 4~5M이면 충분.</w:t>
       </w:r>
     </w:p>
-    <w:bookmarkEnd w:id="66"/>
-    <w:bookmarkStart w:id="70" w:name="clean-평가-shaping-제외-50ep-샘플링-seed-42"/>
+    <w:bookmarkEnd w:id="65"/>
+    <w:bookmarkStart w:id="69" w:name="clean-평가-shaping-제외-50ep-샘플링-seed-42"/>
     <w:p>
       <w:pPr>
         <w:pStyle w:val="Heading3"/>
@@ -15495,18 +15493,18 @@
           <wp:inline>
             <wp:extent cx="5334000" cy="3067050"/>
             <wp:effectExtent b="0" l="0" r="0" t="0"/>
-            <wp:docPr descr="그림. 장애물 task clean 성능 진행 — 2-action 천장 ~415 vs 3-action 229 (회색 점선=무장애물 베이스 667)" title="" id="68" name="Picture"/>
+            <wp:docPr descr="그림. 장애물 task clean 성능 진행 — 2-action 천장 ~415 vs 3-action 229 (회색 점선=무장애물 베이스 667)" title="" id="67" name="Picture"/>
             <a:graphic>
               <a:graphicData uri="http://schemas.openxmlformats.org/drawingml/2006/picture">
                 <pic:pic>
                   <pic:nvPicPr>
-                    <pic:cNvPr descr="report_assets/fig_clean_progression.png" id="69" name="Picture"/>
+                    <pic:cNvPr descr="report_assets/fig_clean_progression.png" id="68" name="Picture"/>
                     <pic:cNvPicPr>
                       <a:picLocks noChangeArrowheads="1" noChangeAspect="1"/>
                     </pic:cNvPicPr>
                   </pic:nvPicPr>
                   <pic:blipFill>
-                    <a:blip r:embed="rId67"/>
+                    <a:blip r:embed="rId66"/>
                     <a:stretch>
                       <a:fillRect/>
                     </a:stretch>
@@ -15833,8 +15831,8 @@
         <w:t xml:space="preserve">깨끗하다. round1 수치는 분포가 다른 참고값.</w:t>
       </w:r>
     </w:p>
-    <w:bookmarkEnd w:id="70"/>
-    <w:bookmarkStart w:id="74" w:name="정성-beforeafter-동일-시드"/>
+    <w:bookmarkEnd w:id="69"/>
+    <w:bookmarkStart w:id="73" w:name="정성-beforeafter-동일-시드"/>
     <w:p>
       <w:pPr>
         <w:pStyle w:val="Heading3"/>
@@ -16053,18 +16051,18 @@
           <wp:inline>
             <wp:extent cx="5334000" cy="3556000"/>
             <wp:effectExtent b="0" l="0" r="0" t="0"/>
-            <wp:docPr descr="그림. 장애물 회피(weaving) — seed43, 보상 707: 곡선 구간에서 장애물 사이로 우회 조향" title="" id="72" name="Picture"/>
+            <wp:docPr descr="그림. 장애물 회피(weaving) — seed43, 보상 707: 곡선 구간에서 장애물 사이로 우회 조향" title="" id="71" name="Picture"/>
             <a:graphic>
               <a:graphicData uri="http://schemas.openxmlformats.org/drawingml/2006/picture">
                 <pic:pic>
                   <pic:nvPicPr>
-                    <pic:cNvPr descr="report_assets/frame_after_seed43_r707.png" id="73" name="Picture"/>
+                    <pic:cNvPr descr="report_assets/frame_after_seed43_r707.png" id="72" name="Picture"/>
                     <pic:cNvPicPr>
                       <a:picLocks noChangeArrowheads="1" noChangeAspect="1"/>
                     </pic:cNvPicPr>
                   </pic:nvPicPr>
                   <pic:blipFill>
-                    <a:blip r:embed="rId71"/>
+                    <a:blip r:embed="rId70"/>
                     <a:stretch>
                       <a:fillRect/>
                     </a:stretch>
@@ -16106,9 +16104,9 @@
         </w:pict>
       </w:r>
     </w:p>
+    <w:bookmarkEnd w:id="73"/>
     <w:bookmarkEnd w:id="74"/>
-    <w:bookmarkEnd w:id="75"/>
-    <w:bookmarkStart w:id="79" w:name="마지막-실험-행동-노이즈-축소ent_coef는-비非레버였다"/>
+    <w:bookmarkStart w:id="78" w:name="마지막-실험-행동-노이즈-축소ent_coef는-비非레버였다"/>
     <w:p>
       <w:pPr>
         <w:pStyle w:val="Heading2"/>
@@ -16247,7 +16245,7 @@
         <w:t xml:space="preserve">  --save-dir ./models/obs_p02_lowent --log-dir ./logs/obs_p02_lowent</w:t>
       </w:r>
     </w:p>
-    <w:bookmarkStart w:id="76" w:name="결과-레버는-움직였으나-성능은-안-따라옴"/>
+    <w:bookmarkStart w:id="75" w:name="결과-레버는-움직였으나-성능은-안-따라옴"/>
     <w:p>
       <w:pPr>
         <w:pStyle w:val="Heading3"/>
@@ -16634,8 +16632,8 @@
         <w:t xml:space="preserve">최악 판(ep32 -112)은 entropy를 낮췄는데도 살아남음.</w:t>
       </w:r>
     </w:p>
-    <w:bookmarkEnd w:id="76"/>
-    <w:bookmarkStart w:id="77" w:name="해석-진단의-수정-남은-충돌은-구조적이지-단순-노이즈가-아니다"/>
+    <w:bookmarkEnd w:id="75"/>
+    <w:bookmarkStart w:id="76" w:name="해석-진단의-수정-남은-충돌은-구조적이지-단순-노이즈가-아니다"/>
     <w:p>
       <w:pPr>
         <w:pStyle w:val="Heading3"/>
@@ -16741,8 +16739,8 @@
         <w:t xml:space="preserve">를 더 낮추면 탐험까지 줄어 학습 자체가 나빠질 수 있어 더 내리는 것은 권장 안 함.)</w:t>
       </w:r>
     </w:p>
-    <w:bookmarkEnd w:id="77"/>
-    <w:bookmarkStart w:id="78" w:name="판정-task-천장415-확정"/>
+    <w:bookmarkEnd w:id="76"/>
+    <w:bookmarkStart w:id="77" w:name="판정-task-천장415-확정"/>
     <w:p>
       <w:pPr>
         <w:pStyle w:val="Heading3"/>
@@ -16858,142 +16856,142 @@
         </w:pict>
       </w:r>
     </w:p>
+    <w:bookmarkEnd w:id="77"/>
     <w:bookmarkEnd w:id="78"/>
+    <w:bookmarkStart w:id="93" w:name="action-대조-실험-2-vs-3-action-gasbrake-독립"/>
+    <w:p>
+      <w:pPr>
+        <w:pStyle w:val="Heading2"/>
+      </w:pPr>
+      <w:r>
+        <w:t xml:space="preserve">6. 3-action 대조 실험 — 2 vs 3 action (gas/brake 독립)</w:t>
+      </w:r>
+    </w:p>
+    <w:bookmarkStart w:id="79" w:name="동기와-절차"/>
+    <w:p>
+      <w:pPr>
+        <w:pStyle w:val="Heading3"/>
+      </w:pPr>
+      <w:r>
+        <w:t xml:space="preserve">6.1 동기와 절차</w:t>
+      </w:r>
+    </w:p>
+    <w:p>
+      <w:pPr>
+        <w:pStyle w:val="FirstParagraph"/>
+      </w:pPr>
+      <w:r>
+        <w:t xml:space="preserve">2-action(throttle 1축, ActionWrapper)이 장애물 task에서 정착한 천장(clean ~415)이</w:t>
+      </w:r>
+      <w:r>
+        <w:t xml:space="preserve"> </w:t>
+      </w:r>
+      <w:r>
+        <w:rPr>
+          <w:b/>
+          <w:bCs/>
+        </w:rPr>
+        <w:t xml:space="preserve">action 파라미터화</w:t>
+      </w:r>
+      <w:r>
+        <w:t xml:space="preserve"> </w:t>
+      </w:r>
+      <w:r>
+        <w:t xml:space="preserve">탓인지 확인하기 위해,</w:t>
+      </w:r>
+      <w:r>
+        <w:t xml:space="preserve"> </w:t>
+      </w:r>
+      <w:r>
+        <w:rPr>
+          <w:b/>
+          <w:bCs/>
+        </w:rPr>
+        <w:t xml:space="preserve">3-action</w:t>
+      </w:r>
+      <w:r>
+        <w:rPr>
+          <w:b/>
+          <w:bCs/>
+        </w:rPr>
+        <w:t xml:space="preserve"> </w:t>
+      </w:r>
+      <w:r>
+        <w:rPr>
+          <w:rStyle w:val="VerbatimChar"/>
+          <w:b/>
+          <w:bCs/>
+        </w:rPr>
+        <w:t xml:space="preserve">[steer, gas, brake]</w:t>
+      </w:r>
+      <w:r>
+        <w:t xml:space="preserve"> </w:t>
+      </w:r>
+      <w:r>
+        <w:t xml:space="preserve">정책으로 동일 task를 학습했다. 환경·보상·하이퍼파라미터는 2-action과</w:t>
+      </w:r>
+      <w:r>
+        <w:t xml:space="preserve"> </w:t>
+      </w:r>
+      <w:r>
+        <w:rPr>
+          <w:b/>
+          <w:bCs/>
+        </w:rPr>
+        <w:t xml:space="preserve">설정값이 동일</w:t>
+      </w:r>
+      <w:r>
+        <w:t xml:space="preserve">(n_obstacles=10, penalty=15, size 0.25–0.6, LR 1e-4 cosine, target_kl 0.03)하고</w:t>
+      </w:r>
+      <w:r>
+        <w:t xml:space="preserve"> </w:t>
+      </w:r>
+      <w:r>
+        <w:rPr>
+          <w:b/>
+          <w:bCs/>
+        </w:rPr>
+        <w:t xml:space="preserve">유일한 차이는 ActionWrapper 미적용</w:t>
+      </w:r>
+      <w:r>
+        <w:t xml:space="preserve">(정책이 3D를 직접 출력). 3-action 베이스</w:t>
+      </w:r>
+      <w:r>
+        <w:t xml:space="preserve"> </w:t>
+      </w:r>
+      <w:r>
+        <w:rPr>
+          <w:rStyle w:val="VerbatimChar"/>
+        </w:rPr>
+        <w:t xml:space="preserve">evaluated641</w:t>
+      </w:r>
+      <w:r>
+        <w:t xml:space="preserve">(무장애물 base에서 ~675)에서 fine-tune. 전용 스크립트</w:t>
+      </w:r>
+      <w:r>
+        <w:t xml:space="preserve"> </w:t>
+      </w:r>
+      <w:r>
+        <w:rPr>
+          <w:rStyle w:val="VerbatimChar"/>
+        </w:rPr>
+        <w:t xml:space="preserve">scripts/train_ppo_3action_obstacles.py</w:t>
+      </w:r>
+      <w:r>
+        <w:t xml:space="preserve">·</w:t>
+      </w:r>
+      <w:r>
+        <w:rPr>
+          <w:rStyle w:val="VerbatimChar"/>
+        </w:rPr>
+        <w:t xml:space="preserve">scripts/evaluate_agent_3action_obstacles.py</w:t>
+      </w:r>
+      <w:r>
+        <w:t xml:space="preserve">.</w:t>
+      </w:r>
+    </w:p>
     <w:bookmarkEnd w:id="79"/>
-    <w:bookmarkStart w:id="94" w:name="action-대조-실험-2-vs-3-action-gasbrake-독립"/>
-    <w:p>
-      <w:pPr>
-        <w:pStyle w:val="Heading2"/>
-      </w:pPr>
-      <w:r>
-        <w:t xml:space="preserve">6. 3-action 대조 실험 — 2 vs 3 action (gas/brake 독립)</w:t>
-      </w:r>
-    </w:p>
-    <w:bookmarkStart w:id="80" w:name="동기와-절차"/>
-    <w:p>
-      <w:pPr>
-        <w:pStyle w:val="Heading3"/>
-      </w:pPr>
-      <w:r>
-        <w:t xml:space="preserve">6.1 동기와 절차</w:t>
-      </w:r>
-    </w:p>
-    <w:p>
-      <w:pPr>
-        <w:pStyle w:val="FirstParagraph"/>
-      </w:pPr>
-      <w:r>
-        <w:t xml:space="preserve">2-action(throttle 1축, ActionWrapper)이 장애물 task에서 정착한 천장(clean ~415)이</w:t>
-      </w:r>
-      <w:r>
-        <w:t xml:space="preserve"> </w:t>
-      </w:r>
-      <w:r>
-        <w:rPr>
-          <w:b/>
-          <w:bCs/>
-        </w:rPr>
-        <w:t xml:space="preserve">action 파라미터화</w:t>
-      </w:r>
-      <w:r>
-        <w:t xml:space="preserve"> </w:t>
-      </w:r>
-      <w:r>
-        <w:t xml:space="preserve">탓인지 확인하기 위해,</w:t>
-      </w:r>
-      <w:r>
-        <w:t xml:space="preserve"> </w:t>
-      </w:r>
-      <w:r>
-        <w:rPr>
-          <w:b/>
-          <w:bCs/>
-        </w:rPr>
-        <w:t xml:space="preserve">3-action</w:t>
-      </w:r>
-      <w:r>
-        <w:rPr>
-          <w:b/>
-          <w:bCs/>
-        </w:rPr>
-        <w:t xml:space="preserve"> </w:t>
-      </w:r>
-      <w:r>
-        <w:rPr>
-          <w:rStyle w:val="VerbatimChar"/>
-          <w:b/>
-          <w:bCs/>
-        </w:rPr>
-        <w:t xml:space="preserve">[steer, gas, brake]</w:t>
-      </w:r>
-      <w:r>
-        <w:t xml:space="preserve"> </w:t>
-      </w:r>
-      <w:r>
-        <w:t xml:space="preserve">정책으로 동일 task를 학습했다. 환경·보상·하이퍼파라미터는 2-action과</w:t>
-      </w:r>
-      <w:r>
-        <w:t xml:space="preserve"> </w:t>
-      </w:r>
-      <w:r>
-        <w:rPr>
-          <w:b/>
-          <w:bCs/>
-        </w:rPr>
-        <w:t xml:space="preserve">설정값이 동일</w:t>
-      </w:r>
-      <w:r>
-        <w:t xml:space="preserve">(n_obstacles=10, penalty=15, size 0.25–0.6, LR 1e-4 cosine, target_kl 0.03)하고</w:t>
-      </w:r>
-      <w:r>
-        <w:t xml:space="preserve"> </w:t>
-      </w:r>
-      <w:r>
-        <w:rPr>
-          <w:b/>
-          <w:bCs/>
-        </w:rPr>
-        <w:t xml:space="preserve">유일한 차이는 ActionWrapper 미적용</w:t>
-      </w:r>
-      <w:r>
-        <w:t xml:space="preserve">(정책이 3D를 직접 출력). 3-action 베이스</w:t>
-      </w:r>
-      <w:r>
-        <w:t xml:space="preserve"> </w:t>
-      </w:r>
-      <w:r>
-        <w:rPr>
-          <w:rStyle w:val="VerbatimChar"/>
-        </w:rPr>
-        <w:t xml:space="preserve">evaluated641</w:t>
-      </w:r>
-      <w:r>
-        <w:t xml:space="preserve">(무장애물 base에서 ~675)에서 fine-tune. 전용 스크립트</w:t>
-      </w:r>
-      <w:r>
-        <w:t xml:space="preserve"> </w:t>
-      </w:r>
-      <w:r>
-        <w:rPr>
-          <w:rStyle w:val="VerbatimChar"/>
-        </w:rPr>
-        <w:t xml:space="preserve">scripts/train_ppo_3action_obstacles.py</w:t>
-      </w:r>
-      <w:r>
-        <w:t xml:space="preserve">·</w:t>
-      </w:r>
-      <w:r>
-        <w:rPr>
-          <w:rStyle w:val="VerbatimChar"/>
-        </w:rPr>
-        <w:t xml:space="preserve">scripts/evaluate_agent_3action_obstacles.py</w:t>
-      </w:r>
-      <w:r>
-        <w:t xml:space="preserve">.</w:t>
-      </w:r>
-    </w:p>
-    <w:bookmarkEnd w:id="80"/>
-    <w:bookmarkStart w:id="87" w:name="b-ent-0.01-발산"/>
+    <w:bookmarkStart w:id="86" w:name="b-ent-0.01-발산"/>
     <w:p>
       <w:pPr>
         <w:pStyle w:val="Heading3"/>
@@ -17011,18 +17009,18 @@
           <wp:inline>
             <wp:extent cx="5334000" cy="3067050"/>
             <wp:effectExtent b="0" l="0" r="0" t="0"/>
-            <wp:docPr descr="그림. Entropy(=std) 곡선 — 3-action(ent0.01)은 2.0→5.3 발산, 2-action 및 3-action(ent0.003)은 안정" title="" id="82" name="Picture"/>
+            <wp:docPr descr="그림. Entropy(=std) 곡선 — 3-action(ent0.01)은 2.0→5.3 발산, 2-action 및 3-action(ent0.003)은 안정" title="" id="81" name="Picture"/>
             <a:graphic>
               <a:graphicData uri="http://schemas.openxmlformats.org/drawingml/2006/picture">
                 <pic:pic>
                   <pic:nvPicPr>
-                    <pic:cNvPr descr="report_assets/fig_entropy_divergence.png" id="83" name="Picture"/>
+                    <pic:cNvPr descr="report_assets/fig_entropy_divergence.png" id="82" name="Picture"/>
                     <pic:cNvPicPr>
                       <a:picLocks noChangeArrowheads="1" noChangeAspect="1"/>
                     </pic:cNvPicPr>
                   </pic:nvPicPr>
                   <pic:blipFill>
-                    <a:blip r:embed="rId81"/>
+                    <a:blip r:embed="rId80"/>
                     <a:stretch>
                       <a:fillRect/>
                     </a:stretch>
@@ -17066,18 +17064,18 @@
           <wp:inline>
             <wp:extent cx="5334000" cy="3067050"/>
             <wp:effectExtent b="0" l="0" r="0" t="0"/>
-            <wp:docPr descr="그림. shaped 학습 곡선 — 2-action ~450 유지 vs 3-action 피크 후 정체/추락" title="" id="85" name="Picture"/>
+            <wp:docPr descr="그림. shaped 학습 곡선 — 2-action ~450 유지 vs 3-action 피크 후 정체/추락" title="" id="84" name="Picture"/>
             <a:graphic>
               <a:graphicData uri="http://schemas.openxmlformats.org/drawingml/2006/picture">
                 <pic:pic>
                   <pic:nvPicPr>
-                    <pic:cNvPr descr="report_assets/fig_reward_curve.png" id="86" name="Picture"/>
+                    <pic:cNvPr descr="report_assets/fig_reward_curve.png" id="85" name="Picture"/>
                     <pic:cNvPicPr>
                       <a:picLocks noChangeArrowheads="1" noChangeAspect="1"/>
                     </pic:cNvPicPr>
                   </pic:nvPicPr>
                   <pic:blipFill>
-                    <a:blip r:embed="rId84"/>
+                    <a:blip r:embed="rId83"/>
                     <a:stretch>
                       <a:fillRect/>
                     </a:stretch>
@@ -17238,8 +17236,8 @@
         <w:t xml:space="preserve">(2D에 맞춘 ent가 3D엔 과대).</w:t>
       </w:r>
     </w:p>
-    <w:bookmarkEnd w:id="87"/>
-    <w:bookmarkStart w:id="91" w:name="b2-ent-0.003-발산-차단-그러나-낮은-천장"/>
+    <w:bookmarkEnd w:id="86"/>
+    <w:bookmarkStart w:id="90" w:name="b2-ent-0.003-발산-차단-그러나-낮은-천장"/>
     <w:p>
       <w:pPr>
         <w:pStyle w:val="Heading3"/>
@@ -17703,18 +17701,18 @@
           <wp:inline>
             <wp:extent cx="5334000" cy="3067050"/>
             <wp:effectExtent b="0" l="0" r="0" t="0"/>
-            <wp:docPr descr="그림. 2 vs 3 action (동일 장애물 task, clean 50ep) — 3-action은 2-action의 ~55%, 충돌 바닥(Min)도 악화" title="" id="89" name="Picture"/>
+            <wp:docPr descr="그림. 2 vs 3 action (동일 장애물 task, clean 50ep) — 3-action은 2-action의 ~55%, 충돌 바닥(Min)도 악화" title="" id="88" name="Picture"/>
             <a:graphic>
               <a:graphicData uri="http://schemas.openxmlformats.org/drawingml/2006/picture">
                 <pic:pic>
                   <pic:nvPicPr>
-                    <pic:cNvPr descr="report_assets/fig_2v3_grouped.png" id="90" name="Picture"/>
+                    <pic:cNvPr descr="report_assets/fig_2v3_grouped.png" id="89" name="Picture"/>
                     <pic:cNvPicPr>
                       <a:picLocks noChangeArrowheads="1" noChangeAspect="1"/>
                     </pic:cNvPicPr>
                   </pic:nvPicPr>
                   <pic:blipFill>
-                    <a:blip r:embed="rId88"/>
+                    <a:blip r:embed="rId87"/>
                     <a:stretch>
                       <a:fillRect/>
                     </a:stretch>
@@ -17749,8 +17747,8 @@
         <w:t xml:space="preserve">그림. 2 vs 3 action (동일 장애물 task, clean 50ep) — 3-action은 2-action의 ~55%, 충돌 바닥(Min)도 악화</w:t>
       </w:r>
     </w:p>
-    <w:bookmarkEnd w:id="91"/>
-    <w:bookmarkStart w:id="92" w:name="왜-코드-근거-멀티에이전트-반증-검증-완료"/>
+    <w:bookmarkEnd w:id="90"/>
+    <w:bookmarkStart w:id="91" w:name="왜-코드-근거-멀티에이전트-반증-검증-완료"/>
     <w:p>
       <w:pPr>
         <w:pStyle w:val="Heading3"/>
@@ -18008,8 +18006,8 @@
         <w:t xml:space="preserve">) → 같은 ent_coef에서 std가 발산하기 쉬움(B에서 실증).</w:t>
       </w:r>
     </w:p>
-    <w:bookmarkEnd w:id="92"/>
-    <w:bookmarkStart w:id="93" w:name="결론과-한계"/>
+    <w:bookmarkEnd w:id="91"/>
+    <w:bookmarkStart w:id="92" w:name="결론과-한계"/>
     <w:p>
       <w:pPr>
         <w:pStyle w:val="Heading3"/>
@@ -18137,9 +18135,9 @@
         </w:pict>
       </w:r>
     </w:p>
+    <w:bookmarkEnd w:id="92"/>
     <w:bookmarkEnd w:id="93"/>
-    <w:bookmarkEnd w:id="94"/>
-    <w:bookmarkStart w:id="95" w:name="핵심-교훈-종합"/>
+    <w:bookmarkStart w:id="94" w:name="핵심-교훈-종합"/>
     <w:p>
       <w:pPr>
         <w:pStyle w:val="Heading2"/>
@@ -18593,8 +18591,8 @@
         <w:t xml:space="preserve">비율로 균형을 확인하라.</w:t>
       </w:r>
     </w:p>
-    <w:bookmarkEnd w:id="95"/>
-    <w:bookmarkStart w:id="96" w:name="결론"/>
+    <w:bookmarkEnd w:id="94"/>
+    <w:bookmarkStart w:id="95" w:name="결론"/>
     <w:p>
       <w:pPr>
         <w:pStyle w:val="Heading2"/>
@@ -18832,315 +18830,315 @@
         <w:t xml:space="preserve">(명시적 장애물 채널, recurrent, 더 큰 CNN) 쪽에 있다고 판단한다.</w:t>
       </w:r>
     </w:p>
+    <w:bookmarkEnd w:id="95"/>
+    <w:bookmarkStart w:id="96" w:name="부록-재현-커맨드"/>
+    <w:p>
+      <w:pPr>
+        <w:pStyle w:val="Heading2"/>
+      </w:pPr>
+      <w:r>
+        <w:t xml:space="preserve">9. 부록 — 재현 커맨드</w:t>
+      </w:r>
+    </w:p>
+    <w:p>
+      <w:pPr>
+        <w:pStyle w:val="BlockText"/>
+      </w:pPr>
+      <w:r>
+        <w:t xml:space="preserve">학습=원격 GPU(conda</w:t>
+      </w:r>
+      <w:r>
+        <w:t xml:space="preserve"> </w:t>
+      </w:r>
+      <w:r>
+        <w:rPr>
+          <w:rStyle w:val="VerbatimChar"/>
+        </w:rPr>
+        <w:t xml:space="preserve">teamB_env</w:t>
+      </w:r>
+      <w:r>
+        <w:t xml:space="preserve">), 평가/녹화=로컬(conda</w:t>
+      </w:r>
+      <w:r>
+        <w:t xml:space="preserve"> </w:t>
+      </w:r>
+      <w:r>
+        <w:rPr>
+          <w:rStyle w:val="VerbatimChar"/>
+        </w:rPr>
+        <w:t xml:space="preserve">racing</w:t>
+      </w:r>
+      <w:r>
+        <w:t xml:space="preserve">). 스크립트는 저장소 루트에서</w:t>
+      </w:r>
+      <w:r>
+        <w:t xml:space="preserve"> </w:t>
+      </w:r>
+      <w:r>
+        <w:rPr>
+          <w:rStyle w:val="VerbatimChar"/>
+        </w:rPr>
+        <w:t xml:space="preserve">python -m scripts.NAME</w:t>
+      </w:r>
+      <w:r>
+        <w:t xml:space="preserve">으로 실행.</w:t>
+      </w:r>
+    </w:p>
+    <w:p>
+      <w:pPr>
+        <w:pStyle w:val="SourceCode"/>
+      </w:pPr>
+      <w:r>
+        <w:rPr>
+          <w:rStyle w:val="VerbatimChar"/>
+        </w:rPr>
+        <w:t xml:space="preserve"># ===== 학습 =====</w:t>
+      </w:r>
+      <w:r>
+        <w:br/>
+      </w:r>
+      <w:r>
+        <w:rPr>
+          <w:rStyle w:val="VerbatimChar"/>
+        </w:rPr>
+        <w:t xml:space="preserve"># 베이스 2-action (6M)</w:t>
+      </w:r>
+      <w:r>
+        <w:br/>
+      </w:r>
+      <w:r>
+        <w:rPr>
+          <w:rStyle w:val="VerbatimChar"/>
+        </w:rPr>
+        <w:t xml:space="preserve">python -m scripts.train_ppo_2action2 --steps 6000000</w:t>
+      </w:r>
+      <w:r>
+        <w:br/>
+      </w:r>
+      <w:r>
+        <w:rPr>
+          <w:rStyle w:val="VerbatimChar"/>
+        </w:rPr>
+        <w:t xml:space="preserve">#   스케일업: 6M best 체크포인트에서 total_timesteps만 20M으로 올려 재개 → ppo_2action4/best_model.pth (9.83M)</w:t>
+      </w:r>
+      <w:r>
+        <w:br/>
+      </w:r>
+      <w:r>
+        <w:br/>
+      </w:r>
+      <w:r>
+        <w:rPr>
+          <w:rStyle w:val="VerbatimChar"/>
+        </w:rPr>
+        <w:t xml:space="preserve"># 장애물 회피 2-action (corner penalty 0.2, 랜덤 크기)</w:t>
+      </w:r>
+      <w:r>
+        <w:br/>
+      </w:r>
+      <w:r>
+        <w:rPr>
+          <w:rStyle w:val="VerbatimChar"/>
+        </w:rPr>
+        <w:t xml:space="preserve">python -m scripts.train_ppo_2action_obstacles \</w:t>
+      </w:r>
+      <w:r>
+        <w:br/>
+      </w:r>
+      <w:r>
+        <w:rPr>
+          <w:rStyle w:val="VerbatimChar"/>
+        </w:rPr>
+        <w:t xml:space="preserve">  --accel-turn-weight 0.2 --obstacle-size-min 0.25 --obstacle-size-max 0.6 \</w:t>
+      </w:r>
+      <w:r>
+        <w:br/>
+      </w:r>
+      <w:r>
+        <w:rPr>
+          <w:rStyle w:val="VerbatimChar"/>
+        </w:rPr>
+        <w:t xml:space="preserve">  --save-dir ./models/obs_p02 --log-dir ./logs/obs_p02</w:t>
+      </w:r>
+      <w:r>
+        <w:br/>
+      </w:r>
+      <w:r>
+        <w:br/>
+      </w:r>
+      <w:r>
+        <w:rPr>
+          <w:rStyle w:val="VerbatimChar"/>
+        </w:rPr>
+        <w:t xml:space="preserve"># 3-action 대조군 (ent_coef 0.003 — 3D 발산 방지)</w:t>
+      </w:r>
+      <w:r>
+        <w:br/>
+      </w:r>
+      <w:r>
+        <w:rPr>
+          <w:rStyle w:val="VerbatimChar"/>
+        </w:rPr>
+        <w:t xml:space="preserve">python -m scripts.train_ppo_3action_obstacles \</w:t>
+      </w:r>
+      <w:r>
+        <w:br/>
+      </w:r>
+      <w:r>
+        <w:rPr>
+          <w:rStyle w:val="VerbatimChar"/>
+        </w:rPr>
+        <w:t xml:space="preserve">  --ent-coef 0.003 --obstacle-size-min 0.25 --obstacle-size-max 0.6 \</w:t>
+      </w:r>
+      <w:r>
+        <w:br/>
+      </w:r>
+      <w:r>
+        <w:rPr>
+          <w:rStyle w:val="VerbatimChar"/>
+        </w:rPr>
+        <w:t xml:space="preserve">  --save-dir ./models/obs_3action --log-dir ./logs/obs_3action</w:t>
+      </w:r>
+      <w:r>
+        <w:br/>
+      </w:r>
+      <w:r>
+        <w:br/>
+      </w:r>
+      <w:r>
+        <w:rPr>
+          <w:rStyle w:val="VerbatimChar"/>
+        </w:rPr>
+        <w:t xml:space="preserve"># ===== 평가 (clean) =====</w:t>
+      </w:r>
+      <w:r>
+        <w:br/>
+      </w:r>
+      <w:r>
+        <w:rPr>
+          <w:rStyle w:val="VerbatimChar"/>
+        </w:rPr>
+        <w:t xml:space="preserve">python -m scripts.evaluate_agent_2action \</w:t>
+      </w:r>
+      <w:r>
+        <w:br/>
+      </w:r>
+      <w:r>
+        <w:rPr>
+          <w:rStyle w:val="VerbatimChar"/>
+        </w:rPr>
+        <w:t xml:space="preserve">  --model ./models/ppo_2action4/best_model.pth --episodes 100 --seed 42            # 베이스</w:t>
+      </w:r>
+      <w:r>
+        <w:br/>
+      </w:r>
+      <w:r>
+        <w:rPr>
+          <w:rStyle w:val="VerbatimChar"/>
+        </w:rPr>
+        <w:t xml:space="preserve"># 장애물: 동봉 obs_small=clean 365 / 헤드라인 415(obs_small_p02)는 원격 전용 — 0.4 참조</w:t>
+      </w:r>
+      <w:r>
+        <w:br/>
+      </w:r>
+      <w:r>
+        <w:rPr>
+          <w:rStyle w:val="VerbatimChar"/>
+        </w:rPr>
+        <w:t xml:space="preserve">python -m scripts.evaluate_agent_2action_obstacles \</w:t>
+      </w:r>
+      <w:r>
+        <w:br/>
+      </w:r>
+      <w:r>
+        <w:rPr>
+          <w:rStyle w:val="VerbatimChar"/>
+        </w:rPr>
+        <w:t xml:space="preserve">  --model ./models/obs_small/best_model.pth \</w:t>
+      </w:r>
+      <w:r>
+        <w:br/>
+      </w:r>
+      <w:r>
+        <w:rPr>
+          <w:rStyle w:val="VerbatimChar"/>
+        </w:rPr>
+        <w:t xml:space="preserve">  --obstacle-size-min 0.25 --obstacle-size-max 0.6 --episodes 50 --seed 42         # 학습과 동일 크기 분포로!</w:t>
+      </w:r>
+      <w:r>
+        <w:br/>
+      </w:r>
+      <w:r>
+        <w:rPr>
+          <w:rStyle w:val="VerbatimChar"/>
+        </w:rPr>
+        <w:t xml:space="preserve">python -m scripts.evaluate_agent_3action_obstacles \</w:t>
+      </w:r>
+      <w:r>
+        <w:br/>
+      </w:r>
+      <w:r>
+        <w:rPr>
+          <w:rStyle w:val="VerbatimChar"/>
+        </w:rPr>
+        <w:t xml:space="preserve">  --model ./models/obs_3action/best_model.pth \</w:t>
+      </w:r>
+      <w:r>
+        <w:br/>
+      </w:r>
+      <w:r>
+        <w:rPr>
+          <w:rStyle w:val="VerbatimChar"/>
+        </w:rPr>
+        <w:t xml:space="preserve">  --obstacle-size-min 0.25 --obstacle-size-max 0.6 --episodes 50 --seed 42         # 3-action</w:t>
+      </w:r>
+      <w:r>
+        <w:br/>
+      </w:r>
+      <w:r>
+        <w:br/>
+      </w:r>
+      <w:r>
+        <w:rPr>
+          <w:rStyle w:val="VerbatimChar"/>
+        </w:rPr>
+        <w:t xml:space="preserve"># ===== 영상 녹화 (mp4) =====</w:t>
+      </w:r>
+      <w:r>
+        <w:br/>
+      </w:r>
+      <w:r>
+        <w:rPr>
+          <w:rStyle w:val="VerbatimChar"/>
+        </w:rPr>
+        <w:t xml:space="preserve">python scripts/record_video.py --model ./models/ppo_2action4/best_model.pth --episodes 5</w:t>
+      </w:r>
+      <w:r>
+        <w:br/>
+      </w:r>
+      <w:r>
+        <w:rPr>
+          <w:rStyle w:val="VerbatimChar"/>
+        </w:rPr>
+        <w:t xml:space="preserve">python scripts/record_video.py --model ./models/obs_small/best_model.pth \</w:t>
+      </w:r>
+      <w:r>
+        <w:br/>
+      </w:r>
+      <w:r>
+        <w:rPr>
+          <w:rStyle w:val="VerbatimChar"/>
+        </w:rPr>
+        <w:t xml:space="preserve">  --obstacles --obstacle-size-min 0.25 --obstacle-size-max 0.6 --episodes 5</w:t>
+      </w:r>
+    </w:p>
+    <w:p>
+      <w:r>
+        <w:br w:type="page"/>
+      </w:r>
+    </w:p>
     <w:bookmarkEnd w:id="96"/>
-    <w:bookmarkStart w:id="97" w:name="부록-재현-커맨드"/>
-    <w:p>
-      <w:pPr>
-        <w:pStyle w:val="Heading2"/>
-      </w:pPr>
-      <w:r>
-        <w:t xml:space="preserve">9. 부록 — 재현 커맨드</w:t>
-      </w:r>
-    </w:p>
-    <w:p>
-      <w:pPr>
-        <w:pStyle w:val="BlockText"/>
-      </w:pPr>
-      <w:r>
-        <w:t xml:space="preserve">학습=원격 GPU(conda</w:t>
-      </w:r>
-      <w:r>
-        <w:t xml:space="preserve"> </w:t>
-      </w:r>
-      <w:r>
-        <w:rPr>
-          <w:rStyle w:val="VerbatimChar"/>
-        </w:rPr>
-        <w:t xml:space="preserve">teamB_env</w:t>
-      </w:r>
-      <w:r>
-        <w:t xml:space="preserve">), 평가/녹화=로컬(conda</w:t>
-      </w:r>
-      <w:r>
-        <w:t xml:space="preserve"> </w:t>
-      </w:r>
-      <w:r>
-        <w:rPr>
-          <w:rStyle w:val="VerbatimChar"/>
-        </w:rPr>
-        <w:t xml:space="preserve">racing</w:t>
-      </w:r>
-      <w:r>
-        <w:t xml:space="preserve">). 스크립트는 저장소 루트에서</w:t>
-      </w:r>
-      <w:r>
-        <w:t xml:space="preserve"> </w:t>
-      </w:r>
-      <w:r>
-        <w:rPr>
-          <w:rStyle w:val="VerbatimChar"/>
-        </w:rPr>
-        <w:t xml:space="preserve">python -m scripts.NAME</w:t>
-      </w:r>
-      <w:r>
-        <w:t xml:space="preserve">으로 실행.</w:t>
-      </w:r>
-    </w:p>
-    <w:p>
-      <w:pPr>
-        <w:pStyle w:val="SourceCode"/>
-      </w:pPr>
-      <w:r>
-        <w:rPr>
-          <w:rStyle w:val="VerbatimChar"/>
-        </w:rPr>
-        <w:t xml:space="preserve"># ===== 학습 =====</w:t>
-      </w:r>
-      <w:r>
-        <w:br/>
-      </w:r>
-      <w:r>
-        <w:rPr>
-          <w:rStyle w:val="VerbatimChar"/>
-        </w:rPr>
-        <w:t xml:space="preserve"># 베이스 2-action (6M)</w:t>
-      </w:r>
-      <w:r>
-        <w:br/>
-      </w:r>
-      <w:r>
-        <w:rPr>
-          <w:rStyle w:val="VerbatimChar"/>
-        </w:rPr>
-        <w:t xml:space="preserve">python -m scripts.train_ppo_2action2 --steps 6000000</w:t>
-      </w:r>
-      <w:r>
-        <w:br/>
-      </w:r>
-      <w:r>
-        <w:rPr>
-          <w:rStyle w:val="VerbatimChar"/>
-        </w:rPr>
-        <w:t xml:space="preserve">#   스케일업: 6M best 체크포인트에서 total_timesteps만 20M으로 올려 재개 → ppo_2action4/best_model.pth (9.83M)</w:t>
-      </w:r>
-      <w:r>
-        <w:br/>
-      </w:r>
-      <w:r>
-        <w:br/>
-      </w:r>
-      <w:r>
-        <w:rPr>
-          <w:rStyle w:val="VerbatimChar"/>
-        </w:rPr>
-        <w:t xml:space="preserve"># 장애물 회피 2-action (corner penalty 0.2, 랜덤 크기)</w:t>
-      </w:r>
-      <w:r>
-        <w:br/>
-      </w:r>
-      <w:r>
-        <w:rPr>
-          <w:rStyle w:val="VerbatimChar"/>
-        </w:rPr>
-        <w:t xml:space="preserve">python -m scripts.train_ppo_2action_obstacles \</w:t>
-      </w:r>
-      <w:r>
-        <w:br/>
-      </w:r>
-      <w:r>
-        <w:rPr>
-          <w:rStyle w:val="VerbatimChar"/>
-        </w:rPr>
-        <w:t xml:space="preserve">  --accel-turn-weight 0.2 --obstacle-size-min 0.25 --obstacle-size-max 0.6 \</w:t>
-      </w:r>
-      <w:r>
-        <w:br/>
-      </w:r>
-      <w:r>
-        <w:rPr>
-          <w:rStyle w:val="VerbatimChar"/>
-        </w:rPr>
-        <w:t xml:space="preserve">  --save-dir ./models/obs_p02 --log-dir ./logs/obs_p02</w:t>
-      </w:r>
-      <w:r>
-        <w:br/>
-      </w:r>
-      <w:r>
-        <w:br/>
-      </w:r>
-      <w:r>
-        <w:rPr>
-          <w:rStyle w:val="VerbatimChar"/>
-        </w:rPr>
-        <w:t xml:space="preserve"># 3-action 대조군 (ent_coef 0.003 — 3D 발산 방지)</w:t>
-      </w:r>
-      <w:r>
-        <w:br/>
-      </w:r>
-      <w:r>
-        <w:rPr>
-          <w:rStyle w:val="VerbatimChar"/>
-        </w:rPr>
-        <w:t xml:space="preserve">python -m scripts.train_ppo_3action_obstacles \</w:t>
-      </w:r>
-      <w:r>
-        <w:br/>
-      </w:r>
-      <w:r>
-        <w:rPr>
-          <w:rStyle w:val="VerbatimChar"/>
-        </w:rPr>
-        <w:t xml:space="preserve">  --ent-coef 0.003 --obstacle-size-min 0.25 --obstacle-size-max 0.6 \</w:t>
-      </w:r>
-      <w:r>
-        <w:br/>
-      </w:r>
-      <w:r>
-        <w:rPr>
-          <w:rStyle w:val="VerbatimChar"/>
-        </w:rPr>
-        <w:t xml:space="preserve">  --save-dir ./models/obs_3action --log-dir ./logs/obs_3action</w:t>
-      </w:r>
-      <w:r>
-        <w:br/>
-      </w:r>
-      <w:r>
-        <w:br/>
-      </w:r>
-      <w:r>
-        <w:rPr>
-          <w:rStyle w:val="VerbatimChar"/>
-        </w:rPr>
-        <w:t xml:space="preserve"># ===== 평가 (clean) =====</w:t>
-      </w:r>
-      <w:r>
-        <w:br/>
-      </w:r>
-      <w:r>
-        <w:rPr>
-          <w:rStyle w:val="VerbatimChar"/>
-        </w:rPr>
-        <w:t xml:space="preserve">python -m scripts.evaluate_agent_2action \</w:t>
-      </w:r>
-      <w:r>
-        <w:br/>
-      </w:r>
-      <w:r>
-        <w:rPr>
-          <w:rStyle w:val="VerbatimChar"/>
-        </w:rPr>
-        <w:t xml:space="preserve">  --model ./models/ppo_2action4/best_model.pth --episodes 100 --seed 42            # 베이스</w:t>
-      </w:r>
-      <w:r>
-        <w:br/>
-      </w:r>
-      <w:r>
-        <w:rPr>
-          <w:rStyle w:val="VerbatimChar"/>
-        </w:rPr>
-        <w:t xml:space="preserve"># 장애물: 동봉 obs_small=clean 365 / 헤드라인 415(obs_small_p02)는 원격 전용 — 0.4 참조</w:t>
-      </w:r>
-      <w:r>
-        <w:br/>
-      </w:r>
-      <w:r>
-        <w:rPr>
-          <w:rStyle w:val="VerbatimChar"/>
-        </w:rPr>
-        <w:t xml:space="preserve">python -m scripts.evaluate_agent_2action_obstacles \</w:t>
-      </w:r>
-      <w:r>
-        <w:br/>
-      </w:r>
-      <w:r>
-        <w:rPr>
-          <w:rStyle w:val="VerbatimChar"/>
-        </w:rPr>
-        <w:t xml:space="preserve">  --model ./models/obs_small/best_model.pth \</w:t>
-      </w:r>
-      <w:r>
-        <w:br/>
-      </w:r>
-      <w:r>
-        <w:rPr>
-          <w:rStyle w:val="VerbatimChar"/>
-        </w:rPr>
-        <w:t xml:space="preserve">  --obstacle-size-min 0.25 --obstacle-size-max 0.6 --episodes 50 --seed 42         # 학습과 동일 크기 분포로!</w:t>
-      </w:r>
-      <w:r>
-        <w:br/>
-      </w:r>
-      <w:r>
-        <w:rPr>
-          <w:rStyle w:val="VerbatimChar"/>
-        </w:rPr>
-        <w:t xml:space="preserve">python -m scripts.evaluate_agent_3action_obstacles \</w:t>
-      </w:r>
-      <w:r>
-        <w:br/>
-      </w:r>
-      <w:r>
-        <w:rPr>
-          <w:rStyle w:val="VerbatimChar"/>
-        </w:rPr>
-        <w:t xml:space="preserve">  --model ./models/obs_3action/best_model.pth \</w:t>
-      </w:r>
-      <w:r>
-        <w:br/>
-      </w:r>
-      <w:r>
-        <w:rPr>
-          <w:rStyle w:val="VerbatimChar"/>
-        </w:rPr>
-        <w:t xml:space="preserve">  --obstacle-size-min 0.25 --obstacle-size-max 0.6 --episodes 50 --seed 42         # 3-action</w:t>
-      </w:r>
-      <w:r>
-        <w:br/>
-      </w:r>
-      <w:r>
-        <w:br/>
-      </w:r>
-      <w:r>
-        <w:rPr>
-          <w:rStyle w:val="VerbatimChar"/>
-        </w:rPr>
-        <w:t xml:space="preserve"># ===== 영상 녹화 (mp4) =====</w:t>
-      </w:r>
-      <w:r>
-        <w:br/>
-      </w:r>
-      <w:r>
-        <w:rPr>
-          <w:rStyle w:val="VerbatimChar"/>
-        </w:rPr>
-        <w:t xml:space="preserve">python scripts/record_video.py --model ./models/ppo_2action4/best_model.pth --episodes 5</w:t>
-      </w:r>
-      <w:r>
-        <w:br/>
-      </w:r>
-      <w:r>
-        <w:rPr>
-          <w:rStyle w:val="VerbatimChar"/>
-        </w:rPr>
-        <w:t xml:space="preserve">python scripts/record_video.py --model ./models/obs_small/best_model.pth \</w:t>
-      </w:r>
-      <w:r>
-        <w:br/>
-      </w:r>
-      <w:r>
-        <w:rPr>
-          <w:rStyle w:val="VerbatimChar"/>
-        </w:rPr>
-        <w:t xml:space="preserve">  --obstacles --obstacle-size-min 0.25 --obstacle-size-max 0.6 --episodes 5</w:t>
-      </w:r>
-    </w:p>
-    <w:p>
-      <w:r>
-        <w:br w:type="page"/>
-      </w:r>
-    </w:p>
     <w:bookmarkEnd w:id="97"/>
-    <w:bookmarkEnd w:id="98"/>
     <w:sectPr>
       <w:footnotePr>
         <w:numRestart w:val="eachSect"/>

--- a/COMBINED_REPORT.docx
+++ b/COMBINED_REPORT.docx
@@ -56,7 +56,7 @@
         <w:rPr>
           <w:sz w:val="24"/>
         </w:rPr>
-        <w:t>환경 : Gymnasium CarRacing-v3 / CarRacingObstacles-v0</w:t>
+        <w:t>환경 : Gymnasium CarRacing-v3</w:t>
       </w:r>
     </w:p>
     <w:p/>
@@ -73,7 +73,7 @@
           <w:b/>
           <w:sz w:val="30"/>
         </w:rPr>
-        <w:t>7팀</w:t>
+        <w:t>7팀 · 강영훈, 신용우</w:t>
       </w:r>
     </w:p>
     <w:p>

--- a/COMBINED_REPORT.docx
+++ b/COMBINED_REPORT.docx
@@ -90,76 +90,6 @@
     <w:p>
       <w:r>
         <w:br w:type="page"/>
-      </w:r>
-    </w:p>
-    <w:p>
-      <w:pPr>
-        <w:pStyle w:val="FirstParagraph"/>
-      </w:pPr>
-      <w:r>
-        <w:rPr>
-          <w:b/>
-          <w:bCs/>
-        </w:rPr>
-        <w:t xml:space="preserve">핵심 결과 (요약):</w:t>
-      </w:r>
-      <w:r>
-        <w:t xml:space="preserve"> </w:t>
-      </w:r>
-      <w:r>
-        <w:t xml:space="preserve">무장애물 트랙 2-action</w:t>
-      </w:r>
-      <w:r>
-        <w:t xml:space="preserve"> </w:t>
-      </w:r>
-      <w:r>
-        <w:rPr>
-          <w:b/>
-          <w:bCs/>
-        </w:rPr>
-        <w:t xml:space="preserve">clean 667</w:t>
-      </w:r>
-      <w:r>
-        <w:t xml:space="preserve">(median 745), 장애물 트랙 2-action</w:t>
-      </w:r>
-      <w:r>
-        <w:t xml:space="preserve"> </w:t>
-      </w:r>
-      <w:r>
-        <w:rPr>
-          <w:b/>
-          <w:bCs/>
-        </w:rPr>
-        <w:t xml:space="preserve">clean 415</w:t>
-      </w:r>
-      <w:r>
-        <w:t xml:space="preserve">(task 천장으로 확정), 동일 조건 3-action은</w:t>
-      </w:r>
-      <w:r>
-        <w:t xml:space="preserve"> </w:t>
-      </w:r>
-      <w:r>
-        <w:rPr>
-          <w:b/>
-          <w:bCs/>
-        </w:rPr>
-        <w:t xml:space="preserve">clean 229 — 2-action의 ~55%</w:t>
-      </w:r>
-      <w:r>
-        <w:t xml:space="preserve">. → 2-action ActionWrapper의 signed-throttle(2D→3D 변환)이</w:t>
-      </w:r>
-      <w:r>
-        <w:t xml:space="preserve"> </w:t>
-      </w:r>
-      <w:r>
-        <w:rPr>
-          <w:i/>
-          <w:iCs/>
-        </w:rPr>
-        <w:t xml:space="preserve">gas+brake 동시입력 퇴화영역 제거 + 탐색 축소</w:t>
-      </w:r>
-      <w:r>
-        <w:t xml:space="preserve">라는 유용한 inductive bias로 작동함을 확인.</w:t>
       </w:r>
     </w:p>
     <w:bookmarkStart w:id="37" w:name="part-0-실행-환경-문제-정의statereward-알고리즘"/>

--- a/COMBINED_REPORT.docx
+++ b/COMBINED_REPORT.docx
@@ -92,7 +92,7 @@
         <w:br w:type="page"/>
       </w:r>
     </w:p>
-    <w:bookmarkStart w:id="37" w:name="part-0-실행-환경-문제-정의statereward-알고리즘"/>
+    <w:bookmarkStart w:id="36" w:name="part-0-실행-환경-문제-정의statereward-알고리즘"/>
     <w:p>
       <w:pPr>
         <w:pStyle w:val="Heading1"/>
@@ -3381,7 +3381,7 @@
     </w:p>
     <w:bookmarkEnd w:id="18"/>
     <w:bookmarkEnd w:id="19"/>
-    <w:bookmarkStart w:id="25" w:name="b.-reward보상-정의"/>
+    <w:bookmarkStart w:id="24" w:name="b.-reward보상-정의"/>
     <w:p>
       <w:pPr>
         <w:pStyle w:val="Heading2"/>
@@ -5226,19 +5226,18 @@
     </w:p>
     <w:p>
       <w:r>
-        <w:pict>
-          <v:rect style="width:0;height:1.5pt" o:hralign="center" o:hrstd="t" o:hr="t"/>
-        </w:pict>
+        <w:br w:type="page"/>
       </w:r>
     </w:p>
     <w:bookmarkEnd w:id="23"/>
-    <w:bookmarkStart w:id="24" w:name="요약"/>
-    <w:p>
-      <w:pPr>
-        <w:pStyle w:val="Heading3"/>
-      </w:pPr>
-      <w:r>
-        <w:t xml:space="preserve">요약</w:t>
+    <w:bookmarkEnd w:id="24"/>
+    <w:bookmarkStart w:id="35" w:name="강화학습-알고리즘-ppo-이론"/>
+    <w:p>
+      <w:pPr>
+        <w:pStyle w:val="Heading2"/>
+      </w:pPr>
+      <w:r>
+        <w:t xml:space="preserve">2. 강화학습 알고리즘 — PPO 이론</w:t>
       </w:r>
     </w:p>
     <w:p>
@@ -5246,139 +5245,6 @@
         <w:pStyle w:val="FirstParagraph"/>
       </w:pPr>
       <w:r>
-        <w:t xml:space="preserve">학습 신호(shaped) = 베이스라인 보상(</w:t>
-      </w:r>
-      <w:r>
-        <w:rPr>
-          <w:rStyle w:val="VerbatimChar"/>
-        </w:rPr>
-        <w:t xml:space="preserve">-0.1</w:t>
-      </w:r>
-      <w:r>
-        <w:t xml:space="preserve">/프레임,</w:t>
-      </w:r>
-      <w:r>
-        <w:t xml:space="preserve"> </w:t>
-      </w:r>
-      <w:r>
-        <w:rPr>
-          <w:rStyle w:val="VerbatimChar"/>
-        </w:rPr>
-        <w:t xml:space="preserve">+1000/N</w:t>
-      </w:r>
-      <w:r>
-        <w:t xml:space="preserve">/타일, 이탈</w:t>
-      </w:r>
-      <w:r>
-        <w:t xml:space="preserve"> </w:t>
-      </w:r>
-      <w:r>
-        <w:rPr>
-          <w:rStyle w:val="VerbatimChar"/>
-        </w:rPr>
-        <w:t xml:space="preserve">-100</w:t>
-      </w:r>
-      <w:r>
-        <w:t xml:space="preserve">+종료) + 장애물 패널티(충돌 스텝당</w:t>
-      </w:r>
-      <w:r>
-        <w:t xml:space="preserve"> </w:t>
-      </w:r>
-      <w:r>
-        <w:rPr>
-          <w:rStyle w:val="VerbatimChar"/>
-        </w:rPr>
-        <w:t xml:space="preserve">-15</w:t>
-      </w:r>
-      <w:r>
-        <w:t xml:space="preserve">, 비종료, 스텝당 1회) + shaping(velocity</w:t>
-      </w:r>
-      <w:r>
-        <w:t xml:space="preserve"> </w:t>
-      </w:r>
-      <w:r>
-        <w:rPr>
-          <w:rStyle w:val="VerbatimChar"/>
-        </w:rPr>
-        <w:t xml:space="preserve">+speed*0.003</w:t>
-      </w:r>
-      <w:r>
-        <w:t xml:space="preserve"> </w:t>
-      </w:r>
-      <w:r>
-        <w:t xml:space="preserve">on-track, off-track</w:t>
-      </w:r>
-      <w:r>
-        <w:t xml:space="preserve"> </w:t>
-      </w:r>
-      <w:r>
-        <w:rPr>
-          <w:rStyle w:val="VerbatimChar"/>
-        </w:rPr>
-        <w:t xml:space="preserve">-1.0</w:t>
-      </w:r>
-      <w:r>
-        <w:t xml:space="preserve">, steering_smooth</w:t>
-      </w:r>
-      <w:r>
-        <w:t xml:space="preserve"> </w:t>
-      </w:r>
-      <w:r>
-        <w:rPr>
-          <w:rStyle w:val="VerbatimChar"/>
-        </w:rPr>
-        <w:t xml:space="preserve">-0.001*Δsteer</w:t>
-      </w:r>
-      <w:r>
-        <w:t xml:space="preserve">, accel_turn</w:t>
-      </w:r>
-      <w:r>
-        <w:t xml:space="preserve"> </w:t>
-      </w:r>
-      <w:r>
-        <w:rPr>
-          <w:rStyle w:val="VerbatimChar"/>
-        </w:rPr>
-        <w:t xml:space="preserve">-weight*gas*|steer|</w:t>
-      </w:r>
-      <w:r>
-        <w:t xml:space="preserve">). 평가/보고 점수는 shaping을 제거한</w:t>
-      </w:r>
-      <w:r>
-        <w:t xml:space="preserve"> </w:t>
-      </w:r>
-      <w:r>
-        <w:rPr>
-          <w:b/>
-          <w:bCs/>
-        </w:rPr>
-        <w:t xml:space="preserve">clean reward</w:t>
-      </w:r>
-      <w:r>
-        <w:t xml:space="preserve">(베이스라인 + 장애물 패널티)로만 측정하여 모델, 환경 간 균일하게 비교하고자 했다.</w:t>
-      </w:r>
-    </w:p>
-    <w:p>
-      <w:r>
-        <w:br w:type="page"/>
-      </w:r>
-    </w:p>
-    <w:bookmarkEnd w:id="24"/>
-    <w:bookmarkEnd w:id="25"/>
-    <w:bookmarkStart w:id="36" w:name="강화학습-알고리즘-ppo-이론"/>
-    <w:p>
-      <w:pPr>
-        <w:pStyle w:val="Heading2"/>
-      </w:pPr>
-      <w:r>
-        <w:t xml:space="preserve">2. 강화학습 알고리즘 — PPO 이론</w:t>
-      </w:r>
-    </w:p>
-    <w:p>
-      <w:pPr>
-        <w:pStyle w:val="FirstParagraph"/>
-      </w:pPr>
-      <w:r>
         <w:t xml:space="preserve">본 절은 우리가 사용한</w:t>
       </w:r>
       <w:r>
@@ -5426,7 +5292,7 @@
         <w:t xml:space="preserve">으로 구현하였다.</w:t>
       </w:r>
     </w:p>
-    <w:bookmarkStart w:id="26" w:name="actor-critic-구조"/>
+    <w:bookmarkStart w:id="25" w:name="actor-critic-구조"/>
     <w:p>
       <w:pPr>
         <w:pStyle w:val="Heading3"/>
@@ -5848,14 +5714,159 @@
         <w:t xml:space="preserve">).</w:t>
       </w:r>
     </w:p>
+    <w:bookmarkEnd w:id="25"/>
+    <w:bookmarkStart w:id="26" w:name="정책-경사에서-ppo로-신뢰영역의-동기"/>
+    <w:p>
+      <w:pPr>
+        <w:pStyle w:val="Heading3"/>
+      </w:pPr>
+      <w:r>
+        <w:t xml:space="preserve">2.2 정책 경사에서 PPO로 — 신뢰영역의 동기</w:t>
+      </w:r>
+    </w:p>
+    <w:p>
+      <w:pPr>
+        <w:pStyle w:val="FirstParagraph"/>
+      </w:pPr>
+      <w:r>
+        <w:t xml:space="preserve">순수 정책 경사(policy gradient, 예: REINFORCE/A2C)는</w:t>
+      </w:r>
+    </w:p>
+    <w:p>
+      <w:pPr>
+        <w:pStyle w:val="SourceCode"/>
+      </w:pPr>
+      <w:r>
+        <w:rPr>
+          <w:rStyle w:val="VerbatimChar"/>
+        </w:rPr>
+        <w:t xml:space="preserve">∇J(θ) = E[ ∇ log π_θ(a|s) · A(s,a) ]</w:t>
+      </w:r>
+    </w:p>
+    <w:p>
+      <w:pPr>
+        <w:pStyle w:val="FirstParagraph"/>
+      </w:pPr>
+      <w:r>
+        <w:t xml:space="preserve">형태의 추정량을 따라 정책을 갱신한다. 그러나 수집한 데이터(rollout)를 여러 epoch 재사용하면 정책이 데이터를 만든 정책</w:t>
+      </w:r>
+      <w:r>
+        <w:t xml:space="preserve"> </w:t>
+      </w:r>
+      <w:r>
+        <w:rPr>
+          <w:rStyle w:val="VerbatimChar"/>
+        </w:rPr>
+        <w:t xml:space="preserve">π_old</w:t>
+      </w:r>
+      <w:r>
+        <w:t xml:space="preserve">에서 너무 멀리 이동해</w:t>
+      </w:r>
+      <w:r>
+        <w:t xml:space="preserve"> </w:t>
+      </w:r>
+      <w:r>
+        <w:rPr>
+          <w:b/>
+          <w:bCs/>
+        </w:rPr>
+        <w:t xml:space="preserve">분포 이동(distribution shift)</w:t>
+      </w:r>
+      <w:r>
+        <w:t xml:space="preserve"> </w:t>
+      </w:r>
+      <w:r>
+        <w:t xml:space="preserve">이 커지고, 한 번의 큰 갱신이 정책을 붕괴(collapse)시킬 수 있다.</w:t>
+      </w:r>
+    </w:p>
+    <w:p>
+      <w:pPr>
+        <w:pStyle w:val="BodyText"/>
+      </w:pPr>
+      <w:r>
+        <w:t xml:space="preserve">이를 막기 위해</w:t>
+      </w:r>
+      <w:r>
+        <w:t xml:space="preserve"> </w:t>
+      </w:r>
+      <w:r>
+        <w:rPr>
+          <w:b/>
+          <w:bCs/>
+        </w:rPr>
+        <w:t xml:space="preserve">TRPO</w:t>
+      </w:r>
+      <w:r>
+        <w:t xml:space="preserve"> </w:t>
+      </w:r>
+      <w:r>
+        <w:t xml:space="preserve">는 갱신 전후 정책의 KL 발산을 신뢰영역(trust region)으로 제한한다.</w:t>
+      </w:r>
+      <w:r>
+        <w:t xml:space="preserve"> </w:t>
+      </w:r>
+      <w:r>
+        <w:rPr>
+          <w:b/>
+          <w:bCs/>
+        </w:rPr>
+        <w:t xml:space="preserve">PPO</w:t>
+      </w:r>
+      <w:r>
+        <w:t xml:space="preserve"> </w:t>
+      </w:r>
+      <w:r>
+        <w:t xml:space="preserve">는 그 아이디어를</w:t>
+      </w:r>
+      <w:r>
+        <w:t xml:space="preserve"> </w:t>
+      </w:r>
+      <w:r>
+        <w:rPr>
+          <w:b/>
+          <w:bCs/>
+        </w:rPr>
+        <w:t xml:space="preserve">2차 제약 대신 1차 클리핑(clipping)</w:t>
+      </w:r>
+      <w:r>
+        <w:t xml:space="preserve"> </w:t>
+      </w:r>
+      <w:r>
+        <w:t xml:space="preserve">으로 근사하여, 확률비</w:t>
+      </w:r>
+      <w:r>
+        <w:t xml:space="preserve"> </w:t>
+      </w:r>
+      <w:r>
+        <w:rPr>
+          <w:rStyle w:val="VerbatimChar"/>
+        </w:rPr>
+        <w:t xml:space="preserve">r_t</w:t>
+      </w:r>
+      <w:r>
+        <w:t xml:space="preserve">가 신뢰영역</w:t>
+      </w:r>
+      <w:r>
+        <w:t xml:space="preserve"> </w:t>
+      </w:r>
+      <w:r>
+        <w:rPr>
+          <w:rStyle w:val="VerbatimChar"/>
+        </w:rPr>
+        <w:t xml:space="preserve">[1-ε, 1+ε]</w:t>
+      </w:r>
+      <w:r>
+        <w:t xml:space="preserve">를 벗어나면 목적함수의 기여를 잘라내는 방식으로 사실상 신뢰영역을 강제한다. 구현이 단순하면서도 안정적이라 본 과제에서 채택하였다.</w:t>
+      </w:r>
+    </w:p>
     <w:bookmarkEnd w:id="26"/>
-    <w:bookmarkStart w:id="27" w:name="정책-경사에서-ppo로-신뢰영역의-동기"/>
+    <w:bookmarkStart w:id="27" w:name="clipped-surrogate-objective"/>
     <w:p>
       <w:pPr>
         <w:pStyle w:val="Heading3"/>
       </w:pPr>
       <w:r>
-        <w:t xml:space="preserve">2.2 정책 경사에서 PPO로 — 신뢰영역의 동기</w:t>
+        <w:t xml:space="preserve">2.3 Clipped Surrogate Objective</w:t>
       </w:r>
     </w:p>
     <w:p>
@@ -5863,7 +5874,7 @@
         <w:pStyle w:val="FirstParagraph"/>
       </w:pPr>
       <w:r>
-        <w:t xml:space="preserve">순수 정책 경사(policy gradient, 예: REINFORCE/A2C)는</w:t>
+        <w:t xml:space="preserve">핵심 정책 목적함수는 다음과 같다.</w:t>
       </w:r>
     </w:p>
     <w:p>
@@ -5874,7 +5885,19 @@
         <w:rPr>
           <w:rStyle w:val="VerbatimChar"/>
         </w:rPr>
-        <w:t xml:space="preserve">∇J(θ) = E[ ∇ log π_θ(a|s) · A(s,a) ]</w:t>
+        <w:t xml:space="preserve">r_t(θ) = π_θ(a_t|s_t) / π_old(a_t|s_t)</w:t>
+      </w:r>
+      <w:r>
+        <w:br/>
+      </w:r>
+      <w:r>
+        <w:br/>
+      </w:r>
+      <w:r>
+        <w:rPr>
+          <w:rStyle w:val="VerbatimChar"/>
+        </w:rPr>
+        <w:t xml:space="preserve">L^CLIP(θ) = E_t[ min( r_t · A_t,  clip(r_t, 1-ε, 1+ε) · A_t ) ]</w:t>
       </w:r>
     </w:p>
     <w:p>
@@ -5882,35 +5905,80 @@
         <w:pStyle w:val="FirstParagraph"/>
       </w:pPr>
       <w:r>
-        <w:t xml:space="preserve">형태의 추정량을 따라 정책을 갱신한다. 그러나 수집한 데이터(rollout)를 여러 epoch 재사용하면 정책이 데이터를 만든 정책</w:t>
-      </w:r>
-      <w:r>
-        <w:t xml:space="preserve"> </w:t>
-      </w:r>
-      <w:r>
-        <w:rPr>
-          <w:rStyle w:val="VerbatimChar"/>
-        </w:rPr>
-        <w:t xml:space="preserve">π_old</w:t>
-      </w:r>
-      <w:r>
-        <w:t xml:space="preserve">에서 너무 멀리 이동해</w:t>
-      </w:r>
-      <w:r>
-        <w:t xml:space="preserve"> </w:t>
-      </w:r>
-      <w:r>
-        <w:rPr>
-          <w:b/>
-          <w:bCs/>
-        </w:rPr>
-        <w:t xml:space="preserve">분포 이동(distribution shift)</w:t>
-      </w:r>
-      <w:r>
-        <w:t xml:space="preserve"> </w:t>
-      </w:r>
-      <w:r>
-        <w:t xml:space="preserve">이 커지고, 한 번의 큰 갱신이 정책을 붕괴(collapse)시킬 수 있다.</w:t>
+        <w:t xml:space="preserve">여기서</w:t>
+      </w:r>
+      <w:r>
+        <w:t xml:space="preserve"> </w:t>
+      </w:r>
+      <w:r>
+        <w:rPr>
+          <w:rStyle w:val="VerbatimChar"/>
+        </w:rPr>
+        <w:t xml:space="preserve">A_t</w:t>
+      </w:r>
+      <w:r>
+        <w:t xml:space="preserve">는 Advantage 추정값,</w:t>
+      </w:r>
+      <w:r>
+        <w:t xml:space="preserve"> </w:t>
+      </w:r>
+      <w:r>
+        <w:rPr>
+          <w:rStyle w:val="VerbatimChar"/>
+        </w:rPr>
+        <w:t xml:space="preserve">ε</w:t>
+      </w:r>
+      <w:r>
+        <w:t xml:space="preserve">는 클리핑 폭(</w:t>
+      </w:r>
+      <w:r>
+        <w:rPr>
+          <w:rStyle w:val="VerbatimChar"/>
+        </w:rPr>
+        <w:t xml:space="preserve">clip_epsilon</w:t>
+      </w:r>
+      <w:r>
+        <w:t xml:space="preserve">)이다. 우리는</w:t>
+      </w:r>
+      <w:r>
+        <w:t xml:space="preserve"> </w:t>
+      </w:r>
+      <w:r>
+        <w:rPr>
+          <w:b/>
+          <w:bCs/>
+        </w:rPr>
+        <w:t xml:space="preserve">ε = 0.15</w:t>
+      </w:r>
+      <w:r>
+        <w:t xml:space="preserve"> </w:t>
+      </w:r>
+      <w:r>
+        <w:t xml:space="preserve">를 사용하였다(기본 0.2 대비 축소하여 신뢰영역을 좁혀 KL 폭발/붕괴를 억제,</w:t>
+      </w:r>
+      <w:r>
+        <w:t xml:space="preserve"> </w:t>
+      </w:r>
+      <w:r>
+        <w:rPr>
+          <w:rStyle w:val="VerbatimChar"/>
+        </w:rPr>
+        <w:t xml:space="preserve">config["clip_epsilon"] = 0.15</w:t>
+      </w:r>
+      <w:r>
+        <w:t xml:space="preserve">,</w:t>
+      </w:r>
+      <w:r>
+        <w:t xml:space="preserve"> </w:t>
+      </w:r>
+      <w:r>
+        <w:rPr>
+          <w:rStyle w:val="VerbatimChar"/>
+        </w:rPr>
+        <w:t xml:space="preserve">scripts/train_ppo_2action2.py:34</w:t>
+      </w:r>
+      <w:r>
+        <w:t xml:space="preserve">).</w:t>
       </w:r>
     </w:p>
     <w:p>
@@ -5918,55 +5986,13 @@
         <w:pStyle w:val="BodyText"/>
       </w:pPr>
       <w:r>
-        <w:t xml:space="preserve">이를 막기 위해</w:t>
-      </w:r>
-      <w:r>
-        <w:t xml:space="preserve"> </w:t>
-      </w:r>
-      <w:r>
-        <w:rPr>
-          <w:b/>
-          <w:bCs/>
-        </w:rPr>
-        <w:t xml:space="preserve">TRPO</w:t>
-      </w:r>
-      <w:r>
-        <w:t xml:space="preserve"> </w:t>
-      </w:r>
-      <w:r>
-        <w:t xml:space="preserve">는 갱신 전후 정책의 KL 발산을 신뢰영역(trust region)으로 제한한다.</w:t>
-      </w:r>
-      <w:r>
-        <w:t xml:space="preserve"> </w:t>
-      </w:r>
-      <w:r>
-        <w:rPr>
-          <w:b/>
-          <w:bCs/>
-        </w:rPr>
-        <w:t xml:space="preserve">PPO</w:t>
-      </w:r>
-      <w:r>
-        <w:t xml:space="preserve"> </w:t>
-      </w:r>
-      <w:r>
-        <w:t xml:space="preserve">는 그 아이디어를</w:t>
-      </w:r>
-      <w:r>
-        <w:t xml:space="preserve"> </w:t>
-      </w:r>
-      <w:r>
-        <w:rPr>
-          <w:b/>
-          <w:bCs/>
-        </w:rPr>
-        <w:t xml:space="preserve">2차 제약 대신 1차 클리핑(clipping)</w:t>
-      </w:r>
-      <w:r>
-        <w:t xml:space="preserve"> </w:t>
-      </w:r>
-      <w:r>
-        <w:t xml:space="preserve">으로 근사하여, 확률비</w:t>
+        <w:rPr>
+          <w:rStyle w:val="VerbatimChar"/>
+        </w:rPr>
+        <w:t xml:space="preserve">min</w:t>
+      </w:r>
+      <w:r>
+        <w:t xml:space="preserve">과 클리핑의 의미: Advantage가 양수일 때는</w:t>
       </w:r>
       <w:r>
         <w:t xml:space="preserve"> </w:t>
@@ -5978,29 +6004,144 @@
         <w:t xml:space="preserve">r_t</w:t>
       </w:r>
       <w:r>
-        <w:t xml:space="preserve">가 신뢰영역</w:t>
-      </w:r>
-      <w:r>
-        <w:t xml:space="preserve"> </w:t>
-      </w:r>
-      <w:r>
-        <w:rPr>
-          <w:rStyle w:val="VerbatimChar"/>
-        </w:rPr>
-        <w:t xml:space="preserve">[1-ε, 1+ε]</w:t>
-      </w:r>
-      <w:r>
-        <w:t xml:space="preserve">를 벗어나면 목적함수의 기여를 잘라내는 방식으로 사실상 신뢰영역을 강제한다. 구현이 단순하면서도 안정적이라 본 과제에서 채택하였다.</w:t>
+        <w:t xml:space="preserve">가</w:t>
+      </w:r>
+      <w:r>
+        <w:t xml:space="preserve"> </w:t>
+      </w:r>
+      <w:r>
+        <w:rPr>
+          <w:rStyle w:val="VerbatimChar"/>
+        </w:rPr>
+        <w:t xml:space="preserve">1+ε</w:t>
+      </w:r>
+      <w:r>
+        <w:t xml:space="preserve">를 넘어도 이득이 더 커지지 않게 상한을 두고, 음수일 때는</w:t>
+      </w:r>
+      <w:r>
+        <w:t xml:space="preserve"> </w:t>
+      </w:r>
+      <w:r>
+        <w:rPr>
+          <w:rStyle w:val="VerbatimChar"/>
+        </w:rPr>
+        <w:t xml:space="preserve">r_t</w:t>
+      </w:r>
+      <w:r>
+        <w:t xml:space="preserve">가</w:t>
+      </w:r>
+      <w:r>
+        <w:t xml:space="preserve"> </w:t>
+      </w:r>
+      <w:r>
+        <w:rPr>
+          <w:rStyle w:val="VerbatimChar"/>
+        </w:rPr>
+        <w:t xml:space="preserve">1-ε</w:t>
+      </w:r>
+      <w:r>
+        <w:t xml:space="preserve"> </w:t>
+      </w:r>
+      <w:r>
+        <w:t xml:space="preserve">아래로 내려가도 더 내려가지 않게 하한을 둔다. 즉 신뢰영역 밖으로의 과도한 갱신에 대한 인센티브를 제거한다.</w:t>
+      </w:r>
+    </w:p>
+    <w:p>
+      <w:pPr>
+        <w:pStyle w:val="BodyText"/>
+      </w:pPr>
+      <w:r>
+        <w:t xml:space="preserve">구현은 수치적으로</w:t>
+      </w:r>
+      <w:r>
+        <w:t xml:space="preserve"> </w:t>
+      </w:r>
+      <w:r>
+        <w:rPr>
+          <w:rStyle w:val="VerbatimChar"/>
+        </w:rPr>
+        <w:t xml:space="preserve">r_t = exp(log π - log π_old)</w:t>
+      </w:r>
+      <w:r>
+        <w:t xml:space="preserve">로 계산하며, 부호가 반대인 정책손실(최소화 대상)로 변환한다(</w:t>
+      </w:r>
+      <w:r>
+        <w:rPr>
+          <w:rStyle w:val="VerbatimChar"/>
+        </w:rPr>
+        <w:t xml:space="preserve">src/ppo_agent_2.py:501</w:t>
+      </w:r>
+      <w:r>
+        <w:t xml:space="preserve">,</w:t>
+      </w:r>
+      <w:r>
+        <w:t xml:space="preserve"> </w:t>
+      </w:r>
+      <w:r>
+        <w:rPr>
+          <w:rStyle w:val="VerbatimChar"/>
+        </w:rPr>
+        <w:t xml:space="preserve">:505</w:t>
+      </w:r>
+      <w:r>
+        <w:t xml:space="preserve">–</w:t>
+      </w:r>
+      <w:r>
+        <w:rPr>
+          <w:rStyle w:val="VerbatimChar"/>
+        </w:rPr>
+        <w:t xml:space="preserve">:507</w:t>
+      </w:r>
+      <w:r>
+        <w:t xml:space="preserve">):</w:t>
+      </w:r>
+    </w:p>
+    <w:p>
+      <w:pPr>
+        <w:pStyle w:val="SourceCode"/>
+      </w:pPr>
+      <w:r>
+        <w:rPr>
+          <w:rStyle w:val="VerbatimChar"/>
+        </w:rPr>
+        <w:t xml:space="preserve">ratio = torch.exp(log_probs - old_log_probs_batch)</w:t>
+      </w:r>
+      <w:r>
+        <w:br/>
+      </w:r>
+      <w:r>
+        <w:rPr>
+          <w:rStyle w:val="VerbatimChar"/>
+        </w:rPr>
+        <w:t xml:space="preserve">policy_loss_1 = advantages_batch * ratio</w:t>
+      </w:r>
+      <w:r>
+        <w:br/>
+      </w:r>
+      <w:r>
+        <w:rPr>
+          <w:rStyle w:val="VerbatimChar"/>
+        </w:rPr>
+        <w:t xml:space="preserve">policy_loss_2 = advantages_batch * torch.clamp(ratio, 1 - self.clip_epsilon, 1 + self.clip_epsilon)</w:t>
+      </w:r>
+      <w:r>
+        <w:br/>
+      </w:r>
+      <w:r>
+        <w:rPr>
+          <w:rStyle w:val="VerbatimChar"/>
+        </w:rPr>
+        <w:t xml:space="preserve">policy_loss = -torch.min(policy_loss_1, policy_loss_2).mean()   # = -L^CLIP</w:t>
       </w:r>
     </w:p>
     <w:bookmarkEnd w:id="27"/>
-    <w:bookmarkStart w:id="28" w:name="clipped-surrogate-objective"/>
+    <w:bookmarkStart w:id="28" w:name="advantage-추정-gae"/>
     <w:p>
       <w:pPr>
         <w:pStyle w:val="Heading3"/>
       </w:pPr>
       <w:r>
-        <w:t xml:space="preserve">2.3 Clipped Surrogate Objective</w:t>
+        <w:t xml:space="preserve">2.4 Advantage 추정 — GAE</w:t>
       </w:r>
     </w:p>
     <w:p>
@@ -6008,7 +6149,23 @@
         <w:pStyle w:val="FirstParagraph"/>
       </w:pPr>
       <w:r>
-        <w:t xml:space="preserve">핵심 정책 목적함수는 다음과 같다.</w:t>
+        <w:t xml:space="preserve">Advantage는</w:t>
+      </w:r>
+      <w:r>
+        <w:t xml:space="preserve"> </w:t>
+      </w:r>
+      <w:r>
+        <w:rPr>
+          <w:b/>
+          <w:bCs/>
+        </w:rPr>
+        <w:t xml:space="preserve">GAE(Generalized Advantage Estimation)</w:t>
+      </w:r>
+      <w:r>
+        <w:t xml:space="preserve"> </w:t>
+      </w:r>
+      <w:r>
+        <w:t xml:space="preserve">로 추정하여 편향-분산을 절충한다. TD 오차</w:t>
       </w:r>
     </w:p>
     <w:p>
@@ -6019,19 +6176,35 @@
         <w:rPr>
           <w:rStyle w:val="VerbatimChar"/>
         </w:rPr>
-        <w:t xml:space="preserve">r_t(θ) = π_θ(a_t|s_t) / π_old(a_t|s_t)</w:t>
+        <w:t xml:space="preserve">δ_t = r_t + γ · V(s_{t+1}) · (1 - done) - V(s_t)</w:t>
+      </w:r>
+    </w:p>
+    <w:p>
+      <w:pPr>
+        <w:pStyle w:val="FirstParagraph"/>
+      </w:pPr>
+      <w:r>
+        <w:t xml:space="preserve">를 정의하고, GAE는 이를 재귀적으로 누적한다.</w:t>
+      </w:r>
+    </w:p>
+    <w:p>
+      <w:pPr>
+        <w:pStyle w:val="SourceCode"/>
+      </w:pPr>
+      <w:r>
+        <w:rPr>
+          <w:rStyle w:val="VerbatimChar"/>
+        </w:rPr>
+        <w:t xml:space="preserve">A_t = δ_t + (γ·λ) · (1 - done) · A_{t+1}</w:t>
       </w:r>
       <w:r>
         <w:br/>
       </w:r>
       <w:r>
-        <w:br/>
-      </w:r>
-      <w:r>
-        <w:rPr>
-          <w:rStyle w:val="VerbatimChar"/>
-        </w:rPr>
-        <w:t xml:space="preserve">L^CLIP(θ) = E_t[ min( r_t · A_t,  clip(r_t, 1-ε, 1+ε) · A_t ) ]</w:t>
+        <w:rPr>
+          <w:rStyle w:val="VerbatimChar"/>
+        </w:rPr>
+        <w:t xml:space="preserve">R_t = A_t + V(s_t)          (가치함수 타깃, 즉 return)</w:t>
       </w:r>
     </w:p>
     <w:p>
@@ -6039,65 +6212,29 @@
         <w:pStyle w:val="FirstParagraph"/>
       </w:pPr>
       <w:r>
-        <w:t xml:space="preserve">여기서</w:t>
-      </w:r>
-      <w:r>
-        <w:t xml:space="preserve"> </w:t>
-      </w:r>
-      <w:r>
-        <w:rPr>
-          <w:rStyle w:val="VerbatimChar"/>
-        </w:rPr>
-        <w:t xml:space="preserve">A_t</w:t>
-      </w:r>
-      <w:r>
-        <w:t xml:space="preserve">는 Advantage 추정값,</w:t>
-      </w:r>
-      <w:r>
-        <w:t xml:space="preserve"> </w:t>
-      </w:r>
-      <w:r>
-        <w:rPr>
-          <w:rStyle w:val="VerbatimChar"/>
-        </w:rPr>
-        <w:t xml:space="preserve">ε</w:t>
-      </w:r>
-      <w:r>
-        <w:t xml:space="preserve">는 클리핑 폭(</w:t>
-      </w:r>
-      <w:r>
-        <w:rPr>
-          <w:rStyle w:val="VerbatimChar"/>
-        </w:rPr>
-        <w:t xml:space="preserve">clip_epsilon</w:t>
-      </w:r>
-      <w:r>
-        <w:t xml:space="preserve">)이다. 우리는</w:t>
-      </w:r>
-      <w:r>
-        <w:t xml:space="preserve"> </w:t>
-      </w:r>
-      <w:r>
-        <w:rPr>
-          <w:b/>
-          <w:bCs/>
-        </w:rPr>
-        <w:t xml:space="preserve">ε = 0.15</w:t>
-      </w:r>
-      <w:r>
-        <w:t xml:space="preserve"> </w:t>
-      </w:r>
-      <w:r>
-        <w:t xml:space="preserve">를 사용하였다(기본 0.2 대비 축소하여 신뢰영역을 좁혀 KL 폭발/붕괴를 억제,</w:t>
-      </w:r>
-      <w:r>
-        <w:t xml:space="preserve"> </w:t>
-      </w:r>
-      <w:r>
-        <w:rPr>
-          <w:rStyle w:val="VerbatimChar"/>
-        </w:rPr>
-        <w:t xml:space="preserve">config["clip_epsilon"] = 0.15</w:t>
+        <w:t xml:space="preserve">우리는</w:t>
+      </w:r>
+      <w:r>
+        <w:t xml:space="preserve"> </w:t>
+      </w:r>
+      <w:r>
+        <w:rPr>
+          <w:b/>
+          <w:bCs/>
+        </w:rPr>
+        <w:t xml:space="preserve">γ = 0.99, λ = 0.95</w:t>
+      </w:r>
+      <w:r>
+        <w:t xml:space="preserve"> </w:t>
+      </w:r>
+      <w:r>
+        <w:t xml:space="preserve">를 사용한다(</w:t>
+      </w:r>
+      <w:r>
+        <w:rPr>
+          <w:rStyle w:val="VerbatimChar"/>
+        </w:rPr>
+        <w:t xml:space="preserve">config["gamma"]=0.99</w:t>
       </w:r>
       <w:r>
         <w:t xml:space="preserve">,</w:t>
@@ -6109,385 +6246,114 @@
         <w:rPr>
           <w:rStyle w:val="VerbatimChar"/>
         </w:rPr>
-        <w:t xml:space="preserve">scripts/train_ppo_2action2.py:34</w:t>
+        <w:t xml:space="preserve">config["gae_lambda"]=0.95</w:t>
+      </w:r>
+      <w:r>
+        <w:t xml:space="preserve">,</w:t>
+      </w:r>
+      <w:r>
+        <w:t xml:space="preserve"> </w:t>
+      </w:r>
+      <w:r>
+        <w:rPr>
+          <w:rStyle w:val="VerbatimChar"/>
+        </w:rPr>
+        <w:t xml:space="preserve">scripts/train_ppo_2action2.py:32</w:t>
+      </w:r>
+      <w:r>
+        <w:t xml:space="preserve">–</w:t>
+      </w:r>
+      <w:r>
+        <w:rPr>
+          <w:rStyle w:val="VerbatimChar"/>
+        </w:rPr>
+        <w:t xml:space="preserve">:33</w:t>
+      </w:r>
+      <w:r>
+        <w:t xml:space="preserve">). 구현은 rollout을 뒤에서 앞으로 순회하며 위 재귀식을 그대로 적용한다(</w:t>
+      </w:r>
+      <w:r>
+        <w:rPr>
+          <w:rStyle w:val="VerbatimChar"/>
+        </w:rPr>
+        <w:t xml:space="preserve">RolloutBuffer.compute_returns_and_advantages</w:t>
+      </w:r>
+      <w:r>
+        <w:t xml:space="preserve">,</w:t>
+      </w:r>
+      <w:r>
+        <w:t xml:space="preserve"> </w:t>
+      </w:r>
+      <w:r>
+        <w:rPr>
+          <w:rStyle w:val="VerbatimChar"/>
+        </w:rPr>
+        <w:t xml:space="preserve">src/rollout_buffer.py:142</w:t>
+      </w:r>
+      <w:r>
+        <w:t xml:space="preserve">,</w:t>
+      </w:r>
+      <w:r>
+        <w:t xml:space="preserve"> </w:t>
+      </w:r>
+      <w:r>
+        <w:rPr>
+          <w:rStyle w:val="VerbatimChar"/>
+        </w:rPr>
+        <w:t xml:space="preserve">:146</w:t>
+      </w:r>
+      <w:r>
+        <w:t xml:space="preserve">,</w:t>
+      </w:r>
+      <w:r>
+        <w:t xml:space="preserve"> </w:t>
+      </w:r>
+      <w:r>
+        <w:rPr>
+          <w:rStyle w:val="VerbatimChar"/>
+        </w:rPr>
+        <w:t xml:space="preserve">:151</w:t>
+      </w:r>
+      <w:r>
+        <w:t xml:space="preserve">). 또한 미니배치 추출 직전에 Advantage를 버퍼 전체에 대해</w:t>
+      </w:r>
+      <w:r>
+        <w:t xml:space="preserve"> </w:t>
+      </w:r>
+      <w:r>
+        <w:rPr>
+          <w:b/>
+          <w:bCs/>
+        </w:rPr>
+        <w:t xml:space="preserve">전역 정규화(평균 0, 분산 1)</w:t>
+      </w:r>
+      <w:r>
+        <w:t xml:space="preserve"> </w:t>
+      </w:r>
+      <w:r>
+        <w:t xml:space="preserve">하여 스케일을 안정화한다(</w:t>
+      </w:r>
+      <w:r>
+        <w:rPr>
+          <w:rStyle w:val="VerbatimChar"/>
+        </w:rPr>
+        <w:t xml:space="preserve">src/rollout_buffer.py:189</w:t>
+      </w:r>
+      <w:r>
+        <w:t xml:space="preserve">–</w:t>
+      </w:r>
+      <w:r>
+        <w:rPr>
+          <w:rStyle w:val="VerbatimChar"/>
+        </w:rPr>
+        <w:t xml:space="preserve">:191</w:t>
       </w:r>
       <w:r>
         <w:t xml:space="preserve">).</w:t>
       </w:r>
     </w:p>
-    <w:p>
-      <w:pPr>
-        <w:pStyle w:val="BodyText"/>
-      </w:pPr>
-      <w:r>
-        <w:rPr>
-          <w:rStyle w:val="VerbatimChar"/>
-        </w:rPr>
-        <w:t xml:space="preserve">min</w:t>
-      </w:r>
-      <w:r>
-        <w:t xml:space="preserve">과 클리핑의 의미: Advantage가 양수일 때는</w:t>
-      </w:r>
-      <w:r>
-        <w:t xml:space="preserve"> </w:t>
-      </w:r>
-      <w:r>
-        <w:rPr>
-          <w:rStyle w:val="VerbatimChar"/>
-        </w:rPr>
-        <w:t xml:space="preserve">r_t</w:t>
-      </w:r>
-      <w:r>
-        <w:t xml:space="preserve">가</w:t>
-      </w:r>
-      <w:r>
-        <w:t xml:space="preserve"> </w:t>
-      </w:r>
-      <w:r>
-        <w:rPr>
-          <w:rStyle w:val="VerbatimChar"/>
-        </w:rPr>
-        <w:t xml:space="preserve">1+ε</w:t>
-      </w:r>
-      <w:r>
-        <w:t xml:space="preserve">를 넘어도 이득이 더 커지지 않게 상한을 두고, 음수일 때는</w:t>
-      </w:r>
-      <w:r>
-        <w:t xml:space="preserve"> </w:t>
-      </w:r>
-      <w:r>
-        <w:rPr>
-          <w:rStyle w:val="VerbatimChar"/>
-        </w:rPr>
-        <w:t xml:space="preserve">r_t</w:t>
-      </w:r>
-      <w:r>
-        <w:t xml:space="preserve">가</w:t>
-      </w:r>
-      <w:r>
-        <w:t xml:space="preserve"> </w:t>
-      </w:r>
-      <w:r>
-        <w:rPr>
-          <w:rStyle w:val="VerbatimChar"/>
-        </w:rPr>
-        <w:t xml:space="preserve">1-ε</w:t>
-      </w:r>
-      <w:r>
-        <w:t xml:space="preserve"> </w:t>
-      </w:r>
-      <w:r>
-        <w:t xml:space="preserve">아래로 내려가도 더 내려가지 않게 하한을 둔다. 즉 신뢰영역 밖으로의 과도한 갱신에 대한 인센티브를 제거한다.</w:t>
-      </w:r>
-    </w:p>
-    <w:p>
-      <w:pPr>
-        <w:pStyle w:val="BodyText"/>
-      </w:pPr>
-      <w:r>
-        <w:t xml:space="preserve">구현은 수치적으로</w:t>
-      </w:r>
-      <w:r>
-        <w:t xml:space="preserve"> </w:t>
-      </w:r>
-      <w:r>
-        <w:rPr>
-          <w:rStyle w:val="VerbatimChar"/>
-        </w:rPr>
-        <w:t xml:space="preserve">r_t = exp(log π - log π_old)</w:t>
-      </w:r>
-      <w:r>
-        <w:t xml:space="preserve">로 계산하며, 부호가 반대인 정책손실(최소화 대상)로 변환한다(</w:t>
-      </w:r>
-      <w:r>
-        <w:rPr>
-          <w:rStyle w:val="VerbatimChar"/>
-        </w:rPr>
-        <w:t xml:space="preserve">src/ppo_agent_2.py:501</w:t>
-      </w:r>
-      <w:r>
-        <w:t xml:space="preserve">,</w:t>
-      </w:r>
-      <w:r>
-        <w:t xml:space="preserve"> </w:t>
-      </w:r>
-      <w:r>
-        <w:rPr>
-          <w:rStyle w:val="VerbatimChar"/>
-        </w:rPr>
-        <w:t xml:space="preserve">:505</w:t>
-      </w:r>
-      <w:r>
-        <w:t xml:space="preserve">–</w:t>
-      </w:r>
-      <w:r>
-        <w:rPr>
-          <w:rStyle w:val="VerbatimChar"/>
-        </w:rPr>
-        <w:t xml:space="preserve">:507</w:t>
-      </w:r>
-      <w:r>
-        <w:t xml:space="preserve">):</w:t>
-      </w:r>
-    </w:p>
-    <w:p>
-      <w:pPr>
-        <w:pStyle w:val="SourceCode"/>
-      </w:pPr>
-      <w:r>
-        <w:rPr>
-          <w:rStyle w:val="VerbatimChar"/>
-        </w:rPr>
-        <w:t xml:space="preserve">ratio = torch.exp(log_probs - old_log_probs_batch)</w:t>
-      </w:r>
-      <w:r>
-        <w:br/>
-      </w:r>
-      <w:r>
-        <w:rPr>
-          <w:rStyle w:val="VerbatimChar"/>
-        </w:rPr>
-        <w:t xml:space="preserve">policy_loss_1 = advantages_batch * ratio</w:t>
-      </w:r>
-      <w:r>
-        <w:br/>
-      </w:r>
-      <w:r>
-        <w:rPr>
-          <w:rStyle w:val="VerbatimChar"/>
-        </w:rPr>
-        <w:t xml:space="preserve">policy_loss_2 = advantages_batch * torch.clamp(ratio, 1 - self.clip_epsilon, 1 + self.clip_epsilon)</w:t>
-      </w:r>
-      <w:r>
-        <w:br/>
-      </w:r>
-      <w:r>
-        <w:rPr>
-          <w:rStyle w:val="VerbatimChar"/>
-        </w:rPr>
-        <w:t xml:space="preserve">policy_loss = -torch.min(policy_loss_1, policy_loss_2).mean()   # = -L^CLIP</w:t>
-      </w:r>
-    </w:p>
     <w:bookmarkEnd w:id="28"/>
-    <w:bookmarkStart w:id="29" w:name="advantage-추정-gae"/>
-    <w:p>
-      <w:pPr>
-        <w:pStyle w:val="Heading3"/>
-      </w:pPr>
-      <w:r>
-        <w:t xml:space="preserve">2.4 Advantage 추정 — GAE</w:t>
-      </w:r>
-    </w:p>
-    <w:p>
-      <w:pPr>
-        <w:pStyle w:val="FirstParagraph"/>
-      </w:pPr>
-      <w:r>
-        <w:t xml:space="preserve">Advantage는</w:t>
-      </w:r>
-      <w:r>
-        <w:t xml:space="preserve"> </w:t>
-      </w:r>
-      <w:r>
-        <w:rPr>
-          <w:b/>
-          <w:bCs/>
-        </w:rPr>
-        <w:t xml:space="preserve">GAE(Generalized Advantage Estimation)</w:t>
-      </w:r>
-      <w:r>
-        <w:t xml:space="preserve"> </w:t>
-      </w:r>
-      <w:r>
-        <w:t xml:space="preserve">로 추정하여 편향-분산을 절충한다. TD 오차</w:t>
-      </w:r>
-    </w:p>
-    <w:p>
-      <w:pPr>
-        <w:pStyle w:val="SourceCode"/>
-      </w:pPr>
-      <w:r>
-        <w:rPr>
-          <w:rStyle w:val="VerbatimChar"/>
-        </w:rPr>
-        <w:t xml:space="preserve">δ_t = r_t + γ · V(s_{t+1}) · (1 - done) - V(s_t)</w:t>
-      </w:r>
-    </w:p>
-    <w:p>
-      <w:pPr>
-        <w:pStyle w:val="FirstParagraph"/>
-      </w:pPr>
-      <w:r>
-        <w:t xml:space="preserve">를 정의하고, GAE는 이를 재귀적으로 누적한다.</w:t>
-      </w:r>
-    </w:p>
-    <w:p>
-      <w:pPr>
-        <w:pStyle w:val="SourceCode"/>
-      </w:pPr>
-      <w:r>
-        <w:rPr>
-          <w:rStyle w:val="VerbatimChar"/>
-        </w:rPr>
-        <w:t xml:space="preserve">A_t = δ_t + (γ·λ) · (1 - done) · A_{t+1}</w:t>
-      </w:r>
-      <w:r>
-        <w:br/>
-      </w:r>
-      <w:r>
-        <w:rPr>
-          <w:rStyle w:val="VerbatimChar"/>
-        </w:rPr>
-        <w:t xml:space="preserve">R_t = A_t + V(s_t)          (가치함수 타깃, 즉 return)</w:t>
-      </w:r>
-    </w:p>
-    <w:p>
-      <w:pPr>
-        <w:pStyle w:val="FirstParagraph"/>
-      </w:pPr>
-      <w:r>
-        <w:t xml:space="preserve">우리는</w:t>
-      </w:r>
-      <w:r>
-        <w:t xml:space="preserve"> </w:t>
-      </w:r>
-      <w:r>
-        <w:rPr>
-          <w:b/>
-          <w:bCs/>
-        </w:rPr>
-        <w:t xml:space="preserve">γ = 0.99, λ = 0.95</w:t>
-      </w:r>
-      <w:r>
-        <w:t xml:space="preserve"> </w:t>
-      </w:r>
-      <w:r>
-        <w:t xml:space="preserve">를 사용한다(</w:t>
-      </w:r>
-      <w:r>
-        <w:rPr>
-          <w:rStyle w:val="VerbatimChar"/>
-        </w:rPr>
-        <w:t xml:space="preserve">config["gamma"]=0.99</w:t>
-      </w:r>
-      <w:r>
-        <w:t xml:space="preserve">,</w:t>
-      </w:r>
-      <w:r>
-        <w:t xml:space="preserve"> </w:t>
-      </w:r>
-      <w:r>
-        <w:rPr>
-          <w:rStyle w:val="VerbatimChar"/>
-        </w:rPr>
-        <w:t xml:space="preserve">config["gae_lambda"]=0.95</w:t>
-      </w:r>
-      <w:r>
-        <w:t xml:space="preserve">,</w:t>
-      </w:r>
-      <w:r>
-        <w:t xml:space="preserve"> </w:t>
-      </w:r>
-      <w:r>
-        <w:rPr>
-          <w:rStyle w:val="VerbatimChar"/>
-        </w:rPr>
-        <w:t xml:space="preserve">scripts/train_ppo_2action2.py:32</w:t>
-      </w:r>
-      <w:r>
-        <w:t xml:space="preserve">–</w:t>
-      </w:r>
-      <w:r>
-        <w:rPr>
-          <w:rStyle w:val="VerbatimChar"/>
-        </w:rPr>
-        <w:t xml:space="preserve">:33</w:t>
-      </w:r>
-      <w:r>
-        <w:t xml:space="preserve">). 구현은 rollout을 뒤에서 앞으로 순회하며 위 재귀식을 그대로 적용한다(</w:t>
-      </w:r>
-      <w:r>
-        <w:rPr>
-          <w:rStyle w:val="VerbatimChar"/>
-        </w:rPr>
-        <w:t xml:space="preserve">RolloutBuffer.compute_returns_and_advantages</w:t>
-      </w:r>
-      <w:r>
-        <w:t xml:space="preserve">,</w:t>
-      </w:r>
-      <w:r>
-        <w:t xml:space="preserve"> </w:t>
-      </w:r>
-      <w:r>
-        <w:rPr>
-          <w:rStyle w:val="VerbatimChar"/>
-        </w:rPr>
-        <w:t xml:space="preserve">src/rollout_buffer.py:142</w:t>
-      </w:r>
-      <w:r>
-        <w:t xml:space="preserve">,</w:t>
-      </w:r>
-      <w:r>
-        <w:t xml:space="preserve"> </w:t>
-      </w:r>
-      <w:r>
-        <w:rPr>
-          <w:rStyle w:val="VerbatimChar"/>
-        </w:rPr>
-        <w:t xml:space="preserve">:146</w:t>
-      </w:r>
-      <w:r>
-        <w:t xml:space="preserve">,</w:t>
-      </w:r>
-      <w:r>
-        <w:t xml:space="preserve"> </w:t>
-      </w:r>
-      <w:r>
-        <w:rPr>
-          <w:rStyle w:val="VerbatimChar"/>
-        </w:rPr>
-        <w:t xml:space="preserve">:151</w:t>
-      </w:r>
-      <w:r>
-        <w:t xml:space="preserve">). 또한 미니배치 추출 직전에 Advantage를 버퍼 전체에 대해</w:t>
-      </w:r>
-      <w:r>
-        <w:t xml:space="preserve"> </w:t>
-      </w:r>
-      <w:r>
-        <w:rPr>
-          <w:b/>
-          <w:bCs/>
-        </w:rPr>
-        <w:t xml:space="preserve">전역 정규화(평균 0, 분산 1)</w:t>
-      </w:r>
-      <w:r>
-        <w:t xml:space="preserve"> </w:t>
-      </w:r>
-      <w:r>
-        <w:t xml:space="preserve">하여 스케일을 안정화한다(</w:t>
-      </w:r>
-      <w:r>
-        <w:rPr>
-          <w:rStyle w:val="VerbatimChar"/>
-        </w:rPr>
-        <w:t xml:space="preserve">src/rollout_buffer.py:189</w:t>
-      </w:r>
-      <w:r>
-        <w:t xml:space="preserve">–</w:t>
-      </w:r>
-      <w:r>
-        <w:rPr>
-          <w:rStyle w:val="VerbatimChar"/>
-        </w:rPr>
-        <w:t xml:space="preserve">:191</w:t>
-      </w:r>
-      <w:r>
-        <w:t xml:space="preserve">).</w:t>
-      </w:r>
-    </w:p>
-    <w:bookmarkEnd w:id="29"/>
-    <w:bookmarkStart w:id="30" w:name="손실-함수-정책-가치-엔트로피"/>
+    <w:bookmarkStart w:id="29" w:name="손실-함수-정책-가치-엔트로피"/>
     <w:p>
       <w:pPr>
         <w:pStyle w:val="Heading3"/>
@@ -6913,8 +6779,8 @@
         <w:t xml:space="preserve">).</w:t>
       </w:r>
     </w:p>
-    <w:bookmarkEnd w:id="30"/>
-    <w:bookmarkStart w:id="31" w:name="kl-신뢰영역과-early-stop-per-minibatch-강제"/>
+    <w:bookmarkEnd w:id="29"/>
+    <w:bookmarkStart w:id="30" w:name="kl-신뢰영역과-early-stop-per-minibatch-강제"/>
     <w:p>
       <w:pPr>
         <w:pStyle w:val="Heading3"/>
@@ -7300,8 +7166,8 @@
         <w:t xml:space="preserve">).</w:t>
       </w:r>
     </w:p>
-    <w:bookmarkEnd w:id="31"/>
-    <w:bookmarkStart w:id="35" w:name="학습-파이프라인-요약"/>
+    <w:bookmarkEnd w:id="30"/>
+    <w:bookmarkStart w:id="34" w:name="학습-파이프라인-요약"/>
     <w:p>
       <w:pPr>
         <w:pStyle w:val="Heading3"/>
@@ -7353,18 +7219,18 @@
           <wp:inline>
             <wp:extent cx="5334000" cy="2376284"/>
             <wp:effectExtent b="0" l="0" r="0" t="0"/>
-            <wp:docPr descr="그림. PPO 작동 개요 — (좌) Clipped Surrogate Objective(ε=0.15): 확률비 r_t가 신뢰영역 [1−ε, 1+ε]을 벗어나면 목적함수 기여를 잘라내 한 번의 과도한 갱신(collapse)을 막는다. (우) 학습 루프: rollout 수집(64 env, 32,768 step) → GAE advantage → 미니배치 클립 갱신(policy + value + entropy) → per-minibatch KL early-stop → cosine LR → 반복." title="" id="33" name="Picture"/>
+            <wp:docPr descr="그림. PPO 작동 개요 — (좌) Clipped Surrogate Objective(ε=0.15): 확률비 r_t가 신뢰영역 [1−ε, 1+ε]을 벗어나면 목적함수 기여를 잘라내 한 번의 과도한 갱신(collapse)을 막는다. (우) 학습 루프: rollout 수집(64 env, 32,768 step) → GAE advantage → 미니배치 클립 갱신(policy + value + entropy) → per-minibatch KL early-stop → cosine LR → 반복." title="" id="32" name="Picture"/>
             <a:graphic>
               <a:graphicData uri="http://schemas.openxmlformats.org/drawingml/2006/picture">
                 <pic:pic>
                   <pic:nvPicPr>
-                    <pic:cNvPr descr="report_assets/fig_ppo_overview.png" id="34" name="Picture"/>
+                    <pic:cNvPr descr="report_assets/fig_ppo_overview.png" id="33" name="Picture"/>
                     <pic:cNvPicPr>
                       <a:picLocks noChangeArrowheads="1" noChangeAspect="1"/>
                     </pic:cNvPicPr>
                   </pic:nvPicPr>
                   <pic:blipFill>
-                    <a:blip r:embed="rId32"/>
+                    <a:blip r:embed="rId31"/>
                     <a:stretch>
                       <a:fillRect/>
                     </a:stretch>
@@ -7450,135 +7316,135 @@
         <w:br w:type="page"/>
       </w:r>
     </w:p>
+    <w:bookmarkEnd w:id="34"/>
     <w:bookmarkEnd w:id="35"/>
     <w:bookmarkEnd w:id="36"/>
+    <w:bookmarkStart w:id="49" w:name="part-i-2-action-학습-3-action-비교-무장애물-트랙"/>
+    <w:p>
+      <w:pPr>
+        <w:pStyle w:val="Heading1"/>
+      </w:pPr>
+      <w:r>
+        <w:t xml:space="preserve">Part I — 2-action 학습 + 3-action 비교 (무장애물 트랙)</w:t>
+      </w:r>
+    </w:p>
+    <w:bookmarkStart w:id="37" w:name="개요-목표"/>
+    <w:p>
+      <w:pPr>
+        <w:pStyle w:val="Heading2"/>
+      </w:pPr>
+      <w:r>
+        <w:t xml:space="preserve">1. 개요 / 목표</w:t>
+      </w:r>
+    </w:p>
+    <w:p>
+      <w:pPr>
+        <w:pStyle w:val="FirstParagraph"/>
+      </w:pPr>
+      <w:r>
+        <w:t xml:space="preserve">Part I은 무장애물</w:t>
+      </w:r>
+      <w:r>
+        <w:t xml:space="preserve"> </w:t>
+      </w:r>
+      <w:r>
+        <w:rPr>
+          <w:rStyle w:val="VerbatimChar"/>
+        </w:rPr>
+        <w:t xml:space="preserve">CarRacing-v3</w:t>
+      </w:r>
+      <w:r>
+        <w:t xml:space="preserve"> </w:t>
+      </w:r>
+      <w:r>
+        <w:t xml:space="preserve">트랙에서</w:t>
+      </w:r>
+      <w:r>
+        <w:t xml:space="preserve"> </w:t>
+      </w:r>
+      <w:r>
+        <w:rPr>
+          <w:b/>
+          <w:bCs/>
+        </w:rPr>
+        <w:t xml:space="preserve">2-action PPO 에이전트를 학습</w:t>
+      </w:r>
+      <w:r>
+        <w:t xml:space="preserve">하고, 같은 트랙에서</w:t>
+      </w:r>
+      <w:r>
+        <w:t xml:space="preserve"> </w:t>
+      </w:r>
+      <w:r>
+        <w:rPr>
+          <w:b/>
+          <w:bCs/>
+        </w:rPr>
+        <w:t xml:space="preserve">3-action(gas/brake 독립)과 비교</w:t>
+      </w:r>
+      <w:r>
+        <w:t xml:space="preserve">하는 것을 다룬다. (도로 위 장애물을 입력에 추가한 확장은 Part II.)</w:t>
+      </w:r>
+    </w:p>
+    <w:p>
+      <w:pPr>
+        <w:pStyle w:val="BodyText"/>
+      </w:pPr>
+      <w:r>
+        <w:t xml:space="preserve">2-action 정책(</w:t>
+      </w:r>
+      <w:r>
+        <w:rPr>
+          <w:rStyle w:val="VerbatimChar"/>
+        </w:rPr>
+        <w:t xml:space="preserve">[steering, throttle]</w:t>
+      </w:r>
+      <w:r>
+        <w:t xml:space="preserve">)을 PPO로 학습해 6M→20M으로 스케일업했고, 최고 체크포인트(</w:t>
+      </w:r>
+      <w:r>
+        <w:rPr>
+          <w:rStyle w:val="VerbatimChar"/>
+        </w:rPr>
+        <w:t xml:space="preserve">ppo_2action4/best_model.pth</w:t>
+      </w:r>
+      <w:r>
+        <w:t xml:space="preserve">, 9.83M)가 clean 평가에서 평균</w:t>
+      </w:r>
+      <w:r>
+        <w:t xml:space="preserve"> </w:t>
+      </w:r>
+      <w:r>
+        <w:rPr>
+          <w:b/>
+          <w:bCs/>
+        </w:rPr>
+        <w:t xml:space="preserve">667.49 / median 745.73</w:t>
+      </w:r>
+      <w:r>
+        <w:t xml:space="preserve">를 기록했다. 이는 3-action 저장 모델(임베디드 shaped 674.55 / 637.95)과</w:t>
+      </w:r>
+      <w:r>
+        <w:t xml:space="preserve"> </w:t>
+      </w:r>
+      <w:r>
+        <w:rPr>
+          <w:b/>
+          <w:bCs/>
+        </w:rPr>
+        <w:t xml:space="preserve">(척도 차이를 감안하면) 동급 수준</w:t>
+      </w:r>
+      <w:r>
+        <w:t xml:space="preserve">으로, 2-action 파라미터화가 무장애물 주행에서 3-action에 크게 뒤지지 않음을 시사한다.</w:t>
+      </w:r>
+    </w:p>
     <w:bookmarkEnd w:id="37"/>
-    <w:bookmarkStart w:id="50" w:name="part-i-2-action-학습-3-action-비교-무장애물-트랙"/>
-    <w:p>
-      <w:pPr>
-        <w:pStyle w:val="Heading1"/>
-      </w:pPr>
-      <w:r>
-        <w:t xml:space="preserve">Part I — 2-action 학습 + 3-action 비교 (무장애물 트랙)</w:t>
-      </w:r>
-    </w:p>
-    <w:bookmarkStart w:id="38" w:name="개요-목표"/>
+    <w:bookmarkStart w:id="41" w:name="시스템-구성"/>
     <w:p>
       <w:pPr>
         <w:pStyle w:val="Heading2"/>
       </w:pPr>
       <w:r>
-        <w:t xml:space="preserve">1. 개요 / 목표</w:t>
-      </w:r>
-    </w:p>
-    <w:p>
-      <w:pPr>
-        <w:pStyle w:val="FirstParagraph"/>
-      </w:pPr>
-      <w:r>
-        <w:t xml:space="preserve">Part I은 무장애물</w:t>
-      </w:r>
-      <w:r>
-        <w:t xml:space="preserve"> </w:t>
-      </w:r>
-      <w:r>
-        <w:rPr>
-          <w:rStyle w:val="VerbatimChar"/>
-        </w:rPr>
-        <w:t xml:space="preserve">CarRacing-v3</w:t>
-      </w:r>
-      <w:r>
-        <w:t xml:space="preserve"> </w:t>
-      </w:r>
-      <w:r>
-        <w:t xml:space="preserve">트랙에서</w:t>
-      </w:r>
-      <w:r>
-        <w:t xml:space="preserve"> </w:t>
-      </w:r>
-      <w:r>
-        <w:rPr>
-          <w:b/>
-          <w:bCs/>
-        </w:rPr>
-        <w:t xml:space="preserve">2-action PPO 에이전트를 학습</w:t>
-      </w:r>
-      <w:r>
-        <w:t xml:space="preserve">하고, 같은 트랙에서</w:t>
-      </w:r>
-      <w:r>
-        <w:t xml:space="preserve"> </w:t>
-      </w:r>
-      <w:r>
-        <w:rPr>
-          <w:b/>
-          <w:bCs/>
-        </w:rPr>
-        <w:t xml:space="preserve">3-action(gas/brake 독립)과 비교</w:t>
-      </w:r>
-      <w:r>
-        <w:t xml:space="preserve">하는 것을 다룬다. (도로 위 장애물을 입력에 추가한 확장은 Part II.)</w:t>
-      </w:r>
-    </w:p>
-    <w:p>
-      <w:pPr>
-        <w:pStyle w:val="BodyText"/>
-      </w:pPr>
-      <w:r>
-        <w:t xml:space="preserve">2-action 정책(</w:t>
-      </w:r>
-      <w:r>
-        <w:rPr>
-          <w:rStyle w:val="VerbatimChar"/>
-        </w:rPr>
-        <w:t xml:space="preserve">[steering, throttle]</w:t>
-      </w:r>
-      <w:r>
-        <w:t xml:space="preserve">)을 PPO로 학습해 6M→20M으로 스케일업했고, 최고 체크포인트(</w:t>
-      </w:r>
-      <w:r>
-        <w:rPr>
-          <w:rStyle w:val="VerbatimChar"/>
-        </w:rPr>
-        <w:t xml:space="preserve">ppo_2action4/best_model.pth</w:t>
-      </w:r>
-      <w:r>
-        <w:t xml:space="preserve">, 9.83M)가 clean 평가에서 평균</w:t>
-      </w:r>
-      <w:r>
-        <w:t xml:space="preserve"> </w:t>
-      </w:r>
-      <w:r>
-        <w:rPr>
-          <w:b/>
-          <w:bCs/>
-        </w:rPr>
-        <w:t xml:space="preserve">667.49 / median 745.73</w:t>
-      </w:r>
-      <w:r>
-        <w:t xml:space="preserve">를 기록했다. 이는 3-action 저장 모델(임베디드 shaped 674.55 / 637.95)과</w:t>
-      </w:r>
-      <w:r>
-        <w:t xml:space="preserve"> </w:t>
-      </w:r>
-      <w:r>
-        <w:rPr>
-          <w:b/>
-          <w:bCs/>
-        </w:rPr>
-        <w:t xml:space="preserve">(척도 차이를 감안하면) 동급 수준</w:t>
-      </w:r>
-      <w:r>
-        <w:t xml:space="preserve">으로, 2-action 파라미터화가 무장애물 주행에서 3-action에 크게 뒤지지 않음을 시사한다.</w:t>
-      </w:r>
-    </w:p>
-    <w:bookmarkEnd w:id="38"/>
-    <w:bookmarkStart w:id="42" w:name="시스템-구성"/>
-    <w:p>
-      <w:pPr>
-        <w:pStyle w:val="Heading2"/>
-      </w:pPr>
-      <w:r>
         <w:t xml:space="preserve">2. 시스템 구성</w:t>
       </w:r>
     </w:p>
@@ -7603,7 +7469,7 @@
         <w:t xml:space="preserve">만 다룬다.</w:t>
       </w:r>
     </w:p>
-    <w:bookmarkStart w:id="39" w:name="action-vs-3-action-과-actionwrapper"/>
+    <w:bookmarkStart w:id="38" w:name="action-vs-3-action-과-actionwrapper"/>
     <w:p>
       <w:pPr>
         <w:pStyle w:val="Heading3"/>
@@ -8038,8 +7904,8 @@
         <w:t xml:space="preserve">통과 후 3D)이고, 보상 셰이핑 래퍼는 그 3D를 받는다(Part 0 1-B Reward에서 다룸).</w:t>
       </w:r>
     </w:p>
-    <w:bookmarkEnd w:id="39"/>
-    <w:bookmarkStart w:id="40" w:name="에이전트-아키텍처-cnn-actor-critic"/>
+    <w:bookmarkEnd w:id="38"/>
+    <w:bookmarkStart w:id="39" w:name="에이전트-아키텍처-cnn-actor-critic"/>
     <w:p>
       <w:pPr>
         <w:pStyle w:val="Heading3"/>
@@ -8368,126 +8234,126 @@
         <w:t xml:space="preserve">이 명시되어 있어 폴백 64는 실제로 사용되지 않는다.</w:t>
       </w:r>
     </w:p>
+    <w:bookmarkEnd w:id="39"/>
+    <w:bookmarkStart w:id="40" w:name="학습-파이프라인-요약-1"/>
+    <w:p>
+      <w:pPr>
+        <w:pStyle w:val="Heading3"/>
+      </w:pPr>
+      <w:r>
+        <w:t xml:space="preserve">2.3 학습 파이프라인 (요약)</w:t>
+      </w:r>
+    </w:p>
+    <w:p>
+      <w:pPr>
+        <w:pStyle w:val="FirstParagraph"/>
+      </w:pPr>
+      <w:r>
+        <w:t xml:space="preserve">래퍼 순서(내부→외부):</w:t>
+      </w:r>
+      <w:r>
+        <w:t xml:space="preserve"> </w:t>
+      </w:r>
+      <w:r>
+        <w:rPr>
+          <w:rStyle w:val="VerbatimChar"/>
+        </w:rPr>
+        <w:t xml:space="preserve">RewardShapingWrapper</w:t>
+      </w:r>
+      <w:r>
+        <w:t xml:space="preserve">(각 학습 스크립트에 인라인 정의) →</w:t>
+      </w:r>
+      <w:r>
+        <w:t xml:space="preserve"> </w:t>
+      </w:r>
+      <w:r>
+        <w:rPr>
+          <w:rStyle w:val="VerbatimChar"/>
+        </w:rPr>
+        <w:t xml:space="preserve">ActionWrapper</w:t>
+      </w:r>
+      <w:r>
+        <w:t xml:space="preserve">(2D→3D) →</w:t>
+      </w:r>
+      <w:r>
+        <w:t xml:space="preserve"> </w:t>
+      </w:r>
+      <w:r>
+        <w:rPr>
+          <w:rStyle w:val="VerbatimChar"/>
+        </w:rPr>
+        <w:t xml:space="preserve">GrayScaleObservation</w:t>
+      </w:r>
+      <w:r>
+        <w:t xml:space="preserve"> </w:t>
+      </w:r>
+      <w:r>
+        <w:t xml:space="preserve">→</w:t>
+      </w:r>
+      <w:r>
+        <w:t xml:space="preserve"> </w:t>
+      </w:r>
+      <w:r>
+        <w:rPr>
+          <w:rStyle w:val="VerbatimChar"/>
+        </w:rPr>
+        <w:t xml:space="preserve">TimeLimit(1000)</w:t>
+      </w:r>
+      <w:r>
+        <w:t xml:space="preserve"> </w:t>
+      </w:r>
+      <w:r>
+        <w:t xml:space="preserve">→</w:t>
+      </w:r>
+      <w:r>
+        <w:t xml:space="preserve"> </w:t>
+      </w:r>
+      <w:r>
+        <w:rPr>
+          <w:rStyle w:val="VerbatimChar"/>
+        </w:rPr>
+        <w:t xml:space="preserve">FrameStack(4)</w:t>
+      </w:r>
+      <w:r>
+        <w:t xml:space="preserve">. 64개 비동기 환경(</w:t>
+      </w:r>
+      <w:r>
+        <w:rPr>
+          <w:rStyle w:val="VerbatimChar"/>
+        </w:rPr>
+        <w:t xml:space="preserve">AsyncVectorEnv</w:t>
+      </w:r>
+      <w:r>
+        <w:t xml:space="preserve">)에서</w:t>
+      </w:r>
+      <w:r>
+        <w:t xml:space="preserve"> </w:t>
+      </w:r>
+      <w:r>
+        <w:rPr>
+          <w:rStyle w:val="VerbatimChar"/>
+        </w:rPr>
+        <w:t xml:space="preserve">RolloutBuffer</w:t>
+      </w:r>
+      <w:r>
+        <w:t xml:space="preserve">(32768 = 64×512)를 채우고 minibatch 2048로 PPO를 갱신하며 per-minibatch KL early-stop으로 안정화한다(혼합정밀</w:t>
+      </w:r>
+      <w:r>
+        <w:t xml:space="preserve"> </w:t>
+      </w:r>
+      <w:r>
+        <w:rPr>
+          <w:rStyle w:val="VerbatimChar"/>
+        </w:rPr>
+        <w:t xml:space="preserve">learn_mixed_precision</w:t>
+      </w:r>
+      <w:r>
+        <w:t xml:space="preserve">). PPO 목적함수·하이퍼파라미터 상세는 Part 0 2절, 최종 값 표는 4절 참조.</w:t>
+      </w:r>
+    </w:p>
     <w:bookmarkEnd w:id="40"/>
-    <w:bookmarkStart w:id="41" w:name="학습-파이프라인-요약-1"/>
-    <w:p>
-      <w:pPr>
-        <w:pStyle w:val="Heading3"/>
-      </w:pPr>
-      <w:r>
-        <w:t xml:space="preserve">2.3 학습 파이프라인 (요약)</w:t>
-      </w:r>
-    </w:p>
-    <w:p>
-      <w:pPr>
-        <w:pStyle w:val="FirstParagraph"/>
-      </w:pPr>
-      <w:r>
-        <w:t xml:space="preserve">래퍼 순서(내부→외부):</w:t>
-      </w:r>
-      <w:r>
-        <w:t xml:space="preserve"> </w:t>
-      </w:r>
-      <w:r>
-        <w:rPr>
-          <w:rStyle w:val="VerbatimChar"/>
-        </w:rPr>
-        <w:t xml:space="preserve">RewardShapingWrapper</w:t>
-      </w:r>
-      <w:r>
-        <w:t xml:space="preserve">(각 학습 스크립트에 인라인 정의) →</w:t>
-      </w:r>
-      <w:r>
-        <w:t xml:space="preserve"> </w:t>
-      </w:r>
-      <w:r>
-        <w:rPr>
-          <w:rStyle w:val="VerbatimChar"/>
-        </w:rPr>
-        <w:t xml:space="preserve">ActionWrapper</w:t>
-      </w:r>
-      <w:r>
-        <w:t xml:space="preserve">(2D→3D) →</w:t>
-      </w:r>
-      <w:r>
-        <w:t xml:space="preserve"> </w:t>
-      </w:r>
-      <w:r>
-        <w:rPr>
-          <w:rStyle w:val="VerbatimChar"/>
-        </w:rPr>
-        <w:t xml:space="preserve">GrayScaleObservation</w:t>
-      </w:r>
-      <w:r>
-        <w:t xml:space="preserve"> </w:t>
-      </w:r>
-      <w:r>
-        <w:t xml:space="preserve">→</w:t>
-      </w:r>
-      <w:r>
-        <w:t xml:space="preserve"> </w:t>
-      </w:r>
-      <w:r>
-        <w:rPr>
-          <w:rStyle w:val="VerbatimChar"/>
-        </w:rPr>
-        <w:t xml:space="preserve">TimeLimit(1000)</w:t>
-      </w:r>
-      <w:r>
-        <w:t xml:space="preserve"> </w:t>
-      </w:r>
-      <w:r>
-        <w:t xml:space="preserve">→</w:t>
-      </w:r>
-      <w:r>
-        <w:t xml:space="preserve"> </w:t>
-      </w:r>
-      <w:r>
-        <w:rPr>
-          <w:rStyle w:val="VerbatimChar"/>
-        </w:rPr>
-        <w:t xml:space="preserve">FrameStack(4)</w:t>
-      </w:r>
-      <w:r>
-        <w:t xml:space="preserve">. 64개 비동기 환경(</w:t>
-      </w:r>
-      <w:r>
-        <w:rPr>
-          <w:rStyle w:val="VerbatimChar"/>
-        </w:rPr>
-        <w:t xml:space="preserve">AsyncVectorEnv</w:t>
-      </w:r>
-      <w:r>
-        <w:t xml:space="preserve">)에서</w:t>
-      </w:r>
-      <w:r>
-        <w:t xml:space="preserve"> </w:t>
-      </w:r>
-      <w:r>
-        <w:rPr>
-          <w:rStyle w:val="VerbatimChar"/>
-        </w:rPr>
-        <w:t xml:space="preserve">RolloutBuffer</w:t>
-      </w:r>
-      <w:r>
-        <w:t xml:space="preserve">(32768 = 64×512)를 채우고 minibatch 2048로 PPO를 갱신하며 per-minibatch KL early-stop으로 안정화한다(혼합정밀</w:t>
-      </w:r>
-      <w:r>
-        <w:t xml:space="preserve"> </w:t>
-      </w:r>
-      <w:r>
-        <w:rPr>
-          <w:rStyle w:val="VerbatimChar"/>
-        </w:rPr>
-        <w:t xml:space="preserve">learn_mixed_precision</w:t>
-      </w:r>
-      <w:r>
-        <w:t xml:space="preserve">). PPO 목적함수·하이퍼파라미터 상세는 Part 0 2절, 최종 값 표는 4절 참조.</w:t>
-      </w:r>
-    </w:p>
     <w:bookmarkEnd w:id="41"/>
-    <w:bookmarkEnd w:id="42"/>
-    <w:bookmarkStart w:id="46" w:name="실험-결과"/>
+    <w:bookmarkStart w:id="45" w:name="실험-결과"/>
     <w:p>
       <w:pPr>
         <w:pStyle w:val="Heading2"/>
@@ -8496,7 +8362,7 @@
         <w:t xml:space="preserve">3. 실험 결과</w:t>
       </w:r>
     </w:p>
-    <w:bookmarkStart w:id="43" w:name="평가-프로토콜-정의"/>
+    <w:bookmarkStart w:id="42" w:name="평가-프로토콜-정의"/>
     <w:p>
       <w:pPr>
         <w:pStyle w:val="Heading3"/>
@@ -8718,8 +8584,8 @@
         <w:t xml:space="preserve">참고치로 본다.</w:t>
       </w:r>
     </w:p>
-    <w:bookmarkEnd w:id="43"/>
-    <w:bookmarkStart w:id="45" w:name="a-2-action-베이스-모델-학습-및-스케일업"/>
+    <w:bookmarkEnd w:id="42"/>
+    <w:bookmarkStart w:id="44" w:name="a-2-action-베이스-모델-학습-및-스케일업"/>
     <w:p>
       <w:pPr>
         <w:pStyle w:val="Heading3"/>
@@ -9294,7 +9160,7 @@
         <w:t xml:space="preserve">의 5개 에피소드 seed42–46 보상 = 564 / 402 / 250 / 406 / 838.)</w:t>
       </w:r>
     </w:p>
-    <w:bookmarkStart w:id="44" w:name="b-3-action-비교"/>
+    <w:bookmarkStart w:id="43" w:name="b-3-action-비교"/>
     <w:p>
       <w:pPr>
         <w:pStyle w:val="Heading4"/>
@@ -9540,10 +9406,10 @@
         <w:t xml:space="preserve">→ 2-action 라인이 (조건 차이를 감안하더라도) 3-action 베이스라인을 매칭하거나 능가.</w:t>
       </w:r>
     </w:p>
+    <w:bookmarkEnd w:id="43"/>
     <w:bookmarkEnd w:id="44"/>
     <w:bookmarkEnd w:id="45"/>
-    <w:bookmarkEnd w:id="46"/>
-    <w:bookmarkStart w:id="49" w:name="부록-하이퍼파라미터-버전"/>
+    <w:bookmarkStart w:id="48" w:name="부록-하이퍼파라미터-버전"/>
     <w:p>
       <w:pPr>
         <w:pStyle w:val="Heading2"/>
@@ -9552,7 +9418,7 @@
         <w:t xml:space="preserve">4. 부록 — 하이퍼파라미터 · 버전</w:t>
       </w:r>
     </w:p>
-    <w:bookmarkStart w:id="47" w:name="최종-안정화-하이퍼파라미터"/>
+    <w:bookmarkStart w:id="46" w:name="최종-안정화-하이퍼파라미터"/>
     <w:p>
       <w:pPr>
         <w:pStyle w:val="Heading3"/>
@@ -10801,8 +10667,8 @@
         </w:tc>
       </w:tr>
     </w:tbl>
-    <w:bookmarkEnd w:id="47"/>
-    <w:bookmarkStart w:id="48" w:name="평가-조건-요약"/>
+    <w:bookmarkEnd w:id="46"/>
+    <w:bookmarkStart w:id="47" w:name="평가-조건-요약"/>
     <w:p>
       <w:pPr>
         <w:pStyle w:val="Heading3"/>
@@ -11049,10 +10915,10 @@
         </w:tc>
       </w:tr>
     </w:tbl>
+    <w:bookmarkEnd w:id="47"/>
     <w:bookmarkEnd w:id="48"/>
     <w:bookmarkEnd w:id="49"/>
-    <w:bookmarkEnd w:id="50"/>
-    <w:bookmarkStart w:id="97" w:name="part-ii-장애물obstacle-입력-추가"/>
+    <w:bookmarkStart w:id="96" w:name="part-ii-장애물obstacle-입력-추가"/>
     <w:p>
       <w:pPr>
         <w:pStyle w:val="Heading1"/>
@@ -11082,7 +10948,7 @@
         <w:t xml:space="preserve">을 올려 픽셀 관측에 그려 넣고 회피를 학습한다. 환경 구축 → round-1 학습 → 크기 실험 → 실패 원인 분석(천장=충돌) → 행동 노이즈(ent_coef) → 3-action 대조까지 다룬다.</w:t>
       </w:r>
     </w:p>
-    <w:bookmarkStart w:id="56" w:name="환경-설계-carracingobstacles-v0"/>
+    <w:bookmarkStart w:id="55" w:name="환경-설계-carracingobstacles-v0"/>
     <w:p>
       <w:pPr>
         <w:pStyle w:val="Heading2"/>
@@ -11168,7 +11034,7 @@
         </w:pict>
       </w:r>
     </w:p>
-    <w:bookmarkStart w:id="51" w:name="등록-및-기본값"/>
+    <w:bookmarkStart w:id="50" w:name="등록-및-기본값"/>
     <w:p>
       <w:pPr>
         <w:pStyle w:val="Heading3"/>
@@ -11808,8 +11674,8 @@
         </w:pict>
       </w:r>
     </w:p>
-    <w:bookmarkEnd w:id="51"/>
-    <w:bookmarkStart w:id="52" w:name="픽셀-가시성-관측에-그려-넣기"/>
+    <w:bookmarkEnd w:id="50"/>
+    <w:bookmarkStart w:id="51" w:name="픽셀-가시성-관측에-그려-넣기"/>
     <w:p>
       <w:pPr>
         <w:pStyle w:val="Heading3"/>
@@ -12202,8 +12068,8 @@
         </w:pict>
       </w:r>
     </w:p>
-    <w:bookmarkEnd w:id="52"/>
-    <w:bookmarkStart w:id="53" w:name="배치-및-재현성-_spawn_obstacles"/>
+    <w:bookmarkEnd w:id="51"/>
+    <w:bookmarkStart w:id="52" w:name="배치-및-재현성-_spawn_obstacles"/>
     <w:p>
       <w:pPr>
         <w:pStyle w:val="Heading3"/>
@@ -12999,8 +12865,8 @@
         </w:pict>
       </w:r>
     </w:p>
-    <w:bookmarkEnd w:id="53"/>
-    <w:bookmarkStart w:id="54" w:name="충돌-검출-및-패널티"/>
+    <w:bookmarkEnd w:id="52"/>
+    <w:bookmarkStart w:id="53" w:name="충돌-검출-및-패널티"/>
     <w:p>
       <w:pPr>
         <w:pStyle w:val="Heading3"/>
@@ -13663,185 +13529,185 @@
         </w:pict>
       </w:r>
     </w:p>
+    <w:bookmarkEnd w:id="53"/>
+    <w:bookmarkStart w:id="54" w:name="환경-구축-중-해결한-버그-요약"/>
+    <w:p>
+      <w:pPr>
+        <w:pStyle w:val="Heading3"/>
+      </w:pPr>
+      <w:r>
+        <w:t xml:space="preserve">1.5 환경 구축 중 해결한 버그 (요약)</w:t>
+      </w:r>
+    </w:p>
+    <w:p>
+      <w:pPr>
+        <w:pStyle w:val="FirstParagraph"/>
+      </w:pPr>
+      <w:r>
+        <w:t xml:space="preserve">Linux box2d-py에서 세 버그를 수정했다.</w:t>
+      </w:r>
+      <w:r>
+        <w:t xml:space="preserve"> </w:t>
+      </w:r>
+      <w:r>
+        <w:rPr>
+          <w:b/>
+          <w:bCs/>
+        </w:rPr>
+        <w:t xml:space="preserve">(1) SEGFAULT</w:t>
+      </w:r>
+      <w:r>
+        <w:t xml:space="preserve"> </w:t>
+      </w:r>
+      <w:r>
+        <w:t xml:space="preserve">— 차가 장애물에 닿은 채 에피소드가 끝나</w:t>
+      </w:r>
+      <w:r>
+        <w:t xml:space="preserve"> </w:t>
+      </w:r>
+      <w:r>
+        <w:rPr>
+          <w:rStyle w:val="VerbatimChar"/>
+        </w:rPr>
+        <w:t xml:space="preserve">reset()</w:t>
+      </w:r>
+      <w:r>
+        <w:t xml:space="preserve">의</w:t>
+      </w:r>
+      <w:r>
+        <w:t xml:space="preserve"> </w:t>
+      </w:r>
+      <w:r>
+        <w:rPr>
+          <w:rStyle w:val="VerbatimChar"/>
+        </w:rPr>
+        <w:t xml:space="preserve">_destroy()</w:t>
+      </w:r>
+      <w:r>
+        <w:t xml:space="preserve">가 body를 파괴하면 Box2D가 반쯤 파괴된 body에 EndContact 콜백을 재진입시켜 죽었다 → 파괴</w:t>
+      </w:r>
+      <w:r>
+        <w:t xml:space="preserve"> </w:t>
+      </w:r>
+      <w:r>
+        <w:rPr>
+          <w:b/>
+          <w:bCs/>
+        </w:rPr>
+        <w:t xml:space="preserve">전에</w:t>
+      </w:r>
+      <w:r>
+        <w:t xml:space="preserve"> </w:t>
+      </w:r>
+      <w:r>
+        <w:t xml:space="preserve">contact listener를 detach.</w:t>
+      </w:r>
+      <w:r>
+        <w:t xml:space="preserve"> </w:t>
+      </w:r>
+      <w:r>
+        <w:rPr>
+          <w:b/>
+          <w:bCs/>
+        </w:rPr>
+        <w:t xml:space="preserve">(2) loop-spawn</w:t>
+      </w:r>
+      <w:r>
+        <w:t xml:space="preserve"> </w:t>
+      </w:r>
+      <w:r>
+        <w:t xml:space="preserve">— 루프 트랙의 끝 타일이 시작선 바로 뒤라 차 위에 장애물이 스폰됨 → 후보 타일에서</w:t>
+      </w:r>
+      <w:r>
+        <w:t xml:space="preserve"> </w:t>
+      </w:r>
+      <w:r>
+        <w:rPr>
+          <w:b/>
+          <w:bCs/>
+        </w:rPr>
+        <w:t xml:space="preserve">양 끝을 모두 제외</w:t>
+      </w:r>
+      <w:r>
+        <w:t xml:space="preserve">(</w:t>
+      </w:r>
+      <w:r>
+        <w:rPr>
+          <w:rStyle w:val="VerbatimChar"/>
+        </w:rPr>
+        <w:t xml:space="preserve">range(start_clear_tiles, n_tiles-start_clear_tiles)</w:t>
+      </w:r>
+      <w:r>
+        <w:t xml:space="preserve">).</w:t>
+      </w:r>
+      <w:r>
+        <w:t xml:space="preserve"> </w:t>
+      </w:r>
+      <w:r>
+        <w:rPr>
+          <w:b/>
+          <w:bCs/>
+        </w:rPr>
+        <w:t xml:space="preserve">(3) 로깅 무력화</w:t>
+      </w:r>
+      <w:r>
+        <w:t xml:space="preserve"> </w:t>
+      </w:r>
+      <w:r>
+        <w:t xml:space="preserve">— 벡터 env의</w:t>
+      </w:r>
+      <w:r>
+        <w:t xml:space="preserve"> </w:t>
+      </w:r>
+      <w:r>
+        <w:rPr>
+          <w:rStyle w:val="VerbatimChar"/>
+        </w:rPr>
+        <w:t xml:space="preserve">infos</w:t>
+      </w:r>
+      <w:r>
+        <w:t xml:space="preserve">를</w:t>
+      </w:r>
+      <w:r>
+        <w:t xml:space="preserve"> </w:t>
+      </w:r>
+      <w:r>
+        <w:rPr>
+          <w:rStyle w:val="VerbatimChar"/>
+        </w:rPr>
+        <w:t xml:space="preserve">infos.get(i)</w:t>
+      </w:r>
+      <w:r>
+        <w:t xml:space="preserve">(정수키)로 읽어 셰이핑 지표가 전부 미기록 →</w:t>
+      </w:r>
+      <w:r>
+        <w:t xml:space="preserve"> </w:t>
+      </w:r>
+      <w:r>
+        <w:rPr>
+          <w:rStyle w:val="VerbatimChar"/>
+        </w:rPr>
+        <w:t xml:space="preserve">infos[key][i]</w:t>
+      </w:r>
+      <w:r>
+        <w:t xml:space="preserve">(dict-of-arrays)로 수정. (상세 코드는</w:t>
+      </w:r>
+      <w:r>
+        <w:t xml:space="preserve"> </w:t>
+      </w:r>
+      <w:r>
+        <w:rPr>
+          <w:rStyle w:val="VerbatimChar"/>
+        </w:rPr>
+        <w:t xml:space="preserve">src/car_racing_obstacles.py</w:t>
+      </w:r>
+      <w:r>
+        <w:t xml:space="preserve">·학습 스크립트 참조.)</w:t>
+      </w:r>
+    </w:p>
     <w:bookmarkEnd w:id="54"/>
-    <w:bookmarkStart w:id="55" w:name="환경-구축-중-해결한-버그-요약"/>
-    <w:p>
-      <w:pPr>
-        <w:pStyle w:val="Heading3"/>
-      </w:pPr>
-      <w:r>
-        <w:t xml:space="preserve">1.5 환경 구축 중 해결한 버그 (요약)</w:t>
-      </w:r>
-    </w:p>
-    <w:p>
-      <w:pPr>
-        <w:pStyle w:val="FirstParagraph"/>
-      </w:pPr>
-      <w:r>
-        <w:t xml:space="preserve">Linux box2d-py에서 세 버그를 수정했다.</w:t>
-      </w:r>
-      <w:r>
-        <w:t xml:space="preserve"> </w:t>
-      </w:r>
-      <w:r>
-        <w:rPr>
-          <w:b/>
-          <w:bCs/>
-        </w:rPr>
-        <w:t xml:space="preserve">(1) SEGFAULT</w:t>
-      </w:r>
-      <w:r>
-        <w:t xml:space="preserve"> </w:t>
-      </w:r>
-      <w:r>
-        <w:t xml:space="preserve">— 차가 장애물에 닿은 채 에피소드가 끝나</w:t>
-      </w:r>
-      <w:r>
-        <w:t xml:space="preserve"> </w:t>
-      </w:r>
-      <w:r>
-        <w:rPr>
-          <w:rStyle w:val="VerbatimChar"/>
-        </w:rPr>
-        <w:t xml:space="preserve">reset()</w:t>
-      </w:r>
-      <w:r>
-        <w:t xml:space="preserve">의</w:t>
-      </w:r>
-      <w:r>
-        <w:t xml:space="preserve"> </w:t>
-      </w:r>
-      <w:r>
-        <w:rPr>
-          <w:rStyle w:val="VerbatimChar"/>
-        </w:rPr>
-        <w:t xml:space="preserve">_destroy()</w:t>
-      </w:r>
-      <w:r>
-        <w:t xml:space="preserve">가 body를 파괴하면 Box2D가 반쯤 파괴된 body에 EndContact 콜백을 재진입시켜 죽었다 → 파괴</w:t>
-      </w:r>
-      <w:r>
-        <w:t xml:space="preserve"> </w:t>
-      </w:r>
-      <w:r>
-        <w:rPr>
-          <w:b/>
-          <w:bCs/>
-        </w:rPr>
-        <w:t xml:space="preserve">전에</w:t>
-      </w:r>
-      <w:r>
-        <w:t xml:space="preserve"> </w:t>
-      </w:r>
-      <w:r>
-        <w:t xml:space="preserve">contact listener를 detach.</w:t>
-      </w:r>
-      <w:r>
-        <w:t xml:space="preserve"> </w:t>
-      </w:r>
-      <w:r>
-        <w:rPr>
-          <w:b/>
-          <w:bCs/>
-        </w:rPr>
-        <w:t xml:space="preserve">(2) loop-spawn</w:t>
-      </w:r>
-      <w:r>
-        <w:t xml:space="preserve"> </w:t>
-      </w:r>
-      <w:r>
-        <w:t xml:space="preserve">— 루프 트랙의 끝 타일이 시작선 바로 뒤라 차 위에 장애물이 스폰됨 → 후보 타일에서</w:t>
-      </w:r>
-      <w:r>
-        <w:t xml:space="preserve"> </w:t>
-      </w:r>
-      <w:r>
-        <w:rPr>
-          <w:b/>
-          <w:bCs/>
-        </w:rPr>
-        <w:t xml:space="preserve">양 끝을 모두 제외</w:t>
-      </w:r>
-      <w:r>
-        <w:t xml:space="preserve">(</w:t>
-      </w:r>
-      <w:r>
-        <w:rPr>
-          <w:rStyle w:val="VerbatimChar"/>
-        </w:rPr>
-        <w:t xml:space="preserve">range(start_clear_tiles, n_tiles-start_clear_tiles)</w:t>
-      </w:r>
-      <w:r>
-        <w:t xml:space="preserve">).</w:t>
-      </w:r>
-      <w:r>
-        <w:t xml:space="preserve"> </w:t>
-      </w:r>
-      <w:r>
-        <w:rPr>
-          <w:b/>
-          <w:bCs/>
-        </w:rPr>
-        <w:t xml:space="preserve">(3) 로깅 무력화</w:t>
-      </w:r>
-      <w:r>
-        <w:t xml:space="preserve"> </w:t>
-      </w:r>
-      <w:r>
-        <w:t xml:space="preserve">— 벡터 env의</w:t>
-      </w:r>
-      <w:r>
-        <w:t xml:space="preserve"> </w:t>
-      </w:r>
-      <w:r>
-        <w:rPr>
-          <w:rStyle w:val="VerbatimChar"/>
-        </w:rPr>
-        <w:t xml:space="preserve">infos</w:t>
-      </w:r>
-      <w:r>
-        <w:t xml:space="preserve">를</w:t>
-      </w:r>
-      <w:r>
-        <w:t xml:space="preserve"> </w:t>
-      </w:r>
-      <w:r>
-        <w:rPr>
-          <w:rStyle w:val="VerbatimChar"/>
-        </w:rPr>
-        <w:t xml:space="preserve">infos.get(i)</w:t>
-      </w:r>
-      <w:r>
-        <w:t xml:space="preserve">(정수키)로 읽어 셰이핑 지표가 전부 미기록 →</w:t>
-      </w:r>
-      <w:r>
-        <w:t xml:space="preserve"> </w:t>
-      </w:r>
-      <w:r>
-        <w:rPr>
-          <w:rStyle w:val="VerbatimChar"/>
-        </w:rPr>
-        <w:t xml:space="preserve">infos[key][i]</w:t>
-      </w:r>
-      <w:r>
-        <w:t xml:space="preserve">(dict-of-arrays)로 수정. (상세 코드는</w:t>
-      </w:r>
-      <w:r>
-        <w:t xml:space="preserve"> </w:t>
-      </w:r>
-      <w:r>
-        <w:rPr>
-          <w:rStyle w:val="VerbatimChar"/>
-        </w:rPr>
-        <w:t xml:space="preserve">src/car_racing_obstacles.py</w:t>
-      </w:r>
-      <w:r>
-        <w:t xml:space="preserve">·학습 스크립트 참조.)</w:t>
-      </w:r>
-    </w:p>
     <w:bookmarkEnd w:id="55"/>
-    <w:bookmarkEnd w:id="56"/>
-    <w:bookmarkStart w:id="63" w:name="장애물-회피-학습-round-1"/>
+    <w:bookmarkStart w:id="62" w:name="장애물-회피-학습-round-1"/>
     <w:p>
       <w:pPr>
         <w:pStyle w:val="Heading2"/>
@@ -14505,18 +14371,18 @@
                 <wp:inline>
                   <wp:extent cx="5334000" cy="3556000"/>
                   <wp:effectExtent b="0" l="0" r="0" t="0"/>
-                  <wp:docPr descr="Before (장애물 학습 전): seed42 step240 — 흰 장애물로 정면 돌진, 누적 −68" title="" id="58" name="Picture"/>
+                  <wp:docPr descr="Before (장애물 학습 전): seed42 step240 — 흰 장애물로 정면 돌진, 누적 −68" title="" id="57" name="Picture"/>
                   <a:graphic>
                     <a:graphicData uri="http://schemas.openxmlformats.org/drawingml/2006/picture">
                       <pic:pic>
                         <pic:nvPicPr>
-                          <pic:cNvPr descr="report_assets/frame_before_seed42_r-68.png" id="59" name="Picture"/>
+                          <pic:cNvPr descr="report_assets/frame_before_seed42_r-68.png" id="58" name="Picture"/>
                           <pic:cNvPicPr>
                             <a:picLocks noChangeArrowheads="1" noChangeAspect="1"/>
                           </pic:cNvPicPr>
                         </pic:nvPicPr>
                         <pic:blipFill>
-                          <a:blip r:embed="rId57"/>
+                          <a:blip r:embed="rId56"/>
                           <a:stretch>
                             <a:fillRect/>
                           </a:stretch>
@@ -14556,18 +14422,18 @@
                 <wp:inline>
                   <wp:extent cx="5334000" cy="3556000"/>
                   <wp:effectExtent b="0" l="0" r="0" t="0"/>
-                  <wp:docPr descr="After (장애물 학습 후): seed42 step240 — 도로 위 정상 주행·회피, 누적 +323" title="" id="61" name="Picture"/>
+                  <wp:docPr descr="After (장애물 학습 후): seed42 step240 — 도로 위 정상 주행·회피, 누적 +323" title="" id="60" name="Picture"/>
                   <a:graphic>
                     <a:graphicData uri="http://schemas.openxmlformats.org/drawingml/2006/picture">
                       <pic:pic>
                         <pic:nvPicPr>
-                          <pic:cNvPr descr="report_assets/frame_after_seed42_r323.png" id="62" name="Picture"/>
+                          <pic:cNvPr descr="report_assets/frame_after_seed42_r323.png" id="61" name="Picture"/>
                           <pic:cNvPicPr>
                             <a:picLocks noChangeArrowheads="1" noChangeAspect="1"/>
                           </pic:cNvPicPr>
                         </pic:nvPicPr>
                         <pic:blipFill>
-                          <a:blip r:embed="rId60"/>
+                          <a:blip r:embed="rId59"/>
                           <a:stretch>
                             <a:fillRect/>
                           </a:stretch>
@@ -14638,8 +14504,8 @@
         </w:pict>
       </w:r>
     </w:p>
-    <w:bookmarkEnd w:id="63"/>
-    <w:bookmarkStart w:id="64" w:name="실패-원인-분석-천장은-충돌이다-계측-평가"/>
+    <w:bookmarkEnd w:id="62"/>
+    <w:bookmarkStart w:id="63" w:name="실패-원인-분석-천장은-충돌이다-계측-평가"/>
     <w:p>
       <w:pPr>
         <w:pStyle w:val="Heading2"/>
@@ -15080,8 +14946,8 @@
         </w:pict>
       </w:r>
     </w:p>
-    <w:bookmarkEnd w:id="64"/>
-    <w:bookmarkStart w:id="74" w:name="실험-결과-종합"/>
+    <w:bookmarkEnd w:id="63"/>
+    <w:bookmarkStart w:id="73" w:name="실험-결과-종합"/>
     <w:p>
       <w:pPr>
         <w:pStyle w:val="Heading2"/>
@@ -15090,7 +14956,7 @@
         <w:t xml:space="preserve">4. 실험 결과 종합</w:t>
       </w:r>
     </w:p>
-    <w:bookmarkStart w:id="65" w:name="학습-곡선-이-태스크는-전반부에-정점-찍고-정체"/>
+    <w:bookmarkStart w:id="64" w:name="학습-곡선-이-태스크는-전반부에-정점-찍고-정체"/>
     <w:p>
       <w:pPr>
         <w:pStyle w:val="Heading3"/>
@@ -15404,8 +15270,8 @@
         <w:t xml:space="preserve">순수 스텝 증가는 ROI가 낮고, 다음 실험은 4~5M이면 충분.</w:t>
       </w:r>
     </w:p>
-    <w:bookmarkEnd w:id="65"/>
-    <w:bookmarkStart w:id="69" w:name="clean-평가-shaping-제외-50ep-샘플링-seed-42"/>
+    <w:bookmarkEnd w:id="64"/>
+    <w:bookmarkStart w:id="68" w:name="clean-평가-shaping-제외-50ep-샘플링-seed-42"/>
     <w:p>
       <w:pPr>
         <w:pStyle w:val="Heading3"/>
@@ -15423,18 +15289,18 @@
           <wp:inline>
             <wp:extent cx="5334000" cy="3067050"/>
             <wp:effectExtent b="0" l="0" r="0" t="0"/>
-            <wp:docPr descr="그림. 장애물 task clean 성능 진행 — 2-action 천장 ~415 vs 3-action 229 (회색 점선=무장애물 베이스 667)" title="" id="67" name="Picture"/>
+            <wp:docPr descr="그림. 장애물 task clean 성능 진행 — 2-action 천장 ~415 vs 3-action 229 (회색 점선=무장애물 베이스 667)" title="" id="66" name="Picture"/>
             <a:graphic>
               <a:graphicData uri="http://schemas.openxmlformats.org/drawingml/2006/picture">
                 <pic:pic>
                   <pic:nvPicPr>
-                    <pic:cNvPr descr="report_assets/fig_clean_progression.png" id="68" name="Picture"/>
+                    <pic:cNvPr descr="report_assets/fig_clean_progression.png" id="67" name="Picture"/>
                     <pic:cNvPicPr>
                       <a:picLocks noChangeArrowheads="1" noChangeAspect="1"/>
                     </pic:cNvPicPr>
                   </pic:nvPicPr>
                   <pic:blipFill>
-                    <a:blip r:embed="rId66"/>
+                    <a:blip r:embed="rId65"/>
                     <a:stretch>
                       <a:fillRect/>
                     </a:stretch>
@@ -15761,8 +15627,8 @@
         <w:t xml:space="preserve">깨끗하다. round1 수치는 분포가 다른 참고값.</w:t>
       </w:r>
     </w:p>
-    <w:bookmarkEnd w:id="69"/>
-    <w:bookmarkStart w:id="73" w:name="정성-beforeafter-동일-시드"/>
+    <w:bookmarkEnd w:id="68"/>
+    <w:bookmarkStart w:id="72" w:name="정성-beforeafter-동일-시드"/>
     <w:p>
       <w:pPr>
         <w:pStyle w:val="Heading3"/>
@@ -15981,18 +15847,18 @@
           <wp:inline>
             <wp:extent cx="5334000" cy="3556000"/>
             <wp:effectExtent b="0" l="0" r="0" t="0"/>
-            <wp:docPr descr="그림. 장애물 회피(weaving) — seed43, 보상 707: 곡선 구간에서 장애물 사이로 우회 조향" title="" id="71" name="Picture"/>
+            <wp:docPr descr="그림. 장애물 회피(weaving) — seed43, 보상 707: 곡선 구간에서 장애물 사이로 우회 조향" title="" id="70" name="Picture"/>
             <a:graphic>
               <a:graphicData uri="http://schemas.openxmlformats.org/drawingml/2006/picture">
                 <pic:pic>
                   <pic:nvPicPr>
-                    <pic:cNvPr descr="report_assets/frame_after_seed43_r707.png" id="72" name="Picture"/>
+                    <pic:cNvPr descr="report_assets/frame_after_seed43_r707.png" id="71" name="Picture"/>
                     <pic:cNvPicPr>
                       <a:picLocks noChangeArrowheads="1" noChangeAspect="1"/>
                     </pic:cNvPicPr>
                   </pic:nvPicPr>
                   <pic:blipFill>
-                    <a:blip r:embed="rId70"/>
+                    <a:blip r:embed="rId69"/>
                     <a:stretch>
                       <a:fillRect/>
                     </a:stretch>
@@ -16034,9 +15900,9 @@
         </w:pict>
       </w:r>
     </w:p>
+    <w:bookmarkEnd w:id="72"/>
     <w:bookmarkEnd w:id="73"/>
-    <w:bookmarkEnd w:id="74"/>
-    <w:bookmarkStart w:id="78" w:name="마지막-실험-행동-노이즈-축소ent_coef는-비非레버였다"/>
+    <w:bookmarkStart w:id="77" w:name="마지막-실험-행동-노이즈-축소ent_coef는-비非레버였다"/>
     <w:p>
       <w:pPr>
         <w:pStyle w:val="Heading2"/>
@@ -16175,7 +16041,7 @@
         <w:t xml:space="preserve">  --save-dir ./models/obs_p02_lowent --log-dir ./logs/obs_p02_lowent</w:t>
       </w:r>
     </w:p>
-    <w:bookmarkStart w:id="75" w:name="결과-레버는-움직였으나-성능은-안-따라옴"/>
+    <w:bookmarkStart w:id="74" w:name="결과-레버는-움직였으나-성능은-안-따라옴"/>
     <w:p>
       <w:pPr>
         <w:pStyle w:val="Heading3"/>
@@ -16562,8 +16428,8 @@
         <w:t xml:space="preserve">최악 판(ep32 -112)은 entropy를 낮췄는데도 살아남음.</w:t>
       </w:r>
     </w:p>
-    <w:bookmarkEnd w:id="75"/>
-    <w:bookmarkStart w:id="76" w:name="해석-진단의-수정-남은-충돌은-구조적이지-단순-노이즈가-아니다"/>
+    <w:bookmarkEnd w:id="74"/>
+    <w:bookmarkStart w:id="75" w:name="해석-진단의-수정-남은-충돌은-구조적이지-단순-노이즈가-아니다"/>
     <w:p>
       <w:pPr>
         <w:pStyle w:val="Heading3"/>
@@ -16669,8 +16535,8 @@
         <w:t xml:space="preserve">를 더 낮추면 탐험까지 줄어 학습 자체가 나빠질 수 있어 더 내리는 것은 권장 안 함.)</w:t>
       </w:r>
     </w:p>
-    <w:bookmarkEnd w:id="76"/>
-    <w:bookmarkStart w:id="77" w:name="판정-task-천장415-확정"/>
+    <w:bookmarkEnd w:id="75"/>
+    <w:bookmarkStart w:id="76" w:name="판정-task-천장415-확정"/>
     <w:p>
       <w:pPr>
         <w:pStyle w:val="Heading3"/>
@@ -16786,142 +16652,142 @@
         </w:pict>
       </w:r>
     </w:p>
+    <w:bookmarkEnd w:id="76"/>
     <w:bookmarkEnd w:id="77"/>
+    <w:bookmarkStart w:id="92" w:name="action-대조-실험-2-vs-3-action-gasbrake-독립"/>
+    <w:p>
+      <w:pPr>
+        <w:pStyle w:val="Heading2"/>
+      </w:pPr>
+      <w:r>
+        <w:t xml:space="preserve">6. 3-action 대조 실험 — 2 vs 3 action (gas/brake 독립)</w:t>
+      </w:r>
+    </w:p>
+    <w:bookmarkStart w:id="78" w:name="동기와-절차"/>
+    <w:p>
+      <w:pPr>
+        <w:pStyle w:val="Heading3"/>
+      </w:pPr>
+      <w:r>
+        <w:t xml:space="preserve">6.1 동기와 절차</w:t>
+      </w:r>
+    </w:p>
+    <w:p>
+      <w:pPr>
+        <w:pStyle w:val="FirstParagraph"/>
+      </w:pPr>
+      <w:r>
+        <w:t xml:space="preserve">2-action(throttle 1축, ActionWrapper)이 장애물 task에서 정착한 천장(clean ~415)이</w:t>
+      </w:r>
+      <w:r>
+        <w:t xml:space="preserve"> </w:t>
+      </w:r>
+      <w:r>
+        <w:rPr>
+          <w:b/>
+          <w:bCs/>
+        </w:rPr>
+        <w:t xml:space="preserve">action 파라미터화</w:t>
+      </w:r>
+      <w:r>
+        <w:t xml:space="preserve"> </w:t>
+      </w:r>
+      <w:r>
+        <w:t xml:space="preserve">탓인지 확인하기 위해,</w:t>
+      </w:r>
+      <w:r>
+        <w:t xml:space="preserve"> </w:t>
+      </w:r>
+      <w:r>
+        <w:rPr>
+          <w:b/>
+          <w:bCs/>
+        </w:rPr>
+        <w:t xml:space="preserve">3-action</w:t>
+      </w:r>
+      <w:r>
+        <w:rPr>
+          <w:b/>
+          <w:bCs/>
+        </w:rPr>
+        <w:t xml:space="preserve"> </w:t>
+      </w:r>
+      <w:r>
+        <w:rPr>
+          <w:rStyle w:val="VerbatimChar"/>
+          <w:b/>
+          <w:bCs/>
+        </w:rPr>
+        <w:t xml:space="preserve">[steer, gas, brake]</w:t>
+      </w:r>
+      <w:r>
+        <w:t xml:space="preserve"> </w:t>
+      </w:r>
+      <w:r>
+        <w:t xml:space="preserve">정책으로 동일 task를 학습했다. 환경·보상·하이퍼파라미터는 2-action과</w:t>
+      </w:r>
+      <w:r>
+        <w:t xml:space="preserve"> </w:t>
+      </w:r>
+      <w:r>
+        <w:rPr>
+          <w:b/>
+          <w:bCs/>
+        </w:rPr>
+        <w:t xml:space="preserve">설정값이 동일</w:t>
+      </w:r>
+      <w:r>
+        <w:t xml:space="preserve">(n_obstacles=10, penalty=15, size 0.25–0.6, LR 1e-4 cosine, target_kl 0.03)하고</w:t>
+      </w:r>
+      <w:r>
+        <w:t xml:space="preserve"> </w:t>
+      </w:r>
+      <w:r>
+        <w:rPr>
+          <w:b/>
+          <w:bCs/>
+        </w:rPr>
+        <w:t xml:space="preserve">유일한 차이는 ActionWrapper 미적용</w:t>
+      </w:r>
+      <w:r>
+        <w:t xml:space="preserve">(정책이 3D를 직접 출력). 3-action 베이스</w:t>
+      </w:r>
+      <w:r>
+        <w:t xml:space="preserve"> </w:t>
+      </w:r>
+      <w:r>
+        <w:rPr>
+          <w:rStyle w:val="VerbatimChar"/>
+        </w:rPr>
+        <w:t xml:space="preserve">evaluated641</w:t>
+      </w:r>
+      <w:r>
+        <w:t xml:space="preserve">(무장애물 base에서 ~675)에서 fine-tune. 전용 스크립트</w:t>
+      </w:r>
+      <w:r>
+        <w:t xml:space="preserve"> </w:t>
+      </w:r>
+      <w:r>
+        <w:rPr>
+          <w:rStyle w:val="VerbatimChar"/>
+        </w:rPr>
+        <w:t xml:space="preserve">scripts/train_ppo_3action_obstacles.py</w:t>
+      </w:r>
+      <w:r>
+        <w:t xml:space="preserve">·</w:t>
+      </w:r>
+      <w:r>
+        <w:rPr>
+          <w:rStyle w:val="VerbatimChar"/>
+        </w:rPr>
+        <w:t xml:space="preserve">scripts/evaluate_agent_3action_obstacles.py</w:t>
+      </w:r>
+      <w:r>
+        <w:t xml:space="preserve">.</w:t>
+      </w:r>
+    </w:p>
     <w:bookmarkEnd w:id="78"/>
-    <w:bookmarkStart w:id="93" w:name="action-대조-실험-2-vs-3-action-gasbrake-독립"/>
-    <w:p>
-      <w:pPr>
-        <w:pStyle w:val="Heading2"/>
-      </w:pPr>
-      <w:r>
-        <w:t xml:space="preserve">6. 3-action 대조 실험 — 2 vs 3 action (gas/brake 독립)</w:t>
-      </w:r>
-    </w:p>
-    <w:bookmarkStart w:id="79" w:name="동기와-절차"/>
-    <w:p>
-      <w:pPr>
-        <w:pStyle w:val="Heading3"/>
-      </w:pPr>
-      <w:r>
-        <w:t xml:space="preserve">6.1 동기와 절차</w:t>
-      </w:r>
-    </w:p>
-    <w:p>
-      <w:pPr>
-        <w:pStyle w:val="FirstParagraph"/>
-      </w:pPr>
-      <w:r>
-        <w:t xml:space="preserve">2-action(throttle 1축, ActionWrapper)이 장애물 task에서 정착한 천장(clean ~415)이</w:t>
-      </w:r>
-      <w:r>
-        <w:t xml:space="preserve"> </w:t>
-      </w:r>
-      <w:r>
-        <w:rPr>
-          <w:b/>
-          <w:bCs/>
-        </w:rPr>
-        <w:t xml:space="preserve">action 파라미터화</w:t>
-      </w:r>
-      <w:r>
-        <w:t xml:space="preserve"> </w:t>
-      </w:r>
-      <w:r>
-        <w:t xml:space="preserve">탓인지 확인하기 위해,</w:t>
-      </w:r>
-      <w:r>
-        <w:t xml:space="preserve"> </w:t>
-      </w:r>
-      <w:r>
-        <w:rPr>
-          <w:b/>
-          <w:bCs/>
-        </w:rPr>
-        <w:t xml:space="preserve">3-action</w:t>
-      </w:r>
-      <w:r>
-        <w:rPr>
-          <w:b/>
-          <w:bCs/>
-        </w:rPr>
-        <w:t xml:space="preserve"> </w:t>
-      </w:r>
-      <w:r>
-        <w:rPr>
-          <w:rStyle w:val="VerbatimChar"/>
-          <w:b/>
-          <w:bCs/>
-        </w:rPr>
-        <w:t xml:space="preserve">[steer, gas, brake]</w:t>
-      </w:r>
-      <w:r>
-        <w:t xml:space="preserve"> </w:t>
-      </w:r>
-      <w:r>
-        <w:t xml:space="preserve">정책으로 동일 task를 학습했다. 환경·보상·하이퍼파라미터는 2-action과</w:t>
-      </w:r>
-      <w:r>
-        <w:t xml:space="preserve"> </w:t>
-      </w:r>
-      <w:r>
-        <w:rPr>
-          <w:b/>
-          <w:bCs/>
-        </w:rPr>
-        <w:t xml:space="preserve">설정값이 동일</w:t>
-      </w:r>
-      <w:r>
-        <w:t xml:space="preserve">(n_obstacles=10, penalty=15, size 0.25–0.6, LR 1e-4 cosine, target_kl 0.03)하고</w:t>
-      </w:r>
-      <w:r>
-        <w:t xml:space="preserve"> </w:t>
-      </w:r>
-      <w:r>
-        <w:rPr>
-          <w:b/>
-          <w:bCs/>
-        </w:rPr>
-        <w:t xml:space="preserve">유일한 차이는 ActionWrapper 미적용</w:t>
-      </w:r>
-      <w:r>
-        <w:t xml:space="preserve">(정책이 3D를 직접 출력). 3-action 베이스</w:t>
-      </w:r>
-      <w:r>
-        <w:t xml:space="preserve"> </w:t>
-      </w:r>
-      <w:r>
-        <w:rPr>
-          <w:rStyle w:val="VerbatimChar"/>
-        </w:rPr>
-        <w:t xml:space="preserve">evaluated641</w:t>
-      </w:r>
-      <w:r>
-        <w:t xml:space="preserve">(무장애물 base에서 ~675)에서 fine-tune. 전용 스크립트</w:t>
-      </w:r>
-      <w:r>
-        <w:t xml:space="preserve"> </w:t>
-      </w:r>
-      <w:r>
-        <w:rPr>
-          <w:rStyle w:val="VerbatimChar"/>
-        </w:rPr>
-        <w:t xml:space="preserve">scripts/train_ppo_3action_obstacles.py</w:t>
-      </w:r>
-      <w:r>
-        <w:t xml:space="preserve">·</w:t>
-      </w:r>
-      <w:r>
-        <w:rPr>
-          <w:rStyle w:val="VerbatimChar"/>
-        </w:rPr>
-        <w:t xml:space="preserve">scripts/evaluate_agent_3action_obstacles.py</w:t>
-      </w:r>
-      <w:r>
-        <w:t xml:space="preserve">.</w:t>
-      </w:r>
-    </w:p>
-    <w:bookmarkEnd w:id="79"/>
-    <w:bookmarkStart w:id="86" w:name="b-ent-0.01-발산"/>
+    <w:bookmarkStart w:id="85" w:name="b-ent-0.01-발산"/>
     <w:p>
       <w:pPr>
         <w:pStyle w:val="Heading3"/>
@@ -16939,18 +16805,18 @@
           <wp:inline>
             <wp:extent cx="5334000" cy="3067050"/>
             <wp:effectExtent b="0" l="0" r="0" t="0"/>
-            <wp:docPr descr="그림. Entropy(=std) 곡선 — 3-action(ent0.01)은 2.0→5.3 발산, 2-action 및 3-action(ent0.003)은 안정" title="" id="81" name="Picture"/>
+            <wp:docPr descr="그림. Entropy(=std) 곡선 — 3-action(ent0.01)은 2.0→5.3 발산, 2-action 및 3-action(ent0.003)은 안정" title="" id="80" name="Picture"/>
             <a:graphic>
               <a:graphicData uri="http://schemas.openxmlformats.org/drawingml/2006/picture">
                 <pic:pic>
                   <pic:nvPicPr>
-                    <pic:cNvPr descr="report_assets/fig_entropy_divergence.png" id="82" name="Picture"/>
+                    <pic:cNvPr descr="report_assets/fig_entropy_divergence.png" id="81" name="Picture"/>
                     <pic:cNvPicPr>
                       <a:picLocks noChangeArrowheads="1" noChangeAspect="1"/>
                     </pic:cNvPicPr>
                   </pic:nvPicPr>
                   <pic:blipFill>
-                    <a:blip r:embed="rId80"/>
+                    <a:blip r:embed="rId79"/>
                     <a:stretch>
                       <a:fillRect/>
                     </a:stretch>
@@ -16994,18 +16860,18 @@
           <wp:inline>
             <wp:extent cx="5334000" cy="3067050"/>
             <wp:effectExtent b="0" l="0" r="0" t="0"/>
-            <wp:docPr descr="그림. shaped 학습 곡선 — 2-action ~450 유지 vs 3-action 피크 후 정체/추락" title="" id="84" name="Picture"/>
+            <wp:docPr descr="그림. shaped 학습 곡선 — 2-action ~450 유지 vs 3-action 피크 후 정체/추락" title="" id="83" name="Picture"/>
             <a:graphic>
               <a:graphicData uri="http://schemas.openxmlformats.org/drawingml/2006/picture">
                 <pic:pic>
                   <pic:nvPicPr>
-                    <pic:cNvPr descr="report_assets/fig_reward_curve.png" id="85" name="Picture"/>
+                    <pic:cNvPr descr="report_assets/fig_reward_curve.png" id="84" name="Picture"/>
                     <pic:cNvPicPr>
                       <a:picLocks noChangeArrowheads="1" noChangeAspect="1"/>
                     </pic:cNvPicPr>
                   </pic:nvPicPr>
                   <pic:blipFill>
-                    <a:blip r:embed="rId83"/>
+                    <a:blip r:embed="rId82"/>
                     <a:stretch>
                       <a:fillRect/>
                     </a:stretch>
@@ -17166,8 +17032,8 @@
         <w:t xml:space="preserve">(2D에 맞춘 ent가 3D엔 과대).</w:t>
       </w:r>
     </w:p>
-    <w:bookmarkEnd w:id="86"/>
-    <w:bookmarkStart w:id="90" w:name="b2-ent-0.003-발산-차단-그러나-낮은-천장"/>
+    <w:bookmarkEnd w:id="85"/>
+    <w:bookmarkStart w:id="89" w:name="b2-ent-0.003-발산-차단-그러나-낮은-천장"/>
     <w:p>
       <w:pPr>
         <w:pStyle w:val="Heading3"/>
@@ -17631,18 +17497,18 @@
           <wp:inline>
             <wp:extent cx="5334000" cy="3067050"/>
             <wp:effectExtent b="0" l="0" r="0" t="0"/>
-            <wp:docPr descr="그림. 2 vs 3 action (동일 장애물 task, clean 50ep) — 3-action은 2-action의 ~55%, 충돌 바닥(Min)도 악화" title="" id="88" name="Picture"/>
+            <wp:docPr descr="그림. 2 vs 3 action (동일 장애물 task, clean 50ep) — 3-action은 2-action의 ~55%, 충돌 바닥(Min)도 악화" title="" id="87" name="Picture"/>
             <a:graphic>
               <a:graphicData uri="http://schemas.openxmlformats.org/drawingml/2006/picture">
                 <pic:pic>
                   <pic:nvPicPr>
-                    <pic:cNvPr descr="report_assets/fig_2v3_grouped.png" id="89" name="Picture"/>
+                    <pic:cNvPr descr="report_assets/fig_2v3_grouped.png" id="88" name="Picture"/>
                     <pic:cNvPicPr>
                       <a:picLocks noChangeArrowheads="1" noChangeAspect="1"/>
                     </pic:cNvPicPr>
                   </pic:nvPicPr>
                   <pic:blipFill>
-                    <a:blip r:embed="rId87"/>
+                    <a:blip r:embed="rId86"/>
                     <a:stretch>
                       <a:fillRect/>
                     </a:stretch>
@@ -17677,8 +17543,8 @@
         <w:t xml:space="preserve">그림. 2 vs 3 action (동일 장애물 task, clean 50ep) — 3-action은 2-action의 ~55%, 충돌 바닥(Min)도 악화</w:t>
       </w:r>
     </w:p>
-    <w:bookmarkEnd w:id="90"/>
-    <w:bookmarkStart w:id="91" w:name="왜-코드-근거-멀티에이전트-반증-검증-완료"/>
+    <w:bookmarkEnd w:id="89"/>
+    <w:bookmarkStart w:id="90" w:name="왜-코드-근거-멀티에이전트-반증-검증-완료"/>
     <w:p>
       <w:pPr>
         <w:pStyle w:val="Heading3"/>
@@ -17936,8 +17802,8 @@
         <w:t xml:space="preserve">) → 같은 ent_coef에서 std가 발산하기 쉬움(B에서 실증).</w:t>
       </w:r>
     </w:p>
-    <w:bookmarkEnd w:id="91"/>
-    <w:bookmarkStart w:id="92" w:name="결론과-한계"/>
+    <w:bookmarkEnd w:id="90"/>
+    <w:bookmarkStart w:id="91" w:name="결론과-한계"/>
     <w:p>
       <w:pPr>
         <w:pStyle w:val="Heading3"/>
@@ -18065,9 +17931,9 @@
         </w:pict>
       </w:r>
     </w:p>
+    <w:bookmarkEnd w:id="91"/>
     <w:bookmarkEnd w:id="92"/>
-    <w:bookmarkEnd w:id="93"/>
-    <w:bookmarkStart w:id="94" w:name="핵심-교훈-종합"/>
+    <w:bookmarkStart w:id="93" w:name="핵심-교훈-종합"/>
     <w:p>
       <w:pPr>
         <w:pStyle w:val="Heading2"/>
@@ -18521,8 +18387,8 @@
         <w:t xml:space="preserve">비율로 균형을 확인하라.</w:t>
       </w:r>
     </w:p>
-    <w:bookmarkEnd w:id="94"/>
-    <w:bookmarkStart w:id="95" w:name="결론"/>
+    <w:bookmarkEnd w:id="93"/>
+    <w:bookmarkStart w:id="94" w:name="결론"/>
     <w:p>
       <w:pPr>
         <w:pStyle w:val="Heading2"/>
@@ -18760,315 +18626,315 @@
         <w:t xml:space="preserve">(명시적 장애물 채널, recurrent, 더 큰 CNN) 쪽에 있다고 판단한다.</w:t>
       </w:r>
     </w:p>
+    <w:bookmarkEnd w:id="94"/>
+    <w:bookmarkStart w:id="95" w:name="부록-재현-커맨드"/>
+    <w:p>
+      <w:pPr>
+        <w:pStyle w:val="Heading2"/>
+      </w:pPr>
+      <w:r>
+        <w:t xml:space="preserve">9. 부록 — 재현 커맨드</w:t>
+      </w:r>
+    </w:p>
+    <w:p>
+      <w:pPr>
+        <w:pStyle w:val="BlockText"/>
+      </w:pPr>
+      <w:r>
+        <w:t xml:space="preserve">학습=원격 GPU(conda</w:t>
+      </w:r>
+      <w:r>
+        <w:t xml:space="preserve"> </w:t>
+      </w:r>
+      <w:r>
+        <w:rPr>
+          <w:rStyle w:val="VerbatimChar"/>
+        </w:rPr>
+        <w:t xml:space="preserve">teamB_env</w:t>
+      </w:r>
+      <w:r>
+        <w:t xml:space="preserve">), 평가/녹화=로컬(conda</w:t>
+      </w:r>
+      <w:r>
+        <w:t xml:space="preserve"> </w:t>
+      </w:r>
+      <w:r>
+        <w:rPr>
+          <w:rStyle w:val="VerbatimChar"/>
+        </w:rPr>
+        <w:t xml:space="preserve">racing</w:t>
+      </w:r>
+      <w:r>
+        <w:t xml:space="preserve">). 스크립트는 저장소 루트에서</w:t>
+      </w:r>
+      <w:r>
+        <w:t xml:space="preserve"> </w:t>
+      </w:r>
+      <w:r>
+        <w:rPr>
+          <w:rStyle w:val="VerbatimChar"/>
+        </w:rPr>
+        <w:t xml:space="preserve">python -m scripts.NAME</w:t>
+      </w:r>
+      <w:r>
+        <w:t xml:space="preserve">으로 실행.</w:t>
+      </w:r>
+    </w:p>
+    <w:p>
+      <w:pPr>
+        <w:pStyle w:val="SourceCode"/>
+      </w:pPr>
+      <w:r>
+        <w:rPr>
+          <w:rStyle w:val="VerbatimChar"/>
+        </w:rPr>
+        <w:t xml:space="preserve"># ===== 학습 =====</w:t>
+      </w:r>
+      <w:r>
+        <w:br/>
+      </w:r>
+      <w:r>
+        <w:rPr>
+          <w:rStyle w:val="VerbatimChar"/>
+        </w:rPr>
+        <w:t xml:space="preserve"># 베이스 2-action (6M)</w:t>
+      </w:r>
+      <w:r>
+        <w:br/>
+      </w:r>
+      <w:r>
+        <w:rPr>
+          <w:rStyle w:val="VerbatimChar"/>
+        </w:rPr>
+        <w:t xml:space="preserve">python -m scripts.train_ppo_2action2 --steps 6000000</w:t>
+      </w:r>
+      <w:r>
+        <w:br/>
+      </w:r>
+      <w:r>
+        <w:rPr>
+          <w:rStyle w:val="VerbatimChar"/>
+        </w:rPr>
+        <w:t xml:space="preserve">#   스케일업: 6M best 체크포인트에서 total_timesteps만 20M으로 올려 재개 → ppo_2action4/best_model.pth (9.83M)</w:t>
+      </w:r>
+      <w:r>
+        <w:br/>
+      </w:r>
+      <w:r>
+        <w:br/>
+      </w:r>
+      <w:r>
+        <w:rPr>
+          <w:rStyle w:val="VerbatimChar"/>
+        </w:rPr>
+        <w:t xml:space="preserve"># 장애물 회피 2-action (corner penalty 0.2, 랜덤 크기)</w:t>
+      </w:r>
+      <w:r>
+        <w:br/>
+      </w:r>
+      <w:r>
+        <w:rPr>
+          <w:rStyle w:val="VerbatimChar"/>
+        </w:rPr>
+        <w:t xml:space="preserve">python -m scripts.train_ppo_2action_obstacles \</w:t>
+      </w:r>
+      <w:r>
+        <w:br/>
+      </w:r>
+      <w:r>
+        <w:rPr>
+          <w:rStyle w:val="VerbatimChar"/>
+        </w:rPr>
+        <w:t xml:space="preserve">  --accel-turn-weight 0.2 --obstacle-size-min 0.25 --obstacle-size-max 0.6 \</w:t>
+      </w:r>
+      <w:r>
+        <w:br/>
+      </w:r>
+      <w:r>
+        <w:rPr>
+          <w:rStyle w:val="VerbatimChar"/>
+        </w:rPr>
+        <w:t xml:space="preserve">  --save-dir ./models/obs_p02 --log-dir ./logs/obs_p02</w:t>
+      </w:r>
+      <w:r>
+        <w:br/>
+      </w:r>
+      <w:r>
+        <w:br/>
+      </w:r>
+      <w:r>
+        <w:rPr>
+          <w:rStyle w:val="VerbatimChar"/>
+        </w:rPr>
+        <w:t xml:space="preserve"># 3-action 대조군 (ent_coef 0.003 — 3D 발산 방지)</w:t>
+      </w:r>
+      <w:r>
+        <w:br/>
+      </w:r>
+      <w:r>
+        <w:rPr>
+          <w:rStyle w:val="VerbatimChar"/>
+        </w:rPr>
+        <w:t xml:space="preserve">python -m scripts.train_ppo_3action_obstacles \</w:t>
+      </w:r>
+      <w:r>
+        <w:br/>
+      </w:r>
+      <w:r>
+        <w:rPr>
+          <w:rStyle w:val="VerbatimChar"/>
+        </w:rPr>
+        <w:t xml:space="preserve">  --ent-coef 0.003 --obstacle-size-min 0.25 --obstacle-size-max 0.6 \</w:t>
+      </w:r>
+      <w:r>
+        <w:br/>
+      </w:r>
+      <w:r>
+        <w:rPr>
+          <w:rStyle w:val="VerbatimChar"/>
+        </w:rPr>
+        <w:t xml:space="preserve">  --save-dir ./models/obs_3action --log-dir ./logs/obs_3action</w:t>
+      </w:r>
+      <w:r>
+        <w:br/>
+      </w:r>
+      <w:r>
+        <w:br/>
+      </w:r>
+      <w:r>
+        <w:rPr>
+          <w:rStyle w:val="VerbatimChar"/>
+        </w:rPr>
+        <w:t xml:space="preserve"># ===== 평가 (clean) =====</w:t>
+      </w:r>
+      <w:r>
+        <w:br/>
+      </w:r>
+      <w:r>
+        <w:rPr>
+          <w:rStyle w:val="VerbatimChar"/>
+        </w:rPr>
+        <w:t xml:space="preserve">python -m scripts.evaluate_agent_2action \</w:t>
+      </w:r>
+      <w:r>
+        <w:br/>
+      </w:r>
+      <w:r>
+        <w:rPr>
+          <w:rStyle w:val="VerbatimChar"/>
+        </w:rPr>
+        <w:t xml:space="preserve">  --model ./models/ppo_2action4/best_model.pth --episodes 100 --seed 42            # 베이스</w:t>
+      </w:r>
+      <w:r>
+        <w:br/>
+      </w:r>
+      <w:r>
+        <w:rPr>
+          <w:rStyle w:val="VerbatimChar"/>
+        </w:rPr>
+        <w:t xml:space="preserve"># 장애물: 동봉 obs_small=clean 365 / 헤드라인 415(obs_small_p02)는 원격 전용 — 0.4 참조</w:t>
+      </w:r>
+      <w:r>
+        <w:br/>
+      </w:r>
+      <w:r>
+        <w:rPr>
+          <w:rStyle w:val="VerbatimChar"/>
+        </w:rPr>
+        <w:t xml:space="preserve">python -m scripts.evaluate_agent_2action_obstacles \</w:t>
+      </w:r>
+      <w:r>
+        <w:br/>
+      </w:r>
+      <w:r>
+        <w:rPr>
+          <w:rStyle w:val="VerbatimChar"/>
+        </w:rPr>
+        <w:t xml:space="preserve">  --model ./models/obs_small/best_model.pth \</w:t>
+      </w:r>
+      <w:r>
+        <w:br/>
+      </w:r>
+      <w:r>
+        <w:rPr>
+          <w:rStyle w:val="VerbatimChar"/>
+        </w:rPr>
+        <w:t xml:space="preserve">  --obstacle-size-min 0.25 --obstacle-size-max 0.6 --episodes 50 --seed 42         # 학습과 동일 크기 분포로!</w:t>
+      </w:r>
+      <w:r>
+        <w:br/>
+      </w:r>
+      <w:r>
+        <w:rPr>
+          <w:rStyle w:val="VerbatimChar"/>
+        </w:rPr>
+        <w:t xml:space="preserve">python -m scripts.evaluate_agent_3action_obstacles \</w:t>
+      </w:r>
+      <w:r>
+        <w:br/>
+      </w:r>
+      <w:r>
+        <w:rPr>
+          <w:rStyle w:val="VerbatimChar"/>
+        </w:rPr>
+        <w:t xml:space="preserve">  --model ./models/obs_3action/best_model.pth \</w:t>
+      </w:r>
+      <w:r>
+        <w:br/>
+      </w:r>
+      <w:r>
+        <w:rPr>
+          <w:rStyle w:val="VerbatimChar"/>
+        </w:rPr>
+        <w:t xml:space="preserve">  --obstacle-size-min 0.25 --obstacle-size-max 0.6 --episodes 50 --seed 42         # 3-action</w:t>
+      </w:r>
+      <w:r>
+        <w:br/>
+      </w:r>
+      <w:r>
+        <w:br/>
+      </w:r>
+      <w:r>
+        <w:rPr>
+          <w:rStyle w:val="VerbatimChar"/>
+        </w:rPr>
+        <w:t xml:space="preserve"># ===== 영상 녹화 (mp4) =====</w:t>
+      </w:r>
+      <w:r>
+        <w:br/>
+      </w:r>
+      <w:r>
+        <w:rPr>
+          <w:rStyle w:val="VerbatimChar"/>
+        </w:rPr>
+        <w:t xml:space="preserve">python scripts/record_video.py --model ./models/ppo_2action4/best_model.pth --episodes 5</w:t>
+      </w:r>
+      <w:r>
+        <w:br/>
+      </w:r>
+      <w:r>
+        <w:rPr>
+          <w:rStyle w:val="VerbatimChar"/>
+        </w:rPr>
+        <w:t xml:space="preserve">python scripts/record_video.py --model ./models/obs_small/best_model.pth \</w:t>
+      </w:r>
+      <w:r>
+        <w:br/>
+      </w:r>
+      <w:r>
+        <w:rPr>
+          <w:rStyle w:val="VerbatimChar"/>
+        </w:rPr>
+        <w:t xml:space="preserve">  --obstacles --obstacle-size-min 0.25 --obstacle-size-max 0.6 --episodes 5</w:t>
+      </w:r>
+    </w:p>
+    <w:p>
+      <w:r>
+        <w:br w:type="page"/>
+      </w:r>
+    </w:p>
     <w:bookmarkEnd w:id="95"/>
-    <w:bookmarkStart w:id="96" w:name="부록-재현-커맨드"/>
-    <w:p>
-      <w:pPr>
-        <w:pStyle w:val="Heading2"/>
-      </w:pPr>
-      <w:r>
-        <w:t xml:space="preserve">9. 부록 — 재현 커맨드</w:t>
-      </w:r>
-    </w:p>
-    <w:p>
-      <w:pPr>
-        <w:pStyle w:val="BlockText"/>
-      </w:pPr>
-      <w:r>
-        <w:t xml:space="preserve">학습=원격 GPU(conda</w:t>
-      </w:r>
-      <w:r>
-        <w:t xml:space="preserve"> </w:t>
-      </w:r>
-      <w:r>
-        <w:rPr>
-          <w:rStyle w:val="VerbatimChar"/>
-        </w:rPr>
-        <w:t xml:space="preserve">teamB_env</w:t>
-      </w:r>
-      <w:r>
-        <w:t xml:space="preserve">), 평가/녹화=로컬(conda</w:t>
-      </w:r>
-      <w:r>
-        <w:t xml:space="preserve"> </w:t>
-      </w:r>
-      <w:r>
-        <w:rPr>
-          <w:rStyle w:val="VerbatimChar"/>
-        </w:rPr>
-        <w:t xml:space="preserve">racing</w:t>
-      </w:r>
-      <w:r>
-        <w:t xml:space="preserve">). 스크립트는 저장소 루트에서</w:t>
-      </w:r>
-      <w:r>
-        <w:t xml:space="preserve"> </w:t>
-      </w:r>
-      <w:r>
-        <w:rPr>
-          <w:rStyle w:val="VerbatimChar"/>
-        </w:rPr>
-        <w:t xml:space="preserve">python -m scripts.NAME</w:t>
-      </w:r>
-      <w:r>
-        <w:t xml:space="preserve">으로 실행.</w:t>
-      </w:r>
-    </w:p>
-    <w:p>
-      <w:pPr>
-        <w:pStyle w:val="SourceCode"/>
-      </w:pPr>
-      <w:r>
-        <w:rPr>
-          <w:rStyle w:val="VerbatimChar"/>
-        </w:rPr>
-        <w:t xml:space="preserve"># ===== 학습 =====</w:t>
-      </w:r>
-      <w:r>
-        <w:br/>
-      </w:r>
-      <w:r>
-        <w:rPr>
-          <w:rStyle w:val="VerbatimChar"/>
-        </w:rPr>
-        <w:t xml:space="preserve"># 베이스 2-action (6M)</w:t>
-      </w:r>
-      <w:r>
-        <w:br/>
-      </w:r>
-      <w:r>
-        <w:rPr>
-          <w:rStyle w:val="VerbatimChar"/>
-        </w:rPr>
-        <w:t xml:space="preserve">python -m scripts.train_ppo_2action2 --steps 6000000</w:t>
-      </w:r>
-      <w:r>
-        <w:br/>
-      </w:r>
-      <w:r>
-        <w:rPr>
-          <w:rStyle w:val="VerbatimChar"/>
-        </w:rPr>
-        <w:t xml:space="preserve">#   스케일업: 6M best 체크포인트에서 total_timesteps만 20M으로 올려 재개 → ppo_2action4/best_model.pth (9.83M)</w:t>
-      </w:r>
-      <w:r>
-        <w:br/>
-      </w:r>
-      <w:r>
-        <w:br/>
-      </w:r>
-      <w:r>
-        <w:rPr>
-          <w:rStyle w:val="VerbatimChar"/>
-        </w:rPr>
-        <w:t xml:space="preserve"># 장애물 회피 2-action (corner penalty 0.2, 랜덤 크기)</w:t>
-      </w:r>
-      <w:r>
-        <w:br/>
-      </w:r>
-      <w:r>
-        <w:rPr>
-          <w:rStyle w:val="VerbatimChar"/>
-        </w:rPr>
-        <w:t xml:space="preserve">python -m scripts.train_ppo_2action_obstacles \</w:t>
-      </w:r>
-      <w:r>
-        <w:br/>
-      </w:r>
-      <w:r>
-        <w:rPr>
-          <w:rStyle w:val="VerbatimChar"/>
-        </w:rPr>
-        <w:t xml:space="preserve">  --accel-turn-weight 0.2 --obstacle-size-min 0.25 --obstacle-size-max 0.6 \</w:t>
-      </w:r>
-      <w:r>
-        <w:br/>
-      </w:r>
-      <w:r>
-        <w:rPr>
-          <w:rStyle w:val="VerbatimChar"/>
-        </w:rPr>
-        <w:t xml:space="preserve">  --save-dir ./models/obs_p02 --log-dir ./logs/obs_p02</w:t>
-      </w:r>
-      <w:r>
-        <w:br/>
-      </w:r>
-      <w:r>
-        <w:br/>
-      </w:r>
-      <w:r>
-        <w:rPr>
-          <w:rStyle w:val="VerbatimChar"/>
-        </w:rPr>
-        <w:t xml:space="preserve"># 3-action 대조군 (ent_coef 0.003 — 3D 발산 방지)</w:t>
-      </w:r>
-      <w:r>
-        <w:br/>
-      </w:r>
-      <w:r>
-        <w:rPr>
-          <w:rStyle w:val="VerbatimChar"/>
-        </w:rPr>
-        <w:t xml:space="preserve">python -m scripts.train_ppo_3action_obstacles \</w:t>
-      </w:r>
-      <w:r>
-        <w:br/>
-      </w:r>
-      <w:r>
-        <w:rPr>
-          <w:rStyle w:val="VerbatimChar"/>
-        </w:rPr>
-        <w:t xml:space="preserve">  --ent-coef 0.003 --obstacle-size-min 0.25 --obstacle-size-max 0.6 \</w:t>
-      </w:r>
-      <w:r>
-        <w:br/>
-      </w:r>
-      <w:r>
-        <w:rPr>
-          <w:rStyle w:val="VerbatimChar"/>
-        </w:rPr>
-        <w:t xml:space="preserve">  --save-dir ./models/obs_3action --log-dir ./logs/obs_3action</w:t>
-      </w:r>
-      <w:r>
-        <w:br/>
-      </w:r>
-      <w:r>
-        <w:br/>
-      </w:r>
-      <w:r>
-        <w:rPr>
-          <w:rStyle w:val="VerbatimChar"/>
-        </w:rPr>
-        <w:t xml:space="preserve"># ===== 평가 (clean) =====</w:t>
-      </w:r>
-      <w:r>
-        <w:br/>
-      </w:r>
-      <w:r>
-        <w:rPr>
-          <w:rStyle w:val="VerbatimChar"/>
-        </w:rPr>
-        <w:t xml:space="preserve">python -m scripts.evaluate_agent_2action \</w:t>
-      </w:r>
-      <w:r>
-        <w:br/>
-      </w:r>
-      <w:r>
-        <w:rPr>
-          <w:rStyle w:val="VerbatimChar"/>
-        </w:rPr>
-        <w:t xml:space="preserve">  --model ./models/ppo_2action4/best_model.pth --episodes 100 --seed 42            # 베이스</w:t>
-      </w:r>
-      <w:r>
-        <w:br/>
-      </w:r>
-      <w:r>
-        <w:rPr>
-          <w:rStyle w:val="VerbatimChar"/>
-        </w:rPr>
-        <w:t xml:space="preserve"># 장애물: 동봉 obs_small=clean 365 / 헤드라인 415(obs_small_p02)는 원격 전용 — 0.4 참조</w:t>
-      </w:r>
-      <w:r>
-        <w:br/>
-      </w:r>
-      <w:r>
-        <w:rPr>
-          <w:rStyle w:val="VerbatimChar"/>
-        </w:rPr>
-        <w:t xml:space="preserve">python -m scripts.evaluate_agent_2action_obstacles \</w:t>
-      </w:r>
-      <w:r>
-        <w:br/>
-      </w:r>
-      <w:r>
-        <w:rPr>
-          <w:rStyle w:val="VerbatimChar"/>
-        </w:rPr>
-        <w:t xml:space="preserve">  --model ./models/obs_small/best_model.pth \</w:t>
-      </w:r>
-      <w:r>
-        <w:br/>
-      </w:r>
-      <w:r>
-        <w:rPr>
-          <w:rStyle w:val="VerbatimChar"/>
-        </w:rPr>
-        <w:t xml:space="preserve">  --obstacle-size-min 0.25 --obstacle-size-max 0.6 --episodes 50 --seed 42         # 학습과 동일 크기 분포로!</w:t>
-      </w:r>
-      <w:r>
-        <w:br/>
-      </w:r>
-      <w:r>
-        <w:rPr>
-          <w:rStyle w:val="VerbatimChar"/>
-        </w:rPr>
-        <w:t xml:space="preserve">python -m scripts.evaluate_agent_3action_obstacles \</w:t>
-      </w:r>
-      <w:r>
-        <w:br/>
-      </w:r>
-      <w:r>
-        <w:rPr>
-          <w:rStyle w:val="VerbatimChar"/>
-        </w:rPr>
-        <w:t xml:space="preserve">  --model ./models/obs_3action/best_model.pth \</w:t>
-      </w:r>
-      <w:r>
-        <w:br/>
-      </w:r>
-      <w:r>
-        <w:rPr>
-          <w:rStyle w:val="VerbatimChar"/>
-        </w:rPr>
-        <w:t xml:space="preserve">  --obstacle-size-min 0.25 --obstacle-size-max 0.6 --episodes 50 --seed 42         # 3-action</w:t>
-      </w:r>
-      <w:r>
-        <w:br/>
-      </w:r>
-      <w:r>
-        <w:br/>
-      </w:r>
-      <w:r>
-        <w:rPr>
-          <w:rStyle w:val="VerbatimChar"/>
-        </w:rPr>
-        <w:t xml:space="preserve"># ===== 영상 녹화 (mp4) =====</w:t>
-      </w:r>
-      <w:r>
-        <w:br/>
-      </w:r>
-      <w:r>
-        <w:rPr>
-          <w:rStyle w:val="VerbatimChar"/>
-        </w:rPr>
-        <w:t xml:space="preserve">python scripts/record_video.py --model ./models/ppo_2action4/best_model.pth --episodes 5</w:t>
-      </w:r>
-      <w:r>
-        <w:br/>
-      </w:r>
-      <w:r>
-        <w:rPr>
-          <w:rStyle w:val="VerbatimChar"/>
-        </w:rPr>
-        <w:t xml:space="preserve">python scripts/record_video.py --model ./models/obs_small/best_model.pth \</w:t>
-      </w:r>
-      <w:r>
-        <w:br/>
-      </w:r>
-      <w:r>
-        <w:rPr>
-          <w:rStyle w:val="VerbatimChar"/>
-        </w:rPr>
-        <w:t xml:space="preserve">  --obstacles --obstacle-size-min 0.25 --obstacle-size-max 0.6 --episodes 5</w:t>
-      </w:r>
-    </w:p>
-    <w:p>
-      <w:r>
-        <w:br w:type="page"/>
-      </w:r>
-    </w:p>
     <w:bookmarkEnd w:id="96"/>
-    <w:bookmarkEnd w:id="97"/>
     <w:sectPr>
       <w:footnotePr>
         <w:numRestart w:val="eachSect"/>

--- a/COMBINED_REPORT.docx
+++ b/COMBINED_REPORT.docx
@@ -115,33 +115,7 @@
         <w:pStyle w:val="FirstParagraph"/>
       </w:pPr>
       <w:r>
-        <w:t xml:space="preserve">본 프로젝트는</w:t>
-      </w:r>
-      <w:r>
-        <w:t xml:space="preserve"> </w:t>
-      </w:r>
-      <w:r>
-        <w:rPr>
-          <w:b/>
-          <w:bCs/>
-        </w:rPr>
-        <w:t xml:space="preserve">학습</w:t>
-      </w:r>
-      <w:r>
-        <w:t xml:space="preserve">과</w:t>
-      </w:r>
-      <w:r>
-        <w:t xml:space="preserve"> </w:t>
-      </w:r>
-      <w:r>
-        <w:rPr>
-          <w:b/>
-          <w:bCs/>
-        </w:rPr>
-        <w:t xml:space="preserve">평가/녹화</w:t>
-      </w:r>
-      <w:r>
-        <w:t xml:space="preserve">를 서로 다른 환경에서 수행한다. 무거운 PPO 학습은 원격 A100 GPU 서버(conda 환경</w:t>
+        <w:t xml:space="preserve">본 프로젝트는 학습과 평가/녹화를 서로 다른 환경에서 수행한다. 무거운 PPO 학습은 원격 A100 GPU 서버(conda 환경</w:t>
       </w:r>
       <w:r>
         <w:t xml:space="preserve"> </w:t>
@@ -667,10 +641,6 @@
               <w:pStyle w:val="Compact"/>
             </w:pPr>
             <w:r>
-              <w:rPr>
-                <w:b/>
-                <w:bCs/>
-              </w:rPr>
               <w:t xml:space="preserve">opencv-python (cv2)</w:t>
             </w:r>
           </w:p>
@@ -714,17 +684,7 @@
               <w:t xml:space="preserve">import cv2</w:t>
             </w:r>
             <w:r>
-              <w:t xml:space="preserve">) —</w:t>
-            </w:r>
-            <w:r>
-              <w:t xml:space="preserve"> </w:t>
-            </w:r>
-            <w:r>
-              <w:rPr>
-                <w:b/>
-                <w:bCs/>
-              </w:rPr>
-              <w:t xml:space="preserve">필수</w:t>
+              <w:t xml:space="preserve">) — 필수</w:t>
             </w:r>
           </w:p>
         </w:tc>
@@ -881,20 +841,11 @@
       <w:r>
         <w:rPr>
           <w:rStyle w:val="VerbatimChar"/>
-          <w:b/>
-          <w:bCs/>
         </w:rPr>
         <w:t xml:space="preserve">requirements.txt</w:t>
       </w:r>
       <w:r>
-        <w:rPr>
-          <w:b/>
-          <w:bCs/>
-        </w:rPr>
-        <w:t xml:space="preserve">를 동봉</w:t>
-      </w:r>
-      <w:r>
-        <w:t xml:space="preserve">했다(</w:t>
+        <w:t xml:space="preserve">를 동봉했다(</w:t>
       </w:r>
       <w:r>
         <w:rPr>
@@ -1033,10 +984,6 @@
         <w:pStyle w:val="BlockText"/>
       </w:pPr>
       <w:r>
-        <w:rPr>
-          <w:b/>
-          <w:bCs/>
-        </w:rPr>
         <w:t xml:space="preserve">각주 (Box2D 설치):</w:t>
       </w:r>
       <w:r>
@@ -1181,20 +1128,7 @@
         <w:pStyle w:val="FirstParagraph"/>
       </w:pPr>
       <w:r>
-        <w:t xml:space="preserve">모든 스크립트는</w:t>
-      </w:r>
-      <w:r>
-        <w:t xml:space="preserve"> </w:t>
-      </w:r>
-      <w:r>
-        <w:rPr>
-          <w:b/>
-          <w:bCs/>
-        </w:rPr>
-        <w:t xml:space="preserve">모듈 방식</w:t>
-      </w:r>
-      <w:r>
-        <w:t xml:space="preserve">(</w:t>
+        <w:t xml:space="preserve">모든 스크립트는 모듈 방식(</w:t>
       </w:r>
       <w:r>
         <w:rPr>
@@ -1203,20 +1137,7 @@
         <w:t xml:space="preserve">python -m scripts.NAME</w:t>
       </w:r>
       <w:r>
-        <w:t xml:space="preserve">)으로 저장소 루트에서 실행한다(패키지 상대 import 해석). 아래는 대표 예시이며,</w:t>
-      </w:r>
-      <w:r>
-        <w:t xml:space="preserve"> </w:t>
-      </w:r>
-      <w:r>
-        <w:rPr>
-          <w:b/>
-          <w:bCs/>
-        </w:rPr>
-        <w:t xml:space="preserve">학습·평가·녹화 전체 커맨드는 부록(Part II 9절)에 정리</w:t>
-      </w:r>
-      <w:r>
-        <w:t xml:space="preserve">했다.</w:t>
+        <w:t xml:space="preserve">)으로 저장소 루트에서 실행한다(패키지 상대 import 해석). 아래는 대표 예시이며, 학습·평가·녹화 전체 커맨드는 부록(Part II 9절)에 정리했다.</w:t>
       </w:r>
     </w:p>
     <w:p>
@@ -1274,17 +1195,7 @@
         <w:pStyle w:val="BlockText"/>
       </w:pPr>
       <w:r>
-        <w:rPr>
-          <w:b/>
-          <w:bCs/>
-        </w:rPr>
-        <w:t xml:space="preserve">장애물 환경 자동 등록:</w:t>
-      </w:r>
-      <w:r>
-        <w:t xml:space="preserve"> </w:t>
-      </w:r>
-      <w:r>
-        <w:t xml:space="preserve">장애물 관련 스크립트는</w:t>
+        <w:t xml:space="preserve">장애물 환경 자동 등록: 장애물 관련 스크립트는</w:t>
       </w:r>
       <w:r>
         <w:t xml:space="preserve"> </w:t>
@@ -1340,17 +1251,7 @@
         <w:pStyle w:val="BlockText"/>
       </w:pPr>
       <w:r>
-        <w:rPr>
-          <w:b/>
-          <w:bCs/>
-        </w:rPr>
-        <w:t xml:space="preserve">torch 버전 요구:</w:t>
-      </w:r>
-      <w:r>
-        <w:t xml:space="preserve"> </w:t>
-      </w:r>
-      <w:r>
-        <w:t xml:space="preserve">평가/녹화 스크립트는 체크포인트를</w:t>
+        <w:t xml:space="preserve">torch 버전 요구: 평가/녹화 스크립트는 체크포인트를</w:t>
       </w:r>
       <w:r>
         <w:t xml:space="preserve"> </w:t>
@@ -1382,20 +1283,11 @@
       <w:r>
         <w:rPr>
           <w:rStyle w:val="VerbatimChar"/>
-          <w:b/>
-          <w:bCs/>
         </w:rPr>
         <w:t xml:space="preserve">torch&gt;=2.6</w:t>
       </w:r>
       <w:r>
-        <w:rPr>
-          <w:b/>
-          <w:bCs/>
-        </w:rPr>
-        <w:t xml:space="preserve">이 필요</w:t>
-      </w:r>
-      <w:r>
-        <w:t xml:space="preserve">하다.</w:t>
+        <w:t xml:space="preserve">이 필요하다.</w:t>
       </w:r>
     </w:p>
     <w:bookmarkEnd w:id="11"/>
@@ -1457,24 +1349,7 @@
         <w:pStyle w:val="BlockText"/>
       </w:pPr>
       <w:r>
-        <w:rPr>
-          <w:b/>
-          <w:bCs/>
-        </w:rPr>
-        <w:t xml:space="preserve">체크포인트 입수:</w:t>
-      </w:r>
-      <w:r>
-        <w:t xml:space="preserve"> </w:t>
-      </w:r>
-      <w:r>
-        <w:rPr>
-          <w:b/>
-          <w:bCs/>
-        </w:rPr>
-        <w:t xml:space="preserve">제출 번들에 핵심 평가용 체크포인트를 별도 동봉</w:t>
-      </w:r>
-      <w:r>
-        <w:t xml:space="preserve">했다:</w:t>
+        <w:t xml:space="preserve">체크포인트 입수: 제출 번들에 핵심 평가용 체크포인트를 별도 동봉했다:</w:t>
       </w:r>
     </w:p>
     <w:tbl>
@@ -1692,50 +1567,25 @@
         <w:pStyle w:val="BlockText"/>
       </w:pPr>
       <w:r>
-        <w:t xml:space="preserve">보고서에 등장하는</w:t>
-      </w:r>
-      <w:r>
-        <w:t xml:space="preserve"> </w:t>
-      </w:r>
-      <w:r>
-        <w:rPr>
-          <w:b/>
-          <w:bCs/>
-        </w:rPr>
-        <w:t xml:space="preserve">최고 2-action 장애물 모델(</w:t>
-      </w:r>
-      <w:r>
-        <w:rPr>
-          <w:rStyle w:val="VerbatimChar"/>
-          <w:b/>
-          <w:bCs/>
+        <w:t xml:space="preserve">보고서에 등장하는 최고 2-action 장애물 모델(</w:t>
+      </w:r>
+      <w:r>
+        <w:rPr>
+          <w:rStyle w:val="VerbatimChar"/>
         </w:rPr>
         <w:t xml:space="preserve">obs_small_p02</w:t>
       </w:r>
       <w:r>
-        <w:rPr>
-          <w:b/>
-          <w:bCs/>
-        </w:rPr>
         <w:t xml:space="preserve">, clean 415)와 3-action 장애물 모델(</w:t>
       </w:r>
       <w:r>
         <w:rPr>
           <w:rStyle w:val="VerbatimChar"/>
-          <w:b/>
-          <w:bCs/>
         </w:rPr>
         <w:t xml:space="preserve">obs_3action_lowent</w:t>
       </w:r>
       <w:r>
-        <w:rPr>
-          <w:b/>
-          <w:bCs/>
-        </w:rPr>
-        <w:t xml:space="preserve">, clean 229)은 원격 학습 서버에만 존재</w:t>
-      </w:r>
-      <w:r>
-        <w:t xml:space="preserve">하여 번들에서 제외했다(용량/접근). 이 수치들은 Part II 6절·장애물 보고서에 기록돼 있으며, 재현 커맨드(Part II 9절)로 재현 가능하다.</w:t>
+        <w:t xml:space="preserve">, clean 229)은 원격 학습 서버에만 존재하여 번들에서 제외했다(용량/접근). 이 수치들은 Part II 6절·장애물 보고서에 기록돼 있으며, 재현 커맨드(Part II 9절)로 재현 가능하다.</w:t>
       </w:r>
     </w:p>
     <w:p>
@@ -1767,29 +1617,11 @@
       <w:r>
         <w:rPr>
           <w:rStyle w:val="VerbatimChar"/>
-          <w:b/>
-          <w:bCs/>
         </w:rPr>
         <w:t xml:space="preserve">CarRacing-v3</w:t>
       </w:r>
       <w:r>
-        <w:t xml:space="preserve">(연속 제어, top-down 레이싱)이며, 이를 상속해</w:t>
-      </w:r>
-      <w:r>
-        <w:t xml:space="preserve"> </w:t>
-      </w:r>
-      <w:r>
-        <w:rPr>
-          <w:b/>
-          <w:bCs/>
-        </w:rPr>
-        <w:t xml:space="preserve">무작위 정적 장애물 회피</w:t>
-      </w:r>
-      <w:r>
-        <w:t xml:space="preserve"> </w:t>
-      </w:r>
-      <w:r>
-        <w:t xml:space="preserve">과제(</w:t>
+        <w:t xml:space="preserve">(연속 제어, top-down 레이싱)이며, 이를 상속해 무작위 정적 장애물 회피 과제(</w:t>
       </w:r>
       <w:r>
         <w:rPr>
@@ -1816,23 +1648,7 @@
         <w:t xml:space="preserve">[steering, gas, brake]</w:t>
       </w:r>
       <w:r>
-        <w:t xml:space="preserve">) 행동 파라미터화를 동일 조건에서 비교하는 것이다. 강화학습의 핵심인</w:t>
-      </w:r>
-      <w:r>
-        <w:t xml:space="preserve"> </w:t>
-      </w:r>
-      <w:r>
-        <w:rPr>
-          <w:b/>
-          <w:bCs/>
-        </w:rPr>
-        <w:t xml:space="preserve">상태(State)와 보상(Reward)</w:t>
-      </w:r>
-      <w:r>
-        <w:t xml:space="preserve"> </w:t>
-      </w:r>
-      <w:r>
-        <w:t xml:space="preserve">정의를 아래에 기술한다.</w:t>
+        <w:t xml:space="preserve">) 행동 파라미터화를 동일 조건에서 비교하는 것이다. 강화학습의 핵심인 상태(State)와 보상(Reward) 정의를 아래에 기술한다.</w:t>
       </w:r>
     </w:p>
     <w:bookmarkEnd w:id="14"/>
@@ -1850,20 +1666,7 @@
         <w:pStyle w:val="FirstParagraph"/>
       </w:pPr>
       <w:r>
-        <w:t xml:space="preserve">본 에이전트의 상태(state)는 게임 화면의 픽셀(이미지)이다. 즉 차량 좌표·속도·각도 같은 저차원 수치 벡터가 아니라, 환경이 매 스텝 렌더링한 톱다운(top-down) 화면을 그대로 정책 네트워크의 입력으로 사용하는</w:t>
-      </w:r>
-      <w:r>
-        <w:t xml:space="preserve"> </w:t>
-      </w:r>
-      <w:r>
-        <w:rPr>
-          <w:b/>
-          <w:bCs/>
-        </w:rPr>
-        <w:t xml:space="preserve">순수 픽셀 기반(vision-only) 상태</w:t>
-      </w:r>
-      <w:r>
-        <w:t xml:space="preserve">다. 아래에서 원시 관측이 정책 입력 텐서가 되기까지의 전처리 파이프라인과, 장애물 환경에서 상태에 추가되는 정보, 그리고 학습에 쓰는 상태와 화면 표시용 화면의 차이를 코드 근거와 함께 정의한다.</w:t>
+        <w:t xml:space="preserve">본 에이전트의 상태(state)는 게임 화면의 픽셀(이미지)이다. 즉 차량 좌표·속도·각도 같은 저차원 수치 벡터가 아니라, 환경이 매 스텝 렌더링한 톱다운(top-down) 화면을 그대로 정책 네트워크의 입력으로 사용하는 순수 픽셀 기반(vision-only) 상태다. 아래에서 원시 관측이 정책 입력 텐서가 되기까지의 전처리 파이프라인과, 장애물 환경에서 상태에 추가되는 정보, 그리고 학습에 쓰는 상태와 화면 표시용 화면의 차이를 코드 근거와 함께 정의한다.</w:t>
       </w:r>
     </w:p>
     <w:bookmarkStart w:id="15" w:name="상태-전처리-파이프라인"/>
@@ -2320,39 +2123,19 @@
         </w:numPr>
       </w:pPr>
       <w:r>
-        <w:rPr>
-          <w:b/>
-          <w:bCs/>
-        </w:rPr>
         <w:t xml:space="preserve">원시 관측 — 96×96</w:t>
       </w:r>
       <w:r>
-        <w:rPr>
-          <w:b/>
-          <w:bCs/>
-        </w:rPr>
-        <w:t xml:space="preserve"> </w:t>
-      </w:r>
-      <w:r>
-        <w:rPr>
-          <w:rStyle w:val="VerbatimChar"/>
-          <w:b/>
-          <w:bCs/>
+        <w:t xml:space="preserve"> </w:t>
+      </w:r>
+      <w:r>
+        <w:rPr>
+          <w:rStyle w:val="VerbatimChar"/>
         </w:rPr>
         <w:t xml:space="preserve">state_pixels</w:t>
       </w:r>
       <w:r>
-        <w:rPr>
-          <w:b/>
-          <w:bCs/>
-        </w:rPr>
-        <w:t xml:space="preserve">.</w:t>
-      </w:r>
-      <w:r>
-        <w:t xml:space="preserve"> </w:t>
-      </w:r>
-      <w:r>
-        <w:t xml:space="preserve">기본 환경의 관측은 96×96 해상도의 RGB 화면이다. 장애물 환경에서는</w:t>
+        <w:t xml:space="preserve">. 기본 환경의 관측은 96×96 해상도의 RGB 화면이다. 장애물 환경에서는</w:t>
       </w:r>
       <w:r>
         <w:t xml:space="preserve"> </w:t>
@@ -2396,10 +2179,6 @@
         </w:numPr>
       </w:pPr>
       <w:r>
-        <w:rPr>
-          <w:b/>
-          <w:bCs/>
-        </w:rPr>
         <w:t xml:space="preserve">Grayscale 변환.</w:t>
       </w:r>
       <w:r>
@@ -2504,10 +2283,6 @@
         </w:numPr>
       </w:pPr>
       <w:r>
-        <w:rPr>
-          <w:b/>
-          <w:bCs/>
-        </w:rPr>
         <w:t xml:space="preserve">FrameStack(4) — 시간 정보 주입.</w:t>
       </w:r>
       <w:r>
@@ -2601,23 +2376,7 @@
         <w:t xml:space="preserve">env_wrappers.py:95</w:t>
       </w:r>
       <w:r>
-        <w:t xml:space="preserve">). 단일 정지 프레임만으로는 차량의</w:t>
-      </w:r>
-      <w:r>
-        <w:t xml:space="preserve"> </w:t>
-      </w:r>
-      <w:r>
-        <w:rPr>
-          <w:b/>
-          <w:bCs/>
-        </w:rPr>
-        <w:t xml:space="preserve">속도, 진행 방향 같은 동역학을 추론할 수 없기</w:t>
-      </w:r>
-      <w:r>
-        <w:t xml:space="preserve"> </w:t>
-      </w:r>
-      <w:r>
-        <w:t xml:space="preserve">때문에, 연속 4프레임을 함께 제공해 CNN이 프레임 간 차이로 운동 정보를 복원하도록 한다(클래스 docstring</w:t>
+        <w:t xml:space="preserve">). 단일 정지 프레임만으로는 차량의 속도, 진행 방향 같은 동역학을 추론할 수 없기 때문에, 연속 4프레임을 함께 제공해 CNN이 프레임 간 차이로 운동 정보를 복원하도록 한다(클래스 docstring</w:t>
       </w:r>
       <w:r>
         <w:t xml:space="preserve"> </w:t>
@@ -2666,30 +2425,14 @@
       <w:r>
         <w:rPr>
           <w:rStyle w:val="VerbatimChar"/>
-          <w:b/>
-          <w:bCs/>
         </w:rPr>
         <w:t xml:space="preserve">/255</w:t>
       </w:r>
       <w:r>
-        <w:rPr>
-          <w:b/>
-          <w:bCs/>
-        </w:rPr>
-        <w:t xml:space="preserve"> </w:t>
-      </w:r>
-      <w:r>
-        <w:rPr>
-          <w:b/>
-          <w:bCs/>
-        </w:rPr>
-        <w:t xml:space="preserve">정규화.</w:t>
-      </w:r>
-      <w:r>
-        <w:t xml:space="preserve"> </w:t>
-      </w:r>
-      <w:r>
-        <w:t xml:space="preserve">uint8</w:t>
+        <w:t xml:space="preserve"> </w:t>
+      </w:r>
+      <w:r>
+        <w:t xml:space="preserve">정규화. uint8</w:t>
       </w:r>
       <w:r>
         <w:t xml:space="preserve"> </w:t>
@@ -2831,42 +2574,23 @@
       <w:r>
         <w:rPr>
           <w:rStyle w:val="VerbatimChar"/>
-          <w:b/>
-          <w:bCs/>
         </w:rPr>
         <w:t xml:space="preserve">(4, 96, 96)</w:t>
       </w:r>
       <w:r>
-        <w:rPr>
-          <w:b/>
-          <w:bCs/>
-        </w:rPr>
         <w:t xml:space="preserve">의 그레이스케일 프레임 스택이며,</w:t>
       </w:r>
       <w:r>
-        <w:rPr>
-          <w:b/>
-          <w:bCs/>
-        </w:rPr>
-        <w:t xml:space="preserve"> </w:t>
-      </w:r>
-      <w:r>
-        <w:rPr>
-          <w:rStyle w:val="VerbatimChar"/>
-          <w:b/>
-          <w:bCs/>
+        <w:t xml:space="preserve"> </w:t>
+      </w:r>
+      <w:r>
+        <w:rPr>
+          <w:rStyle w:val="VerbatimChar"/>
         </w:rPr>
         <w:t xml:space="preserve">[0,1]</w:t>
       </w:r>
       <w:r>
-        <w:rPr>
-          <w:b/>
-          <w:bCs/>
-        </w:rPr>
-        <w:t xml:space="preserve">로 정규화된 픽셀 강도 값</w:t>
-      </w:r>
-      <w:r>
-        <w:t xml:space="preserve">이다.</w:t>
+        <w:t xml:space="preserve">로 정규화된 픽셀 강도 값이다.</w:t>
       </w:r>
     </w:p>
     <w:bookmarkEnd w:id="15"/>
@@ -2914,14 +2638,7 @@
         </w:numPr>
       </w:pPr>
       <w:r>
-        <w:rPr>
-          <w:b/>
-          <w:bCs/>
-        </w:rPr>
-        <w:t xml:space="preserve">학습/평가 입력</w:t>
-      </w:r>
-      <w:r>
-        <w:t xml:space="preserve">은 위의 96×96</w:t>
+        <w:t xml:space="preserve">학습/평가 입력은 위의 96×96</w:t>
       </w:r>
       <w:r>
         <w:t xml:space="preserve"> </w:t>
@@ -3014,14 +2731,7 @@
         </w:numPr>
       </w:pPr>
       <w:r>
-        <w:rPr>
-          <w:b/>
-          <w:bCs/>
-        </w:rPr>
-        <w:t xml:space="preserve">표시/녹화용</w:t>
-      </w:r>
-      <w:r>
-        <w:t xml:space="preserve">은</w:t>
+        <w:t xml:space="preserve">표시/녹화용은</w:t>
       </w:r>
       <w:r>
         <w:t xml:space="preserve"> </w:t>
@@ -3076,20 +2786,7 @@
         <w:t xml:space="preserve">record_video.py:95-98</w:t>
       </w:r>
       <w:r>
-        <w:t xml:space="preserve">). 즉 표시 화면은 보기 좋은 큰 프레임일 뿐</w:t>
-      </w:r>
-      <w:r>
-        <w:t xml:space="preserve"> </w:t>
-      </w:r>
-      <w:r>
-        <w:rPr>
-          <w:b/>
-          <w:bCs/>
-        </w:rPr>
-        <w:t xml:space="preserve">에이전트의 상태가 아니며</w:t>
-      </w:r>
-      <w:r>
-        <w:t xml:space="preserve">, 정책 입력에 쓰이는 것은 어디까지나 96×96</w:t>
+        <w:t xml:space="preserve">). 즉 표시 화면은 보기 좋은 큰 프레임일 뿐 에이전트의 상태가 아니며, 정책 입력에 쓰이는 것은 어디까지나 96×96</w:t>
       </w:r>
       <w:r>
         <w:t xml:space="preserve"> </w:t>
@@ -3128,23 +2825,7 @@
         <w:pStyle w:val="FirstParagraph"/>
       </w:pPr>
       <w:r>
-        <w:t xml:space="preserve">장애물 환경의 핵심 설계는, 장애물을</w:t>
-      </w:r>
-      <w:r>
-        <w:t xml:space="preserve"> </w:t>
-      </w:r>
-      <w:r>
-        <w:rPr>
-          <w:b/>
-          <w:bCs/>
-        </w:rPr>
-        <w:t xml:space="preserve">관측 픽셀 안에 흰색(255)으로 그려 넣어 픽셀 기반 에이전트가 인지 가능하게</w:t>
-      </w:r>
-      <w:r>
-        <w:t xml:space="preserve"> </w:t>
-      </w:r>
-      <w:r>
-        <w:t xml:space="preserve">만든 점이다. 각 장애물은 실제 Box2D 정적 물체(</w:t>
+        <w:t xml:space="preserve">장애물 환경의 핵심 설계는, 장애물을 관측 픽셀 안에 흰색(255)으로 그려 넣어 픽셀 기반 에이전트가 인지 가능하게 만든 점이다. 각 장애물은 실제 Box2D 정적 물체(</w:t>
       </w:r>
       <w:r>
         <w:rPr>
@@ -3203,20 +2884,7 @@
         <w:pStyle w:val="BodyText"/>
       </w:pPr>
       <w:r>
-        <w:t xml:space="preserve">이것이 중요한 이유는</w:t>
-      </w:r>
-      <w:r>
-        <w:t xml:space="preserve"> </w:t>
-      </w:r>
-      <w:r>
-        <w:rPr>
-          <w:b/>
-          <w:bCs/>
-        </w:rPr>
-        <w:t xml:space="preserve">에이전트의 유일한 입력이 픽셀이기 때문</w:t>
-      </w:r>
-      <w:r>
-        <w:t xml:space="preserve">이다. 물리 충돌만 존재하고 화면에 그려지지 않으면, 상태(이미지)에는 장애물이 전혀 나타나지 않아 에이전트가 회피를 학습할 단서가 없다.</w:t>
+        <w:t xml:space="preserve">이것이 중요한 이유는 에이전트의 유일한 입력이 픽셀이기 때문이다. 물리 충돌만 존재하고 화면에 그려지지 않으면, 상태(이미지)에는 장애물이 전혀 나타나지 않아 에이전트가 회피를 학습할 단서가 없다.</w:t>
       </w:r>
     </w:p>
     <w:p>
@@ -3224,20 +2892,7 @@
         <w:pStyle w:val="BodyText"/>
       </w:pPr>
       <w:r>
-        <w:t xml:space="preserve">색을 흰색으로 고른 것도 상태 가시성 때문이다. 그레이스케일 변환 후 도로는 약 102, 잔디는 약 162인데 장애물은 255가 되어</w:t>
-      </w:r>
-      <w:r>
-        <w:t xml:space="preserve"> </w:t>
-      </w:r>
-      <w:r>
-        <w:rPr>
-          <w:b/>
-          <w:bCs/>
-        </w:rPr>
-        <w:t xml:space="preserve">가장 강한 대비</w:t>
-      </w:r>
-      <w:r>
-        <w:t xml:space="preserve">로 부각된다(</w:t>
+        <w:t xml:space="preserve">색을 흰색으로 고른 것도 상태 가시성 때문이다. 그레이스케일 변환 후 도로는 약 102, 잔디는 약 162인데 장애물은 255가 되어 가장 강한 대비로 부각된다(</w:t>
       </w:r>
       <w:r>
         <w:rPr>
@@ -3360,23 +3015,7 @@
         <w:t xml:space="preserve">env_wrappers.py:124-142</w:t>
       </w:r>
       <w:r>
-        <w:t xml:space="preserve">). 이는</w:t>
-      </w:r>
-      <w:r>
-        <w:t xml:space="preserve"> </w:t>
-      </w:r>
-      <w:r>
-        <w:rPr>
-          <w:b/>
-          <w:bCs/>
-        </w:rPr>
-        <w:t xml:space="preserve">상태가 아니라 행동(action) 좌표계</w:t>
-      </w:r>
-      <w:r>
-        <w:t xml:space="preserve"> </w:t>
-      </w:r>
-      <w:r>
-        <w:t xml:space="preserve">변환이며 상태 정의에는 영향을 주지 않는다 — 자세한 행동 공간 설계는 별도 절에서 다룬다.</w:t>
+        <w:t xml:space="preserve">). 이는 상태가 아니라 행동(action) 좌표계 변환이며 상태 정의에는 영향을 주지 않는다 — 자세한 행동 공간 설계는 별도 절에서 다룬다.</w:t>
       </w:r>
     </w:p>
     <w:bookmarkEnd w:id="18"/>
@@ -3454,17 +3093,7 @@
         </w:numPr>
       </w:pPr>
       <w:r>
-        <w:rPr>
-          <w:b/>
-          <w:bCs/>
-        </w:rPr>
-        <w:t xml:space="preserve">shaped reward (학습 시):</w:t>
-      </w:r>
-      <w:r>
-        <w:t xml:space="preserve"> </w:t>
-      </w:r>
-      <w:r>
-        <w:t xml:space="preserve">위 3개 층을 모두 합산한 값. 에이전트가 실제로 받는 학습 신호이며, 속도/이탈/조향 등 행동 유도 항이 포함된다. shaping wrapper는 학습 스크립트에서</w:t>
+        <w:t xml:space="preserve">shaped reward (학습 시): 위 3개 층을 모두 합산한 값. 에이전트가 실제로 받는 학습 신호이며, 속도/이탈/조향 등 행동 유도 항이 포함된다. shaping wrapper는 학습 스크립트에서</w:t>
       </w:r>
       <w:r>
         <w:t xml:space="preserve"> </w:t>
@@ -3497,49 +3126,7 @@
         </w:numPr>
       </w:pPr>
       <w:r>
-        <w:rPr>
-          <w:b/>
-          <w:bCs/>
-        </w:rPr>
-        <w:t xml:space="preserve">clean reward (평가 시):</w:t>
-      </w:r>
-      <w:r>
-        <w:t xml:space="preserve"> </w:t>
-      </w:r>
-      <w:r>
-        <w:t xml:space="preserve">shaping을 제거하고</w:t>
-      </w:r>
-      <w:r>
-        <w:t xml:space="preserve"> </w:t>
-      </w:r>
-      <w:r>
-        <w:rPr>
-          <w:b/>
-          <w:bCs/>
-        </w:rPr>
-        <w:t xml:space="preserve">베이스라인 보상 + 장애물 패널티만</w:t>
-      </w:r>
-      <w:r>
-        <w:t xml:space="preserve"> </w:t>
-      </w:r>
-      <w:r>
-        <w:t xml:space="preserve">합산한 값. 보고서의 결과 수치(베이스 트랙 667점, 장애물 환경 415점 등)는 모두 이</w:t>
-      </w:r>
-      <w:r>
-        <w:t xml:space="preserve"> </w:t>
-      </w:r>
-      <w:r>
-        <w:rPr>
-          <w:b/>
-          <w:bCs/>
-        </w:rPr>
-        <w:t xml:space="preserve">clean reward</w:t>
-      </w:r>
-      <w:r>
-        <w:t xml:space="preserve"> </w:t>
-      </w:r>
-      <w:r>
-        <w:t xml:space="preserve">기준이다. shaping 항(특히 velocity 보상)은 점수를 인위적으로 부풀리므로, 모델 간/환경 간 비교는 반드시 베이스라인 척도로만 수행했다.</w:t>
+        <w:t xml:space="preserve">clean reward (평가 시): shaping을 제거하고 베이스라인 보상 + 장애물 패널티만 합산한 값. 보고서의 결과 수치(베이스 트랙 667점, 장애물 환경 415점 등)는 모두 이 clean reward 기준이다. shaping 항(특히 velocity 보상)은 점수를 인위적으로 부풀리므로, 모델 간/환경 간 비교는 반드시 베이스라인 척도로만 수행했다.</w:t>
       </w:r>
     </w:p>
     <w:p>
@@ -3806,20 +3393,7 @@
               <w:t xml:space="preserve"> </w:t>
             </w:r>
             <w:r>
-              <w:t xml:space="preserve">+</w:t>
-            </w:r>
-            <w:r>
-              <w:t xml:space="preserve"> </w:t>
-            </w:r>
-            <w:r>
-              <w:rPr>
-                <w:b/>
-                <w:bCs/>
-              </w:rPr>
-              <w:t xml:space="preserve">에피소드 종료</w:t>
-            </w:r>
-            <w:r>
-              <w:t xml:space="preserve">(</w:t>
+              <w:t xml:space="preserve">+ 에피소드 종료(</w:t>
             </w:r>
             <w:r>
               <w:rPr>
@@ -3880,17 +3454,7 @@
               <w:pStyle w:val="Compact"/>
             </w:pPr>
             <w:r>
-              <w:t xml:space="preserve">(보상 없음) +</w:t>
-            </w:r>
-            <w:r>
-              <w:t xml:space="preserve"> </w:t>
-            </w:r>
-            <w:r>
-              <w:rPr>
-                <w:b/>
-                <w:bCs/>
-              </w:rPr>
-              <w:t xml:space="preserve">에피소드 종료</w:t>
+              <w:t xml:space="preserve">(보상 없음) + 에피소드 종료</w:t>
             </w:r>
           </w:p>
         </w:tc>
@@ -3984,20 +3548,7 @@
         <w:pStyle w:val="FirstParagraph"/>
       </w:pPr>
       <w:r>
-        <w:t xml:space="preserve">베이스라인 환경을 상속한 장애물 변형 환경의 추가 패널티. 학습/평가 공통으로 적용되며,</w:t>
-      </w:r>
-      <w:r>
-        <w:t xml:space="preserve"> </w:t>
-      </w:r>
-      <w:r>
-        <w:rPr>
-          <w:b/>
-          <w:bCs/>
-        </w:rPr>
-        <w:t xml:space="preserve">penalty-only 설계</w:t>
-      </w:r>
-      <w:r>
-        <w:t xml:space="preserve">(충돌해도 에피소드를 종료시키지 않음)다.</w:t>
+        <w:t xml:space="preserve">베이스라인 환경을 상속한 장애물 변형 환경의 추가 패널티. 학습/평가 공통으로 적용되며, penalty-only 설계(충돌해도 에피소드를 종료시키지 않음)다.</w:t>
       </w:r>
     </w:p>
     <w:tbl>
@@ -4116,20 +3667,7 @@
               <w:pStyle w:val="Compact"/>
             </w:pPr>
             <w:r>
-              <w:t xml:space="preserve">해당 스텝에</w:t>
-            </w:r>
-            <w:r>
-              <w:t xml:space="preserve"> </w:t>
-            </w:r>
-            <w:r>
-              <w:rPr>
-                <w:b/>
-                <w:bCs/>
-              </w:rPr>
-              <w:t xml:space="preserve">새 car↔obstacle 접촉이 시작</w:t>
-            </w:r>
-            <w:r>
-              <w:t xml:space="preserve">되고</w:t>
+              <w:t xml:space="preserve">해당 스텝에 새 car↔obstacle 접촉이 시작되고</w:t>
             </w:r>
             <w:r>
               <w:t xml:space="preserve"> </w:t>
@@ -4566,14 +4104,7 @@
               <w:pStyle w:val="Compact"/>
             </w:pPr>
             <w:r>
-              <w:rPr>
-                <w:b/>
-                <w:bCs/>
-              </w:rPr>
-              <w:t xml:space="preserve">on-track</w:t>
-            </w:r>
-            <w:r>
-              <w:t xml:space="preserve">(</w:t>
+              <w:t xml:space="preserve">on-track(</w:t>
             </w:r>
             <w:r>
               <w:rPr>
@@ -4756,14 +4287,7 @@
               <w:pStyle w:val="Compact"/>
             </w:pPr>
             <w:r>
-              <w:rPr>
-                <w:b/>
-                <w:bCs/>
-              </w:rPr>
-              <w:t xml:space="preserve">off-track</w:t>
-            </w:r>
-            <w:r>
-              <w:t xml:space="preserve">일 때 (이때 velocity 보상은 미지급)</w:t>
+              <w:t xml:space="preserve">off-track일 때 (이때 velocity 보상은 미지급)</w:t>
             </w:r>
           </w:p>
         </w:tc>
@@ -4932,33 +4456,7 @@
               <w:pStyle w:val="Compact"/>
             </w:pPr>
             <w:r>
-              <w:t xml:space="preserve">장애물:</w:t>
-            </w:r>
-            <w:r>
-              <w:t xml:space="preserve"> </w:t>
-            </w:r>
-            <w:r>
-              <w:rPr>
-                <w:b/>
-                <w:bCs/>
-              </w:rPr>
-              <w:t xml:space="preserve">최종 0.2</w:t>
-            </w:r>
-            <w:r>
-              <w:t xml:space="preserve"> </w:t>
-            </w:r>
-            <w:r>
-              <w:t xml:space="preserve">(config 기본 0.5; CLI로 하향) / 베이스:</w:t>
-            </w:r>
-            <w:r>
-              <w:t xml:space="preserve"> </w:t>
-            </w:r>
-            <w:r>
-              <w:rPr>
-                <w:b/>
-                <w:bCs/>
-              </w:rPr>
-              <w:t xml:space="preserve">항 자체가 미구현</w:t>
+              <w:t xml:space="preserve">장애물: 최종 0.2 (config 기본 0.5; CLI로 하향) / 베이스: 항 자체가 미구현</w:t>
             </w:r>
           </w:p>
         </w:tc>
@@ -5030,17 +4528,7 @@
         <w:pStyle w:val="BodyText"/>
       </w:pPr>
       <w:r>
-        <w:rPr>
-          <w:b/>
-          <w:bCs/>
-        </w:rPr>
-        <w:t xml:space="preserve">속도(speed) 계산 주의점:</w:t>
-      </w:r>
-      <w:r>
-        <w:t xml:space="preserve"> </w:t>
-      </w:r>
-      <w:r>
-        <w:t xml:space="preserve">CarRacing-v3는</w:t>
+        <w:t xml:space="preserve">속도(speed) 계산 주의점: CarRacing-v3는</w:t>
       </w:r>
       <w:r>
         <w:t xml:space="preserve"> </w:t>
@@ -5096,17 +4584,7 @@
         <w:pStyle w:val="BodyText"/>
       </w:pPr>
       <w:r>
-        <w:rPr>
-          <w:b/>
-          <w:bCs/>
-        </w:rPr>
-        <w:t xml:space="preserve">off-track 판정:</w:t>
-      </w:r>
-      <w:r>
-        <w:t xml:space="preserve"> </w:t>
-      </w:r>
-      <w:r>
-        <w:t xml:space="preserve">관측 픽셀의 차량 영역(</w:t>
+        <w:t xml:space="preserve">off-track 판정: 관측 픽셀의 차량 영역(</w:t>
       </w:r>
       <w:r>
         <w:rPr>
@@ -5132,10 +4610,6 @@
         <w:pStyle w:val="BodyText"/>
       </w:pPr>
       <w:r>
-        <w:rPr>
-          <w:b/>
-          <w:bCs/>
-        </w:rPr>
         <w:t xml:space="preserve">weight 튜닝:</w:t>
       </w:r>
       <w:r>
@@ -5181,20 +4655,7 @@
         <w:t xml:space="preserve">accel_turn_weight</w:t>
       </w:r>
       <w:r>
-        <w:t xml:space="preserve">(코너 가속 억제)는 장애물 스크립트에만 구현돼 있고</w:t>
-      </w:r>
-      <w:r>
-        <w:t xml:space="preserve"> </w:t>
-      </w:r>
-      <w:r>
-        <w:rPr>
-          <w:b/>
-          <w:bCs/>
-        </w:rPr>
-        <w:t xml:space="preserve">베이스(train2) RewardShapingWrapper에는 항 자체가 없다</w:t>
-      </w:r>
-      <w:r>
-        <w:t xml:space="preserve">(인자만 받고 버림). 장애물 스크립트의 config 기본값은 0.5이며, 실험 결과 최종 0.2를 채택했다(그 진단·기각 논의는 Part II 3절).</w:t>
+        <w:t xml:space="preserve">(코너 가속 억제)는 장애물 스크립트에만 구현돼 있고 베이스(train2) RewardShapingWrapper에는 항 자체가 없다(인자만 받고 버림). 장애물 스크립트의 config 기본값은 0.5이며, 실험 결과 최종 0.2를 채택했다(그 진단·기각 논의는 Part II 3절).</w:t>
       </w:r>
       <w:r>
         <w:t xml:space="preserve"> </w:t>
@@ -5245,23 +4706,7 @@
         <w:pStyle w:val="FirstParagraph"/>
       </w:pPr>
       <w:r>
-        <w:t xml:space="preserve">본 절은 우리가 사용한</w:t>
-      </w:r>
-      <w:r>
-        <w:t xml:space="preserve"> </w:t>
-      </w:r>
-      <w:r>
-        <w:rPr>
-          <w:b/>
-          <w:bCs/>
-        </w:rPr>
-        <w:t xml:space="preserve">PPO(Proximal Policy Optimization)</w:t>
-      </w:r>
-      <w:r>
-        <w:t xml:space="preserve"> </w:t>
-      </w:r>
-      <w:r>
-        <w:t xml:space="preserve">의 이론적 배경을 정리하고, 각 이론 요소가</w:t>
+        <w:t xml:space="preserve">본 절은 우리가 사용한 PPO(Proximal Policy Optimization) 의 이론적 배경을 정리하고, 각 이론 요소가</w:t>
       </w:r>
       <w:r>
         <w:t xml:space="preserve"> </w:t>
@@ -5273,23 +4718,7 @@
         <w:t xml:space="preserve">src/ppo_agent_2.py</w:t>
       </w:r>
       <w:r>
-        <w:t xml:space="preserve">의 어느 구현에 대응하는지를 연결한다. 우리 과제의 행동공간은 연속(steering/throttle 류의 실수값)이므로, 정책은</w:t>
-      </w:r>
-      <w:r>
-        <w:t xml:space="preserve"> </w:t>
-      </w:r>
-      <w:r>
-        <w:rPr>
-          <w:b/>
-          <w:bCs/>
-        </w:rPr>
-        <w:t xml:space="preserve">가우시안 연속행동정책(Gaussian continuous-action policy)</w:t>
-      </w:r>
-      <w:r>
-        <w:t xml:space="preserve"> </w:t>
-      </w:r>
-      <w:r>
-        <w:t xml:space="preserve">으로 구현하였다.</w:t>
+        <w:t xml:space="preserve">의 어느 구현에 대응하는지를 연결한다. 우리 과제의 행동공간은 연속(steering/throttle 류의 실수값)이므로, 정책은 가우시안 연속행동정책(Gaussian continuous-action policy) 으로 구현하였다.</w:t>
       </w:r>
     </w:p>
     <w:bookmarkStart w:id="25" w:name="actor-critic-구조"/>
@@ -5306,23 +4735,7 @@
         <w:pStyle w:val="FirstParagraph"/>
       </w:pPr>
       <w:r>
-        <w:t xml:space="preserve">PPO는 정책(policy)과 가치함수(value function)를 동시에 학습하는</w:t>
-      </w:r>
-      <w:r>
-        <w:t xml:space="preserve"> </w:t>
-      </w:r>
-      <w:r>
-        <w:rPr>
-          <w:b/>
-          <w:bCs/>
-        </w:rPr>
-        <w:t xml:space="preserve">Actor-Critic</w:t>
-      </w:r>
-      <w:r>
-        <w:t xml:space="preserve"> </w:t>
-      </w:r>
-      <w:r>
-        <w:t xml:space="preserve">계열 알고리즘이다.</w:t>
+        <w:t xml:space="preserve">PPO는 정책(policy)과 가치함수(value function)를 동시에 학습하는 Actor-Critic 계열 알고리즘이다.</w:t>
       </w:r>
     </w:p>
     <w:p>
@@ -5334,17 +4747,7 @@
         </w:numPr>
       </w:pPr>
       <w:r>
-        <w:rPr>
-          <w:b/>
-          <w:bCs/>
-        </w:rPr>
-        <w:t xml:space="preserve">Actor(정책망)</w:t>
-      </w:r>
-      <w:r>
-        <w:t xml:space="preserve"> </w:t>
-      </w:r>
-      <w:r>
-        <w:t xml:space="preserve">는 상태</w:t>
+        <w:t xml:space="preserve">Actor(정책망) 는 상태</w:t>
       </w:r>
       <w:r>
         <w:t xml:space="preserve"> </w:t>
@@ -5368,52 +4771,26 @@
         <w:t xml:space="preserve">π(a|s)</w:t>
       </w:r>
       <w:r>
-        <w:t xml:space="preserve">를 출력한다. 우리 구현에서는 CNN으로 추출한 특징 벡터를 받아</w:t>
-      </w:r>
-      <w:r>
-        <w:t xml:space="preserve"> </w:t>
-      </w:r>
-      <w:r>
-        <w:rPr>
-          <w:b/>
-          <w:bCs/>
-        </w:rPr>
-        <w:t xml:space="preserve">가우시안 분포의 평균</w:t>
-      </w:r>
-      <w:r>
-        <w:rPr>
-          <w:b/>
-          <w:bCs/>
-        </w:rPr>
-        <w:t xml:space="preserve"> </w:t>
-      </w:r>
-      <w:r>
-        <w:rPr>
-          <w:rStyle w:val="VerbatimChar"/>
-          <w:b/>
-          <w:bCs/>
+        <w:t xml:space="preserve">를 출력한다. 우리 구현에서는 CNN으로 추출한 특징 벡터를 받아 가우시안 분포의 평균</w:t>
+      </w:r>
+      <w:r>
+        <w:t xml:space="preserve"> </w:t>
+      </w:r>
+      <w:r>
+        <w:rPr>
+          <w:rStyle w:val="VerbatimChar"/>
         </w:rPr>
         <w:t xml:space="preserve">μ</w:t>
       </w:r>
       <w:r>
-        <w:rPr>
-          <w:b/>
-          <w:bCs/>
-        </w:rPr>
         <w:t xml:space="preserve">와 로그표준편차</w:t>
       </w:r>
       <w:r>
-        <w:rPr>
-          <w:b/>
-          <w:bCs/>
-        </w:rPr>
-        <w:t xml:space="preserve"> </w:t>
-      </w:r>
-      <w:r>
-        <w:rPr>
-          <w:rStyle w:val="VerbatimChar"/>
-          <w:b/>
-          <w:bCs/>
+        <w:t xml:space="preserve"> </w:t>
+      </w:r>
+      <w:r>
+        <w:rPr>
+          <w:rStyle w:val="VerbatimChar"/>
         </w:rPr>
         <w:t xml:space="preserve">log σ</w:t>
       </w:r>
@@ -5475,23 +4852,7 @@
         <w:t xml:space="preserve">:83</w:t>
       </w:r>
       <w:r>
-        <w:t xml:space="preserve">), 표준편차는 고정이 아니라</w:t>
-      </w:r>
-      <w:r>
-        <w:t xml:space="preserve"> </w:t>
-      </w:r>
-      <w:r>
-        <w:rPr>
-          <w:b/>
-          <w:bCs/>
-        </w:rPr>
-        <w:t xml:space="preserve">학습 대상(learned std)</w:t>
-      </w:r>
-      <w:r>
-        <w:t xml:space="preserve"> </w:t>
-      </w:r>
-      <w:r>
-        <w:t xml:space="preserve">으로 두었다(</w:t>
+        <w:t xml:space="preserve">), 표준편차는 고정이 아니라 학습 대상(learned std) 으로 두었다(</w:t>
       </w:r>
       <w:r>
         <w:rPr>
@@ -5557,17 +4918,7 @@
         </w:numPr>
       </w:pPr>
       <w:r>
-        <w:rPr>
-          <w:b/>
-          <w:bCs/>
-        </w:rPr>
-        <w:t xml:space="preserve">Critic(가치망)</w:t>
-      </w:r>
-      <w:r>
-        <w:t xml:space="preserve"> </w:t>
-      </w:r>
-      <w:r>
-        <w:t xml:space="preserve">은 상태가치</w:t>
+        <w:t xml:space="preserve">Critic(가치망) 은 상태가치</w:t>
       </w:r>
       <w:r>
         <w:t xml:space="preserve"> </w:t>
@@ -5612,23 +4963,7 @@
         </w:numPr>
       </w:pPr>
       <w:r>
-        <w:t xml:space="preserve">Actor와 Critic은 CNN 특징추출기를 공유하며, 세 모듈의 파라미터를</w:t>
-      </w:r>
-      <w:r>
-        <w:t xml:space="preserve"> </w:t>
-      </w:r>
-      <w:r>
-        <w:rPr>
-          <w:b/>
-          <w:bCs/>
-        </w:rPr>
-        <w:t xml:space="preserve">하나의 Adam optimizer로 통합 최적화</w:t>
-      </w:r>
-      <w:r>
-        <w:t xml:space="preserve"> </w:t>
-      </w:r>
-      <w:r>
-        <w:t xml:space="preserve">한다(</w:t>
+        <w:t xml:space="preserve">Actor와 Critic은 CNN 특징추출기를 공유하며, 세 모듈의 파라미터를 하나의 Adam optimizer로 통합 최적화 한다(</w:t>
       </w:r>
       <w:r>
         <w:rPr>
@@ -5760,23 +5095,7 @@
         <w:t xml:space="preserve">π_old</w:t>
       </w:r>
       <w:r>
-        <w:t xml:space="preserve">에서 너무 멀리 이동해</w:t>
-      </w:r>
-      <w:r>
-        <w:t xml:space="preserve"> </w:t>
-      </w:r>
-      <w:r>
-        <w:rPr>
-          <w:b/>
-          <w:bCs/>
-        </w:rPr>
-        <w:t xml:space="preserve">분포 이동(distribution shift)</w:t>
-      </w:r>
-      <w:r>
-        <w:t xml:space="preserve"> </w:t>
-      </w:r>
-      <w:r>
-        <w:t xml:space="preserve">이 커지고, 한 번의 큰 갱신이 정책을 붕괴(collapse)시킬 수 있다.</w:t>
+        <w:t xml:space="preserve">에서 너무 멀리 이동해 분포 이동(distribution shift) 이 커지고, 한 번의 큰 갱신이 정책을 붕괴(collapse)시킬 수 있다.</w:t>
       </w:r>
     </w:p>
     <w:p>
@@ -5784,55 +5103,7 @@
         <w:pStyle w:val="BodyText"/>
       </w:pPr>
       <w:r>
-        <w:t xml:space="preserve">이를 막기 위해</w:t>
-      </w:r>
-      <w:r>
-        <w:t xml:space="preserve"> </w:t>
-      </w:r>
-      <w:r>
-        <w:rPr>
-          <w:b/>
-          <w:bCs/>
-        </w:rPr>
-        <w:t xml:space="preserve">TRPO</w:t>
-      </w:r>
-      <w:r>
-        <w:t xml:space="preserve"> </w:t>
-      </w:r>
-      <w:r>
-        <w:t xml:space="preserve">는 갱신 전후 정책의 KL 발산을 신뢰영역(trust region)으로 제한한다.</w:t>
-      </w:r>
-      <w:r>
-        <w:t xml:space="preserve"> </w:t>
-      </w:r>
-      <w:r>
-        <w:rPr>
-          <w:b/>
-          <w:bCs/>
-        </w:rPr>
-        <w:t xml:space="preserve">PPO</w:t>
-      </w:r>
-      <w:r>
-        <w:t xml:space="preserve"> </w:t>
-      </w:r>
-      <w:r>
-        <w:t xml:space="preserve">는 그 아이디어를</w:t>
-      </w:r>
-      <w:r>
-        <w:t xml:space="preserve"> </w:t>
-      </w:r>
-      <w:r>
-        <w:rPr>
-          <w:b/>
-          <w:bCs/>
-        </w:rPr>
-        <w:t xml:space="preserve">2차 제약 대신 1차 클리핑(clipping)</w:t>
-      </w:r>
-      <w:r>
-        <w:t xml:space="preserve"> </w:t>
-      </w:r>
-      <w:r>
-        <w:t xml:space="preserve">으로 근사하여, 확률비</w:t>
+        <w:t xml:space="preserve">이를 막기 위해 TRPO 는 갱신 전후 정책의 KL 발산을 신뢰영역(trust region)으로 제한한다. PPO 는 그 아이디어를 2차 제약 대신 1차 클리핑(clipping) 으로 근사하여, 확률비</w:t>
       </w:r>
       <w:r>
         <w:t xml:space="preserve"> </w:t>
@@ -5938,23 +5209,7 @@
         <w:t xml:space="preserve">clip_epsilon</w:t>
       </w:r>
       <w:r>
-        <w:t xml:space="preserve">)이다. 우리는</w:t>
-      </w:r>
-      <w:r>
-        <w:t xml:space="preserve"> </w:t>
-      </w:r>
-      <w:r>
-        <w:rPr>
-          <w:b/>
-          <w:bCs/>
-        </w:rPr>
-        <w:t xml:space="preserve">ε = 0.15</w:t>
-      </w:r>
-      <w:r>
-        <w:t xml:space="preserve"> </w:t>
-      </w:r>
-      <w:r>
-        <w:t xml:space="preserve">를 사용하였다(기본 0.2 대비 축소하여 신뢰영역을 좁혀 KL 폭발/붕괴를 억제,</w:t>
+        <w:t xml:space="preserve">)이다. 우리는 ε = 0.15 를 사용하였다(기본 0.2 대비 축소하여 신뢰영역을 좁혀 KL 폭발/붕괴를 억제,</w:t>
       </w:r>
       <w:r>
         <w:t xml:space="preserve"> </w:t>
@@ -6149,23 +5404,7 @@
         <w:pStyle w:val="FirstParagraph"/>
       </w:pPr>
       <w:r>
-        <w:t xml:space="preserve">Advantage는</w:t>
-      </w:r>
-      <w:r>
-        <w:t xml:space="preserve"> </w:t>
-      </w:r>
-      <w:r>
-        <w:rPr>
-          <w:b/>
-          <w:bCs/>
-        </w:rPr>
-        <w:t xml:space="preserve">GAE(Generalized Advantage Estimation)</w:t>
-      </w:r>
-      <w:r>
-        <w:t xml:space="preserve"> </w:t>
-      </w:r>
-      <w:r>
-        <w:t xml:space="preserve">로 추정하여 편향-분산을 절충한다. TD 오차</w:t>
+        <w:t xml:space="preserve">Advantage는 GAE(Generalized Advantage Estimation) 로 추정하여 편향-분산을 절충한다. TD 오차</w:t>
       </w:r>
     </w:p>
     <w:p>
@@ -6212,23 +5451,7 @@
         <w:pStyle w:val="FirstParagraph"/>
       </w:pPr>
       <w:r>
-        <w:t xml:space="preserve">우리는</w:t>
-      </w:r>
-      <w:r>
-        <w:t xml:space="preserve"> </w:t>
-      </w:r>
-      <w:r>
-        <w:rPr>
-          <w:b/>
-          <w:bCs/>
-        </w:rPr>
-        <w:t xml:space="preserve">γ = 0.99, λ = 0.95</w:t>
-      </w:r>
-      <w:r>
-        <w:t xml:space="preserve"> </w:t>
-      </w:r>
-      <w:r>
-        <w:t xml:space="preserve">를 사용한다(</w:t>
+        <w:t xml:space="preserve">우리는 γ = 0.99, λ = 0.95 를 사용한다(</w:t>
       </w:r>
       <w:r>
         <w:rPr>
@@ -6315,23 +5538,7 @@
         <w:t xml:space="preserve">:151</w:t>
       </w:r>
       <w:r>
-        <w:t xml:space="preserve">). 또한 미니배치 추출 직전에 Advantage를 버퍼 전체에 대해</w:t>
-      </w:r>
-      <w:r>
-        <w:t xml:space="preserve"> </w:t>
-      </w:r>
-      <w:r>
-        <w:rPr>
-          <w:b/>
-          <w:bCs/>
-        </w:rPr>
-        <w:t xml:space="preserve">전역 정규화(평균 0, 분산 1)</w:t>
-      </w:r>
-      <w:r>
-        <w:t xml:space="preserve"> </w:t>
-      </w:r>
-      <w:r>
-        <w:t xml:space="preserve">하여 스케일을 안정화한다(</w:t>
+        <w:t xml:space="preserve">). 또한 미니배치 추출 직전에 Advantage를 버퍼 전체에 대해 전역 정규화(평균 0, 분산 1) 하여 스케일을 안정화한다(</w:t>
       </w:r>
       <w:r>
         <w:rPr>
@@ -6390,42 +5597,19 @@
         </w:numPr>
       </w:pPr>
       <w:r>
-        <w:rPr>
-          <w:b/>
-          <w:bCs/>
-        </w:rPr>
         <w:t xml:space="preserve">가치손실</w:t>
       </w:r>
       <w:r>
-        <w:rPr>
-          <w:b/>
-          <w:bCs/>
-        </w:rPr>
-        <w:t xml:space="preserve"> </w:t>
-      </w:r>
-      <w:r>
-        <w:rPr>
-          <w:rStyle w:val="VerbatimChar"/>
-          <w:b/>
-          <w:bCs/>
+        <w:t xml:space="preserve"> </w:t>
+      </w:r>
+      <w:r>
+        <w:rPr>
+          <w:rStyle w:val="VerbatimChar"/>
         </w:rPr>
         <w:t xml:space="preserve">L_value</w:t>
       </w:r>
       <w:r>
-        <w:t xml:space="preserve">: Critic 추정값과 GAE return의</w:t>
-      </w:r>
-      <w:r>
-        <w:t xml:space="preserve"> </w:t>
-      </w:r>
-      <w:r>
-        <w:rPr>
-          <w:b/>
-          <w:bCs/>
-        </w:rPr>
-        <w:t xml:space="preserve">MSE(평균제곱오차)</w:t>
-      </w:r>
-      <w:r>
-        <w:t xml:space="preserve">.</w:t>
+        <w:t xml:space="preserve">: Critic 추정값과 GAE return의 MSE(평균제곱오차).</w:t>
       </w:r>
       <w:r>
         <w:t xml:space="preserve"> </w:t>
@@ -6461,24 +5645,14 @@
         </w:numPr>
       </w:pPr>
       <w:r>
-        <w:rPr>
-          <w:b/>
-          <w:bCs/>
-        </w:rPr>
         <w:t xml:space="preserve">엔트로피 보너스</w:t>
       </w:r>
       <w:r>
-        <w:rPr>
-          <w:b/>
-          <w:bCs/>
-        </w:rPr>
-        <w:t xml:space="preserve"> </w:t>
-      </w:r>
-      <w:r>
-        <w:rPr>
-          <w:rStyle w:val="VerbatimChar"/>
-          <w:b/>
-          <w:bCs/>
+        <w:t xml:space="preserve"> </w:t>
+      </w:r>
+      <w:r>
+        <w:rPr>
+          <w:rStyle w:val="VerbatimChar"/>
         </w:rPr>
         <w:t xml:space="preserve">H[π]</w:t>
       </w:r>
@@ -6495,14 +5669,7 @@
         </w:numPr>
       </w:pPr>
       <w:r>
-        <w:rPr>
-          <w:b/>
-          <w:bCs/>
-        </w:rPr>
-        <w:t xml:space="preserve">계수</w:t>
-      </w:r>
-      <w:r>
-        <w:t xml:space="preserve">:</w:t>
+        <w:t xml:space="preserve">계수:</w:t>
       </w:r>
       <w:r>
         <w:t xml:space="preserve"> </w:t>
@@ -6700,23 +5867,7 @@
         <w:t xml:space="preserve">:398</w:t>
       </w:r>
       <w:r>
-        <w:t xml:space="preserve">). 둘 다</w:t>
-      </w:r>
-      <w:r>
-        <w:t xml:space="preserve"> </w:t>
-      </w:r>
-      <w:r>
-        <w:rPr>
-          <w:b/>
-          <w:bCs/>
-        </w:rPr>
-        <w:t xml:space="preserve">엔트로피를 최대화(보너스)</w:t>
-      </w:r>
-      <w:r>
-        <w:t xml:space="preserve"> </w:t>
-      </w:r>
-      <w:r>
-        <w:t xml:space="preserve">하는 동일한 효과로, 요청한</w:t>
+        <w:t xml:space="preserve">). 둘 다 엔트로피를 최대화(보너스) 하는 동일한 효과로, 요청한</w:t>
       </w:r>
       <w:r>
         <w:t xml:space="preserve"> </w:t>
@@ -6739,23 +5890,7 @@
         <w:pStyle w:val="FirstParagraph"/>
       </w:pPr>
       <w:r>
-        <w:t xml:space="preserve">학습 안정화를 위해 갱신마다 전체 파라미터에 대한</w:t>
-      </w:r>
-      <w:r>
-        <w:t xml:space="preserve"> </w:t>
-      </w:r>
-      <w:r>
-        <w:rPr>
-          <w:b/>
-          <w:bCs/>
-        </w:rPr>
-        <w:t xml:space="preserve">gradient clipping</w:t>
-      </w:r>
-      <w:r>
-        <w:t xml:space="preserve"> </w:t>
-      </w:r>
-      <w:r>
-        <w:t xml:space="preserve">을 적용한다(</w:t>
+        <w:t xml:space="preserve">학습 안정화를 위해 갱신마다 전체 파라미터에 대한 gradient clipping 을 적용한다(</w:t>
       </w:r>
       <w:r>
         <w:rPr>
@@ -6794,23 +5929,7 @@
         <w:pStyle w:val="FirstParagraph"/>
       </w:pPr>
       <w:r>
-        <w:t xml:space="preserve">클리핑만으로는 큰 버퍼에서 여러 epoch를 돌 때 정책이 신뢰영역을 누적적으로 벗어날 수 있다. PPO 표준 구현은 보통</w:t>
-      </w:r>
-      <w:r>
-        <w:t xml:space="preserve"> </w:t>
-      </w:r>
-      <w:r>
-        <w:rPr>
-          <w:b/>
-          <w:bCs/>
-        </w:rPr>
-        <w:t xml:space="preserve">approx_kl</w:t>
-      </w:r>
-      <w:r>
-        <w:t xml:space="preserve"> </w:t>
-      </w:r>
-      <w:r>
-        <w:t xml:space="preserve">을 모니터링해</w:t>
+        <w:t xml:space="preserve">클리핑만으로는 큰 버퍼에서 여러 epoch를 돌 때 정책이 신뢰영역을 누적적으로 벗어날 수 있다. PPO 표준 구현은 보통 approx_kl 을 모니터링해</w:t>
       </w:r>
       <w:r>
         <w:t xml:space="preserve"> </w:t>
@@ -6822,23 +5941,7 @@
         <w:t xml:space="preserve">target_kl</w:t>
       </w:r>
       <w:r>
-        <w:t xml:space="preserve">을 넘으면 학습을 조기 종료한다. 우리는 안전성을 위해 이 검사를</w:t>
-      </w:r>
-      <w:r>
-        <w:t xml:space="preserve"> </w:t>
-      </w:r>
-      <w:r>
-        <w:rPr>
-          <w:b/>
-          <w:bCs/>
-        </w:rPr>
-        <w:t xml:space="preserve">epoch 단위가 아니라 per-minibatch 단위</w:t>
-      </w:r>
-      <w:r>
-        <w:t xml:space="preserve"> </w:t>
-      </w:r>
-      <w:r>
-        <w:t xml:space="preserve">로 수행한다(</w:t>
+        <w:t xml:space="preserve">을 넘으면 학습을 조기 종료한다. 우리는 안전성을 위해 이 검사를 epoch 단위가 아니라 per-minibatch 단위 로 수행한다(</w:t>
       </w:r>
       <w:r>
         <w:rPr>
@@ -6897,14 +6000,7 @@
         </w:numPr>
       </w:pPr>
       <w:r>
-        <w:rPr>
-          <w:b/>
-          <w:bCs/>
-        </w:rPr>
-        <w:t xml:space="preserve">임계값</w:t>
-      </w:r>
-      <w:r>
-        <w:t xml:space="preserve">:</w:t>
+        <w:t xml:space="preserve">임계값:</w:t>
       </w:r>
       <w:r>
         <w:t xml:space="preserve"> </w:t>
@@ -6916,23 +6012,7 @@
         <w:t xml:space="preserve">approx_kl &gt; target_kl × 1.5</w:t>
       </w:r>
       <w:r>
-        <w:t xml:space="preserve">, 즉</w:t>
-      </w:r>
-      <w:r>
-        <w:t xml:space="preserve"> </w:t>
-      </w:r>
-      <w:r>
-        <w:rPr>
-          <w:b/>
-          <w:bCs/>
-        </w:rPr>
-        <w:t xml:space="preserve">0.03 × 1.5 = 0.045</w:t>
-      </w:r>
-      <w:r>
-        <w:t xml:space="preserve"> </w:t>
-      </w:r>
-      <w:r>
-        <w:t xml:space="preserve">를 초과하면 즉시 중단한다(</w:t>
+        <w:t xml:space="preserve">, 즉 0.03 × 1.5 = 0.045 를 초과하면 즉시 중단한다(</w:t>
       </w:r>
       <w:r>
         <w:rPr>
@@ -6965,30 +6045,7 @@
         </w:numPr>
       </w:pPr>
       <w:r>
-        <w:rPr>
-          <w:b/>
-          <w:bCs/>
-        </w:rPr>
-        <w:t xml:space="preserve">왜 per-minibatch가 더 안전한가</w:t>
-      </w:r>
-      <w:r>
-        <w:t xml:space="preserve">: 우리 버퍼는 32,768 샘플, 미니배치 2,048 → epoch당 약</w:t>
-      </w:r>
-      <w:r>
-        <w:t xml:space="preserve"> </w:t>
-      </w:r>
-      <w:r>
-        <w:rPr>
-          <w:b/>
-          <w:bCs/>
-        </w:rPr>
-        <w:t xml:space="preserve">16번의 갱신</w:t>
-      </w:r>
-      <w:r>
-        <w:t xml:space="preserve"> </w:t>
-      </w:r>
-      <w:r>
-        <w:t xml:space="preserve">이 일어난다. epoch 단위로만 KL을 검사하면 한 epoch 동안 16번 갱신이 모두 적용된</w:t>
+        <w:t xml:space="preserve">왜 per-minibatch가 더 안전한가: 우리 버퍼는 32,768 샘플, 미니배치 2,048 → epoch당 약 16번의 갱신 이 일어난다. epoch 단위로만 KL을 검사하면 한 epoch 동안 16번 갱신이 모두 적용된</w:t>
       </w:r>
       <w:r>
         <w:t xml:space="preserve"> </w:t>
@@ -7004,23 +6061,7 @@
         <w:t xml:space="preserve"> </w:t>
       </w:r>
       <w:r>
-        <w:t xml:space="preserve">KL이 측정되어, 그 사이 정책이 신뢰영역을 한참 지나쳐 KL 스파이크/collapse가 발생할 수 있다. per-minibatch 검사는</w:t>
-      </w:r>
-      <w:r>
-        <w:t xml:space="preserve"> </w:t>
-      </w:r>
-      <w:r>
-        <w:rPr>
-          <w:b/>
-          <w:bCs/>
-        </w:rPr>
-        <w:t xml:space="preserve">매 갱신 직후</w:t>
-      </w:r>
-      <w:r>
-        <w:t xml:space="preserve"> </w:t>
-      </w:r>
-      <w:r>
-        <w:t xml:space="preserve">KL을 보고 임계 초과 시 그 즉시 멈추므로(현 minibatch와 epoch 루프를 모두 break,</w:t>
+        <w:t xml:space="preserve">KL이 측정되어, 그 사이 정책이 신뢰영역을 한참 지나쳐 KL 스파이크/collapse가 발생할 수 있다. per-minibatch 검사는 매 갱신 직후 KL을 보고 임계 초과 시 그 즉시 멈추므로(현 minibatch와 epoch 루프를 모두 break,</w:t>
       </w:r>
       <w:r>
         <w:t xml:space="preserve"> </w:t>
@@ -7181,33 +6222,7 @@
         <w:pStyle w:val="FirstParagraph"/>
       </w:pPr>
       <w:r>
-        <w:t xml:space="preserve">학습 루프는 매 rollout마다</w:t>
-      </w:r>
-      <w:r>
-        <w:t xml:space="preserve"> </w:t>
-      </w:r>
-      <w:r>
-        <w:rPr>
-          <w:b/>
-          <w:bCs/>
-        </w:rPr>
-        <w:t xml:space="preserve">rollout 수집(64 env, 32,768 step) → GAE advantage → 미니배치 PPO 갱신(clip + value + entropy, per-minibatch KL early-stop) → cosine LR 갱신</w:t>
-      </w:r>
-      <w:r>
-        <w:t xml:space="preserve">을 반복한다(아래 그림). 개별 하이퍼파라미터 값은 본문 2.3–2.6에 인라인으로 명시했고,</w:t>
-      </w:r>
-      <w:r>
-        <w:t xml:space="preserve"> </w:t>
-      </w:r>
-      <w:r>
-        <w:rPr>
-          <w:b/>
-          <w:bCs/>
-        </w:rPr>
-        <w:t xml:space="preserve">전체 설정값(PPO·에이전트·환경·보상·장애물)은 Part I 4절(부록) 표에 한곳에 정리</w:t>
-      </w:r>
-      <w:r>
-        <w:t xml:space="preserve">했다 — 중복을 피해 여기서는 표를 생략한다.</w:t>
+        <w:t xml:space="preserve">학습 루프는 매 rollout마다 rollout 수집(64 env, 32,768 step) → GAE advantage → 미니배치 PPO 갱신(clip + value + entropy, per-minibatch KL early-stop) → cosine LR 갱신을 반복한다(아래 그림). 개별 하이퍼파라미터 값은 본문 2.3–2.6에 인라인으로 명시했고, 전체 설정값(PPO·에이전트·환경·보상·장애물)은 Part I 4절(부록) 표에 한곳에 정리했다 — 중복을 피해 여기서는 표를 생략한다.</w:t>
       </w:r>
     </w:p>
     <w:p>
@@ -7262,20 +6277,7 @@
         <w:pStyle w:val="ImageCaption"/>
       </w:pPr>
       <w:r>
-        <w:t xml:space="preserve">그림. PPO 작동 개요 — (좌)</w:t>
-      </w:r>
-      <w:r>
-        <w:t xml:space="preserve"> </w:t>
-      </w:r>
-      <w:r>
-        <w:rPr>
-          <w:b/>
-          <w:bCs/>
-        </w:rPr>
-        <w:t xml:space="preserve">Clipped Surrogate Objective</w:t>
-      </w:r>
-      <w:r>
-        <w:t xml:space="preserve">(ε=0.15): 확률비</w:t>
+        <w:t xml:space="preserve">그림. PPO 작동 개요 — (좌) Clipped Surrogate Objective(ε=0.15): 확률비</w:t>
       </w:r>
       <w:r>
         <w:t xml:space="preserve"> </w:t>
@@ -7295,20 +6297,7 @@
         </m:sSub>
       </m:oMath>
       <w:r>
-        <w:t xml:space="preserve">가 신뢰영역 [1−ε, 1+ε]을 벗어나면 목적함수 기여를 잘라내 한 번의 과도한 갱신(collapse)을 막는다. (우)</w:t>
-      </w:r>
-      <w:r>
-        <w:t xml:space="preserve"> </w:t>
-      </w:r>
-      <w:r>
-        <w:rPr>
-          <w:b/>
-          <w:bCs/>
-        </w:rPr>
-        <w:t xml:space="preserve">학습 루프</w:t>
-      </w:r>
-      <w:r>
-        <w:t xml:space="preserve">: rollout 수집(64 env, 32,768 step) → GAE advantage → 미니배치 클립 갱신(policy + value + entropy) → per-minibatch KL early-stop → cosine LR → 반복.</w:t>
+        <w:t xml:space="preserve">가 신뢰영역 [1−ε, 1+ε]을 벗어나면 목적함수 기여를 잘라내 한 번의 과도한 갱신(collapse)을 막는다. (우) 학습 루프: rollout 수집(64 env, 32,768 step) → GAE advantage → 미니배치 클립 갱신(policy + value + entropy) → per-minibatch KL early-stop → cosine LR → 반복.</w:t>
       </w:r>
     </w:p>
     <w:p>
@@ -7357,33 +6346,7 @@
         <w:t xml:space="preserve"> </w:t>
       </w:r>
       <w:r>
-        <w:t xml:space="preserve">트랙에서</w:t>
-      </w:r>
-      <w:r>
-        <w:t xml:space="preserve"> </w:t>
-      </w:r>
-      <w:r>
-        <w:rPr>
-          <w:b/>
-          <w:bCs/>
-        </w:rPr>
-        <w:t xml:space="preserve">2-action PPO 에이전트를 학습</w:t>
-      </w:r>
-      <w:r>
-        <w:t xml:space="preserve">하고, 같은 트랙에서</w:t>
-      </w:r>
-      <w:r>
-        <w:t xml:space="preserve"> </w:t>
-      </w:r>
-      <w:r>
-        <w:rPr>
-          <w:b/>
-          <w:bCs/>
-        </w:rPr>
-        <w:t xml:space="preserve">3-action(gas/brake 독립)과 비교</w:t>
-      </w:r>
-      <w:r>
-        <w:t xml:space="preserve">하는 것을 다룬다. (도로 위 장애물을 입력에 추가한 확장은 Part II.)</w:t>
+        <w:t xml:space="preserve">트랙에서 2-action PPO 에이전트를 학습하고, 같은 트랙에서 3-action(gas/brake 독립)과 비교하는 것을 다룬다. (도로 위 장애물을 입력에 추가한 확장은 Part II.)</w:t>
       </w:r>
     </w:p>
     <w:p>
@@ -7409,33 +6372,7 @@
         <w:t xml:space="preserve">ppo_2action4/best_model.pth</w:t>
       </w:r>
       <w:r>
-        <w:t xml:space="preserve">, 9.83M)가 clean 평가에서 평균</w:t>
-      </w:r>
-      <w:r>
-        <w:t xml:space="preserve"> </w:t>
-      </w:r>
-      <w:r>
-        <w:rPr>
-          <w:b/>
-          <w:bCs/>
-        </w:rPr>
-        <w:t xml:space="preserve">667.49 / median 745.73</w:t>
-      </w:r>
-      <w:r>
-        <w:t xml:space="preserve">를 기록했다. 이는 3-action 저장 모델(임베디드 shaped 674.55 / 637.95)과</w:t>
-      </w:r>
-      <w:r>
-        <w:t xml:space="preserve"> </w:t>
-      </w:r>
-      <w:r>
-        <w:rPr>
-          <w:b/>
-          <w:bCs/>
-        </w:rPr>
-        <w:t xml:space="preserve">(척도 차이를 감안하면) 동급 수준</w:t>
-      </w:r>
-      <w:r>
-        <w:t xml:space="preserve">으로, 2-action 파라미터화가 무장애물 주행에서 3-action에 크게 뒤지지 않음을 시사한다.</w:t>
+        <w:t xml:space="preserve">, 9.83M)가 clean 평가에서 평균 667.49 / median 745.73를 기록했다. 이는 3-action 저장 모델(임베디드 shaped 674.55 / 637.95)과 (척도 차이를 감안하면) 동급 수준으로, 2-action 파라미터화가 무장애물 주행에서 3-action에 크게 뒤지지 않음을 시사한다.</w:t>
       </w:r>
     </w:p>
     <w:bookmarkEnd w:id="37"/>
@@ -7453,20 +6390,7 @@
         <w:pStyle w:val="BlockText"/>
       </w:pPr>
       <w:r>
-        <w:t xml:space="preserve">실행 환경·버전(Python/torch/gymnasium 등)과 관측(State)·보상(Reward) 정의는 Part 0을 참조한다. 본 절은 Part I 고유의</w:t>
-      </w:r>
-      <w:r>
-        <w:t xml:space="preserve"> </w:t>
-      </w:r>
-      <w:r>
-        <w:rPr>
-          <w:b/>
-          <w:bCs/>
-        </w:rPr>
-        <w:t xml:space="preserve">행동 공간(2 vs 3-action)과 신경망 구조</w:t>
-      </w:r>
-      <w:r>
-        <w:t xml:space="preserve">만 다룬다.</w:t>
+        <w:t xml:space="preserve">실행 환경·버전(Python/torch/gymnasium 등)과 관측(State)·보상(Reward) 정의는 Part 0을 참조한다. 본 절은 Part I 고유의 행동 공간(2 vs 3-action)과 신경망 구조만 다룬다.</w:t>
       </w:r>
     </w:p>
     <w:bookmarkStart w:id="38" w:name="action-vs-3-action-과-actionwrapper"/>
@@ -7548,10 +6472,6 @@
               <w:pStyle w:val="Compact"/>
             </w:pPr>
             <w:r>
-              <w:rPr>
-                <w:b/>
-                <w:bCs/>
-              </w:rPr>
               <w:t xml:space="preserve">정책 출력 (2-action)</w:t>
             </w:r>
           </w:p>
@@ -7616,10 +6536,6 @@
               <w:pStyle w:val="Compact"/>
             </w:pPr>
             <w:r>
-              <w:rPr>
-                <w:b/>
-                <w:bCs/>
-              </w:rPr>
               <w:t xml:space="preserve">ActionWrapper 변환 후 (3D)</w:t>
             </w:r>
           </w:p>
@@ -7696,10 +6612,6 @@
               <w:pStyle w:val="Compact"/>
             </w:pPr>
             <w:r>
-              <w:rPr>
-                <w:b/>
-                <w:bCs/>
-              </w:rPr>
               <w:t xml:space="preserve">RewardShapingWrapper 내부에서 보는 action</w:t>
             </w:r>
           </w:p>
@@ -7751,14 +6663,7 @@
               <w:t xml:space="preserve"> </w:t>
             </w:r>
             <w:r>
-              <w:rPr>
-                <w:b/>
-                <w:bCs/>
-              </w:rPr>
-              <w:t xml:space="preserve">안쪽</w:t>
-            </w:r>
-            <w:r>
-              <w:t xml:space="preserve">에 위치하므로 이미 3D를 받는다. 따라서 래퍼 코드의</w:t>
+              <w:t xml:space="preserve">안쪽에 위치하므로 이미 3D를 받는다. 따라서 래퍼 코드의</w:t>
             </w:r>
             <w:r>
               <w:t xml:space="preserve"> </w:t>
@@ -7798,10 +6703,6 @@
               <w:pStyle w:val="Compact"/>
             </w:pPr>
             <w:r>
-              <w:rPr>
-                <w:b/>
-                <w:bCs/>
-              </w:rPr>
               <w:t xml:space="preserve">3-action (비교군)</w:t>
             </w:r>
           </w:p>
@@ -7876,20 +6777,7 @@
         <w:t xml:space="preserve">action_dim=2</w:t>
       </w:r>
       <w:r>
-        <w:t xml:space="preserve">)이다.</w:t>
-      </w:r>
-      <w:r>
-        <w:t xml:space="preserve"> </w:t>
-      </w:r>
-      <w:r>
-        <w:rPr>
-          <w:b/>
-          <w:bCs/>
-        </w:rPr>
-        <w:t xml:space="preserve">좌표계 전환 지점</w:t>
-      </w:r>
-      <w:r>
-        <w:t xml:space="preserve">은 위 표 1행(정책 2D 출력) → 2행(</w:t>
+        <w:t xml:space="preserve">)이다. 좌표계 전환 지점은 위 표 1행(정책 2D 출력) → 2행(</w:t>
       </w:r>
       <w:r>
         <w:rPr>
@@ -8005,17 +6893,7 @@
         </w:numPr>
       </w:pPr>
       <w:r>
-        <w:rPr>
-          <w:b/>
-          <w:bCs/>
-        </w:rPr>
-        <w:t xml:space="preserve">Actor</w:t>
-      </w:r>
-      <w:r>
-        <w:t xml:space="preserve"> </w:t>
-      </w:r>
-      <w:r>
-        <w:t xml:space="preserve">(Gaussian):</w:t>
+        <w:t xml:space="preserve">Actor (Gaussian):</w:t>
       </w:r>
       <w:r>
         <w:t xml:space="preserve"> </w:t>
@@ -8099,14 +6977,7 @@
         </w:numPr>
       </w:pPr>
       <w:r>
-        <w:rPr>
-          <w:b/>
-          <w:bCs/>
-        </w:rPr>
-        <w:t xml:space="preserve">Critic</w:t>
-      </w:r>
-      <w:r>
-        <w:t xml:space="preserve">:</w:t>
+        <w:t xml:space="preserve">Critic:</w:t>
       </w:r>
       <w:r>
         <w:t xml:space="preserve"> </w:t>
@@ -8156,40 +7027,14 @@
       <w:r>
         <w:rPr>
           <w:rStyle w:val="VerbatimChar"/>
-          <w:b/>
-          <w:bCs/>
         </w:rPr>
         <w:t xml:space="preserve">CNNFeatureExtractor</w:t>
       </w:r>
       <w:r>
-        <w:rPr>
-          <w:b/>
-          <w:bCs/>
-        </w:rPr>
-        <w:t xml:space="preserve"> </w:t>
-      </w:r>
-      <w:r>
-        <w:rPr>
-          <w:b/>
-          <w:bCs/>
-        </w:rPr>
-        <w:t xml:space="preserve">생성자의 기본값은 256</w:t>
-      </w:r>
-      <w:r>
-        <w:t xml:space="preserve">이고 실제 학습에서도 256을 사용한다. 한편 학습 스크립트가 config 딕셔너리에서 키를 읽을 때의</w:t>
-      </w:r>
-      <w:r>
-        <w:t xml:space="preserve"> </w:t>
-      </w:r>
-      <w:r>
-        <w:rPr>
-          <w:b/>
-          <w:bCs/>
-        </w:rPr>
-        <w:t xml:space="preserve">폴백(키 부재 시 기본값)은 64</w:t>
-      </w:r>
-      <w:r>
-        <w:t xml:space="preserve">다(</w:t>
+        <w:t xml:space="preserve"> </w:t>
+      </w:r>
+      <w:r>
+        <w:t xml:space="preserve">생성자의 기본값은 256이고 실제 학습에서도 256을 사용한다. 한편 학습 스크립트가 config 딕셔너리에서 키를 읽을 때의 폴백(키 부재 시 기본값)은 64다(</w:t>
       </w:r>
       <w:r>
         <w:rPr>
@@ -8388,14 +7233,7 @@
         </w:numPr>
       </w:pPr>
       <w:r>
-        <w:rPr>
-          <w:b/>
-          <w:bCs/>
-        </w:rPr>
-        <w:t xml:space="preserve">shaped reward</w:t>
-      </w:r>
-      <w:r>
-        <w:t xml:space="preserve">: 학습 시</w:t>
+        <w:t xml:space="preserve">shaped reward: 학습 시</w:t>
       </w:r>
       <w:r>
         <w:t xml:space="preserve"> </w:t>
@@ -8428,14 +7266,7 @@
         </w:numPr>
       </w:pPr>
       <w:r>
-        <w:rPr>
-          <w:b/>
-          <w:bCs/>
-        </w:rPr>
-        <w:t xml:space="preserve">clean reward</w:t>
-      </w:r>
-      <w:r>
-        <w:t xml:space="preserve">: 평가 시</w:t>
+        <w:t xml:space="preserve">clean reward: 평가 시</w:t>
       </w:r>
       <w:r>
         <w:t xml:space="preserve"> </w:t>
@@ -8447,36 +7278,7 @@
         <w:t xml:space="preserve">RewardShapingWrapper</w:t>
       </w:r>
       <w:r>
-        <w:t xml:space="preserve">를</w:t>
-      </w:r>
-      <w:r>
-        <w:t xml:space="preserve"> </w:t>
-      </w:r>
-      <w:r>
-        <w:rPr>
-          <w:b/>
-          <w:bCs/>
-        </w:rPr>
-        <w:t xml:space="preserve">제거</w:t>
-      </w:r>
-      <w:r>
-        <w:t xml:space="preserve">하고(셰이핑 항을 전부 끔) 환경의</w:t>
-      </w:r>
-      <w:r>
-        <w:t xml:space="preserve"> </w:t>
-      </w:r>
-      <w:r>
-        <w:rPr>
-          <w:b/>
-          <w:bCs/>
-        </w:rPr>
-        <w:t xml:space="preserve">베이스라인 보상만</w:t>
-      </w:r>
-      <w:r>
-        <w:t xml:space="preserve"> </w:t>
-      </w:r>
-      <w:r>
-        <w:t xml:space="preserve">측정한 값. 셰이핑 제거가 끄는 것은 정확히 velocity reward / track penalty / steering-smooth penalty / accel-turn penalty의 4개 항이다.</w:t>
+        <w:t xml:space="preserve">를 제거하고(셰이핑 항을 전부 끔) 환경의 베이스라인 보상만 측정한 값. 셰이핑 제거가 끄는 것은 정확히 velocity reward / track penalty / steering-smooth penalty / accel-turn penalty의 4개 항이다.</w:t>
       </w:r>
     </w:p>
     <w:p>
@@ -8488,56 +7290,7 @@
         </w:numPr>
       </w:pPr>
       <w:r>
-        <w:rPr>
-          <w:b/>
-          <w:bCs/>
-        </w:rPr>
-        <w:t xml:space="preserve">공통 평가 조건</w:t>
-      </w:r>
-      <w:r>
-        <w:t xml:space="preserve">: 베이스 clean 평가 =</w:t>
-      </w:r>
-      <w:r>
-        <w:t xml:space="preserve"> </w:t>
-      </w:r>
-      <w:r>
-        <w:rPr>
-          <w:b/>
-          <w:bCs/>
-        </w:rPr>
-        <w:t xml:space="preserve">100 episodes, seed 42, device cpu</w:t>
-      </w:r>
-      <w:r>
-        <w:t xml:space="preserve">(재현성). 장애물 clean 평가 =</w:t>
-      </w:r>
-      <w:r>
-        <w:t xml:space="preserve"> </w:t>
-      </w:r>
-      <w:r>
-        <w:rPr>
-          <w:b/>
-          <w:bCs/>
-        </w:rPr>
-        <w:t xml:space="preserve">50 episodes, seed 42, 장애물 환경, device cpu</w:t>
-      </w:r>
-      <w:r>
-        <w:t xml:space="preserve">. Part I 베이스 결과는</w:t>
-      </w:r>
-      <w:r>
-        <w:t xml:space="preserve"> </w:t>
-      </w:r>
-      <w:r>
-        <w:rPr>
-          <w:b/>
-          <w:bCs/>
-        </w:rPr>
-        <w:t xml:space="preserve">accel-turn 패널티가 없는</w:t>
-      </w:r>
-      <w:r>
-        <w:t xml:space="preserve"> </w:t>
-      </w:r>
-      <w:r>
-        <w:t xml:space="preserve">상태에서 산출됐다(베이스 셰이핑엔 이 항이 미구현 — Part II에서만 사용).</w:t>
+        <w:t xml:space="preserve">공통 평가 조건: 베이스 clean 평가 = 100 episodes, seed 42, device cpu(재현성). 장애물 clean 평가 = 50 episodes, seed 42, 장애물 환경, device cpu. Part I 베이스 결과는 accel-turn 패널티가 없는 상태에서 산출됐다(베이스 셰이핑엔 이 항이 미구현 — Part II에서만 사용).</w:t>
       </w:r>
     </w:p>
     <w:p>
@@ -8549,27 +7302,7 @@
         </w:numPr>
       </w:pPr>
       <w:r>
-        <w:rPr>
-          <w:b/>
-          <w:bCs/>
-        </w:rPr>
-        <w:t xml:space="preserve">3-action 비교값(674.55 / 637.95)의 출처</w:t>
-      </w:r>
-      <w:r>
-        <w:t xml:space="preserve">: 이는 clean 평가가 아니라 해당 저장 모델의</w:t>
-      </w:r>
-      <w:r>
-        <w:t xml:space="preserve"> </w:t>
-      </w:r>
-      <w:r>
-        <w:rPr>
-          <w:b/>
-          <w:bCs/>
-        </w:rPr>
-        <w:t xml:space="preserve">저장 시점 임베디드 shaped mean</w:t>
-      </w:r>
-      <w:r>
-        <w:t xml:space="preserve">이다. 따라서 2-action clean 값과 직접 동일조건 비교는 아니며</w:t>
+        <w:t xml:space="preserve">3-action 비교값(674.55 / 637.95)의 출처: 이는 clean 평가가 아니라 해당 저장 모델의 저장 시점 임베디드 shaped mean이다. 따라서 2-action clean 값과 직접 동일조건 비교는 아니며</w:t>
       </w:r>
       <w:r>
         <w:t xml:space="preserve"> </w:t>
@@ -8599,14 +7332,7 @@
         <w:pStyle w:val="FirstParagraph"/>
       </w:pPr>
       <w:r>
-        <w:rPr>
-          <w:b/>
-          <w:bCs/>
-        </w:rPr>
-        <w:t xml:space="preserve">학습 곡선 (shaped reward, 6M→20M 스케일업)</w:t>
-      </w:r>
-      <w:r>
-        <w:t xml:space="preserve">:</w:t>
+        <w:t xml:space="preserve">학습 곡선 (shaped reward, 6M→20M 스케일업):</w:t>
       </w:r>
     </w:p>
     <w:tbl>
@@ -8702,10 +7428,6 @@
               <w:pStyle w:val="Compact"/>
             </w:pPr>
             <w:r>
-              <w:rPr>
-                <w:b/>
-                <w:bCs/>
-              </w:rPr>
               <w:t xml:space="preserve">9.83M</w:t>
             </w:r>
           </w:p>
@@ -8717,10 +7439,6 @@
               <w:pStyle w:val="Compact"/>
             </w:pPr>
             <w:r>
-              <w:rPr>
-                <w:b/>
-                <w:bCs/>
-              </w:rPr>
               <w:t xml:space="preserve">837.99</w:t>
             </w:r>
           </w:p>
@@ -8732,17 +7450,7 @@
               <w:pStyle w:val="Compact"/>
             </w:pPr>
             <w:r>
-              <w:rPr>
-                <w:b/>
-                <w:bCs/>
-              </w:rPr>
-              <w:t xml:space="preserve">최고 체크포인트로 저장</w:t>
-            </w:r>
-            <w:r>
-              <w:t xml:space="preserve"> </w:t>
-            </w:r>
-            <w:r>
-              <w:t xml:space="preserve">(</w:t>
+              <w:t xml:space="preserve">최고 체크포인트로 저장 (</w:t>
             </w:r>
             <w:r>
               <w:rPr>
@@ -8797,17 +7505,7 @@
         <w:pStyle w:val="BodyText"/>
       </w:pPr>
       <w:r>
-        <w:t xml:space="preserve">→ shaped 보상은 ~9.8M에서 피크 후 20M까지 689로 소폭 퇴보.</w:t>
-      </w:r>
-      <w:r>
-        <w:t xml:space="preserve"> </w:t>
-      </w:r>
-      <w:r>
-        <w:rPr>
-          <w:b/>
-          <w:bCs/>
-        </w:rPr>
-        <w:t xml:space="preserve">교훈: 20M은 과도, ~10–12M이 sweet spot.</w:t>
+        <w:t xml:space="preserve">→ shaped 보상은 ~9.8M에서 피크 후 20M까지 689로 소폭 퇴보. 교훈: 20M은 과도, ~10–12M이 sweet spot.</w:t>
       </w:r>
     </w:p>
     <w:p>
@@ -8815,17 +7513,7 @@
         <w:pStyle w:val="BodyText"/>
       </w:pPr>
       <w:r>
-        <w:rPr>
-          <w:b/>
-          <w:bCs/>
-        </w:rPr>
-        <w:t xml:space="preserve">Clean 평가</w:t>
-      </w:r>
-      <w:r>
-        <w:t xml:space="preserve"> </w:t>
-      </w:r>
-      <w:r>
-        <w:t xml:space="preserve">(셰이핑 제거 — 3.0 참조; 100 episodes, seed 42):</w:t>
+        <w:t xml:space="preserve">Clean 평가 (셰이핑 제거 — 3.0 참조; 100 episodes, seed 42):</w:t>
       </w:r>
     </w:p>
     <w:tbl>
@@ -8934,10 +7622,6 @@
               <w:pStyle w:val="Compact"/>
             </w:pPr>
             <w:r>
-              <w:rPr>
-                <w:b/>
-                <w:bCs/>
-              </w:rPr>
               <w:t xml:space="preserve">best_model (9.8M)</w:t>
             </w:r>
           </w:p>
@@ -8949,10 +7633,6 @@
               <w:pStyle w:val="Compact"/>
             </w:pPr>
             <w:r>
-              <w:rPr>
-                <w:b/>
-                <w:bCs/>
-              </w:rPr>
               <w:t xml:space="preserve">667.49 ± 195.69</w:t>
             </w:r>
           </w:p>
@@ -8964,10 +7644,6 @@
               <w:pStyle w:val="Compact"/>
             </w:pPr>
             <w:r>
-              <w:rPr>
-                <w:b/>
-                <w:bCs/>
-              </w:rPr>
               <w:t xml:space="preserve">745.73</w:t>
             </w:r>
           </w:p>
@@ -8979,10 +7655,6 @@
               <w:pStyle w:val="Compact"/>
             </w:pPr>
             <w:r>
-              <w:rPr>
-                <w:b/>
-                <w:bCs/>
-              </w:rPr>
               <w:t xml:space="preserve">541.04</w:t>
             </w:r>
           </w:p>
@@ -8994,10 +7666,6 @@
               <w:pStyle w:val="Compact"/>
             </w:pPr>
             <w:r>
-              <w:rPr>
-                <w:b/>
-                <w:bCs/>
-              </w:rPr>
               <w:t xml:space="preserve">823.21</w:t>
             </w:r>
           </w:p>
@@ -9009,10 +7677,6 @@
               <w:pStyle w:val="Compact"/>
             </w:pPr>
             <w:r>
-              <w:rPr>
-                <w:b/>
-                <w:bCs/>
-              </w:rPr>
               <w:t xml:space="preserve">152.15</w:t>
             </w:r>
           </w:p>
@@ -9114,23 +7778,7 @@
         <w:pStyle w:val="BodyText"/>
       </w:pPr>
       <w:r>
-        <w:t xml:space="preserve">best_model이</w:t>
-      </w:r>
-      <w:r>
-        <w:t xml:space="preserve"> </w:t>
-      </w:r>
-      <w:r>
-        <w:rPr>
-          <w:b/>
-          <w:bCs/>
-        </w:rPr>
-        <w:t xml:space="preserve">모든 지표에서 우세</w:t>
-      </w:r>
-      <w:r>
-        <w:t xml:space="preserve"> </w:t>
-      </w:r>
-      <w:r>
-        <w:t xml:space="preserve">→ 최종 베이스 모델로 채택. clean mean 667 / median 745는 3-action 저장 모델의 임베디드 shaped 값(3.0 출처 참조)과 동급 이상.</w:t>
+        <w:t xml:space="preserve">best_model이 모든 지표에서 우세 → 최종 베이스 모델로 채택. clean mean 667 / median 745는 3-action 저장 모델의 임베디드 shaped 값(3.0 출처 참조)과 동급 이상.</w:t>
       </w:r>
     </w:p>
     <w:p>
@@ -9138,14 +7786,7 @@
         <w:pStyle w:val="BodyText"/>
       </w:pPr>
       <w:r>
-        <w:rPr>
-          <w:b/>
-          <w:bCs/>
-        </w:rPr>
-        <w:t xml:space="preserve">남은 약점</w:t>
-      </w:r>
-      <w:r>
-        <w:t xml:space="preserve">: bimodal 분포 (대부분 660–882이나 실패 꼬리 존재, min 152.15). 영상 진단상 실패 모드 = 급커브에서 트랙 이탈 후 잔디에서 회복 실패. (참고:</w:t>
+        <w:t xml:space="preserve">남은 약점: bimodal 분포 (대부분 660–882이나 실패 꼬리 존재, min 152.15). 영상 진단상 실패 모드 = 급커브에서 트랙 이탈 후 잔디에서 회복 실패. (참고:</w:t>
       </w:r>
       <w:r>
         <w:t xml:space="preserve"> </w:t>
@@ -9174,20 +7815,7 @@
         <w:pStyle w:val="FirstParagraph"/>
       </w:pPr>
       <w:r>
-        <w:t xml:space="preserve">아래 3-action 두 수치는 clean 평가가 아니라</w:t>
-      </w:r>
-      <w:r>
-        <w:t xml:space="preserve"> </w:t>
-      </w:r>
-      <w:r>
-        <w:rPr>
-          <w:b/>
-          <w:bCs/>
-        </w:rPr>
-        <w:t xml:space="preserve">저장 시점 임베디드 shaped mean</w:t>
-      </w:r>
-      <w:r>
-        <w:t xml:space="preserve">이다(3.0). 파일 케이싱은 실제 디스크 상태 그대로 표기한다(</w:t>
+        <w:t xml:space="preserve">아래 3-action 두 수치는 clean 평가가 아니라 저장 시점 임베디드 shaped mean이다(3.0). 파일 케이싱은 실제 디스크 상태 그대로 표기한다(</w:t>
       </w:r>
       <w:r>
         <w:rPr>
@@ -9300,10 +7928,6 @@
               <w:pStyle w:val="Compact"/>
             </w:pPr>
             <w:r>
-              <w:rPr>
-                <w:b/>
-                <w:bCs/>
-              </w:rPr>
               <w:t xml:space="preserve">667.49 / 745.73</w:t>
             </w:r>
           </w:p>
@@ -9444,36 +8068,7 @@
         <w:t xml:space="preserve">acceleration_while_turning_penalty_weight</w:t>
       </w:r>
       <w:r>
-        <w:t xml:space="preserve">는</w:t>
-      </w:r>
-      <w:r>
-        <w:t xml:space="preserve"> </w:t>
-      </w:r>
-      <w:r>
-        <w:rPr>
-          <w:b/>
-          <w:bCs/>
-        </w:rPr>
-        <w:t xml:space="preserve">베이스(train2)엔 미구현(0.0)</w:t>
-      </w:r>
-      <w:r>
-        <w:t xml:space="preserve">이라, Part I 베이스 결과(shaped 837.99 / clean 667.49)는 이 항이</w:t>
-      </w:r>
-      <w:r>
-        <w:t xml:space="preserve"> </w:t>
-      </w:r>
-      <w:r>
-        <w:rPr>
-          <w:b/>
-          <w:bCs/>
-        </w:rPr>
-        <w:t xml:space="preserve">없는</w:t>
-      </w:r>
-      <w:r>
-        <w:t xml:space="preserve"> </w:t>
-      </w:r>
-      <w:r>
-        <w:t xml:space="preserve">상태의 값이다. (장애물 학습의 0.5→0.2 채택 경위는 Part II 3절.)</w:t>
+        <w:t xml:space="preserve">는 베이스(train2)엔 미구현(0.0)이라, Part I 베이스 결과(shaped 837.99 / clean 667.49)는 이 항이 없는 상태의 값이다. (장애물 학습의 0.5→0.2 채택 경위는 Part II 3절.)</w:t>
       </w:r>
     </w:p>
     <w:tbl>
@@ -9534,10 +8129,6 @@
               <w:pStyle w:val="Compact"/>
             </w:pPr>
             <w:r>
-              <w:rPr>
-                <w:b/>
-                <w:bCs/>
-              </w:rPr>
               <w:t xml:space="preserve">PPO Core</w:t>
             </w:r>
           </w:p>
@@ -9957,10 +8548,6 @@
               <w:pStyle w:val="Compact"/>
             </w:pPr>
             <w:r>
-              <w:rPr>
-                <w:b/>
-                <w:bCs/>
-              </w:rPr>
               <w:t xml:space="preserve">Agent</w:t>
             </w:r>
           </w:p>
@@ -10092,10 +8679,6 @@
               <w:pStyle w:val="Compact"/>
             </w:pPr>
             <w:r>
-              <w:rPr>
-                <w:b/>
-                <w:bCs/>
-              </w:rPr>
               <w:t xml:space="preserve">Env</w:t>
             </w:r>
           </w:p>
@@ -10227,10 +8810,6 @@
               <w:pStyle w:val="Compact"/>
             </w:pPr>
             <w:r>
-              <w:rPr>
-                <w:b/>
-                <w:bCs/>
-              </w:rPr>
               <w:t xml:space="preserve">Reward shaping</w:t>
             </w:r>
           </w:p>
@@ -10381,17 +8960,7 @@
               <w:pStyle w:val="Compact"/>
             </w:pPr>
             <w:r>
-              <w:t xml:space="preserve">베이스(train2): 미구현 · 장애물: 0.5→</w:t>
-            </w:r>
-            <w:r>
-              <w:rPr>
-                <w:b/>
-                <w:bCs/>
-              </w:rPr>
-              <w:t xml:space="preserve">0.2 최종</w:t>
-            </w:r>
-            <w:r>
-              <w:t xml:space="preserve">(Part II 3절)</w:t>
+              <w:t xml:space="preserve">베이스(train2): 미구현 · 장애물: 0.5→0.2 최종(Part II 3절)</w:t>
             </w:r>
           </w:p>
         </w:tc>
@@ -10404,10 +8973,6 @@
               <w:pStyle w:val="Compact"/>
             </w:pPr>
             <w:r>
-              <w:rPr>
-                <w:b/>
-                <w:bCs/>
-              </w:rPr>
               <w:t xml:space="preserve">Obstacle</w:t>
             </w:r>
           </w:p>
@@ -10571,10 +9136,6 @@
               <w:pStyle w:val="Compact"/>
             </w:pPr>
             <w:r>
-              <w:rPr>
-                <w:b/>
-                <w:bCs/>
-              </w:rPr>
               <w:t xml:space="preserve">Perf</w:t>
             </w:r>
           </w:p>
@@ -10932,20 +9493,7 @@
         <w:pStyle w:val="BlockText"/>
       </w:pPr>
       <w:r>
-        <w:t xml:space="preserve">Part I의 무장애물 베이스 위에, 도로에</w:t>
-      </w:r>
-      <w:r>
-        <w:t xml:space="preserve"> </w:t>
-      </w:r>
-      <w:r>
-        <w:rPr>
-          <w:b/>
-          <w:bCs/>
-        </w:rPr>
-        <w:t xml:space="preserve">무작위 정적 장애물</w:t>
-      </w:r>
-      <w:r>
-        <w:t xml:space="preserve">을 올려 픽셀 관측에 그려 넣고 회피를 학습한다. 환경 구축 → round-1 학습 → 크기 실험 → 실패 원인 분석(천장=충돌) → 행동 노이즈(ent_coef) → 3-action 대조까지 다룬다.</w:t>
+        <w:t xml:space="preserve">Part I의 무장애물 베이스 위에, 도로에 무작위 정적 장애물을 올려 픽셀 관측에 그려 넣고 회피를 학습한다. 환경 구축 → round-1 학습 → 크기 실험 → 실패 원인 분석(천장=충돌) → 행동 노이즈(ent_coef) → 3-action 대조까지 다룬다.</w:t>
       </w:r>
     </w:p>
     <w:bookmarkStart w:id="55" w:name="환경-설계-carracingobstacles-v0"/>
@@ -10971,10 +9519,6 @@
         <w:pStyle w:val="FirstParagraph"/>
       </w:pPr>
       <w:r>
-        <w:rPr>
-          <w:b/>
-          <w:bCs/>
-        </w:rPr>
         <w:t xml:space="preserve">파일:</w:t>
       </w:r>
       <w:r>
@@ -10990,17 +9534,7 @@
         <w:t xml:space="preserve"> </w:t>
       </w:r>
       <w:r>
-        <w:t xml:space="preserve">|</w:t>
-      </w:r>
-      <w:r>
-        <w:t xml:space="preserve"> </w:t>
-      </w:r>
-      <w:r>
-        <w:rPr>
-          <w:b/>
-          <w:bCs/>
-        </w:rPr>
-        <w:t xml:space="preserve">부모 클래스:</w:t>
+        <w:t xml:space="preserve">| 부모 클래스:</w:t>
       </w:r>
       <w:r>
         <w:t xml:space="preserve"> </w:t>
@@ -11505,17 +10039,7 @@
         <w:pStyle w:val="BlockText"/>
       </w:pPr>
       <w:r>
-        <w:rPr>
-          <w:b/>
-          <w:bCs/>
-        </w:rPr>
-        <w:t xml:space="preserve">Note:</w:t>
-      </w:r>
-      <w:r>
-        <w:t xml:space="preserve"> </w:t>
-      </w:r>
-      <w:r>
-        <w:t xml:space="preserve">원본 보고서의</w:t>
+        <w:t xml:space="preserve">Note: 원본 보고서의</w:t>
       </w:r>
       <w:r>
         <w:t xml:space="preserve"> </w:t>
@@ -11689,33 +10213,7 @@
         <w:pStyle w:val="FirstParagraph"/>
       </w:pPr>
       <w:r>
-        <w:rPr>
-          <w:b/>
-          <w:bCs/>
-        </w:rPr>
-        <w:t xml:space="preserve">핵심 설계:</w:t>
-      </w:r>
-      <w:r>
-        <w:t xml:space="preserve"> </w:t>
-      </w:r>
-      <w:r>
-        <w:t xml:space="preserve">장애물을 물리 세계에만 두지 않고 96×96 픽셀 관측에</w:t>
-      </w:r>
-      <w:r>
-        <w:t xml:space="preserve"> </w:t>
-      </w:r>
-      <w:r>
-        <w:rPr>
-          <w:b/>
-          <w:bCs/>
-        </w:rPr>
-        <w:t xml:space="preserve">직접 그려 넣는다.</w:t>
-      </w:r>
-      <w:r>
-        <w:t xml:space="preserve"> </w:t>
-      </w:r>
-      <w:r>
-        <w:t xml:space="preserve">회전된 quad를</w:t>
+        <w:t xml:space="preserve">핵심 설계: 장애물을 물리 세계에만 두지 않고 96×96 픽셀 관측에 직접 그려 넣는다. 회전된 quad를</w:t>
       </w:r>
       <w:r>
         <w:t xml:space="preserve"> </w:t>
@@ -11742,20 +10240,7 @@
         <w:t xml:space="preserve"> </w:t>
       </w:r>
       <w:r>
-        <w:t xml:space="preserve">(흰색)로 추가한다. grayscale 기준 255 vs 도로 ~102, 잔디 ~162와</w:t>
-      </w:r>
-      <w:r>
-        <w:t xml:space="preserve"> </w:t>
-      </w:r>
-      <w:r>
-        <w:rPr>
-          <w:b/>
-          <w:bCs/>
-        </w:rPr>
-        <w:t xml:space="preserve">고대비</w:t>
-      </w:r>
-      <w:r>
-        <w:t xml:space="preserve">를 형성하여 픽셀 입력 에이전트가 인지 가능하다.</w:t>
+        <w:t xml:space="preserve">(흰색)로 추가한다. grayscale 기준 255 vs 도로 ~102, 잔디 ~162와 고대비를 형성하여 픽셀 입력 에이전트가 인지 가능하다.</w:t>
       </w:r>
     </w:p>
     <w:p>
@@ -12096,10 +10581,6 @@
         </w:numPr>
       </w:pPr>
       <w:r>
-        <w:rPr>
-          <w:b/>
-          <w:bCs/>
-        </w:rPr>
         <w:t xml:space="preserve">타일 후보:</w:t>
       </w:r>
       <w:r>
@@ -12115,17 +10596,7 @@
         <w:t xml:space="preserve"> </w:t>
       </w:r>
       <w:r>
-        <w:t xml:space="preserve">— 루프 트랙이므로</w:t>
-      </w:r>
-      <w:r>
-        <w:t xml:space="preserve"> </w:t>
-      </w:r>
-      <w:r>
-        <w:rPr>
-          <w:b/>
-          <w:bCs/>
-        </w:rPr>
-        <w:t xml:space="preserve">양 끝을 모두 비움.</w:t>
+        <w:t xml:space="preserve">— 루프 트랙이므로 양 끝을 모두 비움.</w:t>
       </w:r>
       <w:r>
         <w:t xml:space="preserve"> </w:t>
@@ -12176,20 +10647,7 @@
         <w:t xml:space="preserve"> </w:t>
       </w:r>
       <w:r>
-        <w:t xml:space="preserve">떨어지도록</w:t>
-      </w:r>
-      <w:r>
-        <w:t xml:space="preserve"> </w:t>
-      </w:r>
-      <w:r>
-        <w:rPr>
-          <w:b/>
-          <w:bCs/>
-        </w:rPr>
-        <w:t xml:space="preserve">greedy 선택</w:t>
-      </w:r>
-      <w:r>
-        <w:t xml:space="preserve">, 최대</w:t>
+        <w:t xml:space="preserve">떨어지도록 greedy 선택, 최대</w:t>
       </w:r>
       <w:r>
         <w:t xml:space="preserve"> </w:t>
@@ -12225,10 +10683,6 @@
         </w:numPr>
       </w:pPr>
       <w:r>
-        <w:rPr>
-          <w:b/>
-          <w:bCs/>
-        </w:rPr>
         <w:t xml:space="preserve">반쪽 크기:</w:t>
       </w:r>
       <w:r>
@@ -12250,10 +10704,6 @@
         </w:numPr>
       </w:pPr>
       <w:r>
-        <w:rPr>
-          <w:b/>
-          <w:bCs/>
-        </w:rPr>
         <w:t xml:space="preserve">주행 가능 간격 보장:</w:t>
       </w:r>
       <w:r>
@@ -12281,17 +10731,7 @@
         <w:t xml:space="preserve"> </w:t>
       </w:r>
       <w:r>
-        <w:t xml:space="preserve">— 장애물 바깥 가장자리를 도로 반폭의 ~80% 안쪽에 두어</w:t>
-      </w:r>
-      <w:r>
-        <w:t xml:space="preserve"> </w:t>
-      </w:r>
-      <w:r>
-        <w:rPr>
-          <w:b/>
-          <w:bCs/>
-        </w:rPr>
-        <w:t xml:space="preserve">항상 한쪽에 통로가 남게 함.</w:t>
+        <w:t xml:space="preserve">— 장애물 바깥 가장자리를 도로 반폭의 ~80% 안쪽에 두어 항상 한쪽에 통로가 남게 함.</w:t>
       </w:r>
     </w:p>
     <w:p>
@@ -12303,10 +10743,6 @@
         </w:numPr>
       </w:pPr>
       <w:r>
-        <w:rPr>
-          <w:b/>
-          <w:bCs/>
-        </w:rPr>
         <w:t xml:space="preserve">위치:</w:t>
       </w:r>
       <w:r>
@@ -12494,17 +10930,7 @@
         </m:r>
       </m:oMath>
       <w:r>
-        <w:t xml:space="preserve">가 도로</w:t>
-      </w:r>
-      <w:r>
-        <w:t xml:space="preserve"> </w:t>
-      </w:r>
-      <w:r>
-        <w:rPr>
-          <w:b/>
-          <w:bCs/>
-        </w:rPr>
-        <w:t xml:space="preserve">횡단축.</w:t>
+        <w:t xml:space="preserve">가 도로 횡단축.</w:t>
       </w:r>
     </w:p>
     <w:p>
@@ -12516,10 +10942,6 @@
         </w:numPr>
       </w:pPr>
       <w:r>
-        <w:rPr>
-          <w:b/>
-          <w:bCs/>
-        </w:rPr>
         <w:t xml:space="preserve">물리 body:</w:t>
       </w:r>
       <w:r>
@@ -13137,14 +11559,7 @@
         <w:t xml:space="preserve"> </w:t>
       </w:r>
       <w:r>
-        <w:rPr>
-          <w:b/>
-          <w:bCs/>
-        </w:rPr>
-        <w:t xml:space="preserve">양쪽</w:t>
-      </w:r>
-      <w:r>
-        <w:t xml:space="preserve">에 설치한다.</w:t>
+        <w:t xml:space="preserve">양쪽에 설치한다.</w:t>
       </w:r>
     </w:p>
     <w:p>
@@ -13152,10 +11567,6 @@
         <w:pStyle w:val="BodyText"/>
       </w:pPr>
       <w:r>
-        <w:rPr>
-          <w:b/>
-          <w:bCs/>
-        </w:rPr>
         <w:t xml:space="preserve">step 패널티:</w:t>
       </w:r>
       <w:r>
@@ -13195,23 +11606,7 @@
         <w:t xml:space="preserve">step_reward -= obstacle_penalty(15.0)</w:t>
       </w:r>
       <w:r>
-        <w:t xml:space="preserve">.</w:t>
-      </w:r>
-      <w:r>
-        <w:t xml:space="preserve"> </w:t>
-      </w:r>
-      <w:r>
-        <w:rPr>
-          <w:b/>
-          <w:bCs/>
-        </w:rPr>
-        <w:t xml:space="preserve">hit 수와 무관하게 스텝당 1회만 차감</w:t>
-      </w:r>
-      <w:r>
-        <w:t xml:space="preserve"> </w:t>
-      </w:r>
-      <w:r>
-        <w:t xml:space="preserve">— 한 번의 충돌이 hull+wheel 접촉을 동시에 시작할 수 있으므로.</w:t>
+        <w:t xml:space="preserve">. hit 수와 무관하게 스텝당 1회만 차감 — 한 번의 충돌이 hull+wheel 접촉을 동시에 시작할 수 있으므로.</w:t>
       </w:r>
       <w:r>
         <w:t xml:space="preserve"> </w:t>
@@ -13544,23 +11939,7 @@
         <w:pStyle w:val="FirstParagraph"/>
       </w:pPr>
       <w:r>
-        <w:t xml:space="preserve">Linux box2d-py에서 세 버그를 수정했다.</w:t>
-      </w:r>
-      <w:r>
-        <w:t xml:space="preserve"> </w:t>
-      </w:r>
-      <w:r>
-        <w:rPr>
-          <w:b/>
-          <w:bCs/>
-        </w:rPr>
-        <w:t xml:space="preserve">(1) SEGFAULT</w:t>
-      </w:r>
-      <w:r>
-        <w:t xml:space="preserve"> </w:t>
-      </w:r>
-      <w:r>
-        <w:t xml:space="preserve">— 차가 장애물에 닿은 채 에피소드가 끝나</w:t>
+        <w:t xml:space="preserve">Linux box2d-py에서 세 버그를 수정했다. (1) SEGFAULT — 차가 장애물에 닿은 채 에피소드가 끝나</w:t>
       </w:r>
       <w:r>
         <w:t xml:space="preserve"> </w:t>
@@ -13584,52 +11963,7 @@
         <w:t xml:space="preserve">_destroy()</w:t>
       </w:r>
       <w:r>
-        <w:t xml:space="preserve">가 body를 파괴하면 Box2D가 반쯤 파괴된 body에 EndContact 콜백을 재진입시켜 죽었다 → 파괴</w:t>
-      </w:r>
-      <w:r>
-        <w:t xml:space="preserve"> </w:t>
-      </w:r>
-      <w:r>
-        <w:rPr>
-          <w:b/>
-          <w:bCs/>
-        </w:rPr>
-        <w:t xml:space="preserve">전에</w:t>
-      </w:r>
-      <w:r>
-        <w:t xml:space="preserve"> </w:t>
-      </w:r>
-      <w:r>
-        <w:t xml:space="preserve">contact listener를 detach.</w:t>
-      </w:r>
-      <w:r>
-        <w:t xml:space="preserve"> </w:t>
-      </w:r>
-      <w:r>
-        <w:rPr>
-          <w:b/>
-          <w:bCs/>
-        </w:rPr>
-        <w:t xml:space="preserve">(2) loop-spawn</w:t>
-      </w:r>
-      <w:r>
-        <w:t xml:space="preserve"> </w:t>
-      </w:r>
-      <w:r>
-        <w:t xml:space="preserve">— 루프 트랙의 끝 타일이 시작선 바로 뒤라 차 위에 장애물이 스폰됨 → 후보 타일에서</w:t>
-      </w:r>
-      <w:r>
-        <w:t xml:space="preserve"> </w:t>
-      </w:r>
-      <w:r>
-        <w:rPr>
-          <w:b/>
-          <w:bCs/>
-        </w:rPr>
-        <w:t xml:space="preserve">양 끝을 모두 제외</w:t>
-      </w:r>
-      <w:r>
-        <w:t xml:space="preserve">(</w:t>
+        <w:t xml:space="preserve">가 body를 파괴하면 Box2D가 반쯤 파괴된 body에 EndContact 콜백을 재진입시켜 죽었다 → 파괴 전에 contact listener를 detach. (2) loop-spawn — 루프 트랙의 끝 타일이 시작선 바로 뒤라 차 위에 장애물이 스폰됨 → 후보 타일에서 양 끝을 모두 제외(</w:t>
       </w:r>
       <w:r>
         <w:rPr>
@@ -13638,23 +11972,7 @@
         <w:t xml:space="preserve">range(start_clear_tiles, n_tiles-start_clear_tiles)</w:t>
       </w:r>
       <w:r>
-        <w:t xml:space="preserve">).</w:t>
-      </w:r>
-      <w:r>
-        <w:t xml:space="preserve"> </w:t>
-      </w:r>
-      <w:r>
-        <w:rPr>
-          <w:b/>
-          <w:bCs/>
-        </w:rPr>
-        <w:t xml:space="preserve">(3) 로깅 무력화</w:t>
-      </w:r>
-      <w:r>
-        <w:t xml:space="preserve"> </w:t>
-      </w:r>
-      <w:r>
-        <w:t xml:space="preserve">— 벡터 env의</w:t>
+        <w:t xml:space="preserve">). (3) 로깅 무력화 — 벡터 env의</w:t>
       </w:r>
       <w:r>
         <w:t xml:space="preserve"> </w:t>
@@ -13721,14 +12039,7 @@
         <w:pStyle w:val="FirstParagraph"/>
       </w:pPr>
       <w:r>
-        <w:rPr>
-          <w:b/>
-          <w:bCs/>
-        </w:rPr>
-        <w:t xml:space="preserve">학습 곡선 (10M, shaped reward)</w:t>
-      </w:r>
-      <w:r>
-        <w:t xml:space="preserve">:</w:t>
+        <w:t xml:space="preserve">학습 곡선 (10M, shaped reward):</w:t>
       </w:r>
     </w:p>
     <w:tbl>
@@ -13899,14 +12210,7 @@
         <w:pStyle w:val="BodyText"/>
       </w:pPr>
       <w:r>
-        <w:rPr>
-          <w:b/>
-          <w:bCs/>
-        </w:rPr>
-        <w:t xml:space="preserve">체크포인트 (임베디드 shaped)</w:t>
-      </w:r>
-      <w:r>
-        <w:t xml:space="preserve">: best</w:t>
+        <w:t xml:space="preserve">체크포인트 (임베디드 shaped): best</w:t>
       </w:r>
       <w:r>
         <w:t xml:space="preserve"> </w:t>
@@ -13944,17 +12248,7 @@
         <w:pStyle w:val="BodyText"/>
       </w:pPr>
       <w:r>
-        <w:rPr>
-          <w:b/>
-          <w:bCs/>
-        </w:rPr>
-        <w:t xml:space="preserve">Clean 장애물 평가</w:t>
-      </w:r>
-      <w:r>
-        <w:t xml:space="preserve"> </w:t>
-      </w:r>
-      <w:r>
-        <w:t xml:space="preserve">(셰이핑 제거 — Part I 3.0 참조; 50 episodes, seed 42, 장애물 환경):</w:t>
+        <w:t xml:space="preserve">Clean 장애물 평가 (셰이핑 제거 — Part I 3.0 참조; 50 episodes, seed 42, 장애물 환경):</w:t>
       </w:r>
     </w:p>
     <w:tbl>
@@ -14139,14 +12433,7 @@
         <w:pStyle w:val="BodyText"/>
       </w:pPr>
       <w:r>
-        <w:rPr>
-          <w:b/>
-          <w:bCs/>
-        </w:rPr>
-        <w:t xml:space="preserve">Before / After (동일 시드, 장애물 환경)</w:t>
-      </w:r>
-      <w:r>
-        <w:t xml:space="preserve">:</w:t>
+        <w:t xml:space="preserve">Before / After (동일 시드, 장애물 환경):</w:t>
       </w:r>
     </w:p>
     <w:tbl>
@@ -14241,10 +12528,6 @@
               <w:pStyle w:val="Compact"/>
             </w:pPr>
             <w:r>
-              <w:rPr>
-                <w:b/>
-                <w:bCs/>
-              </w:rPr>
               <w:t xml:space="preserve">+323</w:t>
             </w:r>
           </w:p>
@@ -14291,10 +12574,6 @@
               <w:pStyle w:val="Compact"/>
             </w:pPr>
             <w:r>
-              <w:rPr>
-                <w:b/>
-                <w:bCs/>
-              </w:rPr>
               <w:t xml:space="preserve">707</w:t>
             </w:r>
           </w:p>
@@ -14471,10 +12750,6 @@
               <w:jc w:val="center"/>
             </w:pPr>
             <w:r>
-              <w:rPr>
-                <w:b/>
-                <w:bCs/>
-              </w:rPr>
               <w:t xml:space="preserve">Before (장애물 학습 전): seed42 step240 — 흰 장애물로 정면 돌진, 누적 −68</w:t>
             </w:r>
           </w:p>
@@ -14487,10 +12762,6 @@
               <w:jc w:val="center"/>
             </w:pPr>
             <w:r>
-              <w:rPr>
-                <w:b/>
-                <w:bCs/>
-              </w:rPr>
               <w:t xml:space="preserve">After (장애물 학습 후): seed42 step240 — 도로 위 정상 주행·회피, 누적 +323</w:t>
             </w:r>
           </w:p>
@@ -14519,33 +12790,7 @@
         <w:pStyle w:val="FirstParagraph"/>
       </w:pPr>
       <w:r>
-        <w:t xml:space="preserve">학습된 장애물 모델이 어디서 점수를 잃는지 계측 평가로 분석했다. 결론:</w:t>
-      </w:r>
-      <w:r>
-        <w:t xml:space="preserve"> </w:t>
-      </w:r>
-      <w:r>
-        <w:rPr>
-          <w:b/>
-          <w:bCs/>
-        </w:rPr>
-        <w:t xml:space="preserve">실패는 트랙 이탈이 아니라 장애물 충돌</w:t>
-      </w:r>
-      <w:r>
-        <w:t xml:space="preserve">이며, 그 충돌의 상당수는 정책의 무능이 아니라</w:t>
-      </w:r>
-      <w:r>
-        <w:t xml:space="preserve"> </w:t>
-      </w:r>
-      <w:r>
-        <w:rPr>
-          <w:b/>
-          <w:bCs/>
-        </w:rPr>
-        <w:t xml:space="preserve">평가 시 행동 샘플링 노이즈</w:t>
-      </w:r>
-      <w:r>
-        <w:t xml:space="preserve">다.</w:t>
+        <w:t xml:space="preserve">학습된 장애물 모델이 어디서 점수를 잃는지 계측 평가로 분석했다. 결론: 실패는 트랙 이탈이 아니라 장애물 충돌이며, 그 충돌의 상당수는 정책의 무능이 아니라 평가 시 행동 샘플링 노이즈다.</w:t>
       </w:r>
     </w:p>
     <w:p>
@@ -14636,10 +12881,6 @@
               <w:pStyle w:val="Compact"/>
             </w:pPr>
             <w:r>
-              <w:rPr>
-                <w:b/>
-                <w:bCs/>
-              </w:rPr>
               <w:t xml:space="preserve">-36</w:t>
             </w:r>
           </w:p>
@@ -14651,10 +12892,6 @@
               <w:pStyle w:val="Compact"/>
             </w:pPr>
             <w:r>
-              <w:rPr>
-                <w:b/>
-                <w:bCs/>
-              </w:rPr>
               <w:t xml:space="preserve">0.0</w:t>
             </w:r>
           </w:p>
@@ -14666,10 +12903,6 @@
               <w:pStyle w:val="Compact"/>
             </w:pPr>
             <w:r>
-              <w:rPr>
-                <w:b/>
-                <w:bCs/>
-              </w:rPr>
               <w:t xml:space="preserve">6</w:t>
             </w:r>
           </w:p>
@@ -14762,10 +12995,6 @@
               <w:pStyle w:val="Compact"/>
             </w:pPr>
             <w:r>
-              <w:rPr>
-                <w:b/>
-                <w:bCs/>
-              </w:rPr>
               <w:t xml:space="preserve">0</w:t>
             </w:r>
           </w:p>
@@ -14827,30 +13056,7 @@
         </w:numPr>
       </w:pPr>
       <w:r>
-        <w:rPr>
-          <w:b/>
-          <w:bCs/>
-        </w:rPr>
-        <w:t xml:space="preserve">저점 에피소드 = 도로 위에서 정상 주행 중(off 0%)인데 장애물에 다발 충돌.</w:t>
-      </w:r>
-      <w:r>
-        <w:t xml:space="preserve"> </w:t>
-      </w:r>
-      <w:r>
-        <w:t xml:space="preserve">고득점 에피소드 = 충돌 0이고 off-track은 오히려 높다(회피하느라 가장자리로 weaving) →</w:t>
-      </w:r>
-      <w:r>
-        <w:t xml:space="preserve"> </w:t>
-      </w:r>
-      <w:r>
-        <w:rPr>
-          <w:b/>
-          <w:bCs/>
-        </w:rPr>
-        <w:t xml:space="preserve">off-track은 실패가 아니라 회피 성공의 부산물</w:t>
-      </w:r>
-      <w:r>
-        <w:t xml:space="preserve">이다.</w:t>
+        <w:t xml:space="preserve">저점 에피소드 = 도로 위에서 정상 주행 중(off 0%)인데 장애물에 다발 충돌. 고득점 에피소드 = 충돌 0이고 off-track은 오히려 높다(회피하느라 가장자리로 weaving) → off-track은 실패가 아니라 회피 성공의 부산물이다.</w:t>
       </w:r>
     </w:p>
     <w:p>
@@ -14862,43 +13068,7 @@
         </w:numPr>
       </w:pPr>
       <w:r>
-        <w:rPr>
-          <w:b/>
-          <w:bCs/>
-        </w:rPr>
-        <w:t xml:space="preserve">결정적</w:t>
-      </w:r>
-      <w:r>
-        <w:t xml:space="preserve">: 최악 seed 53을</w:t>
-      </w:r>
-      <w:r>
-        <w:t xml:space="preserve"> </w:t>
-      </w:r>
-      <w:r>
-        <w:rPr>
-          <w:b/>
-          <w:bCs/>
-        </w:rPr>
-        <w:t xml:space="preserve">결정론(mean action)으로 돌리니 -36 → 486, 충돌 0.</w:t>
-      </w:r>
-      <w:r>
-        <w:t xml:space="preserve"> </w:t>
-      </w:r>
-      <w:r>
-        <w:t xml:space="preserve">→ 충돌의 상당수는 정책 무능이 아니라</w:t>
-      </w:r>
-      <w:r>
-        <w:t xml:space="preserve"> </w:t>
-      </w:r>
-      <w:r>
-        <w:rPr>
-          <w:b/>
-          <w:bCs/>
-        </w:rPr>
-        <w:t xml:space="preserve">평가 시 가우시안 행동 노이즈</w:t>
-      </w:r>
-      <w:r>
-        <w:t xml:space="preserve">가 가끔 장애물로 틀어버린 것이다.</w:t>
+        <w:t xml:space="preserve">결정적: 최악 seed 53을 결정론(mean action)으로 돌리니 -36 → 486, 충돌 0. → 충돌의 상당수는 정책 무능이 아니라 평가 시 가우시안 행동 노이즈가 가끔 장애물로 틀어버린 것이다.</w:t>
       </w:r>
     </w:p>
     <w:p>
@@ -14915,20 +13085,7 @@
         <w:t xml:space="preserve">accel_turn</w:t>
       </w:r>
       <w:r>
-        <w:t xml:space="preserve">)도 시도했으나, off-track·충돌과 무관하게 reward만 깎아(weight 0.5 → clean 365)</w:t>
-      </w:r>
-      <w:r>
-        <w:t xml:space="preserve"> </w:t>
-      </w:r>
-      <w:r>
-        <w:rPr>
-          <w:b/>
-          <w:bCs/>
-        </w:rPr>
-        <w:t xml:space="preserve">0.2로 낮춰 최종 채택</w:t>
-      </w:r>
-      <w:r>
-        <w:t xml:space="preserve">(clean 415)했다 — 트랙 이탈의 진짜 레버가 아니었다.</w:t>
+        <w:t xml:space="preserve">)도 시도했으나, off-track·충돌과 무관하게 reward만 깎아(weight 0.5 → clean 365) 0.2로 낮춰 최종 채택(clean 415)했다 — 트랙 이탈의 진짜 레버가 아니었다.</w:t>
       </w:r>
     </w:p>
     <w:p>
@@ -15089,10 +13246,6 @@
               <w:pStyle w:val="Compact"/>
             </w:pPr>
             <w:r>
-              <w:rPr>
-                <w:b/>
-                <w:bCs/>
-              </w:rPr>
               <w:t xml:space="preserve">474.8 @ 4.9M</w:t>
             </w:r>
           </w:p>
@@ -15150,10 +13303,6 @@
               <w:pStyle w:val="Compact"/>
             </w:pPr>
             <w:r>
-              <w:rPr>
-                <w:b/>
-                <w:bCs/>
-              </w:rPr>
               <w:t xml:space="preserve">447.4 @ 1.64M</w:t>
             </w:r>
           </w:p>
@@ -15178,10 +13327,6 @@
               <w:pStyle w:val="Compact"/>
             </w:pPr>
             <w:r>
-              <w:rPr>
-                <w:b/>
-                <w:bCs/>
-              </w:rPr>
               <w:t xml:space="preserve">obs_small_p02</w:t>
             </w:r>
           </w:p>
@@ -15215,10 +13360,6 @@
               <w:pStyle w:val="Compact"/>
             </w:pPr>
             <w:r>
-              <w:rPr>
-                <w:b/>
-                <w:bCs/>
-              </w:rPr>
               <w:t xml:space="preserve">465.4 @ 3.28M</w:t>
             </w:r>
           </w:p>
@@ -15241,33 +13382,7 @@
         <w:pStyle w:val="BodyText"/>
       </w:pPr>
       <w:r>
-        <w:t xml:space="preserve">→</w:t>
-      </w:r>
-      <w:r>
-        <w:t xml:space="preserve"> </w:t>
-      </w:r>
-      <w:r>
-        <w:rPr>
-          <w:b/>
-          <w:bCs/>
-        </w:rPr>
-        <w:t xml:space="preserve">세 run 모두 전반부(1.6M / 3.3M / 4.9M)에 정점 후 정체/퇴보.</w:t>
-      </w:r>
-      <w:r>
-        <w:t xml:space="preserve"> </w:t>
-      </w:r>
-      <w:r>
-        <w:t xml:space="preserve">(베이스 20M도 9.8M 정점) →</w:t>
-      </w:r>
-      <w:r>
-        <w:t xml:space="preserve"> </w:t>
-      </w:r>
-      <w:r>
-        <w:rPr>
-          <w:b/>
-          <w:bCs/>
-        </w:rPr>
-        <w:t xml:space="preserve">순수 스텝 증가는 ROI가 낮고, 다음 실험은 4~5M이면 충분.</w:t>
+        <w:t xml:space="preserve">→ 세 run 모두 전반부(1.6M / 3.3M / 4.9M)에 정점 후 정체/퇴보. (베이스 20M도 9.8M 정점) → 순수 스텝 증가는 ROI가 낮고, 다음 실험은 4~5M이면 충분.</w:t>
       </w:r>
     </w:p>
     <w:bookmarkEnd w:id="64"/>
@@ -15338,8 +13453,7 @@
     <w:tbl>
       <w:tblPr>
         <w:tblStyle w:val="Table"/>
-        <w:tblW w:type="pct" w:w="5000"/>
-        <w:tblLayout w:type="fixed"/>
+        <w:tblW w:type="auto" w:w="0"/>
         <w:tblLook w:firstRow="1" w:lastRow="0" w:firstColumn="0" w:lastColumn="0" w:noHBand="0" w:noVBand="0" w:val="0020"/>
       </w:tblPr>
       <w:tblGrid>
@@ -15531,10 +13645,6 @@
               <w:pStyle w:val="Compact"/>
             </w:pPr>
             <w:r>
-              <w:rPr>
-                <w:b/>
-                <w:bCs/>
-              </w:rPr>
               <w:t xml:space="preserve">obs_small_p02 (0.2)</w:t>
             </w:r>
           </w:p>
@@ -15546,10 +13656,6 @@
               <w:pStyle w:val="Compact"/>
             </w:pPr>
             <w:r>
-              <w:rPr>
-                <w:b/>
-                <w:bCs/>
-              </w:rPr>
               <w:t xml:space="preserve">415</w:t>
             </w:r>
           </w:p>
@@ -15561,10 +13667,6 @@
               <w:pStyle w:val="Compact"/>
             </w:pPr>
             <w:r>
-              <w:rPr>
-                <w:b/>
-                <w:bCs/>
-              </w:rPr>
               <w:t xml:space="preserve">422</w:t>
             </w:r>
           </w:p>
@@ -15587,17 +13689,7 @@
               <w:pStyle w:val="Compact"/>
             </w:pPr>
             <w:r>
-              <w:t xml:space="preserve">랜덤 0.25–0.6,</w:t>
-            </w:r>
-            <w:r>
-              <w:t xml:space="preserve"> </w:t>
-            </w:r>
-            <w:r>
-              <w:rPr>
-                <w:b/>
-                <w:bCs/>
-              </w:rPr>
-              <w:t xml:space="preserve">현 최고</w:t>
+              <w:t xml:space="preserve">랜덤 0.25–0.6, 현 최고</w:t>
             </w:r>
           </w:p>
         </w:tc>
@@ -15608,23 +13700,7 @@
         <w:pStyle w:val="BlockText"/>
       </w:pPr>
       <w:r>
-        <w:t xml:space="preserve">주의: round1은 고정 0.4로 학습/평가, obs_small·p02는 랜덤 0.25–0.6 →</w:t>
-      </w:r>
-      <w:r>
-        <w:t xml:space="preserve"> </w:t>
-      </w:r>
-      <w:r>
-        <w:rPr>
-          <w:b/>
-          <w:bCs/>
-        </w:rPr>
-        <w:t xml:space="preserve">크기 분포가 달라 직접 비교는 obs_small vs p02만</w:t>
-      </w:r>
-      <w:r>
-        <w:t xml:space="preserve"> </w:t>
-      </w:r>
-      <w:r>
-        <w:t xml:space="preserve">깨끗하다. round1 수치는 분포가 다른 참고값.</w:t>
+        <w:t xml:space="preserve">주의: round1은 고정 0.4로 학습/평가, obs_small·p02는 랜덤 0.25–0.6 → 크기 분포가 달라 직접 비교는 obs_small vs p02만 깨끗하다. round1 수치는 분포가 다른 참고값.</w:t>
       </w:r>
     </w:p>
     <w:bookmarkEnd w:id="68"/>
@@ -15703,38 +13779,18 @@
               <w:pStyle w:val="Compact"/>
             </w:pPr>
             <w:r>
-              <w:rPr>
-                <w:b/>
-                <w:bCs/>
-              </w:rPr>
-              <w:t xml:space="preserve">-68</w:t>
-            </w:r>
-            <w:r>
-              <w:t xml:space="preserve"> </w:t>
-            </w:r>
-            <w:r>
-              <w:t xml:space="preserve">(장애물에 정면 충돌, step300에 reward~1.9)</w:t>
-            </w:r>
-          </w:p>
-        </w:tc>
-        <w:tc>
-          <w:tcPr/>
-          <w:p>
-            <w:pPr>
-              <w:pStyle w:val="Compact"/>
-            </w:pPr>
-            <w:r>
-              <w:rPr>
-                <w:b/>
-                <w:bCs/>
-              </w:rPr>
-              <w:t xml:space="preserve">+323</w:t>
-            </w:r>
-            <w:r>
-              <w:t xml:space="preserve"> </w:t>
-            </w:r>
-            <w:r>
-              <w:t xml:space="preserve">(깨끗이 통과)</w:t>
+              <w:t xml:space="preserve">-68 (장애물에 정면 충돌, step300에 reward~1.9)</w:t>
+            </w:r>
+          </w:p>
+        </w:tc>
+        <w:tc>
+          <w:tcPr/>
+          <w:p>
+            <w:pPr>
+              <w:pStyle w:val="Compact"/>
+            </w:pPr>
+            <w:r>
+              <w:t xml:space="preserve">+323 (깨끗이 통과)</w:t>
             </w:r>
           </w:p>
         </w:tc>
@@ -15769,17 +13825,7 @@
               <w:pStyle w:val="Compact"/>
             </w:pPr>
             <w:r>
-              <w:rPr>
-                <w:b/>
-                <w:bCs/>
-              </w:rPr>
-              <w:t xml:space="preserve">+707</w:t>
-            </w:r>
-            <w:r>
-              <w:t xml:space="preserve"> </w:t>
-            </w:r>
-            <w:r>
-              <w:t xml:space="preserve">(장애물 옆으로 비켜가며 스키드마크)</w:t>
+              <w:t xml:space="preserve">+707 (장애물 옆으로 비켜가며 스키드마크)</w:t>
             </w:r>
           </w:p>
         </w:tc>
@@ -15940,46 +13986,7 @@
         <w:t xml:space="preserve">“학습 부족”</w:t>
       </w:r>
       <w:r>
-        <w:t xml:space="preserve">이 아니라</w:t>
-      </w:r>
-      <w:r>
-        <w:t xml:space="preserve"> </w:t>
-      </w:r>
-      <w:r>
-        <w:rPr>
-          <w:b/>
-          <w:bCs/>
-        </w:rPr>
-        <w:t xml:space="preserve">장애물 충돌</w:t>
-      </w:r>
-      <w:r>
-        <w:t xml:space="preserve">이고, 그 충돌의 상당수가</w:t>
-      </w:r>
-      <w:r>
-        <w:t xml:space="preserve"> </w:t>
-      </w:r>
-      <w:r>
-        <w:rPr>
-          <w:b/>
-          <w:bCs/>
-        </w:rPr>
-        <w:t xml:space="preserve">평가 시 샘플링 노이즈</w:t>
-      </w:r>
-      <w:r>
-        <w:t xml:space="preserve">로 보였다(결정론에서 충돌이 거의 사라짐). 그렇다면 마지막 레버는 코너 패널티가 아니라</w:t>
-      </w:r>
-      <w:r>
-        <w:t xml:space="preserve"> </w:t>
-      </w:r>
-      <w:r>
-        <w:rPr>
-          <w:b/>
-          <w:bCs/>
-        </w:rPr>
-        <w:t xml:space="preserve">행동 노이즈 축소</w:t>
-      </w:r>
-      <w:r>
-        <w:t xml:space="preserve">여야 한다 —</w:t>
+        <w:t xml:space="preserve">이 아니라 장애물 충돌이고, 그 충돌의 상당수가 평가 시 샘플링 노이즈로 보였다(결정론에서 충돌이 거의 사라짐). 그렇다면 마지막 레버는 코너 패널티가 아니라 행동 노이즈 축소여야 한다 —</w:t>
       </w:r>
       <w:r>
         <w:t xml:space="preserve"> </w:t>
@@ -16063,37 +14070,20 @@
       <w:r>
         <w:rPr>
           <w:rStyle w:val="VerbatimChar"/>
-          <w:b/>
-          <w:bCs/>
         </w:rPr>
         <w:t xml:space="preserve">losses/entropy</w:t>
       </w:r>
       <w:r>
-        <w:rPr>
-          <w:b/>
-          <w:bCs/>
-        </w:rPr>
-        <w:t xml:space="preserve"> </w:t>
-      </w:r>
-      <w:r>
-        <w:rPr>
-          <w:b/>
-          <w:bCs/>
-        </w:rPr>
-        <w:t xml:space="preserve">1.3 → 0.91로 하락</w:t>
-      </w:r>
-      <w:r>
-        <w:t xml:space="preserve"> </w:t>
-      </w:r>
-      <w:r>
-        <w:t xml:space="preserve">→ 노이즈 축소 레버 자체는 의도대로 작동. 그러나 50ep clean(seed 42, 동일 소형 분포):</w:t>
+        <w:t xml:space="preserve"> </w:t>
+      </w:r>
+      <w:r>
+        <w:t xml:space="preserve">1.3 → 0.91로 하락 → 노이즈 축소 레버 자체는 의도대로 작동. 그러나 50ep clean(seed 42, 동일 소형 분포):</w:t>
       </w:r>
     </w:p>
     <w:tbl>
       <w:tblPr>
         <w:tblStyle w:val="Table"/>
-        <w:tblW w:type="pct" w:w="5000"/>
-        <w:tblLayout w:type="fixed"/>
+        <w:tblW w:type="auto" w:w="0"/>
         <w:tblLook w:firstRow="1" w:lastRow="0" w:firstColumn="0" w:lastColumn="0" w:noHBand="0" w:noVBand="0" w:val="0020"/>
       </w:tblPr>
       <w:tblGrid>
@@ -16171,10 +14161,6 @@
               <w:pStyle w:val="Compact"/>
             </w:pPr>
             <w:r>
-              <w:rPr>
-                <w:b/>
-                <w:bCs/>
-              </w:rPr>
               <w:t xml:space="preserve">Min(충돌 바닥)</w:t>
             </w:r>
           </w:p>
@@ -16232,10 +14218,6 @@
               <w:pStyle w:val="Compact"/>
             </w:pPr>
             <w:r>
-              <w:rPr>
-                <w:b/>
-                <w:bCs/>
-              </w:rPr>
               <w:t xml:space="preserve">422</w:t>
             </w:r>
           </w:p>
@@ -16258,10 +14240,6 @@
               <w:pStyle w:val="Compact"/>
             </w:pPr>
             <w:r>
-              <w:rPr>
-                <w:b/>
-                <w:bCs/>
-              </w:rPr>
               <w:t xml:space="preserve">-65</w:t>
             </w:r>
           </w:p>
@@ -16286,10 +14264,6 @@
               <w:pStyle w:val="Compact"/>
             </w:pPr>
             <w:r>
-              <w:rPr>
-                <w:b/>
-                <w:bCs/>
-              </w:rPr>
               <w:t xml:space="preserve">obs_p02_lowent</w:t>
             </w:r>
           </w:p>
@@ -16301,10 +14275,6 @@
               <w:pStyle w:val="Compact"/>
             </w:pPr>
             <w:r>
-              <w:rPr>
-                <w:b/>
-                <w:bCs/>
-              </w:rPr>
               <w:t xml:space="preserve">0.005</w:t>
             </w:r>
           </w:p>
@@ -16316,10 +14286,6 @@
               <w:pStyle w:val="Compact"/>
             </w:pPr>
             <w:r>
-              <w:rPr>
-                <w:b/>
-                <w:bCs/>
-              </w:rPr>
               <w:t xml:space="preserve">418</w:t>
             </w:r>
           </w:p>
@@ -16353,10 +14319,6 @@
               <w:pStyle w:val="Compact"/>
             </w:pPr>
             <w:r>
-              <w:rPr>
-                <w:b/>
-                <w:bCs/>
-              </w:rPr>
               <w:t xml:space="preserve">-112</w:t>
             </w:r>
           </w:p>
@@ -16383,27 +14345,7 @@
         </w:numPr>
       </w:pPr>
       <w:r>
-        <w:rPr>
-          <w:b/>
-          <w:bCs/>
-        </w:rPr>
-        <w:t xml:space="preserve">Mean 415 → 418</w:t>
-      </w:r>
-      <w:r>
-        <w:t xml:space="preserve">: 사실상 무변화(편차 ±231 안).</w:t>
-      </w:r>
-      <w:r>
-        <w:t xml:space="preserve"> </w:t>
-      </w:r>
-      <w:r>
-        <w:rPr>
-          <w:b/>
-          <w:bCs/>
-        </w:rPr>
-        <w:t xml:space="preserve">Median 422 → 396</w:t>
-      </w:r>
-      <w:r>
-        <w:t xml:space="preserve">으로 오히려 ↓.</w:t>
+        <w:t xml:space="preserve">Mean 415 → 418: 사실상 무변화(편차 ±231 안). Median 422 → 396으로 오히려 ↓.</w:t>
       </w:r>
     </w:p>
     <w:p>
@@ -16415,17 +14357,7 @@
         </w:numPr>
       </w:pPr>
       <w:r>
-        <w:rPr>
-          <w:b/>
-          <w:bCs/>
-        </w:rPr>
-        <w:t xml:space="preserve">Min(충돌 바닥) -65 → -112로 악화.</w:t>
-      </w:r>
-      <w:r>
-        <w:t xml:space="preserve"> </w:t>
-      </w:r>
-      <w:r>
-        <w:t xml:space="preserve">최악 판(ep32 -112)은 entropy를 낮췄는데도 살아남음.</w:t>
+        <w:t xml:space="preserve">Min(충돌 바닥) -65 → -112로 악화. 최악 판(ep32 -112)은 entropy를 낮췄는데도 살아남음.</w:t>
       </w:r>
     </w:p>
     <w:bookmarkEnd w:id="74"/>
@@ -16461,69 +14393,23 @@
         <w:t xml:space="preserve">“충돌은 대부분 샘플링 노이즈”</w:t>
       </w:r>
       <w:r>
-        <w:t xml:space="preserve">로 보였으나(seed53 결정론 486 vs 샘플링 -36),</w:t>
-      </w:r>
-      <w:r>
-        <w:t xml:space="preserve"> </w:t>
-      </w:r>
-      <w:r>
-        <w:rPr>
-          <w:b/>
-          <w:bCs/>
-        </w:rPr>
-        <w:t xml:space="preserve">노이즈를 실제로 줄여봤더니(entropy 1.3→0.91) 충돌이 줄지 않았다.</w:t>
-      </w:r>
-      <w:r>
-        <w:t xml:space="preserve"> </w:t>
-      </w:r>
-      <w:r>
-        <w:t xml:space="preserve">Min은 오히려 악화. 즉</w:t>
-      </w:r>
-      <w:r>
-        <w:t xml:space="preserve"> </w:t>
-      </w:r>
-      <w:r>
-        <w:rPr>
-          <w:b/>
-          <w:bCs/>
-        </w:rPr>
-        <w:t xml:space="preserve">샘플링 노이즈는 충돌의</w:t>
-      </w:r>
-      <w:r>
-        <w:rPr>
-          <w:b/>
-          <w:bCs/>
-        </w:rPr>
-        <w:t xml:space="preserve"> </w:t>
-      </w:r>
-      <w:r>
-        <w:rPr>
-          <w:b/>
-          <w:bCs/>
+        <w:t xml:space="preserve">로 보였으나(seed53 결정론 486 vs 샘플링 -36), 노이즈를 실제로 줄여봤더니(entropy 1.3→0.91) 충돌이 줄지 않았다. Min은 오히려 악화. 즉 샘플링 노이즈는 충돌의</w:t>
+      </w:r>
+      <w:r>
+        <w:t xml:space="preserve"> </w:t>
+      </w:r>
+      <w:r>
+        <w:rPr>
           <w:i/>
           <w:iCs/>
         </w:rPr>
         <w:t xml:space="preserve">충분조건</w:t>
       </w:r>
       <w:r>
-        <w:rPr>
-          <w:b/>
-          <w:bCs/>
-        </w:rPr>
-        <w:t xml:space="preserve"> </w:t>
-      </w:r>
-      <w:r>
-        <w:rPr>
-          <w:b/>
-          <w:bCs/>
-        </w:rPr>
-        <w:t xml:space="preserve">중 하나였을 뿐, 제거해도 사라지지 않는 구조적 실패 케이스가 따로 남아 있다</w:t>
-      </w:r>
-      <w:r>
-        <w:t xml:space="preserve"> </w:t>
-      </w:r>
-      <w:r>
-        <w:t xml:space="preserve">— 정책이 특정 장애물 배치를 아직 못 푸는 것이다. (</w:t>
+        <w:t xml:space="preserve"> </w:t>
+      </w:r>
+      <w:r>
+        <w:t xml:space="preserve">중 하나였을 뿐, 제거해도 사라지지 않는 구조적 실패 케이스가 따로 남아 있다 — 정책이 특정 장애물 배치를 아직 못 푸는 것이다. (</w:t>
       </w:r>
       <w:r>
         <w:rPr>
@@ -16554,17 +14440,7 @@
         </w:numPr>
       </w:pPr>
       <w:r>
-        <w:rPr>
-          <w:b/>
-          <w:bCs/>
-        </w:rPr>
-        <w:t xml:space="preserve">가설 기각.</w:t>
-      </w:r>
-      <w:r>
-        <w:t xml:space="preserve"> </w:t>
-      </w:r>
-      <w:r>
-        <w:t xml:space="preserve">행동 노이즈 축소는</w:t>
+        <w:t xml:space="preserve">가설 기각. 행동 노이즈 축소는</w:t>
       </w:r>
       <w:r>
         <w:t xml:space="preserve"> </w:t>
@@ -16588,17 +14464,7 @@
         </w:numPr>
       </w:pPr>
       <w:r>
-        <w:rPr>
-          <w:b/>
-          <w:bCs/>
-        </w:rPr>
-        <w:t xml:space="preserve">2-action 장애물 task의 clean 천장은 ~415 (Mean)으로 확정.</w:t>
-      </w:r>
-      <w:r>
-        <w:t xml:space="preserve"> </w:t>
-      </w:r>
-      <w:r>
-        <w:t xml:space="preserve">코너 패널티(3절)·스텝 증가(4.1절)·노이즈 축소(5절) — 시도한 세 레버 모두 이 천장을 넘지 못했다.</w:t>
+        <w:t xml:space="preserve">2-action 장애물 task의 clean 천장은 ~415 (Mean)으로 확정. 코너 패널티(3절)·스텝 증가(4.1절)·노이즈 축소(5절) — 시도한 세 레버 모두 이 천장을 넘지 못했다.</w:t>
       </w:r>
     </w:p>
     <w:p>
@@ -16610,39 +14476,19 @@
         </w:numPr>
       </w:pPr>
       <w:r>
-        <w:rPr>
-          <w:b/>
-          <w:bCs/>
-        </w:rPr>
         <w:t xml:space="preserve">최종 채택 모델:</w:t>
       </w:r>
       <w:r>
-        <w:rPr>
-          <w:b/>
-          <w:bCs/>
-        </w:rPr>
-        <w:t xml:space="preserve"> </w:t>
-      </w:r>
-      <w:r>
-        <w:rPr>
-          <w:rStyle w:val="VerbatimChar"/>
-          <w:b/>
-          <w:bCs/>
+        <w:t xml:space="preserve"> </w:t>
+      </w:r>
+      <w:r>
+        <w:rPr>
+          <w:rStyle w:val="VerbatimChar"/>
         </w:rPr>
         <w:t xml:space="preserve">obs_small_p02</w:t>
       </w:r>
       <w:r>
-        <w:rPr>
-          <w:b/>
-          <w:bCs/>
-        </w:rPr>
-        <w:t xml:space="preserve">(ent_coef 0.01, clean 415/422).</w:t>
-      </w:r>
-      <w:r>
-        <w:t xml:space="preserve"> </w:t>
-      </w:r>
-      <w:r>
-        <w:t xml:space="preserve">lowent는 동급이나 Median·Min에서 미세 열위라 채택하지 않음.</w:t>
+        <w:t xml:space="preserve">(ent_coef 0.01, clean 415/422). lowent는 동급이나 Median·Min에서 미세 열위라 채택하지 않음.</w:t>
       </w:r>
     </w:p>
     <w:p>
@@ -16677,46 +14523,14 @@
         <w:pStyle w:val="FirstParagraph"/>
       </w:pPr>
       <w:r>
-        <w:t xml:space="preserve">2-action(throttle 1축, ActionWrapper)이 장애물 task에서 정착한 천장(clean ~415)이</w:t>
-      </w:r>
-      <w:r>
-        <w:t xml:space="preserve"> </w:t>
-      </w:r>
-      <w:r>
-        <w:rPr>
-          <w:b/>
-          <w:bCs/>
-        </w:rPr>
-        <w:t xml:space="preserve">action 파라미터화</w:t>
-      </w:r>
-      <w:r>
-        <w:t xml:space="preserve"> </w:t>
-      </w:r>
-      <w:r>
-        <w:t xml:space="preserve">탓인지 확인하기 위해,</w:t>
-      </w:r>
-      <w:r>
-        <w:t xml:space="preserve"> </w:t>
-      </w:r>
-      <w:r>
-        <w:rPr>
-          <w:b/>
-          <w:bCs/>
-        </w:rPr>
-        <w:t xml:space="preserve">3-action</w:t>
-      </w:r>
-      <w:r>
-        <w:rPr>
-          <w:b/>
-          <w:bCs/>
-        </w:rPr>
-        <w:t xml:space="preserve"> </w:t>
-      </w:r>
-      <w:r>
-        <w:rPr>
-          <w:rStyle w:val="VerbatimChar"/>
-          <w:b/>
-          <w:bCs/>
+        <w:t xml:space="preserve">2-action(throttle 1축, ActionWrapper)이 장애물 task에서 정착한 천장(clean ~415)이 action 파라미터화 탓인지 확인하기 위해, 3-action</w:t>
+      </w:r>
+      <w:r>
+        <w:t xml:space="preserve"> </w:t>
+      </w:r>
+      <w:r>
+        <w:rPr>
+          <w:rStyle w:val="VerbatimChar"/>
         </w:rPr>
         <w:t xml:space="preserve">[steer, gas, brake]</w:t>
       </w:r>
@@ -16724,33 +14538,7 @@
         <w:t xml:space="preserve"> </w:t>
       </w:r>
       <w:r>
-        <w:t xml:space="preserve">정책으로 동일 task를 학습했다. 환경·보상·하이퍼파라미터는 2-action과</w:t>
-      </w:r>
-      <w:r>
-        <w:t xml:space="preserve"> </w:t>
-      </w:r>
-      <w:r>
-        <w:rPr>
-          <w:b/>
-          <w:bCs/>
-        </w:rPr>
-        <w:t xml:space="preserve">설정값이 동일</w:t>
-      </w:r>
-      <w:r>
-        <w:t xml:space="preserve">(n_obstacles=10, penalty=15, size 0.25–0.6, LR 1e-4 cosine, target_kl 0.03)하고</w:t>
-      </w:r>
-      <w:r>
-        <w:t xml:space="preserve"> </w:t>
-      </w:r>
-      <w:r>
-        <w:rPr>
-          <w:b/>
-          <w:bCs/>
-        </w:rPr>
-        <w:t xml:space="preserve">유일한 차이는 ActionWrapper 미적용</w:t>
-      </w:r>
-      <w:r>
-        <w:t xml:space="preserve">(정책이 3D를 직접 출력). 3-action 베이스</w:t>
+        <w:t xml:space="preserve">정책으로 동일 task를 학습했다. 환경·보상·하이퍼파라미터는 2-action과 설정값이 동일(n_obstacles=10, penalty=15, size 0.25–0.6, LR 1e-4 cosine, target_kl 0.03)하고 유일한 차이는 ActionWrapper 미적용(정책이 3D를 직접 출력). 3-action 베이스</w:t>
       </w:r>
       <w:r>
         <w:t xml:space="preserve"> </w:t>
@@ -16923,20 +14711,7 @@
         <w:t xml:space="preserve">ent_coef 0.01</w:t>
       </w:r>
       <w:r>
-        <w:t xml:space="preserve">로 학습하자</w:t>
-      </w:r>
-      <w:r>
-        <w:t xml:space="preserve"> </w:t>
-      </w:r>
-      <w:r>
-        <w:rPr>
-          <w:b/>
-          <w:bCs/>
-        </w:rPr>
-        <w:t xml:space="preserve">entropy(=std)가 2.0→5.33으로 폭증</w:t>
-      </w:r>
-      <w:r>
-        <w:t xml:space="preserve">, reward가 피크 325(</w:t>
+        <w:t xml:space="preserve">로 학습하자 entropy(=std)가 2.0→5.33으로 폭증, reward가 피크 325(</w:t>
       </w:r>
       <w:r>
         <w:t xml:space="preserve">@1.1M</w:t>
@@ -16975,23 +14750,7 @@
         <w:t xml:space="preserve">policy_loss</w:t>
       </w:r>
       <w:r>
-        <w:t xml:space="preserve">(0.008)를</w:t>
-      </w:r>
-      <w:r>
-        <w:t xml:space="preserve"> </w:t>
-      </w:r>
-      <w:r>
-        <w:rPr>
-          <w:b/>
-          <w:bCs/>
-        </w:rPr>
-        <w:t xml:space="preserve">6배 압도</w:t>
-      </w:r>
-      <w:r>
-        <w:t xml:space="preserve"> </w:t>
-      </w:r>
-      <w:r>
-        <w:t xml:space="preserve">→ 옵티마이저가 보상 대신 std 키우기로 폭주.</w:t>
+        <w:t xml:space="preserve">(0.008)를 6배 압도 → 옵티마이저가 보상 대신 std 키우기로 폭주.</w:t>
       </w:r>
       <w:r>
         <w:t xml:space="preserve"> </w:t>
@@ -17003,33 +14762,7 @@
         <w:t xml:space="preserve">obstacle_hits</w:t>
       </w:r>
       <w:r>
-        <w:t xml:space="preserve">는 4.8→1~2로 줄어(회피는 학습) 실패 원인은 충돌이 아니라</w:t>
-      </w:r>
-      <w:r>
-        <w:t xml:space="preserve"> </w:t>
-      </w:r>
-      <w:r>
-        <w:rPr>
-          <w:b/>
-          <w:bCs/>
-        </w:rPr>
-        <w:t xml:space="preserve">std 발산</w:t>
-      </w:r>
-      <w:r>
-        <w:t xml:space="preserve">. →</w:t>
-      </w:r>
-      <w:r>
-        <w:t xml:space="preserve"> </w:t>
-      </w:r>
-      <w:r>
-        <w:rPr>
-          <w:b/>
-          <w:bCs/>
-        </w:rPr>
-        <w:t xml:space="preserve">B는 불공정</w:t>
-      </w:r>
-      <w:r>
-        <w:t xml:space="preserve">(2D에 맞춘 ent가 3D엔 과대).</w:t>
+        <w:t xml:space="preserve">는 4.8→1~2로 줄어(회피는 학습) 실패 원인은 충돌이 아니라 std 발산. → B는 불공정(2D에 맞춘 ent가 3D엔 과대).</w:t>
       </w:r>
     </w:p>
     <w:bookmarkEnd w:id="85"/>
@@ -17053,24 +14786,13 @@
         <w:t xml:space="preserve">ent_coef</w:t>
       </w:r>
       <w:r>
-        <w:t xml:space="preserve">를 0.003으로 낮추자(ent항/policy항 ≈ 1:1) entropy가 ~2–3.3에서 안정, 발산 소멸. 피크도 1.1M→</w:t>
-      </w:r>
-      <w:r>
-        <w:rPr>
-          <w:b/>
-          <w:bCs/>
-        </w:rPr>
-        <w:t xml:space="preserve">3.28M으로 이동</w:t>
-      </w:r>
-      <w:r>
-        <w:t xml:space="preserve">(2-action p02와 동일 시점) — 저엔트로피가 조기 발산 대신 후반까지 개선을 허용. clean 50ep(동일 분포·seed 42):</w:t>
+        <w:t xml:space="preserve">를 0.003으로 낮추자(ent항/policy항 ≈ 1:1) entropy가 ~2–3.3에서 안정, 발산 소멸. 피크도 1.1M→3.28M으로 이동(2-action p02와 동일 시점) — 저엔트로피가 조기 발산 대신 후반까지 개선을 허용. clean 50ep(동일 분포·seed 42):</w:t>
       </w:r>
     </w:p>
     <w:tbl>
       <w:tblPr>
         <w:tblStyle w:val="Table"/>
-        <w:tblW w:type="pct" w:w="5000"/>
-        <w:tblLayout w:type="fixed"/>
+        <w:tblW w:type="auto" w:w="0"/>
         <w:tblLook w:firstRow="1" w:lastRow="0" w:firstColumn="0" w:lastColumn="0" w:noHBand="0" w:noVBand="0" w:val="0020"/>
       </w:tblPr>
       <w:tblGrid>
@@ -17112,10 +14834,6 @@
               <w:pStyle w:val="Compact"/>
             </w:pPr>
             <w:r>
-              <w:rPr>
-                <w:b/>
-                <w:bCs/>
-              </w:rPr>
               <w:t xml:space="preserve">3-action B2 (ent0.003)</w:t>
             </w:r>
           </w:p>
@@ -17204,10 +14922,6 @@
               <w:pStyle w:val="Compact"/>
             </w:pPr>
             <w:r>
-              <w:rPr>
-                <w:b/>
-                <w:bCs/>
-              </w:rPr>
               <w:t xml:space="preserve">clean Mean</w:t>
             </w:r>
           </w:p>
@@ -17219,10 +14933,6 @@
               <w:pStyle w:val="Compact"/>
             </w:pPr>
             <w:r>
-              <w:rPr>
-                <w:b/>
-                <w:bCs/>
-              </w:rPr>
               <w:t xml:space="preserve">415</w:t>
             </w:r>
           </w:p>
@@ -17234,10 +14944,6 @@
               <w:pStyle w:val="Compact"/>
             </w:pPr>
             <w:r>
-              <w:rPr>
-                <w:b/>
-                <w:bCs/>
-              </w:rPr>
               <w:t xml:space="preserve">229</w:t>
             </w:r>
           </w:p>
@@ -17249,10 +14955,6 @@
               <w:pStyle w:val="Compact"/>
             </w:pPr>
             <w:r>
-              <w:rPr>
-                <w:b/>
-                <w:bCs/>
-              </w:rPr>
               <w:t xml:space="preserve">55%</w:t>
             </w:r>
           </w:p>
@@ -17358,10 +15060,6 @@
               <w:pStyle w:val="Compact"/>
             </w:pPr>
             <w:r>
-              <w:rPr>
-                <w:b/>
-                <w:bCs/>
-              </w:rPr>
               <w:t xml:space="preserve">Min (충돌 바닥)</w:t>
             </w:r>
           </w:p>
@@ -17384,10 +15082,6 @@
               <w:pStyle w:val="Compact"/>
             </w:pPr>
             <w:r>
-              <w:rPr>
-                <w:b/>
-                <w:bCs/>
-              </w:rPr>
               <w:t xml:space="preserve">−171</w:t>
             </w:r>
           </w:p>
@@ -17456,36 +15150,7 @@
         <w:pStyle w:val="BodyText"/>
       </w:pPr>
       <w:r>
-        <w:t xml:space="preserve">→</w:t>
-      </w:r>
-      <w:r>
-        <w:t xml:space="preserve"> </w:t>
-      </w:r>
-      <w:r>
-        <w:rPr>
-          <w:b/>
-          <w:bCs/>
-        </w:rPr>
-        <w:t xml:space="preserve">발산을 고쳐 공정(오히려 3-action에 유리한 ent 튜닝)하게 비교해도 3-action은 2-action의 ~55%.</w:t>
-      </w:r>
-      <w:r>
-        <w:t xml:space="preserve"> </w:t>
-      </w:r>
-      <w:r>
-        <w:t xml:space="preserve">Mean·Median 모두 큰 폭 하회,</w:t>
-      </w:r>
-      <w:r>
-        <w:t xml:space="preserve"> </w:t>
-      </w:r>
-      <w:r>
-        <w:rPr>
-          <w:b/>
-          <w:bCs/>
-        </w:rPr>
-        <w:t xml:space="preserve">Min은 오히려 악화</w:t>
-      </w:r>
-      <w:r>
-        <w:t xml:space="preserve">(−171, 깊은 충돌 판 다수).</w:t>
+        <w:t xml:space="preserve">→ 발산을 고쳐 공정(오히려 3-action에 유리한 ent 튜닝)하게 비교해도 3-action은 2-action의 ~55%. Mean·Median 모두 큰 폭 하회, Min은 오히려 악화(−171, 깊은 충돌 판 다수).</w:t>
       </w:r>
     </w:p>
     <w:p>
@@ -17558,23 +15223,7 @@
         <w:pStyle w:val="FirstParagraph"/>
       </w:pPr>
       <w:r>
-        <w:t xml:space="preserve">동일 task·하이퍼파라미터에서 3-action만 낮은 건</w:t>
-      </w:r>
-      <w:r>
-        <w:t xml:space="preserve"> </w:t>
-      </w:r>
-      <w:r>
-        <w:rPr>
-          <w:b/>
-          <w:bCs/>
-        </w:rPr>
-        <w:t xml:space="preserve">독립 gas/brake action space</w:t>
-      </w:r>
-      <w:r>
-        <w:t xml:space="preserve"> </w:t>
-      </w:r>
-      <w:r>
-        <w:t xml:space="preserve">때문이며, 코드에 대조·반증했다:</w:t>
+        <w:t xml:space="preserve">동일 task·하이퍼파라미터에서 3-action만 낮은 건 독립 gas/brake action space 때문이며, 코드에 대조·반증했다:</w:t>
       </w:r>
     </w:p>
     <w:p>
@@ -17586,17 +15235,7 @@
         </w:numPr>
       </w:pPr>
       <w:r>
-        <w:rPr>
-          <w:b/>
-          <w:bCs/>
-        </w:rPr>
-        <w:t xml:space="preserve">gas+brake 동시 입력이 실재하는 퇴화영역</w:t>
-      </w:r>
-      <w:r>
-        <w:t xml:space="preserve"> </w:t>
-      </w:r>
-      <w:r>
-        <w:t xml:space="preserve">(검증 holds=true). 3-action에서는 env의 step이</w:t>
+        <w:t xml:space="preserve">gas+brake 동시 입력이 실재하는 퇴화영역 (검증 holds=true). 3-action에서는 env의 step이</w:t>
       </w:r>
       <w:r>
         <w:t xml:space="preserve"> </w:t>
@@ -17638,20 +15277,7 @@
         <w:t xml:space="preserve">w.omega</w:t>
       </w:r>
       <w:r>
-        <w:t xml:space="preserve">를 한 틱에 gas가 올리고 brake가 깎는</w:t>
-      </w:r>
-      <w:r>
-        <w:t xml:space="preserve"> </w:t>
-      </w:r>
-      <w:r>
-        <w:rPr>
-          <w:b/>
-          <w:bCs/>
-        </w:rPr>
-        <w:t xml:space="preserve">상쇄 낭비 구간</w:t>
-      </w:r>
-      <w:r>
-        <w:t xml:space="preserve">(</w:t>
+        <w:t xml:space="preserve">를 한 틱에 gas가 올리고 brake가 깎는 상쇄 낭비 구간(</w:t>
       </w:r>
       <w:r>
         <w:rPr>
@@ -17672,20 +15298,7 @@
         <w:t xml:space="preserve">gas=max(0,t)/brake=max(0,−t)</w:t>
       </w:r>
       <w:r>
-        <w:t xml:space="preserve">로 분해해 이 구간을</w:t>
-      </w:r>
-      <w:r>
-        <w:t xml:space="preserve"> </w:t>
-      </w:r>
-      <w:r>
-        <w:rPr>
-          <w:b/>
-          <w:bCs/>
-        </w:rPr>
-        <w:t xml:space="preserve">구조적으로 제거</w:t>
-      </w:r>
-      <w:r>
-        <w:t xml:space="preserve">(</w:t>
+        <w:t xml:space="preserve">로 분해해 이 구간을 구조적으로 제거(</w:t>
       </w:r>
       <w:r>
         <w:rPr>
@@ -17706,10 +15319,6 @@
         </w:numPr>
       </w:pPr>
       <w:r>
-        <w:rPr>
-          <w:b/>
-          <w:bCs/>
-        </w:rPr>
         <w:t xml:space="preserve">무방비 brake 채널.</w:t>
       </w:r>
       <w:r>
@@ -17734,20 +15343,7 @@
         <w:t xml:space="preserve">brake()</w:t>
       </w:r>
       <w:r>
-        <w:t xml:space="preserve">는</w:t>
-      </w:r>
-      <w:r>
-        <w:t xml:space="preserve"> </w:t>
-      </w:r>
-      <w:r>
-        <w:rPr>
-          <w:b/>
-          <w:bCs/>
-        </w:rPr>
-        <w:t xml:space="preserve">클립·램프 없이 즉발</w:t>
-      </w:r>
-      <w:r>
-        <w:t xml:space="preserve">(</w:t>
+        <w:t xml:space="preserve">는 클립·램프 없이 즉발(</w:t>
       </w:r>
       <w:r>
         <w:rPr>
@@ -17780,17 +15376,7 @@
         </w:numPr>
       </w:pPr>
       <w:r>
-        <w:rPr>
-          <w:b/>
-          <w:bCs/>
-        </w:rPr>
-        <w:t xml:space="preserve">탐색 부피 ~2.9배 + 합산 엔트로피.</w:t>
-      </w:r>
-      <w:r>
-        <w:t xml:space="preserve"> </w:t>
-      </w:r>
-      <w:r>
-        <w:t xml:space="preserve">차원이 하나 더라 entropy/log_prob이 brake축까지 합산(</w:t>
+        <w:t xml:space="preserve">탐색 부피 ~2.9배 + 합산 엔트로피. 차원이 하나 더라 entropy/log_prob이 brake축까지 합산(</w:t>
       </w:r>
       <w:r>
         <w:rPr>
@@ -17821,27 +15407,7 @@
         </w:numPr>
       </w:pPr>
       <w:r>
-        <w:rPr>
-          <w:b/>
-          <w:bCs/>
-        </w:rPr>
-        <w:t xml:space="preserve">결론</w:t>
-      </w:r>
-      <w:r>
-        <w:t xml:space="preserve">:</w:t>
-      </w:r>
-      <w:r>
-        <w:t xml:space="preserve"> </w:t>
-      </w:r>
-      <w:r>
-        <w:rPr>
-          <w:b/>
-          <w:bCs/>
-        </w:rPr>
-        <w:t xml:space="preserve">3-action은 이 장애물 task에서 구조적으로 불리</w:t>
-      </w:r>
-      <w:r>
-        <w:t xml:space="preserve">하다. 발산을 막는 공정한(오히려 관대한) 튜닝 후에도 clean 229 vs 415 — ActionWrapper의 signed-throttle이</w:t>
+        <w:t xml:space="preserve">결론: 3-action은 이 장애물 task에서 구조적으로 불리하다. 발산을 막는 공정한(오히려 관대한) 튜닝 후에도 clean 229 vs 415 — ActionWrapper의 signed-throttle이</w:t>
       </w:r>
       <w:r>
         <w:t xml:space="preserve"> </w:t>
@@ -17854,20 +15420,7 @@
         <w:t xml:space="preserve">퇴화영역 제거 + 탐색 축소</w:t>
       </w:r>
       <w:r>
-        <w:t xml:space="preserve">라는</w:t>
-      </w:r>
-      <w:r>
-        <w:t xml:space="preserve"> </w:t>
-      </w:r>
-      <w:r>
-        <w:rPr>
-          <w:b/>
-          <w:bCs/>
-        </w:rPr>
-        <w:t xml:space="preserve">유용한 inductive bias</w:t>
-      </w:r>
-      <w:r>
-        <w:t xml:space="preserve">임이 확인된다. 이 프로젝트가 처음부터 2-action을 택한 근거를 사후 정당화한다.</w:t>
+        <w:t xml:space="preserve">라는 유용한 inductive bias임이 확인된다. 이 프로젝트가 처음부터 2-action을 택한 근거를 사후 정당화한다.</w:t>
       </w:r>
     </w:p>
     <w:p>
@@ -17879,27 +15432,7 @@
         </w:numPr>
       </w:pPr>
       <w:r>
-        <w:rPr>
-          <w:b/>
-          <w:bCs/>
-        </w:rPr>
-        <w:t xml:space="preserve">한계(정직하게)</w:t>
-      </w:r>
-      <w:r>
-        <w:t xml:space="preserve">: 3-action의 clean 천장을 2-action처럼 여러 lever로</w:t>
-      </w:r>
-      <w:r>
-        <w:t xml:space="preserve"> </w:t>
-      </w:r>
-      <w:r>
-        <w:rPr>
-          <w:b/>
-          <w:bCs/>
-        </w:rPr>
-        <w:t xml:space="preserve">확정한 것은 아니다</w:t>
-      </w:r>
-      <w:r>
-        <w:t xml:space="preserve">(B2 단일 공정 run). 정확한 진술은</w:t>
+        <w:t xml:space="preserve">한계(정직하게): 3-action의 clean 천장을 2-action처럼 여러 lever로 확정한 것은 아니다(B2 단일 공정 run). 정확한 진술은</w:t>
       </w:r>
       <w:r>
         <w:t xml:space="preserve"> </w:t>
@@ -17914,10 +15447,6 @@
         <w:t xml:space="preserve"> </w:t>
       </w:r>
       <w:r>
-        <w:rPr>
-          <w:b/>
-          <w:bCs/>
-        </w:rPr>
         <w:t xml:space="preserve">“동일·관대 setting에서 3-action은 415 도달 전에 발산(ent0.01)하거나 ~229에서 정체(ent0.003)한다”</w:t>
       </w:r>
       <w:r>
@@ -17959,30 +15488,7 @@
         </w:numPr>
       </w:pPr>
       <w:r>
-        <w:rPr>
-          <w:b/>
-          <w:bCs/>
-        </w:rPr>
-        <w:t xml:space="preserve">PPO 붕괴는 거의 항상 신뢰영역(KL) 제어 실패</w:t>
-      </w:r>
-      <w:r>
-        <w:t xml:space="preserve"> </w:t>
-      </w:r>
-      <w:r>
-        <w:t xml:space="preserve">— KL은 epoch가 아니라</w:t>
-      </w:r>
-      <w:r>
-        <w:t xml:space="preserve"> </w:t>
-      </w:r>
-      <w:r>
-        <w:rPr>
-          <w:b/>
-          <w:bCs/>
-        </w:rPr>
-        <w:t xml:space="preserve">업데이트(minibatch) 단위</w:t>
-      </w:r>
-      <w:r>
-        <w:t xml:space="preserve">로 검사하라.</w:t>
+        <w:t xml:space="preserve">PPO 붕괴는 거의 항상 신뢰영역(KL) 제어 실패 — KL은 epoch가 아니라 업데이트(minibatch) 단위로 검사하라.</w:t>
       </w:r>
     </w:p>
     <w:p>
@@ -17994,17 +15500,7 @@
         </w:numPr>
       </w:pPr>
       <w:r>
-        <w:rPr>
-          <w:b/>
-          <w:bCs/>
-        </w:rPr>
-        <w:t xml:space="preserve">shaped reward ≠ clean reward</w:t>
-      </w:r>
-      <w:r>
-        <w:t xml:space="preserve"> </w:t>
-      </w:r>
-      <w:r>
-        <w:t xml:space="preserve">— 스케일업·모델 선택은 반드시 clean 평가로 게이팅하라(shaped 838이 clean 667).</w:t>
+        <w:t xml:space="preserve">shaped reward ≠ clean reward — 스케일업·모델 선택은 반드시 clean 평가로 게이팅하라(shaped 838이 clean 667).</w:t>
       </w:r>
     </w:p>
     <w:p>
@@ -18016,17 +15512,7 @@
         </w:numPr>
       </w:pPr>
       <w:r>
-        <w:rPr>
-          <w:b/>
-          <w:bCs/>
-        </w:rPr>
-        <w:t xml:space="preserve">보상 셰이핑 항은 조용한 no-op일 수 있다 — 실제로 발화하는지 검증하라.</w:t>
-      </w:r>
-      <w:r>
-        <w:t xml:space="preserve"> </w:t>
-      </w:r>
-      <w:r>
-        <w:t xml:space="preserve">코너 패널티(미구현)·속도 보상 등이 무발화일 수 있다.</w:t>
+        <w:t xml:space="preserve">보상 셰이핑 항은 조용한 no-op일 수 있다 — 실제로 발화하는지 검증하라. 코너 패널티(미구현)·속도 보상 등이 무발화일 수 있다.</w:t>
       </w:r>
     </w:p>
     <w:p>
@@ -18038,45 +15524,19 @@
         </w:numPr>
       </w:pPr>
       <w:r>
-        <w:rPr>
-          <w:b/>
-          <w:bCs/>
-        </w:rPr>
         <w:t xml:space="preserve">픽셀 입력 에이전트는 장애물을 관측에 직접</w:t>
       </w:r>
       <w:r>
-        <w:rPr>
-          <w:b/>
-          <w:bCs/>
-        </w:rPr>
-        <w:t xml:space="preserve"> </w:t>
-      </w:r>
-      <w:r>
-        <w:rPr>
-          <w:b/>
-          <w:bCs/>
-        </w:rPr>
+        <w:t xml:space="preserve"> </w:t>
+      </w:r>
+      <w:r>
         <w:t xml:space="preserve">“그려”</w:t>
       </w:r>
       <w:r>
-        <w:rPr>
-          <w:b/>
-          <w:bCs/>
-        </w:rPr>
-        <w:t xml:space="preserve"> </w:t>
-      </w:r>
-      <w:r>
-        <w:rPr>
-          <w:b/>
-          <w:bCs/>
-        </w:rPr>
-        <w:t xml:space="preserve">넣어야 한다</w:t>
-      </w:r>
-      <w:r>
-        <w:t xml:space="preserve"> </w:t>
-      </w:r>
-      <w:r>
-        <w:t xml:space="preserve">— 물리 세계에만 두면 보이지 않는다.</w:t>
+        <w:t xml:space="preserve"> </w:t>
+      </w:r>
+      <w:r>
+        <w:t xml:space="preserve">넣어야 한다 — 물리 세계에만 두면 보이지 않는다.</w:t>
       </w:r>
     </w:p>
     <w:p>
@@ -18088,17 +15548,7 @@
         </w:numPr>
       </w:pPr>
       <w:r>
-        <w:rPr>
-          <w:b/>
-          <w:bCs/>
-        </w:rPr>
-        <w:t xml:space="preserve">Linux box2d-py는 body 파괴 중 contact 콜백에서 segfault</w:t>
-      </w:r>
-      <w:r>
-        <w:t xml:space="preserve"> </w:t>
-      </w:r>
-      <w:r>
-        <w:t xml:space="preserve">— listener를 먼저 detach하라(macOS가 가려서 로컬에선 안 잡힘).</w:t>
+        <w:t xml:space="preserve">Linux box2d-py는 body 파괴 중 contact 콜백에서 segfault — listener를 먼저 detach하라(macOS가 가려서 로컬에선 안 잡힘).</w:t>
       </w:r>
     </w:p>
     <w:p>
@@ -18110,39 +15560,19 @@
         </w:numPr>
       </w:pPr>
       <w:r>
-        <w:rPr>
-          <w:b/>
-          <w:bCs/>
-        </w:rPr>
         <w:t xml:space="preserve">벡터 env 로깅은</w:t>
       </w:r>
       <w:r>
-        <w:rPr>
-          <w:b/>
-          <w:bCs/>
-        </w:rPr>
-        <w:t xml:space="preserve"> </w:t>
-      </w:r>
-      <w:r>
-        <w:rPr>
-          <w:rStyle w:val="VerbatimChar"/>
-          <w:b/>
-          <w:bCs/>
+        <w:t xml:space="preserve"> </w:t>
+      </w:r>
+      <w:r>
+        <w:rPr>
+          <w:rStyle w:val="VerbatimChar"/>
         </w:rPr>
         <w:t xml:space="preserve">infos[key][i]</w:t>
       </w:r>
       <w:r>
-        <w:rPr>
-          <w:b/>
-          <w:bCs/>
-        </w:rPr>
-        <w:t xml:space="preserve">(dict-of-arrays)로 읽어야</w:t>
-      </w:r>
-      <w:r>
-        <w:t xml:space="preserve"> </w:t>
-      </w:r>
-      <w:r>
-        <w:t xml:space="preserve">한다 —</w:t>
+        <w:t xml:space="preserve">(dict-of-arrays)로 읽어야 한다 —</w:t>
       </w:r>
       <w:r>
         <w:t xml:space="preserve"> </w:t>
@@ -18166,30 +15596,7 @@
         </w:numPr>
       </w:pPr>
       <w:r>
-        <w:rPr>
-          <w:b/>
-          <w:bCs/>
-        </w:rPr>
-        <w:t xml:space="preserve">셰이핑을 추가하기 전에 실패 모드를 측정하라.</w:t>
-      </w:r>
-      <w:r>
-        <w:t xml:space="preserve"> </w:t>
-      </w:r>
-      <w:r>
-        <w:t xml:space="preserve">계측 평가가 진짜 실패 원인이 트랙 이탈이 아니라</w:t>
-      </w:r>
-      <w:r>
-        <w:t xml:space="preserve"> </w:t>
-      </w:r>
-      <w:r>
-        <w:rPr>
-          <w:b/>
-          <w:bCs/>
-        </w:rPr>
-        <w:t xml:space="preserve">장애물 충돌</w:t>
-      </w:r>
-      <w:r>
-        <w:t xml:space="preserve">임을 드러냈다 — 인상에 기반한 보상 항(코너 패널티)은 </w:t>
+        <w:t xml:space="preserve">셰이핑을 추가하기 전에 실패 모드를 측정하라. 계측 평가가 진짜 실패 원인이 트랙 이탈이 아니라 장애물 충돌임을 드러냈다 — 인상에 기반한 보상 항(코너 패널티)은 </w:t>
       </w:r>
       <w:r>
         <w:rPr>
@@ -18207,17 +15614,7 @@
         </w:numPr>
       </w:pPr>
       <w:r>
-        <w:rPr>
-          <w:b/>
-          <w:bCs/>
-        </w:rPr>
-        <w:t xml:space="preserve">샘플링 vs 결정론 평가는 std가 클 때 크게 다르다</w:t>
-      </w:r>
-      <w:r>
-        <w:t xml:space="preserve"> </w:t>
-      </w:r>
-      <w:r>
-        <w:t xml:space="preserve">— 샘플링 노이즈가 장애물 충돌을 유발(seed53 결정론 486 vs 샘플링 −36).</w:t>
+        <w:t xml:space="preserve">샘플링 vs 결정론 평가는 std가 클 때 크게 다르다 — 샘플링 노이즈가 장애물 충돌을 유발(seed53 결정론 486 vs 샘플링 −36).</w:t>
       </w:r>
     </w:p>
     <w:p>
@@ -18229,17 +15626,9 @@
         </w:numPr>
       </w:pPr>
       <w:r>
-        <w:rPr>
-          <w:b/>
-          <w:bCs/>
-        </w:rPr>
         <w:t xml:space="preserve">“노이즈가 원인”</w:t>
       </w:r>
       <w:r>
-        <w:rPr>
-          <w:b/>
-          <w:bCs/>
-        </w:rPr>
         <w:t xml:space="preserve">은 가설로 끝내지 말고 직접 검증하라.</w:t>
       </w:r>
       <w:r>
@@ -18252,20 +15641,7 @@
         <w:t xml:space="preserve">ent_coef</w:t>
       </w:r>
       <w:r>
-        <w:t xml:space="preserve">로 노이즈를 줄여봤더니(entropy 1.3→0.91) 충돌이 안 줄었다 — 일부는 노이즈로 제거 안 되는</w:t>
-      </w:r>
-      <w:r>
-        <w:t xml:space="preserve"> </w:t>
-      </w:r>
-      <w:r>
-        <w:rPr>
-          <w:b/>
-          <w:bCs/>
-        </w:rPr>
-        <w:t xml:space="preserve">구조적 실패</w:t>
-      </w:r>
-      <w:r>
-        <w:t xml:space="preserve">.</w:t>
+        <w:t xml:space="preserve">로 노이즈를 줄여봤더니(entropy 1.3→0.91) 충돌이 안 줄었다 — 일부는 노이즈로 제거 안 되는 구조적 실패.</w:t>
       </w:r>
     </w:p>
     <w:p>
@@ -18277,43 +15653,7 @@
         </w:numPr>
       </w:pPr>
       <w:r>
-        <w:rPr>
-          <w:b/>
-          <w:bCs/>
-        </w:rPr>
-        <w:t xml:space="preserve">이 태스크는 전반부에 정점</w:t>
-      </w:r>
-      <w:r>
-        <w:t xml:space="preserve"> </w:t>
-      </w:r>
-      <w:r>
-        <w:t xml:space="preserve">후 정체 — 코너 패널티·스텝 증가·노이즈 축소</w:t>
-      </w:r>
-      <w:r>
-        <w:t xml:space="preserve"> </w:t>
-      </w:r>
-      <w:r>
-        <w:rPr>
-          <w:b/>
-          <w:bCs/>
-        </w:rPr>
-        <w:t xml:space="preserve">세 레버 모두 clean ~415 천장을 못 넘음</w:t>
-      </w:r>
-      <w:r>
-        <w:t xml:space="preserve">. 다음 개선은 하이퍼파라미터가 아니라</w:t>
-      </w:r>
-      <w:r>
-        <w:t xml:space="preserve"> </w:t>
-      </w:r>
-      <w:r>
-        <w:rPr>
-          <w:b/>
-          <w:bCs/>
-        </w:rPr>
-        <w:t xml:space="preserve">표현/아키텍처</w:t>
-      </w:r>
-      <w:r>
-        <w:t xml:space="preserve">(명시적 장애물 채널, recurrent, 더 큰 CNN) 쪽이어야 한다.</w:t>
+        <w:t xml:space="preserve">이 태스크는 전반부에 정점 후 정체 — 코너 패널티·스텝 증가·노이즈 축소 세 레버 모두 clean ~415 천장을 못 넘음. 다음 개선은 하이퍼파라미터가 아니라 표현/아키텍처(명시적 장애물 채널, recurrent, 더 큰 CNN) 쪽이어야 한다.</w:t>
       </w:r>
     </w:p>
     <w:p>
@@ -18325,17 +15665,7 @@
         </w:numPr>
       </w:pPr>
       <w:r>
-        <w:rPr>
-          <w:b/>
-          <w:bCs/>
-        </w:rPr>
-        <w:t xml:space="preserve">action 파라미터화는 공짜가 아니다 — 2-action의 ActionWrapper가 유용한 inductive bias.</w:t>
-      </w:r>
-      <w:r>
-        <w:t xml:space="preserve"> </w:t>
-      </w:r>
-      <w:r>
-        <w:t xml:space="preserve">3-action은 동일 조건에서 clean 229(2-action 415의 ~55%): 독립 gas/brake가 동시입력 퇴화영역·무방비 brake·~2.9배 탐색부피를 만들어 std 발산/저성능을 유발.</w:t>
+        <w:t xml:space="preserve">action 파라미터화는 공짜가 아니다 — 2-action의 ActionWrapper가 유용한 inductive bias. 3-action은 동일 조건에서 clean 229(2-action 415의 ~55%): 독립 gas/brake가 동시입력 퇴화영역·무방비 brake·~2.9배 탐색부피를 만들어 std 발산/저성능을 유발.</w:t>
       </w:r>
     </w:p>
     <w:p>
@@ -18347,17 +15677,7 @@
         </w:numPr>
       </w:pPr>
       <w:r>
-        <w:rPr>
-          <w:b/>
-          <w:bCs/>
-        </w:rPr>
-        <w:t xml:space="preserve">하이퍼파라미터는 차원에 따라 재튜닝하라.</w:t>
-      </w:r>
-      <w:r>
-        <w:t xml:space="preserve"> </w:t>
-      </w:r>
-      <w:r>
-        <w:t xml:space="preserve">2D에서 안정적이던</w:t>
+        <w:t xml:space="preserve">하이퍼파라미터는 차원에 따라 재튜닝하라. 2D에서 안정적이던</w:t>
       </w:r>
       <w:r>
         <w:t xml:space="preserve"> </w:t>
@@ -18438,17 +15758,7 @@
         </w:numPr>
       </w:pPr>
       <w:r>
-        <w:rPr>
-          <w:b/>
-          <w:bCs/>
-        </w:rPr>
-        <w:t xml:space="preserve">최종 산출물.</w:t>
-      </w:r>
-      <w:r>
-        <w:t xml:space="preserve"> </w:t>
-      </w:r>
-      <w:r>
-        <w:t xml:space="preserve">무장애물 베이스</w:t>
+        <w:t xml:space="preserve">최종 산출물. 무장애물 베이스</w:t>
       </w:r>
       <w:r>
         <w:t xml:space="preserve"> </w:t>
@@ -18460,23 +15770,7 @@
         <w:t xml:space="preserve">models/ppo_2action4/best_model.pth</w:t>
       </w:r>
       <w:r>
-        <w:t xml:space="preserve">(clean</w:t>
-      </w:r>
-      <w:r>
-        <w:t xml:space="preserve"> </w:t>
-      </w:r>
-      <w:r>
-        <w:rPr>
-          <w:b/>
-          <w:bCs/>
-        </w:rPr>
-        <w:t xml:space="preserve">667</w:t>
-      </w:r>
-      <w:r>
-        <w:t xml:space="preserve"> </w:t>
-      </w:r>
-      <w:r>
-        <w:t xml:space="preserve">/ median 745), 장애물 회피</w:t>
+        <w:t xml:space="preserve">(clean 667 / median 745), 장애물 회피</w:t>
       </w:r>
       <w:r>
         <w:t xml:space="preserve"> </w:t>
@@ -18488,20 +15782,7 @@
         <w:t xml:space="preserve">obs_small_p02</w:t>
       </w:r>
       <w:r>
-        <w:t xml:space="preserve">(clean</w:t>
-      </w:r>
-      <w:r>
-        <w:t xml:space="preserve"> </w:t>
-      </w:r>
-      <w:r>
-        <w:rPr>
-          <w:b/>
-          <w:bCs/>
-        </w:rPr>
-        <w:t xml:space="preserve">415</w:t>
-      </w:r>
-      <w:r>
-        <w:t xml:space="preserve">, task 천장). 평가·재현은 9절 커맨드로 가능하다.</w:t>
+        <w:t xml:space="preserve">(clean 415, task 천장). 평가·재현은 9절 커맨드로 가능하다.</w:t>
       </w:r>
     </w:p>
     <w:p>
@@ -18513,56 +15794,7 @@
         </w:numPr>
       </w:pPr>
       <w:r>
-        <w:rPr>
-          <w:b/>
-          <w:bCs/>
-        </w:rPr>
-        <w:t xml:space="preserve">핵심 발견.</w:t>
-      </w:r>
-      <w:r>
-        <w:t xml:space="preserve"> </w:t>
-      </w:r>
-      <w:r>
-        <w:t xml:space="preserve">장애물 task의 clean 천장(~415)은 코너 패널티·스텝 증가·행동 노이즈 축소</w:t>
-      </w:r>
-      <w:r>
-        <w:t xml:space="preserve"> </w:t>
-      </w:r>
-      <w:r>
-        <w:rPr>
-          <w:b/>
-          <w:bCs/>
-        </w:rPr>
-        <w:t xml:space="preserve">세 레버 모두로 넘지 못했고</w:t>
-      </w:r>
-      <w:r>
-        <w:t xml:space="preserve">, 남은 실패는 평가 샘플링 노이즈가 아니라 일부 장애물 배치를 못 푸는</w:t>
-      </w:r>
-      <w:r>
-        <w:t xml:space="preserve"> </w:t>
-      </w:r>
-      <w:r>
-        <w:rPr>
-          <w:b/>
-          <w:bCs/>
-        </w:rPr>
-        <w:t xml:space="preserve">구조적 한계</w:t>
-      </w:r>
-      <w:r>
-        <w:t xml:space="preserve">였다. 동일·관대 조건의 3-action은 clean</w:t>
-      </w:r>
-      <w:r>
-        <w:t xml:space="preserve"> </w:t>
-      </w:r>
-      <w:r>
-        <w:rPr>
-          <w:b/>
-          <w:bCs/>
-        </w:rPr>
-        <w:t xml:space="preserve">229(2-action의 ~55%)</w:t>
-      </w:r>
-      <w:r>
-        <w:t xml:space="preserve">로, ActionWrapper의 signed-throttle이</w:t>
+        <w:t xml:space="preserve">핵심 발견. 장애물 task의 clean 천장(~415)은 코너 패널티·스텝 증가·행동 노이즈 축소 세 레버 모두로 넘지 못했고, 남은 실패는 평가 샘플링 노이즈가 아니라 일부 장애물 배치를 못 푸는 구조적 한계였다. 동일·관대 조건의 3-action은 clean 229(2-action의 ~55%)로, ActionWrapper의 signed-throttle이</w:t>
       </w:r>
       <w:r>
         <w:t xml:space="preserve"> </w:t>
@@ -18575,20 +15807,7 @@
         <w:t xml:space="preserve">퇴화영역 제거 + 탐색 축소</w:t>
       </w:r>
       <w:r>
-        <w:t xml:space="preserve">라는</w:t>
-      </w:r>
-      <w:r>
-        <w:t xml:space="preserve"> </w:t>
-      </w:r>
-      <w:r>
-        <w:rPr>
-          <w:b/>
-          <w:bCs/>
-        </w:rPr>
-        <w:t xml:space="preserve">유용한 inductive bias</w:t>
-      </w:r>
-      <w:r>
-        <w:t xml:space="preserve">임을 사후 정당화했다.</w:t>
+        <w:t xml:space="preserve">라는 유용한 inductive bias임을 사후 정당화했다.</w:t>
       </w:r>
     </w:p>
     <w:p>
@@ -18600,30 +15819,7 @@
         </w:numPr>
       </w:pPr>
       <w:r>
-        <w:rPr>
-          <w:b/>
-          <w:bCs/>
-        </w:rPr>
-        <w:t xml:space="preserve">다음 단계.</w:t>
-      </w:r>
-      <w:r>
-        <w:t xml:space="preserve"> </w:t>
-      </w:r>
-      <w:r>
-        <w:t xml:space="preserve">추가 개선의 ROI는 하이퍼파라미터가 아니라</w:t>
-      </w:r>
-      <w:r>
-        <w:t xml:space="preserve"> </w:t>
-      </w:r>
-      <w:r>
-        <w:rPr>
-          <w:b/>
-          <w:bCs/>
-        </w:rPr>
-        <w:t xml:space="preserve">표현/아키텍처</w:t>
-      </w:r>
-      <w:r>
-        <w:t xml:space="preserve">(명시적 장애물 채널, recurrent, 더 큰 CNN) 쪽에 있다고 판단한다.</w:t>
+        <w:t xml:space="preserve">다음 단계. 추가 개선의 ROI는 하이퍼파라미터가 아니라 표현/아키텍처(명시적 장애물 채널, recurrent, 더 큰 CNN) 쪽에 있다고 판단한다.</w:t>
       </w:r>
     </w:p>
     <w:bookmarkEnd w:id="94"/>

--- a/COMBINED_REPORT.docx
+++ b/COMBINED_REPORT.docx
@@ -5069,14 +5069,149 @@
     </w:p>
     <w:p>
       <w:pPr>
-        <w:pStyle w:val="SourceCode"/>
-      </w:pPr>
-      <w:r>
-        <w:rPr>
-          <w:rStyle w:val="VerbatimChar"/>
-        </w:rPr>
-        <w:t xml:space="preserve">∇J(θ) = E[ ∇ log π_θ(a|s) · A(s,a) ]</w:t>
-      </w:r>
+        <w:pStyle w:val="BodyText"/>
+      </w:pPr>
+      <m:oMathPara>
+        <m:oMathParaPr>
+          <m:jc m:val="center"/>
+        </m:oMathParaPr>
+        <m:oMath>
+          <m:r>
+            <m:rPr>
+              <m:sty m:val="p"/>
+            </m:rPr>
+            <m:t>∇</m:t>
+          </m:r>
+          <m:r>
+            <m:t>J</m:t>
+          </m:r>
+          <m:r>
+            <m:rPr>
+              <m:sty m:val="p"/>
+            </m:rPr>
+            <m:t>(</m:t>
+          </m:r>
+          <m:r>
+            <m:t>θ</m:t>
+          </m:r>
+          <m:r>
+            <m:rPr>
+              <m:sty m:val="p"/>
+            </m:rPr>
+            <m:t>)</m:t>
+          </m:r>
+          <m:r>
+            <m:rPr>
+              <m:sty m:val="p"/>
+            </m:rPr>
+            <m:t>=</m:t>
+          </m:r>
+          <m:r>
+            <m:rPr>
+              <m:scr m:val="double-struck"/>
+              <m:sty m:val="p"/>
+            </m:rPr>
+            <m:t>E</m:t>
+          </m:r>
+          <m:d>
+            <m:dPr>
+              <m:begChr m:val="["/>
+              <m:sepChr m:val=""/>
+              <m:endChr m:val="]"/>
+              <m:grow/>
+            </m:dPr>
+            <m:e>
+              <m:r>
+                <m:t> </m:t>
+              </m:r>
+              <m:r>
+                <m:rPr>
+                  <m:sty m:val="p"/>
+                </m:rPr>
+                <m:t>∇</m:t>
+              </m:r>
+              <m:r>
+                <m:rPr>
+                  <m:sty m:val="p"/>
+                </m:rPr>
+                <m:t>log</m:t>
+              </m:r>
+              <m:sSub>
+                <m:e>
+                  <m:r>
+                    <m:t>π</m:t>
+                  </m:r>
+                </m:e>
+                <m:sub>
+                  <m:r>
+                    <m:t>θ</m:t>
+                  </m:r>
+                </m:sub>
+              </m:sSub>
+              <m:r>
+                <m:rPr>
+                  <m:sty m:val="p"/>
+                </m:rPr>
+                <m:t>(</m:t>
+              </m:r>
+              <m:r>
+                <m:t>a</m:t>
+              </m:r>
+              <m:r>
+                <m:rPr>
+                  <m:sty m:val="p"/>
+                </m:rPr>
+                <m:t>∣</m:t>
+              </m:r>
+              <m:r>
+                <m:t>s</m:t>
+              </m:r>
+              <m:r>
+                <m:rPr>
+                  <m:sty m:val="p"/>
+                </m:rPr>
+                <m:t>)</m:t>
+              </m:r>
+              <m:r>
+                <m:rPr>
+                  <m:sty m:val="p"/>
+                </m:rPr>
+                <m:t>⋅</m:t>
+              </m:r>
+              <m:r>
+                <m:t>A</m:t>
+              </m:r>
+              <m:r>
+                <m:rPr>
+                  <m:sty m:val="p"/>
+                </m:rPr>
+                <m:t>(</m:t>
+              </m:r>
+              <m:r>
+                <m:t>s</m:t>
+              </m:r>
+              <m:r>
+                <m:rPr>
+                  <m:sty m:val="p"/>
+                </m:rPr>
+                <m:t>,</m:t>
+              </m:r>
+              <m:r>
+                <m:t>a</m:t>
+              </m:r>
+              <m:r>
+                <m:rPr>
+                  <m:sty m:val="p"/>
+                </m:rPr>
+                <m:t>)</m:t>
+              </m:r>
+              <m:r>
+                <m:t> </m:t>
+              </m:r>
+            </m:e>
+          </m:d>
+        </m:oMath>
+      </m:oMathPara>
     </w:p>
     <w:p>
       <w:pPr>
@@ -5150,26 +5285,429 @@
     </w:p>
     <w:p>
       <w:pPr>
-        <w:pStyle w:val="SourceCode"/>
-      </w:pPr>
-      <w:r>
-        <w:rPr>
-          <w:rStyle w:val="VerbatimChar"/>
-        </w:rPr>
-        <w:t xml:space="preserve">r_t(θ) = π_θ(a_t|s_t) / π_old(a_t|s_t)</w:t>
-      </w:r>
-      <w:r>
-        <w:br/>
-      </w:r>
-      <w:r>
-        <w:br/>
-      </w:r>
-      <w:r>
-        <w:rPr>
-          <w:rStyle w:val="VerbatimChar"/>
-        </w:rPr>
-        <w:t xml:space="preserve">L^CLIP(θ) = E_t[ min( r_t · A_t,  clip(r_t, 1-ε, 1+ε) · A_t ) ]</w:t>
-      </w:r>
+        <w:pStyle w:val="BodyText"/>
+      </w:pPr>
+      <m:oMathPara>
+        <m:oMathParaPr>
+          <m:jc m:val="center"/>
+        </m:oMathParaPr>
+        <m:oMath>
+          <m:sSub>
+            <m:e>
+              <m:r>
+                <m:t>r</m:t>
+              </m:r>
+            </m:e>
+            <m:sub>
+              <m:r>
+                <m:t>t</m:t>
+              </m:r>
+            </m:sub>
+          </m:sSub>
+          <m:r>
+            <m:rPr>
+              <m:sty m:val="p"/>
+            </m:rPr>
+            <m:t>(</m:t>
+          </m:r>
+          <m:r>
+            <m:t>θ</m:t>
+          </m:r>
+          <m:r>
+            <m:rPr>
+              <m:sty m:val="p"/>
+            </m:rPr>
+            <m:t>)</m:t>
+          </m:r>
+          <m:r>
+            <m:rPr>
+              <m:sty m:val="p"/>
+            </m:rPr>
+            <m:t>=</m:t>
+          </m:r>
+          <m:f>
+            <m:fPr>
+              <m:type m:val="bar"/>
+            </m:fPr>
+            <m:num>
+              <m:sSub>
+                <m:e>
+                  <m:r>
+                    <m:t>π</m:t>
+                  </m:r>
+                </m:e>
+                <m:sub>
+                  <m:r>
+                    <m:t>θ</m:t>
+                  </m:r>
+                </m:sub>
+              </m:sSub>
+              <m:r>
+                <m:rPr>
+                  <m:sty m:val="p"/>
+                </m:rPr>
+                <m:t>(</m:t>
+              </m:r>
+              <m:sSub>
+                <m:e>
+                  <m:r>
+                    <m:t>a</m:t>
+                  </m:r>
+                </m:e>
+                <m:sub>
+                  <m:r>
+                    <m:t>t</m:t>
+                  </m:r>
+                </m:sub>
+              </m:sSub>
+              <m:r>
+                <m:rPr>
+                  <m:sty m:val="p"/>
+                </m:rPr>
+                <m:t>∣</m:t>
+              </m:r>
+              <m:sSub>
+                <m:e>
+                  <m:r>
+                    <m:t>s</m:t>
+                  </m:r>
+                </m:e>
+                <m:sub>
+                  <m:r>
+                    <m:t>t</m:t>
+                  </m:r>
+                </m:sub>
+              </m:sSub>
+              <m:r>
+                <m:rPr>
+                  <m:sty m:val="p"/>
+                </m:rPr>
+                <m:t>)</m:t>
+              </m:r>
+            </m:num>
+            <m:den>
+              <m:sSub>
+                <m:e>
+                  <m:r>
+                    <m:t>π</m:t>
+                  </m:r>
+                </m:e>
+                <m:sub>
+                  <m:r>
+                    <m:rPr>
+                      <m:sty m:val="p"/>
+                    </m:rPr>
+                    <m:t>o</m:t>
+                  </m:r>
+                  <m:r>
+                    <m:rPr>
+                      <m:sty m:val="p"/>
+                    </m:rPr>
+                    <m:t>l</m:t>
+                  </m:r>
+                  <m:r>
+                    <m:rPr>
+                      <m:sty m:val="p"/>
+                    </m:rPr>
+                    <m:t>d</m:t>
+                  </m:r>
+                </m:sub>
+              </m:sSub>
+              <m:r>
+                <m:rPr>
+                  <m:sty m:val="p"/>
+                </m:rPr>
+                <m:t>(</m:t>
+              </m:r>
+              <m:sSub>
+                <m:e>
+                  <m:r>
+                    <m:t>a</m:t>
+                  </m:r>
+                </m:e>
+                <m:sub>
+                  <m:r>
+                    <m:t>t</m:t>
+                  </m:r>
+                </m:sub>
+              </m:sSub>
+              <m:r>
+                <m:rPr>
+                  <m:sty m:val="p"/>
+                </m:rPr>
+                <m:t>∣</m:t>
+              </m:r>
+              <m:sSub>
+                <m:e>
+                  <m:r>
+                    <m:t>s</m:t>
+                  </m:r>
+                </m:e>
+                <m:sub>
+                  <m:r>
+                    <m:t>t</m:t>
+                  </m:r>
+                </m:sub>
+              </m:sSub>
+              <m:r>
+                <m:rPr>
+                  <m:sty m:val="p"/>
+                </m:rPr>
+                <m:t>)</m:t>
+              </m:r>
+            </m:den>
+          </m:f>
+        </m:oMath>
+      </m:oMathPara>
+    </w:p>
+    <w:p>
+      <w:pPr>
+        <w:pStyle w:val="FirstParagraph"/>
+      </w:pPr>
+      <m:oMathPara>
+        <m:oMathParaPr>
+          <m:jc m:val="center"/>
+        </m:oMathParaPr>
+        <m:oMath>
+          <m:sSup>
+            <m:e>
+              <m:r>
+                <m:t>L</m:t>
+              </m:r>
+            </m:e>
+            <m:sup>
+              <m:r>
+                <m:rPr>
+                  <m:sty m:val="p"/>
+                </m:rPr>
+                <m:t>C</m:t>
+              </m:r>
+              <m:r>
+                <m:rPr>
+                  <m:sty m:val="p"/>
+                </m:rPr>
+                <m:t>L</m:t>
+              </m:r>
+              <m:r>
+                <m:rPr>
+                  <m:sty m:val="p"/>
+                </m:rPr>
+                <m:t>I</m:t>
+              </m:r>
+              <m:r>
+                <m:rPr>
+                  <m:sty m:val="p"/>
+                </m:rPr>
+                <m:t>P</m:t>
+              </m:r>
+            </m:sup>
+          </m:sSup>
+          <m:r>
+            <m:rPr>
+              <m:sty m:val="p"/>
+            </m:rPr>
+            <m:t>(</m:t>
+          </m:r>
+          <m:r>
+            <m:t>θ</m:t>
+          </m:r>
+          <m:r>
+            <m:rPr>
+              <m:sty m:val="p"/>
+            </m:rPr>
+            <m:t>)</m:t>
+          </m:r>
+          <m:r>
+            <m:rPr>
+              <m:sty m:val="p"/>
+            </m:rPr>
+            <m:t>=</m:t>
+          </m:r>
+          <m:sSub>
+            <m:e>
+              <m:r>
+                <m:rPr>
+                  <m:scr m:val="double-struck"/>
+                  <m:sty m:val="p"/>
+                </m:rPr>
+                <m:t>E</m:t>
+              </m:r>
+            </m:e>
+            <m:sub>
+              <m:r>
+                <m:t>t</m:t>
+              </m:r>
+            </m:sub>
+          </m:sSub>
+          <m:d>
+            <m:dPr>
+              <m:begChr m:val="["/>
+              <m:sepChr m:val=""/>
+              <m:endChr m:val="]"/>
+              <m:grow/>
+            </m:dPr>
+            <m:e>
+              <m:r>
+                <m:rPr>
+                  <m:sty m:val="p"/>
+                </m:rPr>
+                <m:t>min</m:t>
+              </m:r>
+              <m:d>
+                <m:dPr>
+                  <m:begChr m:val="("/>
+                  <m:sepChr m:val=""/>
+                  <m:endChr m:val=")"/>
+                  <m:grow/>
+                </m:dPr>
+                <m:e>
+                  <m:sSub>
+                    <m:e>
+                      <m:r>
+                        <m:t>r</m:t>
+                      </m:r>
+                    </m:e>
+                    <m:sub>
+                      <m:r>
+                        <m:t>t</m:t>
+                      </m:r>
+                    </m:sub>
+                  </m:sSub>
+                  <m:r>
+                    <m:t> </m:t>
+                  </m:r>
+                  <m:sSub>
+                    <m:e>
+                      <m:r>
+                        <m:t>A</m:t>
+                      </m:r>
+                    </m:e>
+                    <m:sub>
+                      <m:r>
+                        <m:t>t</m:t>
+                      </m:r>
+                    </m:sub>
+                  </m:sSub>
+                  <m:r>
+                    <m:rPr>
+                      <m:sty m:val="p"/>
+                    </m:rPr>
+                    <m:t>,</m:t>
+                  </m:r>
+                  <m:r>
+                    <m:t> </m:t>
+                  </m:r>
+                  <m:r>
+                    <m:rPr>
+                      <m:sty m:val="p"/>
+                    </m:rPr>
+                    <m:t>c</m:t>
+                  </m:r>
+                  <m:r>
+                    <m:rPr>
+                      <m:sty m:val="p"/>
+                    </m:rPr>
+                    <m:t>l</m:t>
+                  </m:r>
+                  <m:r>
+                    <m:rPr>
+                      <m:sty m:val="p"/>
+                    </m:rPr>
+                    <m:t>i</m:t>
+                  </m:r>
+                  <m:r>
+                    <m:rPr>
+                      <m:sty m:val="p"/>
+                    </m:rPr>
+                    <m:t>p</m:t>
+                  </m:r>
+                  <m:r>
+                    <m:rPr>
+                      <m:sty m:val="p"/>
+                    </m:rPr>
+                    <m:t>(</m:t>
+                  </m:r>
+                  <m:sSub>
+                    <m:e>
+                      <m:r>
+                        <m:t>r</m:t>
+                      </m:r>
+                    </m:e>
+                    <m:sub>
+                      <m:r>
+                        <m:t>t</m:t>
+                      </m:r>
+                    </m:sub>
+                  </m:sSub>
+                  <m:r>
+                    <m:rPr>
+                      <m:sty m:val="p"/>
+                    </m:rPr>
+                    <m:t>,</m:t>
+                  </m:r>
+                  <m:r>
+                    <m:t> </m:t>
+                  </m:r>
+                  <m:r>
+                    <m:t>1</m:t>
+                  </m:r>
+                  <m:r>
+                    <m:rPr>
+                      <m:sty m:val="p"/>
+                    </m:rPr>
+                    <m:t>−</m:t>
+                  </m:r>
+                  <m:r>
+                    <m:t>ϵ</m:t>
+                  </m:r>
+                  <m:r>
+                    <m:rPr>
+                      <m:sty m:val="p"/>
+                    </m:rPr>
+                    <m:t>,</m:t>
+                  </m:r>
+                  <m:r>
+                    <m:t> </m:t>
+                  </m:r>
+                  <m:r>
+                    <m:t>1</m:t>
+                  </m:r>
+                  <m:r>
+                    <m:rPr>
+                      <m:sty m:val="p"/>
+                    </m:rPr>
+                    <m:t>+</m:t>
+                  </m:r>
+                  <m:r>
+                    <m:t>ϵ</m:t>
+                  </m:r>
+                  <m:r>
+                    <m:rPr>
+                      <m:sty m:val="p"/>
+                    </m:rPr>
+                    <m:t>)</m:t>
+                  </m:r>
+                  <m:r>
+                    <m:t> </m:t>
+                  </m:r>
+                  <m:sSub>
+                    <m:e>
+                      <m:r>
+                        <m:t>A</m:t>
+                      </m:r>
+                    </m:e>
+                    <m:sub>
+                      <m:r>
+                        <m:t>t</m:t>
+                      </m:r>
+                    </m:sub>
+                  </m:sSub>
+                </m:e>
+              </m:d>
+            </m:e>
+          </m:d>
+        </m:oMath>
+      </m:oMathPara>
     </w:p>
     <w:p>
       <w:pPr>
@@ -5409,14 +5947,174 @@
     </w:p>
     <w:p>
       <w:pPr>
-        <w:pStyle w:val="SourceCode"/>
-      </w:pPr>
-      <w:r>
-        <w:rPr>
-          <w:rStyle w:val="VerbatimChar"/>
-        </w:rPr>
-        <w:t xml:space="preserve">δ_t = r_t + γ · V(s_{t+1}) · (1 - done) - V(s_t)</w:t>
-      </w:r>
+        <w:pStyle w:val="BodyText"/>
+      </w:pPr>
+      <m:oMathPara>
+        <m:oMathParaPr>
+          <m:jc m:val="center"/>
+        </m:oMathParaPr>
+        <m:oMath>
+          <m:sSub>
+            <m:e>
+              <m:r>
+                <m:t>δ</m:t>
+              </m:r>
+            </m:e>
+            <m:sub>
+              <m:r>
+                <m:t>t</m:t>
+              </m:r>
+            </m:sub>
+          </m:sSub>
+          <m:r>
+            <m:rPr>
+              <m:sty m:val="p"/>
+            </m:rPr>
+            <m:t>=</m:t>
+          </m:r>
+          <m:sSub>
+            <m:e>
+              <m:r>
+                <m:t>r</m:t>
+              </m:r>
+            </m:e>
+            <m:sub>
+              <m:r>
+                <m:t>t</m:t>
+              </m:r>
+            </m:sub>
+          </m:sSub>
+          <m:r>
+            <m:rPr>
+              <m:sty m:val="p"/>
+            </m:rPr>
+            <m:t>+</m:t>
+          </m:r>
+          <m:r>
+            <m:t>γ</m:t>
+          </m:r>
+          <m:r>
+            <m:t> </m:t>
+          </m:r>
+          <m:r>
+            <m:t>V</m:t>
+          </m:r>
+          <m:r>
+            <m:rPr>
+              <m:sty m:val="p"/>
+            </m:rPr>
+            <m:t>(</m:t>
+          </m:r>
+          <m:sSub>
+            <m:e>
+              <m:r>
+                <m:t>s</m:t>
+              </m:r>
+            </m:e>
+            <m:sub>
+              <m:r>
+                <m:t>t</m:t>
+              </m:r>
+              <m:r>
+                <m:rPr>
+                  <m:sty m:val="p"/>
+                </m:rPr>
+                <m:t>+</m:t>
+              </m:r>
+              <m:r>
+                <m:t>1</m:t>
+              </m:r>
+            </m:sub>
+          </m:sSub>
+          <m:r>
+            <m:rPr>
+              <m:sty m:val="p"/>
+            </m:rPr>
+            <m:t>)</m:t>
+          </m:r>
+          <m:r>
+            <m:t> </m:t>
+          </m:r>
+          <m:r>
+            <m:rPr>
+              <m:sty m:val="p"/>
+            </m:rPr>
+            <m:t>(</m:t>
+          </m:r>
+          <m:r>
+            <m:t>1</m:t>
+          </m:r>
+          <m:r>
+            <m:rPr>
+              <m:sty m:val="p"/>
+            </m:rPr>
+            <m:t>−</m:t>
+          </m:r>
+          <m:r>
+            <m:rPr>
+              <m:sty m:val="p"/>
+            </m:rPr>
+            <m:t>d</m:t>
+          </m:r>
+          <m:r>
+            <m:rPr>
+              <m:sty m:val="p"/>
+            </m:rPr>
+            <m:t>o</m:t>
+          </m:r>
+          <m:r>
+            <m:rPr>
+              <m:sty m:val="p"/>
+            </m:rPr>
+            <m:t>n</m:t>
+          </m:r>
+          <m:r>
+            <m:rPr>
+              <m:sty m:val="p"/>
+            </m:rPr>
+            <m:t>e</m:t>
+          </m:r>
+          <m:r>
+            <m:rPr>
+              <m:sty m:val="p"/>
+            </m:rPr>
+            <m:t>)</m:t>
+          </m:r>
+          <m:r>
+            <m:rPr>
+              <m:sty m:val="p"/>
+            </m:rPr>
+            <m:t>−</m:t>
+          </m:r>
+          <m:r>
+            <m:t>V</m:t>
+          </m:r>
+          <m:r>
+            <m:rPr>
+              <m:sty m:val="p"/>
+            </m:rPr>
+            <m:t>(</m:t>
+          </m:r>
+          <m:sSub>
+            <m:e>
+              <m:r>
+                <m:t>s</m:t>
+              </m:r>
+            </m:e>
+            <m:sub>
+              <m:r>
+                <m:t>t</m:t>
+              </m:r>
+            </m:sub>
+          </m:sSub>
+          <m:r>
+            <m:rPr>
+              <m:sty m:val="p"/>
+            </m:rPr>
+            <m:t>)</m:t>
+          </m:r>
+        </m:oMath>
+      </m:oMathPara>
     </w:p>
     <w:p>
       <w:pPr>
@@ -5428,27 +6126,245 @@
     </w:p>
     <w:p>
       <w:pPr>
-        <w:pStyle w:val="SourceCode"/>
-      </w:pPr>
-      <w:r>
-        <w:rPr>
-          <w:rStyle w:val="VerbatimChar"/>
-        </w:rPr>
-        <w:t xml:space="preserve">A_t = δ_t + (γ·λ) · (1 - done) · A_{t+1}</w:t>
-      </w:r>
-      <w:r>
-        <w:br/>
-      </w:r>
-      <w:r>
-        <w:rPr>
-          <w:rStyle w:val="VerbatimChar"/>
-        </w:rPr>
-        <w:t xml:space="preserve">R_t = A_t + V(s_t)          (가치함수 타깃, 즉 return)</w:t>
-      </w:r>
+        <w:pStyle w:val="BodyText"/>
+      </w:pPr>
+      <m:oMathPara>
+        <m:oMathParaPr>
+          <m:jc m:val="center"/>
+        </m:oMathParaPr>
+        <m:oMath>
+          <m:sSub>
+            <m:e>
+              <m:r>
+                <m:t>A</m:t>
+              </m:r>
+            </m:e>
+            <m:sub>
+              <m:r>
+                <m:t>t</m:t>
+              </m:r>
+            </m:sub>
+          </m:sSub>
+          <m:r>
+            <m:rPr>
+              <m:sty m:val="p"/>
+            </m:rPr>
+            <m:t>=</m:t>
+          </m:r>
+          <m:sSub>
+            <m:e>
+              <m:r>
+                <m:t>δ</m:t>
+              </m:r>
+            </m:e>
+            <m:sub>
+              <m:r>
+                <m:t>t</m:t>
+              </m:r>
+            </m:sub>
+          </m:sSub>
+          <m:r>
+            <m:rPr>
+              <m:sty m:val="p"/>
+            </m:rPr>
+            <m:t>+</m:t>
+          </m:r>
+          <m:r>
+            <m:rPr>
+              <m:sty m:val="p"/>
+            </m:rPr>
+            <m:t>(</m:t>
+          </m:r>
+          <m:r>
+            <m:t>γ</m:t>
+          </m:r>
+          <m:r>
+            <m:t>λ</m:t>
+          </m:r>
+          <m:r>
+            <m:rPr>
+              <m:sty m:val="p"/>
+            </m:rPr>
+            <m:t>)</m:t>
+          </m:r>
+          <m:r>
+            <m:t> </m:t>
+          </m:r>
+          <m:r>
+            <m:rPr>
+              <m:sty m:val="p"/>
+            </m:rPr>
+            <m:t>(</m:t>
+          </m:r>
+          <m:r>
+            <m:t>1</m:t>
+          </m:r>
+          <m:r>
+            <m:rPr>
+              <m:sty m:val="p"/>
+            </m:rPr>
+            <m:t>−</m:t>
+          </m:r>
+          <m:r>
+            <m:rPr>
+              <m:sty m:val="p"/>
+            </m:rPr>
+            <m:t>d</m:t>
+          </m:r>
+          <m:r>
+            <m:rPr>
+              <m:sty m:val="p"/>
+            </m:rPr>
+            <m:t>o</m:t>
+          </m:r>
+          <m:r>
+            <m:rPr>
+              <m:sty m:val="p"/>
+            </m:rPr>
+            <m:t>n</m:t>
+          </m:r>
+          <m:r>
+            <m:rPr>
+              <m:sty m:val="p"/>
+            </m:rPr>
+            <m:t>e</m:t>
+          </m:r>
+          <m:r>
+            <m:rPr>
+              <m:sty m:val="p"/>
+            </m:rPr>
+            <m:t>)</m:t>
+          </m:r>
+          <m:r>
+            <m:t> </m:t>
+          </m:r>
+          <m:sSub>
+            <m:e>
+              <m:r>
+                <m:t>A</m:t>
+              </m:r>
+            </m:e>
+            <m:sub>
+              <m:r>
+                <m:t>t</m:t>
+              </m:r>
+              <m:r>
+                <m:rPr>
+                  <m:sty m:val="p"/>
+                </m:rPr>
+                <m:t>+</m:t>
+              </m:r>
+              <m:r>
+                <m:t>1</m:t>
+              </m:r>
+            </m:sub>
+          </m:sSub>
+          <m:r>
+            <m:rPr>
+              <m:sty m:val="p"/>
+            </m:rPr>
+            <m:t>,</m:t>
+          </m:r>
+          <m:r>
+            <m:t>  </m:t>
+          </m:r>
+          <m:sSub>
+            <m:e>
+              <m:r>
+                <m:t>R</m:t>
+              </m:r>
+            </m:e>
+            <m:sub>
+              <m:r>
+                <m:t>t</m:t>
+              </m:r>
+            </m:sub>
+          </m:sSub>
+          <m:r>
+            <m:rPr>
+              <m:sty m:val="p"/>
+            </m:rPr>
+            <m:t>=</m:t>
+          </m:r>
+          <m:sSub>
+            <m:e>
+              <m:r>
+                <m:t>A</m:t>
+              </m:r>
+            </m:e>
+            <m:sub>
+              <m:r>
+                <m:t>t</m:t>
+              </m:r>
+            </m:sub>
+          </m:sSub>
+          <m:r>
+            <m:rPr>
+              <m:sty m:val="p"/>
+            </m:rPr>
+            <m:t>+</m:t>
+          </m:r>
+          <m:r>
+            <m:t>V</m:t>
+          </m:r>
+          <m:r>
+            <m:rPr>
+              <m:sty m:val="p"/>
+            </m:rPr>
+            <m:t>(</m:t>
+          </m:r>
+          <m:sSub>
+            <m:e>
+              <m:r>
+                <m:t>s</m:t>
+              </m:r>
+            </m:e>
+            <m:sub>
+              <m:r>
+                <m:t>t</m:t>
+              </m:r>
+            </m:sub>
+          </m:sSub>
+          <m:r>
+            <m:rPr>
+              <m:sty m:val="p"/>
+            </m:rPr>
+            <m:t>)</m:t>
+          </m:r>
+        </m:oMath>
+      </m:oMathPara>
     </w:p>
     <w:p>
       <w:pPr>
         <w:pStyle w:val="FirstParagraph"/>
+      </w:pPr>
+      <w:r>
+        <w:t xml:space="preserve">여기서</w:t>
+      </w:r>
+      <w:r>
+        <w:t xml:space="preserve"> </w:t>
+      </w:r>
+      <m:oMath>
+        <m:sSub>
+          <m:e>
+            <m:r>
+              <m:t>R</m:t>
+            </m:r>
+          </m:e>
+          <m:sub>
+            <m:r>
+              <m:t>t</m:t>
+            </m:r>
+          </m:sub>
+        </m:sSub>
+      </m:oMath>
+      <w:r>
+        <w:t xml:space="preserve">는 가치함수 타깃(즉 return)이다.</w:t>
+      </w:r>
+    </w:p>
+    <w:p>
+      <w:pPr>
+        <w:pStyle w:val="BodyText"/>
       </w:pPr>
       <w:r>
         <w:t xml:space="preserve">우리는 γ = 0.99, λ = 0.95 를 사용한다(</w:t>
@@ -5579,13 +6495,278 @@
     </w:p>
     <w:p>
       <w:pPr>
-        <w:pStyle w:val="SourceCode"/>
-      </w:pPr>
-      <w:r>
-        <w:rPr>
-          <w:rStyle w:val="VerbatimChar"/>
-        </w:rPr>
-        <w:t xml:space="preserve">L_total = L_policy + vf_coef · L_value - ent_coef · H[π]</w:t>
+        <w:pStyle w:val="BodyText"/>
+      </w:pPr>
+      <m:oMathPara>
+        <m:oMathParaPr>
+          <m:jc m:val="center"/>
+        </m:oMathParaPr>
+        <m:oMath>
+          <m:sSub>
+            <m:e>
+              <m:r>
+                <m:t>L</m:t>
+              </m:r>
+            </m:e>
+            <m:sub>
+              <m:r>
+                <m:rPr>
+                  <m:sty m:val="p"/>
+                </m:rPr>
+                <m:t>t</m:t>
+              </m:r>
+              <m:r>
+                <m:rPr>
+                  <m:sty m:val="p"/>
+                </m:rPr>
+                <m:t>o</m:t>
+              </m:r>
+              <m:r>
+                <m:rPr>
+                  <m:sty m:val="p"/>
+                </m:rPr>
+                <m:t>t</m:t>
+              </m:r>
+              <m:r>
+                <m:rPr>
+                  <m:sty m:val="p"/>
+                </m:rPr>
+                <m:t>a</m:t>
+              </m:r>
+              <m:r>
+                <m:rPr>
+                  <m:sty m:val="p"/>
+                </m:rPr>
+                <m:t>l</m:t>
+              </m:r>
+            </m:sub>
+          </m:sSub>
+          <m:r>
+            <m:rPr>
+              <m:sty m:val="p"/>
+            </m:rPr>
+            <m:t>=</m:t>
+          </m:r>
+          <m:sSub>
+            <m:e>
+              <m:r>
+                <m:t>L</m:t>
+              </m:r>
+            </m:e>
+            <m:sub>
+              <m:r>
+                <m:rPr>
+                  <m:sty m:val="p"/>
+                </m:rPr>
+                <m:t>p</m:t>
+              </m:r>
+              <m:r>
+                <m:rPr>
+                  <m:sty m:val="p"/>
+                </m:rPr>
+                <m:t>o</m:t>
+              </m:r>
+              <m:r>
+                <m:rPr>
+                  <m:sty m:val="p"/>
+                </m:rPr>
+                <m:t>l</m:t>
+              </m:r>
+              <m:r>
+                <m:rPr>
+                  <m:sty m:val="p"/>
+                </m:rPr>
+                <m:t>i</m:t>
+              </m:r>
+              <m:r>
+                <m:rPr>
+                  <m:sty m:val="p"/>
+                </m:rPr>
+                <m:t>c</m:t>
+              </m:r>
+              <m:r>
+                <m:rPr>
+                  <m:sty m:val="p"/>
+                </m:rPr>
+                <m:t>y</m:t>
+              </m:r>
+            </m:sub>
+          </m:sSub>
+          <m:r>
+            <m:rPr>
+              <m:sty m:val="p"/>
+            </m:rPr>
+            <m:t>+</m:t>
+          </m:r>
+          <m:sSub>
+            <m:e>
+              <m:r>
+                <m:t>c</m:t>
+              </m:r>
+            </m:e>
+            <m:sub>
+              <m:r>
+                <m:t>v</m:t>
+              </m:r>
+            </m:sub>
+          </m:sSub>
+          <m:r>
+            <m:t> </m:t>
+          </m:r>
+          <m:sSub>
+            <m:e>
+              <m:r>
+                <m:t>L</m:t>
+              </m:r>
+            </m:e>
+            <m:sub>
+              <m:r>
+                <m:rPr>
+                  <m:sty m:val="p"/>
+                </m:rPr>
+                <m:t>v</m:t>
+              </m:r>
+              <m:r>
+                <m:rPr>
+                  <m:sty m:val="p"/>
+                </m:rPr>
+                <m:t>a</m:t>
+              </m:r>
+              <m:r>
+                <m:rPr>
+                  <m:sty m:val="p"/>
+                </m:rPr>
+                <m:t>l</m:t>
+              </m:r>
+              <m:r>
+                <m:rPr>
+                  <m:sty m:val="p"/>
+                </m:rPr>
+                <m:t>u</m:t>
+              </m:r>
+              <m:r>
+                <m:rPr>
+                  <m:sty m:val="p"/>
+                </m:rPr>
+                <m:t>e</m:t>
+              </m:r>
+            </m:sub>
+          </m:sSub>
+          <m:r>
+            <m:rPr>
+              <m:sty m:val="p"/>
+            </m:rPr>
+            <m:t>−</m:t>
+          </m:r>
+          <m:sSub>
+            <m:e>
+              <m:r>
+                <m:t>c</m:t>
+              </m:r>
+            </m:e>
+            <m:sub>
+              <m:r>
+                <m:t>e</m:t>
+              </m:r>
+            </m:sub>
+          </m:sSub>
+          <m:r>
+            <m:t> </m:t>
+          </m:r>
+          <m:r>
+            <m:t>H</m:t>
+          </m:r>
+          <m:r>
+            <m:rPr>
+              <m:sty m:val="p"/>
+            </m:rPr>
+            <m:t>[</m:t>
+          </m:r>
+          <m:r>
+            <m:t>π</m:t>
+          </m:r>
+          <m:r>
+            <m:rPr>
+              <m:sty m:val="p"/>
+            </m:rPr>
+            <m:t>]</m:t>
+          </m:r>
+        </m:oMath>
+      </m:oMathPara>
+    </w:p>
+    <w:p>
+      <w:pPr>
+        <w:pStyle w:val="FirstParagraph"/>
+      </w:pPr>
+      <w:r>
+        <w:t xml:space="preserve">(</w:t>
+      </w:r>
+      <m:oMath>
+        <m:sSub>
+          <m:e>
+            <m:r>
+              <m:t>c</m:t>
+            </m:r>
+          </m:e>
+          <m:sub>
+            <m:r>
+              <m:t>v</m:t>
+            </m:r>
+          </m:sub>
+        </m:sSub>
+      </m:oMath>
+      <w:r>
+        <w:t xml:space="preserve"> </w:t>
+      </w:r>
+      <w:r>
+        <w:t xml:space="preserve">=</w:t>
+      </w:r>
+      <w:r>
+        <w:t xml:space="preserve"> </w:t>
+      </w:r>
+      <w:r>
+        <w:rPr>
+          <w:rStyle w:val="VerbatimChar"/>
+        </w:rPr>
+        <w:t xml:space="preserve">vf_coef</w:t>
+      </w:r>
+      <w:r>
+        <w:t xml:space="preserve">,</w:t>
+      </w:r>
+      <w:r>
+        <w:t xml:space="preserve"> </w:t>
+      </w:r>
+      <m:oMath>
+        <m:sSub>
+          <m:e>
+            <m:r>
+              <m:t>c</m:t>
+            </m:r>
+          </m:e>
+          <m:sub>
+            <m:r>
+              <m:t>e</m:t>
+            </m:r>
+          </m:sub>
+        </m:sSub>
+      </m:oMath>
+      <w:r>
+        <w:t xml:space="preserve"> </w:t>
+      </w:r>
+      <w:r>
+        <w:t xml:space="preserve">=</w:t>
+      </w:r>
+      <w:r>
+        <w:t xml:space="preserve"> </w:t>
+      </w:r>
+      <w:r>
+        <w:rPr>
+          <w:rStyle w:val="VerbatimChar"/>
+        </w:rPr>
+        <w:t xml:space="preserve">ent_coef</w:t>
+      </w:r>
+      <w:r>
+        <w:t xml:space="preserve">.)</w:t>
       </w:r>
     </w:p>
     <w:p>

--- a/COMBINED_REPORT.docx
+++ b/COMBINED_REPORT.docx
@@ -16390,13 +16390,13 @@
       </w:r>
     </w:p>
     <w:bookmarkEnd w:id="89"/>
-    <w:bookmarkStart w:id="90" w:name="왜-코드-근거-멀티에이전트-반증-검증-완료"/>
+    <w:bookmarkStart w:id="90" w:name="왜-코드-근거"/>
     <w:p>
       <w:pPr>
         <w:pStyle w:val="Heading3"/>
       </w:pPr>
       <w:r>
-        <w:t xml:space="preserve">6.4 왜 — 코드 근거 (멀티에이전트 반증 검증 완료)</w:t>
+        <w:t xml:space="preserve">6.4 왜 — 코드 근거</w:t>
       </w:r>
     </w:p>
     <w:p>

--- a/COMBINED_REPORT.docx
+++ b/COMBINED_REPORT.docx
@@ -14266,7 +14266,7 @@
         <w:t xml:space="preserve">accel_turn</w:t>
       </w:r>
       <w:r>
-        <w:t xml:space="preserve">)도 시도했으나, off-track·충돌과 무관하게 reward만 깎아(weight 0.5 → clean 365) 0.2로 낮춰 최종 채택(clean 415)했다 — 트랙 이탈의 진짜 레버가 아니었다.</w:t>
+        <w:t xml:space="preserve">)도 시도했으나, off-track·충돌과 무관하게 reward만 깎아(weight 0.5 → clean 365) 0.2로 낮춰 최종 채택(clean 415)했다 — 트랙 이탈을 줄이는 실질적 요인이 아니었다.</w:t>
       </w:r>
     </w:p>
     <w:p>
@@ -15129,7 +15129,7 @@
     </w:p>
     <w:bookmarkEnd w:id="72"/>
     <w:bookmarkEnd w:id="73"/>
-    <w:bookmarkStart w:id="77" w:name="마지막-실험-행동-노이즈-축소ent_coef는-비非레버였다"/>
+    <w:bookmarkStart w:id="77" w:name="마지막-실험-행동-노이즈-축소ent_coef는-성능-개선-요인이-아니었다"/>
     <w:p>
       <w:pPr>
         <w:pStyle w:val="Heading2"/>
@@ -15144,13 +15144,7 @@
         <w:t xml:space="preserve">ent_coef</w:t>
       </w:r>
       <w:r>
-        <w:t xml:space="preserve">)는 </w:t>
-      </w:r>
-      <w:r>
-        <w:rPr>
-          <w:rFonts w:hint="eastAsia"/>
-        </w:rPr>
-        <w:t xml:space="preserve">비(非)레버였다</w:t>
+        <w:t xml:space="preserve">)는 성능 개선 요인이 아니었다</w:t>
       </w:r>
     </w:p>
     <w:p>
@@ -15167,7 +15161,7 @@
         <w:t xml:space="preserve">“학습 부족”</w:t>
       </w:r>
       <w:r>
-        <w:t xml:space="preserve">이 아니라 장애물 충돌이고, 그 충돌의 상당수가 평가 시 샘플링 노이즈로 보였다(결정론에서 충돌이 거의 사라짐). 그렇다면 마지막 레버는 코너 패널티가 아니라 행동 노이즈 축소여야 한다 —</w:t>
+        <w:t xml:space="preserve">이 아니라 장애물 충돌이고, 그 충돌의 상당수가 평가 시 샘플링 노이즈로 보였다(결정론에서 충돌이 거의 사라짐). 그렇다면 마지막으로 시도할 개선 요인은 코너 패널티가 아니라 행동 노이즈 축소여야 한다 —</w:t>
       </w:r>
       <w:r>
         <w:t xml:space="preserve"> </w:t>
@@ -15229,13 +15223,13 @@
         <w:t xml:space="preserve">  --save-dir ./models/obs_p02_lowent --log-dir ./logs/obs_p02_lowent</w:t>
       </w:r>
     </w:p>
-    <w:bookmarkStart w:id="74" w:name="결과-레버는-움직였으나-성능은-안-따라옴"/>
+    <w:bookmarkStart w:id="74" w:name="결과-노이즈entropy는-줄었으나-성능은-안-따라옴"/>
     <w:p>
       <w:pPr>
         <w:pStyle w:val="Heading3"/>
       </w:pPr>
       <w:r>
-        <w:t xml:space="preserve">5.1 결과 — 레버는 움직였으나 성능은 안 따라옴</w:t>
+        <w:t xml:space="preserve">5.1 결과 — 노이즈(entropy)는 줄었으나 성능은 안 따라옴</w:t>
       </w:r>
     </w:p>
     <w:p>
@@ -15258,7 +15252,7 @@
         <w:t xml:space="preserve"> </w:t>
       </w:r>
       <w:r>
-        <w:t xml:space="preserve">1.3 → 0.91로 하락 → 노이즈 축소 레버 자체는 의도대로 작동. 그러나 50ep clean(seed 42, 동일 소형 분포):</w:t>
+        <w:t xml:space="preserve">1.3 → 0.91로 하락 → 노이즈 축소 자체는 의도대로 작동. 그러나 50ep clean(seed 42, 동일 소형 분포):</w:t>
       </w:r>
     </w:p>
     <w:tbl>
@@ -15645,7 +15639,7 @@
         </w:numPr>
       </w:pPr>
       <w:r>
-        <w:t xml:space="preserve">2-action 장애물 task의 clean 천장은 ~415 (Mean)으로 확정. 코너 패널티(3절)·스텝 증가(4.1절)·노이즈 축소(5절) — 시도한 세 레버 모두 이 천장을 넘지 못했다.</w:t>
+        <w:t xml:space="preserve">2-action 장애물 task의 clean 천장은 ~415 (Mean)으로 확정. 코너 패널티(3절)·스텝 증가(4.1절)·노이즈 축소(5절) — 시도한 세 가지 개선 요인 모두 이 천장을 넘지 못했다.</w:t>
       </w:r>
     </w:p>
     <w:p>
@@ -16777,13 +16771,7 @@
         </w:numPr>
       </w:pPr>
       <w:r>
-        <w:t xml:space="preserve">셰이핑을 추가하기 전에 실패 모드를 측정하라. 계측 평가가 진짜 실패 원인이 트랙 이탈이 아니라 장애물 충돌임을 드러냈다 — 인상에 기반한 보상 항(코너 패널티)은 </w:t>
-      </w:r>
-      <w:r>
-        <w:rPr>
-          <w:rFonts w:hint="eastAsia"/>
-        </w:rPr>
-        <w:t xml:space="preserve">비(非)레버였다.</w:t>
+        <w:t xml:space="preserve">셰이핑을 추가하기 전에 실패 모드를 측정하라. 계측 평가가 진짜 실패 원인이 트랙 이탈이 아니라 장애물 충돌임을 드러냈다 — 인상에 기반한 보상 항(코너 패널티)은 실질적 개선 요인이 아니었다.</w:t>
       </w:r>
     </w:p>
     <w:p>
@@ -16834,7 +16822,7 @@
         </w:numPr>
       </w:pPr>
       <w:r>
-        <w:t xml:space="preserve">이 태스크는 전반부에 정점 후 정체 — 코너 패널티·스텝 증가·노이즈 축소 세 레버 모두 clean ~415 천장을 못 넘음. 다음 개선은 하이퍼파라미터가 아니라 표현/아키텍처(명시적 장애물 채널, recurrent, 더 큰 CNN) 쪽이어야 한다.</w:t>
+        <w:t xml:space="preserve">이 태스크는 전반부에 정점 후 정체 — 코너 패널티·스텝 증가·노이즈 축소 세 가지 개선 요인 모두 clean ~415 천장을 못 넘음. 다음 개선은 하이퍼파라미터가 아니라 표현/아키텍처(명시적 장애물 채널, recurrent, 더 큰 CNN) 쪽이어야 한다.</w:t>
       </w:r>
     </w:p>
     <w:p>
@@ -16975,7 +16963,7 @@
         </w:numPr>
       </w:pPr>
       <w:r>
-        <w:t xml:space="preserve">핵심 발견. 장애물 task의 clean 천장(~415)은 코너 패널티·스텝 증가·행동 노이즈 축소 세 레버 모두로 넘지 못했고, 남은 실패는 평가 샘플링 노이즈가 아니라 일부 장애물 배치를 못 푸는 구조적 한계였다. 동일·관대 조건의 3-action은 clean 229(2-action의 ~55%)로, ActionWrapper의 signed-throttle이</w:t>
+        <w:t xml:space="preserve">핵심 발견. 장애물 task의 clean 천장(~415)은 코너 패널티·스텝 증가·행동 노이즈 축소 세 가지 개선 요인 모두로 넘지 못했고, 남은 실패는 평가 샘플링 노이즈가 아니라 일부 장애물 배치를 못 푸는 구조적 한계였다. 동일·관대 조건의 3-action은 clean 229(2-action의 ~55%)로, ActionWrapper의 signed-throttle이</w:t>
       </w:r>
       <w:r>
         <w:t xml:space="preserve"> </w:t>

--- a/COMBINED_REPORT.docx
+++ b/COMBINED_REPORT.docx
@@ -4552,7 +4552,7 @@
         <w:t xml:space="preserve">speed</w:t>
       </w:r>
       <w:r>
-        <w:t xml:space="preserve">를 제공하지 않아(항상 0) 속도 보상이 죽는다. 따라서 차량 물리에서 직접 계산한다 —</w:t>
+        <w:t xml:space="preserve">를 제공하지 않아(항상 0) 속도 보상이 작동하지 않는다. 따라서 차량 물리에서 직접 계산한다 —</w:t>
       </w:r>
       <w:r>
         <w:t xml:space="preserve"> </w:t>
@@ -4655,7 +4655,7 @@
         <w:t xml:space="preserve">accel_turn_weight</w:t>
       </w:r>
       <w:r>
-        <w:t xml:space="preserve">(코너 가속 억제)는 장애물 스크립트에만 구현돼 있고 베이스(train2) RewardShapingWrapper에는 항 자체가 없다(인자만 받고 버림). 장애물 스크립트의 config 기본값은 0.5이며, 실험 결과 최종 0.2를 채택했다(그 진단·기각 논의는 Part II 3절).</w:t>
+        <w:t xml:space="preserve">(코너 가속 억제)는 장애물 스크립트에만 구현돼 있고 베이스(train2) RewardShapingWrapper에는 항 자체가 없다(인자만 받고 사용하지 않는다). 장애물 스크립트의 config 기본값은 0.5이며, 실험 결과 최종 0.2를 채택했다(그 진단·기각 논의는 Part II 3절).</w:t>
       </w:r>
       <w:r>
         <w:t xml:space="preserve"> </w:t>
@@ -13144,7 +13144,7 @@
         <w:t xml:space="preserve">_destroy()</w:t>
       </w:r>
       <w:r>
-        <w:t xml:space="preserve">가 body를 파괴하면 Box2D가 반쯤 파괴된 body에 EndContact 콜백을 재진입시켜 죽었다 → 파괴 전에 contact listener를 detach. (2) loop-spawn — 루프 트랙의 끝 타일이 시작선 바로 뒤라 차 위에 장애물이 스폰됨 → 후보 타일에서 양 끝을 모두 제외(</w:t>
+        <w:t xml:space="preserve">가 body를 파괴하면 Box2D가 반쯤 파괴된 body에 EndContact 콜백을 재진입시켜 비정상 종료(segfault)했다 → 파괴 전에 contact listener를 detach. (2) loop-spawn — 루프 트랙의 끝 타일이 시작선 바로 뒤라 차 위에 장애물이 스폰됨 → 후보 타일에서 양 끝을 모두 제외(</w:t>
       </w:r>
       <w:r>
         <w:rPr>
@@ -14249,7 +14249,7 @@
         </w:numPr>
       </w:pPr>
       <w:r>
-        <w:t xml:space="preserve">결정적: 최악 seed 53을 결정론(mean action)으로 돌리니 -36 → 486, 충돌 0. → 충돌의 상당수는 정책 무능이 아니라 평가 시 가우시안 행동 노이즈가 가끔 장애물로 틀어버린 것이다.</w:t>
+        <w:t xml:space="preserve">결정적: 최악 seed 53을 결정론(mean action)으로 돌리니 -36 → 486, 충돌 0. → 충돌의 상당수는 정책의 한계가 아니라 평가 시 가우시안 행동 노이즈가 간헐적으로 차량을 장애물 쪽으로 향하게 한 것이다.</w:t>
       </w:r>
     </w:p>
     <w:p>
@@ -15925,7 +15925,7 @@
         <w:t xml:space="preserve">policy_loss</w:t>
       </w:r>
       <w:r>
-        <w:t xml:space="preserve">(0.008)를 6배 압도 → 옵티마이저가 보상 대신 std 키우기로 폭주.</w:t>
+        <w:t xml:space="preserve">(0.008)를 6배 압도 → 옵티마이저가 보상 향상 대신 std 증대 방향으로 발산.</w:t>
       </w:r>
       <w:r>
         <w:t xml:space="preserve"> </w:t>
@@ -16771,7 +16771,7 @@
         </w:numPr>
       </w:pPr>
       <w:r>
-        <w:t xml:space="preserve">셰이핑을 추가하기 전에 실패 모드를 측정하라. 계측 평가가 진짜 실패 원인이 트랙 이탈이 아니라 장애물 충돌임을 드러냈다 — 인상에 기반한 보상 항(코너 패널티)은 실질적 개선 요인이 아니었다.</w:t>
+        <w:t xml:space="preserve">셰이핑을 추가하기 전에 실패 모드를 측정하라. 계측 평가가 실제 실패 원인이 트랙 이탈이 아니라 장애물 충돌임을 드러냈다 — 인상에 기반한 보상 항(코너 패널티)은 실질적 개선 요인이 아니었다.</w:t>
       </w:r>
     </w:p>
     <w:p>
@@ -16810,7 +16810,7 @@
         <w:t xml:space="preserve">ent_coef</w:t>
       </w:r>
       <w:r>
-        <w:t xml:space="preserve">로 노이즈를 줄여봤더니(entropy 1.3→0.91) 충돌이 안 줄었다 — 일부는 노이즈로 제거 안 되는 구조적 실패.</w:t>
+        <w:t xml:space="preserve">로 노이즈를 줄여 본 결과(entropy 1.3→0.91) 충돌은 줄지 않았다 — 일부는 노이즈로 제거되지 않는 구조적 실패다.</w:t>
       </w:r>
     </w:p>
     <w:p>
@@ -17224,7 +17224,7 @@
         <w:rPr>
           <w:rStyle w:val="VerbatimChar"/>
         </w:rPr>
-        <w:t xml:space="preserve">  --obstacle-size-min 0.25 --obstacle-size-max 0.6 --episodes 50 --seed 42         # 학습과 동일 크기 분포로!</w:t>
+        <w:t xml:space="preserve">  --obstacle-size-min 0.25 --obstacle-size-max 0.6 --episodes 50 --seed 42         # 학습과 동일 크기 분포로 평가</w:t>
       </w:r>
       <w:r>
         <w:br/>

--- a/COMBINED_REPORT.docx
+++ b/COMBINED_REPORT.docx
@@ -14249,7 +14249,7 @@
         </w:numPr>
       </w:pPr>
       <w:r>
-        <w:t xml:space="preserve">결정적: 최악 seed 53을 결정론(mean action)으로 돌리니 -36 → 486, 충돌 0. → 충돌의 상당수는 정책의 한계가 아니라 평가 시 가우시안 행동 노이즈가 간헐적으로 차량을 장애물 쪽으로 향하게 한 것이다.</w:t>
+        <w:t xml:space="preserve">결정적: 최악 seed 53을 결정론(mean action)으로 실행한 결과 -36 → 486, 충돌 0. → 충돌의 상당수는 정책의 한계가 아니라 평가 시 가우시안 행동 노이즈가 간헐적으로 차량을 장애물 쪽으로 향하게 한 것이다.</w:t>
       </w:r>
     </w:p>
     <w:p>
@@ -15568,7 +15568,7 @@
         <w:t xml:space="preserve">“충돌은 대부분 샘플링 노이즈”</w:t>
       </w:r>
       <w:r>
-        <w:t xml:space="preserve">로 보였으나(seed53 결정론 486 vs 샘플링 -36), 노이즈를 실제로 줄여봤더니(entropy 1.3→0.91) 충돌이 줄지 않았다. Min은 오히려 악화. 즉 샘플링 노이즈는 충돌의</w:t>
+        <w:t xml:space="preserve">로 보였으나(seed53 결정론 486 vs 샘플링 -36), 노이즈를 실제로 줄여 본 결과(entropy 1.3→0.91) 충돌은 줄지 않았다. Min은 오히려 악화되었다. 즉 샘플링 노이즈는 충돌의</w:t>
       </w:r>
       <w:r>
         <w:t xml:space="preserve"> </w:t>
@@ -15584,7 +15584,7 @@
         <w:t xml:space="preserve"> </w:t>
       </w:r>
       <w:r>
-        <w:t xml:space="preserve">중 하나였을 뿐, 제거해도 사라지지 않는 구조적 실패 케이스가 따로 남아 있다 — 정책이 특정 장애물 배치를 아직 못 푸는 것이다. (</w:t>
+        <w:t xml:space="preserve">중 하나였을 뿐, 제거해도 사라지지 않는 구조적 실패 사례가 따로 남아 있다 — 정책이 특정 장애물 배치를 아직 해결하지 못하는 것이다. (</w:t>
       </w:r>
       <w:r>
         <w:rPr>
@@ -15593,7 +15593,7 @@
         <w:t xml:space="preserve">ent_coef</w:t>
       </w:r>
       <w:r>
-        <w:t xml:space="preserve">를 더 낮추면 탐험까지 줄어 학습 자체가 나빠질 수 있어 더 내리는 것은 권장 안 함.)</w:t>
+        <w:t xml:space="preserve">를 더 낮추면 탐색까지 줄어 학습 자체가 나빠질 수 있어 더 내리는 것은 권장하지 않는다.)</w:t>
       </w:r>
     </w:p>
     <w:bookmarkEnd w:id="75"/>

--- a/COMBINED_REPORT.docx
+++ b/COMBINED_REPORT.docx
@@ -14495,7 +14495,7 @@
               <w:pStyle w:val="Compact"/>
             </w:pPr>
             <w:r>
-              <w:t xml:space="preserve">정점 매우 이름</w:t>
+              <w:t xml:space="preserve">정점 시점이 매우 이름</w:t>
             </w:r>
           </w:p>
         </w:tc>
@@ -15223,13 +15223,13 @@
         <w:t xml:space="preserve">  --save-dir ./models/obs_p02_lowent --log-dir ./logs/obs_p02_lowent</w:t>
       </w:r>
     </w:p>
-    <w:bookmarkStart w:id="74" w:name="결과-노이즈entropy는-줄었으나-성능은-안-따라옴"/>
+    <w:bookmarkStart w:id="74" w:name="결과-노이즈entropy는-줄었으나-성능은-개선되지-않음"/>
     <w:p>
       <w:pPr>
         <w:pStyle w:val="Heading3"/>
       </w:pPr>
       <w:r>
-        <w:t xml:space="preserve">5.1 결과 — 노이즈(entropy)는 줄었으나 성능은 안 따라옴</w:t>
+        <w:t xml:space="preserve">5.1 결과 — 노이즈(entropy)는 줄었으나 성능은 개선되지 않음</w:t>
       </w:r>
     </w:p>
     <w:p>
@@ -15249,10 +15249,7 @@
         <w:t xml:space="preserve">losses/entropy</w:t>
       </w:r>
       <w:r>
-        <w:t xml:space="preserve"> </w:t>
-      </w:r>
-      <w:r>
-        <w:t xml:space="preserve">1.3 → 0.91로 하락 → 노이즈 축소 자체는 의도대로 작동. 그러나 50ep clean(seed 42, 동일 소형 분포):</w:t>
+        <w:t xml:space="preserve">는 1.3 → 0.91로 하락하여 노이즈 축소 자체는 의도대로 작동했다. 그러나 50ep clean(seed 42, 동일 소형 분포):</w:t>
       </w:r>
     </w:p>
     <w:tbl>
@@ -15520,7 +15517,7 @@
         </w:numPr>
       </w:pPr>
       <w:r>
-        <w:t xml:space="preserve">Mean 415 → 418: 사실상 무변화(편차 ±231 안). Median 422 → 396으로 오히려 ↓.</w:t>
+        <w:t xml:space="preserve">Mean 415 → 418: 사실상 무변화(편차 ±231 안). Median은 422 → 396으로 오히려 하락했다.</w:t>
       </w:r>
     </w:p>
     <w:p>
@@ -15532,7 +15529,7 @@
         </w:numPr>
       </w:pPr>
       <w:r>
-        <w:t xml:space="preserve">Min(충돌 바닥) -65 → -112로 악화. 최악 판(ep32 -112)은 entropy를 낮췄는데도 살아남음.</w:t>
+        <w:t xml:space="preserve">Min(충돌 바닥)은 -65 → -112로 악화되었다. 최악 사례(ep32 -112)는 entropy를 낮췄음에도 개선되지 않았다.</w:t>
       </w:r>
     </w:p>
     <w:bookmarkEnd w:id="74"/>
@@ -15886,13 +15883,13 @@
         <w:t xml:space="preserve">ent_coef 0.01</w:t>
       </w:r>
       <w:r>
-        <w:t xml:space="preserve">로 학습하자 entropy(=std)가 2.0→5.33으로 폭증, reward가 피크 325(</w:t>
+        <w:t xml:space="preserve">로 학습하자 entropy(=std)가 2.0→5.33으로 폭증했고, reward는 피크 325(</w:t>
       </w:r>
       <w:r>
         <w:t xml:space="preserve">@1.1M</w:t>
       </w:r>
       <w:r>
-        <w:t xml:space="preserve">) 후 156으로 붕괴. TB 곡선 진단(</w:t>
+        <w:t xml:space="preserve">) 이후 156으로 붕괴했다. TB 곡선 진단(</w:t>
       </w:r>
       <w:r>
         <w:rPr>
@@ -16325,7 +16322,7 @@
         <w:pStyle w:val="BodyText"/>
       </w:pPr>
       <w:r>
-        <w:t xml:space="preserve">→ 발산을 고쳐 공정(오히려 3-action에 유리한 ent 튜닝)하게 비교해도 3-action은 2-action의 ~55%. Mean·Median 모두 큰 폭 하회, Min은 오히려 악화(−171, 깊은 충돌 판 다수).</w:t>
+        <w:t xml:space="preserve">→ 발산을 고쳐 공정(오히려 3-action에 유리한 ent 튜닝)하게 비교해도 3-action은 2-action의 ~55%. Mean·Median 모두 큰 폭 하회, Min은 오히려 악화(−171, 깊은 충돌 사례 다수).</w:t>
       </w:r>
     </w:p>
     <w:p>

--- a/COMBINED_REPORT.docx
+++ b/COMBINED_REPORT.docx
@@ -8686,7 +8686,7 @@
         <w:pStyle w:val="BodyText"/>
       </w:pPr>
       <w:r>
-        <w:t xml:space="preserve">→ shaped 보상은 ~9.8M에서 피크 후 20M까지 689로 소폭 퇴보. 교훈: 20M은 과도, ~10–12M이 sweet spot.</w:t>
+        <w:t xml:space="preserve">shaped 보상은 약 9.8M에서 정점에 도달한 뒤 20M까지 689로 소폭 퇴보했다. 즉 20M은 과도한 학습이며, 약 10–12M이 적정 지점(sweet spot)이다.</w:t>
       </w:r>
     </w:p>
     <w:p>
@@ -8959,7 +8959,7 @@
         <w:pStyle w:val="BodyText"/>
       </w:pPr>
       <w:r>
-        <w:t xml:space="preserve">best_model이 모든 지표에서 우세 → 최종 베이스 모델로 채택. clean mean 667 / median 745는 3-action 저장 모델의 임베디드 shaped 값(3.0 출처 참조)과 동급 이상.</w:t>
+        <w:t xml:space="preserve">best_model이 모든 지표에서 우세하여 최종 베이스 모델로 채택했다. clean mean 667 / median 745는 3-action 저장 모델의 임베디드 shaped 값(3.0 출처 참조)과 동급 이상이다.</w:t>
       </w:r>
     </w:p>
     <w:p>
@@ -8967,7 +8967,7 @@
         <w:pStyle w:val="BodyText"/>
       </w:pPr>
       <w:r>
-        <w:t xml:space="preserve">남은 약점: bimodal 분포 (대부분 660–882이나 실패 꼬리 존재, min 152.15). 영상 진단상 실패 모드 = 급커브에서 트랙 이탈 후 잔디에서 회복 실패. (참고:</w:t>
+        <w:t xml:space="preserve">남은 약점은 bimodal 분포다(대부분 660–882이나 실패 꼬리가 존재하며 min은 152.15). 영상 진단 결과 실패 모드는 급커브에서 트랙을 이탈한 뒤 잔디에서 회복하지 못하는 것이었다(참고:</w:t>
       </w:r>
       <w:r>
         <w:t xml:space="preserve"> </w:t>
@@ -8979,7 +8979,7 @@
         <w:t xml:space="preserve">videos_2action_final</w:t>
       </w:r>
       <w:r>
-        <w:t xml:space="preserve">의 5개 에피소드 seed42–46 보상 = 564 / 402 / 250 / 406 / 838.)</w:t>
+        <w:t xml:space="preserve">의 5개 에피소드 seed42–46 보상은 564 / 402 / 250 / 406 / 838).</w:t>
       </w:r>
     </w:p>
     <w:bookmarkStart w:id="43" w:name="b-3-action-비교"/>
@@ -9208,7 +9208,7 @@
         <w:pStyle w:val="BodyText"/>
       </w:pPr>
       <w:r>
-        <w:t xml:space="preserve">→ 2-action 라인이 (조건 차이를 감안하더라도) 3-action 베이스라인을 매칭하거나 능가.</w:t>
+        <w:t xml:space="preserve">2-action 라인은 (조건 차이를 감안하더라도) 3-action 베이스라인을 매칭하거나 능가한다.</w:t>
       </w:r>
     </w:p>
     <w:bookmarkEnd w:id="43"/>
@@ -13383,7 +13383,7 @@
         <w:pStyle w:val="BodyText"/>
       </w:pPr>
       <w:r>
-        <w:t xml:space="preserve">per-minibatch KL early-stop이 epoch 3에서 간헐적으로 발화(설계대로 동작). 에피소드 보상 범위 -114 ~ 1028.</w:t>
+        <w:t xml:space="preserve">per-minibatch KL early-stop은 epoch 3에서 간헐적으로 발화하여 설계대로 동작했다. 에피소드 보상 범위는 -114 ~ 1028이었다.</w:t>
       </w:r>
     </w:p>
     <w:p>
@@ -13391,7 +13391,7 @@
         <w:pStyle w:val="BodyText"/>
       </w:pPr>
       <w:r>
-        <w:t xml:space="preserve">체크포인트 (임베디드 shaped): best</w:t>
+        <w:t xml:space="preserve">체크포인트(임베디드 shaped)는 best</w:t>
       </w:r>
       <w:r>
         <w:t xml:space="preserve"> </w:t>
@@ -13421,7 +13421,7 @@
         <w:t xml:space="preserve"> </w:t>
       </w:r>
       <w:r>
-        <w:t xml:space="preserve">@ 9,830,400(~9.8M). → latest가 자기 best보다 낮음(후반 퇴보).</w:t>
+        <w:t xml:space="preserve">@ 9,830,400(~9.8M)이다. latest가 자기 best보다 낮아 후반에 퇴보했음을 보여준다.</w:t>
       </w:r>
     </w:p>
     <w:p>
@@ -14237,7 +14237,7 @@
         </w:numPr>
       </w:pPr>
       <w:r>
-        <w:t xml:space="preserve">저점 에피소드 = 도로 위에서 정상 주행 중(off 0%)인데 장애물에 다발 충돌. 고득점 에피소드 = 충돌 0이고 off-track은 오히려 높다(회피하느라 가장자리로 weaving) → off-track은 실패가 아니라 회피 성공의 부산물이다.</w:t>
+        <w:t xml:space="preserve">저점 에피소드는 도로 위에서 정상 주행 중(off 0%)임에도 장애물에 여러 번 충돌했고, 고득점 에피소드는 충돌이 0이면서 off-track은 오히려 높았다(회피하느라 가장자리로 weaving). 즉 off-track은 실패가 아니라 회피 성공의 부산물이다.</w:t>
       </w:r>
     </w:p>
     <w:p>
@@ -14249,7 +14249,7 @@
         </w:numPr>
       </w:pPr>
       <w:r>
-        <w:t xml:space="preserve">결정적: 최악 seed 53을 결정론(mean action)으로 실행한 결과 -36 → 486, 충돌 0. → 충돌의 상당수는 정책의 한계가 아니라 평가 시 가우시안 행동 노이즈가 간헐적으로 차량을 장애물 쪽으로 향하게 한 것이다.</w:t>
+        <w:t xml:space="preserve">결정적 근거로, 최악 seed 53을 결정론(mean action)으로 실행하면 보상이 -36에서 486으로 오르고 충돌이 0이 된다. 즉 충돌의 상당수는 정책의 한계가 아니라 평가 시 가우시안 행동 노이즈가 간헐적으로 차량을 장애물 쪽으로 향하게 한 결과다.</w:t>
       </w:r>
     </w:p>
     <w:p>
@@ -14563,7 +14563,7 @@
         <w:pStyle w:val="BodyText"/>
       </w:pPr>
       <w:r>
-        <w:t xml:space="preserve">→ 세 run 모두 전반부(1.6M / 3.3M / 4.9M)에 정점 후 정체/퇴보. (베이스 20M도 9.8M 정점) → 순수 스텝 증가는 ROI가 낮고, 다음 실험은 4~5M이면 충분.</w:t>
+        <w:t xml:space="preserve">세 run 모두 전반부(1.6M / 3.3M / 4.9M)에 정점을 찍은 뒤 정체하거나 퇴보했다(베이스 20M도 9.8M에서 정점). 따라서 순수 스텝 증가는 ROI가 낮으며, 이후 실험은 4~5M이면 충분하다.</w:t>
       </w:r>
     </w:p>
     <w:bookmarkEnd w:id="64"/>
@@ -14881,7 +14881,7 @@
         <w:pStyle w:val="BlockText"/>
       </w:pPr>
       <w:r>
-        <w:t xml:space="preserve">주의: round1은 고정 0.4로 학습/평가, obs_small·p02는 랜덤 0.25–0.6 → 크기 분포가 달라 직접 비교는 obs_small vs p02만 깨끗하다. round1 수치는 분포가 다른 참고값.</w:t>
+        <w:t xml:space="preserve">주의: round1은 고정 0.4로 학습·평가했고 obs_small·p02는 랜덤 0.25–0.6을 사용했다. 크기 분포가 다르므로 직접 비교가 깨끗한 것은 obs_small vs p02뿐이며, round1 수치는 분포가 다른 참고값이다.</w:t>
       </w:r>
     </w:p>
     <w:bookmarkEnd w:id="68"/>
@@ -15017,7 +15017,7 @@
         <w:pStyle w:val="BodyText"/>
       </w:pPr>
       <w:r>
-        <w:t xml:space="preserve">→ 영상:</w:t>
+        <w:t xml:space="preserve">관련 영상은</w:t>
       </w:r>
       <w:r>
         <w:t xml:space="preserve"> </w:t>
@@ -15062,7 +15062,7 @@
         <w:t xml:space="preserve">videos_diag/</w:t>
       </w:r>
       <w:r>
-        <w:t xml:space="preserve">(진단용).</w:t>
+        <w:t xml:space="preserve">(진단용)에 있다.</w:t>
       </w:r>
     </w:p>
     <w:p>
@@ -15636,7 +15636,7 @@
         </w:numPr>
       </w:pPr>
       <w:r>
-        <w:t xml:space="preserve">2-action 장애물 task의 clean 천장은 ~415 (Mean)으로 확정. 코너 패널티(3절)·스텝 증가(4.1절)·노이즈 축소(5절) — 시도한 세 가지 개선 요인 모두 이 천장을 넘지 못했다.</w:t>
+        <w:t xml:space="preserve">2-action 장애물 task의 clean 천장은 약 415(Mean)로 확정된다. 코너 패널티(3절)·스텝 증가(4.1절)·노이즈 축소(5절) 등 시도한 세 가지 개선 요인 모두 이 천장을 넘지 못했다.</w:t>
       </w:r>
     </w:p>
     <w:p>
@@ -15648,7 +15648,7 @@
         </w:numPr>
       </w:pPr>
       <w:r>
-        <w:t xml:space="preserve">최종 채택 모델:</w:t>
+        <w:t xml:space="preserve">최종 채택 모델은</w:t>
       </w:r>
       <w:r>
         <w:t xml:space="preserve"> </w:t>
@@ -15660,7 +15660,7 @@
         <w:t xml:space="preserve">obs_small_p02</w:t>
       </w:r>
       <w:r>
-        <w:t xml:space="preserve">(ent_coef 0.01, clean 415/422). lowent는 동급이나 Median·Min에서 미세 열위라 채택하지 않음.</w:t>
+        <w:t xml:space="preserve">(ent_coef 0.01, clean 415/422)다. lowent는 동급이나 Median·Min에서 미세하게 열위여서 채택하지 않았다.</w:t>
       </w:r>
     </w:p>
     <w:p>
@@ -15710,7 +15710,7 @@
         <w:t xml:space="preserve"> </w:t>
       </w:r>
       <w:r>
-        <w:t xml:space="preserve">정책으로 동일 task를 학습했다. 환경·보상·하이퍼파라미터는 2-action과 설정값이 동일(n_obstacles=10, penalty=15, size 0.25–0.6, LR 1e-4 cosine, target_kl 0.03)하고 유일한 차이는 ActionWrapper 미적용(정책이 3D를 직접 출력). 3-action 베이스</w:t>
+        <w:t xml:space="preserve">정책으로 동일 task를 학습했다. 환경·보상·하이퍼파라미터는 2-action과 설정값이 동일하며(n_obstacles=10, penalty=15, size 0.25–0.6, LR 1e-4 cosine, target_kl 0.03), 유일한 차이는 ActionWrapper를 적용하지 않아 정책이 3D를 직접 출력한다는 점이다. 학습은 3-action 베이스</w:t>
       </w:r>
       <w:r>
         <w:t xml:space="preserve"> </w:t>
@@ -15722,7 +15722,7 @@
         <w:t xml:space="preserve">evaluated641</w:t>
       </w:r>
       <w:r>
-        <w:t xml:space="preserve">(무장애물 base에서 ~675)에서 fine-tune. 전용 스크립트</w:t>
+        <w:t xml:space="preserve">(무장애물 base에서 ~675)에서 fine-tune했으며, 전용 스크립트는</w:t>
       </w:r>
       <w:r>
         <w:t xml:space="preserve"> </w:t>
@@ -15743,7 +15743,7 @@
         <w:t xml:space="preserve">scripts/evaluate_agent_3action_obstacles.py</w:t>
       </w:r>
       <w:r>
-        <w:t xml:space="preserve">.</w:t>
+        <w:t xml:space="preserve">다.</w:t>
       </w:r>
     </w:p>
     <w:bookmarkEnd w:id="78"/>
@@ -15898,7 +15898,7 @@
         <w:t xml:space="preserve">scripts/dump_tb_scalars.py</w:t>
       </w:r>
       <w:r>
-        <w:t xml:space="preserve">):</w:t>
+        <w:t xml:space="preserve">) 결과</w:t>
       </w:r>
       <w:r>
         <w:t xml:space="preserve"> </w:t>
@@ -15922,7 +15922,7 @@
         <w:t xml:space="preserve">policy_loss</w:t>
       </w:r>
       <w:r>
-        <w:t xml:space="preserve">(0.008)를 6배 압도 → 옵티마이저가 보상 향상 대신 std 증대 방향으로 발산.</w:t>
+        <w:t xml:space="preserve">(0.008)를 6배 압도했고, 그 결과 옵티마이저가 보상 향상 대신 std 증대 방향으로 발산했다.</w:t>
       </w:r>
       <w:r>
         <w:t xml:space="preserve"> </w:t>
@@ -15934,7 +15934,7 @@
         <w:t xml:space="preserve">obstacle_hits</w:t>
       </w:r>
       <w:r>
-        <w:t xml:space="preserve">는 4.8→1~2로 줄어(회피는 학습) 실패 원인은 충돌이 아니라 std 발산. → B는 불공정(2D에 맞춘 ent가 3D엔 과대).</w:t>
+        <w:t xml:space="preserve">는 4.8에서 1~2로 줄어 회피 자체는 학습되었으므로, 실패 원인은 충돌이 아니라 std 발산이다. 결국 B는 2D에 맞춘 ent_coef가 3D에는 과대하여 불공정한 비교다.</w:t>
       </w:r>
     </w:p>
     <w:bookmarkEnd w:id="85"/>
@@ -15958,7 +15958,7 @@
         <w:t xml:space="preserve">ent_coef</w:t>
       </w:r>
       <w:r>
-        <w:t xml:space="preserve">를 0.003으로 낮추자(ent항/policy항 ≈ 1:1) entropy가 ~2–3.3에서 안정, 발산 소멸. 피크도 1.1M→3.28M으로 이동(2-action p02와 동일 시점) — 저엔트로피가 조기 발산 대신 후반까지 개선을 허용. clean 50ep(동일 분포·seed 42):</w:t>
+        <w:t xml:space="preserve">를 0.003으로 낮추자(ent항/policy항 ≈ 1:1) entropy가 약 2–3.3에서 안정되어 발산이 사라졌다. 정점 시점도 1.1M에서 3.28M으로 이동했는데(2-action p02와 동일 시점), 이는 낮은 엔트로피가 조기 발산을 막아 후반까지 개선을 허용했기 때문이다. clean 50ep(동일 분포·seed 42) 결과는 다음과 같다:</w:t>
       </w:r>
     </w:p>
     <w:tbl>
@@ -16322,7 +16322,7 @@
         <w:pStyle w:val="BodyText"/>
       </w:pPr>
       <w:r>
-        <w:t xml:space="preserve">→ 발산을 고쳐 공정(오히려 3-action에 유리한 ent 튜닝)하게 비교해도 3-action은 2-action의 ~55%. Mean·Median 모두 큰 폭 하회, Min은 오히려 악화(−171, 깊은 충돌 사례 다수).</w:t>
+        <w:t xml:space="preserve">발산을 고쳐 공정하게(오히려 3-action에 유리한 ent 튜닝으로) 비교해도 3-action은 2-action의 약 55% 수준에 그친다. Mean과 Median 모두 큰 폭으로 하회하며, Min은 오히려 악화되었다(−171, 깊은 충돌 사례 다수).</w:t>
       </w:r>
     </w:p>
     <w:p>
@@ -16395,7 +16395,7 @@
         <w:pStyle w:val="FirstParagraph"/>
       </w:pPr>
       <w:r>
-        <w:t xml:space="preserve">동일 task·하이퍼파라미터에서 3-action만 낮은 건 독립 gas/brake action space 때문이며, 코드에 대조·반증했다:</w:t>
+        <w:t xml:space="preserve">동일 task·하이퍼파라미터에서 3-action만 성능이 낮은 것은 독립 gas/brake action space 때문이며, 이를 코드에서 대조·검증했다.</w:t>
       </w:r>
     </w:p>
     <w:p>
@@ -16407,7 +16407,7 @@
         </w:numPr>
       </w:pPr>
       <w:r>
-        <w:t xml:space="preserve">gas+brake 동시 입력이 실재하는 퇴화영역 (검증 holds=true). 3-action에서는 env의 step이</w:t>
+        <w:t xml:space="preserve">gas+brake 동시 입력이 만드는 퇴화영역이 실재한다(코드 검증 결과 성립). 3-action에서는 env의 step이</w:t>
       </w:r>
       <w:r>
         <w:t xml:space="preserve"> </w:t>
@@ -16428,7 +16428,7 @@
         <w:t xml:space="preserve">car.brake(action[2])</w:t>
       </w:r>
       <w:r>
-        <w:t xml:space="preserve">를 독립 적용(</w:t>
+        <w:t xml:space="preserve">를 독립 적용하는데(</w:t>
       </w:r>
       <w:r>
         <w:rPr>
@@ -16449,7 +16449,7 @@
         <w:t xml:space="preserve">w.omega</w:t>
       </w:r>
       <w:r>
-        <w:t xml:space="preserve">를 한 틱에 gas가 올리고 brake가 깎는 상쇄 낭비 구간(</w:t>
+        <w:t xml:space="preserve">를 한 틱에 gas가 올리고 brake가 깎는 상쇄 낭비 구간이 생긴다(</w:t>
       </w:r>
       <w:r>
         <w:rPr>
@@ -16458,7 +16458,7 @@
         <w:t xml:space="preserve">car_dynamics.py:199-216</w:t>
       </w:r>
       <w:r>
-        <w:t xml:space="preserve">). 2-action ActionWrapper는 단일 throttle을</w:t>
+        <w:t xml:space="preserve">). 반면 2-action ActionWrapper는 단일 throttle을</w:t>
       </w:r>
       <w:r>
         <w:t xml:space="preserve"> </w:t>
@@ -16470,7 +16470,7 @@
         <w:t xml:space="preserve">gas=max(0,t)/brake=max(0,−t)</w:t>
       </w:r>
       <w:r>
-        <w:t xml:space="preserve">로 분해해 이 구간을 구조적으로 제거(</w:t>
+        <w:t xml:space="preserve">로 분해하여 이 구간을 구조적으로 제거한다(</w:t>
       </w:r>
       <w:r>
         <w:rPr>
@@ -16491,7 +16491,7 @@
         </w:numPr>
       </w:pPr>
       <w:r>
-        <w:t xml:space="preserve">무방비 brake 채널.</w:t>
+        <w:t xml:space="preserve">brake 채널이 무방비 상태다.</w:t>
       </w:r>
       <w:r>
         <w:t xml:space="preserve"> </w:t>
@@ -16503,7 +16503,7 @@
         <w:t xml:space="preserve">gas()</w:t>
       </w:r>
       <w:r>
-        <w:t xml:space="preserve">는 [0,1] 클립 + 스텝당 +0.1 램프로 보호되나</w:t>
+        <w:t xml:space="preserve">는 [0,1] 클립과 스텝당 +0.1 램프로 보호되지만</w:t>
       </w:r>
       <w:r>
         <w:t xml:space="preserve"> </w:t>
@@ -16515,7 +16515,7 @@
         <w:t xml:space="preserve">brake()</w:t>
       </w:r>
       <w:r>
-        <w:t xml:space="preserve">는 클립·램프 없이 즉발(</w:t>
+        <w:t xml:space="preserve">는 클립·램프 없이 즉시 적용된다(</w:t>
       </w:r>
       <w:r>
         <w:rPr>
@@ -16524,7 +16524,7 @@
         <w:t xml:space="preserve">car_dynamics.py:146-160</w:t>
       </w:r>
       <w:r>
-        <w:t xml:space="preserve">). 노이즈 큰 brake가 즉시 속도를 깎아, 유일한 양의 셰이핑인</w:t>
+        <w:t xml:space="preserve">). 노이즈가 큰 brake는 속도를 즉시 깎아, 유일한 양의 셰이핑인</w:t>
       </w:r>
       <w:r>
         <w:t xml:space="preserve"> </w:t>
@@ -16536,7 +16536,7 @@
         <w:t xml:space="preserve">velocity=speed*0.003</w:t>
       </w:r>
       <w:r>
-        <w:t xml:space="preserve">(survival=0)을 직접 잠식.</w:t>
+        <w:t xml:space="preserve">(survival=0)을 직접 잠식한다.</w:t>
       </w:r>
     </w:p>
     <w:p>
@@ -16548,7 +16548,7 @@
         </w:numPr>
       </w:pPr>
       <w:r>
-        <w:t xml:space="preserve">탐색 부피 ~2.9배 + 합산 엔트로피. 차원이 하나 더라 entropy/log_prob이 brake축까지 합산(</w:t>
+        <w:t xml:space="preserve">탐색 부피가 약 2.9배로 커지고 엔트로피가 합산된다. 차원이 하나 더 많아 entropy/log_prob이 brake축까지 합산되며(</w:t>
       </w:r>
       <w:r>
         <w:rPr>
@@ -16557,7 +16557,7 @@
         <w:t xml:space="preserve">ppo_agent_2.py:126-127</w:t>
       </w:r>
       <w:r>
-        <w:t xml:space="preserve">) → 같은 ent_coef에서 std가 발산하기 쉬움(B에서 실증).</w:t>
+        <w:t xml:space="preserve">), 그 결과 같은 ent_coef에서도 std가 발산하기 쉽다(B에서 실증됨).</w:t>
       </w:r>
     </w:p>
     <w:bookmarkEnd w:id="90"/>
@@ -16604,7 +16604,7 @@
         </w:numPr>
       </w:pPr>
       <w:r>
-        <w:t xml:space="preserve">한계(정직하게): 3-action의 clean 천장을 2-action처럼 여러 lever로 확정한 것은 아니다(B2 단일 공정 run). 정확한 진술은</w:t>
+        <w:t xml:space="preserve">한계(정직하게): 3-action의 clean 천장을 2-action처럼 여러 개선 요인으로 확정한 것은 아니다(B2 단일 공정 run). 정확한 진술은</w:t>
       </w:r>
       <w:r>
         <w:t xml:space="preserve"> </w:t>
